--- a/Daily Reports/30_09_2026-CBOT Reports.docx
+++ b/Daily Reports/30_09_2026-CBOT Reports.docx
@@ -104,7 +104,7 @@
           <w:color w:val="5C768D"/>
           <w:sz w:val="19"/>
         </w:rPr>
-        <w:t>Cập nhật tự động qua `macro_tracker.py` vào lúc 10:01 ICT ngày 30/09/2026</w:t>
+        <w:t>Cập nhật tự động qua `macro_tracker.py` vào lúc 12:46 ICT ngày 30/09/2026</w:t>
       </w:r>
     </w:p>
     <w:tbl>
@@ -313,7 +313,7 @@
               <w:rPr>
                 <w:b/>
               </w:rPr>
-              <w:t>96.32 / thùng</w:t>
+              <w:t>96.17 / thùng</w:t>
             </w:r>
           </w:p>
         </w:tc>
@@ -344,7 +344,7 @@
               <w:rPr>
                 <w:b/>
               </w:rPr>
-              <w:t>-8.51%</w:t>
+              <w:t>-6.26%</w:t>
             </w:r>
           </w:p>
         </w:tc>
@@ -442,7 +442,7 @@
               <w:rPr>
                 <w:b/>
               </w:rPr>
-              <w:t>101.32</w:t>
+              <w:t>101.37</w:t>
             </w:r>
           </w:p>
         </w:tc>
@@ -473,7 +473,7 @@
               <w:rPr>
                 <w:b/>
               </w:rPr>
-              <w:t>+0.12%</w:t>
+              <w:t>+0.00%</w:t>
             </w:r>
           </w:p>
         </w:tc>
@@ -1218,7 +1218,7 @@
         <w:rPr>
           <w:b/>
         </w:rPr>
-        <w:t>`96.32` (-8.51%)</w:t>
+        <w:t>`96.17` (-6.26%)</w:t>
       </w:r>
       <w:r>
         <w:t xml:space="preserve"> | DXY: </w:t>
@@ -1227,7 +1227,7 @@
         <w:rPr>
           <w:b/>
         </w:rPr>
-        <w:t>`101.32` (+0.12%)</w:t>
+        <w:t>`101.37` (+0.00%)</w:t>
       </w:r>
       <w:r>
         <w:t xml:space="preserve"> | Lúa mì CBOT: </w:t>
@@ -1236,7 +1236,7 @@
         <w:rPr>
           <w:b/>
         </w:rPr>
-        <w:t>`694.00` (+0.76%)</w:t>
+        <w:t>`696.75` (+0.58%)</w:t>
       </w:r>
       <w:r>
         <w:t>.</w:t>
@@ -1306,7 +1306,7 @@
           <w:color w:val="5C768D"/>
           <w:sz w:val="19"/>
         </w:rPr>
-        <w:t>Cập nhật tự động lúc 10:01 ICT ngày 30/09/2026 — Nguồn: NOAA, USDA, BOM Australia</w:t>
+        <w:t>Cập nhật tự động lúc 12:46 ICT ngày 30/09/2026 — Nguồn: NOAA, USDA, BOM Australia</w:t>
       </w:r>
     </w:p>
     <w:p>
@@ -3574,7 +3574,7 @@
               <w:rPr>
                 <w:b/>
               </w:rPr>
-              <w:t>521.75</w:t>
+              <w:t>522.50</w:t>
             </w:r>
           </w:p>
         </w:tc>
@@ -3605,7 +3605,7 @@
               <w:rPr>
                 <w:b/>
               </w:rPr>
-              <w:t>521.37 (-0.38)</w:t>
+              <w:t>522.38 (-0.12)</w:t>
             </w:r>
           </w:p>
         </w:tc>
@@ -3633,7 +3633,7 @@
             </w:pPr>
             <w:r/>
             <w:r>
-              <w:t>Bearish (522.63 &lt; 523.36)</w:t>
+              <w:t>Bearish (522.58 &lt; 523.25)</w:t>
             </w:r>
           </w:p>
         </w:tc>
@@ -3822,7 +3822,7 @@
               <w:rPr>
                 <w:b/>
               </w:rPr>
-              <w:t>694.00</w:t>
+              <w:t>696.75</w:t>
             </w:r>
           </w:p>
         </w:tc>
@@ -3853,7 +3853,7 @@
               <w:rPr>
                 <w:b/>
               </w:rPr>
-              <w:t>694.82 (+0.82)</w:t>
+              <w:t>697.66 (+0.91)</w:t>
             </w:r>
           </w:p>
         </w:tc>
@@ -3881,7 +3881,7 @@
             </w:pPr>
             <w:r/>
             <w:r>
-              <w:t>Bearish (690.38 &lt; 692.57)</w:t>
+              <w:t>Bearish (691.81 &lt; 692.97)</w:t>
             </w:r>
           </w:p>
         </w:tc>
@@ -3909,7 +3909,7 @@
             </w:pPr>
             <w:r/>
             <w:r>
-              <w:t>1.75 cents</w:t>
+              <w:t>2.00 cents</w:t>
             </w:r>
           </w:p>
         </w:tc>
@@ -4347,7 +4347,7 @@
                 <w:b/>
                 <w:color w:val="15803D"/>
               </w:rPr>
-              <w:t>520.50 - 522.63 cents (Canh mua vùng hỗ trợ)</w:t>
+              <w:t>521.00 - 522.58 cents (Canh mua vùng hỗ trợ)</w:t>
             </w:r>
           </w:p>
         </w:tc>
@@ -4378,7 +4378,7 @@
               <w:rPr>
                 <w:b/>
               </w:rPr>
-              <w:t>509.62 cents (Dưới cản S2 + 1.5x ATR)</w:t>
+              <w:t>512.34 cents (Dưới cản S2 + 1.5x ATR)</w:t>
             </w:r>
           </w:p>
         </w:tc>
@@ -4528,7 +4528,7 @@
                 <w:b/>
                 <w:color w:val="15803D"/>
               </w:rPr>
-              <w:t>Long trung hạn (Swing) (ZCH27)</w:t>
+              <w:t>Long trung hạn (Swing) (ZCZ26)</w:t>
             </w:r>
           </w:p>
         </w:tc>
@@ -4559,7 +4559,7 @@
               <w:rPr>
                 <w:b/>
               </w:rPr>
-              <w:t>532.75 - 534.25 cents</w:t>
+              <w:t>519.50 - 521.00 cents</w:t>
             </w:r>
           </w:p>
         </w:tc>
@@ -4590,7 +4590,7 @@
               <w:rPr>
                 <w:b/>
               </w:rPr>
-              <w:t>525.53 cents (Chống quét SL tuyệt đối)</w:t>
+              <w:t>513.14 cents (Chống quét SL tuyệt đối)</w:t>
             </w:r>
           </w:p>
         </w:tc>
@@ -4621,7 +4621,7 @@
               <w:rPr>
                 <w:b/>
               </w:rPr>
-              <w:t>563.00 cents (Ăn trọn biên độ ngô ~10.5 giá)</w:t>
+              <w:t>548.75 cents (Ăn trọn biên độ ngô ~10.5 giá)</w:t>
             </w:r>
           </w:p>
         </w:tc>
@@ -4721,7 +4721,7 @@
                 <w:b/>
                 <w:color w:val="B91C1C"/>
               </w:rPr>
-              <w:t>Short trung hạn (Swing) (ZCH27)</w:t>
+              <w:t>Short trung hạn (Swing) (ZCZ26)</w:t>
             </w:r>
           </w:p>
         </w:tc>
@@ -4752,7 +4752,7 @@
               <w:rPr>
                 <w:b/>
               </w:rPr>
-              <w:t>538.00 - 539.50 cents</w:t>
+              <w:t>524.75 - 526.25 cents</w:t>
             </w:r>
           </w:p>
         </w:tc>
@@ -4783,7 +4783,7 @@
               <w:rPr>
                 <w:b/>
               </w:rPr>
-              <w:t>539.72 cents</w:t>
+              <w:t>526.36 cents</w:t>
             </w:r>
           </w:p>
         </w:tc>
@@ -4814,7 +4814,7 @@
               <w:rPr>
                 <w:b/>
               </w:rPr>
-              <w:t>528.25 cents</w:t>
+              <w:t>515.75 cents</w:t>
             </w:r>
           </w:p>
         </w:tc>
@@ -4945,7 +4945,7 @@
               <w:rPr>
                 <w:b/>
               </w:rPr>
-              <w:t>504.83 - 512.50 cents</w:t>
+              <w:t>508.32 - 514.75 cents</w:t>
             </w:r>
           </w:p>
         </w:tc>
@@ -5126,7 +5126,7 @@
                 <w:b/>
                 <w:color w:val="B91C1C"/>
               </w:rPr>
-              <w:t>690.38 - 692.57 cents (Canh bán hồi kỹ thuật H1)</w:t>
+              <w:t>691.81 - 692.97 cents (Canh bán hồi kỹ thuật H1)</w:t>
             </w:r>
           </w:p>
         </w:tc>
@@ -5157,7 +5157,7 @@
               <w:rPr>
                 <w:b/>
               </w:rPr>
-              <w:t>799.92 cents (Trên kháng cự R2 + 1.5x ATR)</w:t>
+              <w:t>799.27 cents (Trên kháng cự R2 + 1.5x ATR)</w:t>
             </w:r>
           </w:p>
         </w:tc>
@@ -5366,7 +5366,7 @@
               <w:rPr>
                 <w:b/>
               </w:rPr>
-              <w:t>693.25 cents</w:t>
+              <w:t>693.65 cents</w:t>
             </w:r>
           </w:p>
         </w:tc>
@@ -5559,7 +5559,7 @@
               <w:rPr>
                 <w:b/>
               </w:rPr>
-              <w:t>720.25 cents</w:t>
+              <w:t>719.85 cents</w:t>
             </w:r>
           </w:p>
         </w:tc>
@@ -5721,7 +5721,7 @@
               <w:rPr>
                 <w:b/>
               </w:rPr>
-              <w:t>668.37 - 681.50 cents</w:t>
+              <w:t>670.11 - 681.50 cents</w:t>
             </w:r>
           </w:p>
         </w:tc>
@@ -11609,7 +11609,7 @@
         <w:t>Giá Chốt Phiên (Close):</w:t>
       </w:r>
       <w:r>
-        <w:t xml:space="preserve"> 521.75 cents | </w:t>
+        <w:t xml:space="preserve"> 522.50 cents | </w:t>
       </w:r>
       <w:r>
         <w:rPr>
@@ -11624,10 +11624,10 @@
         <w:rPr>
           <w:b/>
         </w:rPr>
-        <w:t>`521.37 cents`</w:t>
+        <w:t>`522.38 cents`</w:t>
       </w:r>
       <w:r>
-        <w:t xml:space="preserve"> (-0.38).</w:t>
+        <w:t xml:space="preserve"> (-0.12).</w:t>
       </w:r>
     </w:p>
     <w:p>
@@ -11648,7 +11648,7 @@
         <w:rPr>
           <w:b/>
         </w:rPr>
-        <w:t>`4,469`</w:t>
+        <w:t>`5,743`</w:t>
       </w:r>
       <w:r>
         <w:t xml:space="preserve"> (Chênh lệch: </w:t>
@@ -11657,7 +11657,7 @@
         <w:rPr>
           <w:b/>
         </w:rPr>
-        <w:t>`-241,306`</w:t>
+        <w:t>`-240,032`</w:t>
       </w:r>
       <w:r>
         <w:t xml:space="preserve">) | OI: </w:t>
@@ -11675,7 +11675,7 @@
         <w:rPr>
           <w:b/>
         </w:rPr>
-        <w:t>`-12,990`</w:t>
+        <w:t>`+0`</w:t>
       </w:r>
       <w:r>
         <w:t>)</w:t>
@@ -11699,7 +11699,7 @@
         <w:rPr>
           <w:b/>
         </w:rPr>
-        <w:t>`Không phát hiện mô hình nến đặc biệt`</w:t>
+        <w:t>`Doji (Nến lưỡng lự thế trận)`</w:t>
       </w:r>
     </w:p>
     <w:p>
@@ -11719,9 +11719,9 @@
       <w:r>
         <w:rPr>
           <w:b/>
-          <w:color w:val="15803D"/>
+          <w:color w:val="B91C1C"/>
         </w:rPr>
-        <w:t>`Giảm suy yếu / Đáy ngắn hạn (Long Liquidation Decline)`</w:t>
+        <w:t>`Tăng yếu / Rủi ro đảo chiều (Short Covering Rally)`</w:t>
       </w:r>
     </w:p>
     <w:p>
@@ -11742,10 +11742,10 @@
         <w:rPr>
           <w:b/>
         </w:rPr>
-        <w:t>TÍCH LŨY TIÊU CỰC (Distribution):</w:t>
+        <w:t>TÍCH LŨY TÍCH CỰC (Accumulation):</w:t>
       </w:r>
       <w:r>
-        <w:t xml:space="preserve"> Nến đi ngang nhưng dòng tiền rút dần (OI giảm), cảnh báo rủi ro suy sụt sắp tới.</w:t>
+        <w:t xml:space="preserve"> Nến đi ngang nhưng dòng tiền âm thầm gia tăng (OI tăng), báo hiệu chuẩn bị có nhịp bứt phá tăng.</w:t>
       </w:r>
     </w:p>
     <w:p>
@@ -11991,7 +11991,7 @@
               <w:rPr>
                 <w:b/>
               </w:rPr>
-              <w:t>96.32</w:t>
+              <w:t>96.17</w:t>
             </w:r>
           </w:p>
         </w:tc>
@@ -12022,7 +12022,7 @@
               <w:rPr>
                 <w:b/>
               </w:rPr>
-              <w:t>-8.51%</w:t>
+              <w:t>-6.26%</w:t>
             </w:r>
           </w:p>
         </w:tc>
@@ -12114,7 +12114,7 @@
               <w:rPr>
                 <w:b/>
               </w:rPr>
-              <w:t>101.32</w:t>
+              <w:t>101.37</w:t>
             </w:r>
           </w:p>
         </w:tc>
@@ -12145,7 +12145,7 @@
               <w:rPr>
                 <w:b/>
               </w:rPr>
-              <w:t>+0.12%</w:t>
+              <w:t>+0.00%</w:t>
             </w:r>
           </w:p>
         </w:tc>
@@ -12749,7 +12749,7 @@
         <w:t xml:space="preserve"> EMA_21 </w:t>
       </w:r>
       <w:r>
-        <w:t xml:space="preserve"> (522.63) &lt; </w:t>
+        <w:t xml:space="preserve"> (522.58) &lt; </w:t>
       </w:r>
       <w:r>
         <w:rPr>
@@ -12760,7 +12760,7 @@
         <w:t xml:space="preserve"> EMA_50 </w:t>
       </w:r>
       <w:r>
-        <w:t xml:space="preserve"> (523.36).</w:t>
+        <w:t xml:space="preserve"> (523.25).</w:t>
       </w:r>
     </w:p>
     <w:p>
@@ -12781,7 +12781,7 @@
         <w:rPr>
           <w:b/>
         </w:rPr>
-        <w:t>`45.91`</w:t>
+        <w:t>`49.18`</w:t>
       </w:r>
       <w:r>
         <w:t xml:space="preserve"> | ATR (14) = </w:t>
@@ -12790,7 +12790,7 @@
         <w:rPr>
           <w:b/>
         </w:rPr>
-        <w:t>`1.92`</w:t>
+        <w:t>`1.61`</w:t>
       </w:r>
       <w:r>
         <w:t xml:space="preserve"> cents | Volatility = </w:t>
@@ -12823,7 +12823,7 @@
         <w:rPr>
           <w:b/>
         </w:rPr>
-        <w:t>`520.50`</w:t>
+        <w:t>`521.00`</w:t>
       </w:r>
       <w:r>
         <w:t xml:space="preserve"> | S2: </w:t>
@@ -12832,7 +12832,7 @@
         <w:rPr>
           <w:b/>
         </w:rPr>
-        <w:t>`512.50`</w:t>
+        <w:t>`514.75`</w:t>
       </w:r>
       <w:r>
         <w:t xml:space="preserve"> || Kháng cự R1: </w:t>
@@ -13584,7 +13584,7 @@
           <w:b/>
           <w:color w:val="15803D"/>
         </w:rPr>
-        <w:t>`520.50 - 522.63 cents (Canh mua vùng hỗ trợ)`</w:t>
+        <w:t>`521.00 - 522.58 cents (Canh mua vùng hỗ trợ)`</w:t>
       </w:r>
       <w:r>
         <w:t xml:space="preserve"> | SL: </w:t>
@@ -13593,7 +13593,7 @@
         <w:rPr>
           <w:b/>
         </w:rPr>
-        <w:t>`509.62 cents (Dưới cản S2 + 1.5x ATR)`</w:t>
+        <w:t>`512.34 cents (Dưới cản S2 + 1.5x ATR)`</w:t>
       </w:r>
       <w:r>
         <w:t xml:space="preserve"> | TP: </w:t>
@@ -13630,7 +13630,7 @@
         <w:rPr>
           <w:b/>
         </w:rPr>
-        <w:t>Trung hạn (Swing Trades - HĐ ZCH27):</w:t>
+        <w:t>Trung hạn (Swing Trades - HĐ ZCZ26):</w:t>
       </w:r>
     </w:p>
     <w:p>
@@ -13655,7 +13655,7 @@
         <w:rPr>
           <w:b/>
         </w:rPr>
-        <w:t>`532.75 - 534.25 cents`</w:t>
+        <w:t>`519.50 - 521.00 cents`</w:t>
       </w:r>
       <w:r>
         <w:t xml:space="preserve"> | SL: </w:t>
@@ -13664,7 +13664,7 @@
         <w:rPr>
           <w:b/>
         </w:rPr>
-        <w:t>`525.53 cents (Chống quét SL tuyệt đối)`</w:t>
+        <w:t>`513.14 cents (Chống quét SL tuyệt đối)`</w:t>
       </w:r>
       <w:r>
         <w:t xml:space="preserve"> | TP: </w:t>
@@ -13673,7 +13673,7 @@
         <w:rPr>
           <w:b/>
         </w:rPr>
-        <w:t>`563.00 cents (Ăn trọn biên độ ngô ~10.5 giá)`</w:t>
+        <w:t>`548.75 cents (Ăn trọn biên độ ngô ~10.5 giá)`</w:t>
       </w:r>
       <w:r>
         <w:t>.</w:t>
@@ -13701,7 +13701,7 @@
         <w:rPr>
           <w:b/>
         </w:rPr>
-        <w:t>`538.00 - 539.50 cents`</w:t>
+        <w:t>`524.75 - 526.25 cents`</w:t>
       </w:r>
       <w:r>
         <w:t xml:space="preserve"> | SL: </w:t>
@@ -13710,7 +13710,7 @@
         <w:rPr>
           <w:b/>
         </w:rPr>
-        <w:t>`539.72 cents`</w:t>
+        <w:t>`526.36 cents`</w:t>
       </w:r>
       <w:r>
         <w:t xml:space="preserve"> | TP: </w:t>
@@ -13719,7 +13719,7 @@
         <w:rPr>
           <w:b/>
         </w:rPr>
-        <w:t>`528.25 cents`</w:t>
+        <w:t>`515.75 cents`</w:t>
       </w:r>
       <w:r>
         <w:t>.</w:t>
@@ -13759,7 +13759,7 @@
         <w:rPr>
           <w:b/>
         </w:rPr>
-        <w:t>`504.83 - 512.50 cents`</w:t>
+        <w:t>`508.32 - 514.75 cents`</w:t>
       </w:r>
     </w:p>
     <w:p>
@@ -14166,7 +14166,7 @@
             </w:pPr>
             <w:r/>
             <w:r>
-              <w:t>521.75</w:t>
+              <w:t>522.50</w:t>
             </w:r>
           </w:p>
         </w:tc>
@@ -14194,7 +14194,7 @@
             </w:pPr>
             <w:r/>
             <w:r>
-              <w:t>525.50</w:t>
+              <w:t>526.25</w:t>
             </w:r>
           </w:p>
         </w:tc>
@@ -14222,7 +14222,7 @@
             </w:pPr>
             <w:r/>
             <w:r>
-              <w:t>518.50</w:t>
+              <w:t>519.25</w:t>
             </w:r>
           </w:p>
         </w:tc>
@@ -14253,7 +14253,7 @@
               <w:rPr>
                 <w:b/>
               </w:rPr>
-              <w:t>522.00</w:t>
+              <w:t>522.75</w:t>
             </w:r>
           </w:p>
         </w:tc>
@@ -14401,7 +14401,7 @@
             </w:pPr>
             <w:r/>
             <w:r>
-              <w:t>522.00</w:t>
+              <w:t>522.75</w:t>
             </w:r>
           </w:p>
         </w:tc>
@@ -14429,7 +14429,7 @@
             </w:pPr>
             <w:r/>
             <w:r>
-              <w:t>524.75</w:t>
+              <w:t>525.50</w:t>
             </w:r>
           </w:p>
         </w:tc>
@@ -14457,7 +14457,7 @@
             </w:pPr>
             <w:r/>
             <w:r>
-              <w:t>518.25</w:t>
+              <w:t>519.00</w:t>
             </w:r>
           </w:p>
         </w:tc>
@@ -14488,7 +14488,7 @@
               <w:rPr>
                 <w:b/>
               </w:rPr>
-              <w:t>521.50</w:t>
+              <w:t>522.25</w:t>
             </w:r>
           </w:p>
         </w:tc>
@@ -14636,7 +14636,7 @@
             </w:pPr>
             <w:r/>
             <w:r>
-              <w:t>521.50</w:t>
+              <w:t>522.25</w:t>
             </w:r>
           </w:p>
         </w:tc>
@@ -14664,7 +14664,7 @@
             </w:pPr>
             <w:r/>
             <w:r>
-              <w:t>524.50</w:t>
+              <w:t>525.25</w:t>
             </w:r>
           </w:p>
         </w:tc>
@@ -14692,7 +14692,7 @@
             </w:pPr>
             <w:r/>
             <w:r>
-              <w:t>517.50</w:t>
+              <w:t>518.25</w:t>
             </w:r>
           </w:p>
         </w:tc>
@@ -14723,7 +14723,7 @@
               <w:rPr>
                 <w:b/>
               </w:rPr>
-              <w:t>522.25</w:t>
+              <w:t>523.00</w:t>
             </w:r>
           </w:p>
         </w:tc>
@@ -14871,7 +14871,7 @@
             </w:pPr>
             <w:r/>
             <w:r>
-              <w:t>522.25</w:t>
+              <w:t>523.00</w:t>
             </w:r>
           </w:p>
         </w:tc>
@@ -14899,7 +14899,7 @@
             </w:pPr>
             <w:r/>
             <w:r>
-              <w:t>526.75</w:t>
+              <w:t>527.50</w:t>
             </w:r>
           </w:p>
         </w:tc>
@@ -14927,7 +14927,7 @@
             </w:pPr>
             <w:r/>
             <w:r>
-              <w:t>517.25</w:t>
+              <w:t>518.00</w:t>
             </w:r>
           </w:p>
         </w:tc>
@@ -14958,7 +14958,7 @@
               <w:rPr>
                 <w:b/>
               </w:rPr>
-              <w:t>523.00</w:t>
+              <w:t>523.75</w:t>
             </w:r>
           </w:p>
         </w:tc>
@@ -15106,7 +15106,7 @@
             </w:pPr>
             <w:r/>
             <w:r>
-              <w:t>523.00</w:t>
+              <w:t>523.75</w:t>
             </w:r>
           </w:p>
         </w:tc>
@@ -15134,7 +15134,7 @@
             </w:pPr>
             <w:r/>
             <w:r>
-              <w:t>528.50</w:t>
+              <w:t>529.25</w:t>
             </w:r>
           </w:p>
         </w:tc>
@@ -15162,7 +15162,7 @@
             </w:pPr>
             <w:r/>
             <w:r>
-              <w:t>516.75</w:t>
+              <w:t>517.50</w:t>
             </w:r>
           </w:p>
         </w:tc>
@@ -15193,7 +15193,7 @@
               <w:rPr>
                 <w:b/>
               </w:rPr>
-              <w:t>525.25</w:t>
+              <w:t>526.00</w:t>
             </w:r>
           </w:p>
         </w:tc>
@@ -15341,7 +15341,7 @@
             </w:pPr>
             <w:r/>
             <w:r>
-              <w:t>525.25</w:t>
+              <w:t>526.00</w:t>
             </w:r>
           </w:p>
         </w:tc>
@@ -15369,7 +15369,7 @@
             </w:pPr>
             <w:r/>
             <w:r>
-              <w:t>528.25</w:t>
+              <w:t>529.00</w:t>
             </w:r>
           </w:p>
         </w:tc>
@@ -15397,7 +15397,7 @@
             </w:pPr>
             <w:r/>
             <w:r>
-              <w:t>521.00</w:t>
+              <w:t>521.75</w:t>
             </w:r>
           </w:p>
         </w:tc>
@@ -15428,7 +15428,7 @@
               <w:rPr>
                 <w:b/>
               </w:rPr>
-              <w:t>525.50</w:t>
+              <w:t>526.25</w:t>
             </w:r>
           </w:p>
         </w:tc>
@@ -15576,7 +15576,7 @@
             </w:pPr>
             <w:r/>
             <w:r>
-              <w:t>525.50</w:t>
+              <w:t>526.25</w:t>
             </w:r>
           </w:p>
         </w:tc>
@@ -15604,7 +15604,7 @@
             </w:pPr>
             <w:r/>
             <w:r>
-              <w:t>528.75</w:t>
+              <w:t>529.50</w:t>
             </w:r>
           </w:p>
         </w:tc>
@@ -15632,7 +15632,7 @@
             </w:pPr>
             <w:r/>
             <w:r>
-              <w:t>519.00</w:t>
+              <w:t>519.75</w:t>
             </w:r>
           </w:p>
         </w:tc>
@@ -15663,7 +15663,7 @@
               <w:rPr>
                 <w:b/>
               </w:rPr>
-              <w:t>526.25</w:t>
+              <w:t>527.00</w:t>
             </w:r>
           </w:p>
         </w:tc>
@@ -15811,7 +15811,7 @@
             </w:pPr>
             <w:r/>
             <w:r>
-              <w:t>526.25</w:t>
+              <w:t>527.00</w:t>
             </w:r>
           </w:p>
         </w:tc>
@@ -15839,7 +15839,7 @@
             </w:pPr>
             <w:r/>
             <w:r>
-              <w:t>529.25</w:t>
+              <w:t>530.00</w:t>
             </w:r>
           </w:p>
         </w:tc>
@@ -15867,7 +15867,7 @@
             </w:pPr>
             <w:r/>
             <w:r>
-              <w:t>521.75</w:t>
+              <w:t>522.50</w:t>
             </w:r>
           </w:p>
         </w:tc>
@@ -15898,7 +15898,7 @@
               <w:rPr>
                 <w:b/>
               </w:rPr>
-              <w:t>525.75</w:t>
+              <w:t>526.50</w:t>
             </w:r>
           </w:p>
         </w:tc>
@@ -16046,7 +16046,7 @@
             </w:pPr>
             <w:r/>
             <w:r>
-              <w:t>525.75</w:t>
+              <w:t>526.50</w:t>
             </w:r>
           </w:p>
         </w:tc>
@@ -16074,7 +16074,7 @@
             </w:pPr>
             <w:r/>
             <w:r>
-              <w:t>529.75</w:t>
+              <w:t>530.50</w:t>
             </w:r>
           </w:p>
         </w:tc>
@@ -16102,7 +16102,7 @@
             </w:pPr>
             <w:r/>
             <w:r>
-              <w:t>520.00</w:t>
+              <w:t>520.75</w:t>
             </w:r>
           </w:p>
         </w:tc>
@@ -16133,7 +16133,7 @@
               <w:rPr>
                 <w:b/>
               </w:rPr>
-              <w:t>526.25</w:t>
+              <w:t>527.00</w:t>
             </w:r>
           </w:p>
         </w:tc>
@@ -16281,7 +16281,7 @@
             </w:pPr>
             <w:r/>
             <w:r>
-              <w:t>526.25</w:t>
+              <w:t>527.00</w:t>
             </w:r>
           </w:p>
         </w:tc>
@@ -16309,7 +16309,7 @@
             </w:pPr>
             <w:r/>
             <w:r>
-              <w:t>528.75</w:t>
+              <w:t>529.50</w:t>
             </w:r>
           </w:p>
         </w:tc>
@@ -16337,7 +16337,7 @@
             </w:pPr>
             <w:r/>
             <w:r>
-              <w:t>523.00</w:t>
+              <w:t>523.75</w:t>
             </w:r>
           </w:p>
         </w:tc>
@@ -16368,7 +16368,7 @@
               <w:rPr>
                 <w:b/>
               </w:rPr>
-              <w:t>526.75</w:t>
+              <w:t>527.50</w:t>
             </w:r>
           </w:p>
         </w:tc>
@@ -16516,7 +16516,7 @@
             </w:pPr>
             <w:r/>
             <w:r>
-              <w:t>526.75</w:t>
+              <w:t>527.50</w:t>
             </w:r>
           </w:p>
         </w:tc>
@@ -16544,7 +16544,7 @@
             </w:pPr>
             <w:r/>
             <w:r>
-              <w:t>530.25</w:t>
+              <w:t>531.00</w:t>
             </w:r>
           </w:p>
         </w:tc>
@@ -16572,7 +16572,7 @@
             </w:pPr>
             <w:r/>
             <w:r>
-              <w:t>520.75</w:t>
+              <w:t>521.50</w:t>
             </w:r>
           </w:p>
         </w:tc>
@@ -16580,6 +16580,711 @@
           <w:tcPr>
             <w:tcW w:type="dxa" w:w="1728"/>
             <w:shd w:fill="F8FAFC"/>
+            <w:tcMar>
+              <w:top w:w="100" w:type="dxa"/>
+              <w:bottom w:w="100" w:type="dxa"/>
+              <w:left w:w="120" w:type="dxa"/>
+              <w:right w:w="120" w:type="dxa"/>
+            </w:tcMar>
+            <w:tcBorders>
+              <w:top w:val="single" w:sz="4" w:space="0" w:color="CCCCCC"/>
+              <w:bottom w:val="single" w:sz="4" w:space="0" w:color="CCCCCC"/>
+              <w:left w:val="single" w:sz="4" w:space="0" w:color="CCCCCC"/>
+              <w:right w:val="single" w:sz="4" w:space="0" w:color="CCCCCC"/>
+            </w:tcBorders>
+          </w:tcPr>
+          <w:p>
+            <w:pPr>
+              <w:spacing w:before="60" w:after="60" w:line="252" w:lineRule="auto"/>
+              <w:jc w:val="left"/>
+            </w:pPr>
+            <w:r/>
+            <w:r>
+              <w:rPr>
+                <w:b/>
+              </w:rPr>
+              <w:t>528.50</w:t>
+            </w:r>
+          </w:p>
+        </w:tc>
+        <w:tc>
+          <w:tcPr>
+            <w:tcW w:type="dxa" w:w="3456"/>
+            <w:shd w:fill="F8FAFC"/>
+            <w:tcMar>
+              <w:top w:w="100" w:type="dxa"/>
+              <w:bottom w:w="100" w:type="dxa"/>
+              <w:left w:w="120" w:type="dxa"/>
+              <w:right w:w="120" w:type="dxa"/>
+            </w:tcMar>
+            <w:tcBorders>
+              <w:top w:val="single" w:sz="4" w:space="0" w:color="CCCCCC"/>
+              <w:bottom w:val="single" w:sz="4" w:space="0" w:color="CCCCCC"/>
+              <w:left w:val="single" w:sz="4" w:space="0" w:color="CCCCCC"/>
+              <w:right w:val="single" w:sz="4" w:space="0" w:color="CCCCCC"/>
+            </w:tcBorders>
+          </w:tcPr>
+          <w:p>
+            <w:pPr>
+              <w:spacing w:before="60" w:after="60" w:line="252" w:lineRule="auto"/>
+              <w:jc w:val="left"/>
+            </w:pPr>
+            <w:r/>
+            <w:r>
+              <w:rPr>
+                <w:b/>
+              </w:rPr>
+              <w:t>+1.00</w:t>
+            </w:r>
+          </w:p>
+        </w:tc>
+        <w:tc>
+          <w:tcPr>
+            <w:tcW w:type="dxa" w:w="1440"/>
+            <w:shd w:fill="F8FAFC"/>
+            <w:tcMar>
+              <w:top w:w="100" w:type="dxa"/>
+              <w:bottom w:w="100" w:type="dxa"/>
+              <w:left w:w="120" w:type="dxa"/>
+              <w:right w:w="120" w:type="dxa"/>
+            </w:tcMar>
+            <w:tcBorders>
+              <w:top w:val="single" w:sz="4" w:space="0" w:color="CCCCCC"/>
+              <w:bottom w:val="single" w:sz="4" w:space="0" w:color="CCCCCC"/>
+              <w:left w:val="single" w:sz="4" w:space="0" w:color="CCCCCC"/>
+              <w:right w:val="single" w:sz="4" w:space="0" w:color="CCCCCC"/>
+            </w:tcBorders>
+          </w:tcPr>
+          <w:p>
+            <w:pPr>
+              <w:spacing w:before="60" w:after="60" w:line="252" w:lineRule="auto"/>
+              <w:jc w:val="left"/>
+            </w:pPr>
+            <w:r/>
+            <w:r>
+              <w:t>BULL</w:t>
+            </w:r>
+          </w:p>
+        </w:tc>
+      </w:tr>
+      <w:tr>
+        <w:tc>
+          <w:tcPr>
+            <w:tcW w:type="dxa" w:w="1584"/>
+            <w:shd w:fill="FFFFFF"/>
+            <w:tcMar>
+              <w:top w:w="100" w:type="dxa"/>
+              <w:bottom w:w="100" w:type="dxa"/>
+              <w:left w:w="120" w:type="dxa"/>
+              <w:right w:w="120" w:type="dxa"/>
+            </w:tcMar>
+            <w:tcBorders>
+              <w:top w:val="single" w:sz="4" w:space="0" w:color="CCCCCC"/>
+              <w:bottom w:val="single" w:sz="4" w:space="0" w:color="CCCCCC"/>
+              <w:left w:val="single" w:sz="4" w:space="0" w:color="CCCCCC"/>
+              <w:right w:val="single" w:sz="4" w:space="0" w:color="CCCCCC"/>
+            </w:tcBorders>
+          </w:tcPr>
+          <w:p>
+            <w:pPr>
+              <w:spacing w:before="60" w:after="60" w:line="252" w:lineRule="auto"/>
+              <w:jc w:val="left"/>
+            </w:pPr>
+            <w:r/>
+            <w:r>
+              <w:rPr>
+                <w:b/>
+              </w:rPr>
+              <w:t>Tue 29/09</w:t>
+            </w:r>
+          </w:p>
+        </w:tc>
+        <w:tc>
+          <w:tcPr>
+            <w:tcW w:type="dxa" w:w="864"/>
+            <w:shd w:fill="FFFFFF"/>
+            <w:tcMar>
+              <w:top w:w="100" w:type="dxa"/>
+              <w:bottom w:w="100" w:type="dxa"/>
+              <w:left w:w="120" w:type="dxa"/>
+              <w:right w:w="120" w:type="dxa"/>
+            </w:tcMar>
+            <w:tcBorders>
+              <w:top w:val="single" w:sz="4" w:space="0" w:color="CCCCCC"/>
+              <w:bottom w:val="single" w:sz="4" w:space="0" w:color="CCCCCC"/>
+              <w:left w:val="single" w:sz="4" w:space="0" w:color="CCCCCC"/>
+              <w:right w:val="single" w:sz="4" w:space="0" w:color="CCCCCC"/>
+            </w:tcBorders>
+          </w:tcPr>
+          <w:p>
+            <w:pPr>
+              <w:spacing w:before="60" w:after="60" w:line="252" w:lineRule="auto"/>
+              <w:jc w:val="left"/>
+            </w:pPr>
+            <w:r/>
+            <w:r>
+              <w:t>NY Close 23-01</w:t>
+            </w:r>
+          </w:p>
+        </w:tc>
+        <w:tc>
+          <w:tcPr>
+            <w:tcW w:type="dxa" w:w="1440"/>
+            <w:shd w:fill="FFFFFF"/>
+            <w:tcMar>
+              <w:top w:w="100" w:type="dxa"/>
+              <w:bottom w:w="100" w:type="dxa"/>
+              <w:left w:w="120" w:type="dxa"/>
+              <w:right w:w="120" w:type="dxa"/>
+            </w:tcMar>
+            <w:tcBorders>
+              <w:top w:val="single" w:sz="4" w:space="0" w:color="CCCCCC"/>
+              <w:bottom w:val="single" w:sz="4" w:space="0" w:color="CCCCCC"/>
+              <w:left w:val="single" w:sz="4" w:space="0" w:color="CCCCCC"/>
+              <w:right w:val="single" w:sz="4" w:space="0" w:color="CCCCCC"/>
+            </w:tcBorders>
+          </w:tcPr>
+          <w:p>
+            <w:pPr>
+              <w:spacing w:before="60" w:after="60" w:line="252" w:lineRule="auto"/>
+              <w:jc w:val="left"/>
+            </w:pPr>
+            <w:r/>
+            <w:r>
+              <w:t>528.50</w:t>
+            </w:r>
+          </w:p>
+        </w:tc>
+        <w:tc>
+          <w:tcPr>
+            <w:tcW w:type="dxa" w:w="2016"/>
+            <w:shd w:fill="FFFFFF"/>
+            <w:tcMar>
+              <w:top w:w="100" w:type="dxa"/>
+              <w:bottom w:w="100" w:type="dxa"/>
+              <w:left w:w="120" w:type="dxa"/>
+              <w:right w:w="120" w:type="dxa"/>
+            </w:tcMar>
+            <w:tcBorders>
+              <w:top w:val="single" w:sz="4" w:space="0" w:color="CCCCCC"/>
+              <w:bottom w:val="single" w:sz="4" w:space="0" w:color="CCCCCC"/>
+              <w:left w:val="single" w:sz="4" w:space="0" w:color="CCCCCC"/>
+              <w:right w:val="single" w:sz="4" w:space="0" w:color="CCCCCC"/>
+            </w:tcBorders>
+          </w:tcPr>
+          <w:p>
+            <w:pPr>
+              <w:spacing w:before="60" w:after="60" w:line="252" w:lineRule="auto"/>
+              <w:jc w:val="left"/>
+            </w:pPr>
+            <w:r/>
+            <w:r>
+              <w:t>531.25</w:t>
+            </w:r>
+          </w:p>
+        </w:tc>
+        <w:tc>
+          <w:tcPr>
+            <w:tcW w:type="dxa" w:w="1152"/>
+            <w:shd w:fill="FFFFFF"/>
+            <w:tcMar>
+              <w:top w:w="100" w:type="dxa"/>
+              <w:bottom w:w="100" w:type="dxa"/>
+              <w:left w:w="120" w:type="dxa"/>
+              <w:right w:w="120" w:type="dxa"/>
+            </w:tcMar>
+            <w:tcBorders>
+              <w:top w:val="single" w:sz="4" w:space="0" w:color="CCCCCC"/>
+              <w:bottom w:val="single" w:sz="4" w:space="0" w:color="CCCCCC"/>
+              <w:left w:val="single" w:sz="4" w:space="0" w:color="CCCCCC"/>
+              <w:right w:val="single" w:sz="4" w:space="0" w:color="CCCCCC"/>
+            </w:tcBorders>
+          </w:tcPr>
+          <w:p>
+            <w:pPr>
+              <w:spacing w:before="60" w:after="60" w:line="252" w:lineRule="auto"/>
+              <w:jc w:val="left"/>
+            </w:pPr>
+            <w:r/>
+            <w:r>
+              <w:t>526.00</w:t>
+            </w:r>
+          </w:p>
+        </w:tc>
+        <w:tc>
+          <w:tcPr>
+            <w:tcW w:type="dxa" w:w="1728"/>
+            <w:shd w:fill="FFFFFF"/>
+            <w:tcMar>
+              <w:top w:w="100" w:type="dxa"/>
+              <w:bottom w:w="100" w:type="dxa"/>
+              <w:left w:w="120" w:type="dxa"/>
+              <w:right w:w="120" w:type="dxa"/>
+            </w:tcMar>
+            <w:tcBorders>
+              <w:top w:val="single" w:sz="4" w:space="0" w:color="CCCCCC"/>
+              <w:bottom w:val="single" w:sz="4" w:space="0" w:color="CCCCCC"/>
+              <w:left w:val="single" w:sz="4" w:space="0" w:color="CCCCCC"/>
+              <w:right w:val="single" w:sz="4" w:space="0" w:color="CCCCCC"/>
+            </w:tcBorders>
+          </w:tcPr>
+          <w:p>
+            <w:pPr>
+              <w:spacing w:before="60" w:after="60" w:line="252" w:lineRule="auto"/>
+              <w:jc w:val="left"/>
+            </w:pPr>
+            <w:r/>
+            <w:r>
+              <w:rPr>
+                <w:b/>
+              </w:rPr>
+              <w:t>528.50</w:t>
+            </w:r>
+          </w:p>
+        </w:tc>
+        <w:tc>
+          <w:tcPr>
+            <w:tcW w:type="dxa" w:w="3456"/>
+            <w:shd w:fill="FFFFFF"/>
+            <w:tcMar>
+              <w:top w:w="100" w:type="dxa"/>
+              <w:bottom w:w="100" w:type="dxa"/>
+              <w:left w:w="120" w:type="dxa"/>
+              <w:right w:w="120" w:type="dxa"/>
+            </w:tcMar>
+            <w:tcBorders>
+              <w:top w:val="single" w:sz="4" w:space="0" w:color="CCCCCC"/>
+              <w:bottom w:val="single" w:sz="4" w:space="0" w:color="CCCCCC"/>
+              <w:left w:val="single" w:sz="4" w:space="0" w:color="CCCCCC"/>
+              <w:right w:val="single" w:sz="4" w:space="0" w:color="CCCCCC"/>
+            </w:tcBorders>
+          </w:tcPr>
+          <w:p>
+            <w:pPr>
+              <w:spacing w:before="60" w:after="60" w:line="252" w:lineRule="auto"/>
+              <w:jc w:val="left"/>
+            </w:pPr>
+            <w:r/>
+            <w:r>
+              <w:rPr>
+                <w:b/>
+              </w:rPr>
+              <w:t>+0.00</w:t>
+            </w:r>
+          </w:p>
+        </w:tc>
+        <w:tc>
+          <w:tcPr>
+            <w:tcW w:type="dxa" w:w="1440"/>
+            <w:shd w:fill="FFFFFF"/>
+            <w:tcMar>
+              <w:top w:w="100" w:type="dxa"/>
+              <w:bottom w:w="100" w:type="dxa"/>
+              <w:left w:w="120" w:type="dxa"/>
+              <w:right w:w="120" w:type="dxa"/>
+            </w:tcMar>
+            <w:tcBorders>
+              <w:top w:val="single" w:sz="4" w:space="0" w:color="CCCCCC"/>
+              <w:bottom w:val="single" w:sz="4" w:space="0" w:color="CCCCCC"/>
+              <w:left w:val="single" w:sz="4" w:space="0" w:color="CCCCCC"/>
+              <w:right w:val="single" w:sz="4" w:space="0" w:color="CCCCCC"/>
+            </w:tcBorders>
+          </w:tcPr>
+          <w:p>
+            <w:pPr>
+              <w:spacing w:before="60" w:after="60" w:line="252" w:lineRule="auto"/>
+              <w:jc w:val="left"/>
+            </w:pPr>
+            <w:r/>
+            <w:r>
+              <w:t>BULL</w:t>
+            </w:r>
+          </w:p>
+        </w:tc>
+      </w:tr>
+      <w:tr>
+        <w:tc>
+          <w:tcPr>
+            <w:tcW w:type="dxa" w:w="1584"/>
+            <w:shd w:fill="F8FAFC"/>
+            <w:tcMar>
+              <w:top w:w="100" w:type="dxa"/>
+              <w:bottom w:w="100" w:type="dxa"/>
+              <w:left w:w="120" w:type="dxa"/>
+              <w:right w:w="120" w:type="dxa"/>
+            </w:tcMar>
+            <w:tcBorders>
+              <w:top w:val="single" w:sz="4" w:space="0" w:color="CCCCCC"/>
+              <w:bottom w:val="single" w:sz="4" w:space="0" w:color="CCCCCC"/>
+              <w:left w:val="single" w:sz="4" w:space="0" w:color="CCCCCC"/>
+              <w:right w:val="single" w:sz="4" w:space="0" w:color="CCCCCC"/>
+            </w:tcBorders>
+          </w:tcPr>
+          <w:p>
+            <w:pPr>
+              <w:spacing w:before="60" w:after="60" w:line="252" w:lineRule="auto"/>
+              <w:jc w:val="left"/>
+            </w:pPr>
+            <w:r/>
+            <w:r>
+              <w:rPr>
+                <w:b/>
+              </w:rPr>
+              <w:t>Wed 30/09</w:t>
+            </w:r>
+          </w:p>
+        </w:tc>
+        <w:tc>
+          <w:tcPr>
+            <w:tcW w:type="dxa" w:w="864"/>
+            <w:shd w:fill="F8FAFC"/>
+            <w:tcMar>
+              <w:top w:w="100" w:type="dxa"/>
+              <w:bottom w:w="100" w:type="dxa"/>
+              <w:left w:w="120" w:type="dxa"/>
+              <w:right w:w="120" w:type="dxa"/>
+            </w:tcMar>
+            <w:tcBorders>
+              <w:top w:val="single" w:sz="4" w:space="0" w:color="CCCCCC"/>
+              <w:bottom w:val="single" w:sz="4" w:space="0" w:color="CCCCCC"/>
+              <w:left w:val="single" w:sz="4" w:space="0" w:color="CCCCCC"/>
+              <w:right w:val="single" w:sz="4" w:space="0" w:color="CCCCCC"/>
+            </w:tcBorders>
+          </w:tcPr>
+          <w:p>
+            <w:pPr>
+              <w:spacing w:before="60" w:after="60" w:line="252" w:lineRule="auto"/>
+              <w:jc w:val="left"/>
+            </w:pPr>
+            <w:r/>
+            <w:r>
+              <w:t>Asia 07-11</w:t>
+            </w:r>
+          </w:p>
+        </w:tc>
+        <w:tc>
+          <w:tcPr>
+            <w:tcW w:type="dxa" w:w="1440"/>
+            <w:shd w:fill="F8FAFC"/>
+            <w:tcMar>
+              <w:top w:w="100" w:type="dxa"/>
+              <w:bottom w:w="100" w:type="dxa"/>
+              <w:left w:w="120" w:type="dxa"/>
+              <w:right w:w="120" w:type="dxa"/>
+            </w:tcMar>
+            <w:tcBorders>
+              <w:top w:val="single" w:sz="4" w:space="0" w:color="CCCCCC"/>
+              <w:bottom w:val="single" w:sz="4" w:space="0" w:color="CCCCCC"/>
+              <w:left w:val="single" w:sz="4" w:space="0" w:color="CCCCCC"/>
+              <w:right w:val="single" w:sz="4" w:space="0" w:color="CCCCCC"/>
+            </w:tcBorders>
+          </w:tcPr>
+          <w:p>
+            <w:pPr>
+              <w:spacing w:before="60" w:after="60" w:line="252" w:lineRule="auto"/>
+              <w:jc w:val="left"/>
+            </w:pPr>
+            <w:r/>
+            <w:r>
+              <w:t>528.50</w:t>
+            </w:r>
+          </w:p>
+        </w:tc>
+        <w:tc>
+          <w:tcPr>
+            <w:tcW w:type="dxa" w:w="2016"/>
+            <w:shd w:fill="F8FAFC"/>
+            <w:tcMar>
+              <w:top w:w="100" w:type="dxa"/>
+              <w:bottom w:w="100" w:type="dxa"/>
+              <w:left w:w="120" w:type="dxa"/>
+              <w:right w:w="120" w:type="dxa"/>
+            </w:tcMar>
+            <w:tcBorders>
+              <w:top w:val="single" w:sz="4" w:space="0" w:color="CCCCCC"/>
+              <w:bottom w:val="single" w:sz="4" w:space="0" w:color="CCCCCC"/>
+              <w:left w:val="single" w:sz="4" w:space="0" w:color="CCCCCC"/>
+              <w:right w:val="single" w:sz="4" w:space="0" w:color="CCCCCC"/>
+            </w:tcBorders>
+          </w:tcPr>
+          <w:p>
+            <w:pPr>
+              <w:spacing w:before="60" w:after="60" w:line="252" w:lineRule="auto"/>
+              <w:jc w:val="left"/>
+            </w:pPr>
+            <w:r/>
+            <w:r>
+              <w:t>531.25</w:t>
+            </w:r>
+          </w:p>
+        </w:tc>
+        <w:tc>
+          <w:tcPr>
+            <w:tcW w:type="dxa" w:w="1152"/>
+            <w:shd w:fill="F8FAFC"/>
+            <w:tcMar>
+              <w:top w:w="100" w:type="dxa"/>
+              <w:bottom w:w="100" w:type="dxa"/>
+              <w:left w:w="120" w:type="dxa"/>
+              <w:right w:w="120" w:type="dxa"/>
+            </w:tcMar>
+            <w:tcBorders>
+              <w:top w:val="single" w:sz="4" w:space="0" w:color="CCCCCC"/>
+              <w:bottom w:val="single" w:sz="4" w:space="0" w:color="CCCCCC"/>
+              <w:left w:val="single" w:sz="4" w:space="0" w:color="CCCCCC"/>
+              <w:right w:val="single" w:sz="4" w:space="0" w:color="CCCCCC"/>
+            </w:tcBorders>
+          </w:tcPr>
+          <w:p>
+            <w:pPr>
+              <w:spacing w:before="60" w:after="60" w:line="252" w:lineRule="auto"/>
+              <w:jc w:val="left"/>
+            </w:pPr>
+            <w:r/>
+            <w:r>
+              <w:t>526.00</w:t>
+            </w:r>
+          </w:p>
+        </w:tc>
+        <w:tc>
+          <w:tcPr>
+            <w:tcW w:type="dxa" w:w="1728"/>
+            <w:shd w:fill="F8FAFC"/>
+            <w:tcMar>
+              <w:top w:w="100" w:type="dxa"/>
+              <w:bottom w:w="100" w:type="dxa"/>
+              <w:left w:w="120" w:type="dxa"/>
+              <w:right w:w="120" w:type="dxa"/>
+            </w:tcMar>
+            <w:tcBorders>
+              <w:top w:val="single" w:sz="4" w:space="0" w:color="CCCCCC"/>
+              <w:bottom w:val="single" w:sz="4" w:space="0" w:color="CCCCCC"/>
+              <w:left w:val="single" w:sz="4" w:space="0" w:color="CCCCCC"/>
+              <w:right w:val="single" w:sz="4" w:space="0" w:color="CCCCCC"/>
+            </w:tcBorders>
+          </w:tcPr>
+          <w:p>
+            <w:pPr>
+              <w:spacing w:before="60" w:after="60" w:line="252" w:lineRule="auto"/>
+              <w:jc w:val="left"/>
+            </w:pPr>
+            <w:r/>
+            <w:r>
+              <w:rPr>
+                <w:b/>
+              </w:rPr>
+              <w:t>528.00</w:t>
+            </w:r>
+          </w:p>
+        </w:tc>
+        <w:tc>
+          <w:tcPr>
+            <w:tcW w:type="dxa" w:w="3456"/>
+            <w:shd w:fill="F8FAFC"/>
+            <w:tcMar>
+              <w:top w:w="100" w:type="dxa"/>
+              <w:bottom w:w="100" w:type="dxa"/>
+              <w:left w:w="120" w:type="dxa"/>
+              <w:right w:w="120" w:type="dxa"/>
+            </w:tcMar>
+            <w:tcBorders>
+              <w:top w:val="single" w:sz="4" w:space="0" w:color="CCCCCC"/>
+              <w:bottom w:val="single" w:sz="4" w:space="0" w:color="CCCCCC"/>
+              <w:left w:val="single" w:sz="4" w:space="0" w:color="CCCCCC"/>
+              <w:right w:val="single" w:sz="4" w:space="0" w:color="CCCCCC"/>
+            </w:tcBorders>
+          </w:tcPr>
+          <w:p>
+            <w:pPr>
+              <w:spacing w:before="60" w:after="60" w:line="252" w:lineRule="auto"/>
+              <w:jc w:val="left"/>
+            </w:pPr>
+            <w:r/>
+            <w:r>
+              <w:rPr>
+                <w:b/>
+              </w:rPr>
+              <w:t>-0.50</w:t>
+            </w:r>
+          </w:p>
+        </w:tc>
+        <w:tc>
+          <w:tcPr>
+            <w:tcW w:type="dxa" w:w="1440"/>
+            <w:shd w:fill="F8FAFC"/>
+            <w:tcMar>
+              <w:top w:w="100" w:type="dxa"/>
+              <w:bottom w:w="100" w:type="dxa"/>
+              <w:left w:w="120" w:type="dxa"/>
+              <w:right w:w="120" w:type="dxa"/>
+            </w:tcMar>
+            <w:tcBorders>
+              <w:top w:val="single" w:sz="4" w:space="0" w:color="CCCCCC"/>
+              <w:bottom w:val="single" w:sz="4" w:space="0" w:color="CCCCCC"/>
+              <w:left w:val="single" w:sz="4" w:space="0" w:color="CCCCCC"/>
+              <w:right w:val="single" w:sz="4" w:space="0" w:color="CCCCCC"/>
+            </w:tcBorders>
+          </w:tcPr>
+          <w:p>
+            <w:pPr>
+              <w:spacing w:before="60" w:after="60" w:line="252" w:lineRule="auto"/>
+              <w:jc w:val="left"/>
+            </w:pPr>
+            <w:r/>
+            <w:r>
+              <w:t>BEAR</w:t>
+            </w:r>
+          </w:p>
+        </w:tc>
+      </w:tr>
+      <w:tr>
+        <w:tc>
+          <w:tcPr>
+            <w:tcW w:type="dxa" w:w="1584"/>
+            <w:shd w:fill="FFFFFF"/>
+            <w:tcMar>
+              <w:top w:w="100" w:type="dxa"/>
+              <w:bottom w:w="100" w:type="dxa"/>
+              <w:left w:w="120" w:type="dxa"/>
+              <w:right w:w="120" w:type="dxa"/>
+            </w:tcMar>
+            <w:tcBorders>
+              <w:top w:val="single" w:sz="4" w:space="0" w:color="CCCCCC"/>
+              <w:bottom w:val="single" w:sz="4" w:space="0" w:color="CCCCCC"/>
+              <w:left w:val="single" w:sz="4" w:space="0" w:color="CCCCCC"/>
+              <w:right w:val="single" w:sz="4" w:space="0" w:color="CCCCCC"/>
+            </w:tcBorders>
+          </w:tcPr>
+          <w:p>
+            <w:pPr>
+              <w:spacing w:before="60" w:after="60" w:line="252" w:lineRule="auto"/>
+              <w:jc w:val="left"/>
+            </w:pPr>
+            <w:r/>
+            <w:r>
+              <w:rPr>
+                <w:b/>
+              </w:rPr>
+              <w:t>Wed 30/09</w:t>
+            </w:r>
+          </w:p>
+        </w:tc>
+        <w:tc>
+          <w:tcPr>
+            <w:tcW w:type="dxa" w:w="864"/>
+            <w:shd w:fill="FFFFFF"/>
+            <w:tcMar>
+              <w:top w:w="100" w:type="dxa"/>
+              <w:bottom w:w="100" w:type="dxa"/>
+              <w:left w:w="120" w:type="dxa"/>
+              <w:right w:w="120" w:type="dxa"/>
+            </w:tcMar>
+            <w:tcBorders>
+              <w:top w:val="single" w:sz="4" w:space="0" w:color="CCCCCC"/>
+              <w:bottom w:val="single" w:sz="4" w:space="0" w:color="CCCCCC"/>
+              <w:left w:val="single" w:sz="4" w:space="0" w:color="CCCCCC"/>
+              <w:right w:val="single" w:sz="4" w:space="0" w:color="CCCCCC"/>
+            </w:tcBorders>
+          </w:tcPr>
+          <w:p>
+            <w:pPr>
+              <w:spacing w:before="60" w:after="60" w:line="252" w:lineRule="auto"/>
+              <w:jc w:val="left"/>
+            </w:pPr>
+            <w:r/>
+            <w:r>
+              <w:t>Asia 11-15</w:t>
+            </w:r>
+          </w:p>
+        </w:tc>
+        <w:tc>
+          <w:tcPr>
+            <w:tcW w:type="dxa" w:w="1440"/>
+            <w:shd w:fill="FFFFFF"/>
+            <w:tcMar>
+              <w:top w:w="100" w:type="dxa"/>
+              <w:bottom w:w="100" w:type="dxa"/>
+              <w:left w:w="120" w:type="dxa"/>
+              <w:right w:w="120" w:type="dxa"/>
+            </w:tcMar>
+            <w:tcBorders>
+              <w:top w:val="single" w:sz="4" w:space="0" w:color="CCCCCC"/>
+              <w:bottom w:val="single" w:sz="4" w:space="0" w:color="CCCCCC"/>
+              <w:left w:val="single" w:sz="4" w:space="0" w:color="CCCCCC"/>
+              <w:right w:val="single" w:sz="4" w:space="0" w:color="CCCCCC"/>
+            </w:tcBorders>
+          </w:tcPr>
+          <w:p>
+            <w:pPr>
+              <w:spacing w:before="60" w:after="60" w:line="252" w:lineRule="auto"/>
+              <w:jc w:val="left"/>
+            </w:pPr>
+            <w:r/>
+            <w:r>
+              <w:t>528.00</w:t>
+            </w:r>
+          </w:p>
+        </w:tc>
+        <w:tc>
+          <w:tcPr>
+            <w:tcW w:type="dxa" w:w="2016"/>
+            <w:shd w:fill="FFFFFF"/>
+            <w:tcMar>
+              <w:top w:w="100" w:type="dxa"/>
+              <w:bottom w:w="100" w:type="dxa"/>
+              <w:left w:w="120" w:type="dxa"/>
+              <w:right w:w="120" w:type="dxa"/>
+            </w:tcMar>
+            <w:tcBorders>
+              <w:top w:val="single" w:sz="4" w:space="0" w:color="CCCCCC"/>
+              <w:bottom w:val="single" w:sz="4" w:space="0" w:color="CCCCCC"/>
+              <w:left w:val="single" w:sz="4" w:space="0" w:color="CCCCCC"/>
+              <w:right w:val="single" w:sz="4" w:space="0" w:color="CCCCCC"/>
+            </w:tcBorders>
+          </w:tcPr>
+          <w:p>
+            <w:pPr>
+              <w:spacing w:before="60" w:after="60" w:line="252" w:lineRule="auto"/>
+              <w:jc w:val="left"/>
+            </w:pPr>
+            <w:r/>
+            <w:r>
+              <w:t>531.00</w:t>
+            </w:r>
+          </w:p>
+        </w:tc>
+        <w:tc>
+          <w:tcPr>
+            <w:tcW w:type="dxa" w:w="1152"/>
+            <w:shd w:fill="FFFFFF"/>
+            <w:tcMar>
+              <w:top w:w="100" w:type="dxa"/>
+              <w:bottom w:w="100" w:type="dxa"/>
+              <w:left w:w="120" w:type="dxa"/>
+              <w:right w:w="120" w:type="dxa"/>
+            </w:tcMar>
+            <w:tcBorders>
+              <w:top w:val="single" w:sz="4" w:space="0" w:color="CCCCCC"/>
+              <w:bottom w:val="single" w:sz="4" w:space="0" w:color="CCCCCC"/>
+              <w:left w:val="single" w:sz="4" w:space="0" w:color="CCCCCC"/>
+              <w:right w:val="single" w:sz="4" w:space="0" w:color="CCCCCC"/>
+            </w:tcBorders>
+          </w:tcPr>
+          <w:p>
+            <w:pPr>
+              <w:spacing w:before="60" w:after="60" w:line="252" w:lineRule="auto"/>
+              <w:jc w:val="left"/>
+            </w:pPr>
+            <w:r/>
+            <w:r>
+              <w:t>524.75</w:t>
+            </w:r>
+          </w:p>
+        </w:tc>
+        <w:tc>
+          <w:tcPr>
+            <w:tcW w:type="dxa" w:w="1728"/>
+            <w:shd w:fill="FFFFFF"/>
             <w:tcMar>
               <w:top w:w="100" w:type="dxa"/>
               <w:bottom w:w="100" w:type="dxa"/>
@@ -16610,7 +17315,7 @@
         <w:tc>
           <w:tcPr>
             <w:tcW w:type="dxa" w:w="3456"/>
-            <w:shd w:fill="F8FAFC"/>
+            <w:shd w:fill="FFFFFF"/>
             <w:tcMar>
               <w:top w:w="100" w:type="dxa"/>
               <w:bottom w:w="100" w:type="dxa"/>
@@ -16634,35 +17339,35 @@
               <w:rPr>
                 <w:b/>
               </w:rPr>
-              <w:t>+1.00</w:t>
+              <w:t>-0.25</w:t>
             </w:r>
           </w:p>
         </w:tc>
         <w:tc>
           <w:tcPr>
             <w:tcW w:type="dxa" w:w="1440"/>
-            <w:shd w:fill="F8FAFC"/>
-            <w:tcMar>
-              <w:top w:w="100" w:type="dxa"/>
-              <w:bottom w:w="100" w:type="dxa"/>
-              <w:left w:w="120" w:type="dxa"/>
-              <w:right w:w="120" w:type="dxa"/>
-            </w:tcMar>
-            <w:tcBorders>
-              <w:top w:val="single" w:sz="4" w:space="0" w:color="CCCCCC"/>
-              <w:bottom w:val="single" w:sz="4" w:space="0" w:color="CCCCCC"/>
-              <w:left w:val="single" w:sz="4" w:space="0" w:color="CCCCCC"/>
-              <w:right w:val="single" w:sz="4" w:space="0" w:color="CCCCCC"/>
-            </w:tcBorders>
-          </w:tcPr>
-          <w:p>
-            <w:pPr>
-              <w:spacing w:before="60" w:after="60" w:line="252" w:lineRule="auto"/>
-              <w:jc w:val="left"/>
-            </w:pPr>
-            <w:r/>
-            <w:r>
-              <w:t>BULL</w:t>
+            <w:shd w:fill="FFFFFF"/>
+            <w:tcMar>
+              <w:top w:w="100" w:type="dxa"/>
+              <w:bottom w:w="100" w:type="dxa"/>
+              <w:left w:w="120" w:type="dxa"/>
+              <w:right w:w="120" w:type="dxa"/>
+            </w:tcMar>
+            <w:tcBorders>
+              <w:top w:val="single" w:sz="4" w:space="0" w:color="CCCCCC"/>
+              <w:bottom w:val="single" w:sz="4" w:space="0" w:color="CCCCCC"/>
+              <w:left w:val="single" w:sz="4" w:space="0" w:color="CCCCCC"/>
+              <w:right w:val="single" w:sz="4" w:space="0" w:color="CCCCCC"/>
+            </w:tcBorders>
+          </w:tcPr>
+          <w:p>
+            <w:pPr>
+              <w:spacing w:before="60" w:after="60" w:line="252" w:lineRule="auto"/>
+              <w:jc w:val="left"/>
+            </w:pPr>
+            <w:r/>
+            <w:r>
+              <w:t>BEAR</w:t>
             </w:r>
           </w:p>
         </w:tc>
@@ -16671,7 +17376,7 @@
         <w:tc>
           <w:tcPr>
             <w:tcW w:type="dxa" w:w="1584"/>
-            <w:shd w:fill="FFFFFF"/>
+            <w:shd w:fill="F8FAFC"/>
             <w:tcMar>
               <w:top w:w="100" w:type="dxa"/>
               <w:bottom w:w="100" w:type="dxa"/>
@@ -16695,42 +17400,42 @@
               <w:rPr>
                 <w:b/>
               </w:rPr>
-              <w:t>Tue 29/09</w:t>
+              <w:t>Wed 30/09</w:t>
             </w:r>
           </w:p>
         </w:tc>
         <w:tc>
           <w:tcPr>
             <w:tcW w:type="dxa" w:w="864"/>
-            <w:shd w:fill="FFFFFF"/>
-            <w:tcMar>
-              <w:top w:w="100" w:type="dxa"/>
-              <w:bottom w:w="100" w:type="dxa"/>
-              <w:left w:w="120" w:type="dxa"/>
-              <w:right w:w="120" w:type="dxa"/>
-            </w:tcMar>
-            <w:tcBorders>
-              <w:top w:val="single" w:sz="4" w:space="0" w:color="CCCCCC"/>
-              <w:bottom w:val="single" w:sz="4" w:space="0" w:color="CCCCCC"/>
-              <w:left w:val="single" w:sz="4" w:space="0" w:color="CCCCCC"/>
-              <w:right w:val="single" w:sz="4" w:space="0" w:color="CCCCCC"/>
-            </w:tcBorders>
-          </w:tcPr>
-          <w:p>
-            <w:pPr>
-              <w:spacing w:before="60" w:after="60" w:line="252" w:lineRule="auto"/>
-              <w:jc w:val="left"/>
-            </w:pPr>
-            <w:r/>
-            <w:r>
-              <w:t>NY Close 23-01</w:t>
+            <w:shd w:fill="F8FAFC"/>
+            <w:tcMar>
+              <w:top w:w="100" w:type="dxa"/>
+              <w:bottom w:w="100" w:type="dxa"/>
+              <w:left w:w="120" w:type="dxa"/>
+              <w:right w:w="120" w:type="dxa"/>
+            </w:tcMar>
+            <w:tcBorders>
+              <w:top w:val="single" w:sz="4" w:space="0" w:color="CCCCCC"/>
+              <w:bottom w:val="single" w:sz="4" w:space="0" w:color="CCCCCC"/>
+              <w:left w:val="single" w:sz="4" w:space="0" w:color="CCCCCC"/>
+              <w:right w:val="single" w:sz="4" w:space="0" w:color="CCCCCC"/>
+            </w:tcBorders>
+          </w:tcPr>
+          <w:p>
+            <w:pPr>
+              <w:spacing w:before="60" w:after="60" w:line="252" w:lineRule="auto"/>
+              <w:jc w:val="left"/>
+            </w:pPr>
+            <w:r/>
+            <w:r>
+              <w:t>London 15-19</w:t>
             </w:r>
           </w:p>
         </w:tc>
         <w:tc>
           <w:tcPr>
             <w:tcW w:type="dxa" w:w="1440"/>
-            <w:shd w:fill="FFFFFF"/>
+            <w:shd w:fill="F8FAFC"/>
             <w:tcMar>
               <w:top w:w="100" w:type="dxa"/>
               <w:bottom w:w="100" w:type="dxa"/>
@@ -16758,63 +17463,63 @@
         <w:tc>
           <w:tcPr>
             <w:tcW w:type="dxa" w:w="2016"/>
-            <w:shd w:fill="FFFFFF"/>
-            <w:tcMar>
-              <w:top w:w="100" w:type="dxa"/>
-              <w:bottom w:w="100" w:type="dxa"/>
-              <w:left w:w="120" w:type="dxa"/>
-              <w:right w:w="120" w:type="dxa"/>
-            </w:tcMar>
-            <w:tcBorders>
-              <w:top w:val="single" w:sz="4" w:space="0" w:color="CCCCCC"/>
-              <w:bottom w:val="single" w:sz="4" w:space="0" w:color="CCCCCC"/>
-              <w:left w:val="single" w:sz="4" w:space="0" w:color="CCCCCC"/>
-              <w:right w:val="single" w:sz="4" w:space="0" w:color="CCCCCC"/>
-            </w:tcBorders>
-          </w:tcPr>
-          <w:p>
-            <w:pPr>
-              <w:spacing w:before="60" w:after="60" w:line="252" w:lineRule="auto"/>
-              <w:jc w:val="left"/>
-            </w:pPr>
-            <w:r/>
-            <w:r>
-              <w:t>530.50</w:t>
+            <w:shd w:fill="F8FAFC"/>
+            <w:tcMar>
+              <w:top w:w="100" w:type="dxa"/>
+              <w:bottom w:w="100" w:type="dxa"/>
+              <w:left w:w="120" w:type="dxa"/>
+              <w:right w:w="120" w:type="dxa"/>
+            </w:tcMar>
+            <w:tcBorders>
+              <w:top w:val="single" w:sz="4" w:space="0" w:color="CCCCCC"/>
+              <w:bottom w:val="single" w:sz="4" w:space="0" w:color="CCCCCC"/>
+              <w:left w:val="single" w:sz="4" w:space="0" w:color="CCCCCC"/>
+              <w:right w:val="single" w:sz="4" w:space="0" w:color="CCCCCC"/>
+            </w:tcBorders>
+          </w:tcPr>
+          <w:p>
+            <w:pPr>
+              <w:spacing w:before="60" w:after="60" w:line="252" w:lineRule="auto"/>
+              <w:jc w:val="left"/>
+            </w:pPr>
+            <w:r/>
+            <w:r>
+              <w:t>531.75</w:t>
             </w:r>
           </w:p>
         </w:tc>
         <w:tc>
           <w:tcPr>
             <w:tcW w:type="dxa" w:w="1152"/>
-            <w:shd w:fill="FFFFFF"/>
-            <w:tcMar>
-              <w:top w:w="100" w:type="dxa"/>
-              <w:bottom w:w="100" w:type="dxa"/>
-              <w:left w:w="120" w:type="dxa"/>
-              <w:right w:w="120" w:type="dxa"/>
-            </w:tcMar>
-            <w:tcBorders>
-              <w:top w:val="single" w:sz="4" w:space="0" w:color="CCCCCC"/>
-              <w:bottom w:val="single" w:sz="4" w:space="0" w:color="CCCCCC"/>
-              <w:left w:val="single" w:sz="4" w:space="0" w:color="CCCCCC"/>
-              <w:right w:val="single" w:sz="4" w:space="0" w:color="CCCCCC"/>
-            </w:tcBorders>
-          </w:tcPr>
-          <w:p>
-            <w:pPr>
-              <w:spacing w:before="60" w:after="60" w:line="252" w:lineRule="auto"/>
-              <w:jc w:val="left"/>
-            </w:pPr>
-            <w:r/>
-            <w:r>
-              <w:t>525.25</w:t>
+            <w:shd w:fill="F8FAFC"/>
+            <w:tcMar>
+              <w:top w:w="100" w:type="dxa"/>
+              <w:bottom w:w="100" w:type="dxa"/>
+              <w:left w:w="120" w:type="dxa"/>
+              <w:right w:w="120" w:type="dxa"/>
+            </w:tcMar>
+            <w:tcBorders>
+              <w:top w:val="single" w:sz="4" w:space="0" w:color="CCCCCC"/>
+              <w:bottom w:val="single" w:sz="4" w:space="0" w:color="CCCCCC"/>
+              <w:left w:val="single" w:sz="4" w:space="0" w:color="CCCCCC"/>
+              <w:right w:val="single" w:sz="4" w:space="0" w:color="CCCCCC"/>
+            </w:tcBorders>
+          </w:tcPr>
+          <w:p>
+            <w:pPr>
+              <w:spacing w:before="60" w:after="60" w:line="252" w:lineRule="auto"/>
+              <w:jc w:val="left"/>
+            </w:pPr>
+            <w:r/>
+            <w:r>
+              <w:t>522.50</w:t>
             </w:r>
           </w:p>
         </w:tc>
         <w:tc>
           <w:tcPr>
             <w:tcW w:type="dxa" w:w="1728"/>
-            <w:shd w:fill="FFFFFF"/>
+            <w:shd w:fill="F8FAFC"/>
             <w:tcMar>
               <w:top w:w="100" w:type="dxa"/>
               <w:bottom w:w="100" w:type="dxa"/>
@@ -16838,7 +17543,2122 @@
               <w:rPr>
                 <w:b/>
               </w:rPr>
-              <w:t>527.75</w:t>
+              <w:t>528.25</w:t>
+            </w:r>
+          </w:p>
+        </w:tc>
+        <w:tc>
+          <w:tcPr>
+            <w:tcW w:type="dxa" w:w="3456"/>
+            <w:shd w:fill="F8FAFC"/>
+            <w:tcMar>
+              <w:top w:w="100" w:type="dxa"/>
+              <w:bottom w:w="100" w:type="dxa"/>
+              <w:left w:w="120" w:type="dxa"/>
+              <w:right w:w="120" w:type="dxa"/>
+            </w:tcMar>
+            <w:tcBorders>
+              <w:top w:val="single" w:sz="4" w:space="0" w:color="CCCCCC"/>
+              <w:bottom w:val="single" w:sz="4" w:space="0" w:color="CCCCCC"/>
+              <w:left w:val="single" w:sz="4" w:space="0" w:color="CCCCCC"/>
+              <w:right w:val="single" w:sz="4" w:space="0" w:color="CCCCCC"/>
+            </w:tcBorders>
+          </w:tcPr>
+          <w:p>
+            <w:pPr>
+              <w:spacing w:before="60" w:after="60" w:line="252" w:lineRule="auto"/>
+              <w:jc w:val="left"/>
+            </w:pPr>
+            <w:r/>
+            <w:r>
+              <w:rPr>
+                <w:b/>
+              </w:rPr>
+              <w:t>+0.50</w:t>
+            </w:r>
+          </w:p>
+        </w:tc>
+        <w:tc>
+          <w:tcPr>
+            <w:tcW w:type="dxa" w:w="1440"/>
+            <w:shd w:fill="F8FAFC"/>
+            <w:tcMar>
+              <w:top w:w="100" w:type="dxa"/>
+              <w:bottom w:w="100" w:type="dxa"/>
+              <w:left w:w="120" w:type="dxa"/>
+              <w:right w:w="120" w:type="dxa"/>
+            </w:tcMar>
+            <w:tcBorders>
+              <w:top w:val="single" w:sz="4" w:space="0" w:color="CCCCCC"/>
+              <w:bottom w:val="single" w:sz="4" w:space="0" w:color="CCCCCC"/>
+              <w:left w:val="single" w:sz="4" w:space="0" w:color="CCCCCC"/>
+              <w:right w:val="single" w:sz="4" w:space="0" w:color="CCCCCC"/>
+            </w:tcBorders>
+          </w:tcPr>
+          <w:p>
+            <w:pPr>
+              <w:spacing w:before="60" w:after="60" w:line="252" w:lineRule="auto"/>
+              <w:jc w:val="left"/>
+            </w:pPr>
+            <w:r/>
+            <w:r>
+              <w:t>BULL</w:t>
+            </w:r>
+          </w:p>
+        </w:tc>
+      </w:tr>
+      <w:tr>
+        <w:tc>
+          <w:tcPr>
+            <w:tcW w:type="dxa" w:w="1584"/>
+            <w:shd w:fill="FFFFFF"/>
+            <w:tcMar>
+              <w:top w:w="100" w:type="dxa"/>
+              <w:bottom w:w="100" w:type="dxa"/>
+              <w:left w:w="120" w:type="dxa"/>
+              <w:right w:w="120" w:type="dxa"/>
+            </w:tcMar>
+            <w:tcBorders>
+              <w:top w:val="single" w:sz="4" w:space="0" w:color="CCCCCC"/>
+              <w:bottom w:val="single" w:sz="4" w:space="0" w:color="CCCCCC"/>
+              <w:left w:val="single" w:sz="4" w:space="0" w:color="CCCCCC"/>
+              <w:right w:val="single" w:sz="4" w:space="0" w:color="CCCCCC"/>
+            </w:tcBorders>
+          </w:tcPr>
+          <w:p>
+            <w:pPr>
+              <w:spacing w:before="60" w:after="60" w:line="252" w:lineRule="auto"/>
+              <w:jc w:val="left"/>
+            </w:pPr>
+            <w:r/>
+            <w:r>
+              <w:rPr>
+                <w:b/>
+              </w:rPr>
+              <w:t>Wed 30/09</w:t>
+            </w:r>
+          </w:p>
+        </w:tc>
+        <w:tc>
+          <w:tcPr>
+            <w:tcW w:type="dxa" w:w="864"/>
+            <w:shd w:fill="FFFFFF"/>
+            <w:tcMar>
+              <w:top w:w="100" w:type="dxa"/>
+              <w:bottom w:w="100" w:type="dxa"/>
+              <w:left w:w="120" w:type="dxa"/>
+              <w:right w:w="120" w:type="dxa"/>
+            </w:tcMar>
+            <w:tcBorders>
+              <w:top w:val="single" w:sz="4" w:space="0" w:color="CCCCCC"/>
+              <w:bottom w:val="single" w:sz="4" w:space="0" w:color="CCCCCC"/>
+              <w:left w:val="single" w:sz="4" w:space="0" w:color="CCCCCC"/>
+              <w:right w:val="single" w:sz="4" w:space="0" w:color="CCCCCC"/>
+            </w:tcBorders>
+          </w:tcPr>
+          <w:p>
+            <w:pPr>
+              <w:spacing w:before="60" w:after="60" w:line="252" w:lineRule="auto"/>
+              <w:jc w:val="left"/>
+            </w:pPr>
+            <w:r/>
+            <w:r>
+              <w:t>Pre-NY 19-21</w:t>
+            </w:r>
+          </w:p>
+        </w:tc>
+        <w:tc>
+          <w:tcPr>
+            <w:tcW w:type="dxa" w:w="1440"/>
+            <w:shd w:fill="FFFFFF"/>
+            <w:tcMar>
+              <w:top w:w="100" w:type="dxa"/>
+              <w:bottom w:w="100" w:type="dxa"/>
+              <w:left w:w="120" w:type="dxa"/>
+              <w:right w:w="120" w:type="dxa"/>
+            </w:tcMar>
+            <w:tcBorders>
+              <w:top w:val="single" w:sz="4" w:space="0" w:color="CCCCCC"/>
+              <w:bottom w:val="single" w:sz="4" w:space="0" w:color="CCCCCC"/>
+              <w:left w:val="single" w:sz="4" w:space="0" w:color="CCCCCC"/>
+              <w:right w:val="single" w:sz="4" w:space="0" w:color="CCCCCC"/>
+            </w:tcBorders>
+          </w:tcPr>
+          <w:p>
+            <w:pPr>
+              <w:spacing w:before="60" w:after="60" w:line="252" w:lineRule="auto"/>
+              <w:jc w:val="left"/>
+            </w:pPr>
+            <w:r/>
+            <w:r>
+              <w:t>528.25</w:t>
+            </w:r>
+          </w:p>
+        </w:tc>
+        <w:tc>
+          <w:tcPr>
+            <w:tcW w:type="dxa" w:w="2016"/>
+            <w:shd w:fill="FFFFFF"/>
+            <w:tcMar>
+              <w:top w:w="100" w:type="dxa"/>
+              <w:bottom w:w="100" w:type="dxa"/>
+              <w:left w:w="120" w:type="dxa"/>
+              <w:right w:w="120" w:type="dxa"/>
+            </w:tcMar>
+            <w:tcBorders>
+              <w:top w:val="single" w:sz="4" w:space="0" w:color="CCCCCC"/>
+              <w:bottom w:val="single" w:sz="4" w:space="0" w:color="CCCCCC"/>
+              <w:left w:val="single" w:sz="4" w:space="0" w:color="CCCCCC"/>
+              <w:right w:val="single" w:sz="4" w:space="0" w:color="CCCCCC"/>
+            </w:tcBorders>
+          </w:tcPr>
+          <w:p>
+            <w:pPr>
+              <w:spacing w:before="60" w:after="60" w:line="252" w:lineRule="auto"/>
+              <w:jc w:val="left"/>
+            </w:pPr>
+            <w:r/>
+            <w:r>
+              <w:t>533.00</w:t>
+            </w:r>
+          </w:p>
+        </w:tc>
+        <w:tc>
+          <w:tcPr>
+            <w:tcW w:type="dxa" w:w="1152"/>
+            <w:shd w:fill="FFFFFF"/>
+            <w:tcMar>
+              <w:top w:w="100" w:type="dxa"/>
+              <w:bottom w:w="100" w:type="dxa"/>
+              <w:left w:w="120" w:type="dxa"/>
+              <w:right w:w="120" w:type="dxa"/>
+            </w:tcMar>
+            <w:tcBorders>
+              <w:top w:val="single" w:sz="4" w:space="0" w:color="CCCCCC"/>
+              <w:bottom w:val="single" w:sz="4" w:space="0" w:color="CCCCCC"/>
+              <w:left w:val="single" w:sz="4" w:space="0" w:color="CCCCCC"/>
+              <w:right w:val="single" w:sz="4" w:space="0" w:color="CCCCCC"/>
+            </w:tcBorders>
+          </w:tcPr>
+          <w:p>
+            <w:pPr>
+              <w:spacing w:before="60" w:after="60" w:line="252" w:lineRule="auto"/>
+              <w:jc w:val="left"/>
+            </w:pPr>
+            <w:r/>
+            <w:r>
+              <w:t>521.25</w:t>
+            </w:r>
+          </w:p>
+        </w:tc>
+        <w:tc>
+          <w:tcPr>
+            <w:tcW w:type="dxa" w:w="1728"/>
+            <w:shd w:fill="FFFFFF"/>
+            <w:tcMar>
+              <w:top w:w="100" w:type="dxa"/>
+              <w:bottom w:w="100" w:type="dxa"/>
+              <w:left w:w="120" w:type="dxa"/>
+              <w:right w:w="120" w:type="dxa"/>
+            </w:tcMar>
+            <w:tcBorders>
+              <w:top w:val="single" w:sz="4" w:space="0" w:color="CCCCCC"/>
+              <w:bottom w:val="single" w:sz="4" w:space="0" w:color="CCCCCC"/>
+              <w:left w:val="single" w:sz="4" w:space="0" w:color="CCCCCC"/>
+              <w:right w:val="single" w:sz="4" w:space="0" w:color="CCCCCC"/>
+            </w:tcBorders>
+          </w:tcPr>
+          <w:p>
+            <w:pPr>
+              <w:spacing w:before="60" w:after="60" w:line="252" w:lineRule="auto"/>
+              <w:jc w:val="left"/>
+            </w:pPr>
+            <w:r/>
+            <w:r>
+              <w:rPr>
+                <w:b/>
+              </w:rPr>
+              <w:t>530.25</w:t>
+            </w:r>
+          </w:p>
+        </w:tc>
+        <w:tc>
+          <w:tcPr>
+            <w:tcW w:type="dxa" w:w="3456"/>
+            <w:shd w:fill="FFFFFF"/>
+            <w:tcMar>
+              <w:top w:w="100" w:type="dxa"/>
+              <w:bottom w:w="100" w:type="dxa"/>
+              <w:left w:w="120" w:type="dxa"/>
+              <w:right w:w="120" w:type="dxa"/>
+            </w:tcMar>
+            <w:tcBorders>
+              <w:top w:val="single" w:sz="4" w:space="0" w:color="CCCCCC"/>
+              <w:bottom w:val="single" w:sz="4" w:space="0" w:color="CCCCCC"/>
+              <w:left w:val="single" w:sz="4" w:space="0" w:color="CCCCCC"/>
+              <w:right w:val="single" w:sz="4" w:space="0" w:color="CCCCCC"/>
+            </w:tcBorders>
+          </w:tcPr>
+          <w:p>
+            <w:pPr>
+              <w:spacing w:before="60" w:after="60" w:line="252" w:lineRule="auto"/>
+              <w:jc w:val="left"/>
+            </w:pPr>
+            <w:r/>
+            <w:r>
+              <w:rPr>
+                <w:b/>
+              </w:rPr>
+              <w:t>+2.00</w:t>
+            </w:r>
+          </w:p>
+        </w:tc>
+        <w:tc>
+          <w:tcPr>
+            <w:tcW w:type="dxa" w:w="1440"/>
+            <w:shd w:fill="FFFFFF"/>
+            <w:tcMar>
+              <w:top w:w="100" w:type="dxa"/>
+              <w:bottom w:w="100" w:type="dxa"/>
+              <w:left w:w="120" w:type="dxa"/>
+              <w:right w:w="120" w:type="dxa"/>
+            </w:tcMar>
+            <w:tcBorders>
+              <w:top w:val="single" w:sz="4" w:space="0" w:color="CCCCCC"/>
+              <w:bottom w:val="single" w:sz="4" w:space="0" w:color="CCCCCC"/>
+              <w:left w:val="single" w:sz="4" w:space="0" w:color="CCCCCC"/>
+              <w:right w:val="single" w:sz="4" w:space="0" w:color="CCCCCC"/>
+            </w:tcBorders>
+          </w:tcPr>
+          <w:p>
+            <w:pPr>
+              <w:spacing w:before="60" w:after="60" w:line="252" w:lineRule="auto"/>
+              <w:jc w:val="left"/>
+            </w:pPr>
+            <w:r/>
+            <w:r>
+              <w:t>BULL</w:t>
+            </w:r>
+          </w:p>
+        </w:tc>
+      </w:tr>
+      <w:tr>
+        <w:tc>
+          <w:tcPr>
+            <w:tcW w:type="dxa" w:w="1584"/>
+            <w:shd w:fill="F8FAFC"/>
+            <w:tcMar>
+              <w:top w:w="100" w:type="dxa"/>
+              <w:bottom w:w="100" w:type="dxa"/>
+              <w:left w:w="120" w:type="dxa"/>
+              <w:right w:w="120" w:type="dxa"/>
+            </w:tcMar>
+            <w:tcBorders>
+              <w:top w:val="single" w:sz="4" w:space="0" w:color="CCCCCC"/>
+              <w:bottom w:val="single" w:sz="4" w:space="0" w:color="CCCCCC"/>
+              <w:left w:val="single" w:sz="4" w:space="0" w:color="CCCCCC"/>
+              <w:right w:val="single" w:sz="4" w:space="0" w:color="CCCCCC"/>
+            </w:tcBorders>
+          </w:tcPr>
+          <w:p>
+            <w:pPr>
+              <w:spacing w:before="60" w:after="60" w:line="252" w:lineRule="auto"/>
+              <w:jc w:val="left"/>
+            </w:pPr>
+            <w:r/>
+            <w:r>
+              <w:rPr>
+                <w:b/>
+              </w:rPr>
+              <w:t>Wed 30/09</w:t>
+            </w:r>
+          </w:p>
+        </w:tc>
+        <w:tc>
+          <w:tcPr>
+            <w:tcW w:type="dxa" w:w="864"/>
+            <w:shd w:fill="F8FAFC"/>
+            <w:tcMar>
+              <w:top w:w="100" w:type="dxa"/>
+              <w:bottom w:w="100" w:type="dxa"/>
+              <w:left w:w="120" w:type="dxa"/>
+              <w:right w:w="120" w:type="dxa"/>
+            </w:tcMar>
+            <w:tcBorders>
+              <w:top w:val="single" w:sz="4" w:space="0" w:color="CCCCCC"/>
+              <w:bottom w:val="single" w:sz="4" w:space="0" w:color="CCCCCC"/>
+              <w:left w:val="single" w:sz="4" w:space="0" w:color="CCCCCC"/>
+              <w:right w:val="single" w:sz="4" w:space="0" w:color="CCCCCC"/>
+            </w:tcBorders>
+          </w:tcPr>
+          <w:p>
+            <w:pPr>
+              <w:spacing w:before="60" w:after="60" w:line="252" w:lineRule="auto"/>
+              <w:jc w:val="left"/>
+            </w:pPr>
+            <w:r/>
+            <w:r>
+              <w:t>NY Open 21-23</w:t>
+            </w:r>
+          </w:p>
+        </w:tc>
+        <w:tc>
+          <w:tcPr>
+            <w:tcW w:type="dxa" w:w="1440"/>
+            <w:shd w:fill="F8FAFC"/>
+            <w:tcMar>
+              <w:top w:w="100" w:type="dxa"/>
+              <w:bottom w:w="100" w:type="dxa"/>
+              <w:left w:w="120" w:type="dxa"/>
+              <w:right w:w="120" w:type="dxa"/>
+            </w:tcMar>
+            <w:tcBorders>
+              <w:top w:val="single" w:sz="4" w:space="0" w:color="CCCCCC"/>
+              <w:bottom w:val="single" w:sz="4" w:space="0" w:color="CCCCCC"/>
+              <w:left w:val="single" w:sz="4" w:space="0" w:color="CCCCCC"/>
+              <w:right w:val="single" w:sz="4" w:space="0" w:color="CCCCCC"/>
+            </w:tcBorders>
+          </w:tcPr>
+          <w:p>
+            <w:pPr>
+              <w:spacing w:before="60" w:after="60" w:line="252" w:lineRule="auto"/>
+              <w:jc w:val="left"/>
+            </w:pPr>
+            <w:r/>
+            <w:r>
+              <w:t>530.25</w:t>
+            </w:r>
+          </w:p>
+        </w:tc>
+        <w:tc>
+          <w:tcPr>
+            <w:tcW w:type="dxa" w:w="2016"/>
+            <w:shd w:fill="F8FAFC"/>
+            <w:tcMar>
+              <w:top w:w="100" w:type="dxa"/>
+              <w:bottom w:w="100" w:type="dxa"/>
+              <w:left w:w="120" w:type="dxa"/>
+              <w:right w:w="120" w:type="dxa"/>
+            </w:tcMar>
+            <w:tcBorders>
+              <w:top w:val="single" w:sz="4" w:space="0" w:color="CCCCCC"/>
+              <w:bottom w:val="single" w:sz="4" w:space="0" w:color="CCCCCC"/>
+              <w:left w:val="single" w:sz="4" w:space="0" w:color="CCCCCC"/>
+              <w:right w:val="single" w:sz="4" w:space="0" w:color="CCCCCC"/>
+            </w:tcBorders>
+          </w:tcPr>
+          <w:p>
+            <w:pPr>
+              <w:spacing w:before="60" w:after="60" w:line="252" w:lineRule="auto"/>
+              <w:jc w:val="left"/>
+            </w:pPr>
+            <w:r/>
+            <w:r>
+              <w:t>538.25</w:t>
+            </w:r>
+          </w:p>
+        </w:tc>
+        <w:tc>
+          <w:tcPr>
+            <w:tcW w:type="dxa" w:w="1152"/>
+            <w:shd w:fill="F8FAFC"/>
+            <w:tcMar>
+              <w:top w:w="100" w:type="dxa"/>
+              <w:bottom w:w="100" w:type="dxa"/>
+              <w:left w:w="120" w:type="dxa"/>
+              <w:right w:w="120" w:type="dxa"/>
+            </w:tcMar>
+            <w:tcBorders>
+              <w:top w:val="single" w:sz="4" w:space="0" w:color="CCCCCC"/>
+              <w:bottom w:val="single" w:sz="4" w:space="0" w:color="CCCCCC"/>
+              <w:left w:val="single" w:sz="4" w:space="0" w:color="CCCCCC"/>
+              <w:right w:val="single" w:sz="4" w:space="0" w:color="CCCCCC"/>
+            </w:tcBorders>
+          </w:tcPr>
+          <w:p>
+            <w:pPr>
+              <w:spacing w:before="60" w:after="60" w:line="252" w:lineRule="auto"/>
+              <w:jc w:val="left"/>
+            </w:pPr>
+            <w:r/>
+            <w:r>
+              <w:t>523.25</w:t>
+            </w:r>
+          </w:p>
+        </w:tc>
+        <w:tc>
+          <w:tcPr>
+            <w:tcW w:type="dxa" w:w="1728"/>
+            <w:shd w:fill="F8FAFC"/>
+            <w:tcMar>
+              <w:top w:w="100" w:type="dxa"/>
+              <w:bottom w:w="100" w:type="dxa"/>
+              <w:left w:w="120" w:type="dxa"/>
+              <w:right w:w="120" w:type="dxa"/>
+            </w:tcMar>
+            <w:tcBorders>
+              <w:top w:val="single" w:sz="4" w:space="0" w:color="CCCCCC"/>
+              <w:bottom w:val="single" w:sz="4" w:space="0" w:color="CCCCCC"/>
+              <w:left w:val="single" w:sz="4" w:space="0" w:color="CCCCCC"/>
+              <w:right w:val="single" w:sz="4" w:space="0" w:color="CCCCCC"/>
+            </w:tcBorders>
+          </w:tcPr>
+          <w:p>
+            <w:pPr>
+              <w:spacing w:before="60" w:after="60" w:line="252" w:lineRule="auto"/>
+              <w:jc w:val="left"/>
+            </w:pPr>
+            <w:r/>
+            <w:r>
+              <w:rPr>
+                <w:b/>
+              </w:rPr>
+              <w:t>531.75</w:t>
+            </w:r>
+          </w:p>
+        </w:tc>
+        <w:tc>
+          <w:tcPr>
+            <w:tcW w:type="dxa" w:w="3456"/>
+            <w:shd w:fill="F8FAFC"/>
+            <w:tcMar>
+              <w:top w:w="100" w:type="dxa"/>
+              <w:bottom w:w="100" w:type="dxa"/>
+              <w:left w:w="120" w:type="dxa"/>
+              <w:right w:w="120" w:type="dxa"/>
+            </w:tcMar>
+            <w:tcBorders>
+              <w:top w:val="single" w:sz="4" w:space="0" w:color="CCCCCC"/>
+              <w:bottom w:val="single" w:sz="4" w:space="0" w:color="CCCCCC"/>
+              <w:left w:val="single" w:sz="4" w:space="0" w:color="CCCCCC"/>
+              <w:right w:val="single" w:sz="4" w:space="0" w:color="CCCCCC"/>
+            </w:tcBorders>
+          </w:tcPr>
+          <w:p>
+            <w:pPr>
+              <w:spacing w:before="60" w:after="60" w:line="252" w:lineRule="auto"/>
+              <w:jc w:val="left"/>
+            </w:pPr>
+            <w:r/>
+            <w:r>
+              <w:rPr>
+                <w:b/>
+              </w:rPr>
+              <w:t>+1.50</w:t>
+            </w:r>
+          </w:p>
+        </w:tc>
+        <w:tc>
+          <w:tcPr>
+            <w:tcW w:type="dxa" w:w="1440"/>
+            <w:shd w:fill="F8FAFC"/>
+            <w:tcMar>
+              <w:top w:w="100" w:type="dxa"/>
+              <w:bottom w:w="100" w:type="dxa"/>
+              <w:left w:w="120" w:type="dxa"/>
+              <w:right w:w="120" w:type="dxa"/>
+            </w:tcMar>
+            <w:tcBorders>
+              <w:top w:val="single" w:sz="4" w:space="0" w:color="CCCCCC"/>
+              <w:bottom w:val="single" w:sz="4" w:space="0" w:color="CCCCCC"/>
+              <w:left w:val="single" w:sz="4" w:space="0" w:color="CCCCCC"/>
+              <w:right w:val="single" w:sz="4" w:space="0" w:color="CCCCCC"/>
+            </w:tcBorders>
+          </w:tcPr>
+          <w:p>
+            <w:pPr>
+              <w:spacing w:before="60" w:after="60" w:line="252" w:lineRule="auto"/>
+              <w:jc w:val="left"/>
+            </w:pPr>
+            <w:r/>
+            <w:r>
+              <w:t>BULL</w:t>
+            </w:r>
+          </w:p>
+        </w:tc>
+      </w:tr>
+      <w:tr>
+        <w:tc>
+          <w:tcPr>
+            <w:tcW w:type="dxa" w:w="1584"/>
+            <w:shd w:fill="FFFFFF"/>
+            <w:tcMar>
+              <w:top w:w="100" w:type="dxa"/>
+              <w:bottom w:w="100" w:type="dxa"/>
+              <w:left w:w="120" w:type="dxa"/>
+              <w:right w:w="120" w:type="dxa"/>
+            </w:tcMar>
+            <w:tcBorders>
+              <w:top w:val="single" w:sz="4" w:space="0" w:color="CCCCCC"/>
+              <w:bottom w:val="single" w:sz="4" w:space="0" w:color="CCCCCC"/>
+              <w:left w:val="single" w:sz="4" w:space="0" w:color="CCCCCC"/>
+              <w:right w:val="single" w:sz="4" w:space="0" w:color="CCCCCC"/>
+            </w:tcBorders>
+          </w:tcPr>
+          <w:p>
+            <w:pPr>
+              <w:spacing w:before="60" w:after="60" w:line="252" w:lineRule="auto"/>
+              <w:jc w:val="left"/>
+            </w:pPr>
+            <w:r/>
+            <w:r>
+              <w:rPr>
+                <w:b/>
+              </w:rPr>
+              <w:t>Wed 30/09</w:t>
+            </w:r>
+          </w:p>
+        </w:tc>
+        <w:tc>
+          <w:tcPr>
+            <w:tcW w:type="dxa" w:w="864"/>
+            <w:shd w:fill="FFFFFF"/>
+            <w:tcMar>
+              <w:top w:w="100" w:type="dxa"/>
+              <w:bottom w:w="100" w:type="dxa"/>
+              <w:left w:w="120" w:type="dxa"/>
+              <w:right w:w="120" w:type="dxa"/>
+            </w:tcMar>
+            <w:tcBorders>
+              <w:top w:val="single" w:sz="4" w:space="0" w:color="CCCCCC"/>
+              <w:bottom w:val="single" w:sz="4" w:space="0" w:color="CCCCCC"/>
+              <w:left w:val="single" w:sz="4" w:space="0" w:color="CCCCCC"/>
+              <w:right w:val="single" w:sz="4" w:space="0" w:color="CCCCCC"/>
+            </w:tcBorders>
+          </w:tcPr>
+          <w:p>
+            <w:pPr>
+              <w:spacing w:before="60" w:after="60" w:line="252" w:lineRule="auto"/>
+              <w:jc w:val="left"/>
+            </w:pPr>
+            <w:r/>
+            <w:r>
+              <w:t>NY Close 23-01</w:t>
+            </w:r>
+          </w:p>
+        </w:tc>
+        <w:tc>
+          <w:tcPr>
+            <w:tcW w:type="dxa" w:w="1440"/>
+            <w:shd w:fill="FFFFFF"/>
+            <w:tcMar>
+              <w:top w:w="100" w:type="dxa"/>
+              <w:bottom w:w="100" w:type="dxa"/>
+              <w:left w:w="120" w:type="dxa"/>
+              <w:right w:w="120" w:type="dxa"/>
+            </w:tcMar>
+            <w:tcBorders>
+              <w:top w:val="single" w:sz="4" w:space="0" w:color="CCCCCC"/>
+              <w:bottom w:val="single" w:sz="4" w:space="0" w:color="CCCCCC"/>
+              <w:left w:val="single" w:sz="4" w:space="0" w:color="CCCCCC"/>
+              <w:right w:val="single" w:sz="4" w:space="0" w:color="CCCCCC"/>
+            </w:tcBorders>
+          </w:tcPr>
+          <w:p>
+            <w:pPr>
+              <w:spacing w:before="60" w:after="60" w:line="252" w:lineRule="auto"/>
+              <w:jc w:val="left"/>
+            </w:pPr>
+            <w:r/>
+            <w:r>
+              <w:t>531.75</w:t>
+            </w:r>
+          </w:p>
+        </w:tc>
+        <w:tc>
+          <w:tcPr>
+            <w:tcW w:type="dxa" w:w="2016"/>
+            <w:shd w:fill="FFFFFF"/>
+            <w:tcMar>
+              <w:top w:w="100" w:type="dxa"/>
+              <w:bottom w:w="100" w:type="dxa"/>
+              <w:left w:w="120" w:type="dxa"/>
+              <w:right w:w="120" w:type="dxa"/>
+            </w:tcMar>
+            <w:tcBorders>
+              <w:top w:val="single" w:sz="4" w:space="0" w:color="CCCCCC"/>
+              <w:bottom w:val="single" w:sz="4" w:space="0" w:color="CCCCCC"/>
+              <w:left w:val="single" w:sz="4" w:space="0" w:color="CCCCCC"/>
+              <w:right w:val="single" w:sz="4" w:space="0" w:color="CCCCCC"/>
+            </w:tcBorders>
+          </w:tcPr>
+          <w:p>
+            <w:pPr>
+              <w:spacing w:before="60" w:after="60" w:line="252" w:lineRule="auto"/>
+              <w:jc w:val="left"/>
+            </w:pPr>
+            <w:r/>
+            <w:r>
+              <w:t>536.25</w:t>
+            </w:r>
+          </w:p>
+        </w:tc>
+        <w:tc>
+          <w:tcPr>
+            <w:tcW w:type="dxa" w:w="1152"/>
+            <w:shd w:fill="FFFFFF"/>
+            <w:tcMar>
+              <w:top w:w="100" w:type="dxa"/>
+              <w:bottom w:w="100" w:type="dxa"/>
+              <w:left w:w="120" w:type="dxa"/>
+              <w:right w:w="120" w:type="dxa"/>
+            </w:tcMar>
+            <w:tcBorders>
+              <w:top w:val="single" w:sz="4" w:space="0" w:color="CCCCCC"/>
+              <w:bottom w:val="single" w:sz="4" w:space="0" w:color="CCCCCC"/>
+              <w:left w:val="single" w:sz="4" w:space="0" w:color="CCCCCC"/>
+              <w:right w:val="single" w:sz="4" w:space="0" w:color="CCCCCC"/>
+            </w:tcBorders>
+          </w:tcPr>
+          <w:p>
+            <w:pPr>
+              <w:spacing w:before="60" w:after="60" w:line="252" w:lineRule="auto"/>
+              <w:jc w:val="left"/>
+            </w:pPr>
+            <w:r/>
+            <w:r>
+              <w:t>527.50</w:t>
+            </w:r>
+          </w:p>
+        </w:tc>
+        <w:tc>
+          <w:tcPr>
+            <w:tcW w:type="dxa" w:w="1728"/>
+            <w:shd w:fill="FFFFFF"/>
+            <w:tcMar>
+              <w:top w:w="100" w:type="dxa"/>
+              <w:bottom w:w="100" w:type="dxa"/>
+              <w:left w:w="120" w:type="dxa"/>
+              <w:right w:w="120" w:type="dxa"/>
+            </w:tcMar>
+            <w:tcBorders>
+              <w:top w:val="single" w:sz="4" w:space="0" w:color="CCCCCC"/>
+              <w:bottom w:val="single" w:sz="4" w:space="0" w:color="CCCCCC"/>
+              <w:left w:val="single" w:sz="4" w:space="0" w:color="CCCCCC"/>
+              <w:right w:val="single" w:sz="4" w:space="0" w:color="CCCCCC"/>
+            </w:tcBorders>
+          </w:tcPr>
+          <w:p>
+            <w:pPr>
+              <w:spacing w:before="60" w:after="60" w:line="252" w:lineRule="auto"/>
+              <w:jc w:val="left"/>
+            </w:pPr>
+            <w:r/>
+            <w:r>
+              <w:rPr>
+                <w:b/>
+              </w:rPr>
+              <w:t>531.25</w:t>
+            </w:r>
+          </w:p>
+        </w:tc>
+        <w:tc>
+          <w:tcPr>
+            <w:tcW w:type="dxa" w:w="3456"/>
+            <w:shd w:fill="FFFFFF"/>
+            <w:tcMar>
+              <w:top w:w="100" w:type="dxa"/>
+              <w:bottom w:w="100" w:type="dxa"/>
+              <w:left w:w="120" w:type="dxa"/>
+              <w:right w:w="120" w:type="dxa"/>
+            </w:tcMar>
+            <w:tcBorders>
+              <w:top w:val="single" w:sz="4" w:space="0" w:color="CCCCCC"/>
+              <w:bottom w:val="single" w:sz="4" w:space="0" w:color="CCCCCC"/>
+              <w:left w:val="single" w:sz="4" w:space="0" w:color="CCCCCC"/>
+              <w:right w:val="single" w:sz="4" w:space="0" w:color="CCCCCC"/>
+            </w:tcBorders>
+          </w:tcPr>
+          <w:p>
+            <w:pPr>
+              <w:spacing w:before="60" w:after="60" w:line="252" w:lineRule="auto"/>
+              <w:jc w:val="left"/>
+            </w:pPr>
+            <w:r/>
+            <w:r>
+              <w:rPr>
+                <w:b/>
+              </w:rPr>
+              <w:t>-0.50</w:t>
+            </w:r>
+          </w:p>
+        </w:tc>
+        <w:tc>
+          <w:tcPr>
+            <w:tcW w:type="dxa" w:w="1440"/>
+            <w:shd w:fill="FFFFFF"/>
+            <w:tcMar>
+              <w:top w:w="100" w:type="dxa"/>
+              <w:bottom w:w="100" w:type="dxa"/>
+              <w:left w:w="120" w:type="dxa"/>
+              <w:right w:w="120" w:type="dxa"/>
+            </w:tcMar>
+            <w:tcBorders>
+              <w:top w:val="single" w:sz="4" w:space="0" w:color="CCCCCC"/>
+              <w:bottom w:val="single" w:sz="4" w:space="0" w:color="CCCCCC"/>
+              <w:left w:val="single" w:sz="4" w:space="0" w:color="CCCCCC"/>
+              <w:right w:val="single" w:sz="4" w:space="0" w:color="CCCCCC"/>
+            </w:tcBorders>
+          </w:tcPr>
+          <w:p>
+            <w:pPr>
+              <w:spacing w:before="60" w:after="60" w:line="252" w:lineRule="auto"/>
+              <w:jc w:val="left"/>
+            </w:pPr>
+            <w:r/>
+            <w:r>
+              <w:t>BEAR</w:t>
+            </w:r>
+          </w:p>
+        </w:tc>
+      </w:tr>
+      <w:tr>
+        <w:tc>
+          <w:tcPr>
+            <w:tcW w:type="dxa" w:w="1584"/>
+            <w:shd w:fill="F8FAFC"/>
+            <w:tcMar>
+              <w:top w:w="100" w:type="dxa"/>
+              <w:bottom w:w="100" w:type="dxa"/>
+              <w:left w:w="120" w:type="dxa"/>
+              <w:right w:w="120" w:type="dxa"/>
+            </w:tcMar>
+            <w:tcBorders>
+              <w:top w:val="single" w:sz="4" w:space="0" w:color="CCCCCC"/>
+              <w:bottom w:val="single" w:sz="4" w:space="0" w:color="CCCCCC"/>
+              <w:left w:val="single" w:sz="4" w:space="0" w:color="CCCCCC"/>
+              <w:right w:val="single" w:sz="4" w:space="0" w:color="CCCCCC"/>
+            </w:tcBorders>
+          </w:tcPr>
+          <w:p>
+            <w:pPr>
+              <w:spacing w:before="60" w:after="60" w:line="252" w:lineRule="auto"/>
+              <w:jc w:val="left"/>
+            </w:pPr>
+            <w:r/>
+            <w:r>
+              <w:rPr>
+                <w:b/>
+              </w:rPr>
+              <w:t>Thu 01/10</w:t>
+            </w:r>
+          </w:p>
+        </w:tc>
+        <w:tc>
+          <w:tcPr>
+            <w:tcW w:type="dxa" w:w="864"/>
+            <w:shd w:fill="F8FAFC"/>
+            <w:tcMar>
+              <w:top w:w="100" w:type="dxa"/>
+              <w:bottom w:w="100" w:type="dxa"/>
+              <w:left w:w="120" w:type="dxa"/>
+              <w:right w:w="120" w:type="dxa"/>
+            </w:tcMar>
+            <w:tcBorders>
+              <w:top w:val="single" w:sz="4" w:space="0" w:color="CCCCCC"/>
+              <w:bottom w:val="single" w:sz="4" w:space="0" w:color="CCCCCC"/>
+              <w:left w:val="single" w:sz="4" w:space="0" w:color="CCCCCC"/>
+              <w:right w:val="single" w:sz="4" w:space="0" w:color="CCCCCC"/>
+            </w:tcBorders>
+          </w:tcPr>
+          <w:p>
+            <w:pPr>
+              <w:spacing w:before="60" w:after="60" w:line="252" w:lineRule="auto"/>
+              <w:jc w:val="left"/>
+            </w:pPr>
+            <w:r/>
+            <w:r>
+              <w:t>Asia 07-11</w:t>
+            </w:r>
+          </w:p>
+        </w:tc>
+        <w:tc>
+          <w:tcPr>
+            <w:tcW w:type="dxa" w:w="1440"/>
+            <w:shd w:fill="F8FAFC"/>
+            <w:tcMar>
+              <w:top w:w="100" w:type="dxa"/>
+              <w:bottom w:w="100" w:type="dxa"/>
+              <w:left w:w="120" w:type="dxa"/>
+              <w:right w:w="120" w:type="dxa"/>
+            </w:tcMar>
+            <w:tcBorders>
+              <w:top w:val="single" w:sz="4" w:space="0" w:color="CCCCCC"/>
+              <w:bottom w:val="single" w:sz="4" w:space="0" w:color="CCCCCC"/>
+              <w:left w:val="single" w:sz="4" w:space="0" w:color="CCCCCC"/>
+              <w:right w:val="single" w:sz="4" w:space="0" w:color="CCCCCC"/>
+            </w:tcBorders>
+          </w:tcPr>
+          <w:p>
+            <w:pPr>
+              <w:spacing w:before="60" w:after="60" w:line="252" w:lineRule="auto"/>
+              <w:jc w:val="left"/>
+            </w:pPr>
+            <w:r/>
+            <w:r>
+              <w:t>531.25</w:t>
+            </w:r>
+          </w:p>
+        </w:tc>
+        <w:tc>
+          <w:tcPr>
+            <w:tcW w:type="dxa" w:w="2016"/>
+            <w:shd w:fill="F8FAFC"/>
+            <w:tcMar>
+              <w:top w:w="100" w:type="dxa"/>
+              <w:bottom w:w="100" w:type="dxa"/>
+              <w:left w:w="120" w:type="dxa"/>
+              <w:right w:w="120" w:type="dxa"/>
+            </w:tcMar>
+            <w:tcBorders>
+              <w:top w:val="single" w:sz="4" w:space="0" w:color="CCCCCC"/>
+              <w:bottom w:val="single" w:sz="4" w:space="0" w:color="CCCCCC"/>
+              <w:left w:val="single" w:sz="4" w:space="0" w:color="CCCCCC"/>
+              <w:right w:val="single" w:sz="4" w:space="0" w:color="CCCCCC"/>
+            </w:tcBorders>
+          </w:tcPr>
+          <w:p>
+            <w:pPr>
+              <w:spacing w:before="60" w:after="60" w:line="252" w:lineRule="auto"/>
+              <w:jc w:val="left"/>
+            </w:pPr>
+            <w:r/>
+            <w:r>
+              <w:t>533.50</w:t>
+            </w:r>
+          </w:p>
+        </w:tc>
+        <w:tc>
+          <w:tcPr>
+            <w:tcW w:type="dxa" w:w="1152"/>
+            <w:shd w:fill="F8FAFC"/>
+            <w:tcMar>
+              <w:top w:w="100" w:type="dxa"/>
+              <w:bottom w:w="100" w:type="dxa"/>
+              <w:left w:w="120" w:type="dxa"/>
+              <w:right w:w="120" w:type="dxa"/>
+            </w:tcMar>
+            <w:tcBorders>
+              <w:top w:val="single" w:sz="4" w:space="0" w:color="CCCCCC"/>
+              <w:bottom w:val="single" w:sz="4" w:space="0" w:color="CCCCCC"/>
+              <w:left w:val="single" w:sz="4" w:space="0" w:color="CCCCCC"/>
+              <w:right w:val="single" w:sz="4" w:space="0" w:color="CCCCCC"/>
+            </w:tcBorders>
+          </w:tcPr>
+          <w:p>
+            <w:pPr>
+              <w:spacing w:before="60" w:after="60" w:line="252" w:lineRule="auto"/>
+              <w:jc w:val="left"/>
+            </w:pPr>
+            <w:r/>
+            <w:r>
+              <w:t>528.50</w:t>
+            </w:r>
+          </w:p>
+        </w:tc>
+        <w:tc>
+          <w:tcPr>
+            <w:tcW w:type="dxa" w:w="1728"/>
+            <w:shd w:fill="F8FAFC"/>
+            <w:tcMar>
+              <w:top w:w="100" w:type="dxa"/>
+              <w:bottom w:w="100" w:type="dxa"/>
+              <w:left w:w="120" w:type="dxa"/>
+              <w:right w:w="120" w:type="dxa"/>
+            </w:tcMar>
+            <w:tcBorders>
+              <w:top w:val="single" w:sz="4" w:space="0" w:color="CCCCCC"/>
+              <w:bottom w:val="single" w:sz="4" w:space="0" w:color="CCCCCC"/>
+              <w:left w:val="single" w:sz="4" w:space="0" w:color="CCCCCC"/>
+              <w:right w:val="single" w:sz="4" w:space="0" w:color="CCCCCC"/>
+            </w:tcBorders>
+          </w:tcPr>
+          <w:p>
+            <w:pPr>
+              <w:spacing w:before="60" w:after="60" w:line="252" w:lineRule="auto"/>
+              <w:jc w:val="left"/>
+            </w:pPr>
+            <w:r/>
+            <w:r>
+              <w:rPr>
+                <w:b/>
+              </w:rPr>
+              <w:t>531.00</w:t>
+            </w:r>
+          </w:p>
+        </w:tc>
+        <w:tc>
+          <w:tcPr>
+            <w:tcW w:type="dxa" w:w="3456"/>
+            <w:shd w:fill="F8FAFC"/>
+            <w:tcMar>
+              <w:top w:w="100" w:type="dxa"/>
+              <w:bottom w:w="100" w:type="dxa"/>
+              <w:left w:w="120" w:type="dxa"/>
+              <w:right w:w="120" w:type="dxa"/>
+            </w:tcMar>
+            <w:tcBorders>
+              <w:top w:val="single" w:sz="4" w:space="0" w:color="CCCCCC"/>
+              <w:bottom w:val="single" w:sz="4" w:space="0" w:color="CCCCCC"/>
+              <w:left w:val="single" w:sz="4" w:space="0" w:color="CCCCCC"/>
+              <w:right w:val="single" w:sz="4" w:space="0" w:color="CCCCCC"/>
+            </w:tcBorders>
+          </w:tcPr>
+          <w:p>
+            <w:pPr>
+              <w:spacing w:before="60" w:after="60" w:line="252" w:lineRule="auto"/>
+              <w:jc w:val="left"/>
+            </w:pPr>
+            <w:r/>
+            <w:r>
+              <w:rPr>
+                <w:b/>
+              </w:rPr>
+              <w:t>-0.25</w:t>
+            </w:r>
+          </w:p>
+        </w:tc>
+        <w:tc>
+          <w:tcPr>
+            <w:tcW w:type="dxa" w:w="1440"/>
+            <w:shd w:fill="F8FAFC"/>
+            <w:tcMar>
+              <w:top w:w="100" w:type="dxa"/>
+              <w:bottom w:w="100" w:type="dxa"/>
+              <w:left w:w="120" w:type="dxa"/>
+              <w:right w:w="120" w:type="dxa"/>
+            </w:tcMar>
+            <w:tcBorders>
+              <w:top w:val="single" w:sz="4" w:space="0" w:color="CCCCCC"/>
+              <w:bottom w:val="single" w:sz="4" w:space="0" w:color="CCCCCC"/>
+              <w:left w:val="single" w:sz="4" w:space="0" w:color="CCCCCC"/>
+              <w:right w:val="single" w:sz="4" w:space="0" w:color="CCCCCC"/>
+            </w:tcBorders>
+          </w:tcPr>
+          <w:p>
+            <w:pPr>
+              <w:spacing w:before="60" w:after="60" w:line="252" w:lineRule="auto"/>
+              <w:jc w:val="left"/>
+            </w:pPr>
+            <w:r/>
+            <w:r>
+              <w:t>BEAR</w:t>
+            </w:r>
+          </w:p>
+        </w:tc>
+      </w:tr>
+      <w:tr>
+        <w:tc>
+          <w:tcPr>
+            <w:tcW w:type="dxa" w:w="1584"/>
+            <w:shd w:fill="FFFFFF"/>
+            <w:tcMar>
+              <w:top w:w="100" w:type="dxa"/>
+              <w:bottom w:w="100" w:type="dxa"/>
+              <w:left w:w="120" w:type="dxa"/>
+              <w:right w:w="120" w:type="dxa"/>
+            </w:tcMar>
+            <w:tcBorders>
+              <w:top w:val="single" w:sz="4" w:space="0" w:color="CCCCCC"/>
+              <w:bottom w:val="single" w:sz="4" w:space="0" w:color="CCCCCC"/>
+              <w:left w:val="single" w:sz="4" w:space="0" w:color="CCCCCC"/>
+              <w:right w:val="single" w:sz="4" w:space="0" w:color="CCCCCC"/>
+            </w:tcBorders>
+          </w:tcPr>
+          <w:p>
+            <w:pPr>
+              <w:spacing w:before="60" w:after="60" w:line="252" w:lineRule="auto"/>
+              <w:jc w:val="left"/>
+            </w:pPr>
+            <w:r/>
+            <w:r>
+              <w:rPr>
+                <w:b/>
+              </w:rPr>
+              <w:t>Thu 01/10</w:t>
+            </w:r>
+          </w:p>
+        </w:tc>
+        <w:tc>
+          <w:tcPr>
+            <w:tcW w:type="dxa" w:w="864"/>
+            <w:shd w:fill="FFFFFF"/>
+            <w:tcMar>
+              <w:top w:w="100" w:type="dxa"/>
+              <w:bottom w:w="100" w:type="dxa"/>
+              <w:left w:w="120" w:type="dxa"/>
+              <w:right w:w="120" w:type="dxa"/>
+            </w:tcMar>
+            <w:tcBorders>
+              <w:top w:val="single" w:sz="4" w:space="0" w:color="CCCCCC"/>
+              <w:bottom w:val="single" w:sz="4" w:space="0" w:color="CCCCCC"/>
+              <w:left w:val="single" w:sz="4" w:space="0" w:color="CCCCCC"/>
+              <w:right w:val="single" w:sz="4" w:space="0" w:color="CCCCCC"/>
+            </w:tcBorders>
+          </w:tcPr>
+          <w:p>
+            <w:pPr>
+              <w:spacing w:before="60" w:after="60" w:line="252" w:lineRule="auto"/>
+              <w:jc w:val="left"/>
+            </w:pPr>
+            <w:r/>
+            <w:r>
+              <w:t>Asia 11-15</w:t>
+            </w:r>
+          </w:p>
+        </w:tc>
+        <w:tc>
+          <w:tcPr>
+            <w:tcW w:type="dxa" w:w="1440"/>
+            <w:shd w:fill="FFFFFF"/>
+            <w:tcMar>
+              <w:top w:w="100" w:type="dxa"/>
+              <w:bottom w:w="100" w:type="dxa"/>
+              <w:left w:w="120" w:type="dxa"/>
+              <w:right w:w="120" w:type="dxa"/>
+            </w:tcMar>
+            <w:tcBorders>
+              <w:top w:val="single" w:sz="4" w:space="0" w:color="CCCCCC"/>
+              <w:bottom w:val="single" w:sz="4" w:space="0" w:color="CCCCCC"/>
+              <w:left w:val="single" w:sz="4" w:space="0" w:color="CCCCCC"/>
+              <w:right w:val="single" w:sz="4" w:space="0" w:color="CCCCCC"/>
+            </w:tcBorders>
+          </w:tcPr>
+          <w:p>
+            <w:pPr>
+              <w:spacing w:before="60" w:after="60" w:line="252" w:lineRule="auto"/>
+              <w:jc w:val="left"/>
+            </w:pPr>
+            <w:r/>
+            <w:r>
+              <w:t>531.00</w:t>
+            </w:r>
+          </w:p>
+        </w:tc>
+        <w:tc>
+          <w:tcPr>
+            <w:tcW w:type="dxa" w:w="2016"/>
+            <w:shd w:fill="FFFFFF"/>
+            <w:tcMar>
+              <w:top w:w="100" w:type="dxa"/>
+              <w:bottom w:w="100" w:type="dxa"/>
+              <w:left w:w="120" w:type="dxa"/>
+              <w:right w:w="120" w:type="dxa"/>
+            </w:tcMar>
+            <w:tcBorders>
+              <w:top w:val="single" w:sz="4" w:space="0" w:color="CCCCCC"/>
+              <w:bottom w:val="single" w:sz="4" w:space="0" w:color="CCCCCC"/>
+              <w:left w:val="single" w:sz="4" w:space="0" w:color="CCCCCC"/>
+              <w:right w:val="single" w:sz="4" w:space="0" w:color="CCCCCC"/>
+            </w:tcBorders>
+          </w:tcPr>
+          <w:p>
+            <w:pPr>
+              <w:spacing w:before="60" w:after="60" w:line="252" w:lineRule="auto"/>
+              <w:jc w:val="left"/>
+            </w:pPr>
+            <w:r/>
+            <w:r>
+              <w:t>533.00</w:t>
+            </w:r>
+          </w:p>
+        </w:tc>
+        <w:tc>
+          <w:tcPr>
+            <w:tcW w:type="dxa" w:w="1152"/>
+            <w:shd w:fill="FFFFFF"/>
+            <w:tcMar>
+              <w:top w:w="100" w:type="dxa"/>
+              <w:bottom w:w="100" w:type="dxa"/>
+              <w:left w:w="120" w:type="dxa"/>
+              <w:right w:w="120" w:type="dxa"/>
+            </w:tcMar>
+            <w:tcBorders>
+              <w:top w:val="single" w:sz="4" w:space="0" w:color="CCCCCC"/>
+              <w:bottom w:val="single" w:sz="4" w:space="0" w:color="CCCCCC"/>
+              <w:left w:val="single" w:sz="4" w:space="0" w:color="CCCCCC"/>
+              <w:right w:val="single" w:sz="4" w:space="0" w:color="CCCCCC"/>
+            </w:tcBorders>
+          </w:tcPr>
+          <w:p>
+            <w:pPr>
+              <w:spacing w:before="60" w:after="60" w:line="252" w:lineRule="auto"/>
+              <w:jc w:val="left"/>
+            </w:pPr>
+            <w:r/>
+            <w:r>
+              <w:t>526.50</w:t>
+            </w:r>
+          </w:p>
+        </w:tc>
+        <w:tc>
+          <w:tcPr>
+            <w:tcW w:type="dxa" w:w="1728"/>
+            <w:shd w:fill="FFFFFF"/>
+            <w:tcMar>
+              <w:top w:w="100" w:type="dxa"/>
+              <w:bottom w:w="100" w:type="dxa"/>
+              <w:left w:w="120" w:type="dxa"/>
+              <w:right w:w="120" w:type="dxa"/>
+            </w:tcMar>
+            <w:tcBorders>
+              <w:top w:val="single" w:sz="4" w:space="0" w:color="CCCCCC"/>
+              <w:bottom w:val="single" w:sz="4" w:space="0" w:color="CCCCCC"/>
+              <w:left w:val="single" w:sz="4" w:space="0" w:color="CCCCCC"/>
+              <w:right w:val="single" w:sz="4" w:space="0" w:color="CCCCCC"/>
+            </w:tcBorders>
+          </w:tcPr>
+          <w:p>
+            <w:pPr>
+              <w:spacing w:before="60" w:after="60" w:line="252" w:lineRule="auto"/>
+              <w:jc w:val="left"/>
+            </w:pPr>
+            <w:r/>
+            <w:r>
+              <w:rPr>
+                <w:b/>
+              </w:rPr>
+              <w:t>531.25</w:t>
+            </w:r>
+          </w:p>
+        </w:tc>
+        <w:tc>
+          <w:tcPr>
+            <w:tcW w:type="dxa" w:w="3456"/>
+            <w:shd w:fill="FFFFFF"/>
+            <w:tcMar>
+              <w:top w:w="100" w:type="dxa"/>
+              <w:bottom w:w="100" w:type="dxa"/>
+              <w:left w:w="120" w:type="dxa"/>
+              <w:right w:w="120" w:type="dxa"/>
+            </w:tcMar>
+            <w:tcBorders>
+              <w:top w:val="single" w:sz="4" w:space="0" w:color="CCCCCC"/>
+              <w:bottom w:val="single" w:sz="4" w:space="0" w:color="CCCCCC"/>
+              <w:left w:val="single" w:sz="4" w:space="0" w:color="CCCCCC"/>
+              <w:right w:val="single" w:sz="4" w:space="0" w:color="CCCCCC"/>
+            </w:tcBorders>
+          </w:tcPr>
+          <w:p>
+            <w:pPr>
+              <w:spacing w:before="60" w:after="60" w:line="252" w:lineRule="auto"/>
+              <w:jc w:val="left"/>
+            </w:pPr>
+            <w:r/>
+            <w:r>
+              <w:rPr>
+                <w:b/>
+              </w:rPr>
+              <w:t>+0.25</w:t>
+            </w:r>
+          </w:p>
+        </w:tc>
+        <w:tc>
+          <w:tcPr>
+            <w:tcW w:type="dxa" w:w="1440"/>
+            <w:shd w:fill="FFFFFF"/>
+            <w:tcMar>
+              <w:top w:w="100" w:type="dxa"/>
+              <w:bottom w:w="100" w:type="dxa"/>
+              <w:left w:w="120" w:type="dxa"/>
+              <w:right w:w="120" w:type="dxa"/>
+            </w:tcMar>
+            <w:tcBorders>
+              <w:top w:val="single" w:sz="4" w:space="0" w:color="CCCCCC"/>
+              <w:bottom w:val="single" w:sz="4" w:space="0" w:color="CCCCCC"/>
+              <w:left w:val="single" w:sz="4" w:space="0" w:color="CCCCCC"/>
+              <w:right w:val="single" w:sz="4" w:space="0" w:color="CCCCCC"/>
+            </w:tcBorders>
+          </w:tcPr>
+          <w:p>
+            <w:pPr>
+              <w:spacing w:before="60" w:after="60" w:line="252" w:lineRule="auto"/>
+              <w:jc w:val="left"/>
+            </w:pPr>
+            <w:r/>
+            <w:r>
+              <w:t>BULL</w:t>
+            </w:r>
+          </w:p>
+        </w:tc>
+      </w:tr>
+      <w:tr>
+        <w:tc>
+          <w:tcPr>
+            <w:tcW w:type="dxa" w:w="1584"/>
+            <w:shd w:fill="F8FAFC"/>
+            <w:tcMar>
+              <w:top w:w="100" w:type="dxa"/>
+              <w:bottom w:w="100" w:type="dxa"/>
+              <w:left w:w="120" w:type="dxa"/>
+              <w:right w:w="120" w:type="dxa"/>
+            </w:tcMar>
+            <w:tcBorders>
+              <w:top w:val="single" w:sz="4" w:space="0" w:color="CCCCCC"/>
+              <w:bottom w:val="single" w:sz="4" w:space="0" w:color="CCCCCC"/>
+              <w:left w:val="single" w:sz="4" w:space="0" w:color="CCCCCC"/>
+              <w:right w:val="single" w:sz="4" w:space="0" w:color="CCCCCC"/>
+            </w:tcBorders>
+          </w:tcPr>
+          <w:p>
+            <w:pPr>
+              <w:spacing w:before="60" w:after="60" w:line="252" w:lineRule="auto"/>
+              <w:jc w:val="left"/>
+            </w:pPr>
+            <w:r/>
+            <w:r>
+              <w:rPr>
+                <w:b/>
+              </w:rPr>
+              <w:t>Thu 01/10</w:t>
+            </w:r>
+          </w:p>
+        </w:tc>
+        <w:tc>
+          <w:tcPr>
+            <w:tcW w:type="dxa" w:w="864"/>
+            <w:shd w:fill="F8FAFC"/>
+            <w:tcMar>
+              <w:top w:w="100" w:type="dxa"/>
+              <w:bottom w:w="100" w:type="dxa"/>
+              <w:left w:w="120" w:type="dxa"/>
+              <w:right w:w="120" w:type="dxa"/>
+            </w:tcMar>
+            <w:tcBorders>
+              <w:top w:val="single" w:sz="4" w:space="0" w:color="CCCCCC"/>
+              <w:bottom w:val="single" w:sz="4" w:space="0" w:color="CCCCCC"/>
+              <w:left w:val="single" w:sz="4" w:space="0" w:color="CCCCCC"/>
+              <w:right w:val="single" w:sz="4" w:space="0" w:color="CCCCCC"/>
+            </w:tcBorders>
+          </w:tcPr>
+          <w:p>
+            <w:pPr>
+              <w:spacing w:before="60" w:after="60" w:line="252" w:lineRule="auto"/>
+              <w:jc w:val="left"/>
+            </w:pPr>
+            <w:r/>
+            <w:r>
+              <w:t>London 15-19</w:t>
+            </w:r>
+          </w:p>
+        </w:tc>
+        <w:tc>
+          <w:tcPr>
+            <w:tcW w:type="dxa" w:w="1440"/>
+            <w:shd w:fill="F8FAFC"/>
+            <w:tcMar>
+              <w:top w:w="100" w:type="dxa"/>
+              <w:bottom w:w="100" w:type="dxa"/>
+              <w:left w:w="120" w:type="dxa"/>
+              <w:right w:w="120" w:type="dxa"/>
+            </w:tcMar>
+            <w:tcBorders>
+              <w:top w:val="single" w:sz="4" w:space="0" w:color="CCCCCC"/>
+              <w:bottom w:val="single" w:sz="4" w:space="0" w:color="CCCCCC"/>
+              <w:left w:val="single" w:sz="4" w:space="0" w:color="CCCCCC"/>
+              <w:right w:val="single" w:sz="4" w:space="0" w:color="CCCCCC"/>
+            </w:tcBorders>
+          </w:tcPr>
+          <w:p>
+            <w:pPr>
+              <w:spacing w:before="60" w:after="60" w:line="252" w:lineRule="auto"/>
+              <w:jc w:val="left"/>
+            </w:pPr>
+            <w:r/>
+            <w:r>
+              <w:t>531.25</w:t>
+            </w:r>
+          </w:p>
+        </w:tc>
+        <w:tc>
+          <w:tcPr>
+            <w:tcW w:type="dxa" w:w="2016"/>
+            <w:shd w:fill="F8FAFC"/>
+            <w:tcMar>
+              <w:top w:w="100" w:type="dxa"/>
+              <w:bottom w:w="100" w:type="dxa"/>
+              <w:left w:w="120" w:type="dxa"/>
+              <w:right w:w="120" w:type="dxa"/>
+            </w:tcMar>
+            <w:tcBorders>
+              <w:top w:val="single" w:sz="4" w:space="0" w:color="CCCCCC"/>
+              <w:bottom w:val="single" w:sz="4" w:space="0" w:color="CCCCCC"/>
+              <w:left w:val="single" w:sz="4" w:space="0" w:color="CCCCCC"/>
+              <w:right w:val="single" w:sz="4" w:space="0" w:color="CCCCCC"/>
+            </w:tcBorders>
+          </w:tcPr>
+          <w:p>
+            <w:pPr>
+              <w:spacing w:before="60" w:after="60" w:line="252" w:lineRule="auto"/>
+              <w:jc w:val="left"/>
+            </w:pPr>
+            <w:r/>
+            <w:r>
+              <w:t>535.00</w:t>
+            </w:r>
+          </w:p>
+        </w:tc>
+        <w:tc>
+          <w:tcPr>
+            <w:tcW w:type="dxa" w:w="1152"/>
+            <w:shd w:fill="F8FAFC"/>
+            <w:tcMar>
+              <w:top w:w="100" w:type="dxa"/>
+              <w:bottom w:w="100" w:type="dxa"/>
+              <w:left w:w="120" w:type="dxa"/>
+              <w:right w:w="120" w:type="dxa"/>
+            </w:tcMar>
+            <w:tcBorders>
+              <w:top w:val="single" w:sz="4" w:space="0" w:color="CCCCCC"/>
+              <w:bottom w:val="single" w:sz="4" w:space="0" w:color="CCCCCC"/>
+              <w:left w:val="single" w:sz="4" w:space="0" w:color="CCCCCC"/>
+              <w:right w:val="single" w:sz="4" w:space="0" w:color="CCCCCC"/>
+            </w:tcBorders>
+          </w:tcPr>
+          <w:p>
+            <w:pPr>
+              <w:spacing w:before="60" w:after="60" w:line="252" w:lineRule="auto"/>
+              <w:jc w:val="left"/>
+            </w:pPr>
+            <w:r/>
+            <w:r>
+              <w:t>528.50</w:t>
+            </w:r>
+          </w:p>
+        </w:tc>
+        <w:tc>
+          <w:tcPr>
+            <w:tcW w:type="dxa" w:w="1728"/>
+            <w:shd w:fill="F8FAFC"/>
+            <w:tcMar>
+              <w:top w:w="100" w:type="dxa"/>
+              <w:bottom w:w="100" w:type="dxa"/>
+              <w:left w:w="120" w:type="dxa"/>
+              <w:right w:w="120" w:type="dxa"/>
+            </w:tcMar>
+            <w:tcBorders>
+              <w:top w:val="single" w:sz="4" w:space="0" w:color="CCCCCC"/>
+              <w:bottom w:val="single" w:sz="4" w:space="0" w:color="CCCCCC"/>
+              <w:left w:val="single" w:sz="4" w:space="0" w:color="CCCCCC"/>
+              <w:right w:val="single" w:sz="4" w:space="0" w:color="CCCCCC"/>
+            </w:tcBorders>
+          </w:tcPr>
+          <w:p>
+            <w:pPr>
+              <w:spacing w:before="60" w:after="60" w:line="252" w:lineRule="auto"/>
+              <w:jc w:val="left"/>
+            </w:pPr>
+            <w:r/>
+            <w:r>
+              <w:rPr>
+                <w:b/>
+              </w:rPr>
+              <w:t>531.75</w:t>
+            </w:r>
+          </w:p>
+        </w:tc>
+        <w:tc>
+          <w:tcPr>
+            <w:tcW w:type="dxa" w:w="3456"/>
+            <w:shd w:fill="F8FAFC"/>
+            <w:tcMar>
+              <w:top w:w="100" w:type="dxa"/>
+              <w:bottom w:w="100" w:type="dxa"/>
+              <w:left w:w="120" w:type="dxa"/>
+              <w:right w:w="120" w:type="dxa"/>
+            </w:tcMar>
+            <w:tcBorders>
+              <w:top w:val="single" w:sz="4" w:space="0" w:color="CCCCCC"/>
+              <w:bottom w:val="single" w:sz="4" w:space="0" w:color="CCCCCC"/>
+              <w:left w:val="single" w:sz="4" w:space="0" w:color="CCCCCC"/>
+              <w:right w:val="single" w:sz="4" w:space="0" w:color="CCCCCC"/>
+            </w:tcBorders>
+          </w:tcPr>
+          <w:p>
+            <w:pPr>
+              <w:spacing w:before="60" w:after="60" w:line="252" w:lineRule="auto"/>
+              <w:jc w:val="left"/>
+            </w:pPr>
+            <w:r/>
+            <w:r>
+              <w:rPr>
+                <w:b/>
+              </w:rPr>
+              <w:t>+0.50</w:t>
+            </w:r>
+          </w:p>
+        </w:tc>
+        <w:tc>
+          <w:tcPr>
+            <w:tcW w:type="dxa" w:w="1440"/>
+            <w:shd w:fill="F8FAFC"/>
+            <w:tcMar>
+              <w:top w:w="100" w:type="dxa"/>
+              <w:bottom w:w="100" w:type="dxa"/>
+              <w:left w:w="120" w:type="dxa"/>
+              <w:right w:w="120" w:type="dxa"/>
+            </w:tcMar>
+            <w:tcBorders>
+              <w:top w:val="single" w:sz="4" w:space="0" w:color="CCCCCC"/>
+              <w:bottom w:val="single" w:sz="4" w:space="0" w:color="CCCCCC"/>
+              <w:left w:val="single" w:sz="4" w:space="0" w:color="CCCCCC"/>
+              <w:right w:val="single" w:sz="4" w:space="0" w:color="CCCCCC"/>
+            </w:tcBorders>
+          </w:tcPr>
+          <w:p>
+            <w:pPr>
+              <w:spacing w:before="60" w:after="60" w:line="252" w:lineRule="auto"/>
+              <w:jc w:val="left"/>
+            </w:pPr>
+            <w:r/>
+            <w:r>
+              <w:t>BULL</w:t>
+            </w:r>
+          </w:p>
+        </w:tc>
+      </w:tr>
+      <w:tr>
+        <w:tc>
+          <w:tcPr>
+            <w:tcW w:type="dxa" w:w="1584"/>
+            <w:shd w:fill="FFFFFF"/>
+            <w:tcMar>
+              <w:top w:w="100" w:type="dxa"/>
+              <w:bottom w:w="100" w:type="dxa"/>
+              <w:left w:w="120" w:type="dxa"/>
+              <w:right w:w="120" w:type="dxa"/>
+            </w:tcMar>
+            <w:tcBorders>
+              <w:top w:val="single" w:sz="4" w:space="0" w:color="CCCCCC"/>
+              <w:bottom w:val="single" w:sz="4" w:space="0" w:color="CCCCCC"/>
+              <w:left w:val="single" w:sz="4" w:space="0" w:color="CCCCCC"/>
+              <w:right w:val="single" w:sz="4" w:space="0" w:color="CCCCCC"/>
+            </w:tcBorders>
+          </w:tcPr>
+          <w:p>
+            <w:pPr>
+              <w:spacing w:before="60" w:after="60" w:line="252" w:lineRule="auto"/>
+              <w:jc w:val="left"/>
+            </w:pPr>
+            <w:r/>
+            <w:r>
+              <w:rPr>
+                <w:b/>
+              </w:rPr>
+              <w:t>Thu 01/10</w:t>
+            </w:r>
+          </w:p>
+        </w:tc>
+        <w:tc>
+          <w:tcPr>
+            <w:tcW w:type="dxa" w:w="864"/>
+            <w:shd w:fill="FFFFFF"/>
+            <w:tcMar>
+              <w:top w:w="100" w:type="dxa"/>
+              <w:bottom w:w="100" w:type="dxa"/>
+              <w:left w:w="120" w:type="dxa"/>
+              <w:right w:w="120" w:type="dxa"/>
+            </w:tcMar>
+            <w:tcBorders>
+              <w:top w:val="single" w:sz="4" w:space="0" w:color="CCCCCC"/>
+              <w:bottom w:val="single" w:sz="4" w:space="0" w:color="CCCCCC"/>
+              <w:left w:val="single" w:sz="4" w:space="0" w:color="CCCCCC"/>
+              <w:right w:val="single" w:sz="4" w:space="0" w:color="CCCCCC"/>
+            </w:tcBorders>
+          </w:tcPr>
+          <w:p>
+            <w:pPr>
+              <w:spacing w:before="60" w:after="60" w:line="252" w:lineRule="auto"/>
+              <w:jc w:val="left"/>
+            </w:pPr>
+            <w:r/>
+            <w:r>
+              <w:t>Pre-NY 19-21</w:t>
+            </w:r>
+          </w:p>
+        </w:tc>
+        <w:tc>
+          <w:tcPr>
+            <w:tcW w:type="dxa" w:w="1440"/>
+            <w:shd w:fill="FFFFFF"/>
+            <w:tcMar>
+              <w:top w:w="100" w:type="dxa"/>
+              <w:bottom w:w="100" w:type="dxa"/>
+              <w:left w:w="120" w:type="dxa"/>
+              <w:right w:w="120" w:type="dxa"/>
+            </w:tcMar>
+            <w:tcBorders>
+              <w:top w:val="single" w:sz="4" w:space="0" w:color="CCCCCC"/>
+              <w:bottom w:val="single" w:sz="4" w:space="0" w:color="CCCCCC"/>
+              <w:left w:val="single" w:sz="4" w:space="0" w:color="CCCCCC"/>
+              <w:right w:val="single" w:sz="4" w:space="0" w:color="CCCCCC"/>
+            </w:tcBorders>
+          </w:tcPr>
+          <w:p>
+            <w:pPr>
+              <w:spacing w:before="60" w:after="60" w:line="252" w:lineRule="auto"/>
+              <w:jc w:val="left"/>
+            </w:pPr>
+            <w:r/>
+            <w:r>
+              <w:t>531.75</w:t>
+            </w:r>
+          </w:p>
+        </w:tc>
+        <w:tc>
+          <w:tcPr>
+            <w:tcW w:type="dxa" w:w="2016"/>
+            <w:shd w:fill="FFFFFF"/>
+            <w:tcMar>
+              <w:top w:w="100" w:type="dxa"/>
+              <w:bottom w:w="100" w:type="dxa"/>
+              <w:left w:w="120" w:type="dxa"/>
+              <w:right w:w="120" w:type="dxa"/>
+            </w:tcMar>
+            <w:tcBorders>
+              <w:top w:val="single" w:sz="4" w:space="0" w:color="CCCCCC"/>
+              <w:bottom w:val="single" w:sz="4" w:space="0" w:color="CCCCCC"/>
+              <w:left w:val="single" w:sz="4" w:space="0" w:color="CCCCCC"/>
+              <w:right w:val="single" w:sz="4" w:space="0" w:color="CCCCCC"/>
+            </w:tcBorders>
+          </w:tcPr>
+          <w:p>
+            <w:pPr>
+              <w:spacing w:before="60" w:after="60" w:line="252" w:lineRule="auto"/>
+              <w:jc w:val="left"/>
+            </w:pPr>
+            <w:r/>
+            <w:r>
+              <w:t>534.75</w:t>
+            </w:r>
+          </w:p>
+        </w:tc>
+        <w:tc>
+          <w:tcPr>
+            <w:tcW w:type="dxa" w:w="1152"/>
+            <w:shd w:fill="FFFFFF"/>
+            <w:tcMar>
+              <w:top w:w="100" w:type="dxa"/>
+              <w:bottom w:w="100" w:type="dxa"/>
+              <w:left w:w="120" w:type="dxa"/>
+              <w:right w:w="120" w:type="dxa"/>
+            </w:tcMar>
+            <w:tcBorders>
+              <w:top w:val="single" w:sz="4" w:space="0" w:color="CCCCCC"/>
+              <w:bottom w:val="single" w:sz="4" w:space="0" w:color="CCCCCC"/>
+              <w:left w:val="single" w:sz="4" w:space="0" w:color="CCCCCC"/>
+              <w:right w:val="single" w:sz="4" w:space="0" w:color="CCCCCC"/>
+            </w:tcBorders>
+          </w:tcPr>
+          <w:p>
+            <w:pPr>
+              <w:spacing w:before="60" w:after="60" w:line="252" w:lineRule="auto"/>
+              <w:jc w:val="left"/>
+            </w:pPr>
+            <w:r/>
+            <w:r>
+              <w:t>527.25</w:t>
+            </w:r>
+          </w:p>
+        </w:tc>
+        <w:tc>
+          <w:tcPr>
+            <w:tcW w:type="dxa" w:w="1728"/>
+            <w:shd w:fill="FFFFFF"/>
+            <w:tcMar>
+              <w:top w:w="100" w:type="dxa"/>
+              <w:bottom w:w="100" w:type="dxa"/>
+              <w:left w:w="120" w:type="dxa"/>
+              <w:right w:w="120" w:type="dxa"/>
+            </w:tcMar>
+            <w:tcBorders>
+              <w:top w:val="single" w:sz="4" w:space="0" w:color="CCCCCC"/>
+              <w:bottom w:val="single" w:sz="4" w:space="0" w:color="CCCCCC"/>
+              <w:left w:val="single" w:sz="4" w:space="0" w:color="CCCCCC"/>
+              <w:right w:val="single" w:sz="4" w:space="0" w:color="CCCCCC"/>
+            </w:tcBorders>
+          </w:tcPr>
+          <w:p>
+            <w:pPr>
+              <w:spacing w:before="60" w:after="60" w:line="252" w:lineRule="auto"/>
+              <w:jc w:val="left"/>
+            </w:pPr>
+            <w:r/>
+            <w:r>
+              <w:rPr>
+                <w:b/>
+              </w:rPr>
+              <w:t>532.00</w:t>
+            </w:r>
+          </w:p>
+        </w:tc>
+        <w:tc>
+          <w:tcPr>
+            <w:tcW w:type="dxa" w:w="3456"/>
+            <w:shd w:fill="FFFFFF"/>
+            <w:tcMar>
+              <w:top w:w="100" w:type="dxa"/>
+              <w:bottom w:w="100" w:type="dxa"/>
+              <w:left w:w="120" w:type="dxa"/>
+              <w:right w:w="120" w:type="dxa"/>
+            </w:tcMar>
+            <w:tcBorders>
+              <w:top w:val="single" w:sz="4" w:space="0" w:color="CCCCCC"/>
+              <w:bottom w:val="single" w:sz="4" w:space="0" w:color="CCCCCC"/>
+              <w:left w:val="single" w:sz="4" w:space="0" w:color="CCCCCC"/>
+              <w:right w:val="single" w:sz="4" w:space="0" w:color="CCCCCC"/>
+            </w:tcBorders>
+          </w:tcPr>
+          <w:p>
+            <w:pPr>
+              <w:spacing w:before="60" w:after="60" w:line="252" w:lineRule="auto"/>
+              <w:jc w:val="left"/>
+            </w:pPr>
+            <w:r/>
+            <w:r>
+              <w:rPr>
+                <w:b/>
+              </w:rPr>
+              <w:t>+0.25</w:t>
+            </w:r>
+          </w:p>
+        </w:tc>
+        <w:tc>
+          <w:tcPr>
+            <w:tcW w:type="dxa" w:w="1440"/>
+            <w:shd w:fill="FFFFFF"/>
+            <w:tcMar>
+              <w:top w:w="100" w:type="dxa"/>
+              <w:bottom w:w="100" w:type="dxa"/>
+              <w:left w:w="120" w:type="dxa"/>
+              <w:right w:w="120" w:type="dxa"/>
+            </w:tcMar>
+            <w:tcBorders>
+              <w:top w:val="single" w:sz="4" w:space="0" w:color="CCCCCC"/>
+              <w:bottom w:val="single" w:sz="4" w:space="0" w:color="CCCCCC"/>
+              <w:left w:val="single" w:sz="4" w:space="0" w:color="CCCCCC"/>
+              <w:right w:val="single" w:sz="4" w:space="0" w:color="CCCCCC"/>
+            </w:tcBorders>
+          </w:tcPr>
+          <w:p>
+            <w:pPr>
+              <w:spacing w:before="60" w:after="60" w:line="252" w:lineRule="auto"/>
+              <w:jc w:val="left"/>
+            </w:pPr>
+            <w:r/>
+            <w:r>
+              <w:t>BULL</w:t>
+            </w:r>
+          </w:p>
+        </w:tc>
+      </w:tr>
+      <w:tr>
+        <w:tc>
+          <w:tcPr>
+            <w:tcW w:type="dxa" w:w="1584"/>
+            <w:shd w:fill="F8FAFC"/>
+            <w:tcMar>
+              <w:top w:w="100" w:type="dxa"/>
+              <w:bottom w:w="100" w:type="dxa"/>
+              <w:left w:w="120" w:type="dxa"/>
+              <w:right w:w="120" w:type="dxa"/>
+            </w:tcMar>
+            <w:tcBorders>
+              <w:top w:val="single" w:sz="4" w:space="0" w:color="CCCCCC"/>
+              <w:bottom w:val="single" w:sz="4" w:space="0" w:color="CCCCCC"/>
+              <w:left w:val="single" w:sz="4" w:space="0" w:color="CCCCCC"/>
+              <w:right w:val="single" w:sz="4" w:space="0" w:color="CCCCCC"/>
+            </w:tcBorders>
+          </w:tcPr>
+          <w:p>
+            <w:pPr>
+              <w:spacing w:before="60" w:after="60" w:line="252" w:lineRule="auto"/>
+              <w:jc w:val="left"/>
+            </w:pPr>
+            <w:r/>
+            <w:r>
+              <w:rPr>
+                <w:b/>
+              </w:rPr>
+              <w:t>Thu 01/10</w:t>
+            </w:r>
+          </w:p>
+        </w:tc>
+        <w:tc>
+          <w:tcPr>
+            <w:tcW w:type="dxa" w:w="864"/>
+            <w:shd w:fill="F8FAFC"/>
+            <w:tcMar>
+              <w:top w:w="100" w:type="dxa"/>
+              <w:bottom w:w="100" w:type="dxa"/>
+              <w:left w:w="120" w:type="dxa"/>
+              <w:right w:w="120" w:type="dxa"/>
+            </w:tcMar>
+            <w:tcBorders>
+              <w:top w:val="single" w:sz="4" w:space="0" w:color="CCCCCC"/>
+              <w:bottom w:val="single" w:sz="4" w:space="0" w:color="CCCCCC"/>
+              <w:left w:val="single" w:sz="4" w:space="0" w:color="CCCCCC"/>
+              <w:right w:val="single" w:sz="4" w:space="0" w:color="CCCCCC"/>
+            </w:tcBorders>
+          </w:tcPr>
+          <w:p>
+            <w:pPr>
+              <w:spacing w:before="60" w:after="60" w:line="252" w:lineRule="auto"/>
+              <w:jc w:val="left"/>
+            </w:pPr>
+            <w:r/>
+            <w:r>
+              <w:t>NY Open 21-23</w:t>
+            </w:r>
+          </w:p>
+        </w:tc>
+        <w:tc>
+          <w:tcPr>
+            <w:tcW w:type="dxa" w:w="1440"/>
+            <w:shd w:fill="F8FAFC"/>
+            <w:tcMar>
+              <w:top w:w="100" w:type="dxa"/>
+              <w:bottom w:w="100" w:type="dxa"/>
+              <w:left w:w="120" w:type="dxa"/>
+              <w:right w:w="120" w:type="dxa"/>
+            </w:tcMar>
+            <w:tcBorders>
+              <w:top w:val="single" w:sz="4" w:space="0" w:color="CCCCCC"/>
+              <w:bottom w:val="single" w:sz="4" w:space="0" w:color="CCCCCC"/>
+              <w:left w:val="single" w:sz="4" w:space="0" w:color="CCCCCC"/>
+              <w:right w:val="single" w:sz="4" w:space="0" w:color="CCCCCC"/>
+            </w:tcBorders>
+          </w:tcPr>
+          <w:p>
+            <w:pPr>
+              <w:spacing w:before="60" w:after="60" w:line="252" w:lineRule="auto"/>
+              <w:jc w:val="left"/>
+            </w:pPr>
+            <w:r/>
+            <w:r>
+              <w:t>532.00</w:t>
+            </w:r>
+          </w:p>
+        </w:tc>
+        <w:tc>
+          <w:tcPr>
+            <w:tcW w:type="dxa" w:w="2016"/>
+            <w:shd w:fill="F8FAFC"/>
+            <w:tcMar>
+              <w:top w:w="100" w:type="dxa"/>
+              <w:bottom w:w="100" w:type="dxa"/>
+              <w:left w:w="120" w:type="dxa"/>
+              <w:right w:w="120" w:type="dxa"/>
+            </w:tcMar>
+            <w:tcBorders>
+              <w:top w:val="single" w:sz="4" w:space="0" w:color="CCCCCC"/>
+              <w:bottom w:val="single" w:sz="4" w:space="0" w:color="CCCCCC"/>
+              <w:left w:val="single" w:sz="4" w:space="0" w:color="CCCCCC"/>
+              <w:right w:val="single" w:sz="4" w:space="0" w:color="CCCCCC"/>
+            </w:tcBorders>
+          </w:tcPr>
+          <w:p>
+            <w:pPr>
+              <w:spacing w:before="60" w:after="60" w:line="252" w:lineRule="auto"/>
+              <w:jc w:val="left"/>
+            </w:pPr>
+            <w:r/>
+            <w:r>
+              <w:t>536.25</w:t>
+            </w:r>
+          </w:p>
+        </w:tc>
+        <w:tc>
+          <w:tcPr>
+            <w:tcW w:type="dxa" w:w="1152"/>
+            <w:shd w:fill="F8FAFC"/>
+            <w:tcMar>
+              <w:top w:w="100" w:type="dxa"/>
+              <w:bottom w:w="100" w:type="dxa"/>
+              <w:left w:w="120" w:type="dxa"/>
+              <w:right w:w="120" w:type="dxa"/>
+            </w:tcMar>
+            <w:tcBorders>
+              <w:top w:val="single" w:sz="4" w:space="0" w:color="CCCCCC"/>
+              <w:bottom w:val="single" w:sz="4" w:space="0" w:color="CCCCCC"/>
+              <w:left w:val="single" w:sz="4" w:space="0" w:color="CCCCCC"/>
+              <w:right w:val="single" w:sz="4" w:space="0" w:color="CCCCCC"/>
+            </w:tcBorders>
+          </w:tcPr>
+          <w:p>
+            <w:pPr>
+              <w:spacing w:before="60" w:after="60" w:line="252" w:lineRule="auto"/>
+              <w:jc w:val="left"/>
+            </w:pPr>
+            <w:r/>
+            <w:r>
+              <w:t>528.75</w:t>
+            </w:r>
+          </w:p>
+        </w:tc>
+        <w:tc>
+          <w:tcPr>
+            <w:tcW w:type="dxa" w:w="1728"/>
+            <w:shd w:fill="F8FAFC"/>
+            <w:tcMar>
+              <w:top w:w="100" w:type="dxa"/>
+              <w:bottom w:w="100" w:type="dxa"/>
+              <w:left w:w="120" w:type="dxa"/>
+              <w:right w:w="120" w:type="dxa"/>
+            </w:tcMar>
+            <w:tcBorders>
+              <w:top w:val="single" w:sz="4" w:space="0" w:color="CCCCCC"/>
+              <w:bottom w:val="single" w:sz="4" w:space="0" w:color="CCCCCC"/>
+              <w:left w:val="single" w:sz="4" w:space="0" w:color="CCCCCC"/>
+              <w:right w:val="single" w:sz="4" w:space="0" w:color="CCCCCC"/>
+            </w:tcBorders>
+          </w:tcPr>
+          <w:p>
+            <w:pPr>
+              <w:spacing w:before="60" w:after="60" w:line="252" w:lineRule="auto"/>
+              <w:jc w:val="left"/>
+            </w:pPr>
+            <w:r/>
+            <w:r>
+              <w:rPr>
+                <w:b/>
+              </w:rPr>
+              <w:t>532.75</w:t>
+            </w:r>
+          </w:p>
+        </w:tc>
+        <w:tc>
+          <w:tcPr>
+            <w:tcW w:type="dxa" w:w="3456"/>
+            <w:shd w:fill="F8FAFC"/>
+            <w:tcMar>
+              <w:top w:w="100" w:type="dxa"/>
+              <w:bottom w:w="100" w:type="dxa"/>
+              <w:left w:w="120" w:type="dxa"/>
+              <w:right w:w="120" w:type="dxa"/>
+            </w:tcMar>
+            <w:tcBorders>
+              <w:top w:val="single" w:sz="4" w:space="0" w:color="CCCCCC"/>
+              <w:bottom w:val="single" w:sz="4" w:space="0" w:color="CCCCCC"/>
+              <w:left w:val="single" w:sz="4" w:space="0" w:color="CCCCCC"/>
+              <w:right w:val="single" w:sz="4" w:space="0" w:color="CCCCCC"/>
+            </w:tcBorders>
+          </w:tcPr>
+          <w:p>
+            <w:pPr>
+              <w:spacing w:before="60" w:after="60" w:line="252" w:lineRule="auto"/>
+              <w:jc w:val="left"/>
+            </w:pPr>
+            <w:r/>
+            <w:r>
+              <w:rPr>
+                <w:b/>
+              </w:rPr>
+              <w:t>+0.75</w:t>
+            </w:r>
+          </w:p>
+        </w:tc>
+        <w:tc>
+          <w:tcPr>
+            <w:tcW w:type="dxa" w:w="1440"/>
+            <w:shd w:fill="F8FAFC"/>
+            <w:tcMar>
+              <w:top w:w="100" w:type="dxa"/>
+              <w:bottom w:w="100" w:type="dxa"/>
+              <w:left w:w="120" w:type="dxa"/>
+              <w:right w:w="120" w:type="dxa"/>
+            </w:tcMar>
+            <w:tcBorders>
+              <w:top w:val="single" w:sz="4" w:space="0" w:color="CCCCCC"/>
+              <w:bottom w:val="single" w:sz="4" w:space="0" w:color="CCCCCC"/>
+              <w:left w:val="single" w:sz="4" w:space="0" w:color="CCCCCC"/>
+              <w:right w:val="single" w:sz="4" w:space="0" w:color="CCCCCC"/>
+            </w:tcBorders>
+          </w:tcPr>
+          <w:p>
+            <w:pPr>
+              <w:spacing w:before="60" w:after="60" w:line="252" w:lineRule="auto"/>
+              <w:jc w:val="left"/>
+            </w:pPr>
+            <w:r/>
+            <w:r>
+              <w:t>BULL</w:t>
+            </w:r>
+          </w:p>
+        </w:tc>
+      </w:tr>
+      <w:tr>
+        <w:tc>
+          <w:tcPr>
+            <w:tcW w:type="dxa" w:w="1584"/>
+            <w:shd w:fill="FFFFFF"/>
+            <w:tcMar>
+              <w:top w:w="100" w:type="dxa"/>
+              <w:bottom w:w="100" w:type="dxa"/>
+              <w:left w:w="120" w:type="dxa"/>
+              <w:right w:w="120" w:type="dxa"/>
+            </w:tcMar>
+            <w:tcBorders>
+              <w:top w:val="single" w:sz="4" w:space="0" w:color="CCCCCC"/>
+              <w:bottom w:val="single" w:sz="4" w:space="0" w:color="CCCCCC"/>
+              <w:left w:val="single" w:sz="4" w:space="0" w:color="CCCCCC"/>
+              <w:right w:val="single" w:sz="4" w:space="0" w:color="CCCCCC"/>
+            </w:tcBorders>
+          </w:tcPr>
+          <w:p>
+            <w:pPr>
+              <w:spacing w:before="60" w:after="60" w:line="252" w:lineRule="auto"/>
+              <w:jc w:val="left"/>
+            </w:pPr>
+            <w:r/>
+            <w:r>
+              <w:rPr>
+                <w:b/>
+              </w:rPr>
+              <w:t>Thu 01/10</w:t>
+            </w:r>
+          </w:p>
+        </w:tc>
+        <w:tc>
+          <w:tcPr>
+            <w:tcW w:type="dxa" w:w="864"/>
+            <w:shd w:fill="FFFFFF"/>
+            <w:tcMar>
+              <w:top w:w="100" w:type="dxa"/>
+              <w:bottom w:w="100" w:type="dxa"/>
+              <w:left w:w="120" w:type="dxa"/>
+              <w:right w:w="120" w:type="dxa"/>
+            </w:tcMar>
+            <w:tcBorders>
+              <w:top w:val="single" w:sz="4" w:space="0" w:color="CCCCCC"/>
+              <w:bottom w:val="single" w:sz="4" w:space="0" w:color="CCCCCC"/>
+              <w:left w:val="single" w:sz="4" w:space="0" w:color="CCCCCC"/>
+              <w:right w:val="single" w:sz="4" w:space="0" w:color="CCCCCC"/>
+            </w:tcBorders>
+          </w:tcPr>
+          <w:p>
+            <w:pPr>
+              <w:spacing w:before="60" w:after="60" w:line="252" w:lineRule="auto"/>
+              <w:jc w:val="left"/>
+            </w:pPr>
+            <w:r/>
+            <w:r>
+              <w:t>NY Close 23-01</w:t>
+            </w:r>
+          </w:p>
+        </w:tc>
+        <w:tc>
+          <w:tcPr>
+            <w:tcW w:type="dxa" w:w="1440"/>
+            <w:shd w:fill="FFFFFF"/>
+            <w:tcMar>
+              <w:top w:w="100" w:type="dxa"/>
+              <w:bottom w:w="100" w:type="dxa"/>
+              <w:left w:w="120" w:type="dxa"/>
+              <w:right w:w="120" w:type="dxa"/>
+            </w:tcMar>
+            <w:tcBorders>
+              <w:top w:val="single" w:sz="4" w:space="0" w:color="CCCCCC"/>
+              <w:bottom w:val="single" w:sz="4" w:space="0" w:color="CCCCCC"/>
+              <w:left w:val="single" w:sz="4" w:space="0" w:color="CCCCCC"/>
+              <w:right w:val="single" w:sz="4" w:space="0" w:color="CCCCCC"/>
+            </w:tcBorders>
+          </w:tcPr>
+          <w:p>
+            <w:pPr>
+              <w:spacing w:before="60" w:after="60" w:line="252" w:lineRule="auto"/>
+              <w:jc w:val="left"/>
+            </w:pPr>
+            <w:r/>
+            <w:r>
+              <w:t>532.75</w:t>
+            </w:r>
+          </w:p>
+        </w:tc>
+        <w:tc>
+          <w:tcPr>
+            <w:tcW w:type="dxa" w:w="2016"/>
+            <w:shd w:fill="FFFFFF"/>
+            <w:tcMar>
+              <w:top w:w="100" w:type="dxa"/>
+              <w:bottom w:w="100" w:type="dxa"/>
+              <w:left w:w="120" w:type="dxa"/>
+              <w:right w:w="120" w:type="dxa"/>
+            </w:tcMar>
+            <w:tcBorders>
+              <w:top w:val="single" w:sz="4" w:space="0" w:color="CCCCCC"/>
+              <w:bottom w:val="single" w:sz="4" w:space="0" w:color="CCCCCC"/>
+              <w:left w:val="single" w:sz="4" w:space="0" w:color="CCCCCC"/>
+              <w:right w:val="single" w:sz="4" w:space="0" w:color="CCCCCC"/>
+            </w:tcBorders>
+          </w:tcPr>
+          <w:p>
+            <w:pPr>
+              <w:spacing w:before="60" w:after="60" w:line="252" w:lineRule="auto"/>
+              <w:jc w:val="left"/>
+            </w:pPr>
+            <w:r/>
+            <w:r>
+              <w:t>536.25</w:t>
+            </w:r>
+          </w:p>
+        </w:tc>
+        <w:tc>
+          <w:tcPr>
+            <w:tcW w:type="dxa" w:w="1152"/>
+            <w:shd w:fill="FFFFFF"/>
+            <w:tcMar>
+              <w:top w:w="100" w:type="dxa"/>
+              <w:bottom w:w="100" w:type="dxa"/>
+              <w:left w:w="120" w:type="dxa"/>
+              <w:right w:w="120" w:type="dxa"/>
+            </w:tcMar>
+            <w:tcBorders>
+              <w:top w:val="single" w:sz="4" w:space="0" w:color="CCCCCC"/>
+              <w:bottom w:val="single" w:sz="4" w:space="0" w:color="CCCCCC"/>
+              <w:left w:val="single" w:sz="4" w:space="0" w:color="CCCCCC"/>
+              <w:right w:val="single" w:sz="4" w:space="0" w:color="CCCCCC"/>
+            </w:tcBorders>
+          </w:tcPr>
+          <w:p>
+            <w:pPr>
+              <w:spacing w:before="60" w:after="60" w:line="252" w:lineRule="auto"/>
+              <w:jc w:val="left"/>
+            </w:pPr>
+            <w:r/>
+            <w:r>
+              <w:t>530.50</w:t>
+            </w:r>
+          </w:p>
+        </w:tc>
+        <w:tc>
+          <w:tcPr>
+            <w:tcW w:type="dxa" w:w="1728"/>
+            <w:shd w:fill="FFFFFF"/>
+            <w:tcMar>
+              <w:top w:w="100" w:type="dxa"/>
+              <w:bottom w:w="100" w:type="dxa"/>
+              <w:left w:w="120" w:type="dxa"/>
+              <w:right w:w="120" w:type="dxa"/>
+            </w:tcMar>
+            <w:tcBorders>
+              <w:top w:val="single" w:sz="4" w:space="0" w:color="CCCCCC"/>
+              <w:bottom w:val="single" w:sz="4" w:space="0" w:color="CCCCCC"/>
+              <w:left w:val="single" w:sz="4" w:space="0" w:color="CCCCCC"/>
+              <w:right w:val="single" w:sz="4" w:space="0" w:color="CCCCCC"/>
+            </w:tcBorders>
+          </w:tcPr>
+          <w:p>
+            <w:pPr>
+              <w:spacing w:before="60" w:after="60" w:line="252" w:lineRule="auto"/>
+              <w:jc w:val="left"/>
+            </w:pPr>
+            <w:r/>
+            <w:r>
+              <w:rPr>
+                <w:b/>
+              </w:rPr>
+              <w:t>532.75</w:t>
             </w:r>
           </w:p>
         </w:tc>
@@ -16930,7 +19750,7 @@
               <w:rPr>
                 <w:b/>
               </w:rPr>
-              <w:t>Wed 30/09</w:t>
+              <w:t>Fri 02/10</w:t>
             </w:r>
           </w:p>
         </w:tc>
@@ -16986,7 +19806,7 @@
             </w:pPr>
             <w:r/>
             <w:r>
-              <w:t>527.75</w:t>
+              <w:t>532.75</w:t>
             </w:r>
           </w:p>
         </w:tc>
@@ -17014,7 +19834,7 @@
             </w:pPr>
             <w:r/>
             <w:r>
-              <w:t>530.50</w:t>
+              <w:t>536.50</w:t>
             </w:r>
           </w:p>
         </w:tc>
@@ -17042,7 +19862,7 @@
             </w:pPr>
             <w:r/>
             <w:r>
-              <w:t>525.25</w:t>
+              <w:t>529.25</w:t>
             </w:r>
           </w:p>
         </w:tc>
@@ -17073,7 +19893,7 @@
               <w:rPr>
                 <w:b/>
               </w:rPr>
-              <w:t>527.25</w:t>
+              <w:t>532.50</w:t>
             </w:r>
           </w:p>
         </w:tc>
@@ -17081,241 +19901,6 @@
           <w:tcPr>
             <w:tcW w:type="dxa" w:w="3456"/>
             <w:shd w:fill="F8FAFC"/>
-            <w:tcMar>
-              <w:top w:w="100" w:type="dxa"/>
-              <w:bottom w:w="100" w:type="dxa"/>
-              <w:left w:w="120" w:type="dxa"/>
-              <w:right w:w="120" w:type="dxa"/>
-            </w:tcMar>
-            <w:tcBorders>
-              <w:top w:val="single" w:sz="4" w:space="0" w:color="CCCCCC"/>
-              <w:bottom w:val="single" w:sz="4" w:space="0" w:color="CCCCCC"/>
-              <w:left w:val="single" w:sz="4" w:space="0" w:color="CCCCCC"/>
-              <w:right w:val="single" w:sz="4" w:space="0" w:color="CCCCCC"/>
-            </w:tcBorders>
-          </w:tcPr>
-          <w:p>
-            <w:pPr>
-              <w:spacing w:before="60" w:after="60" w:line="252" w:lineRule="auto"/>
-              <w:jc w:val="left"/>
-            </w:pPr>
-            <w:r/>
-            <w:r>
-              <w:rPr>
-                <w:b/>
-              </w:rPr>
-              <w:t>-0.50</w:t>
-            </w:r>
-          </w:p>
-        </w:tc>
-        <w:tc>
-          <w:tcPr>
-            <w:tcW w:type="dxa" w:w="1440"/>
-            <w:shd w:fill="F8FAFC"/>
-            <w:tcMar>
-              <w:top w:w="100" w:type="dxa"/>
-              <w:bottom w:w="100" w:type="dxa"/>
-              <w:left w:w="120" w:type="dxa"/>
-              <w:right w:w="120" w:type="dxa"/>
-            </w:tcMar>
-            <w:tcBorders>
-              <w:top w:val="single" w:sz="4" w:space="0" w:color="CCCCCC"/>
-              <w:bottom w:val="single" w:sz="4" w:space="0" w:color="CCCCCC"/>
-              <w:left w:val="single" w:sz="4" w:space="0" w:color="CCCCCC"/>
-              <w:right w:val="single" w:sz="4" w:space="0" w:color="CCCCCC"/>
-            </w:tcBorders>
-          </w:tcPr>
-          <w:p>
-            <w:pPr>
-              <w:spacing w:before="60" w:after="60" w:line="252" w:lineRule="auto"/>
-              <w:jc w:val="left"/>
-            </w:pPr>
-            <w:r/>
-            <w:r>
-              <w:t>BEAR</w:t>
-            </w:r>
-          </w:p>
-        </w:tc>
-      </w:tr>
-      <w:tr>
-        <w:tc>
-          <w:tcPr>
-            <w:tcW w:type="dxa" w:w="1584"/>
-            <w:shd w:fill="FFFFFF"/>
-            <w:tcMar>
-              <w:top w:w="100" w:type="dxa"/>
-              <w:bottom w:w="100" w:type="dxa"/>
-              <w:left w:w="120" w:type="dxa"/>
-              <w:right w:w="120" w:type="dxa"/>
-            </w:tcMar>
-            <w:tcBorders>
-              <w:top w:val="single" w:sz="4" w:space="0" w:color="CCCCCC"/>
-              <w:bottom w:val="single" w:sz="4" w:space="0" w:color="CCCCCC"/>
-              <w:left w:val="single" w:sz="4" w:space="0" w:color="CCCCCC"/>
-              <w:right w:val="single" w:sz="4" w:space="0" w:color="CCCCCC"/>
-            </w:tcBorders>
-          </w:tcPr>
-          <w:p>
-            <w:pPr>
-              <w:spacing w:before="60" w:after="60" w:line="252" w:lineRule="auto"/>
-              <w:jc w:val="left"/>
-            </w:pPr>
-            <w:r/>
-            <w:r>
-              <w:rPr>
-                <w:b/>
-              </w:rPr>
-              <w:t>Wed 30/09</w:t>
-            </w:r>
-          </w:p>
-        </w:tc>
-        <w:tc>
-          <w:tcPr>
-            <w:tcW w:type="dxa" w:w="864"/>
-            <w:shd w:fill="FFFFFF"/>
-            <w:tcMar>
-              <w:top w:w="100" w:type="dxa"/>
-              <w:bottom w:w="100" w:type="dxa"/>
-              <w:left w:w="120" w:type="dxa"/>
-              <w:right w:w="120" w:type="dxa"/>
-            </w:tcMar>
-            <w:tcBorders>
-              <w:top w:val="single" w:sz="4" w:space="0" w:color="CCCCCC"/>
-              <w:bottom w:val="single" w:sz="4" w:space="0" w:color="CCCCCC"/>
-              <w:left w:val="single" w:sz="4" w:space="0" w:color="CCCCCC"/>
-              <w:right w:val="single" w:sz="4" w:space="0" w:color="CCCCCC"/>
-            </w:tcBorders>
-          </w:tcPr>
-          <w:p>
-            <w:pPr>
-              <w:spacing w:before="60" w:after="60" w:line="252" w:lineRule="auto"/>
-              <w:jc w:val="left"/>
-            </w:pPr>
-            <w:r/>
-            <w:r>
-              <w:t>Asia 11-15</w:t>
-            </w:r>
-          </w:p>
-        </w:tc>
-        <w:tc>
-          <w:tcPr>
-            <w:tcW w:type="dxa" w:w="1440"/>
-            <w:shd w:fill="FFFFFF"/>
-            <w:tcMar>
-              <w:top w:w="100" w:type="dxa"/>
-              <w:bottom w:w="100" w:type="dxa"/>
-              <w:left w:w="120" w:type="dxa"/>
-              <w:right w:w="120" w:type="dxa"/>
-            </w:tcMar>
-            <w:tcBorders>
-              <w:top w:val="single" w:sz="4" w:space="0" w:color="CCCCCC"/>
-              <w:bottom w:val="single" w:sz="4" w:space="0" w:color="CCCCCC"/>
-              <w:left w:val="single" w:sz="4" w:space="0" w:color="CCCCCC"/>
-              <w:right w:val="single" w:sz="4" w:space="0" w:color="CCCCCC"/>
-            </w:tcBorders>
-          </w:tcPr>
-          <w:p>
-            <w:pPr>
-              <w:spacing w:before="60" w:after="60" w:line="252" w:lineRule="auto"/>
-              <w:jc w:val="left"/>
-            </w:pPr>
-            <w:r/>
-            <w:r>
-              <w:t>527.25</w:t>
-            </w:r>
-          </w:p>
-        </w:tc>
-        <w:tc>
-          <w:tcPr>
-            <w:tcW w:type="dxa" w:w="2016"/>
-            <w:shd w:fill="FFFFFF"/>
-            <w:tcMar>
-              <w:top w:w="100" w:type="dxa"/>
-              <w:bottom w:w="100" w:type="dxa"/>
-              <w:left w:w="120" w:type="dxa"/>
-              <w:right w:w="120" w:type="dxa"/>
-            </w:tcMar>
-            <w:tcBorders>
-              <w:top w:val="single" w:sz="4" w:space="0" w:color="CCCCCC"/>
-              <w:bottom w:val="single" w:sz="4" w:space="0" w:color="CCCCCC"/>
-              <w:left w:val="single" w:sz="4" w:space="0" w:color="CCCCCC"/>
-              <w:right w:val="single" w:sz="4" w:space="0" w:color="CCCCCC"/>
-            </w:tcBorders>
-          </w:tcPr>
-          <w:p>
-            <w:pPr>
-              <w:spacing w:before="60" w:after="60" w:line="252" w:lineRule="auto"/>
-              <w:jc w:val="left"/>
-            </w:pPr>
-            <w:r/>
-            <w:r>
-              <w:t>530.25</w:t>
-            </w:r>
-          </w:p>
-        </w:tc>
-        <w:tc>
-          <w:tcPr>
-            <w:tcW w:type="dxa" w:w="1152"/>
-            <w:shd w:fill="FFFFFF"/>
-            <w:tcMar>
-              <w:top w:w="100" w:type="dxa"/>
-              <w:bottom w:w="100" w:type="dxa"/>
-              <w:left w:w="120" w:type="dxa"/>
-              <w:right w:w="120" w:type="dxa"/>
-            </w:tcMar>
-            <w:tcBorders>
-              <w:top w:val="single" w:sz="4" w:space="0" w:color="CCCCCC"/>
-              <w:bottom w:val="single" w:sz="4" w:space="0" w:color="CCCCCC"/>
-              <w:left w:val="single" w:sz="4" w:space="0" w:color="CCCCCC"/>
-              <w:right w:val="single" w:sz="4" w:space="0" w:color="CCCCCC"/>
-            </w:tcBorders>
-          </w:tcPr>
-          <w:p>
-            <w:pPr>
-              <w:spacing w:before="60" w:after="60" w:line="252" w:lineRule="auto"/>
-              <w:jc w:val="left"/>
-            </w:pPr>
-            <w:r/>
-            <w:r>
-              <w:t>524.00</w:t>
-            </w:r>
-          </w:p>
-        </w:tc>
-        <w:tc>
-          <w:tcPr>
-            <w:tcW w:type="dxa" w:w="1728"/>
-            <w:shd w:fill="FFFFFF"/>
-            <w:tcMar>
-              <w:top w:w="100" w:type="dxa"/>
-              <w:bottom w:w="100" w:type="dxa"/>
-              <w:left w:w="120" w:type="dxa"/>
-              <w:right w:w="120" w:type="dxa"/>
-            </w:tcMar>
-            <w:tcBorders>
-              <w:top w:val="single" w:sz="4" w:space="0" w:color="CCCCCC"/>
-              <w:bottom w:val="single" w:sz="4" w:space="0" w:color="CCCCCC"/>
-              <w:left w:val="single" w:sz="4" w:space="0" w:color="CCCCCC"/>
-              <w:right w:val="single" w:sz="4" w:space="0" w:color="CCCCCC"/>
-            </w:tcBorders>
-          </w:tcPr>
-          <w:p>
-            <w:pPr>
-              <w:spacing w:before="60" w:after="60" w:line="252" w:lineRule="auto"/>
-              <w:jc w:val="left"/>
-            </w:pPr>
-            <w:r/>
-            <w:r>
-              <w:rPr>
-                <w:b/>
-              </w:rPr>
-              <w:t>527.00</w:t>
-            </w:r>
-          </w:p>
-        </w:tc>
-        <w:tc>
-          <w:tcPr>
-            <w:tcW w:type="dxa" w:w="3456"/>
-            <w:shd w:fill="FFFFFF"/>
             <w:tcMar>
               <w:top w:w="100" w:type="dxa"/>
               <w:bottom w:w="100" w:type="dxa"/>
@@ -17346,7 +19931,7 @@
         <w:tc>
           <w:tcPr>
             <w:tcW w:type="dxa" w:w="1440"/>
-            <w:shd w:fill="FFFFFF"/>
+            <w:shd w:fill="F8FAFC"/>
             <w:tcMar>
               <w:top w:w="100" w:type="dxa"/>
               <w:bottom w:w="100" w:type="dxa"/>
@@ -17376,7 +19961,7 @@
         <w:tc>
           <w:tcPr>
             <w:tcW w:type="dxa" w:w="1584"/>
-            <w:shd w:fill="F8FAFC"/>
+            <w:shd w:fill="FFFFFF"/>
             <w:tcMar>
               <w:top w:w="100" w:type="dxa"/>
               <w:bottom w:w="100" w:type="dxa"/>
@@ -17400,126 +19985,126 @@
               <w:rPr>
                 <w:b/>
               </w:rPr>
-              <w:t>Wed 30/09</w:t>
+              <w:t>Fri 02/10</w:t>
             </w:r>
           </w:p>
         </w:tc>
         <w:tc>
           <w:tcPr>
             <w:tcW w:type="dxa" w:w="864"/>
-            <w:shd w:fill="F8FAFC"/>
-            <w:tcMar>
-              <w:top w:w="100" w:type="dxa"/>
-              <w:bottom w:w="100" w:type="dxa"/>
-              <w:left w:w="120" w:type="dxa"/>
-              <w:right w:w="120" w:type="dxa"/>
-            </w:tcMar>
-            <w:tcBorders>
-              <w:top w:val="single" w:sz="4" w:space="0" w:color="CCCCCC"/>
-              <w:bottom w:val="single" w:sz="4" w:space="0" w:color="CCCCCC"/>
-              <w:left w:val="single" w:sz="4" w:space="0" w:color="CCCCCC"/>
-              <w:right w:val="single" w:sz="4" w:space="0" w:color="CCCCCC"/>
-            </w:tcBorders>
-          </w:tcPr>
-          <w:p>
-            <w:pPr>
-              <w:spacing w:before="60" w:after="60" w:line="252" w:lineRule="auto"/>
-              <w:jc w:val="left"/>
-            </w:pPr>
-            <w:r/>
-            <w:r>
-              <w:t>London 15-19</w:t>
+            <w:shd w:fill="FFFFFF"/>
+            <w:tcMar>
+              <w:top w:w="100" w:type="dxa"/>
+              <w:bottom w:w="100" w:type="dxa"/>
+              <w:left w:w="120" w:type="dxa"/>
+              <w:right w:w="120" w:type="dxa"/>
+            </w:tcMar>
+            <w:tcBorders>
+              <w:top w:val="single" w:sz="4" w:space="0" w:color="CCCCCC"/>
+              <w:bottom w:val="single" w:sz="4" w:space="0" w:color="CCCCCC"/>
+              <w:left w:val="single" w:sz="4" w:space="0" w:color="CCCCCC"/>
+              <w:right w:val="single" w:sz="4" w:space="0" w:color="CCCCCC"/>
+            </w:tcBorders>
+          </w:tcPr>
+          <w:p>
+            <w:pPr>
+              <w:spacing w:before="60" w:after="60" w:line="252" w:lineRule="auto"/>
+              <w:jc w:val="left"/>
+            </w:pPr>
+            <w:r/>
+            <w:r>
+              <w:t>Asia 11-15</w:t>
             </w:r>
           </w:p>
         </w:tc>
         <w:tc>
           <w:tcPr>
             <w:tcW w:type="dxa" w:w="1440"/>
-            <w:shd w:fill="F8FAFC"/>
-            <w:tcMar>
-              <w:top w:w="100" w:type="dxa"/>
-              <w:bottom w:w="100" w:type="dxa"/>
-              <w:left w:w="120" w:type="dxa"/>
-              <w:right w:w="120" w:type="dxa"/>
-            </w:tcMar>
-            <w:tcBorders>
-              <w:top w:val="single" w:sz="4" w:space="0" w:color="CCCCCC"/>
-              <w:bottom w:val="single" w:sz="4" w:space="0" w:color="CCCCCC"/>
-              <w:left w:val="single" w:sz="4" w:space="0" w:color="CCCCCC"/>
-              <w:right w:val="single" w:sz="4" w:space="0" w:color="CCCCCC"/>
-            </w:tcBorders>
-          </w:tcPr>
-          <w:p>
-            <w:pPr>
-              <w:spacing w:before="60" w:after="60" w:line="252" w:lineRule="auto"/>
-              <w:jc w:val="left"/>
-            </w:pPr>
-            <w:r/>
-            <w:r>
-              <w:t>527.00</w:t>
+            <w:shd w:fill="FFFFFF"/>
+            <w:tcMar>
+              <w:top w:w="100" w:type="dxa"/>
+              <w:bottom w:w="100" w:type="dxa"/>
+              <w:left w:w="120" w:type="dxa"/>
+              <w:right w:w="120" w:type="dxa"/>
+            </w:tcMar>
+            <w:tcBorders>
+              <w:top w:val="single" w:sz="4" w:space="0" w:color="CCCCCC"/>
+              <w:bottom w:val="single" w:sz="4" w:space="0" w:color="CCCCCC"/>
+              <w:left w:val="single" w:sz="4" w:space="0" w:color="CCCCCC"/>
+              <w:right w:val="single" w:sz="4" w:space="0" w:color="CCCCCC"/>
+            </w:tcBorders>
+          </w:tcPr>
+          <w:p>
+            <w:pPr>
+              <w:spacing w:before="60" w:after="60" w:line="252" w:lineRule="auto"/>
+              <w:jc w:val="left"/>
+            </w:pPr>
+            <w:r/>
+            <w:r>
+              <w:t>532.50</w:t>
             </w:r>
           </w:p>
         </w:tc>
         <w:tc>
           <w:tcPr>
             <w:tcW w:type="dxa" w:w="2016"/>
-            <w:shd w:fill="F8FAFC"/>
-            <w:tcMar>
-              <w:top w:w="100" w:type="dxa"/>
-              <w:bottom w:w="100" w:type="dxa"/>
-              <w:left w:w="120" w:type="dxa"/>
-              <w:right w:w="120" w:type="dxa"/>
-            </w:tcMar>
-            <w:tcBorders>
-              <w:top w:val="single" w:sz="4" w:space="0" w:color="CCCCCC"/>
-              <w:bottom w:val="single" w:sz="4" w:space="0" w:color="CCCCCC"/>
-              <w:left w:val="single" w:sz="4" w:space="0" w:color="CCCCCC"/>
-              <w:right w:val="single" w:sz="4" w:space="0" w:color="CCCCCC"/>
-            </w:tcBorders>
-          </w:tcPr>
-          <w:p>
-            <w:pPr>
-              <w:spacing w:before="60" w:after="60" w:line="252" w:lineRule="auto"/>
-              <w:jc w:val="left"/>
-            </w:pPr>
-            <w:r/>
-            <w:r>
-              <w:t>531.00</w:t>
+            <w:shd w:fill="FFFFFF"/>
+            <w:tcMar>
+              <w:top w:w="100" w:type="dxa"/>
+              <w:bottom w:w="100" w:type="dxa"/>
+              <w:left w:w="120" w:type="dxa"/>
+              <w:right w:w="120" w:type="dxa"/>
+            </w:tcMar>
+            <w:tcBorders>
+              <w:top w:val="single" w:sz="4" w:space="0" w:color="CCCCCC"/>
+              <w:bottom w:val="single" w:sz="4" w:space="0" w:color="CCCCCC"/>
+              <w:left w:val="single" w:sz="4" w:space="0" w:color="CCCCCC"/>
+              <w:right w:val="single" w:sz="4" w:space="0" w:color="CCCCCC"/>
+            </w:tcBorders>
+          </w:tcPr>
+          <w:p>
+            <w:pPr>
+              <w:spacing w:before="60" w:after="60" w:line="252" w:lineRule="auto"/>
+              <w:jc w:val="left"/>
+            </w:pPr>
+            <w:r/>
+            <w:r>
+              <w:t>536.00</w:t>
             </w:r>
           </w:p>
         </w:tc>
         <w:tc>
           <w:tcPr>
             <w:tcW w:type="dxa" w:w="1152"/>
-            <w:shd w:fill="F8FAFC"/>
-            <w:tcMar>
-              <w:top w:w="100" w:type="dxa"/>
-              <w:bottom w:w="100" w:type="dxa"/>
-              <w:left w:w="120" w:type="dxa"/>
-              <w:right w:w="120" w:type="dxa"/>
-            </w:tcMar>
-            <w:tcBorders>
-              <w:top w:val="single" w:sz="4" w:space="0" w:color="CCCCCC"/>
-              <w:bottom w:val="single" w:sz="4" w:space="0" w:color="CCCCCC"/>
-              <w:left w:val="single" w:sz="4" w:space="0" w:color="CCCCCC"/>
-              <w:right w:val="single" w:sz="4" w:space="0" w:color="CCCCCC"/>
-            </w:tcBorders>
-          </w:tcPr>
-          <w:p>
-            <w:pPr>
-              <w:spacing w:before="60" w:after="60" w:line="252" w:lineRule="auto"/>
-              <w:jc w:val="left"/>
-            </w:pPr>
-            <w:r/>
-            <w:r>
-              <w:t>521.75</w:t>
+            <w:shd w:fill="FFFFFF"/>
+            <w:tcMar>
+              <w:top w:w="100" w:type="dxa"/>
+              <w:bottom w:w="100" w:type="dxa"/>
+              <w:left w:w="120" w:type="dxa"/>
+              <w:right w:w="120" w:type="dxa"/>
+            </w:tcMar>
+            <w:tcBorders>
+              <w:top w:val="single" w:sz="4" w:space="0" w:color="CCCCCC"/>
+              <w:bottom w:val="single" w:sz="4" w:space="0" w:color="CCCCCC"/>
+              <w:left w:val="single" w:sz="4" w:space="0" w:color="CCCCCC"/>
+              <w:right w:val="single" w:sz="4" w:space="0" w:color="CCCCCC"/>
+            </w:tcBorders>
+          </w:tcPr>
+          <w:p>
+            <w:pPr>
+              <w:spacing w:before="60" w:after="60" w:line="252" w:lineRule="auto"/>
+              <w:jc w:val="left"/>
+            </w:pPr>
+            <w:r/>
+            <w:r>
+              <w:t>529.25</w:t>
             </w:r>
           </w:p>
         </w:tc>
         <w:tc>
           <w:tcPr>
             <w:tcW w:type="dxa" w:w="1728"/>
-            <w:shd w:fill="F8FAFC"/>
+            <w:shd w:fill="FFFFFF"/>
             <w:tcMar>
               <w:top w:w="100" w:type="dxa"/>
               <w:bottom w:w="100" w:type="dxa"/>
@@ -17543,7 +20128,712 @@
               <w:rPr>
                 <w:b/>
               </w:rPr>
-              <w:t>527.50</w:t>
+              <w:t>532.25</w:t>
+            </w:r>
+          </w:p>
+        </w:tc>
+        <w:tc>
+          <w:tcPr>
+            <w:tcW w:type="dxa" w:w="3456"/>
+            <w:shd w:fill="FFFFFF"/>
+            <w:tcMar>
+              <w:top w:w="100" w:type="dxa"/>
+              <w:bottom w:w="100" w:type="dxa"/>
+              <w:left w:w="120" w:type="dxa"/>
+              <w:right w:w="120" w:type="dxa"/>
+            </w:tcMar>
+            <w:tcBorders>
+              <w:top w:val="single" w:sz="4" w:space="0" w:color="CCCCCC"/>
+              <w:bottom w:val="single" w:sz="4" w:space="0" w:color="CCCCCC"/>
+              <w:left w:val="single" w:sz="4" w:space="0" w:color="CCCCCC"/>
+              <w:right w:val="single" w:sz="4" w:space="0" w:color="CCCCCC"/>
+            </w:tcBorders>
+          </w:tcPr>
+          <w:p>
+            <w:pPr>
+              <w:spacing w:before="60" w:after="60" w:line="252" w:lineRule="auto"/>
+              <w:jc w:val="left"/>
+            </w:pPr>
+            <w:r/>
+            <w:r>
+              <w:rPr>
+                <w:b/>
+              </w:rPr>
+              <w:t>-0.25</w:t>
+            </w:r>
+          </w:p>
+        </w:tc>
+        <w:tc>
+          <w:tcPr>
+            <w:tcW w:type="dxa" w:w="1440"/>
+            <w:shd w:fill="FFFFFF"/>
+            <w:tcMar>
+              <w:top w:w="100" w:type="dxa"/>
+              <w:bottom w:w="100" w:type="dxa"/>
+              <w:left w:w="120" w:type="dxa"/>
+              <w:right w:w="120" w:type="dxa"/>
+            </w:tcMar>
+            <w:tcBorders>
+              <w:top w:val="single" w:sz="4" w:space="0" w:color="CCCCCC"/>
+              <w:bottom w:val="single" w:sz="4" w:space="0" w:color="CCCCCC"/>
+              <w:left w:val="single" w:sz="4" w:space="0" w:color="CCCCCC"/>
+              <w:right w:val="single" w:sz="4" w:space="0" w:color="CCCCCC"/>
+            </w:tcBorders>
+          </w:tcPr>
+          <w:p>
+            <w:pPr>
+              <w:spacing w:before="60" w:after="60" w:line="252" w:lineRule="auto"/>
+              <w:jc w:val="left"/>
+            </w:pPr>
+            <w:r/>
+            <w:r>
+              <w:t>BEAR</w:t>
+            </w:r>
+          </w:p>
+        </w:tc>
+      </w:tr>
+      <w:tr>
+        <w:tc>
+          <w:tcPr>
+            <w:tcW w:type="dxa" w:w="1584"/>
+            <w:shd w:fill="F8FAFC"/>
+            <w:tcMar>
+              <w:top w:w="100" w:type="dxa"/>
+              <w:bottom w:w="100" w:type="dxa"/>
+              <w:left w:w="120" w:type="dxa"/>
+              <w:right w:w="120" w:type="dxa"/>
+            </w:tcMar>
+            <w:tcBorders>
+              <w:top w:val="single" w:sz="4" w:space="0" w:color="CCCCCC"/>
+              <w:bottom w:val="single" w:sz="4" w:space="0" w:color="CCCCCC"/>
+              <w:left w:val="single" w:sz="4" w:space="0" w:color="CCCCCC"/>
+              <w:right w:val="single" w:sz="4" w:space="0" w:color="CCCCCC"/>
+            </w:tcBorders>
+          </w:tcPr>
+          <w:p>
+            <w:pPr>
+              <w:spacing w:before="60" w:after="60" w:line="252" w:lineRule="auto"/>
+              <w:jc w:val="left"/>
+            </w:pPr>
+            <w:r/>
+            <w:r>
+              <w:rPr>
+                <w:b/>
+              </w:rPr>
+              <w:t>Fri 02/10</w:t>
+            </w:r>
+          </w:p>
+        </w:tc>
+        <w:tc>
+          <w:tcPr>
+            <w:tcW w:type="dxa" w:w="864"/>
+            <w:shd w:fill="F8FAFC"/>
+            <w:tcMar>
+              <w:top w:w="100" w:type="dxa"/>
+              <w:bottom w:w="100" w:type="dxa"/>
+              <w:left w:w="120" w:type="dxa"/>
+              <w:right w:w="120" w:type="dxa"/>
+            </w:tcMar>
+            <w:tcBorders>
+              <w:top w:val="single" w:sz="4" w:space="0" w:color="CCCCCC"/>
+              <w:bottom w:val="single" w:sz="4" w:space="0" w:color="CCCCCC"/>
+              <w:left w:val="single" w:sz="4" w:space="0" w:color="CCCCCC"/>
+              <w:right w:val="single" w:sz="4" w:space="0" w:color="CCCCCC"/>
+            </w:tcBorders>
+          </w:tcPr>
+          <w:p>
+            <w:pPr>
+              <w:spacing w:before="60" w:after="60" w:line="252" w:lineRule="auto"/>
+              <w:jc w:val="left"/>
+            </w:pPr>
+            <w:r/>
+            <w:r>
+              <w:t>London 15-19</w:t>
+            </w:r>
+          </w:p>
+        </w:tc>
+        <w:tc>
+          <w:tcPr>
+            <w:tcW w:type="dxa" w:w="1440"/>
+            <w:shd w:fill="F8FAFC"/>
+            <w:tcMar>
+              <w:top w:w="100" w:type="dxa"/>
+              <w:bottom w:w="100" w:type="dxa"/>
+              <w:left w:w="120" w:type="dxa"/>
+              <w:right w:w="120" w:type="dxa"/>
+            </w:tcMar>
+            <w:tcBorders>
+              <w:top w:val="single" w:sz="4" w:space="0" w:color="CCCCCC"/>
+              <w:bottom w:val="single" w:sz="4" w:space="0" w:color="CCCCCC"/>
+              <w:left w:val="single" w:sz="4" w:space="0" w:color="CCCCCC"/>
+              <w:right w:val="single" w:sz="4" w:space="0" w:color="CCCCCC"/>
+            </w:tcBorders>
+          </w:tcPr>
+          <w:p>
+            <w:pPr>
+              <w:spacing w:before="60" w:after="60" w:line="252" w:lineRule="auto"/>
+              <w:jc w:val="left"/>
+            </w:pPr>
+            <w:r/>
+            <w:r>
+              <w:t>532.25</w:t>
+            </w:r>
+          </w:p>
+        </w:tc>
+        <w:tc>
+          <w:tcPr>
+            <w:tcW w:type="dxa" w:w="2016"/>
+            <w:shd w:fill="F8FAFC"/>
+            <w:tcMar>
+              <w:top w:w="100" w:type="dxa"/>
+              <w:bottom w:w="100" w:type="dxa"/>
+              <w:left w:w="120" w:type="dxa"/>
+              <w:right w:w="120" w:type="dxa"/>
+            </w:tcMar>
+            <w:tcBorders>
+              <w:top w:val="single" w:sz="4" w:space="0" w:color="CCCCCC"/>
+              <w:bottom w:val="single" w:sz="4" w:space="0" w:color="CCCCCC"/>
+              <w:left w:val="single" w:sz="4" w:space="0" w:color="CCCCCC"/>
+              <w:right w:val="single" w:sz="4" w:space="0" w:color="CCCCCC"/>
+            </w:tcBorders>
+          </w:tcPr>
+          <w:p>
+            <w:pPr>
+              <w:spacing w:before="60" w:after="60" w:line="252" w:lineRule="auto"/>
+              <w:jc w:val="left"/>
+            </w:pPr>
+            <w:r/>
+            <w:r>
+              <w:t>535.25</w:t>
+            </w:r>
+          </w:p>
+        </w:tc>
+        <w:tc>
+          <w:tcPr>
+            <w:tcW w:type="dxa" w:w="1152"/>
+            <w:shd w:fill="F8FAFC"/>
+            <w:tcMar>
+              <w:top w:w="100" w:type="dxa"/>
+              <w:bottom w:w="100" w:type="dxa"/>
+              <w:left w:w="120" w:type="dxa"/>
+              <w:right w:w="120" w:type="dxa"/>
+            </w:tcMar>
+            <w:tcBorders>
+              <w:top w:val="single" w:sz="4" w:space="0" w:color="CCCCCC"/>
+              <w:bottom w:val="single" w:sz="4" w:space="0" w:color="CCCCCC"/>
+              <w:left w:val="single" w:sz="4" w:space="0" w:color="CCCCCC"/>
+              <w:right w:val="single" w:sz="4" w:space="0" w:color="CCCCCC"/>
+            </w:tcBorders>
+          </w:tcPr>
+          <w:p>
+            <w:pPr>
+              <w:spacing w:before="60" w:after="60" w:line="252" w:lineRule="auto"/>
+              <w:jc w:val="left"/>
+            </w:pPr>
+            <w:r/>
+            <w:r>
+              <w:t>529.50</w:t>
+            </w:r>
+          </w:p>
+        </w:tc>
+        <w:tc>
+          <w:tcPr>
+            <w:tcW w:type="dxa" w:w="1728"/>
+            <w:shd w:fill="F8FAFC"/>
+            <w:tcMar>
+              <w:top w:w="100" w:type="dxa"/>
+              <w:bottom w:w="100" w:type="dxa"/>
+              <w:left w:w="120" w:type="dxa"/>
+              <w:right w:w="120" w:type="dxa"/>
+            </w:tcMar>
+            <w:tcBorders>
+              <w:top w:val="single" w:sz="4" w:space="0" w:color="CCCCCC"/>
+              <w:bottom w:val="single" w:sz="4" w:space="0" w:color="CCCCCC"/>
+              <w:left w:val="single" w:sz="4" w:space="0" w:color="CCCCCC"/>
+              <w:right w:val="single" w:sz="4" w:space="0" w:color="CCCCCC"/>
+            </w:tcBorders>
+          </w:tcPr>
+          <w:p>
+            <w:pPr>
+              <w:spacing w:before="60" w:after="60" w:line="252" w:lineRule="auto"/>
+              <w:jc w:val="left"/>
+            </w:pPr>
+            <w:r/>
+            <w:r>
+              <w:rPr>
+                <w:b/>
+              </w:rPr>
+              <w:t>532.50</w:t>
+            </w:r>
+          </w:p>
+        </w:tc>
+        <w:tc>
+          <w:tcPr>
+            <w:tcW w:type="dxa" w:w="3456"/>
+            <w:shd w:fill="F8FAFC"/>
+            <w:tcMar>
+              <w:top w:w="100" w:type="dxa"/>
+              <w:bottom w:w="100" w:type="dxa"/>
+              <w:left w:w="120" w:type="dxa"/>
+              <w:right w:w="120" w:type="dxa"/>
+            </w:tcMar>
+            <w:tcBorders>
+              <w:top w:val="single" w:sz="4" w:space="0" w:color="CCCCCC"/>
+              <w:bottom w:val="single" w:sz="4" w:space="0" w:color="CCCCCC"/>
+              <w:left w:val="single" w:sz="4" w:space="0" w:color="CCCCCC"/>
+              <w:right w:val="single" w:sz="4" w:space="0" w:color="CCCCCC"/>
+            </w:tcBorders>
+          </w:tcPr>
+          <w:p>
+            <w:pPr>
+              <w:spacing w:before="60" w:after="60" w:line="252" w:lineRule="auto"/>
+              <w:jc w:val="left"/>
+            </w:pPr>
+            <w:r/>
+            <w:r>
+              <w:rPr>
+                <w:b/>
+              </w:rPr>
+              <w:t>+0.25</w:t>
+            </w:r>
+          </w:p>
+        </w:tc>
+        <w:tc>
+          <w:tcPr>
+            <w:tcW w:type="dxa" w:w="1440"/>
+            <w:shd w:fill="F8FAFC"/>
+            <w:tcMar>
+              <w:top w:w="100" w:type="dxa"/>
+              <w:bottom w:w="100" w:type="dxa"/>
+              <w:left w:w="120" w:type="dxa"/>
+              <w:right w:w="120" w:type="dxa"/>
+            </w:tcMar>
+            <w:tcBorders>
+              <w:top w:val="single" w:sz="4" w:space="0" w:color="CCCCCC"/>
+              <w:bottom w:val="single" w:sz="4" w:space="0" w:color="CCCCCC"/>
+              <w:left w:val="single" w:sz="4" w:space="0" w:color="CCCCCC"/>
+              <w:right w:val="single" w:sz="4" w:space="0" w:color="CCCCCC"/>
+            </w:tcBorders>
+          </w:tcPr>
+          <w:p>
+            <w:pPr>
+              <w:spacing w:before="60" w:after="60" w:line="252" w:lineRule="auto"/>
+              <w:jc w:val="left"/>
+            </w:pPr>
+            <w:r/>
+            <w:r>
+              <w:t>BULL</w:t>
+            </w:r>
+          </w:p>
+        </w:tc>
+      </w:tr>
+      <w:tr>
+        <w:tc>
+          <w:tcPr>
+            <w:tcW w:type="dxa" w:w="1584"/>
+            <w:shd w:fill="FFFFFF"/>
+            <w:tcMar>
+              <w:top w:w="100" w:type="dxa"/>
+              <w:bottom w:w="100" w:type="dxa"/>
+              <w:left w:w="120" w:type="dxa"/>
+              <w:right w:w="120" w:type="dxa"/>
+            </w:tcMar>
+            <w:tcBorders>
+              <w:top w:val="single" w:sz="4" w:space="0" w:color="CCCCCC"/>
+              <w:bottom w:val="single" w:sz="4" w:space="0" w:color="CCCCCC"/>
+              <w:left w:val="single" w:sz="4" w:space="0" w:color="CCCCCC"/>
+              <w:right w:val="single" w:sz="4" w:space="0" w:color="CCCCCC"/>
+            </w:tcBorders>
+          </w:tcPr>
+          <w:p>
+            <w:pPr>
+              <w:spacing w:before="60" w:after="60" w:line="252" w:lineRule="auto"/>
+              <w:jc w:val="left"/>
+            </w:pPr>
+            <w:r/>
+            <w:r>
+              <w:rPr>
+                <w:b/>
+              </w:rPr>
+              <w:t>Fri 02/10</w:t>
+            </w:r>
+          </w:p>
+        </w:tc>
+        <w:tc>
+          <w:tcPr>
+            <w:tcW w:type="dxa" w:w="864"/>
+            <w:shd w:fill="FFFFFF"/>
+            <w:tcMar>
+              <w:top w:w="100" w:type="dxa"/>
+              <w:bottom w:w="100" w:type="dxa"/>
+              <w:left w:w="120" w:type="dxa"/>
+              <w:right w:w="120" w:type="dxa"/>
+            </w:tcMar>
+            <w:tcBorders>
+              <w:top w:val="single" w:sz="4" w:space="0" w:color="CCCCCC"/>
+              <w:bottom w:val="single" w:sz="4" w:space="0" w:color="CCCCCC"/>
+              <w:left w:val="single" w:sz="4" w:space="0" w:color="CCCCCC"/>
+              <w:right w:val="single" w:sz="4" w:space="0" w:color="CCCCCC"/>
+            </w:tcBorders>
+          </w:tcPr>
+          <w:p>
+            <w:pPr>
+              <w:spacing w:before="60" w:after="60" w:line="252" w:lineRule="auto"/>
+              <w:jc w:val="left"/>
+            </w:pPr>
+            <w:r/>
+            <w:r>
+              <w:t>Pre-NY 19-21</w:t>
+            </w:r>
+          </w:p>
+        </w:tc>
+        <w:tc>
+          <w:tcPr>
+            <w:tcW w:type="dxa" w:w="1440"/>
+            <w:shd w:fill="FFFFFF"/>
+            <w:tcMar>
+              <w:top w:w="100" w:type="dxa"/>
+              <w:bottom w:w="100" w:type="dxa"/>
+              <w:left w:w="120" w:type="dxa"/>
+              <w:right w:w="120" w:type="dxa"/>
+            </w:tcMar>
+            <w:tcBorders>
+              <w:top w:val="single" w:sz="4" w:space="0" w:color="CCCCCC"/>
+              <w:bottom w:val="single" w:sz="4" w:space="0" w:color="CCCCCC"/>
+              <w:left w:val="single" w:sz="4" w:space="0" w:color="CCCCCC"/>
+              <w:right w:val="single" w:sz="4" w:space="0" w:color="CCCCCC"/>
+            </w:tcBorders>
+          </w:tcPr>
+          <w:p>
+            <w:pPr>
+              <w:spacing w:before="60" w:after="60" w:line="252" w:lineRule="auto"/>
+              <w:jc w:val="left"/>
+            </w:pPr>
+            <w:r/>
+            <w:r>
+              <w:t>532.50</w:t>
+            </w:r>
+          </w:p>
+        </w:tc>
+        <w:tc>
+          <w:tcPr>
+            <w:tcW w:type="dxa" w:w="2016"/>
+            <w:shd w:fill="FFFFFF"/>
+            <w:tcMar>
+              <w:top w:w="100" w:type="dxa"/>
+              <w:bottom w:w="100" w:type="dxa"/>
+              <w:left w:w="120" w:type="dxa"/>
+              <w:right w:w="120" w:type="dxa"/>
+            </w:tcMar>
+            <w:tcBorders>
+              <w:top w:val="single" w:sz="4" w:space="0" w:color="CCCCCC"/>
+              <w:bottom w:val="single" w:sz="4" w:space="0" w:color="CCCCCC"/>
+              <w:left w:val="single" w:sz="4" w:space="0" w:color="CCCCCC"/>
+              <w:right w:val="single" w:sz="4" w:space="0" w:color="CCCCCC"/>
+            </w:tcBorders>
+          </w:tcPr>
+          <w:p>
+            <w:pPr>
+              <w:spacing w:before="60" w:after="60" w:line="252" w:lineRule="auto"/>
+              <w:jc w:val="left"/>
+            </w:pPr>
+            <w:r/>
+            <w:r>
+              <w:t>535.50</w:t>
+            </w:r>
+          </w:p>
+        </w:tc>
+        <w:tc>
+          <w:tcPr>
+            <w:tcW w:type="dxa" w:w="1152"/>
+            <w:shd w:fill="FFFFFF"/>
+            <w:tcMar>
+              <w:top w:w="100" w:type="dxa"/>
+              <w:bottom w:w="100" w:type="dxa"/>
+              <w:left w:w="120" w:type="dxa"/>
+              <w:right w:w="120" w:type="dxa"/>
+            </w:tcMar>
+            <w:tcBorders>
+              <w:top w:val="single" w:sz="4" w:space="0" w:color="CCCCCC"/>
+              <w:bottom w:val="single" w:sz="4" w:space="0" w:color="CCCCCC"/>
+              <w:left w:val="single" w:sz="4" w:space="0" w:color="CCCCCC"/>
+              <w:right w:val="single" w:sz="4" w:space="0" w:color="CCCCCC"/>
+            </w:tcBorders>
+          </w:tcPr>
+          <w:p>
+            <w:pPr>
+              <w:spacing w:before="60" w:after="60" w:line="252" w:lineRule="auto"/>
+              <w:jc w:val="left"/>
+            </w:pPr>
+            <w:r/>
+            <w:r>
+              <w:t>529.75</w:t>
+            </w:r>
+          </w:p>
+        </w:tc>
+        <w:tc>
+          <w:tcPr>
+            <w:tcW w:type="dxa" w:w="1728"/>
+            <w:shd w:fill="FFFFFF"/>
+            <w:tcMar>
+              <w:top w:w="100" w:type="dxa"/>
+              <w:bottom w:w="100" w:type="dxa"/>
+              <w:left w:w="120" w:type="dxa"/>
+              <w:right w:w="120" w:type="dxa"/>
+            </w:tcMar>
+            <w:tcBorders>
+              <w:top w:val="single" w:sz="4" w:space="0" w:color="CCCCCC"/>
+              <w:bottom w:val="single" w:sz="4" w:space="0" w:color="CCCCCC"/>
+              <w:left w:val="single" w:sz="4" w:space="0" w:color="CCCCCC"/>
+              <w:right w:val="single" w:sz="4" w:space="0" w:color="CCCCCC"/>
+            </w:tcBorders>
+          </w:tcPr>
+          <w:p>
+            <w:pPr>
+              <w:spacing w:before="60" w:after="60" w:line="252" w:lineRule="auto"/>
+              <w:jc w:val="left"/>
+            </w:pPr>
+            <w:r/>
+            <w:r>
+              <w:rPr>
+                <w:b/>
+              </w:rPr>
+              <w:t>532.50</w:t>
+            </w:r>
+          </w:p>
+        </w:tc>
+        <w:tc>
+          <w:tcPr>
+            <w:tcW w:type="dxa" w:w="3456"/>
+            <w:shd w:fill="FFFFFF"/>
+            <w:tcMar>
+              <w:top w:w="100" w:type="dxa"/>
+              <w:bottom w:w="100" w:type="dxa"/>
+              <w:left w:w="120" w:type="dxa"/>
+              <w:right w:w="120" w:type="dxa"/>
+            </w:tcMar>
+            <w:tcBorders>
+              <w:top w:val="single" w:sz="4" w:space="0" w:color="CCCCCC"/>
+              <w:bottom w:val="single" w:sz="4" w:space="0" w:color="CCCCCC"/>
+              <w:left w:val="single" w:sz="4" w:space="0" w:color="CCCCCC"/>
+              <w:right w:val="single" w:sz="4" w:space="0" w:color="CCCCCC"/>
+            </w:tcBorders>
+          </w:tcPr>
+          <w:p>
+            <w:pPr>
+              <w:spacing w:before="60" w:after="60" w:line="252" w:lineRule="auto"/>
+              <w:jc w:val="left"/>
+            </w:pPr>
+            <w:r/>
+            <w:r>
+              <w:rPr>
+                <w:b/>
+              </w:rPr>
+              <w:t>+0.00</w:t>
+            </w:r>
+          </w:p>
+        </w:tc>
+        <w:tc>
+          <w:tcPr>
+            <w:tcW w:type="dxa" w:w="1440"/>
+            <w:shd w:fill="FFFFFF"/>
+            <w:tcMar>
+              <w:top w:w="100" w:type="dxa"/>
+              <w:bottom w:w="100" w:type="dxa"/>
+              <w:left w:w="120" w:type="dxa"/>
+              <w:right w:w="120" w:type="dxa"/>
+            </w:tcMar>
+            <w:tcBorders>
+              <w:top w:val="single" w:sz="4" w:space="0" w:color="CCCCCC"/>
+              <w:bottom w:val="single" w:sz="4" w:space="0" w:color="CCCCCC"/>
+              <w:left w:val="single" w:sz="4" w:space="0" w:color="CCCCCC"/>
+              <w:right w:val="single" w:sz="4" w:space="0" w:color="CCCCCC"/>
+            </w:tcBorders>
+          </w:tcPr>
+          <w:p>
+            <w:pPr>
+              <w:spacing w:before="60" w:after="60" w:line="252" w:lineRule="auto"/>
+              <w:jc w:val="left"/>
+            </w:pPr>
+            <w:r/>
+            <w:r>
+              <w:t>BEAR</w:t>
+            </w:r>
+          </w:p>
+        </w:tc>
+      </w:tr>
+      <w:tr>
+        <w:tc>
+          <w:tcPr>
+            <w:tcW w:type="dxa" w:w="1584"/>
+            <w:shd w:fill="F8FAFC"/>
+            <w:tcMar>
+              <w:top w:w="100" w:type="dxa"/>
+              <w:bottom w:w="100" w:type="dxa"/>
+              <w:left w:w="120" w:type="dxa"/>
+              <w:right w:w="120" w:type="dxa"/>
+            </w:tcMar>
+            <w:tcBorders>
+              <w:top w:val="single" w:sz="4" w:space="0" w:color="CCCCCC"/>
+              <w:bottom w:val="single" w:sz="4" w:space="0" w:color="CCCCCC"/>
+              <w:left w:val="single" w:sz="4" w:space="0" w:color="CCCCCC"/>
+              <w:right w:val="single" w:sz="4" w:space="0" w:color="CCCCCC"/>
+            </w:tcBorders>
+          </w:tcPr>
+          <w:p>
+            <w:pPr>
+              <w:spacing w:before="60" w:after="60" w:line="252" w:lineRule="auto"/>
+              <w:jc w:val="left"/>
+            </w:pPr>
+            <w:r/>
+            <w:r>
+              <w:rPr>
+                <w:b/>
+              </w:rPr>
+              <w:t>Fri 02/10</w:t>
+            </w:r>
+          </w:p>
+        </w:tc>
+        <w:tc>
+          <w:tcPr>
+            <w:tcW w:type="dxa" w:w="864"/>
+            <w:shd w:fill="F8FAFC"/>
+            <w:tcMar>
+              <w:top w:w="100" w:type="dxa"/>
+              <w:bottom w:w="100" w:type="dxa"/>
+              <w:left w:w="120" w:type="dxa"/>
+              <w:right w:w="120" w:type="dxa"/>
+            </w:tcMar>
+            <w:tcBorders>
+              <w:top w:val="single" w:sz="4" w:space="0" w:color="CCCCCC"/>
+              <w:bottom w:val="single" w:sz="4" w:space="0" w:color="CCCCCC"/>
+              <w:left w:val="single" w:sz="4" w:space="0" w:color="CCCCCC"/>
+              <w:right w:val="single" w:sz="4" w:space="0" w:color="CCCCCC"/>
+            </w:tcBorders>
+          </w:tcPr>
+          <w:p>
+            <w:pPr>
+              <w:spacing w:before="60" w:after="60" w:line="252" w:lineRule="auto"/>
+              <w:jc w:val="left"/>
+            </w:pPr>
+            <w:r/>
+            <w:r>
+              <w:t>NY Open 21-23</w:t>
+            </w:r>
+          </w:p>
+        </w:tc>
+        <w:tc>
+          <w:tcPr>
+            <w:tcW w:type="dxa" w:w="1440"/>
+            <w:shd w:fill="F8FAFC"/>
+            <w:tcMar>
+              <w:top w:w="100" w:type="dxa"/>
+              <w:bottom w:w="100" w:type="dxa"/>
+              <w:left w:w="120" w:type="dxa"/>
+              <w:right w:w="120" w:type="dxa"/>
+            </w:tcMar>
+            <w:tcBorders>
+              <w:top w:val="single" w:sz="4" w:space="0" w:color="CCCCCC"/>
+              <w:bottom w:val="single" w:sz="4" w:space="0" w:color="CCCCCC"/>
+              <w:left w:val="single" w:sz="4" w:space="0" w:color="CCCCCC"/>
+              <w:right w:val="single" w:sz="4" w:space="0" w:color="CCCCCC"/>
+            </w:tcBorders>
+          </w:tcPr>
+          <w:p>
+            <w:pPr>
+              <w:spacing w:before="60" w:after="60" w:line="252" w:lineRule="auto"/>
+              <w:jc w:val="left"/>
+            </w:pPr>
+            <w:r/>
+            <w:r>
+              <w:t>532.50</w:t>
+            </w:r>
+          </w:p>
+        </w:tc>
+        <w:tc>
+          <w:tcPr>
+            <w:tcW w:type="dxa" w:w="2016"/>
+            <w:shd w:fill="F8FAFC"/>
+            <w:tcMar>
+              <w:top w:w="100" w:type="dxa"/>
+              <w:bottom w:w="100" w:type="dxa"/>
+              <w:left w:w="120" w:type="dxa"/>
+              <w:right w:w="120" w:type="dxa"/>
+            </w:tcMar>
+            <w:tcBorders>
+              <w:top w:val="single" w:sz="4" w:space="0" w:color="CCCCCC"/>
+              <w:bottom w:val="single" w:sz="4" w:space="0" w:color="CCCCCC"/>
+              <w:left w:val="single" w:sz="4" w:space="0" w:color="CCCCCC"/>
+              <w:right w:val="single" w:sz="4" w:space="0" w:color="CCCCCC"/>
+            </w:tcBorders>
+          </w:tcPr>
+          <w:p>
+            <w:pPr>
+              <w:spacing w:before="60" w:after="60" w:line="252" w:lineRule="auto"/>
+              <w:jc w:val="left"/>
+            </w:pPr>
+            <w:r/>
+            <w:r>
+              <w:t>536.50</w:t>
+            </w:r>
+          </w:p>
+        </w:tc>
+        <w:tc>
+          <w:tcPr>
+            <w:tcW w:type="dxa" w:w="1152"/>
+            <w:shd w:fill="F8FAFC"/>
+            <w:tcMar>
+              <w:top w:w="100" w:type="dxa"/>
+              <w:bottom w:w="100" w:type="dxa"/>
+              <w:left w:w="120" w:type="dxa"/>
+              <w:right w:w="120" w:type="dxa"/>
+            </w:tcMar>
+            <w:tcBorders>
+              <w:top w:val="single" w:sz="4" w:space="0" w:color="CCCCCC"/>
+              <w:bottom w:val="single" w:sz="4" w:space="0" w:color="CCCCCC"/>
+              <w:left w:val="single" w:sz="4" w:space="0" w:color="CCCCCC"/>
+              <w:right w:val="single" w:sz="4" w:space="0" w:color="CCCCCC"/>
+            </w:tcBorders>
+          </w:tcPr>
+          <w:p>
+            <w:pPr>
+              <w:spacing w:before="60" w:after="60" w:line="252" w:lineRule="auto"/>
+              <w:jc w:val="left"/>
+            </w:pPr>
+            <w:r/>
+            <w:r>
+              <w:t>529.00</w:t>
+            </w:r>
+          </w:p>
+        </w:tc>
+        <w:tc>
+          <w:tcPr>
+            <w:tcW w:type="dxa" w:w="1728"/>
+            <w:shd w:fill="F8FAFC"/>
+            <w:tcMar>
+              <w:top w:w="100" w:type="dxa"/>
+              <w:bottom w:w="100" w:type="dxa"/>
+              <w:left w:w="120" w:type="dxa"/>
+              <w:right w:w="120" w:type="dxa"/>
+            </w:tcMar>
+            <w:tcBorders>
+              <w:top w:val="single" w:sz="4" w:space="0" w:color="CCCCCC"/>
+              <w:bottom w:val="single" w:sz="4" w:space="0" w:color="CCCCCC"/>
+              <w:left w:val="single" w:sz="4" w:space="0" w:color="CCCCCC"/>
+              <w:right w:val="single" w:sz="4" w:space="0" w:color="CCCCCC"/>
+            </w:tcBorders>
+          </w:tcPr>
+          <w:p>
+            <w:pPr>
+              <w:spacing w:before="60" w:after="60" w:line="252" w:lineRule="auto"/>
+              <w:jc w:val="left"/>
+            </w:pPr>
+            <w:r/>
+            <w:r>
+              <w:rPr>
+                <w:b/>
+              </w:rPr>
+              <w:t>533.00</w:t>
             </w:r>
           </w:p>
         </w:tc>
@@ -17635,7 +20925,7 @@
               <w:rPr>
                 <w:b/>
               </w:rPr>
-              <w:t>Wed 30/09</w:t>
+              <w:t>Fri 02/10</w:t>
             </w:r>
           </w:p>
         </w:tc>
@@ -17663,7 +20953,7 @@
             </w:pPr>
             <w:r/>
             <w:r>
-              <w:t>Pre-NY 19-21</w:t>
+              <w:t>NY Close 23-01</w:t>
             </w:r>
           </w:p>
         </w:tc>
@@ -17691,7 +20981,7 @@
             </w:pPr>
             <w:r/>
             <w:r>
-              <w:t>527.50</w:t>
+              <w:t>533.00</w:t>
             </w:r>
           </w:p>
         </w:tc>
@@ -17719,7 +21009,7 @@
             </w:pPr>
             <w:r/>
             <w:r>
-              <w:t>532.25</w:t>
+              <w:t>537.00</w:t>
             </w:r>
           </w:p>
         </w:tc>
@@ -17747,7 +21037,7 @@
             </w:pPr>
             <w:r/>
             <w:r>
-              <w:t>520.50</w:t>
+              <w:t>531.25</w:t>
             </w:r>
           </w:p>
         </w:tc>
@@ -17778,3297 +21068,7 @@
               <w:rPr>
                 <w:b/>
               </w:rPr>
-              <w:t>529.50</w:t>
-            </w:r>
-          </w:p>
-        </w:tc>
-        <w:tc>
-          <w:tcPr>
-            <w:tcW w:type="dxa" w:w="3456"/>
-            <w:shd w:fill="FFFFFF"/>
-            <w:tcMar>
-              <w:top w:w="100" w:type="dxa"/>
-              <w:bottom w:w="100" w:type="dxa"/>
-              <w:left w:w="120" w:type="dxa"/>
-              <w:right w:w="120" w:type="dxa"/>
-            </w:tcMar>
-            <w:tcBorders>
-              <w:top w:val="single" w:sz="4" w:space="0" w:color="CCCCCC"/>
-              <w:bottom w:val="single" w:sz="4" w:space="0" w:color="CCCCCC"/>
-              <w:left w:val="single" w:sz="4" w:space="0" w:color="CCCCCC"/>
-              <w:right w:val="single" w:sz="4" w:space="0" w:color="CCCCCC"/>
-            </w:tcBorders>
-          </w:tcPr>
-          <w:p>
-            <w:pPr>
-              <w:spacing w:before="60" w:after="60" w:line="252" w:lineRule="auto"/>
-              <w:jc w:val="left"/>
-            </w:pPr>
-            <w:r/>
-            <w:r>
-              <w:rPr>
-                <w:b/>
-              </w:rPr>
-              <w:t>+2.00</w:t>
-            </w:r>
-          </w:p>
-        </w:tc>
-        <w:tc>
-          <w:tcPr>
-            <w:tcW w:type="dxa" w:w="1440"/>
-            <w:shd w:fill="FFFFFF"/>
-            <w:tcMar>
-              <w:top w:w="100" w:type="dxa"/>
-              <w:bottom w:w="100" w:type="dxa"/>
-              <w:left w:w="120" w:type="dxa"/>
-              <w:right w:w="120" w:type="dxa"/>
-            </w:tcMar>
-            <w:tcBorders>
-              <w:top w:val="single" w:sz="4" w:space="0" w:color="CCCCCC"/>
-              <w:bottom w:val="single" w:sz="4" w:space="0" w:color="CCCCCC"/>
-              <w:left w:val="single" w:sz="4" w:space="0" w:color="CCCCCC"/>
-              <w:right w:val="single" w:sz="4" w:space="0" w:color="CCCCCC"/>
-            </w:tcBorders>
-          </w:tcPr>
-          <w:p>
-            <w:pPr>
-              <w:spacing w:before="60" w:after="60" w:line="252" w:lineRule="auto"/>
-              <w:jc w:val="left"/>
-            </w:pPr>
-            <w:r/>
-            <w:r>
-              <w:t>BULL</w:t>
-            </w:r>
-          </w:p>
-        </w:tc>
-      </w:tr>
-      <w:tr>
-        <w:tc>
-          <w:tcPr>
-            <w:tcW w:type="dxa" w:w="1584"/>
-            <w:shd w:fill="F8FAFC"/>
-            <w:tcMar>
-              <w:top w:w="100" w:type="dxa"/>
-              <w:bottom w:w="100" w:type="dxa"/>
-              <w:left w:w="120" w:type="dxa"/>
-              <w:right w:w="120" w:type="dxa"/>
-            </w:tcMar>
-            <w:tcBorders>
-              <w:top w:val="single" w:sz="4" w:space="0" w:color="CCCCCC"/>
-              <w:bottom w:val="single" w:sz="4" w:space="0" w:color="CCCCCC"/>
-              <w:left w:val="single" w:sz="4" w:space="0" w:color="CCCCCC"/>
-              <w:right w:val="single" w:sz="4" w:space="0" w:color="CCCCCC"/>
-            </w:tcBorders>
-          </w:tcPr>
-          <w:p>
-            <w:pPr>
-              <w:spacing w:before="60" w:after="60" w:line="252" w:lineRule="auto"/>
-              <w:jc w:val="left"/>
-            </w:pPr>
-            <w:r/>
-            <w:r>
-              <w:rPr>
-                <w:b/>
-              </w:rPr>
-              <w:t>Wed 30/09</w:t>
-            </w:r>
-          </w:p>
-        </w:tc>
-        <w:tc>
-          <w:tcPr>
-            <w:tcW w:type="dxa" w:w="864"/>
-            <w:shd w:fill="F8FAFC"/>
-            <w:tcMar>
-              <w:top w:w="100" w:type="dxa"/>
-              <w:bottom w:w="100" w:type="dxa"/>
-              <w:left w:w="120" w:type="dxa"/>
-              <w:right w:w="120" w:type="dxa"/>
-            </w:tcMar>
-            <w:tcBorders>
-              <w:top w:val="single" w:sz="4" w:space="0" w:color="CCCCCC"/>
-              <w:bottom w:val="single" w:sz="4" w:space="0" w:color="CCCCCC"/>
-              <w:left w:val="single" w:sz="4" w:space="0" w:color="CCCCCC"/>
-              <w:right w:val="single" w:sz="4" w:space="0" w:color="CCCCCC"/>
-            </w:tcBorders>
-          </w:tcPr>
-          <w:p>
-            <w:pPr>
-              <w:spacing w:before="60" w:after="60" w:line="252" w:lineRule="auto"/>
-              <w:jc w:val="left"/>
-            </w:pPr>
-            <w:r/>
-            <w:r>
-              <w:t>NY Open 21-23</w:t>
-            </w:r>
-          </w:p>
-        </w:tc>
-        <w:tc>
-          <w:tcPr>
-            <w:tcW w:type="dxa" w:w="1440"/>
-            <w:shd w:fill="F8FAFC"/>
-            <w:tcMar>
-              <w:top w:w="100" w:type="dxa"/>
-              <w:bottom w:w="100" w:type="dxa"/>
-              <w:left w:w="120" w:type="dxa"/>
-              <w:right w:w="120" w:type="dxa"/>
-            </w:tcMar>
-            <w:tcBorders>
-              <w:top w:val="single" w:sz="4" w:space="0" w:color="CCCCCC"/>
-              <w:bottom w:val="single" w:sz="4" w:space="0" w:color="CCCCCC"/>
-              <w:left w:val="single" w:sz="4" w:space="0" w:color="CCCCCC"/>
-              <w:right w:val="single" w:sz="4" w:space="0" w:color="CCCCCC"/>
-            </w:tcBorders>
-          </w:tcPr>
-          <w:p>
-            <w:pPr>
-              <w:spacing w:before="60" w:after="60" w:line="252" w:lineRule="auto"/>
-              <w:jc w:val="left"/>
-            </w:pPr>
-            <w:r/>
-            <w:r>
-              <w:t>529.50</w:t>
-            </w:r>
-          </w:p>
-        </w:tc>
-        <w:tc>
-          <w:tcPr>
-            <w:tcW w:type="dxa" w:w="2016"/>
-            <w:shd w:fill="F8FAFC"/>
-            <w:tcMar>
-              <w:top w:w="100" w:type="dxa"/>
-              <w:bottom w:w="100" w:type="dxa"/>
-              <w:left w:w="120" w:type="dxa"/>
-              <w:right w:w="120" w:type="dxa"/>
-            </w:tcMar>
-            <w:tcBorders>
-              <w:top w:val="single" w:sz="4" w:space="0" w:color="CCCCCC"/>
-              <w:bottom w:val="single" w:sz="4" w:space="0" w:color="CCCCCC"/>
-              <w:left w:val="single" w:sz="4" w:space="0" w:color="CCCCCC"/>
-              <w:right w:val="single" w:sz="4" w:space="0" w:color="CCCCCC"/>
-            </w:tcBorders>
-          </w:tcPr>
-          <w:p>
-            <w:pPr>
-              <w:spacing w:before="60" w:after="60" w:line="252" w:lineRule="auto"/>
-              <w:jc w:val="left"/>
-            </w:pPr>
-            <w:r/>
-            <w:r>
-              <w:t>537.50</w:t>
-            </w:r>
-          </w:p>
-        </w:tc>
-        <w:tc>
-          <w:tcPr>
-            <w:tcW w:type="dxa" w:w="1152"/>
-            <w:shd w:fill="F8FAFC"/>
-            <w:tcMar>
-              <w:top w:w="100" w:type="dxa"/>
-              <w:bottom w:w="100" w:type="dxa"/>
-              <w:left w:w="120" w:type="dxa"/>
-              <w:right w:w="120" w:type="dxa"/>
-            </w:tcMar>
-            <w:tcBorders>
-              <w:top w:val="single" w:sz="4" w:space="0" w:color="CCCCCC"/>
-              <w:bottom w:val="single" w:sz="4" w:space="0" w:color="CCCCCC"/>
-              <w:left w:val="single" w:sz="4" w:space="0" w:color="CCCCCC"/>
-              <w:right w:val="single" w:sz="4" w:space="0" w:color="CCCCCC"/>
-            </w:tcBorders>
-          </w:tcPr>
-          <w:p>
-            <w:pPr>
-              <w:spacing w:before="60" w:after="60" w:line="252" w:lineRule="auto"/>
-              <w:jc w:val="left"/>
-            </w:pPr>
-            <w:r/>
-            <w:r>
-              <w:t>522.50</w:t>
-            </w:r>
-          </w:p>
-        </w:tc>
-        <w:tc>
-          <w:tcPr>
-            <w:tcW w:type="dxa" w:w="1728"/>
-            <w:shd w:fill="F8FAFC"/>
-            <w:tcMar>
-              <w:top w:w="100" w:type="dxa"/>
-              <w:bottom w:w="100" w:type="dxa"/>
-              <w:left w:w="120" w:type="dxa"/>
-              <w:right w:w="120" w:type="dxa"/>
-            </w:tcMar>
-            <w:tcBorders>
-              <w:top w:val="single" w:sz="4" w:space="0" w:color="CCCCCC"/>
-              <w:bottom w:val="single" w:sz="4" w:space="0" w:color="CCCCCC"/>
-              <w:left w:val="single" w:sz="4" w:space="0" w:color="CCCCCC"/>
-              <w:right w:val="single" w:sz="4" w:space="0" w:color="CCCCCC"/>
-            </w:tcBorders>
-          </w:tcPr>
-          <w:p>
-            <w:pPr>
-              <w:spacing w:before="60" w:after="60" w:line="252" w:lineRule="auto"/>
-              <w:jc w:val="left"/>
-            </w:pPr>
-            <w:r/>
-            <w:r>
-              <w:rPr>
-                <w:b/>
-              </w:rPr>
-              <w:t>531.00</w:t>
-            </w:r>
-          </w:p>
-        </w:tc>
-        <w:tc>
-          <w:tcPr>
-            <w:tcW w:type="dxa" w:w="3456"/>
-            <w:shd w:fill="F8FAFC"/>
-            <w:tcMar>
-              <w:top w:w="100" w:type="dxa"/>
-              <w:bottom w:w="100" w:type="dxa"/>
-              <w:left w:w="120" w:type="dxa"/>
-              <w:right w:w="120" w:type="dxa"/>
-            </w:tcMar>
-            <w:tcBorders>
-              <w:top w:val="single" w:sz="4" w:space="0" w:color="CCCCCC"/>
-              <w:bottom w:val="single" w:sz="4" w:space="0" w:color="CCCCCC"/>
-              <w:left w:val="single" w:sz="4" w:space="0" w:color="CCCCCC"/>
-              <w:right w:val="single" w:sz="4" w:space="0" w:color="CCCCCC"/>
-            </w:tcBorders>
-          </w:tcPr>
-          <w:p>
-            <w:pPr>
-              <w:spacing w:before="60" w:after="60" w:line="252" w:lineRule="auto"/>
-              <w:jc w:val="left"/>
-            </w:pPr>
-            <w:r/>
-            <w:r>
-              <w:rPr>
-                <w:b/>
-              </w:rPr>
-              <w:t>+1.50</w:t>
-            </w:r>
-          </w:p>
-        </w:tc>
-        <w:tc>
-          <w:tcPr>
-            <w:tcW w:type="dxa" w:w="1440"/>
-            <w:shd w:fill="F8FAFC"/>
-            <w:tcMar>
-              <w:top w:w="100" w:type="dxa"/>
-              <w:bottom w:w="100" w:type="dxa"/>
-              <w:left w:w="120" w:type="dxa"/>
-              <w:right w:w="120" w:type="dxa"/>
-            </w:tcMar>
-            <w:tcBorders>
-              <w:top w:val="single" w:sz="4" w:space="0" w:color="CCCCCC"/>
-              <w:bottom w:val="single" w:sz="4" w:space="0" w:color="CCCCCC"/>
-              <w:left w:val="single" w:sz="4" w:space="0" w:color="CCCCCC"/>
-              <w:right w:val="single" w:sz="4" w:space="0" w:color="CCCCCC"/>
-            </w:tcBorders>
-          </w:tcPr>
-          <w:p>
-            <w:pPr>
-              <w:spacing w:before="60" w:after="60" w:line="252" w:lineRule="auto"/>
-              <w:jc w:val="left"/>
-            </w:pPr>
-            <w:r/>
-            <w:r>
-              <w:t>BULL</w:t>
-            </w:r>
-          </w:p>
-        </w:tc>
-      </w:tr>
-      <w:tr>
-        <w:tc>
-          <w:tcPr>
-            <w:tcW w:type="dxa" w:w="1584"/>
-            <w:shd w:fill="FFFFFF"/>
-            <w:tcMar>
-              <w:top w:w="100" w:type="dxa"/>
-              <w:bottom w:w="100" w:type="dxa"/>
-              <w:left w:w="120" w:type="dxa"/>
-              <w:right w:w="120" w:type="dxa"/>
-            </w:tcMar>
-            <w:tcBorders>
-              <w:top w:val="single" w:sz="4" w:space="0" w:color="CCCCCC"/>
-              <w:bottom w:val="single" w:sz="4" w:space="0" w:color="CCCCCC"/>
-              <w:left w:val="single" w:sz="4" w:space="0" w:color="CCCCCC"/>
-              <w:right w:val="single" w:sz="4" w:space="0" w:color="CCCCCC"/>
-            </w:tcBorders>
-          </w:tcPr>
-          <w:p>
-            <w:pPr>
-              <w:spacing w:before="60" w:after="60" w:line="252" w:lineRule="auto"/>
-              <w:jc w:val="left"/>
-            </w:pPr>
-            <w:r/>
-            <w:r>
-              <w:rPr>
-                <w:b/>
-              </w:rPr>
-              <w:t>Wed 30/09</w:t>
-            </w:r>
-          </w:p>
-        </w:tc>
-        <w:tc>
-          <w:tcPr>
-            <w:tcW w:type="dxa" w:w="864"/>
-            <w:shd w:fill="FFFFFF"/>
-            <w:tcMar>
-              <w:top w:w="100" w:type="dxa"/>
-              <w:bottom w:w="100" w:type="dxa"/>
-              <w:left w:w="120" w:type="dxa"/>
-              <w:right w:w="120" w:type="dxa"/>
-            </w:tcMar>
-            <w:tcBorders>
-              <w:top w:val="single" w:sz="4" w:space="0" w:color="CCCCCC"/>
-              <w:bottom w:val="single" w:sz="4" w:space="0" w:color="CCCCCC"/>
-              <w:left w:val="single" w:sz="4" w:space="0" w:color="CCCCCC"/>
-              <w:right w:val="single" w:sz="4" w:space="0" w:color="CCCCCC"/>
-            </w:tcBorders>
-          </w:tcPr>
-          <w:p>
-            <w:pPr>
-              <w:spacing w:before="60" w:after="60" w:line="252" w:lineRule="auto"/>
-              <w:jc w:val="left"/>
-            </w:pPr>
-            <w:r/>
-            <w:r>
-              <w:t>NY Close 23-01</w:t>
-            </w:r>
-          </w:p>
-        </w:tc>
-        <w:tc>
-          <w:tcPr>
-            <w:tcW w:type="dxa" w:w="1440"/>
-            <w:shd w:fill="FFFFFF"/>
-            <w:tcMar>
-              <w:top w:w="100" w:type="dxa"/>
-              <w:bottom w:w="100" w:type="dxa"/>
-              <w:left w:w="120" w:type="dxa"/>
-              <w:right w:w="120" w:type="dxa"/>
-            </w:tcMar>
-            <w:tcBorders>
-              <w:top w:val="single" w:sz="4" w:space="0" w:color="CCCCCC"/>
-              <w:bottom w:val="single" w:sz="4" w:space="0" w:color="CCCCCC"/>
-              <w:left w:val="single" w:sz="4" w:space="0" w:color="CCCCCC"/>
-              <w:right w:val="single" w:sz="4" w:space="0" w:color="CCCCCC"/>
-            </w:tcBorders>
-          </w:tcPr>
-          <w:p>
-            <w:pPr>
-              <w:spacing w:before="60" w:after="60" w:line="252" w:lineRule="auto"/>
-              <w:jc w:val="left"/>
-            </w:pPr>
-            <w:r/>
-            <w:r>
-              <w:t>531.00</w:t>
-            </w:r>
-          </w:p>
-        </w:tc>
-        <w:tc>
-          <w:tcPr>
-            <w:tcW w:type="dxa" w:w="2016"/>
-            <w:shd w:fill="FFFFFF"/>
-            <w:tcMar>
-              <w:top w:w="100" w:type="dxa"/>
-              <w:bottom w:w="100" w:type="dxa"/>
-              <w:left w:w="120" w:type="dxa"/>
-              <w:right w:w="120" w:type="dxa"/>
-            </w:tcMar>
-            <w:tcBorders>
-              <w:top w:val="single" w:sz="4" w:space="0" w:color="CCCCCC"/>
-              <w:bottom w:val="single" w:sz="4" w:space="0" w:color="CCCCCC"/>
-              <w:left w:val="single" w:sz="4" w:space="0" w:color="CCCCCC"/>
-              <w:right w:val="single" w:sz="4" w:space="0" w:color="CCCCCC"/>
-            </w:tcBorders>
-          </w:tcPr>
-          <w:p>
-            <w:pPr>
-              <w:spacing w:before="60" w:after="60" w:line="252" w:lineRule="auto"/>
-              <w:jc w:val="left"/>
-            </w:pPr>
-            <w:r/>
-            <w:r>
-              <w:t>535.50</w:t>
-            </w:r>
-          </w:p>
-        </w:tc>
-        <w:tc>
-          <w:tcPr>
-            <w:tcW w:type="dxa" w:w="1152"/>
-            <w:shd w:fill="FFFFFF"/>
-            <w:tcMar>
-              <w:top w:w="100" w:type="dxa"/>
-              <w:bottom w:w="100" w:type="dxa"/>
-              <w:left w:w="120" w:type="dxa"/>
-              <w:right w:w="120" w:type="dxa"/>
-            </w:tcMar>
-            <w:tcBorders>
-              <w:top w:val="single" w:sz="4" w:space="0" w:color="CCCCCC"/>
-              <w:bottom w:val="single" w:sz="4" w:space="0" w:color="CCCCCC"/>
-              <w:left w:val="single" w:sz="4" w:space="0" w:color="CCCCCC"/>
-              <w:right w:val="single" w:sz="4" w:space="0" w:color="CCCCCC"/>
-            </w:tcBorders>
-          </w:tcPr>
-          <w:p>
-            <w:pPr>
-              <w:spacing w:before="60" w:after="60" w:line="252" w:lineRule="auto"/>
-              <w:jc w:val="left"/>
-            </w:pPr>
-            <w:r/>
-            <w:r>
-              <w:t>526.75</w:t>
-            </w:r>
-          </w:p>
-        </w:tc>
-        <w:tc>
-          <w:tcPr>
-            <w:tcW w:type="dxa" w:w="1728"/>
-            <w:shd w:fill="FFFFFF"/>
-            <w:tcMar>
-              <w:top w:w="100" w:type="dxa"/>
-              <w:bottom w:w="100" w:type="dxa"/>
-              <w:left w:w="120" w:type="dxa"/>
-              <w:right w:w="120" w:type="dxa"/>
-            </w:tcMar>
-            <w:tcBorders>
-              <w:top w:val="single" w:sz="4" w:space="0" w:color="CCCCCC"/>
-              <w:bottom w:val="single" w:sz="4" w:space="0" w:color="CCCCCC"/>
-              <w:left w:val="single" w:sz="4" w:space="0" w:color="CCCCCC"/>
-              <w:right w:val="single" w:sz="4" w:space="0" w:color="CCCCCC"/>
-            </w:tcBorders>
-          </w:tcPr>
-          <w:p>
-            <w:pPr>
-              <w:spacing w:before="60" w:after="60" w:line="252" w:lineRule="auto"/>
-              <w:jc w:val="left"/>
-            </w:pPr>
-            <w:r/>
-            <w:r>
-              <w:rPr>
-                <w:b/>
-              </w:rPr>
-              <w:t>530.50</w:t>
-            </w:r>
-          </w:p>
-        </w:tc>
-        <w:tc>
-          <w:tcPr>
-            <w:tcW w:type="dxa" w:w="3456"/>
-            <w:shd w:fill="FFFFFF"/>
-            <w:tcMar>
-              <w:top w:w="100" w:type="dxa"/>
-              <w:bottom w:w="100" w:type="dxa"/>
-              <w:left w:w="120" w:type="dxa"/>
-              <w:right w:w="120" w:type="dxa"/>
-            </w:tcMar>
-            <w:tcBorders>
-              <w:top w:val="single" w:sz="4" w:space="0" w:color="CCCCCC"/>
-              <w:bottom w:val="single" w:sz="4" w:space="0" w:color="CCCCCC"/>
-              <w:left w:val="single" w:sz="4" w:space="0" w:color="CCCCCC"/>
-              <w:right w:val="single" w:sz="4" w:space="0" w:color="CCCCCC"/>
-            </w:tcBorders>
-          </w:tcPr>
-          <w:p>
-            <w:pPr>
-              <w:spacing w:before="60" w:after="60" w:line="252" w:lineRule="auto"/>
-              <w:jc w:val="left"/>
-            </w:pPr>
-            <w:r/>
-            <w:r>
-              <w:rPr>
-                <w:b/>
-              </w:rPr>
-              <w:t>-0.50</w:t>
-            </w:r>
-          </w:p>
-        </w:tc>
-        <w:tc>
-          <w:tcPr>
-            <w:tcW w:type="dxa" w:w="1440"/>
-            <w:shd w:fill="FFFFFF"/>
-            <w:tcMar>
-              <w:top w:w="100" w:type="dxa"/>
-              <w:bottom w:w="100" w:type="dxa"/>
-              <w:left w:w="120" w:type="dxa"/>
-              <w:right w:w="120" w:type="dxa"/>
-            </w:tcMar>
-            <w:tcBorders>
-              <w:top w:val="single" w:sz="4" w:space="0" w:color="CCCCCC"/>
-              <w:bottom w:val="single" w:sz="4" w:space="0" w:color="CCCCCC"/>
-              <w:left w:val="single" w:sz="4" w:space="0" w:color="CCCCCC"/>
-              <w:right w:val="single" w:sz="4" w:space="0" w:color="CCCCCC"/>
-            </w:tcBorders>
-          </w:tcPr>
-          <w:p>
-            <w:pPr>
-              <w:spacing w:before="60" w:after="60" w:line="252" w:lineRule="auto"/>
-              <w:jc w:val="left"/>
-            </w:pPr>
-            <w:r/>
-            <w:r>
-              <w:t>BEAR</w:t>
-            </w:r>
-          </w:p>
-        </w:tc>
-      </w:tr>
-      <w:tr>
-        <w:tc>
-          <w:tcPr>
-            <w:tcW w:type="dxa" w:w="1584"/>
-            <w:shd w:fill="F8FAFC"/>
-            <w:tcMar>
-              <w:top w:w="100" w:type="dxa"/>
-              <w:bottom w:w="100" w:type="dxa"/>
-              <w:left w:w="120" w:type="dxa"/>
-              <w:right w:w="120" w:type="dxa"/>
-            </w:tcMar>
-            <w:tcBorders>
-              <w:top w:val="single" w:sz="4" w:space="0" w:color="CCCCCC"/>
-              <w:bottom w:val="single" w:sz="4" w:space="0" w:color="CCCCCC"/>
-              <w:left w:val="single" w:sz="4" w:space="0" w:color="CCCCCC"/>
-              <w:right w:val="single" w:sz="4" w:space="0" w:color="CCCCCC"/>
-            </w:tcBorders>
-          </w:tcPr>
-          <w:p>
-            <w:pPr>
-              <w:spacing w:before="60" w:after="60" w:line="252" w:lineRule="auto"/>
-              <w:jc w:val="left"/>
-            </w:pPr>
-            <w:r/>
-            <w:r>
-              <w:rPr>
-                <w:b/>
-              </w:rPr>
-              <w:t>Thu 01/10</w:t>
-            </w:r>
-          </w:p>
-        </w:tc>
-        <w:tc>
-          <w:tcPr>
-            <w:tcW w:type="dxa" w:w="864"/>
-            <w:shd w:fill="F8FAFC"/>
-            <w:tcMar>
-              <w:top w:w="100" w:type="dxa"/>
-              <w:bottom w:w="100" w:type="dxa"/>
-              <w:left w:w="120" w:type="dxa"/>
-              <w:right w:w="120" w:type="dxa"/>
-            </w:tcMar>
-            <w:tcBorders>
-              <w:top w:val="single" w:sz="4" w:space="0" w:color="CCCCCC"/>
-              <w:bottom w:val="single" w:sz="4" w:space="0" w:color="CCCCCC"/>
-              <w:left w:val="single" w:sz="4" w:space="0" w:color="CCCCCC"/>
-              <w:right w:val="single" w:sz="4" w:space="0" w:color="CCCCCC"/>
-            </w:tcBorders>
-          </w:tcPr>
-          <w:p>
-            <w:pPr>
-              <w:spacing w:before="60" w:after="60" w:line="252" w:lineRule="auto"/>
-              <w:jc w:val="left"/>
-            </w:pPr>
-            <w:r/>
-            <w:r>
-              <w:t>Asia 07-11</w:t>
-            </w:r>
-          </w:p>
-        </w:tc>
-        <w:tc>
-          <w:tcPr>
-            <w:tcW w:type="dxa" w:w="1440"/>
-            <w:shd w:fill="F8FAFC"/>
-            <w:tcMar>
-              <w:top w:w="100" w:type="dxa"/>
-              <w:bottom w:w="100" w:type="dxa"/>
-              <w:left w:w="120" w:type="dxa"/>
-              <w:right w:w="120" w:type="dxa"/>
-            </w:tcMar>
-            <w:tcBorders>
-              <w:top w:val="single" w:sz="4" w:space="0" w:color="CCCCCC"/>
-              <w:bottom w:val="single" w:sz="4" w:space="0" w:color="CCCCCC"/>
-              <w:left w:val="single" w:sz="4" w:space="0" w:color="CCCCCC"/>
-              <w:right w:val="single" w:sz="4" w:space="0" w:color="CCCCCC"/>
-            </w:tcBorders>
-          </w:tcPr>
-          <w:p>
-            <w:pPr>
-              <w:spacing w:before="60" w:after="60" w:line="252" w:lineRule="auto"/>
-              <w:jc w:val="left"/>
-            </w:pPr>
-            <w:r/>
-            <w:r>
-              <w:t>530.50</w:t>
-            </w:r>
-          </w:p>
-        </w:tc>
-        <w:tc>
-          <w:tcPr>
-            <w:tcW w:type="dxa" w:w="2016"/>
-            <w:shd w:fill="F8FAFC"/>
-            <w:tcMar>
-              <w:top w:w="100" w:type="dxa"/>
-              <w:bottom w:w="100" w:type="dxa"/>
-              <w:left w:w="120" w:type="dxa"/>
-              <w:right w:w="120" w:type="dxa"/>
-            </w:tcMar>
-            <w:tcBorders>
-              <w:top w:val="single" w:sz="4" w:space="0" w:color="CCCCCC"/>
-              <w:bottom w:val="single" w:sz="4" w:space="0" w:color="CCCCCC"/>
-              <w:left w:val="single" w:sz="4" w:space="0" w:color="CCCCCC"/>
-              <w:right w:val="single" w:sz="4" w:space="0" w:color="CCCCCC"/>
-            </w:tcBorders>
-          </w:tcPr>
-          <w:p>
-            <w:pPr>
-              <w:spacing w:before="60" w:after="60" w:line="252" w:lineRule="auto"/>
-              <w:jc w:val="left"/>
-            </w:pPr>
-            <w:r/>
-            <w:r>
               <w:t>532.75</w:t>
-            </w:r>
-          </w:p>
-        </w:tc>
-        <w:tc>
-          <w:tcPr>
-            <w:tcW w:type="dxa" w:w="1152"/>
-            <w:shd w:fill="F8FAFC"/>
-            <w:tcMar>
-              <w:top w:w="100" w:type="dxa"/>
-              <w:bottom w:w="100" w:type="dxa"/>
-              <w:left w:w="120" w:type="dxa"/>
-              <w:right w:w="120" w:type="dxa"/>
-            </w:tcMar>
-            <w:tcBorders>
-              <w:top w:val="single" w:sz="4" w:space="0" w:color="CCCCCC"/>
-              <w:bottom w:val="single" w:sz="4" w:space="0" w:color="CCCCCC"/>
-              <w:left w:val="single" w:sz="4" w:space="0" w:color="CCCCCC"/>
-              <w:right w:val="single" w:sz="4" w:space="0" w:color="CCCCCC"/>
-            </w:tcBorders>
-          </w:tcPr>
-          <w:p>
-            <w:pPr>
-              <w:spacing w:before="60" w:after="60" w:line="252" w:lineRule="auto"/>
-              <w:jc w:val="left"/>
-            </w:pPr>
-            <w:r/>
-            <w:r>
-              <w:t>527.75</w:t>
-            </w:r>
-          </w:p>
-        </w:tc>
-        <w:tc>
-          <w:tcPr>
-            <w:tcW w:type="dxa" w:w="1728"/>
-            <w:shd w:fill="F8FAFC"/>
-            <w:tcMar>
-              <w:top w:w="100" w:type="dxa"/>
-              <w:bottom w:w="100" w:type="dxa"/>
-              <w:left w:w="120" w:type="dxa"/>
-              <w:right w:w="120" w:type="dxa"/>
-            </w:tcMar>
-            <w:tcBorders>
-              <w:top w:val="single" w:sz="4" w:space="0" w:color="CCCCCC"/>
-              <w:bottom w:val="single" w:sz="4" w:space="0" w:color="CCCCCC"/>
-              <w:left w:val="single" w:sz="4" w:space="0" w:color="CCCCCC"/>
-              <w:right w:val="single" w:sz="4" w:space="0" w:color="CCCCCC"/>
-            </w:tcBorders>
-          </w:tcPr>
-          <w:p>
-            <w:pPr>
-              <w:spacing w:before="60" w:after="60" w:line="252" w:lineRule="auto"/>
-              <w:jc w:val="left"/>
-            </w:pPr>
-            <w:r/>
-            <w:r>
-              <w:rPr>
-                <w:b/>
-              </w:rPr>
-              <w:t>530.25</w:t>
-            </w:r>
-          </w:p>
-        </w:tc>
-        <w:tc>
-          <w:tcPr>
-            <w:tcW w:type="dxa" w:w="3456"/>
-            <w:shd w:fill="F8FAFC"/>
-            <w:tcMar>
-              <w:top w:w="100" w:type="dxa"/>
-              <w:bottom w:w="100" w:type="dxa"/>
-              <w:left w:w="120" w:type="dxa"/>
-              <w:right w:w="120" w:type="dxa"/>
-            </w:tcMar>
-            <w:tcBorders>
-              <w:top w:val="single" w:sz="4" w:space="0" w:color="CCCCCC"/>
-              <w:bottom w:val="single" w:sz="4" w:space="0" w:color="CCCCCC"/>
-              <w:left w:val="single" w:sz="4" w:space="0" w:color="CCCCCC"/>
-              <w:right w:val="single" w:sz="4" w:space="0" w:color="CCCCCC"/>
-            </w:tcBorders>
-          </w:tcPr>
-          <w:p>
-            <w:pPr>
-              <w:spacing w:before="60" w:after="60" w:line="252" w:lineRule="auto"/>
-              <w:jc w:val="left"/>
-            </w:pPr>
-            <w:r/>
-            <w:r>
-              <w:rPr>
-                <w:b/>
-              </w:rPr>
-              <w:t>-0.25</w:t>
-            </w:r>
-          </w:p>
-        </w:tc>
-        <w:tc>
-          <w:tcPr>
-            <w:tcW w:type="dxa" w:w="1440"/>
-            <w:shd w:fill="F8FAFC"/>
-            <w:tcMar>
-              <w:top w:w="100" w:type="dxa"/>
-              <w:bottom w:w="100" w:type="dxa"/>
-              <w:left w:w="120" w:type="dxa"/>
-              <w:right w:w="120" w:type="dxa"/>
-            </w:tcMar>
-            <w:tcBorders>
-              <w:top w:val="single" w:sz="4" w:space="0" w:color="CCCCCC"/>
-              <w:bottom w:val="single" w:sz="4" w:space="0" w:color="CCCCCC"/>
-              <w:left w:val="single" w:sz="4" w:space="0" w:color="CCCCCC"/>
-              <w:right w:val="single" w:sz="4" w:space="0" w:color="CCCCCC"/>
-            </w:tcBorders>
-          </w:tcPr>
-          <w:p>
-            <w:pPr>
-              <w:spacing w:before="60" w:after="60" w:line="252" w:lineRule="auto"/>
-              <w:jc w:val="left"/>
-            </w:pPr>
-            <w:r/>
-            <w:r>
-              <w:t>BEAR</w:t>
-            </w:r>
-          </w:p>
-        </w:tc>
-      </w:tr>
-      <w:tr>
-        <w:tc>
-          <w:tcPr>
-            <w:tcW w:type="dxa" w:w="1584"/>
-            <w:shd w:fill="FFFFFF"/>
-            <w:tcMar>
-              <w:top w:w="100" w:type="dxa"/>
-              <w:bottom w:w="100" w:type="dxa"/>
-              <w:left w:w="120" w:type="dxa"/>
-              <w:right w:w="120" w:type="dxa"/>
-            </w:tcMar>
-            <w:tcBorders>
-              <w:top w:val="single" w:sz="4" w:space="0" w:color="CCCCCC"/>
-              <w:bottom w:val="single" w:sz="4" w:space="0" w:color="CCCCCC"/>
-              <w:left w:val="single" w:sz="4" w:space="0" w:color="CCCCCC"/>
-              <w:right w:val="single" w:sz="4" w:space="0" w:color="CCCCCC"/>
-            </w:tcBorders>
-          </w:tcPr>
-          <w:p>
-            <w:pPr>
-              <w:spacing w:before="60" w:after="60" w:line="252" w:lineRule="auto"/>
-              <w:jc w:val="left"/>
-            </w:pPr>
-            <w:r/>
-            <w:r>
-              <w:rPr>
-                <w:b/>
-              </w:rPr>
-              <w:t>Thu 01/10</w:t>
-            </w:r>
-          </w:p>
-        </w:tc>
-        <w:tc>
-          <w:tcPr>
-            <w:tcW w:type="dxa" w:w="864"/>
-            <w:shd w:fill="FFFFFF"/>
-            <w:tcMar>
-              <w:top w:w="100" w:type="dxa"/>
-              <w:bottom w:w="100" w:type="dxa"/>
-              <w:left w:w="120" w:type="dxa"/>
-              <w:right w:w="120" w:type="dxa"/>
-            </w:tcMar>
-            <w:tcBorders>
-              <w:top w:val="single" w:sz="4" w:space="0" w:color="CCCCCC"/>
-              <w:bottom w:val="single" w:sz="4" w:space="0" w:color="CCCCCC"/>
-              <w:left w:val="single" w:sz="4" w:space="0" w:color="CCCCCC"/>
-              <w:right w:val="single" w:sz="4" w:space="0" w:color="CCCCCC"/>
-            </w:tcBorders>
-          </w:tcPr>
-          <w:p>
-            <w:pPr>
-              <w:spacing w:before="60" w:after="60" w:line="252" w:lineRule="auto"/>
-              <w:jc w:val="left"/>
-            </w:pPr>
-            <w:r/>
-            <w:r>
-              <w:t>Asia 11-15</w:t>
-            </w:r>
-          </w:p>
-        </w:tc>
-        <w:tc>
-          <w:tcPr>
-            <w:tcW w:type="dxa" w:w="1440"/>
-            <w:shd w:fill="FFFFFF"/>
-            <w:tcMar>
-              <w:top w:w="100" w:type="dxa"/>
-              <w:bottom w:w="100" w:type="dxa"/>
-              <w:left w:w="120" w:type="dxa"/>
-              <w:right w:w="120" w:type="dxa"/>
-            </w:tcMar>
-            <w:tcBorders>
-              <w:top w:val="single" w:sz="4" w:space="0" w:color="CCCCCC"/>
-              <w:bottom w:val="single" w:sz="4" w:space="0" w:color="CCCCCC"/>
-              <w:left w:val="single" w:sz="4" w:space="0" w:color="CCCCCC"/>
-              <w:right w:val="single" w:sz="4" w:space="0" w:color="CCCCCC"/>
-            </w:tcBorders>
-          </w:tcPr>
-          <w:p>
-            <w:pPr>
-              <w:spacing w:before="60" w:after="60" w:line="252" w:lineRule="auto"/>
-              <w:jc w:val="left"/>
-            </w:pPr>
-            <w:r/>
-            <w:r>
-              <w:t>530.25</w:t>
-            </w:r>
-          </w:p>
-        </w:tc>
-        <w:tc>
-          <w:tcPr>
-            <w:tcW w:type="dxa" w:w="2016"/>
-            <w:shd w:fill="FFFFFF"/>
-            <w:tcMar>
-              <w:top w:w="100" w:type="dxa"/>
-              <w:bottom w:w="100" w:type="dxa"/>
-              <w:left w:w="120" w:type="dxa"/>
-              <w:right w:w="120" w:type="dxa"/>
-            </w:tcMar>
-            <w:tcBorders>
-              <w:top w:val="single" w:sz="4" w:space="0" w:color="CCCCCC"/>
-              <w:bottom w:val="single" w:sz="4" w:space="0" w:color="CCCCCC"/>
-              <w:left w:val="single" w:sz="4" w:space="0" w:color="CCCCCC"/>
-              <w:right w:val="single" w:sz="4" w:space="0" w:color="CCCCCC"/>
-            </w:tcBorders>
-          </w:tcPr>
-          <w:p>
-            <w:pPr>
-              <w:spacing w:before="60" w:after="60" w:line="252" w:lineRule="auto"/>
-              <w:jc w:val="left"/>
-            </w:pPr>
-            <w:r/>
-            <w:r>
-              <w:t>532.25</w:t>
-            </w:r>
-          </w:p>
-        </w:tc>
-        <w:tc>
-          <w:tcPr>
-            <w:tcW w:type="dxa" w:w="1152"/>
-            <w:shd w:fill="FFFFFF"/>
-            <w:tcMar>
-              <w:top w:w="100" w:type="dxa"/>
-              <w:bottom w:w="100" w:type="dxa"/>
-              <w:left w:w="120" w:type="dxa"/>
-              <w:right w:w="120" w:type="dxa"/>
-            </w:tcMar>
-            <w:tcBorders>
-              <w:top w:val="single" w:sz="4" w:space="0" w:color="CCCCCC"/>
-              <w:bottom w:val="single" w:sz="4" w:space="0" w:color="CCCCCC"/>
-              <w:left w:val="single" w:sz="4" w:space="0" w:color="CCCCCC"/>
-              <w:right w:val="single" w:sz="4" w:space="0" w:color="CCCCCC"/>
-            </w:tcBorders>
-          </w:tcPr>
-          <w:p>
-            <w:pPr>
-              <w:spacing w:before="60" w:after="60" w:line="252" w:lineRule="auto"/>
-              <w:jc w:val="left"/>
-            </w:pPr>
-            <w:r/>
-            <w:r>
-              <w:t>525.75</w:t>
-            </w:r>
-          </w:p>
-        </w:tc>
-        <w:tc>
-          <w:tcPr>
-            <w:tcW w:type="dxa" w:w="1728"/>
-            <w:shd w:fill="FFFFFF"/>
-            <w:tcMar>
-              <w:top w:w="100" w:type="dxa"/>
-              <w:bottom w:w="100" w:type="dxa"/>
-              <w:left w:w="120" w:type="dxa"/>
-              <w:right w:w="120" w:type="dxa"/>
-            </w:tcMar>
-            <w:tcBorders>
-              <w:top w:val="single" w:sz="4" w:space="0" w:color="CCCCCC"/>
-              <w:bottom w:val="single" w:sz="4" w:space="0" w:color="CCCCCC"/>
-              <w:left w:val="single" w:sz="4" w:space="0" w:color="CCCCCC"/>
-              <w:right w:val="single" w:sz="4" w:space="0" w:color="CCCCCC"/>
-            </w:tcBorders>
-          </w:tcPr>
-          <w:p>
-            <w:pPr>
-              <w:spacing w:before="60" w:after="60" w:line="252" w:lineRule="auto"/>
-              <w:jc w:val="left"/>
-            </w:pPr>
-            <w:r/>
-            <w:r>
-              <w:rPr>
-                <w:b/>
-              </w:rPr>
-              <w:t>530.50</w:t>
-            </w:r>
-          </w:p>
-        </w:tc>
-        <w:tc>
-          <w:tcPr>
-            <w:tcW w:type="dxa" w:w="3456"/>
-            <w:shd w:fill="FFFFFF"/>
-            <w:tcMar>
-              <w:top w:w="100" w:type="dxa"/>
-              <w:bottom w:w="100" w:type="dxa"/>
-              <w:left w:w="120" w:type="dxa"/>
-              <w:right w:w="120" w:type="dxa"/>
-            </w:tcMar>
-            <w:tcBorders>
-              <w:top w:val="single" w:sz="4" w:space="0" w:color="CCCCCC"/>
-              <w:bottom w:val="single" w:sz="4" w:space="0" w:color="CCCCCC"/>
-              <w:left w:val="single" w:sz="4" w:space="0" w:color="CCCCCC"/>
-              <w:right w:val="single" w:sz="4" w:space="0" w:color="CCCCCC"/>
-            </w:tcBorders>
-          </w:tcPr>
-          <w:p>
-            <w:pPr>
-              <w:spacing w:before="60" w:after="60" w:line="252" w:lineRule="auto"/>
-              <w:jc w:val="left"/>
-            </w:pPr>
-            <w:r/>
-            <w:r>
-              <w:rPr>
-                <w:b/>
-              </w:rPr>
-              <w:t>+0.25</w:t>
-            </w:r>
-          </w:p>
-        </w:tc>
-        <w:tc>
-          <w:tcPr>
-            <w:tcW w:type="dxa" w:w="1440"/>
-            <w:shd w:fill="FFFFFF"/>
-            <w:tcMar>
-              <w:top w:w="100" w:type="dxa"/>
-              <w:bottom w:w="100" w:type="dxa"/>
-              <w:left w:w="120" w:type="dxa"/>
-              <w:right w:w="120" w:type="dxa"/>
-            </w:tcMar>
-            <w:tcBorders>
-              <w:top w:val="single" w:sz="4" w:space="0" w:color="CCCCCC"/>
-              <w:bottom w:val="single" w:sz="4" w:space="0" w:color="CCCCCC"/>
-              <w:left w:val="single" w:sz="4" w:space="0" w:color="CCCCCC"/>
-              <w:right w:val="single" w:sz="4" w:space="0" w:color="CCCCCC"/>
-            </w:tcBorders>
-          </w:tcPr>
-          <w:p>
-            <w:pPr>
-              <w:spacing w:before="60" w:after="60" w:line="252" w:lineRule="auto"/>
-              <w:jc w:val="left"/>
-            </w:pPr>
-            <w:r/>
-            <w:r>
-              <w:t>BULL</w:t>
-            </w:r>
-          </w:p>
-        </w:tc>
-      </w:tr>
-      <w:tr>
-        <w:tc>
-          <w:tcPr>
-            <w:tcW w:type="dxa" w:w="1584"/>
-            <w:shd w:fill="F8FAFC"/>
-            <w:tcMar>
-              <w:top w:w="100" w:type="dxa"/>
-              <w:bottom w:w="100" w:type="dxa"/>
-              <w:left w:w="120" w:type="dxa"/>
-              <w:right w:w="120" w:type="dxa"/>
-            </w:tcMar>
-            <w:tcBorders>
-              <w:top w:val="single" w:sz="4" w:space="0" w:color="CCCCCC"/>
-              <w:bottom w:val="single" w:sz="4" w:space="0" w:color="CCCCCC"/>
-              <w:left w:val="single" w:sz="4" w:space="0" w:color="CCCCCC"/>
-              <w:right w:val="single" w:sz="4" w:space="0" w:color="CCCCCC"/>
-            </w:tcBorders>
-          </w:tcPr>
-          <w:p>
-            <w:pPr>
-              <w:spacing w:before="60" w:after="60" w:line="252" w:lineRule="auto"/>
-              <w:jc w:val="left"/>
-            </w:pPr>
-            <w:r/>
-            <w:r>
-              <w:rPr>
-                <w:b/>
-              </w:rPr>
-              <w:t>Thu 01/10</w:t>
-            </w:r>
-          </w:p>
-        </w:tc>
-        <w:tc>
-          <w:tcPr>
-            <w:tcW w:type="dxa" w:w="864"/>
-            <w:shd w:fill="F8FAFC"/>
-            <w:tcMar>
-              <w:top w:w="100" w:type="dxa"/>
-              <w:bottom w:w="100" w:type="dxa"/>
-              <w:left w:w="120" w:type="dxa"/>
-              <w:right w:w="120" w:type="dxa"/>
-            </w:tcMar>
-            <w:tcBorders>
-              <w:top w:val="single" w:sz="4" w:space="0" w:color="CCCCCC"/>
-              <w:bottom w:val="single" w:sz="4" w:space="0" w:color="CCCCCC"/>
-              <w:left w:val="single" w:sz="4" w:space="0" w:color="CCCCCC"/>
-              <w:right w:val="single" w:sz="4" w:space="0" w:color="CCCCCC"/>
-            </w:tcBorders>
-          </w:tcPr>
-          <w:p>
-            <w:pPr>
-              <w:spacing w:before="60" w:after="60" w:line="252" w:lineRule="auto"/>
-              <w:jc w:val="left"/>
-            </w:pPr>
-            <w:r/>
-            <w:r>
-              <w:t>London 15-19</w:t>
-            </w:r>
-          </w:p>
-        </w:tc>
-        <w:tc>
-          <w:tcPr>
-            <w:tcW w:type="dxa" w:w="1440"/>
-            <w:shd w:fill="F8FAFC"/>
-            <w:tcMar>
-              <w:top w:w="100" w:type="dxa"/>
-              <w:bottom w:w="100" w:type="dxa"/>
-              <w:left w:w="120" w:type="dxa"/>
-              <w:right w:w="120" w:type="dxa"/>
-            </w:tcMar>
-            <w:tcBorders>
-              <w:top w:val="single" w:sz="4" w:space="0" w:color="CCCCCC"/>
-              <w:bottom w:val="single" w:sz="4" w:space="0" w:color="CCCCCC"/>
-              <w:left w:val="single" w:sz="4" w:space="0" w:color="CCCCCC"/>
-              <w:right w:val="single" w:sz="4" w:space="0" w:color="CCCCCC"/>
-            </w:tcBorders>
-          </w:tcPr>
-          <w:p>
-            <w:pPr>
-              <w:spacing w:before="60" w:after="60" w:line="252" w:lineRule="auto"/>
-              <w:jc w:val="left"/>
-            </w:pPr>
-            <w:r/>
-            <w:r>
-              <w:t>530.50</w:t>
-            </w:r>
-          </w:p>
-        </w:tc>
-        <w:tc>
-          <w:tcPr>
-            <w:tcW w:type="dxa" w:w="2016"/>
-            <w:shd w:fill="F8FAFC"/>
-            <w:tcMar>
-              <w:top w:w="100" w:type="dxa"/>
-              <w:bottom w:w="100" w:type="dxa"/>
-              <w:left w:w="120" w:type="dxa"/>
-              <w:right w:w="120" w:type="dxa"/>
-            </w:tcMar>
-            <w:tcBorders>
-              <w:top w:val="single" w:sz="4" w:space="0" w:color="CCCCCC"/>
-              <w:bottom w:val="single" w:sz="4" w:space="0" w:color="CCCCCC"/>
-              <w:left w:val="single" w:sz="4" w:space="0" w:color="CCCCCC"/>
-              <w:right w:val="single" w:sz="4" w:space="0" w:color="CCCCCC"/>
-            </w:tcBorders>
-          </w:tcPr>
-          <w:p>
-            <w:pPr>
-              <w:spacing w:before="60" w:after="60" w:line="252" w:lineRule="auto"/>
-              <w:jc w:val="left"/>
-            </w:pPr>
-            <w:r/>
-            <w:r>
-              <w:t>534.25</w:t>
-            </w:r>
-          </w:p>
-        </w:tc>
-        <w:tc>
-          <w:tcPr>
-            <w:tcW w:type="dxa" w:w="1152"/>
-            <w:shd w:fill="F8FAFC"/>
-            <w:tcMar>
-              <w:top w:w="100" w:type="dxa"/>
-              <w:bottom w:w="100" w:type="dxa"/>
-              <w:left w:w="120" w:type="dxa"/>
-              <w:right w:w="120" w:type="dxa"/>
-            </w:tcMar>
-            <w:tcBorders>
-              <w:top w:val="single" w:sz="4" w:space="0" w:color="CCCCCC"/>
-              <w:bottom w:val="single" w:sz="4" w:space="0" w:color="CCCCCC"/>
-              <w:left w:val="single" w:sz="4" w:space="0" w:color="CCCCCC"/>
-              <w:right w:val="single" w:sz="4" w:space="0" w:color="CCCCCC"/>
-            </w:tcBorders>
-          </w:tcPr>
-          <w:p>
-            <w:pPr>
-              <w:spacing w:before="60" w:after="60" w:line="252" w:lineRule="auto"/>
-              <w:jc w:val="left"/>
-            </w:pPr>
-            <w:r/>
-            <w:r>
-              <w:t>527.75</w:t>
-            </w:r>
-          </w:p>
-        </w:tc>
-        <w:tc>
-          <w:tcPr>
-            <w:tcW w:type="dxa" w:w="1728"/>
-            <w:shd w:fill="F8FAFC"/>
-            <w:tcMar>
-              <w:top w:w="100" w:type="dxa"/>
-              <w:bottom w:w="100" w:type="dxa"/>
-              <w:left w:w="120" w:type="dxa"/>
-              <w:right w:w="120" w:type="dxa"/>
-            </w:tcMar>
-            <w:tcBorders>
-              <w:top w:val="single" w:sz="4" w:space="0" w:color="CCCCCC"/>
-              <w:bottom w:val="single" w:sz="4" w:space="0" w:color="CCCCCC"/>
-              <w:left w:val="single" w:sz="4" w:space="0" w:color="CCCCCC"/>
-              <w:right w:val="single" w:sz="4" w:space="0" w:color="CCCCCC"/>
-            </w:tcBorders>
-          </w:tcPr>
-          <w:p>
-            <w:pPr>
-              <w:spacing w:before="60" w:after="60" w:line="252" w:lineRule="auto"/>
-              <w:jc w:val="left"/>
-            </w:pPr>
-            <w:r/>
-            <w:r>
-              <w:rPr>
-                <w:b/>
-              </w:rPr>
-              <w:t>531.00</w:t>
-            </w:r>
-          </w:p>
-        </w:tc>
-        <w:tc>
-          <w:tcPr>
-            <w:tcW w:type="dxa" w:w="3456"/>
-            <w:shd w:fill="F8FAFC"/>
-            <w:tcMar>
-              <w:top w:w="100" w:type="dxa"/>
-              <w:bottom w:w="100" w:type="dxa"/>
-              <w:left w:w="120" w:type="dxa"/>
-              <w:right w:w="120" w:type="dxa"/>
-            </w:tcMar>
-            <w:tcBorders>
-              <w:top w:val="single" w:sz="4" w:space="0" w:color="CCCCCC"/>
-              <w:bottom w:val="single" w:sz="4" w:space="0" w:color="CCCCCC"/>
-              <w:left w:val="single" w:sz="4" w:space="0" w:color="CCCCCC"/>
-              <w:right w:val="single" w:sz="4" w:space="0" w:color="CCCCCC"/>
-            </w:tcBorders>
-          </w:tcPr>
-          <w:p>
-            <w:pPr>
-              <w:spacing w:before="60" w:after="60" w:line="252" w:lineRule="auto"/>
-              <w:jc w:val="left"/>
-            </w:pPr>
-            <w:r/>
-            <w:r>
-              <w:rPr>
-                <w:b/>
-              </w:rPr>
-              <w:t>+0.50</w:t>
-            </w:r>
-          </w:p>
-        </w:tc>
-        <w:tc>
-          <w:tcPr>
-            <w:tcW w:type="dxa" w:w="1440"/>
-            <w:shd w:fill="F8FAFC"/>
-            <w:tcMar>
-              <w:top w:w="100" w:type="dxa"/>
-              <w:bottom w:w="100" w:type="dxa"/>
-              <w:left w:w="120" w:type="dxa"/>
-              <w:right w:w="120" w:type="dxa"/>
-            </w:tcMar>
-            <w:tcBorders>
-              <w:top w:val="single" w:sz="4" w:space="0" w:color="CCCCCC"/>
-              <w:bottom w:val="single" w:sz="4" w:space="0" w:color="CCCCCC"/>
-              <w:left w:val="single" w:sz="4" w:space="0" w:color="CCCCCC"/>
-              <w:right w:val="single" w:sz="4" w:space="0" w:color="CCCCCC"/>
-            </w:tcBorders>
-          </w:tcPr>
-          <w:p>
-            <w:pPr>
-              <w:spacing w:before="60" w:after="60" w:line="252" w:lineRule="auto"/>
-              <w:jc w:val="left"/>
-            </w:pPr>
-            <w:r/>
-            <w:r>
-              <w:t>BULL</w:t>
-            </w:r>
-          </w:p>
-        </w:tc>
-      </w:tr>
-      <w:tr>
-        <w:tc>
-          <w:tcPr>
-            <w:tcW w:type="dxa" w:w="1584"/>
-            <w:shd w:fill="FFFFFF"/>
-            <w:tcMar>
-              <w:top w:w="100" w:type="dxa"/>
-              <w:bottom w:w="100" w:type="dxa"/>
-              <w:left w:w="120" w:type="dxa"/>
-              <w:right w:w="120" w:type="dxa"/>
-            </w:tcMar>
-            <w:tcBorders>
-              <w:top w:val="single" w:sz="4" w:space="0" w:color="CCCCCC"/>
-              <w:bottom w:val="single" w:sz="4" w:space="0" w:color="CCCCCC"/>
-              <w:left w:val="single" w:sz="4" w:space="0" w:color="CCCCCC"/>
-              <w:right w:val="single" w:sz="4" w:space="0" w:color="CCCCCC"/>
-            </w:tcBorders>
-          </w:tcPr>
-          <w:p>
-            <w:pPr>
-              <w:spacing w:before="60" w:after="60" w:line="252" w:lineRule="auto"/>
-              <w:jc w:val="left"/>
-            </w:pPr>
-            <w:r/>
-            <w:r>
-              <w:rPr>
-                <w:b/>
-              </w:rPr>
-              <w:t>Thu 01/10</w:t>
-            </w:r>
-          </w:p>
-        </w:tc>
-        <w:tc>
-          <w:tcPr>
-            <w:tcW w:type="dxa" w:w="864"/>
-            <w:shd w:fill="FFFFFF"/>
-            <w:tcMar>
-              <w:top w:w="100" w:type="dxa"/>
-              <w:bottom w:w="100" w:type="dxa"/>
-              <w:left w:w="120" w:type="dxa"/>
-              <w:right w:w="120" w:type="dxa"/>
-            </w:tcMar>
-            <w:tcBorders>
-              <w:top w:val="single" w:sz="4" w:space="0" w:color="CCCCCC"/>
-              <w:bottom w:val="single" w:sz="4" w:space="0" w:color="CCCCCC"/>
-              <w:left w:val="single" w:sz="4" w:space="0" w:color="CCCCCC"/>
-              <w:right w:val="single" w:sz="4" w:space="0" w:color="CCCCCC"/>
-            </w:tcBorders>
-          </w:tcPr>
-          <w:p>
-            <w:pPr>
-              <w:spacing w:before="60" w:after="60" w:line="252" w:lineRule="auto"/>
-              <w:jc w:val="left"/>
-            </w:pPr>
-            <w:r/>
-            <w:r>
-              <w:t>Pre-NY 19-21</w:t>
-            </w:r>
-          </w:p>
-        </w:tc>
-        <w:tc>
-          <w:tcPr>
-            <w:tcW w:type="dxa" w:w="1440"/>
-            <w:shd w:fill="FFFFFF"/>
-            <w:tcMar>
-              <w:top w:w="100" w:type="dxa"/>
-              <w:bottom w:w="100" w:type="dxa"/>
-              <w:left w:w="120" w:type="dxa"/>
-              <w:right w:w="120" w:type="dxa"/>
-            </w:tcMar>
-            <w:tcBorders>
-              <w:top w:val="single" w:sz="4" w:space="0" w:color="CCCCCC"/>
-              <w:bottom w:val="single" w:sz="4" w:space="0" w:color="CCCCCC"/>
-              <w:left w:val="single" w:sz="4" w:space="0" w:color="CCCCCC"/>
-              <w:right w:val="single" w:sz="4" w:space="0" w:color="CCCCCC"/>
-            </w:tcBorders>
-          </w:tcPr>
-          <w:p>
-            <w:pPr>
-              <w:spacing w:before="60" w:after="60" w:line="252" w:lineRule="auto"/>
-              <w:jc w:val="left"/>
-            </w:pPr>
-            <w:r/>
-            <w:r>
-              <w:t>531.00</w:t>
-            </w:r>
-          </w:p>
-        </w:tc>
-        <w:tc>
-          <w:tcPr>
-            <w:tcW w:type="dxa" w:w="2016"/>
-            <w:shd w:fill="FFFFFF"/>
-            <w:tcMar>
-              <w:top w:w="100" w:type="dxa"/>
-              <w:bottom w:w="100" w:type="dxa"/>
-              <w:left w:w="120" w:type="dxa"/>
-              <w:right w:w="120" w:type="dxa"/>
-            </w:tcMar>
-            <w:tcBorders>
-              <w:top w:val="single" w:sz="4" w:space="0" w:color="CCCCCC"/>
-              <w:bottom w:val="single" w:sz="4" w:space="0" w:color="CCCCCC"/>
-              <w:left w:val="single" w:sz="4" w:space="0" w:color="CCCCCC"/>
-              <w:right w:val="single" w:sz="4" w:space="0" w:color="CCCCCC"/>
-            </w:tcBorders>
-          </w:tcPr>
-          <w:p>
-            <w:pPr>
-              <w:spacing w:before="60" w:after="60" w:line="252" w:lineRule="auto"/>
-              <w:jc w:val="left"/>
-            </w:pPr>
-            <w:r/>
-            <w:r>
-              <w:t>534.00</w:t>
-            </w:r>
-          </w:p>
-        </w:tc>
-        <w:tc>
-          <w:tcPr>
-            <w:tcW w:type="dxa" w:w="1152"/>
-            <w:shd w:fill="FFFFFF"/>
-            <w:tcMar>
-              <w:top w:w="100" w:type="dxa"/>
-              <w:bottom w:w="100" w:type="dxa"/>
-              <w:left w:w="120" w:type="dxa"/>
-              <w:right w:w="120" w:type="dxa"/>
-            </w:tcMar>
-            <w:tcBorders>
-              <w:top w:val="single" w:sz="4" w:space="0" w:color="CCCCCC"/>
-              <w:bottom w:val="single" w:sz="4" w:space="0" w:color="CCCCCC"/>
-              <w:left w:val="single" w:sz="4" w:space="0" w:color="CCCCCC"/>
-              <w:right w:val="single" w:sz="4" w:space="0" w:color="CCCCCC"/>
-            </w:tcBorders>
-          </w:tcPr>
-          <w:p>
-            <w:pPr>
-              <w:spacing w:before="60" w:after="60" w:line="252" w:lineRule="auto"/>
-              <w:jc w:val="left"/>
-            </w:pPr>
-            <w:r/>
-            <w:r>
-              <w:t>526.50</w:t>
-            </w:r>
-          </w:p>
-        </w:tc>
-        <w:tc>
-          <w:tcPr>
-            <w:tcW w:type="dxa" w:w="1728"/>
-            <w:shd w:fill="FFFFFF"/>
-            <w:tcMar>
-              <w:top w:w="100" w:type="dxa"/>
-              <w:bottom w:w="100" w:type="dxa"/>
-              <w:left w:w="120" w:type="dxa"/>
-              <w:right w:w="120" w:type="dxa"/>
-            </w:tcMar>
-            <w:tcBorders>
-              <w:top w:val="single" w:sz="4" w:space="0" w:color="CCCCCC"/>
-              <w:bottom w:val="single" w:sz="4" w:space="0" w:color="CCCCCC"/>
-              <w:left w:val="single" w:sz="4" w:space="0" w:color="CCCCCC"/>
-              <w:right w:val="single" w:sz="4" w:space="0" w:color="CCCCCC"/>
-            </w:tcBorders>
-          </w:tcPr>
-          <w:p>
-            <w:pPr>
-              <w:spacing w:before="60" w:after="60" w:line="252" w:lineRule="auto"/>
-              <w:jc w:val="left"/>
-            </w:pPr>
-            <w:r/>
-            <w:r>
-              <w:rPr>
-                <w:b/>
-              </w:rPr>
-              <w:t>531.25</w:t>
-            </w:r>
-          </w:p>
-        </w:tc>
-        <w:tc>
-          <w:tcPr>
-            <w:tcW w:type="dxa" w:w="3456"/>
-            <w:shd w:fill="FFFFFF"/>
-            <w:tcMar>
-              <w:top w:w="100" w:type="dxa"/>
-              <w:bottom w:w="100" w:type="dxa"/>
-              <w:left w:w="120" w:type="dxa"/>
-              <w:right w:w="120" w:type="dxa"/>
-            </w:tcMar>
-            <w:tcBorders>
-              <w:top w:val="single" w:sz="4" w:space="0" w:color="CCCCCC"/>
-              <w:bottom w:val="single" w:sz="4" w:space="0" w:color="CCCCCC"/>
-              <w:left w:val="single" w:sz="4" w:space="0" w:color="CCCCCC"/>
-              <w:right w:val="single" w:sz="4" w:space="0" w:color="CCCCCC"/>
-            </w:tcBorders>
-          </w:tcPr>
-          <w:p>
-            <w:pPr>
-              <w:spacing w:before="60" w:after="60" w:line="252" w:lineRule="auto"/>
-              <w:jc w:val="left"/>
-            </w:pPr>
-            <w:r/>
-            <w:r>
-              <w:rPr>
-                <w:b/>
-              </w:rPr>
-              <w:t>+0.25</w:t>
-            </w:r>
-          </w:p>
-        </w:tc>
-        <w:tc>
-          <w:tcPr>
-            <w:tcW w:type="dxa" w:w="1440"/>
-            <w:shd w:fill="FFFFFF"/>
-            <w:tcMar>
-              <w:top w:w="100" w:type="dxa"/>
-              <w:bottom w:w="100" w:type="dxa"/>
-              <w:left w:w="120" w:type="dxa"/>
-              <w:right w:w="120" w:type="dxa"/>
-            </w:tcMar>
-            <w:tcBorders>
-              <w:top w:val="single" w:sz="4" w:space="0" w:color="CCCCCC"/>
-              <w:bottom w:val="single" w:sz="4" w:space="0" w:color="CCCCCC"/>
-              <w:left w:val="single" w:sz="4" w:space="0" w:color="CCCCCC"/>
-              <w:right w:val="single" w:sz="4" w:space="0" w:color="CCCCCC"/>
-            </w:tcBorders>
-          </w:tcPr>
-          <w:p>
-            <w:pPr>
-              <w:spacing w:before="60" w:after="60" w:line="252" w:lineRule="auto"/>
-              <w:jc w:val="left"/>
-            </w:pPr>
-            <w:r/>
-            <w:r>
-              <w:t>BULL</w:t>
-            </w:r>
-          </w:p>
-        </w:tc>
-      </w:tr>
-      <w:tr>
-        <w:tc>
-          <w:tcPr>
-            <w:tcW w:type="dxa" w:w="1584"/>
-            <w:shd w:fill="F8FAFC"/>
-            <w:tcMar>
-              <w:top w:w="100" w:type="dxa"/>
-              <w:bottom w:w="100" w:type="dxa"/>
-              <w:left w:w="120" w:type="dxa"/>
-              <w:right w:w="120" w:type="dxa"/>
-            </w:tcMar>
-            <w:tcBorders>
-              <w:top w:val="single" w:sz="4" w:space="0" w:color="CCCCCC"/>
-              <w:bottom w:val="single" w:sz="4" w:space="0" w:color="CCCCCC"/>
-              <w:left w:val="single" w:sz="4" w:space="0" w:color="CCCCCC"/>
-              <w:right w:val="single" w:sz="4" w:space="0" w:color="CCCCCC"/>
-            </w:tcBorders>
-          </w:tcPr>
-          <w:p>
-            <w:pPr>
-              <w:spacing w:before="60" w:after="60" w:line="252" w:lineRule="auto"/>
-              <w:jc w:val="left"/>
-            </w:pPr>
-            <w:r/>
-            <w:r>
-              <w:rPr>
-                <w:b/>
-              </w:rPr>
-              <w:t>Thu 01/10</w:t>
-            </w:r>
-          </w:p>
-        </w:tc>
-        <w:tc>
-          <w:tcPr>
-            <w:tcW w:type="dxa" w:w="864"/>
-            <w:shd w:fill="F8FAFC"/>
-            <w:tcMar>
-              <w:top w:w="100" w:type="dxa"/>
-              <w:bottom w:w="100" w:type="dxa"/>
-              <w:left w:w="120" w:type="dxa"/>
-              <w:right w:w="120" w:type="dxa"/>
-            </w:tcMar>
-            <w:tcBorders>
-              <w:top w:val="single" w:sz="4" w:space="0" w:color="CCCCCC"/>
-              <w:bottom w:val="single" w:sz="4" w:space="0" w:color="CCCCCC"/>
-              <w:left w:val="single" w:sz="4" w:space="0" w:color="CCCCCC"/>
-              <w:right w:val="single" w:sz="4" w:space="0" w:color="CCCCCC"/>
-            </w:tcBorders>
-          </w:tcPr>
-          <w:p>
-            <w:pPr>
-              <w:spacing w:before="60" w:after="60" w:line="252" w:lineRule="auto"/>
-              <w:jc w:val="left"/>
-            </w:pPr>
-            <w:r/>
-            <w:r>
-              <w:t>NY Open 21-23</w:t>
-            </w:r>
-          </w:p>
-        </w:tc>
-        <w:tc>
-          <w:tcPr>
-            <w:tcW w:type="dxa" w:w="1440"/>
-            <w:shd w:fill="F8FAFC"/>
-            <w:tcMar>
-              <w:top w:w="100" w:type="dxa"/>
-              <w:bottom w:w="100" w:type="dxa"/>
-              <w:left w:w="120" w:type="dxa"/>
-              <w:right w:w="120" w:type="dxa"/>
-            </w:tcMar>
-            <w:tcBorders>
-              <w:top w:val="single" w:sz="4" w:space="0" w:color="CCCCCC"/>
-              <w:bottom w:val="single" w:sz="4" w:space="0" w:color="CCCCCC"/>
-              <w:left w:val="single" w:sz="4" w:space="0" w:color="CCCCCC"/>
-              <w:right w:val="single" w:sz="4" w:space="0" w:color="CCCCCC"/>
-            </w:tcBorders>
-          </w:tcPr>
-          <w:p>
-            <w:pPr>
-              <w:spacing w:before="60" w:after="60" w:line="252" w:lineRule="auto"/>
-              <w:jc w:val="left"/>
-            </w:pPr>
-            <w:r/>
-            <w:r>
-              <w:t>531.25</w:t>
-            </w:r>
-          </w:p>
-        </w:tc>
-        <w:tc>
-          <w:tcPr>
-            <w:tcW w:type="dxa" w:w="2016"/>
-            <w:shd w:fill="F8FAFC"/>
-            <w:tcMar>
-              <w:top w:w="100" w:type="dxa"/>
-              <w:bottom w:w="100" w:type="dxa"/>
-              <w:left w:w="120" w:type="dxa"/>
-              <w:right w:w="120" w:type="dxa"/>
-            </w:tcMar>
-            <w:tcBorders>
-              <w:top w:val="single" w:sz="4" w:space="0" w:color="CCCCCC"/>
-              <w:bottom w:val="single" w:sz="4" w:space="0" w:color="CCCCCC"/>
-              <w:left w:val="single" w:sz="4" w:space="0" w:color="CCCCCC"/>
-              <w:right w:val="single" w:sz="4" w:space="0" w:color="CCCCCC"/>
-            </w:tcBorders>
-          </w:tcPr>
-          <w:p>
-            <w:pPr>
-              <w:spacing w:before="60" w:after="60" w:line="252" w:lineRule="auto"/>
-              <w:jc w:val="left"/>
-            </w:pPr>
-            <w:r/>
-            <w:r>
-              <w:t>535.50</w:t>
-            </w:r>
-          </w:p>
-        </w:tc>
-        <w:tc>
-          <w:tcPr>
-            <w:tcW w:type="dxa" w:w="1152"/>
-            <w:shd w:fill="F8FAFC"/>
-            <w:tcMar>
-              <w:top w:w="100" w:type="dxa"/>
-              <w:bottom w:w="100" w:type="dxa"/>
-              <w:left w:w="120" w:type="dxa"/>
-              <w:right w:w="120" w:type="dxa"/>
-            </w:tcMar>
-            <w:tcBorders>
-              <w:top w:val="single" w:sz="4" w:space="0" w:color="CCCCCC"/>
-              <w:bottom w:val="single" w:sz="4" w:space="0" w:color="CCCCCC"/>
-              <w:left w:val="single" w:sz="4" w:space="0" w:color="CCCCCC"/>
-              <w:right w:val="single" w:sz="4" w:space="0" w:color="CCCCCC"/>
-            </w:tcBorders>
-          </w:tcPr>
-          <w:p>
-            <w:pPr>
-              <w:spacing w:before="60" w:after="60" w:line="252" w:lineRule="auto"/>
-              <w:jc w:val="left"/>
-            </w:pPr>
-            <w:r/>
-            <w:r>
-              <w:t>528.00</w:t>
-            </w:r>
-          </w:p>
-        </w:tc>
-        <w:tc>
-          <w:tcPr>
-            <w:tcW w:type="dxa" w:w="1728"/>
-            <w:shd w:fill="F8FAFC"/>
-            <w:tcMar>
-              <w:top w:w="100" w:type="dxa"/>
-              <w:bottom w:w="100" w:type="dxa"/>
-              <w:left w:w="120" w:type="dxa"/>
-              <w:right w:w="120" w:type="dxa"/>
-            </w:tcMar>
-            <w:tcBorders>
-              <w:top w:val="single" w:sz="4" w:space="0" w:color="CCCCCC"/>
-              <w:bottom w:val="single" w:sz="4" w:space="0" w:color="CCCCCC"/>
-              <w:left w:val="single" w:sz="4" w:space="0" w:color="CCCCCC"/>
-              <w:right w:val="single" w:sz="4" w:space="0" w:color="CCCCCC"/>
-            </w:tcBorders>
-          </w:tcPr>
-          <w:p>
-            <w:pPr>
-              <w:spacing w:before="60" w:after="60" w:line="252" w:lineRule="auto"/>
-              <w:jc w:val="left"/>
-            </w:pPr>
-            <w:r/>
-            <w:r>
-              <w:rPr>
-                <w:b/>
-              </w:rPr>
-              <w:t>532.00</w:t>
-            </w:r>
-          </w:p>
-        </w:tc>
-        <w:tc>
-          <w:tcPr>
-            <w:tcW w:type="dxa" w:w="3456"/>
-            <w:shd w:fill="F8FAFC"/>
-            <w:tcMar>
-              <w:top w:w="100" w:type="dxa"/>
-              <w:bottom w:w="100" w:type="dxa"/>
-              <w:left w:w="120" w:type="dxa"/>
-              <w:right w:w="120" w:type="dxa"/>
-            </w:tcMar>
-            <w:tcBorders>
-              <w:top w:val="single" w:sz="4" w:space="0" w:color="CCCCCC"/>
-              <w:bottom w:val="single" w:sz="4" w:space="0" w:color="CCCCCC"/>
-              <w:left w:val="single" w:sz="4" w:space="0" w:color="CCCCCC"/>
-              <w:right w:val="single" w:sz="4" w:space="0" w:color="CCCCCC"/>
-            </w:tcBorders>
-          </w:tcPr>
-          <w:p>
-            <w:pPr>
-              <w:spacing w:before="60" w:after="60" w:line="252" w:lineRule="auto"/>
-              <w:jc w:val="left"/>
-            </w:pPr>
-            <w:r/>
-            <w:r>
-              <w:rPr>
-                <w:b/>
-              </w:rPr>
-              <w:t>+0.75</w:t>
-            </w:r>
-          </w:p>
-        </w:tc>
-        <w:tc>
-          <w:tcPr>
-            <w:tcW w:type="dxa" w:w="1440"/>
-            <w:shd w:fill="F8FAFC"/>
-            <w:tcMar>
-              <w:top w:w="100" w:type="dxa"/>
-              <w:bottom w:w="100" w:type="dxa"/>
-              <w:left w:w="120" w:type="dxa"/>
-              <w:right w:w="120" w:type="dxa"/>
-            </w:tcMar>
-            <w:tcBorders>
-              <w:top w:val="single" w:sz="4" w:space="0" w:color="CCCCCC"/>
-              <w:bottom w:val="single" w:sz="4" w:space="0" w:color="CCCCCC"/>
-              <w:left w:val="single" w:sz="4" w:space="0" w:color="CCCCCC"/>
-              <w:right w:val="single" w:sz="4" w:space="0" w:color="CCCCCC"/>
-            </w:tcBorders>
-          </w:tcPr>
-          <w:p>
-            <w:pPr>
-              <w:spacing w:before="60" w:after="60" w:line="252" w:lineRule="auto"/>
-              <w:jc w:val="left"/>
-            </w:pPr>
-            <w:r/>
-            <w:r>
-              <w:t>BULL</w:t>
-            </w:r>
-          </w:p>
-        </w:tc>
-      </w:tr>
-      <w:tr>
-        <w:tc>
-          <w:tcPr>
-            <w:tcW w:type="dxa" w:w="1584"/>
-            <w:shd w:fill="FFFFFF"/>
-            <w:tcMar>
-              <w:top w:w="100" w:type="dxa"/>
-              <w:bottom w:w="100" w:type="dxa"/>
-              <w:left w:w="120" w:type="dxa"/>
-              <w:right w:w="120" w:type="dxa"/>
-            </w:tcMar>
-            <w:tcBorders>
-              <w:top w:val="single" w:sz="4" w:space="0" w:color="CCCCCC"/>
-              <w:bottom w:val="single" w:sz="4" w:space="0" w:color="CCCCCC"/>
-              <w:left w:val="single" w:sz="4" w:space="0" w:color="CCCCCC"/>
-              <w:right w:val="single" w:sz="4" w:space="0" w:color="CCCCCC"/>
-            </w:tcBorders>
-          </w:tcPr>
-          <w:p>
-            <w:pPr>
-              <w:spacing w:before="60" w:after="60" w:line="252" w:lineRule="auto"/>
-              <w:jc w:val="left"/>
-            </w:pPr>
-            <w:r/>
-            <w:r>
-              <w:rPr>
-                <w:b/>
-              </w:rPr>
-              <w:t>Thu 01/10</w:t>
-            </w:r>
-          </w:p>
-        </w:tc>
-        <w:tc>
-          <w:tcPr>
-            <w:tcW w:type="dxa" w:w="864"/>
-            <w:shd w:fill="FFFFFF"/>
-            <w:tcMar>
-              <w:top w:w="100" w:type="dxa"/>
-              <w:bottom w:w="100" w:type="dxa"/>
-              <w:left w:w="120" w:type="dxa"/>
-              <w:right w:w="120" w:type="dxa"/>
-            </w:tcMar>
-            <w:tcBorders>
-              <w:top w:val="single" w:sz="4" w:space="0" w:color="CCCCCC"/>
-              <w:bottom w:val="single" w:sz="4" w:space="0" w:color="CCCCCC"/>
-              <w:left w:val="single" w:sz="4" w:space="0" w:color="CCCCCC"/>
-              <w:right w:val="single" w:sz="4" w:space="0" w:color="CCCCCC"/>
-            </w:tcBorders>
-          </w:tcPr>
-          <w:p>
-            <w:pPr>
-              <w:spacing w:before="60" w:after="60" w:line="252" w:lineRule="auto"/>
-              <w:jc w:val="left"/>
-            </w:pPr>
-            <w:r/>
-            <w:r>
-              <w:t>NY Close 23-01</w:t>
-            </w:r>
-          </w:p>
-        </w:tc>
-        <w:tc>
-          <w:tcPr>
-            <w:tcW w:type="dxa" w:w="1440"/>
-            <w:shd w:fill="FFFFFF"/>
-            <w:tcMar>
-              <w:top w:w="100" w:type="dxa"/>
-              <w:bottom w:w="100" w:type="dxa"/>
-              <w:left w:w="120" w:type="dxa"/>
-              <w:right w:w="120" w:type="dxa"/>
-            </w:tcMar>
-            <w:tcBorders>
-              <w:top w:val="single" w:sz="4" w:space="0" w:color="CCCCCC"/>
-              <w:bottom w:val="single" w:sz="4" w:space="0" w:color="CCCCCC"/>
-              <w:left w:val="single" w:sz="4" w:space="0" w:color="CCCCCC"/>
-              <w:right w:val="single" w:sz="4" w:space="0" w:color="CCCCCC"/>
-            </w:tcBorders>
-          </w:tcPr>
-          <w:p>
-            <w:pPr>
-              <w:spacing w:before="60" w:after="60" w:line="252" w:lineRule="auto"/>
-              <w:jc w:val="left"/>
-            </w:pPr>
-            <w:r/>
-            <w:r>
-              <w:t>532.00</w:t>
-            </w:r>
-          </w:p>
-        </w:tc>
-        <w:tc>
-          <w:tcPr>
-            <w:tcW w:type="dxa" w:w="2016"/>
-            <w:shd w:fill="FFFFFF"/>
-            <w:tcMar>
-              <w:top w:w="100" w:type="dxa"/>
-              <w:bottom w:w="100" w:type="dxa"/>
-              <w:left w:w="120" w:type="dxa"/>
-              <w:right w:w="120" w:type="dxa"/>
-            </w:tcMar>
-            <w:tcBorders>
-              <w:top w:val="single" w:sz="4" w:space="0" w:color="CCCCCC"/>
-              <w:bottom w:val="single" w:sz="4" w:space="0" w:color="CCCCCC"/>
-              <w:left w:val="single" w:sz="4" w:space="0" w:color="CCCCCC"/>
-              <w:right w:val="single" w:sz="4" w:space="0" w:color="CCCCCC"/>
-            </w:tcBorders>
-          </w:tcPr>
-          <w:p>
-            <w:pPr>
-              <w:spacing w:before="60" w:after="60" w:line="252" w:lineRule="auto"/>
-              <w:jc w:val="left"/>
-            </w:pPr>
-            <w:r/>
-            <w:r>
-              <w:t>535.50</w:t>
-            </w:r>
-          </w:p>
-        </w:tc>
-        <w:tc>
-          <w:tcPr>
-            <w:tcW w:type="dxa" w:w="1152"/>
-            <w:shd w:fill="FFFFFF"/>
-            <w:tcMar>
-              <w:top w:w="100" w:type="dxa"/>
-              <w:bottom w:w="100" w:type="dxa"/>
-              <w:left w:w="120" w:type="dxa"/>
-              <w:right w:w="120" w:type="dxa"/>
-            </w:tcMar>
-            <w:tcBorders>
-              <w:top w:val="single" w:sz="4" w:space="0" w:color="CCCCCC"/>
-              <w:bottom w:val="single" w:sz="4" w:space="0" w:color="CCCCCC"/>
-              <w:left w:val="single" w:sz="4" w:space="0" w:color="CCCCCC"/>
-              <w:right w:val="single" w:sz="4" w:space="0" w:color="CCCCCC"/>
-            </w:tcBorders>
-          </w:tcPr>
-          <w:p>
-            <w:pPr>
-              <w:spacing w:before="60" w:after="60" w:line="252" w:lineRule="auto"/>
-              <w:jc w:val="left"/>
-            </w:pPr>
-            <w:r/>
-            <w:r>
-              <w:t>529.75</w:t>
-            </w:r>
-          </w:p>
-        </w:tc>
-        <w:tc>
-          <w:tcPr>
-            <w:tcW w:type="dxa" w:w="1728"/>
-            <w:shd w:fill="FFFFFF"/>
-            <w:tcMar>
-              <w:top w:w="100" w:type="dxa"/>
-              <w:bottom w:w="100" w:type="dxa"/>
-              <w:left w:w="120" w:type="dxa"/>
-              <w:right w:w="120" w:type="dxa"/>
-            </w:tcMar>
-            <w:tcBorders>
-              <w:top w:val="single" w:sz="4" w:space="0" w:color="CCCCCC"/>
-              <w:bottom w:val="single" w:sz="4" w:space="0" w:color="CCCCCC"/>
-              <w:left w:val="single" w:sz="4" w:space="0" w:color="CCCCCC"/>
-              <w:right w:val="single" w:sz="4" w:space="0" w:color="CCCCCC"/>
-            </w:tcBorders>
-          </w:tcPr>
-          <w:p>
-            <w:pPr>
-              <w:spacing w:before="60" w:after="60" w:line="252" w:lineRule="auto"/>
-              <w:jc w:val="left"/>
-            </w:pPr>
-            <w:r/>
-            <w:r>
-              <w:rPr>
-                <w:b/>
-              </w:rPr>
-              <w:t>532.00</w:t>
-            </w:r>
-          </w:p>
-        </w:tc>
-        <w:tc>
-          <w:tcPr>
-            <w:tcW w:type="dxa" w:w="3456"/>
-            <w:shd w:fill="FFFFFF"/>
-            <w:tcMar>
-              <w:top w:w="100" w:type="dxa"/>
-              <w:bottom w:w="100" w:type="dxa"/>
-              <w:left w:w="120" w:type="dxa"/>
-              <w:right w:w="120" w:type="dxa"/>
-            </w:tcMar>
-            <w:tcBorders>
-              <w:top w:val="single" w:sz="4" w:space="0" w:color="CCCCCC"/>
-              <w:bottom w:val="single" w:sz="4" w:space="0" w:color="CCCCCC"/>
-              <w:left w:val="single" w:sz="4" w:space="0" w:color="CCCCCC"/>
-              <w:right w:val="single" w:sz="4" w:space="0" w:color="CCCCCC"/>
-            </w:tcBorders>
-          </w:tcPr>
-          <w:p>
-            <w:pPr>
-              <w:spacing w:before="60" w:after="60" w:line="252" w:lineRule="auto"/>
-              <w:jc w:val="left"/>
-            </w:pPr>
-            <w:r/>
-            <w:r>
-              <w:rPr>
-                <w:b/>
-              </w:rPr>
-              <w:t>+0.00</w:t>
-            </w:r>
-          </w:p>
-        </w:tc>
-        <w:tc>
-          <w:tcPr>
-            <w:tcW w:type="dxa" w:w="1440"/>
-            <w:shd w:fill="FFFFFF"/>
-            <w:tcMar>
-              <w:top w:w="100" w:type="dxa"/>
-              <w:bottom w:w="100" w:type="dxa"/>
-              <w:left w:w="120" w:type="dxa"/>
-              <w:right w:w="120" w:type="dxa"/>
-            </w:tcMar>
-            <w:tcBorders>
-              <w:top w:val="single" w:sz="4" w:space="0" w:color="CCCCCC"/>
-              <w:bottom w:val="single" w:sz="4" w:space="0" w:color="CCCCCC"/>
-              <w:left w:val="single" w:sz="4" w:space="0" w:color="CCCCCC"/>
-              <w:right w:val="single" w:sz="4" w:space="0" w:color="CCCCCC"/>
-            </w:tcBorders>
-          </w:tcPr>
-          <w:p>
-            <w:pPr>
-              <w:spacing w:before="60" w:after="60" w:line="252" w:lineRule="auto"/>
-              <w:jc w:val="left"/>
-            </w:pPr>
-            <w:r/>
-            <w:r>
-              <w:t>BULL</w:t>
-            </w:r>
-          </w:p>
-        </w:tc>
-      </w:tr>
-      <w:tr>
-        <w:tc>
-          <w:tcPr>
-            <w:tcW w:type="dxa" w:w="1584"/>
-            <w:shd w:fill="F8FAFC"/>
-            <w:tcMar>
-              <w:top w:w="100" w:type="dxa"/>
-              <w:bottom w:w="100" w:type="dxa"/>
-              <w:left w:w="120" w:type="dxa"/>
-              <w:right w:w="120" w:type="dxa"/>
-            </w:tcMar>
-            <w:tcBorders>
-              <w:top w:val="single" w:sz="4" w:space="0" w:color="CCCCCC"/>
-              <w:bottom w:val="single" w:sz="4" w:space="0" w:color="CCCCCC"/>
-              <w:left w:val="single" w:sz="4" w:space="0" w:color="CCCCCC"/>
-              <w:right w:val="single" w:sz="4" w:space="0" w:color="CCCCCC"/>
-            </w:tcBorders>
-          </w:tcPr>
-          <w:p>
-            <w:pPr>
-              <w:spacing w:before="60" w:after="60" w:line="252" w:lineRule="auto"/>
-              <w:jc w:val="left"/>
-            </w:pPr>
-            <w:r/>
-            <w:r>
-              <w:rPr>
-                <w:b/>
-              </w:rPr>
-              <w:t>Fri 02/10</w:t>
-            </w:r>
-          </w:p>
-        </w:tc>
-        <w:tc>
-          <w:tcPr>
-            <w:tcW w:type="dxa" w:w="864"/>
-            <w:shd w:fill="F8FAFC"/>
-            <w:tcMar>
-              <w:top w:w="100" w:type="dxa"/>
-              <w:bottom w:w="100" w:type="dxa"/>
-              <w:left w:w="120" w:type="dxa"/>
-              <w:right w:w="120" w:type="dxa"/>
-            </w:tcMar>
-            <w:tcBorders>
-              <w:top w:val="single" w:sz="4" w:space="0" w:color="CCCCCC"/>
-              <w:bottom w:val="single" w:sz="4" w:space="0" w:color="CCCCCC"/>
-              <w:left w:val="single" w:sz="4" w:space="0" w:color="CCCCCC"/>
-              <w:right w:val="single" w:sz="4" w:space="0" w:color="CCCCCC"/>
-            </w:tcBorders>
-          </w:tcPr>
-          <w:p>
-            <w:pPr>
-              <w:spacing w:before="60" w:after="60" w:line="252" w:lineRule="auto"/>
-              <w:jc w:val="left"/>
-            </w:pPr>
-            <w:r/>
-            <w:r>
-              <w:t>Asia 07-11</w:t>
-            </w:r>
-          </w:p>
-        </w:tc>
-        <w:tc>
-          <w:tcPr>
-            <w:tcW w:type="dxa" w:w="1440"/>
-            <w:shd w:fill="F8FAFC"/>
-            <w:tcMar>
-              <w:top w:w="100" w:type="dxa"/>
-              <w:bottom w:w="100" w:type="dxa"/>
-              <w:left w:w="120" w:type="dxa"/>
-              <w:right w:w="120" w:type="dxa"/>
-            </w:tcMar>
-            <w:tcBorders>
-              <w:top w:val="single" w:sz="4" w:space="0" w:color="CCCCCC"/>
-              <w:bottom w:val="single" w:sz="4" w:space="0" w:color="CCCCCC"/>
-              <w:left w:val="single" w:sz="4" w:space="0" w:color="CCCCCC"/>
-              <w:right w:val="single" w:sz="4" w:space="0" w:color="CCCCCC"/>
-            </w:tcBorders>
-          </w:tcPr>
-          <w:p>
-            <w:pPr>
-              <w:spacing w:before="60" w:after="60" w:line="252" w:lineRule="auto"/>
-              <w:jc w:val="left"/>
-            </w:pPr>
-            <w:r/>
-            <w:r>
-              <w:t>532.00</w:t>
-            </w:r>
-          </w:p>
-        </w:tc>
-        <w:tc>
-          <w:tcPr>
-            <w:tcW w:type="dxa" w:w="2016"/>
-            <w:shd w:fill="F8FAFC"/>
-            <w:tcMar>
-              <w:top w:w="100" w:type="dxa"/>
-              <w:bottom w:w="100" w:type="dxa"/>
-              <w:left w:w="120" w:type="dxa"/>
-              <w:right w:w="120" w:type="dxa"/>
-            </w:tcMar>
-            <w:tcBorders>
-              <w:top w:val="single" w:sz="4" w:space="0" w:color="CCCCCC"/>
-              <w:bottom w:val="single" w:sz="4" w:space="0" w:color="CCCCCC"/>
-              <w:left w:val="single" w:sz="4" w:space="0" w:color="CCCCCC"/>
-              <w:right w:val="single" w:sz="4" w:space="0" w:color="CCCCCC"/>
-            </w:tcBorders>
-          </w:tcPr>
-          <w:p>
-            <w:pPr>
-              <w:spacing w:before="60" w:after="60" w:line="252" w:lineRule="auto"/>
-              <w:jc w:val="left"/>
-            </w:pPr>
-            <w:r/>
-            <w:r>
-              <w:t>535.75</w:t>
-            </w:r>
-          </w:p>
-        </w:tc>
-        <w:tc>
-          <w:tcPr>
-            <w:tcW w:type="dxa" w:w="1152"/>
-            <w:shd w:fill="F8FAFC"/>
-            <w:tcMar>
-              <w:top w:w="100" w:type="dxa"/>
-              <w:bottom w:w="100" w:type="dxa"/>
-              <w:left w:w="120" w:type="dxa"/>
-              <w:right w:w="120" w:type="dxa"/>
-            </w:tcMar>
-            <w:tcBorders>
-              <w:top w:val="single" w:sz="4" w:space="0" w:color="CCCCCC"/>
-              <w:bottom w:val="single" w:sz="4" w:space="0" w:color="CCCCCC"/>
-              <w:left w:val="single" w:sz="4" w:space="0" w:color="CCCCCC"/>
-              <w:right w:val="single" w:sz="4" w:space="0" w:color="CCCCCC"/>
-            </w:tcBorders>
-          </w:tcPr>
-          <w:p>
-            <w:pPr>
-              <w:spacing w:before="60" w:after="60" w:line="252" w:lineRule="auto"/>
-              <w:jc w:val="left"/>
-            </w:pPr>
-            <w:r/>
-            <w:r>
-              <w:t>528.50</w:t>
-            </w:r>
-          </w:p>
-        </w:tc>
-        <w:tc>
-          <w:tcPr>
-            <w:tcW w:type="dxa" w:w="1728"/>
-            <w:shd w:fill="F8FAFC"/>
-            <w:tcMar>
-              <w:top w:w="100" w:type="dxa"/>
-              <w:bottom w:w="100" w:type="dxa"/>
-              <w:left w:w="120" w:type="dxa"/>
-              <w:right w:w="120" w:type="dxa"/>
-            </w:tcMar>
-            <w:tcBorders>
-              <w:top w:val="single" w:sz="4" w:space="0" w:color="CCCCCC"/>
-              <w:bottom w:val="single" w:sz="4" w:space="0" w:color="CCCCCC"/>
-              <w:left w:val="single" w:sz="4" w:space="0" w:color="CCCCCC"/>
-              <w:right w:val="single" w:sz="4" w:space="0" w:color="CCCCCC"/>
-            </w:tcBorders>
-          </w:tcPr>
-          <w:p>
-            <w:pPr>
-              <w:spacing w:before="60" w:after="60" w:line="252" w:lineRule="auto"/>
-              <w:jc w:val="left"/>
-            </w:pPr>
-            <w:r/>
-            <w:r>
-              <w:rPr>
-                <w:b/>
-              </w:rPr>
-              <w:t>531.75</w:t>
-            </w:r>
-          </w:p>
-        </w:tc>
-        <w:tc>
-          <w:tcPr>
-            <w:tcW w:type="dxa" w:w="3456"/>
-            <w:shd w:fill="F8FAFC"/>
-            <w:tcMar>
-              <w:top w:w="100" w:type="dxa"/>
-              <w:bottom w:w="100" w:type="dxa"/>
-              <w:left w:w="120" w:type="dxa"/>
-              <w:right w:w="120" w:type="dxa"/>
-            </w:tcMar>
-            <w:tcBorders>
-              <w:top w:val="single" w:sz="4" w:space="0" w:color="CCCCCC"/>
-              <w:bottom w:val="single" w:sz="4" w:space="0" w:color="CCCCCC"/>
-              <w:left w:val="single" w:sz="4" w:space="0" w:color="CCCCCC"/>
-              <w:right w:val="single" w:sz="4" w:space="0" w:color="CCCCCC"/>
-            </w:tcBorders>
-          </w:tcPr>
-          <w:p>
-            <w:pPr>
-              <w:spacing w:before="60" w:after="60" w:line="252" w:lineRule="auto"/>
-              <w:jc w:val="left"/>
-            </w:pPr>
-            <w:r/>
-            <w:r>
-              <w:rPr>
-                <w:b/>
-              </w:rPr>
-              <w:t>-0.25</w:t>
-            </w:r>
-          </w:p>
-        </w:tc>
-        <w:tc>
-          <w:tcPr>
-            <w:tcW w:type="dxa" w:w="1440"/>
-            <w:shd w:fill="F8FAFC"/>
-            <w:tcMar>
-              <w:top w:w="100" w:type="dxa"/>
-              <w:bottom w:w="100" w:type="dxa"/>
-              <w:left w:w="120" w:type="dxa"/>
-              <w:right w:w="120" w:type="dxa"/>
-            </w:tcMar>
-            <w:tcBorders>
-              <w:top w:val="single" w:sz="4" w:space="0" w:color="CCCCCC"/>
-              <w:bottom w:val="single" w:sz="4" w:space="0" w:color="CCCCCC"/>
-              <w:left w:val="single" w:sz="4" w:space="0" w:color="CCCCCC"/>
-              <w:right w:val="single" w:sz="4" w:space="0" w:color="CCCCCC"/>
-            </w:tcBorders>
-          </w:tcPr>
-          <w:p>
-            <w:pPr>
-              <w:spacing w:before="60" w:after="60" w:line="252" w:lineRule="auto"/>
-              <w:jc w:val="left"/>
-            </w:pPr>
-            <w:r/>
-            <w:r>
-              <w:t>BEAR</w:t>
-            </w:r>
-          </w:p>
-        </w:tc>
-      </w:tr>
-      <w:tr>
-        <w:tc>
-          <w:tcPr>
-            <w:tcW w:type="dxa" w:w="1584"/>
-            <w:shd w:fill="FFFFFF"/>
-            <w:tcMar>
-              <w:top w:w="100" w:type="dxa"/>
-              <w:bottom w:w="100" w:type="dxa"/>
-              <w:left w:w="120" w:type="dxa"/>
-              <w:right w:w="120" w:type="dxa"/>
-            </w:tcMar>
-            <w:tcBorders>
-              <w:top w:val="single" w:sz="4" w:space="0" w:color="CCCCCC"/>
-              <w:bottom w:val="single" w:sz="4" w:space="0" w:color="CCCCCC"/>
-              <w:left w:val="single" w:sz="4" w:space="0" w:color="CCCCCC"/>
-              <w:right w:val="single" w:sz="4" w:space="0" w:color="CCCCCC"/>
-            </w:tcBorders>
-          </w:tcPr>
-          <w:p>
-            <w:pPr>
-              <w:spacing w:before="60" w:after="60" w:line="252" w:lineRule="auto"/>
-              <w:jc w:val="left"/>
-            </w:pPr>
-            <w:r/>
-            <w:r>
-              <w:rPr>
-                <w:b/>
-              </w:rPr>
-              <w:t>Fri 02/10</w:t>
-            </w:r>
-          </w:p>
-        </w:tc>
-        <w:tc>
-          <w:tcPr>
-            <w:tcW w:type="dxa" w:w="864"/>
-            <w:shd w:fill="FFFFFF"/>
-            <w:tcMar>
-              <w:top w:w="100" w:type="dxa"/>
-              <w:bottom w:w="100" w:type="dxa"/>
-              <w:left w:w="120" w:type="dxa"/>
-              <w:right w:w="120" w:type="dxa"/>
-            </w:tcMar>
-            <w:tcBorders>
-              <w:top w:val="single" w:sz="4" w:space="0" w:color="CCCCCC"/>
-              <w:bottom w:val="single" w:sz="4" w:space="0" w:color="CCCCCC"/>
-              <w:left w:val="single" w:sz="4" w:space="0" w:color="CCCCCC"/>
-              <w:right w:val="single" w:sz="4" w:space="0" w:color="CCCCCC"/>
-            </w:tcBorders>
-          </w:tcPr>
-          <w:p>
-            <w:pPr>
-              <w:spacing w:before="60" w:after="60" w:line="252" w:lineRule="auto"/>
-              <w:jc w:val="left"/>
-            </w:pPr>
-            <w:r/>
-            <w:r>
-              <w:t>Asia 11-15</w:t>
-            </w:r>
-          </w:p>
-        </w:tc>
-        <w:tc>
-          <w:tcPr>
-            <w:tcW w:type="dxa" w:w="1440"/>
-            <w:shd w:fill="FFFFFF"/>
-            <w:tcMar>
-              <w:top w:w="100" w:type="dxa"/>
-              <w:bottom w:w="100" w:type="dxa"/>
-              <w:left w:w="120" w:type="dxa"/>
-              <w:right w:w="120" w:type="dxa"/>
-            </w:tcMar>
-            <w:tcBorders>
-              <w:top w:val="single" w:sz="4" w:space="0" w:color="CCCCCC"/>
-              <w:bottom w:val="single" w:sz="4" w:space="0" w:color="CCCCCC"/>
-              <w:left w:val="single" w:sz="4" w:space="0" w:color="CCCCCC"/>
-              <w:right w:val="single" w:sz="4" w:space="0" w:color="CCCCCC"/>
-            </w:tcBorders>
-          </w:tcPr>
-          <w:p>
-            <w:pPr>
-              <w:spacing w:before="60" w:after="60" w:line="252" w:lineRule="auto"/>
-              <w:jc w:val="left"/>
-            </w:pPr>
-            <w:r/>
-            <w:r>
-              <w:t>531.75</w:t>
-            </w:r>
-          </w:p>
-        </w:tc>
-        <w:tc>
-          <w:tcPr>
-            <w:tcW w:type="dxa" w:w="2016"/>
-            <w:shd w:fill="FFFFFF"/>
-            <w:tcMar>
-              <w:top w:w="100" w:type="dxa"/>
-              <w:bottom w:w="100" w:type="dxa"/>
-              <w:left w:w="120" w:type="dxa"/>
-              <w:right w:w="120" w:type="dxa"/>
-            </w:tcMar>
-            <w:tcBorders>
-              <w:top w:val="single" w:sz="4" w:space="0" w:color="CCCCCC"/>
-              <w:bottom w:val="single" w:sz="4" w:space="0" w:color="CCCCCC"/>
-              <w:left w:val="single" w:sz="4" w:space="0" w:color="CCCCCC"/>
-              <w:right w:val="single" w:sz="4" w:space="0" w:color="CCCCCC"/>
-            </w:tcBorders>
-          </w:tcPr>
-          <w:p>
-            <w:pPr>
-              <w:spacing w:before="60" w:after="60" w:line="252" w:lineRule="auto"/>
-              <w:jc w:val="left"/>
-            </w:pPr>
-            <w:r/>
-            <w:r>
-              <w:t>535.25</w:t>
-            </w:r>
-          </w:p>
-        </w:tc>
-        <w:tc>
-          <w:tcPr>
-            <w:tcW w:type="dxa" w:w="1152"/>
-            <w:shd w:fill="FFFFFF"/>
-            <w:tcMar>
-              <w:top w:w="100" w:type="dxa"/>
-              <w:bottom w:w="100" w:type="dxa"/>
-              <w:left w:w="120" w:type="dxa"/>
-              <w:right w:w="120" w:type="dxa"/>
-            </w:tcMar>
-            <w:tcBorders>
-              <w:top w:val="single" w:sz="4" w:space="0" w:color="CCCCCC"/>
-              <w:bottom w:val="single" w:sz="4" w:space="0" w:color="CCCCCC"/>
-              <w:left w:val="single" w:sz="4" w:space="0" w:color="CCCCCC"/>
-              <w:right w:val="single" w:sz="4" w:space="0" w:color="CCCCCC"/>
-            </w:tcBorders>
-          </w:tcPr>
-          <w:p>
-            <w:pPr>
-              <w:spacing w:before="60" w:after="60" w:line="252" w:lineRule="auto"/>
-              <w:jc w:val="left"/>
-            </w:pPr>
-            <w:r/>
-            <w:r>
-              <w:t>528.50</w:t>
-            </w:r>
-          </w:p>
-        </w:tc>
-        <w:tc>
-          <w:tcPr>
-            <w:tcW w:type="dxa" w:w="1728"/>
-            <w:shd w:fill="FFFFFF"/>
-            <w:tcMar>
-              <w:top w:w="100" w:type="dxa"/>
-              <w:bottom w:w="100" w:type="dxa"/>
-              <w:left w:w="120" w:type="dxa"/>
-              <w:right w:w="120" w:type="dxa"/>
-            </w:tcMar>
-            <w:tcBorders>
-              <w:top w:val="single" w:sz="4" w:space="0" w:color="CCCCCC"/>
-              <w:bottom w:val="single" w:sz="4" w:space="0" w:color="CCCCCC"/>
-              <w:left w:val="single" w:sz="4" w:space="0" w:color="CCCCCC"/>
-              <w:right w:val="single" w:sz="4" w:space="0" w:color="CCCCCC"/>
-            </w:tcBorders>
-          </w:tcPr>
-          <w:p>
-            <w:pPr>
-              <w:spacing w:before="60" w:after="60" w:line="252" w:lineRule="auto"/>
-              <w:jc w:val="left"/>
-            </w:pPr>
-            <w:r/>
-            <w:r>
-              <w:rPr>
-                <w:b/>
-              </w:rPr>
-              <w:t>531.50</w:t>
-            </w:r>
-          </w:p>
-        </w:tc>
-        <w:tc>
-          <w:tcPr>
-            <w:tcW w:type="dxa" w:w="3456"/>
-            <w:shd w:fill="FFFFFF"/>
-            <w:tcMar>
-              <w:top w:w="100" w:type="dxa"/>
-              <w:bottom w:w="100" w:type="dxa"/>
-              <w:left w:w="120" w:type="dxa"/>
-              <w:right w:w="120" w:type="dxa"/>
-            </w:tcMar>
-            <w:tcBorders>
-              <w:top w:val="single" w:sz="4" w:space="0" w:color="CCCCCC"/>
-              <w:bottom w:val="single" w:sz="4" w:space="0" w:color="CCCCCC"/>
-              <w:left w:val="single" w:sz="4" w:space="0" w:color="CCCCCC"/>
-              <w:right w:val="single" w:sz="4" w:space="0" w:color="CCCCCC"/>
-            </w:tcBorders>
-          </w:tcPr>
-          <w:p>
-            <w:pPr>
-              <w:spacing w:before="60" w:after="60" w:line="252" w:lineRule="auto"/>
-              <w:jc w:val="left"/>
-            </w:pPr>
-            <w:r/>
-            <w:r>
-              <w:rPr>
-                <w:b/>
-              </w:rPr>
-              <w:t>-0.25</w:t>
-            </w:r>
-          </w:p>
-        </w:tc>
-        <w:tc>
-          <w:tcPr>
-            <w:tcW w:type="dxa" w:w="1440"/>
-            <w:shd w:fill="FFFFFF"/>
-            <w:tcMar>
-              <w:top w:w="100" w:type="dxa"/>
-              <w:bottom w:w="100" w:type="dxa"/>
-              <w:left w:w="120" w:type="dxa"/>
-              <w:right w:w="120" w:type="dxa"/>
-            </w:tcMar>
-            <w:tcBorders>
-              <w:top w:val="single" w:sz="4" w:space="0" w:color="CCCCCC"/>
-              <w:bottom w:val="single" w:sz="4" w:space="0" w:color="CCCCCC"/>
-              <w:left w:val="single" w:sz="4" w:space="0" w:color="CCCCCC"/>
-              <w:right w:val="single" w:sz="4" w:space="0" w:color="CCCCCC"/>
-            </w:tcBorders>
-          </w:tcPr>
-          <w:p>
-            <w:pPr>
-              <w:spacing w:before="60" w:after="60" w:line="252" w:lineRule="auto"/>
-              <w:jc w:val="left"/>
-            </w:pPr>
-            <w:r/>
-            <w:r>
-              <w:t>BEAR</w:t>
-            </w:r>
-          </w:p>
-        </w:tc>
-      </w:tr>
-      <w:tr>
-        <w:tc>
-          <w:tcPr>
-            <w:tcW w:type="dxa" w:w="1584"/>
-            <w:shd w:fill="F8FAFC"/>
-            <w:tcMar>
-              <w:top w:w="100" w:type="dxa"/>
-              <w:bottom w:w="100" w:type="dxa"/>
-              <w:left w:w="120" w:type="dxa"/>
-              <w:right w:w="120" w:type="dxa"/>
-            </w:tcMar>
-            <w:tcBorders>
-              <w:top w:val="single" w:sz="4" w:space="0" w:color="CCCCCC"/>
-              <w:bottom w:val="single" w:sz="4" w:space="0" w:color="CCCCCC"/>
-              <w:left w:val="single" w:sz="4" w:space="0" w:color="CCCCCC"/>
-              <w:right w:val="single" w:sz="4" w:space="0" w:color="CCCCCC"/>
-            </w:tcBorders>
-          </w:tcPr>
-          <w:p>
-            <w:pPr>
-              <w:spacing w:before="60" w:after="60" w:line="252" w:lineRule="auto"/>
-              <w:jc w:val="left"/>
-            </w:pPr>
-            <w:r/>
-            <w:r>
-              <w:rPr>
-                <w:b/>
-              </w:rPr>
-              <w:t>Fri 02/10</w:t>
-            </w:r>
-          </w:p>
-        </w:tc>
-        <w:tc>
-          <w:tcPr>
-            <w:tcW w:type="dxa" w:w="864"/>
-            <w:shd w:fill="F8FAFC"/>
-            <w:tcMar>
-              <w:top w:w="100" w:type="dxa"/>
-              <w:bottom w:w="100" w:type="dxa"/>
-              <w:left w:w="120" w:type="dxa"/>
-              <w:right w:w="120" w:type="dxa"/>
-            </w:tcMar>
-            <w:tcBorders>
-              <w:top w:val="single" w:sz="4" w:space="0" w:color="CCCCCC"/>
-              <w:bottom w:val="single" w:sz="4" w:space="0" w:color="CCCCCC"/>
-              <w:left w:val="single" w:sz="4" w:space="0" w:color="CCCCCC"/>
-              <w:right w:val="single" w:sz="4" w:space="0" w:color="CCCCCC"/>
-            </w:tcBorders>
-          </w:tcPr>
-          <w:p>
-            <w:pPr>
-              <w:spacing w:before="60" w:after="60" w:line="252" w:lineRule="auto"/>
-              <w:jc w:val="left"/>
-            </w:pPr>
-            <w:r/>
-            <w:r>
-              <w:t>London 15-19</w:t>
-            </w:r>
-          </w:p>
-        </w:tc>
-        <w:tc>
-          <w:tcPr>
-            <w:tcW w:type="dxa" w:w="1440"/>
-            <w:shd w:fill="F8FAFC"/>
-            <w:tcMar>
-              <w:top w:w="100" w:type="dxa"/>
-              <w:bottom w:w="100" w:type="dxa"/>
-              <w:left w:w="120" w:type="dxa"/>
-              <w:right w:w="120" w:type="dxa"/>
-            </w:tcMar>
-            <w:tcBorders>
-              <w:top w:val="single" w:sz="4" w:space="0" w:color="CCCCCC"/>
-              <w:bottom w:val="single" w:sz="4" w:space="0" w:color="CCCCCC"/>
-              <w:left w:val="single" w:sz="4" w:space="0" w:color="CCCCCC"/>
-              <w:right w:val="single" w:sz="4" w:space="0" w:color="CCCCCC"/>
-            </w:tcBorders>
-          </w:tcPr>
-          <w:p>
-            <w:pPr>
-              <w:spacing w:before="60" w:after="60" w:line="252" w:lineRule="auto"/>
-              <w:jc w:val="left"/>
-            </w:pPr>
-            <w:r/>
-            <w:r>
-              <w:t>531.50</w:t>
-            </w:r>
-          </w:p>
-        </w:tc>
-        <w:tc>
-          <w:tcPr>
-            <w:tcW w:type="dxa" w:w="2016"/>
-            <w:shd w:fill="F8FAFC"/>
-            <w:tcMar>
-              <w:top w:w="100" w:type="dxa"/>
-              <w:bottom w:w="100" w:type="dxa"/>
-              <w:left w:w="120" w:type="dxa"/>
-              <w:right w:w="120" w:type="dxa"/>
-            </w:tcMar>
-            <w:tcBorders>
-              <w:top w:val="single" w:sz="4" w:space="0" w:color="CCCCCC"/>
-              <w:bottom w:val="single" w:sz="4" w:space="0" w:color="CCCCCC"/>
-              <w:left w:val="single" w:sz="4" w:space="0" w:color="CCCCCC"/>
-              <w:right w:val="single" w:sz="4" w:space="0" w:color="CCCCCC"/>
-            </w:tcBorders>
-          </w:tcPr>
-          <w:p>
-            <w:pPr>
-              <w:spacing w:before="60" w:after="60" w:line="252" w:lineRule="auto"/>
-              <w:jc w:val="left"/>
-            </w:pPr>
-            <w:r/>
-            <w:r>
-              <w:t>534.50</w:t>
-            </w:r>
-          </w:p>
-        </w:tc>
-        <w:tc>
-          <w:tcPr>
-            <w:tcW w:type="dxa" w:w="1152"/>
-            <w:shd w:fill="F8FAFC"/>
-            <w:tcMar>
-              <w:top w:w="100" w:type="dxa"/>
-              <w:bottom w:w="100" w:type="dxa"/>
-              <w:left w:w="120" w:type="dxa"/>
-              <w:right w:w="120" w:type="dxa"/>
-            </w:tcMar>
-            <w:tcBorders>
-              <w:top w:val="single" w:sz="4" w:space="0" w:color="CCCCCC"/>
-              <w:bottom w:val="single" w:sz="4" w:space="0" w:color="CCCCCC"/>
-              <w:left w:val="single" w:sz="4" w:space="0" w:color="CCCCCC"/>
-              <w:right w:val="single" w:sz="4" w:space="0" w:color="CCCCCC"/>
-            </w:tcBorders>
-          </w:tcPr>
-          <w:p>
-            <w:pPr>
-              <w:spacing w:before="60" w:after="60" w:line="252" w:lineRule="auto"/>
-              <w:jc w:val="left"/>
-            </w:pPr>
-            <w:r/>
-            <w:r>
-              <w:t>528.75</w:t>
-            </w:r>
-          </w:p>
-        </w:tc>
-        <w:tc>
-          <w:tcPr>
-            <w:tcW w:type="dxa" w:w="1728"/>
-            <w:shd w:fill="F8FAFC"/>
-            <w:tcMar>
-              <w:top w:w="100" w:type="dxa"/>
-              <w:bottom w:w="100" w:type="dxa"/>
-              <w:left w:w="120" w:type="dxa"/>
-              <w:right w:w="120" w:type="dxa"/>
-            </w:tcMar>
-            <w:tcBorders>
-              <w:top w:val="single" w:sz="4" w:space="0" w:color="CCCCCC"/>
-              <w:bottom w:val="single" w:sz="4" w:space="0" w:color="CCCCCC"/>
-              <w:left w:val="single" w:sz="4" w:space="0" w:color="CCCCCC"/>
-              <w:right w:val="single" w:sz="4" w:space="0" w:color="CCCCCC"/>
-            </w:tcBorders>
-          </w:tcPr>
-          <w:p>
-            <w:pPr>
-              <w:spacing w:before="60" w:after="60" w:line="252" w:lineRule="auto"/>
-              <w:jc w:val="left"/>
-            </w:pPr>
-            <w:r/>
-            <w:r>
-              <w:rPr>
-                <w:b/>
-              </w:rPr>
-              <w:t>531.75</w:t>
-            </w:r>
-          </w:p>
-        </w:tc>
-        <w:tc>
-          <w:tcPr>
-            <w:tcW w:type="dxa" w:w="3456"/>
-            <w:shd w:fill="F8FAFC"/>
-            <w:tcMar>
-              <w:top w:w="100" w:type="dxa"/>
-              <w:bottom w:w="100" w:type="dxa"/>
-              <w:left w:w="120" w:type="dxa"/>
-              <w:right w:w="120" w:type="dxa"/>
-            </w:tcMar>
-            <w:tcBorders>
-              <w:top w:val="single" w:sz="4" w:space="0" w:color="CCCCCC"/>
-              <w:bottom w:val="single" w:sz="4" w:space="0" w:color="CCCCCC"/>
-              <w:left w:val="single" w:sz="4" w:space="0" w:color="CCCCCC"/>
-              <w:right w:val="single" w:sz="4" w:space="0" w:color="CCCCCC"/>
-            </w:tcBorders>
-          </w:tcPr>
-          <w:p>
-            <w:pPr>
-              <w:spacing w:before="60" w:after="60" w:line="252" w:lineRule="auto"/>
-              <w:jc w:val="left"/>
-            </w:pPr>
-            <w:r/>
-            <w:r>
-              <w:rPr>
-                <w:b/>
-              </w:rPr>
-              <w:t>+0.25</w:t>
-            </w:r>
-          </w:p>
-        </w:tc>
-        <w:tc>
-          <w:tcPr>
-            <w:tcW w:type="dxa" w:w="1440"/>
-            <w:shd w:fill="F8FAFC"/>
-            <w:tcMar>
-              <w:top w:w="100" w:type="dxa"/>
-              <w:bottom w:w="100" w:type="dxa"/>
-              <w:left w:w="120" w:type="dxa"/>
-              <w:right w:w="120" w:type="dxa"/>
-            </w:tcMar>
-            <w:tcBorders>
-              <w:top w:val="single" w:sz="4" w:space="0" w:color="CCCCCC"/>
-              <w:bottom w:val="single" w:sz="4" w:space="0" w:color="CCCCCC"/>
-              <w:left w:val="single" w:sz="4" w:space="0" w:color="CCCCCC"/>
-              <w:right w:val="single" w:sz="4" w:space="0" w:color="CCCCCC"/>
-            </w:tcBorders>
-          </w:tcPr>
-          <w:p>
-            <w:pPr>
-              <w:spacing w:before="60" w:after="60" w:line="252" w:lineRule="auto"/>
-              <w:jc w:val="left"/>
-            </w:pPr>
-            <w:r/>
-            <w:r>
-              <w:t>BULL</w:t>
-            </w:r>
-          </w:p>
-        </w:tc>
-      </w:tr>
-      <w:tr>
-        <w:tc>
-          <w:tcPr>
-            <w:tcW w:type="dxa" w:w="1584"/>
-            <w:shd w:fill="FFFFFF"/>
-            <w:tcMar>
-              <w:top w:w="100" w:type="dxa"/>
-              <w:bottom w:w="100" w:type="dxa"/>
-              <w:left w:w="120" w:type="dxa"/>
-              <w:right w:w="120" w:type="dxa"/>
-            </w:tcMar>
-            <w:tcBorders>
-              <w:top w:val="single" w:sz="4" w:space="0" w:color="CCCCCC"/>
-              <w:bottom w:val="single" w:sz="4" w:space="0" w:color="CCCCCC"/>
-              <w:left w:val="single" w:sz="4" w:space="0" w:color="CCCCCC"/>
-              <w:right w:val="single" w:sz="4" w:space="0" w:color="CCCCCC"/>
-            </w:tcBorders>
-          </w:tcPr>
-          <w:p>
-            <w:pPr>
-              <w:spacing w:before="60" w:after="60" w:line="252" w:lineRule="auto"/>
-              <w:jc w:val="left"/>
-            </w:pPr>
-            <w:r/>
-            <w:r>
-              <w:rPr>
-                <w:b/>
-              </w:rPr>
-              <w:t>Fri 02/10</w:t>
-            </w:r>
-          </w:p>
-        </w:tc>
-        <w:tc>
-          <w:tcPr>
-            <w:tcW w:type="dxa" w:w="864"/>
-            <w:shd w:fill="FFFFFF"/>
-            <w:tcMar>
-              <w:top w:w="100" w:type="dxa"/>
-              <w:bottom w:w="100" w:type="dxa"/>
-              <w:left w:w="120" w:type="dxa"/>
-              <w:right w:w="120" w:type="dxa"/>
-            </w:tcMar>
-            <w:tcBorders>
-              <w:top w:val="single" w:sz="4" w:space="0" w:color="CCCCCC"/>
-              <w:bottom w:val="single" w:sz="4" w:space="0" w:color="CCCCCC"/>
-              <w:left w:val="single" w:sz="4" w:space="0" w:color="CCCCCC"/>
-              <w:right w:val="single" w:sz="4" w:space="0" w:color="CCCCCC"/>
-            </w:tcBorders>
-          </w:tcPr>
-          <w:p>
-            <w:pPr>
-              <w:spacing w:before="60" w:after="60" w:line="252" w:lineRule="auto"/>
-              <w:jc w:val="left"/>
-            </w:pPr>
-            <w:r/>
-            <w:r>
-              <w:t>Pre-NY 19-21</w:t>
-            </w:r>
-          </w:p>
-        </w:tc>
-        <w:tc>
-          <w:tcPr>
-            <w:tcW w:type="dxa" w:w="1440"/>
-            <w:shd w:fill="FFFFFF"/>
-            <w:tcMar>
-              <w:top w:w="100" w:type="dxa"/>
-              <w:bottom w:w="100" w:type="dxa"/>
-              <w:left w:w="120" w:type="dxa"/>
-              <w:right w:w="120" w:type="dxa"/>
-            </w:tcMar>
-            <w:tcBorders>
-              <w:top w:val="single" w:sz="4" w:space="0" w:color="CCCCCC"/>
-              <w:bottom w:val="single" w:sz="4" w:space="0" w:color="CCCCCC"/>
-              <w:left w:val="single" w:sz="4" w:space="0" w:color="CCCCCC"/>
-              <w:right w:val="single" w:sz="4" w:space="0" w:color="CCCCCC"/>
-            </w:tcBorders>
-          </w:tcPr>
-          <w:p>
-            <w:pPr>
-              <w:spacing w:before="60" w:after="60" w:line="252" w:lineRule="auto"/>
-              <w:jc w:val="left"/>
-            </w:pPr>
-            <w:r/>
-            <w:r>
-              <w:t>531.75</w:t>
-            </w:r>
-          </w:p>
-        </w:tc>
-        <w:tc>
-          <w:tcPr>
-            <w:tcW w:type="dxa" w:w="2016"/>
-            <w:shd w:fill="FFFFFF"/>
-            <w:tcMar>
-              <w:top w:w="100" w:type="dxa"/>
-              <w:bottom w:w="100" w:type="dxa"/>
-              <w:left w:w="120" w:type="dxa"/>
-              <w:right w:w="120" w:type="dxa"/>
-            </w:tcMar>
-            <w:tcBorders>
-              <w:top w:val="single" w:sz="4" w:space="0" w:color="CCCCCC"/>
-              <w:bottom w:val="single" w:sz="4" w:space="0" w:color="CCCCCC"/>
-              <w:left w:val="single" w:sz="4" w:space="0" w:color="CCCCCC"/>
-              <w:right w:val="single" w:sz="4" w:space="0" w:color="CCCCCC"/>
-            </w:tcBorders>
-          </w:tcPr>
-          <w:p>
-            <w:pPr>
-              <w:spacing w:before="60" w:after="60" w:line="252" w:lineRule="auto"/>
-              <w:jc w:val="left"/>
-            </w:pPr>
-            <w:r/>
-            <w:r>
-              <w:t>534.75</w:t>
-            </w:r>
-          </w:p>
-        </w:tc>
-        <w:tc>
-          <w:tcPr>
-            <w:tcW w:type="dxa" w:w="1152"/>
-            <w:shd w:fill="FFFFFF"/>
-            <w:tcMar>
-              <w:top w:w="100" w:type="dxa"/>
-              <w:bottom w:w="100" w:type="dxa"/>
-              <w:left w:w="120" w:type="dxa"/>
-              <w:right w:w="120" w:type="dxa"/>
-            </w:tcMar>
-            <w:tcBorders>
-              <w:top w:val="single" w:sz="4" w:space="0" w:color="CCCCCC"/>
-              <w:bottom w:val="single" w:sz="4" w:space="0" w:color="CCCCCC"/>
-              <w:left w:val="single" w:sz="4" w:space="0" w:color="CCCCCC"/>
-              <w:right w:val="single" w:sz="4" w:space="0" w:color="CCCCCC"/>
-            </w:tcBorders>
-          </w:tcPr>
-          <w:p>
-            <w:pPr>
-              <w:spacing w:before="60" w:after="60" w:line="252" w:lineRule="auto"/>
-              <w:jc w:val="left"/>
-            </w:pPr>
-            <w:r/>
-            <w:r>
-              <w:t>529.00</w:t>
-            </w:r>
-          </w:p>
-        </w:tc>
-        <w:tc>
-          <w:tcPr>
-            <w:tcW w:type="dxa" w:w="1728"/>
-            <w:shd w:fill="FFFFFF"/>
-            <w:tcMar>
-              <w:top w:w="100" w:type="dxa"/>
-              <w:bottom w:w="100" w:type="dxa"/>
-              <w:left w:w="120" w:type="dxa"/>
-              <w:right w:w="120" w:type="dxa"/>
-            </w:tcMar>
-            <w:tcBorders>
-              <w:top w:val="single" w:sz="4" w:space="0" w:color="CCCCCC"/>
-              <w:bottom w:val="single" w:sz="4" w:space="0" w:color="CCCCCC"/>
-              <w:left w:val="single" w:sz="4" w:space="0" w:color="CCCCCC"/>
-              <w:right w:val="single" w:sz="4" w:space="0" w:color="CCCCCC"/>
-            </w:tcBorders>
-          </w:tcPr>
-          <w:p>
-            <w:pPr>
-              <w:spacing w:before="60" w:after="60" w:line="252" w:lineRule="auto"/>
-              <w:jc w:val="left"/>
-            </w:pPr>
-            <w:r/>
-            <w:r>
-              <w:rPr>
-                <w:b/>
-              </w:rPr>
-              <w:t>531.75</w:t>
-            </w:r>
-          </w:p>
-        </w:tc>
-        <w:tc>
-          <w:tcPr>
-            <w:tcW w:type="dxa" w:w="3456"/>
-            <w:shd w:fill="FFFFFF"/>
-            <w:tcMar>
-              <w:top w:w="100" w:type="dxa"/>
-              <w:bottom w:w="100" w:type="dxa"/>
-              <w:left w:w="120" w:type="dxa"/>
-              <w:right w:w="120" w:type="dxa"/>
-            </w:tcMar>
-            <w:tcBorders>
-              <w:top w:val="single" w:sz="4" w:space="0" w:color="CCCCCC"/>
-              <w:bottom w:val="single" w:sz="4" w:space="0" w:color="CCCCCC"/>
-              <w:left w:val="single" w:sz="4" w:space="0" w:color="CCCCCC"/>
-              <w:right w:val="single" w:sz="4" w:space="0" w:color="CCCCCC"/>
-            </w:tcBorders>
-          </w:tcPr>
-          <w:p>
-            <w:pPr>
-              <w:spacing w:before="60" w:after="60" w:line="252" w:lineRule="auto"/>
-              <w:jc w:val="left"/>
-            </w:pPr>
-            <w:r/>
-            <w:r>
-              <w:rPr>
-                <w:b/>
-              </w:rPr>
-              <w:t>+0.00</w:t>
-            </w:r>
-          </w:p>
-        </w:tc>
-        <w:tc>
-          <w:tcPr>
-            <w:tcW w:type="dxa" w:w="1440"/>
-            <w:shd w:fill="FFFFFF"/>
-            <w:tcMar>
-              <w:top w:w="100" w:type="dxa"/>
-              <w:bottom w:w="100" w:type="dxa"/>
-              <w:left w:w="120" w:type="dxa"/>
-              <w:right w:w="120" w:type="dxa"/>
-            </w:tcMar>
-            <w:tcBorders>
-              <w:top w:val="single" w:sz="4" w:space="0" w:color="CCCCCC"/>
-              <w:bottom w:val="single" w:sz="4" w:space="0" w:color="CCCCCC"/>
-              <w:left w:val="single" w:sz="4" w:space="0" w:color="CCCCCC"/>
-              <w:right w:val="single" w:sz="4" w:space="0" w:color="CCCCCC"/>
-            </w:tcBorders>
-          </w:tcPr>
-          <w:p>
-            <w:pPr>
-              <w:spacing w:before="60" w:after="60" w:line="252" w:lineRule="auto"/>
-              <w:jc w:val="left"/>
-            </w:pPr>
-            <w:r/>
-            <w:r>
-              <w:t>BEAR</w:t>
-            </w:r>
-          </w:p>
-        </w:tc>
-      </w:tr>
-      <w:tr>
-        <w:tc>
-          <w:tcPr>
-            <w:tcW w:type="dxa" w:w="1584"/>
-            <w:shd w:fill="F8FAFC"/>
-            <w:tcMar>
-              <w:top w:w="100" w:type="dxa"/>
-              <w:bottom w:w="100" w:type="dxa"/>
-              <w:left w:w="120" w:type="dxa"/>
-              <w:right w:w="120" w:type="dxa"/>
-            </w:tcMar>
-            <w:tcBorders>
-              <w:top w:val="single" w:sz="4" w:space="0" w:color="CCCCCC"/>
-              <w:bottom w:val="single" w:sz="4" w:space="0" w:color="CCCCCC"/>
-              <w:left w:val="single" w:sz="4" w:space="0" w:color="CCCCCC"/>
-              <w:right w:val="single" w:sz="4" w:space="0" w:color="CCCCCC"/>
-            </w:tcBorders>
-          </w:tcPr>
-          <w:p>
-            <w:pPr>
-              <w:spacing w:before="60" w:after="60" w:line="252" w:lineRule="auto"/>
-              <w:jc w:val="left"/>
-            </w:pPr>
-            <w:r/>
-            <w:r>
-              <w:rPr>
-                <w:b/>
-              </w:rPr>
-              <w:t>Fri 02/10</w:t>
-            </w:r>
-          </w:p>
-        </w:tc>
-        <w:tc>
-          <w:tcPr>
-            <w:tcW w:type="dxa" w:w="864"/>
-            <w:shd w:fill="F8FAFC"/>
-            <w:tcMar>
-              <w:top w:w="100" w:type="dxa"/>
-              <w:bottom w:w="100" w:type="dxa"/>
-              <w:left w:w="120" w:type="dxa"/>
-              <w:right w:w="120" w:type="dxa"/>
-            </w:tcMar>
-            <w:tcBorders>
-              <w:top w:val="single" w:sz="4" w:space="0" w:color="CCCCCC"/>
-              <w:bottom w:val="single" w:sz="4" w:space="0" w:color="CCCCCC"/>
-              <w:left w:val="single" w:sz="4" w:space="0" w:color="CCCCCC"/>
-              <w:right w:val="single" w:sz="4" w:space="0" w:color="CCCCCC"/>
-            </w:tcBorders>
-          </w:tcPr>
-          <w:p>
-            <w:pPr>
-              <w:spacing w:before="60" w:after="60" w:line="252" w:lineRule="auto"/>
-              <w:jc w:val="left"/>
-            </w:pPr>
-            <w:r/>
-            <w:r>
-              <w:t>NY Open 21-23</w:t>
-            </w:r>
-          </w:p>
-        </w:tc>
-        <w:tc>
-          <w:tcPr>
-            <w:tcW w:type="dxa" w:w="1440"/>
-            <w:shd w:fill="F8FAFC"/>
-            <w:tcMar>
-              <w:top w:w="100" w:type="dxa"/>
-              <w:bottom w:w="100" w:type="dxa"/>
-              <w:left w:w="120" w:type="dxa"/>
-              <w:right w:w="120" w:type="dxa"/>
-            </w:tcMar>
-            <w:tcBorders>
-              <w:top w:val="single" w:sz="4" w:space="0" w:color="CCCCCC"/>
-              <w:bottom w:val="single" w:sz="4" w:space="0" w:color="CCCCCC"/>
-              <w:left w:val="single" w:sz="4" w:space="0" w:color="CCCCCC"/>
-              <w:right w:val="single" w:sz="4" w:space="0" w:color="CCCCCC"/>
-            </w:tcBorders>
-          </w:tcPr>
-          <w:p>
-            <w:pPr>
-              <w:spacing w:before="60" w:after="60" w:line="252" w:lineRule="auto"/>
-              <w:jc w:val="left"/>
-            </w:pPr>
-            <w:r/>
-            <w:r>
-              <w:t>531.75</w:t>
-            </w:r>
-          </w:p>
-        </w:tc>
-        <w:tc>
-          <w:tcPr>
-            <w:tcW w:type="dxa" w:w="2016"/>
-            <w:shd w:fill="F8FAFC"/>
-            <w:tcMar>
-              <w:top w:w="100" w:type="dxa"/>
-              <w:bottom w:w="100" w:type="dxa"/>
-              <w:left w:w="120" w:type="dxa"/>
-              <w:right w:w="120" w:type="dxa"/>
-            </w:tcMar>
-            <w:tcBorders>
-              <w:top w:val="single" w:sz="4" w:space="0" w:color="CCCCCC"/>
-              <w:bottom w:val="single" w:sz="4" w:space="0" w:color="CCCCCC"/>
-              <w:left w:val="single" w:sz="4" w:space="0" w:color="CCCCCC"/>
-              <w:right w:val="single" w:sz="4" w:space="0" w:color="CCCCCC"/>
-            </w:tcBorders>
-          </w:tcPr>
-          <w:p>
-            <w:pPr>
-              <w:spacing w:before="60" w:after="60" w:line="252" w:lineRule="auto"/>
-              <w:jc w:val="left"/>
-            </w:pPr>
-            <w:r/>
-            <w:r>
-              <w:t>535.75</w:t>
-            </w:r>
-          </w:p>
-        </w:tc>
-        <w:tc>
-          <w:tcPr>
-            <w:tcW w:type="dxa" w:w="1152"/>
-            <w:shd w:fill="F8FAFC"/>
-            <w:tcMar>
-              <w:top w:w="100" w:type="dxa"/>
-              <w:bottom w:w="100" w:type="dxa"/>
-              <w:left w:w="120" w:type="dxa"/>
-              <w:right w:w="120" w:type="dxa"/>
-            </w:tcMar>
-            <w:tcBorders>
-              <w:top w:val="single" w:sz="4" w:space="0" w:color="CCCCCC"/>
-              <w:bottom w:val="single" w:sz="4" w:space="0" w:color="CCCCCC"/>
-              <w:left w:val="single" w:sz="4" w:space="0" w:color="CCCCCC"/>
-              <w:right w:val="single" w:sz="4" w:space="0" w:color="CCCCCC"/>
-            </w:tcBorders>
-          </w:tcPr>
-          <w:p>
-            <w:pPr>
-              <w:spacing w:before="60" w:after="60" w:line="252" w:lineRule="auto"/>
-              <w:jc w:val="left"/>
-            </w:pPr>
-            <w:r/>
-            <w:r>
-              <w:t>528.25</w:t>
-            </w:r>
-          </w:p>
-        </w:tc>
-        <w:tc>
-          <w:tcPr>
-            <w:tcW w:type="dxa" w:w="1728"/>
-            <w:shd w:fill="F8FAFC"/>
-            <w:tcMar>
-              <w:top w:w="100" w:type="dxa"/>
-              <w:bottom w:w="100" w:type="dxa"/>
-              <w:left w:w="120" w:type="dxa"/>
-              <w:right w:w="120" w:type="dxa"/>
-            </w:tcMar>
-            <w:tcBorders>
-              <w:top w:val="single" w:sz="4" w:space="0" w:color="CCCCCC"/>
-              <w:bottom w:val="single" w:sz="4" w:space="0" w:color="CCCCCC"/>
-              <w:left w:val="single" w:sz="4" w:space="0" w:color="CCCCCC"/>
-              <w:right w:val="single" w:sz="4" w:space="0" w:color="CCCCCC"/>
-            </w:tcBorders>
-          </w:tcPr>
-          <w:p>
-            <w:pPr>
-              <w:spacing w:before="60" w:after="60" w:line="252" w:lineRule="auto"/>
-              <w:jc w:val="left"/>
-            </w:pPr>
-            <w:r/>
-            <w:r>
-              <w:rPr>
-                <w:b/>
-              </w:rPr>
-              <w:t>532.25</w:t>
-            </w:r>
-          </w:p>
-        </w:tc>
-        <w:tc>
-          <w:tcPr>
-            <w:tcW w:type="dxa" w:w="3456"/>
-            <w:shd w:fill="F8FAFC"/>
-            <w:tcMar>
-              <w:top w:w="100" w:type="dxa"/>
-              <w:bottom w:w="100" w:type="dxa"/>
-              <w:left w:w="120" w:type="dxa"/>
-              <w:right w:w="120" w:type="dxa"/>
-            </w:tcMar>
-            <w:tcBorders>
-              <w:top w:val="single" w:sz="4" w:space="0" w:color="CCCCCC"/>
-              <w:bottom w:val="single" w:sz="4" w:space="0" w:color="CCCCCC"/>
-              <w:left w:val="single" w:sz="4" w:space="0" w:color="CCCCCC"/>
-              <w:right w:val="single" w:sz="4" w:space="0" w:color="CCCCCC"/>
-            </w:tcBorders>
-          </w:tcPr>
-          <w:p>
-            <w:pPr>
-              <w:spacing w:before="60" w:after="60" w:line="252" w:lineRule="auto"/>
-              <w:jc w:val="left"/>
-            </w:pPr>
-            <w:r/>
-            <w:r>
-              <w:rPr>
-                <w:b/>
-              </w:rPr>
-              <w:t>+0.50</w:t>
-            </w:r>
-          </w:p>
-        </w:tc>
-        <w:tc>
-          <w:tcPr>
-            <w:tcW w:type="dxa" w:w="1440"/>
-            <w:shd w:fill="F8FAFC"/>
-            <w:tcMar>
-              <w:top w:w="100" w:type="dxa"/>
-              <w:bottom w:w="100" w:type="dxa"/>
-              <w:left w:w="120" w:type="dxa"/>
-              <w:right w:w="120" w:type="dxa"/>
-            </w:tcMar>
-            <w:tcBorders>
-              <w:top w:val="single" w:sz="4" w:space="0" w:color="CCCCCC"/>
-              <w:bottom w:val="single" w:sz="4" w:space="0" w:color="CCCCCC"/>
-              <w:left w:val="single" w:sz="4" w:space="0" w:color="CCCCCC"/>
-              <w:right w:val="single" w:sz="4" w:space="0" w:color="CCCCCC"/>
-            </w:tcBorders>
-          </w:tcPr>
-          <w:p>
-            <w:pPr>
-              <w:spacing w:before="60" w:after="60" w:line="252" w:lineRule="auto"/>
-              <w:jc w:val="left"/>
-            </w:pPr>
-            <w:r/>
-            <w:r>
-              <w:t>BULL</w:t>
-            </w:r>
-          </w:p>
-        </w:tc>
-      </w:tr>
-      <w:tr>
-        <w:tc>
-          <w:tcPr>
-            <w:tcW w:type="dxa" w:w="1584"/>
-            <w:shd w:fill="FFFFFF"/>
-            <w:tcMar>
-              <w:top w:w="100" w:type="dxa"/>
-              <w:bottom w:w="100" w:type="dxa"/>
-              <w:left w:w="120" w:type="dxa"/>
-              <w:right w:w="120" w:type="dxa"/>
-            </w:tcMar>
-            <w:tcBorders>
-              <w:top w:val="single" w:sz="4" w:space="0" w:color="CCCCCC"/>
-              <w:bottom w:val="single" w:sz="4" w:space="0" w:color="CCCCCC"/>
-              <w:left w:val="single" w:sz="4" w:space="0" w:color="CCCCCC"/>
-              <w:right w:val="single" w:sz="4" w:space="0" w:color="CCCCCC"/>
-            </w:tcBorders>
-          </w:tcPr>
-          <w:p>
-            <w:pPr>
-              <w:spacing w:before="60" w:after="60" w:line="252" w:lineRule="auto"/>
-              <w:jc w:val="left"/>
-            </w:pPr>
-            <w:r/>
-            <w:r>
-              <w:rPr>
-                <w:b/>
-              </w:rPr>
-              <w:t>Fri 02/10</w:t>
-            </w:r>
-          </w:p>
-        </w:tc>
-        <w:tc>
-          <w:tcPr>
-            <w:tcW w:type="dxa" w:w="864"/>
-            <w:shd w:fill="FFFFFF"/>
-            <w:tcMar>
-              <w:top w:w="100" w:type="dxa"/>
-              <w:bottom w:w="100" w:type="dxa"/>
-              <w:left w:w="120" w:type="dxa"/>
-              <w:right w:w="120" w:type="dxa"/>
-            </w:tcMar>
-            <w:tcBorders>
-              <w:top w:val="single" w:sz="4" w:space="0" w:color="CCCCCC"/>
-              <w:bottom w:val="single" w:sz="4" w:space="0" w:color="CCCCCC"/>
-              <w:left w:val="single" w:sz="4" w:space="0" w:color="CCCCCC"/>
-              <w:right w:val="single" w:sz="4" w:space="0" w:color="CCCCCC"/>
-            </w:tcBorders>
-          </w:tcPr>
-          <w:p>
-            <w:pPr>
-              <w:spacing w:before="60" w:after="60" w:line="252" w:lineRule="auto"/>
-              <w:jc w:val="left"/>
-            </w:pPr>
-            <w:r/>
-            <w:r>
-              <w:t>NY Close 23-01</w:t>
-            </w:r>
-          </w:p>
-        </w:tc>
-        <w:tc>
-          <w:tcPr>
-            <w:tcW w:type="dxa" w:w="1440"/>
-            <w:shd w:fill="FFFFFF"/>
-            <w:tcMar>
-              <w:top w:w="100" w:type="dxa"/>
-              <w:bottom w:w="100" w:type="dxa"/>
-              <w:left w:w="120" w:type="dxa"/>
-              <w:right w:w="120" w:type="dxa"/>
-            </w:tcMar>
-            <w:tcBorders>
-              <w:top w:val="single" w:sz="4" w:space="0" w:color="CCCCCC"/>
-              <w:bottom w:val="single" w:sz="4" w:space="0" w:color="CCCCCC"/>
-              <w:left w:val="single" w:sz="4" w:space="0" w:color="CCCCCC"/>
-              <w:right w:val="single" w:sz="4" w:space="0" w:color="CCCCCC"/>
-            </w:tcBorders>
-          </w:tcPr>
-          <w:p>
-            <w:pPr>
-              <w:spacing w:before="60" w:after="60" w:line="252" w:lineRule="auto"/>
-              <w:jc w:val="left"/>
-            </w:pPr>
-            <w:r/>
-            <w:r>
-              <w:t>532.25</w:t>
-            </w:r>
-          </w:p>
-        </w:tc>
-        <w:tc>
-          <w:tcPr>
-            <w:tcW w:type="dxa" w:w="2016"/>
-            <w:shd w:fill="FFFFFF"/>
-            <w:tcMar>
-              <w:top w:w="100" w:type="dxa"/>
-              <w:bottom w:w="100" w:type="dxa"/>
-              <w:left w:w="120" w:type="dxa"/>
-              <w:right w:w="120" w:type="dxa"/>
-            </w:tcMar>
-            <w:tcBorders>
-              <w:top w:val="single" w:sz="4" w:space="0" w:color="CCCCCC"/>
-              <w:bottom w:val="single" w:sz="4" w:space="0" w:color="CCCCCC"/>
-              <w:left w:val="single" w:sz="4" w:space="0" w:color="CCCCCC"/>
-              <w:right w:val="single" w:sz="4" w:space="0" w:color="CCCCCC"/>
-            </w:tcBorders>
-          </w:tcPr>
-          <w:p>
-            <w:pPr>
-              <w:spacing w:before="60" w:after="60" w:line="252" w:lineRule="auto"/>
-              <w:jc w:val="left"/>
-            </w:pPr>
-            <w:r/>
-            <w:r>
-              <w:t>536.25</w:t>
-            </w:r>
-          </w:p>
-        </w:tc>
-        <w:tc>
-          <w:tcPr>
-            <w:tcW w:type="dxa" w:w="1152"/>
-            <w:shd w:fill="FFFFFF"/>
-            <w:tcMar>
-              <w:top w:w="100" w:type="dxa"/>
-              <w:bottom w:w="100" w:type="dxa"/>
-              <w:left w:w="120" w:type="dxa"/>
-              <w:right w:w="120" w:type="dxa"/>
-            </w:tcMar>
-            <w:tcBorders>
-              <w:top w:val="single" w:sz="4" w:space="0" w:color="CCCCCC"/>
-              <w:bottom w:val="single" w:sz="4" w:space="0" w:color="CCCCCC"/>
-              <w:left w:val="single" w:sz="4" w:space="0" w:color="CCCCCC"/>
-              <w:right w:val="single" w:sz="4" w:space="0" w:color="CCCCCC"/>
-            </w:tcBorders>
-          </w:tcPr>
-          <w:p>
-            <w:pPr>
-              <w:spacing w:before="60" w:after="60" w:line="252" w:lineRule="auto"/>
-              <w:jc w:val="left"/>
-            </w:pPr>
-            <w:r/>
-            <w:r>
-              <w:t>530.50</w:t>
-            </w:r>
-          </w:p>
-        </w:tc>
-        <w:tc>
-          <w:tcPr>
-            <w:tcW w:type="dxa" w:w="1728"/>
-            <w:shd w:fill="FFFFFF"/>
-            <w:tcMar>
-              <w:top w:w="100" w:type="dxa"/>
-              <w:bottom w:w="100" w:type="dxa"/>
-              <w:left w:w="120" w:type="dxa"/>
-              <w:right w:w="120" w:type="dxa"/>
-            </w:tcMar>
-            <w:tcBorders>
-              <w:top w:val="single" w:sz="4" w:space="0" w:color="CCCCCC"/>
-              <w:bottom w:val="single" w:sz="4" w:space="0" w:color="CCCCCC"/>
-              <w:left w:val="single" w:sz="4" w:space="0" w:color="CCCCCC"/>
-              <w:right w:val="single" w:sz="4" w:space="0" w:color="CCCCCC"/>
-            </w:tcBorders>
-          </w:tcPr>
-          <w:p>
-            <w:pPr>
-              <w:spacing w:before="60" w:after="60" w:line="252" w:lineRule="auto"/>
-              <w:jc w:val="left"/>
-            </w:pPr>
-            <w:r/>
-            <w:r>
-              <w:rPr>
-                <w:b/>
-              </w:rPr>
-              <w:t>532.00</w:t>
             </w:r>
           </w:p>
         </w:tc>
@@ -21791,7 +21791,7 @@
         <w:t>Giá Chốt Phiên (Close):</w:t>
       </w:r>
       <w:r>
-        <w:t xml:space="preserve"> 694.00 cents | </w:t>
+        <w:t xml:space="preserve"> 696.75 cents | </w:t>
       </w:r>
       <w:r>
         <w:rPr>
@@ -21806,10 +21806,10 @@
         <w:rPr>
           <w:b/>
         </w:rPr>
-        <w:t>`694.82 cents`</w:t>
+        <w:t>`697.66 cents`</w:t>
       </w:r>
       <w:r>
-        <w:t xml:space="preserve"> (+0.82).</w:t>
+        <w:t xml:space="preserve"> (+0.91).</w:t>
       </w:r>
     </w:p>
     <w:p>
@@ -21830,7 +21830,7 @@
         <w:rPr>
           <w:b/>
         </w:rPr>
-        <w:t>`2,741`</w:t>
+        <w:t>`4,579`</w:t>
       </w:r>
       <w:r>
         <w:t xml:space="preserve"> (Chênh lệch: </w:t>
@@ -21839,7 +21839,7 @@
         <w:rPr>
           <w:b/>
         </w:rPr>
-        <w:t>`-61,079`</w:t>
+        <w:t>`-59,241`</w:t>
       </w:r>
       <w:r>
         <w:t xml:space="preserve">) | OI: </w:t>
@@ -21857,7 +21857,7 @@
         <w:rPr>
           <w:b/>
         </w:rPr>
-        <w:t>`-549`</w:t>
+        <w:t>`+0`</w:t>
       </w:r>
       <w:r>
         <w:t>)</w:t>
@@ -22173,7 +22173,7 @@
               <w:rPr>
                 <w:b/>
               </w:rPr>
-              <w:t>96.32</w:t>
+              <w:t>96.17</w:t>
             </w:r>
           </w:p>
         </w:tc>
@@ -22204,7 +22204,7 @@
               <w:rPr>
                 <w:b/>
               </w:rPr>
-              <w:t>-8.51%</w:t>
+              <w:t>-6.26%</w:t>
             </w:r>
           </w:p>
         </w:tc>
@@ -22296,7 +22296,7 @@
               <w:rPr>
                 <w:b/>
               </w:rPr>
-              <w:t>101.32</w:t>
+              <w:t>101.37</w:t>
             </w:r>
           </w:p>
         </w:tc>
@@ -22327,7 +22327,7 @@
               <w:rPr>
                 <w:b/>
               </w:rPr>
-              <w:t>+0.12%</w:t>
+              <w:t>+0.00%</w:t>
             </w:r>
           </w:p>
         </w:tc>
@@ -22931,7 +22931,7 @@
         <w:t xml:space="preserve"> EMA_21 </w:t>
       </w:r>
       <w:r>
-        <w:t xml:space="preserve"> (690.38) &lt; </w:t>
+        <w:t xml:space="preserve"> (691.81) &lt; </w:t>
       </w:r>
       <w:r>
         <w:rPr>
@@ -22942,7 +22942,7 @@
         <w:t xml:space="preserve"> EMA_50 </w:t>
       </w:r>
       <w:r>
-        <w:t xml:space="preserve"> (692.57).</w:t>
+        <w:t xml:space="preserve"> (692.97).</w:t>
       </w:r>
     </w:p>
     <w:p>
@@ -22963,7 +22963,7 @@
         <w:rPr>
           <w:b/>
         </w:rPr>
-        <w:t>`59.14`</w:t>
+        <w:t>`64.58`</w:t>
       </w:r>
       <w:r>
         <w:t xml:space="preserve"> | ATR (14) = </w:t>
@@ -22972,7 +22972,7 @@
         <w:rPr>
           <w:b/>
         </w:rPr>
-        <w:t>`3.28`</w:t>
+        <w:t>`2.85`</w:t>
       </w:r>
       <w:r>
         <w:t xml:space="preserve"> cents | Volatility = </w:t>
@@ -22981,7 +22981,7 @@
         <w:rPr>
           <w:b/>
         </w:rPr>
-        <w:t>`1.75 cents`</w:t>
+        <w:t>`2.00 cents`</w:t>
       </w:r>
       <w:r>
         <w:t>.</w:t>
@@ -23756,7 +23756,7 @@
           <w:b/>
           <w:color w:val="B91C1C"/>
         </w:rPr>
-        <w:t>`690.38 - 692.57 cents (Canh bán hồi kỹ thuật H1)`</w:t>
+        <w:t>`691.81 - 692.97 cents (Canh bán hồi kỹ thuật H1)`</w:t>
       </w:r>
       <w:r>
         <w:t xml:space="preserve"> | SL: </w:t>
@@ -23765,7 +23765,7 @@
         <w:rPr>
           <w:b/>
         </w:rPr>
-        <w:t>`799.92 cents (Trên kháng cự R2 + 1.5x ATR)`</w:t>
+        <w:t>`799.27 cents (Trên kháng cự R2 + 1.5x ATR)`</w:t>
       </w:r>
       <w:r>
         <w:t xml:space="preserve"> | TP: </w:t>
@@ -23836,7 +23836,7 @@
         <w:rPr>
           <w:b/>
         </w:rPr>
-        <w:t>`693.25 cents`</w:t>
+        <w:t>`693.65 cents`</w:t>
       </w:r>
       <w:r>
         <w:t xml:space="preserve"> | TP: </w:t>
@@ -23882,7 +23882,7 @@
         <w:rPr>
           <w:b/>
         </w:rPr>
-        <w:t>`720.25 cents`</w:t>
+        <w:t>`719.85 cents`</w:t>
       </w:r>
       <w:r>
         <w:t xml:space="preserve"> | TP: </w:t>
@@ -23931,7 +23931,7 @@
         <w:rPr>
           <w:b/>
         </w:rPr>
-        <w:t>`668.37 - 681.50 cents`</w:t>
+        <w:t>`670.11 - 681.50 cents`</w:t>
       </w:r>
     </w:p>
     <w:p>
@@ -24338,7 +24338,7 @@
             </w:pPr>
             <w:r/>
             <w:r>
-              <w:t>694.00</w:t>
+              <w:t>696.75</w:t>
             </w:r>
           </w:p>
         </w:tc>
@@ -24366,7 +24366,7 @@
             </w:pPr>
             <w:r/>
             <w:r>
-              <w:t>705.25</w:t>
+              <w:t>708.00</w:t>
             </w:r>
           </w:p>
         </w:tc>
@@ -24394,7 +24394,7 @@
             </w:pPr>
             <w:r/>
             <w:r>
-              <w:t>688.50</w:t>
+              <w:t>691.25</w:t>
             </w:r>
           </w:p>
         </w:tc>
@@ -24425,7 +24425,7 @@
               <w:rPr>
                 <w:b/>
               </w:rPr>
-              <w:t>693.25</w:t>
+              <w:t>696.00</w:t>
             </w:r>
           </w:p>
         </w:tc>
@@ -24573,7 +24573,7 @@
             </w:pPr>
             <w:r/>
             <w:r>
-              <w:t>693.25</w:t>
+              <w:t>696.00</w:t>
             </w:r>
           </w:p>
         </w:tc>
@@ -24601,7 +24601,7 @@
             </w:pPr>
             <w:r/>
             <w:r>
-              <w:t>700.75</w:t>
+              <w:t>703.50</w:t>
             </w:r>
           </w:p>
         </w:tc>
@@ -24629,7 +24629,7 @@
             </w:pPr>
             <w:r/>
             <w:r>
-              <w:t>687.25</w:t>
+              <w:t>690.00</w:t>
             </w:r>
           </w:p>
         </w:tc>
@@ -24660,7 +24660,7 @@
               <w:rPr>
                 <w:b/>
               </w:rPr>
-              <w:t>692.75</w:t>
+              <w:t>695.50</w:t>
             </w:r>
           </w:p>
         </w:tc>
@@ -24808,7 +24808,7 @@
             </w:pPr>
             <w:r/>
             <w:r>
-              <w:t>692.75</w:t>
+              <w:t>695.50</w:t>
             </w:r>
           </w:p>
         </w:tc>
@@ -24836,7 +24836,7 @@
             </w:pPr>
             <w:r/>
             <w:r>
-              <w:t>706.50</w:t>
+              <w:t>709.25</w:t>
             </w:r>
           </w:p>
         </w:tc>
@@ -24864,7 +24864,7 @@
             </w:pPr>
             <w:r/>
             <w:r>
-              <w:t>678.00</w:t>
+              <w:t>680.75</w:t>
             </w:r>
           </w:p>
         </w:tc>
@@ -24895,7 +24895,7 @@
               <w:rPr>
                 <w:b/>
               </w:rPr>
-              <w:t>694.75</w:t>
+              <w:t>697.50</w:t>
             </w:r>
           </w:p>
         </w:tc>
@@ -25043,7 +25043,7 @@
             </w:pPr>
             <w:r/>
             <w:r>
-              <w:t>694.75</w:t>
+              <w:t>697.50</w:t>
             </w:r>
           </w:p>
         </w:tc>
@@ -25071,7 +25071,7 @@
             </w:pPr>
             <w:r/>
             <w:r>
-              <w:t>708.00</w:t>
+              <w:t>710.75</w:t>
             </w:r>
           </w:p>
         </w:tc>
@@ -25099,7 +25099,7 @@
             </w:pPr>
             <w:r/>
             <w:r>
-              <w:t>686.50</w:t>
+              <w:t>689.25</w:t>
             </w:r>
           </w:p>
         </w:tc>
@@ -25130,7 +25130,7 @@
               <w:rPr>
                 <w:b/>
               </w:rPr>
-              <w:t>696.00</w:t>
+              <w:t>698.75</w:t>
             </w:r>
           </w:p>
         </w:tc>
@@ -25278,7 +25278,7 @@
             </w:pPr>
             <w:r/>
             <w:r>
-              <w:t>696.00</w:t>
+              <w:t>698.75</w:t>
             </w:r>
           </w:p>
         </w:tc>
@@ -25306,7 +25306,7 @@
             </w:pPr>
             <w:r/>
             <w:r>
-              <w:t>712.50</w:t>
+              <w:t>715.25</w:t>
             </w:r>
           </w:p>
         </w:tc>
@@ -25334,7 +25334,7 @@
             </w:pPr>
             <w:r/>
             <w:r>
-              <w:t>685.50</w:t>
+              <w:t>688.25</w:t>
             </w:r>
           </w:p>
         </w:tc>
@@ -25365,7 +25365,7 @@
               <w:rPr>
                 <w:b/>
               </w:rPr>
-              <w:t>700.50</w:t>
+              <w:t>703.25</w:t>
             </w:r>
           </w:p>
         </w:tc>
@@ -25513,7 +25513,7 @@
             </w:pPr>
             <w:r/>
             <w:r>
-              <w:t>700.50</w:t>
+              <w:t>703.25</w:t>
             </w:r>
           </w:p>
         </w:tc>
@@ -25541,7 +25541,7 @@
             </w:pPr>
             <w:r/>
             <w:r>
-              <w:t>708.25</w:t>
+              <w:t>711.00</w:t>
             </w:r>
           </w:p>
         </w:tc>
@@ -25569,7 +25569,7 @@
             </w:pPr>
             <w:r/>
             <w:r>
-              <w:t>689.50</w:t>
+              <w:t>692.25</w:t>
             </w:r>
           </w:p>
         </w:tc>
@@ -25600,7 +25600,7 @@
               <w:rPr>
                 <w:b/>
               </w:rPr>
-              <w:t>701.75</w:t>
+              <w:t>704.50</w:t>
             </w:r>
           </w:p>
         </w:tc>
@@ -25748,7 +25748,7 @@
             </w:pPr>
             <w:r/>
             <w:r>
-              <w:t>701.75</w:t>
+              <w:t>704.50</w:t>
             </w:r>
           </w:p>
         </w:tc>
@@ -25776,7 +25776,7 @@
             </w:pPr>
             <w:r/>
             <w:r>
-              <w:t>710.00</w:t>
+              <w:t>712.75</w:t>
             </w:r>
           </w:p>
         </w:tc>
@@ -25804,7 +25804,7 @@
             </w:pPr>
             <w:r/>
             <w:r>
-              <w:t>691.25</w:t>
+              <w:t>694.00</w:t>
             </w:r>
           </w:p>
         </w:tc>
@@ -25835,7 +25835,7 @@
               <w:rPr>
                 <w:b/>
               </w:rPr>
-              <w:t>703.50</w:t>
+              <w:t>706.25</w:t>
             </w:r>
           </w:p>
         </w:tc>
@@ -25983,7 +25983,7 @@
             </w:pPr>
             <w:r/>
             <w:r>
-              <w:t>703.50</w:t>
+              <w:t>706.25</w:t>
             </w:r>
           </w:p>
         </w:tc>
@@ -26011,7 +26011,7 @@
             </w:pPr>
             <w:r/>
             <w:r>
-              <w:t>715.75</w:t>
+              <w:t>718.50</w:t>
             </w:r>
           </w:p>
         </w:tc>
@@ -26039,7 +26039,7 @@
             </w:pPr>
             <w:r/>
             <w:r>
-              <w:t>693.75</w:t>
+              <w:t>696.50</w:t>
             </w:r>
           </w:p>
         </w:tc>
@@ -26070,7 +26070,7 @@
               <w:rPr>
                 <w:b/>
               </w:rPr>
-              <w:t>702.50</w:t>
+              <w:t>705.25</w:t>
             </w:r>
           </w:p>
         </w:tc>
@@ -26218,7 +26218,7 @@
             </w:pPr>
             <w:r/>
             <w:r>
-              <w:t>702.50</w:t>
+              <w:t>705.25</w:t>
             </w:r>
           </w:p>
         </w:tc>
@@ -26246,7 +26246,7 @@
             </w:pPr>
             <w:r/>
             <w:r>
-              <w:t>713.00</w:t>
+              <w:t>715.75</w:t>
             </w:r>
           </w:p>
         </w:tc>
@@ -26274,7 +26274,7 @@
             </w:pPr>
             <w:r/>
             <w:r>
-              <w:t>687.75</w:t>
+              <w:t>690.50</w:t>
             </w:r>
           </w:p>
         </w:tc>
@@ -26305,7 +26305,7 @@
               <w:rPr>
                 <w:b/>
               </w:rPr>
-              <w:t>704.75</w:t>
+              <w:t>707.50</w:t>
             </w:r>
           </w:p>
         </w:tc>
@@ -26453,7 +26453,7 @@
             </w:pPr>
             <w:r/>
             <w:r>
-              <w:t>704.75</w:t>
+              <w:t>707.50</w:t>
             </w:r>
           </w:p>
         </w:tc>
@@ -26481,7 +26481,7 @@
             </w:pPr>
             <w:r/>
             <w:r>
-              <w:t>715.25</w:t>
+              <w:t>718.00</w:t>
             </w:r>
           </w:p>
         </w:tc>
@@ -26509,7 +26509,7 @@
             </w:pPr>
             <w:r/>
             <w:r>
-              <w:t>698.50</w:t>
+              <w:t>701.25</w:t>
             </w:r>
           </w:p>
         </w:tc>
@@ -26540,7 +26540,7 @@
               <w:rPr>
                 <w:b/>
               </w:rPr>
-              <w:t>705.50</w:t>
+              <w:t>708.25</w:t>
             </w:r>
           </w:p>
         </w:tc>
@@ -26688,7 +26688,7 @@
             </w:pPr>
             <w:r/>
             <w:r>
-              <w:t>705.50</w:t>
+              <w:t>708.25</w:t>
             </w:r>
           </w:p>
         </w:tc>
@@ -26716,7 +26716,7 @@
             </w:pPr>
             <w:r/>
             <w:r>
-              <w:t>719.75</w:t>
+              <w:t>722.50</w:t>
             </w:r>
           </w:p>
         </w:tc>
@@ -26744,7 +26744,7 @@
             </w:pPr>
             <w:r/>
             <w:r>
-              <w:t>690.75</w:t>
+              <w:t>693.50</w:t>
             </w:r>
           </w:p>
         </w:tc>
@@ -26775,7 +26775,7 @@
               <w:rPr>
                 <w:b/>
               </w:rPr>
-              <w:t>707.50</w:t>
+              <w:t>710.25</w:t>
             </w:r>
           </w:p>
         </w:tc>
@@ -26923,7 +26923,7 @@
             </w:pPr>
             <w:r/>
             <w:r>
-              <w:t>707.50</w:t>
+              <w:t>710.25</w:t>
             </w:r>
           </w:p>
         </w:tc>
@@ -26951,7 +26951,7 @@
             </w:pPr>
             <w:r/>
             <w:r>
-              <w:t>714.00</w:t>
+              <w:t>716.75</w:t>
             </w:r>
           </w:p>
         </w:tc>
@@ -26979,7 +26979,7 @@
             </w:pPr>
             <w:r/>
             <w:r>
-              <w:t>700.75</w:t>
+              <w:t>703.50</w:t>
             </w:r>
           </w:p>
         </w:tc>
@@ -27010,7 +27010,7 @@
               <w:rPr>
                 <w:b/>
               </w:rPr>
-              <w:t>707.75</w:t>
+              <w:t>710.50</w:t>
             </w:r>
           </w:p>
         </w:tc>
@@ -27158,7 +27158,7 @@
             </w:pPr>
             <w:r/>
             <w:r>
-              <w:t>707.75</w:t>
+              <w:t>710.50</w:t>
             </w:r>
           </w:p>
         </w:tc>
@@ -27186,7 +27186,7 @@
             </w:pPr>
             <w:r/>
             <w:r>
-              <w:t>718.00</w:t>
+              <w:t>720.75</w:t>
             </w:r>
           </w:p>
         </w:tc>
@@ -27214,7 +27214,7 @@
             </w:pPr>
             <w:r/>
             <w:r>
-              <w:t>699.75</w:t>
+              <w:t>702.50</w:t>
             </w:r>
           </w:p>
         </w:tc>
@@ -27245,7 +27245,7 @@
               <w:rPr>
                 <w:b/>
               </w:rPr>
-              <w:t>708.25</w:t>
+              <w:t>711.00</w:t>
             </w:r>
           </w:p>
         </w:tc>
@@ -27393,7 +27393,7 @@
             </w:pPr>
             <w:r/>
             <w:r>
-              <w:t>708.25</w:t>
+              <w:t>711.00</w:t>
             </w:r>
           </w:p>
         </w:tc>
@@ -27421,7 +27421,7 @@
             </w:pPr>
             <w:r/>
             <w:r>
-              <w:t>715.25</w:t>
+              <w:t>718.00</w:t>
             </w:r>
           </w:p>
         </w:tc>
@@ -27449,7 +27449,7 @@
             </w:pPr>
             <w:r/>
             <w:r>
-              <w:t>702.25</w:t>
+              <w:t>705.00</w:t>
             </w:r>
           </w:p>
         </w:tc>
@@ -27480,7 +27480,7 @@
               <w:rPr>
                 <w:b/>
               </w:rPr>
-              <w:t>707.50</w:t>
+              <w:t>710.25</w:t>
             </w:r>
           </w:p>
         </w:tc>
@@ -27628,7 +27628,7 @@
             </w:pPr>
             <w:r/>
             <w:r>
-              <w:t>707.50</w:t>
+              <w:t>710.25</w:t>
             </w:r>
           </w:p>
         </w:tc>
@@ -27656,7 +27656,7 @@
             </w:pPr>
             <w:r/>
             <w:r>
-              <w:t>721.00</w:t>
+              <w:t>723.75</w:t>
             </w:r>
           </w:p>
         </w:tc>
@@ -27684,7 +27684,7 @@
             </w:pPr>
             <w:r/>
             <w:r>
-              <w:t>694.50</w:t>
+              <w:t>697.25</w:t>
             </w:r>
           </w:p>
         </w:tc>
@@ -27715,7 +27715,7 @@
               <w:rPr>
                 <w:b/>
               </w:rPr>
-              <w:t>709.25</w:t>
+              <w:t>712.00</w:t>
             </w:r>
           </w:p>
         </w:tc>
@@ -27863,7 +27863,7 @@
             </w:pPr>
             <w:r/>
             <w:r>
-              <w:t>709.25</w:t>
+              <w:t>712.00</w:t>
             </w:r>
           </w:p>
         </w:tc>
@@ -27891,7 +27891,7 @@
             </w:pPr>
             <w:r/>
             <w:r>
-              <w:t>718.50</w:t>
+              <w:t>721.25</w:t>
             </w:r>
           </w:p>
         </w:tc>
@@ -27919,7 +27919,7 @@
             </w:pPr>
             <w:r/>
             <w:r>
-              <w:t>698.50</w:t>
+              <w:t>701.25</w:t>
             </w:r>
           </w:p>
         </w:tc>
@@ -27950,7 +27950,7 @@
               <w:rPr>
                 <w:b/>
               </w:rPr>
-              <w:t>709.75</w:t>
+              <w:t>712.50</w:t>
             </w:r>
           </w:p>
         </w:tc>
@@ -28098,7 +28098,7 @@
             </w:pPr>
             <w:r/>
             <w:r>
-              <w:t>709.75</w:t>
+              <w:t>712.50</w:t>
             </w:r>
           </w:p>
         </w:tc>
@@ -28126,7 +28126,7 @@
             </w:pPr>
             <w:r/>
             <w:r>
-              <w:t>722.00</w:t>
+              <w:t>724.75</w:t>
             </w:r>
           </w:p>
         </w:tc>
@@ -28154,7 +28154,7 @@
             </w:pPr>
             <w:r/>
             <w:r>
-              <w:t>695.50</w:t>
+              <w:t>698.25</w:t>
             </w:r>
           </w:p>
         </w:tc>
@@ -28185,7 +28185,7 @@
               <w:rPr>
                 <w:b/>
               </w:rPr>
-              <w:t>708.25</w:t>
+              <w:t>711.00</w:t>
             </w:r>
           </w:p>
         </w:tc>
@@ -28333,7 +28333,7 @@
             </w:pPr>
             <w:r/>
             <w:r>
-              <w:t>708.25</w:t>
+              <w:t>711.00</w:t>
             </w:r>
           </w:p>
         </w:tc>
@@ -28361,7 +28361,7 @@
             </w:pPr>
             <w:r/>
             <w:r>
-              <w:t>715.25</w:t>
+              <w:t>718.00</w:t>
             </w:r>
           </w:p>
         </w:tc>
@@ -28389,7 +28389,7 @@
             </w:pPr>
             <w:r/>
             <w:r>
-              <w:t>698.75</w:t>
+              <w:t>701.50</w:t>
             </w:r>
           </w:p>
         </w:tc>
@@ -28420,7 +28420,7 @@
               <w:rPr>
                 <w:b/>
               </w:rPr>
-              <w:t>708.75</w:t>
+              <w:t>711.50</w:t>
             </w:r>
           </w:p>
         </w:tc>
@@ -28568,7 +28568,7 @@
             </w:pPr>
             <w:r/>
             <w:r>
-              <w:t>708.75</w:t>
+              <w:t>711.50</w:t>
             </w:r>
           </w:p>
         </w:tc>
@@ -28596,7 +28596,7 @@
             </w:pPr>
             <w:r/>
             <w:r>
-              <w:t>719.25</w:t>
+              <w:t>722.00</w:t>
             </w:r>
           </w:p>
         </w:tc>
@@ -28624,7 +28624,7 @@
             </w:pPr>
             <w:r/>
             <w:r>
-              <w:t>701.50</w:t>
+              <w:t>704.25</w:t>
             </w:r>
           </w:p>
         </w:tc>
@@ -28655,7 +28655,7 @@
               <w:rPr>
                 <w:b/>
               </w:rPr>
-              <w:t>708.50</w:t>
+              <w:t>711.25</w:t>
             </w:r>
           </w:p>
         </w:tc>
@@ -28803,7 +28803,7 @@
             </w:pPr>
             <w:r/>
             <w:r>
-              <w:t>708.50</w:t>
+              <w:t>711.25</w:t>
             </w:r>
           </w:p>
         </w:tc>
@@ -28831,7 +28831,7 @@
             </w:pPr>
             <w:r/>
             <w:r>
-              <w:t>718.25</w:t>
+              <w:t>721.00</w:t>
             </w:r>
           </w:p>
         </w:tc>
@@ -28859,7 +28859,7 @@
             </w:pPr>
             <w:r/>
             <w:r>
-              <w:t>698.75</w:t>
+              <w:t>701.50</w:t>
             </w:r>
           </w:p>
         </w:tc>
@@ -28890,7 +28890,7 @@
               <w:rPr>
                 <w:b/>
               </w:rPr>
-              <w:t>709.00</w:t>
+              <w:t>711.75</w:t>
             </w:r>
           </w:p>
         </w:tc>
@@ -29038,7 +29038,7 @@
             </w:pPr>
             <w:r/>
             <w:r>
-              <w:t>709.00</w:t>
+              <w:t>711.75</w:t>
             </w:r>
           </w:p>
         </w:tc>
@@ -29066,7 +29066,7 @@
             </w:pPr>
             <w:r/>
             <w:r>
-              <w:t>719.75</w:t>
+              <w:t>722.50</w:t>
             </w:r>
           </w:p>
         </w:tc>
@@ -29094,7 +29094,7 @@
             </w:pPr>
             <w:r/>
             <w:r>
-              <w:t>701.75</w:t>
+              <w:t>704.50</w:t>
             </w:r>
           </w:p>
         </w:tc>
@@ -29125,7 +29125,7 @@
               <w:rPr>
                 <w:b/>
               </w:rPr>
-              <w:t>709.75</w:t>
+              <w:t>712.50</w:t>
             </w:r>
           </w:p>
         </w:tc>
@@ -29273,7 +29273,7 @@
             </w:pPr>
             <w:r/>
             <w:r>
-              <w:t>709.75</w:t>
+              <w:t>712.50</w:t>
             </w:r>
           </w:p>
         </w:tc>
@@ -29301,7 +29301,7 @@
             </w:pPr>
             <w:r/>
             <w:r>
-              <w:t>716.25</w:t>
+              <w:t>719.00</w:t>
             </w:r>
           </w:p>
         </w:tc>
@@ -29329,7 +29329,7 @@
             </w:pPr>
             <w:r/>
             <w:r>
-              <w:t>701.25</w:t>
+              <w:t>704.00</w:t>
             </w:r>
           </w:p>
         </w:tc>
@@ -29360,7 +29360,7 @@
               <w:rPr>
                 <w:b/>
               </w:rPr>
-              <w:t>710.25</w:t>
+              <w:t>713.00</w:t>
             </w:r>
           </w:p>
         </w:tc>
@@ -29508,7 +29508,7 @@
             </w:pPr>
             <w:r/>
             <w:r>
-              <w:t>710.25</w:t>
+              <w:t>713.00</w:t>
             </w:r>
           </w:p>
         </w:tc>
@@ -29536,7 +29536,7 @@
             </w:pPr>
             <w:r/>
             <w:r>
-              <w:t>721.25</w:t>
+              <w:t>724.00</w:t>
             </w:r>
           </w:p>
         </w:tc>
@@ -29564,7 +29564,7 @@
             </w:pPr>
             <w:r/>
             <w:r>
-              <w:t>698.50</w:t>
+              <w:t>701.25</w:t>
             </w:r>
           </w:p>
         </w:tc>
@@ -29595,7 +29595,7 @@
               <w:rPr>
                 <w:b/>
               </w:rPr>
-              <w:t>713.75</w:t>
+              <w:t>716.50</w:t>
             </w:r>
           </w:p>
         </w:tc>
@@ -29743,7 +29743,7 @@
             </w:pPr>
             <w:r/>
             <w:r>
-              <w:t>713.75</w:t>
+              <w:t>716.50</w:t>
             </w:r>
           </w:p>
         </w:tc>
@@ -29771,7 +29771,7 @@
             </w:pPr>
             <w:r/>
             <w:r>
-              <w:t>719.25</w:t>
+              <w:t>722.00</w:t>
             </w:r>
           </w:p>
         </w:tc>
@@ -29799,7 +29799,7 @@
             </w:pPr>
             <w:r/>
             <w:r>
-              <w:t>706.00</w:t>
+              <w:t>708.75</w:t>
             </w:r>
           </w:p>
         </w:tc>
@@ -29830,7 +29830,7 @@
               <w:rPr>
                 <w:b/>
               </w:rPr>
-              <w:t>714.50</w:t>
+              <w:t>717.25</w:t>
             </w:r>
           </w:p>
         </w:tc>
@@ -29978,7 +29978,7 @@
             </w:pPr>
             <w:r/>
             <w:r>
-              <w:t>714.50</w:t>
+              <w:t>717.25</w:t>
             </w:r>
           </w:p>
         </w:tc>
@@ -30006,7 +30006,7 @@
             </w:pPr>
             <w:r/>
             <w:r>
-              <w:t>723.75</w:t>
+              <w:t>726.50</w:t>
             </w:r>
           </w:p>
         </w:tc>
@@ -30034,7 +30034,7 @@
             </w:pPr>
             <w:r/>
             <w:r>
-              <w:t>708.00</w:t>
+              <w:t>710.75</w:t>
             </w:r>
           </w:p>
         </w:tc>
@@ -30065,7 +30065,7 @@
               <w:rPr>
                 <w:b/>
               </w:rPr>
-              <w:t>713.75</w:t>
+              <w:t>716.50</w:t>
             </w:r>
           </w:p>
         </w:tc>
@@ -30213,7 +30213,7 @@
             </w:pPr>
             <w:r/>
             <w:r>
-              <w:t>713.75</w:t>
+              <w:t>716.50</w:t>
             </w:r>
           </w:p>
         </w:tc>
@@ -30241,7 +30241,7 @@
             </w:pPr>
             <w:r/>
             <w:r>
-              <w:t>721.25</w:t>
+              <w:t>724.00</w:t>
             </w:r>
           </w:p>
         </w:tc>
@@ -30269,7 +30269,7 @@
             </w:pPr>
             <w:r/>
             <w:r>
-              <w:t>707.75</w:t>
+              <w:t>710.50</w:t>
             </w:r>
           </w:p>
         </w:tc>
@@ -30300,7 +30300,7 @@
               <w:rPr>
                 <w:b/>
               </w:rPr>
-              <w:t>712.75</w:t>
+              <w:t>715.50</w:t>
             </w:r>
           </w:p>
         </w:tc>
@@ -30448,7 +30448,7 @@
             </w:pPr>
             <w:r/>
             <w:r>
-              <w:t>712.75</w:t>
+              <w:t>715.50</w:t>
             </w:r>
           </w:p>
         </w:tc>
@@ -30476,7 +30476,7 @@
             </w:pPr>
             <w:r/>
             <w:r>
-              <w:t>719.75</w:t>
+              <w:t>722.50</w:t>
             </w:r>
           </w:p>
         </w:tc>
@@ -30504,7 +30504,7 @@
             </w:pPr>
             <w:r/>
             <w:r>
-              <w:t>699.25</w:t>
+              <w:t>702.00</w:t>
             </w:r>
           </w:p>
         </w:tc>
@@ -30535,7 +30535,7 @@
               <w:rPr>
                 <w:b/>
               </w:rPr>
-              <w:t>713.50</w:t>
+              <w:t>716.25</w:t>
             </w:r>
           </w:p>
         </w:tc>
@@ -30683,7 +30683,7 @@
             </w:pPr>
             <w:r/>
             <w:r>
-              <w:t>713.50</w:t>
+              <w:t>716.25</w:t>
             </w:r>
           </w:p>
         </w:tc>
@@ -30711,7 +30711,7 @@
             </w:pPr>
             <w:r/>
             <w:r>
-              <w:t>722.75</w:t>
+              <w:t>725.50</w:t>
             </w:r>
           </w:p>
         </w:tc>
@@ -30739,7 +30739,7 @@
             </w:pPr>
             <w:r/>
             <w:r>
-              <w:t>706.25</w:t>
+              <w:t>709.00</w:t>
             </w:r>
           </w:p>
         </w:tc>
@@ -30770,7 +30770,7 @@
               <w:rPr>
                 <w:b/>
               </w:rPr>
-              <w:t>713.25</w:t>
+              <w:t>716.00</w:t>
             </w:r>
           </w:p>
         </w:tc>
@@ -30918,7 +30918,7 @@
             </w:pPr>
             <w:r/>
             <w:r>
-              <w:t>713.25</w:t>
+              <w:t>716.00</w:t>
             </w:r>
           </w:p>
         </w:tc>
@@ -30946,7 +30946,7 @@
             </w:pPr>
             <w:r/>
             <w:r>
-              <w:t>721.75</w:t>
+              <w:t>724.50</w:t>
             </w:r>
           </w:p>
         </w:tc>
@@ -30974,7 +30974,7 @@
             </w:pPr>
             <w:r/>
             <w:r>
-              <w:t>699.25</w:t>
+              <w:t>702.00</w:t>
             </w:r>
           </w:p>
         </w:tc>
@@ -31005,7 +31005,7 @@
               <w:rPr>
                 <w:b/>
               </w:rPr>
-              <w:t>715.00</w:t>
+              <w:t>717.75</w:t>
             </w:r>
           </w:p>
         </w:tc>
@@ -31153,7 +31153,7 @@
             </w:pPr>
             <w:r/>
             <w:r>
-              <w:t>715.00</w:t>
+              <w:t>717.75</w:t>
             </w:r>
           </w:p>
         </w:tc>
@@ -31181,7 +31181,7 @@
             </w:pPr>
             <w:r/>
             <w:r>
-              <w:t>721.25</w:t>
+              <w:t>724.00</w:t>
             </w:r>
           </w:p>
         </w:tc>
@@ -31209,7 +31209,7 @@
             </w:pPr>
             <w:r/>
             <w:r>
-              <w:t>708.50</w:t>
+              <w:t>711.25</w:t>
             </w:r>
           </w:p>
         </w:tc>
@@ -31240,7 +31240,7 @@
               <w:rPr>
                 <w:b/>
               </w:rPr>
-              <w:t>714.25</w:t>
+              <w:t>717.00</w:t>
             </w:r>
           </w:p>
         </w:tc>

--- a/Daily Reports/30_09_2026-CBOT Reports.docx
+++ b/Daily Reports/30_09_2026-CBOT Reports.docx
@@ -104,7 +104,7 @@
           <w:color w:val="5C768D"/>
           <w:sz w:val="19"/>
         </w:rPr>
-        <w:t>Cập nhật tự động qua `macro_tracker.py` vào lúc 12:46 ICT ngày 30/09/2026</w:t>
+        <w:t>Cập nhật tự động qua `macro_tracker.py` vào lúc 13:00 ICT ngày 30/09/2026</w:t>
       </w:r>
     </w:p>
     <w:tbl>
@@ -313,7 +313,7 @@
               <w:rPr>
                 <w:b/>
               </w:rPr>
-              <w:t>96.17 / thùng</w:t>
+              <w:t>96.37 / thùng</w:t>
             </w:r>
           </w:p>
         </w:tc>
@@ -344,7 +344,7 @@
               <w:rPr>
                 <w:b/>
               </w:rPr>
-              <w:t>-6.26%</w:t>
+              <w:t>-6.06%</w:t>
             </w:r>
           </w:p>
         </w:tc>
@@ -442,7 +442,7 @@
               <w:rPr>
                 <w:b/>
               </w:rPr>
-              <w:t>101.37</w:t>
+              <w:t>101.36</w:t>
             </w:r>
           </w:p>
         </w:tc>
@@ -473,7 +473,7 @@
               <w:rPr>
                 <w:b/>
               </w:rPr>
-              <w:t>+0.00%</w:t>
+              <w:t>-0.01%</w:t>
             </w:r>
           </w:p>
         </w:tc>
@@ -1218,7 +1218,7 @@
         <w:rPr>
           <w:b/>
         </w:rPr>
-        <w:t>`96.17` (-6.26%)</w:t>
+        <w:t>`96.37` (-6.06%)</w:t>
       </w:r>
       <w:r>
         <w:t xml:space="preserve"> | DXY: </w:t>
@@ -1227,7 +1227,7 @@
         <w:rPr>
           <w:b/>
         </w:rPr>
-        <w:t>`101.37` (+0.00%)</w:t>
+        <w:t>`101.36` (-0.01%)</w:t>
       </w:r>
       <w:r>
         <w:t xml:space="preserve"> | Lúa mì CBOT: </w:t>
@@ -1236,7 +1236,7 @@
         <w:rPr>
           <w:b/>
         </w:rPr>
-        <w:t>`696.75` (+0.58%)</w:t>
+        <w:t>`696.50` (+0.54%)</w:t>
       </w:r>
       <w:r>
         <w:t>.</w:t>
@@ -1306,7 +1306,7 @@
           <w:color w:val="5C768D"/>
           <w:sz w:val="19"/>
         </w:rPr>
-        <w:t>Cập nhật tự động lúc 12:46 ICT ngày 30/09/2026 — Nguồn: NOAA, USDA, BOM Australia</w:t>
+        <w:t>Cập nhật tự động lúc 13:00 ICT ngày 30/09/2026 — Nguồn: NOAA, USDA, BOM Australia</w:t>
       </w:r>
     </w:p>
     <w:p>
@@ -3605,7 +3605,7 @@
               <w:rPr>
                 <w:b/>
               </w:rPr>
-              <w:t>522.38 (-0.12)</w:t>
+              <w:t>522.40 (-0.10)</w:t>
             </w:r>
           </w:p>
         </w:tc>
@@ -3633,7 +3633,7 @@
             </w:pPr>
             <w:r/>
             <w:r>
-              <w:t>Bearish (522.58 &lt; 523.25)</w:t>
+              <w:t>Bearish (522.61 &lt; 523.27)</w:t>
             </w:r>
           </w:p>
         </w:tc>
@@ -3822,7 +3822,7 @@
               <w:rPr>
                 <w:b/>
               </w:rPr>
-              <w:t>696.75</w:t>
+              <w:t>696.50</w:t>
             </w:r>
           </w:p>
         </w:tc>
@@ -3853,7 +3853,7 @@
               <w:rPr>
                 <w:b/>
               </w:rPr>
-              <w:t>697.66 (+0.91)</w:t>
+              <w:t>697.39 (+0.89)</w:t>
             </w:r>
           </w:p>
         </w:tc>
@@ -3881,7 +3881,7 @@
             </w:pPr>
             <w:r/>
             <w:r>
-              <w:t>Bearish (691.81 &lt; 692.97)</w:t>
+              <w:t>Bearish (691.75 &lt; 692.94)</w:t>
             </w:r>
           </w:p>
         </w:tc>
@@ -4347,7 +4347,7 @@
                 <w:b/>
                 <w:color w:val="15803D"/>
               </w:rPr>
-              <w:t>521.00 - 522.58 cents (Canh mua vùng hỗ trợ)</w:t>
+              <w:t>521.00 - 522.61 cents (Canh mua vùng hỗ trợ)</w:t>
             </w:r>
           </w:p>
         </w:tc>
@@ -4378,7 +4378,7 @@
               <w:rPr>
                 <w:b/>
               </w:rPr>
-              <w:t>512.34 cents (Dưới cản S2 + 1.5x ATR)</w:t>
+              <w:t>512.41 cents (Dưới cản S2 + 1.5x ATR)</w:t>
             </w:r>
           </w:p>
         </w:tc>
@@ -4590,7 +4590,7 @@
               <w:rPr>
                 <w:b/>
               </w:rPr>
-              <w:t>513.14 cents (Chống quét SL tuyệt đối)</w:t>
+              <w:t>513.19 cents (Chống quét SL tuyệt đối)</w:t>
             </w:r>
           </w:p>
         </w:tc>
@@ -4783,7 +4783,7 @@
               <w:rPr>
                 <w:b/>
               </w:rPr>
-              <w:t>526.36 cents</w:t>
+              <w:t>526.31 cents</w:t>
             </w:r>
           </w:p>
         </w:tc>
@@ -4945,7 +4945,7 @@
               <w:rPr>
                 <w:b/>
               </w:rPr>
-              <w:t>508.32 - 514.75 cents</w:t>
+              <w:t>508.52 - 514.75 cents</w:t>
             </w:r>
           </w:p>
         </w:tc>
@@ -5126,7 +5126,7 @@
                 <w:b/>
                 <w:color w:val="B91C1C"/>
               </w:rPr>
-              <w:t>691.81 - 692.97 cents (Canh bán hồi kỹ thuật H1)</w:t>
+              <w:t>691.75 - 692.94 cents (Canh bán hồi kỹ thuật H1)</w:t>
             </w:r>
           </w:p>
         </w:tc>
@@ -5157,7 +5157,7 @@
               <w:rPr>
                 <w:b/>
               </w:rPr>
-              <w:t>799.27 cents (Trên kháng cự R2 + 1.5x ATR)</w:t>
+              <w:t>799.20 cents (Trên kháng cự R2 + 1.5x ATR)</w:t>
             </w:r>
           </w:p>
         </w:tc>
@@ -5366,7 +5366,7 @@
               <w:rPr>
                 <w:b/>
               </w:rPr>
-              <w:t>693.65 cents</w:t>
+              <w:t>693.75 cents</w:t>
             </w:r>
           </w:p>
         </w:tc>
@@ -5559,7 +5559,7 @@
               <w:rPr>
                 <w:b/>
               </w:rPr>
-              <w:t>719.85 cents</w:t>
+              <w:t>719.75 cents</w:t>
             </w:r>
           </w:p>
         </w:tc>
@@ -5721,7 +5721,7 @@
               <w:rPr>
                 <w:b/>
               </w:rPr>
-              <w:t>670.11 - 681.50 cents</w:t>
+              <w:t>670.30 - 681.50 cents</w:t>
             </w:r>
           </w:p>
         </w:tc>
@@ -11624,10 +11624,10 @@
         <w:rPr>
           <w:b/>
         </w:rPr>
-        <w:t>`522.38 cents`</w:t>
+        <w:t>`522.40 cents`</w:t>
       </w:r>
       <w:r>
-        <w:t xml:space="preserve"> (-0.12).</w:t>
+        <w:t xml:space="preserve"> (-0.10).</w:t>
       </w:r>
     </w:p>
     <w:p>
@@ -11648,7 +11648,7 @@
         <w:rPr>
           <w:b/>
         </w:rPr>
-        <w:t>`5,743`</w:t>
+        <w:t>`5,777`</w:t>
       </w:r>
       <w:r>
         <w:t xml:space="preserve"> (Chênh lệch: </w:t>
@@ -11657,7 +11657,7 @@
         <w:rPr>
           <w:b/>
         </w:rPr>
-        <w:t>`-240,032`</w:t>
+        <w:t>`-239,998`</w:t>
       </w:r>
       <w:r>
         <w:t xml:space="preserve">) | OI: </w:t>
@@ -11991,7 +11991,7 @@
               <w:rPr>
                 <w:b/>
               </w:rPr>
-              <w:t>96.17</w:t>
+              <w:t>96.37</w:t>
             </w:r>
           </w:p>
         </w:tc>
@@ -12022,7 +12022,7 @@
               <w:rPr>
                 <w:b/>
               </w:rPr>
-              <w:t>-6.26%</w:t>
+              <w:t>-6.06%</w:t>
             </w:r>
           </w:p>
         </w:tc>
@@ -12114,7 +12114,7 @@
               <w:rPr>
                 <w:b/>
               </w:rPr>
-              <w:t>101.37</w:t>
+              <w:t>101.36</w:t>
             </w:r>
           </w:p>
         </w:tc>
@@ -12145,7 +12145,7 @@
               <w:rPr>
                 <w:b/>
               </w:rPr>
-              <w:t>+0.00%</w:t>
+              <w:t>-0.01%</w:t>
             </w:r>
           </w:p>
         </w:tc>
@@ -12173,7 +12173,7 @@
             </w:pPr>
             <w:r/>
             <w:r>
-              <w:t>DXY Tăng làm giảm sức cạnh tranh xuất khẩu của ngô Mỹ so với Brazil/Argentina.</w:t>
+              <w:t>DXY Giảm hỗ trợ xuất khẩu ngô Mỹ cạnh tranh tốt hơn.</w:t>
             </w:r>
           </w:p>
         </w:tc>
@@ -12749,7 +12749,7 @@
         <w:t xml:space="preserve"> EMA_21 </w:t>
       </w:r>
       <w:r>
-        <w:t xml:space="preserve"> (522.58) &lt; </w:t>
+        <w:t xml:space="preserve"> (522.61) &lt; </w:t>
       </w:r>
       <w:r>
         <w:rPr>
@@ -12760,7 +12760,7 @@
         <w:t xml:space="preserve"> EMA_50 </w:t>
       </w:r>
       <w:r>
-        <w:t xml:space="preserve"> (523.25).</w:t>
+        <w:t xml:space="preserve"> (523.27).</w:t>
       </w:r>
     </w:p>
     <w:p>
@@ -12781,7 +12781,7 @@
         <w:rPr>
           <w:b/>
         </w:rPr>
-        <w:t>`49.18`</w:t>
+        <w:t>`49.03`</w:t>
       </w:r>
       <w:r>
         <w:t xml:space="preserve"> | ATR (14) = </w:t>
@@ -12790,7 +12790,7 @@
         <w:rPr>
           <w:b/>
         </w:rPr>
-        <w:t>`1.61`</w:t>
+        <w:t>`1.56`</w:t>
       </w:r>
       <w:r>
         <w:t xml:space="preserve"> cents | Volatility = </w:t>
@@ -13584,7 +13584,7 @@
           <w:b/>
           <w:color w:val="15803D"/>
         </w:rPr>
-        <w:t>`521.00 - 522.58 cents (Canh mua vùng hỗ trợ)`</w:t>
+        <w:t>`521.00 - 522.61 cents (Canh mua vùng hỗ trợ)`</w:t>
       </w:r>
       <w:r>
         <w:t xml:space="preserve"> | SL: </w:t>
@@ -13593,7 +13593,7 @@
         <w:rPr>
           <w:b/>
         </w:rPr>
-        <w:t>`512.34 cents (Dưới cản S2 + 1.5x ATR)`</w:t>
+        <w:t>`512.41 cents (Dưới cản S2 + 1.5x ATR)`</w:t>
       </w:r>
       <w:r>
         <w:t xml:space="preserve"> | TP: </w:t>
@@ -13664,7 +13664,7 @@
         <w:rPr>
           <w:b/>
         </w:rPr>
-        <w:t>`513.14 cents (Chống quét SL tuyệt đối)`</w:t>
+        <w:t>`513.19 cents (Chống quét SL tuyệt đối)`</w:t>
       </w:r>
       <w:r>
         <w:t xml:space="preserve"> | TP: </w:t>
@@ -13710,7 +13710,7 @@
         <w:rPr>
           <w:b/>
         </w:rPr>
-        <w:t>`526.36 cents`</w:t>
+        <w:t>`526.31 cents`</w:t>
       </w:r>
       <w:r>
         <w:t xml:space="preserve"> | TP: </w:t>
@@ -13759,7 +13759,7 @@
         <w:rPr>
           <w:b/>
         </w:rPr>
-        <w:t>`508.32 - 514.75 cents`</w:t>
+        <w:t>`508.52 - 514.75 cents`</w:t>
       </w:r>
     </w:p>
     <w:p>
@@ -21791,7 +21791,7 @@
         <w:t>Giá Chốt Phiên (Close):</w:t>
       </w:r>
       <w:r>
-        <w:t xml:space="preserve"> 696.75 cents | </w:t>
+        <w:t xml:space="preserve"> 696.50 cents | </w:t>
       </w:r>
       <w:r>
         <w:rPr>
@@ -21806,10 +21806,10 @@
         <w:rPr>
           <w:b/>
         </w:rPr>
-        <w:t>`697.66 cents`</w:t>
+        <w:t>`697.39 cents`</w:t>
       </w:r>
       <w:r>
-        <w:t xml:space="preserve"> (+0.91).</w:t>
+        <w:t xml:space="preserve"> (+0.89).</w:t>
       </w:r>
     </w:p>
     <w:p>
@@ -21830,7 +21830,7 @@
         <w:rPr>
           <w:b/>
         </w:rPr>
-        <w:t>`4,579`</w:t>
+        <w:t>`4,706`</w:t>
       </w:r>
       <w:r>
         <w:t xml:space="preserve"> (Chênh lệch: </w:t>
@@ -21839,7 +21839,7 @@
         <w:rPr>
           <w:b/>
         </w:rPr>
-        <w:t>`-59,241`</w:t>
+        <w:t>`-59,114`</w:t>
       </w:r>
       <w:r>
         <w:t xml:space="preserve">) | OI: </w:t>
@@ -22173,7 +22173,7 @@
               <w:rPr>
                 <w:b/>
               </w:rPr>
-              <w:t>96.17</w:t>
+              <w:t>96.37</w:t>
             </w:r>
           </w:p>
         </w:tc>
@@ -22204,7 +22204,7 @@
               <w:rPr>
                 <w:b/>
               </w:rPr>
-              <w:t>-6.26%</w:t>
+              <w:t>-6.06%</w:t>
             </w:r>
           </w:p>
         </w:tc>
@@ -22296,7 +22296,7 @@
               <w:rPr>
                 <w:b/>
               </w:rPr>
-              <w:t>101.37</w:t>
+              <w:t>101.36</w:t>
             </w:r>
           </w:p>
         </w:tc>
@@ -22327,7 +22327,7 @@
               <w:rPr>
                 <w:b/>
               </w:rPr>
-              <w:t>+0.00%</w:t>
+              <w:t>-0.01%</w:t>
             </w:r>
           </w:p>
         </w:tc>
@@ -22355,7 +22355,7 @@
             </w:pPr>
             <w:r/>
             <w:r>
-              <w:t>DXY Tăng khiến lúa mì Mỹ đắt đỏ hơn đối với các khách hàng truyền thống như Ai Cập/Châu Á.</w:t>
+              <w:t>DXY Giảm kích thích nhu cầu nhập khẩu lúa mì Mỹ trên thị trường quốc tế.</w:t>
             </w:r>
           </w:p>
         </w:tc>
@@ -22931,7 +22931,7 @@
         <w:t xml:space="preserve"> EMA_21 </w:t>
       </w:r>
       <w:r>
-        <w:t xml:space="preserve"> (691.81) &lt; </w:t>
+        <w:t xml:space="preserve"> (691.75) &lt; </w:t>
       </w:r>
       <w:r>
         <w:rPr>
@@ -22942,7 +22942,7 @@
         <w:t xml:space="preserve"> EMA_50 </w:t>
       </w:r>
       <w:r>
-        <w:t xml:space="preserve"> (692.97).</w:t>
+        <w:t xml:space="preserve"> (692.94).</w:t>
       </w:r>
     </w:p>
     <w:p>
@@ -22963,7 +22963,7 @@
         <w:rPr>
           <w:b/>
         </w:rPr>
-        <w:t>`64.58`</w:t>
+        <w:t>`64.17`</w:t>
       </w:r>
       <w:r>
         <w:t xml:space="preserve"> | ATR (14) = </w:t>
@@ -22972,7 +22972,7 @@
         <w:rPr>
           <w:b/>
         </w:rPr>
-        <w:t>`2.85`</w:t>
+        <w:t>`2.80`</w:t>
       </w:r>
       <w:r>
         <w:t xml:space="preserve"> cents | Volatility = </w:t>
@@ -23756,7 +23756,7 @@
           <w:b/>
           <w:color w:val="B91C1C"/>
         </w:rPr>
-        <w:t>`691.81 - 692.97 cents (Canh bán hồi kỹ thuật H1)`</w:t>
+        <w:t>`691.75 - 692.94 cents (Canh bán hồi kỹ thuật H1)`</w:t>
       </w:r>
       <w:r>
         <w:t xml:space="preserve"> | SL: </w:t>
@@ -23765,7 +23765,7 @@
         <w:rPr>
           <w:b/>
         </w:rPr>
-        <w:t>`799.27 cents (Trên kháng cự R2 + 1.5x ATR)`</w:t>
+        <w:t>`799.20 cents (Trên kháng cự R2 + 1.5x ATR)`</w:t>
       </w:r>
       <w:r>
         <w:t xml:space="preserve"> | TP: </w:t>
@@ -23836,7 +23836,7 @@
         <w:rPr>
           <w:b/>
         </w:rPr>
-        <w:t>`693.65 cents`</w:t>
+        <w:t>`693.75 cents`</w:t>
       </w:r>
       <w:r>
         <w:t xml:space="preserve"> | TP: </w:t>
@@ -23882,7 +23882,7 @@
         <w:rPr>
           <w:b/>
         </w:rPr>
-        <w:t>`719.85 cents`</w:t>
+        <w:t>`719.75 cents`</w:t>
       </w:r>
       <w:r>
         <w:t xml:space="preserve"> | TP: </w:t>
@@ -23931,7 +23931,7 @@
         <w:rPr>
           <w:b/>
         </w:rPr>
-        <w:t>`670.11 - 681.50 cents`</w:t>
+        <w:t>`670.30 - 681.50 cents`</w:t>
       </w:r>
     </w:p>
     <w:p>
@@ -24338,7 +24338,7 @@
             </w:pPr>
             <w:r/>
             <w:r>
-              <w:t>696.75</w:t>
+              <w:t>696.50</w:t>
             </w:r>
           </w:p>
         </w:tc>
@@ -24366,7 +24366,7 @@
             </w:pPr>
             <w:r/>
             <w:r>
-              <w:t>708.00</w:t>
+              <w:t>707.75</w:t>
             </w:r>
           </w:p>
         </w:tc>
@@ -24394,7 +24394,7 @@
             </w:pPr>
             <w:r/>
             <w:r>
-              <w:t>691.25</w:t>
+              <w:t>691.00</w:t>
             </w:r>
           </w:p>
         </w:tc>
@@ -24425,7 +24425,7 @@
               <w:rPr>
                 <w:b/>
               </w:rPr>
-              <w:t>696.00</w:t>
+              <w:t>695.75</w:t>
             </w:r>
           </w:p>
         </w:tc>
@@ -24573,7 +24573,7 @@
             </w:pPr>
             <w:r/>
             <w:r>
-              <w:t>696.00</w:t>
+              <w:t>695.75</w:t>
             </w:r>
           </w:p>
         </w:tc>
@@ -24601,7 +24601,7 @@
             </w:pPr>
             <w:r/>
             <w:r>
-              <w:t>703.50</w:t>
+              <w:t>703.25</w:t>
             </w:r>
           </w:p>
         </w:tc>
@@ -24629,7 +24629,7 @@
             </w:pPr>
             <w:r/>
             <w:r>
-              <w:t>690.00</w:t>
+              <w:t>689.75</w:t>
             </w:r>
           </w:p>
         </w:tc>
@@ -24660,7 +24660,7 @@
               <w:rPr>
                 <w:b/>
               </w:rPr>
-              <w:t>695.50</w:t>
+              <w:t>695.25</w:t>
             </w:r>
           </w:p>
         </w:tc>
@@ -24808,7 +24808,7 @@
             </w:pPr>
             <w:r/>
             <w:r>
-              <w:t>695.50</w:t>
+              <w:t>695.25</w:t>
             </w:r>
           </w:p>
         </w:tc>
@@ -24836,7 +24836,7 @@
             </w:pPr>
             <w:r/>
             <w:r>
-              <w:t>709.25</w:t>
+              <w:t>709.00</w:t>
             </w:r>
           </w:p>
         </w:tc>
@@ -24864,7 +24864,7 @@
             </w:pPr>
             <w:r/>
             <w:r>
-              <w:t>680.75</w:t>
+              <w:t>680.50</w:t>
             </w:r>
           </w:p>
         </w:tc>
@@ -24895,7 +24895,7 @@
               <w:rPr>
                 <w:b/>
               </w:rPr>
-              <w:t>697.50</w:t>
+              <w:t>697.25</w:t>
             </w:r>
           </w:p>
         </w:tc>
@@ -25043,7 +25043,7 @@
             </w:pPr>
             <w:r/>
             <w:r>
-              <w:t>697.50</w:t>
+              <w:t>697.25</w:t>
             </w:r>
           </w:p>
         </w:tc>
@@ -25071,7 +25071,7 @@
             </w:pPr>
             <w:r/>
             <w:r>
-              <w:t>710.75</w:t>
+              <w:t>710.50</w:t>
             </w:r>
           </w:p>
         </w:tc>
@@ -25099,7 +25099,7 @@
             </w:pPr>
             <w:r/>
             <w:r>
-              <w:t>689.25</w:t>
+              <w:t>689.00</w:t>
             </w:r>
           </w:p>
         </w:tc>
@@ -25130,7 +25130,7 @@
               <w:rPr>
                 <w:b/>
               </w:rPr>
-              <w:t>698.75</w:t>
+              <w:t>698.50</w:t>
             </w:r>
           </w:p>
         </w:tc>
@@ -25278,7 +25278,7 @@
             </w:pPr>
             <w:r/>
             <w:r>
-              <w:t>698.75</w:t>
+              <w:t>698.50</w:t>
             </w:r>
           </w:p>
         </w:tc>
@@ -25306,7 +25306,7 @@
             </w:pPr>
             <w:r/>
             <w:r>
-              <w:t>715.25</w:t>
+              <w:t>715.00</w:t>
             </w:r>
           </w:p>
         </w:tc>
@@ -25334,7 +25334,7 @@
             </w:pPr>
             <w:r/>
             <w:r>
-              <w:t>688.25</w:t>
+              <w:t>688.00</w:t>
             </w:r>
           </w:p>
         </w:tc>
@@ -25365,7 +25365,7 @@
               <w:rPr>
                 <w:b/>
               </w:rPr>
-              <w:t>703.25</w:t>
+              <w:t>703.00</w:t>
             </w:r>
           </w:p>
         </w:tc>
@@ -25513,7 +25513,7 @@
             </w:pPr>
             <w:r/>
             <w:r>
-              <w:t>703.25</w:t>
+              <w:t>703.00</w:t>
             </w:r>
           </w:p>
         </w:tc>
@@ -25541,7 +25541,7 @@
             </w:pPr>
             <w:r/>
             <w:r>
-              <w:t>711.00</w:t>
+              <w:t>710.75</w:t>
             </w:r>
           </w:p>
         </w:tc>
@@ -25569,7 +25569,7 @@
             </w:pPr>
             <w:r/>
             <w:r>
-              <w:t>692.25</w:t>
+              <w:t>692.00</w:t>
             </w:r>
           </w:p>
         </w:tc>
@@ -25600,7 +25600,7 @@
               <w:rPr>
                 <w:b/>
               </w:rPr>
-              <w:t>704.50</w:t>
+              <w:t>704.25</w:t>
             </w:r>
           </w:p>
         </w:tc>
@@ -25748,7 +25748,7 @@
             </w:pPr>
             <w:r/>
             <w:r>
-              <w:t>704.50</w:t>
+              <w:t>704.25</w:t>
             </w:r>
           </w:p>
         </w:tc>
@@ -25776,7 +25776,7 @@
             </w:pPr>
             <w:r/>
             <w:r>
-              <w:t>712.75</w:t>
+              <w:t>712.50</w:t>
             </w:r>
           </w:p>
         </w:tc>
@@ -25804,7 +25804,7 @@
             </w:pPr>
             <w:r/>
             <w:r>
-              <w:t>694.00</w:t>
+              <w:t>693.75</w:t>
             </w:r>
           </w:p>
         </w:tc>
@@ -25835,7 +25835,7 @@
               <w:rPr>
                 <w:b/>
               </w:rPr>
-              <w:t>706.25</w:t>
+              <w:t>706.00</w:t>
             </w:r>
           </w:p>
         </w:tc>
@@ -25983,7 +25983,7 @@
             </w:pPr>
             <w:r/>
             <w:r>
-              <w:t>706.25</w:t>
+              <w:t>706.00</w:t>
             </w:r>
           </w:p>
         </w:tc>
@@ -26011,7 +26011,7 @@
             </w:pPr>
             <w:r/>
             <w:r>
-              <w:t>718.50</w:t>
+              <w:t>718.25</w:t>
             </w:r>
           </w:p>
         </w:tc>
@@ -26039,7 +26039,7 @@
             </w:pPr>
             <w:r/>
             <w:r>
-              <w:t>696.50</w:t>
+              <w:t>696.25</w:t>
             </w:r>
           </w:p>
         </w:tc>
@@ -26070,7 +26070,7 @@
               <w:rPr>
                 <w:b/>
               </w:rPr>
-              <w:t>705.25</w:t>
+              <w:t>705.00</w:t>
             </w:r>
           </w:p>
         </w:tc>
@@ -26218,7 +26218,7 @@
             </w:pPr>
             <w:r/>
             <w:r>
-              <w:t>705.25</w:t>
+              <w:t>705.00</w:t>
             </w:r>
           </w:p>
         </w:tc>
@@ -26246,7 +26246,7 @@
             </w:pPr>
             <w:r/>
             <w:r>
-              <w:t>715.75</w:t>
+              <w:t>715.50</w:t>
             </w:r>
           </w:p>
         </w:tc>
@@ -26274,7 +26274,7 @@
             </w:pPr>
             <w:r/>
             <w:r>
-              <w:t>690.50</w:t>
+              <w:t>690.25</w:t>
             </w:r>
           </w:p>
         </w:tc>
@@ -26305,7 +26305,7 @@
               <w:rPr>
                 <w:b/>
               </w:rPr>
-              <w:t>707.50</w:t>
+              <w:t>707.25</w:t>
             </w:r>
           </w:p>
         </w:tc>
@@ -26453,7 +26453,7 @@
             </w:pPr>
             <w:r/>
             <w:r>
-              <w:t>707.50</w:t>
+              <w:t>707.25</w:t>
             </w:r>
           </w:p>
         </w:tc>
@@ -26481,7 +26481,7 @@
             </w:pPr>
             <w:r/>
             <w:r>
-              <w:t>718.00</w:t>
+              <w:t>717.75</w:t>
             </w:r>
           </w:p>
         </w:tc>
@@ -26509,7 +26509,7 @@
             </w:pPr>
             <w:r/>
             <w:r>
-              <w:t>701.25</w:t>
+              <w:t>701.00</w:t>
             </w:r>
           </w:p>
         </w:tc>
@@ -26540,7 +26540,7 @@
               <w:rPr>
                 <w:b/>
               </w:rPr>
-              <w:t>708.25</w:t>
+              <w:t>708.00</w:t>
             </w:r>
           </w:p>
         </w:tc>
@@ -26688,7 +26688,7 @@
             </w:pPr>
             <w:r/>
             <w:r>
-              <w:t>708.25</w:t>
+              <w:t>708.00</w:t>
             </w:r>
           </w:p>
         </w:tc>
@@ -26716,7 +26716,7 @@
             </w:pPr>
             <w:r/>
             <w:r>
-              <w:t>722.50</w:t>
+              <w:t>722.25</w:t>
             </w:r>
           </w:p>
         </w:tc>
@@ -26744,7 +26744,7 @@
             </w:pPr>
             <w:r/>
             <w:r>
-              <w:t>693.50</w:t>
+              <w:t>693.25</w:t>
             </w:r>
           </w:p>
         </w:tc>
@@ -26752,6 +26752,241 @@
           <w:tcPr>
             <w:tcW w:type="dxa" w:w="1728"/>
             <w:shd w:fill="F8FAFC"/>
+            <w:tcMar>
+              <w:top w:w="100" w:type="dxa"/>
+              <w:bottom w:w="100" w:type="dxa"/>
+              <w:left w:w="120" w:type="dxa"/>
+              <w:right w:w="120" w:type="dxa"/>
+            </w:tcMar>
+            <w:tcBorders>
+              <w:top w:val="single" w:sz="4" w:space="0" w:color="CCCCCC"/>
+              <w:bottom w:val="single" w:sz="4" w:space="0" w:color="CCCCCC"/>
+              <w:left w:val="single" w:sz="4" w:space="0" w:color="CCCCCC"/>
+              <w:right w:val="single" w:sz="4" w:space="0" w:color="CCCCCC"/>
+            </w:tcBorders>
+          </w:tcPr>
+          <w:p>
+            <w:pPr>
+              <w:spacing w:before="60" w:after="60" w:line="252" w:lineRule="auto"/>
+              <w:jc w:val="left"/>
+            </w:pPr>
+            <w:r/>
+            <w:r>
+              <w:rPr>
+                <w:b/>
+              </w:rPr>
+              <w:t>710.00</w:t>
+            </w:r>
+          </w:p>
+        </w:tc>
+        <w:tc>
+          <w:tcPr>
+            <w:tcW w:type="dxa" w:w="3456"/>
+            <w:shd w:fill="F8FAFC"/>
+            <w:tcMar>
+              <w:top w:w="100" w:type="dxa"/>
+              <w:bottom w:w="100" w:type="dxa"/>
+              <w:left w:w="120" w:type="dxa"/>
+              <w:right w:w="120" w:type="dxa"/>
+            </w:tcMar>
+            <w:tcBorders>
+              <w:top w:val="single" w:sz="4" w:space="0" w:color="CCCCCC"/>
+              <w:bottom w:val="single" w:sz="4" w:space="0" w:color="CCCCCC"/>
+              <w:left w:val="single" w:sz="4" w:space="0" w:color="CCCCCC"/>
+              <w:right w:val="single" w:sz="4" w:space="0" w:color="CCCCCC"/>
+            </w:tcBorders>
+          </w:tcPr>
+          <w:p>
+            <w:pPr>
+              <w:spacing w:before="60" w:after="60" w:line="252" w:lineRule="auto"/>
+              <w:jc w:val="left"/>
+            </w:pPr>
+            <w:r/>
+            <w:r>
+              <w:rPr>
+                <w:b/>
+              </w:rPr>
+              <w:t>+2.00</w:t>
+            </w:r>
+          </w:p>
+        </w:tc>
+        <w:tc>
+          <w:tcPr>
+            <w:tcW w:type="dxa" w:w="1440"/>
+            <w:shd w:fill="F8FAFC"/>
+            <w:tcMar>
+              <w:top w:w="100" w:type="dxa"/>
+              <w:bottom w:w="100" w:type="dxa"/>
+              <w:left w:w="120" w:type="dxa"/>
+              <w:right w:w="120" w:type="dxa"/>
+            </w:tcMar>
+            <w:tcBorders>
+              <w:top w:val="single" w:sz="4" w:space="0" w:color="CCCCCC"/>
+              <w:bottom w:val="single" w:sz="4" w:space="0" w:color="CCCCCC"/>
+              <w:left w:val="single" w:sz="4" w:space="0" w:color="CCCCCC"/>
+              <w:right w:val="single" w:sz="4" w:space="0" w:color="CCCCCC"/>
+            </w:tcBorders>
+          </w:tcPr>
+          <w:p>
+            <w:pPr>
+              <w:spacing w:before="60" w:after="60" w:line="252" w:lineRule="auto"/>
+              <w:jc w:val="left"/>
+            </w:pPr>
+            <w:r/>
+            <w:r>
+              <w:t>BULL</w:t>
+            </w:r>
+          </w:p>
+        </w:tc>
+      </w:tr>
+      <w:tr>
+        <w:tc>
+          <w:tcPr>
+            <w:tcW w:type="dxa" w:w="1584"/>
+            <w:shd w:fill="FFFFFF"/>
+            <w:tcMar>
+              <w:top w:w="100" w:type="dxa"/>
+              <w:bottom w:w="100" w:type="dxa"/>
+              <w:left w:w="120" w:type="dxa"/>
+              <w:right w:w="120" w:type="dxa"/>
+            </w:tcMar>
+            <w:tcBorders>
+              <w:top w:val="single" w:sz="4" w:space="0" w:color="CCCCCC"/>
+              <w:bottom w:val="single" w:sz="4" w:space="0" w:color="CCCCCC"/>
+              <w:left w:val="single" w:sz="4" w:space="0" w:color="CCCCCC"/>
+              <w:right w:val="single" w:sz="4" w:space="0" w:color="CCCCCC"/>
+            </w:tcBorders>
+          </w:tcPr>
+          <w:p>
+            <w:pPr>
+              <w:spacing w:before="60" w:after="60" w:line="252" w:lineRule="auto"/>
+              <w:jc w:val="left"/>
+            </w:pPr>
+            <w:r/>
+            <w:r>
+              <w:rPr>
+                <w:b/>
+              </w:rPr>
+              <w:t>Tue 29/09</w:t>
+            </w:r>
+          </w:p>
+        </w:tc>
+        <w:tc>
+          <w:tcPr>
+            <w:tcW w:type="dxa" w:w="864"/>
+            <w:shd w:fill="FFFFFF"/>
+            <w:tcMar>
+              <w:top w:w="100" w:type="dxa"/>
+              <w:bottom w:w="100" w:type="dxa"/>
+              <w:left w:w="120" w:type="dxa"/>
+              <w:right w:w="120" w:type="dxa"/>
+            </w:tcMar>
+            <w:tcBorders>
+              <w:top w:val="single" w:sz="4" w:space="0" w:color="CCCCCC"/>
+              <w:bottom w:val="single" w:sz="4" w:space="0" w:color="CCCCCC"/>
+              <w:left w:val="single" w:sz="4" w:space="0" w:color="CCCCCC"/>
+              <w:right w:val="single" w:sz="4" w:space="0" w:color="CCCCCC"/>
+            </w:tcBorders>
+          </w:tcPr>
+          <w:p>
+            <w:pPr>
+              <w:spacing w:before="60" w:after="60" w:line="252" w:lineRule="auto"/>
+              <w:jc w:val="left"/>
+            </w:pPr>
+            <w:r/>
+            <w:r>
+              <w:t>NY Close 23-01</w:t>
+            </w:r>
+          </w:p>
+        </w:tc>
+        <w:tc>
+          <w:tcPr>
+            <w:tcW w:type="dxa" w:w="1440"/>
+            <w:shd w:fill="FFFFFF"/>
+            <w:tcMar>
+              <w:top w:w="100" w:type="dxa"/>
+              <w:bottom w:w="100" w:type="dxa"/>
+              <w:left w:w="120" w:type="dxa"/>
+              <w:right w:w="120" w:type="dxa"/>
+            </w:tcMar>
+            <w:tcBorders>
+              <w:top w:val="single" w:sz="4" w:space="0" w:color="CCCCCC"/>
+              <w:bottom w:val="single" w:sz="4" w:space="0" w:color="CCCCCC"/>
+              <w:left w:val="single" w:sz="4" w:space="0" w:color="CCCCCC"/>
+              <w:right w:val="single" w:sz="4" w:space="0" w:color="CCCCCC"/>
+            </w:tcBorders>
+          </w:tcPr>
+          <w:p>
+            <w:pPr>
+              <w:spacing w:before="60" w:after="60" w:line="252" w:lineRule="auto"/>
+              <w:jc w:val="left"/>
+            </w:pPr>
+            <w:r/>
+            <w:r>
+              <w:t>710.00</w:t>
+            </w:r>
+          </w:p>
+        </w:tc>
+        <w:tc>
+          <w:tcPr>
+            <w:tcW w:type="dxa" w:w="2016"/>
+            <w:shd w:fill="FFFFFF"/>
+            <w:tcMar>
+              <w:top w:w="100" w:type="dxa"/>
+              <w:bottom w:w="100" w:type="dxa"/>
+              <w:left w:w="120" w:type="dxa"/>
+              <w:right w:w="120" w:type="dxa"/>
+            </w:tcMar>
+            <w:tcBorders>
+              <w:top w:val="single" w:sz="4" w:space="0" w:color="CCCCCC"/>
+              <w:bottom w:val="single" w:sz="4" w:space="0" w:color="CCCCCC"/>
+              <w:left w:val="single" w:sz="4" w:space="0" w:color="CCCCCC"/>
+              <w:right w:val="single" w:sz="4" w:space="0" w:color="CCCCCC"/>
+            </w:tcBorders>
+          </w:tcPr>
+          <w:p>
+            <w:pPr>
+              <w:spacing w:before="60" w:after="60" w:line="252" w:lineRule="auto"/>
+              <w:jc w:val="left"/>
+            </w:pPr>
+            <w:r/>
+            <w:r>
+              <w:t>716.50</w:t>
+            </w:r>
+          </w:p>
+        </w:tc>
+        <w:tc>
+          <w:tcPr>
+            <w:tcW w:type="dxa" w:w="1152"/>
+            <w:shd w:fill="FFFFFF"/>
+            <w:tcMar>
+              <w:top w:w="100" w:type="dxa"/>
+              <w:bottom w:w="100" w:type="dxa"/>
+              <w:left w:w="120" w:type="dxa"/>
+              <w:right w:w="120" w:type="dxa"/>
+            </w:tcMar>
+            <w:tcBorders>
+              <w:top w:val="single" w:sz="4" w:space="0" w:color="CCCCCC"/>
+              <w:bottom w:val="single" w:sz="4" w:space="0" w:color="CCCCCC"/>
+              <w:left w:val="single" w:sz="4" w:space="0" w:color="CCCCCC"/>
+              <w:right w:val="single" w:sz="4" w:space="0" w:color="CCCCCC"/>
+            </w:tcBorders>
+          </w:tcPr>
+          <w:p>
+            <w:pPr>
+              <w:spacing w:before="60" w:after="60" w:line="252" w:lineRule="auto"/>
+              <w:jc w:val="left"/>
+            </w:pPr>
+            <w:r/>
+            <w:r>
+              <w:t>703.25</w:t>
+            </w:r>
+          </w:p>
+        </w:tc>
+        <w:tc>
+          <w:tcPr>
+            <w:tcW w:type="dxa" w:w="1728"/>
+            <w:shd w:fill="FFFFFF"/>
             <w:tcMar>
               <w:top w:w="100" w:type="dxa"/>
               <w:bottom w:w="100" w:type="dxa"/>
@@ -26782,241 +27017,6 @@
         <w:tc>
           <w:tcPr>
             <w:tcW w:type="dxa" w:w="3456"/>
-            <w:shd w:fill="F8FAFC"/>
-            <w:tcMar>
-              <w:top w:w="100" w:type="dxa"/>
-              <w:bottom w:w="100" w:type="dxa"/>
-              <w:left w:w="120" w:type="dxa"/>
-              <w:right w:w="120" w:type="dxa"/>
-            </w:tcMar>
-            <w:tcBorders>
-              <w:top w:val="single" w:sz="4" w:space="0" w:color="CCCCCC"/>
-              <w:bottom w:val="single" w:sz="4" w:space="0" w:color="CCCCCC"/>
-              <w:left w:val="single" w:sz="4" w:space="0" w:color="CCCCCC"/>
-              <w:right w:val="single" w:sz="4" w:space="0" w:color="CCCCCC"/>
-            </w:tcBorders>
-          </w:tcPr>
-          <w:p>
-            <w:pPr>
-              <w:spacing w:before="60" w:after="60" w:line="252" w:lineRule="auto"/>
-              <w:jc w:val="left"/>
-            </w:pPr>
-            <w:r/>
-            <w:r>
-              <w:rPr>
-                <w:b/>
-              </w:rPr>
-              <w:t>+2.00</w:t>
-            </w:r>
-          </w:p>
-        </w:tc>
-        <w:tc>
-          <w:tcPr>
-            <w:tcW w:type="dxa" w:w="1440"/>
-            <w:shd w:fill="F8FAFC"/>
-            <w:tcMar>
-              <w:top w:w="100" w:type="dxa"/>
-              <w:bottom w:w="100" w:type="dxa"/>
-              <w:left w:w="120" w:type="dxa"/>
-              <w:right w:w="120" w:type="dxa"/>
-            </w:tcMar>
-            <w:tcBorders>
-              <w:top w:val="single" w:sz="4" w:space="0" w:color="CCCCCC"/>
-              <w:bottom w:val="single" w:sz="4" w:space="0" w:color="CCCCCC"/>
-              <w:left w:val="single" w:sz="4" w:space="0" w:color="CCCCCC"/>
-              <w:right w:val="single" w:sz="4" w:space="0" w:color="CCCCCC"/>
-            </w:tcBorders>
-          </w:tcPr>
-          <w:p>
-            <w:pPr>
-              <w:spacing w:before="60" w:after="60" w:line="252" w:lineRule="auto"/>
-              <w:jc w:val="left"/>
-            </w:pPr>
-            <w:r/>
-            <w:r>
-              <w:t>BULL</w:t>
-            </w:r>
-          </w:p>
-        </w:tc>
-      </w:tr>
-      <w:tr>
-        <w:tc>
-          <w:tcPr>
-            <w:tcW w:type="dxa" w:w="1584"/>
-            <w:shd w:fill="FFFFFF"/>
-            <w:tcMar>
-              <w:top w:w="100" w:type="dxa"/>
-              <w:bottom w:w="100" w:type="dxa"/>
-              <w:left w:w="120" w:type="dxa"/>
-              <w:right w:w="120" w:type="dxa"/>
-            </w:tcMar>
-            <w:tcBorders>
-              <w:top w:val="single" w:sz="4" w:space="0" w:color="CCCCCC"/>
-              <w:bottom w:val="single" w:sz="4" w:space="0" w:color="CCCCCC"/>
-              <w:left w:val="single" w:sz="4" w:space="0" w:color="CCCCCC"/>
-              <w:right w:val="single" w:sz="4" w:space="0" w:color="CCCCCC"/>
-            </w:tcBorders>
-          </w:tcPr>
-          <w:p>
-            <w:pPr>
-              <w:spacing w:before="60" w:after="60" w:line="252" w:lineRule="auto"/>
-              <w:jc w:val="left"/>
-            </w:pPr>
-            <w:r/>
-            <w:r>
-              <w:rPr>
-                <w:b/>
-              </w:rPr>
-              <w:t>Tue 29/09</w:t>
-            </w:r>
-          </w:p>
-        </w:tc>
-        <w:tc>
-          <w:tcPr>
-            <w:tcW w:type="dxa" w:w="864"/>
-            <w:shd w:fill="FFFFFF"/>
-            <w:tcMar>
-              <w:top w:w="100" w:type="dxa"/>
-              <w:bottom w:w="100" w:type="dxa"/>
-              <w:left w:w="120" w:type="dxa"/>
-              <w:right w:w="120" w:type="dxa"/>
-            </w:tcMar>
-            <w:tcBorders>
-              <w:top w:val="single" w:sz="4" w:space="0" w:color="CCCCCC"/>
-              <w:bottom w:val="single" w:sz="4" w:space="0" w:color="CCCCCC"/>
-              <w:left w:val="single" w:sz="4" w:space="0" w:color="CCCCCC"/>
-              <w:right w:val="single" w:sz="4" w:space="0" w:color="CCCCCC"/>
-            </w:tcBorders>
-          </w:tcPr>
-          <w:p>
-            <w:pPr>
-              <w:spacing w:before="60" w:after="60" w:line="252" w:lineRule="auto"/>
-              <w:jc w:val="left"/>
-            </w:pPr>
-            <w:r/>
-            <w:r>
-              <w:t>NY Close 23-01</w:t>
-            </w:r>
-          </w:p>
-        </w:tc>
-        <w:tc>
-          <w:tcPr>
-            <w:tcW w:type="dxa" w:w="1440"/>
-            <w:shd w:fill="FFFFFF"/>
-            <w:tcMar>
-              <w:top w:w="100" w:type="dxa"/>
-              <w:bottom w:w="100" w:type="dxa"/>
-              <w:left w:w="120" w:type="dxa"/>
-              <w:right w:w="120" w:type="dxa"/>
-            </w:tcMar>
-            <w:tcBorders>
-              <w:top w:val="single" w:sz="4" w:space="0" w:color="CCCCCC"/>
-              <w:bottom w:val="single" w:sz="4" w:space="0" w:color="CCCCCC"/>
-              <w:left w:val="single" w:sz="4" w:space="0" w:color="CCCCCC"/>
-              <w:right w:val="single" w:sz="4" w:space="0" w:color="CCCCCC"/>
-            </w:tcBorders>
-          </w:tcPr>
-          <w:p>
-            <w:pPr>
-              <w:spacing w:before="60" w:after="60" w:line="252" w:lineRule="auto"/>
-              <w:jc w:val="left"/>
-            </w:pPr>
-            <w:r/>
-            <w:r>
-              <w:t>710.25</w:t>
-            </w:r>
-          </w:p>
-        </w:tc>
-        <w:tc>
-          <w:tcPr>
-            <w:tcW w:type="dxa" w:w="2016"/>
-            <w:shd w:fill="FFFFFF"/>
-            <w:tcMar>
-              <w:top w:w="100" w:type="dxa"/>
-              <w:bottom w:w="100" w:type="dxa"/>
-              <w:left w:w="120" w:type="dxa"/>
-              <w:right w:w="120" w:type="dxa"/>
-            </w:tcMar>
-            <w:tcBorders>
-              <w:top w:val="single" w:sz="4" w:space="0" w:color="CCCCCC"/>
-              <w:bottom w:val="single" w:sz="4" w:space="0" w:color="CCCCCC"/>
-              <w:left w:val="single" w:sz="4" w:space="0" w:color="CCCCCC"/>
-              <w:right w:val="single" w:sz="4" w:space="0" w:color="CCCCCC"/>
-            </w:tcBorders>
-          </w:tcPr>
-          <w:p>
-            <w:pPr>
-              <w:spacing w:before="60" w:after="60" w:line="252" w:lineRule="auto"/>
-              <w:jc w:val="left"/>
-            </w:pPr>
-            <w:r/>
-            <w:r>
-              <w:t>716.75</w:t>
-            </w:r>
-          </w:p>
-        </w:tc>
-        <w:tc>
-          <w:tcPr>
-            <w:tcW w:type="dxa" w:w="1152"/>
-            <w:shd w:fill="FFFFFF"/>
-            <w:tcMar>
-              <w:top w:w="100" w:type="dxa"/>
-              <w:bottom w:w="100" w:type="dxa"/>
-              <w:left w:w="120" w:type="dxa"/>
-              <w:right w:w="120" w:type="dxa"/>
-            </w:tcMar>
-            <w:tcBorders>
-              <w:top w:val="single" w:sz="4" w:space="0" w:color="CCCCCC"/>
-              <w:bottom w:val="single" w:sz="4" w:space="0" w:color="CCCCCC"/>
-              <w:left w:val="single" w:sz="4" w:space="0" w:color="CCCCCC"/>
-              <w:right w:val="single" w:sz="4" w:space="0" w:color="CCCCCC"/>
-            </w:tcBorders>
-          </w:tcPr>
-          <w:p>
-            <w:pPr>
-              <w:spacing w:before="60" w:after="60" w:line="252" w:lineRule="auto"/>
-              <w:jc w:val="left"/>
-            </w:pPr>
-            <w:r/>
-            <w:r>
-              <w:t>703.50</w:t>
-            </w:r>
-          </w:p>
-        </w:tc>
-        <w:tc>
-          <w:tcPr>
-            <w:tcW w:type="dxa" w:w="1728"/>
-            <w:shd w:fill="FFFFFF"/>
-            <w:tcMar>
-              <w:top w:w="100" w:type="dxa"/>
-              <w:bottom w:w="100" w:type="dxa"/>
-              <w:left w:w="120" w:type="dxa"/>
-              <w:right w:w="120" w:type="dxa"/>
-            </w:tcMar>
-            <w:tcBorders>
-              <w:top w:val="single" w:sz="4" w:space="0" w:color="CCCCCC"/>
-              <w:bottom w:val="single" w:sz="4" w:space="0" w:color="CCCCCC"/>
-              <w:left w:val="single" w:sz="4" w:space="0" w:color="CCCCCC"/>
-              <w:right w:val="single" w:sz="4" w:space="0" w:color="CCCCCC"/>
-            </w:tcBorders>
-          </w:tcPr>
-          <w:p>
-            <w:pPr>
-              <w:spacing w:before="60" w:after="60" w:line="252" w:lineRule="auto"/>
-              <w:jc w:val="left"/>
-            </w:pPr>
-            <w:r/>
-            <w:r>
-              <w:rPr>
-                <w:b/>
-              </w:rPr>
-              <w:t>710.50</w:t>
-            </w:r>
-          </w:p>
-        </w:tc>
-        <w:tc>
-          <w:tcPr>
-            <w:tcW w:type="dxa" w:w="3456"/>
             <w:shd w:fill="FFFFFF"/>
             <w:tcMar>
               <w:top w:w="100" w:type="dxa"/>
@@ -27158,7 +27158,7 @@
             </w:pPr>
             <w:r/>
             <w:r>
-              <w:t>710.50</w:t>
+              <w:t>710.25</w:t>
             </w:r>
           </w:p>
         </w:tc>
@@ -27186,7 +27186,7 @@
             </w:pPr>
             <w:r/>
             <w:r>
-              <w:t>720.75</w:t>
+              <w:t>720.50</w:t>
             </w:r>
           </w:p>
         </w:tc>
@@ -27214,7 +27214,1417 @@
             </w:pPr>
             <w:r/>
             <w:r>
-              <w:t>702.50</w:t>
+              <w:t>702.25</w:t>
+            </w:r>
+          </w:p>
+        </w:tc>
+        <w:tc>
+          <w:tcPr>
+            <w:tcW w:type="dxa" w:w="1728"/>
+            <w:shd w:fill="F8FAFC"/>
+            <w:tcMar>
+              <w:top w:w="100" w:type="dxa"/>
+              <w:bottom w:w="100" w:type="dxa"/>
+              <w:left w:w="120" w:type="dxa"/>
+              <w:right w:w="120" w:type="dxa"/>
+            </w:tcMar>
+            <w:tcBorders>
+              <w:top w:val="single" w:sz="4" w:space="0" w:color="CCCCCC"/>
+              <w:bottom w:val="single" w:sz="4" w:space="0" w:color="CCCCCC"/>
+              <w:left w:val="single" w:sz="4" w:space="0" w:color="CCCCCC"/>
+              <w:right w:val="single" w:sz="4" w:space="0" w:color="CCCCCC"/>
+            </w:tcBorders>
+          </w:tcPr>
+          <w:p>
+            <w:pPr>
+              <w:spacing w:before="60" w:after="60" w:line="252" w:lineRule="auto"/>
+              <w:jc w:val="left"/>
+            </w:pPr>
+            <w:r/>
+            <w:r>
+              <w:rPr>
+                <w:b/>
+              </w:rPr>
+              <w:t>710.75</w:t>
+            </w:r>
+          </w:p>
+        </w:tc>
+        <w:tc>
+          <w:tcPr>
+            <w:tcW w:type="dxa" w:w="3456"/>
+            <w:shd w:fill="F8FAFC"/>
+            <w:tcMar>
+              <w:top w:w="100" w:type="dxa"/>
+              <w:bottom w:w="100" w:type="dxa"/>
+              <w:left w:w="120" w:type="dxa"/>
+              <w:right w:w="120" w:type="dxa"/>
+            </w:tcMar>
+            <w:tcBorders>
+              <w:top w:val="single" w:sz="4" w:space="0" w:color="CCCCCC"/>
+              <w:bottom w:val="single" w:sz="4" w:space="0" w:color="CCCCCC"/>
+              <w:left w:val="single" w:sz="4" w:space="0" w:color="CCCCCC"/>
+              <w:right w:val="single" w:sz="4" w:space="0" w:color="CCCCCC"/>
+            </w:tcBorders>
+          </w:tcPr>
+          <w:p>
+            <w:pPr>
+              <w:spacing w:before="60" w:after="60" w:line="252" w:lineRule="auto"/>
+              <w:jc w:val="left"/>
+            </w:pPr>
+            <w:r/>
+            <w:r>
+              <w:rPr>
+                <w:b/>
+              </w:rPr>
+              <w:t>+0.50</w:t>
+            </w:r>
+          </w:p>
+        </w:tc>
+        <w:tc>
+          <w:tcPr>
+            <w:tcW w:type="dxa" w:w="1440"/>
+            <w:shd w:fill="F8FAFC"/>
+            <w:tcMar>
+              <w:top w:w="100" w:type="dxa"/>
+              <w:bottom w:w="100" w:type="dxa"/>
+              <w:left w:w="120" w:type="dxa"/>
+              <w:right w:w="120" w:type="dxa"/>
+            </w:tcMar>
+            <w:tcBorders>
+              <w:top w:val="single" w:sz="4" w:space="0" w:color="CCCCCC"/>
+              <w:bottom w:val="single" w:sz="4" w:space="0" w:color="CCCCCC"/>
+              <w:left w:val="single" w:sz="4" w:space="0" w:color="CCCCCC"/>
+              <w:right w:val="single" w:sz="4" w:space="0" w:color="CCCCCC"/>
+            </w:tcBorders>
+          </w:tcPr>
+          <w:p>
+            <w:pPr>
+              <w:spacing w:before="60" w:after="60" w:line="252" w:lineRule="auto"/>
+              <w:jc w:val="left"/>
+            </w:pPr>
+            <w:r/>
+            <w:r>
+              <w:t>BULL</w:t>
+            </w:r>
+          </w:p>
+        </w:tc>
+      </w:tr>
+      <w:tr>
+        <w:tc>
+          <w:tcPr>
+            <w:tcW w:type="dxa" w:w="1584"/>
+            <w:shd w:fill="FFFFFF"/>
+            <w:tcMar>
+              <w:top w:w="100" w:type="dxa"/>
+              <w:bottom w:w="100" w:type="dxa"/>
+              <w:left w:w="120" w:type="dxa"/>
+              <w:right w:w="120" w:type="dxa"/>
+            </w:tcMar>
+            <w:tcBorders>
+              <w:top w:val="single" w:sz="4" w:space="0" w:color="CCCCCC"/>
+              <w:bottom w:val="single" w:sz="4" w:space="0" w:color="CCCCCC"/>
+              <w:left w:val="single" w:sz="4" w:space="0" w:color="CCCCCC"/>
+              <w:right w:val="single" w:sz="4" w:space="0" w:color="CCCCCC"/>
+            </w:tcBorders>
+          </w:tcPr>
+          <w:p>
+            <w:pPr>
+              <w:spacing w:before="60" w:after="60" w:line="252" w:lineRule="auto"/>
+              <w:jc w:val="left"/>
+            </w:pPr>
+            <w:r/>
+            <w:r>
+              <w:rPr>
+                <w:b/>
+              </w:rPr>
+              <w:t>Wed 30/09</w:t>
+            </w:r>
+          </w:p>
+        </w:tc>
+        <w:tc>
+          <w:tcPr>
+            <w:tcW w:type="dxa" w:w="864"/>
+            <w:shd w:fill="FFFFFF"/>
+            <w:tcMar>
+              <w:top w:w="100" w:type="dxa"/>
+              <w:bottom w:w="100" w:type="dxa"/>
+              <w:left w:w="120" w:type="dxa"/>
+              <w:right w:w="120" w:type="dxa"/>
+            </w:tcMar>
+            <w:tcBorders>
+              <w:top w:val="single" w:sz="4" w:space="0" w:color="CCCCCC"/>
+              <w:bottom w:val="single" w:sz="4" w:space="0" w:color="CCCCCC"/>
+              <w:left w:val="single" w:sz="4" w:space="0" w:color="CCCCCC"/>
+              <w:right w:val="single" w:sz="4" w:space="0" w:color="CCCCCC"/>
+            </w:tcBorders>
+          </w:tcPr>
+          <w:p>
+            <w:pPr>
+              <w:spacing w:before="60" w:after="60" w:line="252" w:lineRule="auto"/>
+              <w:jc w:val="left"/>
+            </w:pPr>
+            <w:r/>
+            <w:r>
+              <w:t>Asia 11-15</w:t>
+            </w:r>
+          </w:p>
+        </w:tc>
+        <w:tc>
+          <w:tcPr>
+            <w:tcW w:type="dxa" w:w="1440"/>
+            <w:shd w:fill="FFFFFF"/>
+            <w:tcMar>
+              <w:top w:w="100" w:type="dxa"/>
+              <w:bottom w:w="100" w:type="dxa"/>
+              <w:left w:w="120" w:type="dxa"/>
+              <w:right w:w="120" w:type="dxa"/>
+            </w:tcMar>
+            <w:tcBorders>
+              <w:top w:val="single" w:sz="4" w:space="0" w:color="CCCCCC"/>
+              <w:bottom w:val="single" w:sz="4" w:space="0" w:color="CCCCCC"/>
+              <w:left w:val="single" w:sz="4" w:space="0" w:color="CCCCCC"/>
+              <w:right w:val="single" w:sz="4" w:space="0" w:color="CCCCCC"/>
+            </w:tcBorders>
+          </w:tcPr>
+          <w:p>
+            <w:pPr>
+              <w:spacing w:before="60" w:after="60" w:line="252" w:lineRule="auto"/>
+              <w:jc w:val="left"/>
+            </w:pPr>
+            <w:r/>
+            <w:r>
+              <w:t>710.75</w:t>
+            </w:r>
+          </w:p>
+        </w:tc>
+        <w:tc>
+          <w:tcPr>
+            <w:tcW w:type="dxa" w:w="2016"/>
+            <w:shd w:fill="FFFFFF"/>
+            <w:tcMar>
+              <w:top w:w="100" w:type="dxa"/>
+              <w:bottom w:w="100" w:type="dxa"/>
+              <w:left w:w="120" w:type="dxa"/>
+              <w:right w:w="120" w:type="dxa"/>
+            </w:tcMar>
+            <w:tcBorders>
+              <w:top w:val="single" w:sz="4" w:space="0" w:color="CCCCCC"/>
+              <w:bottom w:val="single" w:sz="4" w:space="0" w:color="CCCCCC"/>
+              <w:left w:val="single" w:sz="4" w:space="0" w:color="CCCCCC"/>
+              <w:right w:val="single" w:sz="4" w:space="0" w:color="CCCCCC"/>
+            </w:tcBorders>
+          </w:tcPr>
+          <w:p>
+            <w:pPr>
+              <w:spacing w:before="60" w:after="60" w:line="252" w:lineRule="auto"/>
+              <w:jc w:val="left"/>
+            </w:pPr>
+            <w:r/>
+            <w:r>
+              <w:t>717.75</w:t>
+            </w:r>
+          </w:p>
+        </w:tc>
+        <w:tc>
+          <w:tcPr>
+            <w:tcW w:type="dxa" w:w="1152"/>
+            <w:shd w:fill="FFFFFF"/>
+            <w:tcMar>
+              <w:top w:w="100" w:type="dxa"/>
+              <w:bottom w:w="100" w:type="dxa"/>
+              <w:left w:w="120" w:type="dxa"/>
+              <w:right w:w="120" w:type="dxa"/>
+            </w:tcMar>
+            <w:tcBorders>
+              <w:top w:val="single" w:sz="4" w:space="0" w:color="CCCCCC"/>
+              <w:bottom w:val="single" w:sz="4" w:space="0" w:color="CCCCCC"/>
+              <w:left w:val="single" w:sz="4" w:space="0" w:color="CCCCCC"/>
+              <w:right w:val="single" w:sz="4" w:space="0" w:color="CCCCCC"/>
+            </w:tcBorders>
+          </w:tcPr>
+          <w:p>
+            <w:pPr>
+              <w:spacing w:before="60" w:after="60" w:line="252" w:lineRule="auto"/>
+              <w:jc w:val="left"/>
+            </w:pPr>
+            <w:r/>
+            <w:r>
+              <w:t>704.75</w:t>
+            </w:r>
+          </w:p>
+        </w:tc>
+        <w:tc>
+          <w:tcPr>
+            <w:tcW w:type="dxa" w:w="1728"/>
+            <w:shd w:fill="FFFFFF"/>
+            <w:tcMar>
+              <w:top w:w="100" w:type="dxa"/>
+              <w:bottom w:w="100" w:type="dxa"/>
+              <w:left w:w="120" w:type="dxa"/>
+              <w:right w:w="120" w:type="dxa"/>
+            </w:tcMar>
+            <w:tcBorders>
+              <w:top w:val="single" w:sz="4" w:space="0" w:color="CCCCCC"/>
+              <w:bottom w:val="single" w:sz="4" w:space="0" w:color="CCCCCC"/>
+              <w:left w:val="single" w:sz="4" w:space="0" w:color="CCCCCC"/>
+              <w:right w:val="single" w:sz="4" w:space="0" w:color="CCCCCC"/>
+            </w:tcBorders>
+          </w:tcPr>
+          <w:p>
+            <w:pPr>
+              <w:spacing w:before="60" w:after="60" w:line="252" w:lineRule="auto"/>
+              <w:jc w:val="left"/>
+            </w:pPr>
+            <w:r/>
+            <w:r>
+              <w:rPr>
+                <w:b/>
+              </w:rPr>
+              <w:t>710.00</w:t>
+            </w:r>
+          </w:p>
+        </w:tc>
+        <w:tc>
+          <w:tcPr>
+            <w:tcW w:type="dxa" w:w="3456"/>
+            <w:shd w:fill="FFFFFF"/>
+            <w:tcMar>
+              <w:top w:w="100" w:type="dxa"/>
+              <w:bottom w:w="100" w:type="dxa"/>
+              <w:left w:w="120" w:type="dxa"/>
+              <w:right w:w="120" w:type="dxa"/>
+            </w:tcMar>
+            <w:tcBorders>
+              <w:top w:val="single" w:sz="4" w:space="0" w:color="CCCCCC"/>
+              <w:bottom w:val="single" w:sz="4" w:space="0" w:color="CCCCCC"/>
+              <w:left w:val="single" w:sz="4" w:space="0" w:color="CCCCCC"/>
+              <w:right w:val="single" w:sz="4" w:space="0" w:color="CCCCCC"/>
+            </w:tcBorders>
+          </w:tcPr>
+          <w:p>
+            <w:pPr>
+              <w:spacing w:before="60" w:after="60" w:line="252" w:lineRule="auto"/>
+              <w:jc w:val="left"/>
+            </w:pPr>
+            <w:r/>
+            <w:r>
+              <w:rPr>
+                <w:b/>
+              </w:rPr>
+              <w:t>-0.75</w:t>
+            </w:r>
+          </w:p>
+        </w:tc>
+        <w:tc>
+          <w:tcPr>
+            <w:tcW w:type="dxa" w:w="1440"/>
+            <w:shd w:fill="FFFFFF"/>
+            <w:tcMar>
+              <w:top w:w="100" w:type="dxa"/>
+              <w:bottom w:w="100" w:type="dxa"/>
+              <w:left w:w="120" w:type="dxa"/>
+              <w:right w:w="120" w:type="dxa"/>
+            </w:tcMar>
+            <w:tcBorders>
+              <w:top w:val="single" w:sz="4" w:space="0" w:color="CCCCCC"/>
+              <w:bottom w:val="single" w:sz="4" w:space="0" w:color="CCCCCC"/>
+              <w:left w:val="single" w:sz="4" w:space="0" w:color="CCCCCC"/>
+              <w:right w:val="single" w:sz="4" w:space="0" w:color="CCCCCC"/>
+            </w:tcBorders>
+          </w:tcPr>
+          <w:p>
+            <w:pPr>
+              <w:spacing w:before="60" w:after="60" w:line="252" w:lineRule="auto"/>
+              <w:jc w:val="left"/>
+            </w:pPr>
+            <w:r/>
+            <w:r>
+              <w:t>BEAR</w:t>
+            </w:r>
+          </w:p>
+        </w:tc>
+      </w:tr>
+      <w:tr>
+        <w:tc>
+          <w:tcPr>
+            <w:tcW w:type="dxa" w:w="1584"/>
+            <w:shd w:fill="F8FAFC"/>
+            <w:tcMar>
+              <w:top w:w="100" w:type="dxa"/>
+              <w:bottom w:w="100" w:type="dxa"/>
+              <w:left w:w="120" w:type="dxa"/>
+              <w:right w:w="120" w:type="dxa"/>
+            </w:tcMar>
+            <w:tcBorders>
+              <w:top w:val="single" w:sz="4" w:space="0" w:color="CCCCCC"/>
+              <w:bottom w:val="single" w:sz="4" w:space="0" w:color="CCCCCC"/>
+              <w:left w:val="single" w:sz="4" w:space="0" w:color="CCCCCC"/>
+              <w:right w:val="single" w:sz="4" w:space="0" w:color="CCCCCC"/>
+            </w:tcBorders>
+          </w:tcPr>
+          <w:p>
+            <w:pPr>
+              <w:spacing w:before="60" w:after="60" w:line="252" w:lineRule="auto"/>
+              <w:jc w:val="left"/>
+            </w:pPr>
+            <w:r/>
+            <w:r>
+              <w:rPr>
+                <w:b/>
+              </w:rPr>
+              <w:t>Wed 30/09</w:t>
+            </w:r>
+          </w:p>
+        </w:tc>
+        <w:tc>
+          <w:tcPr>
+            <w:tcW w:type="dxa" w:w="864"/>
+            <w:shd w:fill="F8FAFC"/>
+            <w:tcMar>
+              <w:top w:w="100" w:type="dxa"/>
+              <w:bottom w:w="100" w:type="dxa"/>
+              <w:left w:w="120" w:type="dxa"/>
+              <w:right w:w="120" w:type="dxa"/>
+            </w:tcMar>
+            <w:tcBorders>
+              <w:top w:val="single" w:sz="4" w:space="0" w:color="CCCCCC"/>
+              <w:bottom w:val="single" w:sz="4" w:space="0" w:color="CCCCCC"/>
+              <w:left w:val="single" w:sz="4" w:space="0" w:color="CCCCCC"/>
+              <w:right w:val="single" w:sz="4" w:space="0" w:color="CCCCCC"/>
+            </w:tcBorders>
+          </w:tcPr>
+          <w:p>
+            <w:pPr>
+              <w:spacing w:before="60" w:after="60" w:line="252" w:lineRule="auto"/>
+              <w:jc w:val="left"/>
+            </w:pPr>
+            <w:r/>
+            <w:r>
+              <w:t>London 15-19</w:t>
+            </w:r>
+          </w:p>
+        </w:tc>
+        <w:tc>
+          <w:tcPr>
+            <w:tcW w:type="dxa" w:w="1440"/>
+            <w:shd w:fill="F8FAFC"/>
+            <w:tcMar>
+              <w:top w:w="100" w:type="dxa"/>
+              <w:bottom w:w="100" w:type="dxa"/>
+              <w:left w:w="120" w:type="dxa"/>
+              <w:right w:w="120" w:type="dxa"/>
+            </w:tcMar>
+            <w:tcBorders>
+              <w:top w:val="single" w:sz="4" w:space="0" w:color="CCCCCC"/>
+              <w:bottom w:val="single" w:sz="4" w:space="0" w:color="CCCCCC"/>
+              <w:left w:val="single" w:sz="4" w:space="0" w:color="CCCCCC"/>
+              <w:right w:val="single" w:sz="4" w:space="0" w:color="CCCCCC"/>
+            </w:tcBorders>
+          </w:tcPr>
+          <w:p>
+            <w:pPr>
+              <w:spacing w:before="60" w:after="60" w:line="252" w:lineRule="auto"/>
+              <w:jc w:val="left"/>
+            </w:pPr>
+            <w:r/>
+            <w:r>
+              <w:t>710.00</w:t>
+            </w:r>
+          </w:p>
+        </w:tc>
+        <w:tc>
+          <w:tcPr>
+            <w:tcW w:type="dxa" w:w="2016"/>
+            <w:shd w:fill="F8FAFC"/>
+            <w:tcMar>
+              <w:top w:w="100" w:type="dxa"/>
+              <w:bottom w:w="100" w:type="dxa"/>
+              <w:left w:w="120" w:type="dxa"/>
+              <w:right w:w="120" w:type="dxa"/>
+            </w:tcMar>
+            <w:tcBorders>
+              <w:top w:val="single" w:sz="4" w:space="0" w:color="CCCCCC"/>
+              <w:bottom w:val="single" w:sz="4" w:space="0" w:color="CCCCCC"/>
+              <w:left w:val="single" w:sz="4" w:space="0" w:color="CCCCCC"/>
+              <w:right w:val="single" w:sz="4" w:space="0" w:color="CCCCCC"/>
+            </w:tcBorders>
+          </w:tcPr>
+          <w:p>
+            <w:pPr>
+              <w:spacing w:before="60" w:after="60" w:line="252" w:lineRule="auto"/>
+              <w:jc w:val="left"/>
+            </w:pPr>
+            <w:r/>
+            <w:r>
+              <w:t>723.50</w:t>
+            </w:r>
+          </w:p>
+        </w:tc>
+        <w:tc>
+          <w:tcPr>
+            <w:tcW w:type="dxa" w:w="1152"/>
+            <w:shd w:fill="F8FAFC"/>
+            <w:tcMar>
+              <w:top w:w="100" w:type="dxa"/>
+              <w:bottom w:w="100" w:type="dxa"/>
+              <w:left w:w="120" w:type="dxa"/>
+              <w:right w:w="120" w:type="dxa"/>
+            </w:tcMar>
+            <w:tcBorders>
+              <w:top w:val="single" w:sz="4" w:space="0" w:color="CCCCCC"/>
+              <w:bottom w:val="single" w:sz="4" w:space="0" w:color="CCCCCC"/>
+              <w:left w:val="single" w:sz="4" w:space="0" w:color="CCCCCC"/>
+              <w:right w:val="single" w:sz="4" w:space="0" w:color="CCCCCC"/>
+            </w:tcBorders>
+          </w:tcPr>
+          <w:p>
+            <w:pPr>
+              <w:spacing w:before="60" w:after="60" w:line="252" w:lineRule="auto"/>
+              <w:jc w:val="left"/>
+            </w:pPr>
+            <w:r/>
+            <w:r>
+              <w:t>697.00</w:t>
+            </w:r>
+          </w:p>
+        </w:tc>
+        <w:tc>
+          <w:tcPr>
+            <w:tcW w:type="dxa" w:w="1728"/>
+            <w:shd w:fill="F8FAFC"/>
+            <w:tcMar>
+              <w:top w:w="100" w:type="dxa"/>
+              <w:bottom w:w="100" w:type="dxa"/>
+              <w:left w:w="120" w:type="dxa"/>
+              <w:right w:w="120" w:type="dxa"/>
+            </w:tcMar>
+            <w:tcBorders>
+              <w:top w:val="single" w:sz="4" w:space="0" w:color="CCCCCC"/>
+              <w:bottom w:val="single" w:sz="4" w:space="0" w:color="CCCCCC"/>
+              <w:left w:val="single" w:sz="4" w:space="0" w:color="CCCCCC"/>
+              <w:right w:val="single" w:sz="4" w:space="0" w:color="CCCCCC"/>
+            </w:tcBorders>
+          </w:tcPr>
+          <w:p>
+            <w:pPr>
+              <w:spacing w:before="60" w:after="60" w:line="252" w:lineRule="auto"/>
+              <w:jc w:val="left"/>
+            </w:pPr>
+            <w:r/>
+            <w:r>
+              <w:rPr>
+                <w:b/>
+              </w:rPr>
+              <w:t>711.75</w:t>
+            </w:r>
+          </w:p>
+        </w:tc>
+        <w:tc>
+          <w:tcPr>
+            <w:tcW w:type="dxa" w:w="3456"/>
+            <w:shd w:fill="F8FAFC"/>
+            <w:tcMar>
+              <w:top w:w="100" w:type="dxa"/>
+              <w:bottom w:w="100" w:type="dxa"/>
+              <w:left w:w="120" w:type="dxa"/>
+              <w:right w:w="120" w:type="dxa"/>
+            </w:tcMar>
+            <w:tcBorders>
+              <w:top w:val="single" w:sz="4" w:space="0" w:color="CCCCCC"/>
+              <w:bottom w:val="single" w:sz="4" w:space="0" w:color="CCCCCC"/>
+              <w:left w:val="single" w:sz="4" w:space="0" w:color="CCCCCC"/>
+              <w:right w:val="single" w:sz="4" w:space="0" w:color="CCCCCC"/>
+            </w:tcBorders>
+          </w:tcPr>
+          <w:p>
+            <w:pPr>
+              <w:spacing w:before="60" w:after="60" w:line="252" w:lineRule="auto"/>
+              <w:jc w:val="left"/>
+            </w:pPr>
+            <w:r/>
+            <w:r>
+              <w:rPr>
+                <w:b/>
+              </w:rPr>
+              <w:t>+1.75</w:t>
+            </w:r>
+          </w:p>
+        </w:tc>
+        <w:tc>
+          <w:tcPr>
+            <w:tcW w:type="dxa" w:w="1440"/>
+            <w:shd w:fill="F8FAFC"/>
+            <w:tcMar>
+              <w:top w:w="100" w:type="dxa"/>
+              <w:bottom w:w="100" w:type="dxa"/>
+              <w:left w:w="120" w:type="dxa"/>
+              <w:right w:w="120" w:type="dxa"/>
+            </w:tcMar>
+            <w:tcBorders>
+              <w:top w:val="single" w:sz="4" w:space="0" w:color="CCCCCC"/>
+              <w:bottom w:val="single" w:sz="4" w:space="0" w:color="CCCCCC"/>
+              <w:left w:val="single" w:sz="4" w:space="0" w:color="CCCCCC"/>
+              <w:right w:val="single" w:sz="4" w:space="0" w:color="CCCCCC"/>
+            </w:tcBorders>
+          </w:tcPr>
+          <w:p>
+            <w:pPr>
+              <w:spacing w:before="60" w:after="60" w:line="252" w:lineRule="auto"/>
+              <w:jc w:val="left"/>
+            </w:pPr>
+            <w:r/>
+            <w:r>
+              <w:t>BULL</w:t>
+            </w:r>
+          </w:p>
+        </w:tc>
+      </w:tr>
+      <w:tr>
+        <w:tc>
+          <w:tcPr>
+            <w:tcW w:type="dxa" w:w="1584"/>
+            <w:shd w:fill="FFFFFF"/>
+            <w:tcMar>
+              <w:top w:w="100" w:type="dxa"/>
+              <w:bottom w:w="100" w:type="dxa"/>
+              <w:left w:w="120" w:type="dxa"/>
+              <w:right w:w="120" w:type="dxa"/>
+            </w:tcMar>
+            <w:tcBorders>
+              <w:top w:val="single" w:sz="4" w:space="0" w:color="CCCCCC"/>
+              <w:bottom w:val="single" w:sz="4" w:space="0" w:color="CCCCCC"/>
+              <w:left w:val="single" w:sz="4" w:space="0" w:color="CCCCCC"/>
+              <w:right w:val="single" w:sz="4" w:space="0" w:color="CCCCCC"/>
+            </w:tcBorders>
+          </w:tcPr>
+          <w:p>
+            <w:pPr>
+              <w:spacing w:before="60" w:after="60" w:line="252" w:lineRule="auto"/>
+              <w:jc w:val="left"/>
+            </w:pPr>
+            <w:r/>
+            <w:r>
+              <w:rPr>
+                <w:b/>
+              </w:rPr>
+              <w:t>Wed 30/09</w:t>
+            </w:r>
+          </w:p>
+        </w:tc>
+        <w:tc>
+          <w:tcPr>
+            <w:tcW w:type="dxa" w:w="864"/>
+            <w:shd w:fill="FFFFFF"/>
+            <w:tcMar>
+              <w:top w:w="100" w:type="dxa"/>
+              <w:bottom w:w="100" w:type="dxa"/>
+              <w:left w:w="120" w:type="dxa"/>
+              <w:right w:w="120" w:type="dxa"/>
+            </w:tcMar>
+            <w:tcBorders>
+              <w:top w:val="single" w:sz="4" w:space="0" w:color="CCCCCC"/>
+              <w:bottom w:val="single" w:sz="4" w:space="0" w:color="CCCCCC"/>
+              <w:left w:val="single" w:sz="4" w:space="0" w:color="CCCCCC"/>
+              <w:right w:val="single" w:sz="4" w:space="0" w:color="CCCCCC"/>
+            </w:tcBorders>
+          </w:tcPr>
+          <w:p>
+            <w:pPr>
+              <w:spacing w:before="60" w:after="60" w:line="252" w:lineRule="auto"/>
+              <w:jc w:val="left"/>
+            </w:pPr>
+            <w:r/>
+            <w:r>
+              <w:t>Pre-NY 19-21</w:t>
+            </w:r>
+          </w:p>
+        </w:tc>
+        <w:tc>
+          <w:tcPr>
+            <w:tcW w:type="dxa" w:w="1440"/>
+            <w:shd w:fill="FFFFFF"/>
+            <w:tcMar>
+              <w:top w:w="100" w:type="dxa"/>
+              <w:bottom w:w="100" w:type="dxa"/>
+              <w:left w:w="120" w:type="dxa"/>
+              <w:right w:w="120" w:type="dxa"/>
+            </w:tcMar>
+            <w:tcBorders>
+              <w:top w:val="single" w:sz="4" w:space="0" w:color="CCCCCC"/>
+              <w:bottom w:val="single" w:sz="4" w:space="0" w:color="CCCCCC"/>
+              <w:left w:val="single" w:sz="4" w:space="0" w:color="CCCCCC"/>
+              <w:right w:val="single" w:sz="4" w:space="0" w:color="CCCCCC"/>
+            </w:tcBorders>
+          </w:tcPr>
+          <w:p>
+            <w:pPr>
+              <w:spacing w:before="60" w:after="60" w:line="252" w:lineRule="auto"/>
+              <w:jc w:val="left"/>
+            </w:pPr>
+            <w:r/>
+            <w:r>
+              <w:t>711.75</w:t>
+            </w:r>
+          </w:p>
+        </w:tc>
+        <w:tc>
+          <w:tcPr>
+            <w:tcW w:type="dxa" w:w="2016"/>
+            <w:shd w:fill="FFFFFF"/>
+            <w:tcMar>
+              <w:top w:w="100" w:type="dxa"/>
+              <w:bottom w:w="100" w:type="dxa"/>
+              <w:left w:w="120" w:type="dxa"/>
+              <w:right w:w="120" w:type="dxa"/>
+            </w:tcMar>
+            <w:tcBorders>
+              <w:top w:val="single" w:sz="4" w:space="0" w:color="CCCCCC"/>
+              <w:bottom w:val="single" w:sz="4" w:space="0" w:color="CCCCCC"/>
+              <w:left w:val="single" w:sz="4" w:space="0" w:color="CCCCCC"/>
+              <w:right w:val="single" w:sz="4" w:space="0" w:color="CCCCCC"/>
+            </w:tcBorders>
+          </w:tcPr>
+          <w:p>
+            <w:pPr>
+              <w:spacing w:before="60" w:after="60" w:line="252" w:lineRule="auto"/>
+              <w:jc w:val="left"/>
+            </w:pPr>
+            <w:r/>
+            <w:r>
+              <w:t>721.00</w:t>
+            </w:r>
+          </w:p>
+        </w:tc>
+        <w:tc>
+          <w:tcPr>
+            <w:tcW w:type="dxa" w:w="1152"/>
+            <w:shd w:fill="FFFFFF"/>
+            <w:tcMar>
+              <w:top w:w="100" w:type="dxa"/>
+              <w:bottom w:w="100" w:type="dxa"/>
+              <w:left w:w="120" w:type="dxa"/>
+              <w:right w:w="120" w:type="dxa"/>
+            </w:tcMar>
+            <w:tcBorders>
+              <w:top w:val="single" w:sz="4" w:space="0" w:color="CCCCCC"/>
+              <w:bottom w:val="single" w:sz="4" w:space="0" w:color="CCCCCC"/>
+              <w:left w:val="single" w:sz="4" w:space="0" w:color="CCCCCC"/>
+              <w:right w:val="single" w:sz="4" w:space="0" w:color="CCCCCC"/>
+            </w:tcBorders>
+          </w:tcPr>
+          <w:p>
+            <w:pPr>
+              <w:spacing w:before="60" w:after="60" w:line="252" w:lineRule="auto"/>
+              <w:jc w:val="left"/>
+            </w:pPr>
+            <w:r/>
+            <w:r>
+              <w:t>701.00</w:t>
+            </w:r>
+          </w:p>
+        </w:tc>
+        <w:tc>
+          <w:tcPr>
+            <w:tcW w:type="dxa" w:w="1728"/>
+            <w:shd w:fill="FFFFFF"/>
+            <w:tcMar>
+              <w:top w:w="100" w:type="dxa"/>
+              <w:bottom w:w="100" w:type="dxa"/>
+              <w:left w:w="120" w:type="dxa"/>
+              <w:right w:w="120" w:type="dxa"/>
+            </w:tcMar>
+            <w:tcBorders>
+              <w:top w:val="single" w:sz="4" w:space="0" w:color="CCCCCC"/>
+              <w:bottom w:val="single" w:sz="4" w:space="0" w:color="CCCCCC"/>
+              <w:left w:val="single" w:sz="4" w:space="0" w:color="CCCCCC"/>
+              <w:right w:val="single" w:sz="4" w:space="0" w:color="CCCCCC"/>
+            </w:tcBorders>
+          </w:tcPr>
+          <w:p>
+            <w:pPr>
+              <w:spacing w:before="60" w:after="60" w:line="252" w:lineRule="auto"/>
+              <w:jc w:val="left"/>
+            </w:pPr>
+            <w:r/>
+            <w:r>
+              <w:rPr>
+                <w:b/>
+              </w:rPr>
+              <w:t>712.25</w:t>
+            </w:r>
+          </w:p>
+        </w:tc>
+        <w:tc>
+          <w:tcPr>
+            <w:tcW w:type="dxa" w:w="3456"/>
+            <w:shd w:fill="FFFFFF"/>
+            <w:tcMar>
+              <w:top w:w="100" w:type="dxa"/>
+              <w:bottom w:w="100" w:type="dxa"/>
+              <w:left w:w="120" w:type="dxa"/>
+              <w:right w:w="120" w:type="dxa"/>
+            </w:tcMar>
+            <w:tcBorders>
+              <w:top w:val="single" w:sz="4" w:space="0" w:color="CCCCCC"/>
+              <w:bottom w:val="single" w:sz="4" w:space="0" w:color="CCCCCC"/>
+              <w:left w:val="single" w:sz="4" w:space="0" w:color="CCCCCC"/>
+              <w:right w:val="single" w:sz="4" w:space="0" w:color="CCCCCC"/>
+            </w:tcBorders>
+          </w:tcPr>
+          <w:p>
+            <w:pPr>
+              <w:spacing w:before="60" w:after="60" w:line="252" w:lineRule="auto"/>
+              <w:jc w:val="left"/>
+            </w:pPr>
+            <w:r/>
+            <w:r>
+              <w:rPr>
+                <w:b/>
+              </w:rPr>
+              <w:t>+0.50</w:t>
+            </w:r>
+          </w:p>
+        </w:tc>
+        <w:tc>
+          <w:tcPr>
+            <w:tcW w:type="dxa" w:w="1440"/>
+            <w:shd w:fill="FFFFFF"/>
+            <w:tcMar>
+              <w:top w:w="100" w:type="dxa"/>
+              <w:bottom w:w="100" w:type="dxa"/>
+              <w:left w:w="120" w:type="dxa"/>
+              <w:right w:w="120" w:type="dxa"/>
+            </w:tcMar>
+            <w:tcBorders>
+              <w:top w:val="single" w:sz="4" w:space="0" w:color="CCCCCC"/>
+              <w:bottom w:val="single" w:sz="4" w:space="0" w:color="CCCCCC"/>
+              <w:left w:val="single" w:sz="4" w:space="0" w:color="CCCCCC"/>
+              <w:right w:val="single" w:sz="4" w:space="0" w:color="CCCCCC"/>
+            </w:tcBorders>
+          </w:tcPr>
+          <w:p>
+            <w:pPr>
+              <w:spacing w:before="60" w:after="60" w:line="252" w:lineRule="auto"/>
+              <w:jc w:val="left"/>
+            </w:pPr>
+            <w:r/>
+            <w:r>
+              <w:t>BULL</w:t>
+            </w:r>
+          </w:p>
+        </w:tc>
+      </w:tr>
+      <w:tr>
+        <w:tc>
+          <w:tcPr>
+            <w:tcW w:type="dxa" w:w="1584"/>
+            <w:shd w:fill="F8FAFC"/>
+            <w:tcMar>
+              <w:top w:w="100" w:type="dxa"/>
+              <w:bottom w:w="100" w:type="dxa"/>
+              <w:left w:w="120" w:type="dxa"/>
+              <w:right w:w="120" w:type="dxa"/>
+            </w:tcMar>
+            <w:tcBorders>
+              <w:top w:val="single" w:sz="4" w:space="0" w:color="CCCCCC"/>
+              <w:bottom w:val="single" w:sz="4" w:space="0" w:color="CCCCCC"/>
+              <w:left w:val="single" w:sz="4" w:space="0" w:color="CCCCCC"/>
+              <w:right w:val="single" w:sz="4" w:space="0" w:color="CCCCCC"/>
+            </w:tcBorders>
+          </w:tcPr>
+          <w:p>
+            <w:pPr>
+              <w:spacing w:before="60" w:after="60" w:line="252" w:lineRule="auto"/>
+              <w:jc w:val="left"/>
+            </w:pPr>
+            <w:r/>
+            <w:r>
+              <w:rPr>
+                <w:b/>
+              </w:rPr>
+              <w:t>Wed 30/09</w:t>
+            </w:r>
+          </w:p>
+        </w:tc>
+        <w:tc>
+          <w:tcPr>
+            <w:tcW w:type="dxa" w:w="864"/>
+            <w:shd w:fill="F8FAFC"/>
+            <w:tcMar>
+              <w:top w:w="100" w:type="dxa"/>
+              <w:bottom w:w="100" w:type="dxa"/>
+              <w:left w:w="120" w:type="dxa"/>
+              <w:right w:w="120" w:type="dxa"/>
+            </w:tcMar>
+            <w:tcBorders>
+              <w:top w:val="single" w:sz="4" w:space="0" w:color="CCCCCC"/>
+              <w:bottom w:val="single" w:sz="4" w:space="0" w:color="CCCCCC"/>
+              <w:left w:val="single" w:sz="4" w:space="0" w:color="CCCCCC"/>
+              <w:right w:val="single" w:sz="4" w:space="0" w:color="CCCCCC"/>
+            </w:tcBorders>
+          </w:tcPr>
+          <w:p>
+            <w:pPr>
+              <w:spacing w:before="60" w:after="60" w:line="252" w:lineRule="auto"/>
+              <w:jc w:val="left"/>
+            </w:pPr>
+            <w:r/>
+            <w:r>
+              <w:t>NY Open 21-23</w:t>
+            </w:r>
+          </w:p>
+        </w:tc>
+        <w:tc>
+          <w:tcPr>
+            <w:tcW w:type="dxa" w:w="1440"/>
+            <w:shd w:fill="F8FAFC"/>
+            <w:tcMar>
+              <w:top w:w="100" w:type="dxa"/>
+              <w:bottom w:w="100" w:type="dxa"/>
+              <w:left w:w="120" w:type="dxa"/>
+              <w:right w:w="120" w:type="dxa"/>
+            </w:tcMar>
+            <w:tcBorders>
+              <w:top w:val="single" w:sz="4" w:space="0" w:color="CCCCCC"/>
+              <w:bottom w:val="single" w:sz="4" w:space="0" w:color="CCCCCC"/>
+              <w:left w:val="single" w:sz="4" w:space="0" w:color="CCCCCC"/>
+              <w:right w:val="single" w:sz="4" w:space="0" w:color="CCCCCC"/>
+            </w:tcBorders>
+          </w:tcPr>
+          <w:p>
+            <w:pPr>
+              <w:spacing w:before="60" w:after="60" w:line="252" w:lineRule="auto"/>
+              <w:jc w:val="left"/>
+            </w:pPr>
+            <w:r/>
+            <w:r>
+              <w:t>712.25</w:t>
+            </w:r>
+          </w:p>
+        </w:tc>
+        <w:tc>
+          <w:tcPr>
+            <w:tcW w:type="dxa" w:w="2016"/>
+            <w:shd w:fill="F8FAFC"/>
+            <w:tcMar>
+              <w:top w:w="100" w:type="dxa"/>
+              <w:bottom w:w="100" w:type="dxa"/>
+              <w:left w:w="120" w:type="dxa"/>
+              <w:right w:w="120" w:type="dxa"/>
+            </w:tcMar>
+            <w:tcBorders>
+              <w:top w:val="single" w:sz="4" w:space="0" w:color="CCCCCC"/>
+              <w:bottom w:val="single" w:sz="4" w:space="0" w:color="CCCCCC"/>
+              <w:left w:val="single" w:sz="4" w:space="0" w:color="CCCCCC"/>
+              <w:right w:val="single" w:sz="4" w:space="0" w:color="CCCCCC"/>
+            </w:tcBorders>
+          </w:tcPr>
+          <w:p>
+            <w:pPr>
+              <w:spacing w:before="60" w:after="60" w:line="252" w:lineRule="auto"/>
+              <w:jc w:val="left"/>
+            </w:pPr>
+            <w:r/>
+            <w:r>
+              <w:t>724.50</w:t>
+            </w:r>
+          </w:p>
+        </w:tc>
+        <w:tc>
+          <w:tcPr>
+            <w:tcW w:type="dxa" w:w="1152"/>
+            <w:shd w:fill="F8FAFC"/>
+            <w:tcMar>
+              <w:top w:w="100" w:type="dxa"/>
+              <w:bottom w:w="100" w:type="dxa"/>
+              <w:left w:w="120" w:type="dxa"/>
+              <w:right w:w="120" w:type="dxa"/>
+            </w:tcMar>
+            <w:tcBorders>
+              <w:top w:val="single" w:sz="4" w:space="0" w:color="CCCCCC"/>
+              <w:bottom w:val="single" w:sz="4" w:space="0" w:color="CCCCCC"/>
+              <w:left w:val="single" w:sz="4" w:space="0" w:color="CCCCCC"/>
+              <w:right w:val="single" w:sz="4" w:space="0" w:color="CCCCCC"/>
+            </w:tcBorders>
+          </w:tcPr>
+          <w:p>
+            <w:pPr>
+              <w:spacing w:before="60" w:after="60" w:line="252" w:lineRule="auto"/>
+              <w:jc w:val="left"/>
+            </w:pPr>
+            <w:r/>
+            <w:r>
+              <w:t>698.00</w:t>
+            </w:r>
+          </w:p>
+        </w:tc>
+        <w:tc>
+          <w:tcPr>
+            <w:tcW w:type="dxa" w:w="1728"/>
+            <w:shd w:fill="F8FAFC"/>
+            <w:tcMar>
+              <w:top w:w="100" w:type="dxa"/>
+              <w:bottom w:w="100" w:type="dxa"/>
+              <w:left w:w="120" w:type="dxa"/>
+              <w:right w:w="120" w:type="dxa"/>
+            </w:tcMar>
+            <w:tcBorders>
+              <w:top w:val="single" w:sz="4" w:space="0" w:color="CCCCCC"/>
+              <w:bottom w:val="single" w:sz="4" w:space="0" w:color="CCCCCC"/>
+              <w:left w:val="single" w:sz="4" w:space="0" w:color="CCCCCC"/>
+              <w:right w:val="single" w:sz="4" w:space="0" w:color="CCCCCC"/>
+            </w:tcBorders>
+          </w:tcPr>
+          <w:p>
+            <w:pPr>
+              <w:spacing w:before="60" w:after="60" w:line="252" w:lineRule="auto"/>
+              <w:jc w:val="left"/>
+            </w:pPr>
+            <w:r/>
+            <w:r>
+              <w:rPr>
+                <w:b/>
+              </w:rPr>
+              <w:t>710.75</w:t>
+            </w:r>
+          </w:p>
+        </w:tc>
+        <w:tc>
+          <w:tcPr>
+            <w:tcW w:type="dxa" w:w="3456"/>
+            <w:shd w:fill="F8FAFC"/>
+            <w:tcMar>
+              <w:top w:w="100" w:type="dxa"/>
+              <w:bottom w:w="100" w:type="dxa"/>
+              <w:left w:w="120" w:type="dxa"/>
+              <w:right w:w="120" w:type="dxa"/>
+            </w:tcMar>
+            <w:tcBorders>
+              <w:top w:val="single" w:sz="4" w:space="0" w:color="CCCCCC"/>
+              <w:bottom w:val="single" w:sz="4" w:space="0" w:color="CCCCCC"/>
+              <w:left w:val="single" w:sz="4" w:space="0" w:color="CCCCCC"/>
+              <w:right w:val="single" w:sz="4" w:space="0" w:color="CCCCCC"/>
+            </w:tcBorders>
+          </w:tcPr>
+          <w:p>
+            <w:pPr>
+              <w:spacing w:before="60" w:after="60" w:line="252" w:lineRule="auto"/>
+              <w:jc w:val="left"/>
+            </w:pPr>
+            <w:r/>
+            <w:r>
+              <w:rPr>
+                <w:b/>
+              </w:rPr>
+              <w:t>-1.50</w:t>
+            </w:r>
+          </w:p>
+        </w:tc>
+        <w:tc>
+          <w:tcPr>
+            <w:tcW w:type="dxa" w:w="1440"/>
+            <w:shd w:fill="F8FAFC"/>
+            <w:tcMar>
+              <w:top w:w="100" w:type="dxa"/>
+              <w:bottom w:w="100" w:type="dxa"/>
+              <w:left w:w="120" w:type="dxa"/>
+              <w:right w:w="120" w:type="dxa"/>
+            </w:tcMar>
+            <w:tcBorders>
+              <w:top w:val="single" w:sz="4" w:space="0" w:color="CCCCCC"/>
+              <w:bottom w:val="single" w:sz="4" w:space="0" w:color="CCCCCC"/>
+              <w:left w:val="single" w:sz="4" w:space="0" w:color="CCCCCC"/>
+              <w:right w:val="single" w:sz="4" w:space="0" w:color="CCCCCC"/>
+            </w:tcBorders>
+          </w:tcPr>
+          <w:p>
+            <w:pPr>
+              <w:spacing w:before="60" w:after="60" w:line="252" w:lineRule="auto"/>
+              <w:jc w:val="left"/>
+            </w:pPr>
+            <w:r/>
+            <w:r>
+              <w:t>BEAR</w:t>
+            </w:r>
+          </w:p>
+        </w:tc>
+      </w:tr>
+      <w:tr>
+        <w:tc>
+          <w:tcPr>
+            <w:tcW w:type="dxa" w:w="1584"/>
+            <w:shd w:fill="FFFFFF"/>
+            <w:tcMar>
+              <w:top w:w="100" w:type="dxa"/>
+              <w:bottom w:w="100" w:type="dxa"/>
+              <w:left w:w="120" w:type="dxa"/>
+              <w:right w:w="120" w:type="dxa"/>
+            </w:tcMar>
+            <w:tcBorders>
+              <w:top w:val="single" w:sz="4" w:space="0" w:color="CCCCCC"/>
+              <w:bottom w:val="single" w:sz="4" w:space="0" w:color="CCCCCC"/>
+              <w:left w:val="single" w:sz="4" w:space="0" w:color="CCCCCC"/>
+              <w:right w:val="single" w:sz="4" w:space="0" w:color="CCCCCC"/>
+            </w:tcBorders>
+          </w:tcPr>
+          <w:p>
+            <w:pPr>
+              <w:spacing w:before="60" w:after="60" w:line="252" w:lineRule="auto"/>
+              <w:jc w:val="left"/>
+            </w:pPr>
+            <w:r/>
+            <w:r>
+              <w:rPr>
+                <w:b/>
+              </w:rPr>
+              <w:t>Wed 30/09</w:t>
+            </w:r>
+          </w:p>
+        </w:tc>
+        <w:tc>
+          <w:tcPr>
+            <w:tcW w:type="dxa" w:w="864"/>
+            <w:shd w:fill="FFFFFF"/>
+            <w:tcMar>
+              <w:top w:w="100" w:type="dxa"/>
+              <w:bottom w:w="100" w:type="dxa"/>
+              <w:left w:w="120" w:type="dxa"/>
+              <w:right w:w="120" w:type="dxa"/>
+            </w:tcMar>
+            <w:tcBorders>
+              <w:top w:val="single" w:sz="4" w:space="0" w:color="CCCCCC"/>
+              <w:bottom w:val="single" w:sz="4" w:space="0" w:color="CCCCCC"/>
+              <w:left w:val="single" w:sz="4" w:space="0" w:color="CCCCCC"/>
+              <w:right w:val="single" w:sz="4" w:space="0" w:color="CCCCCC"/>
+            </w:tcBorders>
+          </w:tcPr>
+          <w:p>
+            <w:pPr>
+              <w:spacing w:before="60" w:after="60" w:line="252" w:lineRule="auto"/>
+              <w:jc w:val="left"/>
+            </w:pPr>
+            <w:r/>
+            <w:r>
+              <w:t>NY Close 23-01</w:t>
+            </w:r>
+          </w:p>
+        </w:tc>
+        <w:tc>
+          <w:tcPr>
+            <w:tcW w:type="dxa" w:w="1440"/>
+            <w:shd w:fill="FFFFFF"/>
+            <w:tcMar>
+              <w:top w:w="100" w:type="dxa"/>
+              <w:bottom w:w="100" w:type="dxa"/>
+              <w:left w:w="120" w:type="dxa"/>
+              <w:right w:w="120" w:type="dxa"/>
+            </w:tcMar>
+            <w:tcBorders>
+              <w:top w:val="single" w:sz="4" w:space="0" w:color="CCCCCC"/>
+              <w:bottom w:val="single" w:sz="4" w:space="0" w:color="CCCCCC"/>
+              <w:left w:val="single" w:sz="4" w:space="0" w:color="CCCCCC"/>
+              <w:right w:val="single" w:sz="4" w:space="0" w:color="CCCCCC"/>
+            </w:tcBorders>
+          </w:tcPr>
+          <w:p>
+            <w:pPr>
+              <w:spacing w:before="60" w:after="60" w:line="252" w:lineRule="auto"/>
+              <w:jc w:val="left"/>
+            </w:pPr>
+            <w:r/>
+            <w:r>
+              <w:t>710.75</w:t>
+            </w:r>
+          </w:p>
+        </w:tc>
+        <w:tc>
+          <w:tcPr>
+            <w:tcW w:type="dxa" w:w="2016"/>
+            <w:shd w:fill="FFFFFF"/>
+            <w:tcMar>
+              <w:top w:w="100" w:type="dxa"/>
+              <w:bottom w:w="100" w:type="dxa"/>
+              <w:left w:w="120" w:type="dxa"/>
+              <w:right w:w="120" w:type="dxa"/>
+            </w:tcMar>
+            <w:tcBorders>
+              <w:top w:val="single" w:sz="4" w:space="0" w:color="CCCCCC"/>
+              <w:bottom w:val="single" w:sz="4" w:space="0" w:color="CCCCCC"/>
+              <w:left w:val="single" w:sz="4" w:space="0" w:color="CCCCCC"/>
+              <w:right w:val="single" w:sz="4" w:space="0" w:color="CCCCCC"/>
+            </w:tcBorders>
+          </w:tcPr>
+          <w:p>
+            <w:pPr>
+              <w:spacing w:before="60" w:after="60" w:line="252" w:lineRule="auto"/>
+              <w:jc w:val="left"/>
+            </w:pPr>
+            <w:r/>
+            <w:r>
+              <w:t>717.75</w:t>
+            </w:r>
+          </w:p>
+        </w:tc>
+        <w:tc>
+          <w:tcPr>
+            <w:tcW w:type="dxa" w:w="1152"/>
+            <w:shd w:fill="FFFFFF"/>
+            <w:tcMar>
+              <w:top w:w="100" w:type="dxa"/>
+              <w:bottom w:w="100" w:type="dxa"/>
+              <w:left w:w="120" w:type="dxa"/>
+              <w:right w:w="120" w:type="dxa"/>
+            </w:tcMar>
+            <w:tcBorders>
+              <w:top w:val="single" w:sz="4" w:space="0" w:color="CCCCCC"/>
+              <w:bottom w:val="single" w:sz="4" w:space="0" w:color="CCCCCC"/>
+              <w:left w:val="single" w:sz="4" w:space="0" w:color="CCCCCC"/>
+              <w:right w:val="single" w:sz="4" w:space="0" w:color="CCCCCC"/>
+            </w:tcBorders>
+          </w:tcPr>
+          <w:p>
+            <w:pPr>
+              <w:spacing w:before="60" w:after="60" w:line="252" w:lineRule="auto"/>
+              <w:jc w:val="left"/>
+            </w:pPr>
+            <w:r/>
+            <w:r>
+              <w:t>701.25</w:t>
+            </w:r>
+          </w:p>
+        </w:tc>
+        <w:tc>
+          <w:tcPr>
+            <w:tcW w:type="dxa" w:w="1728"/>
+            <w:shd w:fill="FFFFFF"/>
+            <w:tcMar>
+              <w:top w:w="100" w:type="dxa"/>
+              <w:bottom w:w="100" w:type="dxa"/>
+              <w:left w:w="120" w:type="dxa"/>
+              <w:right w:w="120" w:type="dxa"/>
+            </w:tcMar>
+            <w:tcBorders>
+              <w:top w:val="single" w:sz="4" w:space="0" w:color="CCCCCC"/>
+              <w:bottom w:val="single" w:sz="4" w:space="0" w:color="CCCCCC"/>
+              <w:left w:val="single" w:sz="4" w:space="0" w:color="CCCCCC"/>
+              <w:right w:val="single" w:sz="4" w:space="0" w:color="CCCCCC"/>
+            </w:tcBorders>
+          </w:tcPr>
+          <w:p>
+            <w:pPr>
+              <w:spacing w:before="60" w:after="60" w:line="252" w:lineRule="auto"/>
+              <w:jc w:val="left"/>
+            </w:pPr>
+            <w:r/>
+            <w:r>
+              <w:rPr>
+                <w:b/>
+              </w:rPr>
+              <w:t>711.25</w:t>
+            </w:r>
+          </w:p>
+        </w:tc>
+        <w:tc>
+          <w:tcPr>
+            <w:tcW w:type="dxa" w:w="3456"/>
+            <w:shd w:fill="FFFFFF"/>
+            <w:tcMar>
+              <w:top w:w="100" w:type="dxa"/>
+              <w:bottom w:w="100" w:type="dxa"/>
+              <w:left w:w="120" w:type="dxa"/>
+              <w:right w:w="120" w:type="dxa"/>
+            </w:tcMar>
+            <w:tcBorders>
+              <w:top w:val="single" w:sz="4" w:space="0" w:color="CCCCCC"/>
+              <w:bottom w:val="single" w:sz="4" w:space="0" w:color="CCCCCC"/>
+              <w:left w:val="single" w:sz="4" w:space="0" w:color="CCCCCC"/>
+              <w:right w:val="single" w:sz="4" w:space="0" w:color="CCCCCC"/>
+            </w:tcBorders>
+          </w:tcPr>
+          <w:p>
+            <w:pPr>
+              <w:spacing w:before="60" w:after="60" w:line="252" w:lineRule="auto"/>
+              <w:jc w:val="left"/>
+            </w:pPr>
+            <w:r/>
+            <w:r>
+              <w:rPr>
+                <w:b/>
+              </w:rPr>
+              <w:t>+0.50</w:t>
+            </w:r>
+          </w:p>
+        </w:tc>
+        <w:tc>
+          <w:tcPr>
+            <w:tcW w:type="dxa" w:w="1440"/>
+            <w:shd w:fill="FFFFFF"/>
+            <w:tcMar>
+              <w:top w:w="100" w:type="dxa"/>
+              <w:bottom w:w="100" w:type="dxa"/>
+              <w:left w:w="120" w:type="dxa"/>
+              <w:right w:w="120" w:type="dxa"/>
+            </w:tcMar>
+            <w:tcBorders>
+              <w:top w:val="single" w:sz="4" w:space="0" w:color="CCCCCC"/>
+              <w:bottom w:val="single" w:sz="4" w:space="0" w:color="CCCCCC"/>
+              <w:left w:val="single" w:sz="4" w:space="0" w:color="CCCCCC"/>
+              <w:right w:val="single" w:sz="4" w:space="0" w:color="CCCCCC"/>
+            </w:tcBorders>
+          </w:tcPr>
+          <w:p>
+            <w:pPr>
+              <w:spacing w:before="60" w:after="60" w:line="252" w:lineRule="auto"/>
+              <w:jc w:val="left"/>
+            </w:pPr>
+            <w:r/>
+            <w:r>
+              <w:t>BULL</w:t>
+            </w:r>
+          </w:p>
+        </w:tc>
+      </w:tr>
+      <w:tr>
+        <w:tc>
+          <w:tcPr>
+            <w:tcW w:type="dxa" w:w="1584"/>
+            <w:shd w:fill="F8FAFC"/>
+            <w:tcMar>
+              <w:top w:w="100" w:type="dxa"/>
+              <w:bottom w:w="100" w:type="dxa"/>
+              <w:left w:w="120" w:type="dxa"/>
+              <w:right w:w="120" w:type="dxa"/>
+            </w:tcMar>
+            <w:tcBorders>
+              <w:top w:val="single" w:sz="4" w:space="0" w:color="CCCCCC"/>
+              <w:bottom w:val="single" w:sz="4" w:space="0" w:color="CCCCCC"/>
+              <w:left w:val="single" w:sz="4" w:space="0" w:color="CCCCCC"/>
+              <w:right w:val="single" w:sz="4" w:space="0" w:color="CCCCCC"/>
+            </w:tcBorders>
+          </w:tcPr>
+          <w:p>
+            <w:pPr>
+              <w:spacing w:before="60" w:after="60" w:line="252" w:lineRule="auto"/>
+              <w:jc w:val="left"/>
+            </w:pPr>
+            <w:r/>
+            <w:r>
+              <w:rPr>
+                <w:b/>
+              </w:rPr>
+              <w:t>Thu 01/10</w:t>
+            </w:r>
+          </w:p>
+        </w:tc>
+        <w:tc>
+          <w:tcPr>
+            <w:tcW w:type="dxa" w:w="864"/>
+            <w:shd w:fill="F8FAFC"/>
+            <w:tcMar>
+              <w:top w:w="100" w:type="dxa"/>
+              <w:bottom w:w="100" w:type="dxa"/>
+              <w:left w:w="120" w:type="dxa"/>
+              <w:right w:w="120" w:type="dxa"/>
+            </w:tcMar>
+            <w:tcBorders>
+              <w:top w:val="single" w:sz="4" w:space="0" w:color="CCCCCC"/>
+              <w:bottom w:val="single" w:sz="4" w:space="0" w:color="CCCCCC"/>
+              <w:left w:val="single" w:sz="4" w:space="0" w:color="CCCCCC"/>
+              <w:right w:val="single" w:sz="4" w:space="0" w:color="CCCCCC"/>
+            </w:tcBorders>
+          </w:tcPr>
+          <w:p>
+            <w:pPr>
+              <w:spacing w:before="60" w:after="60" w:line="252" w:lineRule="auto"/>
+              <w:jc w:val="left"/>
+            </w:pPr>
+            <w:r/>
+            <w:r>
+              <w:t>Asia 07-11</w:t>
+            </w:r>
+          </w:p>
+        </w:tc>
+        <w:tc>
+          <w:tcPr>
+            <w:tcW w:type="dxa" w:w="1440"/>
+            <w:shd w:fill="F8FAFC"/>
+            <w:tcMar>
+              <w:top w:w="100" w:type="dxa"/>
+              <w:bottom w:w="100" w:type="dxa"/>
+              <w:left w:w="120" w:type="dxa"/>
+              <w:right w:w="120" w:type="dxa"/>
+            </w:tcMar>
+            <w:tcBorders>
+              <w:top w:val="single" w:sz="4" w:space="0" w:color="CCCCCC"/>
+              <w:bottom w:val="single" w:sz="4" w:space="0" w:color="CCCCCC"/>
+              <w:left w:val="single" w:sz="4" w:space="0" w:color="CCCCCC"/>
+              <w:right w:val="single" w:sz="4" w:space="0" w:color="CCCCCC"/>
+            </w:tcBorders>
+          </w:tcPr>
+          <w:p>
+            <w:pPr>
+              <w:spacing w:before="60" w:after="60" w:line="252" w:lineRule="auto"/>
+              <w:jc w:val="left"/>
+            </w:pPr>
+            <w:r/>
+            <w:r>
+              <w:t>711.25</w:t>
+            </w:r>
+          </w:p>
+        </w:tc>
+        <w:tc>
+          <w:tcPr>
+            <w:tcW w:type="dxa" w:w="2016"/>
+            <w:shd w:fill="F8FAFC"/>
+            <w:tcMar>
+              <w:top w:w="100" w:type="dxa"/>
+              <w:bottom w:w="100" w:type="dxa"/>
+              <w:left w:w="120" w:type="dxa"/>
+              <w:right w:w="120" w:type="dxa"/>
+            </w:tcMar>
+            <w:tcBorders>
+              <w:top w:val="single" w:sz="4" w:space="0" w:color="CCCCCC"/>
+              <w:bottom w:val="single" w:sz="4" w:space="0" w:color="CCCCCC"/>
+              <w:left w:val="single" w:sz="4" w:space="0" w:color="CCCCCC"/>
+              <w:right w:val="single" w:sz="4" w:space="0" w:color="CCCCCC"/>
+            </w:tcBorders>
+          </w:tcPr>
+          <w:p>
+            <w:pPr>
+              <w:spacing w:before="60" w:after="60" w:line="252" w:lineRule="auto"/>
+              <w:jc w:val="left"/>
+            </w:pPr>
+            <w:r/>
+            <w:r>
+              <w:t>721.75</w:t>
+            </w:r>
+          </w:p>
+        </w:tc>
+        <w:tc>
+          <w:tcPr>
+            <w:tcW w:type="dxa" w:w="1152"/>
+            <w:shd w:fill="F8FAFC"/>
+            <w:tcMar>
+              <w:top w:w="100" w:type="dxa"/>
+              <w:bottom w:w="100" w:type="dxa"/>
+              <w:left w:w="120" w:type="dxa"/>
+              <w:right w:w="120" w:type="dxa"/>
+            </w:tcMar>
+            <w:tcBorders>
+              <w:top w:val="single" w:sz="4" w:space="0" w:color="CCCCCC"/>
+              <w:bottom w:val="single" w:sz="4" w:space="0" w:color="CCCCCC"/>
+              <w:left w:val="single" w:sz="4" w:space="0" w:color="CCCCCC"/>
+              <w:right w:val="single" w:sz="4" w:space="0" w:color="CCCCCC"/>
+            </w:tcBorders>
+          </w:tcPr>
+          <w:p>
+            <w:pPr>
+              <w:spacing w:before="60" w:after="60" w:line="252" w:lineRule="auto"/>
+              <w:jc w:val="left"/>
+            </w:pPr>
+            <w:r/>
+            <w:r>
+              <w:t>704.00</w:t>
             </w:r>
           </w:p>
         </w:tc>
@@ -27276,7 +28686,7 @@
               <w:rPr>
                 <w:b/>
               </w:rPr>
-              <w:t>+0.50</w:t>
+              <w:t>-0.25</w:t>
             </w:r>
           </w:p>
         </w:tc>
@@ -27304,7 +28714,7 @@
             </w:pPr>
             <w:r/>
             <w:r>
-              <w:t>BULL</w:t>
+              <w:t>BEAR</w:t>
             </w:r>
           </w:p>
         </w:tc>
@@ -27337,7 +28747,7 @@
               <w:rPr>
                 <w:b/>
               </w:rPr>
-              <w:t>Wed 30/09</w:t>
+              <w:t>Thu 01/10</w:t>
             </w:r>
           </w:p>
         </w:tc>
@@ -27421,7 +28831,7 @@
             </w:pPr>
             <w:r/>
             <w:r>
-              <w:t>718.00</w:t>
+              <w:t>720.75</w:t>
             </w:r>
           </w:p>
         </w:tc>
@@ -27449,7 +28859,7 @@
             </w:pPr>
             <w:r/>
             <w:r>
-              <w:t>705.00</w:t>
+              <w:t>701.25</w:t>
             </w:r>
           </w:p>
         </w:tc>
@@ -27480,7 +28890,7 @@
               <w:rPr>
                 <w:b/>
               </w:rPr>
-              <w:t>710.25</w:t>
+              <w:t>711.50</w:t>
             </w:r>
           </w:p>
         </w:tc>
@@ -27488,6 +28898,1181 @@
           <w:tcPr>
             <w:tcW w:type="dxa" w:w="3456"/>
             <w:shd w:fill="FFFFFF"/>
+            <w:tcMar>
+              <w:top w:w="100" w:type="dxa"/>
+              <w:bottom w:w="100" w:type="dxa"/>
+              <w:left w:w="120" w:type="dxa"/>
+              <w:right w:w="120" w:type="dxa"/>
+            </w:tcMar>
+            <w:tcBorders>
+              <w:top w:val="single" w:sz="4" w:space="0" w:color="CCCCCC"/>
+              <w:bottom w:val="single" w:sz="4" w:space="0" w:color="CCCCCC"/>
+              <w:left w:val="single" w:sz="4" w:space="0" w:color="CCCCCC"/>
+              <w:right w:val="single" w:sz="4" w:space="0" w:color="CCCCCC"/>
+            </w:tcBorders>
+          </w:tcPr>
+          <w:p>
+            <w:pPr>
+              <w:spacing w:before="60" w:after="60" w:line="252" w:lineRule="auto"/>
+              <w:jc w:val="left"/>
+            </w:pPr>
+            <w:r/>
+            <w:r>
+              <w:rPr>
+                <w:b/>
+              </w:rPr>
+              <w:t>+0.50</w:t>
+            </w:r>
+          </w:p>
+        </w:tc>
+        <w:tc>
+          <w:tcPr>
+            <w:tcW w:type="dxa" w:w="1440"/>
+            <w:shd w:fill="FFFFFF"/>
+            <w:tcMar>
+              <w:top w:w="100" w:type="dxa"/>
+              <w:bottom w:w="100" w:type="dxa"/>
+              <w:left w:w="120" w:type="dxa"/>
+              <w:right w:w="120" w:type="dxa"/>
+            </w:tcMar>
+            <w:tcBorders>
+              <w:top w:val="single" w:sz="4" w:space="0" w:color="CCCCCC"/>
+              <w:bottom w:val="single" w:sz="4" w:space="0" w:color="CCCCCC"/>
+              <w:left w:val="single" w:sz="4" w:space="0" w:color="CCCCCC"/>
+              <w:right w:val="single" w:sz="4" w:space="0" w:color="CCCCCC"/>
+            </w:tcBorders>
+          </w:tcPr>
+          <w:p>
+            <w:pPr>
+              <w:spacing w:before="60" w:after="60" w:line="252" w:lineRule="auto"/>
+              <w:jc w:val="left"/>
+            </w:pPr>
+            <w:r/>
+            <w:r>
+              <w:t>BULL</w:t>
+            </w:r>
+          </w:p>
+        </w:tc>
+      </w:tr>
+      <w:tr>
+        <w:tc>
+          <w:tcPr>
+            <w:tcW w:type="dxa" w:w="1584"/>
+            <w:shd w:fill="F8FAFC"/>
+            <w:tcMar>
+              <w:top w:w="100" w:type="dxa"/>
+              <w:bottom w:w="100" w:type="dxa"/>
+              <w:left w:w="120" w:type="dxa"/>
+              <w:right w:w="120" w:type="dxa"/>
+            </w:tcMar>
+            <w:tcBorders>
+              <w:top w:val="single" w:sz="4" w:space="0" w:color="CCCCCC"/>
+              <w:bottom w:val="single" w:sz="4" w:space="0" w:color="CCCCCC"/>
+              <w:left w:val="single" w:sz="4" w:space="0" w:color="CCCCCC"/>
+              <w:right w:val="single" w:sz="4" w:space="0" w:color="CCCCCC"/>
+            </w:tcBorders>
+          </w:tcPr>
+          <w:p>
+            <w:pPr>
+              <w:spacing w:before="60" w:after="60" w:line="252" w:lineRule="auto"/>
+              <w:jc w:val="left"/>
+            </w:pPr>
+            <w:r/>
+            <w:r>
+              <w:rPr>
+                <w:b/>
+              </w:rPr>
+              <w:t>Thu 01/10</w:t>
+            </w:r>
+          </w:p>
+        </w:tc>
+        <w:tc>
+          <w:tcPr>
+            <w:tcW w:type="dxa" w:w="864"/>
+            <w:shd w:fill="F8FAFC"/>
+            <w:tcMar>
+              <w:top w:w="100" w:type="dxa"/>
+              <w:bottom w:w="100" w:type="dxa"/>
+              <w:left w:w="120" w:type="dxa"/>
+              <w:right w:w="120" w:type="dxa"/>
+            </w:tcMar>
+            <w:tcBorders>
+              <w:top w:val="single" w:sz="4" w:space="0" w:color="CCCCCC"/>
+              <w:bottom w:val="single" w:sz="4" w:space="0" w:color="CCCCCC"/>
+              <w:left w:val="single" w:sz="4" w:space="0" w:color="CCCCCC"/>
+              <w:right w:val="single" w:sz="4" w:space="0" w:color="CCCCCC"/>
+            </w:tcBorders>
+          </w:tcPr>
+          <w:p>
+            <w:pPr>
+              <w:spacing w:before="60" w:after="60" w:line="252" w:lineRule="auto"/>
+              <w:jc w:val="left"/>
+            </w:pPr>
+            <w:r/>
+            <w:r>
+              <w:t>London 15-19</w:t>
+            </w:r>
+          </w:p>
+        </w:tc>
+        <w:tc>
+          <w:tcPr>
+            <w:tcW w:type="dxa" w:w="1440"/>
+            <w:shd w:fill="F8FAFC"/>
+            <w:tcMar>
+              <w:top w:w="100" w:type="dxa"/>
+              <w:bottom w:w="100" w:type="dxa"/>
+              <w:left w:w="120" w:type="dxa"/>
+              <w:right w:w="120" w:type="dxa"/>
+            </w:tcMar>
+            <w:tcBorders>
+              <w:top w:val="single" w:sz="4" w:space="0" w:color="CCCCCC"/>
+              <w:bottom w:val="single" w:sz="4" w:space="0" w:color="CCCCCC"/>
+              <w:left w:val="single" w:sz="4" w:space="0" w:color="CCCCCC"/>
+              <w:right w:val="single" w:sz="4" w:space="0" w:color="CCCCCC"/>
+            </w:tcBorders>
+          </w:tcPr>
+          <w:p>
+            <w:pPr>
+              <w:spacing w:before="60" w:after="60" w:line="252" w:lineRule="auto"/>
+              <w:jc w:val="left"/>
+            </w:pPr>
+            <w:r/>
+            <w:r>
+              <w:t>711.50</w:t>
+            </w:r>
+          </w:p>
+        </w:tc>
+        <w:tc>
+          <w:tcPr>
+            <w:tcW w:type="dxa" w:w="2016"/>
+            <w:shd w:fill="F8FAFC"/>
+            <w:tcMar>
+              <w:top w:w="100" w:type="dxa"/>
+              <w:bottom w:w="100" w:type="dxa"/>
+              <w:left w:w="120" w:type="dxa"/>
+              <w:right w:w="120" w:type="dxa"/>
+            </w:tcMar>
+            <w:tcBorders>
+              <w:top w:val="single" w:sz="4" w:space="0" w:color="CCCCCC"/>
+              <w:bottom w:val="single" w:sz="4" w:space="0" w:color="CCCCCC"/>
+              <w:left w:val="single" w:sz="4" w:space="0" w:color="CCCCCC"/>
+              <w:right w:val="single" w:sz="4" w:space="0" w:color="CCCCCC"/>
+            </w:tcBorders>
+          </w:tcPr>
+          <w:p>
+            <w:pPr>
+              <w:spacing w:before="60" w:after="60" w:line="252" w:lineRule="auto"/>
+              <w:jc w:val="left"/>
+            </w:pPr>
+            <w:r/>
+            <w:r>
+              <w:t>722.25</w:t>
+            </w:r>
+          </w:p>
+        </w:tc>
+        <w:tc>
+          <w:tcPr>
+            <w:tcW w:type="dxa" w:w="1152"/>
+            <w:shd w:fill="F8FAFC"/>
+            <w:tcMar>
+              <w:top w:w="100" w:type="dxa"/>
+              <w:bottom w:w="100" w:type="dxa"/>
+              <w:left w:w="120" w:type="dxa"/>
+              <w:right w:w="120" w:type="dxa"/>
+            </w:tcMar>
+            <w:tcBorders>
+              <w:top w:val="single" w:sz="4" w:space="0" w:color="CCCCCC"/>
+              <w:bottom w:val="single" w:sz="4" w:space="0" w:color="CCCCCC"/>
+              <w:left w:val="single" w:sz="4" w:space="0" w:color="CCCCCC"/>
+              <w:right w:val="single" w:sz="4" w:space="0" w:color="CCCCCC"/>
+            </w:tcBorders>
+          </w:tcPr>
+          <w:p>
+            <w:pPr>
+              <w:spacing w:before="60" w:after="60" w:line="252" w:lineRule="auto"/>
+              <w:jc w:val="left"/>
+            </w:pPr>
+            <w:r/>
+            <w:r>
+              <w:t>704.25</w:t>
+            </w:r>
+          </w:p>
+        </w:tc>
+        <w:tc>
+          <w:tcPr>
+            <w:tcW w:type="dxa" w:w="1728"/>
+            <w:shd w:fill="F8FAFC"/>
+            <w:tcMar>
+              <w:top w:w="100" w:type="dxa"/>
+              <w:bottom w:w="100" w:type="dxa"/>
+              <w:left w:w="120" w:type="dxa"/>
+              <w:right w:w="120" w:type="dxa"/>
+            </w:tcMar>
+            <w:tcBorders>
+              <w:top w:val="single" w:sz="4" w:space="0" w:color="CCCCCC"/>
+              <w:bottom w:val="single" w:sz="4" w:space="0" w:color="CCCCCC"/>
+              <w:left w:val="single" w:sz="4" w:space="0" w:color="CCCCCC"/>
+              <w:right w:val="single" w:sz="4" w:space="0" w:color="CCCCCC"/>
+            </w:tcBorders>
+          </w:tcPr>
+          <w:p>
+            <w:pPr>
+              <w:spacing w:before="60" w:after="60" w:line="252" w:lineRule="auto"/>
+              <w:jc w:val="left"/>
+            </w:pPr>
+            <w:r/>
+            <w:r>
+              <w:rPr>
+                <w:b/>
+              </w:rPr>
+              <w:t>712.25</w:t>
+            </w:r>
+          </w:p>
+        </w:tc>
+        <w:tc>
+          <w:tcPr>
+            <w:tcW w:type="dxa" w:w="3456"/>
+            <w:shd w:fill="F8FAFC"/>
+            <w:tcMar>
+              <w:top w:w="100" w:type="dxa"/>
+              <w:bottom w:w="100" w:type="dxa"/>
+              <w:left w:w="120" w:type="dxa"/>
+              <w:right w:w="120" w:type="dxa"/>
+            </w:tcMar>
+            <w:tcBorders>
+              <w:top w:val="single" w:sz="4" w:space="0" w:color="CCCCCC"/>
+              <w:bottom w:val="single" w:sz="4" w:space="0" w:color="CCCCCC"/>
+              <w:left w:val="single" w:sz="4" w:space="0" w:color="CCCCCC"/>
+              <w:right w:val="single" w:sz="4" w:space="0" w:color="CCCCCC"/>
+            </w:tcBorders>
+          </w:tcPr>
+          <w:p>
+            <w:pPr>
+              <w:spacing w:before="60" w:after="60" w:line="252" w:lineRule="auto"/>
+              <w:jc w:val="left"/>
+            </w:pPr>
+            <w:r/>
+            <w:r>
+              <w:rPr>
+                <w:b/>
+              </w:rPr>
+              <w:t>+0.75</w:t>
+            </w:r>
+          </w:p>
+        </w:tc>
+        <w:tc>
+          <w:tcPr>
+            <w:tcW w:type="dxa" w:w="1440"/>
+            <w:shd w:fill="F8FAFC"/>
+            <w:tcMar>
+              <w:top w:w="100" w:type="dxa"/>
+              <w:bottom w:w="100" w:type="dxa"/>
+              <w:left w:w="120" w:type="dxa"/>
+              <w:right w:w="120" w:type="dxa"/>
+            </w:tcMar>
+            <w:tcBorders>
+              <w:top w:val="single" w:sz="4" w:space="0" w:color="CCCCCC"/>
+              <w:bottom w:val="single" w:sz="4" w:space="0" w:color="CCCCCC"/>
+              <w:left w:val="single" w:sz="4" w:space="0" w:color="CCCCCC"/>
+              <w:right w:val="single" w:sz="4" w:space="0" w:color="CCCCCC"/>
+            </w:tcBorders>
+          </w:tcPr>
+          <w:p>
+            <w:pPr>
+              <w:spacing w:before="60" w:after="60" w:line="252" w:lineRule="auto"/>
+              <w:jc w:val="left"/>
+            </w:pPr>
+            <w:r/>
+            <w:r>
+              <w:t>BULL</w:t>
+            </w:r>
+          </w:p>
+        </w:tc>
+      </w:tr>
+      <w:tr>
+        <w:tc>
+          <w:tcPr>
+            <w:tcW w:type="dxa" w:w="1584"/>
+            <w:shd w:fill="FFFFFF"/>
+            <w:tcMar>
+              <w:top w:w="100" w:type="dxa"/>
+              <w:bottom w:w="100" w:type="dxa"/>
+              <w:left w:w="120" w:type="dxa"/>
+              <w:right w:w="120" w:type="dxa"/>
+            </w:tcMar>
+            <w:tcBorders>
+              <w:top w:val="single" w:sz="4" w:space="0" w:color="CCCCCC"/>
+              <w:bottom w:val="single" w:sz="4" w:space="0" w:color="CCCCCC"/>
+              <w:left w:val="single" w:sz="4" w:space="0" w:color="CCCCCC"/>
+              <w:right w:val="single" w:sz="4" w:space="0" w:color="CCCCCC"/>
+            </w:tcBorders>
+          </w:tcPr>
+          <w:p>
+            <w:pPr>
+              <w:spacing w:before="60" w:after="60" w:line="252" w:lineRule="auto"/>
+              <w:jc w:val="left"/>
+            </w:pPr>
+            <w:r/>
+            <w:r>
+              <w:rPr>
+                <w:b/>
+              </w:rPr>
+              <w:t>Thu 01/10</w:t>
+            </w:r>
+          </w:p>
+        </w:tc>
+        <w:tc>
+          <w:tcPr>
+            <w:tcW w:type="dxa" w:w="864"/>
+            <w:shd w:fill="FFFFFF"/>
+            <w:tcMar>
+              <w:top w:w="100" w:type="dxa"/>
+              <w:bottom w:w="100" w:type="dxa"/>
+              <w:left w:w="120" w:type="dxa"/>
+              <w:right w:w="120" w:type="dxa"/>
+            </w:tcMar>
+            <w:tcBorders>
+              <w:top w:val="single" w:sz="4" w:space="0" w:color="CCCCCC"/>
+              <w:bottom w:val="single" w:sz="4" w:space="0" w:color="CCCCCC"/>
+              <w:left w:val="single" w:sz="4" w:space="0" w:color="CCCCCC"/>
+              <w:right w:val="single" w:sz="4" w:space="0" w:color="CCCCCC"/>
+            </w:tcBorders>
+          </w:tcPr>
+          <w:p>
+            <w:pPr>
+              <w:spacing w:before="60" w:after="60" w:line="252" w:lineRule="auto"/>
+              <w:jc w:val="left"/>
+            </w:pPr>
+            <w:r/>
+            <w:r>
+              <w:t>Pre-NY 19-21</w:t>
+            </w:r>
+          </w:p>
+        </w:tc>
+        <w:tc>
+          <w:tcPr>
+            <w:tcW w:type="dxa" w:w="1440"/>
+            <w:shd w:fill="FFFFFF"/>
+            <w:tcMar>
+              <w:top w:w="100" w:type="dxa"/>
+              <w:bottom w:w="100" w:type="dxa"/>
+              <w:left w:w="120" w:type="dxa"/>
+              <w:right w:w="120" w:type="dxa"/>
+            </w:tcMar>
+            <w:tcBorders>
+              <w:top w:val="single" w:sz="4" w:space="0" w:color="CCCCCC"/>
+              <w:bottom w:val="single" w:sz="4" w:space="0" w:color="CCCCCC"/>
+              <w:left w:val="single" w:sz="4" w:space="0" w:color="CCCCCC"/>
+              <w:right w:val="single" w:sz="4" w:space="0" w:color="CCCCCC"/>
+            </w:tcBorders>
+          </w:tcPr>
+          <w:p>
+            <w:pPr>
+              <w:spacing w:before="60" w:after="60" w:line="252" w:lineRule="auto"/>
+              <w:jc w:val="left"/>
+            </w:pPr>
+            <w:r/>
+            <w:r>
+              <w:t>712.25</w:t>
+            </w:r>
+          </w:p>
+        </w:tc>
+        <w:tc>
+          <w:tcPr>
+            <w:tcW w:type="dxa" w:w="2016"/>
+            <w:shd w:fill="FFFFFF"/>
+            <w:tcMar>
+              <w:top w:w="100" w:type="dxa"/>
+              <w:bottom w:w="100" w:type="dxa"/>
+              <w:left w:w="120" w:type="dxa"/>
+              <w:right w:w="120" w:type="dxa"/>
+            </w:tcMar>
+            <w:tcBorders>
+              <w:top w:val="single" w:sz="4" w:space="0" w:color="CCCCCC"/>
+              <w:bottom w:val="single" w:sz="4" w:space="0" w:color="CCCCCC"/>
+              <w:left w:val="single" w:sz="4" w:space="0" w:color="CCCCCC"/>
+              <w:right w:val="single" w:sz="4" w:space="0" w:color="CCCCCC"/>
+            </w:tcBorders>
+          </w:tcPr>
+          <w:p>
+            <w:pPr>
+              <w:spacing w:before="60" w:after="60" w:line="252" w:lineRule="auto"/>
+              <w:jc w:val="left"/>
+            </w:pPr>
+            <w:r/>
+            <w:r>
+              <w:t>718.75</w:t>
+            </w:r>
+          </w:p>
+        </w:tc>
+        <w:tc>
+          <w:tcPr>
+            <w:tcW w:type="dxa" w:w="1152"/>
+            <w:shd w:fill="FFFFFF"/>
+            <w:tcMar>
+              <w:top w:w="100" w:type="dxa"/>
+              <w:bottom w:w="100" w:type="dxa"/>
+              <w:left w:w="120" w:type="dxa"/>
+              <w:right w:w="120" w:type="dxa"/>
+            </w:tcMar>
+            <w:tcBorders>
+              <w:top w:val="single" w:sz="4" w:space="0" w:color="CCCCCC"/>
+              <w:bottom w:val="single" w:sz="4" w:space="0" w:color="CCCCCC"/>
+              <w:left w:val="single" w:sz="4" w:space="0" w:color="CCCCCC"/>
+              <w:right w:val="single" w:sz="4" w:space="0" w:color="CCCCCC"/>
+            </w:tcBorders>
+          </w:tcPr>
+          <w:p>
+            <w:pPr>
+              <w:spacing w:before="60" w:after="60" w:line="252" w:lineRule="auto"/>
+              <w:jc w:val="left"/>
+            </w:pPr>
+            <w:r/>
+            <w:r>
+              <w:t>703.75</w:t>
+            </w:r>
+          </w:p>
+        </w:tc>
+        <w:tc>
+          <w:tcPr>
+            <w:tcW w:type="dxa" w:w="1728"/>
+            <w:shd w:fill="FFFFFF"/>
+            <w:tcMar>
+              <w:top w:w="100" w:type="dxa"/>
+              <w:bottom w:w="100" w:type="dxa"/>
+              <w:left w:w="120" w:type="dxa"/>
+              <w:right w:w="120" w:type="dxa"/>
+            </w:tcMar>
+            <w:tcBorders>
+              <w:top w:val="single" w:sz="4" w:space="0" w:color="CCCCCC"/>
+              <w:bottom w:val="single" w:sz="4" w:space="0" w:color="CCCCCC"/>
+              <w:left w:val="single" w:sz="4" w:space="0" w:color="CCCCCC"/>
+              <w:right w:val="single" w:sz="4" w:space="0" w:color="CCCCCC"/>
+            </w:tcBorders>
+          </w:tcPr>
+          <w:p>
+            <w:pPr>
+              <w:spacing w:before="60" w:after="60" w:line="252" w:lineRule="auto"/>
+              <w:jc w:val="left"/>
+            </w:pPr>
+            <w:r/>
+            <w:r>
+              <w:rPr>
+                <w:b/>
+              </w:rPr>
+              <w:t>712.75</w:t>
+            </w:r>
+          </w:p>
+        </w:tc>
+        <w:tc>
+          <w:tcPr>
+            <w:tcW w:type="dxa" w:w="3456"/>
+            <w:shd w:fill="FFFFFF"/>
+            <w:tcMar>
+              <w:top w:w="100" w:type="dxa"/>
+              <w:bottom w:w="100" w:type="dxa"/>
+              <w:left w:w="120" w:type="dxa"/>
+              <w:right w:w="120" w:type="dxa"/>
+            </w:tcMar>
+            <w:tcBorders>
+              <w:top w:val="single" w:sz="4" w:space="0" w:color="CCCCCC"/>
+              <w:bottom w:val="single" w:sz="4" w:space="0" w:color="CCCCCC"/>
+              <w:left w:val="single" w:sz="4" w:space="0" w:color="CCCCCC"/>
+              <w:right w:val="single" w:sz="4" w:space="0" w:color="CCCCCC"/>
+            </w:tcBorders>
+          </w:tcPr>
+          <w:p>
+            <w:pPr>
+              <w:spacing w:before="60" w:after="60" w:line="252" w:lineRule="auto"/>
+              <w:jc w:val="left"/>
+            </w:pPr>
+            <w:r/>
+            <w:r>
+              <w:rPr>
+                <w:b/>
+              </w:rPr>
+              <w:t>+0.50</w:t>
+            </w:r>
+          </w:p>
+        </w:tc>
+        <w:tc>
+          <w:tcPr>
+            <w:tcW w:type="dxa" w:w="1440"/>
+            <w:shd w:fill="FFFFFF"/>
+            <w:tcMar>
+              <w:top w:w="100" w:type="dxa"/>
+              <w:bottom w:w="100" w:type="dxa"/>
+              <w:left w:w="120" w:type="dxa"/>
+              <w:right w:w="120" w:type="dxa"/>
+            </w:tcMar>
+            <w:tcBorders>
+              <w:top w:val="single" w:sz="4" w:space="0" w:color="CCCCCC"/>
+              <w:bottom w:val="single" w:sz="4" w:space="0" w:color="CCCCCC"/>
+              <w:left w:val="single" w:sz="4" w:space="0" w:color="CCCCCC"/>
+              <w:right w:val="single" w:sz="4" w:space="0" w:color="CCCCCC"/>
+            </w:tcBorders>
+          </w:tcPr>
+          <w:p>
+            <w:pPr>
+              <w:spacing w:before="60" w:after="60" w:line="252" w:lineRule="auto"/>
+              <w:jc w:val="left"/>
+            </w:pPr>
+            <w:r/>
+            <w:r>
+              <w:t>BULL</w:t>
+            </w:r>
+          </w:p>
+        </w:tc>
+      </w:tr>
+      <w:tr>
+        <w:tc>
+          <w:tcPr>
+            <w:tcW w:type="dxa" w:w="1584"/>
+            <w:shd w:fill="F8FAFC"/>
+            <w:tcMar>
+              <w:top w:w="100" w:type="dxa"/>
+              <w:bottom w:w="100" w:type="dxa"/>
+              <w:left w:w="120" w:type="dxa"/>
+              <w:right w:w="120" w:type="dxa"/>
+            </w:tcMar>
+            <w:tcBorders>
+              <w:top w:val="single" w:sz="4" w:space="0" w:color="CCCCCC"/>
+              <w:bottom w:val="single" w:sz="4" w:space="0" w:color="CCCCCC"/>
+              <w:left w:val="single" w:sz="4" w:space="0" w:color="CCCCCC"/>
+              <w:right w:val="single" w:sz="4" w:space="0" w:color="CCCCCC"/>
+            </w:tcBorders>
+          </w:tcPr>
+          <w:p>
+            <w:pPr>
+              <w:spacing w:before="60" w:after="60" w:line="252" w:lineRule="auto"/>
+              <w:jc w:val="left"/>
+            </w:pPr>
+            <w:r/>
+            <w:r>
+              <w:rPr>
+                <w:b/>
+              </w:rPr>
+              <w:t>Thu 01/10</w:t>
+            </w:r>
+          </w:p>
+        </w:tc>
+        <w:tc>
+          <w:tcPr>
+            <w:tcW w:type="dxa" w:w="864"/>
+            <w:shd w:fill="F8FAFC"/>
+            <w:tcMar>
+              <w:top w:w="100" w:type="dxa"/>
+              <w:bottom w:w="100" w:type="dxa"/>
+              <w:left w:w="120" w:type="dxa"/>
+              <w:right w:w="120" w:type="dxa"/>
+            </w:tcMar>
+            <w:tcBorders>
+              <w:top w:val="single" w:sz="4" w:space="0" w:color="CCCCCC"/>
+              <w:bottom w:val="single" w:sz="4" w:space="0" w:color="CCCCCC"/>
+              <w:left w:val="single" w:sz="4" w:space="0" w:color="CCCCCC"/>
+              <w:right w:val="single" w:sz="4" w:space="0" w:color="CCCCCC"/>
+            </w:tcBorders>
+          </w:tcPr>
+          <w:p>
+            <w:pPr>
+              <w:spacing w:before="60" w:after="60" w:line="252" w:lineRule="auto"/>
+              <w:jc w:val="left"/>
+            </w:pPr>
+            <w:r/>
+            <w:r>
+              <w:t>NY Open 21-23</w:t>
+            </w:r>
+          </w:p>
+        </w:tc>
+        <w:tc>
+          <w:tcPr>
+            <w:tcW w:type="dxa" w:w="1440"/>
+            <w:shd w:fill="F8FAFC"/>
+            <w:tcMar>
+              <w:top w:w="100" w:type="dxa"/>
+              <w:bottom w:w="100" w:type="dxa"/>
+              <w:left w:w="120" w:type="dxa"/>
+              <w:right w:w="120" w:type="dxa"/>
+            </w:tcMar>
+            <w:tcBorders>
+              <w:top w:val="single" w:sz="4" w:space="0" w:color="CCCCCC"/>
+              <w:bottom w:val="single" w:sz="4" w:space="0" w:color="CCCCCC"/>
+              <w:left w:val="single" w:sz="4" w:space="0" w:color="CCCCCC"/>
+              <w:right w:val="single" w:sz="4" w:space="0" w:color="CCCCCC"/>
+            </w:tcBorders>
+          </w:tcPr>
+          <w:p>
+            <w:pPr>
+              <w:spacing w:before="60" w:after="60" w:line="252" w:lineRule="auto"/>
+              <w:jc w:val="left"/>
+            </w:pPr>
+            <w:r/>
+            <w:r>
+              <w:t>712.75</w:t>
+            </w:r>
+          </w:p>
+        </w:tc>
+        <w:tc>
+          <w:tcPr>
+            <w:tcW w:type="dxa" w:w="2016"/>
+            <w:shd w:fill="F8FAFC"/>
+            <w:tcMar>
+              <w:top w:w="100" w:type="dxa"/>
+              <w:bottom w:w="100" w:type="dxa"/>
+              <w:left w:w="120" w:type="dxa"/>
+              <w:right w:w="120" w:type="dxa"/>
+            </w:tcMar>
+            <w:tcBorders>
+              <w:top w:val="single" w:sz="4" w:space="0" w:color="CCCCCC"/>
+              <w:bottom w:val="single" w:sz="4" w:space="0" w:color="CCCCCC"/>
+              <w:left w:val="single" w:sz="4" w:space="0" w:color="CCCCCC"/>
+              <w:right w:val="single" w:sz="4" w:space="0" w:color="CCCCCC"/>
+            </w:tcBorders>
+          </w:tcPr>
+          <w:p>
+            <w:pPr>
+              <w:spacing w:before="60" w:after="60" w:line="252" w:lineRule="auto"/>
+              <w:jc w:val="left"/>
+            </w:pPr>
+            <w:r/>
+            <w:r>
+              <w:t>723.75</w:t>
+            </w:r>
+          </w:p>
+        </w:tc>
+        <w:tc>
+          <w:tcPr>
+            <w:tcW w:type="dxa" w:w="1152"/>
+            <w:shd w:fill="F8FAFC"/>
+            <w:tcMar>
+              <w:top w:w="100" w:type="dxa"/>
+              <w:bottom w:w="100" w:type="dxa"/>
+              <w:left w:w="120" w:type="dxa"/>
+              <w:right w:w="120" w:type="dxa"/>
+            </w:tcMar>
+            <w:tcBorders>
+              <w:top w:val="single" w:sz="4" w:space="0" w:color="CCCCCC"/>
+              <w:bottom w:val="single" w:sz="4" w:space="0" w:color="CCCCCC"/>
+              <w:left w:val="single" w:sz="4" w:space="0" w:color="CCCCCC"/>
+              <w:right w:val="single" w:sz="4" w:space="0" w:color="CCCCCC"/>
+            </w:tcBorders>
+          </w:tcPr>
+          <w:p>
+            <w:pPr>
+              <w:spacing w:before="60" w:after="60" w:line="252" w:lineRule="auto"/>
+              <w:jc w:val="left"/>
+            </w:pPr>
+            <w:r/>
+            <w:r>
+              <w:t>701.00</w:t>
+            </w:r>
+          </w:p>
+        </w:tc>
+        <w:tc>
+          <w:tcPr>
+            <w:tcW w:type="dxa" w:w="1728"/>
+            <w:shd w:fill="F8FAFC"/>
+            <w:tcMar>
+              <w:top w:w="100" w:type="dxa"/>
+              <w:bottom w:w="100" w:type="dxa"/>
+              <w:left w:w="120" w:type="dxa"/>
+              <w:right w:w="120" w:type="dxa"/>
+            </w:tcMar>
+            <w:tcBorders>
+              <w:top w:val="single" w:sz="4" w:space="0" w:color="CCCCCC"/>
+              <w:bottom w:val="single" w:sz="4" w:space="0" w:color="CCCCCC"/>
+              <w:left w:val="single" w:sz="4" w:space="0" w:color="CCCCCC"/>
+              <w:right w:val="single" w:sz="4" w:space="0" w:color="CCCCCC"/>
+            </w:tcBorders>
+          </w:tcPr>
+          <w:p>
+            <w:pPr>
+              <w:spacing w:before="60" w:after="60" w:line="252" w:lineRule="auto"/>
+              <w:jc w:val="left"/>
+            </w:pPr>
+            <w:r/>
+            <w:r>
+              <w:rPr>
+                <w:b/>
+              </w:rPr>
+              <w:t>716.25</w:t>
+            </w:r>
+          </w:p>
+        </w:tc>
+        <w:tc>
+          <w:tcPr>
+            <w:tcW w:type="dxa" w:w="3456"/>
+            <w:shd w:fill="F8FAFC"/>
+            <w:tcMar>
+              <w:top w:w="100" w:type="dxa"/>
+              <w:bottom w:w="100" w:type="dxa"/>
+              <w:left w:w="120" w:type="dxa"/>
+              <w:right w:w="120" w:type="dxa"/>
+            </w:tcMar>
+            <w:tcBorders>
+              <w:top w:val="single" w:sz="4" w:space="0" w:color="CCCCCC"/>
+              <w:bottom w:val="single" w:sz="4" w:space="0" w:color="CCCCCC"/>
+              <w:left w:val="single" w:sz="4" w:space="0" w:color="CCCCCC"/>
+              <w:right w:val="single" w:sz="4" w:space="0" w:color="CCCCCC"/>
+            </w:tcBorders>
+          </w:tcPr>
+          <w:p>
+            <w:pPr>
+              <w:spacing w:before="60" w:after="60" w:line="252" w:lineRule="auto"/>
+              <w:jc w:val="left"/>
+            </w:pPr>
+            <w:r/>
+            <w:r>
+              <w:rPr>
+                <w:b/>
+              </w:rPr>
+              <w:t>+3.50</w:t>
+            </w:r>
+          </w:p>
+        </w:tc>
+        <w:tc>
+          <w:tcPr>
+            <w:tcW w:type="dxa" w:w="1440"/>
+            <w:shd w:fill="F8FAFC"/>
+            <w:tcMar>
+              <w:top w:w="100" w:type="dxa"/>
+              <w:bottom w:w="100" w:type="dxa"/>
+              <w:left w:w="120" w:type="dxa"/>
+              <w:right w:w="120" w:type="dxa"/>
+            </w:tcMar>
+            <w:tcBorders>
+              <w:top w:val="single" w:sz="4" w:space="0" w:color="CCCCCC"/>
+              <w:bottom w:val="single" w:sz="4" w:space="0" w:color="CCCCCC"/>
+              <w:left w:val="single" w:sz="4" w:space="0" w:color="CCCCCC"/>
+              <w:right w:val="single" w:sz="4" w:space="0" w:color="CCCCCC"/>
+            </w:tcBorders>
+          </w:tcPr>
+          <w:p>
+            <w:pPr>
+              <w:spacing w:before="60" w:after="60" w:line="252" w:lineRule="auto"/>
+              <w:jc w:val="left"/>
+            </w:pPr>
+            <w:r/>
+            <w:r>
+              <w:t>BULL</w:t>
+            </w:r>
+          </w:p>
+        </w:tc>
+      </w:tr>
+      <w:tr>
+        <w:tc>
+          <w:tcPr>
+            <w:tcW w:type="dxa" w:w="1584"/>
+            <w:shd w:fill="FFFFFF"/>
+            <w:tcMar>
+              <w:top w:w="100" w:type="dxa"/>
+              <w:bottom w:w="100" w:type="dxa"/>
+              <w:left w:w="120" w:type="dxa"/>
+              <w:right w:w="120" w:type="dxa"/>
+            </w:tcMar>
+            <w:tcBorders>
+              <w:top w:val="single" w:sz="4" w:space="0" w:color="CCCCCC"/>
+              <w:bottom w:val="single" w:sz="4" w:space="0" w:color="CCCCCC"/>
+              <w:left w:val="single" w:sz="4" w:space="0" w:color="CCCCCC"/>
+              <w:right w:val="single" w:sz="4" w:space="0" w:color="CCCCCC"/>
+            </w:tcBorders>
+          </w:tcPr>
+          <w:p>
+            <w:pPr>
+              <w:spacing w:before="60" w:after="60" w:line="252" w:lineRule="auto"/>
+              <w:jc w:val="left"/>
+            </w:pPr>
+            <w:r/>
+            <w:r>
+              <w:rPr>
+                <w:b/>
+              </w:rPr>
+              <w:t>Thu 01/10</w:t>
+            </w:r>
+          </w:p>
+        </w:tc>
+        <w:tc>
+          <w:tcPr>
+            <w:tcW w:type="dxa" w:w="864"/>
+            <w:shd w:fill="FFFFFF"/>
+            <w:tcMar>
+              <w:top w:w="100" w:type="dxa"/>
+              <w:bottom w:w="100" w:type="dxa"/>
+              <w:left w:w="120" w:type="dxa"/>
+              <w:right w:w="120" w:type="dxa"/>
+            </w:tcMar>
+            <w:tcBorders>
+              <w:top w:val="single" w:sz="4" w:space="0" w:color="CCCCCC"/>
+              <w:bottom w:val="single" w:sz="4" w:space="0" w:color="CCCCCC"/>
+              <w:left w:val="single" w:sz="4" w:space="0" w:color="CCCCCC"/>
+              <w:right w:val="single" w:sz="4" w:space="0" w:color="CCCCCC"/>
+            </w:tcBorders>
+          </w:tcPr>
+          <w:p>
+            <w:pPr>
+              <w:spacing w:before="60" w:after="60" w:line="252" w:lineRule="auto"/>
+              <w:jc w:val="left"/>
+            </w:pPr>
+            <w:r/>
+            <w:r>
+              <w:t>NY Close 23-01</w:t>
+            </w:r>
+          </w:p>
+        </w:tc>
+        <w:tc>
+          <w:tcPr>
+            <w:tcW w:type="dxa" w:w="1440"/>
+            <w:shd w:fill="FFFFFF"/>
+            <w:tcMar>
+              <w:top w:w="100" w:type="dxa"/>
+              <w:bottom w:w="100" w:type="dxa"/>
+              <w:left w:w="120" w:type="dxa"/>
+              <w:right w:w="120" w:type="dxa"/>
+            </w:tcMar>
+            <w:tcBorders>
+              <w:top w:val="single" w:sz="4" w:space="0" w:color="CCCCCC"/>
+              <w:bottom w:val="single" w:sz="4" w:space="0" w:color="CCCCCC"/>
+              <w:left w:val="single" w:sz="4" w:space="0" w:color="CCCCCC"/>
+              <w:right w:val="single" w:sz="4" w:space="0" w:color="CCCCCC"/>
+            </w:tcBorders>
+          </w:tcPr>
+          <w:p>
+            <w:pPr>
+              <w:spacing w:before="60" w:after="60" w:line="252" w:lineRule="auto"/>
+              <w:jc w:val="left"/>
+            </w:pPr>
+            <w:r/>
+            <w:r>
+              <w:t>716.25</w:t>
+            </w:r>
+          </w:p>
+        </w:tc>
+        <w:tc>
+          <w:tcPr>
+            <w:tcW w:type="dxa" w:w="2016"/>
+            <w:shd w:fill="FFFFFF"/>
+            <w:tcMar>
+              <w:top w:w="100" w:type="dxa"/>
+              <w:bottom w:w="100" w:type="dxa"/>
+              <w:left w:w="120" w:type="dxa"/>
+              <w:right w:w="120" w:type="dxa"/>
+            </w:tcMar>
+            <w:tcBorders>
+              <w:top w:val="single" w:sz="4" w:space="0" w:color="CCCCCC"/>
+              <w:bottom w:val="single" w:sz="4" w:space="0" w:color="CCCCCC"/>
+              <w:left w:val="single" w:sz="4" w:space="0" w:color="CCCCCC"/>
+              <w:right w:val="single" w:sz="4" w:space="0" w:color="CCCCCC"/>
+            </w:tcBorders>
+          </w:tcPr>
+          <w:p>
+            <w:pPr>
+              <w:spacing w:before="60" w:after="60" w:line="252" w:lineRule="auto"/>
+              <w:jc w:val="left"/>
+            </w:pPr>
+            <w:r/>
+            <w:r>
+              <w:t>721.75</w:t>
+            </w:r>
+          </w:p>
+        </w:tc>
+        <w:tc>
+          <w:tcPr>
+            <w:tcW w:type="dxa" w:w="1152"/>
+            <w:shd w:fill="FFFFFF"/>
+            <w:tcMar>
+              <w:top w:w="100" w:type="dxa"/>
+              <w:bottom w:w="100" w:type="dxa"/>
+              <w:left w:w="120" w:type="dxa"/>
+              <w:right w:w="120" w:type="dxa"/>
+            </w:tcMar>
+            <w:tcBorders>
+              <w:top w:val="single" w:sz="4" w:space="0" w:color="CCCCCC"/>
+              <w:bottom w:val="single" w:sz="4" w:space="0" w:color="CCCCCC"/>
+              <w:left w:val="single" w:sz="4" w:space="0" w:color="CCCCCC"/>
+              <w:right w:val="single" w:sz="4" w:space="0" w:color="CCCCCC"/>
+            </w:tcBorders>
+          </w:tcPr>
+          <w:p>
+            <w:pPr>
+              <w:spacing w:before="60" w:after="60" w:line="252" w:lineRule="auto"/>
+              <w:jc w:val="left"/>
+            </w:pPr>
+            <w:r/>
+            <w:r>
+              <w:t>708.50</w:t>
+            </w:r>
+          </w:p>
+        </w:tc>
+        <w:tc>
+          <w:tcPr>
+            <w:tcW w:type="dxa" w:w="1728"/>
+            <w:shd w:fill="FFFFFF"/>
+            <w:tcMar>
+              <w:top w:w="100" w:type="dxa"/>
+              <w:bottom w:w="100" w:type="dxa"/>
+              <w:left w:w="120" w:type="dxa"/>
+              <w:right w:w="120" w:type="dxa"/>
+            </w:tcMar>
+            <w:tcBorders>
+              <w:top w:val="single" w:sz="4" w:space="0" w:color="CCCCCC"/>
+              <w:bottom w:val="single" w:sz="4" w:space="0" w:color="CCCCCC"/>
+              <w:left w:val="single" w:sz="4" w:space="0" w:color="CCCCCC"/>
+              <w:right w:val="single" w:sz="4" w:space="0" w:color="CCCCCC"/>
+            </w:tcBorders>
+          </w:tcPr>
+          <w:p>
+            <w:pPr>
+              <w:spacing w:before="60" w:after="60" w:line="252" w:lineRule="auto"/>
+              <w:jc w:val="left"/>
+            </w:pPr>
+            <w:r/>
+            <w:r>
+              <w:rPr>
+                <w:b/>
+              </w:rPr>
+              <w:t>717.00</w:t>
+            </w:r>
+          </w:p>
+        </w:tc>
+        <w:tc>
+          <w:tcPr>
+            <w:tcW w:type="dxa" w:w="3456"/>
+            <w:shd w:fill="FFFFFF"/>
+            <w:tcMar>
+              <w:top w:w="100" w:type="dxa"/>
+              <w:bottom w:w="100" w:type="dxa"/>
+              <w:left w:w="120" w:type="dxa"/>
+              <w:right w:w="120" w:type="dxa"/>
+            </w:tcMar>
+            <w:tcBorders>
+              <w:top w:val="single" w:sz="4" w:space="0" w:color="CCCCCC"/>
+              <w:bottom w:val="single" w:sz="4" w:space="0" w:color="CCCCCC"/>
+              <w:left w:val="single" w:sz="4" w:space="0" w:color="CCCCCC"/>
+              <w:right w:val="single" w:sz="4" w:space="0" w:color="CCCCCC"/>
+            </w:tcBorders>
+          </w:tcPr>
+          <w:p>
+            <w:pPr>
+              <w:spacing w:before="60" w:after="60" w:line="252" w:lineRule="auto"/>
+              <w:jc w:val="left"/>
+            </w:pPr>
+            <w:r/>
+            <w:r>
+              <w:rPr>
+                <w:b/>
+              </w:rPr>
+              <w:t>+0.75</w:t>
+            </w:r>
+          </w:p>
+        </w:tc>
+        <w:tc>
+          <w:tcPr>
+            <w:tcW w:type="dxa" w:w="1440"/>
+            <w:shd w:fill="FFFFFF"/>
+            <w:tcMar>
+              <w:top w:w="100" w:type="dxa"/>
+              <w:bottom w:w="100" w:type="dxa"/>
+              <w:left w:w="120" w:type="dxa"/>
+              <w:right w:w="120" w:type="dxa"/>
+            </w:tcMar>
+            <w:tcBorders>
+              <w:top w:val="single" w:sz="4" w:space="0" w:color="CCCCCC"/>
+              <w:bottom w:val="single" w:sz="4" w:space="0" w:color="CCCCCC"/>
+              <w:left w:val="single" w:sz="4" w:space="0" w:color="CCCCCC"/>
+              <w:right w:val="single" w:sz="4" w:space="0" w:color="CCCCCC"/>
+            </w:tcBorders>
+          </w:tcPr>
+          <w:p>
+            <w:pPr>
+              <w:spacing w:before="60" w:after="60" w:line="252" w:lineRule="auto"/>
+              <w:jc w:val="left"/>
+            </w:pPr>
+            <w:r/>
+            <w:r>
+              <w:t>BULL</w:t>
+            </w:r>
+          </w:p>
+        </w:tc>
+      </w:tr>
+      <w:tr>
+        <w:tc>
+          <w:tcPr>
+            <w:tcW w:type="dxa" w:w="1584"/>
+            <w:shd w:fill="F8FAFC"/>
+            <w:tcMar>
+              <w:top w:w="100" w:type="dxa"/>
+              <w:bottom w:w="100" w:type="dxa"/>
+              <w:left w:w="120" w:type="dxa"/>
+              <w:right w:w="120" w:type="dxa"/>
+            </w:tcMar>
+            <w:tcBorders>
+              <w:top w:val="single" w:sz="4" w:space="0" w:color="CCCCCC"/>
+              <w:bottom w:val="single" w:sz="4" w:space="0" w:color="CCCCCC"/>
+              <w:left w:val="single" w:sz="4" w:space="0" w:color="CCCCCC"/>
+              <w:right w:val="single" w:sz="4" w:space="0" w:color="CCCCCC"/>
+            </w:tcBorders>
+          </w:tcPr>
+          <w:p>
+            <w:pPr>
+              <w:spacing w:before="60" w:after="60" w:line="252" w:lineRule="auto"/>
+              <w:jc w:val="left"/>
+            </w:pPr>
+            <w:r/>
+            <w:r>
+              <w:rPr>
+                <w:b/>
+              </w:rPr>
+              <w:t>Fri 02/10</w:t>
+            </w:r>
+          </w:p>
+        </w:tc>
+        <w:tc>
+          <w:tcPr>
+            <w:tcW w:type="dxa" w:w="864"/>
+            <w:shd w:fill="F8FAFC"/>
+            <w:tcMar>
+              <w:top w:w="100" w:type="dxa"/>
+              <w:bottom w:w="100" w:type="dxa"/>
+              <w:left w:w="120" w:type="dxa"/>
+              <w:right w:w="120" w:type="dxa"/>
+            </w:tcMar>
+            <w:tcBorders>
+              <w:top w:val="single" w:sz="4" w:space="0" w:color="CCCCCC"/>
+              <w:bottom w:val="single" w:sz="4" w:space="0" w:color="CCCCCC"/>
+              <w:left w:val="single" w:sz="4" w:space="0" w:color="CCCCCC"/>
+              <w:right w:val="single" w:sz="4" w:space="0" w:color="CCCCCC"/>
+            </w:tcBorders>
+          </w:tcPr>
+          <w:p>
+            <w:pPr>
+              <w:spacing w:before="60" w:after="60" w:line="252" w:lineRule="auto"/>
+              <w:jc w:val="left"/>
+            </w:pPr>
+            <w:r/>
+            <w:r>
+              <w:t>Asia 07-11</w:t>
+            </w:r>
+          </w:p>
+        </w:tc>
+        <w:tc>
+          <w:tcPr>
+            <w:tcW w:type="dxa" w:w="1440"/>
+            <w:shd w:fill="F8FAFC"/>
+            <w:tcMar>
+              <w:top w:w="100" w:type="dxa"/>
+              <w:bottom w:w="100" w:type="dxa"/>
+              <w:left w:w="120" w:type="dxa"/>
+              <w:right w:w="120" w:type="dxa"/>
+            </w:tcMar>
+            <w:tcBorders>
+              <w:top w:val="single" w:sz="4" w:space="0" w:color="CCCCCC"/>
+              <w:bottom w:val="single" w:sz="4" w:space="0" w:color="CCCCCC"/>
+              <w:left w:val="single" w:sz="4" w:space="0" w:color="CCCCCC"/>
+              <w:right w:val="single" w:sz="4" w:space="0" w:color="CCCCCC"/>
+            </w:tcBorders>
+          </w:tcPr>
+          <w:p>
+            <w:pPr>
+              <w:spacing w:before="60" w:after="60" w:line="252" w:lineRule="auto"/>
+              <w:jc w:val="left"/>
+            </w:pPr>
+            <w:r/>
+            <w:r>
+              <w:t>717.00</w:t>
+            </w:r>
+          </w:p>
+        </w:tc>
+        <w:tc>
+          <w:tcPr>
+            <w:tcW w:type="dxa" w:w="2016"/>
+            <w:shd w:fill="F8FAFC"/>
+            <w:tcMar>
+              <w:top w:w="100" w:type="dxa"/>
+              <w:bottom w:w="100" w:type="dxa"/>
+              <w:left w:w="120" w:type="dxa"/>
+              <w:right w:w="120" w:type="dxa"/>
+            </w:tcMar>
+            <w:tcBorders>
+              <w:top w:val="single" w:sz="4" w:space="0" w:color="CCCCCC"/>
+              <w:bottom w:val="single" w:sz="4" w:space="0" w:color="CCCCCC"/>
+              <w:left w:val="single" w:sz="4" w:space="0" w:color="CCCCCC"/>
+              <w:right w:val="single" w:sz="4" w:space="0" w:color="CCCCCC"/>
+            </w:tcBorders>
+          </w:tcPr>
+          <w:p>
+            <w:pPr>
+              <w:spacing w:before="60" w:after="60" w:line="252" w:lineRule="auto"/>
+              <w:jc w:val="left"/>
+            </w:pPr>
+            <w:r/>
+            <w:r>
+              <w:t>726.25</w:t>
+            </w:r>
+          </w:p>
+        </w:tc>
+        <w:tc>
+          <w:tcPr>
+            <w:tcW w:type="dxa" w:w="1152"/>
+            <w:shd w:fill="F8FAFC"/>
+            <w:tcMar>
+              <w:top w:w="100" w:type="dxa"/>
+              <w:bottom w:w="100" w:type="dxa"/>
+              <w:left w:w="120" w:type="dxa"/>
+              <w:right w:w="120" w:type="dxa"/>
+            </w:tcMar>
+            <w:tcBorders>
+              <w:top w:val="single" w:sz="4" w:space="0" w:color="CCCCCC"/>
+              <w:bottom w:val="single" w:sz="4" w:space="0" w:color="CCCCCC"/>
+              <w:left w:val="single" w:sz="4" w:space="0" w:color="CCCCCC"/>
+              <w:right w:val="single" w:sz="4" w:space="0" w:color="CCCCCC"/>
+            </w:tcBorders>
+          </w:tcPr>
+          <w:p>
+            <w:pPr>
+              <w:spacing w:before="60" w:after="60" w:line="252" w:lineRule="auto"/>
+              <w:jc w:val="left"/>
+            </w:pPr>
+            <w:r/>
+            <w:r>
+              <w:t>710.50</w:t>
+            </w:r>
+          </w:p>
+        </w:tc>
+        <w:tc>
+          <w:tcPr>
+            <w:tcW w:type="dxa" w:w="1728"/>
+            <w:shd w:fill="F8FAFC"/>
+            <w:tcMar>
+              <w:top w:w="100" w:type="dxa"/>
+              <w:bottom w:w="100" w:type="dxa"/>
+              <w:left w:w="120" w:type="dxa"/>
+              <w:right w:w="120" w:type="dxa"/>
+            </w:tcMar>
+            <w:tcBorders>
+              <w:top w:val="single" w:sz="4" w:space="0" w:color="CCCCCC"/>
+              <w:bottom w:val="single" w:sz="4" w:space="0" w:color="CCCCCC"/>
+              <w:left w:val="single" w:sz="4" w:space="0" w:color="CCCCCC"/>
+              <w:right w:val="single" w:sz="4" w:space="0" w:color="CCCCCC"/>
+            </w:tcBorders>
+          </w:tcPr>
+          <w:p>
+            <w:pPr>
+              <w:spacing w:before="60" w:after="60" w:line="252" w:lineRule="auto"/>
+              <w:jc w:val="left"/>
+            </w:pPr>
+            <w:r/>
+            <w:r>
+              <w:rPr>
+                <w:b/>
+              </w:rPr>
+              <w:t>716.25</w:t>
+            </w:r>
+          </w:p>
+        </w:tc>
+        <w:tc>
+          <w:tcPr>
+            <w:tcW w:type="dxa" w:w="3456"/>
+            <w:shd w:fill="F8FAFC"/>
             <w:tcMar>
               <w:top w:w="100" w:type="dxa"/>
               <w:bottom w:w="100" w:type="dxa"/>
@@ -27518,7 +30103,7 @@
         <w:tc>
           <w:tcPr>
             <w:tcW w:type="dxa" w:w="1440"/>
-            <w:shd w:fill="FFFFFF"/>
+            <w:shd w:fill="F8FAFC"/>
             <w:tcMar>
               <w:top w:w="100" w:type="dxa"/>
               <w:bottom w:w="100" w:type="dxa"/>
@@ -27548,7 +30133,7 @@
         <w:tc>
           <w:tcPr>
             <w:tcW w:type="dxa" w:w="1584"/>
-            <w:shd w:fill="F8FAFC"/>
+            <w:shd w:fill="FFFFFF"/>
             <w:tcMar>
               <w:top w:w="100" w:type="dxa"/>
               <w:bottom w:w="100" w:type="dxa"/>
@@ -27572,42 +30157,98 @@
               <w:rPr>
                 <w:b/>
               </w:rPr>
-              <w:t>Wed 30/09</w:t>
+              <w:t>Fri 02/10</w:t>
             </w:r>
           </w:p>
         </w:tc>
         <w:tc>
           <w:tcPr>
             <w:tcW w:type="dxa" w:w="864"/>
-            <w:shd w:fill="F8FAFC"/>
-            <w:tcMar>
-              <w:top w:w="100" w:type="dxa"/>
-              <w:bottom w:w="100" w:type="dxa"/>
-              <w:left w:w="120" w:type="dxa"/>
-              <w:right w:w="120" w:type="dxa"/>
-            </w:tcMar>
-            <w:tcBorders>
-              <w:top w:val="single" w:sz="4" w:space="0" w:color="CCCCCC"/>
-              <w:bottom w:val="single" w:sz="4" w:space="0" w:color="CCCCCC"/>
-              <w:left w:val="single" w:sz="4" w:space="0" w:color="CCCCCC"/>
-              <w:right w:val="single" w:sz="4" w:space="0" w:color="CCCCCC"/>
-            </w:tcBorders>
-          </w:tcPr>
-          <w:p>
-            <w:pPr>
-              <w:spacing w:before="60" w:after="60" w:line="252" w:lineRule="auto"/>
-              <w:jc w:val="left"/>
-            </w:pPr>
-            <w:r/>
-            <w:r>
-              <w:t>London 15-19</w:t>
+            <w:shd w:fill="FFFFFF"/>
+            <w:tcMar>
+              <w:top w:w="100" w:type="dxa"/>
+              <w:bottom w:w="100" w:type="dxa"/>
+              <w:left w:w="120" w:type="dxa"/>
+              <w:right w:w="120" w:type="dxa"/>
+            </w:tcMar>
+            <w:tcBorders>
+              <w:top w:val="single" w:sz="4" w:space="0" w:color="CCCCCC"/>
+              <w:bottom w:val="single" w:sz="4" w:space="0" w:color="CCCCCC"/>
+              <w:left w:val="single" w:sz="4" w:space="0" w:color="CCCCCC"/>
+              <w:right w:val="single" w:sz="4" w:space="0" w:color="CCCCCC"/>
+            </w:tcBorders>
+          </w:tcPr>
+          <w:p>
+            <w:pPr>
+              <w:spacing w:before="60" w:after="60" w:line="252" w:lineRule="auto"/>
+              <w:jc w:val="left"/>
+            </w:pPr>
+            <w:r/>
+            <w:r>
+              <w:t>Asia 11-15</w:t>
             </w:r>
           </w:p>
         </w:tc>
         <w:tc>
           <w:tcPr>
             <w:tcW w:type="dxa" w:w="1440"/>
-            <w:shd w:fill="F8FAFC"/>
+            <w:shd w:fill="FFFFFF"/>
+            <w:tcMar>
+              <w:top w:w="100" w:type="dxa"/>
+              <w:bottom w:w="100" w:type="dxa"/>
+              <w:left w:w="120" w:type="dxa"/>
+              <w:right w:w="120" w:type="dxa"/>
+            </w:tcMar>
+            <w:tcBorders>
+              <w:top w:val="single" w:sz="4" w:space="0" w:color="CCCCCC"/>
+              <w:bottom w:val="single" w:sz="4" w:space="0" w:color="CCCCCC"/>
+              <w:left w:val="single" w:sz="4" w:space="0" w:color="CCCCCC"/>
+              <w:right w:val="single" w:sz="4" w:space="0" w:color="CCCCCC"/>
+            </w:tcBorders>
+          </w:tcPr>
+          <w:p>
+            <w:pPr>
+              <w:spacing w:before="60" w:after="60" w:line="252" w:lineRule="auto"/>
+              <w:jc w:val="left"/>
+            </w:pPr>
+            <w:r/>
+            <w:r>
+              <w:t>716.25</w:t>
+            </w:r>
+          </w:p>
+        </w:tc>
+        <w:tc>
+          <w:tcPr>
+            <w:tcW w:type="dxa" w:w="2016"/>
+            <w:shd w:fill="FFFFFF"/>
+            <w:tcMar>
+              <w:top w:w="100" w:type="dxa"/>
+              <w:bottom w:w="100" w:type="dxa"/>
+              <w:left w:w="120" w:type="dxa"/>
+              <w:right w:w="120" w:type="dxa"/>
+            </w:tcMar>
+            <w:tcBorders>
+              <w:top w:val="single" w:sz="4" w:space="0" w:color="CCCCCC"/>
+              <w:bottom w:val="single" w:sz="4" w:space="0" w:color="CCCCCC"/>
+              <w:left w:val="single" w:sz="4" w:space="0" w:color="CCCCCC"/>
+              <w:right w:val="single" w:sz="4" w:space="0" w:color="CCCCCC"/>
+            </w:tcBorders>
+          </w:tcPr>
+          <w:p>
+            <w:pPr>
+              <w:spacing w:before="60" w:after="60" w:line="252" w:lineRule="auto"/>
+              <w:jc w:val="left"/>
+            </w:pPr>
+            <w:r/>
+            <w:r>
+              <w:t>723.75</w:t>
+            </w:r>
+          </w:p>
+        </w:tc>
+        <w:tc>
+          <w:tcPr>
+            <w:tcW w:type="dxa" w:w="1152"/>
+            <w:shd w:fill="FFFFFF"/>
             <w:tcMar>
               <w:top w:w="100" w:type="dxa"/>
               <w:bottom w:w="100" w:type="dxa"/>
@@ -27634,64 +30275,8 @@
         </w:tc>
         <w:tc>
           <w:tcPr>
-            <w:tcW w:type="dxa" w:w="2016"/>
-            <w:shd w:fill="F8FAFC"/>
-            <w:tcMar>
-              <w:top w:w="100" w:type="dxa"/>
-              <w:bottom w:w="100" w:type="dxa"/>
-              <w:left w:w="120" w:type="dxa"/>
-              <w:right w:w="120" w:type="dxa"/>
-            </w:tcMar>
-            <w:tcBorders>
-              <w:top w:val="single" w:sz="4" w:space="0" w:color="CCCCCC"/>
-              <w:bottom w:val="single" w:sz="4" w:space="0" w:color="CCCCCC"/>
-              <w:left w:val="single" w:sz="4" w:space="0" w:color="CCCCCC"/>
-              <w:right w:val="single" w:sz="4" w:space="0" w:color="CCCCCC"/>
-            </w:tcBorders>
-          </w:tcPr>
-          <w:p>
-            <w:pPr>
-              <w:spacing w:before="60" w:after="60" w:line="252" w:lineRule="auto"/>
-              <w:jc w:val="left"/>
-            </w:pPr>
-            <w:r/>
-            <w:r>
-              <w:t>723.75</w:t>
-            </w:r>
-          </w:p>
-        </w:tc>
-        <w:tc>
-          <w:tcPr>
-            <w:tcW w:type="dxa" w:w="1152"/>
-            <w:shd w:fill="F8FAFC"/>
-            <w:tcMar>
-              <w:top w:w="100" w:type="dxa"/>
-              <w:bottom w:w="100" w:type="dxa"/>
-              <w:left w:w="120" w:type="dxa"/>
-              <w:right w:w="120" w:type="dxa"/>
-            </w:tcMar>
-            <w:tcBorders>
-              <w:top w:val="single" w:sz="4" w:space="0" w:color="CCCCCC"/>
-              <w:bottom w:val="single" w:sz="4" w:space="0" w:color="CCCCCC"/>
-              <w:left w:val="single" w:sz="4" w:space="0" w:color="CCCCCC"/>
-              <w:right w:val="single" w:sz="4" w:space="0" w:color="CCCCCC"/>
-            </w:tcBorders>
-          </w:tcPr>
-          <w:p>
-            <w:pPr>
-              <w:spacing w:before="60" w:after="60" w:line="252" w:lineRule="auto"/>
-              <w:jc w:val="left"/>
-            </w:pPr>
-            <w:r/>
-            <w:r>
-              <w:t>697.25</w:t>
-            </w:r>
-          </w:p>
-        </w:tc>
-        <w:tc>
-          <w:tcPr>
             <w:tcW w:type="dxa" w:w="1728"/>
-            <w:shd w:fill="F8FAFC"/>
+            <w:shd w:fill="FFFFFF"/>
             <w:tcMar>
               <w:top w:w="100" w:type="dxa"/>
               <w:bottom w:w="100" w:type="dxa"/>
@@ -27715,7 +30300,712 @@
               <w:rPr>
                 <w:b/>
               </w:rPr>
-              <w:t>712.00</w:t>
+              <w:t>715.25</w:t>
+            </w:r>
+          </w:p>
+        </w:tc>
+        <w:tc>
+          <w:tcPr>
+            <w:tcW w:type="dxa" w:w="3456"/>
+            <w:shd w:fill="FFFFFF"/>
+            <w:tcMar>
+              <w:top w:w="100" w:type="dxa"/>
+              <w:bottom w:w="100" w:type="dxa"/>
+              <w:left w:w="120" w:type="dxa"/>
+              <w:right w:w="120" w:type="dxa"/>
+            </w:tcMar>
+            <w:tcBorders>
+              <w:top w:val="single" w:sz="4" w:space="0" w:color="CCCCCC"/>
+              <w:bottom w:val="single" w:sz="4" w:space="0" w:color="CCCCCC"/>
+              <w:left w:val="single" w:sz="4" w:space="0" w:color="CCCCCC"/>
+              <w:right w:val="single" w:sz="4" w:space="0" w:color="CCCCCC"/>
+            </w:tcBorders>
+          </w:tcPr>
+          <w:p>
+            <w:pPr>
+              <w:spacing w:before="60" w:after="60" w:line="252" w:lineRule="auto"/>
+              <w:jc w:val="left"/>
+            </w:pPr>
+            <w:r/>
+            <w:r>
+              <w:rPr>
+                <w:b/>
+              </w:rPr>
+              <w:t>-1.00</w:t>
+            </w:r>
+          </w:p>
+        </w:tc>
+        <w:tc>
+          <w:tcPr>
+            <w:tcW w:type="dxa" w:w="1440"/>
+            <w:shd w:fill="FFFFFF"/>
+            <w:tcMar>
+              <w:top w:w="100" w:type="dxa"/>
+              <w:bottom w:w="100" w:type="dxa"/>
+              <w:left w:w="120" w:type="dxa"/>
+              <w:right w:w="120" w:type="dxa"/>
+            </w:tcMar>
+            <w:tcBorders>
+              <w:top w:val="single" w:sz="4" w:space="0" w:color="CCCCCC"/>
+              <w:bottom w:val="single" w:sz="4" w:space="0" w:color="CCCCCC"/>
+              <w:left w:val="single" w:sz="4" w:space="0" w:color="CCCCCC"/>
+              <w:right w:val="single" w:sz="4" w:space="0" w:color="CCCCCC"/>
+            </w:tcBorders>
+          </w:tcPr>
+          <w:p>
+            <w:pPr>
+              <w:spacing w:before="60" w:after="60" w:line="252" w:lineRule="auto"/>
+              <w:jc w:val="left"/>
+            </w:pPr>
+            <w:r/>
+            <w:r>
+              <w:t>BEAR</w:t>
+            </w:r>
+          </w:p>
+        </w:tc>
+      </w:tr>
+      <w:tr>
+        <w:tc>
+          <w:tcPr>
+            <w:tcW w:type="dxa" w:w="1584"/>
+            <w:shd w:fill="F8FAFC"/>
+            <w:tcMar>
+              <w:top w:w="100" w:type="dxa"/>
+              <w:bottom w:w="100" w:type="dxa"/>
+              <w:left w:w="120" w:type="dxa"/>
+              <w:right w:w="120" w:type="dxa"/>
+            </w:tcMar>
+            <w:tcBorders>
+              <w:top w:val="single" w:sz="4" w:space="0" w:color="CCCCCC"/>
+              <w:bottom w:val="single" w:sz="4" w:space="0" w:color="CCCCCC"/>
+              <w:left w:val="single" w:sz="4" w:space="0" w:color="CCCCCC"/>
+              <w:right w:val="single" w:sz="4" w:space="0" w:color="CCCCCC"/>
+            </w:tcBorders>
+          </w:tcPr>
+          <w:p>
+            <w:pPr>
+              <w:spacing w:before="60" w:after="60" w:line="252" w:lineRule="auto"/>
+              <w:jc w:val="left"/>
+            </w:pPr>
+            <w:r/>
+            <w:r>
+              <w:rPr>
+                <w:b/>
+              </w:rPr>
+              <w:t>Fri 02/10</w:t>
+            </w:r>
+          </w:p>
+        </w:tc>
+        <w:tc>
+          <w:tcPr>
+            <w:tcW w:type="dxa" w:w="864"/>
+            <w:shd w:fill="F8FAFC"/>
+            <w:tcMar>
+              <w:top w:w="100" w:type="dxa"/>
+              <w:bottom w:w="100" w:type="dxa"/>
+              <w:left w:w="120" w:type="dxa"/>
+              <w:right w:w="120" w:type="dxa"/>
+            </w:tcMar>
+            <w:tcBorders>
+              <w:top w:val="single" w:sz="4" w:space="0" w:color="CCCCCC"/>
+              <w:bottom w:val="single" w:sz="4" w:space="0" w:color="CCCCCC"/>
+              <w:left w:val="single" w:sz="4" w:space="0" w:color="CCCCCC"/>
+              <w:right w:val="single" w:sz="4" w:space="0" w:color="CCCCCC"/>
+            </w:tcBorders>
+          </w:tcPr>
+          <w:p>
+            <w:pPr>
+              <w:spacing w:before="60" w:after="60" w:line="252" w:lineRule="auto"/>
+              <w:jc w:val="left"/>
+            </w:pPr>
+            <w:r/>
+            <w:r>
+              <w:t>London 15-19</w:t>
+            </w:r>
+          </w:p>
+        </w:tc>
+        <w:tc>
+          <w:tcPr>
+            <w:tcW w:type="dxa" w:w="1440"/>
+            <w:shd w:fill="F8FAFC"/>
+            <w:tcMar>
+              <w:top w:w="100" w:type="dxa"/>
+              <w:bottom w:w="100" w:type="dxa"/>
+              <w:left w:w="120" w:type="dxa"/>
+              <w:right w:w="120" w:type="dxa"/>
+            </w:tcMar>
+            <w:tcBorders>
+              <w:top w:val="single" w:sz="4" w:space="0" w:color="CCCCCC"/>
+              <w:bottom w:val="single" w:sz="4" w:space="0" w:color="CCCCCC"/>
+              <w:left w:val="single" w:sz="4" w:space="0" w:color="CCCCCC"/>
+              <w:right w:val="single" w:sz="4" w:space="0" w:color="CCCCCC"/>
+            </w:tcBorders>
+          </w:tcPr>
+          <w:p>
+            <w:pPr>
+              <w:spacing w:before="60" w:after="60" w:line="252" w:lineRule="auto"/>
+              <w:jc w:val="left"/>
+            </w:pPr>
+            <w:r/>
+            <w:r>
+              <w:t>715.25</w:t>
+            </w:r>
+          </w:p>
+        </w:tc>
+        <w:tc>
+          <w:tcPr>
+            <w:tcW w:type="dxa" w:w="2016"/>
+            <w:shd w:fill="F8FAFC"/>
+            <w:tcMar>
+              <w:top w:w="100" w:type="dxa"/>
+              <w:bottom w:w="100" w:type="dxa"/>
+              <w:left w:w="120" w:type="dxa"/>
+              <w:right w:w="120" w:type="dxa"/>
+            </w:tcMar>
+            <w:tcBorders>
+              <w:top w:val="single" w:sz="4" w:space="0" w:color="CCCCCC"/>
+              <w:bottom w:val="single" w:sz="4" w:space="0" w:color="CCCCCC"/>
+              <w:left w:val="single" w:sz="4" w:space="0" w:color="CCCCCC"/>
+              <w:right w:val="single" w:sz="4" w:space="0" w:color="CCCCCC"/>
+            </w:tcBorders>
+          </w:tcPr>
+          <w:p>
+            <w:pPr>
+              <w:spacing w:before="60" w:after="60" w:line="252" w:lineRule="auto"/>
+              <w:jc w:val="left"/>
+            </w:pPr>
+            <w:r/>
+            <w:r>
+              <w:t>722.25</w:t>
+            </w:r>
+          </w:p>
+        </w:tc>
+        <w:tc>
+          <w:tcPr>
+            <w:tcW w:type="dxa" w:w="1152"/>
+            <w:shd w:fill="F8FAFC"/>
+            <w:tcMar>
+              <w:top w:w="100" w:type="dxa"/>
+              <w:bottom w:w="100" w:type="dxa"/>
+              <w:left w:w="120" w:type="dxa"/>
+              <w:right w:w="120" w:type="dxa"/>
+            </w:tcMar>
+            <w:tcBorders>
+              <w:top w:val="single" w:sz="4" w:space="0" w:color="CCCCCC"/>
+              <w:bottom w:val="single" w:sz="4" w:space="0" w:color="CCCCCC"/>
+              <w:left w:val="single" w:sz="4" w:space="0" w:color="CCCCCC"/>
+              <w:right w:val="single" w:sz="4" w:space="0" w:color="CCCCCC"/>
+            </w:tcBorders>
+          </w:tcPr>
+          <w:p>
+            <w:pPr>
+              <w:spacing w:before="60" w:after="60" w:line="252" w:lineRule="auto"/>
+              <w:jc w:val="left"/>
+            </w:pPr>
+            <w:r/>
+            <w:r>
+              <w:t>701.75</w:t>
+            </w:r>
+          </w:p>
+        </w:tc>
+        <w:tc>
+          <w:tcPr>
+            <w:tcW w:type="dxa" w:w="1728"/>
+            <w:shd w:fill="F8FAFC"/>
+            <w:tcMar>
+              <w:top w:w="100" w:type="dxa"/>
+              <w:bottom w:w="100" w:type="dxa"/>
+              <w:left w:w="120" w:type="dxa"/>
+              <w:right w:w="120" w:type="dxa"/>
+            </w:tcMar>
+            <w:tcBorders>
+              <w:top w:val="single" w:sz="4" w:space="0" w:color="CCCCCC"/>
+              <w:bottom w:val="single" w:sz="4" w:space="0" w:color="CCCCCC"/>
+              <w:left w:val="single" w:sz="4" w:space="0" w:color="CCCCCC"/>
+              <w:right w:val="single" w:sz="4" w:space="0" w:color="CCCCCC"/>
+            </w:tcBorders>
+          </w:tcPr>
+          <w:p>
+            <w:pPr>
+              <w:spacing w:before="60" w:after="60" w:line="252" w:lineRule="auto"/>
+              <w:jc w:val="left"/>
+            </w:pPr>
+            <w:r/>
+            <w:r>
+              <w:rPr>
+                <w:b/>
+              </w:rPr>
+              <w:t>716.00</w:t>
+            </w:r>
+          </w:p>
+        </w:tc>
+        <w:tc>
+          <w:tcPr>
+            <w:tcW w:type="dxa" w:w="3456"/>
+            <w:shd w:fill="F8FAFC"/>
+            <w:tcMar>
+              <w:top w:w="100" w:type="dxa"/>
+              <w:bottom w:w="100" w:type="dxa"/>
+              <w:left w:w="120" w:type="dxa"/>
+              <w:right w:w="120" w:type="dxa"/>
+            </w:tcMar>
+            <w:tcBorders>
+              <w:top w:val="single" w:sz="4" w:space="0" w:color="CCCCCC"/>
+              <w:bottom w:val="single" w:sz="4" w:space="0" w:color="CCCCCC"/>
+              <w:left w:val="single" w:sz="4" w:space="0" w:color="CCCCCC"/>
+              <w:right w:val="single" w:sz="4" w:space="0" w:color="CCCCCC"/>
+            </w:tcBorders>
+          </w:tcPr>
+          <w:p>
+            <w:pPr>
+              <w:spacing w:before="60" w:after="60" w:line="252" w:lineRule="auto"/>
+              <w:jc w:val="left"/>
+            </w:pPr>
+            <w:r/>
+            <w:r>
+              <w:rPr>
+                <w:b/>
+              </w:rPr>
+              <w:t>+0.75</w:t>
+            </w:r>
+          </w:p>
+        </w:tc>
+        <w:tc>
+          <w:tcPr>
+            <w:tcW w:type="dxa" w:w="1440"/>
+            <w:shd w:fill="F8FAFC"/>
+            <w:tcMar>
+              <w:top w:w="100" w:type="dxa"/>
+              <w:bottom w:w="100" w:type="dxa"/>
+              <w:left w:w="120" w:type="dxa"/>
+              <w:right w:w="120" w:type="dxa"/>
+            </w:tcMar>
+            <w:tcBorders>
+              <w:top w:val="single" w:sz="4" w:space="0" w:color="CCCCCC"/>
+              <w:bottom w:val="single" w:sz="4" w:space="0" w:color="CCCCCC"/>
+              <w:left w:val="single" w:sz="4" w:space="0" w:color="CCCCCC"/>
+              <w:right w:val="single" w:sz="4" w:space="0" w:color="CCCCCC"/>
+            </w:tcBorders>
+          </w:tcPr>
+          <w:p>
+            <w:pPr>
+              <w:spacing w:before="60" w:after="60" w:line="252" w:lineRule="auto"/>
+              <w:jc w:val="left"/>
+            </w:pPr>
+            <w:r/>
+            <w:r>
+              <w:t>BULL</w:t>
+            </w:r>
+          </w:p>
+        </w:tc>
+      </w:tr>
+      <w:tr>
+        <w:tc>
+          <w:tcPr>
+            <w:tcW w:type="dxa" w:w="1584"/>
+            <w:shd w:fill="FFFFFF"/>
+            <w:tcMar>
+              <w:top w:w="100" w:type="dxa"/>
+              <w:bottom w:w="100" w:type="dxa"/>
+              <w:left w:w="120" w:type="dxa"/>
+              <w:right w:w="120" w:type="dxa"/>
+            </w:tcMar>
+            <w:tcBorders>
+              <w:top w:val="single" w:sz="4" w:space="0" w:color="CCCCCC"/>
+              <w:bottom w:val="single" w:sz="4" w:space="0" w:color="CCCCCC"/>
+              <w:left w:val="single" w:sz="4" w:space="0" w:color="CCCCCC"/>
+              <w:right w:val="single" w:sz="4" w:space="0" w:color="CCCCCC"/>
+            </w:tcBorders>
+          </w:tcPr>
+          <w:p>
+            <w:pPr>
+              <w:spacing w:before="60" w:after="60" w:line="252" w:lineRule="auto"/>
+              <w:jc w:val="left"/>
+            </w:pPr>
+            <w:r/>
+            <w:r>
+              <w:rPr>
+                <w:b/>
+              </w:rPr>
+              <w:t>Fri 02/10</w:t>
+            </w:r>
+          </w:p>
+        </w:tc>
+        <w:tc>
+          <w:tcPr>
+            <w:tcW w:type="dxa" w:w="864"/>
+            <w:shd w:fill="FFFFFF"/>
+            <w:tcMar>
+              <w:top w:w="100" w:type="dxa"/>
+              <w:bottom w:w="100" w:type="dxa"/>
+              <w:left w:w="120" w:type="dxa"/>
+              <w:right w:w="120" w:type="dxa"/>
+            </w:tcMar>
+            <w:tcBorders>
+              <w:top w:val="single" w:sz="4" w:space="0" w:color="CCCCCC"/>
+              <w:bottom w:val="single" w:sz="4" w:space="0" w:color="CCCCCC"/>
+              <w:left w:val="single" w:sz="4" w:space="0" w:color="CCCCCC"/>
+              <w:right w:val="single" w:sz="4" w:space="0" w:color="CCCCCC"/>
+            </w:tcBorders>
+          </w:tcPr>
+          <w:p>
+            <w:pPr>
+              <w:spacing w:before="60" w:after="60" w:line="252" w:lineRule="auto"/>
+              <w:jc w:val="left"/>
+            </w:pPr>
+            <w:r/>
+            <w:r>
+              <w:t>Pre-NY 19-21</w:t>
+            </w:r>
+          </w:p>
+        </w:tc>
+        <w:tc>
+          <w:tcPr>
+            <w:tcW w:type="dxa" w:w="1440"/>
+            <w:shd w:fill="FFFFFF"/>
+            <w:tcMar>
+              <w:top w:w="100" w:type="dxa"/>
+              <w:bottom w:w="100" w:type="dxa"/>
+              <w:left w:w="120" w:type="dxa"/>
+              <w:right w:w="120" w:type="dxa"/>
+            </w:tcMar>
+            <w:tcBorders>
+              <w:top w:val="single" w:sz="4" w:space="0" w:color="CCCCCC"/>
+              <w:bottom w:val="single" w:sz="4" w:space="0" w:color="CCCCCC"/>
+              <w:left w:val="single" w:sz="4" w:space="0" w:color="CCCCCC"/>
+              <w:right w:val="single" w:sz="4" w:space="0" w:color="CCCCCC"/>
+            </w:tcBorders>
+          </w:tcPr>
+          <w:p>
+            <w:pPr>
+              <w:spacing w:before="60" w:after="60" w:line="252" w:lineRule="auto"/>
+              <w:jc w:val="left"/>
+            </w:pPr>
+            <w:r/>
+            <w:r>
+              <w:t>716.00</w:t>
+            </w:r>
+          </w:p>
+        </w:tc>
+        <w:tc>
+          <w:tcPr>
+            <w:tcW w:type="dxa" w:w="2016"/>
+            <w:shd w:fill="FFFFFF"/>
+            <w:tcMar>
+              <w:top w:w="100" w:type="dxa"/>
+              <w:bottom w:w="100" w:type="dxa"/>
+              <w:left w:w="120" w:type="dxa"/>
+              <w:right w:w="120" w:type="dxa"/>
+            </w:tcMar>
+            <w:tcBorders>
+              <w:top w:val="single" w:sz="4" w:space="0" w:color="CCCCCC"/>
+              <w:bottom w:val="single" w:sz="4" w:space="0" w:color="CCCCCC"/>
+              <w:left w:val="single" w:sz="4" w:space="0" w:color="CCCCCC"/>
+              <w:right w:val="single" w:sz="4" w:space="0" w:color="CCCCCC"/>
+            </w:tcBorders>
+          </w:tcPr>
+          <w:p>
+            <w:pPr>
+              <w:spacing w:before="60" w:after="60" w:line="252" w:lineRule="auto"/>
+              <w:jc w:val="left"/>
+            </w:pPr>
+            <w:r/>
+            <w:r>
+              <w:t>725.25</w:t>
+            </w:r>
+          </w:p>
+        </w:tc>
+        <w:tc>
+          <w:tcPr>
+            <w:tcW w:type="dxa" w:w="1152"/>
+            <w:shd w:fill="FFFFFF"/>
+            <w:tcMar>
+              <w:top w:w="100" w:type="dxa"/>
+              <w:bottom w:w="100" w:type="dxa"/>
+              <w:left w:w="120" w:type="dxa"/>
+              <w:right w:w="120" w:type="dxa"/>
+            </w:tcMar>
+            <w:tcBorders>
+              <w:top w:val="single" w:sz="4" w:space="0" w:color="CCCCCC"/>
+              <w:bottom w:val="single" w:sz="4" w:space="0" w:color="CCCCCC"/>
+              <w:left w:val="single" w:sz="4" w:space="0" w:color="CCCCCC"/>
+              <w:right w:val="single" w:sz="4" w:space="0" w:color="CCCCCC"/>
+            </w:tcBorders>
+          </w:tcPr>
+          <w:p>
+            <w:pPr>
+              <w:spacing w:before="60" w:after="60" w:line="252" w:lineRule="auto"/>
+              <w:jc w:val="left"/>
+            </w:pPr>
+            <w:r/>
+            <w:r>
+              <w:t>708.75</w:t>
+            </w:r>
+          </w:p>
+        </w:tc>
+        <w:tc>
+          <w:tcPr>
+            <w:tcW w:type="dxa" w:w="1728"/>
+            <w:shd w:fill="FFFFFF"/>
+            <w:tcMar>
+              <w:top w:w="100" w:type="dxa"/>
+              <w:bottom w:w="100" w:type="dxa"/>
+              <w:left w:w="120" w:type="dxa"/>
+              <w:right w:w="120" w:type="dxa"/>
+            </w:tcMar>
+            <w:tcBorders>
+              <w:top w:val="single" w:sz="4" w:space="0" w:color="CCCCCC"/>
+              <w:bottom w:val="single" w:sz="4" w:space="0" w:color="CCCCCC"/>
+              <w:left w:val="single" w:sz="4" w:space="0" w:color="CCCCCC"/>
+              <w:right w:val="single" w:sz="4" w:space="0" w:color="CCCCCC"/>
+            </w:tcBorders>
+          </w:tcPr>
+          <w:p>
+            <w:pPr>
+              <w:spacing w:before="60" w:after="60" w:line="252" w:lineRule="auto"/>
+              <w:jc w:val="left"/>
+            </w:pPr>
+            <w:r/>
+            <w:r>
+              <w:rPr>
+                <w:b/>
+              </w:rPr>
+              <w:t>715.75</w:t>
+            </w:r>
+          </w:p>
+        </w:tc>
+        <w:tc>
+          <w:tcPr>
+            <w:tcW w:type="dxa" w:w="3456"/>
+            <w:shd w:fill="FFFFFF"/>
+            <w:tcMar>
+              <w:top w:w="100" w:type="dxa"/>
+              <w:bottom w:w="100" w:type="dxa"/>
+              <w:left w:w="120" w:type="dxa"/>
+              <w:right w:w="120" w:type="dxa"/>
+            </w:tcMar>
+            <w:tcBorders>
+              <w:top w:val="single" w:sz="4" w:space="0" w:color="CCCCCC"/>
+              <w:bottom w:val="single" w:sz="4" w:space="0" w:color="CCCCCC"/>
+              <w:left w:val="single" w:sz="4" w:space="0" w:color="CCCCCC"/>
+              <w:right w:val="single" w:sz="4" w:space="0" w:color="CCCCCC"/>
+            </w:tcBorders>
+          </w:tcPr>
+          <w:p>
+            <w:pPr>
+              <w:spacing w:before="60" w:after="60" w:line="252" w:lineRule="auto"/>
+              <w:jc w:val="left"/>
+            </w:pPr>
+            <w:r/>
+            <w:r>
+              <w:rPr>
+                <w:b/>
+              </w:rPr>
+              <w:t>-0.25</w:t>
+            </w:r>
+          </w:p>
+        </w:tc>
+        <w:tc>
+          <w:tcPr>
+            <w:tcW w:type="dxa" w:w="1440"/>
+            <w:shd w:fill="FFFFFF"/>
+            <w:tcMar>
+              <w:top w:w="100" w:type="dxa"/>
+              <w:bottom w:w="100" w:type="dxa"/>
+              <w:left w:w="120" w:type="dxa"/>
+              <w:right w:w="120" w:type="dxa"/>
+            </w:tcMar>
+            <w:tcBorders>
+              <w:top w:val="single" w:sz="4" w:space="0" w:color="CCCCCC"/>
+              <w:bottom w:val="single" w:sz="4" w:space="0" w:color="CCCCCC"/>
+              <w:left w:val="single" w:sz="4" w:space="0" w:color="CCCCCC"/>
+              <w:right w:val="single" w:sz="4" w:space="0" w:color="CCCCCC"/>
+            </w:tcBorders>
+          </w:tcPr>
+          <w:p>
+            <w:pPr>
+              <w:spacing w:before="60" w:after="60" w:line="252" w:lineRule="auto"/>
+              <w:jc w:val="left"/>
+            </w:pPr>
+            <w:r/>
+            <w:r>
+              <w:t>BEAR</w:t>
+            </w:r>
+          </w:p>
+        </w:tc>
+      </w:tr>
+      <w:tr>
+        <w:tc>
+          <w:tcPr>
+            <w:tcW w:type="dxa" w:w="1584"/>
+            <w:shd w:fill="F8FAFC"/>
+            <w:tcMar>
+              <w:top w:w="100" w:type="dxa"/>
+              <w:bottom w:w="100" w:type="dxa"/>
+              <w:left w:w="120" w:type="dxa"/>
+              <w:right w:w="120" w:type="dxa"/>
+            </w:tcMar>
+            <w:tcBorders>
+              <w:top w:val="single" w:sz="4" w:space="0" w:color="CCCCCC"/>
+              <w:bottom w:val="single" w:sz="4" w:space="0" w:color="CCCCCC"/>
+              <w:left w:val="single" w:sz="4" w:space="0" w:color="CCCCCC"/>
+              <w:right w:val="single" w:sz="4" w:space="0" w:color="CCCCCC"/>
+            </w:tcBorders>
+          </w:tcPr>
+          <w:p>
+            <w:pPr>
+              <w:spacing w:before="60" w:after="60" w:line="252" w:lineRule="auto"/>
+              <w:jc w:val="left"/>
+            </w:pPr>
+            <w:r/>
+            <w:r>
+              <w:rPr>
+                <w:b/>
+              </w:rPr>
+              <w:t>Fri 02/10</w:t>
+            </w:r>
+          </w:p>
+        </w:tc>
+        <w:tc>
+          <w:tcPr>
+            <w:tcW w:type="dxa" w:w="864"/>
+            <w:shd w:fill="F8FAFC"/>
+            <w:tcMar>
+              <w:top w:w="100" w:type="dxa"/>
+              <w:bottom w:w="100" w:type="dxa"/>
+              <w:left w:w="120" w:type="dxa"/>
+              <w:right w:w="120" w:type="dxa"/>
+            </w:tcMar>
+            <w:tcBorders>
+              <w:top w:val="single" w:sz="4" w:space="0" w:color="CCCCCC"/>
+              <w:bottom w:val="single" w:sz="4" w:space="0" w:color="CCCCCC"/>
+              <w:left w:val="single" w:sz="4" w:space="0" w:color="CCCCCC"/>
+              <w:right w:val="single" w:sz="4" w:space="0" w:color="CCCCCC"/>
+            </w:tcBorders>
+          </w:tcPr>
+          <w:p>
+            <w:pPr>
+              <w:spacing w:before="60" w:after="60" w:line="252" w:lineRule="auto"/>
+              <w:jc w:val="left"/>
+            </w:pPr>
+            <w:r/>
+            <w:r>
+              <w:t>NY Open 21-23</w:t>
+            </w:r>
+          </w:p>
+        </w:tc>
+        <w:tc>
+          <w:tcPr>
+            <w:tcW w:type="dxa" w:w="1440"/>
+            <w:shd w:fill="F8FAFC"/>
+            <w:tcMar>
+              <w:top w:w="100" w:type="dxa"/>
+              <w:bottom w:w="100" w:type="dxa"/>
+              <w:left w:w="120" w:type="dxa"/>
+              <w:right w:w="120" w:type="dxa"/>
+            </w:tcMar>
+            <w:tcBorders>
+              <w:top w:val="single" w:sz="4" w:space="0" w:color="CCCCCC"/>
+              <w:bottom w:val="single" w:sz="4" w:space="0" w:color="CCCCCC"/>
+              <w:left w:val="single" w:sz="4" w:space="0" w:color="CCCCCC"/>
+              <w:right w:val="single" w:sz="4" w:space="0" w:color="CCCCCC"/>
+            </w:tcBorders>
+          </w:tcPr>
+          <w:p>
+            <w:pPr>
+              <w:spacing w:before="60" w:after="60" w:line="252" w:lineRule="auto"/>
+              <w:jc w:val="left"/>
+            </w:pPr>
+            <w:r/>
+            <w:r>
+              <w:t>715.75</w:t>
+            </w:r>
+          </w:p>
+        </w:tc>
+        <w:tc>
+          <w:tcPr>
+            <w:tcW w:type="dxa" w:w="2016"/>
+            <w:shd w:fill="F8FAFC"/>
+            <w:tcMar>
+              <w:top w:w="100" w:type="dxa"/>
+              <w:bottom w:w="100" w:type="dxa"/>
+              <w:left w:w="120" w:type="dxa"/>
+              <w:right w:w="120" w:type="dxa"/>
+            </w:tcMar>
+            <w:tcBorders>
+              <w:top w:val="single" w:sz="4" w:space="0" w:color="CCCCCC"/>
+              <w:bottom w:val="single" w:sz="4" w:space="0" w:color="CCCCCC"/>
+              <w:left w:val="single" w:sz="4" w:space="0" w:color="CCCCCC"/>
+              <w:right w:val="single" w:sz="4" w:space="0" w:color="CCCCCC"/>
+            </w:tcBorders>
+          </w:tcPr>
+          <w:p>
+            <w:pPr>
+              <w:spacing w:before="60" w:after="60" w:line="252" w:lineRule="auto"/>
+              <w:jc w:val="left"/>
+            </w:pPr>
+            <w:r/>
+            <w:r>
+              <w:t>724.25</w:t>
+            </w:r>
+          </w:p>
+        </w:tc>
+        <w:tc>
+          <w:tcPr>
+            <w:tcW w:type="dxa" w:w="1152"/>
+            <w:shd w:fill="F8FAFC"/>
+            <w:tcMar>
+              <w:top w:w="100" w:type="dxa"/>
+              <w:bottom w:w="100" w:type="dxa"/>
+              <w:left w:w="120" w:type="dxa"/>
+              <w:right w:w="120" w:type="dxa"/>
+            </w:tcMar>
+            <w:tcBorders>
+              <w:top w:val="single" w:sz="4" w:space="0" w:color="CCCCCC"/>
+              <w:bottom w:val="single" w:sz="4" w:space="0" w:color="CCCCCC"/>
+              <w:left w:val="single" w:sz="4" w:space="0" w:color="CCCCCC"/>
+              <w:right w:val="single" w:sz="4" w:space="0" w:color="CCCCCC"/>
+            </w:tcBorders>
+          </w:tcPr>
+          <w:p>
+            <w:pPr>
+              <w:spacing w:before="60" w:after="60" w:line="252" w:lineRule="auto"/>
+              <w:jc w:val="left"/>
+            </w:pPr>
+            <w:r/>
+            <w:r>
+              <w:t>701.75</w:t>
+            </w:r>
+          </w:p>
+        </w:tc>
+        <w:tc>
+          <w:tcPr>
+            <w:tcW w:type="dxa" w:w="1728"/>
+            <w:shd w:fill="F8FAFC"/>
+            <w:tcMar>
+              <w:top w:w="100" w:type="dxa"/>
+              <w:bottom w:w="100" w:type="dxa"/>
+              <w:left w:w="120" w:type="dxa"/>
+              <w:right w:w="120" w:type="dxa"/>
+            </w:tcMar>
+            <w:tcBorders>
+              <w:top w:val="single" w:sz="4" w:space="0" w:color="CCCCCC"/>
+              <w:bottom w:val="single" w:sz="4" w:space="0" w:color="CCCCCC"/>
+              <w:left w:val="single" w:sz="4" w:space="0" w:color="CCCCCC"/>
+              <w:right w:val="single" w:sz="4" w:space="0" w:color="CCCCCC"/>
+            </w:tcBorders>
+          </w:tcPr>
+          <w:p>
+            <w:pPr>
+              <w:spacing w:before="60" w:after="60" w:line="252" w:lineRule="auto"/>
+              <w:jc w:val="left"/>
+            </w:pPr>
+            <w:r/>
+            <w:r>
+              <w:rPr>
+                <w:b/>
+              </w:rPr>
+              <w:t>717.50</w:t>
             </w:r>
           </w:p>
         </w:tc>
@@ -27807,7 +31097,7 @@
               <w:rPr>
                 <w:b/>
               </w:rPr>
-              <w:t>Wed 30/09</w:t>
+              <w:t>Fri 02/10</w:t>
             </w:r>
           </w:p>
         </w:tc>
@@ -27835,7 +31125,7 @@
             </w:pPr>
             <w:r/>
             <w:r>
-              <w:t>Pre-NY 19-21</w:t>
+              <w:t>NY Close 23-01</w:t>
             </w:r>
           </w:p>
         </w:tc>
@@ -27863,7 +31153,7 @@
             </w:pPr>
             <w:r/>
             <w:r>
-              <w:t>712.00</w:t>
+              <w:t>717.50</w:t>
             </w:r>
           </w:p>
         </w:tc>
@@ -27891,7 +31181,7 @@
             </w:pPr>
             <w:r/>
             <w:r>
-              <w:t>721.25</w:t>
+              <w:t>723.75</w:t>
             </w:r>
           </w:p>
         </w:tc>
@@ -27919,7 +31209,7 @@
             </w:pPr>
             <w:r/>
             <w:r>
-              <w:t>701.25</w:t>
+              <w:t>711.00</w:t>
             </w:r>
           </w:p>
         </w:tc>
@@ -27950,3297 +31240,7 @@
               <w:rPr>
                 <w:b/>
               </w:rPr>
-              <w:t>712.50</w:t>
-            </w:r>
-          </w:p>
-        </w:tc>
-        <w:tc>
-          <w:tcPr>
-            <w:tcW w:type="dxa" w:w="3456"/>
-            <w:shd w:fill="FFFFFF"/>
-            <w:tcMar>
-              <w:top w:w="100" w:type="dxa"/>
-              <w:bottom w:w="100" w:type="dxa"/>
-              <w:left w:w="120" w:type="dxa"/>
-              <w:right w:w="120" w:type="dxa"/>
-            </w:tcMar>
-            <w:tcBorders>
-              <w:top w:val="single" w:sz="4" w:space="0" w:color="CCCCCC"/>
-              <w:bottom w:val="single" w:sz="4" w:space="0" w:color="CCCCCC"/>
-              <w:left w:val="single" w:sz="4" w:space="0" w:color="CCCCCC"/>
-              <w:right w:val="single" w:sz="4" w:space="0" w:color="CCCCCC"/>
-            </w:tcBorders>
-          </w:tcPr>
-          <w:p>
-            <w:pPr>
-              <w:spacing w:before="60" w:after="60" w:line="252" w:lineRule="auto"/>
-              <w:jc w:val="left"/>
-            </w:pPr>
-            <w:r/>
-            <w:r>
-              <w:rPr>
-                <w:b/>
-              </w:rPr>
-              <w:t>+0.50</w:t>
-            </w:r>
-          </w:p>
-        </w:tc>
-        <w:tc>
-          <w:tcPr>
-            <w:tcW w:type="dxa" w:w="1440"/>
-            <w:shd w:fill="FFFFFF"/>
-            <w:tcMar>
-              <w:top w:w="100" w:type="dxa"/>
-              <w:bottom w:w="100" w:type="dxa"/>
-              <w:left w:w="120" w:type="dxa"/>
-              <w:right w:w="120" w:type="dxa"/>
-            </w:tcMar>
-            <w:tcBorders>
-              <w:top w:val="single" w:sz="4" w:space="0" w:color="CCCCCC"/>
-              <w:bottom w:val="single" w:sz="4" w:space="0" w:color="CCCCCC"/>
-              <w:left w:val="single" w:sz="4" w:space="0" w:color="CCCCCC"/>
-              <w:right w:val="single" w:sz="4" w:space="0" w:color="CCCCCC"/>
-            </w:tcBorders>
-          </w:tcPr>
-          <w:p>
-            <w:pPr>
-              <w:spacing w:before="60" w:after="60" w:line="252" w:lineRule="auto"/>
-              <w:jc w:val="left"/>
-            </w:pPr>
-            <w:r/>
-            <w:r>
-              <w:t>BULL</w:t>
-            </w:r>
-          </w:p>
-        </w:tc>
-      </w:tr>
-      <w:tr>
-        <w:tc>
-          <w:tcPr>
-            <w:tcW w:type="dxa" w:w="1584"/>
-            <w:shd w:fill="F8FAFC"/>
-            <w:tcMar>
-              <w:top w:w="100" w:type="dxa"/>
-              <w:bottom w:w="100" w:type="dxa"/>
-              <w:left w:w="120" w:type="dxa"/>
-              <w:right w:w="120" w:type="dxa"/>
-            </w:tcMar>
-            <w:tcBorders>
-              <w:top w:val="single" w:sz="4" w:space="0" w:color="CCCCCC"/>
-              <w:bottom w:val="single" w:sz="4" w:space="0" w:color="CCCCCC"/>
-              <w:left w:val="single" w:sz="4" w:space="0" w:color="CCCCCC"/>
-              <w:right w:val="single" w:sz="4" w:space="0" w:color="CCCCCC"/>
-            </w:tcBorders>
-          </w:tcPr>
-          <w:p>
-            <w:pPr>
-              <w:spacing w:before="60" w:after="60" w:line="252" w:lineRule="auto"/>
-              <w:jc w:val="left"/>
-            </w:pPr>
-            <w:r/>
-            <w:r>
-              <w:rPr>
-                <w:b/>
-              </w:rPr>
-              <w:t>Wed 30/09</w:t>
-            </w:r>
-          </w:p>
-        </w:tc>
-        <w:tc>
-          <w:tcPr>
-            <w:tcW w:type="dxa" w:w="864"/>
-            <w:shd w:fill="F8FAFC"/>
-            <w:tcMar>
-              <w:top w:w="100" w:type="dxa"/>
-              <w:bottom w:w="100" w:type="dxa"/>
-              <w:left w:w="120" w:type="dxa"/>
-              <w:right w:w="120" w:type="dxa"/>
-            </w:tcMar>
-            <w:tcBorders>
-              <w:top w:val="single" w:sz="4" w:space="0" w:color="CCCCCC"/>
-              <w:bottom w:val="single" w:sz="4" w:space="0" w:color="CCCCCC"/>
-              <w:left w:val="single" w:sz="4" w:space="0" w:color="CCCCCC"/>
-              <w:right w:val="single" w:sz="4" w:space="0" w:color="CCCCCC"/>
-            </w:tcBorders>
-          </w:tcPr>
-          <w:p>
-            <w:pPr>
-              <w:spacing w:before="60" w:after="60" w:line="252" w:lineRule="auto"/>
-              <w:jc w:val="left"/>
-            </w:pPr>
-            <w:r/>
-            <w:r>
-              <w:t>NY Open 21-23</w:t>
-            </w:r>
-          </w:p>
-        </w:tc>
-        <w:tc>
-          <w:tcPr>
-            <w:tcW w:type="dxa" w:w="1440"/>
-            <w:shd w:fill="F8FAFC"/>
-            <w:tcMar>
-              <w:top w:w="100" w:type="dxa"/>
-              <w:bottom w:w="100" w:type="dxa"/>
-              <w:left w:w="120" w:type="dxa"/>
-              <w:right w:w="120" w:type="dxa"/>
-            </w:tcMar>
-            <w:tcBorders>
-              <w:top w:val="single" w:sz="4" w:space="0" w:color="CCCCCC"/>
-              <w:bottom w:val="single" w:sz="4" w:space="0" w:color="CCCCCC"/>
-              <w:left w:val="single" w:sz="4" w:space="0" w:color="CCCCCC"/>
-              <w:right w:val="single" w:sz="4" w:space="0" w:color="CCCCCC"/>
-            </w:tcBorders>
-          </w:tcPr>
-          <w:p>
-            <w:pPr>
-              <w:spacing w:before="60" w:after="60" w:line="252" w:lineRule="auto"/>
-              <w:jc w:val="left"/>
-            </w:pPr>
-            <w:r/>
-            <w:r>
-              <w:t>712.50</w:t>
-            </w:r>
-          </w:p>
-        </w:tc>
-        <w:tc>
-          <w:tcPr>
-            <w:tcW w:type="dxa" w:w="2016"/>
-            <w:shd w:fill="F8FAFC"/>
-            <w:tcMar>
-              <w:top w:w="100" w:type="dxa"/>
-              <w:bottom w:w="100" w:type="dxa"/>
-              <w:left w:w="120" w:type="dxa"/>
-              <w:right w:w="120" w:type="dxa"/>
-            </w:tcMar>
-            <w:tcBorders>
-              <w:top w:val="single" w:sz="4" w:space="0" w:color="CCCCCC"/>
-              <w:bottom w:val="single" w:sz="4" w:space="0" w:color="CCCCCC"/>
-              <w:left w:val="single" w:sz="4" w:space="0" w:color="CCCCCC"/>
-              <w:right w:val="single" w:sz="4" w:space="0" w:color="CCCCCC"/>
-            </w:tcBorders>
-          </w:tcPr>
-          <w:p>
-            <w:pPr>
-              <w:spacing w:before="60" w:after="60" w:line="252" w:lineRule="auto"/>
-              <w:jc w:val="left"/>
-            </w:pPr>
-            <w:r/>
-            <w:r>
-              <w:t>724.75</w:t>
-            </w:r>
-          </w:p>
-        </w:tc>
-        <w:tc>
-          <w:tcPr>
-            <w:tcW w:type="dxa" w:w="1152"/>
-            <w:shd w:fill="F8FAFC"/>
-            <w:tcMar>
-              <w:top w:w="100" w:type="dxa"/>
-              <w:bottom w:w="100" w:type="dxa"/>
-              <w:left w:w="120" w:type="dxa"/>
-              <w:right w:w="120" w:type="dxa"/>
-            </w:tcMar>
-            <w:tcBorders>
-              <w:top w:val="single" w:sz="4" w:space="0" w:color="CCCCCC"/>
-              <w:bottom w:val="single" w:sz="4" w:space="0" w:color="CCCCCC"/>
-              <w:left w:val="single" w:sz="4" w:space="0" w:color="CCCCCC"/>
-              <w:right w:val="single" w:sz="4" w:space="0" w:color="CCCCCC"/>
-            </w:tcBorders>
-          </w:tcPr>
-          <w:p>
-            <w:pPr>
-              <w:spacing w:before="60" w:after="60" w:line="252" w:lineRule="auto"/>
-              <w:jc w:val="left"/>
-            </w:pPr>
-            <w:r/>
-            <w:r>
-              <w:t>698.25</w:t>
-            </w:r>
-          </w:p>
-        </w:tc>
-        <w:tc>
-          <w:tcPr>
-            <w:tcW w:type="dxa" w:w="1728"/>
-            <w:shd w:fill="F8FAFC"/>
-            <w:tcMar>
-              <w:top w:w="100" w:type="dxa"/>
-              <w:bottom w:w="100" w:type="dxa"/>
-              <w:left w:w="120" w:type="dxa"/>
-              <w:right w:w="120" w:type="dxa"/>
-            </w:tcMar>
-            <w:tcBorders>
-              <w:top w:val="single" w:sz="4" w:space="0" w:color="CCCCCC"/>
-              <w:bottom w:val="single" w:sz="4" w:space="0" w:color="CCCCCC"/>
-              <w:left w:val="single" w:sz="4" w:space="0" w:color="CCCCCC"/>
-              <w:right w:val="single" w:sz="4" w:space="0" w:color="CCCCCC"/>
-            </w:tcBorders>
-          </w:tcPr>
-          <w:p>
-            <w:pPr>
-              <w:spacing w:before="60" w:after="60" w:line="252" w:lineRule="auto"/>
-              <w:jc w:val="left"/>
-            </w:pPr>
-            <w:r/>
-            <w:r>
-              <w:rPr>
-                <w:b/>
-              </w:rPr>
-              <w:t>711.00</w:t>
-            </w:r>
-          </w:p>
-        </w:tc>
-        <w:tc>
-          <w:tcPr>
-            <w:tcW w:type="dxa" w:w="3456"/>
-            <w:shd w:fill="F8FAFC"/>
-            <w:tcMar>
-              <w:top w:w="100" w:type="dxa"/>
-              <w:bottom w:w="100" w:type="dxa"/>
-              <w:left w:w="120" w:type="dxa"/>
-              <w:right w:w="120" w:type="dxa"/>
-            </w:tcMar>
-            <w:tcBorders>
-              <w:top w:val="single" w:sz="4" w:space="0" w:color="CCCCCC"/>
-              <w:bottom w:val="single" w:sz="4" w:space="0" w:color="CCCCCC"/>
-              <w:left w:val="single" w:sz="4" w:space="0" w:color="CCCCCC"/>
-              <w:right w:val="single" w:sz="4" w:space="0" w:color="CCCCCC"/>
-            </w:tcBorders>
-          </w:tcPr>
-          <w:p>
-            <w:pPr>
-              <w:spacing w:before="60" w:after="60" w:line="252" w:lineRule="auto"/>
-              <w:jc w:val="left"/>
-            </w:pPr>
-            <w:r/>
-            <w:r>
-              <w:rPr>
-                <w:b/>
-              </w:rPr>
-              <w:t>-1.50</w:t>
-            </w:r>
-          </w:p>
-        </w:tc>
-        <w:tc>
-          <w:tcPr>
-            <w:tcW w:type="dxa" w:w="1440"/>
-            <w:shd w:fill="F8FAFC"/>
-            <w:tcMar>
-              <w:top w:w="100" w:type="dxa"/>
-              <w:bottom w:w="100" w:type="dxa"/>
-              <w:left w:w="120" w:type="dxa"/>
-              <w:right w:w="120" w:type="dxa"/>
-            </w:tcMar>
-            <w:tcBorders>
-              <w:top w:val="single" w:sz="4" w:space="0" w:color="CCCCCC"/>
-              <w:bottom w:val="single" w:sz="4" w:space="0" w:color="CCCCCC"/>
-              <w:left w:val="single" w:sz="4" w:space="0" w:color="CCCCCC"/>
-              <w:right w:val="single" w:sz="4" w:space="0" w:color="CCCCCC"/>
-            </w:tcBorders>
-          </w:tcPr>
-          <w:p>
-            <w:pPr>
-              <w:spacing w:before="60" w:after="60" w:line="252" w:lineRule="auto"/>
-              <w:jc w:val="left"/>
-            </w:pPr>
-            <w:r/>
-            <w:r>
-              <w:t>BEAR</w:t>
-            </w:r>
-          </w:p>
-        </w:tc>
-      </w:tr>
-      <w:tr>
-        <w:tc>
-          <w:tcPr>
-            <w:tcW w:type="dxa" w:w="1584"/>
-            <w:shd w:fill="FFFFFF"/>
-            <w:tcMar>
-              <w:top w:w="100" w:type="dxa"/>
-              <w:bottom w:w="100" w:type="dxa"/>
-              <w:left w:w="120" w:type="dxa"/>
-              <w:right w:w="120" w:type="dxa"/>
-            </w:tcMar>
-            <w:tcBorders>
-              <w:top w:val="single" w:sz="4" w:space="0" w:color="CCCCCC"/>
-              <w:bottom w:val="single" w:sz="4" w:space="0" w:color="CCCCCC"/>
-              <w:left w:val="single" w:sz="4" w:space="0" w:color="CCCCCC"/>
-              <w:right w:val="single" w:sz="4" w:space="0" w:color="CCCCCC"/>
-            </w:tcBorders>
-          </w:tcPr>
-          <w:p>
-            <w:pPr>
-              <w:spacing w:before="60" w:after="60" w:line="252" w:lineRule="auto"/>
-              <w:jc w:val="left"/>
-            </w:pPr>
-            <w:r/>
-            <w:r>
-              <w:rPr>
-                <w:b/>
-              </w:rPr>
-              <w:t>Wed 30/09</w:t>
-            </w:r>
-          </w:p>
-        </w:tc>
-        <w:tc>
-          <w:tcPr>
-            <w:tcW w:type="dxa" w:w="864"/>
-            <w:shd w:fill="FFFFFF"/>
-            <w:tcMar>
-              <w:top w:w="100" w:type="dxa"/>
-              <w:bottom w:w="100" w:type="dxa"/>
-              <w:left w:w="120" w:type="dxa"/>
-              <w:right w:w="120" w:type="dxa"/>
-            </w:tcMar>
-            <w:tcBorders>
-              <w:top w:val="single" w:sz="4" w:space="0" w:color="CCCCCC"/>
-              <w:bottom w:val="single" w:sz="4" w:space="0" w:color="CCCCCC"/>
-              <w:left w:val="single" w:sz="4" w:space="0" w:color="CCCCCC"/>
-              <w:right w:val="single" w:sz="4" w:space="0" w:color="CCCCCC"/>
-            </w:tcBorders>
-          </w:tcPr>
-          <w:p>
-            <w:pPr>
-              <w:spacing w:before="60" w:after="60" w:line="252" w:lineRule="auto"/>
-              <w:jc w:val="left"/>
-            </w:pPr>
-            <w:r/>
-            <w:r>
-              <w:t>NY Close 23-01</w:t>
-            </w:r>
-          </w:p>
-        </w:tc>
-        <w:tc>
-          <w:tcPr>
-            <w:tcW w:type="dxa" w:w="1440"/>
-            <w:shd w:fill="FFFFFF"/>
-            <w:tcMar>
-              <w:top w:w="100" w:type="dxa"/>
-              <w:bottom w:w="100" w:type="dxa"/>
-              <w:left w:w="120" w:type="dxa"/>
-              <w:right w:w="120" w:type="dxa"/>
-            </w:tcMar>
-            <w:tcBorders>
-              <w:top w:val="single" w:sz="4" w:space="0" w:color="CCCCCC"/>
-              <w:bottom w:val="single" w:sz="4" w:space="0" w:color="CCCCCC"/>
-              <w:left w:val="single" w:sz="4" w:space="0" w:color="CCCCCC"/>
-              <w:right w:val="single" w:sz="4" w:space="0" w:color="CCCCCC"/>
-            </w:tcBorders>
-          </w:tcPr>
-          <w:p>
-            <w:pPr>
-              <w:spacing w:before="60" w:after="60" w:line="252" w:lineRule="auto"/>
-              <w:jc w:val="left"/>
-            </w:pPr>
-            <w:r/>
-            <w:r>
-              <w:t>711.00</w:t>
-            </w:r>
-          </w:p>
-        </w:tc>
-        <w:tc>
-          <w:tcPr>
-            <w:tcW w:type="dxa" w:w="2016"/>
-            <w:shd w:fill="FFFFFF"/>
-            <w:tcMar>
-              <w:top w:w="100" w:type="dxa"/>
-              <w:bottom w:w="100" w:type="dxa"/>
-              <w:left w:w="120" w:type="dxa"/>
-              <w:right w:w="120" w:type="dxa"/>
-            </w:tcMar>
-            <w:tcBorders>
-              <w:top w:val="single" w:sz="4" w:space="0" w:color="CCCCCC"/>
-              <w:bottom w:val="single" w:sz="4" w:space="0" w:color="CCCCCC"/>
-              <w:left w:val="single" w:sz="4" w:space="0" w:color="CCCCCC"/>
-              <w:right w:val="single" w:sz="4" w:space="0" w:color="CCCCCC"/>
-            </w:tcBorders>
-          </w:tcPr>
-          <w:p>
-            <w:pPr>
-              <w:spacing w:before="60" w:after="60" w:line="252" w:lineRule="auto"/>
-              <w:jc w:val="left"/>
-            </w:pPr>
-            <w:r/>
-            <w:r>
-              <w:t>718.00</w:t>
-            </w:r>
-          </w:p>
-        </w:tc>
-        <w:tc>
-          <w:tcPr>
-            <w:tcW w:type="dxa" w:w="1152"/>
-            <w:shd w:fill="FFFFFF"/>
-            <w:tcMar>
-              <w:top w:w="100" w:type="dxa"/>
-              <w:bottom w:w="100" w:type="dxa"/>
-              <w:left w:w="120" w:type="dxa"/>
-              <w:right w:w="120" w:type="dxa"/>
-            </w:tcMar>
-            <w:tcBorders>
-              <w:top w:val="single" w:sz="4" w:space="0" w:color="CCCCCC"/>
-              <w:bottom w:val="single" w:sz="4" w:space="0" w:color="CCCCCC"/>
-              <w:left w:val="single" w:sz="4" w:space="0" w:color="CCCCCC"/>
-              <w:right w:val="single" w:sz="4" w:space="0" w:color="CCCCCC"/>
-            </w:tcBorders>
-          </w:tcPr>
-          <w:p>
-            <w:pPr>
-              <w:spacing w:before="60" w:after="60" w:line="252" w:lineRule="auto"/>
-              <w:jc w:val="left"/>
-            </w:pPr>
-            <w:r/>
-            <w:r>
-              <w:t>701.50</w:t>
-            </w:r>
-          </w:p>
-        </w:tc>
-        <w:tc>
-          <w:tcPr>
-            <w:tcW w:type="dxa" w:w="1728"/>
-            <w:shd w:fill="FFFFFF"/>
-            <w:tcMar>
-              <w:top w:w="100" w:type="dxa"/>
-              <w:bottom w:w="100" w:type="dxa"/>
-              <w:left w:w="120" w:type="dxa"/>
-              <w:right w:w="120" w:type="dxa"/>
-            </w:tcMar>
-            <w:tcBorders>
-              <w:top w:val="single" w:sz="4" w:space="0" w:color="CCCCCC"/>
-              <w:bottom w:val="single" w:sz="4" w:space="0" w:color="CCCCCC"/>
-              <w:left w:val="single" w:sz="4" w:space="0" w:color="CCCCCC"/>
-              <w:right w:val="single" w:sz="4" w:space="0" w:color="CCCCCC"/>
-            </w:tcBorders>
-          </w:tcPr>
-          <w:p>
-            <w:pPr>
-              <w:spacing w:before="60" w:after="60" w:line="252" w:lineRule="auto"/>
-              <w:jc w:val="left"/>
-            </w:pPr>
-            <w:r/>
-            <w:r>
-              <w:rPr>
-                <w:b/>
-              </w:rPr>
-              <w:t>711.50</w:t>
-            </w:r>
-          </w:p>
-        </w:tc>
-        <w:tc>
-          <w:tcPr>
-            <w:tcW w:type="dxa" w:w="3456"/>
-            <w:shd w:fill="FFFFFF"/>
-            <w:tcMar>
-              <w:top w:w="100" w:type="dxa"/>
-              <w:bottom w:w="100" w:type="dxa"/>
-              <w:left w:w="120" w:type="dxa"/>
-              <w:right w:w="120" w:type="dxa"/>
-            </w:tcMar>
-            <w:tcBorders>
-              <w:top w:val="single" w:sz="4" w:space="0" w:color="CCCCCC"/>
-              <w:bottom w:val="single" w:sz="4" w:space="0" w:color="CCCCCC"/>
-              <w:left w:val="single" w:sz="4" w:space="0" w:color="CCCCCC"/>
-              <w:right w:val="single" w:sz="4" w:space="0" w:color="CCCCCC"/>
-            </w:tcBorders>
-          </w:tcPr>
-          <w:p>
-            <w:pPr>
-              <w:spacing w:before="60" w:after="60" w:line="252" w:lineRule="auto"/>
-              <w:jc w:val="left"/>
-            </w:pPr>
-            <w:r/>
-            <w:r>
-              <w:rPr>
-                <w:b/>
-              </w:rPr>
-              <w:t>+0.50</w:t>
-            </w:r>
-          </w:p>
-        </w:tc>
-        <w:tc>
-          <w:tcPr>
-            <w:tcW w:type="dxa" w:w="1440"/>
-            <w:shd w:fill="FFFFFF"/>
-            <w:tcMar>
-              <w:top w:w="100" w:type="dxa"/>
-              <w:bottom w:w="100" w:type="dxa"/>
-              <w:left w:w="120" w:type="dxa"/>
-              <w:right w:w="120" w:type="dxa"/>
-            </w:tcMar>
-            <w:tcBorders>
-              <w:top w:val="single" w:sz="4" w:space="0" w:color="CCCCCC"/>
-              <w:bottom w:val="single" w:sz="4" w:space="0" w:color="CCCCCC"/>
-              <w:left w:val="single" w:sz="4" w:space="0" w:color="CCCCCC"/>
-              <w:right w:val="single" w:sz="4" w:space="0" w:color="CCCCCC"/>
-            </w:tcBorders>
-          </w:tcPr>
-          <w:p>
-            <w:pPr>
-              <w:spacing w:before="60" w:after="60" w:line="252" w:lineRule="auto"/>
-              <w:jc w:val="left"/>
-            </w:pPr>
-            <w:r/>
-            <w:r>
-              <w:t>BULL</w:t>
-            </w:r>
-          </w:p>
-        </w:tc>
-      </w:tr>
-      <w:tr>
-        <w:tc>
-          <w:tcPr>
-            <w:tcW w:type="dxa" w:w="1584"/>
-            <w:shd w:fill="F8FAFC"/>
-            <w:tcMar>
-              <w:top w:w="100" w:type="dxa"/>
-              <w:bottom w:w="100" w:type="dxa"/>
-              <w:left w:w="120" w:type="dxa"/>
-              <w:right w:w="120" w:type="dxa"/>
-            </w:tcMar>
-            <w:tcBorders>
-              <w:top w:val="single" w:sz="4" w:space="0" w:color="CCCCCC"/>
-              <w:bottom w:val="single" w:sz="4" w:space="0" w:color="CCCCCC"/>
-              <w:left w:val="single" w:sz="4" w:space="0" w:color="CCCCCC"/>
-              <w:right w:val="single" w:sz="4" w:space="0" w:color="CCCCCC"/>
-            </w:tcBorders>
-          </w:tcPr>
-          <w:p>
-            <w:pPr>
-              <w:spacing w:before="60" w:after="60" w:line="252" w:lineRule="auto"/>
-              <w:jc w:val="left"/>
-            </w:pPr>
-            <w:r/>
-            <w:r>
-              <w:rPr>
-                <w:b/>
-              </w:rPr>
-              <w:t>Thu 01/10</w:t>
-            </w:r>
-          </w:p>
-        </w:tc>
-        <w:tc>
-          <w:tcPr>
-            <w:tcW w:type="dxa" w:w="864"/>
-            <w:shd w:fill="F8FAFC"/>
-            <w:tcMar>
-              <w:top w:w="100" w:type="dxa"/>
-              <w:bottom w:w="100" w:type="dxa"/>
-              <w:left w:w="120" w:type="dxa"/>
-              <w:right w:w="120" w:type="dxa"/>
-            </w:tcMar>
-            <w:tcBorders>
-              <w:top w:val="single" w:sz="4" w:space="0" w:color="CCCCCC"/>
-              <w:bottom w:val="single" w:sz="4" w:space="0" w:color="CCCCCC"/>
-              <w:left w:val="single" w:sz="4" w:space="0" w:color="CCCCCC"/>
-              <w:right w:val="single" w:sz="4" w:space="0" w:color="CCCCCC"/>
-            </w:tcBorders>
-          </w:tcPr>
-          <w:p>
-            <w:pPr>
-              <w:spacing w:before="60" w:after="60" w:line="252" w:lineRule="auto"/>
-              <w:jc w:val="left"/>
-            </w:pPr>
-            <w:r/>
-            <w:r>
-              <w:t>Asia 07-11</w:t>
-            </w:r>
-          </w:p>
-        </w:tc>
-        <w:tc>
-          <w:tcPr>
-            <w:tcW w:type="dxa" w:w="1440"/>
-            <w:shd w:fill="F8FAFC"/>
-            <w:tcMar>
-              <w:top w:w="100" w:type="dxa"/>
-              <w:bottom w:w="100" w:type="dxa"/>
-              <w:left w:w="120" w:type="dxa"/>
-              <w:right w:w="120" w:type="dxa"/>
-            </w:tcMar>
-            <w:tcBorders>
-              <w:top w:val="single" w:sz="4" w:space="0" w:color="CCCCCC"/>
-              <w:bottom w:val="single" w:sz="4" w:space="0" w:color="CCCCCC"/>
-              <w:left w:val="single" w:sz="4" w:space="0" w:color="CCCCCC"/>
-              <w:right w:val="single" w:sz="4" w:space="0" w:color="CCCCCC"/>
-            </w:tcBorders>
-          </w:tcPr>
-          <w:p>
-            <w:pPr>
-              <w:spacing w:before="60" w:after="60" w:line="252" w:lineRule="auto"/>
-              <w:jc w:val="left"/>
-            </w:pPr>
-            <w:r/>
-            <w:r>
-              <w:t>711.50</w:t>
-            </w:r>
-          </w:p>
-        </w:tc>
-        <w:tc>
-          <w:tcPr>
-            <w:tcW w:type="dxa" w:w="2016"/>
-            <w:shd w:fill="F8FAFC"/>
-            <w:tcMar>
-              <w:top w:w="100" w:type="dxa"/>
-              <w:bottom w:w="100" w:type="dxa"/>
-              <w:left w:w="120" w:type="dxa"/>
-              <w:right w:w="120" w:type="dxa"/>
-            </w:tcMar>
-            <w:tcBorders>
-              <w:top w:val="single" w:sz="4" w:space="0" w:color="CCCCCC"/>
-              <w:bottom w:val="single" w:sz="4" w:space="0" w:color="CCCCCC"/>
-              <w:left w:val="single" w:sz="4" w:space="0" w:color="CCCCCC"/>
-              <w:right w:val="single" w:sz="4" w:space="0" w:color="CCCCCC"/>
-            </w:tcBorders>
-          </w:tcPr>
-          <w:p>
-            <w:pPr>
-              <w:spacing w:before="60" w:after="60" w:line="252" w:lineRule="auto"/>
-              <w:jc w:val="left"/>
-            </w:pPr>
-            <w:r/>
-            <w:r>
-              <w:t>722.00</w:t>
-            </w:r>
-          </w:p>
-        </w:tc>
-        <w:tc>
-          <w:tcPr>
-            <w:tcW w:type="dxa" w:w="1152"/>
-            <w:shd w:fill="F8FAFC"/>
-            <w:tcMar>
-              <w:top w:w="100" w:type="dxa"/>
-              <w:bottom w:w="100" w:type="dxa"/>
-              <w:left w:w="120" w:type="dxa"/>
-              <w:right w:w="120" w:type="dxa"/>
-            </w:tcMar>
-            <w:tcBorders>
-              <w:top w:val="single" w:sz="4" w:space="0" w:color="CCCCCC"/>
-              <w:bottom w:val="single" w:sz="4" w:space="0" w:color="CCCCCC"/>
-              <w:left w:val="single" w:sz="4" w:space="0" w:color="CCCCCC"/>
-              <w:right w:val="single" w:sz="4" w:space="0" w:color="CCCCCC"/>
-            </w:tcBorders>
-          </w:tcPr>
-          <w:p>
-            <w:pPr>
-              <w:spacing w:before="60" w:after="60" w:line="252" w:lineRule="auto"/>
-              <w:jc w:val="left"/>
-            </w:pPr>
-            <w:r/>
-            <w:r>
-              <w:t>704.25</w:t>
-            </w:r>
-          </w:p>
-        </w:tc>
-        <w:tc>
-          <w:tcPr>
-            <w:tcW w:type="dxa" w:w="1728"/>
-            <w:shd w:fill="F8FAFC"/>
-            <w:tcMar>
-              <w:top w:w="100" w:type="dxa"/>
-              <w:bottom w:w="100" w:type="dxa"/>
-              <w:left w:w="120" w:type="dxa"/>
-              <w:right w:w="120" w:type="dxa"/>
-            </w:tcMar>
-            <w:tcBorders>
-              <w:top w:val="single" w:sz="4" w:space="0" w:color="CCCCCC"/>
-              <w:bottom w:val="single" w:sz="4" w:space="0" w:color="CCCCCC"/>
-              <w:left w:val="single" w:sz="4" w:space="0" w:color="CCCCCC"/>
-              <w:right w:val="single" w:sz="4" w:space="0" w:color="CCCCCC"/>
-            </w:tcBorders>
-          </w:tcPr>
-          <w:p>
-            <w:pPr>
-              <w:spacing w:before="60" w:after="60" w:line="252" w:lineRule="auto"/>
-              <w:jc w:val="left"/>
-            </w:pPr>
-            <w:r/>
-            <w:r>
-              <w:rPr>
-                <w:b/>
-              </w:rPr>
-              <w:t>711.25</w:t>
-            </w:r>
-          </w:p>
-        </w:tc>
-        <w:tc>
-          <w:tcPr>
-            <w:tcW w:type="dxa" w:w="3456"/>
-            <w:shd w:fill="F8FAFC"/>
-            <w:tcMar>
-              <w:top w:w="100" w:type="dxa"/>
-              <w:bottom w:w="100" w:type="dxa"/>
-              <w:left w:w="120" w:type="dxa"/>
-              <w:right w:w="120" w:type="dxa"/>
-            </w:tcMar>
-            <w:tcBorders>
-              <w:top w:val="single" w:sz="4" w:space="0" w:color="CCCCCC"/>
-              <w:bottom w:val="single" w:sz="4" w:space="0" w:color="CCCCCC"/>
-              <w:left w:val="single" w:sz="4" w:space="0" w:color="CCCCCC"/>
-              <w:right w:val="single" w:sz="4" w:space="0" w:color="CCCCCC"/>
-            </w:tcBorders>
-          </w:tcPr>
-          <w:p>
-            <w:pPr>
-              <w:spacing w:before="60" w:after="60" w:line="252" w:lineRule="auto"/>
-              <w:jc w:val="left"/>
-            </w:pPr>
-            <w:r/>
-            <w:r>
-              <w:rPr>
-                <w:b/>
-              </w:rPr>
-              <w:t>-0.25</w:t>
-            </w:r>
-          </w:p>
-        </w:tc>
-        <w:tc>
-          <w:tcPr>
-            <w:tcW w:type="dxa" w:w="1440"/>
-            <w:shd w:fill="F8FAFC"/>
-            <w:tcMar>
-              <w:top w:w="100" w:type="dxa"/>
-              <w:bottom w:w="100" w:type="dxa"/>
-              <w:left w:w="120" w:type="dxa"/>
-              <w:right w:w="120" w:type="dxa"/>
-            </w:tcMar>
-            <w:tcBorders>
-              <w:top w:val="single" w:sz="4" w:space="0" w:color="CCCCCC"/>
-              <w:bottom w:val="single" w:sz="4" w:space="0" w:color="CCCCCC"/>
-              <w:left w:val="single" w:sz="4" w:space="0" w:color="CCCCCC"/>
-              <w:right w:val="single" w:sz="4" w:space="0" w:color="CCCCCC"/>
-            </w:tcBorders>
-          </w:tcPr>
-          <w:p>
-            <w:pPr>
-              <w:spacing w:before="60" w:after="60" w:line="252" w:lineRule="auto"/>
-              <w:jc w:val="left"/>
-            </w:pPr>
-            <w:r/>
-            <w:r>
-              <w:t>BEAR</w:t>
-            </w:r>
-          </w:p>
-        </w:tc>
-      </w:tr>
-      <w:tr>
-        <w:tc>
-          <w:tcPr>
-            <w:tcW w:type="dxa" w:w="1584"/>
-            <w:shd w:fill="FFFFFF"/>
-            <w:tcMar>
-              <w:top w:w="100" w:type="dxa"/>
-              <w:bottom w:w="100" w:type="dxa"/>
-              <w:left w:w="120" w:type="dxa"/>
-              <w:right w:w="120" w:type="dxa"/>
-            </w:tcMar>
-            <w:tcBorders>
-              <w:top w:val="single" w:sz="4" w:space="0" w:color="CCCCCC"/>
-              <w:bottom w:val="single" w:sz="4" w:space="0" w:color="CCCCCC"/>
-              <w:left w:val="single" w:sz="4" w:space="0" w:color="CCCCCC"/>
-              <w:right w:val="single" w:sz="4" w:space="0" w:color="CCCCCC"/>
-            </w:tcBorders>
-          </w:tcPr>
-          <w:p>
-            <w:pPr>
-              <w:spacing w:before="60" w:after="60" w:line="252" w:lineRule="auto"/>
-              <w:jc w:val="left"/>
-            </w:pPr>
-            <w:r/>
-            <w:r>
-              <w:rPr>
-                <w:b/>
-              </w:rPr>
-              <w:t>Thu 01/10</w:t>
-            </w:r>
-          </w:p>
-        </w:tc>
-        <w:tc>
-          <w:tcPr>
-            <w:tcW w:type="dxa" w:w="864"/>
-            <w:shd w:fill="FFFFFF"/>
-            <w:tcMar>
-              <w:top w:w="100" w:type="dxa"/>
-              <w:bottom w:w="100" w:type="dxa"/>
-              <w:left w:w="120" w:type="dxa"/>
-              <w:right w:w="120" w:type="dxa"/>
-            </w:tcMar>
-            <w:tcBorders>
-              <w:top w:val="single" w:sz="4" w:space="0" w:color="CCCCCC"/>
-              <w:bottom w:val="single" w:sz="4" w:space="0" w:color="CCCCCC"/>
-              <w:left w:val="single" w:sz="4" w:space="0" w:color="CCCCCC"/>
-              <w:right w:val="single" w:sz="4" w:space="0" w:color="CCCCCC"/>
-            </w:tcBorders>
-          </w:tcPr>
-          <w:p>
-            <w:pPr>
-              <w:spacing w:before="60" w:after="60" w:line="252" w:lineRule="auto"/>
-              <w:jc w:val="left"/>
-            </w:pPr>
-            <w:r/>
-            <w:r>
-              <w:t>Asia 11-15</w:t>
-            </w:r>
-          </w:p>
-        </w:tc>
-        <w:tc>
-          <w:tcPr>
-            <w:tcW w:type="dxa" w:w="1440"/>
-            <w:shd w:fill="FFFFFF"/>
-            <w:tcMar>
-              <w:top w:w="100" w:type="dxa"/>
-              <w:bottom w:w="100" w:type="dxa"/>
-              <w:left w:w="120" w:type="dxa"/>
-              <w:right w:w="120" w:type="dxa"/>
-            </w:tcMar>
-            <w:tcBorders>
-              <w:top w:val="single" w:sz="4" w:space="0" w:color="CCCCCC"/>
-              <w:bottom w:val="single" w:sz="4" w:space="0" w:color="CCCCCC"/>
-              <w:left w:val="single" w:sz="4" w:space="0" w:color="CCCCCC"/>
-              <w:right w:val="single" w:sz="4" w:space="0" w:color="CCCCCC"/>
-            </w:tcBorders>
-          </w:tcPr>
-          <w:p>
-            <w:pPr>
-              <w:spacing w:before="60" w:after="60" w:line="252" w:lineRule="auto"/>
-              <w:jc w:val="left"/>
-            </w:pPr>
-            <w:r/>
-            <w:r>
-              <w:t>711.25</w:t>
-            </w:r>
-          </w:p>
-        </w:tc>
-        <w:tc>
-          <w:tcPr>
-            <w:tcW w:type="dxa" w:w="2016"/>
-            <w:shd w:fill="FFFFFF"/>
-            <w:tcMar>
-              <w:top w:w="100" w:type="dxa"/>
-              <w:bottom w:w="100" w:type="dxa"/>
-              <w:left w:w="120" w:type="dxa"/>
-              <w:right w:w="120" w:type="dxa"/>
-            </w:tcMar>
-            <w:tcBorders>
-              <w:top w:val="single" w:sz="4" w:space="0" w:color="CCCCCC"/>
-              <w:bottom w:val="single" w:sz="4" w:space="0" w:color="CCCCCC"/>
-              <w:left w:val="single" w:sz="4" w:space="0" w:color="CCCCCC"/>
-              <w:right w:val="single" w:sz="4" w:space="0" w:color="CCCCCC"/>
-            </w:tcBorders>
-          </w:tcPr>
-          <w:p>
-            <w:pPr>
-              <w:spacing w:before="60" w:after="60" w:line="252" w:lineRule="auto"/>
-              <w:jc w:val="left"/>
-            </w:pPr>
-            <w:r/>
-            <w:r>
-              <w:t>721.00</w:t>
-            </w:r>
-          </w:p>
-        </w:tc>
-        <w:tc>
-          <w:tcPr>
-            <w:tcW w:type="dxa" w:w="1152"/>
-            <w:shd w:fill="FFFFFF"/>
-            <w:tcMar>
-              <w:top w:w="100" w:type="dxa"/>
-              <w:bottom w:w="100" w:type="dxa"/>
-              <w:left w:w="120" w:type="dxa"/>
-              <w:right w:w="120" w:type="dxa"/>
-            </w:tcMar>
-            <w:tcBorders>
-              <w:top w:val="single" w:sz="4" w:space="0" w:color="CCCCCC"/>
-              <w:bottom w:val="single" w:sz="4" w:space="0" w:color="CCCCCC"/>
-              <w:left w:val="single" w:sz="4" w:space="0" w:color="CCCCCC"/>
-              <w:right w:val="single" w:sz="4" w:space="0" w:color="CCCCCC"/>
-            </w:tcBorders>
-          </w:tcPr>
-          <w:p>
-            <w:pPr>
-              <w:spacing w:before="60" w:after="60" w:line="252" w:lineRule="auto"/>
-              <w:jc w:val="left"/>
-            </w:pPr>
-            <w:r/>
-            <w:r>
-              <w:t>701.50</w:t>
-            </w:r>
-          </w:p>
-        </w:tc>
-        <w:tc>
-          <w:tcPr>
-            <w:tcW w:type="dxa" w:w="1728"/>
-            <w:shd w:fill="FFFFFF"/>
-            <w:tcMar>
-              <w:top w:w="100" w:type="dxa"/>
-              <w:bottom w:w="100" w:type="dxa"/>
-              <w:left w:w="120" w:type="dxa"/>
-              <w:right w:w="120" w:type="dxa"/>
-            </w:tcMar>
-            <w:tcBorders>
-              <w:top w:val="single" w:sz="4" w:space="0" w:color="CCCCCC"/>
-              <w:bottom w:val="single" w:sz="4" w:space="0" w:color="CCCCCC"/>
-              <w:left w:val="single" w:sz="4" w:space="0" w:color="CCCCCC"/>
-              <w:right w:val="single" w:sz="4" w:space="0" w:color="CCCCCC"/>
-            </w:tcBorders>
-          </w:tcPr>
-          <w:p>
-            <w:pPr>
-              <w:spacing w:before="60" w:after="60" w:line="252" w:lineRule="auto"/>
-              <w:jc w:val="left"/>
-            </w:pPr>
-            <w:r/>
-            <w:r>
-              <w:rPr>
-                <w:b/>
-              </w:rPr>
-              <w:t>711.75</w:t>
-            </w:r>
-          </w:p>
-        </w:tc>
-        <w:tc>
-          <w:tcPr>
-            <w:tcW w:type="dxa" w:w="3456"/>
-            <w:shd w:fill="FFFFFF"/>
-            <w:tcMar>
-              <w:top w:w="100" w:type="dxa"/>
-              <w:bottom w:w="100" w:type="dxa"/>
-              <w:left w:w="120" w:type="dxa"/>
-              <w:right w:w="120" w:type="dxa"/>
-            </w:tcMar>
-            <w:tcBorders>
-              <w:top w:val="single" w:sz="4" w:space="0" w:color="CCCCCC"/>
-              <w:bottom w:val="single" w:sz="4" w:space="0" w:color="CCCCCC"/>
-              <w:left w:val="single" w:sz="4" w:space="0" w:color="CCCCCC"/>
-              <w:right w:val="single" w:sz="4" w:space="0" w:color="CCCCCC"/>
-            </w:tcBorders>
-          </w:tcPr>
-          <w:p>
-            <w:pPr>
-              <w:spacing w:before="60" w:after="60" w:line="252" w:lineRule="auto"/>
-              <w:jc w:val="left"/>
-            </w:pPr>
-            <w:r/>
-            <w:r>
-              <w:rPr>
-                <w:b/>
-              </w:rPr>
-              <w:t>+0.50</w:t>
-            </w:r>
-          </w:p>
-        </w:tc>
-        <w:tc>
-          <w:tcPr>
-            <w:tcW w:type="dxa" w:w="1440"/>
-            <w:shd w:fill="FFFFFF"/>
-            <w:tcMar>
-              <w:top w:w="100" w:type="dxa"/>
-              <w:bottom w:w="100" w:type="dxa"/>
-              <w:left w:w="120" w:type="dxa"/>
-              <w:right w:w="120" w:type="dxa"/>
-            </w:tcMar>
-            <w:tcBorders>
-              <w:top w:val="single" w:sz="4" w:space="0" w:color="CCCCCC"/>
-              <w:bottom w:val="single" w:sz="4" w:space="0" w:color="CCCCCC"/>
-              <w:left w:val="single" w:sz="4" w:space="0" w:color="CCCCCC"/>
-              <w:right w:val="single" w:sz="4" w:space="0" w:color="CCCCCC"/>
-            </w:tcBorders>
-          </w:tcPr>
-          <w:p>
-            <w:pPr>
-              <w:spacing w:before="60" w:after="60" w:line="252" w:lineRule="auto"/>
-              <w:jc w:val="left"/>
-            </w:pPr>
-            <w:r/>
-            <w:r>
-              <w:t>BULL</w:t>
-            </w:r>
-          </w:p>
-        </w:tc>
-      </w:tr>
-      <w:tr>
-        <w:tc>
-          <w:tcPr>
-            <w:tcW w:type="dxa" w:w="1584"/>
-            <w:shd w:fill="F8FAFC"/>
-            <w:tcMar>
-              <w:top w:w="100" w:type="dxa"/>
-              <w:bottom w:w="100" w:type="dxa"/>
-              <w:left w:w="120" w:type="dxa"/>
-              <w:right w:w="120" w:type="dxa"/>
-            </w:tcMar>
-            <w:tcBorders>
-              <w:top w:val="single" w:sz="4" w:space="0" w:color="CCCCCC"/>
-              <w:bottom w:val="single" w:sz="4" w:space="0" w:color="CCCCCC"/>
-              <w:left w:val="single" w:sz="4" w:space="0" w:color="CCCCCC"/>
-              <w:right w:val="single" w:sz="4" w:space="0" w:color="CCCCCC"/>
-            </w:tcBorders>
-          </w:tcPr>
-          <w:p>
-            <w:pPr>
-              <w:spacing w:before="60" w:after="60" w:line="252" w:lineRule="auto"/>
-              <w:jc w:val="left"/>
-            </w:pPr>
-            <w:r/>
-            <w:r>
-              <w:rPr>
-                <w:b/>
-              </w:rPr>
-              <w:t>Thu 01/10</w:t>
-            </w:r>
-          </w:p>
-        </w:tc>
-        <w:tc>
-          <w:tcPr>
-            <w:tcW w:type="dxa" w:w="864"/>
-            <w:shd w:fill="F8FAFC"/>
-            <w:tcMar>
-              <w:top w:w="100" w:type="dxa"/>
-              <w:bottom w:w="100" w:type="dxa"/>
-              <w:left w:w="120" w:type="dxa"/>
-              <w:right w:w="120" w:type="dxa"/>
-            </w:tcMar>
-            <w:tcBorders>
-              <w:top w:val="single" w:sz="4" w:space="0" w:color="CCCCCC"/>
-              <w:bottom w:val="single" w:sz="4" w:space="0" w:color="CCCCCC"/>
-              <w:left w:val="single" w:sz="4" w:space="0" w:color="CCCCCC"/>
-              <w:right w:val="single" w:sz="4" w:space="0" w:color="CCCCCC"/>
-            </w:tcBorders>
-          </w:tcPr>
-          <w:p>
-            <w:pPr>
-              <w:spacing w:before="60" w:after="60" w:line="252" w:lineRule="auto"/>
-              <w:jc w:val="left"/>
-            </w:pPr>
-            <w:r/>
-            <w:r>
-              <w:t>London 15-19</w:t>
-            </w:r>
-          </w:p>
-        </w:tc>
-        <w:tc>
-          <w:tcPr>
-            <w:tcW w:type="dxa" w:w="1440"/>
-            <w:shd w:fill="F8FAFC"/>
-            <w:tcMar>
-              <w:top w:w="100" w:type="dxa"/>
-              <w:bottom w:w="100" w:type="dxa"/>
-              <w:left w:w="120" w:type="dxa"/>
-              <w:right w:w="120" w:type="dxa"/>
-            </w:tcMar>
-            <w:tcBorders>
-              <w:top w:val="single" w:sz="4" w:space="0" w:color="CCCCCC"/>
-              <w:bottom w:val="single" w:sz="4" w:space="0" w:color="CCCCCC"/>
-              <w:left w:val="single" w:sz="4" w:space="0" w:color="CCCCCC"/>
-              <w:right w:val="single" w:sz="4" w:space="0" w:color="CCCCCC"/>
-            </w:tcBorders>
-          </w:tcPr>
-          <w:p>
-            <w:pPr>
-              <w:spacing w:before="60" w:after="60" w:line="252" w:lineRule="auto"/>
-              <w:jc w:val="left"/>
-            </w:pPr>
-            <w:r/>
-            <w:r>
-              <w:t>711.75</w:t>
-            </w:r>
-          </w:p>
-        </w:tc>
-        <w:tc>
-          <w:tcPr>
-            <w:tcW w:type="dxa" w:w="2016"/>
-            <w:shd w:fill="F8FAFC"/>
-            <w:tcMar>
-              <w:top w:w="100" w:type="dxa"/>
-              <w:bottom w:w="100" w:type="dxa"/>
-              <w:left w:w="120" w:type="dxa"/>
-              <w:right w:w="120" w:type="dxa"/>
-            </w:tcMar>
-            <w:tcBorders>
-              <w:top w:val="single" w:sz="4" w:space="0" w:color="CCCCCC"/>
-              <w:bottom w:val="single" w:sz="4" w:space="0" w:color="CCCCCC"/>
-              <w:left w:val="single" w:sz="4" w:space="0" w:color="CCCCCC"/>
-              <w:right w:val="single" w:sz="4" w:space="0" w:color="CCCCCC"/>
-            </w:tcBorders>
-          </w:tcPr>
-          <w:p>
-            <w:pPr>
-              <w:spacing w:before="60" w:after="60" w:line="252" w:lineRule="auto"/>
-              <w:jc w:val="left"/>
-            </w:pPr>
-            <w:r/>
-            <w:r>
-              <w:t>722.50</w:t>
-            </w:r>
-          </w:p>
-        </w:tc>
-        <w:tc>
-          <w:tcPr>
-            <w:tcW w:type="dxa" w:w="1152"/>
-            <w:shd w:fill="F8FAFC"/>
-            <w:tcMar>
-              <w:top w:w="100" w:type="dxa"/>
-              <w:bottom w:w="100" w:type="dxa"/>
-              <w:left w:w="120" w:type="dxa"/>
-              <w:right w:w="120" w:type="dxa"/>
-            </w:tcMar>
-            <w:tcBorders>
-              <w:top w:val="single" w:sz="4" w:space="0" w:color="CCCCCC"/>
-              <w:bottom w:val="single" w:sz="4" w:space="0" w:color="CCCCCC"/>
-              <w:left w:val="single" w:sz="4" w:space="0" w:color="CCCCCC"/>
-              <w:right w:val="single" w:sz="4" w:space="0" w:color="CCCCCC"/>
-            </w:tcBorders>
-          </w:tcPr>
-          <w:p>
-            <w:pPr>
-              <w:spacing w:before="60" w:after="60" w:line="252" w:lineRule="auto"/>
-              <w:jc w:val="left"/>
-            </w:pPr>
-            <w:r/>
-            <w:r>
-              <w:t>704.50</w:t>
-            </w:r>
-          </w:p>
-        </w:tc>
-        <w:tc>
-          <w:tcPr>
-            <w:tcW w:type="dxa" w:w="1728"/>
-            <w:shd w:fill="F8FAFC"/>
-            <w:tcMar>
-              <w:top w:w="100" w:type="dxa"/>
-              <w:bottom w:w="100" w:type="dxa"/>
-              <w:left w:w="120" w:type="dxa"/>
-              <w:right w:w="120" w:type="dxa"/>
-            </w:tcMar>
-            <w:tcBorders>
-              <w:top w:val="single" w:sz="4" w:space="0" w:color="CCCCCC"/>
-              <w:bottom w:val="single" w:sz="4" w:space="0" w:color="CCCCCC"/>
-              <w:left w:val="single" w:sz="4" w:space="0" w:color="CCCCCC"/>
-              <w:right w:val="single" w:sz="4" w:space="0" w:color="CCCCCC"/>
-            </w:tcBorders>
-          </w:tcPr>
-          <w:p>
-            <w:pPr>
-              <w:spacing w:before="60" w:after="60" w:line="252" w:lineRule="auto"/>
-              <w:jc w:val="left"/>
-            </w:pPr>
-            <w:r/>
-            <w:r>
-              <w:rPr>
-                <w:b/>
-              </w:rPr>
-              <w:t>712.50</w:t>
-            </w:r>
-          </w:p>
-        </w:tc>
-        <w:tc>
-          <w:tcPr>
-            <w:tcW w:type="dxa" w:w="3456"/>
-            <w:shd w:fill="F8FAFC"/>
-            <w:tcMar>
-              <w:top w:w="100" w:type="dxa"/>
-              <w:bottom w:w="100" w:type="dxa"/>
-              <w:left w:w="120" w:type="dxa"/>
-              <w:right w:w="120" w:type="dxa"/>
-            </w:tcMar>
-            <w:tcBorders>
-              <w:top w:val="single" w:sz="4" w:space="0" w:color="CCCCCC"/>
-              <w:bottom w:val="single" w:sz="4" w:space="0" w:color="CCCCCC"/>
-              <w:left w:val="single" w:sz="4" w:space="0" w:color="CCCCCC"/>
-              <w:right w:val="single" w:sz="4" w:space="0" w:color="CCCCCC"/>
-            </w:tcBorders>
-          </w:tcPr>
-          <w:p>
-            <w:pPr>
-              <w:spacing w:before="60" w:after="60" w:line="252" w:lineRule="auto"/>
-              <w:jc w:val="left"/>
-            </w:pPr>
-            <w:r/>
-            <w:r>
-              <w:rPr>
-                <w:b/>
-              </w:rPr>
-              <w:t>+0.75</w:t>
-            </w:r>
-          </w:p>
-        </w:tc>
-        <w:tc>
-          <w:tcPr>
-            <w:tcW w:type="dxa" w:w="1440"/>
-            <w:shd w:fill="F8FAFC"/>
-            <w:tcMar>
-              <w:top w:w="100" w:type="dxa"/>
-              <w:bottom w:w="100" w:type="dxa"/>
-              <w:left w:w="120" w:type="dxa"/>
-              <w:right w:w="120" w:type="dxa"/>
-            </w:tcMar>
-            <w:tcBorders>
-              <w:top w:val="single" w:sz="4" w:space="0" w:color="CCCCCC"/>
-              <w:bottom w:val="single" w:sz="4" w:space="0" w:color="CCCCCC"/>
-              <w:left w:val="single" w:sz="4" w:space="0" w:color="CCCCCC"/>
-              <w:right w:val="single" w:sz="4" w:space="0" w:color="CCCCCC"/>
-            </w:tcBorders>
-          </w:tcPr>
-          <w:p>
-            <w:pPr>
-              <w:spacing w:before="60" w:after="60" w:line="252" w:lineRule="auto"/>
-              <w:jc w:val="left"/>
-            </w:pPr>
-            <w:r/>
-            <w:r>
-              <w:t>BULL</w:t>
-            </w:r>
-          </w:p>
-        </w:tc>
-      </w:tr>
-      <w:tr>
-        <w:tc>
-          <w:tcPr>
-            <w:tcW w:type="dxa" w:w="1584"/>
-            <w:shd w:fill="FFFFFF"/>
-            <w:tcMar>
-              <w:top w:w="100" w:type="dxa"/>
-              <w:bottom w:w="100" w:type="dxa"/>
-              <w:left w:w="120" w:type="dxa"/>
-              <w:right w:w="120" w:type="dxa"/>
-            </w:tcMar>
-            <w:tcBorders>
-              <w:top w:val="single" w:sz="4" w:space="0" w:color="CCCCCC"/>
-              <w:bottom w:val="single" w:sz="4" w:space="0" w:color="CCCCCC"/>
-              <w:left w:val="single" w:sz="4" w:space="0" w:color="CCCCCC"/>
-              <w:right w:val="single" w:sz="4" w:space="0" w:color="CCCCCC"/>
-            </w:tcBorders>
-          </w:tcPr>
-          <w:p>
-            <w:pPr>
-              <w:spacing w:before="60" w:after="60" w:line="252" w:lineRule="auto"/>
-              <w:jc w:val="left"/>
-            </w:pPr>
-            <w:r/>
-            <w:r>
-              <w:rPr>
-                <w:b/>
-              </w:rPr>
-              <w:t>Thu 01/10</w:t>
-            </w:r>
-          </w:p>
-        </w:tc>
-        <w:tc>
-          <w:tcPr>
-            <w:tcW w:type="dxa" w:w="864"/>
-            <w:shd w:fill="FFFFFF"/>
-            <w:tcMar>
-              <w:top w:w="100" w:type="dxa"/>
-              <w:bottom w:w="100" w:type="dxa"/>
-              <w:left w:w="120" w:type="dxa"/>
-              <w:right w:w="120" w:type="dxa"/>
-            </w:tcMar>
-            <w:tcBorders>
-              <w:top w:val="single" w:sz="4" w:space="0" w:color="CCCCCC"/>
-              <w:bottom w:val="single" w:sz="4" w:space="0" w:color="CCCCCC"/>
-              <w:left w:val="single" w:sz="4" w:space="0" w:color="CCCCCC"/>
-              <w:right w:val="single" w:sz="4" w:space="0" w:color="CCCCCC"/>
-            </w:tcBorders>
-          </w:tcPr>
-          <w:p>
-            <w:pPr>
-              <w:spacing w:before="60" w:after="60" w:line="252" w:lineRule="auto"/>
-              <w:jc w:val="left"/>
-            </w:pPr>
-            <w:r/>
-            <w:r>
-              <w:t>Pre-NY 19-21</w:t>
-            </w:r>
-          </w:p>
-        </w:tc>
-        <w:tc>
-          <w:tcPr>
-            <w:tcW w:type="dxa" w:w="1440"/>
-            <w:shd w:fill="FFFFFF"/>
-            <w:tcMar>
-              <w:top w:w="100" w:type="dxa"/>
-              <w:bottom w:w="100" w:type="dxa"/>
-              <w:left w:w="120" w:type="dxa"/>
-              <w:right w:w="120" w:type="dxa"/>
-            </w:tcMar>
-            <w:tcBorders>
-              <w:top w:val="single" w:sz="4" w:space="0" w:color="CCCCCC"/>
-              <w:bottom w:val="single" w:sz="4" w:space="0" w:color="CCCCCC"/>
-              <w:left w:val="single" w:sz="4" w:space="0" w:color="CCCCCC"/>
-              <w:right w:val="single" w:sz="4" w:space="0" w:color="CCCCCC"/>
-            </w:tcBorders>
-          </w:tcPr>
-          <w:p>
-            <w:pPr>
-              <w:spacing w:before="60" w:after="60" w:line="252" w:lineRule="auto"/>
-              <w:jc w:val="left"/>
-            </w:pPr>
-            <w:r/>
-            <w:r>
-              <w:t>712.50</w:t>
-            </w:r>
-          </w:p>
-        </w:tc>
-        <w:tc>
-          <w:tcPr>
-            <w:tcW w:type="dxa" w:w="2016"/>
-            <w:shd w:fill="FFFFFF"/>
-            <w:tcMar>
-              <w:top w:w="100" w:type="dxa"/>
-              <w:bottom w:w="100" w:type="dxa"/>
-              <w:left w:w="120" w:type="dxa"/>
-              <w:right w:w="120" w:type="dxa"/>
-            </w:tcMar>
-            <w:tcBorders>
-              <w:top w:val="single" w:sz="4" w:space="0" w:color="CCCCCC"/>
-              <w:bottom w:val="single" w:sz="4" w:space="0" w:color="CCCCCC"/>
-              <w:left w:val="single" w:sz="4" w:space="0" w:color="CCCCCC"/>
-              <w:right w:val="single" w:sz="4" w:space="0" w:color="CCCCCC"/>
-            </w:tcBorders>
-          </w:tcPr>
-          <w:p>
-            <w:pPr>
-              <w:spacing w:before="60" w:after="60" w:line="252" w:lineRule="auto"/>
-              <w:jc w:val="left"/>
-            </w:pPr>
-            <w:r/>
-            <w:r>
-              <w:t>719.00</w:t>
-            </w:r>
-          </w:p>
-        </w:tc>
-        <w:tc>
-          <w:tcPr>
-            <w:tcW w:type="dxa" w:w="1152"/>
-            <w:shd w:fill="FFFFFF"/>
-            <w:tcMar>
-              <w:top w:w="100" w:type="dxa"/>
-              <w:bottom w:w="100" w:type="dxa"/>
-              <w:left w:w="120" w:type="dxa"/>
-              <w:right w:w="120" w:type="dxa"/>
-            </w:tcMar>
-            <w:tcBorders>
-              <w:top w:val="single" w:sz="4" w:space="0" w:color="CCCCCC"/>
-              <w:bottom w:val="single" w:sz="4" w:space="0" w:color="CCCCCC"/>
-              <w:left w:val="single" w:sz="4" w:space="0" w:color="CCCCCC"/>
-              <w:right w:val="single" w:sz="4" w:space="0" w:color="CCCCCC"/>
-            </w:tcBorders>
-          </w:tcPr>
-          <w:p>
-            <w:pPr>
-              <w:spacing w:before="60" w:after="60" w:line="252" w:lineRule="auto"/>
-              <w:jc w:val="left"/>
-            </w:pPr>
-            <w:r/>
-            <w:r>
-              <w:t>704.00</w:t>
-            </w:r>
-          </w:p>
-        </w:tc>
-        <w:tc>
-          <w:tcPr>
-            <w:tcW w:type="dxa" w:w="1728"/>
-            <w:shd w:fill="FFFFFF"/>
-            <w:tcMar>
-              <w:top w:w="100" w:type="dxa"/>
-              <w:bottom w:w="100" w:type="dxa"/>
-              <w:left w:w="120" w:type="dxa"/>
-              <w:right w:w="120" w:type="dxa"/>
-            </w:tcMar>
-            <w:tcBorders>
-              <w:top w:val="single" w:sz="4" w:space="0" w:color="CCCCCC"/>
-              <w:bottom w:val="single" w:sz="4" w:space="0" w:color="CCCCCC"/>
-              <w:left w:val="single" w:sz="4" w:space="0" w:color="CCCCCC"/>
-              <w:right w:val="single" w:sz="4" w:space="0" w:color="CCCCCC"/>
-            </w:tcBorders>
-          </w:tcPr>
-          <w:p>
-            <w:pPr>
-              <w:spacing w:before="60" w:after="60" w:line="252" w:lineRule="auto"/>
-              <w:jc w:val="left"/>
-            </w:pPr>
-            <w:r/>
-            <w:r>
-              <w:rPr>
-                <w:b/>
-              </w:rPr>
-              <w:t>713.00</w:t>
-            </w:r>
-          </w:p>
-        </w:tc>
-        <w:tc>
-          <w:tcPr>
-            <w:tcW w:type="dxa" w:w="3456"/>
-            <w:shd w:fill="FFFFFF"/>
-            <w:tcMar>
-              <w:top w:w="100" w:type="dxa"/>
-              <w:bottom w:w="100" w:type="dxa"/>
-              <w:left w:w="120" w:type="dxa"/>
-              <w:right w:w="120" w:type="dxa"/>
-            </w:tcMar>
-            <w:tcBorders>
-              <w:top w:val="single" w:sz="4" w:space="0" w:color="CCCCCC"/>
-              <w:bottom w:val="single" w:sz="4" w:space="0" w:color="CCCCCC"/>
-              <w:left w:val="single" w:sz="4" w:space="0" w:color="CCCCCC"/>
-              <w:right w:val="single" w:sz="4" w:space="0" w:color="CCCCCC"/>
-            </w:tcBorders>
-          </w:tcPr>
-          <w:p>
-            <w:pPr>
-              <w:spacing w:before="60" w:after="60" w:line="252" w:lineRule="auto"/>
-              <w:jc w:val="left"/>
-            </w:pPr>
-            <w:r/>
-            <w:r>
-              <w:rPr>
-                <w:b/>
-              </w:rPr>
-              <w:t>+0.50</w:t>
-            </w:r>
-          </w:p>
-        </w:tc>
-        <w:tc>
-          <w:tcPr>
-            <w:tcW w:type="dxa" w:w="1440"/>
-            <w:shd w:fill="FFFFFF"/>
-            <w:tcMar>
-              <w:top w:w="100" w:type="dxa"/>
-              <w:bottom w:w="100" w:type="dxa"/>
-              <w:left w:w="120" w:type="dxa"/>
-              <w:right w:w="120" w:type="dxa"/>
-            </w:tcMar>
-            <w:tcBorders>
-              <w:top w:val="single" w:sz="4" w:space="0" w:color="CCCCCC"/>
-              <w:bottom w:val="single" w:sz="4" w:space="0" w:color="CCCCCC"/>
-              <w:left w:val="single" w:sz="4" w:space="0" w:color="CCCCCC"/>
-              <w:right w:val="single" w:sz="4" w:space="0" w:color="CCCCCC"/>
-            </w:tcBorders>
-          </w:tcPr>
-          <w:p>
-            <w:pPr>
-              <w:spacing w:before="60" w:after="60" w:line="252" w:lineRule="auto"/>
-              <w:jc w:val="left"/>
-            </w:pPr>
-            <w:r/>
-            <w:r>
-              <w:t>BULL</w:t>
-            </w:r>
-          </w:p>
-        </w:tc>
-      </w:tr>
-      <w:tr>
-        <w:tc>
-          <w:tcPr>
-            <w:tcW w:type="dxa" w:w="1584"/>
-            <w:shd w:fill="F8FAFC"/>
-            <w:tcMar>
-              <w:top w:w="100" w:type="dxa"/>
-              <w:bottom w:w="100" w:type="dxa"/>
-              <w:left w:w="120" w:type="dxa"/>
-              <w:right w:w="120" w:type="dxa"/>
-            </w:tcMar>
-            <w:tcBorders>
-              <w:top w:val="single" w:sz="4" w:space="0" w:color="CCCCCC"/>
-              <w:bottom w:val="single" w:sz="4" w:space="0" w:color="CCCCCC"/>
-              <w:left w:val="single" w:sz="4" w:space="0" w:color="CCCCCC"/>
-              <w:right w:val="single" w:sz="4" w:space="0" w:color="CCCCCC"/>
-            </w:tcBorders>
-          </w:tcPr>
-          <w:p>
-            <w:pPr>
-              <w:spacing w:before="60" w:after="60" w:line="252" w:lineRule="auto"/>
-              <w:jc w:val="left"/>
-            </w:pPr>
-            <w:r/>
-            <w:r>
-              <w:rPr>
-                <w:b/>
-              </w:rPr>
-              <w:t>Thu 01/10</w:t>
-            </w:r>
-          </w:p>
-        </w:tc>
-        <w:tc>
-          <w:tcPr>
-            <w:tcW w:type="dxa" w:w="864"/>
-            <w:shd w:fill="F8FAFC"/>
-            <w:tcMar>
-              <w:top w:w="100" w:type="dxa"/>
-              <w:bottom w:w="100" w:type="dxa"/>
-              <w:left w:w="120" w:type="dxa"/>
-              <w:right w:w="120" w:type="dxa"/>
-            </w:tcMar>
-            <w:tcBorders>
-              <w:top w:val="single" w:sz="4" w:space="0" w:color="CCCCCC"/>
-              <w:bottom w:val="single" w:sz="4" w:space="0" w:color="CCCCCC"/>
-              <w:left w:val="single" w:sz="4" w:space="0" w:color="CCCCCC"/>
-              <w:right w:val="single" w:sz="4" w:space="0" w:color="CCCCCC"/>
-            </w:tcBorders>
-          </w:tcPr>
-          <w:p>
-            <w:pPr>
-              <w:spacing w:before="60" w:after="60" w:line="252" w:lineRule="auto"/>
-              <w:jc w:val="left"/>
-            </w:pPr>
-            <w:r/>
-            <w:r>
-              <w:t>NY Open 21-23</w:t>
-            </w:r>
-          </w:p>
-        </w:tc>
-        <w:tc>
-          <w:tcPr>
-            <w:tcW w:type="dxa" w:w="1440"/>
-            <w:shd w:fill="F8FAFC"/>
-            <w:tcMar>
-              <w:top w:w="100" w:type="dxa"/>
-              <w:bottom w:w="100" w:type="dxa"/>
-              <w:left w:w="120" w:type="dxa"/>
-              <w:right w:w="120" w:type="dxa"/>
-            </w:tcMar>
-            <w:tcBorders>
-              <w:top w:val="single" w:sz="4" w:space="0" w:color="CCCCCC"/>
-              <w:bottom w:val="single" w:sz="4" w:space="0" w:color="CCCCCC"/>
-              <w:left w:val="single" w:sz="4" w:space="0" w:color="CCCCCC"/>
-              <w:right w:val="single" w:sz="4" w:space="0" w:color="CCCCCC"/>
-            </w:tcBorders>
-          </w:tcPr>
-          <w:p>
-            <w:pPr>
-              <w:spacing w:before="60" w:after="60" w:line="252" w:lineRule="auto"/>
-              <w:jc w:val="left"/>
-            </w:pPr>
-            <w:r/>
-            <w:r>
-              <w:t>713.00</w:t>
-            </w:r>
-          </w:p>
-        </w:tc>
-        <w:tc>
-          <w:tcPr>
-            <w:tcW w:type="dxa" w:w="2016"/>
-            <w:shd w:fill="F8FAFC"/>
-            <w:tcMar>
-              <w:top w:w="100" w:type="dxa"/>
-              <w:bottom w:w="100" w:type="dxa"/>
-              <w:left w:w="120" w:type="dxa"/>
-              <w:right w:w="120" w:type="dxa"/>
-            </w:tcMar>
-            <w:tcBorders>
-              <w:top w:val="single" w:sz="4" w:space="0" w:color="CCCCCC"/>
-              <w:bottom w:val="single" w:sz="4" w:space="0" w:color="CCCCCC"/>
-              <w:left w:val="single" w:sz="4" w:space="0" w:color="CCCCCC"/>
-              <w:right w:val="single" w:sz="4" w:space="0" w:color="CCCCCC"/>
-            </w:tcBorders>
-          </w:tcPr>
-          <w:p>
-            <w:pPr>
-              <w:spacing w:before="60" w:after="60" w:line="252" w:lineRule="auto"/>
-              <w:jc w:val="left"/>
-            </w:pPr>
-            <w:r/>
-            <w:r>
-              <w:t>724.00</w:t>
-            </w:r>
-          </w:p>
-        </w:tc>
-        <w:tc>
-          <w:tcPr>
-            <w:tcW w:type="dxa" w:w="1152"/>
-            <w:shd w:fill="F8FAFC"/>
-            <w:tcMar>
-              <w:top w:w="100" w:type="dxa"/>
-              <w:bottom w:w="100" w:type="dxa"/>
-              <w:left w:w="120" w:type="dxa"/>
-              <w:right w:w="120" w:type="dxa"/>
-            </w:tcMar>
-            <w:tcBorders>
-              <w:top w:val="single" w:sz="4" w:space="0" w:color="CCCCCC"/>
-              <w:bottom w:val="single" w:sz="4" w:space="0" w:color="CCCCCC"/>
-              <w:left w:val="single" w:sz="4" w:space="0" w:color="CCCCCC"/>
-              <w:right w:val="single" w:sz="4" w:space="0" w:color="CCCCCC"/>
-            </w:tcBorders>
-          </w:tcPr>
-          <w:p>
-            <w:pPr>
-              <w:spacing w:before="60" w:after="60" w:line="252" w:lineRule="auto"/>
-              <w:jc w:val="left"/>
-            </w:pPr>
-            <w:r/>
-            <w:r>
-              <w:t>701.25</w:t>
-            </w:r>
-          </w:p>
-        </w:tc>
-        <w:tc>
-          <w:tcPr>
-            <w:tcW w:type="dxa" w:w="1728"/>
-            <w:shd w:fill="F8FAFC"/>
-            <w:tcMar>
-              <w:top w:w="100" w:type="dxa"/>
-              <w:bottom w:w="100" w:type="dxa"/>
-              <w:left w:w="120" w:type="dxa"/>
-              <w:right w:w="120" w:type="dxa"/>
-            </w:tcMar>
-            <w:tcBorders>
-              <w:top w:val="single" w:sz="4" w:space="0" w:color="CCCCCC"/>
-              <w:bottom w:val="single" w:sz="4" w:space="0" w:color="CCCCCC"/>
-              <w:left w:val="single" w:sz="4" w:space="0" w:color="CCCCCC"/>
-              <w:right w:val="single" w:sz="4" w:space="0" w:color="CCCCCC"/>
-            </w:tcBorders>
-          </w:tcPr>
-          <w:p>
-            <w:pPr>
-              <w:spacing w:before="60" w:after="60" w:line="252" w:lineRule="auto"/>
-              <w:jc w:val="left"/>
-            </w:pPr>
-            <w:r/>
-            <w:r>
-              <w:rPr>
-                <w:b/>
-              </w:rPr>
-              <w:t>716.50</w:t>
-            </w:r>
-          </w:p>
-        </w:tc>
-        <w:tc>
-          <w:tcPr>
-            <w:tcW w:type="dxa" w:w="3456"/>
-            <w:shd w:fill="F8FAFC"/>
-            <w:tcMar>
-              <w:top w:w="100" w:type="dxa"/>
-              <w:bottom w:w="100" w:type="dxa"/>
-              <w:left w:w="120" w:type="dxa"/>
-              <w:right w:w="120" w:type="dxa"/>
-            </w:tcMar>
-            <w:tcBorders>
-              <w:top w:val="single" w:sz="4" w:space="0" w:color="CCCCCC"/>
-              <w:bottom w:val="single" w:sz="4" w:space="0" w:color="CCCCCC"/>
-              <w:left w:val="single" w:sz="4" w:space="0" w:color="CCCCCC"/>
-              <w:right w:val="single" w:sz="4" w:space="0" w:color="CCCCCC"/>
-            </w:tcBorders>
-          </w:tcPr>
-          <w:p>
-            <w:pPr>
-              <w:spacing w:before="60" w:after="60" w:line="252" w:lineRule="auto"/>
-              <w:jc w:val="left"/>
-            </w:pPr>
-            <w:r/>
-            <w:r>
-              <w:rPr>
-                <w:b/>
-              </w:rPr>
-              <w:t>+3.50</w:t>
-            </w:r>
-          </w:p>
-        </w:tc>
-        <w:tc>
-          <w:tcPr>
-            <w:tcW w:type="dxa" w:w="1440"/>
-            <w:shd w:fill="F8FAFC"/>
-            <w:tcMar>
-              <w:top w:w="100" w:type="dxa"/>
-              <w:bottom w:w="100" w:type="dxa"/>
-              <w:left w:w="120" w:type="dxa"/>
-              <w:right w:w="120" w:type="dxa"/>
-            </w:tcMar>
-            <w:tcBorders>
-              <w:top w:val="single" w:sz="4" w:space="0" w:color="CCCCCC"/>
-              <w:bottom w:val="single" w:sz="4" w:space="0" w:color="CCCCCC"/>
-              <w:left w:val="single" w:sz="4" w:space="0" w:color="CCCCCC"/>
-              <w:right w:val="single" w:sz="4" w:space="0" w:color="CCCCCC"/>
-            </w:tcBorders>
-          </w:tcPr>
-          <w:p>
-            <w:pPr>
-              <w:spacing w:before="60" w:after="60" w:line="252" w:lineRule="auto"/>
-              <w:jc w:val="left"/>
-            </w:pPr>
-            <w:r/>
-            <w:r>
-              <w:t>BULL</w:t>
-            </w:r>
-          </w:p>
-        </w:tc>
-      </w:tr>
-      <w:tr>
-        <w:tc>
-          <w:tcPr>
-            <w:tcW w:type="dxa" w:w="1584"/>
-            <w:shd w:fill="FFFFFF"/>
-            <w:tcMar>
-              <w:top w:w="100" w:type="dxa"/>
-              <w:bottom w:w="100" w:type="dxa"/>
-              <w:left w:w="120" w:type="dxa"/>
-              <w:right w:w="120" w:type="dxa"/>
-            </w:tcMar>
-            <w:tcBorders>
-              <w:top w:val="single" w:sz="4" w:space="0" w:color="CCCCCC"/>
-              <w:bottom w:val="single" w:sz="4" w:space="0" w:color="CCCCCC"/>
-              <w:left w:val="single" w:sz="4" w:space="0" w:color="CCCCCC"/>
-              <w:right w:val="single" w:sz="4" w:space="0" w:color="CCCCCC"/>
-            </w:tcBorders>
-          </w:tcPr>
-          <w:p>
-            <w:pPr>
-              <w:spacing w:before="60" w:after="60" w:line="252" w:lineRule="auto"/>
-              <w:jc w:val="left"/>
-            </w:pPr>
-            <w:r/>
-            <w:r>
-              <w:rPr>
-                <w:b/>
-              </w:rPr>
-              <w:t>Thu 01/10</w:t>
-            </w:r>
-          </w:p>
-        </w:tc>
-        <w:tc>
-          <w:tcPr>
-            <w:tcW w:type="dxa" w:w="864"/>
-            <w:shd w:fill="FFFFFF"/>
-            <w:tcMar>
-              <w:top w:w="100" w:type="dxa"/>
-              <w:bottom w:w="100" w:type="dxa"/>
-              <w:left w:w="120" w:type="dxa"/>
-              <w:right w:w="120" w:type="dxa"/>
-            </w:tcMar>
-            <w:tcBorders>
-              <w:top w:val="single" w:sz="4" w:space="0" w:color="CCCCCC"/>
-              <w:bottom w:val="single" w:sz="4" w:space="0" w:color="CCCCCC"/>
-              <w:left w:val="single" w:sz="4" w:space="0" w:color="CCCCCC"/>
-              <w:right w:val="single" w:sz="4" w:space="0" w:color="CCCCCC"/>
-            </w:tcBorders>
-          </w:tcPr>
-          <w:p>
-            <w:pPr>
-              <w:spacing w:before="60" w:after="60" w:line="252" w:lineRule="auto"/>
-              <w:jc w:val="left"/>
-            </w:pPr>
-            <w:r/>
-            <w:r>
-              <w:t>NY Close 23-01</w:t>
-            </w:r>
-          </w:p>
-        </w:tc>
-        <w:tc>
-          <w:tcPr>
-            <w:tcW w:type="dxa" w:w="1440"/>
-            <w:shd w:fill="FFFFFF"/>
-            <w:tcMar>
-              <w:top w:w="100" w:type="dxa"/>
-              <w:bottom w:w="100" w:type="dxa"/>
-              <w:left w:w="120" w:type="dxa"/>
-              <w:right w:w="120" w:type="dxa"/>
-            </w:tcMar>
-            <w:tcBorders>
-              <w:top w:val="single" w:sz="4" w:space="0" w:color="CCCCCC"/>
-              <w:bottom w:val="single" w:sz="4" w:space="0" w:color="CCCCCC"/>
-              <w:left w:val="single" w:sz="4" w:space="0" w:color="CCCCCC"/>
-              <w:right w:val="single" w:sz="4" w:space="0" w:color="CCCCCC"/>
-            </w:tcBorders>
-          </w:tcPr>
-          <w:p>
-            <w:pPr>
-              <w:spacing w:before="60" w:after="60" w:line="252" w:lineRule="auto"/>
-              <w:jc w:val="left"/>
-            </w:pPr>
-            <w:r/>
-            <w:r>
-              <w:t>716.50</w:t>
-            </w:r>
-          </w:p>
-        </w:tc>
-        <w:tc>
-          <w:tcPr>
-            <w:tcW w:type="dxa" w:w="2016"/>
-            <w:shd w:fill="FFFFFF"/>
-            <w:tcMar>
-              <w:top w:w="100" w:type="dxa"/>
-              <w:bottom w:w="100" w:type="dxa"/>
-              <w:left w:w="120" w:type="dxa"/>
-              <w:right w:w="120" w:type="dxa"/>
-            </w:tcMar>
-            <w:tcBorders>
-              <w:top w:val="single" w:sz="4" w:space="0" w:color="CCCCCC"/>
-              <w:bottom w:val="single" w:sz="4" w:space="0" w:color="CCCCCC"/>
-              <w:left w:val="single" w:sz="4" w:space="0" w:color="CCCCCC"/>
-              <w:right w:val="single" w:sz="4" w:space="0" w:color="CCCCCC"/>
-            </w:tcBorders>
-          </w:tcPr>
-          <w:p>
-            <w:pPr>
-              <w:spacing w:before="60" w:after="60" w:line="252" w:lineRule="auto"/>
-              <w:jc w:val="left"/>
-            </w:pPr>
-            <w:r/>
-            <w:r>
-              <w:t>722.00</w:t>
-            </w:r>
-          </w:p>
-        </w:tc>
-        <w:tc>
-          <w:tcPr>
-            <w:tcW w:type="dxa" w:w="1152"/>
-            <w:shd w:fill="FFFFFF"/>
-            <w:tcMar>
-              <w:top w:w="100" w:type="dxa"/>
-              <w:bottom w:w="100" w:type="dxa"/>
-              <w:left w:w="120" w:type="dxa"/>
-              <w:right w:w="120" w:type="dxa"/>
-            </w:tcMar>
-            <w:tcBorders>
-              <w:top w:val="single" w:sz="4" w:space="0" w:color="CCCCCC"/>
-              <w:bottom w:val="single" w:sz="4" w:space="0" w:color="CCCCCC"/>
-              <w:left w:val="single" w:sz="4" w:space="0" w:color="CCCCCC"/>
-              <w:right w:val="single" w:sz="4" w:space="0" w:color="CCCCCC"/>
-            </w:tcBorders>
-          </w:tcPr>
-          <w:p>
-            <w:pPr>
-              <w:spacing w:before="60" w:after="60" w:line="252" w:lineRule="auto"/>
-              <w:jc w:val="left"/>
-            </w:pPr>
-            <w:r/>
-            <w:r>
-              <w:t>708.75</w:t>
-            </w:r>
-          </w:p>
-        </w:tc>
-        <w:tc>
-          <w:tcPr>
-            <w:tcW w:type="dxa" w:w="1728"/>
-            <w:shd w:fill="FFFFFF"/>
-            <w:tcMar>
-              <w:top w:w="100" w:type="dxa"/>
-              <w:bottom w:w="100" w:type="dxa"/>
-              <w:left w:w="120" w:type="dxa"/>
-              <w:right w:w="120" w:type="dxa"/>
-            </w:tcMar>
-            <w:tcBorders>
-              <w:top w:val="single" w:sz="4" w:space="0" w:color="CCCCCC"/>
-              <w:bottom w:val="single" w:sz="4" w:space="0" w:color="CCCCCC"/>
-              <w:left w:val="single" w:sz="4" w:space="0" w:color="CCCCCC"/>
-              <w:right w:val="single" w:sz="4" w:space="0" w:color="CCCCCC"/>
-            </w:tcBorders>
-          </w:tcPr>
-          <w:p>
-            <w:pPr>
-              <w:spacing w:before="60" w:after="60" w:line="252" w:lineRule="auto"/>
-              <w:jc w:val="left"/>
-            </w:pPr>
-            <w:r/>
-            <w:r>
-              <w:rPr>
-                <w:b/>
-              </w:rPr>
-              <w:t>717.25</w:t>
-            </w:r>
-          </w:p>
-        </w:tc>
-        <w:tc>
-          <w:tcPr>
-            <w:tcW w:type="dxa" w:w="3456"/>
-            <w:shd w:fill="FFFFFF"/>
-            <w:tcMar>
-              <w:top w:w="100" w:type="dxa"/>
-              <w:bottom w:w="100" w:type="dxa"/>
-              <w:left w:w="120" w:type="dxa"/>
-              <w:right w:w="120" w:type="dxa"/>
-            </w:tcMar>
-            <w:tcBorders>
-              <w:top w:val="single" w:sz="4" w:space="0" w:color="CCCCCC"/>
-              <w:bottom w:val="single" w:sz="4" w:space="0" w:color="CCCCCC"/>
-              <w:left w:val="single" w:sz="4" w:space="0" w:color="CCCCCC"/>
-              <w:right w:val="single" w:sz="4" w:space="0" w:color="CCCCCC"/>
-            </w:tcBorders>
-          </w:tcPr>
-          <w:p>
-            <w:pPr>
-              <w:spacing w:before="60" w:after="60" w:line="252" w:lineRule="auto"/>
-              <w:jc w:val="left"/>
-            </w:pPr>
-            <w:r/>
-            <w:r>
-              <w:rPr>
-                <w:b/>
-              </w:rPr>
-              <w:t>+0.75</w:t>
-            </w:r>
-          </w:p>
-        </w:tc>
-        <w:tc>
-          <w:tcPr>
-            <w:tcW w:type="dxa" w:w="1440"/>
-            <w:shd w:fill="FFFFFF"/>
-            <w:tcMar>
-              <w:top w:w="100" w:type="dxa"/>
-              <w:bottom w:w="100" w:type="dxa"/>
-              <w:left w:w="120" w:type="dxa"/>
-              <w:right w:w="120" w:type="dxa"/>
-            </w:tcMar>
-            <w:tcBorders>
-              <w:top w:val="single" w:sz="4" w:space="0" w:color="CCCCCC"/>
-              <w:bottom w:val="single" w:sz="4" w:space="0" w:color="CCCCCC"/>
-              <w:left w:val="single" w:sz="4" w:space="0" w:color="CCCCCC"/>
-              <w:right w:val="single" w:sz="4" w:space="0" w:color="CCCCCC"/>
-            </w:tcBorders>
-          </w:tcPr>
-          <w:p>
-            <w:pPr>
-              <w:spacing w:before="60" w:after="60" w:line="252" w:lineRule="auto"/>
-              <w:jc w:val="left"/>
-            </w:pPr>
-            <w:r/>
-            <w:r>
-              <w:t>BULL</w:t>
-            </w:r>
-          </w:p>
-        </w:tc>
-      </w:tr>
-      <w:tr>
-        <w:tc>
-          <w:tcPr>
-            <w:tcW w:type="dxa" w:w="1584"/>
-            <w:shd w:fill="F8FAFC"/>
-            <w:tcMar>
-              <w:top w:w="100" w:type="dxa"/>
-              <w:bottom w:w="100" w:type="dxa"/>
-              <w:left w:w="120" w:type="dxa"/>
-              <w:right w:w="120" w:type="dxa"/>
-            </w:tcMar>
-            <w:tcBorders>
-              <w:top w:val="single" w:sz="4" w:space="0" w:color="CCCCCC"/>
-              <w:bottom w:val="single" w:sz="4" w:space="0" w:color="CCCCCC"/>
-              <w:left w:val="single" w:sz="4" w:space="0" w:color="CCCCCC"/>
-              <w:right w:val="single" w:sz="4" w:space="0" w:color="CCCCCC"/>
-            </w:tcBorders>
-          </w:tcPr>
-          <w:p>
-            <w:pPr>
-              <w:spacing w:before="60" w:after="60" w:line="252" w:lineRule="auto"/>
-              <w:jc w:val="left"/>
-            </w:pPr>
-            <w:r/>
-            <w:r>
-              <w:rPr>
-                <w:b/>
-              </w:rPr>
-              <w:t>Fri 02/10</w:t>
-            </w:r>
-          </w:p>
-        </w:tc>
-        <w:tc>
-          <w:tcPr>
-            <w:tcW w:type="dxa" w:w="864"/>
-            <w:shd w:fill="F8FAFC"/>
-            <w:tcMar>
-              <w:top w:w="100" w:type="dxa"/>
-              <w:bottom w:w="100" w:type="dxa"/>
-              <w:left w:w="120" w:type="dxa"/>
-              <w:right w:w="120" w:type="dxa"/>
-            </w:tcMar>
-            <w:tcBorders>
-              <w:top w:val="single" w:sz="4" w:space="0" w:color="CCCCCC"/>
-              <w:bottom w:val="single" w:sz="4" w:space="0" w:color="CCCCCC"/>
-              <w:left w:val="single" w:sz="4" w:space="0" w:color="CCCCCC"/>
-              <w:right w:val="single" w:sz="4" w:space="0" w:color="CCCCCC"/>
-            </w:tcBorders>
-          </w:tcPr>
-          <w:p>
-            <w:pPr>
-              <w:spacing w:before="60" w:after="60" w:line="252" w:lineRule="auto"/>
-              <w:jc w:val="left"/>
-            </w:pPr>
-            <w:r/>
-            <w:r>
-              <w:t>Asia 07-11</w:t>
-            </w:r>
-          </w:p>
-        </w:tc>
-        <w:tc>
-          <w:tcPr>
-            <w:tcW w:type="dxa" w:w="1440"/>
-            <w:shd w:fill="F8FAFC"/>
-            <w:tcMar>
-              <w:top w:w="100" w:type="dxa"/>
-              <w:bottom w:w="100" w:type="dxa"/>
-              <w:left w:w="120" w:type="dxa"/>
-              <w:right w:w="120" w:type="dxa"/>
-            </w:tcMar>
-            <w:tcBorders>
-              <w:top w:val="single" w:sz="4" w:space="0" w:color="CCCCCC"/>
-              <w:bottom w:val="single" w:sz="4" w:space="0" w:color="CCCCCC"/>
-              <w:left w:val="single" w:sz="4" w:space="0" w:color="CCCCCC"/>
-              <w:right w:val="single" w:sz="4" w:space="0" w:color="CCCCCC"/>
-            </w:tcBorders>
-          </w:tcPr>
-          <w:p>
-            <w:pPr>
-              <w:spacing w:before="60" w:after="60" w:line="252" w:lineRule="auto"/>
-              <w:jc w:val="left"/>
-            </w:pPr>
-            <w:r/>
-            <w:r>
-              <w:t>717.25</w:t>
-            </w:r>
-          </w:p>
-        </w:tc>
-        <w:tc>
-          <w:tcPr>
-            <w:tcW w:type="dxa" w:w="2016"/>
-            <w:shd w:fill="F8FAFC"/>
-            <w:tcMar>
-              <w:top w:w="100" w:type="dxa"/>
-              <w:bottom w:w="100" w:type="dxa"/>
-              <w:left w:w="120" w:type="dxa"/>
-              <w:right w:w="120" w:type="dxa"/>
-            </w:tcMar>
-            <w:tcBorders>
-              <w:top w:val="single" w:sz="4" w:space="0" w:color="CCCCCC"/>
-              <w:bottom w:val="single" w:sz="4" w:space="0" w:color="CCCCCC"/>
-              <w:left w:val="single" w:sz="4" w:space="0" w:color="CCCCCC"/>
-              <w:right w:val="single" w:sz="4" w:space="0" w:color="CCCCCC"/>
-            </w:tcBorders>
-          </w:tcPr>
-          <w:p>
-            <w:pPr>
-              <w:spacing w:before="60" w:after="60" w:line="252" w:lineRule="auto"/>
-              <w:jc w:val="left"/>
-            </w:pPr>
-            <w:r/>
-            <w:r>
-              <w:t>726.50</w:t>
-            </w:r>
-          </w:p>
-        </w:tc>
-        <w:tc>
-          <w:tcPr>
-            <w:tcW w:type="dxa" w:w="1152"/>
-            <w:shd w:fill="F8FAFC"/>
-            <w:tcMar>
-              <w:top w:w="100" w:type="dxa"/>
-              <w:bottom w:w="100" w:type="dxa"/>
-              <w:left w:w="120" w:type="dxa"/>
-              <w:right w:w="120" w:type="dxa"/>
-            </w:tcMar>
-            <w:tcBorders>
-              <w:top w:val="single" w:sz="4" w:space="0" w:color="CCCCCC"/>
-              <w:bottom w:val="single" w:sz="4" w:space="0" w:color="CCCCCC"/>
-              <w:left w:val="single" w:sz="4" w:space="0" w:color="CCCCCC"/>
-              <w:right w:val="single" w:sz="4" w:space="0" w:color="CCCCCC"/>
-            </w:tcBorders>
-          </w:tcPr>
-          <w:p>
-            <w:pPr>
-              <w:spacing w:before="60" w:after="60" w:line="252" w:lineRule="auto"/>
-              <w:jc w:val="left"/>
-            </w:pPr>
-            <w:r/>
-            <w:r>
-              <w:t>710.75</w:t>
-            </w:r>
-          </w:p>
-        </w:tc>
-        <w:tc>
-          <w:tcPr>
-            <w:tcW w:type="dxa" w:w="1728"/>
-            <w:shd w:fill="F8FAFC"/>
-            <w:tcMar>
-              <w:top w:w="100" w:type="dxa"/>
-              <w:bottom w:w="100" w:type="dxa"/>
-              <w:left w:w="120" w:type="dxa"/>
-              <w:right w:w="120" w:type="dxa"/>
-            </w:tcMar>
-            <w:tcBorders>
-              <w:top w:val="single" w:sz="4" w:space="0" w:color="CCCCCC"/>
-              <w:bottom w:val="single" w:sz="4" w:space="0" w:color="CCCCCC"/>
-              <w:left w:val="single" w:sz="4" w:space="0" w:color="CCCCCC"/>
-              <w:right w:val="single" w:sz="4" w:space="0" w:color="CCCCCC"/>
-            </w:tcBorders>
-          </w:tcPr>
-          <w:p>
-            <w:pPr>
-              <w:spacing w:before="60" w:after="60" w:line="252" w:lineRule="auto"/>
-              <w:jc w:val="left"/>
-            </w:pPr>
-            <w:r/>
-            <w:r>
-              <w:rPr>
-                <w:b/>
-              </w:rPr>
-              <w:t>716.50</w:t>
-            </w:r>
-          </w:p>
-        </w:tc>
-        <w:tc>
-          <w:tcPr>
-            <w:tcW w:type="dxa" w:w="3456"/>
-            <w:shd w:fill="F8FAFC"/>
-            <w:tcMar>
-              <w:top w:w="100" w:type="dxa"/>
-              <w:bottom w:w="100" w:type="dxa"/>
-              <w:left w:w="120" w:type="dxa"/>
-              <w:right w:w="120" w:type="dxa"/>
-            </w:tcMar>
-            <w:tcBorders>
-              <w:top w:val="single" w:sz="4" w:space="0" w:color="CCCCCC"/>
-              <w:bottom w:val="single" w:sz="4" w:space="0" w:color="CCCCCC"/>
-              <w:left w:val="single" w:sz="4" w:space="0" w:color="CCCCCC"/>
-              <w:right w:val="single" w:sz="4" w:space="0" w:color="CCCCCC"/>
-            </w:tcBorders>
-          </w:tcPr>
-          <w:p>
-            <w:pPr>
-              <w:spacing w:before="60" w:after="60" w:line="252" w:lineRule="auto"/>
-              <w:jc w:val="left"/>
-            </w:pPr>
-            <w:r/>
-            <w:r>
-              <w:rPr>
-                <w:b/>
-              </w:rPr>
-              <w:t>-0.75</w:t>
-            </w:r>
-          </w:p>
-        </w:tc>
-        <w:tc>
-          <w:tcPr>
-            <w:tcW w:type="dxa" w:w="1440"/>
-            <w:shd w:fill="F8FAFC"/>
-            <w:tcMar>
-              <w:top w:w="100" w:type="dxa"/>
-              <w:bottom w:w="100" w:type="dxa"/>
-              <w:left w:w="120" w:type="dxa"/>
-              <w:right w:w="120" w:type="dxa"/>
-            </w:tcMar>
-            <w:tcBorders>
-              <w:top w:val="single" w:sz="4" w:space="0" w:color="CCCCCC"/>
-              <w:bottom w:val="single" w:sz="4" w:space="0" w:color="CCCCCC"/>
-              <w:left w:val="single" w:sz="4" w:space="0" w:color="CCCCCC"/>
-              <w:right w:val="single" w:sz="4" w:space="0" w:color="CCCCCC"/>
-            </w:tcBorders>
-          </w:tcPr>
-          <w:p>
-            <w:pPr>
-              <w:spacing w:before="60" w:after="60" w:line="252" w:lineRule="auto"/>
-              <w:jc w:val="left"/>
-            </w:pPr>
-            <w:r/>
-            <w:r>
-              <w:t>BEAR</w:t>
-            </w:r>
-          </w:p>
-        </w:tc>
-      </w:tr>
-      <w:tr>
-        <w:tc>
-          <w:tcPr>
-            <w:tcW w:type="dxa" w:w="1584"/>
-            <w:shd w:fill="FFFFFF"/>
-            <w:tcMar>
-              <w:top w:w="100" w:type="dxa"/>
-              <w:bottom w:w="100" w:type="dxa"/>
-              <w:left w:w="120" w:type="dxa"/>
-              <w:right w:w="120" w:type="dxa"/>
-            </w:tcMar>
-            <w:tcBorders>
-              <w:top w:val="single" w:sz="4" w:space="0" w:color="CCCCCC"/>
-              <w:bottom w:val="single" w:sz="4" w:space="0" w:color="CCCCCC"/>
-              <w:left w:val="single" w:sz="4" w:space="0" w:color="CCCCCC"/>
-              <w:right w:val="single" w:sz="4" w:space="0" w:color="CCCCCC"/>
-            </w:tcBorders>
-          </w:tcPr>
-          <w:p>
-            <w:pPr>
-              <w:spacing w:before="60" w:after="60" w:line="252" w:lineRule="auto"/>
-              <w:jc w:val="left"/>
-            </w:pPr>
-            <w:r/>
-            <w:r>
-              <w:rPr>
-                <w:b/>
-              </w:rPr>
-              <w:t>Fri 02/10</w:t>
-            </w:r>
-          </w:p>
-        </w:tc>
-        <w:tc>
-          <w:tcPr>
-            <w:tcW w:type="dxa" w:w="864"/>
-            <w:shd w:fill="FFFFFF"/>
-            <w:tcMar>
-              <w:top w:w="100" w:type="dxa"/>
-              <w:bottom w:w="100" w:type="dxa"/>
-              <w:left w:w="120" w:type="dxa"/>
-              <w:right w:w="120" w:type="dxa"/>
-            </w:tcMar>
-            <w:tcBorders>
-              <w:top w:val="single" w:sz="4" w:space="0" w:color="CCCCCC"/>
-              <w:bottom w:val="single" w:sz="4" w:space="0" w:color="CCCCCC"/>
-              <w:left w:val="single" w:sz="4" w:space="0" w:color="CCCCCC"/>
-              <w:right w:val="single" w:sz="4" w:space="0" w:color="CCCCCC"/>
-            </w:tcBorders>
-          </w:tcPr>
-          <w:p>
-            <w:pPr>
-              <w:spacing w:before="60" w:after="60" w:line="252" w:lineRule="auto"/>
-              <w:jc w:val="left"/>
-            </w:pPr>
-            <w:r/>
-            <w:r>
-              <w:t>Asia 11-15</w:t>
-            </w:r>
-          </w:p>
-        </w:tc>
-        <w:tc>
-          <w:tcPr>
-            <w:tcW w:type="dxa" w:w="1440"/>
-            <w:shd w:fill="FFFFFF"/>
-            <w:tcMar>
-              <w:top w:w="100" w:type="dxa"/>
-              <w:bottom w:w="100" w:type="dxa"/>
-              <w:left w:w="120" w:type="dxa"/>
-              <w:right w:w="120" w:type="dxa"/>
-            </w:tcMar>
-            <w:tcBorders>
-              <w:top w:val="single" w:sz="4" w:space="0" w:color="CCCCCC"/>
-              <w:bottom w:val="single" w:sz="4" w:space="0" w:color="CCCCCC"/>
-              <w:left w:val="single" w:sz="4" w:space="0" w:color="CCCCCC"/>
-              <w:right w:val="single" w:sz="4" w:space="0" w:color="CCCCCC"/>
-            </w:tcBorders>
-          </w:tcPr>
-          <w:p>
-            <w:pPr>
-              <w:spacing w:before="60" w:after="60" w:line="252" w:lineRule="auto"/>
-              <w:jc w:val="left"/>
-            </w:pPr>
-            <w:r/>
-            <w:r>
-              <w:t>716.50</w:t>
-            </w:r>
-          </w:p>
-        </w:tc>
-        <w:tc>
-          <w:tcPr>
-            <w:tcW w:type="dxa" w:w="2016"/>
-            <w:shd w:fill="FFFFFF"/>
-            <w:tcMar>
-              <w:top w:w="100" w:type="dxa"/>
-              <w:bottom w:w="100" w:type="dxa"/>
-              <w:left w:w="120" w:type="dxa"/>
-              <w:right w:w="120" w:type="dxa"/>
-            </w:tcMar>
-            <w:tcBorders>
-              <w:top w:val="single" w:sz="4" w:space="0" w:color="CCCCCC"/>
-              <w:bottom w:val="single" w:sz="4" w:space="0" w:color="CCCCCC"/>
-              <w:left w:val="single" w:sz="4" w:space="0" w:color="CCCCCC"/>
-              <w:right w:val="single" w:sz="4" w:space="0" w:color="CCCCCC"/>
-            </w:tcBorders>
-          </w:tcPr>
-          <w:p>
-            <w:pPr>
-              <w:spacing w:before="60" w:after="60" w:line="252" w:lineRule="auto"/>
-              <w:jc w:val="left"/>
-            </w:pPr>
-            <w:r/>
-            <w:r>
-              <w:t>724.00</w:t>
-            </w:r>
-          </w:p>
-        </w:tc>
-        <w:tc>
-          <w:tcPr>
-            <w:tcW w:type="dxa" w:w="1152"/>
-            <w:shd w:fill="FFFFFF"/>
-            <w:tcMar>
-              <w:top w:w="100" w:type="dxa"/>
-              <w:bottom w:w="100" w:type="dxa"/>
-              <w:left w:w="120" w:type="dxa"/>
-              <w:right w:w="120" w:type="dxa"/>
-            </w:tcMar>
-            <w:tcBorders>
-              <w:top w:val="single" w:sz="4" w:space="0" w:color="CCCCCC"/>
-              <w:bottom w:val="single" w:sz="4" w:space="0" w:color="CCCCCC"/>
-              <w:left w:val="single" w:sz="4" w:space="0" w:color="CCCCCC"/>
-              <w:right w:val="single" w:sz="4" w:space="0" w:color="CCCCCC"/>
-            </w:tcBorders>
-          </w:tcPr>
-          <w:p>
-            <w:pPr>
-              <w:spacing w:before="60" w:after="60" w:line="252" w:lineRule="auto"/>
-              <w:jc w:val="left"/>
-            </w:pPr>
-            <w:r/>
-            <w:r>
-              <w:t>710.50</w:t>
-            </w:r>
-          </w:p>
-        </w:tc>
-        <w:tc>
-          <w:tcPr>
-            <w:tcW w:type="dxa" w:w="1728"/>
-            <w:shd w:fill="FFFFFF"/>
-            <w:tcMar>
-              <w:top w:w="100" w:type="dxa"/>
-              <w:bottom w:w="100" w:type="dxa"/>
-              <w:left w:w="120" w:type="dxa"/>
-              <w:right w:w="120" w:type="dxa"/>
-            </w:tcMar>
-            <w:tcBorders>
-              <w:top w:val="single" w:sz="4" w:space="0" w:color="CCCCCC"/>
-              <w:bottom w:val="single" w:sz="4" w:space="0" w:color="CCCCCC"/>
-              <w:left w:val="single" w:sz="4" w:space="0" w:color="CCCCCC"/>
-              <w:right w:val="single" w:sz="4" w:space="0" w:color="CCCCCC"/>
-            </w:tcBorders>
-          </w:tcPr>
-          <w:p>
-            <w:pPr>
-              <w:spacing w:before="60" w:after="60" w:line="252" w:lineRule="auto"/>
-              <w:jc w:val="left"/>
-            </w:pPr>
-            <w:r/>
-            <w:r>
-              <w:rPr>
-                <w:b/>
-              </w:rPr>
-              <w:t>715.50</w:t>
-            </w:r>
-          </w:p>
-        </w:tc>
-        <w:tc>
-          <w:tcPr>
-            <w:tcW w:type="dxa" w:w="3456"/>
-            <w:shd w:fill="FFFFFF"/>
-            <w:tcMar>
-              <w:top w:w="100" w:type="dxa"/>
-              <w:bottom w:w="100" w:type="dxa"/>
-              <w:left w:w="120" w:type="dxa"/>
-              <w:right w:w="120" w:type="dxa"/>
-            </w:tcMar>
-            <w:tcBorders>
-              <w:top w:val="single" w:sz="4" w:space="0" w:color="CCCCCC"/>
-              <w:bottom w:val="single" w:sz="4" w:space="0" w:color="CCCCCC"/>
-              <w:left w:val="single" w:sz="4" w:space="0" w:color="CCCCCC"/>
-              <w:right w:val="single" w:sz="4" w:space="0" w:color="CCCCCC"/>
-            </w:tcBorders>
-          </w:tcPr>
-          <w:p>
-            <w:pPr>
-              <w:spacing w:before="60" w:after="60" w:line="252" w:lineRule="auto"/>
-              <w:jc w:val="left"/>
-            </w:pPr>
-            <w:r/>
-            <w:r>
-              <w:rPr>
-                <w:b/>
-              </w:rPr>
-              <w:t>-1.00</w:t>
-            </w:r>
-          </w:p>
-        </w:tc>
-        <w:tc>
-          <w:tcPr>
-            <w:tcW w:type="dxa" w:w="1440"/>
-            <w:shd w:fill="FFFFFF"/>
-            <w:tcMar>
-              <w:top w:w="100" w:type="dxa"/>
-              <w:bottom w:w="100" w:type="dxa"/>
-              <w:left w:w="120" w:type="dxa"/>
-              <w:right w:w="120" w:type="dxa"/>
-            </w:tcMar>
-            <w:tcBorders>
-              <w:top w:val="single" w:sz="4" w:space="0" w:color="CCCCCC"/>
-              <w:bottom w:val="single" w:sz="4" w:space="0" w:color="CCCCCC"/>
-              <w:left w:val="single" w:sz="4" w:space="0" w:color="CCCCCC"/>
-              <w:right w:val="single" w:sz="4" w:space="0" w:color="CCCCCC"/>
-            </w:tcBorders>
-          </w:tcPr>
-          <w:p>
-            <w:pPr>
-              <w:spacing w:before="60" w:after="60" w:line="252" w:lineRule="auto"/>
-              <w:jc w:val="left"/>
-            </w:pPr>
-            <w:r/>
-            <w:r>
-              <w:t>BEAR</w:t>
-            </w:r>
-          </w:p>
-        </w:tc>
-      </w:tr>
-      <w:tr>
-        <w:tc>
-          <w:tcPr>
-            <w:tcW w:type="dxa" w:w="1584"/>
-            <w:shd w:fill="F8FAFC"/>
-            <w:tcMar>
-              <w:top w:w="100" w:type="dxa"/>
-              <w:bottom w:w="100" w:type="dxa"/>
-              <w:left w:w="120" w:type="dxa"/>
-              <w:right w:w="120" w:type="dxa"/>
-            </w:tcMar>
-            <w:tcBorders>
-              <w:top w:val="single" w:sz="4" w:space="0" w:color="CCCCCC"/>
-              <w:bottom w:val="single" w:sz="4" w:space="0" w:color="CCCCCC"/>
-              <w:left w:val="single" w:sz="4" w:space="0" w:color="CCCCCC"/>
-              <w:right w:val="single" w:sz="4" w:space="0" w:color="CCCCCC"/>
-            </w:tcBorders>
-          </w:tcPr>
-          <w:p>
-            <w:pPr>
-              <w:spacing w:before="60" w:after="60" w:line="252" w:lineRule="auto"/>
-              <w:jc w:val="left"/>
-            </w:pPr>
-            <w:r/>
-            <w:r>
-              <w:rPr>
-                <w:b/>
-              </w:rPr>
-              <w:t>Fri 02/10</w:t>
-            </w:r>
-          </w:p>
-        </w:tc>
-        <w:tc>
-          <w:tcPr>
-            <w:tcW w:type="dxa" w:w="864"/>
-            <w:shd w:fill="F8FAFC"/>
-            <w:tcMar>
-              <w:top w:w="100" w:type="dxa"/>
-              <w:bottom w:w="100" w:type="dxa"/>
-              <w:left w:w="120" w:type="dxa"/>
-              <w:right w:w="120" w:type="dxa"/>
-            </w:tcMar>
-            <w:tcBorders>
-              <w:top w:val="single" w:sz="4" w:space="0" w:color="CCCCCC"/>
-              <w:bottom w:val="single" w:sz="4" w:space="0" w:color="CCCCCC"/>
-              <w:left w:val="single" w:sz="4" w:space="0" w:color="CCCCCC"/>
-              <w:right w:val="single" w:sz="4" w:space="0" w:color="CCCCCC"/>
-            </w:tcBorders>
-          </w:tcPr>
-          <w:p>
-            <w:pPr>
-              <w:spacing w:before="60" w:after="60" w:line="252" w:lineRule="auto"/>
-              <w:jc w:val="left"/>
-            </w:pPr>
-            <w:r/>
-            <w:r>
-              <w:t>London 15-19</w:t>
-            </w:r>
-          </w:p>
-        </w:tc>
-        <w:tc>
-          <w:tcPr>
-            <w:tcW w:type="dxa" w:w="1440"/>
-            <w:shd w:fill="F8FAFC"/>
-            <w:tcMar>
-              <w:top w:w="100" w:type="dxa"/>
-              <w:bottom w:w="100" w:type="dxa"/>
-              <w:left w:w="120" w:type="dxa"/>
-              <w:right w:w="120" w:type="dxa"/>
-            </w:tcMar>
-            <w:tcBorders>
-              <w:top w:val="single" w:sz="4" w:space="0" w:color="CCCCCC"/>
-              <w:bottom w:val="single" w:sz="4" w:space="0" w:color="CCCCCC"/>
-              <w:left w:val="single" w:sz="4" w:space="0" w:color="CCCCCC"/>
-              <w:right w:val="single" w:sz="4" w:space="0" w:color="CCCCCC"/>
-            </w:tcBorders>
-          </w:tcPr>
-          <w:p>
-            <w:pPr>
-              <w:spacing w:before="60" w:after="60" w:line="252" w:lineRule="auto"/>
-              <w:jc w:val="left"/>
-            </w:pPr>
-            <w:r/>
-            <w:r>
-              <w:t>715.50</w:t>
-            </w:r>
-          </w:p>
-        </w:tc>
-        <w:tc>
-          <w:tcPr>
-            <w:tcW w:type="dxa" w:w="2016"/>
-            <w:shd w:fill="F8FAFC"/>
-            <w:tcMar>
-              <w:top w:w="100" w:type="dxa"/>
-              <w:bottom w:w="100" w:type="dxa"/>
-              <w:left w:w="120" w:type="dxa"/>
-              <w:right w:w="120" w:type="dxa"/>
-            </w:tcMar>
-            <w:tcBorders>
-              <w:top w:val="single" w:sz="4" w:space="0" w:color="CCCCCC"/>
-              <w:bottom w:val="single" w:sz="4" w:space="0" w:color="CCCCCC"/>
-              <w:left w:val="single" w:sz="4" w:space="0" w:color="CCCCCC"/>
-              <w:right w:val="single" w:sz="4" w:space="0" w:color="CCCCCC"/>
-            </w:tcBorders>
-          </w:tcPr>
-          <w:p>
-            <w:pPr>
-              <w:spacing w:before="60" w:after="60" w:line="252" w:lineRule="auto"/>
-              <w:jc w:val="left"/>
-            </w:pPr>
-            <w:r/>
-            <w:r>
-              <w:t>722.50</w:t>
-            </w:r>
-          </w:p>
-        </w:tc>
-        <w:tc>
-          <w:tcPr>
-            <w:tcW w:type="dxa" w:w="1152"/>
-            <w:shd w:fill="F8FAFC"/>
-            <w:tcMar>
-              <w:top w:w="100" w:type="dxa"/>
-              <w:bottom w:w="100" w:type="dxa"/>
-              <w:left w:w="120" w:type="dxa"/>
-              <w:right w:w="120" w:type="dxa"/>
-            </w:tcMar>
-            <w:tcBorders>
-              <w:top w:val="single" w:sz="4" w:space="0" w:color="CCCCCC"/>
-              <w:bottom w:val="single" w:sz="4" w:space="0" w:color="CCCCCC"/>
-              <w:left w:val="single" w:sz="4" w:space="0" w:color="CCCCCC"/>
-              <w:right w:val="single" w:sz="4" w:space="0" w:color="CCCCCC"/>
-            </w:tcBorders>
-          </w:tcPr>
-          <w:p>
-            <w:pPr>
-              <w:spacing w:before="60" w:after="60" w:line="252" w:lineRule="auto"/>
-              <w:jc w:val="left"/>
-            </w:pPr>
-            <w:r/>
-            <w:r>
-              <w:t>702.00</w:t>
-            </w:r>
-          </w:p>
-        </w:tc>
-        <w:tc>
-          <w:tcPr>
-            <w:tcW w:type="dxa" w:w="1728"/>
-            <w:shd w:fill="F8FAFC"/>
-            <w:tcMar>
-              <w:top w:w="100" w:type="dxa"/>
-              <w:bottom w:w="100" w:type="dxa"/>
-              <w:left w:w="120" w:type="dxa"/>
-              <w:right w:w="120" w:type="dxa"/>
-            </w:tcMar>
-            <w:tcBorders>
-              <w:top w:val="single" w:sz="4" w:space="0" w:color="CCCCCC"/>
-              <w:bottom w:val="single" w:sz="4" w:space="0" w:color="CCCCCC"/>
-              <w:left w:val="single" w:sz="4" w:space="0" w:color="CCCCCC"/>
-              <w:right w:val="single" w:sz="4" w:space="0" w:color="CCCCCC"/>
-            </w:tcBorders>
-          </w:tcPr>
-          <w:p>
-            <w:pPr>
-              <w:spacing w:before="60" w:after="60" w:line="252" w:lineRule="auto"/>
-              <w:jc w:val="left"/>
-            </w:pPr>
-            <w:r/>
-            <w:r>
-              <w:rPr>
-                <w:b/>
-              </w:rPr>
-              <w:t>716.25</w:t>
-            </w:r>
-          </w:p>
-        </w:tc>
-        <w:tc>
-          <w:tcPr>
-            <w:tcW w:type="dxa" w:w="3456"/>
-            <w:shd w:fill="F8FAFC"/>
-            <w:tcMar>
-              <w:top w:w="100" w:type="dxa"/>
-              <w:bottom w:w="100" w:type="dxa"/>
-              <w:left w:w="120" w:type="dxa"/>
-              <w:right w:w="120" w:type="dxa"/>
-            </w:tcMar>
-            <w:tcBorders>
-              <w:top w:val="single" w:sz="4" w:space="0" w:color="CCCCCC"/>
-              <w:bottom w:val="single" w:sz="4" w:space="0" w:color="CCCCCC"/>
-              <w:left w:val="single" w:sz="4" w:space="0" w:color="CCCCCC"/>
-              <w:right w:val="single" w:sz="4" w:space="0" w:color="CCCCCC"/>
-            </w:tcBorders>
-          </w:tcPr>
-          <w:p>
-            <w:pPr>
-              <w:spacing w:before="60" w:after="60" w:line="252" w:lineRule="auto"/>
-              <w:jc w:val="left"/>
-            </w:pPr>
-            <w:r/>
-            <w:r>
-              <w:rPr>
-                <w:b/>
-              </w:rPr>
-              <w:t>+0.75</w:t>
-            </w:r>
-          </w:p>
-        </w:tc>
-        <w:tc>
-          <w:tcPr>
-            <w:tcW w:type="dxa" w:w="1440"/>
-            <w:shd w:fill="F8FAFC"/>
-            <w:tcMar>
-              <w:top w:w="100" w:type="dxa"/>
-              <w:bottom w:w="100" w:type="dxa"/>
-              <w:left w:w="120" w:type="dxa"/>
-              <w:right w:w="120" w:type="dxa"/>
-            </w:tcMar>
-            <w:tcBorders>
-              <w:top w:val="single" w:sz="4" w:space="0" w:color="CCCCCC"/>
-              <w:bottom w:val="single" w:sz="4" w:space="0" w:color="CCCCCC"/>
-              <w:left w:val="single" w:sz="4" w:space="0" w:color="CCCCCC"/>
-              <w:right w:val="single" w:sz="4" w:space="0" w:color="CCCCCC"/>
-            </w:tcBorders>
-          </w:tcPr>
-          <w:p>
-            <w:pPr>
-              <w:spacing w:before="60" w:after="60" w:line="252" w:lineRule="auto"/>
-              <w:jc w:val="left"/>
-            </w:pPr>
-            <w:r/>
-            <w:r>
-              <w:t>BULL</w:t>
-            </w:r>
-          </w:p>
-        </w:tc>
-      </w:tr>
-      <w:tr>
-        <w:tc>
-          <w:tcPr>
-            <w:tcW w:type="dxa" w:w="1584"/>
-            <w:shd w:fill="FFFFFF"/>
-            <w:tcMar>
-              <w:top w:w="100" w:type="dxa"/>
-              <w:bottom w:w="100" w:type="dxa"/>
-              <w:left w:w="120" w:type="dxa"/>
-              <w:right w:w="120" w:type="dxa"/>
-            </w:tcMar>
-            <w:tcBorders>
-              <w:top w:val="single" w:sz="4" w:space="0" w:color="CCCCCC"/>
-              <w:bottom w:val="single" w:sz="4" w:space="0" w:color="CCCCCC"/>
-              <w:left w:val="single" w:sz="4" w:space="0" w:color="CCCCCC"/>
-              <w:right w:val="single" w:sz="4" w:space="0" w:color="CCCCCC"/>
-            </w:tcBorders>
-          </w:tcPr>
-          <w:p>
-            <w:pPr>
-              <w:spacing w:before="60" w:after="60" w:line="252" w:lineRule="auto"/>
-              <w:jc w:val="left"/>
-            </w:pPr>
-            <w:r/>
-            <w:r>
-              <w:rPr>
-                <w:b/>
-              </w:rPr>
-              <w:t>Fri 02/10</w:t>
-            </w:r>
-          </w:p>
-        </w:tc>
-        <w:tc>
-          <w:tcPr>
-            <w:tcW w:type="dxa" w:w="864"/>
-            <w:shd w:fill="FFFFFF"/>
-            <w:tcMar>
-              <w:top w:w="100" w:type="dxa"/>
-              <w:bottom w:w="100" w:type="dxa"/>
-              <w:left w:w="120" w:type="dxa"/>
-              <w:right w:w="120" w:type="dxa"/>
-            </w:tcMar>
-            <w:tcBorders>
-              <w:top w:val="single" w:sz="4" w:space="0" w:color="CCCCCC"/>
-              <w:bottom w:val="single" w:sz="4" w:space="0" w:color="CCCCCC"/>
-              <w:left w:val="single" w:sz="4" w:space="0" w:color="CCCCCC"/>
-              <w:right w:val="single" w:sz="4" w:space="0" w:color="CCCCCC"/>
-            </w:tcBorders>
-          </w:tcPr>
-          <w:p>
-            <w:pPr>
-              <w:spacing w:before="60" w:after="60" w:line="252" w:lineRule="auto"/>
-              <w:jc w:val="left"/>
-            </w:pPr>
-            <w:r/>
-            <w:r>
-              <w:t>Pre-NY 19-21</w:t>
-            </w:r>
-          </w:p>
-        </w:tc>
-        <w:tc>
-          <w:tcPr>
-            <w:tcW w:type="dxa" w:w="1440"/>
-            <w:shd w:fill="FFFFFF"/>
-            <w:tcMar>
-              <w:top w:w="100" w:type="dxa"/>
-              <w:bottom w:w="100" w:type="dxa"/>
-              <w:left w:w="120" w:type="dxa"/>
-              <w:right w:w="120" w:type="dxa"/>
-            </w:tcMar>
-            <w:tcBorders>
-              <w:top w:val="single" w:sz="4" w:space="0" w:color="CCCCCC"/>
-              <w:bottom w:val="single" w:sz="4" w:space="0" w:color="CCCCCC"/>
-              <w:left w:val="single" w:sz="4" w:space="0" w:color="CCCCCC"/>
-              <w:right w:val="single" w:sz="4" w:space="0" w:color="CCCCCC"/>
-            </w:tcBorders>
-          </w:tcPr>
-          <w:p>
-            <w:pPr>
-              <w:spacing w:before="60" w:after="60" w:line="252" w:lineRule="auto"/>
-              <w:jc w:val="left"/>
-            </w:pPr>
-            <w:r/>
-            <w:r>
-              <w:t>716.25</w:t>
-            </w:r>
-          </w:p>
-        </w:tc>
-        <w:tc>
-          <w:tcPr>
-            <w:tcW w:type="dxa" w:w="2016"/>
-            <w:shd w:fill="FFFFFF"/>
-            <w:tcMar>
-              <w:top w:w="100" w:type="dxa"/>
-              <w:bottom w:w="100" w:type="dxa"/>
-              <w:left w:w="120" w:type="dxa"/>
-              <w:right w:w="120" w:type="dxa"/>
-            </w:tcMar>
-            <w:tcBorders>
-              <w:top w:val="single" w:sz="4" w:space="0" w:color="CCCCCC"/>
-              <w:bottom w:val="single" w:sz="4" w:space="0" w:color="CCCCCC"/>
-              <w:left w:val="single" w:sz="4" w:space="0" w:color="CCCCCC"/>
-              <w:right w:val="single" w:sz="4" w:space="0" w:color="CCCCCC"/>
-            </w:tcBorders>
-          </w:tcPr>
-          <w:p>
-            <w:pPr>
-              <w:spacing w:before="60" w:after="60" w:line="252" w:lineRule="auto"/>
-              <w:jc w:val="left"/>
-            </w:pPr>
-            <w:r/>
-            <w:r>
-              <w:t>725.50</w:t>
-            </w:r>
-          </w:p>
-        </w:tc>
-        <w:tc>
-          <w:tcPr>
-            <w:tcW w:type="dxa" w:w="1152"/>
-            <w:shd w:fill="FFFFFF"/>
-            <w:tcMar>
-              <w:top w:w="100" w:type="dxa"/>
-              <w:bottom w:w="100" w:type="dxa"/>
-              <w:left w:w="120" w:type="dxa"/>
-              <w:right w:w="120" w:type="dxa"/>
-            </w:tcMar>
-            <w:tcBorders>
-              <w:top w:val="single" w:sz="4" w:space="0" w:color="CCCCCC"/>
-              <w:bottom w:val="single" w:sz="4" w:space="0" w:color="CCCCCC"/>
-              <w:left w:val="single" w:sz="4" w:space="0" w:color="CCCCCC"/>
-              <w:right w:val="single" w:sz="4" w:space="0" w:color="CCCCCC"/>
-            </w:tcBorders>
-          </w:tcPr>
-          <w:p>
-            <w:pPr>
-              <w:spacing w:before="60" w:after="60" w:line="252" w:lineRule="auto"/>
-              <w:jc w:val="left"/>
-            </w:pPr>
-            <w:r/>
-            <w:r>
-              <w:t>709.00</w:t>
-            </w:r>
-          </w:p>
-        </w:tc>
-        <w:tc>
-          <w:tcPr>
-            <w:tcW w:type="dxa" w:w="1728"/>
-            <w:shd w:fill="FFFFFF"/>
-            <w:tcMar>
-              <w:top w:w="100" w:type="dxa"/>
-              <w:bottom w:w="100" w:type="dxa"/>
-              <w:left w:w="120" w:type="dxa"/>
-              <w:right w:w="120" w:type="dxa"/>
-            </w:tcMar>
-            <w:tcBorders>
-              <w:top w:val="single" w:sz="4" w:space="0" w:color="CCCCCC"/>
-              <w:bottom w:val="single" w:sz="4" w:space="0" w:color="CCCCCC"/>
-              <w:left w:val="single" w:sz="4" w:space="0" w:color="CCCCCC"/>
-              <w:right w:val="single" w:sz="4" w:space="0" w:color="CCCCCC"/>
-            </w:tcBorders>
-          </w:tcPr>
-          <w:p>
-            <w:pPr>
-              <w:spacing w:before="60" w:after="60" w:line="252" w:lineRule="auto"/>
-              <w:jc w:val="left"/>
-            </w:pPr>
-            <w:r/>
-            <w:r>
-              <w:rPr>
-                <w:b/>
-              </w:rPr>
-              <w:t>716.00</w:t>
-            </w:r>
-          </w:p>
-        </w:tc>
-        <w:tc>
-          <w:tcPr>
-            <w:tcW w:type="dxa" w:w="3456"/>
-            <w:shd w:fill="FFFFFF"/>
-            <w:tcMar>
-              <w:top w:w="100" w:type="dxa"/>
-              <w:bottom w:w="100" w:type="dxa"/>
-              <w:left w:w="120" w:type="dxa"/>
-              <w:right w:w="120" w:type="dxa"/>
-            </w:tcMar>
-            <w:tcBorders>
-              <w:top w:val="single" w:sz="4" w:space="0" w:color="CCCCCC"/>
-              <w:bottom w:val="single" w:sz="4" w:space="0" w:color="CCCCCC"/>
-              <w:left w:val="single" w:sz="4" w:space="0" w:color="CCCCCC"/>
-              <w:right w:val="single" w:sz="4" w:space="0" w:color="CCCCCC"/>
-            </w:tcBorders>
-          </w:tcPr>
-          <w:p>
-            <w:pPr>
-              <w:spacing w:before="60" w:after="60" w:line="252" w:lineRule="auto"/>
-              <w:jc w:val="left"/>
-            </w:pPr>
-            <w:r/>
-            <w:r>
-              <w:rPr>
-                <w:b/>
-              </w:rPr>
-              <w:t>-0.25</w:t>
-            </w:r>
-          </w:p>
-        </w:tc>
-        <w:tc>
-          <w:tcPr>
-            <w:tcW w:type="dxa" w:w="1440"/>
-            <w:shd w:fill="FFFFFF"/>
-            <w:tcMar>
-              <w:top w:w="100" w:type="dxa"/>
-              <w:bottom w:w="100" w:type="dxa"/>
-              <w:left w:w="120" w:type="dxa"/>
-              <w:right w:w="120" w:type="dxa"/>
-            </w:tcMar>
-            <w:tcBorders>
-              <w:top w:val="single" w:sz="4" w:space="0" w:color="CCCCCC"/>
-              <w:bottom w:val="single" w:sz="4" w:space="0" w:color="CCCCCC"/>
-              <w:left w:val="single" w:sz="4" w:space="0" w:color="CCCCCC"/>
-              <w:right w:val="single" w:sz="4" w:space="0" w:color="CCCCCC"/>
-            </w:tcBorders>
-          </w:tcPr>
-          <w:p>
-            <w:pPr>
-              <w:spacing w:before="60" w:after="60" w:line="252" w:lineRule="auto"/>
-              <w:jc w:val="left"/>
-            </w:pPr>
-            <w:r/>
-            <w:r>
-              <w:t>BEAR</w:t>
-            </w:r>
-          </w:p>
-        </w:tc>
-      </w:tr>
-      <w:tr>
-        <w:tc>
-          <w:tcPr>
-            <w:tcW w:type="dxa" w:w="1584"/>
-            <w:shd w:fill="F8FAFC"/>
-            <w:tcMar>
-              <w:top w:w="100" w:type="dxa"/>
-              <w:bottom w:w="100" w:type="dxa"/>
-              <w:left w:w="120" w:type="dxa"/>
-              <w:right w:w="120" w:type="dxa"/>
-            </w:tcMar>
-            <w:tcBorders>
-              <w:top w:val="single" w:sz="4" w:space="0" w:color="CCCCCC"/>
-              <w:bottom w:val="single" w:sz="4" w:space="0" w:color="CCCCCC"/>
-              <w:left w:val="single" w:sz="4" w:space="0" w:color="CCCCCC"/>
-              <w:right w:val="single" w:sz="4" w:space="0" w:color="CCCCCC"/>
-            </w:tcBorders>
-          </w:tcPr>
-          <w:p>
-            <w:pPr>
-              <w:spacing w:before="60" w:after="60" w:line="252" w:lineRule="auto"/>
-              <w:jc w:val="left"/>
-            </w:pPr>
-            <w:r/>
-            <w:r>
-              <w:rPr>
-                <w:b/>
-              </w:rPr>
-              <w:t>Fri 02/10</w:t>
-            </w:r>
-          </w:p>
-        </w:tc>
-        <w:tc>
-          <w:tcPr>
-            <w:tcW w:type="dxa" w:w="864"/>
-            <w:shd w:fill="F8FAFC"/>
-            <w:tcMar>
-              <w:top w:w="100" w:type="dxa"/>
-              <w:bottom w:w="100" w:type="dxa"/>
-              <w:left w:w="120" w:type="dxa"/>
-              <w:right w:w="120" w:type="dxa"/>
-            </w:tcMar>
-            <w:tcBorders>
-              <w:top w:val="single" w:sz="4" w:space="0" w:color="CCCCCC"/>
-              <w:bottom w:val="single" w:sz="4" w:space="0" w:color="CCCCCC"/>
-              <w:left w:val="single" w:sz="4" w:space="0" w:color="CCCCCC"/>
-              <w:right w:val="single" w:sz="4" w:space="0" w:color="CCCCCC"/>
-            </w:tcBorders>
-          </w:tcPr>
-          <w:p>
-            <w:pPr>
-              <w:spacing w:before="60" w:after="60" w:line="252" w:lineRule="auto"/>
-              <w:jc w:val="left"/>
-            </w:pPr>
-            <w:r/>
-            <w:r>
-              <w:t>NY Open 21-23</w:t>
-            </w:r>
-          </w:p>
-        </w:tc>
-        <w:tc>
-          <w:tcPr>
-            <w:tcW w:type="dxa" w:w="1440"/>
-            <w:shd w:fill="F8FAFC"/>
-            <w:tcMar>
-              <w:top w:w="100" w:type="dxa"/>
-              <w:bottom w:w="100" w:type="dxa"/>
-              <w:left w:w="120" w:type="dxa"/>
-              <w:right w:w="120" w:type="dxa"/>
-            </w:tcMar>
-            <w:tcBorders>
-              <w:top w:val="single" w:sz="4" w:space="0" w:color="CCCCCC"/>
-              <w:bottom w:val="single" w:sz="4" w:space="0" w:color="CCCCCC"/>
-              <w:left w:val="single" w:sz="4" w:space="0" w:color="CCCCCC"/>
-              <w:right w:val="single" w:sz="4" w:space="0" w:color="CCCCCC"/>
-            </w:tcBorders>
-          </w:tcPr>
-          <w:p>
-            <w:pPr>
-              <w:spacing w:before="60" w:after="60" w:line="252" w:lineRule="auto"/>
-              <w:jc w:val="left"/>
-            </w:pPr>
-            <w:r/>
-            <w:r>
-              <w:t>716.00</w:t>
-            </w:r>
-          </w:p>
-        </w:tc>
-        <w:tc>
-          <w:tcPr>
-            <w:tcW w:type="dxa" w:w="2016"/>
-            <w:shd w:fill="F8FAFC"/>
-            <w:tcMar>
-              <w:top w:w="100" w:type="dxa"/>
-              <w:bottom w:w="100" w:type="dxa"/>
-              <w:left w:w="120" w:type="dxa"/>
-              <w:right w:w="120" w:type="dxa"/>
-            </w:tcMar>
-            <w:tcBorders>
-              <w:top w:val="single" w:sz="4" w:space="0" w:color="CCCCCC"/>
-              <w:bottom w:val="single" w:sz="4" w:space="0" w:color="CCCCCC"/>
-              <w:left w:val="single" w:sz="4" w:space="0" w:color="CCCCCC"/>
-              <w:right w:val="single" w:sz="4" w:space="0" w:color="CCCCCC"/>
-            </w:tcBorders>
-          </w:tcPr>
-          <w:p>
-            <w:pPr>
-              <w:spacing w:before="60" w:after="60" w:line="252" w:lineRule="auto"/>
-              <w:jc w:val="left"/>
-            </w:pPr>
-            <w:r/>
-            <w:r>
-              <w:t>724.50</w:t>
-            </w:r>
-          </w:p>
-        </w:tc>
-        <w:tc>
-          <w:tcPr>
-            <w:tcW w:type="dxa" w:w="1152"/>
-            <w:shd w:fill="F8FAFC"/>
-            <w:tcMar>
-              <w:top w:w="100" w:type="dxa"/>
-              <w:bottom w:w="100" w:type="dxa"/>
-              <w:left w:w="120" w:type="dxa"/>
-              <w:right w:w="120" w:type="dxa"/>
-            </w:tcMar>
-            <w:tcBorders>
-              <w:top w:val="single" w:sz="4" w:space="0" w:color="CCCCCC"/>
-              <w:bottom w:val="single" w:sz="4" w:space="0" w:color="CCCCCC"/>
-              <w:left w:val="single" w:sz="4" w:space="0" w:color="CCCCCC"/>
-              <w:right w:val="single" w:sz="4" w:space="0" w:color="CCCCCC"/>
-            </w:tcBorders>
-          </w:tcPr>
-          <w:p>
-            <w:pPr>
-              <w:spacing w:before="60" w:after="60" w:line="252" w:lineRule="auto"/>
-              <w:jc w:val="left"/>
-            </w:pPr>
-            <w:r/>
-            <w:r>
-              <w:t>702.00</w:t>
-            </w:r>
-          </w:p>
-        </w:tc>
-        <w:tc>
-          <w:tcPr>
-            <w:tcW w:type="dxa" w:w="1728"/>
-            <w:shd w:fill="F8FAFC"/>
-            <w:tcMar>
-              <w:top w:w="100" w:type="dxa"/>
-              <w:bottom w:w="100" w:type="dxa"/>
-              <w:left w:w="120" w:type="dxa"/>
-              <w:right w:w="120" w:type="dxa"/>
-            </w:tcMar>
-            <w:tcBorders>
-              <w:top w:val="single" w:sz="4" w:space="0" w:color="CCCCCC"/>
-              <w:bottom w:val="single" w:sz="4" w:space="0" w:color="CCCCCC"/>
-              <w:left w:val="single" w:sz="4" w:space="0" w:color="CCCCCC"/>
-              <w:right w:val="single" w:sz="4" w:space="0" w:color="CCCCCC"/>
-            </w:tcBorders>
-          </w:tcPr>
-          <w:p>
-            <w:pPr>
-              <w:spacing w:before="60" w:after="60" w:line="252" w:lineRule="auto"/>
-              <w:jc w:val="left"/>
-            </w:pPr>
-            <w:r/>
-            <w:r>
-              <w:rPr>
-                <w:b/>
-              </w:rPr>
-              <w:t>717.75</w:t>
-            </w:r>
-          </w:p>
-        </w:tc>
-        <w:tc>
-          <w:tcPr>
-            <w:tcW w:type="dxa" w:w="3456"/>
-            <w:shd w:fill="F8FAFC"/>
-            <w:tcMar>
-              <w:top w:w="100" w:type="dxa"/>
-              <w:bottom w:w="100" w:type="dxa"/>
-              <w:left w:w="120" w:type="dxa"/>
-              <w:right w:w="120" w:type="dxa"/>
-            </w:tcMar>
-            <w:tcBorders>
-              <w:top w:val="single" w:sz="4" w:space="0" w:color="CCCCCC"/>
-              <w:bottom w:val="single" w:sz="4" w:space="0" w:color="CCCCCC"/>
-              <w:left w:val="single" w:sz="4" w:space="0" w:color="CCCCCC"/>
-              <w:right w:val="single" w:sz="4" w:space="0" w:color="CCCCCC"/>
-            </w:tcBorders>
-          </w:tcPr>
-          <w:p>
-            <w:pPr>
-              <w:spacing w:before="60" w:after="60" w:line="252" w:lineRule="auto"/>
-              <w:jc w:val="left"/>
-            </w:pPr>
-            <w:r/>
-            <w:r>
-              <w:rPr>
-                <w:b/>
-              </w:rPr>
-              <w:t>+1.75</w:t>
-            </w:r>
-          </w:p>
-        </w:tc>
-        <w:tc>
-          <w:tcPr>
-            <w:tcW w:type="dxa" w:w="1440"/>
-            <w:shd w:fill="F8FAFC"/>
-            <w:tcMar>
-              <w:top w:w="100" w:type="dxa"/>
-              <w:bottom w:w="100" w:type="dxa"/>
-              <w:left w:w="120" w:type="dxa"/>
-              <w:right w:w="120" w:type="dxa"/>
-            </w:tcMar>
-            <w:tcBorders>
-              <w:top w:val="single" w:sz="4" w:space="0" w:color="CCCCCC"/>
-              <w:bottom w:val="single" w:sz="4" w:space="0" w:color="CCCCCC"/>
-              <w:left w:val="single" w:sz="4" w:space="0" w:color="CCCCCC"/>
-              <w:right w:val="single" w:sz="4" w:space="0" w:color="CCCCCC"/>
-            </w:tcBorders>
-          </w:tcPr>
-          <w:p>
-            <w:pPr>
-              <w:spacing w:before="60" w:after="60" w:line="252" w:lineRule="auto"/>
-              <w:jc w:val="left"/>
-            </w:pPr>
-            <w:r/>
-            <w:r>
-              <w:t>BULL</w:t>
-            </w:r>
-          </w:p>
-        </w:tc>
-      </w:tr>
-      <w:tr>
-        <w:tc>
-          <w:tcPr>
-            <w:tcW w:type="dxa" w:w="1584"/>
-            <w:shd w:fill="FFFFFF"/>
-            <w:tcMar>
-              <w:top w:w="100" w:type="dxa"/>
-              <w:bottom w:w="100" w:type="dxa"/>
-              <w:left w:w="120" w:type="dxa"/>
-              <w:right w:w="120" w:type="dxa"/>
-            </w:tcMar>
-            <w:tcBorders>
-              <w:top w:val="single" w:sz="4" w:space="0" w:color="CCCCCC"/>
-              <w:bottom w:val="single" w:sz="4" w:space="0" w:color="CCCCCC"/>
-              <w:left w:val="single" w:sz="4" w:space="0" w:color="CCCCCC"/>
-              <w:right w:val="single" w:sz="4" w:space="0" w:color="CCCCCC"/>
-            </w:tcBorders>
-          </w:tcPr>
-          <w:p>
-            <w:pPr>
-              <w:spacing w:before="60" w:after="60" w:line="252" w:lineRule="auto"/>
-              <w:jc w:val="left"/>
-            </w:pPr>
-            <w:r/>
-            <w:r>
-              <w:rPr>
-                <w:b/>
-              </w:rPr>
-              <w:t>Fri 02/10</w:t>
-            </w:r>
-          </w:p>
-        </w:tc>
-        <w:tc>
-          <w:tcPr>
-            <w:tcW w:type="dxa" w:w="864"/>
-            <w:shd w:fill="FFFFFF"/>
-            <w:tcMar>
-              <w:top w:w="100" w:type="dxa"/>
-              <w:bottom w:w="100" w:type="dxa"/>
-              <w:left w:w="120" w:type="dxa"/>
-              <w:right w:w="120" w:type="dxa"/>
-            </w:tcMar>
-            <w:tcBorders>
-              <w:top w:val="single" w:sz="4" w:space="0" w:color="CCCCCC"/>
-              <w:bottom w:val="single" w:sz="4" w:space="0" w:color="CCCCCC"/>
-              <w:left w:val="single" w:sz="4" w:space="0" w:color="CCCCCC"/>
-              <w:right w:val="single" w:sz="4" w:space="0" w:color="CCCCCC"/>
-            </w:tcBorders>
-          </w:tcPr>
-          <w:p>
-            <w:pPr>
-              <w:spacing w:before="60" w:after="60" w:line="252" w:lineRule="auto"/>
-              <w:jc w:val="left"/>
-            </w:pPr>
-            <w:r/>
-            <w:r>
-              <w:t>NY Close 23-01</w:t>
-            </w:r>
-          </w:p>
-        </w:tc>
-        <w:tc>
-          <w:tcPr>
-            <w:tcW w:type="dxa" w:w="1440"/>
-            <w:shd w:fill="FFFFFF"/>
-            <w:tcMar>
-              <w:top w:w="100" w:type="dxa"/>
-              <w:bottom w:w="100" w:type="dxa"/>
-              <w:left w:w="120" w:type="dxa"/>
-              <w:right w:w="120" w:type="dxa"/>
-            </w:tcMar>
-            <w:tcBorders>
-              <w:top w:val="single" w:sz="4" w:space="0" w:color="CCCCCC"/>
-              <w:bottom w:val="single" w:sz="4" w:space="0" w:color="CCCCCC"/>
-              <w:left w:val="single" w:sz="4" w:space="0" w:color="CCCCCC"/>
-              <w:right w:val="single" w:sz="4" w:space="0" w:color="CCCCCC"/>
-            </w:tcBorders>
-          </w:tcPr>
-          <w:p>
-            <w:pPr>
-              <w:spacing w:before="60" w:after="60" w:line="252" w:lineRule="auto"/>
-              <w:jc w:val="left"/>
-            </w:pPr>
-            <w:r/>
-            <w:r>
-              <w:t>717.75</w:t>
-            </w:r>
-          </w:p>
-        </w:tc>
-        <w:tc>
-          <w:tcPr>
-            <w:tcW w:type="dxa" w:w="2016"/>
-            <w:shd w:fill="FFFFFF"/>
-            <w:tcMar>
-              <w:top w:w="100" w:type="dxa"/>
-              <w:bottom w:w="100" w:type="dxa"/>
-              <w:left w:w="120" w:type="dxa"/>
-              <w:right w:w="120" w:type="dxa"/>
-            </w:tcMar>
-            <w:tcBorders>
-              <w:top w:val="single" w:sz="4" w:space="0" w:color="CCCCCC"/>
-              <w:bottom w:val="single" w:sz="4" w:space="0" w:color="CCCCCC"/>
-              <w:left w:val="single" w:sz="4" w:space="0" w:color="CCCCCC"/>
-              <w:right w:val="single" w:sz="4" w:space="0" w:color="CCCCCC"/>
-            </w:tcBorders>
-          </w:tcPr>
-          <w:p>
-            <w:pPr>
-              <w:spacing w:before="60" w:after="60" w:line="252" w:lineRule="auto"/>
-              <w:jc w:val="left"/>
-            </w:pPr>
-            <w:r/>
-            <w:r>
-              <w:t>724.00</w:t>
-            </w:r>
-          </w:p>
-        </w:tc>
-        <w:tc>
-          <w:tcPr>
-            <w:tcW w:type="dxa" w:w="1152"/>
-            <w:shd w:fill="FFFFFF"/>
-            <w:tcMar>
-              <w:top w:w="100" w:type="dxa"/>
-              <w:bottom w:w="100" w:type="dxa"/>
-              <w:left w:w="120" w:type="dxa"/>
-              <w:right w:w="120" w:type="dxa"/>
-            </w:tcMar>
-            <w:tcBorders>
-              <w:top w:val="single" w:sz="4" w:space="0" w:color="CCCCCC"/>
-              <w:bottom w:val="single" w:sz="4" w:space="0" w:color="CCCCCC"/>
-              <w:left w:val="single" w:sz="4" w:space="0" w:color="CCCCCC"/>
-              <w:right w:val="single" w:sz="4" w:space="0" w:color="CCCCCC"/>
-            </w:tcBorders>
-          </w:tcPr>
-          <w:p>
-            <w:pPr>
-              <w:spacing w:before="60" w:after="60" w:line="252" w:lineRule="auto"/>
-              <w:jc w:val="left"/>
-            </w:pPr>
-            <w:r/>
-            <w:r>
-              <w:t>711.25</w:t>
-            </w:r>
-          </w:p>
-        </w:tc>
-        <w:tc>
-          <w:tcPr>
-            <w:tcW w:type="dxa" w:w="1728"/>
-            <w:shd w:fill="FFFFFF"/>
-            <w:tcMar>
-              <w:top w:w="100" w:type="dxa"/>
-              <w:bottom w:w="100" w:type="dxa"/>
-              <w:left w:w="120" w:type="dxa"/>
-              <w:right w:w="120" w:type="dxa"/>
-            </w:tcMar>
-            <w:tcBorders>
-              <w:top w:val="single" w:sz="4" w:space="0" w:color="CCCCCC"/>
-              <w:bottom w:val="single" w:sz="4" w:space="0" w:color="CCCCCC"/>
-              <w:left w:val="single" w:sz="4" w:space="0" w:color="CCCCCC"/>
-              <w:right w:val="single" w:sz="4" w:space="0" w:color="CCCCCC"/>
-            </w:tcBorders>
-          </w:tcPr>
-          <w:p>
-            <w:pPr>
-              <w:spacing w:before="60" w:after="60" w:line="252" w:lineRule="auto"/>
-              <w:jc w:val="left"/>
-            </w:pPr>
-            <w:r/>
-            <w:r>
-              <w:rPr>
-                <w:b/>
-              </w:rPr>
-              <w:t>717.00</w:t>
+              <w:t>716.75</w:t>
             </w:r>
           </w:p>
         </w:tc>

--- a/Daily Reports/30_09_2026-CBOT Reports.docx
+++ b/Daily Reports/30_09_2026-CBOT Reports.docx
@@ -104,7 +104,7 @@
           <w:color w:val="5C768D"/>
           <w:sz w:val="19"/>
         </w:rPr>
-        <w:t>Cập nhật tự động qua `macro_tracker.py` vào lúc 14:01 ICT ngày 30/09/2026</w:t>
+        <w:t>Cập nhật tự động qua `macro_tracker.py` vào lúc 15:47 ICT ngày 30/09/2026</w:t>
       </w:r>
     </w:p>
     <w:tbl>
@@ -313,7 +313,7 @@
               <w:rPr>
                 <w:b/>
               </w:rPr>
-              <w:t>96.36 / thùng</w:t>
+              <w:t>96.33 / thùng</w:t>
             </w:r>
           </w:p>
         </w:tc>
@@ -344,7 +344,7 @@
               <w:rPr>
                 <w:b/>
               </w:rPr>
-              <w:t>-6.07%</w:t>
+              <w:t>-6.10%</w:t>
             </w:r>
           </w:p>
         </w:tc>
@@ -442,7 +442,7 @@
               <w:rPr>
                 <w:b/>
               </w:rPr>
-              <w:t>101.28</w:t>
+              <w:t>101.25</w:t>
             </w:r>
           </w:p>
         </w:tc>
@@ -473,7 +473,7 @@
               <w:rPr>
                 <w:b/>
               </w:rPr>
-              <w:t>-0.08%</w:t>
+              <w:t>-0.12%</w:t>
             </w:r>
           </w:p>
         </w:tc>
@@ -1218,7 +1218,7 @@
         <w:rPr>
           <w:b/>
         </w:rPr>
-        <w:t>`96.36` (-6.07%)</w:t>
+        <w:t>`96.33` (-6.10%)</w:t>
       </w:r>
       <w:r>
         <w:t xml:space="preserve"> | DXY: </w:t>
@@ -1227,7 +1227,7 @@
         <w:rPr>
           <w:b/>
         </w:rPr>
-        <w:t>`101.28` (-0.08%)</w:t>
+        <w:t>`101.25` (-0.12%)</w:t>
       </w:r>
       <w:r>
         <w:t xml:space="preserve"> | Lúa mì CBOT: </w:t>
@@ -1236,7 +1236,7 @@
         <w:rPr>
           <w:b/>
         </w:rPr>
-        <w:t>`695.50` (+0.40%)</w:t>
+        <w:t>`695.75` (+0.43%)</w:t>
       </w:r>
       <w:r>
         <w:t>.</w:t>
@@ -1306,7 +1306,7 @@
           <w:color w:val="5C768D"/>
           <w:sz w:val="19"/>
         </w:rPr>
-        <w:t>Cập nhật tự động lúc 14:01 ICT ngày 30/09/2026 — Nguồn: NOAA, USDA, BOM Australia</w:t>
+        <w:t>Cập nhật tự động lúc 15:47 ICT ngày 30/09/2026 — Nguồn: NOAA, USDA, BOM Australia</w:t>
       </w:r>
     </w:p>
     <w:p>
@@ -3574,7 +3574,7 @@
               <w:rPr>
                 <w:b/>
               </w:rPr>
-              <w:t>522.75</w:t>
+              <w:t>525.25</w:t>
             </w:r>
           </w:p>
         </w:tc>
@@ -3605,7 +3605,7 @@
               <w:rPr>
                 <w:b/>
               </w:rPr>
-              <w:t>522.67 (-0.08)</w:t>
+              <w:t>525.23 (-0.02)</w:t>
             </w:r>
           </w:p>
         </w:tc>
@@ -3633,7 +3633,7 @@
             </w:pPr>
             <w:r/>
             <w:r>
-              <w:t>Bearish (522.61 &lt; 523.24)</w:t>
+              <w:t>Bearish (522.99 &lt; 523.36)</w:t>
             </w:r>
           </w:p>
         </w:tc>
@@ -3661,7 +3661,7 @@
             </w:pPr>
             <w:r/>
             <w:r>
-              <w:t>0.75 cents</w:t>
+              <w:t>1.75 cents</w:t>
             </w:r>
           </w:p>
         </w:tc>
@@ -3822,7 +3822,7 @@
               <w:rPr>
                 <w:b/>
               </w:rPr>
-              <w:t>695.50</w:t>
+              <w:t>695.75</w:t>
             </w:r>
           </w:p>
         </w:tc>
@@ -3853,7 +3853,7 @@
               <w:rPr>
                 <w:b/>
               </w:rPr>
-              <w:t>696.45 (+0.95)</w:t>
+              <w:t>696.77 (+1.02)</w:t>
             </w:r>
           </w:p>
         </w:tc>
@@ -3881,7 +3881,7 @@
             </w:pPr>
             <w:r/>
             <w:r>
-              <w:t>Bearish (692.10 &lt; 693.05)</w:t>
+              <w:t>Bearish (692.64 &lt; 693.21)</w:t>
             </w:r>
           </w:p>
         </w:tc>
@@ -3909,7 +3909,7 @@
             </w:pPr>
             <w:r/>
             <w:r>
-              <w:t>2.25 cents</w:t>
+              <w:t>2.00 cents</w:t>
             </w:r>
           </w:p>
         </w:tc>
@@ -4347,7 +4347,7 @@
                 <w:b/>
                 <w:color w:val="15803D"/>
               </w:rPr>
-              <w:t>521.00 - 522.61 cents (Canh mua vùng hỗ trợ)</w:t>
+              <w:t>523.75 - 522.99 cents (Canh mua vùng hỗ trợ)</w:t>
             </w:r>
           </w:p>
         </w:tc>
@@ -4378,7 +4378,7 @@
               <w:rPr>
                 <w:b/>
               </w:rPr>
-              <w:t>512.51 cents (Dưới cản S2 + 1.5x ATR)</w:t>
+              <w:t>512.28 cents (Dưới cản S2 + 1.5x ATR)</w:t>
             </w:r>
           </w:p>
         </w:tc>
@@ -4414,7 +4414,7 @@
                 <w:color w:val="D97706"/>
                 <w:sz w:val="19"/>
               </w:rPr>
-              <w:t xml:space="preserve"> 524.75 cents </w:t>
+              <w:t xml:space="preserve"> 526.50 cents </w:t>
             </w:r>
             <w:r>
               <w:t xml:space="preserve"> / TP2: </w:t>
@@ -4559,7 +4559,7 @@
               <w:rPr>
                 <w:b/>
               </w:rPr>
-              <w:t>519.50 - 521.00 cents</w:t>
+              <w:t>522.25 - 523.75 cents</w:t>
             </w:r>
           </w:p>
         </w:tc>
@@ -4590,7 +4590,7 @@
               <w:rPr>
                 <w:b/>
               </w:rPr>
-              <w:t>513.26 cents (Chống quét SL tuyệt đối)</w:t>
+              <w:t>513.11 cents (Chống quét SL tuyệt đối)</w:t>
             </w:r>
           </w:p>
         </w:tc>
@@ -4752,7 +4752,7 @@
               <w:rPr>
                 <w:b/>
               </w:rPr>
-              <w:t>524.75 - 526.25 cents</w:t>
+              <w:t>526.50 - 528.00 cents</w:t>
             </w:r>
           </w:p>
         </w:tc>
@@ -4783,7 +4783,7 @@
               <w:rPr>
                 <w:b/>
               </w:rPr>
-              <w:t>526.24 cents</w:t>
+              <w:t>528.14 cents</w:t>
             </w:r>
           </w:p>
         </w:tc>
@@ -4945,7 +4945,7 @@
               <w:rPr>
                 <w:b/>
               </w:rPr>
-              <w:t>508.78 - 514.75 cents</w:t>
+              <w:t>508.17 - 514.75 cents</w:t>
             </w:r>
           </w:p>
         </w:tc>
@@ -5126,7 +5126,7 @@
                 <w:b/>
                 <w:color w:val="B91C1C"/>
               </w:rPr>
-              <w:t>692.10 - 693.05 cents (Canh bán hồi kỹ thuật H1)</w:t>
+              <w:t>692.64 - 693.21 cents (Canh bán hồi kỹ thuật H1)</w:t>
             </w:r>
           </w:p>
         </w:tc>
@@ -5157,7 +5157,7 @@
               <w:rPr>
                 <w:b/>
               </w:rPr>
-              <w:t>799.15 cents (Trên kháng cự R2 + 1.5x ATR)</w:t>
+              <w:t>799.07 cents (Trên kháng cự R2 + 1.5x ATR)</w:t>
             </w:r>
           </w:p>
         </w:tc>
@@ -5304,7 +5304,7 @@
                 <w:b/>
                 <w:color w:val="15803D"/>
               </w:rPr>
-              <w:t>Long trung hạn (Swing) (ZWH27)</w:t>
+              <w:t>Long trung hạn (Swing) (ZWZ26)</w:t>
             </w:r>
           </w:p>
         </w:tc>
@@ -5335,7 +5335,7 @@
               <w:rPr>
                 <w:b/>
               </w:rPr>
-              <w:t>703.25 - 705.25 cents</w:t>
+              <w:t>687.25 - 689.25 cents</w:t>
             </w:r>
           </w:p>
         </w:tc>
@@ -5366,7 +5366,7 @@
               <w:rPr>
                 <w:b/>
               </w:rPr>
-              <w:t>693.77 cents</w:t>
+              <w:t>678.78 cents</w:t>
             </w:r>
           </w:p>
         </w:tc>
@@ -5397,7 +5397,7 @@
               <w:rPr>
                 <w:b/>
               </w:rPr>
-              <w:t>717.25 cents (Đón sóng hồi trung hạn ~14.5 giá)</w:t>
+              <w:t>697.75 cents (Đón sóng hồi trung hạn ~14.5 giá)</w:t>
             </w:r>
           </w:p>
         </w:tc>
@@ -5497,7 +5497,7 @@
                 <w:b/>
                 <w:color w:val="B91C1C"/>
               </w:rPr>
-              <w:t>Short trung hạn (Swing) (ZWH27)</w:t>
+              <w:t>Short trung hạn (Swing) (ZWZ26)</w:t>
             </w:r>
           </w:p>
         </w:tc>
@@ -5528,7 +5528,7 @@
               <w:rPr>
                 <w:b/>
               </w:rPr>
-              <w:t>717.25 - 719.25 cents</w:t>
+              <w:t>697.75 - 699.75 cents</w:t>
             </w:r>
           </w:p>
         </w:tc>
@@ -5559,7 +5559,7 @@
               <w:rPr>
                 <w:b/>
               </w:rPr>
-              <w:t>719.73 cents</w:t>
+              <w:t>700.47 cents</w:t>
             </w:r>
           </w:p>
         </w:tc>
@@ -5590,7 +5590,7 @@
               <w:rPr>
                 <w:b/>
               </w:rPr>
-              <w:t>696.25 cents (Thuận xu hướng giảm ngắn hạn)</w:t>
+              <w:t>681.50 cents (Thuận xu hướng giảm ngắn hạn)</w:t>
             </w:r>
           </w:p>
         </w:tc>
@@ -5721,7 +5721,7 @@
               <w:rPr>
                 <w:b/>
               </w:rPr>
-              <w:t>670.43 - 681.50 cents</w:t>
+              <w:t>670.63 - 681.50 cents</w:t>
             </w:r>
           </w:p>
         </w:tc>
@@ -11609,7 +11609,7 @@
         <w:t>Giá Chốt Phiên (Close):</w:t>
       </w:r>
       <w:r>
-        <w:t xml:space="preserve"> 522.75 cents | </w:t>
+        <w:t xml:space="preserve"> 525.25 cents | </w:t>
       </w:r>
       <w:r>
         <w:rPr>
@@ -11624,10 +11624,10 @@
         <w:rPr>
           <w:b/>
         </w:rPr>
-        <w:t>`522.67 cents`</w:t>
+        <w:t>`525.23 cents`</w:t>
       </w:r>
       <w:r>
-        <w:t xml:space="preserve"> (-0.08).</w:t>
+        <w:t xml:space="preserve"> (-0.02).</w:t>
       </w:r>
     </w:p>
     <w:p>
@@ -11648,7 +11648,7 @@
         <w:rPr>
           <w:b/>
         </w:rPr>
-        <w:t>`6,506`</w:t>
+        <w:t>`11,669`</w:t>
       </w:r>
       <w:r>
         <w:t xml:space="preserve"> (Chênh lệch: </w:t>
@@ -11657,7 +11657,7 @@
         <w:rPr>
           <w:b/>
         </w:rPr>
-        <w:t>`-239,269`</w:t>
+        <w:t>`-234,106`</w:t>
       </w:r>
       <w:r>
         <w:t xml:space="preserve">) | OI: </w:t>
@@ -11991,7 +11991,7 @@
               <w:rPr>
                 <w:b/>
               </w:rPr>
-              <w:t>96.36</w:t>
+              <w:t>96.33</w:t>
             </w:r>
           </w:p>
         </w:tc>
@@ -12022,7 +12022,7 @@
               <w:rPr>
                 <w:b/>
               </w:rPr>
-              <w:t>-6.07%</w:t>
+              <w:t>-6.10%</w:t>
             </w:r>
           </w:p>
         </w:tc>
@@ -12114,7 +12114,7 @@
               <w:rPr>
                 <w:b/>
               </w:rPr>
-              <w:t>101.28</w:t>
+              <w:t>101.25</w:t>
             </w:r>
           </w:p>
         </w:tc>
@@ -12145,7 +12145,7 @@
               <w:rPr>
                 <w:b/>
               </w:rPr>
-              <w:t>-0.08%</w:t>
+              <w:t>-0.12%</w:t>
             </w:r>
           </w:p>
         </w:tc>
@@ -12749,7 +12749,7 @@
         <w:t xml:space="preserve"> EMA_21 </w:t>
       </w:r>
       <w:r>
-        <w:t xml:space="preserve"> (522.61) &lt; </w:t>
+        <w:t xml:space="preserve"> (522.99) &lt; </w:t>
       </w:r>
       <w:r>
         <w:rPr>
@@ -12760,7 +12760,7 @@
         <w:t xml:space="preserve"> EMA_50 </w:t>
       </w:r>
       <w:r>
-        <w:t xml:space="preserve"> (523.24).</w:t>
+        <w:t xml:space="preserve"> (523.36).</w:t>
       </w:r>
     </w:p>
     <w:p>
@@ -12781,7 +12781,7 @@
         <w:rPr>
           <w:b/>
         </w:rPr>
-        <w:t>`50.31`</w:t>
+        <w:t>`60.36`</w:t>
       </w:r>
       <w:r>
         <w:t xml:space="preserve"> | ATR (14) = </w:t>
@@ -12790,7 +12790,7 @@
         <w:rPr>
           <w:b/>
         </w:rPr>
-        <w:t>`1.49`</w:t>
+        <w:t>`1.64`</w:t>
       </w:r>
       <w:r>
         <w:t xml:space="preserve"> cents | Volatility = </w:t>
@@ -12799,7 +12799,7 @@
         <w:rPr>
           <w:b/>
         </w:rPr>
-        <w:t>`0.75 cents`</w:t>
+        <w:t>`1.75 cents`</w:t>
       </w:r>
       <w:r>
         <w:t>.</w:t>
@@ -12823,7 +12823,7 @@
         <w:rPr>
           <w:b/>
         </w:rPr>
-        <w:t>`521.00`</w:t>
+        <w:t>`523.75`</w:t>
       </w:r>
       <w:r>
         <w:t xml:space="preserve"> | S2: </w:t>
@@ -12841,7 +12841,7 @@
         <w:rPr>
           <w:b/>
         </w:rPr>
-        <w:t>`524.75`</w:t>
+        <w:t>`526.50`</w:t>
       </w:r>
       <w:r>
         <w:t xml:space="preserve"> | R2: </w:t>
@@ -13584,7 +13584,7 @@
           <w:b/>
           <w:color w:val="15803D"/>
         </w:rPr>
-        <w:t>`521.00 - 522.61 cents (Canh mua vùng hỗ trợ)`</w:t>
+        <w:t>`523.75 - 522.99 cents (Canh mua vùng hỗ trợ)`</w:t>
       </w:r>
       <w:r>
         <w:t xml:space="preserve"> | SL: </w:t>
@@ -13593,7 +13593,7 @@
         <w:rPr>
           <w:b/>
         </w:rPr>
-        <w:t>`512.51 cents (Dưới cản S2 + 1.5x ATR)`</w:t>
+        <w:t>`512.28 cents (Dưới cản S2 + 1.5x ATR)`</w:t>
       </w:r>
       <w:r>
         <w:t xml:space="preserve"> | TP: </w:t>
@@ -13604,7 +13604,7 @@
           <w:color w:val="D97706"/>
           <w:sz w:val="19"/>
         </w:rPr>
-        <w:t xml:space="preserve"> 524.75 cents </w:t>
+        <w:t xml:space="preserve"> 526.50 cents </w:t>
       </w:r>
       <w:r>
         <w:t xml:space="preserve"> / </w:t>
@@ -13655,7 +13655,7 @@
         <w:rPr>
           <w:b/>
         </w:rPr>
-        <w:t>`519.50 - 521.00 cents`</w:t>
+        <w:t>`522.25 - 523.75 cents`</w:t>
       </w:r>
       <w:r>
         <w:t xml:space="preserve"> | SL: </w:t>
@@ -13664,7 +13664,7 @@
         <w:rPr>
           <w:b/>
         </w:rPr>
-        <w:t>`513.26 cents (Chống quét SL tuyệt đối)`</w:t>
+        <w:t>`513.11 cents (Chống quét SL tuyệt đối)`</w:t>
       </w:r>
       <w:r>
         <w:t xml:space="preserve"> | TP: </w:t>
@@ -13701,7 +13701,7 @@
         <w:rPr>
           <w:b/>
         </w:rPr>
-        <w:t>`524.75 - 526.25 cents`</w:t>
+        <w:t>`526.50 - 528.00 cents`</w:t>
       </w:r>
       <w:r>
         <w:t xml:space="preserve"> | SL: </w:t>
@@ -13710,7 +13710,7 @@
         <w:rPr>
           <w:b/>
         </w:rPr>
-        <w:t>`526.24 cents`</w:t>
+        <w:t>`528.14 cents`</w:t>
       </w:r>
       <w:r>
         <w:t xml:space="preserve"> | TP: </w:t>
@@ -13759,7 +13759,7 @@
         <w:rPr>
           <w:b/>
         </w:rPr>
-        <w:t>`508.78 - 514.75 cents`</w:t>
+        <w:t>`508.17 - 514.75 cents`</w:t>
       </w:r>
     </w:p>
     <w:p>
@@ -14166,7 +14166,7 @@
             </w:pPr>
             <w:r/>
             <w:r>
-              <w:t>522.75</w:t>
+              <w:t>525.25</w:t>
             </w:r>
           </w:p>
         </w:tc>
@@ -14194,7 +14194,7 @@
             </w:pPr>
             <w:r/>
             <w:r>
-              <w:t>526.50</w:t>
+              <w:t>529.00</w:t>
             </w:r>
           </w:p>
         </w:tc>
@@ -14222,7 +14222,7 @@
             </w:pPr>
             <w:r/>
             <w:r>
-              <w:t>519.50</w:t>
+              <w:t>522.00</w:t>
             </w:r>
           </w:p>
         </w:tc>
@@ -14253,7 +14253,7 @@
               <w:rPr>
                 <w:b/>
               </w:rPr>
-              <w:t>523.00</w:t>
+              <w:t>525.50</w:t>
             </w:r>
           </w:p>
         </w:tc>
@@ -14401,7 +14401,7 @@
             </w:pPr>
             <w:r/>
             <w:r>
-              <w:t>523.00</w:t>
+              <w:t>525.50</w:t>
             </w:r>
           </w:p>
         </w:tc>
@@ -14429,7 +14429,7 @@
             </w:pPr>
             <w:r/>
             <w:r>
-              <w:t>525.75</w:t>
+              <w:t>528.25</w:t>
             </w:r>
           </w:p>
         </w:tc>
@@ -14457,7 +14457,7 @@
             </w:pPr>
             <w:r/>
             <w:r>
-              <w:t>519.25</w:t>
+              <w:t>521.75</w:t>
             </w:r>
           </w:p>
         </w:tc>
@@ -14488,7 +14488,7 @@
               <w:rPr>
                 <w:b/>
               </w:rPr>
-              <w:t>522.50</w:t>
+              <w:t>525.00</w:t>
             </w:r>
           </w:p>
         </w:tc>
@@ -14636,7 +14636,7 @@
             </w:pPr>
             <w:r/>
             <w:r>
-              <w:t>522.50</w:t>
+              <w:t>525.00</w:t>
             </w:r>
           </w:p>
         </w:tc>
@@ -14664,7 +14664,7 @@
             </w:pPr>
             <w:r/>
             <w:r>
-              <w:t>525.50</w:t>
+              <w:t>528.00</w:t>
             </w:r>
           </w:p>
         </w:tc>
@@ -14692,7 +14692,7 @@
             </w:pPr>
             <w:r/>
             <w:r>
-              <w:t>518.50</w:t>
+              <w:t>521.00</w:t>
             </w:r>
           </w:p>
         </w:tc>
@@ -14723,7 +14723,7 @@
               <w:rPr>
                 <w:b/>
               </w:rPr>
-              <w:t>523.25</w:t>
+              <w:t>525.75</w:t>
             </w:r>
           </w:p>
         </w:tc>
@@ -14871,7 +14871,7 @@
             </w:pPr>
             <w:r/>
             <w:r>
-              <w:t>523.25</w:t>
+              <w:t>525.75</w:t>
             </w:r>
           </w:p>
         </w:tc>
@@ -14899,7 +14899,7 @@
             </w:pPr>
             <w:r/>
             <w:r>
-              <w:t>527.75</w:t>
+              <w:t>530.25</w:t>
             </w:r>
           </w:p>
         </w:tc>
@@ -14927,7 +14927,7 @@
             </w:pPr>
             <w:r/>
             <w:r>
-              <w:t>518.25</w:t>
+              <w:t>520.75</w:t>
             </w:r>
           </w:p>
         </w:tc>
@@ -14958,7 +14958,7 @@
               <w:rPr>
                 <w:b/>
               </w:rPr>
-              <w:t>524.00</w:t>
+              <w:t>526.50</w:t>
             </w:r>
           </w:p>
         </w:tc>
@@ -15106,7 +15106,7 @@
             </w:pPr>
             <w:r/>
             <w:r>
-              <w:t>524.00</w:t>
+              <w:t>526.50</w:t>
             </w:r>
           </w:p>
         </w:tc>
@@ -15134,7 +15134,7 @@
             </w:pPr>
             <w:r/>
             <w:r>
-              <w:t>529.50</w:t>
+              <w:t>532.00</w:t>
             </w:r>
           </w:p>
         </w:tc>
@@ -15162,7 +15162,7 @@
             </w:pPr>
             <w:r/>
             <w:r>
-              <w:t>517.75</w:t>
+              <w:t>520.25</w:t>
             </w:r>
           </w:p>
         </w:tc>
@@ -15193,7 +15193,7 @@
               <w:rPr>
                 <w:b/>
               </w:rPr>
-              <w:t>526.25</w:t>
+              <w:t>528.75</w:t>
             </w:r>
           </w:p>
         </w:tc>
@@ -15341,7 +15341,7 @@
             </w:pPr>
             <w:r/>
             <w:r>
-              <w:t>526.25</w:t>
+              <w:t>528.75</w:t>
             </w:r>
           </w:p>
         </w:tc>
@@ -15369,7 +15369,7 @@
             </w:pPr>
             <w:r/>
             <w:r>
-              <w:t>529.25</w:t>
+              <w:t>531.75</w:t>
             </w:r>
           </w:p>
         </w:tc>
@@ -15397,7 +15397,7 @@
             </w:pPr>
             <w:r/>
             <w:r>
-              <w:t>522.00</w:t>
+              <w:t>524.50</w:t>
             </w:r>
           </w:p>
         </w:tc>
@@ -15428,7 +15428,7 @@
               <w:rPr>
                 <w:b/>
               </w:rPr>
-              <w:t>526.50</w:t>
+              <w:t>529.00</w:t>
             </w:r>
           </w:p>
         </w:tc>
@@ -15576,7 +15576,7 @@
             </w:pPr>
             <w:r/>
             <w:r>
-              <w:t>526.50</w:t>
+              <w:t>529.00</w:t>
             </w:r>
           </w:p>
         </w:tc>
@@ -15604,7 +15604,7 @@
             </w:pPr>
             <w:r/>
             <w:r>
-              <w:t>529.75</w:t>
+              <w:t>532.25</w:t>
             </w:r>
           </w:p>
         </w:tc>
@@ -15632,7 +15632,7 @@
             </w:pPr>
             <w:r/>
             <w:r>
-              <w:t>520.00</w:t>
+              <w:t>522.50</w:t>
             </w:r>
           </w:p>
         </w:tc>
@@ -15663,7 +15663,7 @@
               <w:rPr>
                 <w:b/>
               </w:rPr>
-              <w:t>527.25</w:t>
+              <w:t>529.75</w:t>
             </w:r>
           </w:p>
         </w:tc>
@@ -15811,7 +15811,7 @@
             </w:pPr>
             <w:r/>
             <w:r>
-              <w:t>527.25</w:t>
+              <w:t>529.75</w:t>
             </w:r>
           </w:p>
         </w:tc>
@@ -15839,7 +15839,7 @@
             </w:pPr>
             <w:r/>
             <w:r>
-              <w:t>530.25</w:t>
+              <w:t>532.75</w:t>
             </w:r>
           </w:p>
         </w:tc>
@@ -15867,7 +15867,7 @@
             </w:pPr>
             <w:r/>
             <w:r>
-              <w:t>522.75</w:t>
+              <w:t>525.25</w:t>
             </w:r>
           </w:p>
         </w:tc>
@@ -15898,7 +15898,7 @@
               <w:rPr>
                 <w:b/>
               </w:rPr>
-              <w:t>526.75</w:t>
+              <w:t>529.25</w:t>
             </w:r>
           </w:p>
         </w:tc>
@@ -16046,7 +16046,7 @@
             </w:pPr>
             <w:r/>
             <w:r>
-              <w:t>526.75</w:t>
+              <w:t>529.25</w:t>
             </w:r>
           </w:p>
         </w:tc>
@@ -16074,7 +16074,7 @@
             </w:pPr>
             <w:r/>
             <w:r>
-              <w:t>530.75</w:t>
+              <w:t>533.25</w:t>
             </w:r>
           </w:p>
         </w:tc>
@@ -16102,7 +16102,7 @@
             </w:pPr>
             <w:r/>
             <w:r>
-              <w:t>521.00</w:t>
+              <w:t>523.50</w:t>
             </w:r>
           </w:p>
         </w:tc>
@@ -16133,7 +16133,7 @@
               <w:rPr>
                 <w:b/>
               </w:rPr>
-              <w:t>527.25</w:t>
+              <w:t>529.75</w:t>
             </w:r>
           </w:p>
         </w:tc>
@@ -16281,7 +16281,7 @@
             </w:pPr>
             <w:r/>
             <w:r>
-              <w:t>527.25</w:t>
+              <w:t>529.75</w:t>
             </w:r>
           </w:p>
         </w:tc>
@@ -16309,7 +16309,7 @@
             </w:pPr>
             <w:r/>
             <w:r>
-              <w:t>529.75</w:t>
+              <w:t>532.25</w:t>
             </w:r>
           </w:p>
         </w:tc>
@@ -16337,7 +16337,7 @@
             </w:pPr>
             <w:r/>
             <w:r>
-              <w:t>524.00</w:t>
+              <w:t>526.50</w:t>
             </w:r>
           </w:p>
         </w:tc>
@@ -16368,7 +16368,7 @@
               <w:rPr>
                 <w:b/>
               </w:rPr>
-              <w:t>527.75</w:t>
+              <w:t>530.25</w:t>
             </w:r>
           </w:p>
         </w:tc>
@@ -16516,7 +16516,7 @@
             </w:pPr>
             <w:r/>
             <w:r>
-              <w:t>527.75</w:t>
+              <w:t>530.25</w:t>
             </w:r>
           </w:p>
         </w:tc>
@@ -16544,7 +16544,7 @@
             </w:pPr>
             <w:r/>
             <w:r>
-              <w:t>531.25</w:t>
+              <w:t>533.75</w:t>
             </w:r>
           </w:p>
         </w:tc>
@@ -16572,7 +16572,7 @@
             </w:pPr>
             <w:r/>
             <w:r>
-              <w:t>521.75</w:t>
+              <w:t>524.25</w:t>
             </w:r>
           </w:p>
         </w:tc>
@@ -16603,7 +16603,7 @@
               <w:rPr>
                 <w:b/>
               </w:rPr>
-              <w:t>528.75</w:t>
+              <w:t>531.25</w:t>
             </w:r>
           </w:p>
         </w:tc>
@@ -16751,7 +16751,7 @@
             </w:pPr>
             <w:r/>
             <w:r>
-              <w:t>528.75</w:t>
+              <w:t>531.25</w:t>
             </w:r>
           </w:p>
         </w:tc>
@@ -16779,7 +16779,7 @@
             </w:pPr>
             <w:r/>
             <w:r>
-              <w:t>531.50</w:t>
+              <w:t>534.00</w:t>
             </w:r>
           </w:p>
         </w:tc>
@@ -16807,7 +16807,7 @@
             </w:pPr>
             <w:r/>
             <w:r>
-              <w:t>526.25</w:t>
+              <w:t>528.75</w:t>
             </w:r>
           </w:p>
         </w:tc>
@@ -16838,7 +16838,7 @@
               <w:rPr>
                 <w:b/>
               </w:rPr>
-              <w:t>528.75</w:t>
+              <w:t>531.25</w:t>
             </w:r>
           </w:p>
         </w:tc>
@@ -16986,7 +16986,7 @@
             </w:pPr>
             <w:r/>
             <w:r>
-              <w:t>528.75</w:t>
+              <w:t>531.25</w:t>
             </w:r>
           </w:p>
         </w:tc>
@@ -17014,7 +17014,7 @@
             </w:pPr>
             <w:r/>
             <w:r>
-              <w:t>531.50</w:t>
+              <w:t>534.00</w:t>
             </w:r>
           </w:p>
         </w:tc>
@@ -17042,7 +17042,7 @@
             </w:pPr>
             <w:r/>
             <w:r>
-              <w:t>526.25</w:t>
+              <w:t>528.75</w:t>
             </w:r>
           </w:p>
         </w:tc>
@@ -17073,7 +17073,7 @@
               <w:rPr>
                 <w:b/>
               </w:rPr>
-              <w:t>528.25</w:t>
+              <w:t>530.75</w:t>
             </w:r>
           </w:p>
         </w:tc>
@@ -17221,7 +17221,7 @@
             </w:pPr>
             <w:r/>
             <w:r>
-              <w:t>528.25</w:t>
+              <w:t>530.75</w:t>
             </w:r>
           </w:p>
         </w:tc>
@@ -17249,7 +17249,7 @@
             </w:pPr>
             <w:r/>
             <w:r>
-              <w:t>531.25</w:t>
+              <w:t>533.75</w:t>
             </w:r>
           </w:p>
         </w:tc>
@@ -17277,7 +17277,7 @@
             </w:pPr>
             <w:r/>
             <w:r>
-              <w:t>525.00</w:t>
+              <w:t>527.50</w:t>
             </w:r>
           </w:p>
         </w:tc>
@@ -17308,7 +17308,7 @@
               <w:rPr>
                 <w:b/>
               </w:rPr>
-              <w:t>528.00</w:t>
+              <w:t>530.50</w:t>
             </w:r>
           </w:p>
         </w:tc>
@@ -17456,7 +17456,7 @@
             </w:pPr>
             <w:r/>
             <w:r>
-              <w:t>528.00</w:t>
+              <w:t>530.50</w:t>
             </w:r>
           </w:p>
         </w:tc>
@@ -17484,7 +17484,7 @@
             </w:pPr>
             <w:r/>
             <w:r>
-              <w:t>532.00</w:t>
+              <w:t>534.50</w:t>
             </w:r>
           </w:p>
         </w:tc>
@@ -17512,7 +17512,7 @@
             </w:pPr>
             <w:r/>
             <w:r>
-              <w:t>522.75</w:t>
+              <w:t>525.25</w:t>
             </w:r>
           </w:p>
         </w:tc>
@@ -17543,7 +17543,7 @@
               <w:rPr>
                 <w:b/>
               </w:rPr>
-              <w:t>528.50</w:t>
+              <w:t>531.00</w:t>
             </w:r>
           </w:p>
         </w:tc>
@@ -17691,7 +17691,7 @@
             </w:pPr>
             <w:r/>
             <w:r>
-              <w:t>528.50</w:t>
+              <w:t>531.00</w:t>
             </w:r>
           </w:p>
         </w:tc>
@@ -17719,7 +17719,7 @@
             </w:pPr>
             <w:r/>
             <w:r>
-              <w:t>533.25</w:t>
+              <w:t>535.75</w:t>
             </w:r>
           </w:p>
         </w:tc>
@@ -17747,7 +17747,7 @@
             </w:pPr>
             <w:r/>
             <w:r>
-              <w:t>521.50</w:t>
+              <w:t>524.00</w:t>
             </w:r>
           </w:p>
         </w:tc>
@@ -17778,7 +17778,7 @@
               <w:rPr>
                 <w:b/>
               </w:rPr>
-              <w:t>530.50</w:t>
+              <w:t>533.00</w:t>
             </w:r>
           </w:p>
         </w:tc>
@@ -17926,7 +17926,7 @@
             </w:pPr>
             <w:r/>
             <w:r>
-              <w:t>530.50</w:t>
+              <w:t>533.00</w:t>
             </w:r>
           </w:p>
         </w:tc>
@@ -17954,7 +17954,7 @@
             </w:pPr>
             <w:r/>
             <w:r>
-              <w:t>538.50</w:t>
+              <w:t>541.00</w:t>
             </w:r>
           </w:p>
         </w:tc>
@@ -17982,7 +17982,7 @@
             </w:pPr>
             <w:r/>
             <w:r>
-              <w:t>523.50</w:t>
+              <w:t>526.00</w:t>
             </w:r>
           </w:p>
         </w:tc>
@@ -18013,7 +18013,7 @@
               <w:rPr>
                 <w:b/>
               </w:rPr>
-              <w:t>532.00</w:t>
+              <w:t>534.50</w:t>
             </w:r>
           </w:p>
         </w:tc>
@@ -18161,7 +18161,7 @@
             </w:pPr>
             <w:r/>
             <w:r>
-              <w:t>532.00</w:t>
+              <w:t>534.50</w:t>
             </w:r>
           </w:p>
         </w:tc>
@@ -18189,7 +18189,7 @@
             </w:pPr>
             <w:r/>
             <w:r>
-              <w:t>536.50</w:t>
+              <w:t>539.00</w:t>
             </w:r>
           </w:p>
         </w:tc>
@@ -18217,7 +18217,7 @@
             </w:pPr>
             <w:r/>
             <w:r>
-              <w:t>527.75</w:t>
+              <w:t>530.25</w:t>
             </w:r>
           </w:p>
         </w:tc>
@@ -18248,7 +18248,7 @@
               <w:rPr>
                 <w:b/>
               </w:rPr>
-              <w:t>531.50</w:t>
+              <w:t>534.00</w:t>
             </w:r>
           </w:p>
         </w:tc>
@@ -18396,7 +18396,7 @@
             </w:pPr>
             <w:r/>
             <w:r>
-              <w:t>531.50</w:t>
+              <w:t>534.00</w:t>
             </w:r>
           </w:p>
         </w:tc>
@@ -18424,7 +18424,7 @@
             </w:pPr>
             <w:r/>
             <w:r>
-              <w:t>533.75</w:t>
+              <w:t>536.25</w:t>
             </w:r>
           </w:p>
         </w:tc>
@@ -18452,7 +18452,7 @@
             </w:pPr>
             <w:r/>
             <w:r>
-              <w:t>528.75</w:t>
+              <w:t>531.25</w:t>
             </w:r>
           </w:p>
         </w:tc>
@@ -18483,7 +18483,7 @@
               <w:rPr>
                 <w:b/>
               </w:rPr>
-              <w:t>531.25</w:t>
+              <w:t>533.75</w:t>
             </w:r>
           </w:p>
         </w:tc>
@@ -18631,7 +18631,7 @@
             </w:pPr>
             <w:r/>
             <w:r>
-              <w:t>531.25</w:t>
+              <w:t>533.75</w:t>
             </w:r>
           </w:p>
         </w:tc>
@@ -18659,7 +18659,7 @@
             </w:pPr>
             <w:r/>
             <w:r>
-              <w:t>533.25</w:t>
+              <w:t>535.75</w:t>
             </w:r>
           </w:p>
         </w:tc>
@@ -18687,7 +18687,7 @@
             </w:pPr>
             <w:r/>
             <w:r>
-              <w:t>526.75</w:t>
+              <w:t>529.25</w:t>
             </w:r>
           </w:p>
         </w:tc>
@@ -18718,7 +18718,7 @@
               <w:rPr>
                 <w:b/>
               </w:rPr>
-              <w:t>531.50</w:t>
+              <w:t>534.00</w:t>
             </w:r>
           </w:p>
         </w:tc>
@@ -18866,7 +18866,7 @@
             </w:pPr>
             <w:r/>
             <w:r>
-              <w:t>531.50</w:t>
+              <w:t>534.00</w:t>
             </w:r>
           </w:p>
         </w:tc>
@@ -18894,7 +18894,7 @@
             </w:pPr>
             <w:r/>
             <w:r>
-              <w:t>535.25</w:t>
+              <w:t>537.75</w:t>
             </w:r>
           </w:p>
         </w:tc>
@@ -18922,7 +18922,7 @@
             </w:pPr>
             <w:r/>
             <w:r>
-              <w:t>528.75</w:t>
+              <w:t>531.25</w:t>
             </w:r>
           </w:p>
         </w:tc>
@@ -18953,7 +18953,7 @@
               <w:rPr>
                 <w:b/>
               </w:rPr>
-              <w:t>532.00</w:t>
+              <w:t>534.50</w:t>
             </w:r>
           </w:p>
         </w:tc>
@@ -19101,7 +19101,7 @@
             </w:pPr>
             <w:r/>
             <w:r>
-              <w:t>532.00</w:t>
+              <w:t>534.50</w:t>
             </w:r>
           </w:p>
         </w:tc>
@@ -19129,7 +19129,7 @@
             </w:pPr>
             <w:r/>
             <w:r>
-              <w:t>535.00</w:t>
+              <w:t>537.50</w:t>
             </w:r>
           </w:p>
         </w:tc>
@@ -19157,7 +19157,7 @@
             </w:pPr>
             <w:r/>
             <w:r>
-              <w:t>527.50</w:t>
+              <w:t>530.00</w:t>
             </w:r>
           </w:p>
         </w:tc>
@@ -19188,7 +19188,7 @@
               <w:rPr>
                 <w:b/>
               </w:rPr>
-              <w:t>532.25</w:t>
+              <w:t>534.75</w:t>
             </w:r>
           </w:p>
         </w:tc>
@@ -19336,7 +19336,7 @@
             </w:pPr>
             <w:r/>
             <w:r>
-              <w:t>532.25</w:t>
+              <w:t>534.75</w:t>
             </w:r>
           </w:p>
         </w:tc>
@@ -19364,7 +19364,7 @@
             </w:pPr>
             <w:r/>
             <w:r>
-              <w:t>536.50</w:t>
+              <w:t>539.00</w:t>
             </w:r>
           </w:p>
         </w:tc>
@@ -19392,7 +19392,7 @@
             </w:pPr>
             <w:r/>
             <w:r>
-              <w:t>529.00</w:t>
+              <w:t>531.50</w:t>
             </w:r>
           </w:p>
         </w:tc>
@@ -19423,7 +19423,7 @@
               <w:rPr>
                 <w:b/>
               </w:rPr>
-              <w:t>533.00</w:t>
+              <w:t>535.50</w:t>
             </w:r>
           </w:p>
         </w:tc>
@@ -19571,7 +19571,7 @@
             </w:pPr>
             <w:r/>
             <w:r>
-              <w:t>533.00</w:t>
+              <w:t>535.50</w:t>
             </w:r>
           </w:p>
         </w:tc>
@@ -19599,7 +19599,7 @@
             </w:pPr>
             <w:r/>
             <w:r>
-              <w:t>536.50</w:t>
+              <w:t>539.00</w:t>
             </w:r>
           </w:p>
         </w:tc>
@@ -19627,7 +19627,7 @@
             </w:pPr>
             <w:r/>
             <w:r>
-              <w:t>530.75</w:t>
+              <w:t>533.25</w:t>
             </w:r>
           </w:p>
         </w:tc>
@@ -19658,7 +19658,7 @@
               <w:rPr>
                 <w:b/>
               </w:rPr>
-              <w:t>533.00</w:t>
+              <w:t>535.50</w:t>
             </w:r>
           </w:p>
         </w:tc>
@@ -19806,7 +19806,7 @@
             </w:pPr>
             <w:r/>
             <w:r>
-              <w:t>533.00</w:t>
+              <w:t>535.50</w:t>
             </w:r>
           </w:p>
         </w:tc>
@@ -19834,7 +19834,7 @@
             </w:pPr>
             <w:r/>
             <w:r>
-              <w:t>536.75</w:t>
+              <w:t>539.25</w:t>
             </w:r>
           </w:p>
         </w:tc>
@@ -19862,7 +19862,7 @@
             </w:pPr>
             <w:r/>
             <w:r>
-              <w:t>529.50</w:t>
+              <w:t>532.00</w:t>
             </w:r>
           </w:p>
         </w:tc>
@@ -19893,7 +19893,7 @@
               <w:rPr>
                 <w:b/>
               </w:rPr>
-              <w:t>532.75</w:t>
+              <w:t>535.25</w:t>
             </w:r>
           </w:p>
         </w:tc>
@@ -20041,7 +20041,7 @@
             </w:pPr>
             <w:r/>
             <w:r>
-              <w:t>532.75</w:t>
+              <w:t>535.25</w:t>
             </w:r>
           </w:p>
         </w:tc>
@@ -20069,7 +20069,7 @@
             </w:pPr>
             <w:r/>
             <w:r>
-              <w:t>536.25</w:t>
+              <w:t>538.75</w:t>
             </w:r>
           </w:p>
         </w:tc>
@@ -20097,7 +20097,7 @@
             </w:pPr>
             <w:r/>
             <w:r>
-              <w:t>529.50</w:t>
+              <w:t>532.00</w:t>
             </w:r>
           </w:p>
         </w:tc>
@@ -20128,7 +20128,7 @@
               <w:rPr>
                 <w:b/>
               </w:rPr>
-              <w:t>532.50</w:t>
+              <w:t>535.00</w:t>
             </w:r>
           </w:p>
         </w:tc>
@@ -20276,7 +20276,7 @@
             </w:pPr>
             <w:r/>
             <w:r>
-              <w:t>532.50</w:t>
+              <w:t>535.00</w:t>
             </w:r>
           </w:p>
         </w:tc>
@@ -20304,7 +20304,7 @@
             </w:pPr>
             <w:r/>
             <w:r>
-              <w:t>535.50</w:t>
+              <w:t>538.00</w:t>
             </w:r>
           </w:p>
         </w:tc>
@@ -20332,7 +20332,7 @@
             </w:pPr>
             <w:r/>
             <w:r>
-              <w:t>529.75</w:t>
+              <w:t>532.25</w:t>
             </w:r>
           </w:p>
         </w:tc>
@@ -20363,7 +20363,7 @@
               <w:rPr>
                 <w:b/>
               </w:rPr>
-              <w:t>532.75</w:t>
+              <w:t>535.25</w:t>
             </w:r>
           </w:p>
         </w:tc>
@@ -20511,7 +20511,7 @@
             </w:pPr>
             <w:r/>
             <w:r>
-              <w:t>532.75</w:t>
+              <w:t>535.25</w:t>
             </w:r>
           </w:p>
         </w:tc>
@@ -20539,7 +20539,7 @@
             </w:pPr>
             <w:r/>
             <w:r>
-              <w:t>535.75</w:t>
+              <w:t>538.25</w:t>
             </w:r>
           </w:p>
         </w:tc>
@@ -20567,7 +20567,7 @@
             </w:pPr>
             <w:r/>
             <w:r>
-              <w:t>530.00</w:t>
+              <w:t>532.50</w:t>
             </w:r>
           </w:p>
         </w:tc>
@@ -20598,7 +20598,7 @@
               <w:rPr>
                 <w:b/>
               </w:rPr>
-              <w:t>532.75</w:t>
+              <w:t>535.25</w:t>
             </w:r>
           </w:p>
         </w:tc>
@@ -20746,7 +20746,7 @@
             </w:pPr>
             <w:r/>
             <w:r>
-              <w:t>532.75</w:t>
+              <w:t>535.25</w:t>
             </w:r>
           </w:p>
         </w:tc>
@@ -20774,7 +20774,7 @@
             </w:pPr>
             <w:r/>
             <w:r>
-              <w:t>536.75</w:t>
+              <w:t>539.25</w:t>
             </w:r>
           </w:p>
         </w:tc>
@@ -20802,7 +20802,7 @@
             </w:pPr>
             <w:r/>
             <w:r>
-              <w:t>529.25</w:t>
+              <w:t>531.75</w:t>
             </w:r>
           </w:p>
         </w:tc>
@@ -20833,7 +20833,7 @@
               <w:rPr>
                 <w:b/>
               </w:rPr>
-              <w:t>533.25</w:t>
+              <w:t>535.75</w:t>
             </w:r>
           </w:p>
         </w:tc>
@@ -20981,7 +20981,7 @@
             </w:pPr>
             <w:r/>
             <w:r>
-              <w:t>533.25</w:t>
+              <w:t>535.75</w:t>
             </w:r>
           </w:p>
         </w:tc>
@@ -21009,7 +21009,7 @@
             </w:pPr>
             <w:r/>
             <w:r>
-              <w:t>537.25</w:t>
+              <w:t>539.75</w:t>
             </w:r>
           </w:p>
         </w:tc>
@@ -21037,7 +21037,7 @@
             </w:pPr>
             <w:r/>
             <w:r>
-              <w:t>531.50</w:t>
+              <w:t>534.00</w:t>
             </w:r>
           </w:p>
         </w:tc>
@@ -21068,7 +21068,7 @@
               <w:rPr>
                 <w:b/>
               </w:rPr>
-              <w:t>533.00</w:t>
+              <w:t>535.50</w:t>
             </w:r>
           </w:p>
         </w:tc>
@@ -21791,7 +21791,7 @@
         <w:t>Giá Chốt Phiên (Close):</w:t>
       </w:r>
       <w:r>
-        <w:t xml:space="preserve"> 695.50 cents | </w:t>
+        <w:t xml:space="preserve"> 695.75 cents | </w:t>
       </w:r>
       <w:r>
         <w:rPr>
@@ -21806,10 +21806,10 @@
         <w:rPr>
           <w:b/>
         </w:rPr>
-        <w:t>`696.45 cents`</w:t>
+        <w:t>`696.77 cents`</w:t>
       </w:r>
       <w:r>
-        <w:t xml:space="preserve"> (+0.95).</w:t>
+        <w:t xml:space="preserve"> (+1.02).</w:t>
       </w:r>
     </w:p>
     <w:p>
@@ -21830,7 +21830,7 @@
         <w:rPr>
           <w:b/>
         </w:rPr>
-        <w:t>`5,648`</w:t>
+        <w:t>`7,965`</w:t>
       </w:r>
       <w:r>
         <w:t xml:space="preserve"> (Chênh lệch: </w:t>
@@ -21839,7 +21839,7 @@
         <w:rPr>
           <w:b/>
         </w:rPr>
-        <w:t>`-58,172`</w:t>
+        <w:t>`-55,855`</w:t>
       </w:r>
       <w:r>
         <w:t xml:space="preserve">) | OI: </w:t>
@@ -22173,7 +22173,7 @@
               <w:rPr>
                 <w:b/>
               </w:rPr>
-              <w:t>96.36</w:t>
+              <w:t>96.33</w:t>
             </w:r>
           </w:p>
         </w:tc>
@@ -22204,7 +22204,7 @@
               <w:rPr>
                 <w:b/>
               </w:rPr>
-              <w:t>-6.07%</w:t>
+              <w:t>-6.10%</w:t>
             </w:r>
           </w:p>
         </w:tc>
@@ -22296,7 +22296,7 @@
               <w:rPr>
                 <w:b/>
               </w:rPr>
-              <w:t>101.28</w:t>
+              <w:t>101.25</w:t>
             </w:r>
           </w:p>
         </w:tc>
@@ -22327,7 +22327,7 @@
               <w:rPr>
                 <w:b/>
               </w:rPr>
-              <w:t>-0.08%</w:t>
+              <w:t>-0.12%</w:t>
             </w:r>
           </w:p>
         </w:tc>
@@ -22931,7 +22931,7 @@
         <w:t xml:space="preserve"> EMA_21 </w:t>
       </w:r>
       <w:r>
-        <w:t xml:space="preserve"> (692.10) &lt; </w:t>
+        <w:t xml:space="preserve"> (692.64) &lt; </w:t>
       </w:r>
       <w:r>
         <w:rPr>
@@ -22942,7 +22942,7 @@
         <w:t xml:space="preserve"> EMA_50 </w:t>
       </w:r>
       <w:r>
-        <w:t xml:space="preserve"> (693.05).</w:t>
+        <w:t xml:space="preserve"> (693.21).</w:t>
       </w:r>
     </w:p>
     <w:p>
@@ -22963,7 +22963,7 @@
         <w:rPr>
           <w:b/>
         </w:rPr>
-        <w:t>`60.93`</w:t>
+        <w:t>`60.56`</w:t>
       </w:r>
       <w:r>
         <w:t xml:space="preserve"> | ATR (14) = </w:t>
@@ -22972,7 +22972,7 @@
         <w:rPr>
           <w:b/>
         </w:rPr>
-        <w:t>`2.77`</w:t>
+        <w:t>`2.72`</w:t>
       </w:r>
       <w:r>
         <w:t xml:space="preserve"> cents | Volatility = </w:t>
@@ -22981,7 +22981,7 @@
         <w:rPr>
           <w:b/>
         </w:rPr>
-        <w:t>`2.25 cents`</w:t>
+        <w:t>`2.00 cents`</w:t>
       </w:r>
       <w:r>
         <w:t>.</w:t>
@@ -23023,7 +23023,7 @@
         <w:rPr>
           <w:b/>
         </w:rPr>
-        <w:t>`702.50`</w:t>
+        <w:t>`697.75`</w:t>
       </w:r>
       <w:r>
         <w:t xml:space="preserve"> | R2: </w:t>
@@ -23756,7 +23756,7 @@
           <w:b/>
           <w:color w:val="B91C1C"/>
         </w:rPr>
-        <w:t>`692.10 - 693.05 cents (Canh bán hồi kỹ thuật H1)`</w:t>
+        <w:t>`692.64 - 693.21 cents (Canh bán hồi kỹ thuật H1)`</w:t>
       </w:r>
       <w:r>
         <w:t xml:space="preserve"> | SL: </w:t>
@@ -23765,7 +23765,7 @@
         <w:rPr>
           <w:b/>
         </w:rPr>
-        <w:t>`799.15 cents (Trên kháng cự R2 + 1.5x ATR)`</w:t>
+        <w:t>`799.07 cents (Trên kháng cự R2 + 1.5x ATR)`</w:t>
       </w:r>
       <w:r>
         <w:t xml:space="preserve"> | TP: </w:t>
@@ -23802,7 +23802,7 @@
         <w:rPr>
           <w:b/>
         </w:rPr>
-        <w:t>Trung hạn (Swing Trades - HĐ ZWH27):</w:t>
+        <w:t>Trung hạn (Swing Trades - HĐ ZWZ26):</w:t>
       </w:r>
     </w:p>
     <w:p>
@@ -23827,7 +23827,7 @@
         <w:rPr>
           <w:b/>
         </w:rPr>
-        <w:t>`703.25 - 705.25 cents`</w:t>
+        <w:t>`687.25 - 689.25 cents`</w:t>
       </w:r>
       <w:r>
         <w:t xml:space="preserve"> | SL: </w:t>
@@ -23836,7 +23836,7 @@
         <w:rPr>
           <w:b/>
         </w:rPr>
-        <w:t>`693.77 cents`</w:t>
+        <w:t>`678.78 cents`</w:t>
       </w:r>
       <w:r>
         <w:t xml:space="preserve"> | TP: </w:t>
@@ -23845,7 +23845,7 @@
         <w:rPr>
           <w:b/>
         </w:rPr>
-        <w:t>`717.25 cents (Đón sóng hồi trung hạn ~14.5 giá)`</w:t>
+        <w:t>`697.75 cents (Đón sóng hồi trung hạn ~14.5 giá)`</w:t>
       </w:r>
       <w:r>
         <w:t>.</w:t>
@@ -23873,7 +23873,7 @@
         <w:rPr>
           <w:b/>
         </w:rPr>
-        <w:t>`717.25 - 719.25 cents`</w:t>
+        <w:t>`697.75 - 699.75 cents`</w:t>
       </w:r>
       <w:r>
         <w:t xml:space="preserve"> | SL: </w:t>
@@ -23882,7 +23882,7 @@
         <w:rPr>
           <w:b/>
         </w:rPr>
-        <w:t>`719.73 cents`</w:t>
+        <w:t>`700.47 cents`</w:t>
       </w:r>
       <w:r>
         <w:t xml:space="preserve"> | TP: </w:t>
@@ -23891,7 +23891,7 @@
         <w:rPr>
           <w:b/>
         </w:rPr>
-        <w:t>`696.25 cents (Thuận xu hướng giảm ngắn hạn)`</w:t>
+        <w:t>`681.50 cents (Thuận xu hướng giảm ngắn hạn)`</w:t>
       </w:r>
       <w:r>
         <w:t>.</w:t>
@@ -23931,7 +23931,7 @@
         <w:rPr>
           <w:b/>
         </w:rPr>
-        <w:t>`670.43 - 681.50 cents`</w:t>
+        <w:t>`670.63 - 681.50 cents`</w:t>
       </w:r>
     </w:p>
     <w:p>
@@ -24338,7 +24338,7 @@
             </w:pPr>
             <w:r/>
             <w:r>
-              <w:t>695.50</w:t>
+              <w:t>695.75</w:t>
             </w:r>
           </w:p>
         </w:tc>
@@ -24366,7 +24366,7 @@
             </w:pPr>
             <w:r/>
             <w:r>
-              <w:t>706.75</w:t>
+              <w:t>707.00</w:t>
             </w:r>
           </w:p>
         </w:tc>
@@ -24394,7 +24394,7 @@
             </w:pPr>
             <w:r/>
             <w:r>
-              <w:t>690.00</w:t>
+              <w:t>690.25</w:t>
             </w:r>
           </w:p>
         </w:tc>
@@ -24425,7 +24425,7 @@
               <w:rPr>
                 <w:b/>
               </w:rPr>
-              <w:t>694.75</w:t>
+              <w:t>695.00</w:t>
             </w:r>
           </w:p>
         </w:tc>
@@ -24573,7 +24573,7 @@
             </w:pPr>
             <w:r/>
             <w:r>
-              <w:t>694.75</w:t>
+              <w:t>695.00</w:t>
             </w:r>
           </w:p>
         </w:tc>
@@ -24601,7 +24601,7 @@
             </w:pPr>
             <w:r/>
             <w:r>
-              <w:t>702.25</w:t>
+              <w:t>702.50</w:t>
             </w:r>
           </w:p>
         </w:tc>
@@ -24629,7 +24629,7 @@
             </w:pPr>
             <w:r/>
             <w:r>
-              <w:t>688.75</w:t>
+              <w:t>689.00</w:t>
             </w:r>
           </w:p>
         </w:tc>
@@ -24660,7 +24660,7 @@
               <w:rPr>
                 <w:b/>
               </w:rPr>
-              <w:t>694.25</w:t>
+              <w:t>694.50</w:t>
             </w:r>
           </w:p>
         </w:tc>
@@ -24808,7 +24808,7 @@
             </w:pPr>
             <w:r/>
             <w:r>
-              <w:t>694.25</w:t>
+              <w:t>694.50</w:t>
             </w:r>
           </w:p>
         </w:tc>
@@ -24836,7 +24836,7 @@
             </w:pPr>
             <w:r/>
             <w:r>
-              <w:t>708.00</w:t>
+              <w:t>708.25</w:t>
             </w:r>
           </w:p>
         </w:tc>
@@ -24864,7 +24864,7 @@
             </w:pPr>
             <w:r/>
             <w:r>
-              <w:t>679.50</w:t>
+              <w:t>679.75</w:t>
             </w:r>
           </w:p>
         </w:tc>
@@ -24895,7 +24895,7 @@
               <w:rPr>
                 <w:b/>
               </w:rPr>
-              <w:t>696.25</w:t>
+              <w:t>696.50</w:t>
             </w:r>
           </w:p>
         </w:tc>
@@ -25043,7 +25043,7 @@
             </w:pPr>
             <w:r/>
             <w:r>
-              <w:t>696.25</w:t>
+              <w:t>696.50</w:t>
             </w:r>
           </w:p>
         </w:tc>
@@ -25071,7 +25071,7 @@
             </w:pPr>
             <w:r/>
             <w:r>
-              <w:t>709.50</w:t>
+              <w:t>709.75</w:t>
             </w:r>
           </w:p>
         </w:tc>
@@ -25099,7 +25099,7 @@
             </w:pPr>
             <w:r/>
             <w:r>
-              <w:t>688.00</w:t>
+              <w:t>688.25</w:t>
             </w:r>
           </w:p>
         </w:tc>
@@ -25130,7 +25130,7 @@
               <w:rPr>
                 <w:b/>
               </w:rPr>
-              <w:t>697.50</w:t>
+              <w:t>697.75</w:t>
             </w:r>
           </w:p>
         </w:tc>
@@ -25278,7 +25278,7 @@
             </w:pPr>
             <w:r/>
             <w:r>
-              <w:t>697.50</w:t>
+              <w:t>697.75</w:t>
             </w:r>
           </w:p>
         </w:tc>
@@ -25306,7 +25306,7 @@
             </w:pPr>
             <w:r/>
             <w:r>
-              <w:t>714.00</w:t>
+              <w:t>714.25</w:t>
             </w:r>
           </w:p>
         </w:tc>
@@ -25334,7 +25334,7 @@
             </w:pPr>
             <w:r/>
             <w:r>
-              <w:t>687.00</w:t>
+              <w:t>687.25</w:t>
             </w:r>
           </w:p>
         </w:tc>
@@ -25365,7 +25365,7 @@
               <w:rPr>
                 <w:b/>
               </w:rPr>
-              <w:t>702.00</w:t>
+              <w:t>702.25</w:t>
             </w:r>
           </w:p>
         </w:tc>
@@ -25513,7 +25513,7 @@
             </w:pPr>
             <w:r/>
             <w:r>
-              <w:t>702.00</w:t>
+              <w:t>702.25</w:t>
             </w:r>
           </w:p>
         </w:tc>
@@ -25541,7 +25541,7 @@
             </w:pPr>
             <w:r/>
             <w:r>
-              <w:t>709.75</w:t>
+              <w:t>710.00</w:t>
             </w:r>
           </w:p>
         </w:tc>
@@ -25569,7 +25569,7 @@
             </w:pPr>
             <w:r/>
             <w:r>
-              <w:t>691.00</w:t>
+              <w:t>691.25</w:t>
             </w:r>
           </w:p>
         </w:tc>
@@ -25600,7 +25600,7 @@
               <w:rPr>
                 <w:b/>
               </w:rPr>
-              <w:t>703.25</w:t>
+              <w:t>703.50</w:t>
             </w:r>
           </w:p>
         </w:tc>
@@ -25748,7 +25748,7 @@
             </w:pPr>
             <w:r/>
             <w:r>
-              <w:t>703.25</w:t>
+              <w:t>703.50</w:t>
             </w:r>
           </w:p>
         </w:tc>
@@ -25776,7 +25776,7 @@
             </w:pPr>
             <w:r/>
             <w:r>
-              <w:t>711.50</w:t>
+              <w:t>711.75</w:t>
             </w:r>
           </w:p>
         </w:tc>
@@ -25804,7 +25804,7 @@
             </w:pPr>
             <w:r/>
             <w:r>
-              <w:t>692.75</w:t>
+              <w:t>693.00</w:t>
             </w:r>
           </w:p>
         </w:tc>
@@ -25835,7 +25835,7 @@
               <w:rPr>
                 <w:b/>
               </w:rPr>
-              <w:t>705.00</w:t>
+              <w:t>705.25</w:t>
             </w:r>
           </w:p>
         </w:tc>
@@ -25983,7 +25983,7 @@
             </w:pPr>
             <w:r/>
             <w:r>
-              <w:t>705.00</w:t>
+              <w:t>705.25</w:t>
             </w:r>
           </w:p>
         </w:tc>
@@ -26011,7 +26011,7 @@
             </w:pPr>
             <w:r/>
             <w:r>
-              <w:t>717.25</w:t>
+              <w:t>717.50</w:t>
             </w:r>
           </w:p>
         </w:tc>
@@ -26039,7 +26039,7 @@
             </w:pPr>
             <w:r/>
             <w:r>
-              <w:t>695.25</w:t>
+              <w:t>695.50</w:t>
             </w:r>
           </w:p>
         </w:tc>
@@ -26070,7 +26070,7 @@
               <w:rPr>
                 <w:b/>
               </w:rPr>
-              <w:t>704.00</w:t>
+              <w:t>704.25</w:t>
             </w:r>
           </w:p>
         </w:tc>
@@ -26218,7 +26218,7 @@
             </w:pPr>
             <w:r/>
             <w:r>
-              <w:t>704.00</w:t>
+              <w:t>704.25</w:t>
             </w:r>
           </w:p>
         </w:tc>
@@ -26246,7 +26246,7 @@
             </w:pPr>
             <w:r/>
             <w:r>
-              <w:t>714.50</w:t>
+              <w:t>714.75</w:t>
             </w:r>
           </w:p>
         </w:tc>
@@ -26274,7 +26274,7 @@
             </w:pPr>
             <w:r/>
             <w:r>
-              <w:t>689.25</w:t>
+              <w:t>689.50</w:t>
             </w:r>
           </w:p>
         </w:tc>
@@ -26305,7 +26305,7 @@
               <w:rPr>
                 <w:b/>
               </w:rPr>
-              <w:t>706.25</w:t>
+              <w:t>706.50</w:t>
             </w:r>
           </w:p>
         </w:tc>
@@ -26453,7 +26453,7 @@
             </w:pPr>
             <w:r/>
             <w:r>
-              <w:t>706.25</w:t>
+              <w:t>706.50</w:t>
             </w:r>
           </w:p>
         </w:tc>
@@ -26481,7 +26481,7 @@
             </w:pPr>
             <w:r/>
             <w:r>
-              <w:t>716.75</w:t>
+              <w:t>717.00</w:t>
             </w:r>
           </w:p>
         </w:tc>
@@ -26509,7 +26509,7 @@
             </w:pPr>
             <w:r/>
             <w:r>
-              <w:t>700.00</w:t>
+              <w:t>700.25</w:t>
             </w:r>
           </w:p>
         </w:tc>
@@ -26540,7 +26540,7 @@
               <w:rPr>
                 <w:b/>
               </w:rPr>
-              <w:t>707.00</w:t>
+              <w:t>707.25</w:t>
             </w:r>
           </w:p>
         </w:tc>
@@ -26688,7 +26688,7 @@
             </w:pPr>
             <w:r/>
             <w:r>
-              <w:t>707.00</w:t>
+              <w:t>707.25</w:t>
             </w:r>
           </w:p>
         </w:tc>
@@ -26716,7 +26716,7 @@
             </w:pPr>
             <w:r/>
             <w:r>
-              <w:t>721.25</w:t>
+              <w:t>721.50</w:t>
             </w:r>
           </w:p>
         </w:tc>
@@ -26744,7 +26744,7 @@
             </w:pPr>
             <w:r/>
             <w:r>
-              <w:t>692.25</w:t>
+              <w:t>692.50</w:t>
             </w:r>
           </w:p>
         </w:tc>
@@ -26775,7 +26775,7 @@
               <w:rPr>
                 <w:b/>
               </w:rPr>
-              <w:t>709.00</w:t>
+              <w:t>709.25</w:t>
             </w:r>
           </w:p>
         </w:tc>
@@ -26923,7 +26923,7 @@
             </w:pPr>
             <w:r/>
             <w:r>
-              <w:t>709.00</w:t>
+              <w:t>709.25</w:t>
             </w:r>
           </w:p>
         </w:tc>
@@ -26951,7 +26951,7 @@
             </w:pPr>
             <w:r/>
             <w:r>
-              <w:t>715.50</w:t>
+              <w:t>715.75</w:t>
             </w:r>
           </w:p>
         </w:tc>
@@ -26979,7 +26979,477 @@
             </w:pPr>
             <w:r/>
             <w:r>
-              <w:t>702.25</w:t>
+              <w:t>702.50</w:t>
+            </w:r>
+          </w:p>
+        </w:tc>
+        <w:tc>
+          <w:tcPr>
+            <w:tcW w:type="dxa" w:w="1728"/>
+            <w:shd w:fill="FFFFFF"/>
+            <w:tcMar>
+              <w:top w:w="100" w:type="dxa"/>
+              <w:bottom w:w="100" w:type="dxa"/>
+              <w:left w:w="120" w:type="dxa"/>
+              <w:right w:w="120" w:type="dxa"/>
+            </w:tcMar>
+            <w:tcBorders>
+              <w:top w:val="single" w:sz="4" w:space="0" w:color="CCCCCC"/>
+              <w:bottom w:val="single" w:sz="4" w:space="0" w:color="CCCCCC"/>
+              <w:left w:val="single" w:sz="4" w:space="0" w:color="CCCCCC"/>
+              <w:right w:val="single" w:sz="4" w:space="0" w:color="CCCCCC"/>
+            </w:tcBorders>
+          </w:tcPr>
+          <w:p>
+            <w:pPr>
+              <w:spacing w:before="60" w:after="60" w:line="252" w:lineRule="auto"/>
+              <w:jc w:val="left"/>
+            </w:pPr>
+            <w:r/>
+            <w:r>
+              <w:rPr>
+                <w:b/>
+              </w:rPr>
+              <w:t>709.50</w:t>
+            </w:r>
+          </w:p>
+        </w:tc>
+        <w:tc>
+          <w:tcPr>
+            <w:tcW w:type="dxa" w:w="3456"/>
+            <w:shd w:fill="FFFFFF"/>
+            <w:tcMar>
+              <w:top w:w="100" w:type="dxa"/>
+              <w:bottom w:w="100" w:type="dxa"/>
+              <w:left w:w="120" w:type="dxa"/>
+              <w:right w:w="120" w:type="dxa"/>
+            </w:tcMar>
+            <w:tcBorders>
+              <w:top w:val="single" w:sz="4" w:space="0" w:color="CCCCCC"/>
+              <w:bottom w:val="single" w:sz="4" w:space="0" w:color="CCCCCC"/>
+              <w:left w:val="single" w:sz="4" w:space="0" w:color="CCCCCC"/>
+              <w:right w:val="single" w:sz="4" w:space="0" w:color="CCCCCC"/>
+            </w:tcBorders>
+          </w:tcPr>
+          <w:p>
+            <w:pPr>
+              <w:spacing w:before="60" w:after="60" w:line="252" w:lineRule="auto"/>
+              <w:jc w:val="left"/>
+            </w:pPr>
+            <w:r/>
+            <w:r>
+              <w:rPr>
+                <w:b/>
+              </w:rPr>
+              <w:t>+0.25</w:t>
+            </w:r>
+          </w:p>
+        </w:tc>
+        <w:tc>
+          <w:tcPr>
+            <w:tcW w:type="dxa" w:w="1440"/>
+            <w:shd w:fill="FFFFFF"/>
+            <w:tcMar>
+              <w:top w:w="100" w:type="dxa"/>
+              <w:bottom w:w="100" w:type="dxa"/>
+              <w:left w:w="120" w:type="dxa"/>
+              <w:right w:w="120" w:type="dxa"/>
+            </w:tcMar>
+            <w:tcBorders>
+              <w:top w:val="single" w:sz="4" w:space="0" w:color="CCCCCC"/>
+              <w:bottom w:val="single" w:sz="4" w:space="0" w:color="CCCCCC"/>
+              <w:left w:val="single" w:sz="4" w:space="0" w:color="CCCCCC"/>
+              <w:right w:val="single" w:sz="4" w:space="0" w:color="CCCCCC"/>
+            </w:tcBorders>
+          </w:tcPr>
+          <w:p>
+            <w:pPr>
+              <w:spacing w:before="60" w:after="60" w:line="252" w:lineRule="auto"/>
+              <w:jc w:val="left"/>
+            </w:pPr>
+            <w:r/>
+            <w:r>
+              <w:t>BULL</w:t>
+            </w:r>
+          </w:p>
+        </w:tc>
+      </w:tr>
+      <w:tr>
+        <w:tc>
+          <w:tcPr>
+            <w:tcW w:type="dxa" w:w="1584"/>
+            <w:shd w:fill="F8FAFC"/>
+            <w:tcMar>
+              <w:top w:w="100" w:type="dxa"/>
+              <w:bottom w:w="100" w:type="dxa"/>
+              <w:left w:w="120" w:type="dxa"/>
+              <w:right w:w="120" w:type="dxa"/>
+            </w:tcMar>
+            <w:tcBorders>
+              <w:top w:val="single" w:sz="4" w:space="0" w:color="CCCCCC"/>
+              <w:bottom w:val="single" w:sz="4" w:space="0" w:color="CCCCCC"/>
+              <w:left w:val="single" w:sz="4" w:space="0" w:color="CCCCCC"/>
+              <w:right w:val="single" w:sz="4" w:space="0" w:color="CCCCCC"/>
+            </w:tcBorders>
+          </w:tcPr>
+          <w:p>
+            <w:pPr>
+              <w:spacing w:before="60" w:after="60" w:line="252" w:lineRule="auto"/>
+              <w:jc w:val="left"/>
+            </w:pPr>
+            <w:r/>
+            <w:r>
+              <w:rPr>
+                <w:b/>
+              </w:rPr>
+              <w:t>Wed 30/09</w:t>
+            </w:r>
+          </w:p>
+        </w:tc>
+        <w:tc>
+          <w:tcPr>
+            <w:tcW w:type="dxa" w:w="864"/>
+            <w:shd w:fill="F8FAFC"/>
+            <w:tcMar>
+              <w:top w:w="100" w:type="dxa"/>
+              <w:bottom w:w="100" w:type="dxa"/>
+              <w:left w:w="120" w:type="dxa"/>
+              <w:right w:w="120" w:type="dxa"/>
+            </w:tcMar>
+            <w:tcBorders>
+              <w:top w:val="single" w:sz="4" w:space="0" w:color="CCCCCC"/>
+              <w:bottom w:val="single" w:sz="4" w:space="0" w:color="CCCCCC"/>
+              <w:left w:val="single" w:sz="4" w:space="0" w:color="CCCCCC"/>
+              <w:right w:val="single" w:sz="4" w:space="0" w:color="CCCCCC"/>
+            </w:tcBorders>
+          </w:tcPr>
+          <w:p>
+            <w:pPr>
+              <w:spacing w:before="60" w:after="60" w:line="252" w:lineRule="auto"/>
+              <w:jc w:val="left"/>
+            </w:pPr>
+            <w:r/>
+            <w:r>
+              <w:t>Asia 07-11</w:t>
+            </w:r>
+          </w:p>
+        </w:tc>
+        <w:tc>
+          <w:tcPr>
+            <w:tcW w:type="dxa" w:w="1440"/>
+            <w:shd w:fill="F8FAFC"/>
+            <w:tcMar>
+              <w:top w:w="100" w:type="dxa"/>
+              <w:bottom w:w="100" w:type="dxa"/>
+              <w:left w:w="120" w:type="dxa"/>
+              <w:right w:w="120" w:type="dxa"/>
+            </w:tcMar>
+            <w:tcBorders>
+              <w:top w:val="single" w:sz="4" w:space="0" w:color="CCCCCC"/>
+              <w:bottom w:val="single" w:sz="4" w:space="0" w:color="CCCCCC"/>
+              <w:left w:val="single" w:sz="4" w:space="0" w:color="CCCCCC"/>
+              <w:right w:val="single" w:sz="4" w:space="0" w:color="CCCCCC"/>
+            </w:tcBorders>
+          </w:tcPr>
+          <w:p>
+            <w:pPr>
+              <w:spacing w:before="60" w:after="60" w:line="252" w:lineRule="auto"/>
+              <w:jc w:val="left"/>
+            </w:pPr>
+            <w:r/>
+            <w:r>
+              <w:t>709.50</w:t>
+            </w:r>
+          </w:p>
+        </w:tc>
+        <w:tc>
+          <w:tcPr>
+            <w:tcW w:type="dxa" w:w="2016"/>
+            <w:shd w:fill="F8FAFC"/>
+            <w:tcMar>
+              <w:top w:w="100" w:type="dxa"/>
+              <w:bottom w:w="100" w:type="dxa"/>
+              <w:left w:w="120" w:type="dxa"/>
+              <w:right w:w="120" w:type="dxa"/>
+            </w:tcMar>
+            <w:tcBorders>
+              <w:top w:val="single" w:sz="4" w:space="0" w:color="CCCCCC"/>
+              <w:bottom w:val="single" w:sz="4" w:space="0" w:color="CCCCCC"/>
+              <w:left w:val="single" w:sz="4" w:space="0" w:color="CCCCCC"/>
+              <w:right w:val="single" w:sz="4" w:space="0" w:color="CCCCCC"/>
+            </w:tcBorders>
+          </w:tcPr>
+          <w:p>
+            <w:pPr>
+              <w:spacing w:before="60" w:after="60" w:line="252" w:lineRule="auto"/>
+              <w:jc w:val="left"/>
+            </w:pPr>
+            <w:r/>
+            <w:r>
+              <w:t>719.75</w:t>
+            </w:r>
+          </w:p>
+        </w:tc>
+        <w:tc>
+          <w:tcPr>
+            <w:tcW w:type="dxa" w:w="1152"/>
+            <w:shd w:fill="F8FAFC"/>
+            <w:tcMar>
+              <w:top w:w="100" w:type="dxa"/>
+              <w:bottom w:w="100" w:type="dxa"/>
+              <w:left w:w="120" w:type="dxa"/>
+              <w:right w:w="120" w:type="dxa"/>
+            </w:tcMar>
+            <w:tcBorders>
+              <w:top w:val="single" w:sz="4" w:space="0" w:color="CCCCCC"/>
+              <w:bottom w:val="single" w:sz="4" w:space="0" w:color="CCCCCC"/>
+              <w:left w:val="single" w:sz="4" w:space="0" w:color="CCCCCC"/>
+              <w:right w:val="single" w:sz="4" w:space="0" w:color="CCCCCC"/>
+            </w:tcBorders>
+          </w:tcPr>
+          <w:p>
+            <w:pPr>
+              <w:spacing w:before="60" w:after="60" w:line="252" w:lineRule="auto"/>
+              <w:jc w:val="left"/>
+            </w:pPr>
+            <w:r/>
+            <w:r>
+              <w:t>701.50</w:t>
+            </w:r>
+          </w:p>
+        </w:tc>
+        <w:tc>
+          <w:tcPr>
+            <w:tcW w:type="dxa" w:w="1728"/>
+            <w:shd w:fill="F8FAFC"/>
+            <w:tcMar>
+              <w:top w:w="100" w:type="dxa"/>
+              <w:bottom w:w="100" w:type="dxa"/>
+              <w:left w:w="120" w:type="dxa"/>
+              <w:right w:w="120" w:type="dxa"/>
+            </w:tcMar>
+            <w:tcBorders>
+              <w:top w:val="single" w:sz="4" w:space="0" w:color="CCCCCC"/>
+              <w:bottom w:val="single" w:sz="4" w:space="0" w:color="CCCCCC"/>
+              <w:left w:val="single" w:sz="4" w:space="0" w:color="CCCCCC"/>
+              <w:right w:val="single" w:sz="4" w:space="0" w:color="CCCCCC"/>
+            </w:tcBorders>
+          </w:tcPr>
+          <w:p>
+            <w:pPr>
+              <w:spacing w:before="60" w:after="60" w:line="252" w:lineRule="auto"/>
+              <w:jc w:val="left"/>
+            </w:pPr>
+            <w:r/>
+            <w:r>
+              <w:rPr>
+                <w:b/>
+              </w:rPr>
+              <w:t>710.00</w:t>
+            </w:r>
+          </w:p>
+        </w:tc>
+        <w:tc>
+          <w:tcPr>
+            <w:tcW w:type="dxa" w:w="3456"/>
+            <w:shd w:fill="F8FAFC"/>
+            <w:tcMar>
+              <w:top w:w="100" w:type="dxa"/>
+              <w:bottom w:w="100" w:type="dxa"/>
+              <w:left w:w="120" w:type="dxa"/>
+              <w:right w:w="120" w:type="dxa"/>
+            </w:tcMar>
+            <w:tcBorders>
+              <w:top w:val="single" w:sz="4" w:space="0" w:color="CCCCCC"/>
+              <w:bottom w:val="single" w:sz="4" w:space="0" w:color="CCCCCC"/>
+              <w:left w:val="single" w:sz="4" w:space="0" w:color="CCCCCC"/>
+              <w:right w:val="single" w:sz="4" w:space="0" w:color="CCCCCC"/>
+            </w:tcBorders>
+          </w:tcPr>
+          <w:p>
+            <w:pPr>
+              <w:spacing w:before="60" w:after="60" w:line="252" w:lineRule="auto"/>
+              <w:jc w:val="left"/>
+            </w:pPr>
+            <w:r/>
+            <w:r>
+              <w:rPr>
+                <w:b/>
+              </w:rPr>
+              <w:t>+0.50</w:t>
+            </w:r>
+          </w:p>
+        </w:tc>
+        <w:tc>
+          <w:tcPr>
+            <w:tcW w:type="dxa" w:w="1440"/>
+            <w:shd w:fill="F8FAFC"/>
+            <w:tcMar>
+              <w:top w:w="100" w:type="dxa"/>
+              <w:bottom w:w="100" w:type="dxa"/>
+              <w:left w:w="120" w:type="dxa"/>
+              <w:right w:w="120" w:type="dxa"/>
+            </w:tcMar>
+            <w:tcBorders>
+              <w:top w:val="single" w:sz="4" w:space="0" w:color="CCCCCC"/>
+              <w:bottom w:val="single" w:sz="4" w:space="0" w:color="CCCCCC"/>
+              <w:left w:val="single" w:sz="4" w:space="0" w:color="CCCCCC"/>
+              <w:right w:val="single" w:sz="4" w:space="0" w:color="CCCCCC"/>
+            </w:tcBorders>
+          </w:tcPr>
+          <w:p>
+            <w:pPr>
+              <w:spacing w:before="60" w:after="60" w:line="252" w:lineRule="auto"/>
+              <w:jc w:val="left"/>
+            </w:pPr>
+            <w:r/>
+            <w:r>
+              <w:t>BULL</w:t>
+            </w:r>
+          </w:p>
+        </w:tc>
+      </w:tr>
+      <w:tr>
+        <w:tc>
+          <w:tcPr>
+            <w:tcW w:type="dxa" w:w="1584"/>
+            <w:shd w:fill="FFFFFF"/>
+            <w:tcMar>
+              <w:top w:w="100" w:type="dxa"/>
+              <w:bottom w:w="100" w:type="dxa"/>
+              <w:left w:w="120" w:type="dxa"/>
+              <w:right w:w="120" w:type="dxa"/>
+            </w:tcMar>
+            <w:tcBorders>
+              <w:top w:val="single" w:sz="4" w:space="0" w:color="CCCCCC"/>
+              <w:bottom w:val="single" w:sz="4" w:space="0" w:color="CCCCCC"/>
+              <w:left w:val="single" w:sz="4" w:space="0" w:color="CCCCCC"/>
+              <w:right w:val="single" w:sz="4" w:space="0" w:color="CCCCCC"/>
+            </w:tcBorders>
+          </w:tcPr>
+          <w:p>
+            <w:pPr>
+              <w:spacing w:before="60" w:after="60" w:line="252" w:lineRule="auto"/>
+              <w:jc w:val="left"/>
+            </w:pPr>
+            <w:r/>
+            <w:r>
+              <w:rPr>
+                <w:b/>
+              </w:rPr>
+              <w:t>Wed 30/09</w:t>
+            </w:r>
+          </w:p>
+        </w:tc>
+        <w:tc>
+          <w:tcPr>
+            <w:tcW w:type="dxa" w:w="864"/>
+            <w:shd w:fill="FFFFFF"/>
+            <w:tcMar>
+              <w:top w:w="100" w:type="dxa"/>
+              <w:bottom w:w="100" w:type="dxa"/>
+              <w:left w:w="120" w:type="dxa"/>
+              <w:right w:w="120" w:type="dxa"/>
+            </w:tcMar>
+            <w:tcBorders>
+              <w:top w:val="single" w:sz="4" w:space="0" w:color="CCCCCC"/>
+              <w:bottom w:val="single" w:sz="4" w:space="0" w:color="CCCCCC"/>
+              <w:left w:val="single" w:sz="4" w:space="0" w:color="CCCCCC"/>
+              <w:right w:val="single" w:sz="4" w:space="0" w:color="CCCCCC"/>
+            </w:tcBorders>
+          </w:tcPr>
+          <w:p>
+            <w:pPr>
+              <w:spacing w:before="60" w:after="60" w:line="252" w:lineRule="auto"/>
+              <w:jc w:val="left"/>
+            </w:pPr>
+            <w:r/>
+            <w:r>
+              <w:t>Asia 11-15</w:t>
+            </w:r>
+          </w:p>
+        </w:tc>
+        <w:tc>
+          <w:tcPr>
+            <w:tcW w:type="dxa" w:w="1440"/>
+            <w:shd w:fill="FFFFFF"/>
+            <w:tcMar>
+              <w:top w:w="100" w:type="dxa"/>
+              <w:bottom w:w="100" w:type="dxa"/>
+              <w:left w:w="120" w:type="dxa"/>
+              <w:right w:w="120" w:type="dxa"/>
+            </w:tcMar>
+            <w:tcBorders>
+              <w:top w:val="single" w:sz="4" w:space="0" w:color="CCCCCC"/>
+              <w:bottom w:val="single" w:sz="4" w:space="0" w:color="CCCCCC"/>
+              <w:left w:val="single" w:sz="4" w:space="0" w:color="CCCCCC"/>
+              <w:right w:val="single" w:sz="4" w:space="0" w:color="CCCCCC"/>
+            </w:tcBorders>
+          </w:tcPr>
+          <w:p>
+            <w:pPr>
+              <w:spacing w:before="60" w:after="60" w:line="252" w:lineRule="auto"/>
+              <w:jc w:val="left"/>
+            </w:pPr>
+            <w:r/>
+            <w:r>
+              <w:t>710.00</w:t>
+            </w:r>
+          </w:p>
+        </w:tc>
+        <w:tc>
+          <w:tcPr>
+            <w:tcW w:type="dxa" w:w="2016"/>
+            <w:shd w:fill="FFFFFF"/>
+            <w:tcMar>
+              <w:top w:w="100" w:type="dxa"/>
+              <w:bottom w:w="100" w:type="dxa"/>
+              <w:left w:w="120" w:type="dxa"/>
+              <w:right w:w="120" w:type="dxa"/>
+            </w:tcMar>
+            <w:tcBorders>
+              <w:top w:val="single" w:sz="4" w:space="0" w:color="CCCCCC"/>
+              <w:bottom w:val="single" w:sz="4" w:space="0" w:color="CCCCCC"/>
+              <w:left w:val="single" w:sz="4" w:space="0" w:color="CCCCCC"/>
+              <w:right w:val="single" w:sz="4" w:space="0" w:color="CCCCCC"/>
+            </w:tcBorders>
+          </w:tcPr>
+          <w:p>
+            <w:pPr>
+              <w:spacing w:before="60" w:after="60" w:line="252" w:lineRule="auto"/>
+              <w:jc w:val="left"/>
+            </w:pPr>
+            <w:r/>
+            <w:r>
+              <w:t>717.00</w:t>
+            </w:r>
+          </w:p>
+        </w:tc>
+        <w:tc>
+          <w:tcPr>
+            <w:tcW w:type="dxa" w:w="1152"/>
+            <w:shd w:fill="FFFFFF"/>
+            <w:tcMar>
+              <w:top w:w="100" w:type="dxa"/>
+              <w:bottom w:w="100" w:type="dxa"/>
+              <w:left w:w="120" w:type="dxa"/>
+              <w:right w:w="120" w:type="dxa"/>
+            </w:tcMar>
+            <w:tcBorders>
+              <w:top w:val="single" w:sz="4" w:space="0" w:color="CCCCCC"/>
+              <w:bottom w:val="single" w:sz="4" w:space="0" w:color="CCCCCC"/>
+              <w:left w:val="single" w:sz="4" w:space="0" w:color="CCCCCC"/>
+              <w:right w:val="single" w:sz="4" w:space="0" w:color="CCCCCC"/>
+            </w:tcBorders>
+          </w:tcPr>
+          <w:p>
+            <w:pPr>
+              <w:spacing w:before="60" w:after="60" w:line="252" w:lineRule="auto"/>
+              <w:jc w:val="left"/>
+            </w:pPr>
+            <w:r/>
+            <w:r>
+              <w:t>704.00</w:t>
             </w:r>
           </w:p>
         </w:tc>
@@ -27041,7 +27511,7 @@
               <w:rPr>
                 <w:b/>
               </w:rPr>
-              <w:t>+0.25</w:t>
+              <w:t>-0.75</w:t>
             </w:r>
           </w:p>
         </w:tc>
@@ -27069,7 +27539,7 @@
             </w:pPr>
             <w:r/>
             <w:r>
-              <w:t>BULL</w:t>
+              <w:t>BEAR</w:t>
             </w:r>
           </w:p>
         </w:tc>
@@ -27130,7 +27600,7 @@
             </w:pPr>
             <w:r/>
             <w:r>
-              <w:t>Asia 07-11</w:t>
+              <w:t>London 15-19</w:t>
             </w:r>
           </w:p>
         </w:tc>
@@ -27186,7 +27656,7 @@
             </w:pPr>
             <w:r/>
             <w:r>
-              <w:t>719.50</w:t>
+              <w:t>722.75</w:t>
             </w:r>
           </w:p>
         </w:tc>
@@ -27214,7 +27684,7 @@
             </w:pPr>
             <w:r/>
             <w:r>
-              <w:t>701.25</w:t>
+              <w:t>696.25</w:t>
             </w:r>
           </w:p>
         </w:tc>
@@ -27245,7 +27715,7 @@
               <w:rPr>
                 <w:b/>
               </w:rPr>
-              <w:t>709.75</w:t>
+              <w:t>711.00</w:t>
             </w:r>
           </w:p>
         </w:tc>
@@ -27253,6 +27723,241 @@
           <w:tcPr>
             <w:tcW w:type="dxa" w:w="3456"/>
             <w:shd w:fill="F8FAFC"/>
+            <w:tcMar>
+              <w:top w:w="100" w:type="dxa"/>
+              <w:bottom w:w="100" w:type="dxa"/>
+              <w:left w:w="120" w:type="dxa"/>
+              <w:right w:w="120" w:type="dxa"/>
+            </w:tcMar>
+            <w:tcBorders>
+              <w:top w:val="single" w:sz="4" w:space="0" w:color="CCCCCC"/>
+              <w:bottom w:val="single" w:sz="4" w:space="0" w:color="CCCCCC"/>
+              <w:left w:val="single" w:sz="4" w:space="0" w:color="CCCCCC"/>
+              <w:right w:val="single" w:sz="4" w:space="0" w:color="CCCCCC"/>
+            </w:tcBorders>
+          </w:tcPr>
+          <w:p>
+            <w:pPr>
+              <w:spacing w:before="60" w:after="60" w:line="252" w:lineRule="auto"/>
+              <w:jc w:val="left"/>
+            </w:pPr>
+            <w:r/>
+            <w:r>
+              <w:rPr>
+                <w:b/>
+              </w:rPr>
+              <w:t>+1.75</w:t>
+            </w:r>
+          </w:p>
+        </w:tc>
+        <w:tc>
+          <w:tcPr>
+            <w:tcW w:type="dxa" w:w="1440"/>
+            <w:shd w:fill="F8FAFC"/>
+            <w:tcMar>
+              <w:top w:w="100" w:type="dxa"/>
+              <w:bottom w:w="100" w:type="dxa"/>
+              <w:left w:w="120" w:type="dxa"/>
+              <w:right w:w="120" w:type="dxa"/>
+            </w:tcMar>
+            <w:tcBorders>
+              <w:top w:val="single" w:sz="4" w:space="0" w:color="CCCCCC"/>
+              <w:bottom w:val="single" w:sz="4" w:space="0" w:color="CCCCCC"/>
+              <w:left w:val="single" w:sz="4" w:space="0" w:color="CCCCCC"/>
+              <w:right w:val="single" w:sz="4" w:space="0" w:color="CCCCCC"/>
+            </w:tcBorders>
+          </w:tcPr>
+          <w:p>
+            <w:pPr>
+              <w:spacing w:before="60" w:after="60" w:line="252" w:lineRule="auto"/>
+              <w:jc w:val="left"/>
+            </w:pPr>
+            <w:r/>
+            <w:r>
+              <w:t>BULL</w:t>
+            </w:r>
+          </w:p>
+        </w:tc>
+      </w:tr>
+      <w:tr>
+        <w:tc>
+          <w:tcPr>
+            <w:tcW w:type="dxa" w:w="1584"/>
+            <w:shd w:fill="FFFFFF"/>
+            <w:tcMar>
+              <w:top w:w="100" w:type="dxa"/>
+              <w:bottom w:w="100" w:type="dxa"/>
+              <w:left w:w="120" w:type="dxa"/>
+              <w:right w:w="120" w:type="dxa"/>
+            </w:tcMar>
+            <w:tcBorders>
+              <w:top w:val="single" w:sz="4" w:space="0" w:color="CCCCCC"/>
+              <w:bottom w:val="single" w:sz="4" w:space="0" w:color="CCCCCC"/>
+              <w:left w:val="single" w:sz="4" w:space="0" w:color="CCCCCC"/>
+              <w:right w:val="single" w:sz="4" w:space="0" w:color="CCCCCC"/>
+            </w:tcBorders>
+          </w:tcPr>
+          <w:p>
+            <w:pPr>
+              <w:spacing w:before="60" w:after="60" w:line="252" w:lineRule="auto"/>
+              <w:jc w:val="left"/>
+            </w:pPr>
+            <w:r/>
+            <w:r>
+              <w:rPr>
+                <w:b/>
+              </w:rPr>
+              <w:t>Wed 30/09</w:t>
+            </w:r>
+          </w:p>
+        </w:tc>
+        <w:tc>
+          <w:tcPr>
+            <w:tcW w:type="dxa" w:w="864"/>
+            <w:shd w:fill="FFFFFF"/>
+            <w:tcMar>
+              <w:top w:w="100" w:type="dxa"/>
+              <w:bottom w:w="100" w:type="dxa"/>
+              <w:left w:w="120" w:type="dxa"/>
+              <w:right w:w="120" w:type="dxa"/>
+            </w:tcMar>
+            <w:tcBorders>
+              <w:top w:val="single" w:sz="4" w:space="0" w:color="CCCCCC"/>
+              <w:bottom w:val="single" w:sz="4" w:space="0" w:color="CCCCCC"/>
+              <w:left w:val="single" w:sz="4" w:space="0" w:color="CCCCCC"/>
+              <w:right w:val="single" w:sz="4" w:space="0" w:color="CCCCCC"/>
+            </w:tcBorders>
+          </w:tcPr>
+          <w:p>
+            <w:pPr>
+              <w:spacing w:before="60" w:after="60" w:line="252" w:lineRule="auto"/>
+              <w:jc w:val="left"/>
+            </w:pPr>
+            <w:r/>
+            <w:r>
+              <w:t>Pre-NY 19-21</w:t>
+            </w:r>
+          </w:p>
+        </w:tc>
+        <w:tc>
+          <w:tcPr>
+            <w:tcW w:type="dxa" w:w="1440"/>
+            <w:shd w:fill="FFFFFF"/>
+            <w:tcMar>
+              <w:top w:w="100" w:type="dxa"/>
+              <w:bottom w:w="100" w:type="dxa"/>
+              <w:left w:w="120" w:type="dxa"/>
+              <w:right w:w="120" w:type="dxa"/>
+            </w:tcMar>
+            <w:tcBorders>
+              <w:top w:val="single" w:sz="4" w:space="0" w:color="CCCCCC"/>
+              <w:bottom w:val="single" w:sz="4" w:space="0" w:color="CCCCCC"/>
+              <w:left w:val="single" w:sz="4" w:space="0" w:color="CCCCCC"/>
+              <w:right w:val="single" w:sz="4" w:space="0" w:color="CCCCCC"/>
+            </w:tcBorders>
+          </w:tcPr>
+          <w:p>
+            <w:pPr>
+              <w:spacing w:before="60" w:after="60" w:line="252" w:lineRule="auto"/>
+              <w:jc w:val="left"/>
+            </w:pPr>
+            <w:r/>
+            <w:r>
+              <w:t>711.00</w:t>
+            </w:r>
+          </w:p>
+        </w:tc>
+        <w:tc>
+          <w:tcPr>
+            <w:tcW w:type="dxa" w:w="2016"/>
+            <w:shd w:fill="FFFFFF"/>
+            <w:tcMar>
+              <w:top w:w="100" w:type="dxa"/>
+              <w:bottom w:w="100" w:type="dxa"/>
+              <w:left w:w="120" w:type="dxa"/>
+              <w:right w:w="120" w:type="dxa"/>
+            </w:tcMar>
+            <w:tcBorders>
+              <w:top w:val="single" w:sz="4" w:space="0" w:color="CCCCCC"/>
+              <w:bottom w:val="single" w:sz="4" w:space="0" w:color="CCCCCC"/>
+              <w:left w:val="single" w:sz="4" w:space="0" w:color="CCCCCC"/>
+              <w:right w:val="single" w:sz="4" w:space="0" w:color="CCCCCC"/>
+            </w:tcBorders>
+          </w:tcPr>
+          <w:p>
+            <w:pPr>
+              <w:spacing w:before="60" w:after="60" w:line="252" w:lineRule="auto"/>
+              <w:jc w:val="left"/>
+            </w:pPr>
+            <w:r/>
+            <w:r>
+              <w:t>720.25</w:t>
+            </w:r>
+          </w:p>
+        </w:tc>
+        <w:tc>
+          <w:tcPr>
+            <w:tcW w:type="dxa" w:w="1152"/>
+            <w:shd w:fill="FFFFFF"/>
+            <w:tcMar>
+              <w:top w:w="100" w:type="dxa"/>
+              <w:bottom w:w="100" w:type="dxa"/>
+              <w:left w:w="120" w:type="dxa"/>
+              <w:right w:w="120" w:type="dxa"/>
+            </w:tcMar>
+            <w:tcBorders>
+              <w:top w:val="single" w:sz="4" w:space="0" w:color="CCCCCC"/>
+              <w:bottom w:val="single" w:sz="4" w:space="0" w:color="CCCCCC"/>
+              <w:left w:val="single" w:sz="4" w:space="0" w:color="CCCCCC"/>
+              <w:right w:val="single" w:sz="4" w:space="0" w:color="CCCCCC"/>
+            </w:tcBorders>
+          </w:tcPr>
+          <w:p>
+            <w:pPr>
+              <w:spacing w:before="60" w:after="60" w:line="252" w:lineRule="auto"/>
+              <w:jc w:val="left"/>
+            </w:pPr>
+            <w:r/>
+            <w:r>
+              <w:t>700.25</w:t>
+            </w:r>
+          </w:p>
+        </w:tc>
+        <w:tc>
+          <w:tcPr>
+            <w:tcW w:type="dxa" w:w="1728"/>
+            <w:shd w:fill="FFFFFF"/>
+            <w:tcMar>
+              <w:top w:w="100" w:type="dxa"/>
+              <w:bottom w:w="100" w:type="dxa"/>
+              <w:left w:w="120" w:type="dxa"/>
+              <w:right w:w="120" w:type="dxa"/>
+            </w:tcMar>
+            <w:tcBorders>
+              <w:top w:val="single" w:sz="4" w:space="0" w:color="CCCCCC"/>
+              <w:bottom w:val="single" w:sz="4" w:space="0" w:color="CCCCCC"/>
+              <w:left w:val="single" w:sz="4" w:space="0" w:color="CCCCCC"/>
+              <w:right w:val="single" w:sz="4" w:space="0" w:color="CCCCCC"/>
+            </w:tcBorders>
+          </w:tcPr>
+          <w:p>
+            <w:pPr>
+              <w:spacing w:before="60" w:after="60" w:line="252" w:lineRule="auto"/>
+              <w:jc w:val="left"/>
+            </w:pPr>
+            <w:r/>
+            <w:r>
+              <w:rPr>
+                <w:b/>
+              </w:rPr>
+              <w:t>711.50</w:t>
+            </w:r>
+          </w:p>
+        </w:tc>
+        <w:tc>
+          <w:tcPr>
+            <w:tcW w:type="dxa" w:w="3456"/>
+            <w:shd w:fill="FFFFFF"/>
             <w:tcMar>
               <w:top w:w="100" w:type="dxa"/>
               <w:bottom w:w="100" w:type="dxa"/>
@@ -27283,7 +27988,7 @@
         <w:tc>
           <w:tcPr>
             <w:tcW w:type="dxa" w:w="1440"/>
-            <w:shd w:fill="F8FAFC"/>
+            <w:shd w:fill="FFFFFF"/>
             <w:tcMar>
               <w:top w:w="100" w:type="dxa"/>
               <w:bottom w:w="100" w:type="dxa"/>
@@ -27313,7 +28018,7 @@
         <w:tc>
           <w:tcPr>
             <w:tcW w:type="dxa" w:w="1584"/>
-            <w:shd w:fill="FFFFFF"/>
+            <w:shd w:fill="F8FAFC"/>
             <w:tcMar>
               <w:top w:w="100" w:type="dxa"/>
               <w:bottom w:w="100" w:type="dxa"/>
@@ -27344,119 +28049,119 @@
         <w:tc>
           <w:tcPr>
             <w:tcW w:type="dxa" w:w="864"/>
-            <w:shd w:fill="FFFFFF"/>
-            <w:tcMar>
-              <w:top w:w="100" w:type="dxa"/>
-              <w:bottom w:w="100" w:type="dxa"/>
-              <w:left w:w="120" w:type="dxa"/>
-              <w:right w:w="120" w:type="dxa"/>
-            </w:tcMar>
-            <w:tcBorders>
-              <w:top w:val="single" w:sz="4" w:space="0" w:color="CCCCCC"/>
-              <w:bottom w:val="single" w:sz="4" w:space="0" w:color="CCCCCC"/>
-              <w:left w:val="single" w:sz="4" w:space="0" w:color="CCCCCC"/>
-              <w:right w:val="single" w:sz="4" w:space="0" w:color="CCCCCC"/>
-            </w:tcBorders>
-          </w:tcPr>
-          <w:p>
-            <w:pPr>
-              <w:spacing w:before="60" w:after="60" w:line="252" w:lineRule="auto"/>
-              <w:jc w:val="left"/>
-            </w:pPr>
-            <w:r/>
-            <w:r>
-              <w:t>Asia 11-15</w:t>
+            <w:shd w:fill="F8FAFC"/>
+            <w:tcMar>
+              <w:top w:w="100" w:type="dxa"/>
+              <w:bottom w:w="100" w:type="dxa"/>
+              <w:left w:w="120" w:type="dxa"/>
+              <w:right w:w="120" w:type="dxa"/>
+            </w:tcMar>
+            <w:tcBorders>
+              <w:top w:val="single" w:sz="4" w:space="0" w:color="CCCCCC"/>
+              <w:bottom w:val="single" w:sz="4" w:space="0" w:color="CCCCCC"/>
+              <w:left w:val="single" w:sz="4" w:space="0" w:color="CCCCCC"/>
+              <w:right w:val="single" w:sz="4" w:space="0" w:color="CCCCCC"/>
+            </w:tcBorders>
+          </w:tcPr>
+          <w:p>
+            <w:pPr>
+              <w:spacing w:before="60" w:after="60" w:line="252" w:lineRule="auto"/>
+              <w:jc w:val="left"/>
+            </w:pPr>
+            <w:r/>
+            <w:r>
+              <w:t>NY Open 21-23</w:t>
             </w:r>
           </w:p>
         </w:tc>
         <w:tc>
           <w:tcPr>
             <w:tcW w:type="dxa" w:w="1440"/>
-            <w:shd w:fill="FFFFFF"/>
-            <w:tcMar>
-              <w:top w:w="100" w:type="dxa"/>
-              <w:bottom w:w="100" w:type="dxa"/>
-              <w:left w:w="120" w:type="dxa"/>
-              <w:right w:w="120" w:type="dxa"/>
-            </w:tcMar>
-            <w:tcBorders>
-              <w:top w:val="single" w:sz="4" w:space="0" w:color="CCCCCC"/>
-              <w:bottom w:val="single" w:sz="4" w:space="0" w:color="CCCCCC"/>
-              <w:left w:val="single" w:sz="4" w:space="0" w:color="CCCCCC"/>
-              <w:right w:val="single" w:sz="4" w:space="0" w:color="CCCCCC"/>
-            </w:tcBorders>
-          </w:tcPr>
-          <w:p>
-            <w:pPr>
-              <w:spacing w:before="60" w:after="60" w:line="252" w:lineRule="auto"/>
-              <w:jc w:val="left"/>
-            </w:pPr>
-            <w:r/>
-            <w:r>
-              <w:t>709.75</w:t>
+            <w:shd w:fill="F8FAFC"/>
+            <w:tcMar>
+              <w:top w:w="100" w:type="dxa"/>
+              <w:bottom w:w="100" w:type="dxa"/>
+              <w:left w:w="120" w:type="dxa"/>
+              <w:right w:w="120" w:type="dxa"/>
+            </w:tcMar>
+            <w:tcBorders>
+              <w:top w:val="single" w:sz="4" w:space="0" w:color="CCCCCC"/>
+              <w:bottom w:val="single" w:sz="4" w:space="0" w:color="CCCCCC"/>
+              <w:left w:val="single" w:sz="4" w:space="0" w:color="CCCCCC"/>
+              <w:right w:val="single" w:sz="4" w:space="0" w:color="CCCCCC"/>
+            </w:tcBorders>
+          </w:tcPr>
+          <w:p>
+            <w:pPr>
+              <w:spacing w:before="60" w:after="60" w:line="252" w:lineRule="auto"/>
+              <w:jc w:val="left"/>
+            </w:pPr>
+            <w:r/>
+            <w:r>
+              <w:t>711.50</w:t>
             </w:r>
           </w:p>
         </w:tc>
         <w:tc>
           <w:tcPr>
             <w:tcW w:type="dxa" w:w="2016"/>
-            <w:shd w:fill="FFFFFF"/>
-            <w:tcMar>
-              <w:top w:w="100" w:type="dxa"/>
-              <w:bottom w:w="100" w:type="dxa"/>
-              <w:left w:w="120" w:type="dxa"/>
-              <w:right w:w="120" w:type="dxa"/>
-            </w:tcMar>
-            <w:tcBorders>
-              <w:top w:val="single" w:sz="4" w:space="0" w:color="CCCCCC"/>
-              <w:bottom w:val="single" w:sz="4" w:space="0" w:color="CCCCCC"/>
-              <w:left w:val="single" w:sz="4" w:space="0" w:color="CCCCCC"/>
-              <w:right w:val="single" w:sz="4" w:space="0" w:color="CCCCCC"/>
-            </w:tcBorders>
-          </w:tcPr>
-          <w:p>
-            <w:pPr>
-              <w:spacing w:before="60" w:after="60" w:line="252" w:lineRule="auto"/>
-              <w:jc w:val="left"/>
-            </w:pPr>
-            <w:r/>
-            <w:r>
-              <w:t>716.75</w:t>
+            <w:shd w:fill="F8FAFC"/>
+            <w:tcMar>
+              <w:top w:w="100" w:type="dxa"/>
+              <w:bottom w:w="100" w:type="dxa"/>
+              <w:left w:w="120" w:type="dxa"/>
+              <w:right w:w="120" w:type="dxa"/>
+            </w:tcMar>
+            <w:tcBorders>
+              <w:top w:val="single" w:sz="4" w:space="0" w:color="CCCCCC"/>
+              <w:bottom w:val="single" w:sz="4" w:space="0" w:color="CCCCCC"/>
+              <w:left w:val="single" w:sz="4" w:space="0" w:color="CCCCCC"/>
+              <w:right w:val="single" w:sz="4" w:space="0" w:color="CCCCCC"/>
+            </w:tcBorders>
+          </w:tcPr>
+          <w:p>
+            <w:pPr>
+              <w:spacing w:before="60" w:after="60" w:line="252" w:lineRule="auto"/>
+              <w:jc w:val="left"/>
+            </w:pPr>
+            <w:r/>
+            <w:r>
+              <w:t>723.75</w:t>
             </w:r>
           </w:p>
         </w:tc>
         <w:tc>
           <w:tcPr>
             <w:tcW w:type="dxa" w:w="1152"/>
-            <w:shd w:fill="FFFFFF"/>
-            <w:tcMar>
-              <w:top w:w="100" w:type="dxa"/>
-              <w:bottom w:w="100" w:type="dxa"/>
-              <w:left w:w="120" w:type="dxa"/>
-              <w:right w:w="120" w:type="dxa"/>
-            </w:tcMar>
-            <w:tcBorders>
-              <w:top w:val="single" w:sz="4" w:space="0" w:color="CCCCCC"/>
-              <w:bottom w:val="single" w:sz="4" w:space="0" w:color="CCCCCC"/>
-              <w:left w:val="single" w:sz="4" w:space="0" w:color="CCCCCC"/>
-              <w:right w:val="single" w:sz="4" w:space="0" w:color="CCCCCC"/>
-            </w:tcBorders>
-          </w:tcPr>
-          <w:p>
-            <w:pPr>
-              <w:spacing w:before="60" w:after="60" w:line="252" w:lineRule="auto"/>
-              <w:jc w:val="left"/>
-            </w:pPr>
-            <w:r/>
-            <w:r>
-              <w:t>703.75</w:t>
+            <w:shd w:fill="F8FAFC"/>
+            <w:tcMar>
+              <w:top w:w="100" w:type="dxa"/>
+              <w:bottom w:w="100" w:type="dxa"/>
+              <w:left w:w="120" w:type="dxa"/>
+              <w:right w:w="120" w:type="dxa"/>
+            </w:tcMar>
+            <w:tcBorders>
+              <w:top w:val="single" w:sz="4" w:space="0" w:color="CCCCCC"/>
+              <w:bottom w:val="single" w:sz="4" w:space="0" w:color="CCCCCC"/>
+              <w:left w:val="single" w:sz="4" w:space="0" w:color="CCCCCC"/>
+              <w:right w:val="single" w:sz="4" w:space="0" w:color="CCCCCC"/>
+            </w:tcBorders>
+          </w:tcPr>
+          <w:p>
+            <w:pPr>
+              <w:spacing w:before="60" w:after="60" w:line="252" w:lineRule="auto"/>
+              <w:jc w:val="left"/>
+            </w:pPr>
+            <w:r/>
+            <w:r>
+              <w:t>697.25</w:t>
             </w:r>
           </w:p>
         </w:tc>
         <w:tc>
           <w:tcPr>
             <w:tcW w:type="dxa" w:w="1728"/>
-            <w:shd w:fill="FFFFFF"/>
+            <w:shd w:fill="F8FAFC"/>
             <w:tcMar>
               <w:top w:w="100" w:type="dxa"/>
               <w:bottom w:w="100" w:type="dxa"/>
@@ -27480,7 +28185,242 @@
               <w:rPr>
                 <w:b/>
               </w:rPr>
-              <w:t>709.00</w:t>
+              <w:t>710.00</w:t>
+            </w:r>
+          </w:p>
+        </w:tc>
+        <w:tc>
+          <w:tcPr>
+            <w:tcW w:type="dxa" w:w="3456"/>
+            <w:shd w:fill="F8FAFC"/>
+            <w:tcMar>
+              <w:top w:w="100" w:type="dxa"/>
+              <w:bottom w:w="100" w:type="dxa"/>
+              <w:left w:w="120" w:type="dxa"/>
+              <w:right w:w="120" w:type="dxa"/>
+            </w:tcMar>
+            <w:tcBorders>
+              <w:top w:val="single" w:sz="4" w:space="0" w:color="CCCCCC"/>
+              <w:bottom w:val="single" w:sz="4" w:space="0" w:color="CCCCCC"/>
+              <w:left w:val="single" w:sz="4" w:space="0" w:color="CCCCCC"/>
+              <w:right w:val="single" w:sz="4" w:space="0" w:color="CCCCCC"/>
+            </w:tcBorders>
+          </w:tcPr>
+          <w:p>
+            <w:pPr>
+              <w:spacing w:before="60" w:after="60" w:line="252" w:lineRule="auto"/>
+              <w:jc w:val="left"/>
+            </w:pPr>
+            <w:r/>
+            <w:r>
+              <w:rPr>
+                <w:b/>
+              </w:rPr>
+              <w:t>-1.50</w:t>
+            </w:r>
+          </w:p>
+        </w:tc>
+        <w:tc>
+          <w:tcPr>
+            <w:tcW w:type="dxa" w:w="1440"/>
+            <w:shd w:fill="F8FAFC"/>
+            <w:tcMar>
+              <w:top w:w="100" w:type="dxa"/>
+              <w:bottom w:w="100" w:type="dxa"/>
+              <w:left w:w="120" w:type="dxa"/>
+              <w:right w:w="120" w:type="dxa"/>
+            </w:tcMar>
+            <w:tcBorders>
+              <w:top w:val="single" w:sz="4" w:space="0" w:color="CCCCCC"/>
+              <w:bottom w:val="single" w:sz="4" w:space="0" w:color="CCCCCC"/>
+              <w:left w:val="single" w:sz="4" w:space="0" w:color="CCCCCC"/>
+              <w:right w:val="single" w:sz="4" w:space="0" w:color="CCCCCC"/>
+            </w:tcBorders>
+          </w:tcPr>
+          <w:p>
+            <w:pPr>
+              <w:spacing w:before="60" w:after="60" w:line="252" w:lineRule="auto"/>
+              <w:jc w:val="left"/>
+            </w:pPr>
+            <w:r/>
+            <w:r>
+              <w:t>BEAR</w:t>
+            </w:r>
+          </w:p>
+        </w:tc>
+      </w:tr>
+      <w:tr>
+        <w:tc>
+          <w:tcPr>
+            <w:tcW w:type="dxa" w:w="1584"/>
+            <w:shd w:fill="FFFFFF"/>
+            <w:tcMar>
+              <w:top w:w="100" w:type="dxa"/>
+              <w:bottom w:w="100" w:type="dxa"/>
+              <w:left w:w="120" w:type="dxa"/>
+              <w:right w:w="120" w:type="dxa"/>
+            </w:tcMar>
+            <w:tcBorders>
+              <w:top w:val="single" w:sz="4" w:space="0" w:color="CCCCCC"/>
+              <w:bottom w:val="single" w:sz="4" w:space="0" w:color="CCCCCC"/>
+              <w:left w:val="single" w:sz="4" w:space="0" w:color="CCCCCC"/>
+              <w:right w:val="single" w:sz="4" w:space="0" w:color="CCCCCC"/>
+            </w:tcBorders>
+          </w:tcPr>
+          <w:p>
+            <w:pPr>
+              <w:spacing w:before="60" w:after="60" w:line="252" w:lineRule="auto"/>
+              <w:jc w:val="left"/>
+            </w:pPr>
+            <w:r/>
+            <w:r>
+              <w:rPr>
+                <w:b/>
+              </w:rPr>
+              <w:t>Wed 30/09</w:t>
+            </w:r>
+          </w:p>
+        </w:tc>
+        <w:tc>
+          <w:tcPr>
+            <w:tcW w:type="dxa" w:w="864"/>
+            <w:shd w:fill="FFFFFF"/>
+            <w:tcMar>
+              <w:top w:w="100" w:type="dxa"/>
+              <w:bottom w:w="100" w:type="dxa"/>
+              <w:left w:w="120" w:type="dxa"/>
+              <w:right w:w="120" w:type="dxa"/>
+            </w:tcMar>
+            <w:tcBorders>
+              <w:top w:val="single" w:sz="4" w:space="0" w:color="CCCCCC"/>
+              <w:bottom w:val="single" w:sz="4" w:space="0" w:color="CCCCCC"/>
+              <w:left w:val="single" w:sz="4" w:space="0" w:color="CCCCCC"/>
+              <w:right w:val="single" w:sz="4" w:space="0" w:color="CCCCCC"/>
+            </w:tcBorders>
+          </w:tcPr>
+          <w:p>
+            <w:pPr>
+              <w:spacing w:before="60" w:after="60" w:line="252" w:lineRule="auto"/>
+              <w:jc w:val="left"/>
+            </w:pPr>
+            <w:r/>
+            <w:r>
+              <w:t>NY Close 23-01</w:t>
+            </w:r>
+          </w:p>
+        </w:tc>
+        <w:tc>
+          <w:tcPr>
+            <w:tcW w:type="dxa" w:w="1440"/>
+            <w:shd w:fill="FFFFFF"/>
+            <w:tcMar>
+              <w:top w:w="100" w:type="dxa"/>
+              <w:bottom w:w="100" w:type="dxa"/>
+              <w:left w:w="120" w:type="dxa"/>
+              <w:right w:w="120" w:type="dxa"/>
+            </w:tcMar>
+            <w:tcBorders>
+              <w:top w:val="single" w:sz="4" w:space="0" w:color="CCCCCC"/>
+              <w:bottom w:val="single" w:sz="4" w:space="0" w:color="CCCCCC"/>
+              <w:left w:val="single" w:sz="4" w:space="0" w:color="CCCCCC"/>
+              <w:right w:val="single" w:sz="4" w:space="0" w:color="CCCCCC"/>
+            </w:tcBorders>
+          </w:tcPr>
+          <w:p>
+            <w:pPr>
+              <w:spacing w:before="60" w:after="60" w:line="252" w:lineRule="auto"/>
+              <w:jc w:val="left"/>
+            </w:pPr>
+            <w:r/>
+            <w:r>
+              <w:t>710.00</w:t>
+            </w:r>
+          </w:p>
+        </w:tc>
+        <w:tc>
+          <w:tcPr>
+            <w:tcW w:type="dxa" w:w="2016"/>
+            <w:shd w:fill="FFFFFF"/>
+            <w:tcMar>
+              <w:top w:w="100" w:type="dxa"/>
+              <w:bottom w:w="100" w:type="dxa"/>
+              <w:left w:w="120" w:type="dxa"/>
+              <w:right w:w="120" w:type="dxa"/>
+            </w:tcMar>
+            <w:tcBorders>
+              <w:top w:val="single" w:sz="4" w:space="0" w:color="CCCCCC"/>
+              <w:bottom w:val="single" w:sz="4" w:space="0" w:color="CCCCCC"/>
+              <w:left w:val="single" w:sz="4" w:space="0" w:color="CCCCCC"/>
+              <w:right w:val="single" w:sz="4" w:space="0" w:color="CCCCCC"/>
+            </w:tcBorders>
+          </w:tcPr>
+          <w:p>
+            <w:pPr>
+              <w:spacing w:before="60" w:after="60" w:line="252" w:lineRule="auto"/>
+              <w:jc w:val="left"/>
+            </w:pPr>
+            <w:r/>
+            <w:r>
+              <w:t>717.00</w:t>
+            </w:r>
+          </w:p>
+        </w:tc>
+        <w:tc>
+          <w:tcPr>
+            <w:tcW w:type="dxa" w:w="1152"/>
+            <w:shd w:fill="FFFFFF"/>
+            <w:tcMar>
+              <w:top w:w="100" w:type="dxa"/>
+              <w:bottom w:w="100" w:type="dxa"/>
+              <w:left w:w="120" w:type="dxa"/>
+              <w:right w:w="120" w:type="dxa"/>
+            </w:tcMar>
+            <w:tcBorders>
+              <w:top w:val="single" w:sz="4" w:space="0" w:color="CCCCCC"/>
+              <w:bottom w:val="single" w:sz="4" w:space="0" w:color="CCCCCC"/>
+              <w:left w:val="single" w:sz="4" w:space="0" w:color="CCCCCC"/>
+              <w:right w:val="single" w:sz="4" w:space="0" w:color="CCCCCC"/>
+            </w:tcBorders>
+          </w:tcPr>
+          <w:p>
+            <w:pPr>
+              <w:spacing w:before="60" w:after="60" w:line="252" w:lineRule="auto"/>
+              <w:jc w:val="left"/>
+            </w:pPr>
+            <w:r/>
+            <w:r>
+              <w:t>700.50</w:t>
+            </w:r>
+          </w:p>
+        </w:tc>
+        <w:tc>
+          <w:tcPr>
+            <w:tcW w:type="dxa" w:w="1728"/>
+            <w:shd w:fill="FFFFFF"/>
+            <w:tcMar>
+              <w:top w:w="100" w:type="dxa"/>
+              <w:bottom w:w="100" w:type="dxa"/>
+              <w:left w:w="120" w:type="dxa"/>
+              <w:right w:w="120" w:type="dxa"/>
+            </w:tcMar>
+            <w:tcBorders>
+              <w:top w:val="single" w:sz="4" w:space="0" w:color="CCCCCC"/>
+              <w:bottom w:val="single" w:sz="4" w:space="0" w:color="CCCCCC"/>
+              <w:left w:val="single" w:sz="4" w:space="0" w:color="CCCCCC"/>
+              <w:right w:val="single" w:sz="4" w:space="0" w:color="CCCCCC"/>
+            </w:tcBorders>
+          </w:tcPr>
+          <w:p>
+            <w:pPr>
+              <w:spacing w:before="60" w:after="60" w:line="252" w:lineRule="auto"/>
+              <w:jc w:val="left"/>
+            </w:pPr>
+            <w:r/>
+            <w:r>
+              <w:rPr>
+                <w:b/>
+              </w:rPr>
+              <w:t>710.50</w:t>
             </w:r>
           </w:p>
         </w:tc>
@@ -27488,6 +28428,1651 @@
           <w:tcPr>
             <w:tcW w:type="dxa" w:w="3456"/>
             <w:shd w:fill="FFFFFF"/>
+            <w:tcMar>
+              <w:top w:w="100" w:type="dxa"/>
+              <w:bottom w:w="100" w:type="dxa"/>
+              <w:left w:w="120" w:type="dxa"/>
+              <w:right w:w="120" w:type="dxa"/>
+            </w:tcMar>
+            <w:tcBorders>
+              <w:top w:val="single" w:sz="4" w:space="0" w:color="CCCCCC"/>
+              <w:bottom w:val="single" w:sz="4" w:space="0" w:color="CCCCCC"/>
+              <w:left w:val="single" w:sz="4" w:space="0" w:color="CCCCCC"/>
+              <w:right w:val="single" w:sz="4" w:space="0" w:color="CCCCCC"/>
+            </w:tcBorders>
+          </w:tcPr>
+          <w:p>
+            <w:pPr>
+              <w:spacing w:before="60" w:after="60" w:line="252" w:lineRule="auto"/>
+              <w:jc w:val="left"/>
+            </w:pPr>
+            <w:r/>
+            <w:r>
+              <w:rPr>
+                <w:b/>
+              </w:rPr>
+              <w:t>+0.50</w:t>
+            </w:r>
+          </w:p>
+        </w:tc>
+        <w:tc>
+          <w:tcPr>
+            <w:tcW w:type="dxa" w:w="1440"/>
+            <w:shd w:fill="FFFFFF"/>
+            <w:tcMar>
+              <w:top w:w="100" w:type="dxa"/>
+              <w:bottom w:w="100" w:type="dxa"/>
+              <w:left w:w="120" w:type="dxa"/>
+              <w:right w:w="120" w:type="dxa"/>
+            </w:tcMar>
+            <w:tcBorders>
+              <w:top w:val="single" w:sz="4" w:space="0" w:color="CCCCCC"/>
+              <w:bottom w:val="single" w:sz="4" w:space="0" w:color="CCCCCC"/>
+              <w:left w:val="single" w:sz="4" w:space="0" w:color="CCCCCC"/>
+              <w:right w:val="single" w:sz="4" w:space="0" w:color="CCCCCC"/>
+            </w:tcBorders>
+          </w:tcPr>
+          <w:p>
+            <w:pPr>
+              <w:spacing w:before="60" w:after="60" w:line="252" w:lineRule="auto"/>
+              <w:jc w:val="left"/>
+            </w:pPr>
+            <w:r/>
+            <w:r>
+              <w:t>BULL</w:t>
+            </w:r>
+          </w:p>
+        </w:tc>
+      </w:tr>
+      <w:tr>
+        <w:tc>
+          <w:tcPr>
+            <w:tcW w:type="dxa" w:w="1584"/>
+            <w:shd w:fill="F8FAFC"/>
+            <w:tcMar>
+              <w:top w:w="100" w:type="dxa"/>
+              <w:bottom w:w="100" w:type="dxa"/>
+              <w:left w:w="120" w:type="dxa"/>
+              <w:right w:w="120" w:type="dxa"/>
+            </w:tcMar>
+            <w:tcBorders>
+              <w:top w:val="single" w:sz="4" w:space="0" w:color="CCCCCC"/>
+              <w:bottom w:val="single" w:sz="4" w:space="0" w:color="CCCCCC"/>
+              <w:left w:val="single" w:sz="4" w:space="0" w:color="CCCCCC"/>
+              <w:right w:val="single" w:sz="4" w:space="0" w:color="CCCCCC"/>
+            </w:tcBorders>
+          </w:tcPr>
+          <w:p>
+            <w:pPr>
+              <w:spacing w:before="60" w:after="60" w:line="252" w:lineRule="auto"/>
+              <w:jc w:val="left"/>
+            </w:pPr>
+            <w:r/>
+            <w:r>
+              <w:rPr>
+                <w:b/>
+              </w:rPr>
+              <w:t>Thu 01/10</w:t>
+            </w:r>
+          </w:p>
+        </w:tc>
+        <w:tc>
+          <w:tcPr>
+            <w:tcW w:type="dxa" w:w="864"/>
+            <w:shd w:fill="F8FAFC"/>
+            <w:tcMar>
+              <w:top w:w="100" w:type="dxa"/>
+              <w:bottom w:w="100" w:type="dxa"/>
+              <w:left w:w="120" w:type="dxa"/>
+              <w:right w:w="120" w:type="dxa"/>
+            </w:tcMar>
+            <w:tcBorders>
+              <w:top w:val="single" w:sz="4" w:space="0" w:color="CCCCCC"/>
+              <w:bottom w:val="single" w:sz="4" w:space="0" w:color="CCCCCC"/>
+              <w:left w:val="single" w:sz="4" w:space="0" w:color="CCCCCC"/>
+              <w:right w:val="single" w:sz="4" w:space="0" w:color="CCCCCC"/>
+            </w:tcBorders>
+          </w:tcPr>
+          <w:p>
+            <w:pPr>
+              <w:spacing w:before="60" w:after="60" w:line="252" w:lineRule="auto"/>
+              <w:jc w:val="left"/>
+            </w:pPr>
+            <w:r/>
+            <w:r>
+              <w:t>Asia 07-11</w:t>
+            </w:r>
+          </w:p>
+        </w:tc>
+        <w:tc>
+          <w:tcPr>
+            <w:tcW w:type="dxa" w:w="1440"/>
+            <w:shd w:fill="F8FAFC"/>
+            <w:tcMar>
+              <w:top w:w="100" w:type="dxa"/>
+              <w:bottom w:w="100" w:type="dxa"/>
+              <w:left w:w="120" w:type="dxa"/>
+              <w:right w:w="120" w:type="dxa"/>
+            </w:tcMar>
+            <w:tcBorders>
+              <w:top w:val="single" w:sz="4" w:space="0" w:color="CCCCCC"/>
+              <w:bottom w:val="single" w:sz="4" w:space="0" w:color="CCCCCC"/>
+              <w:left w:val="single" w:sz="4" w:space="0" w:color="CCCCCC"/>
+              <w:right w:val="single" w:sz="4" w:space="0" w:color="CCCCCC"/>
+            </w:tcBorders>
+          </w:tcPr>
+          <w:p>
+            <w:pPr>
+              <w:spacing w:before="60" w:after="60" w:line="252" w:lineRule="auto"/>
+              <w:jc w:val="left"/>
+            </w:pPr>
+            <w:r/>
+            <w:r>
+              <w:t>710.50</w:t>
+            </w:r>
+          </w:p>
+        </w:tc>
+        <w:tc>
+          <w:tcPr>
+            <w:tcW w:type="dxa" w:w="2016"/>
+            <w:shd w:fill="F8FAFC"/>
+            <w:tcMar>
+              <w:top w:w="100" w:type="dxa"/>
+              <w:bottom w:w="100" w:type="dxa"/>
+              <w:left w:w="120" w:type="dxa"/>
+              <w:right w:w="120" w:type="dxa"/>
+            </w:tcMar>
+            <w:tcBorders>
+              <w:top w:val="single" w:sz="4" w:space="0" w:color="CCCCCC"/>
+              <w:bottom w:val="single" w:sz="4" w:space="0" w:color="CCCCCC"/>
+              <w:left w:val="single" w:sz="4" w:space="0" w:color="CCCCCC"/>
+              <w:right w:val="single" w:sz="4" w:space="0" w:color="CCCCCC"/>
+            </w:tcBorders>
+          </w:tcPr>
+          <w:p>
+            <w:pPr>
+              <w:spacing w:before="60" w:after="60" w:line="252" w:lineRule="auto"/>
+              <w:jc w:val="left"/>
+            </w:pPr>
+            <w:r/>
+            <w:r>
+              <w:t>721.00</w:t>
+            </w:r>
+          </w:p>
+        </w:tc>
+        <w:tc>
+          <w:tcPr>
+            <w:tcW w:type="dxa" w:w="1152"/>
+            <w:shd w:fill="F8FAFC"/>
+            <w:tcMar>
+              <w:top w:w="100" w:type="dxa"/>
+              <w:bottom w:w="100" w:type="dxa"/>
+              <w:left w:w="120" w:type="dxa"/>
+              <w:right w:w="120" w:type="dxa"/>
+            </w:tcMar>
+            <w:tcBorders>
+              <w:top w:val="single" w:sz="4" w:space="0" w:color="CCCCCC"/>
+              <w:bottom w:val="single" w:sz="4" w:space="0" w:color="CCCCCC"/>
+              <w:left w:val="single" w:sz="4" w:space="0" w:color="CCCCCC"/>
+              <w:right w:val="single" w:sz="4" w:space="0" w:color="CCCCCC"/>
+            </w:tcBorders>
+          </w:tcPr>
+          <w:p>
+            <w:pPr>
+              <w:spacing w:before="60" w:after="60" w:line="252" w:lineRule="auto"/>
+              <w:jc w:val="left"/>
+            </w:pPr>
+            <w:r/>
+            <w:r>
+              <w:t>703.25</w:t>
+            </w:r>
+          </w:p>
+        </w:tc>
+        <w:tc>
+          <w:tcPr>
+            <w:tcW w:type="dxa" w:w="1728"/>
+            <w:shd w:fill="F8FAFC"/>
+            <w:tcMar>
+              <w:top w:w="100" w:type="dxa"/>
+              <w:bottom w:w="100" w:type="dxa"/>
+              <w:left w:w="120" w:type="dxa"/>
+              <w:right w:w="120" w:type="dxa"/>
+            </w:tcMar>
+            <w:tcBorders>
+              <w:top w:val="single" w:sz="4" w:space="0" w:color="CCCCCC"/>
+              <w:bottom w:val="single" w:sz="4" w:space="0" w:color="CCCCCC"/>
+              <w:left w:val="single" w:sz="4" w:space="0" w:color="CCCCCC"/>
+              <w:right w:val="single" w:sz="4" w:space="0" w:color="CCCCCC"/>
+            </w:tcBorders>
+          </w:tcPr>
+          <w:p>
+            <w:pPr>
+              <w:spacing w:before="60" w:after="60" w:line="252" w:lineRule="auto"/>
+              <w:jc w:val="left"/>
+            </w:pPr>
+            <w:r/>
+            <w:r>
+              <w:rPr>
+                <w:b/>
+              </w:rPr>
+              <w:t>710.25</w:t>
+            </w:r>
+          </w:p>
+        </w:tc>
+        <w:tc>
+          <w:tcPr>
+            <w:tcW w:type="dxa" w:w="3456"/>
+            <w:shd w:fill="F8FAFC"/>
+            <w:tcMar>
+              <w:top w:w="100" w:type="dxa"/>
+              <w:bottom w:w="100" w:type="dxa"/>
+              <w:left w:w="120" w:type="dxa"/>
+              <w:right w:w="120" w:type="dxa"/>
+            </w:tcMar>
+            <w:tcBorders>
+              <w:top w:val="single" w:sz="4" w:space="0" w:color="CCCCCC"/>
+              <w:bottom w:val="single" w:sz="4" w:space="0" w:color="CCCCCC"/>
+              <w:left w:val="single" w:sz="4" w:space="0" w:color="CCCCCC"/>
+              <w:right w:val="single" w:sz="4" w:space="0" w:color="CCCCCC"/>
+            </w:tcBorders>
+          </w:tcPr>
+          <w:p>
+            <w:pPr>
+              <w:spacing w:before="60" w:after="60" w:line="252" w:lineRule="auto"/>
+              <w:jc w:val="left"/>
+            </w:pPr>
+            <w:r/>
+            <w:r>
+              <w:rPr>
+                <w:b/>
+              </w:rPr>
+              <w:t>-0.25</w:t>
+            </w:r>
+          </w:p>
+        </w:tc>
+        <w:tc>
+          <w:tcPr>
+            <w:tcW w:type="dxa" w:w="1440"/>
+            <w:shd w:fill="F8FAFC"/>
+            <w:tcMar>
+              <w:top w:w="100" w:type="dxa"/>
+              <w:bottom w:w="100" w:type="dxa"/>
+              <w:left w:w="120" w:type="dxa"/>
+              <w:right w:w="120" w:type="dxa"/>
+            </w:tcMar>
+            <w:tcBorders>
+              <w:top w:val="single" w:sz="4" w:space="0" w:color="CCCCCC"/>
+              <w:bottom w:val="single" w:sz="4" w:space="0" w:color="CCCCCC"/>
+              <w:left w:val="single" w:sz="4" w:space="0" w:color="CCCCCC"/>
+              <w:right w:val="single" w:sz="4" w:space="0" w:color="CCCCCC"/>
+            </w:tcBorders>
+          </w:tcPr>
+          <w:p>
+            <w:pPr>
+              <w:spacing w:before="60" w:after="60" w:line="252" w:lineRule="auto"/>
+              <w:jc w:val="left"/>
+            </w:pPr>
+            <w:r/>
+            <w:r>
+              <w:t>BEAR</w:t>
+            </w:r>
+          </w:p>
+        </w:tc>
+      </w:tr>
+      <w:tr>
+        <w:tc>
+          <w:tcPr>
+            <w:tcW w:type="dxa" w:w="1584"/>
+            <w:shd w:fill="FFFFFF"/>
+            <w:tcMar>
+              <w:top w:w="100" w:type="dxa"/>
+              <w:bottom w:w="100" w:type="dxa"/>
+              <w:left w:w="120" w:type="dxa"/>
+              <w:right w:w="120" w:type="dxa"/>
+            </w:tcMar>
+            <w:tcBorders>
+              <w:top w:val="single" w:sz="4" w:space="0" w:color="CCCCCC"/>
+              <w:bottom w:val="single" w:sz="4" w:space="0" w:color="CCCCCC"/>
+              <w:left w:val="single" w:sz="4" w:space="0" w:color="CCCCCC"/>
+              <w:right w:val="single" w:sz="4" w:space="0" w:color="CCCCCC"/>
+            </w:tcBorders>
+          </w:tcPr>
+          <w:p>
+            <w:pPr>
+              <w:spacing w:before="60" w:after="60" w:line="252" w:lineRule="auto"/>
+              <w:jc w:val="left"/>
+            </w:pPr>
+            <w:r/>
+            <w:r>
+              <w:rPr>
+                <w:b/>
+              </w:rPr>
+              <w:t>Thu 01/10</w:t>
+            </w:r>
+          </w:p>
+        </w:tc>
+        <w:tc>
+          <w:tcPr>
+            <w:tcW w:type="dxa" w:w="864"/>
+            <w:shd w:fill="FFFFFF"/>
+            <w:tcMar>
+              <w:top w:w="100" w:type="dxa"/>
+              <w:bottom w:w="100" w:type="dxa"/>
+              <w:left w:w="120" w:type="dxa"/>
+              <w:right w:w="120" w:type="dxa"/>
+            </w:tcMar>
+            <w:tcBorders>
+              <w:top w:val="single" w:sz="4" w:space="0" w:color="CCCCCC"/>
+              <w:bottom w:val="single" w:sz="4" w:space="0" w:color="CCCCCC"/>
+              <w:left w:val="single" w:sz="4" w:space="0" w:color="CCCCCC"/>
+              <w:right w:val="single" w:sz="4" w:space="0" w:color="CCCCCC"/>
+            </w:tcBorders>
+          </w:tcPr>
+          <w:p>
+            <w:pPr>
+              <w:spacing w:before="60" w:after="60" w:line="252" w:lineRule="auto"/>
+              <w:jc w:val="left"/>
+            </w:pPr>
+            <w:r/>
+            <w:r>
+              <w:t>Asia 11-15</w:t>
+            </w:r>
+          </w:p>
+        </w:tc>
+        <w:tc>
+          <w:tcPr>
+            <w:tcW w:type="dxa" w:w="1440"/>
+            <w:shd w:fill="FFFFFF"/>
+            <w:tcMar>
+              <w:top w:w="100" w:type="dxa"/>
+              <w:bottom w:w="100" w:type="dxa"/>
+              <w:left w:w="120" w:type="dxa"/>
+              <w:right w:w="120" w:type="dxa"/>
+            </w:tcMar>
+            <w:tcBorders>
+              <w:top w:val="single" w:sz="4" w:space="0" w:color="CCCCCC"/>
+              <w:bottom w:val="single" w:sz="4" w:space="0" w:color="CCCCCC"/>
+              <w:left w:val="single" w:sz="4" w:space="0" w:color="CCCCCC"/>
+              <w:right w:val="single" w:sz="4" w:space="0" w:color="CCCCCC"/>
+            </w:tcBorders>
+          </w:tcPr>
+          <w:p>
+            <w:pPr>
+              <w:spacing w:before="60" w:after="60" w:line="252" w:lineRule="auto"/>
+              <w:jc w:val="left"/>
+            </w:pPr>
+            <w:r/>
+            <w:r>
+              <w:t>710.25</w:t>
+            </w:r>
+          </w:p>
+        </w:tc>
+        <w:tc>
+          <w:tcPr>
+            <w:tcW w:type="dxa" w:w="2016"/>
+            <w:shd w:fill="FFFFFF"/>
+            <w:tcMar>
+              <w:top w:w="100" w:type="dxa"/>
+              <w:bottom w:w="100" w:type="dxa"/>
+              <w:left w:w="120" w:type="dxa"/>
+              <w:right w:w="120" w:type="dxa"/>
+            </w:tcMar>
+            <w:tcBorders>
+              <w:top w:val="single" w:sz="4" w:space="0" w:color="CCCCCC"/>
+              <w:bottom w:val="single" w:sz="4" w:space="0" w:color="CCCCCC"/>
+              <w:left w:val="single" w:sz="4" w:space="0" w:color="CCCCCC"/>
+              <w:right w:val="single" w:sz="4" w:space="0" w:color="CCCCCC"/>
+            </w:tcBorders>
+          </w:tcPr>
+          <w:p>
+            <w:pPr>
+              <w:spacing w:before="60" w:after="60" w:line="252" w:lineRule="auto"/>
+              <w:jc w:val="left"/>
+            </w:pPr>
+            <w:r/>
+            <w:r>
+              <w:t>720.00</w:t>
+            </w:r>
+          </w:p>
+        </w:tc>
+        <w:tc>
+          <w:tcPr>
+            <w:tcW w:type="dxa" w:w="1152"/>
+            <w:shd w:fill="FFFFFF"/>
+            <w:tcMar>
+              <w:top w:w="100" w:type="dxa"/>
+              <w:bottom w:w="100" w:type="dxa"/>
+              <w:left w:w="120" w:type="dxa"/>
+              <w:right w:w="120" w:type="dxa"/>
+            </w:tcMar>
+            <w:tcBorders>
+              <w:top w:val="single" w:sz="4" w:space="0" w:color="CCCCCC"/>
+              <w:bottom w:val="single" w:sz="4" w:space="0" w:color="CCCCCC"/>
+              <w:left w:val="single" w:sz="4" w:space="0" w:color="CCCCCC"/>
+              <w:right w:val="single" w:sz="4" w:space="0" w:color="CCCCCC"/>
+            </w:tcBorders>
+          </w:tcPr>
+          <w:p>
+            <w:pPr>
+              <w:spacing w:before="60" w:after="60" w:line="252" w:lineRule="auto"/>
+              <w:jc w:val="left"/>
+            </w:pPr>
+            <w:r/>
+            <w:r>
+              <w:t>700.50</w:t>
+            </w:r>
+          </w:p>
+        </w:tc>
+        <w:tc>
+          <w:tcPr>
+            <w:tcW w:type="dxa" w:w="1728"/>
+            <w:shd w:fill="FFFFFF"/>
+            <w:tcMar>
+              <w:top w:w="100" w:type="dxa"/>
+              <w:bottom w:w="100" w:type="dxa"/>
+              <w:left w:w="120" w:type="dxa"/>
+              <w:right w:w="120" w:type="dxa"/>
+            </w:tcMar>
+            <w:tcBorders>
+              <w:top w:val="single" w:sz="4" w:space="0" w:color="CCCCCC"/>
+              <w:bottom w:val="single" w:sz="4" w:space="0" w:color="CCCCCC"/>
+              <w:left w:val="single" w:sz="4" w:space="0" w:color="CCCCCC"/>
+              <w:right w:val="single" w:sz="4" w:space="0" w:color="CCCCCC"/>
+            </w:tcBorders>
+          </w:tcPr>
+          <w:p>
+            <w:pPr>
+              <w:spacing w:before="60" w:after="60" w:line="252" w:lineRule="auto"/>
+              <w:jc w:val="left"/>
+            </w:pPr>
+            <w:r/>
+            <w:r>
+              <w:rPr>
+                <w:b/>
+              </w:rPr>
+              <w:t>710.75</w:t>
+            </w:r>
+          </w:p>
+        </w:tc>
+        <w:tc>
+          <w:tcPr>
+            <w:tcW w:type="dxa" w:w="3456"/>
+            <w:shd w:fill="FFFFFF"/>
+            <w:tcMar>
+              <w:top w:w="100" w:type="dxa"/>
+              <w:bottom w:w="100" w:type="dxa"/>
+              <w:left w:w="120" w:type="dxa"/>
+              <w:right w:w="120" w:type="dxa"/>
+            </w:tcMar>
+            <w:tcBorders>
+              <w:top w:val="single" w:sz="4" w:space="0" w:color="CCCCCC"/>
+              <w:bottom w:val="single" w:sz="4" w:space="0" w:color="CCCCCC"/>
+              <w:left w:val="single" w:sz="4" w:space="0" w:color="CCCCCC"/>
+              <w:right w:val="single" w:sz="4" w:space="0" w:color="CCCCCC"/>
+            </w:tcBorders>
+          </w:tcPr>
+          <w:p>
+            <w:pPr>
+              <w:spacing w:before="60" w:after="60" w:line="252" w:lineRule="auto"/>
+              <w:jc w:val="left"/>
+            </w:pPr>
+            <w:r/>
+            <w:r>
+              <w:rPr>
+                <w:b/>
+              </w:rPr>
+              <w:t>+0.50</w:t>
+            </w:r>
+          </w:p>
+        </w:tc>
+        <w:tc>
+          <w:tcPr>
+            <w:tcW w:type="dxa" w:w="1440"/>
+            <w:shd w:fill="FFFFFF"/>
+            <w:tcMar>
+              <w:top w:w="100" w:type="dxa"/>
+              <w:bottom w:w="100" w:type="dxa"/>
+              <w:left w:w="120" w:type="dxa"/>
+              <w:right w:w="120" w:type="dxa"/>
+            </w:tcMar>
+            <w:tcBorders>
+              <w:top w:val="single" w:sz="4" w:space="0" w:color="CCCCCC"/>
+              <w:bottom w:val="single" w:sz="4" w:space="0" w:color="CCCCCC"/>
+              <w:left w:val="single" w:sz="4" w:space="0" w:color="CCCCCC"/>
+              <w:right w:val="single" w:sz="4" w:space="0" w:color="CCCCCC"/>
+            </w:tcBorders>
+          </w:tcPr>
+          <w:p>
+            <w:pPr>
+              <w:spacing w:before="60" w:after="60" w:line="252" w:lineRule="auto"/>
+              <w:jc w:val="left"/>
+            </w:pPr>
+            <w:r/>
+            <w:r>
+              <w:t>BULL</w:t>
+            </w:r>
+          </w:p>
+        </w:tc>
+      </w:tr>
+      <w:tr>
+        <w:tc>
+          <w:tcPr>
+            <w:tcW w:type="dxa" w:w="1584"/>
+            <w:shd w:fill="F8FAFC"/>
+            <w:tcMar>
+              <w:top w:w="100" w:type="dxa"/>
+              <w:bottom w:w="100" w:type="dxa"/>
+              <w:left w:w="120" w:type="dxa"/>
+              <w:right w:w="120" w:type="dxa"/>
+            </w:tcMar>
+            <w:tcBorders>
+              <w:top w:val="single" w:sz="4" w:space="0" w:color="CCCCCC"/>
+              <w:bottom w:val="single" w:sz="4" w:space="0" w:color="CCCCCC"/>
+              <w:left w:val="single" w:sz="4" w:space="0" w:color="CCCCCC"/>
+              <w:right w:val="single" w:sz="4" w:space="0" w:color="CCCCCC"/>
+            </w:tcBorders>
+          </w:tcPr>
+          <w:p>
+            <w:pPr>
+              <w:spacing w:before="60" w:after="60" w:line="252" w:lineRule="auto"/>
+              <w:jc w:val="left"/>
+            </w:pPr>
+            <w:r/>
+            <w:r>
+              <w:rPr>
+                <w:b/>
+              </w:rPr>
+              <w:t>Thu 01/10</w:t>
+            </w:r>
+          </w:p>
+        </w:tc>
+        <w:tc>
+          <w:tcPr>
+            <w:tcW w:type="dxa" w:w="864"/>
+            <w:shd w:fill="F8FAFC"/>
+            <w:tcMar>
+              <w:top w:w="100" w:type="dxa"/>
+              <w:bottom w:w="100" w:type="dxa"/>
+              <w:left w:w="120" w:type="dxa"/>
+              <w:right w:w="120" w:type="dxa"/>
+            </w:tcMar>
+            <w:tcBorders>
+              <w:top w:val="single" w:sz="4" w:space="0" w:color="CCCCCC"/>
+              <w:bottom w:val="single" w:sz="4" w:space="0" w:color="CCCCCC"/>
+              <w:left w:val="single" w:sz="4" w:space="0" w:color="CCCCCC"/>
+              <w:right w:val="single" w:sz="4" w:space="0" w:color="CCCCCC"/>
+            </w:tcBorders>
+          </w:tcPr>
+          <w:p>
+            <w:pPr>
+              <w:spacing w:before="60" w:after="60" w:line="252" w:lineRule="auto"/>
+              <w:jc w:val="left"/>
+            </w:pPr>
+            <w:r/>
+            <w:r>
+              <w:t>London 15-19</w:t>
+            </w:r>
+          </w:p>
+        </w:tc>
+        <w:tc>
+          <w:tcPr>
+            <w:tcW w:type="dxa" w:w="1440"/>
+            <w:shd w:fill="F8FAFC"/>
+            <w:tcMar>
+              <w:top w:w="100" w:type="dxa"/>
+              <w:bottom w:w="100" w:type="dxa"/>
+              <w:left w:w="120" w:type="dxa"/>
+              <w:right w:w="120" w:type="dxa"/>
+            </w:tcMar>
+            <w:tcBorders>
+              <w:top w:val="single" w:sz="4" w:space="0" w:color="CCCCCC"/>
+              <w:bottom w:val="single" w:sz="4" w:space="0" w:color="CCCCCC"/>
+              <w:left w:val="single" w:sz="4" w:space="0" w:color="CCCCCC"/>
+              <w:right w:val="single" w:sz="4" w:space="0" w:color="CCCCCC"/>
+            </w:tcBorders>
+          </w:tcPr>
+          <w:p>
+            <w:pPr>
+              <w:spacing w:before="60" w:after="60" w:line="252" w:lineRule="auto"/>
+              <w:jc w:val="left"/>
+            </w:pPr>
+            <w:r/>
+            <w:r>
+              <w:t>710.75</w:t>
+            </w:r>
+          </w:p>
+        </w:tc>
+        <w:tc>
+          <w:tcPr>
+            <w:tcW w:type="dxa" w:w="2016"/>
+            <w:shd w:fill="F8FAFC"/>
+            <w:tcMar>
+              <w:top w:w="100" w:type="dxa"/>
+              <w:bottom w:w="100" w:type="dxa"/>
+              <w:left w:w="120" w:type="dxa"/>
+              <w:right w:w="120" w:type="dxa"/>
+            </w:tcMar>
+            <w:tcBorders>
+              <w:top w:val="single" w:sz="4" w:space="0" w:color="CCCCCC"/>
+              <w:bottom w:val="single" w:sz="4" w:space="0" w:color="CCCCCC"/>
+              <w:left w:val="single" w:sz="4" w:space="0" w:color="CCCCCC"/>
+              <w:right w:val="single" w:sz="4" w:space="0" w:color="CCCCCC"/>
+            </w:tcBorders>
+          </w:tcPr>
+          <w:p>
+            <w:pPr>
+              <w:spacing w:before="60" w:after="60" w:line="252" w:lineRule="auto"/>
+              <w:jc w:val="left"/>
+            </w:pPr>
+            <w:r/>
+            <w:r>
+              <w:t>721.50</w:t>
+            </w:r>
+          </w:p>
+        </w:tc>
+        <w:tc>
+          <w:tcPr>
+            <w:tcW w:type="dxa" w:w="1152"/>
+            <w:shd w:fill="F8FAFC"/>
+            <w:tcMar>
+              <w:top w:w="100" w:type="dxa"/>
+              <w:bottom w:w="100" w:type="dxa"/>
+              <w:left w:w="120" w:type="dxa"/>
+              <w:right w:w="120" w:type="dxa"/>
+            </w:tcMar>
+            <w:tcBorders>
+              <w:top w:val="single" w:sz="4" w:space="0" w:color="CCCCCC"/>
+              <w:bottom w:val="single" w:sz="4" w:space="0" w:color="CCCCCC"/>
+              <w:left w:val="single" w:sz="4" w:space="0" w:color="CCCCCC"/>
+              <w:right w:val="single" w:sz="4" w:space="0" w:color="CCCCCC"/>
+            </w:tcBorders>
+          </w:tcPr>
+          <w:p>
+            <w:pPr>
+              <w:spacing w:before="60" w:after="60" w:line="252" w:lineRule="auto"/>
+              <w:jc w:val="left"/>
+            </w:pPr>
+            <w:r/>
+            <w:r>
+              <w:t>703.50</w:t>
+            </w:r>
+          </w:p>
+        </w:tc>
+        <w:tc>
+          <w:tcPr>
+            <w:tcW w:type="dxa" w:w="1728"/>
+            <w:shd w:fill="F8FAFC"/>
+            <w:tcMar>
+              <w:top w:w="100" w:type="dxa"/>
+              <w:bottom w:w="100" w:type="dxa"/>
+              <w:left w:w="120" w:type="dxa"/>
+              <w:right w:w="120" w:type="dxa"/>
+            </w:tcMar>
+            <w:tcBorders>
+              <w:top w:val="single" w:sz="4" w:space="0" w:color="CCCCCC"/>
+              <w:bottom w:val="single" w:sz="4" w:space="0" w:color="CCCCCC"/>
+              <w:left w:val="single" w:sz="4" w:space="0" w:color="CCCCCC"/>
+              <w:right w:val="single" w:sz="4" w:space="0" w:color="CCCCCC"/>
+            </w:tcBorders>
+          </w:tcPr>
+          <w:p>
+            <w:pPr>
+              <w:spacing w:before="60" w:after="60" w:line="252" w:lineRule="auto"/>
+              <w:jc w:val="left"/>
+            </w:pPr>
+            <w:r/>
+            <w:r>
+              <w:rPr>
+                <w:b/>
+              </w:rPr>
+              <w:t>711.50</w:t>
+            </w:r>
+          </w:p>
+        </w:tc>
+        <w:tc>
+          <w:tcPr>
+            <w:tcW w:type="dxa" w:w="3456"/>
+            <w:shd w:fill="F8FAFC"/>
+            <w:tcMar>
+              <w:top w:w="100" w:type="dxa"/>
+              <w:bottom w:w="100" w:type="dxa"/>
+              <w:left w:w="120" w:type="dxa"/>
+              <w:right w:w="120" w:type="dxa"/>
+            </w:tcMar>
+            <w:tcBorders>
+              <w:top w:val="single" w:sz="4" w:space="0" w:color="CCCCCC"/>
+              <w:bottom w:val="single" w:sz="4" w:space="0" w:color="CCCCCC"/>
+              <w:left w:val="single" w:sz="4" w:space="0" w:color="CCCCCC"/>
+              <w:right w:val="single" w:sz="4" w:space="0" w:color="CCCCCC"/>
+            </w:tcBorders>
+          </w:tcPr>
+          <w:p>
+            <w:pPr>
+              <w:spacing w:before="60" w:after="60" w:line="252" w:lineRule="auto"/>
+              <w:jc w:val="left"/>
+            </w:pPr>
+            <w:r/>
+            <w:r>
+              <w:rPr>
+                <w:b/>
+              </w:rPr>
+              <w:t>+0.75</w:t>
+            </w:r>
+          </w:p>
+        </w:tc>
+        <w:tc>
+          <w:tcPr>
+            <w:tcW w:type="dxa" w:w="1440"/>
+            <w:shd w:fill="F8FAFC"/>
+            <w:tcMar>
+              <w:top w:w="100" w:type="dxa"/>
+              <w:bottom w:w="100" w:type="dxa"/>
+              <w:left w:w="120" w:type="dxa"/>
+              <w:right w:w="120" w:type="dxa"/>
+            </w:tcMar>
+            <w:tcBorders>
+              <w:top w:val="single" w:sz="4" w:space="0" w:color="CCCCCC"/>
+              <w:bottom w:val="single" w:sz="4" w:space="0" w:color="CCCCCC"/>
+              <w:left w:val="single" w:sz="4" w:space="0" w:color="CCCCCC"/>
+              <w:right w:val="single" w:sz="4" w:space="0" w:color="CCCCCC"/>
+            </w:tcBorders>
+          </w:tcPr>
+          <w:p>
+            <w:pPr>
+              <w:spacing w:before="60" w:after="60" w:line="252" w:lineRule="auto"/>
+              <w:jc w:val="left"/>
+            </w:pPr>
+            <w:r/>
+            <w:r>
+              <w:t>BULL</w:t>
+            </w:r>
+          </w:p>
+        </w:tc>
+      </w:tr>
+      <w:tr>
+        <w:tc>
+          <w:tcPr>
+            <w:tcW w:type="dxa" w:w="1584"/>
+            <w:shd w:fill="FFFFFF"/>
+            <w:tcMar>
+              <w:top w:w="100" w:type="dxa"/>
+              <w:bottom w:w="100" w:type="dxa"/>
+              <w:left w:w="120" w:type="dxa"/>
+              <w:right w:w="120" w:type="dxa"/>
+            </w:tcMar>
+            <w:tcBorders>
+              <w:top w:val="single" w:sz="4" w:space="0" w:color="CCCCCC"/>
+              <w:bottom w:val="single" w:sz="4" w:space="0" w:color="CCCCCC"/>
+              <w:left w:val="single" w:sz="4" w:space="0" w:color="CCCCCC"/>
+              <w:right w:val="single" w:sz="4" w:space="0" w:color="CCCCCC"/>
+            </w:tcBorders>
+          </w:tcPr>
+          <w:p>
+            <w:pPr>
+              <w:spacing w:before="60" w:after="60" w:line="252" w:lineRule="auto"/>
+              <w:jc w:val="left"/>
+            </w:pPr>
+            <w:r/>
+            <w:r>
+              <w:rPr>
+                <w:b/>
+              </w:rPr>
+              <w:t>Thu 01/10</w:t>
+            </w:r>
+          </w:p>
+        </w:tc>
+        <w:tc>
+          <w:tcPr>
+            <w:tcW w:type="dxa" w:w="864"/>
+            <w:shd w:fill="FFFFFF"/>
+            <w:tcMar>
+              <w:top w:w="100" w:type="dxa"/>
+              <w:bottom w:w="100" w:type="dxa"/>
+              <w:left w:w="120" w:type="dxa"/>
+              <w:right w:w="120" w:type="dxa"/>
+            </w:tcMar>
+            <w:tcBorders>
+              <w:top w:val="single" w:sz="4" w:space="0" w:color="CCCCCC"/>
+              <w:bottom w:val="single" w:sz="4" w:space="0" w:color="CCCCCC"/>
+              <w:left w:val="single" w:sz="4" w:space="0" w:color="CCCCCC"/>
+              <w:right w:val="single" w:sz="4" w:space="0" w:color="CCCCCC"/>
+            </w:tcBorders>
+          </w:tcPr>
+          <w:p>
+            <w:pPr>
+              <w:spacing w:before="60" w:after="60" w:line="252" w:lineRule="auto"/>
+              <w:jc w:val="left"/>
+            </w:pPr>
+            <w:r/>
+            <w:r>
+              <w:t>Pre-NY 19-21</w:t>
+            </w:r>
+          </w:p>
+        </w:tc>
+        <w:tc>
+          <w:tcPr>
+            <w:tcW w:type="dxa" w:w="1440"/>
+            <w:shd w:fill="FFFFFF"/>
+            <w:tcMar>
+              <w:top w:w="100" w:type="dxa"/>
+              <w:bottom w:w="100" w:type="dxa"/>
+              <w:left w:w="120" w:type="dxa"/>
+              <w:right w:w="120" w:type="dxa"/>
+            </w:tcMar>
+            <w:tcBorders>
+              <w:top w:val="single" w:sz="4" w:space="0" w:color="CCCCCC"/>
+              <w:bottom w:val="single" w:sz="4" w:space="0" w:color="CCCCCC"/>
+              <w:left w:val="single" w:sz="4" w:space="0" w:color="CCCCCC"/>
+              <w:right w:val="single" w:sz="4" w:space="0" w:color="CCCCCC"/>
+            </w:tcBorders>
+          </w:tcPr>
+          <w:p>
+            <w:pPr>
+              <w:spacing w:before="60" w:after="60" w:line="252" w:lineRule="auto"/>
+              <w:jc w:val="left"/>
+            </w:pPr>
+            <w:r/>
+            <w:r>
+              <w:t>711.50</w:t>
+            </w:r>
+          </w:p>
+        </w:tc>
+        <w:tc>
+          <w:tcPr>
+            <w:tcW w:type="dxa" w:w="2016"/>
+            <w:shd w:fill="FFFFFF"/>
+            <w:tcMar>
+              <w:top w:w="100" w:type="dxa"/>
+              <w:bottom w:w="100" w:type="dxa"/>
+              <w:left w:w="120" w:type="dxa"/>
+              <w:right w:w="120" w:type="dxa"/>
+            </w:tcMar>
+            <w:tcBorders>
+              <w:top w:val="single" w:sz="4" w:space="0" w:color="CCCCCC"/>
+              <w:bottom w:val="single" w:sz="4" w:space="0" w:color="CCCCCC"/>
+              <w:left w:val="single" w:sz="4" w:space="0" w:color="CCCCCC"/>
+              <w:right w:val="single" w:sz="4" w:space="0" w:color="CCCCCC"/>
+            </w:tcBorders>
+          </w:tcPr>
+          <w:p>
+            <w:pPr>
+              <w:spacing w:before="60" w:after="60" w:line="252" w:lineRule="auto"/>
+              <w:jc w:val="left"/>
+            </w:pPr>
+            <w:r/>
+            <w:r>
+              <w:t>718.00</w:t>
+            </w:r>
+          </w:p>
+        </w:tc>
+        <w:tc>
+          <w:tcPr>
+            <w:tcW w:type="dxa" w:w="1152"/>
+            <w:shd w:fill="FFFFFF"/>
+            <w:tcMar>
+              <w:top w:w="100" w:type="dxa"/>
+              <w:bottom w:w="100" w:type="dxa"/>
+              <w:left w:w="120" w:type="dxa"/>
+              <w:right w:w="120" w:type="dxa"/>
+            </w:tcMar>
+            <w:tcBorders>
+              <w:top w:val="single" w:sz="4" w:space="0" w:color="CCCCCC"/>
+              <w:bottom w:val="single" w:sz="4" w:space="0" w:color="CCCCCC"/>
+              <w:left w:val="single" w:sz="4" w:space="0" w:color="CCCCCC"/>
+              <w:right w:val="single" w:sz="4" w:space="0" w:color="CCCCCC"/>
+            </w:tcBorders>
+          </w:tcPr>
+          <w:p>
+            <w:pPr>
+              <w:spacing w:before="60" w:after="60" w:line="252" w:lineRule="auto"/>
+              <w:jc w:val="left"/>
+            </w:pPr>
+            <w:r/>
+            <w:r>
+              <w:t>703.00</w:t>
+            </w:r>
+          </w:p>
+        </w:tc>
+        <w:tc>
+          <w:tcPr>
+            <w:tcW w:type="dxa" w:w="1728"/>
+            <w:shd w:fill="FFFFFF"/>
+            <w:tcMar>
+              <w:top w:w="100" w:type="dxa"/>
+              <w:bottom w:w="100" w:type="dxa"/>
+              <w:left w:w="120" w:type="dxa"/>
+              <w:right w:w="120" w:type="dxa"/>
+            </w:tcMar>
+            <w:tcBorders>
+              <w:top w:val="single" w:sz="4" w:space="0" w:color="CCCCCC"/>
+              <w:bottom w:val="single" w:sz="4" w:space="0" w:color="CCCCCC"/>
+              <w:left w:val="single" w:sz="4" w:space="0" w:color="CCCCCC"/>
+              <w:right w:val="single" w:sz="4" w:space="0" w:color="CCCCCC"/>
+            </w:tcBorders>
+          </w:tcPr>
+          <w:p>
+            <w:pPr>
+              <w:spacing w:before="60" w:after="60" w:line="252" w:lineRule="auto"/>
+              <w:jc w:val="left"/>
+            </w:pPr>
+            <w:r/>
+            <w:r>
+              <w:rPr>
+                <w:b/>
+              </w:rPr>
+              <w:t>712.00</w:t>
+            </w:r>
+          </w:p>
+        </w:tc>
+        <w:tc>
+          <w:tcPr>
+            <w:tcW w:type="dxa" w:w="3456"/>
+            <w:shd w:fill="FFFFFF"/>
+            <w:tcMar>
+              <w:top w:w="100" w:type="dxa"/>
+              <w:bottom w:w="100" w:type="dxa"/>
+              <w:left w:w="120" w:type="dxa"/>
+              <w:right w:w="120" w:type="dxa"/>
+            </w:tcMar>
+            <w:tcBorders>
+              <w:top w:val="single" w:sz="4" w:space="0" w:color="CCCCCC"/>
+              <w:bottom w:val="single" w:sz="4" w:space="0" w:color="CCCCCC"/>
+              <w:left w:val="single" w:sz="4" w:space="0" w:color="CCCCCC"/>
+              <w:right w:val="single" w:sz="4" w:space="0" w:color="CCCCCC"/>
+            </w:tcBorders>
+          </w:tcPr>
+          <w:p>
+            <w:pPr>
+              <w:spacing w:before="60" w:after="60" w:line="252" w:lineRule="auto"/>
+              <w:jc w:val="left"/>
+            </w:pPr>
+            <w:r/>
+            <w:r>
+              <w:rPr>
+                <w:b/>
+              </w:rPr>
+              <w:t>+0.50</w:t>
+            </w:r>
+          </w:p>
+        </w:tc>
+        <w:tc>
+          <w:tcPr>
+            <w:tcW w:type="dxa" w:w="1440"/>
+            <w:shd w:fill="FFFFFF"/>
+            <w:tcMar>
+              <w:top w:w="100" w:type="dxa"/>
+              <w:bottom w:w="100" w:type="dxa"/>
+              <w:left w:w="120" w:type="dxa"/>
+              <w:right w:w="120" w:type="dxa"/>
+            </w:tcMar>
+            <w:tcBorders>
+              <w:top w:val="single" w:sz="4" w:space="0" w:color="CCCCCC"/>
+              <w:bottom w:val="single" w:sz="4" w:space="0" w:color="CCCCCC"/>
+              <w:left w:val="single" w:sz="4" w:space="0" w:color="CCCCCC"/>
+              <w:right w:val="single" w:sz="4" w:space="0" w:color="CCCCCC"/>
+            </w:tcBorders>
+          </w:tcPr>
+          <w:p>
+            <w:pPr>
+              <w:spacing w:before="60" w:after="60" w:line="252" w:lineRule="auto"/>
+              <w:jc w:val="left"/>
+            </w:pPr>
+            <w:r/>
+            <w:r>
+              <w:t>BULL</w:t>
+            </w:r>
+          </w:p>
+        </w:tc>
+      </w:tr>
+      <w:tr>
+        <w:tc>
+          <w:tcPr>
+            <w:tcW w:type="dxa" w:w="1584"/>
+            <w:shd w:fill="F8FAFC"/>
+            <w:tcMar>
+              <w:top w:w="100" w:type="dxa"/>
+              <w:bottom w:w="100" w:type="dxa"/>
+              <w:left w:w="120" w:type="dxa"/>
+              <w:right w:w="120" w:type="dxa"/>
+            </w:tcMar>
+            <w:tcBorders>
+              <w:top w:val="single" w:sz="4" w:space="0" w:color="CCCCCC"/>
+              <w:bottom w:val="single" w:sz="4" w:space="0" w:color="CCCCCC"/>
+              <w:left w:val="single" w:sz="4" w:space="0" w:color="CCCCCC"/>
+              <w:right w:val="single" w:sz="4" w:space="0" w:color="CCCCCC"/>
+            </w:tcBorders>
+          </w:tcPr>
+          <w:p>
+            <w:pPr>
+              <w:spacing w:before="60" w:after="60" w:line="252" w:lineRule="auto"/>
+              <w:jc w:val="left"/>
+            </w:pPr>
+            <w:r/>
+            <w:r>
+              <w:rPr>
+                <w:b/>
+              </w:rPr>
+              <w:t>Thu 01/10</w:t>
+            </w:r>
+          </w:p>
+        </w:tc>
+        <w:tc>
+          <w:tcPr>
+            <w:tcW w:type="dxa" w:w="864"/>
+            <w:shd w:fill="F8FAFC"/>
+            <w:tcMar>
+              <w:top w:w="100" w:type="dxa"/>
+              <w:bottom w:w="100" w:type="dxa"/>
+              <w:left w:w="120" w:type="dxa"/>
+              <w:right w:w="120" w:type="dxa"/>
+            </w:tcMar>
+            <w:tcBorders>
+              <w:top w:val="single" w:sz="4" w:space="0" w:color="CCCCCC"/>
+              <w:bottom w:val="single" w:sz="4" w:space="0" w:color="CCCCCC"/>
+              <w:left w:val="single" w:sz="4" w:space="0" w:color="CCCCCC"/>
+              <w:right w:val="single" w:sz="4" w:space="0" w:color="CCCCCC"/>
+            </w:tcBorders>
+          </w:tcPr>
+          <w:p>
+            <w:pPr>
+              <w:spacing w:before="60" w:after="60" w:line="252" w:lineRule="auto"/>
+              <w:jc w:val="left"/>
+            </w:pPr>
+            <w:r/>
+            <w:r>
+              <w:t>NY Open 21-23</w:t>
+            </w:r>
+          </w:p>
+        </w:tc>
+        <w:tc>
+          <w:tcPr>
+            <w:tcW w:type="dxa" w:w="1440"/>
+            <w:shd w:fill="F8FAFC"/>
+            <w:tcMar>
+              <w:top w:w="100" w:type="dxa"/>
+              <w:bottom w:w="100" w:type="dxa"/>
+              <w:left w:w="120" w:type="dxa"/>
+              <w:right w:w="120" w:type="dxa"/>
+            </w:tcMar>
+            <w:tcBorders>
+              <w:top w:val="single" w:sz="4" w:space="0" w:color="CCCCCC"/>
+              <w:bottom w:val="single" w:sz="4" w:space="0" w:color="CCCCCC"/>
+              <w:left w:val="single" w:sz="4" w:space="0" w:color="CCCCCC"/>
+              <w:right w:val="single" w:sz="4" w:space="0" w:color="CCCCCC"/>
+            </w:tcBorders>
+          </w:tcPr>
+          <w:p>
+            <w:pPr>
+              <w:spacing w:before="60" w:after="60" w:line="252" w:lineRule="auto"/>
+              <w:jc w:val="left"/>
+            </w:pPr>
+            <w:r/>
+            <w:r>
+              <w:t>712.00</w:t>
+            </w:r>
+          </w:p>
+        </w:tc>
+        <w:tc>
+          <w:tcPr>
+            <w:tcW w:type="dxa" w:w="2016"/>
+            <w:shd w:fill="F8FAFC"/>
+            <w:tcMar>
+              <w:top w:w="100" w:type="dxa"/>
+              <w:bottom w:w="100" w:type="dxa"/>
+              <w:left w:w="120" w:type="dxa"/>
+              <w:right w:w="120" w:type="dxa"/>
+            </w:tcMar>
+            <w:tcBorders>
+              <w:top w:val="single" w:sz="4" w:space="0" w:color="CCCCCC"/>
+              <w:bottom w:val="single" w:sz="4" w:space="0" w:color="CCCCCC"/>
+              <w:left w:val="single" w:sz="4" w:space="0" w:color="CCCCCC"/>
+              <w:right w:val="single" w:sz="4" w:space="0" w:color="CCCCCC"/>
+            </w:tcBorders>
+          </w:tcPr>
+          <w:p>
+            <w:pPr>
+              <w:spacing w:before="60" w:after="60" w:line="252" w:lineRule="auto"/>
+              <w:jc w:val="left"/>
+            </w:pPr>
+            <w:r/>
+            <w:r>
+              <w:t>723.00</w:t>
+            </w:r>
+          </w:p>
+        </w:tc>
+        <w:tc>
+          <w:tcPr>
+            <w:tcW w:type="dxa" w:w="1152"/>
+            <w:shd w:fill="F8FAFC"/>
+            <w:tcMar>
+              <w:top w:w="100" w:type="dxa"/>
+              <w:bottom w:w="100" w:type="dxa"/>
+              <w:left w:w="120" w:type="dxa"/>
+              <w:right w:w="120" w:type="dxa"/>
+            </w:tcMar>
+            <w:tcBorders>
+              <w:top w:val="single" w:sz="4" w:space="0" w:color="CCCCCC"/>
+              <w:bottom w:val="single" w:sz="4" w:space="0" w:color="CCCCCC"/>
+              <w:left w:val="single" w:sz="4" w:space="0" w:color="CCCCCC"/>
+              <w:right w:val="single" w:sz="4" w:space="0" w:color="CCCCCC"/>
+            </w:tcBorders>
+          </w:tcPr>
+          <w:p>
+            <w:pPr>
+              <w:spacing w:before="60" w:after="60" w:line="252" w:lineRule="auto"/>
+              <w:jc w:val="left"/>
+            </w:pPr>
+            <w:r/>
+            <w:r>
+              <w:t>700.25</w:t>
+            </w:r>
+          </w:p>
+        </w:tc>
+        <w:tc>
+          <w:tcPr>
+            <w:tcW w:type="dxa" w:w="1728"/>
+            <w:shd w:fill="F8FAFC"/>
+            <w:tcMar>
+              <w:top w:w="100" w:type="dxa"/>
+              <w:bottom w:w="100" w:type="dxa"/>
+              <w:left w:w="120" w:type="dxa"/>
+              <w:right w:w="120" w:type="dxa"/>
+            </w:tcMar>
+            <w:tcBorders>
+              <w:top w:val="single" w:sz="4" w:space="0" w:color="CCCCCC"/>
+              <w:bottom w:val="single" w:sz="4" w:space="0" w:color="CCCCCC"/>
+              <w:left w:val="single" w:sz="4" w:space="0" w:color="CCCCCC"/>
+              <w:right w:val="single" w:sz="4" w:space="0" w:color="CCCCCC"/>
+            </w:tcBorders>
+          </w:tcPr>
+          <w:p>
+            <w:pPr>
+              <w:spacing w:before="60" w:after="60" w:line="252" w:lineRule="auto"/>
+              <w:jc w:val="left"/>
+            </w:pPr>
+            <w:r/>
+            <w:r>
+              <w:rPr>
+                <w:b/>
+              </w:rPr>
+              <w:t>715.50</w:t>
+            </w:r>
+          </w:p>
+        </w:tc>
+        <w:tc>
+          <w:tcPr>
+            <w:tcW w:type="dxa" w:w="3456"/>
+            <w:shd w:fill="F8FAFC"/>
+            <w:tcMar>
+              <w:top w:w="100" w:type="dxa"/>
+              <w:bottom w:w="100" w:type="dxa"/>
+              <w:left w:w="120" w:type="dxa"/>
+              <w:right w:w="120" w:type="dxa"/>
+            </w:tcMar>
+            <w:tcBorders>
+              <w:top w:val="single" w:sz="4" w:space="0" w:color="CCCCCC"/>
+              <w:bottom w:val="single" w:sz="4" w:space="0" w:color="CCCCCC"/>
+              <w:left w:val="single" w:sz="4" w:space="0" w:color="CCCCCC"/>
+              <w:right w:val="single" w:sz="4" w:space="0" w:color="CCCCCC"/>
+            </w:tcBorders>
+          </w:tcPr>
+          <w:p>
+            <w:pPr>
+              <w:spacing w:before="60" w:after="60" w:line="252" w:lineRule="auto"/>
+              <w:jc w:val="left"/>
+            </w:pPr>
+            <w:r/>
+            <w:r>
+              <w:rPr>
+                <w:b/>
+              </w:rPr>
+              <w:t>+3.50</w:t>
+            </w:r>
+          </w:p>
+        </w:tc>
+        <w:tc>
+          <w:tcPr>
+            <w:tcW w:type="dxa" w:w="1440"/>
+            <w:shd w:fill="F8FAFC"/>
+            <w:tcMar>
+              <w:top w:w="100" w:type="dxa"/>
+              <w:bottom w:w="100" w:type="dxa"/>
+              <w:left w:w="120" w:type="dxa"/>
+              <w:right w:w="120" w:type="dxa"/>
+            </w:tcMar>
+            <w:tcBorders>
+              <w:top w:val="single" w:sz="4" w:space="0" w:color="CCCCCC"/>
+              <w:bottom w:val="single" w:sz="4" w:space="0" w:color="CCCCCC"/>
+              <w:left w:val="single" w:sz="4" w:space="0" w:color="CCCCCC"/>
+              <w:right w:val="single" w:sz="4" w:space="0" w:color="CCCCCC"/>
+            </w:tcBorders>
+          </w:tcPr>
+          <w:p>
+            <w:pPr>
+              <w:spacing w:before="60" w:after="60" w:line="252" w:lineRule="auto"/>
+              <w:jc w:val="left"/>
+            </w:pPr>
+            <w:r/>
+            <w:r>
+              <w:t>BULL</w:t>
+            </w:r>
+          </w:p>
+        </w:tc>
+      </w:tr>
+      <w:tr>
+        <w:tc>
+          <w:tcPr>
+            <w:tcW w:type="dxa" w:w="1584"/>
+            <w:shd w:fill="FFFFFF"/>
+            <w:tcMar>
+              <w:top w:w="100" w:type="dxa"/>
+              <w:bottom w:w="100" w:type="dxa"/>
+              <w:left w:w="120" w:type="dxa"/>
+              <w:right w:w="120" w:type="dxa"/>
+            </w:tcMar>
+            <w:tcBorders>
+              <w:top w:val="single" w:sz="4" w:space="0" w:color="CCCCCC"/>
+              <w:bottom w:val="single" w:sz="4" w:space="0" w:color="CCCCCC"/>
+              <w:left w:val="single" w:sz="4" w:space="0" w:color="CCCCCC"/>
+              <w:right w:val="single" w:sz="4" w:space="0" w:color="CCCCCC"/>
+            </w:tcBorders>
+          </w:tcPr>
+          <w:p>
+            <w:pPr>
+              <w:spacing w:before="60" w:after="60" w:line="252" w:lineRule="auto"/>
+              <w:jc w:val="left"/>
+            </w:pPr>
+            <w:r/>
+            <w:r>
+              <w:rPr>
+                <w:b/>
+              </w:rPr>
+              <w:t>Thu 01/10</w:t>
+            </w:r>
+          </w:p>
+        </w:tc>
+        <w:tc>
+          <w:tcPr>
+            <w:tcW w:type="dxa" w:w="864"/>
+            <w:shd w:fill="FFFFFF"/>
+            <w:tcMar>
+              <w:top w:w="100" w:type="dxa"/>
+              <w:bottom w:w="100" w:type="dxa"/>
+              <w:left w:w="120" w:type="dxa"/>
+              <w:right w:w="120" w:type="dxa"/>
+            </w:tcMar>
+            <w:tcBorders>
+              <w:top w:val="single" w:sz="4" w:space="0" w:color="CCCCCC"/>
+              <w:bottom w:val="single" w:sz="4" w:space="0" w:color="CCCCCC"/>
+              <w:left w:val="single" w:sz="4" w:space="0" w:color="CCCCCC"/>
+              <w:right w:val="single" w:sz="4" w:space="0" w:color="CCCCCC"/>
+            </w:tcBorders>
+          </w:tcPr>
+          <w:p>
+            <w:pPr>
+              <w:spacing w:before="60" w:after="60" w:line="252" w:lineRule="auto"/>
+              <w:jc w:val="left"/>
+            </w:pPr>
+            <w:r/>
+            <w:r>
+              <w:t>NY Close 23-01</w:t>
+            </w:r>
+          </w:p>
+        </w:tc>
+        <w:tc>
+          <w:tcPr>
+            <w:tcW w:type="dxa" w:w="1440"/>
+            <w:shd w:fill="FFFFFF"/>
+            <w:tcMar>
+              <w:top w:w="100" w:type="dxa"/>
+              <w:bottom w:w="100" w:type="dxa"/>
+              <w:left w:w="120" w:type="dxa"/>
+              <w:right w:w="120" w:type="dxa"/>
+            </w:tcMar>
+            <w:tcBorders>
+              <w:top w:val="single" w:sz="4" w:space="0" w:color="CCCCCC"/>
+              <w:bottom w:val="single" w:sz="4" w:space="0" w:color="CCCCCC"/>
+              <w:left w:val="single" w:sz="4" w:space="0" w:color="CCCCCC"/>
+              <w:right w:val="single" w:sz="4" w:space="0" w:color="CCCCCC"/>
+            </w:tcBorders>
+          </w:tcPr>
+          <w:p>
+            <w:pPr>
+              <w:spacing w:before="60" w:after="60" w:line="252" w:lineRule="auto"/>
+              <w:jc w:val="left"/>
+            </w:pPr>
+            <w:r/>
+            <w:r>
+              <w:t>715.50</w:t>
+            </w:r>
+          </w:p>
+        </w:tc>
+        <w:tc>
+          <w:tcPr>
+            <w:tcW w:type="dxa" w:w="2016"/>
+            <w:shd w:fill="FFFFFF"/>
+            <w:tcMar>
+              <w:top w:w="100" w:type="dxa"/>
+              <w:bottom w:w="100" w:type="dxa"/>
+              <w:left w:w="120" w:type="dxa"/>
+              <w:right w:w="120" w:type="dxa"/>
+            </w:tcMar>
+            <w:tcBorders>
+              <w:top w:val="single" w:sz="4" w:space="0" w:color="CCCCCC"/>
+              <w:bottom w:val="single" w:sz="4" w:space="0" w:color="CCCCCC"/>
+              <w:left w:val="single" w:sz="4" w:space="0" w:color="CCCCCC"/>
+              <w:right w:val="single" w:sz="4" w:space="0" w:color="CCCCCC"/>
+            </w:tcBorders>
+          </w:tcPr>
+          <w:p>
+            <w:pPr>
+              <w:spacing w:before="60" w:after="60" w:line="252" w:lineRule="auto"/>
+              <w:jc w:val="left"/>
+            </w:pPr>
+            <w:r/>
+            <w:r>
+              <w:t>721.00</w:t>
+            </w:r>
+          </w:p>
+        </w:tc>
+        <w:tc>
+          <w:tcPr>
+            <w:tcW w:type="dxa" w:w="1152"/>
+            <w:shd w:fill="FFFFFF"/>
+            <w:tcMar>
+              <w:top w:w="100" w:type="dxa"/>
+              <w:bottom w:w="100" w:type="dxa"/>
+              <w:left w:w="120" w:type="dxa"/>
+              <w:right w:w="120" w:type="dxa"/>
+            </w:tcMar>
+            <w:tcBorders>
+              <w:top w:val="single" w:sz="4" w:space="0" w:color="CCCCCC"/>
+              <w:bottom w:val="single" w:sz="4" w:space="0" w:color="CCCCCC"/>
+              <w:left w:val="single" w:sz="4" w:space="0" w:color="CCCCCC"/>
+              <w:right w:val="single" w:sz="4" w:space="0" w:color="CCCCCC"/>
+            </w:tcBorders>
+          </w:tcPr>
+          <w:p>
+            <w:pPr>
+              <w:spacing w:before="60" w:after="60" w:line="252" w:lineRule="auto"/>
+              <w:jc w:val="left"/>
+            </w:pPr>
+            <w:r/>
+            <w:r>
+              <w:t>707.75</w:t>
+            </w:r>
+          </w:p>
+        </w:tc>
+        <w:tc>
+          <w:tcPr>
+            <w:tcW w:type="dxa" w:w="1728"/>
+            <w:shd w:fill="FFFFFF"/>
+            <w:tcMar>
+              <w:top w:w="100" w:type="dxa"/>
+              <w:bottom w:w="100" w:type="dxa"/>
+              <w:left w:w="120" w:type="dxa"/>
+              <w:right w:w="120" w:type="dxa"/>
+            </w:tcMar>
+            <w:tcBorders>
+              <w:top w:val="single" w:sz="4" w:space="0" w:color="CCCCCC"/>
+              <w:bottom w:val="single" w:sz="4" w:space="0" w:color="CCCCCC"/>
+              <w:left w:val="single" w:sz="4" w:space="0" w:color="CCCCCC"/>
+              <w:right w:val="single" w:sz="4" w:space="0" w:color="CCCCCC"/>
+            </w:tcBorders>
+          </w:tcPr>
+          <w:p>
+            <w:pPr>
+              <w:spacing w:before="60" w:after="60" w:line="252" w:lineRule="auto"/>
+              <w:jc w:val="left"/>
+            </w:pPr>
+            <w:r/>
+            <w:r>
+              <w:rPr>
+                <w:b/>
+              </w:rPr>
+              <w:t>716.25</w:t>
+            </w:r>
+          </w:p>
+        </w:tc>
+        <w:tc>
+          <w:tcPr>
+            <w:tcW w:type="dxa" w:w="3456"/>
+            <w:shd w:fill="FFFFFF"/>
+            <w:tcMar>
+              <w:top w:w="100" w:type="dxa"/>
+              <w:bottom w:w="100" w:type="dxa"/>
+              <w:left w:w="120" w:type="dxa"/>
+              <w:right w:w="120" w:type="dxa"/>
+            </w:tcMar>
+            <w:tcBorders>
+              <w:top w:val="single" w:sz="4" w:space="0" w:color="CCCCCC"/>
+              <w:bottom w:val="single" w:sz="4" w:space="0" w:color="CCCCCC"/>
+              <w:left w:val="single" w:sz="4" w:space="0" w:color="CCCCCC"/>
+              <w:right w:val="single" w:sz="4" w:space="0" w:color="CCCCCC"/>
+            </w:tcBorders>
+          </w:tcPr>
+          <w:p>
+            <w:pPr>
+              <w:spacing w:before="60" w:after="60" w:line="252" w:lineRule="auto"/>
+              <w:jc w:val="left"/>
+            </w:pPr>
+            <w:r/>
+            <w:r>
+              <w:rPr>
+                <w:b/>
+              </w:rPr>
+              <w:t>+0.75</w:t>
+            </w:r>
+          </w:p>
+        </w:tc>
+        <w:tc>
+          <w:tcPr>
+            <w:tcW w:type="dxa" w:w="1440"/>
+            <w:shd w:fill="FFFFFF"/>
+            <w:tcMar>
+              <w:top w:w="100" w:type="dxa"/>
+              <w:bottom w:w="100" w:type="dxa"/>
+              <w:left w:w="120" w:type="dxa"/>
+              <w:right w:w="120" w:type="dxa"/>
+            </w:tcMar>
+            <w:tcBorders>
+              <w:top w:val="single" w:sz="4" w:space="0" w:color="CCCCCC"/>
+              <w:bottom w:val="single" w:sz="4" w:space="0" w:color="CCCCCC"/>
+              <w:left w:val="single" w:sz="4" w:space="0" w:color="CCCCCC"/>
+              <w:right w:val="single" w:sz="4" w:space="0" w:color="CCCCCC"/>
+            </w:tcBorders>
+          </w:tcPr>
+          <w:p>
+            <w:pPr>
+              <w:spacing w:before="60" w:after="60" w:line="252" w:lineRule="auto"/>
+              <w:jc w:val="left"/>
+            </w:pPr>
+            <w:r/>
+            <w:r>
+              <w:t>BULL</w:t>
+            </w:r>
+          </w:p>
+        </w:tc>
+      </w:tr>
+      <w:tr>
+        <w:tc>
+          <w:tcPr>
+            <w:tcW w:type="dxa" w:w="1584"/>
+            <w:shd w:fill="F8FAFC"/>
+            <w:tcMar>
+              <w:top w:w="100" w:type="dxa"/>
+              <w:bottom w:w="100" w:type="dxa"/>
+              <w:left w:w="120" w:type="dxa"/>
+              <w:right w:w="120" w:type="dxa"/>
+            </w:tcMar>
+            <w:tcBorders>
+              <w:top w:val="single" w:sz="4" w:space="0" w:color="CCCCCC"/>
+              <w:bottom w:val="single" w:sz="4" w:space="0" w:color="CCCCCC"/>
+              <w:left w:val="single" w:sz="4" w:space="0" w:color="CCCCCC"/>
+              <w:right w:val="single" w:sz="4" w:space="0" w:color="CCCCCC"/>
+            </w:tcBorders>
+          </w:tcPr>
+          <w:p>
+            <w:pPr>
+              <w:spacing w:before="60" w:after="60" w:line="252" w:lineRule="auto"/>
+              <w:jc w:val="left"/>
+            </w:pPr>
+            <w:r/>
+            <w:r>
+              <w:rPr>
+                <w:b/>
+              </w:rPr>
+              <w:t>Fri 02/10</w:t>
+            </w:r>
+          </w:p>
+        </w:tc>
+        <w:tc>
+          <w:tcPr>
+            <w:tcW w:type="dxa" w:w="864"/>
+            <w:shd w:fill="F8FAFC"/>
+            <w:tcMar>
+              <w:top w:w="100" w:type="dxa"/>
+              <w:bottom w:w="100" w:type="dxa"/>
+              <w:left w:w="120" w:type="dxa"/>
+              <w:right w:w="120" w:type="dxa"/>
+            </w:tcMar>
+            <w:tcBorders>
+              <w:top w:val="single" w:sz="4" w:space="0" w:color="CCCCCC"/>
+              <w:bottom w:val="single" w:sz="4" w:space="0" w:color="CCCCCC"/>
+              <w:left w:val="single" w:sz="4" w:space="0" w:color="CCCCCC"/>
+              <w:right w:val="single" w:sz="4" w:space="0" w:color="CCCCCC"/>
+            </w:tcBorders>
+          </w:tcPr>
+          <w:p>
+            <w:pPr>
+              <w:spacing w:before="60" w:after="60" w:line="252" w:lineRule="auto"/>
+              <w:jc w:val="left"/>
+            </w:pPr>
+            <w:r/>
+            <w:r>
+              <w:t>Asia 07-11</w:t>
+            </w:r>
+          </w:p>
+        </w:tc>
+        <w:tc>
+          <w:tcPr>
+            <w:tcW w:type="dxa" w:w="1440"/>
+            <w:shd w:fill="F8FAFC"/>
+            <w:tcMar>
+              <w:top w:w="100" w:type="dxa"/>
+              <w:bottom w:w="100" w:type="dxa"/>
+              <w:left w:w="120" w:type="dxa"/>
+              <w:right w:w="120" w:type="dxa"/>
+            </w:tcMar>
+            <w:tcBorders>
+              <w:top w:val="single" w:sz="4" w:space="0" w:color="CCCCCC"/>
+              <w:bottom w:val="single" w:sz="4" w:space="0" w:color="CCCCCC"/>
+              <w:left w:val="single" w:sz="4" w:space="0" w:color="CCCCCC"/>
+              <w:right w:val="single" w:sz="4" w:space="0" w:color="CCCCCC"/>
+            </w:tcBorders>
+          </w:tcPr>
+          <w:p>
+            <w:pPr>
+              <w:spacing w:before="60" w:after="60" w:line="252" w:lineRule="auto"/>
+              <w:jc w:val="left"/>
+            </w:pPr>
+            <w:r/>
+            <w:r>
+              <w:t>716.25</w:t>
+            </w:r>
+          </w:p>
+        </w:tc>
+        <w:tc>
+          <w:tcPr>
+            <w:tcW w:type="dxa" w:w="2016"/>
+            <w:shd w:fill="F8FAFC"/>
+            <w:tcMar>
+              <w:top w:w="100" w:type="dxa"/>
+              <w:bottom w:w="100" w:type="dxa"/>
+              <w:left w:w="120" w:type="dxa"/>
+              <w:right w:w="120" w:type="dxa"/>
+            </w:tcMar>
+            <w:tcBorders>
+              <w:top w:val="single" w:sz="4" w:space="0" w:color="CCCCCC"/>
+              <w:bottom w:val="single" w:sz="4" w:space="0" w:color="CCCCCC"/>
+              <w:left w:val="single" w:sz="4" w:space="0" w:color="CCCCCC"/>
+              <w:right w:val="single" w:sz="4" w:space="0" w:color="CCCCCC"/>
+            </w:tcBorders>
+          </w:tcPr>
+          <w:p>
+            <w:pPr>
+              <w:spacing w:before="60" w:after="60" w:line="252" w:lineRule="auto"/>
+              <w:jc w:val="left"/>
+            </w:pPr>
+            <w:r/>
+            <w:r>
+              <w:t>725.50</w:t>
+            </w:r>
+          </w:p>
+        </w:tc>
+        <w:tc>
+          <w:tcPr>
+            <w:tcW w:type="dxa" w:w="1152"/>
+            <w:shd w:fill="F8FAFC"/>
+            <w:tcMar>
+              <w:top w:w="100" w:type="dxa"/>
+              <w:bottom w:w="100" w:type="dxa"/>
+              <w:left w:w="120" w:type="dxa"/>
+              <w:right w:w="120" w:type="dxa"/>
+            </w:tcMar>
+            <w:tcBorders>
+              <w:top w:val="single" w:sz="4" w:space="0" w:color="CCCCCC"/>
+              <w:bottom w:val="single" w:sz="4" w:space="0" w:color="CCCCCC"/>
+              <w:left w:val="single" w:sz="4" w:space="0" w:color="CCCCCC"/>
+              <w:right w:val="single" w:sz="4" w:space="0" w:color="CCCCCC"/>
+            </w:tcBorders>
+          </w:tcPr>
+          <w:p>
+            <w:pPr>
+              <w:spacing w:before="60" w:after="60" w:line="252" w:lineRule="auto"/>
+              <w:jc w:val="left"/>
+            </w:pPr>
+            <w:r/>
+            <w:r>
+              <w:t>709.75</w:t>
+            </w:r>
+          </w:p>
+        </w:tc>
+        <w:tc>
+          <w:tcPr>
+            <w:tcW w:type="dxa" w:w="1728"/>
+            <w:shd w:fill="F8FAFC"/>
+            <w:tcMar>
+              <w:top w:w="100" w:type="dxa"/>
+              <w:bottom w:w="100" w:type="dxa"/>
+              <w:left w:w="120" w:type="dxa"/>
+              <w:right w:w="120" w:type="dxa"/>
+            </w:tcMar>
+            <w:tcBorders>
+              <w:top w:val="single" w:sz="4" w:space="0" w:color="CCCCCC"/>
+              <w:bottom w:val="single" w:sz="4" w:space="0" w:color="CCCCCC"/>
+              <w:left w:val="single" w:sz="4" w:space="0" w:color="CCCCCC"/>
+              <w:right w:val="single" w:sz="4" w:space="0" w:color="CCCCCC"/>
+            </w:tcBorders>
+          </w:tcPr>
+          <w:p>
+            <w:pPr>
+              <w:spacing w:before="60" w:after="60" w:line="252" w:lineRule="auto"/>
+              <w:jc w:val="left"/>
+            </w:pPr>
+            <w:r/>
+            <w:r>
+              <w:rPr>
+                <w:b/>
+              </w:rPr>
+              <w:t>715.50</w:t>
+            </w:r>
+          </w:p>
+        </w:tc>
+        <w:tc>
+          <w:tcPr>
+            <w:tcW w:type="dxa" w:w="3456"/>
+            <w:shd w:fill="F8FAFC"/>
             <w:tcMar>
               <w:top w:w="100" w:type="dxa"/>
               <w:bottom w:w="100" w:type="dxa"/>
@@ -27518,7 +30103,7 @@
         <w:tc>
           <w:tcPr>
             <w:tcW w:type="dxa" w:w="1440"/>
-            <w:shd w:fill="FFFFFF"/>
+            <w:shd w:fill="F8FAFC"/>
             <w:tcMar>
               <w:top w:w="100" w:type="dxa"/>
               <w:bottom w:w="100" w:type="dxa"/>
@@ -27548,7 +30133,7 @@
         <w:tc>
           <w:tcPr>
             <w:tcW w:type="dxa" w:w="1584"/>
-            <w:shd w:fill="F8FAFC"/>
+            <w:shd w:fill="FFFFFF"/>
             <w:tcMar>
               <w:top w:w="100" w:type="dxa"/>
               <w:bottom w:w="100" w:type="dxa"/>
@@ -27572,126 +30157,126 @@
               <w:rPr>
                 <w:b/>
               </w:rPr>
-              <w:t>Wed 30/09</w:t>
+              <w:t>Fri 02/10</w:t>
             </w:r>
           </w:p>
         </w:tc>
         <w:tc>
           <w:tcPr>
             <w:tcW w:type="dxa" w:w="864"/>
-            <w:shd w:fill="F8FAFC"/>
-            <w:tcMar>
-              <w:top w:w="100" w:type="dxa"/>
-              <w:bottom w:w="100" w:type="dxa"/>
-              <w:left w:w="120" w:type="dxa"/>
-              <w:right w:w="120" w:type="dxa"/>
-            </w:tcMar>
-            <w:tcBorders>
-              <w:top w:val="single" w:sz="4" w:space="0" w:color="CCCCCC"/>
-              <w:bottom w:val="single" w:sz="4" w:space="0" w:color="CCCCCC"/>
-              <w:left w:val="single" w:sz="4" w:space="0" w:color="CCCCCC"/>
-              <w:right w:val="single" w:sz="4" w:space="0" w:color="CCCCCC"/>
-            </w:tcBorders>
-          </w:tcPr>
-          <w:p>
-            <w:pPr>
-              <w:spacing w:before="60" w:after="60" w:line="252" w:lineRule="auto"/>
-              <w:jc w:val="left"/>
-            </w:pPr>
-            <w:r/>
-            <w:r>
-              <w:t>London 15-19</w:t>
+            <w:shd w:fill="FFFFFF"/>
+            <w:tcMar>
+              <w:top w:w="100" w:type="dxa"/>
+              <w:bottom w:w="100" w:type="dxa"/>
+              <w:left w:w="120" w:type="dxa"/>
+              <w:right w:w="120" w:type="dxa"/>
+            </w:tcMar>
+            <w:tcBorders>
+              <w:top w:val="single" w:sz="4" w:space="0" w:color="CCCCCC"/>
+              <w:bottom w:val="single" w:sz="4" w:space="0" w:color="CCCCCC"/>
+              <w:left w:val="single" w:sz="4" w:space="0" w:color="CCCCCC"/>
+              <w:right w:val="single" w:sz="4" w:space="0" w:color="CCCCCC"/>
+            </w:tcBorders>
+          </w:tcPr>
+          <w:p>
+            <w:pPr>
+              <w:spacing w:before="60" w:after="60" w:line="252" w:lineRule="auto"/>
+              <w:jc w:val="left"/>
+            </w:pPr>
+            <w:r/>
+            <w:r>
+              <w:t>Asia 11-15</w:t>
             </w:r>
           </w:p>
         </w:tc>
         <w:tc>
           <w:tcPr>
             <w:tcW w:type="dxa" w:w="1440"/>
-            <w:shd w:fill="F8FAFC"/>
-            <w:tcMar>
-              <w:top w:w="100" w:type="dxa"/>
-              <w:bottom w:w="100" w:type="dxa"/>
-              <w:left w:w="120" w:type="dxa"/>
-              <w:right w:w="120" w:type="dxa"/>
-            </w:tcMar>
-            <w:tcBorders>
-              <w:top w:val="single" w:sz="4" w:space="0" w:color="CCCCCC"/>
-              <w:bottom w:val="single" w:sz="4" w:space="0" w:color="CCCCCC"/>
-              <w:left w:val="single" w:sz="4" w:space="0" w:color="CCCCCC"/>
-              <w:right w:val="single" w:sz="4" w:space="0" w:color="CCCCCC"/>
-            </w:tcBorders>
-          </w:tcPr>
-          <w:p>
-            <w:pPr>
-              <w:spacing w:before="60" w:after="60" w:line="252" w:lineRule="auto"/>
-              <w:jc w:val="left"/>
-            </w:pPr>
-            <w:r/>
-            <w:r>
-              <w:t>709.00</w:t>
+            <w:shd w:fill="FFFFFF"/>
+            <w:tcMar>
+              <w:top w:w="100" w:type="dxa"/>
+              <w:bottom w:w="100" w:type="dxa"/>
+              <w:left w:w="120" w:type="dxa"/>
+              <w:right w:w="120" w:type="dxa"/>
+            </w:tcMar>
+            <w:tcBorders>
+              <w:top w:val="single" w:sz="4" w:space="0" w:color="CCCCCC"/>
+              <w:bottom w:val="single" w:sz="4" w:space="0" w:color="CCCCCC"/>
+              <w:left w:val="single" w:sz="4" w:space="0" w:color="CCCCCC"/>
+              <w:right w:val="single" w:sz="4" w:space="0" w:color="CCCCCC"/>
+            </w:tcBorders>
+          </w:tcPr>
+          <w:p>
+            <w:pPr>
+              <w:spacing w:before="60" w:after="60" w:line="252" w:lineRule="auto"/>
+              <w:jc w:val="left"/>
+            </w:pPr>
+            <w:r/>
+            <w:r>
+              <w:t>715.50</w:t>
             </w:r>
           </w:p>
         </w:tc>
         <w:tc>
           <w:tcPr>
             <w:tcW w:type="dxa" w:w="2016"/>
-            <w:shd w:fill="F8FAFC"/>
-            <w:tcMar>
-              <w:top w:w="100" w:type="dxa"/>
-              <w:bottom w:w="100" w:type="dxa"/>
-              <w:left w:w="120" w:type="dxa"/>
-              <w:right w:w="120" w:type="dxa"/>
-            </w:tcMar>
-            <w:tcBorders>
-              <w:top w:val="single" w:sz="4" w:space="0" w:color="CCCCCC"/>
-              <w:bottom w:val="single" w:sz="4" w:space="0" w:color="CCCCCC"/>
-              <w:left w:val="single" w:sz="4" w:space="0" w:color="CCCCCC"/>
-              <w:right w:val="single" w:sz="4" w:space="0" w:color="CCCCCC"/>
-            </w:tcBorders>
-          </w:tcPr>
-          <w:p>
-            <w:pPr>
-              <w:spacing w:before="60" w:after="60" w:line="252" w:lineRule="auto"/>
-              <w:jc w:val="left"/>
-            </w:pPr>
-            <w:r/>
-            <w:r>
-              <w:t>722.50</w:t>
+            <w:shd w:fill="FFFFFF"/>
+            <w:tcMar>
+              <w:top w:w="100" w:type="dxa"/>
+              <w:bottom w:w="100" w:type="dxa"/>
+              <w:left w:w="120" w:type="dxa"/>
+              <w:right w:w="120" w:type="dxa"/>
+            </w:tcMar>
+            <w:tcBorders>
+              <w:top w:val="single" w:sz="4" w:space="0" w:color="CCCCCC"/>
+              <w:bottom w:val="single" w:sz="4" w:space="0" w:color="CCCCCC"/>
+              <w:left w:val="single" w:sz="4" w:space="0" w:color="CCCCCC"/>
+              <w:right w:val="single" w:sz="4" w:space="0" w:color="CCCCCC"/>
+            </w:tcBorders>
+          </w:tcPr>
+          <w:p>
+            <w:pPr>
+              <w:spacing w:before="60" w:after="60" w:line="252" w:lineRule="auto"/>
+              <w:jc w:val="left"/>
+            </w:pPr>
+            <w:r/>
+            <w:r>
+              <w:t>723.00</w:t>
             </w:r>
           </w:p>
         </w:tc>
         <w:tc>
           <w:tcPr>
             <w:tcW w:type="dxa" w:w="1152"/>
-            <w:shd w:fill="F8FAFC"/>
-            <w:tcMar>
-              <w:top w:w="100" w:type="dxa"/>
-              <w:bottom w:w="100" w:type="dxa"/>
-              <w:left w:w="120" w:type="dxa"/>
-              <w:right w:w="120" w:type="dxa"/>
-            </w:tcMar>
-            <w:tcBorders>
-              <w:top w:val="single" w:sz="4" w:space="0" w:color="CCCCCC"/>
-              <w:bottom w:val="single" w:sz="4" w:space="0" w:color="CCCCCC"/>
-              <w:left w:val="single" w:sz="4" w:space="0" w:color="CCCCCC"/>
-              <w:right w:val="single" w:sz="4" w:space="0" w:color="CCCCCC"/>
-            </w:tcBorders>
-          </w:tcPr>
-          <w:p>
-            <w:pPr>
-              <w:spacing w:before="60" w:after="60" w:line="252" w:lineRule="auto"/>
-              <w:jc w:val="left"/>
-            </w:pPr>
-            <w:r/>
-            <w:r>
-              <w:t>696.00</w:t>
+            <w:shd w:fill="FFFFFF"/>
+            <w:tcMar>
+              <w:top w:w="100" w:type="dxa"/>
+              <w:bottom w:w="100" w:type="dxa"/>
+              <w:left w:w="120" w:type="dxa"/>
+              <w:right w:w="120" w:type="dxa"/>
+            </w:tcMar>
+            <w:tcBorders>
+              <w:top w:val="single" w:sz="4" w:space="0" w:color="CCCCCC"/>
+              <w:bottom w:val="single" w:sz="4" w:space="0" w:color="CCCCCC"/>
+              <w:left w:val="single" w:sz="4" w:space="0" w:color="CCCCCC"/>
+              <w:right w:val="single" w:sz="4" w:space="0" w:color="CCCCCC"/>
+            </w:tcBorders>
+          </w:tcPr>
+          <w:p>
+            <w:pPr>
+              <w:spacing w:before="60" w:after="60" w:line="252" w:lineRule="auto"/>
+              <w:jc w:val="left"/>
+            </w:pPr>
+            <w:r/>
+            <w:r>
+              <w:t>709.50</w:t>
             </w:r>
           </w:p>
         </w:tc>
         <w:tc>
           <w:tcPr>
             <w:tcW w:type="dxa" w:w="1728"/>
-            <w:shd w:fill="F8FAFC"/>
+            <w:shd w:fill="FFFFFF"/>
             <w:tcMar>
               <w:top w:w="100" w:type="dxa"/>
               <w:bottom w:w="100" w:type="dxa"/>
@@ -27715,7 +30300,712 @@
               <w:rPr>
                 <w:b/>
               </w:rPr>
-              <w:t>710.75</w:t>
+              <w:t>714.50</w:t>
+            </w:r>
+          </w:p>
+        </w:tc>
+        <w:tc>
+          <w:tcPr>
+            <w:tcW w:type="dxa" w:w="3456"/>
+            <w:shd w:fill="FFFFFF"/>
+            <w:tcMar>
+              <w:top w:w="100" w:type="dxa"/>
+              <w:bottom w:w="100" w:type="dxa"/>
+              <w:left w:w="120" w:type="dxa"/>
+              <w:right w:w="120" w:type="dxa"/>
+            </w:tcMar>
+            <w:tcBorders>
+              <w:top w:val="single" w:sz="4" w:space="0" w:color="CCCCCC"/>
+              <w:bottom w:val="single" w:sz="4" w:space="0" w:color="CCCCCC"/>
+              <w:left w:val="single" w:sz="4" w:space="0" w:color="CCCCCC"/>
+              <w:right w:val="single" w:sz="4" w:space="0" w:color="CCCCCC"/>
+            </w:tcBorders>
+          </w:tcPr>
+          <w:p>
+            <w:pPr>
+              <w:spacing w:before="60" w:after="60" w:line="252" w:lineRule="auto"/>
+              <w:jc w:val="left"/>
+            </w:pPr>
+            <w:r/>
+            <w:r>
+              <w:rPr>
+                <w:b/>
+              </w:rPr>
+              <w:t>-1.00</w:t>
+            </w:r>
+          </w:p>
+        </w:tc>
+        <w:tc>
+          <w:tcPr>
+            <w:tcW w:type="dxa" w:w="1440"/>
+            <w:shd w:fill="FFFFFF"/>
+            <w:tcMar>
+              <w:top w:w="100" w:type="dxa"/>
+              <w:bottom w:w="100" w:type="dxa"/>
+              <w:left w:w="120" w:type="dxa"/>
+              <w:right w:w="120" w:type="dxa"/>
+            </w:tcMar>
+            <w:tcBorders>
+              <w:top w:val="single" w:sz="4" w:space="0" w:color="CCCCCC"/>
+              <w:bottom w:val="single" w:sz="4" w:space="0" w:color="CCCCCC"/>
+              <w:left w:val="single" w:sz="4" w:space="0" w:color="CCCCCC"/>
+              <w:right w:val="single" w:sz="4" w:space="0" w:color="CCCCCC"/>
+            </w:tcBorders>
+          </w:tcPr>
+          <w:p>
+            <w:pPr>
+              <w:spacing w:before="60" w:after="60" w:line="252" w:lineRule="auto"/>
+              <w:jc w:val="left"/>
+            </w:pPr>
+            <w:r/>
+            <w:r>
+              <w:t>BEAR</w:t>
+            </w:r>
+          </w:p>
+        </w:tc>
+      </w:tr>
+      <w:tr>
+        <w:tc>
+          <w:tcPr>
+            <w:tcW w:type="dxa" w:w="1584"/>
+            <w:shd w:fill="F8FAFC"/>
+            <w:tcMar>
+              <w:top w:w="100" w:type="dxa"/>
+              <w:bottom w:w="100" w:type="dxa"/>
+              <w:left w:w="120" w:type="dxa"/>
+              <w:right w:w="120" w:type="dxa"/>
+            </w:tcMar>
+            <w:tcBorders>
+              <w:top w:val="single" w:sz="4" w:space="0" w:color="CCCCCC"/>
+              <w:bottom w:val="single" w:sz="4" w:space="0" w:color="CCCCCC"/>
+              <w:left w:val="single" w:sz="4" w:space="0" w:color="CCCCCC"/>
+              <w:right w:val="single" w:sz="4" w:space="0" w:color="CCCCCC"/>
+            </w:tcBorders>
+          </w:tcPr>
+          <w:p>
+            <w:pPr>
+              <w:spacing w:before="60" w:after="60" w:line="252" w:lineRule="auto"/>
+              <w:jc w:val="left"/>
+            </w:pPr>
+            <w:r/>
+            <w:r>
+              <w:rPr>
+                <w:b/>
+              </w:rPr>
+              <w:t>Fri 02/10</w:t>
+            </w:r>
+          </w:p>
+        </w:tc>
+        <w:tc>
+          <w:tcPr>
+            <w:tcW w:type="dxa" w:w="864"/>
+            <w:shd w:fill="F8FAFC"/>
+            <w:tcMar>
+              <w:top w:w="100" w:type="dxa"/>
+              <w:bottom w:w="100" w:type="dxa"/>
+              <w:left w:w="120" w:type="dxa"/>
+              <w:right w:w="120" w:type="dxa"/>
+            </w:tcMar>
+            <w:tcBorders>
+              <w:top w:val="single" w:sz="4" w:space="0" w:color="CCCCCC"/>
+              <w:bottom w:val="single" w:sz="4" w:space="0" w:color="CCCCCC"/>
+              <w:left w:val="single" w:sz="4" w:space="0" w:color="CCCCCC"/>
+              <w:right w:val="single" w:sz="4" w:space="0" w:color="CCCCCC"/>
+            </w:tcBorders>
+          </w:tcPr>
+          <w:p>
+            <w:pPr>
+              <w:spacing w:before="60" w:after="60" w:line="252" w:lineRule="auto"/>
+              <w:jc w:val="left"/>
+            </w:pPr>
+            <w:r/>
+            <w:r>
+              <w:t>London 15-19</w:t>
+            </w:r>
+          </w:p>
+        </w:tc>
+        <w:tc>
+          <w:tcPr>
+            <w:tcW w:type="dxa" w:w="1440"/>
+            <w:shd w:fill="F8FAFC"/>
+            <w:tcMar>
+              <w:top w:w="100" w:type="dxa"/>
+              <w:bottom w:w="100" w:type="dxa"/>
+              <w:left w:w="120" w:type="dxa"/>
+              <w:right w:w="120" w:type="dxa"/>
+            </w:tcMar>
+            <w:tcBorders>
+              <w:top w:val="single" w:sz="4" w:space="0" w:color="CCCCCC"/>
+              <w:bottom w:val="single" w:sz="4" w:space="0" w:color="CCCCCC"/>
+              <w:left w:val="single" w:sz="4" w:space="0" w:color="CCCCCC"/>
+              <w:right w:val="single" w:sz="4" w:space="0" w:color="CCCCCC"/>
+            </w:tcBorders>
+          </w:tcPr>
+          <w:p>
+            <w:pPr>
+              <w:spacing w:before="60" w:after="60" w:line="252" w:lineRule="auto"/>
+              <w:jc w:val="left"/>
+            </w:pPr>
+            <w:r/>
+            <w:r>
+              <w:t>714.50</w:t>
+            </w:r>
+          </w:p>
+        </w:tc>
+        <w:tc>
+          <w:tcPr>
+            <w:tcW w:type="dxa" w:w="2016"/>
+            <w:shd w:fill="F8FAFC"/>
+            <w:tcMar>
+              <w:top w:w="100" w:type="dxa"/>
+              <w:bottom w:w="100" w:type="dxa"/>
+              <w:left w:w="120" w:type="dxa"/>
+              <w:right w:w="120" w:type="dxa"/>
+            </w:tcMar>
+            <w:tcBorders>
+              <w:top w:val="single" w:sz="4" w:space="0" w:color="CCCCCC"/>
+              <w:bottom w:val="single" w:sz="4" w:space="0" w:color="CCCCCC"/>
+              <w:left w:val="single" w:sz="4" w:space="0" w:color="CCCCCC"/>
+              <w:right w:val="single" w:sz="4" w:space="0" w:color="CCCCCC"/>
+            </w:tcBorders>
+          </w:tcPr>
+          <w:p>
+            <w:pPr>
+              <w:spacing w:before="60" w:after="60" w:line="252" w:lineRule="auto"/>
+              <w:jc w:val="left"/>
+            </w:pPr>
+            <w:r/>
+            <w:r>
+              <w:t>721.50</w:t>
+            </w:r>
+          </w:p>
+        </w:tc>
+        <w:tc>
+          <w:tcPr>
+            <w:tcW w:type="dxa" w:w="1152"/>
+            <w:shd w:fill="F8FAFC"/>
+            <w:tcMar>
+              <w:top w:w="100" w:type="dxa"/>
+              <w:bottom w:w="100" w:type="dxa"/>
+              <w:left w:w="120" w:type="dxa"/>
+              <w:right w:w="120" w:type="dxa"/>
+            </w:tcMar>
+            <w:tcBorders>
+              <w:top w:val="single" w:sz="4" w:space="0" w:color="CCCCCC"/>
+              <w:bottom w:val="single" w:sz="4" w:space="0" w:color="CCCCCC"/>
+              <w:left w:val="single" w:sz="4" w:space="0" w:color="CCCCCC"/>
+              <w:right w:val="single" w:sz="4" w:space="0" w:color="CCCCCC"/>
+            </w:tcBorders>
+          </w:tcPr>
+          <w:p>
+            <w:pPr>
+              <w:spacing w:before="60" w:after="60" w:line="252" w:lineRule="auto"/>
+              <w:jc w:val="left"/>
+            </w:pPr>
+            <w:r/>
+            <w:r>
+              <w:t>701.00</w:t>
+            </w:r>
+          </w:p>
+        </w:tc>
+        <w:tc>
+          <w:tcPr>
+            <w:tcW w:type="dxa" w:w="1728"/>
+            <w:shd w:fill="F8FAFC"/>
+            <w:tcMar>
+              <w:top w:w="100" w:type="dxa"/>
+              <w:bottom w:w="100" w:type="dxa"/>
+              <w:left w:w="120" w:type="dxa"/>
+              <w:right w:w="120" w:type="dxa"/>
+            </w:tcMar>
+            <w:tcBorders>
+              <w:top w:val="single" w:sz="4" w:space="0" w:color="CCCCCC"/>
+              <w:bottom w:val="single" w:sz="4" w:space="0" w:color="CCCCCC"/>
+              <w:left w:val="single" w:sz="4" w:space="0" w:color="CCCCCC"/>
+              <w:right w:val="single" w:sz="4" w:space="0" w:color="CCCCCC"/>
+            </w:tcBorders>
+          </w:tcPr>
+          <w:p>
+            <w:pPr>
+              <w:spacing w:before="60" w:after="60" w:line="252" w:lineRule="auto"/>
+              <w:jc w:val="left"/>
+            </w:pPr>
+            <w:r/>
+            <w:r>
+              <w:rPr>
+                <w:b/>
+              </w:rPr>
+              <w:t>715.25</w:t>
+            </w:r>
+          </w:p>
+        </w:tc>
+        <w:tc>
+          <w:tcPr>
+            <w:tcW w:type="dxa" w:w="3456"/>
+            <w:shd w:fill="F8FAFC"/>
+            <w:tcMar>
+              <w:top w:w="100" w:type="dxa"/>
+              <w:bottom w:w="100" w:type="dxa"/>
+              <w:left w:w="120" w:type="dxa"/>
+              <w:right w:w="120" w:type="dxa"/>
+            </w:tcMar>
+            <w:tcBorders>
+              <w:top w:val="single" w:sz="4" w:space="0" w:color="CCCCCC"/>
+              <w:bottom w:val="single" w:sz="4" w:space="0" w:color="CCCCCC"/>
+              <w:left w:val="single" w:sz="4" w:space="0" w:color="CCCCCC"/>
+              <w:right w:val="single" w:sz="4" w:space="0" w:color="CCCCCC"/>
+            </w:tcBorders>
+          </w:tcPr>
+          <w:p>
+            <w:pPr>
+              <w:spacing w:before="60" w:after="60" w:line="252" w:lineRule="auto"/>
+              <w:jc w:val="left"/>
+            </w:pPr>
+            <w:r/>
+            <w:r>
+              <w:rPr>
+                <w:b/>
+              </w:rPr>
+              <w:t>+0.75</w:t>
+            </w:r>
+          </w:p>
+        </w:tc>
+        <w:tc>
+          <w:tcPr>
+            <w:tcW w:type="dxa" w:w="1440"/>
+            <w:shd w:fill="F8FAFC"/>
+            <w:tcMar>
+              <w:top w:w="100" w:type="dxa"/>
+              <w:bottom w:w="100" w:type="dxa"/>
+              <w:left w:w="120" w:type="dxa"/>
+              <w:right w:w="120" w:type="dxa"/>
+            </w:tcMar>
+            <w:tcBorders>
+              <w:top w:val="single" w:sz="4" w:space="0" w:color="CCCCCC"/>
+              <w:bottom w:val="single" w:sz="4" w:space="0" w:color="CCCCCC"/>
+              <w:left w:val="single" w:sz="4" w:space="0" w:color="CCCCCC"/>
+              <w:right w:val="single" w:sz="4" w:space="0" w:color="CCCCCC"/>
+            </w:tcBorders>
+          </w:tcPr>
+          <w:p>
+            <w:pPr>
+              <w:spacing w:before="60" w:after="60" w:line="252" w:lineRule="auto"/>
+              <w:jc w:val="left"/>
+            </w:pPr>
+            <w:r/>
+            <w:r>
+              <w:t>BULL</w:t>
+            </w:r>
+          </w:p>
+        </w:tc>
+      </w:tr>
+      <w:tr>
+        <w:tc>
+          <w:tcPr>
+            <w:tcW w:type="dxa" w:w="1584"/>
+            <w:shd w:fill="FFFFFF"/>
+            <w:tcMar>
+              <w:top w:w="100" w:type="dxa"/>
+              <w:bottom w:w="100" w:type="dxa"/>
+              <w:left w:w="120" w:type="dxa"/>
+              <w:right w:w="120" w:type="dxa"/>
+            </w:tcMar>
+            <w:tcBorders>
+              <w:top w:val="single" w:sz="4" w:space="0" w:color="CCCCCC"/>
+              <w:bottom w:val="single" w:sz="4" w:space="0" w:color="CCCCCC"/>
+              <w:left w:val="single" w:sz="4" w:space="0" w:color="CCCCCC"/>
+              <w:right w:val="single" w:sz="4" w:space="0" w:color="CCCCCC"/>
+            </w:tcBorders>
+          </w:tcPr>
+          <w:p>
+            <w:pPr>
+              <w:spacing w:before="60" w:after="60" w:line="252" w:lineRule="auto"/>
+              <w:jc w:val="left"/>
+            </w:pPr>
+            <w:r/>
+            <w:r>
+              <w:rPr>
+                <w:b/>
+              </w:rPr>
+              <w:t>Fri 02/10</w:t>
+            </w:r>
+          </w:p>
+        </w:tc>
+        <w:tc>
+          <w:tcPr>
+            <w:tcW w:type="dxa" w:w="864"/>
+            <w:shd w:fill="FFFFFF"/>
+            <w:tcMar>
+              <w:top w:w="100" w:type="dxa"/>
+              <w:bottom w:w="100" w:type="dxa"/>
+              <w:left w:w="120" w:type="dxa"/>
+              <w:right w:w="120" w:type="dxa"/>
+            </w:tcMar>
+            <w:tcBorders>
+              <w:top w:val="single" w:sz="4" w:space="0" w:color="CCCCCC"/>
+              <w:bottom w:val="single" w:sz="4" w:space="0" w:color="CCCCCC"/>
+              <w:left w:val="single" w:sz="4" w:space="0" w:color="CCCCCC"/>
+              <w:right w:val="single" w:sz="4" w:space="0" w:color="CCCCCC"/>
+            </w:tcBorders>
+          </w:tcPr>
+          <w:p>
+            <w:pPr>
+              <w:spacing w:before="60" w:after="60" w:line="252" w:lineRule="auto"/>
+              <w:jc w:val="left"/>
+            </w:pPr>
+            <w:r/>
+            <w:r>
+              <w:t>Pre-NY 19-21</w:t>
+            </w:r>
+          </w:p>
+        </w:tc>
+        <w:tc>
+          <w:tcPr>
+            <w:tcW w:type="dxa" w:w="1440"/>
+            <w:shd w:fill="FFFFFF"/>
+            <w:tcMar>
+              <w:top w:w="100" w:type="dxa"/>
+              <w:bottom w:w="100" w:type="dxa"/>
+              <w:left w:w="120" w:type="dxa"/>
+              <w:right w:w="120" w:type="dxa"/>
+            </w:tcMar>
+            <w:tcBorders>
+              <w:top w:val="single" w:sz="4" w:space="0" w:color="CCCCCC"/>
+              <w:bottom w:val="single" w:sz="4" w:space="0" w:color="CCCCCC"/>
+              <w:left w:val="single" w:sz="4" w:space="0" w:color="CCCCCC"/>
+              <w:right w:val="single" w:sz="4" w:space="0" w:color="CCCCCC"/>
+            </w:tcBorders>
+          </w:tcPr>
+          <w:p>
+            <w:pPr>
+              <w:spacing w:before="60" w:after="60" w:line="252" w:lineRule="auto"/>
+              <w:jc w:val="left"/>
+            </w:pPr>
+            <w:r/>
+            <w:r>
+              <w:t>715.25</w:t>
+            </w:r>
+          </w:p>
+        </w:tc>
+        <w:tc>
+          <w:tcPr>
+            <w:tcW w:type="dxa" w:w="2016"/>
+            <w:shd w:fill="FFFFFF"/>
+            <w:tcMar>
+              <w:top w:w="100" w:type="dxa"/>
+              <w:bottom w:w="100" w:type="dxa"/>
+              <w:left w:w="120" w:type="dxa"/>
+              <w:right w:w="120" w:type="dxa"/>
+            </w:tcMar>
+            <w:tcBorders>
+              <w:top w:val="single" w:sz="4" w:space="0" w:color="CCCCCC"/>
+              <w:bottom w:val="single" w:sz="4" w:space="0" w:color="CCCCCC"/>
+              <w:left w:val="single" w:sz="4" w:space="0" w:color="CCCCCC"/>
+              <w:right w:val="single" w:sz="4" w:space="0" w:color="CCCCCC"/>
+            </w:tcBorders>
+          </w:tcPr>
+          <w:p>
+            <w:pPr>
+              <w:spacing w:before="60" w:after="60" w:line="252" w:lineRule="auto"/>
+              <w:jc w:val="left"/>
+            </w:pPr>
+            <w:r/>
+            <w:r>
+              <w:t>724.50</w:t>
+            </w:r>
+          </w:p>
+        </w:tc>
+        <w:tc>
+          <w:tcPr>
+            <w:tcW w:type="dxa" w:w="1152"/>
+            <w:shd w:fill="FFFFFF"/>
+            <w:tcMar>
+              <w:top w:w="100" w:type="dxa"/>
+              <w:bottom w:w="100" w:type="dxa"/>
+              <w:left w:w="120" w:type="dxa"/>
+              <w:right w:w="120" w:type="dxa"/>
+            </w:tcMar>
+            <w:tcBorders>
+              <w:top w:val="single" w:sz="4" w:space="0" w:color="CCCCCC"/>
+              <w:bottom w:val="single" w:sz="4" w:space="0" w:color="CCCCCC"/>
+              <w:left w:val="single" w:sz="4" w:space="0" w:color="CCCCCC"/>
+              <w:right w:val="single" w:sz="4" w:space="0" w:color="CCCCCC"/>
+            </w:tcBorders>
+          </w:tcPr>
+          <w:p>
+            <w:pPr>
+              <w:spacing w:before="60" w:after="60" w:line="252" w:lineRule="auto"/>
+              <w:jc w:val="left"/>
+            </w:pPr>
+            <w:r/>
+            <w:r>
+              <w:t>708.00</w:t>
+            </w:r>
+          </w:p>
+        </w:tc>
+        <w:tc>
+          <w:tcPr>
+            <w:tcW w:type="dxa" w:w="1728"/>
+            <w:shd w:fill="FFFFFF"/>
+            <w:tcMar>
+              <w:top w:w="100" w:type="dxa"/>
+              <w:bottom w:w="100" w:type="dxa"/>
+              <w:left w:w="120" w:type="dxa"/>
+              <w:right w:w="120" w:type="dxa"/>
+            </w:tcMar>
+            <w:tcBorders>
+              <w:top w:val="single" w:sz="4" w:space="0" w:color="CCCCCC"/>
+              <w:bottom w:val="single" w:sz="4" w:space="0" w:color="CCCCCC"/>
+              <w:left w:val="single" w:sz="4" w:space="0" w:color="CCCCCC"/>
+              <w:right w:val="single" w:sz="4" w:space="0" w:color="CCCCCC"/>
+            </w:tcBorders>
+          </w:tcPr>
+          <w:p>
+            <w:pPr>
+              <w:spacing w:before="60" w:after="60" w:line="252" w:lineRule="auto"/>
+              <w:jc w:val="left"/>
+            </w:pPr>
+            <w:r/>
+            <w:r>
+              <w:rPr>
+                <w:b/>
+              </w:rPr>
+              <w:t>715.00</w:t>
+            </w:r>
+          </w:p>
+        </w:tc>
+        <w:tc>
+          <w:tcPr>
+            <w:tcW w:type="dxa" w:w="3456"/>
+            <w:shd w:fill="FFFFFF"/>
+            <w:tcMar>
+              <w:top w:w="100" w:type="dxa"/>
+              <w:bottom w:w="100" w:type="dxa"/>
+              <w:left w:w="120" w:type="dxa"/>
+              <w:right w:w="120" w:type="dxa"/>
+            </w:tcMar>
+            <w:tcBorders>
+              <w:top w:val="single" w:sz="4" w:space="0" w:color="CCCCCC"/>
+              <w:bottom w:val="single" w:sz="4" w:space="0" w:color="CCCCCC"/>
+              <w:left w:val="single" w:sz="4" w:space="0" w:color="CCCCCC"/>
+              <w:right w:val="single" w:sz="4" w:space="0" w:color="CCCCCC"/>
+            </w:tcBorders>
+          </w:tcPr>
+          <w:p>
+            <w:pPr>
+              <w:spacing w:before="60" w:after="60" w:line="252" w:lineRule="auto"/>
+              <w:jc w:val="left"/>
+            </w:pPr>
+            <w:r/>
+            <w:r>
+              <w:rPr>
+                <w:b/>
+              </w:rPr>
+              <w:t>-0.25</w:t>
+            </w:r>
+          </w:p>
+        </w:tc>
+        <w:tc>
+          <w:tcPr>
+            <w:tcW w:type="dxa" w:w="1440"/>
+            <w:shd w:fill="FFFFFF"/>
+            <w:tcMar>
+              <w:top w:w="100" w:type="dxa"/>
+              <w:bottom w:w="100" w:type="dxa"/>
+              <w:left w:w="120" w:type="dxa"/>
+              <w:right w:w="120" w:type="dxa"/>
+            </w:tcMar>
+            <w:tcBorders>
+              <w:top w:val="single" w:sz="4" w:space="0" w:color="CCCCCC"/>
+              <w:bottom w:val="single" w:sz="4" w:space="0" w:color="CCCCCC"/>
+              <w:left w:val="single" w:sz="4" w:space="0" w:color="CCCCCC"/>
+              <w:right w:val="single" w:sz="4" w:space="0" w:color="CCCCCC"/>
+            </w:tcBorders>
+          </w:tcPr>
+          <w:p>
+            <w:pPr>
+              <w:spacing w:before="60" w:after="60" w:line="252" w:lineRule="auto"/>
+              <w:jc w:val="left"/>
+            </w:pPr>
+            <w:r/>
+            <w:r>
+              <w:t>BEAR</w:t>
+            </w:r>
+          </w:p>
+        </w:tc>
+      </w:tr>
+      <w:tr>
+        <w:tc>
+          <w:tcPr>
+            <w:tcW w:type="dxa" w:w="1584"/>
+            <w:shd w:fill="F8FAFC"/>
+            <w:tcMar>
+              <w:top w:w="100" w:type="dxa"/>
+              <w:bottom w:w="100" w:type="dxa"/>
+              <w:left w:w="120" w:type="dxa"/>
+              <w:right w:w="120" w:type="dxa"/>
+            </w:tcMar>
+            <w:tcBorders>
+              <w:top w:val="single" w:sz="4" w:space="0" w:color="CCCCCC"/>
+              <w:bottom w:val="single" w:sz="4" w:space="0" w:color="CCCCCC"/>
+              <w:left w:val="single" w:sz="4" w:space="0" w:color="CCCCCC"/>
+              <w:right w:val="single" w:sz="4" w:space="0" w:color="CCCCCC"/>
+            </w:tcBorders>
+          </w:tcPr>
+          <w:p>
+            <w:pPr>
+              <w:spacing w:before="60" w:after="60" w:line="252" w:lineRule="auto"/>
+              <w:jc w:val="left"/>
+            </w:pPr>
+            <w:r/>
+            <w:r>
+              <w:rPr>
+                <w:b/>
+              </w:rPr>
+              <w:t>Fri 02/10</w:t>
+            </w:r>
+          </w:p>
+        </w:tc>
+        <w:tc>
+          <w:tcPr>
+            <w:tcW w:type="dxa" w:w="864"/>
+            <w:shd w:fill="F8FAFC"/>
+            <w:tcMar>
+              <w:top w:w="100" w:type="dxa"/>
+              <w:bottom w:w="100" w:type="dxa"/>
+              <w:left w:w="120" w:type="dxa"/>
+              <w:right w:w="120" w:type="dxa"/>
+            </w:tcMar>
+            <w:tcBorders>
+              <w:top w:val="single" w:sz="4" w:space="0" w:color="CCCCCC"/>
+              <w:bottom w:val="single" w:sz="4" w:space="0" w:color="CCCCCC"/>
+              <w:left w:val="single" w:sz="4" w:space="0" w:color="CCCCCC"/>
+              <w:right w:val="single" w:sz="4" w:space="0" w:color="CCCCCC"/>
+            </w:tcBorders>
+          </w:tcPr>
+          <w:p>
+            <w:pPr>
+              <w:spacing w:before="60" w:after="60" w:line="252" w:lineRule="auto"/>
+              <w:jc w:val="left"/>
+            </w:pPr>
+            <w:r/>
+            <w:r>
+              <w:t>NY Open 21-23</w:t>
+            </w:r>
+          </w:p>
+        </w:tc>
+        <w:tc>
+          <w:tcPr>
+            <w:tcW w:type="dxa" w:w="1440"/>
+            <w:shd w:fill="F8FAFC"/>
+            <w:tcMar>
+              <w:top w:w="100" w:type="dxa"/>
+              <w:bottom w:w="100" w:type="dxa"/>
+              <w:left w:w="120" w:type="dxa"/>
+              <w:right w:w="120" w:type="dxa"/>
+            </w:tcMar>
+            <w:tcBorders>
+              <w:top w:val="single" w:sz="4" w:space="0" w:color="CCCCCC"/>
+              <w:bottom w:val="single" w:sz="4" w:space="0" w:color="CCCCCC"/>
+              <w:left w:val="single" w:sz="4" w:space="0" w:color="CCCCCC"/>
+              <w:right w:val="single" w:sz="4" w:space="0" w:color="CCCCCC"/>
+            </w:tcBorders>
+          </w:tcPr>
+          <w:p>
+            <w:pPr>
+              <w:spacing w:before="60" w:after="60" w:line="252" w:lineRule="auto"/>
+              <w:jc w:val="left"/>
+            </w:pPr>
+            <w:r/>
+            <w:r>
+              <w:t>715.00</w:t>
+            </w:r>
+          </w:p>
+        </w:tc>
+        <w:tc>
+          <w:tcPr>
+            <w:tcW w:type="dxa" w:w="2016"/>
+            <w:shd w:fill="F8FAFC"/>
+            <w:tcMar>
+              <w:top w:w="100" w:type="dxa"/>
+              <w:bottom w:w="100" w:type="dxa"/>
+              <w:left w:w="120" w:type="dxa"/>
+              <w:right w:w="120" w:type="dxa"/>
+            </w:tcMar>
+            <w:tcBorders>
+              <w:top w:val="single" w:sz="4" w:space="0" w:color="CCCCCC"/>
+              <w:bottom w:val="single" w:sz="4" w:space="0" w:color="CCCCCC"/>
+              <w:left w:val="single" w:sz="4" w:space="0" w:color="CCCCCC"/>
+              <w:right w:val="single" w:sz="4" w:space="0" w:color="CCCCCC"/>
+            </w:tcBorders>
+          </w:tcPr>
+          <w:p>
+            <w:pPr>
+              <w:spacing w:before="60" w:after="60" w:line="252" w:lineRule="auto"/>
+              <w:jc w:val="left"/>
+            </w:pPr>
+            <w:r/>
+            <w:r>
+              <w:t>723.50</w:t>
+            </w:r>
+          </w:p>
+        </w:tc>
+        <w:tc>
+          <w:tcPr>
+            <w:tcW w:type="dxa" w:w="1152"/>
+            <w:shd w:fill="F8FAFC"/>
+            <w:tcMar>
+              <w:top w:w="100" w:type="dxa"/>
+              <w:bottom w:w="100" w:type="dxa"/>
+              <w:left w:w="120" w:type="dxa"/>
+              <w:right w:w="120" w:type="dxa"/>
+            </w:tcMar>
+            <w:tcBorders>
+              <w:top w:val="single" w:sz="4" w:space="0" w:color="CCCCCC"/>
+              <w:bottom w:val="single" w:sz="4" w:space="0" w:color="CCCCCC"/>
+              <w:left w:val="single" w:sz="4" w:space="0" w:color="CCCCCC"/>
+              <w:right w:val="single" w:sz="4" w:space="0" w:color="CCCCCC"/>
+            </w:tcBorders>
+          </w:tcPr>
+          <w:p>
+            <w:pPr>
+              <w:spacing w:before="60" w:after="60" w:line="252" w:lineRule="auto"/>
+              <w:jc w:val="left"/>
+            </w:pPr>
+            <w:r/>
+            <w:r>
+              <w:t>701.00</w:t>
+            </w:r>
+          </w:p>
+        </w:tc>
+        <w:tc>
+          <w:tcPr>
+            <w:tcW w:type="dxa" w:w="1728"/>
+            <w:shd w:fill="F8FAFC"/>
+            <w:tcMar>
+              <w:top w:w="100" w:type="dxa"/>
+              <w:bottom w:w="100" w:type="dxa"/>
+              <w:left w:w="120" w:type="dxa"/>
+              <w:right w:w="120" w:type="dxa"/>
+            </w:tcMar>
+            <w:tcBorders>
+              <w:top w:val="single" w:sz="4" w:space="0" w:color="CCCCCC"/>
+              <w:bottom w:val="single" w:sz="4" w:space="0" w:color="CCCCCC"/>
+              <w:left w:val="single" w:sz="4" w:space="0" w:color="CCCCCC"/>
+              <w:right w:val="single" w:sz="4" w:space="0" w:color="CCCCCC"/>
+            </w:tcBorders>
+          </w:tcPr>
+          <w:p>
+            <w:pPr>
+              <w:spacing w:before="60" w:after="60" w:line="252" w:lineRule="auto"/>
+              <w:jc w:val="left"/>
+            </w:pPr>
+            <w:r/>
+            <w:r>
+              <w:rPr>
+                <w:b/>
+              </w:rPr>
+              <w:t>716.75</w:t>
             </w:r>
           </w:p>
         </w:tc>
@@ -27807,7 +31097,7 @@
               <w:rPr>
                 <w:b/>
               </w:rPr>
-              <w:t>Wed 30/09</w:t>
+              <w:t>Fri 02/10</w:t>
             </w:r>
           </w:p>
         </w:tc>
@@ -27835,7 +31125,7 @@
             </w:pPr>
             <w:r/>
             <w:r>
-              <w:t>Pre-NY 19-21</w:t>
+              <w:t>NY Close 23-01</w:t>
             </w:r>
           </w:p>
         </w:tc>
@@ -27863,7 +31153,7 @@
             </w:pPr>
             <w:r/>
             <w:r>
-              <w:t>710.75</w:t>
+              <w:t>716.75</w:t>
             </w:r>
           </w:p>
         </w:tc>
@@ -27891,7 +31181,7 @@
             </w:pPr>
             <w:r/>
             <w:r>
-              <w:t>720.00</w:t>
+              <w:t>723.00</w:t>
             </w:r>
           </w:p>
         </w:tc>
@@ -27919,1887 +31209,7 @@
             </w:pPr>
             <w:r/>
             <w:r>
-              <w:t>700.00</w:t>
-            </w:r>
-          </w:p>
-        </w:tc>
-        <w:tc>
-          <w:tcPr>
-            <w:tcW w:type="dxa" w:w="1728"/>
-            <w:shd w:fill="FFFFFF"/>
-            <w:tcMar>
-              <w:top w:w="100" w:type="dxa"/>
-              <w:bottom w:w="100" w:type="dxa"/>
-              <w:left w:w="120" w:type="dxa"/>
-              <w:right w:w="120" w:type="dxa"/>
-            </w:tcMar>
-            <w:tcBorders>
-              <w:top w:val="single" w:sz="4" w:space="0" w:color="CCCCCC"/>
-              <w:bottom w:val="single" w:sz="4" w:space="0" w:color="CCCCCC"/>
-              <w:left w:val="single" w:sz="4" w:space="0" w:color="CCCCCC"/>
-              <w:right w:val="single" w:sz="4" w:space="0" w:color="CCCCCC"/>
-            </w:tcBorders>
-          </w:tcPr>
-          <w:p>
-            <w:pPr>
-              <w:spacing w:before="60" w:after="60" w:line="252" w:lineRule="auto"/>
-              <w:jc w:val="left"/>
-            </w:pPr>
-            <w:r/>
-            <w:r>
-              <w:rPr>
-                <w:b/>
-              </w:rPr>
-              <w:t>711.25</w:t>
-            </w:r>
-          </w:p>
-        </w:tc>
-        <w:tc>
-          <w:tcPr>
-            <w:tcW w:type="dxa" w:w="3456"/>
-            <w:shd w:fill="FFFFFF"/>
-            <w:tcMar>
-              <w:top w:w="100" w:type="dxa"/>
-              <w:bottom w:w="100" w:type="dxa"/>
-              <w:left w:w="120" w:type="dxa"/>
-              <w:right w:w="120" w:type="dxa"/>
-            </w:tcMar>
-            <w:tcBorders>
-              <w:top w:val="single" w:sz="4" w:space="0" w:color="CCCCCC"/>
-              <w:bottom w:val="single" w:sz="4" w:space="0" w:color="CCCCCC"/>
-              <w:left w:val="single" w:sz="4" w:space="0" w:color="CCCCCC"/>
-              <w:right w:val="single" w:sz="4" w:space="0" w:color="CCCCCC"/>
-            </w:tcBorders>
-          </w:tcPr>
-          <w:p>
-            <w:pPr>
-              <w:spacing w:before="60" w:after="60" w:line="252" w:lineRule="auto"/>
-              <w:jc w:val="left"/>
-            </w:pPr>
-            <w:r/>
-            <w:r>
-              <w:rPr>
-                <w:b/>
-              </w:rPr>
-              <w:t>+0.50</w:t>
-            </w:r>
-          </w:p>
-        </w:tc>
-        <w:tc>
-          <w:tcPr>
-            <w:tcW w:type="dxa" w:w="1440"/>
-            <w:shd w:fill="FFFFFF"/>
-            <w:tcMar>
-              <w:top w:w="100" w:type="dxa"/>
-              <w:bottom w:w="100" w:type="dxa"/>
-              <w:left w:w="120" w:type="dxa"/>
-              <w:right w:w="120" w:type="dxa"/>
-            </w:tcMar>
-            <w:tcBorders>
-              <w:top w:val="single" w:sz="4" w:space="0" w:color="CCCCCC"/>
-              <w:bottom w:val="single" w:sz="4" w:space="0" w:color="CCCCCC"/>
-              <w:left w:val="single" w:sz="4" w:space="0" w:color="CCCCCC"/>
-              <w:right w:val="single" w:sz="4" w:space="0" w:color="CCCCCC"/>
-            </w:tcBorders>
-          </w:tcPr>
-          <w:p>
-            <w:pPr>
-              <w:spacing w:before="60" w:after="60" w:line="252" w:lineRule="auto"/>
-              <w:jc w:val="left"/>
-            </w:pPr>
-            <w:r/>
-            <w:r>
-              <w:t>BULL</w:t>
-            </w:r>
-          </w:p>
-        </w:tc>
-      </w:tr>
-      <w:tr>
-        <w:tc>
-          <w:tcPr>
-            <w:tcW w:type="dxa" w:w="1584"/>
-            <w:shd w:fill="F8FAFC"/>
-            <w:tcMar>
-              <w:top w:w="100" w:type="dxa"/>
-              <w:bottom w:w="100" w:type="dxa"/>
-              <w:left w:w="120" w:type="dxa"/>
-              <w:right w:w="120" w:type="dxa"/>
-            </w:tcMar>
-            <w:tcBorders>
-              <w:top w:val="single" w:sz="4" w:space="0" w:color="CCCCCC"/>
-              <w:bottom w:val="single" w:sz="4" w:space="0" w:color="CCCCCC"/>
-              <w:left w:val="single" w:sz="4" w:space="0" w:color="CCCCCC"/>
-              <w:right w:val="single" w:sz="4" w:space="0" w:color="CCCCCC"/>
-            </w:tcBorders>
-          </w:tcPr>
-          <w:p>
-            <w:pPr>
-              <w:spacing w:before="60" w:after="60" w:line="252" w:lineRule="auto"/>
-              <w:jc w:val="left"/>
-            </w:pPr>
-            <w:r/>
-            <w:r>
-              <w:rPr>
-                <w:b/>
-              </w:rPr>
-              <w:t>Wed 30/09</w:t>
-            </w:r>
-          </w:p>
-        </w:tc>
-        <w:tc>
-          <w:tcPr>
-            <w:tcW w:type="dxa" w:w="864"/>
-            <w:shd w:fill="F8FAFC"/>
-            <w:tcMar>
-              <w:top w:w="100" w:type="dxa"/>
-              <w:bottom w:w="100" w:type="dxa"/>
-              <w:left w:w="120" w:type="dxa"/>
-              <w:right w:w="120" w:type="dxa"/>
-            </w:tcMar>
-            <w:tcBorders>
-              <w:top w:val="single" w:sz="4" w:space="0" w:color="CCCCCC"/>
-              <w:bottom w:val="single" w:sz="4" w:space="0" w:color="CCCCCC"/>
-              <w:left w:val="single" w:sz="4" w:space="0" w:color="CCCCCC"/>
-              <w:right w:val="single" w:sz="4" w:space="0" w:color="CCCCCC"/>
-            </w:tcBorders>
-          </w:tcPr>
-          <w:p>
-            <w:pPr>
-              <w:spacing w:before="60" w:after="60" w:line="252" w:lineRule="auto"/>
-              <w:jc w:val="left"/>
-            </w:pPr>
-            <w:r/>
-            <w:r>
-              <w:t>NY Open 21-23</w:t>
-            </w:r>
-          </w:p>
-        </w:tc>
-        <w:tc>
-          <w:tcPr>
-            <w:tcW w:type="dxa" w:w="1440"/>
-            <w:shd w:fill="F8FAFC"/>
-            <w:tcMar>
-              <w:top w:w="100" w:type="dxa"/>
-              <w:bottom w:w="100" w:type="dxa"/>
-              <w:left w:w="120" w:type="dxa"/>
-              <w:right w:w="120" w:type="dxa"/>
-            </w:tcMar>
-            <w:tcBorders>
-              <w:top w:val="single" w:sz="4" w:space="0" w:color="CCCCCC"/>
-              <w:bottom w:val="single" w:sz="4" w:space="0" w:color="CCCCCC"/>
-              <w:left w:val="single" w:sz="4" w:space="0" w:color="CCCCCC"/>
-              <w:right w:val="single" w:sz="4" w:space="0" w:color="CCCCCC"/>
-            </w:tcBorders>
-          </w:tcPr>
-          <w:p>
-            <w:pPr>
-              <w:spacing w:before="60" w:after="60" w:line="252" w:lineRule="auto"/>
-              <w:jc w:val="left"/>
-            </w:pPr>
-            <w:r/>
-            <w:r>
-              <w:t>711.25</w:t>
-            </w:r>
-          </w:p>
-        </w:tc>
-        <w:tc>
-          <w:tcPr>
-            <w:tcW w:type="dxa" w:w="2016"/>
-            <w:shd w:fill="F8FAFC"/>
-            <w:tcMar>
-              <w:top w:w="100" w:type="dxa"/>
-              <w:bottom w:w="100" w:type="dxa"/>
-              <w:left w:w="120" w:type="dxa"/>
-              <w:right w:w="120" w:type="dxa"/>
-            </w:tcMar>
-            <w:tcBorders>
-              <w:top w:val="single" w:sz="4" w:space="0" w:color="CCCCCC"/>
-              <w:bottom w:val="single" w:sz="4" w:space="0" w:color="CCCCCC"/>
-              <w:left w:val="single" w:sz="4" w:space="0" w:color="CCCCCC"/>
-              <w:right w:val="single" w:sz="4" w:space="0" w:color="CCCCCC"/>
-            </w:tcBorders>
-          </w:tcPr>
-          <w:p>
-            <w:pPr>
-              <w:spacing w:before="60" w:after="60" w:line="252" w:lineRule="auto"/>
-              <w:jc w:val="left"/>
-            </w:pPr>
-            <w:r/>
-            <w:r>
-              <w:t>723.50</w:t>
-            </w:r>
-          </w:p>
-        </w:tc>
-        <w:tc>
-          <w:tcPr>
-            <w:tcW w:type="dxa" w:w="1152"/>
-            <w:shd w:fill="F8FAFC"/>
-            <w:tcMar>
-              <w:top w:w="100" w:type="dxa"/>
-              <w:bottom w:w="100" w:type="dxa"/>
-              <w:left w:w="120" w:type="dxa"/>
-              <w:right w:w="120" w:type="dxa"/>
-            </w:tcMar>
-            <w:tcBorders>
-              <w:top w:val="single" w:sz="4" w:space="0" w:color="CCCCCC"/>
-              <w:bottom w:val="single" w:sz="4" w:space="0" w:color="CCCCCC"/>
-              <w:left w:val="single" w:sz="4" w:space="0" w:color="CCCCCC"/>
-              <w:right w:val="single" w:sz="4" w:space="0" w:color="CCCCCC"/>
-            </w:tcBorders>
-          </w:tcPr>
-          <w:p>
-            <w:pPr>
-              <w:spacing w:before="60" w:after="60" w:line="252" w:lineRule="auto"/>
-              <w:jc w:val="left"/>
-            </w:pPr>
-            <w:r/>
-            <w:r>
-              <w:t>697.00</w:t>
-            </w:r>
-          </w:p>
-        </w:tc>
-        <w:tc>
-          <w:tcPr>
-            <w:tcW w:type="dxa" w:w="1728"/>
-            <w:shd w:fill="F8FAFC"/>
-            <w:tcMar>
-              <w:top w:w="100" w:type="dxa"/>
-              <w:bottom w:w="100" w:type="dxa"/>
-              <w:left w:w="120" w:type="dxa"/>
-              <w:right w:w="120" w:type="dxa"/>
-            </w:tcMar>
-            <w:tcBorders>
-              <w:top w:val="single" w:sz="4" w:space="0" w:color="CCCCCC"/>
-              <w:bottom w:val="single" w:sz="4" w:space="0" w:color="CCCCCC"/>
-              <w:left w:val="single" w:sz="4" w:space="0" w:color="CCCCCC"/>
-              <w:right w:val="single" w:sz="4" w:space="0" w:color="CCCCCC"/>
-            </w:tcBorders>
-          </w:tcPr>
-          <w:p>
-            <w:pPr>
-              <w:spacing w:before="60" w:after="60" w:line="252" w:lineRule="auto"/>
-              <w:jc w:val="left"/>
-            </w:pPr>
-            <w:r/>
-            <w:r>
-              <w:rPr>
-                <w:b/>
-              </w:rPr>
-              <w:t>709.75</w:t>
-            </w:r>
-          </w:p>
-        </w:tc>
-        <w:tc>
-          <w:tcPr>
-            <w:tcW w:type="dxa" w:w="3456"/>
-            <w:shd w:fill="F8FAFC"/>
-            <w:tcMar>
-              <w:top w:w="100" w:type="dxa"/>
-              <w:bottom w:w="100" w:type="dxa"/>
-              <w:left w:w="120" w:type="dxa"/>
-              <w:right w:w="120" w:type="dxa"/>
-            </w:tcMar>
-            <w:tcBorders>
-              <w:top w:val="single" w:sz="4" w:space="0" w:color="CCCCCC"/>
-              <w:bottom w:val="single" w:sz="4" w:space="0" w:color="CCCCCC"/>
-              <w:left w:val="single" w:sz="4" w:space="0" w:color="CCCCCC"/>
-              <w:right w:val="single" w:sz="4" w:space="0" w:color="CCCCCC"/>
-            </w:tcBorders>
-          </w:tcPr>
-          <w:p>
-            <w:pPr>
-              <w:spacing w:before="60" w:after="60" w:line="252" w:lineRule="auto"/>
-              <w:jc w:val="left"/>
-            </w:pPr>
-            <w:r/>
-            <w:r>
-              <w:rPr>
-                <w:b/>
-              </w:rPr>
-              <w:t>-1.50</w:t>
-            </w:r>
-          </w:p>
-        </w:tc>
-        <w:tc>
-          <w:tcPr>
-            <w:tcW w:type="dxa" w:w="1440"/>
-            <w:shd w:fill="F8FAFC"/>
-            <w:tcMar>
-              <w:top w:w="100" w:type="dxa"/>
-              <w:bottom w:w="100" w:type="dxa"/>
-              <w:left w:w="120" w:type="dxa"/>
-              <w:right w:w="120" w:type="dxa"/>
-            </w:tcMar>
-            <w:tcBorders>
-              <w:top w:val="single" w:sz="4" w:space="0" w:color="CCCCCC"/>
-              <w:bottom w:val="single" w:sz="4" w:space="0" w:color="CCCCCC"/>
-              <w:left w:val="single" w:sz="4" w:space="0" w:color="CCCCCC"/>
-              <w:right w:val="single" w:sz="4" w:space="0" w:color="CCCCCC"/>
-            </w:tcBorders>
-          </w:tcPr>
-          <w:p>
-            <w:pPr>
-              <w:spacing w:before="60" w:after="60" w:line="252" w:lineRule="auto"/>
-              <w:jc w:val="left"/>
-            </w:pPr>
-            <w:r/>
-            <w:r>
-              <w:t>BEAR</w:t>
-            </w:r>
-          </w:p>
-        </w:tc>
-      </w:tr>
-      <w:tr>
-        <w:tc>
-          <w:tcPr>
-            <w:tcW w:type="dxa" w:w="1584"/>
-            <w:shd w:fill="FFFFFF"/>
-            <w:tcMar>
-              <w:top w:w="100" w:type="dxa"/>
-              <w:bottom w:w="100" w:type="dxa"/>
-              <w:left w:w="120" w:type="dxa"/>
-              <w:right w:w="120" w:type="dxa"/>
-            </w:tcMar>
-            <w:tcBorders>
-              <w:top w:val="single" w:sz="4" w:space="0" w:color="CCCCCC"/>
-              <w:bottom w:val="single" w:sz="4" w:space="0" w:color="CCCCCC"/>
-              <w:left w:val="single" w:sz="4" w:space="0" w:color="CCCCCC"/>
-              <w:right w:val="single" w:sz="4" w:space="0" w:color="CCCCCC"/>
-            </w:tcBorders>
-          </w:tcPr>
-          <w:p>
-            <w:pPr>
-              <w:spacing w:before="60" w:after="60" w:line="252" w:lineRule="auto"/>
-              <w:jc w:val="left"/>
-            </w:pPr>
-            <w:r/>
-            <w:r>
-              <w:rPr>
-                <w:b/>
-              </w:rPr>
-              <w:t>Wed 30/09</w:t>
-            </w:r>
-          </w:p>
-        </w:tc>
-        <w:tc>
-          <w:tcPr>
-            <w:tcW w:type="dxa" w:w="864"/>
-            <w:shd w:fill="FFFFFF"/>
-            <w:tcMar>
-              <w:top w:w="100" w:type="dxa"/>
-              <w:bottom w:w="100" w:type="dxa"/>
-              <w:left w:w="120" w:type="dxa"/>
-              <w:right w:w="120" w:type="dxa"/>
-            </w:tcMar>
-            <w:tcBorders>
-              <w:top w:val="single" w:sz="4" w:space="0" w:color="CCCCCC"/>
-              <w:bottom w:val="single" w:sz="4" w:space="0" w:color="CCCCCC"/>
-              <w:left w:val="single" w:sz="4" w:space="0" w:color="CCCCCC"/>
-              <w:right w:val="single" w:sz="4" w:space="0" w:color="CCCCCC"/>
-            </w:tcBorders>
-          </w:tcPr>
-          <w:p>
-            <w:pPr>
-              <w:spacing w:before="60" w:after="60" w:line="252" w:lineRule="auto"/>
-              <w:jc w:val="left"/>
-            </w:pPr>
-            <w:r/>
-            <w:r>
-              <w:t>NY Close 23-01</w:t>
-            </w:r>
-          </w:p>
-        </w:tc>
-        <w:tc>
-          <w:tcPr>
-            <w:tcW w:type="dxa" w:w="1440"/>
-            <w:shd w:fill="FFFFFF"/>
-            <w:tcMar>
-              <w:top w:w="100" w:type="dxa"/>
-              <w:bottom w:w="100" w:type="dxa"/>
-              <w:left w:w="120" w:type="dxa"/>
-              <w:right w:w="120" w:type="dxa"/>
-            </w:tcMar>
-            <w:tcBorders>
-              <w:top w:val="single" w:sz="4" w:space="0" w:color="CCCCCC"/>
-              <w:bottom w:val="single" w:sz="4" w:space="0" w:color="CCCCCC"/>
-              <w:left w:val="single" w:sz="4" w:space="0" w:color="CCCCCC"/>
-              <w:right w:val="single" w:sz="4" w:space="0" w:color="CCCCCC"/>
-            </w:tcBorders>
-          </w:tcPr>
-          <w:p>
-            <w:pPr>
-              <w:spacing w:before="60" w:after="60" w:line="252" w:lineRule="auto"/>
-              <w:jc w:val="left"/>
-            </w:pPr>
-            <w:r/>
-            <w:r>
-              <w:t>709.75</w:t>
-            </w:r>
-          </w:p>
-        </w:tc>
-        <w:tc>
-          <w:tcPr>
-            <w:tcW w:type="dxa" w:w="2016"/>
-            <w:shd w:fill="FFFFFF"/>
-            <w:tcMar>
-              <w:top w:w="100" w:type="dxa"/>
-              <w:bottom w:w="100" w:type="dxa"/>
-              <w:left w:w="120" w:type="dxa"/>
-              <w:right w:w="120" w:type="dxa"/>
-            </w:tcMar>
-            <w:tcBorders>
-              <w:top w:val="single" w:sz="4" w:space="0" w:color="CCCCCC"/>
-              <w:bottom w:val="single" w:sz="4" w:space="0" w:color="CCCCCC"/>
-              <w:left w:val="single" w:sz="4" w:space="0" w:color="CCCCCC"/>
-              <w:right w:val="single" w:sz="4" w:space="0" w:color="CCCCCC"/>
-            </w:tcBorders>
-          </w:tcPr>
-          <w:p>
-            <w:pPr>
-              <w:spacing w:before="60" w:after="60" w:line="252" w:lineRule="auto"/>
-              <w:jc w:val="left"/>
-            </w:pPr>
-            <w:r/>
-            <w:r>
-              <w:t>716.75</w:t>
-            </w:r>
-          </w:p>
-        </w:tc>
-        <w:tc>
-          <w:tcPr>
-            <w:tcW w:type="dxa" w:w="1152"/>
-            <w:shd w:fill="FFFFFF"/>
-            <w:tcMar>
-              <w:top w:w="100" w:type="dxa"/>
-              <w:bottom w:w="100" w:type="dxa"/>
-              <w:left w:w="120" w:type="dxa"/>
-              <w:right w:w="120" w:type="dxa"/>
-            </w:tcMar>
-            <w:tcBorders>
-              <w:top w:val="single" w:sz="4" w:space="0" w:color="CCCCCC"/>
-              <w:bottom w:val="single" w:sz="4" w:space="0" w:color="CCCCCC"/>
-              <w:left w:val="single" w:sz="4" w:space="0" w:color="CCCCCC"/>
-              <w:right w:val="single" w:sz="4" w:space="0" w:color="CCCCCC"/>
-            </w:tcBorders>
-          </w:tcPr>
-          <w:p>
-            <w:pPr>
-              <w:spacing w:before="60" w:after="60" w:line="252" w:lineRule="auto"/>
-              <w:jc w:val="left"/>
-            </w:pPr>
-            <w:r/>
-            <w:r>
-              <w:t>700.25</w:t>
-            </w:r>
-          </w:p>
-        </w:tc>
-        <w:tc>
-          <w:tcPr>
-            <w:tcW w:type="dxa" w:w="1728"/>
-            <w:shd w:fill="FFFFFF"/>
-            <w:tcMar>
-              <w:top w:w="100" w:type="dxa"/>
-              <w:bottom w:w="100" w:type="dxa"/>
-              <w:left w:w="120" w:type="dxa"/>
-              <w:right w:w="120" w:type="dxa"/>
-            </w:tcMar>
-            <w:tcBorders>
-              <w:top w:val="single" w:sz="4" w:space="0" w:color="CCCCCC"/>
-              <w:bottom w:val="single" w:sz="4" w:space="0" w:color="CCCCCC"/>
-              <w:left w:val="single" w:sz="4" w:space="0" w:color="CCCCCC"/>
-              <w:right w:val="single" w:sz="4" w:space="0" w:color="CCCCCC"/>
-            </w:tcBorders>
-          </w:tcPr>
-          <w:p>
-            <w:pPr>
-              <w:spacing w:before="60" w:after="60" w:line="252" w:lineRule="auto"/>
-              <w:jc w:val="left"/>
-            </w:pPr>
-            <w:r/>
-            <w:r>
-              <w:rPr>
-                <w:b/>
-              </w:rPr>
               <w:t>710.25</w:t>
-            </w:r>
-          </w:p>
-        </w:tc>
-        <w:tc>
-          <w:tcPr>
-            <w:tcW w:type="dxa" w:w="3456"/>
-            <w:shd w:fill="FFFFFF"/>
-            <w:tcMar>
-              <w:top w:w="100" w:type="dxa"/>
-              <w:bottom w:w="100" w:type="dxa"/>
-              <w:left w:w="120" w:type="dxa"/>
-              <w:right w:w="120" w:type="dxa"/>
-            </w:tcMar>
-            <w:tcBorders>
-              <w:top w:val="single" w:sz="4" w:space="0" w:color="CCCCCC"/>
-              <w:bottom w:val="single" w:sz="4" w:space="0" w:color="CCCCCC"/>
-              <w:left w:val="single" w:sz="4" w:space="0" w:color="CCCCCC"/>
-              <w:right w:val="single" w:sz="4" w:space="0" w:color="CCCCCC"/>
-            </w:tcBorders>
-          </w:tcPr>
-          <w:p>
-            <w:pPr>
-              <w:spacing w:before="60" w:after="60" w:line="252" w:lineRule="auto"/>
-              <w:jc w:val="left"/>
-            </w:pPr>
-            <w:r/>
-            <w:r>
-              <w:rPr>
-                <w:b/>
-              </w:rPr>
-              <w:t>+0.50</w:t>
-            </w:r>
-          </w:p>
-        </w:tc>
-        <w:tc>
-          <w:tcPr>
-            <w:tcW w:type="dxa" w:w="1440"/>
-            <w:shd w:fill="FFFFFF"/>
-            <w:tcMar>
-              <w:top w:w="100" w:type="dxa"/>
-              <w:bottom w:w="100" w:type="dxa"/>
-              <w:left w:w="120" w:type="dxa"/>
-              <w:right w:w="120" w:type="dxa"/>
-            </w:tcMar>
-            <w:tcBorders>
-              <w:top w:val="single" w:sz="4" w:space="0" w:color="CCCCCC"/>
-              <w:bottom w:val="single" w:sz="4" w:space="0" w:color="CCCCCC"/>
-              <w:left w:val="single" w:sz="4" w:space="0" w:color="CCCCCC"/>
-              <w:right w:val="single" w:sz="4" w:space="0" w:color="CCCCCC"/>
-            </w:tcBorders>
-          </w:tcPr>
-          <w:p>
-            <w:pPr>
-              <w:spacing w:before="60" w:after="60" w:line="252" w:lineRule="auto"/>
-              <w:jc w:val="left"/>
-            </w:pPr>
-            <w:r/>
-            <w:r>
-              <w:t>BULL</w:t>
-            </w:r>
-          </w:p>
-        </w:tc>
-      </w:tr>
-      <w:tr>
-        <w:tc>
-          <w:tcPr>
-            <w:tcW w:type="dxa" w:w="1584"/>
-            <w:shd w:fill="F8FAFC"/>
-            <w:tcMar>
-              <w:top w:w="100" w:type="dxa"/>
-              <w:bottom w:w="100" w:type="dxa"/>
-              <w:left w:w="120" w:type="dxa"/>
-              <w:right w:w="120" w:type="dxa"/>
-            </w:tcMar>
-            <w:tcBorders>
-              <w:top w:val="single" w:sz="4" w:space="0" w:color="CCCCCC"/>
-              <w:bottom w:val="single" w:sz="4" w:space="0" w:color="CCCCCC"/>
-              <w:left w:val="single" w:sz="4" w:space="0" w:color="CCCCCC"/>
-              <w:right w:val="single" w:sz="4" w:space="0" w:color="CCCCCC"/>
-            </w:tcBorders>
-          </w:tcPr>
-          <w:p>
-            <w:pPr>
-              <w:spacing w:before="60" w:after="60" w:line="252" w:lineRule="auto"/>
-              <w:jc w:val="left"/>
-            </w:pPr>
-            <w:r/>
-            <w:r>
-              <w:rPr>
-                <w:b/>
-              </w:rPr>
-              <w:t>Thu 01/10</w:t>
-            </w:r>
-          </w:p>
-        </w:tc>
-        <w:tc>
-          <w:tcPr>
-            <w:tcW w:type="dxa" w:w="864"/>
-            <w:shd w:fill="F8FAFC"/>
-            <w:tcMar>
-              <w:top w:w="100" w:type="dxa"/>
-              <w:bottom w:w="100" w:type="dxa"/>
-              <w:left w:w="120" w:type="dxa"/>
-              <w:right w:w="120" w:type="dxa"/>
-            </w:tcMar>
-            <w:tcBorders>
-              <w:top w:val="single" w:sz="4" w:space="0" w:color="CCCCCC"/>
-              <w:bottom w:val="single" w:sz="4" w:space="0" w:color="CCCCCC"/>
-              <w:left w:val="single" w:sz="4" w:space="0" w:color="CCCCCC"/>
-              <w:right w:val="single" w:sz="4" w:space="0" w:color="CCCCCC"/>
-            </w:tcBorders>
-          </w:tcPr>
-          <w:p>
-            <w:pPr>
-              <w:spacing w:before="60" w:after="60" w:line="252" w:lineRule="auto"/>
-              <w:jc w:val="left"/>
-            </w:pPr>
-            <w:r/>
-            <w:r>
-              <w:t>Asia 07-11</w:t>
-            </w:r>
-          </w:p>
-        </w:tc>
-        <w:tc>
-          <w:tcPr>
-            <w:tcW w:type="dxa" w:w="1440"/>
-            <w:shd w:fill="F8FAFC"/>
-            <w:tcMar>
-              <w:top w:w="100" w:type="dxa"/>
-              <w:bottom w:w="100" w:type="dxa"/>
-              <w:left w:w="120" w:type="dxa"/>
-              <w:right w:w="120" w:type="dxa"/>
-            </w:tcMar>
-            <w:tcBorders>
-              <w:top w:val="single" w:sz="4" w:space="0" w:color="CCCCCC"/>
-              <w:bottom w:val="single" w:sz="4" w:space="0" w:color="CCCCCC"/>
-              <w:left w:val="single" w:sz="4" w:space="0" w:color="CCCCCC"/>
-              <w:right w:val="single" w:sz="4" w:space="0" w:color="CCCCCC"/>
-            </w:tcBorders>
-          </w:tcPr>
-          <w:p>
-            <w:pPr>
-              <w:spacing w:before="60" w:after="60" w:line="252" w:lineRule="auto"/>
-              <w:jc w:val="left"/>
-            </w:pPr>
-            <w:r/>
-            <w:r>
-              <w:t>710.25</w:t>
-            </w:r>
-          </w:p>
-        </w:tc>
-        <w:tc>
-          <w:tcPr>
-            <w:tcW w:type="dxa" w:w="2016"/>
-            <w:shd w:fill="F8FAFC"/>
-            <w:tcMar>
-              <w:top w:w="100" w:type="dxa"/>
-              <w:bottom w:w="100" w:type="dxa"/>
-              <w:left w:w="120" w:type="dxa"/>
-              <w:right w:w="120" w:type="dxa"/>
-            </w:tcMar>
-            <w:tcBorders>
-              <w:top w:val="single" w:sz="4" w:space="0" w:color="CCCCCC"/>
-              <w:bottom w:val="single" w:sz="4" w:space="0" w:color="CCCCCC"/>
-              <w:left w:val="single" w:sz="4" w:space="0" w:color="CCCCCC"/>
-              <w:right w:val="single" w:sz="4" w:space="0" w:color="CCCCCC"/>
-            </w:tcBorders>
-          </w:tcPr>
-          <w:p>
-            <w:pPr>
-              <w:spacing w:before="60" w:after="60" w:line="252" w:lineRule="auto"/>
-              <w:jc w:val="left"/>
-            </w:pPr>
-            <w:r/>
-            <w:r>
-              <w:t>720.75</w:t>
-            </w:r>
-          </w:p>
-        </w:tc>
-        <w:tc>
-          <w:tcPr>
-            <w:tcW w:type="dxa" w:w="1152"/>
-            <w:shd w:fill="F8FAFC"/>
-            <w:tcMar>
-              <w:top w:w="100" w:type="dxa"/>
-              <w:bottom w:w="100" w:type="dxa"/>
-              <w:left w:w="120" w:type="dxa"/>
-              <w:right w:w="120" w:type="dxa"/>
-            </w:tcMar>
-            <w:tcBorders>
-              <w:top w:val="single" w:sz="4" w:space="0" w:color="CCCCCC"/>
-              <w:bottom w:val="single" w:sz="4" w:space="0" w:color="CCCCCC"/>
-              <w:left w:val="single" w:sz="4" w:space="0" w:color="CCCCCC"/>
-              <w:right w:val="single" w:sz="4" w:space="0" w:color="CCCCCC"/>
-            </w:tcBorders>
-          </w:tcPr>
-          <w:p>
-            <w:pPr>
-              <w:spacing w:before="60" w:after="60" w:line="252" w:lineRule="auto"/>
-              <w:jc w:val="left"/>
-            </w:pPr>
-            <w:r/>
-            <w:r>
-              <w:t>703.00</w:t>
-            </w:r>
-          </w:p>
-        </w:tc>
-        <w:tc>
-          <w:tcPr>
-            <w:tcW w:type="dxa" w:w="1728"/>
-            <w:shd w:fill="F8FAFC"/>
-            <w:tcMar>
-              <w:top w:w="100" w:type="dxa"/>
-              <w:bottom w:w="100" w:type="dxa"/>
-              <w:left w:w="120" w:type="dxa"/>
-              <w:right w:w="120" w:type="dxa"/>
-            </w:tcMar>
-            <w:tcBorders>
-              <w:top w:val="single" w:sz="4" w:space="0" w:color="CCCCCC"/>
-              <w:bottom w:val="single" w:sz="4" w:space="0" w:color="CCCCCC"/>
-              <w:left w:val="single" w:sz="4" w:space="0" w:color="CCCCCC"/>
-              <w:right w:val="single" w:sz="4" w:space="0" w:color="CCCCCC"/>
-            </w:tcBorders>
-          </w:tcPr>
-          <w:p>
-            <w:pPr>
-              <w:spacing w:before="60" w:after="60" w:line="252" w:lineRule="auto"/>
-              <w:jc w:val="left"/>
-            </w:pPr>
-            <w:r/>
-            <w:r>
-              <w:rPr>
-                <w:b/>
-              </w:rPr>
-              <w:t>710.00</w:t>
-            </w:r>
-          </w:p>
-        </w:tc>
-        <w:tc>
-          <w:tcPr>
-            <w:tcW w:type="dxa" w:w="3456"/>
-            <w:shd w:fill="F8FAFC"/>
-            <w:tcMar>
-              <w:top w:w="100" w:type="dxa"/>
-              <w:bottom w:w="100" w:type="dxa"/>
-              <w:left w:w="120" w:type="dxa"/>
-              <w:right w:w="120" w:type="dxa"/>
-            </w:tcMar>
-            <w:tcBorders>
-              <w:top w:val="single" w:sz="4" w:space="0" w:color="CCCCCC"/>
-              <w:bottom w:val="single" w:sz="4" w:space="0" w:color="CCCCCC"/>
-              <w:left w:val="single" w:sz="4" w:space="0" w:color="CCCCCC"/>
-              <w:right w:val="single" w:sz="4" w:space="0" w:color="CCCCCC"/>
-            </w:tcBorders>
-          </w:tcPr>
-          <w:p>
-            <w:pPr>
-              <w:spacing w:before="60" w:after="60" w:line="252" w:lineRule="auto"/>
-              <w:jc w:val="left"/>
-            </w:pPr>
-            <w:r/>
-            <w:r>
-              <w:rPr>
-                <w:b/>
-              </w:rPr>
-              <w:t>-0.25</w:t>
-            </w:r>
-          </w:p>
-        </w:tc>
-        <w:tc>
-          <w:tcPr>
-            <w:tcW w:type="dxa" w:w="1440"/>
-            <w:shd w:fill="F8FAFC"/>
-            <w:tcMar>
-              <w:top w:w="100" w:type="dxa"/>
-              <w:bottom w:w="100" w:type="dxa"/>
-              <w:left w:w="120" w:type="dxa"/>
-              <w:right w:w="120" w:type="dxa"/>
-            </w:tcMar>
-            <w:tcBorders>
-              <w:top w:val="single" w:sz="4" w:space="0" w:color="CCCCCC"/>
-              <w:bottom w:val="single" w:sz="4" w:space="0" w:color="CCCCCC"/>
-              <w:left w:val="single" w:sz="4" w:space="0" w:color="CCCCCC"/>
-              <w:right w:val="single" w:sz="4" w:space="0" w:color="CCCCCC"/>
-            </w:tcBorders>
-          </w:tcPr>
-          <w:p>
-            <w:pPr>
-              <w:spacing w:before="60" w:after="60" w:line="252" w:lineRule="auto"/>
-              <w:jc w:val="left"/>
-            </w:pPr>
-            <w:r/>
-            <w:r>
-              <w:t>BEAR</w:t>
-            </w:r>
-          </w:p>
-        </w:tc>
-      </w:tr>
-      <w:tr>
-        <w:tc>
-          <w:tcPr>
-            <w:tcW w:type="dxa" w:w="1584"/>
-            <w:shd w:fill="FFFFFF"/>
-            <w:tcMar>
-              <w:top w:w="100" w:type="dxa"/>
-              <w:bottom w:w="100" w:type="dxa"/>
-              <w:left w:w="120" w:type="dxa"/>
-              <w:right w:w="120" w:type="dxa"/>
-            </w:tcMar>
-            <w:tcBorders>
-              <w:top w:val="single" w:sz="4" w:space="0" w:color="CCCCCC"/>
-              <w:bottom w:val="single" w:sz="4" w:space="0" w:color="CCCCCC"/>
-              <w:left w:val="single" w:sz="4" w:space="0" w:color="CCCCCC"/>
-              <w:right w:val="single" w:sz="4" w:space="0" w:color="CCCCCC"/>
-            </w:tcBorders>
-          </w:tcPr>
-          <w:p>
-            <w:pPr>
-              <w:spacing w:before="60" w:after="60" w:line="252" w:lineRule="auto"/>
-              <w:jc w:val="left"/>
-            </w:pPr>
-            <w:r/>
-            <w:r>
-              <w:rPr>
-                <w:b/>
-              </w:rPr>
-              <w:t>Thu 01/10</w:t>
-            </w:r>
-          </w:p>
-        </w:tc>
-        <w:tc>
-          <w:tcPr>
-            <w:tcW w:type="dxa" w:w="864"/>
-            <w:shd w:fill="FFFFFF"/>
-            <w:tcMar>
-              <w:top w:w="100" w:type="dxa"/>
-              <w:bottom w:w="100" w:type="dxa"/>
-              <w:left w:w="120" w:type="dxa"/>
-              <w:right w:w="120" w:type="dxa"/>
-            </w:tcMar>
-            <w:tcBorders>
-              <w:top w:val="single" w:sz="4" w:space="0" w:color="CCCCCC"/>
-              <w:bottom w:val="single" w:sz="4" w:space="0" w:color="CCCCCC"/>
-              <w:left w:val="single" w:sz="4" w:space="0" w:color="CCCCCC"/>
-              <w:right w:val="single" w:sz="4" w:space="0" w:color="CCCCCC"/>
-            </w:tcBorders>
-          </w:tcPr>
-          <w:p>
-            <w:pPr>
-              <w:spacing w:before="60" w:after="60" w:line="252" w:lineRule="auto"/>
-              <w:jc w:val="left"/>
-            </w:pPr>
-            <w:r/>
-            <w:r>
-              <w:t>Asia 11-15</w:t>
-            </w:r>
-          </w:p>
-        </w:tc>
-        <w:tc>
-          <w:tcPr>
-            <w:tcW w:type="dxa" w:w="1440"/>
-            <w:shd w:fill="FFFFFF"/>
-            <w:tcMar>
-              <w:top w:w="100" w:type="dxa"/>
-              <w:bottom w:w="100" w:type="dxa"/>
-              <w:left w:w="120" w:type="dxa"/>
-              <w:right w:w="120" w:type="dxa"/>
-            </w:tcMar>
-            <w:tcBorders>
-              <w:top w:val="single" w:sz="4" w:space="0" w:color="CCCCCC"/>
-              <w:bottom w:val="single" w:sz="4" w:space="0" w:color="CCCCCC"/>
-              <w:left w:val="single" w:sz="4" w:space="0" w:color="CCCCCC"/>
-              <w:right w:val="single" w:sz="4" w:space="0" w:color="CCCCCC"/>
-            </w:tcBorders>
-          </w:tcPr>
-          <w:p>
-            <w:pPr>
-              <w:spacing w:before="60" w:after="60" w:line="252" w:lineRule="auto"/>
-              <w:jc w:val="left"/>
-            </w:pPr>
-            <w:r/>
-            <w:r>
-              <w:t>710.00</w:t>
-            </w:r>
-          </w:p>
-        </w:tc>
-        <w:tc>
-          <w:tcPr>
-            <w:tcW w:type="dxa" w:w="2016"/>
-            <w:shd w:fill="FFFFFF"/>
-            <w:tcMar>
-              <w:top w:w="100" w:type="dxa"/>
-              <w:bottom w:w="100" w:type="dxa"/>
-              <w:left w:w="120" w:type="dxa"/>
-              <w:right w:w="120" w:type="dxa"/>
-            </w:tcMar>
-            <w:tcBorders>
-              <w:top w:val="single" w:sz="4" w:space="0" w:color="CCCCCC"/>
-              <w:bottom w:val="single" w:sz="4" w:space="0" w:color="CCCCCC"/>
-              <w:left w:val="single" w:sz="4" w:space="0" w:color="CCCCCC"/>
-              <w:right w:val="single" w:sz="4" w:space="0" w:color="CCCCCC"/>
-            </w:tcBorders>
-          </w:tcPr>
-          <w:p>
-            <w:pPr>
-              <w:spacing w:before="60" w:after="60" w:line="252" w:lineRule="auto"/>
-              <w:jc w:val="left"/>
-            </w:pPr>
-            <w:r/>
-            <w:r>
-              <w:t>719.75</w:t>
-            </w:r>
-          </w:p>
-        </w:tc>
-        <w:tc>
-          <w:tcPr>
-            <w:tcW w:type="dxa" w:w="1152"/>
-            <w:shd w:fill="FFFFFF"/>
-            <w:tcMar>
-              <w:top w:w="100" w:type="dxa"/>
-              <w:bottom w:w="100" w:type="dxa"/>
-              <w:left w:w="120" w:type="dxa"/>
-              <w:right w:w="120" w:type="dxa"/>
-            </w:tcMar>
-            <w:tcBorders>
-              <w:top w:val="single" w:sz="4" w:space="0" w:color="CCCCCC"/>
-              <w:bottom w:val="single" w:sz="4" w:space="0" w:color="CCCCCC"/>
-              <w:left w:val="single" w:sz="4" w:space="0" w:color="CCCCCC"/>
-              <w:right w:val="single" w:sz="4" w:space="0" w:color="CCCCCC"/>
-            </w:tcBorders>
-          </w:tcPr>
-          <w:p>
-            <w:pPr>
-              <w:spacing w:before="60" w:after="60" w:line="252" w:lineRule="auto"/>
-              <w:jc w:val="left"/>
-            </w:pPr>
-            <w:r/>
-            <w:r>
-              <w:t>700.25</w:t>
-            </w:r>
-          </w:p>
-        </w:tc>
-        <w:tc>
-          <w:tcPr>
-            <w:tcW w:type="dxa" w:w="1728"/>
-            <w:shd w:fill="FFFFFF"/>
-            <w:tcMar>
-              <w:top w:w="100" w:type="dxa"/>
-              <w:bottom w:w="100" w:type="dxa"/>
-              <w:left w:w="120" w:type="dxa"/>
-              <w:right w:w="120" w:type="dxa"/>
-            </w:tcMar>
-            <w:tcBorders>
-              <w:top w:val="single" w:sz="4" w:space="0" w:color="CCCCCC"/>
-              <w:bottom w:val="single" w:sz="4" w:space="0" w:color="CCCCCC"/>
-              <w:left w:val="single" w:sz="4" w:space="0" w:color="CCCCCC"/>
-              <w:right w:val="single" w:sz="4" w:space="0" w:color="CCCCCC"/>
-            </w:tcBorders>
-          </w:tcPr>
-          <w:p>
-            <w:pPr>
-              <w:spacing w:before="60" w:after="60" w:line="252" w:lineRule="auto"/>
-              <w:jc w:val="left"/>
-            </w:pPr>
-            <w:r/>
-            <w:r>
-              <w:rPr>
-                <w:b/>
-              </w:rPr>
-              <w:t>710.50</w:t>
-            </w:r>
-          </w:p>
-        </w:tc>
-        <w:tc>
-          <w:tcPr>
-            <w:tcW w:type="dxa" w:w="3456"/>
-            <w:shd w:fill="FFFFFF"/>
-            <w:tcMar>
-              <w:top w:w="100" w:type="dxa"/>
-              <w:bottom w:w="100" w:type="dxa"/>
-              <w:left w:w="120" w:type="dxa"/>
-              <w:right w:w="120" w:type="dxa"/>
-            </w:tcMar>
-            <w:tcBorders>
-              <w:top w:val="single" w:sz="4" w:space="0" w:color="CCCCCC"/>
-              <w:bottom w:val="single" w:sz="4" w:space="0" w:color="CCCCCC"/>
-              <w:left w:val="single" w:sz="4" w:space="0" w:color="CCCCCC"/>
-              <w:right w:val="single" w:sz="4" w:space="0" w:color="CCCCCC"/>
-            </w:tcBorders>
-          </w:tcPr>
-          <w:p>
-            <w:pPr>
-              <w:spacing w:before="60" w:after="60" w:line="252" w:lineRule="auto"/>
-              <w:jc w:val="left"/>
-            </w:pPr>
-            <w:r/>
-            <w:r>
-              <w:rPr>
-                <w:b/>
-              </w:rPr>
-              <w:t>+0.50</w:t>
-            </w:r>
-          </w:p>
-        </w:tc>
-        <w:tc>
-          <w:tcPr>
-            <w:tcW w:type="dxa" w:w="1440"/>
-            <w:shd w:fill="FFFFFF"/>
-            <w:tcMar>
-              <w:top w:w="100" w:type="dxa"/>
-              <w:bottom w:w="100" w:type="dxa"/>
-              <w:left w:w="120" w:type="dxa"/>
-              <w:right w:w="120" w:type="dxa"/>
-            </w:tcMar>
-            <w:tcBorders>
-              <w:top w:val="single" w:sz="4" w:space="0" w:color="CCCCCC"/>
-              <w:bottom w:val="single" w:sz="4" w:space="0" w:color="CCCCCC"/>
-              <w:left w:val="single" w:sz="4" w:space="0" w:color="CCCCCC"/>
-              <w:right w:val="single" w:sz="4" w:space="0" w:color="CCCCCC"/>
-            </w:tcBorders>
-          </w:tcPr>
-          <w:p>
-            <w:pPr>
-              <w:spacing w:before="60" w:after="60" w:line="252" w:lineRule="auto"/>
-              <w:jc w:val="left"/>
-            </w:pPr>
-            <w:r/>
-            <w:r>
-              <w:t>BULL</w:t>
-            </w:r>
-          </w:p>
-        </w:tc>
-      </w:tr>
-      <w:tr>
-        <w:tc>
-          <w:tcPr>
-            <w:tcW w:type="dxa" w:w="1584"/>
-            <w:shd w:fill="F8FAFC"/>
-            <w:tcMar>
-              <w:top w:w="100" w:type="dxa"/>
-              <w:bottom w:w="100" w:type="dxa"/>
-              <w:left w:w="120" w:type="dxa"/>
-              <w:right w:w="120" w:type="dxa"/>
-            </w:tcMar>
-            <w:tcBorders>
-              <w:top w:val="single" w:sz="4" w:space="0" w:color="CCCCCC"/>
-              <w:bottom w:val="single" w:sz="4" w:space="0" w:color="CCCCCC"/>
-              <w:left w:val="single" w:sz="4" w:space="0" w:color="CCCCCC"/>
-              <w:right w:val="single" w:sz="4" w:space="0" w:color="CCCCCC"/>
-            </w:tcBorders>
-          </w:tcPr>
-          <w:p>
-            <w:pPr>
-              <w:spacing w:before="60" w:after="60" w:line="252" w:lineRule="auto"/>
-              <w:jc w:val="left"/>
-            </w:pPr>
-            <w:r/>
-            <w:r>
-              <w:rPr>
-                <w:b/>
-              </w:rPr>
-              <w:t>Thu 01/10</w:t>
-            </w:r>
-          </w:p>
-        </w:tc>
-        <w:tc>
-          <w:tcPr>
-            <w:tcW w:type="dxa" w:w="864"/>
-            <w:shd w:fill="F8FAFC"/>
-            <w:tcMar>
-              <w:top w:w="100" w:type="dxa"/>
-              <w:bottom w:w="100" w:type="dxa"/>
-              <w:left w:w="120" w:type="dxa"/>
-              <w:right w:w="120" w:type="dxa"/>
-            </w:tcMar>
-            <w:tcBorders>
-              <w:top w:val="single" w:sz="4" w:space="0" w:color="CCCCCC"/>
-              <w:bottom w:val="single" w:sz="4" w:space="0" w:color="CCCCCC"/>
-              <w:left w:val="single" w:sz="4" w:space="0" w:color="CCCCCC"/>
-              <w:right w:val="single" w:sz="4" w:space="0" w:color="CCCCCC"/>
-            </w:tcBorders>
-          </w:tcPr>
-          <w:p>
-            <w:pPr>
-              <w:spacing w:before="60" w:after="60" w:line="252" w:lineRule="auto"/>
-              <w:jc w:val="left"/>
-            </w:pPr>
-            <w:r/>
-            <w:r>
-              <w:t>London 15-19</w:t>
-            </w:r>
-          </w:p>
-        </w:tc>
-        <w:tc>
-          <w:tcPr>
-            <w:tcW w:type="dxa" w:w="1440"/>
-            <w:shd w:fill="F8FAFC"/>
-            <w:tcMar>
-              <w:top w:w="100" w:type="dxa"/>
-              <w:bottom w:w="100" w:type="dxa"/>
-              <w:left w:w="120" w:type="dxa"/>
-              <w:right w:w="120" w:type="dxa"/>
-            </w:tcMar>
-            <w:tcBorders>
-              <w:top w:val="single" w:sz="4" w:space="0" w:color="CCCCCC"/>
-              <w:bottom w:val="single" w:sz="4" w:space="0" w:color="CCCCCC"/>
-              <w:left w:val="single" w:sz="4" w:space="0" w:color="CCCCCC"/>
-              <w:right w:val="single" w:sz="4" w:space="0" w:color="CCCCCC"/>
-            </w:tcBorders>
-          </w:tcPr>
-          <w:p>
-            <w:pPr>
-              <w:spacing w:before="60" w:after="60" w:line="252" w:lineRule="auto"/>
-              <w:jc w:val="left"/>
-            </w:pPr>
-            <w:r/>
-            <w:r>
-              <w:t>710.50</w:t>
-            </w:r>
-          </w:p>
-        </w:tc>
-        <w:tc>
-          <w:tcPr>
-            <w:tcW w:type="dxa" w:w="2016"/>
-            <w:shd w:fill="F8FAFC"/>
-            <w:tcMar>
-              <w:top w:w="100" w:type="dxa"/>
-              <w:bottom w:w="100" w:type="dxa"/>
-              <w:left w:w="120" w:type="dxa"/>
-              <w:right w:w="120" w:type="dxa"/>
-            </w:tcMar>
-            <w:tcBorders>
-              <w:top w:val="single" w:sz="4" w:space="0" w:color="CCCCCC"/>
-              <w:bottom w:val="single" w:sz="4" w:space="0" w:color="CCCCCC"/>
-              <w:left w:val="single" w:sz="4" w:space="0" w:color="CCCCCC"/>
-              <w:right w:val="single" w:sz="4" w:space="0" w:color="CCCCCC"/>
-            </w:tcBorders>
-          </w:tcPr>
-          <w:p>
-            <w:pPr>
-              <w:spacing w:before="60" w:after="60" w:line="252" w:lineRule="auto"/>
-              <w:jc w:val="left"/>
-            </w:pPr>
-            <w:r/>
-            <w:r>
-              <w:t>721.25</w:t>
-            </w:r>
-          </w:p>
-        </w:tc>
-        <w:tc>
-          <w:tcPr>
-            <w:tcW w:type="dxa" w:w="1152"/>
-            <w:shd w:fill="F8FAFC"/>
-            <w:tcMar>
-              <w:top w:w="100" w:type="dxa"/>
-              <w:bottom w:w="100" w:type="dxa"/>
-              <w:left w:w="120" w:type="dxa"/>
-              <w:right w:w="120" w:type="dxa"/>
-            </w:tcMar>
-            <w:tcBorders>
-              <w:top w:val="single" w:sz="4" w:space="0" w:color="CCCCCC"/>
-              <w:bottom w:val="single" w:sz="4" w:space="0" w:color="CCCCCC"/>
-              <w:left w:val="single" w:sz="4" w:space="0" w:color="CCCCCC"/>
-              <w:right w:val="single" w:sz="4" w:space="0" w:color="CCCCCC"/>
-            </w:tcBorders>
-          </w:tcPr>
-          <w:p>
-            <w:pPr>
-              <w:spacing w:before="60" w:after="60" w:line="252" w:lineRule="auto"/>
-              <w:jc w:val="left"/>
-            </w:pPr>
-            <w:r/>
-            <w:r>
-              <w:t>703.25</w:t>
-            </w:r>
-          </w:p>
-        </w:tc>
-        <w:tc>
-          <w:tcPr>
-            <w:tcW w:type="dxa" w:w="1728"/>
-            <w:shd w:fill="F8FAFC"/>
-            <w:tcMar>
-              <w:top w:w="100" w:type="dxa"/>
-              <w:bottom w:w="100" w:type="dxa"/>
-              <w:left w:w="120" w:type="dxa"/>
-              <w:right w:w="120" w:type="dxa"/>
-            </w:tcMar>
-            <w:tcBorders>
-              <w:top w:val="single" w:sz="4" w:space="0" w:color="CCCCCC"/>
-              <w:bottom w:val="single" w:sz="4" w:space="0" w:color="CCCCCC"/>
-              <w:left w:val="single" w:sz="4" w:space="0" w:color="CCCCCC"/>
-              <w:right w:val="single" w:sz="4" w:space="0" w:color="CCCCCC"/>
-            </w:tcBorders>
-          </w:tcPr>
-          <w:p>
-            <w:pPr>
-              <w:spacing w:before="60" w:after="60" w:line="252" w:lineRule="auto"/>
-              <w:jc w:val="left"/>
-            </w:pPr>
-            <w:r/>
-            <w:r>
-              <w:rPr>
-                <w:b/>
-              </w:rPr>
-              <w:t>711.25</w:t>
-            </w:r>
-          </w:p>
-        </w:tc>
-        <w:tc>
-          <w:tcPr>
-            <w:tcW w:type="dxa" w:w="3456"/>
-            <w:shd w:fill="F8FAFC"/>
-            <w:tcMar>
-              <w:top w:w="100" w:type="dxa"/>
-              <w:bottom w:w="100" w:type="dxa"/>
-              <w:left w:w="120" w:type="dxa"/>
-              <w:right w:w="120" w:type="dxa"/>
-            </w:tcMar>
-            <w:tcBorders>
-              <w:top w:val="single" w:sz="4" w:space="0" w:color="CCCCCC"/>
-              <w:bottom w:val="single" w:sz="4" w:space="0" w:color="CCCCCC"/>
-              <w:left w:val="single" w:sz="4" w:space="0" w:color="CCCCCC"/>
-              <w:right w:val="single" w:sz="4" w:space="0" w:color="CCCCCC"/>
-            </w:tcBorders>
-          </w:tcPr>
-          <w:p>
-            <w:pPr>
-              <w:spacing w:before="60" w:after="60" w:line="252" w:lineRule="auto"/>
-              <w:jc w:val="left"/>
-            </w:pPr>
-            <w:r/>
-            <w:r>
-              <w:rPr>
-                <w:b/>
-              </w:rPr>
-              <w:t>+0.75</w:t>
-            </w:r>
-          </w:p>
-        </w:tc>
-        <w:tc>
-          <w:tcPr>
-            <w:tcW w:type="dxa" w:w="1440"/>
-            <w:shd w:fill="F8FAFC"/>
-            <w:tcMar>
-              <w:top w:w="100" w:type="dxa"/>
-              <w:bottom w:w="100" w:type="dxa"/>
-              <w:left w:w="120" w:type="dxa"/>
-              <w:right w:w="120" w:type="dxa"/>
-            </w:tcMar>
-            <w:tcBorders>
-              <w:top w:val="single" w:sz="4" w:space="0" w:color="CCCCCC"/>
-              <w:bottom w:val="single" w:sz="4" w:space="0" w:color="CCCCCC"/>
-              <w:left w:val="single" w:sz="4" w:space="0" w:color="CCCCCC"/>
-              <w:right w:val="single" w:sz="4" w:space="0" w:color="CCCCCC"/>
-            </w:tcBorders>
-          </w:tcPr>
-          <w:p>
-            <w:pPr>
-              <w:spacing w:before="60" w:after="60" w:line="252" w:lineRule="auto"/>
-              <w:jc w:val="left"/>
-            </w:pPr>
-            <w:r/>
-            <w:r>
-              <w:t>BULL</w:t>
-            </w:r>
-          </w:p>
-        </w:tc>
-      </w:tr>
-      <w:tr>
-        <w:tc>
-          <w:tcPr>
-            <w:tcW w:type="dxa" w:w="1584"/>
-            <w:shd w:fill="FFFFFF"/>
-            <w:tcMar>
-              <w:top w:w="100" w:type="dxa"/>
-              <w:bottom w:w="100" w:type="dxa"/>
-              <w:left w:w="120" w:type="dxa"/>
-              <w:right w:w="120" w:type="dxa"/>
-            </w:tcMar>
-            <w:tcBorders>
-              <w:top w:val="single" w:sz="4" w:space="0" w:color="CCCCCC"/>
-              <w:bottom w:val="single" w:sz="4" w:space="0" w:color="CCCCCC"/>
-              <w:left w:val="single" w:sz="4" w:space="0" w:color="CCCCCC"/>
-              <w:right w:val="single" w:sz="4" w:space="0" w:color="CCCCCC"/>
-            </w:tcBorders>
-          </w:tcPr>
-          <w:p>
-            <w:pPr>
-              <w:spacing w:before="60" w:after="60" w:line="252" w:lineRule="auto"/>
-              <w:jc w:val="left"/>
-            </w:pPr>
-            <w:r/>
-            <w:r>
-              <w:rPr>
-                <w:b/>
-              </w:rPr>
-              <w:t>Thu 01/10</w:t>
-            </w:r>
-          </w:p>
-        </w:tc>
-        <w:tc>
-          <w:tcPr>
-            <w:tcW w:type="dxa" w:w="864"/>
-            <w:shd w:fill="FFFFFF"/>
-            <w:tcMar>
-              <w:top w:w="100" w:type="dxa"/>
-              <w:bottom w:w="100" w:type="dxa"/>
-              <w:left w:w="120" w:type="dxa"/>
-              <w:right w:w="120" w:type="dxa"/>
-            </w:tcMar>
-            <w:tcBorders>
-              <w:top w:val="single" w:sz="4" w:space="0" w:color="CCCCCC"/>
-              <w:bottom w:val="single" w:sz="4" w:space="0" w:color="CCCCCC"/>
-              <w:left w:val="single" w:sz="4" w:space="0" w:color="CCCCCC"/>
-              <w:right w:val="single" w:sz="4" w:space="0" w:color="CCCCCC"/>
-            </w:tcBorders>
-          </w:tcPr>
-          <w:p>
-            <w:pPr>
-              <w:spacing w:before="60" w:after="60" w:line="252" w:lineRule="auto"/>
-              <w:jc w:val="left"/>
-            </w:pPr>
-            <w:r/>
-            <w:r>
-              <w:t>Pre-NY 19-21</w:t>
-            </w:r>
-          </w:p>
-        </w:tc>
-        <w:tc>
-          <w:tcPr>
-            <w:tcW w:type="dxa" w:w="1440"/>
-            <w:shd w:fill="FFFFFF"/>
-            <w:tcMar>
-              <w:top w:w="100" w:type="dxa"/>
-              <w:bottom w:w="100" w:type="dxa"/>
-              <w:left w:w="120" w:type="dxa"/>
-              <w:right w:w="120" w:type="dxa"/>
-            </w:tcMar>
-            <w:tcBorders>
-              <w:top w:val="single" w:sz="4" w:space="0" w:color="CCCCCC"/>
-              <w:bottom w:val="single" w:sz="4" w:space="0" w:color="CCCCCC"/>
-              <w:left w:val="single" w:sz="4" w:space="0" w:color="CCCCCC"/>
-              <w:right w:val="single" w:sz="4" w:space="0" w:color="CCCCCC"/>
-            </w:tcBorders>
-          </w:tcPr>
-          <w:p>
-            <w:pPr>
-              <w:spacing w:before="60" w:after="60" w:line="252" w:lineRule="auto"/>
-              <w:jc w:val="left"/>
-            </w:pPr>
-            <w:r/>
-            <w:r>
-              <w:t>711.25</w:t>
-            </w:r>
-          </w:p>
-        </w:tc>
-        <w:tc>
-          <w:tcPr>
-            <w:tcW w:type="dxa" w:w="2016"/>
-            <w:shd w:fill="FFFFFF"/>
-            <w:tcMar>
-              <w:top w:w="100" w:type="dxa"/>
-              <w:bottom w:w="100" w:type="dxa"/>
-              <w:left w:w="120" w:type="dxa"/>
-              <w:right w:w="120" w:type="dxa"/>
-            </w:tcMar>
-            <w:tcBorders>
-              <w:top w:val="single" w:sz="4" w:space="0" w:color="CCCCCC"/>
-              <w:bottom w:val="single" w:sz="4" w:space="0" w:color="CCCCCC"/>
-              <w:left w:val="single" w:sz="4" w:space="0" w:color="CCCCCC"/>
-              <w:right w:val="single" w:sz="4" w:space="0" w:color="CCCCCC"/>
-            </w:tcBorders>
-          </w:tcPr>
-          <w:p>
-            <w:pPr>
-              <w:spacing w:before="60" w:after="60" w:line="252" w:lineRule="auto"/>
-              <w:jc w:val="left"/>
-            </w:pPr>
-            <w:r/>
-            <w:r>
-              <w:t>717.75</w:t>
-            </w:r>
-          </w:p>
-        </w:tc>
-        <w:tc>
-          <w:tcPr>
-            <w:tcW w:type="dxa" w:w="1152"/>
-            <w:shd w:fill="FFFFFF"/>
-            <w:tcMar>
-              <w:top w:w="100" w:type="dxa"/>
-              <w:bottom w:w="100" w:type="dxa"/>
-              <w:left w:w="120" w:type="dxa"/>
-              <w:right w:w="120" w:type="dxa"/>
-            </w:tcMar>
-            <w:tcBorders>
-              <w:top w:val="single" w:sz="4" w:space="0" w:color="CCCCCC"/>
-              <w:bottom w:val="single" w:sz="4" w:space="0" w:color="CCCCCC"/>
-              <w:left w:val="single" w:sz="4" w:space="0" w:color="CCCCCC"/>
-              <w:right w:val="single" w:sz="4" w:space="0" w:color="CCCCCC"/>
-            </w:tcBorders>
-          </w:tcPr>
-          <w:p>
-            <w:pPr>
-              <w:spacing w:before="60" w:after="60" w:line="252" w:lineRule="auto"/>
-              <w:jc w:val="left"/>
-            </w:pPr>
-            <w:r/>
-            <w:r>
-              <w:t>702.75</w:t>
-            </w:r>
-          </w:p>
-        </w:tc>
-        <w:tc>
-          <w:tcPr>
-            <w:tcW w:type="dxa" w:w="1728"/>
-            <w:shd w:fill="FFFFFF"/>
-            <w:tcMar>
-              <w:top w:w="100" w:type="dxa"/>
-              <w:bottom w:w="100" w:type="dxa"/>
-              <w:left w:w="120" w:type="dxa"/>
-              <w:right w:w="120" w:type="dxa"/>
-            </w:tcMar>
-            <w:tcBorders>
-              <w:top w:val="single" w:sz="4" w:space="0" w:color="CCCCCC"/>
-              <w:bottom w:val="single" w:sz="4" w:space="0" w:color="CCCCCC"/>
-              <w:left w:val="single" w:sz="4" w:space="0" w:color="CCCCCC"/>
-              <w:right w:val="single" w:sz="4" w:space="0" w:color="CCCCCC"/>
-            </w:tcBorders>
-          </w:tcPr>
-          <w:p>
-            <w:pPr>
-              <w:spacing w:before="60" w:after="60" w:line="252" w:lineRule="auto"/>
-              <w:jc w:val="left"/>
-            </w:pPr>
-            <w:r/>
-            <w:r>
-              <w:rPr>
-                <w:b/>
-              </w:rPr>
-              <w:t>711.75</w:t>
-            </w:r>
-          </w:p>
-        </w:tc>
-        <w:tc>
-          <w:tcPr>
-            <w:tcW w:type="dxa" w:w="3456"/>
-            <w:shd w:fill="FFFFFF"/>
-            <w:tcMar>
-              <w:top w:w="100" w:type="dxa"/>
-              <w:bottom w:w="100" w:type="dxa"/>
-              <w:left w:w="120" w:type="dxa"/>
-              <w:right w:w="120" w:type="dxa"/>
-            </w:tcMar>
-            <w:tcBorders>
-              <w:top w:val="single" w:sz="4" w:space="0" w:color="CCCCCC"/>
-              <w:bottom w:val="single" w:sz="4" w:space="0" w:color="CCCCCC"/>
-              <w:left w:val="single" w:sz="4" w:space="0" w:color="CCCCCC"/>
-              <w:right w:val="single" w:sz="4" w:space="0" w:color="CCCCCC"/>
-            </w:tcBorders>
-          </w:tcPr>
-          <w:p>
-            <w:pPr>
-              <w:spacing w:before="60" w:after="60" w:line="252" w:lineRule="auto"/>
-              <w:jc w:val="left"/>
-            </w:pPr>
-            <w:r/>
-            <w:r>
-              <w:rPr>
-                <w:b/>
-              </w:rPr>
-              <w:t>+0.50</w:t>
-            </w:r>
-          </w:p>
-        </w:tc>
-        <w:tc>
-          <w:tcPr>
-            <w:tcW w:type="dxa" w:w="1440"/>
-            <w:shd w:fill="FFFFFF"/>
-            <w:tcMar>
-              <w:top w:w="100" w:type="dxa"/>
-              <w:bottom w:w="100" w:type="dxa"/>
-              <w:left w:w="120" w:type="dxa"/>
-              <w:right w:w="120" w:type="dxa"/>
-            </w:tcMar>
-            <w:tcBorders>
-              <w:top w:val="single" w:sz="4" w:space="0" w:color="CCCCCC"/>
-              <w:bottom w:val="single" w:sz="4" w:space="0" w:color="CCCCCC"/>
-              <w:left w:val="single" w:sz="4" w:space="0" w:color="CCCCCC"/>
-              <w:right w:val="single" w:sz="4" w:space="0" w:color="CCCCCC"/>
-            </w:tcBorders>
-          </w:tcPr>
-          <w:p>
-            <w:pPr>
-              <w:spacing w:before="60" w:after="60" w:line="252" w:lineRule="auto"/>
-              <w:jc w:val="left"/>
-            </w:pPr>
-            <w:r/>
-            <w:r>
-              <w:t>BULL</w:t>
-            </w:r>
-          </w:p>
-        </w:tc>
-      </w:tr>
-      <w:tr>
-        <w:tc>
-          <w:tcPr>
-            <w:tcW w:type="dxa" w:w="1584"/>
-            <w:shd w:fill="F8FAFC"/>
-            <w:tcMar>
-              <w:top w:w="100" w:type="dxa"/>
-              <w:bottom w:w="100" w:type="dxa"/>
-              <w:left w:w="120" w:type="dxa"/>
-              <w:right w:w="120" w:type="dxa"/>
-            </w:tcMar>
-            <w:tcBorders>
-              <w:top w:val="single" w:sz="4" w:space="0" w:color="CCCCCC"/>
-              <w:bottom w:val="single" w:sz="4" w:space="0" w:color="CCCCCC"/>
-              <w:left w:val="single" w:sz="4" w:space="0" w:color="CCCCCC"/>
-              <w:right w:val="single" w:sz="4" w:space="0" w:color="CCCCCC"/>
-            </w:tcBorders>
-          </w:tcPr>
-          <w:p>
-            <w:pPr>
-              <w:spacing w:before="60" w:after="60" w:line="252" w:lineRule="auto"/>
-              <w:jc w:val="left"/>
-            </w:pPr>
-            <w:r/>
-            <w:r>
-              <w:rPr>
-                <w:b/>
-              </w:rPr>
-              <w:t>Thu 01/10</w:t>
-            </w:r>
-          </w:p>
-        </w:tc>
-        <w:tc>
-          <w:tcPr>
-            <w:tcW w:type="dxa" w:w="864"/>
-            <w:shd w:fill="F8FAFC"/>
-            <w:tcMar>
-              <w:top w:w="100" w:type="dxa"/>
-              <w:bottom w:w="100" w:type="dxa"/>
-              <w:left w:w="120" w:type="dxa"/>
-              <w:right w:w="120" w:type="dxa"/>
-            </w:tcMar>
-            <w:tcBorders>
-              <w:top w:val="single" w:sz="4" w:space="0" w:color="CCCCCC"/>
-              <w:bottom w:val="single" w:sz="4" w:space="0" w:color="CCCCCC"/>
-              <w:left w:val="single" w:sz="4" w:space="0" w:color="CCCCCC"/>
-              <w:right w:val="single" w:sz="4" w:space="0" w:color="CCCCCC"/>
-            </w:tcBorders>
-          </w:tcPr>
-          <w:p>
-            <w:pPr>
-              <w:spacing w:before="60" w:after="60" w:line="252" w:lineRule="auto"/>
-              <w:jc w:val="left"/>
-            </w:pPr>
-            <w:r/>
-            <w:r>
-              <w:t>NY Open 21-23</w:t>
-            </w:r>
-          </w:p>
-        </w:tc>
-        <w:tc>
-          <w:tcPr>
-            <w:tcW w:type="dxa" w:w="1440"/>
-            <w:shd w:fill="F8FAFC"/>
-            <w:tcMar>
-              <w:top w:w="100" w:type="dxa"/>
-              <w:bottom w:w="100" w:type="dxa"/>
-              <w:left w:w="120" w:type="dxa"/>
-              <w:right w:w="120" w:type="dxa"/>
-            </w:tcMar>
-            <w:tcBorders>
-              <w:top w:val="single" w:sz="4" w:space="0" w:color="CCCCCC"/>
-              <w:bottom w:val="single" w:sz="4" w:space="0" w:color="CCCCCC"/>
-              <w:left w:val="single" w:sz="4" w:space="0" w:color="CCCCCC"/>
-              <w:right w:val="single" w:sz="4" w:space="0" w:color="CCCCCC"/>
-            </w:tcBorders>
-          </w:tcPr>
-          <w:p>
-            <w:pPr>
-              <w:spacing w:before="60" w:after="60" w:line="252" w:lineRule="auto"/>
-              <w:jc w:val="left"/>
-            </w:pPr>
-            <w:r/>
-            <w:r>
-              <w:t>711.75</w:t>
-            </w:r>
-          </w:p>
-        </w:tc>
-        <w:tc>
-          <w:tcPr>
-            <w:tcW w:type="dxa" w:w="2016"/>
-            <w:shd w:fill="F8FAFC"/>
-            <w:tcMar>
-              <w:top w:w="100" w:type="dxa"/>
-              <w:bottom w:w="100" w:type="dxa"/>
-              <w:left w:w="120" w:type="dxa"/>
-              <w:right w:w="120" w:type="dxa"/>
-            </w:tcMar>
-            <w:tcBorders>
-              <w:top w:val="single" w:sz="4" w:space="0" w:color="CCCCCC"/>
-              <w:bottom w:val="single" w:sz="4" w:space="0" w:color="CCCCCC"/>
-              <w:left w:val="single" w:sz="4" w:space="0" w:color="CCCCCC"/>
-              <w:right w:val="single" w:sz="4" w:space="0" w:color="CCCCCC"/>
-            </w:tcBorders>
-          </w:tcPr>
-          <w:p>
-            <w:pPr>
-              <w:spacing w:before="60" w:after="60" w:line="252" w:lineRule="auto"/>
-              <w:jc w:val="left"/>
-            </w:pPr>
-            <w:r/>
-            <w:r>
-              <w:t>722.75</w:t>
-            </w:r>
-          </w:p>
-        </w:tc>
-        <w:tc>
-          <w:tcPr>
-            <w:tcW w:type="dxa" w:w="1152"/>
-            <w:shd w:fill="F8FAFC"/>
-            <w:tcMar>
-              <w:top w:w="100" w:type="dxa"/>
-              <w:bottom w:w="100" w:type="dxa"/>
-              <w:left w:w="120" w:type="dxa"/>
-              <w:right w:w="120" w:type="dxa"/>
-            </w:tcMar>
-            <w:tcBorders>
-              <w:top w:val="single" w:sz="4" w:space="0" w:color="CCCCCC"/>
-              <w:bottom w:val="single" w:sz="4" w:space="0" w:color="CCCCCC"/>
-              <w:left w:val="single" w:sz="4" w:space="0" w:color="CCCCCC"/>
-              <w:right w:val="single" w:sz="4" w:space="0" w:color="CCCCCC"/>
-            </w:tcBorders>
-          </w:tcPr>
-          <w:p>
-            <w:pPr>
-              <w:spacing w:before="60" w:after="60" w:line="252" w:lineRule="auto"/>
-              <w:jc w:val="left"/>
-            </w:pPr>
-            <w:r/>
-            <w:r>
-              <w:t>700.00</w:t>
-            </w:r>
-          </w:p>
-        </w:tc>
-        <w:tc>
-          <w:tcPr>
-            <w:tcW w:type="dxa" w:w="1728"/>
-            <w:shd w:fill="F8FAFC"/>
-            <w:tcMar>
-              <w:top w:w="100" w:type="dxa"/>
-              <w:bottom w:w="100" w:type="dxa"/>
-              <w:left w:w="120" w:type="dxa"/>
-              <w:right w:w="120" w:type="dxa"/>
-            </w:tcMar>
-            <w:tcBorders>
-              <w:top w:val="single" w:sz="4" w:space="0" w:color="CCCCCC"/>
-              <w:bottom w:val="single" w:sz="4" w:space="0" w:color="CCCCCC"/>
-              <w:left w:val="single" w:sz="4" w:space="0" w:color="CCCCCC"/>
-              <w:right w:val="single" w:sz="4" w:space="0" w:color="CCCCCC"/>
-            </w:tcBorders>
-          </w:tcPr>
-          <w:p>
-            <w:pPr>
-              <w:spacing w:before="60" w:after="60" w:line="252" w:lineRule="auto"/>
-              <w:jc w:val="left"/>
-            </w:pPr>
-            <w:r/>
-            <w:r>
-              <w:rPr>
-                <w:b/>
-              </w:rPr>
-              <w:t>715.25</w:t>
-            </w:r>
-          </w:p>
-        </w:tc>
-        <w:tc>
-          <w:tcPr>
-            <w:tcW w:type="dxa" w:w="3456"/>
-            <w:shd w:fill="F8FAFC"/>
-            <w:tcMar>
-              <w:top w:w="100" w:type="dxa"/>
-              <w:bottom w:w="100" w:type="dxa"/>
-              <w:left w:w="120" w:type="dxa"/>
-              <w:right w:w="120" w:type="dxa"/>
-            </w:tcMar>
-            <w:tcBorders>
-              <w:top w:val="single" w:sz="4" w:space="0" w:color="CCCCCC"/>
-              <w:bottom w:val="single" w:sz="4" w:space="0" w:color="CCCCCC"/>
-              <w:left w:val="single" w:sz="4" w:space="0" w:color="CCCCCC"/>
-              <w:right w:val="single" w:sz="4" w:space="0" w:color="CCCCCC"/>
-            </w:tcBorders>
-          </w:tcPr>
-          <w:p>
-            <w:pPr>
-              <w:spacing w:before="60" w:after="60" w:line="252" w:lineRule="auto"/>
-              <w:jc w:val="left"/>
-            </w:pPr>
-            <w:r/>
-            <w:r>
-              <w:rPr>
-                <w:b/>
-              </w:rPr>
-              <w:t>+3.50</w:t>
-            </w:r>
-          </w:p>
-        </w:tc>
-        <w:tc>
-          <w:tcPr>
-            <w:tcW w:type="dxa" w:w="1440"/>
-            <w:shd w:fill="F8FAFC"/>
-            <w:tcMar>
-              <w:top w:w="100" w:type="dxa"/>
-              <w:bottom w:w="100" w:type="dxa"/>
-              <w:left w:w="120" w:type="dxa"/>
-              <w:right w:w="120" w:type="dxa"/>
-            </w:tcMar>
-            <w:tcBorders>
-              <w:top w:val="single" w:sz="4" w:space="0" w:color="CCCCCC"/>
-              <w:bottom w:val="single" w:sz="4" w:space="0" w:color="CCCCCC"/>
-              <w:left w:val="single" w:sz="4" w:space="0" w:color="CCCCCC"/>
-              <w:right w:val="single" w:sz="4" w:space="0" w:color="CCCCCC"/>
-            </w:tcBorders>
-          </w:tcPr>
-          <w:p>
-            <w:pPr>
-              <w:spacing w:before="60" w:after="60" w:line="252" w:lineRule="auto"/>
-              <w:jc w:val="left"/>
-            </w:pPr>
-            <w:r/>
-            <w:r>
-              <w:t>BULL</w:t>
-            </w:r>
-          </w:p>
-        </w:tc>
-      </w:tr>
-      <w:tr>
-        <w:tc>
-          <w:tcPr>
-            <w:tcW w:type="dxa" w:w="1584"/>
-            <w:shd w:fill="FFFFFF"/>
-            <w:tcMar>
-              <w:top w:w="100" w:type="dxa"/>
-              <w:bottom w:w="100" w:type="dxa"/>
-              <w:left w:w="120" w:type="dxa"/>
-              <w:right w:w="120" w:type="dxa"/>
-            </w:tcMar>
-            <w:tcBorders>
-              <w:top w:val="single" w:sz="4" w:space="0" w:color="CCCCCC"/>
-              <w:bottom w:val="single" w:sz="4" w:space="0" w:color="CCCCCC"/>
-              <w:left w:val="single" w:sz="4" w:space="0" w:color="CCCCCC"/>
-              <w:right w:val="single" w:sz="4" w:space="0" w:color="CCCCCC"/>
-            </w:tcBorders>
-          </w:tcPr>
-          <w:p>
-            <w:pPr>
-              <w:spacing w:before="60" w:after="60" w:line="252" w:lineRule="auto"/>
-              <w:jc w:val="left"/>
-            </w:pPr>
-            <w:r/>
-            <w:r>
-              <w:rPr>
-                <w:b/>
-              </w:rPr>
-              <w:t>Thu 01/10</w:t>
-            </w:r>
-          </w:p>
-        </w:tc>
-        <w:tc>
-          <w:tcPr>
-            <w:tcW w:type="dxa" w:w="864"/>
-            <w:shd w:fill="FFFFFF"/>
-            <w:tcMar>
-              <w:top w:w="100" w:type="dxa"/>
-              <w:bottom w:w="100" w:type="dxa"/>
-              <w:left w:w="120" w:type="dxa"/>
-              <w:right w:w="120" w:type="dxa"/>
-            </w:tcMar>
-            <w:tcBorders>
-              <w:top w:val="single" w:sz="4" w:space="0" w:color="CCCCCC"/>
-              <w:bottom w:val="single" w:sz="4" w:space="0" w:color="CCCCCC"/>
-              <w:left w:val="single" w:sz="4" w:space="0" w:color="CCCCCC"/>
-              <w:right w:val="single" w:sz="4" w:space="0" w:color="CCCCCC"/>
-            </w:tcBorders>
-          </w:tcPr>
-          <w:p>
-            <w:pPr>
-              <w:spacing w:before="60" w:after="60" w:line="252" w:lineRule="auto"/>
-              <w:jc w:val="left"/>
-            </w:pPr>
-            <w:r/>
-            <w:r>
-              <w:t>NY Close 23-01</w:t>
-            </w:r>
-          </w:p>
-        </w:tc>
-        <w:tc>
-          <w:tcPr>
-            <w:tcW w:type="dxa" w:w="1440"/>
-            <w:shd w:fill="FFFFFF"/>
-            <w:tcMar>
-              <w:top w:w="100" w:type="dxa"/>
-              <w:bottom w:w="100" w:type="dxa"/>
-              <w:left w:w="120" w:type="dxa"/>
-              <w:right w:w="120" w:type="dxa"/>
-            </w:tcMar>
-            <w:tcBorders>
-              <w:top w:val="single" w:sz="4" w:space="0" w:color="CCCCCC"/>
-              <w:bottom w:val="single" w:sz="4" w:space="0" w:color="CCCCCC"/>
-              <w:left w:val="single" w:sz="4" w:space="0" w:color="CCCCCC"/>
-              <w:right w:val="single" w:sz="4" w:space="0" w:color="CCCCCC"/>
-            </w:tcBorders>
-          </w:tcPr>
-          <w:p>
-            <w:pPr>
-              <w:spacing w:before="60" w:after="60" w:line="252" w:lineRule="auto"/>
-              <w:jc w:val="left"/>
-            </w:pPr>
-            <w:r/>
-            <w:r>
-              <w:t>715.25</w:t>
-            </w:r>
-          </w:p>
-        </w:tc>
-        <w:tc>
-          <w:tcPr>
-            <w:tcW w:type="dxa" w:w="2016"/>
-            <w:shd w:fill="FFFFFF"/>
-            <w:tcMar>
-              <w:top w:w="100" w:type="dxa"/>
-              <w:bottom w:w="100" w:type="dxa"/>
-              <w:left w:w="120" w:type="dxa"/>
-              <w:right w:w="120" w:type="dxa"/>
-            </w:tcMar>
-            <w:tcBorders>
-              <w:top w:val="single" w:sz="4" w:space="0" w:color="CCCCCC"/>
-              <w:bottom w:val="single" w:sz="4" w:space="0" w:color="CCCCCC"/>
-              <w:left w:val="single" w:sz="4" w:space="0" w:color="CCCCCC"/>
-              <w:right w:val="single" w:sz="4" w:space="0" w:color="CCCCCC"/>
-            </w:tcBorders>
-          </w:tcPr>
-          <w:p>
-            <w:pPr>
-              <w:spacing w:before="60" w:after="60" w:line="252" w:lineRule="auto"/>
-              <w:jc w:val="left"/>
-            </w:pPr>
-            <w:r/>
-            <w:r>
-              <w:t>720.75</w:t>
-            </w:r>
-          </w:p>
-        </w:tc>
-        <w:tc>
-          <w:tcPr>
-            <w:tcW w:type="dxa" w:w="1152"/>
-            <w:shd w:fill="FFFFFF"/>
-            <w:tcMar>
-              <w:top w:w="100" w:type="dxa"/>
-              <w:bottom w:w="100" w:type="dxa"/>
-              <w:left w:w="120" w:type="dxa"/>
-              <w:right w:w="120" w:type="dxa"/>
-            </w:tcMar>
-            <w:tcBorders>
-              <w:top w:val="single" w:sz="4" w:space="0" w:color="CCCCCC"/>
-              <w:bottom w:val="single" w:sz="4" w:space="0" w:color="CCCCCC"/>
-              <w:left w:val="single" w:sz="4" w:space="0" w:color="CCCCCC"/>
-              <w:right w:val="single" w:sz="4" w:space="0" w:color="CCCCCC"/>
-            </w:tcBorders>
-          </w:tcPr>
-          <w:p>
-            <w:pPr>
-              <w:spacing w:before="60" w:after="60" w:line="252" w:lineRule="auto"/>
-              <w:jc w:val="left"/>
-            </w:pPr>
-            <w:r/>
-            <w:r>
-              <w:t>707.50</w:t>
             </w:r>
           </w:p>
         </w:tc>
@@ -29831,1416 +31241,6 @@
                 <w:b/>
               </w:rPr>
               <w:t>716.00</w:t>
-            </w:r>
-          </w:p>
-        </w:tc>
-        <w:tc>
-          <w:tcPr>
-            <w:tcW w:type="dxa" w:w="3456"/>
-            <w:shd w:fill="FFFFFF"/>
-            <w:tcMar>
-              <w:top w:w="100" w:type="dxa"/>
-              <w:bottom w:w="100" w:type="dxa"/>
-              <w:left w:w="120" w:type="dxa"/>
-              <w:right w:w="120" w:type="dxa"/>
-            </w:tcMar>
-            <w:tcBorders>
-              <w:top w:val="single" w:sz="4" w:space="0" w:color="CCCCCC"/>
-              <w:bottom w:val="single" w:sz="4" w:space="0" w:color="CCCCCC"/>
-              <w:left w:val="single" w:sz="4" w:space="0" w:color="CCCCCC"/>
-              <w:right w:val="single" w:sz="4" w:space="0" w:color="CCCCCC"/>
-            </w:tcBorders>
-          </w:tcPr>
-          <w:p>
-            <w:pPr>
-              <w:spacing w:before="60" w:after="60" w:line="252" w:lineRule="auto"/>
-              <w:jc w:val="left"/>
-            </w:pPr>
-            <w:r/>
-            <w:r>
-              <w:rPr>
-                <w:b/>
-              </w:rPr>
-              <w:t>+0.75</w:t>
-            </w:r>
-          </w:p>
-        </w:tc>
-        <w:tc>
-          <w:tcPr>
-            <w:tcW w:type="dxa" w:w="1440"/>
-            <w:shd w:fill="FFFFFF"/>
-            <w:tcMar>
-              <w:top w:w="100" w:type="dxa"/>
-              <w:bottom w:w="100" w:type="dxa"/>
-              <w:left w:w="120" w:type="dxa"/>
-              <w:right w:w="120" w:type="dxa"/>
-            </w:tcMar>
-            <w:tcBorders>
-              <w:top w:val="single" w:sz="4" w:space="0" w:color="CCCCCC"/>
-              <w:bottom w:val="single" w:sz="4" w:space="0" w:color="CCCCCC"/>
-              <w:left w:val="single" w:sz="4" w:space="0" w:color="CCCCCC"/>
-              <w:right w:val="single" w:sz="4" w:space="0" w:color="CCCCCC"/>
-            </w:tcBorders>
-          </w:tcPr>
-          <w:p>
-            <w:pPr>
-              <w:spacing w:before="60" w:after="60" w:line="252" w:lineRule="auto"/>
-              <w:jc w:val="left"/>
-            </w:pPr>
-            <w:r/>
-            <w:r>
-              <w:t>BULL</w:t>
-            </w:r>
-          </w:p>
-        </w:tc>
-      </w:tr>
-      <w:tr>
-        <w:tc>
-          <w:tcPr>
-            <w:tcW w:type="dxa" w:w="1584"/>
-            <w:shd w:fill="F8FAFC"/>
-            <w:tcMar>
-              <w:top w:w="100" w:type="dxa"/>
-              <w:bottom w:w="100" w:type="dxa"/>
-              <w:left w:w="120" w:type="dxa"/>
-              <w:right w:w="120" w:type="dxa"/>
-            </w:tcMar>
-            <w:tcBorders>
-              <w:top w:val="single" w:sz="4" w:space="0" w:color="CCCCCC"/>
-              <w:bottom w:val="single" w:sz="4" w:space="0" w:color="CCCCCC"/>
-              <w:left w:val="single" w:sz="4" w:space="0" w:color="CCCCCC"/>
-              <w:right w:val="single" w:sz="4" w:space="0" w:color="CCCCCC"/>
-            </w:tcBorders>
-          </w:tcPr>
-          <w:p>
-            <w:pPr>
-              <w:spacing w:before="60" w:after="60" w:line="252" w:lineRule="auto"/>
-              <w:jc w:val="left"/>
-            </w:pPr>
-            <w:r/>
-            <w:r>
-              <w:rPr>
-                <w:b/>
-              </w:rPr>
-              <w:t>Fri 02/10</w:t>
-            </w:r>
-          </w:p>
-        </w:tc>
-        <w:tc>
-          <w:tcPr>
-            <w:tcW w:type="dxa" w:w="864"/>
-            <w:shd w:fill="F8FAFC"/>
-            <w:tcMar>
-              <w:top w:w="100" w:type="dxa"/>
-              <w:bottom w:w="100" w:type="dxa"/>
-              <w:left w:w="120" w:type="dxa"/>
-              <w:right w:w="120" w:type="dxa"/>
-            </w:tcMar>
-            <w:tcBorders>
-              <w:top w:val="single" w:sz="4" w:space="0" w:color="CCCCCC"/>
-              <w:bottom w:val="single" w:sz="4" w:space="0" w:color="CCCCCC"/>
-              <w:left w:val="single" w:sz="4" w:space="0" w:color="CCCCCC"/>
-              <w:right w:val="single" w:sz="4" w:space="0" w:color="CCCCCC"/>
-            </w:tcBorders>
-          </w:tcPr>
-          <w:p>
-            <w:pPr>
-              <w:spacing w:before="60" w:after="60" w:line="252" w:lineRule="auto"/>
-              <w:jc w:val="left"/>
-            </w:pPr>
-            <w:r/>
-            <w:r>
-              <w:t>Asia 07-11</w:t>
-            </w:r>
-          </w:p>
-        </w:tc>
-        <w:tc>
-          <w:tcPr>
-            <w:tcW w:type="dxa" w:w="1440"/>
-            <w:shd w:fill="F8FAFC"/>
-            <w:tcMar>
-              <w:top w:w="100" w:type="dxa"/>
-              <w:bottom w:w="100" w:type="dxa"/>
-              <w:left w:w="120" w:type="dxa"/>
-              <w:right w:w="120" w:type="dxa"/>
-            </w:tcMar>
-            <w:tcBorders>
-              <w:top w:val="single" w:sz="4" w:space="0" w:color="CCCCCC"/>
-              <w:bottom w:val="single" w:sz="4" w:space="0" w:color="CCCCCC"/>
-              <w:left w:val="single" w:sz="4" w:space="0" w:color="CCCCCC"/>
-              <w:right w:val="single" w:sz="4" w:space="0" w:color="CCCCCC"/>
-            </w:tcBorders>
-          </w:tcPr>
-          <w:p>
-            <w:pPr>
-              <w:spacing w:before="60" w:after="60" w:line="252" w:lineRule="auto"/>
-              <w:jc w:val="left"/>
-            </w:pPr>
-            <w:r/>
-            <w:r>
-              <w:t>716.00</w:t>
-            </w:r>
-          </w:p>
-        </w:tc>
-        <w:tc>
-          <w:tcPr>
-            <w:tcW w:type="dxa" w:w="2016"/>
-            <w:shd w:fill="F8FAFC"/>
-            <w:tcMar>
-              <w:top w:w="100" w:type="dxa"/>
-              <w:bottom w:w="100" w:type="dxa"/>
-              <w:left w:w="120" w:type="dxa"/>
-              <w:right w:w="120" w:type="dxa"/>
-            </w:tcMar>
-            <w:tcBorders>
-              <w:top w:val="single" w:sz="4" w:space="0" w:color="CCCCCC"/>
-              <w:bottom w:val="single" w:sz="4" w:space="0" w:color="CCCCCC"/>
-              <w:left w:val="single" w:sz="4" w:space="0" w:color="CCCCCC"/>
-              <w:right w:val="single" w:sz="4" w:space="0" w:color="CCCCCC"/>
-            </w:tcBorders>
-          </w:tcPr>
-          <w:p>
-            <w:pPr>
-              <w:spacing w:before="60" w:after="60" w:line="252" w:lineRule="auto"/>
-              <w:jc w:val="left"/>
-            </w:pPr>
-            <w:r/>
-            <w:r>
-              <w:t>725.25</w:t>
-            </w:r>
-          </w:p>
-        </w:tc>
-        <w:tc>
-          <w:tcPr>
-            <w:tcW w:type="dxa" w:w="1152"/>
-            <w:shd w:fill="F8FAFC"/>
-            <w:tcMar>
-              <w:top w:w="100" w:type="dxa"/>
-              <w:bottom w:w="100" w:type="dxa"/>
-              <w:left w:w="120" w:type="dxa"/>
-              <w:right w:w="120" w:type="dxa"/>
-            </w:tcMar>
-            <w:tcBorders>
-              <w:top w:val="single" w:sz="4" w:space="0" w:color="CCCCCC"/>
-              <w:bottom w:val="single" w:sz="4" w:space="0" w:color="CCCCCC"/>
-              <w:left w:val="single" w:sz="4" w:space="0" w:color="CCCCCC"/>
-              <w:right w:val="single" w:sz="4" w:space="0" w:color="CCCCCC"/>
-            </w:tcBorders>
-          </w:tcPr>
-          <w:p>
-            <w:pPr>
-              <w:spacing w:before="60" w:after="60" w:line="252" w:lineRule="auto"/>
-              <w:jc w:val="left"/>
-            </w:pPr>
-            <w:r/>
-            <w:r>
-              <w:t>709.50</w:t>
-            </w:r>
-          </w:p>
-        </w:tc>
-        <w:tc>
-          <w:tcPr>
-            <w:tcW w:type="dxa" w:w="1728"/>
-            <w:shd w:fill="F8FAFC"/>
-            <w:tcMar>
-              <w:top w:w="100" w:type="dxa"/>
-              <w:bottom w:w="100" w:type="dxa"/>
-              <w:left w:w="120" w:type="dxa"/>
-              <w:right w:w="120" w:type="dxa"/>
-            </w:tcMar>
-            <w:tcBorders>
-              <w:top w:val="single" w:sz="4" w:space="0" w:color="CCCCCC"/>
-              <w:bottom w:val="single" w:sz="4" w:space="0" w:color="CCCCCC"/>
-              <w:left w:val="single" w:sz="4" w:space="0" w:color="CCCCCC"/>
-              <w:right w:val="single" w:sz="4" w:space="0" w:color="CCCCCC"/>
-            </w:tcBorders>
-          </w:tcPr>
-          <w:p>
-            <w:pPr>
-              <w:spacing w:before="60" w:after="60" w:line="252" w:lineRule="auto"/>
-              <w:jc w:val="left"/>
-            </w:pPr>
-            <w:r/>
-            <w:r>
-              <w:rPr>
-                <w:b/>
-              </w:rPr>
-              <w:t>715.25</w:t>
-            </w:r>
-          </w:p>
-        </w:tc>
-        <w:tc>
-          <w:tcPr>
-            <w:tcW w:type="dxa" w:w="3456"/>
-            <w:shd w:fill="F8FAFC"/>
-            <w:tcMar>
-              <w:top w:w="100" w:type="dxa"/>
-              <w:bottom w:w="100" w:type="dxa"/>
-              <w:left w:w="120" w:type="dxa"/>
-              <w:right w:w="120" w:type="dxa"/>
-            </w:tcMar>
-            <w:tcBorders>
-              <w:top w:val="single" w:sz="4" w:space="0" w:color="CCCCCC"/>
-              <w:bottom w:val="single" w:sz="4" w:space="0" w:color="CCCCCC"/>
-              <w:left w:val="single" w:sz="4" w:space="0" w:color="CCCCCC"/>
-              <w:right w:val="single" w:sz="4" w:space="0" w:color="CCCCCC"/>
-            </w:tcBorders>
-          </w:tcPr>
-          <w:p>
-            <w:pPr>
-              <w:spacing w:before="60" w:after="60" w:line="252" w:lineRule="auto"/>
-              <w:jc w:val="left"/>
-            </w:pPr>
-            <w:r/>
-            <w:r>
-              <w:rPr>
-                <w:b/>
-              </w:rPr>
-              <w:t>-0.75</w:t>
-            </w:r>
-          </w:p>
-        </w:tc>
-        <w:tc>
-          <w:tcPr>
-            <w:tcW w:type="dxa" w:w="1440"/>
-            <w:shd w:fill="F8FAFC"/>
-            <w:tcMar>
-              <w:top w:w="100" w:type="dxa"/>
-              <w:bottom w:w="100" w:type="dxa"/>
-              <w:left w:w="120" w:type="dxa"/>
-              <w:right w:w="120" w:type="dxa"/>
-            </w:tcMar>
-            <w:tcBorders>
-              <w:top w:val="single" w:sz="4" w:space="0" w:color="CCCCCC"/>
-              <w:bottom w:val="single" w:sz="4" w:space="0" w:color="CCCCCC"/>
-              <w:left w:val="single" w:sz="4" w:space="0" w:color="CCCCCC"/>
-              <w:right w:val="single" w:sz="4" w:space="0" w:color="CCCCCC"/>
-            </w:tcBorders>
-          </w:tcPr>
-          <w:p>
-            <w:pPr>
-              <w:spacing w:before="60" w:after="60" w:line="252" w:lineRule="auto"/>
-              <w:jc w:val="left"/>
-            </w:pPr>
-            <w:r/>
-            <w:r>
-              <w:t>BEAR</w:t>
-            </w:r>
-          </w:p>
-        </w:tc>
-      </w:tr>
-      <w:tr>
-        <w:tc>
-          <w:tcPr>
-            <w:tcW w:type="dxa" w:w="1584"/>
-            <w:shd w:fill="FFFFFF"/>
-            <w:tcMar>
-              <w:top w:w="100" w:type="dxa"/>
-              <w:bottom w:w="100" w:type="dxa"/>
-              <w:left w:w="120" w:type="dxa"/>
-              <w:right w:w="120" w:type="dxa"/>
-            </w:tcMar>
-            <w:tcBorders>
-              <w:top w:val="single" w:sz="4" w:space="0" w:color="CCCCCC"/>
-              <w:bottom w:val="single" w:sz="4" w:space="0" w:color="CCCCCC"/>
-              <w:left w:val="single" w:sz="4" w:space="0" w:color="CCCCCC"/>
-              <w:right w:val="single" w:sz="4" w:space="0" w:color="CCCCCC"/>
-            </w:tcBorders>
-          </w:tcPr>
-          <w:p>
-            <w:pPr>
-              <w:spacing w:before="60" w:after="60" w:line="252" w:lineRule="auto"/>
-              <w:jc w:val="left"/>
-            </w:pPr>
-            <w:r/>
-            <w:r>
-              <w:rPr>
-                <w:b/>
-              </w:rPr>
-              <w:t>Fri 02/10</w:t>
-            </w:r>
-          </w:p>
-        </w:tc>
-        <w:tc>
-          <w:tcPr>
-            <w:tcW w:type="dxa" w:w="864"/>
-            <w:shd w:fill="FFFFFF"/>
-            <w:tcMar>
-              <w:top w:w="100" w:type="dxa"/>
-              <w:bottom w:w="100" w:type="dxa"/>
-              <w:left w:w="120" w:type="dxa"/>
-              <w:right w:w="120" w:type="dxa"/>
-            </w:tcMar>
-            <w:tcBorders>
-              <w:top w:val="single" w:sz="4" w:space="0" w:color="CCCCCC"/>
-              <w:bottom w:val="single" w:sz="4" w:space="0" w:color="CCCCCC"/>
-              <w:left w:val="single" w:sz="4" w:space="0" w:color="CCCCCC"/>
-              <w:right w:val="single" w:sz="4" w:space="0" w:color="CCCCCC"/>
-            </w:tcBorders>
-          </w:tcPr>
-          <w:p>
-            <w:pPr>
-              <w:spacing w:before="60" w:after="60" w:line="252" w:lineRule="auto"/>
-              <w:jc w:val="left"/>
-            </w:pPr>
-            <w:r/>
-            <w:r>
-              <w:t>Asia 11-15</w:t>
-            </w:r>
-          </w:p>
-        </w:tc>
-        <w:tc>
-          <w:tcPr>
-            <w:tcW w:type="dxa" w:w="1440"/>
-            <w:shd w:fill="FFFFFF"/>
-            <w:tcMar>
-              <w:top w:w="100" w:type="dxa"/>
-              <w:bottom w:w="100" w:type="dxa"/>
-              <w:left w:w="120" w:type="dxa"/>
-              <w:right w:w="120" w:type="dxa"/>
-            </w:tcMar>
-            <w:tcBorders>
-              <w:top w:val="single" w:sz="4" w:space="0" w:color="CCCCCC"/>
-              <w:bottom w:val="single" w:sz="4" w:space="0" w:color="CCCCCC"/>
-              <w:left w:val="single" w:sz="4" w:space="0" w:color="CCCCCC"/>
-              <w:right w:val="single" w:sz="4" w:space="0" w:color="CCCCCC"/>
-            </w:tcBorders>
-          </w:tcPr>
-          <w:p>
-            <w:pPr>
-              <w:spacing w:before="60" w:after="60" w:line="252" w:lineRule="auto"/>
-              <w:jc w:val="left"/>
-            </w:pPr>
-            <w:r/>
-            <w:r>
-              <w:t>715.25</w:t>
-            </w:r>
-          </w:p>
-        </w:tc>
-        <w:tc>
-          <w:tcPr>
-            <w:tcW w:type="dxa" w:w="2016"/>
-            <w:shd w:fill="FFFFFF"/>
-            <w:tcMar>
-              <w:top w:w="100" w:type="dxa"/>
-              <w:bottom w:w="100" w:type="dxa"/>
-              <w:left w:w="120" w:type="dxa"/>
-              <w:right w:w="120" w:type="dxa"/>
-            </w:tcMar>
-            <w:tcBorders>
-              <w:top w:val="single" w:sz="4" w:space="0" w:color="CCCCCC"/>
-              <w:bottom w:val="single" w:sz="4" w:space="0" w:color="CCCCCC"/>
-              <w:left w:val="single" w:sz="4" w:space="0" w:color="CCCCCC"/>
-              <w:right w:val="single" w:sz="4" w:space="0" w:color="CCCCCC"/>
-            </w:tcBorders>
-          </w:tcPr>
-          <w:p>
-            <w:pPr>
-              <w:spacing w:before="60" w:after="60" w:line="252" w:lineRule="auto"/>
-              <w:jc w:val="left"/>
-            </w:pPr>
-            <w:r/>
-            <w:r>
-              <w:t>722.75</w:t>
-            </w:r>
-          </w:p>
-        </w:tc>
-        <w:tc>
-          <w:tcPr>
-            <w:tcW w:type="dxa" w:w="1152"/>
-            <w:shd w:fill="FFFFFF"/>
-            <w:tcMar>
-              <w:top w:w="100" w:type="dxa"/>
-              <w:bottom w:w="100" w:type="dxa"/>
-              <w:left w:w="120" w:type="dxa"/>
-              <w:right w:w="120" w:type="dxa"/>
-            </w:tcMar>
-            <w:tcBorders>
-              <w:top w:val="single" w:sz="4" w:space="0" w:color="CCCCCC"/>
-              <w:bottom w:val="single" w:sz="4" w:space="0" w:color="CCCCCC"/>
-              <w:left w:val="single" w:sz="4" w:space="0" w:color="CCCCCC"/>
-              <w:right w:val="single" w:sz="4" w:space="0" w:color="CCCCCC"/>
-            </w:tcBorders>
-          </w:tcPr>
-          <w:p>
-            <w:pPr>
-              <w:spacing w:before="60" w:after="60" w:line="252" w:lineRule="auto"/>
-              <w:jc w:val="left"/>
-            </w:pPr>
-            <w:r/>
-            <w:r>
-              <w:t>709.25</w:t>
-            </w:r>
-          </w:p>
-        </w:tc>
-        <w:tc>
-          <w:tcPr>
-            <w:tcW w:type="dxa" w:w="1728"/>
-            <w:shd w:fill="FFFFFF"/>
-            <w:tcMar>
-              <w:top w:w="100" w:type="dxa"/>
-              <w:bottom w:w="100" w:type="dxa"/>
-              <w:left w:w="120" w:type="dxa"/>
-              <w:right w:w="120" w:type="dxa"/>
-            </w:tcMar>
-            <w:tcBorders>
-              <w:top w:val="single" w:sz="4" w:space="0" w:color="CCCCCC"/>
-              <w:bottom w:val="single" w:sz="4" w:space="0" w:color="CCCCCC"/>
-              <w:left w:val="single" w:sz="4" w:space="0" w:color="CCCCCC"/>
-              <w:right w:val="single" w:sz="4" w:space="0" w:color="CCCCCC"/>
-            </w:tcBorders>
-          </w:tcPr>
-          <w:p>
-            <w:pPr>
-              <w:spacing w:before="60" w:after="60" w:line="252" w:lineRule="auto"/>
-              <w:jc w:val="left"/>
-            </w:pPr>
-            <w:r/>
-            <w:r>
-              <w:rPr>
-                <w:b/>
-              </w:rPr>
-              <w:t>714.25</w:t>
-            </w:r>
-          </w:p>
-        </w:tc>
-        <w:tc>
-          <w:tcPr>
-            <w:tcW w:type="dxa" w:w="3456"/>
-            <w:shd w:fill="FFFFFF"/>
-            <w:tcMar>
-              <w:top w:w="100" w:type="dxa"/>
-              <w:bottom w:w="100" w:type="dxa"/>
-              <w:left w:w="120" w:type="dxa"/>
-              <w:right w:w="120" w:type="dxa"/>
-            </w:tcMar>
-            <w:tcBorders>
-              <w:top w:val="single" w:sz="4" w:space="0" w:color="CCCCCC"/>
-              <w:bottom w:val="single" w:sz="4" w:space="0" w:color="CCCCCC"/>
-              <w:left w:val="single" w:sz="4" w:space="0" w:color="CCCCCC"/>
-              <w:right w:val="single" w:sz="4" w:space="0" w:color="CCCCCC"/>
-            </w:tcBorders>
-          </w:tcPr>
-          <w:p>
-            <w:pPr>
-              <w:spacing w:before="60" w:after="60" w:line="252" w:lineRule="auto"/>
-              <w:jc w:val="left"/>
-            </w:pPr>
-            <w:r/>
-            <w:r>
-              <w:rPr>
-                <w:b/>
-              </w:rPr>
-              <w:t>-1.00</w:t>
-            </w:r>
-          </w:p>
-        </w:tc>
-        <w:tc>
-          <w:tcPr>
-            <w:tcW w:type="dxa" w:w="1440"/>
-            <w:shd w:fill="FFFFFF"/>
-            <w:tcMar>
-              <w:top w:w="100" w:type="dxa"/>
-              <w:bottom w:w="100" w:type="dxa"/>
-              <w:left w:w="120" w:type="dxa"/>
-              <w:right w:w="120" w:type="dxa"/>
-            </w:tcMar>
-            <w:tcBorders>
-              <w:top w:val="single" w:sz="4" w:space="0" w:color="CCCCCC"/>
-              <w:bottom w:val="single" w:sz="4" w:space="0" w:color="CCCCCC"/>
-              <w:left w:val="single" w:sz="4" w:space="0" w:color="CCCCCC"/>
-              <w:right w:val="single" w:sz="4" w:space="0" w:color="CCCCCC"/>
-            </w:tcBorders>
-          </w:tcPr>
-          <w:p>
-            <w:pPr>
-              <w:spacing w:before="60" w:after="60" w:line="252" w:lineRule="auto"/>
-              <w:jc w:val="left"/>
-            </w:pPr>
-            <w:r/>
-            <w:r>
-              <w:t>BEAR</w:t>
-            </w:r>
-          </w:p>
-        </w:tc>
-      </w:tr>
-      <w:tr>
-        <w:tc>
-          <w:tcPr>
-            <w:tcW w:type="dxa" w:w="1584"/>
-            <w:shd w:fill="F8FAFC"/>
-            <w:tcMar>
-              <w:top w:w="100" w:type="dxa"/>
-              <w:bottom w:w="100" w:type="dxa"/>
-              <w:left w:w="120" w:type="dxa"/>
-              <w:right w:w="120" w:type="dxa"/>
-            </w:tcMar>
-            <w:tcBorders>
-              <w:top w:val="single" w:sz="4" w:space="0" w:color="CCCCCC"/>
-              <w:bottom w:val="single" w:sz="4" w:space="0" w:color="CCCCCC"/>
-              <w:left w:val="single" w:sz="4" w:space="0" w:color="CCCCCC"/>
-              <w:right w:val="single" w:sz="4" w:space="0" w:color="CCCCCC"/>
-            </w:tcBorders>
-          </w:tcPr>
-          <w:p>
-            <w:pPr>
-              <w:spacing w:before="60" w:after="60" w:line="252" w:lineRule="auto"/>
-              <w:jc w:val="left"/>
-            </w:pPr>
-            <w:r/>
-            <w:r>
-              <w:rPr>
-                <w:b/>
-              </w:rPr>
-              <w:t>Fri 02/10</w:t>
-            </w:r>
-          </w:p>
-        </w:tc>
-        <w:tc>
-          <w:tcPr>
-            <w:tcW w:type="dxa" w:w="864"/>
-            <w:shd w:fill="F8FAFC"/>
-            <w:tcMar>
-              <w:top w:w="100" w:type="dxa"/>
-              <w:bottom w:w="100" w:type="dxa"/>
-              <w:left w:w="120" w:type="dxa"/>
-              <w:right w:w="120" w:type="dxa"/>
-            </w:tcMar>
-            <w:tcBorders>
-              <w:top w:val="single" w:sz="4" w:space="0" w:color="CCCCCC"/>
-              <w:bottom w:val="single" w:sz="4" w:space="0" w:color="CCCCCC"/>
-              <w:left w:val="single" w:sz="4" w:space="0" w:color="CCCCCC"/>
-              <w:right w:val="single" w:sz="4" w:space="0" w:color="CCCCCC"/>
-            </w:tcBorders>
-          </w:tcPr>
-          <w:p>
-            <w:pPr>
-              <w:spacing w:before="60" w:after="60" w:line="252" w:lineRule="auto"/>
-              <w:jc w:val="left"/>
-            </w:pPr>
-            <w:r/>
-            <w:r>
-              <w:t>London 15-19</w:t>
-            </w:r>
-          </w:p>
-        </w:tc>
-        <w:tc>
-          <w:tcPr>
-            <w:tcW w:type="dxa" w:w="1440"/>
-            <w:shd w:fill="F8FAFC"/>
-            <w:tcMar>
-              <w:top w:w="100" w:type="dxa"/>
-              <w:bottom w:w="100" w:type="dxa"/>
-              <w:left w:w="120" w:type="dxa"/>
-              <w:right w:w="120" w:type="dxa"/>
-            </w:tcMar>
-            <w:tcBorders>
-              <w:top w:val="single" w:sz="4" w:space="0" w:color="CCCCCC"/>
-              <w:bottom w:val="single" w:sz="4" w:space="0" w:color="CCCCCC"/>
-              <w:left w:val="single" w:sz="4" w:space="0" w:color="CCCCCC"/>
-              <w:right w:val="single" w:sz="4" w:space="0" w:color="CCCCCC"/>
-            </w:tcBorders>
-          </w:tcPr>
-          <w:p>
-            <w:pPr>
-              <w:spacing w:before="60" w:after="60" w:line="252" w:lineRule="auto"/>
-              <w:jc w:val="left"/>
-            </w:pPr>
-            <w:r/>
-            <w:r>
-              <w:t>714.25</w:t>
-            </w:r>
-          </w:p>
-        </w:tc>
-        <w:tc>
-          <w:tcPr>
-            <w:tcW w:type="dxa" w:w="2016"/>
-            <w:shd w:fill="F8FAFC"/>
-            <w:tcMar>
-              <w:top w:w="100" w:type="dxa"/>
-              <w:bottom w:w="100" w:type="dxa"/>
-              <w:left w:w="120" w:type="dxa"/>
-              <w:right w:w="120" w:type="dxa"/>
-            </w:tcMar>
-            <w:tcBorders>
-              <w:top w:val="single" w:sz="4" w:space="0" w:color="CCCCCC"/>
-              <w:bottom w:val="single" w:sz="4" w:space="0" w:color="CCCCCC"/>
-              <w:left w:val="single" w:sz="4" w:space="0" w:color="CCCCCC"/>
-              <w:right w:val="single" w:sz="4" w:space="0" w:color="CCCCCC"/>
-            </w:tcBorders>
-          </w:tcPr>
-          <w:p>
-            <w:pPr>
-              <w:spacing w:before="60" w:after="60" w:line="252" w:lineRule="auto"/>
-              <w:jc w:val="left"/>
-            </w:pPr>
-            <w:r/>
-            <w:r>
-              <w:t>721.25</w:t>
-            </w:r>
-          </w:p>
-        </w:tc>
-        <w:tc>
-          <w:tcPr>
-            <w:tcW w:type="dxa" w:w="1152"/>
-            <w:shd w:fill="F8FAFC"/>
-            <w:tcMar>
-              <w:top w:w="100" w:type="dxa"/>
-              <w:bottom w:w="100" w:type="dxa"/>
-              <w:left w:w="120" w:type="dxa"/>
-              <w:right w:w="120" w:type="dxa"/>
-            </w:tcMar>
-            <w:tcBorders>
-              <w:top w:val="single" w:sz="4" w:space="0" w:color="CCCCCC"/>
-              <w:bottom w:val="single" w:sz="4" w:space="0" w:color="CCCCCC"/>
-              <w:left w:val="single" w:sz="4" w:space="0" w:color="CCCCCC"/>
-              <w:right w:val="single" w:sz="4" w:space="0" w:color="CCCCCC"/>
-            </w:tcBorders>
-          </w:tcPr>
-          <w:p>
-            <w:pPr>
-              <w:spacing w:before="60" w:after="60" w:line="252" w:lineRule="auto"/>
-              <w:jc w:val="left"/>
-            </w:pPr>
-            <w:r/>
-            <w:r>
-              <w:t>700.75</w:t>
-            </w:r>
-          </w:p>
-        </w:tc>
-        <w:tc>
-          <w:tcPr>
-            <w:tcW w:type="dxa" w:w="1728"/>
-            <w:shd w:fill="F8FAFC"/>
-            <w:tcMar>
-              <w:top w:w="100" w:type="dxa"/>
-              <w:bottom w:w="100" w:type="dxa"/>
-              <w:left w:w="120" w:type="dxa"/>
-              <w:right w:w="120" w:type="dxa"/>
-            </w:tcMar>
-            <w:tcBorders>
-              <w:top w:val="single" w:sz="4" w:space="0" w:color="CCCCCC"/>
-              <w:bottom w:val="single" w:sz="4" w:space="0" w:color="CCCCCC"/>
-              <w:left w:val="single" w:sz="4" w:space="0" w:color="CCCCCC"/>
-              <w:right w:val="single" w:sz="4" w:space="0" w:color="CCCCCC"/>
-            </w:tcBorders>
-          </w:tcPr>
-          <w:p>
-            <w:pPr>
-              <w:spacing w:before="60" w:after="60" w:line="252" w:lineRule="auto"/>
-              <w:jc w:val="left"/>
-            </w:pPr>
-            <w:r/>
-            <w:r>
-              <w:rPr>
-                <w:b/>
-              </w:rPr>
-              <w:t>715.00</w:t>
-            </w:r>
-          </w:p>
-        </w:tc>
-        <w:tc>
-          <w:tcPr>
-            <w:tcW w:type="dxa" w:w="3456"/>
-            <w:shd w:fill="F8FAFC"/>
-            <w:tcMar>
-              <w:top w:w="100" w:type="dxa"/>
-              <w:bottom w:w="100" w:type="dxa"/>
-              <w:left w:w="120" w:type="dxa"/>
-              <w:right w:w="120" w:type="dxa"/>
-            </w:tcMar>
-            <w:tcBorders>
-              <w:top w:val="single" w:sz="4" w:space="0" w:color="CCCCCC"/>
-              <w:bottom w:val="single" w:sz="4" w:space="0" w:color="CCCCCC"/>
-              <w:left w:val="single" w:sz="4" w:space="0" w:color="CCCCCC"/>
-              <w:right w:val="single" w:sz="4" w:space="0" w:color="CCCCCC"/>
-            </w:tcBorders>
-          </w:tcPr>
-          <w:p>
-            <w:pPr>
-              <w:spacing w:before="60" w:after="60" w:line="252" w:lineRule="auto"/>
-              <w:jc w:val="left"/>
-            </w:pPr>
-            <w:r/>
-            <w:r>
-              <w:rPr>
-                <w:b/>
-              </w:rPr>
-              <w:t>+0.75</w:t>
-            </w:r>
-          </w:p>
-        </w:tc>
-        <w:tc>
-          <w:tcPr>
-            <w:tcW w:type="dxa" w:w="1440"/>
-            <w:shd w:fill="F8FAFC"/>
-            <w:tcMar>
-              <w:top w:w="100" w:type="dxa"/>
-              <w:bottom w:w="100" w:type="dxa"/>
-              <w:left w:w="120" w:type="dxa"/>
-              <w:right w:w="120" w:type="dxa"/>
-            </w:tcMar>
-            <w:tcBorders>
-              <w:top w:val="single" w:sz="4" w:space="0" w:color="CCCCCC"/>
-              <w:bottom w:val="single" w:sz="4" w:space="0" w:color="CCCCCC"/>
-              <w:left w:val="single" w:sz="4" w:space="0" w:color="CCCCCC"/>
-              <w:right w:val="single" w:sz="4" w:space="0" w:color="CCCCCC"/>
-            </w:tcBorders>
-          </w:tcPr>
-          <w:p>
-            <w:pPr>
-              <w:spacing w:before="60" w:after="60" w:line="252" w:lineRule="auto"/>
-              <w:jc w:val="left"/>
-            </w:pPr>
-            <w:r/>
-            <w:r>
-              <w:t>BULL</w:t>
-            </w:r>
-          </w:p>
-        </w:tc>
-      </w:tr>
-      <w:tr>
-        <w:tc>
-          <w:tcPr>
-            <w:tcW w:type="dxa" w:w="1584"/>
-            <w:shd w:fill="FFFFFF"/>
-            <w:tcMar>
-              <w:top w:w="100" w:type="dxa"/>
-              <w:bottom w:w="100" w:type="dxa"/>
-              <w:left w:w="120" w:type="dxa"/>
-              <w:right w:w="120" w:type="dxa"/>
-            </w:tcMar>
-            <w:tcBorders>
-              <w:top w:val="single" w:sz="4" w:space="0" w:color="CCCCCC"/>
-              <w:bottom w:val="single" w:sz="4" w:space="0" w:color="CCCCCC"/>
-              <w:left w:val="single" w:sz="4" w:space="0" w:color="CCCCCC"/>
-              <w:right w:val="single" w:sz="4" w:space="0" w:color="CCCCCC"/>
-            </w:tcBorders>
-          </w:tcPr>
-          <w:p>
-            <w:pPr>
-              <w:spacing w:before="60" w:after="60" w:line="252" w:lineRule="auto"/>
-              <w:jc w:val="left"/>
-            </w:pPr>
-            <w:r/>
-            <w:r>
-              <w:rPr>
-                <w:b/>
-              </w:rPr>
-              <w:t>Fri 02/10</w:t>
-            </w:r>
-          </w:p>
-        </w:tc>
-        <w:tc>
-          <w:tcPr>
-            <w:tcW w:type="dxa" w:w="864"/>
-            <w:shd w:fill="FFFFFF"/>
-            <w:tcMar>
-              <w:top w:w="100" w:type="dxa"/>
-              <w:bottom w:w="100" w:type="dxa"/>
-              <w:left w:w="120" w:type="dxa"/>
-              <w:right w:w="120" w:type="dxa"/>
-            </w:tcMar>
-            <w:tcBorders>
-              <w:top w:val="single" w:sz="4" w:space="0" w:color="CCCCCC"/>
-              <w:bottom w:val="single" w:sz="4" w:space="0" w:color="CCCCCC"/>
-              <w:left w:val="single" w:sz="4" w:space="0" w:color="CCCCCC"/>
-              <w:right w:val="single" w:sz="4" w:space="0" w:color="CCCCCC"/>
-            </w:tcBorders>
-          </w:tcPr>
-          <w:p>
-            <w:pPr>
-              <w:spacing w:before="60" w:after="60" w:line="252" w:lineRule="auto"/>
-              <w:jc w:val="left"/>
-            </w:pPr>
-            <w:r/>
-            <w:r>
-              <w:t>Pre-NY 19-21</w:t>
-            </w:r>
-          </w:p>
-        </w:tc>
-        <w:tc>
-          <w:tcPr>
-            <w:tcW w:type="dxa" w:w="1440"/>
-            <w:shd w:fill="FFFFFF"/>
-            <w:tcMar>
-              <w:top w:w="100" w:type="dxa"/>
-              <w:bottom w:w="100" w:type="dxa"/>
-              <w:left w:w="120" w:type="dxa"/>
-              <w:right w:w="120" w:type="dxa"/>
-            </w:tcMar>
-            <w:tcBorders>
-              <w:top w:val="single" w:sz="4" w:space="0" w:color="CCCCCC"/>
-              <w:bottom w:val="single" w:sz="4" w:space="0" w:color="CCCCCC"/>
-              <w:left w:val="single" w:sz="4" w:space="0" w:color="CCCCCC"/>
-              <w:right w:val="single" w:sz="4" w:space="0" w:color="CCCCCC"/>
-            </w:tcBorders>
-          </w:tcPr>
-          <w:p>
-            <w:pPr>
-              <w:spacing w:before="60" w:after="60" w:line="252" w:lineRule="auto"/>
-              <w:jc w:val="left"/>
-            </w:pPr>
-            <w:r/>
-            <w:r>
-              <w:t>715.00</w:t>
-            </w:r>
-          </w:p>
-        </w:tc>
-        <w:tc>
-          <w:tcPr>
-            <w:tcW w:type="dxa" w:w="2016"/>
-            <w:shd w:fill="FFFFFF"/>
-            <w:tcMar>
-              <w:top w:w="100" w:type="dxa"/>
-              <w:bottom w:w="100" w:type="dxa"/>
-              <w:left w:w="120" w:type="dxa"/>
-              <w:right w:w="120" w:type="dxa"/>
-            </w:tcMar>
-            <w:tcBorders>
-              <w:top w:val="single" w:sz="4" w:space="0" w:color="CCCCCC"/>
-              <w:bottom w:val="single" w:sz="4" w:space="0" w:color="CCCCCC"/>
-              <w:left w:val="single" w:sz="4" w:space="0" w:color="CCCCCC"/>
-              <w:right w:val="single" w:sz="4" w:space="0" w:color="CCCCCC"/>
-            </w:tcBorders>
-          </w:tcPr>
-          <w:p>
-            <w:pPr>
-              <w:spacing w:before="60" w:after="60" w:line="252" w:lineRule="auto"/>
-              <w:jc w:val="left"/>
-            </w:pPr>
-            <w:r/>
-            <w:r>
-              <w:t>724.25</w:t>
-            </w:r>
-          </w:p>
-        </w:tc>
-        <w:tc>
-          <w:tcPr>
-            <w:tcW w:type="dxa" w:w="1152"/>
-            <w:shd w:fill="FFFFFF"/>
-            <w:tcMar>
-              <w:top w:w="100" w:type="dxa"/>
-              <w:bottom w:w="100" w:type="dxa"/>
-              <w:left w:w="120" w:type="dxa"/>
-              <w:right w:w="120" w:type="dxa"/>
-            </w:tcMar>
-            <w:tcBorders>
-              <w:top w:val="single" w:sz="4" w:space="0" w:color="CCCCCC"/>
-              <w:bottom w:val="single" w:sz="4" w:space="0" w:color="CCCCCC"/>
-              <w:left w:val="single" w:sz="4" w:space="0" w:color="CCCCCC"/>
-              <w:right w:val="single" w:sz="4" w:space="0" w:color="CCCCCC"/>
-            </w:tcBorders>
-          </w:tcPr>
-          <w:p>
-            <w:pPr>
-              <w:spacing w:before="60" w:after="60" w:line="252" w:lineRule="auto"/>
-              <w:jc w:val="left"/>
-            </w:pPr>
-            <w:r/>
-            <w:r>
-              <w:t>707.75</w:t>
-            </w:r>
-          </w:p>
-        </w:tc>
-        <w:tc>
-          <w:tcPr>
-            <w:tcW w:type="dxa" w:w="1728"/>
-            <w:shd w:fill="FFFFFF"/>
-            <w:tcMar>
-              <w:top w:w="100" w:type="dxa"/>
-              <w:bottom w:w="100" w:type="dxa"/>
-              <w:left w:w="120" w:type="dxa"/>
-              <w:right w:w="120" w:type="dxa"/>
-            </w:tcMar>
-            <w:tcBorders>
-              <w:top w:val="single" w:sz="4" w:space="0" w:color="CCCCCC"/>
-              <w:bottom w:val="single" w:sz="4" w:space="0" w:color="CCCCCC"/>
-              <w:left w:val="single" w:sz="4" w:space="0" w:color="CCCCCC"/>
-              <w:right w:val="single" w:sz="4" w:space="0" w:color="CCCCCC"/>
-            </w:tcBorders>
-          </w:tcPr>
-          <w:p>
-            <w:pPr>
-              <w:spacing w:before="60" w:after="60" w:line="252" w:lineRule="auto"/>
-              <w:jc w:val="left"/>
-            </w:pPr>
-            <w:r/>
-            <w:r>
-              <w:rPr>
-                <w:b/>
-              </w:rPr>
-              <w:t>714.75</w:t>
-            </w:r>
-          </w:p>
-        </w:tc>
-        <w:tc>
-          <w:tcPr>
-            <w:tcW w:type="dxa" w:w="3456"/>
-            <w:shd w:fill="FFFFFF"/>
-            <w:tcMar>
-              <w:top w:w="100" w:type="dxa"/>
-              <w:bottom w:w="100" w:type="dxa"/>
-              <w:left w:w="120" w:type="dxa"/>
-              <w:right w:w="120" w:type="dxa"/>
-            </w:tcMar>
-            <w:tcBorders>
-              <w:top w:val="single" w:sz="4" w:space="0" w:color="CCCCCC"/>
-              <w:bottom w:val="single" w:sz="4" w:space="0" w:color="CCCCCC"/>
-              <w:left w:val="single" w:sz="4" w:space="0" w:color="CCCCCC"/>
-              <w:right w:val="single" w:sz="4" w:space="0" w:color="CCCCCC"/>
-            </w:tcBorders>
-          </w:tcPr>
-          <w:p>
-            <w:pPr>
-              <w:spacing w:before="60" w:after="60" w:line="252" w:lineRule="auto"/>
-              <w:jc w:val="left"/>
-            </w:pPr>
-            <w:r/>
-            <w:r>
-              <w:rPr>
-                <w:b/>
-              </w:rPr>
-              <w:t>-0.25</w:t>
-            </w:r>
-          </w:p>
-        </w:tc>
-        <w:tc>
-          <w:tcPr>
-            <w:tcW w:type="dxa" w:w="1440"/>
-            <w:shd w:fill="FFFFFF"/>
-            <w:tcMar>
-              <w:top w:w="100" w:type="dxa"/>
-              <w:bottom w:w="100" w:type="dxa"/>
-              <w:left w:w="120" w:type="dxa"/>
-              <w:right w:w="120" w:type="dxa"/>
-            </w:tcMar>
-            <w:tcBorders>
-              <w:top w:val="single" w:sz="4" w:space="0" w:color="CCCCCC"/>
-              <w:bottom w:val="single" w:sz="4" w:space="0" w:color="CCCCCC"/>
-              <w:left w:val="single" w:sz="4" w:space="0" w:color="CCCCCC"/>
-              <w:right w:val="single" w:sz="4" w:space="0" w:color="CCCCCC"/>
-            </w:tcBorders>
-          </w:tcPr>
-          <w:p>
-            <w:pPr>
-              <w:spacing w:before="60" w:after="60" w:line="252" w:lineRule="auto"/>
-              <w:jc w:val="left"/>
-            </w:pPr>
-            <w:r/>
-            <w:r>
-              <w:t>BEAR</w:t>
-            </w:r>
-          </w:p>
-        </w:tc>
-      </w:tr>
-      <w:tr>
-        <w:tc>
-          <w:tcPr>
-            <w:tcW w:type="dxa" w:w="1584"/>
-            <w:shd w:fill="F8FAFC"/>
-            <w:tcMar>
-              <w:top w:w="100" w:type="dxa"/>
-              <w:bottom w:w="100" w:type="dxa"/>
-              <w:left w:w="120" w:type="dxa"/>
-              <w:right w:w="120" w:type="dxa"/>
-            </w:tcMar>
-            <w:tcBorders>
-              <w:top w:val="single" w:sz="4" w:space="0" w:color="CCCCCC"/>
-              <w:bottom w:val="single" w:sz="4" w:space="0" w:color="CCCCCC"/>
-              <w:left w:val="single" w:sz="4" w:space="0" w:color="CCCCCC"/>
-              <w:right w:val="single" w:sz="4" w:space="0" w:color="CCCCCC"/>
-            </w:tcBorders>
-          </w:tcPr>
-          <w:p>
-            <w:pPr>
-              <w:spacing w:before="60" w:after="60" w:line="252" w:lineRule="auto"/>
-              <w:jc w:val="left"/>
-            </w:pPr>
-            <w:r/>
-            <w:r>
-              <w:rPr>
-                <w:b/>
-              </w:rPr>
-              <w:t>Fri 02/10</w:t>
-            </w:r>
-          </w:p>
-        </w:tc>
-        <w:tc>
-          <w:tcPr>
-            <w:tcW w:type="dxa" w:w="864"/>
-            <w:shd w:fill="F8FAFC"/>
-            <w:tcMar>
-              <w:top w:w="100" w:type="dxa"/>
-              <w:bottom w:w="100" w:type="dxa"/>
-              <w:left w:w="120" w:type="dxa"/>
-              <w:right w:w="120" w:type="dxa"/>
-            </w:tcMar>
-            <w:tcBorders>
-              <w:top w:val="single" w:sz="4" w:space="0" w:color="CCCCCC"/>
-              <w:bottom w:val="single" w:sz="4" w:space="0" w:color="CCCCCC"/>
-              <w:left w:val="single" w:sz="4" w:space="0" w:color="CCCCCC"/>
-              <w:right w:val="single" w:sz="4" w:space="0" w:color="CCCCCC"/>
-            </w:tcBorders>
-          </w:tcPr>
-          <w:p>
-            <w:pPr>
-              <w:spacing w:before="60" w:after="60" w:line="252" w:lineRule="auto"/>
-              <w:jc w:val="left"/>
-            </w:pPr>
-            <w:r/>
-            <w:r>
-              <w:t>NY Open 21-23</w:t>
-            </w:r>
-          </w:p>
-        </w:tc>
-        <w:tc>
-          <w:tcPr>
-            <w:tcW w:type="dxa" w:w="1440"/>
-            <w:shd w:fill="F8FAFC"/>
-            <w:tcMar>
-              <w:top w:w="100" w:type="dxa"/>
-              <w:bottom w:w="100" w:type="dxa"/>
-              <w:left w:w="120" w:type="dxa"/>
-              <w:right w:w="120" w:type="dxa"/>
-            </w:tcMar>
-            <w:tcBorders>
-              <w:top w:val="single" w:sz="4" w:space="0" w:color="CCCCCC"/>
-              <w:bottom w:val="single" w:sz="4" w:space="0" w:color="CCCCCC"/>
-              <w:left w:val="single" w:sz="4" w:space="0" w:color="CCCCCC"/>
-              <w:right w:val="single" w:sz="4" w:space="0" w:color="CCCCCC"/>
-            </w:tcBorders>
-          </w:tcPr>
-          <w:p>
-            <w:pPr>
-              <w:spacing w:before="60" w:after="60" w:line="252" w:lineRule="auto"/>
-              <w:jc w:val="left"/>
-            </w:pPr>
-            <w:r/>
-            <w:r>
-              <w:t>714.75</w:t>
-            </w:r>
-          </w:p>
-        </w:tc>
-        <w:tc>
-          <w:tcPr>
-            <w:tcW w:type="dxa" w:w="2016"/>
-            <w:shd w:fill="F8FAFC"/>
-            <w:tcMar>
-              <w:top w:w="100" w:type="dxa"/>
-              <w:bottom w:w="100" w:type="dxa"/>
-              <w:left w:w="120" w:type="dxa"/>
-              <w:right w:w="120" w:type="dxa"/>
-            </w:tcMar>
-            <w:tcBorders>
-              <w:top w:val="single" w:sz="4" w:space="0" w:color="CCCCCC"/>
-              <w:bottom w:val="single" w:sz="4" w:space="0" w:color="CCCCCC"/>
-              <w:left w:val="single" w:sz="4" w:space="0" w:color="CCCCCC"/>
-              <w:right w:val="single" w:sz="4" w:space="0" w:color="CCCCCC"/>
-            </w:tcBorders>
-          </w:tcPr>
-          <w:p>
-            <w:pPr>
-              <w:spacing w:before="60" w:after="60" w:line="252" w:lineRule="auto"/>
-              <w:jc w:val="left"/>
-            </w:pPr>
-            <w:r/>
-            <w:r>
-              <w:t>723.25</w:t>
-            </w:r>
-          </w:p>
-        </w:tc>
-        <w:tc>
-          <w:tcPr>
-            <w:tcW w:type="dxa" w:w="1152"/>
-            <w:shd w:fill="F8FAFC"/>
-            <w:tcMar>
-              <w:top w:w="100" w:type="dxa"/>
-              <w:bottom w:w="100" w:type="dxa"/>
-              <w:left w:w="120" w:type="dxa"/>
-              <w:right w:w="120" w:type="dxa"/>
-            </w:tcMar>
-            <w:tcBorders>
-              <w:top w:val="single" w:sz="4" w:space="0" w:color="CCCCCC"/>
-              <w:bottom w:val="single" w:sz="4" w:space="0" w:color="CCCCCC"/>
-              <w:left w:val="single" w:sz="4" w:space="0" w:color="CCCCCC"/>
-              <w:right w:val="single" w:sz="4" w:space="0" w:color="CCCCCC"/>
-            </w:tcBorders>
-          </w:tcPr>
-          <w:p>
-            <w:pPr>
-              <w:spacing w:before="60" w:after="60" w:line="252" w:lineRule="auto"/>
-              <w:jc w:val="left"/>
-            </w:pPr>
-            <w:r/>
-            <w:r>
-              <w:t>700.75</w:t>
-            </w:r>
-          </w:p>
-        </w:tc>
-        <w:tc>
-          <w:tcPr>
-            <w:tcW w:type="dxa" w:w="1728"/>
-            <w:shd w:fill="F8FAFC"/>
-            <w:tcMar>
-              <w:top w:w="100" w:type="dxa"/>
-              <w:bottom w:w="100" w:type="dxa"/>
-              <w:left w:w="120" w:type="dxa"/>
-              <w:right w:w="120" w:type="dxa"/>
-            </w:tcMar>
-            <w:tcBorders>
-              <w:top w:val="single" w:sz="4" w:space="0" w:color="CCCCCC"/>
-              <w:bottom w:val="single" w:sz="4" w:space="0" w:color="CCCCCC"/>
-              <w:left w:val="single" w:sz="4" w:space="0" w:color="CCCCCC"/>
-              <w:right w:val="single" w:sz="4" w:space="0" w:color="CCCCCC"/>
-            </w:tcBorders>
-          </w:tcPr>
-          <w:p>
-            <w:pPr>
-              <w:spacing w:before="60" w:after="60" w:line="252" w:lineRule="auto"/>
-              <w:jc w:val="left"/>
-            </w:pPr>
-            <w:r/>
-            <w:r>
-              <w:rPr>
-                <w:b/>
-              </w:rPr>
-              <w:t>716.50</w:t>
-            </w:r>
-          </w:p>
-        </w:tc>
-        <w:tc>
-          <w:tcPr>
-            <w:tcW w:type="dxa" w:w="3456"/>
-            <w:shd w:fill="F8FAFC"/>
-            <w:tcMar>
-              <w:top w:w="100" w:type="dxa"/>
-              <w:bottom w:w="100" w:type="dxa"/>
-              <w:left w:w="120" w:type="dxa"/>
-              <w:right w:w="120" w:type="dxa"/>
-            </w:tcMar>
-            <w:tcBorders>
-              <w:top w:val="single" w:sz="4" w:space="0" w:color="CCCCCC"/>
-              <w:bottom w:val="single" w:sz="4" w:space="0" w:color="CCCCCC"/>
-              <w:left w:val="single" w:sz="4" w:space="0" w:color="CCCCCC"/>
-              <w:right w:val="single" w:sz="4" w:space="0" w:color="CCCCCC"/>
-            </w:tcBorders>
-          </w:tcPr>
-          <w:p>
-            <w:pPr>
-              <w:spacing w:before="60" w:after="60" w:line="252" w:lineRule="auto"/>
-              <w:jc w:val="left"/>
-            </w:pPr>
-            <w:r/>
-            <w:r>
-              <w:rPr>
-                <w:b/>
-              </w:rPr>
-              <w:t>+1.75</w:t>
-            </w:r>
-          </w:p>
-        </w:tc>
-        <w:tc>
-          <w:tcPr>
-            <w:tcW w:type="dxa" w:w="1440"/>
-            <w:shd w:fill="F8FAFC"/>
-            <w:tcMar>
-              <w:top w:w="100" w:type="dxa"/>
-              <w:bottom w:w="100" w:type="dxa"/>
-              <w:left w:w="120" w:type="dxa"/>
-              <w:right w:w="120" w:type="dxa"/>
-            </w:tcMar>
-            <w:tcBorders>
-              <w:top w:val="single" w:sz="4" w:space="0" w:color="CCCCCC"/>
-              <w:bottom w:val="single" w:sz="4" w:space="0" w:color="CCCCCC"/>
-              <w:left w:val="single" w:sz="4" w:space="0" w:color="CCCCCC"/>
-              <w:right w:val="single" w:sz="4" w:space="0" w:color="CCCCCC"/>
-            </w:tcBorders>
-          </w:tcPr>
-          <w:p>
-            <w:pPr>
-              <w:spacing w:before="60" w:after="60" w:line="252" w:lineRule="auto"/>
-              <w:jc w:val="left"/>
-            </w:pPr>
-            <w:r/>
-            <w:r>
-              <w:t>BULL</w:t>
-            </w:r>
-          </w:p>
-        </w:tc>
-      </w:tr>
-      <w:tr>
-        <w:tc>
-          <w:tcPr>
-            <w:tcW w:type="dxa" w:w="1584"/>
-            <w:shd w:fill="FFFFFF"/>
-            <w:tcMar>
-              <w:top w:w="100" w:type="dxa"/>
-              <w:bottom w:w="100" w:type="dxa"/>
-              <w:left w:w="120" w:type="dxa"/>
-              <w:right w:w="120" w:type="dxa"/>
-            </w:tcMar>
-            <w:tcBorders>
-              <w:top w:val="single" w:sz="4" w:space="0" w:color="CCCCCC"/>
-              <w:bottom w:val="single" w:sz="4" w:space="0" w:color="CCCCCC"/>
-              <w:left w:val="single" w:sz="4" w:space="0" w:color="CCCCCC"/>
-              <w:right w:val="single" w:sz="4" w:space="0" w:color="CCCCCC"/>
-            </w:tcBorders>
-          </w:tcPr>
-          <w:p>
-            <w:pPr>
-              <w:spacing w:before="60" w:after="60" w:line="252" w:lineRule="auto"/>
-              <w:jc w:val="left"/>
-            </w:pPr>
-            <w:r/>
-            <w:r>
-              <w:rPr>
-                <w:b/>
-              </w:rPr>
-              <w:t>Fri 02/10</w:t>
-            </w:r>
-          </w:p>
-        </w:tc>
-        <w:tc>
-          <w:tcPr>
-            <w:tcW w:type="dxa" w:w="864"/>
-            <w:shd w:fill="FFFFFF"/>
-            <w:tcMar>
-              <w:top w:w="100" w:type="dxa"/>
-              <w:bottom w:w="100" w:type="dxa"/>
-              <w:left w:w="120" w:type="dxa"/>
-              <w:right w:w="120" w:type="dxa"/>
-            </w:tcMar>
-            <w:tcBorders>
-              <w:top w:val="single" w:sz="4" w:space="0" w:color="CCCCCC"/>
-              <w:bottom w:val="single" w:sz="4" w:space="0" w:color="CCCCCC"/>
-              <w:left w:val="single" w:sz="4" w:space="0" w:color="CCCCCC"/>
-              <w:right w:val="single" w:sz="4" w:space="0" w:color="CCCCCC"/>
-            </w:tcBorders>
-          </w:tcPr>
-          <w:p>
-            <w:pPr>
-              <w:spacing w:before="60" w:after="60" w:line="252" w:lineRule="auto"/>
-              <w:jc w:val="left"/>
-            </w:pPr>
-            <w:r/>
-            <w:r>
-              <w:t>NY Close 23-01</w:t>
-            </w:r>
-          </w:p>
-        </w:tc>
-        <w:tc>
-          <w:tcPr>
-            <w:tcW w:type="dxa" w:w="1440"/>
-            <w:shd w:fill="FFFFFF"/>
-            <w:tcMar>
-              <w:top w:w="100" w:type="dxa"/>
-              <w:bottom w:w="100" w:type="dxa"/>
-              <w:left w:w="120" w:type="dxa"/>
-              <w:right w:w="120" w:type="dxa"/>
-            </w:tcMar>
-            <w:tcBorders>
-              <w:top w:val="single" w:sz="4" w:space="0" w:color="CCCCCC"/>
-              <w:bottom w:val="single" w:sz="4" w:space="0" w:color="CCCCCC"/>
-              <w:left w:val="single" w:sz="4" w:space="0" w:color="CCCCCC"/>
-              <w:right w:val="single" w:sz="4" w:space="0" w:color="CCCCCC"/>
-            </w:tcBorders>
-          </w:tcPr>
-          <w:p>
-            <w:pPr>
-              <w:spacing w:before="60" w:after="60" w:line="252" w:lineRule="auto"/>
-              <w:jc w:val="left"/>
-            </w:pPr>
-            <w:r/>
-            <w:r>
-              <w:t>716.50</w:t>
-            </w:r>
-          </w:p>
-        </w:tc>
-        <w:tc>
-          <w:tcPr>
-            <w:tcW w:type="dxa" w:w="2016"/>
-            <w:shd w:fill="FFFFFF"/>
-            <w:tcMar>
-              <w:top w:w="100" w:type="dxa"/>
-              <w:bottom w:w="100" w:type="dxa"/>
-              <w:left w:w="120" w:type="dxa"/>
-              <w:right w:w="120" w:type="dxa"/>
-            </w:tcMar>
-            <w:tcBorders>
-              <w:top w:val="single" w:sz="4" w:space="0" w:color="CCCCCC"/>
-              <w:bottom w:val="single" w:sz="4" w:space="0" w:color="CCCCCC"/>
-              <w:left w:val="single" w:sz="4" w:space="0" w:color="CCCCCC"/>
-              <w:right w:val="single" w:sz="4" w:space="0" w:color="CCCCCC"/>
-            </w:tcBorders>
-          </w:tcPr>
-          <w:p>
-            <w:pPr>
-              <w:spacing w:before="60" w:after="60" w:line="252" w:lineRule="auto"/>
-              <w:jc w:val="left"/>
-            </w:pPr>
-            <w:r/>
-            <w:r>
-              <w:t>722.75</w:t>
-            </w:r>
-          </w:p>
-        </w:tc>
-        <w:tc>
-          <w:tcPr>
-            <w:tcW w:type="dxa" w:w="1152"/>
-            <w:shd w:fill="FFFFFF"/>
-            <w:tcMar>
-              <w:top w:w="100" w:type="dxa"/>
-              <w:bottom w:w="100" w:type="dxa"/>
-              <w:left w:w="120" w:type="dxa"/>
-              <w:right w:w="120" w:type="dxa"/>
-            </w:tcMar>
-            <w:tcBorders>
-              <w:top w:val="single" w:sz="4" w:space="0" w:color="CCCCCC"/>
-              <w:bottom w:val="single" w:sz="4" w:space="0" w:color="CCCCCC"/>
-              <w:left w:val="single" w:sz="4" w:space="0" w:color="CCCCCC"/>
-              <w:right w:val="single" w:sz="4" w:space="0" w:color="CCCCCC"/>
-            </w:tcBorders>
-          </w:tcPr>
-          <w:p>
-            <w:pPr>
-              <w:spacing w:before="60" w:after="60" w:line="252" w:lineRule="auto"/>
-              <w:jc w:val="left"/>
-            </w:pPr>
-            <w:r/>
-            <w:r>
-              <w:t>710.00</w:t>
-            </w:r>
-          </w:p>
-        </w:tc>
-        <w:tc>
-          <w:tcPr>
-            <w:tcW w:type="dxa" w:w="1728"/>
-            <w:shd w:fill="FFFFFF"/>
-            <w:tcMar>
-              <w:top w:w="100" w:type="dxa"/>
-              <w:bottom w:w="100" w:type="dxa"/>
-              <w:left w:w="120" w:type="dxa"/>
-              <w:right w:w="120" w:type="dxa"/>
-            </w:tcMar>
-            <w:tcBorders>
-              <w:top w:val="single" w:sz="4" w:space="0" w:color="CCCCCC"/>
-              <w:bottom w:val="single" w:sz="4" w:space="0" w:color="CCCCCC"/>
-              <w:left w:val="single" w:sz="4" w:space="0" w:color="CCCCCC"/>
-              <w:right w:val="single" w:sz="4" w:space="0" w:color="CCCCCC"/>
-            </w:tcBorders>
-          </w:tcPr>
-          <w:p>
-            <w:pPr>
-              <w:spacing w:before="60" w:after="60" w:line="252" w:lineRule="auto"/>
-              <w:jc w:val="left"/>
-            </w:pPr>
-            <w:r/>
-            <w:r>
-              <w:rPr>
-                <w:b/>
-              </w:rPr>
-              <w:t>715.75</w:t>
             </w:r>
           </w:p>
         </w:tc>

--- a/Daily Reports/30_09_2026-CBOT Reports.docx
+++ b/Daily Reports/30_09_2026-CBOT Reports.docx
@@ -104,7 +104,7 @@
           <w:color w:val="5C768D"/>
           <w:sz w:val="19"/>
         </w:rPr>
-        <w:t>Cập nhật tự động qua `macro_tracker.py` vào lúc 17:00 ICT ngày 30/09/2026</w:t>
+        <w:t>Cập nhật tự động qua `macro_tracker.py` vào lúc 18:19 ICT ngày 30/09/2026</w:t>
       </w:r>
     </w:p>
     <w:tbl>
@@ -313,7 +313,7 @@
               <w:rPr>
                 <w:b/>
               </w:rPr>
-              <w:t>97.21 / thùng</w:t>
+              <w:t>97.69 / thùng</w:t>
             </w:r>
           </w:p>
         </w:tc>
@@ -344,7 +344,7 @@
               <w:rPr>
                 <w:b/>
               </w:rPr>
-              <w:t>-5.24%</w:t>
+              <w:t>-4.78%</w:t>
             </w:r>
           </w:p>
         </w:tc>
@@ -1218,7 +1218,7 @@
         <w:rPr>
           <w:b/>
         </w:rPr>
-        <w:t>`97.21` (-5.24%)</w:t>
+        <w:t>`97.69` (-4.78%)</w:t>
       </w:r>
       <w:r>
         <w:t xml:space="preserve"> | DXY: </w:t>
@@ -1236,7 +1236,7 @@
         <w:rPr>
           <w:b/>
         </w:rPr>
-        <w:t>`697.25` (+0.65%)</w:t>
+        <w:t>`699.00` (+0.83%)</w:t>
       </w:r>
       <w:r>
         <w:t>.</w:t>
@@ -1306,7 +1306,7 @@
           <w:color w:val="5C768D"/>
           <w:sz w:val="19"/>
         </w:rPr>
-        <w:t>Cập nhật tự động lúc 17:00 ICT ngày 30/09/2026 — Nguồn: NOAA, USDA, BOM Australia</w:t>
+        <w:t>Cập nhật tự động lúc 18:19 ICT ngày 30/09/2026 — Nguồn: NOAA, USDA, BOM Australia</w:t>
       </w:r>
     </w:p>
     <w:p>
@@ -3605,7 +3605,7 @@
               <w:rPr>
                 <w:b/>
               </w:rPr>
-              <w:t>525.07 (+0.07)</w:t>
+              <w:t>525.13 (+0.13)</w:t>
             </w:r>
           </w:p>
         </w:tc>
@@ -3633,7 +3633,7 @@
             </w:pPr>
             <w:r/>
             <w:r>
-              <w:t>Bearish (523.11 &lt; 523.40)</w:t>
+              <w:t>Bearish (523.46 &lt; 523.53)</w:t>
             </w:r>
           </w:p>
         </w:tc>
@@ -3822,7 +3822,7 @@
               <w:rPr>
                 <w:b/>
               </w:rPr>
-              <w:t>697.50</w:t>
+              <w:t>698.75</w:t>
             </w:r>
           </w:p>
         </w:tc>
@@ -3853,7 +3853,7 @@
               <w:rPr>
                 <w:b/>
               </w:rPr>
-              <w:t>698.75 (+1.25)</w:t>
+              <w:t>700.03 (+1.28)</w:t>
             </w:r>
           </w:p>
         </w:tc>
@@ -3881,7 +3881,7 @@
             </w:pPr>
             <w:r/>
             <w:r>
-              <w:t>Bearish (692.88 &lt; 693.29)</w:t>
+              <w:t>Bullish (693.90 &gt; 693.71)</w:t>
             </w:r>
           </w:p>
         </w:tc>
@@ -3909,7 +3909,7 @@
             </w:pPr>
             <w:r/>
             <w:r>
-              <w:t>5.00 cents</w:t>
+              <w:t>1.50 cents</w:t>
             </w:r>
           </w:p>
         </w:tc>
@@ -4347,7 +4347,7 @@
                 <w:b/>
                 <w:color w:val="15803D"/>
               </w:rPr>
-              <w:t>523.75 - 523.11 cents (Canh mua vùng hỗ trợ)</w:t>
+              <w:t>523.75 - 523.46 cents (Canh mua vùng hỗ trợ)</w:t>
             </w:r>
           </w:p>
         </w:tc>
@@ -4378,7 +4378,7 @@
               <w:rPr>
                 <w:b/>
               </w:rPr>
-              <w:t>512.41 cents (Dưới cản S2 + 1.5x ATR)</w:t>
+              <w:t>512.63 cents (Dưới cản S2 + 1.5x ATR)</w:t>
             </w:r>
           </w:p>
         </w:tc>
@@ -4414,7 +4414,7 @@
                 <w:color w:val="D97706"/>
                 <w:sz w:val="19"/>
               </w:rPr>
-              <w:t xml:space="preserve"> 526.50 cents </w:t>
+              <w:t xml:space="preserve"> 525.75 cents </w:t>
             </w:r>
             <w:r>
               <w:t xml:space="preserve"> / TP2: </w:t>
@@ -4590,7 +4590,7 @@
               <w:rPr>
                 <w:b/>
               </w:rPr>
-              <w:t>513.19 cents (Chống quét SL tuyệt đối)</w:t>
+              <w:t>513.33 cents (Chống quét SL tuyệt đối)</w:t>
             </w:r>
           </w:p>
         </w:tc>
@@ -4752,7 +4752,7 @@
               <w:rPr>
                 <w:b/>
               </w:rPr>
-              <w:t>526.50 - 528.00 cents</w:t>
+              <w:t>525.75 - 527.25 cents</w:t>
             </w:r>
           </w:p>
         </w:tc>
@@ -4783,7 +4783,7 @@
               <w:rPr>
                 <w:b/>
               </w:rPr>
-              <w:t>528.06 cents</w:t>
+              <w:t>527.17 cents</w:t>
             </w:r>
           </w:p>
         </w:tc>
@@ -4945,7 +4945,7 @@
               <w:rPr>
                 <w:b/>
               </w:rPr>
-              <w:t>508.52 - 514.75 cents</w:t>
+              <w:t>509.09 - 514.75 cents</w:t>
             </w:r>
           </w:p>
         </w:tc>
@@ -5126,7 +5126,7 @@
                 <w:b/>
                 <w:color w:val="B91C1C"/>
               </w:rPr>
-              <w:t>692.88 - 693.29 cents (Canh bán hồi kỹ thuật H1)</w:t>
+              <w:t>693.90 - 693.71 cents (Canh bán hồi kỹ thuật H1)</w:t>
             </w:r>
           </w:p>
         </w:tc>
@@ -5157,7 +5157,7 @@
               <w:rPr>
                 <w:b/>
               </w:rPr>
-              <w:t>799.75 cents (Trên kháng cự R2 + 1.5x ATR)</w:t>
+              <w:t>799.42 cents (Trên kháng cự R2 + 1.5x ATR)</w:t>
             </w:r>
           </w:p>
         </w:tc>
@@ -5193,7 +5193,7 @@
                 <w:color w:val="D97706"/>
                 <w:sz w:val="19"/>
               </w:rPr>
-              <w:t xml:space="preserve"> 689.25 cents </w:t>
+              <w:t xml:space="preserve"> 692.50 cents </w:t>
             </w:r>
             <w:r>
               <w:t xml:space="preserve"> / TP2: </w:t>
@@ -5335,7 +5335,7 @@
               <w:rPr>
                 <w:b/>
               </w:rPr>
-              <w:t>703.25 - 705.25 cents</w:t>
+              <w:t>705.00 - 707.00 cents</w:t>
             </w:r>
           </w:p>
         </w:tc>
@@ -5366,7 +5366,7 @@
               <w:rPr>
                 <w:b/>
               </w:rPr>
-              <w:t>693.34 cents</w:t>
+              <w:t>693.53 cents</w:t>
             </w:r>
           </w:p>
         </w:tc>
@@ -5559,7 +5559,7 @@
               <w:rPr>
                 <w:b/>
               </w:rPr>
-              <w:t>720.16 cents</w:t>
+              <w:t>719.97 cents</w:t>
             </w:r>
           </w:p>
         </w:tc>
@@ -5721,7 +5721,7 @@
               <w:rPr>
                 <w:b/>
               </w:rPr>
-              <w:t>668.84 - 681.50 cents</w:t>
+              <w:t>669.72 - 681.50 cents</w:t>
             </w:r>
           </w:p>
         </w:tc>
@@ -11624,10 +11624,10 @@
         <w:rPr>
           <w:b/>
         </w:rPr>
-        <w:t>`525.07 cents`</w:t>
+        <w:t>`525.13 cents`</w:t>
       </w:r>
       <w:r>
-        <w:t xml:space="preserve"> (+0.07).</w:t>
+        <w:t xml:space="preserve"> (+0.13).</w:t>
       </w:r>
     </w:p>
     <w:p>
@@ -11648,7 +11648,7 @@
         <w:rPr>
           <w:b/>
         </w:rPr>
-        <w:t>`13,897`</w:t>
+        <w:t>`15,634`</w:t>
       </w:r>
       <w:r>
         <w:t xml:space="preserve"> (Chênh lệch: </w:t>
@@ -11657,7 +11657,7 @@
         <w:rPr>
           <w:b/>
         </w:rPr>
-        <w:t>`-231,878`</w:t>
+        <w:t>`-230,141`</w:t>
       </w:r>
       <w:r>
         <w:t xml:space="preserve">) | OI: </w:t>
@@ -11991,7 +11991,7 @@
               <w:rPr>
                 <w:b/>
               </w:rPr>
-              <w:t>97.21</w:t>
+              <w:t>97.69</w:t>
             </w:r>
           </w:p>
         </w:tc>
@@ -12022,7 +12022,7 @@
               <w:rPr>
                 <w:b/>
               </w:rPr>
-              <w:t>-5.24%</w:t>
+              <w:t>-4.78%</w:t>
             </w:r>
           </w:p>
         </w:tc>
@@ -12749,7 +12749,7 @@
         <w:t xml:space="preserve"> EMA_21 </w:t>
       </w:r>
       <w:r>
-        <w:t xml:space="preserve"> (523.11) &lt; </w:t>
+        <w:t xml:space="preserve"> (523.46) &lt; </w:t>
       </w:r>
       <w:r>
         <w:rPr>
@@ -12760,7 +12760,7 @@
         <w:t xml:space="preserve"> EMA_50 </w:t>
       </w:r>
       <w:r>
-        <w:t xml:space="preserve"> (523.40).</w:t>
+        <w:t xml:space="preserve"> (523.53).</w:t>
       </w:r>
     </w:p>
     <w:p>
@@ -12781,7 +12781,7 @@
         <w:rPr>
           <w:b/>
         </w:rPr>
-        <w:t>`59.64`</w:t>
+        <w:t>`59.07`</w:t>
       </w:r>
       <w:r>
         <w:t xml:space="preserve"> | ATR (14) = </w:t>
@@ -12790,7 +12790,7 @@
         <w:rPr>
           <w:b/>
         </w:rPr>
-        <w:t>`1.56`</w:t>
+        <w:t>`1.42`</w:t>
       </w:r>
       <w:r>
         <w:t xml:space="preserve"> cents | Volatility = </w:t>
@@ -12841,7 +12841,7 @@
         <w:rPr>
           <w:b/>
         </w:rPr>
-        <w:t>`526.50`</w:t>
+        <w:t>`525.75`</w:t>
       </w:r>
       <w:r>
         <w:t xml:space="preserve"> | R2: </w:t>
@@ -13584,7 +13584,7 @@
           <w:b/>
           <w:color w:val="15803D"/>
         </w:rPr>
-        <w:t>`523.75 - 523.11 cents (Canh mua vùng hỗ trợ)`</w:t>
+        <w:t>`523.75 - 523.46 cents (Canh mua vùng hỗ trợ)`</w:t>
       </w:r>
       <w:r>
         <w:t xml:space="preserve"> | SL: </w:t>
@@ -13593,7 +13593,7 @@
         <w:rPr>
           <w:b/>
         </w:rPr>
-        <w:t>`512.41 cents (Dưới cản S2 + 1.5x ATR)`</w:t>
+        <w:t>`512.63 cents (Dưới cản S2 + 1.5x ATR)`</w:t>
       </w:r>
       <w:r>
         <w:t xml:space="preserve"> | TP: </w:t>
@@ -13604,7 +13604,7 @@
           <w:color w:val="D97706"/>
           <w:sz w:val="19"/>
         </w:rPr>
-        <w:t xml:space="preserve"> 526.50 cents </w:t>
+        <w:t xml:space="preserve"> 525.75 cents </w:t>
       </w:r>
       <w:r>
         <w:t xml:space="preserve"> / </w:t>
@@ -13664,7 +13664,7 @@
         <w:rPr>
           <w:b/>
         </w:rPr>
-        <w:t>`513.19 cents (Chống quét SL tuyệt đối)`</w:t>
+        <w:t>`513.33 cents (Chống quét SL tuyệt đối)`</w:t>
       </w:r>
       <w:r>
         <w:t xml:space="preserve"> | TP: </w:t>
@@ -13701,7 +13701,7 @@
         <w:rPr>
           <w:b/>
         </w:rPr>
-        <w:t>`526.50 - 528.00 cents`</w:t>
+        <w:t>`525.75 - 527.25 cents`</w:t>
       </w:r>
       <w:r>
         <w:t xml:space="preserve"> | SL: </w:t>
@@ -13710,7 +13710,7 @@
         <w:rPr>
           <w:b/>
         </w:rPr>
-        <w:t>`528.06 cents`</w:t>
+        <w:t>`527.17 cents`</w:t>
       </w:r>
       <w:r>
         <w:t xml:space="preserve"> | TP: </w:t>
@@ -13759,7 +13759,7 @@
         <w:rPr>
           <w:b/>
         </w:rPr>
-        <w:t>`508.52 - 514.75 cents`</w:t>
+        <w:t>`509.09 - 514.75 cents`</w:t>
       </w:r>
     </w:p>
     <w:p>
@@ -21712,7 +21712,7 @@
               <w:rPr>
                 <w:b/>
               </w:rPr>
-              <w:t>Giảm (Bearish)</w:t>
+              <w:t>Tăng (Bullish)</w:t>
             </w:r>
           </w:p>
         </w:tc>
@@ -21740,7 +21740,7 @@
             </w:pPr>
             <w:r/>
             <w:r>
-              <w:t>EMA_21 H1 &lt; EMA_50 H1 (Áp lực bán duy trì)</w:t>
+              <w:t>EMA_21 H1 &gt; EMA_50 H1 (Hội tụ động lượng tăng)</w:t>
             </w:r>
           </w:p>
         </w:tc>
@@ -21791,7 +21791,7 @@
         <w:t>Giá Chốt Phiên (Close):</w:t>
       </w:r>
       <w:r>
-        <w:t xml:space="preserve"> 697.50 cents | </w:t>
+        <w:t xml:space="preserve"> 698.75 cents | </w:t>
       </w:r>
       <w:r>
         <w:rPr>
@@ -21806,10 +21806,10 @@
         <w:rPr>
           <w:b/>
         </w:rPr>
-        <w:t>`698.75 cents`</w:t>
+        <w:t>`700.03 cents`</w:t>
       </w:r>
       <w:r>
-        <w:t xml:space="preserve"> (+1.25).</w:t>
+        <w:t xml:space="preserve"> (+1.28).</w:t>
       </w:r>
     </w:p>
     <w:p>
@@ -21830,7 +21830,7 @@
         <w:rPr>
           <w:b/>
         </w:rPr>
-        <w:t>`9,402`</w:t>
+        <w:t>`11,657`</w:t>
       </w:r>
       <w:r>
         <w:t xml:space="preserve"> (Chênh lệch: </w:t>
@@ -21839,7 +21839,7 @@
         <w:rPr>
           <w:b/>
         </w:rPr>
-        <w:t>`-54,418`</w:t>
+        <w:t>`-52,163`</w:t>
       </w:r>
       <w:r>
         <w:t xml:space="preserve">) | OI: </w:t>
@@ -21881,7 +21881,7 @@
         <w:rPr>
           <w:b/>
         </w:rPr>
-        <w:t>`Bullish Engulfing (Nhấn chìm tăng trưởng)`</w:t>
+        <w:t>`Không phát hiện mô hình nến đặc biệt`</w:t>
       </w:r>
     </w:p>
     <w:p>
@@ -21924,10 +21924,10 @@
         <w:rPr>
           <w:b/>
         </w:rPr>
-        <w:t>TĂNG MẠNH MẼ (Strong Bullish Confirmation):</w:t>
+        <w:t>TÍCH LŨY TÍCH CỰC (Accumulation):</w:t>
       </w:r>
       <w:r>
-        <w:t xml:space="preserve"> Mô hình nến tăng được củng cố bởi dòng tiền gia tăng tích cực, hỗ trợ lực mua lên bền vững.</w:t>
+        <w:t xml:space="preserve"> Nến đi ngang nhưng dòng tiền âm thầm gia tăng (OI tăng), báo hiệu chuẩn bị có nhịp bứt phá tăng.</w:t>
       </w:r>
     </w:p>
     <w:p>
@@ -22173,7 +22173,7 @@
               <w:rPr>
                 <w:b/>
               </w:rPr>
-              <w:t>97.21</w:t>
+              <w:t>97.69</w:t>
             </w:r>
           </w:p>
         </w:tc>
@@ -22204,7 +22204,7 @@
               <w:rPr>
                 <w:b/>
               </w:rPr>
-              <w:t>-5.24%</w:t>
+              <w:t>-4.78%</w:t>
             </w:r>
           </w:p>
         </w:tc>
@@ -22931,7 +22931,7 @@
         <w:t xml:space="preserve"> EMA_21 </w:t>
       </w:r>
       <w:r>
-        <w:t xml:space="preserve"> (692.88) &lt; </w:t>
+        <w:t xml:space="preserve"> (693.90) &gt; </w:t>
       </w:r>
       <w:r>
         <w:rPr>
@@ -22942,7 +22942,7 @@
         <w:t xml:space="preserve"> EMA_50 </w:t>
       </w:r>
       <w:r>
-        <w:t xml:space="preserve"> (693.29).</w:t>
+        <w:t xml:space="preserve"> (693.71).</w:t>
       </w:r>
     </w:p>
     <w:p>
@@ -22963,7 +22963,7 @@
         <w:rPr>
           <w:b/>
         </w:rPr>
-        <w:t>`62.24`</w:t>
+        <w:t>`64.08`</w:t>
       </w:r>
       <w:r>
         <w:t xml:space="preserve"> | ATR (14) = </w:t>
@@ -22972,7 +22972,7 @@
         <w:rPr>
           <w:b/>
         </w:rPr>
-        <w:t>`3.17`</w:t>
+        <w:t>`2.95`</w:t>
       </w:r>
       <w:r>
         <w:t xml:space="preserve"> cents | Volatility = </w:t>
@@ -22981,7 +22981,7 @@
         <w:rPr>
           <w:b/>
         </w:rPr>
-        <w:t>`5.00 cents`</w:t>
+        <w:t>`1.50 cents`</w:t>
       </w:r>
       <w:r>
         <w:t>.</w:t>
@@ -23005,7 +23005,7 @@
         <w:rPr>
           <w:b/>
         </w:rPr>
-        <w:t>`689.25`</w:t>
+        <w:t>`692.50`</w:t>
       </w:r>
       <w:r>
         <w:t xml:space="preserve"> | S2: </w:t>
@@ -23756,7 +23756,7 @@
           <w:b/>
           <w:color w:val="B91C1C"/>
         </w:rPr>
-        <w:t>`692.88 - 693.29 cents (Canh bán hồi kỹ thuật H1)`</w:t>
+        <w:t>`693.90 - 693.71 cents (Canh bán hồi kỹ thuật H1)`</w:t>
       </w:r>
       <w:r>
         <w:t xml:space="preserve"> | SL: </w:t>
@@ -23765,7 +23765,7 @@
         <w:rPr>
           <w:b/>
         </w:rPr>
-        <w:t>`799.75 cents (Trên kháng cự R2 + 1.5x ATR)`</w:t>
+        <w:t>`799.42 cents (Trên kháng cự R2 + 1.5x ATR)`</w:t>
       </w:r>
       <w:r>
         <w:t xml:space="preserve"> | TP: </w:t>
@@ -23776,7 +23776,7 @@
           <w:color w:val="D97706"/>
           <w:sz w:val="19"/>
         </w:rPr>
-        <w:t xml:space="preserve"> 689.25 cents </w:t>
+        <w:t xml:space="preserve"> 692.50 cents </w:t>
       </w:r>
       <w:r>
         <w:t xml:space="preserve"> / </w:t>
@@ -23827,7 +23827,7 @@
         <w:rPr>
           <w:b/>
         </w:rPr>
-        <w:t>`703.25 - 705.25 cents`</w:t>
+        <w:t>`705.00 - 707.00 cents`</w:t>
       </w:r>
       <w:r>
         <w:t xml:space="preserve"> | SL: </w:t>
@@ -23836,7 +23836,7 @@
         <w:rPr>
           <w:b/>
         </w:rPr>
-        <w:t>`693.34 cents`</w:t>
+        <w:t>`693.53 cents`</w:t>
       </w:r>
       <w:r>
         <w:t xml:space="preserve"> | TP: </w:t>
@@ -23882,7 +23882,7 @@
         <w:rPr>
           <w:b/>
         </w:rPr>
-        <w:t>`720.16 cents`</w:t>
+        <w:t>`719.97 cents`</w:t>
       </w:r>
       <w:r>
         <w:t xml:space="preserve"> | TP: </w:t>
@@ -23931,7 +23931,7 @@
         <w:rPr>
           <w:b/>
         </w:rPr>
-        <w:t>`668.84 - 681.50 cents`</w:t>
+        <w:t>`669.72 - 681.50 cents`</w:t>
       </w:r>
     </w:p>
     <w:p>
@@ -24338,7 +24338,7 @@
             </w:pPr>
             <w:r/>
             <w:r>
-              <w:t>697.50</w:t>
+              <w:t>698.75</w:t>
             </w:r>
           </w:p>
         </w:tc>
@@ -24366,7 +24366,7 @@
             </w:pPr>
             <w:r/>
             <w:r>
-              <w:t>708.75</w:t>
+              <w:t>710.00</w:t>
             </w:r>
           </w:p>
         </w:tc>
@@ -24394,7 +24394,7 @@
             </w:pPr>
             <w:r/>
             <w:r>
-              <w:t>692.00</w:t>
+              <w:t>693.25</w:t>
             </w:r>
           </w:p>
         </w:tc>
@@ -24425,7 +24425,7 @@
               <w:rPr>
                 <w:b/>
               </w:rPr>
-              <w:t>696.75</w:t>
+              <w:t>698.00</w:t>
             </w:r>
           </w:p>
         </w:tc>
@@ -24573,7 +24573,7 @@
             </w:pPr>
             <w:r/>
             <w:r>
-              <w:t>696.75</w:t>
+              <w:t>698.00</w:t>
             </w:r>
           </w:p>
         </w:tc>
@@ -24601,7 +24601,7 @@
             </w:pPr>
             <w:r/>
             <w:r>
-              <w:t>704.25</w:t>
+              <w:t>705.50</w:t>
             </w:r>
           </w:p>
         </w:tc>
@@ -24629,7 +24629,7 @@
             </w:pPr>
             <w:r/>
             <w:r>
-              <w:t>690.75</w:t>
+              <w:t>692.00</w:t>
             </w:r>
           </w:p>
         </w:tc>
@@ -24660,7 +24660,7 @@
               <w:rPr>
                 <w:b/>
               </w:rPr>
-              <w:t>696.25</w:t>
+              <w:t>697.50</w:t>
             </w:r>
           </w:p>
         </w:tc>
@@ -24808,7 +24808,7 @@
             </w:pPr>
             <w:r/>
             <w:r>
-              <w:t>696.25</w:t>
+              <w:t>697.50</w:t>
             </w:r>
           </w:p>
         </w:tc>
@@ -24836,7 +24836,7 @@
             </w:pPr>
             <w:r/>
             <w:r>
-              <w:t>710.00</w:t>
+              <w:t>711.25</w:t>
             </w:r>
           </w:p>
         </w:tc>
@@ -24864,7 +24864,7 @@
             </w:pPr>
             <w:r/>
             <w:r>
-              <w:t>681.50</w:t>
+              <w:t>682.75</w:t>
             </w:r>
           </w:p>
         </w:tc>
@@ -24895,7 +24895,7 @@
               <w:rPr>
                 <w:b/>
               </w:rPr>
-              <w:t>698.25</w:t>
+              <w:t>699.50</w:t>
             </w:r>
           </w:p>
         </w:tc>
@@ -25043,7 +25043,7 @@
             </w:pPr>
             <w:r/>
             <w:r>
-              <w:t>698.25</w:t>
+              <w:t>699.50</w:t>
             </w:r>
           </w:p>
         </w:tc>
@@ -25071,7 +25071,7 @@
             </w:pPr>
             <w:r/>
             <w:r>
-              <w:t>711.50</w:t>
+              <w:t>712.75</w:t>
             </w:r>
           </w:p>
         </w:tc>
@@ -25099,7 +25099,7 @@
             </w:pPr>
             <w:r/>
             <w:r>
-              <w:t>690.00</w:t>
+              <w:t>691.25</w:t>
             </w:r>
           </w:p>
         </w:tc>
@@ -25130,7 +25130,7 @@
               <w:rPr>
                 <w:b/>
               </w:rPr>
-              <w:t>699.50</w:t>
+              <w:t>700.75</w:t>
             </w:r>
           </w:p>
         </w:tc>
@@ -25278,7 +25278,7 @@
             </w:pPr>
             <w:r/>
             <w:r>
-              <w:t>699.50</w:t>
+              <w:t>700.75</w:t>
             </w:r>
           </w:p>
         </w:tc>
@@ -25306,7 +25306,7 @@
             </w:pPr>
             <w:r/>
             <w:r>
-              <w:t>716.00</w:t>
+              <w:t>717.25</w:t>
             </w:r>
           </w:p>
         </w:tc>
@@ -25334,7 +25334,7 @@
             </w:pPr>
             <w:r/>
             <w:r>
-              <w:t>689.00</w:t>
+              <w:t>690.25</w:t>
             </w:r>
           </w:p>
         </w:tc>
@@ -25365,7 +25365,7 @@
               <w:rPr>
                 <w:b/>
               </w:rPr>
-              <w:t>704.00</w:t>
+              <w:t>705.25</w:t>
             </w:r>
           </w:p>
         </w:tc>
@@ -25513,7 +25513,7 @@
             </w:pPr>
             <w:r/>
             <w:r>
-              <w:t>704.00</w:t>
+              <w:t>705.25</w:t>
             </w:r>
           </w:p>
         </w:tc>
@@ -25541,7 +25541,7 @@
             </w:pPr>
             <w:r/>
             <w:r>
-              <w:t>711.75</w:t>
+              <w:t>713.00</w:t>
             </w:r>
           </w:p>
         </w:tc>
@@ -25569,7 +25569,7 @@
             </w:pPr>
             <w:r/>
             <w:r>
-              <w:t>693.00</w:t>
+              <w:t>694.25</w:t>
             </w:r>
           </w:p>
         </w:tc>
@@ -25600,7 +25600,7 @@
               <w:rPr>
                 <w:b/>
               </w:rPr>
-              <w:t>705.25</w:t>
+              <w:t>706.50</w:t>
             </w:r>
           </w:p>
         </w:tc>
@@ -25748,7 +25748,7 @@
             </w:pPr>
             <w:r/>
             <w:r>
-              <w:t>705.25</w:t>
+              <w:t>706.50</w:t>
             </w:r>
           </w:p>
         </w:tc>
@@ -25776,7 +25776,7 @@
             </w:pPr>
             <w:r/>
             <w:r>
-              <w:t>713.50</w:t>
+              <w:t>714.75</w:t>
             </w:r>
           </w:p>
         </w:tc>
@@ -25804,7 +25804,7 @@
             </w:pPr>
             <w:r/>
             <w:r>
-              <w:t>694.75</w:t>
+              <w:t>696.00</w:t>
             </w:r>
           </w:p>
         </w:tc>
@@ -25835,7 +25835,7 @@
               <w:rPr>
                 <w:b/>
               </w:rPr>
-              <w:t>707.00</w:t>
+              <w:t>708.25</w:t>
             </w:r>
           </w:p>
         </w:tc>
@@ -25983,7 +25983,7 @@
             </w:pPr>
             <w:r/>
             <w:r>
-              <w:t>707.00</w:t>
+              <w:t>708.25</w:t>
             </w:r>
           </w:p>
         </w:tc>
@@ -26011,7 +26011,7 @@
             </w:pPr>
             <w:r/>
             <w:r>
-              <w:t>719.25</w:t>
+              <w:t>720.50</w:t>
             </w:r>
           </w:p>
         </w:tc>
@@ -26039,7 +26039,7 @@
             </w:pPr>
             <w:r/>
             <w:r>
-              <w:t>697.25</w:t>
+              <w:t>698.50</w:t>
             </w:r>
           </w:p>
         </w:tc>
@@ -26070,7 +26070,7 @@
               <w:rPr>
                 <w:b/>
               </w:rPr>
-              <w:t>706.00</w:t>
+              <w:t>707.25</w:t>
             </w:r>
           </w:p>
         </w:tc>
@@ -26218,7 +26218,7 @@
             </w:pPr>
             <w:r/>
             <w:r>
-              <w:t>706.00</w:t>
+              <w:t>707.25</w:t>
             </w:r>
           </w:p>
         </w:tc>
@@ -26246,7 +26246,7 @@
             </w:pPr>
             <w:r/>
             <w:r>
-              <w:t>716.50</w:t>
+              <w:t>717.75</w:t>
             </w:r>
           </w:p>
         </w:tc>
@@ -26274,7 +26274,7 @@
             </w:pPr>
             <w:r/>
             <w:r>
-              <w:t>691.25</w:t>
+              <w:t>692.50</w:t>
             </w:r>
           </w:p>
         </w:tc>
@@ -26305,7 +26305,7 @@
               <w:rPr>
                 <w:b/>
               </w:rPr>
-              <w:t>708.25</w:t>
+              <w:t>709.50</w:t>
             </w:r>
           </w:p>
         </w:tc>
@@ -26453,7 +26453,7 @@
             </w:pPr>
             <w:r/>
             <w:r>
-              <w:t>708.25</w:t>
+              <w:t>709.50</w:t>
             </w:r>
           </w:p>
         </w:tc>
@@ -26481,7 +26481,7 @@
             </w:pPr>
             <w:r/>
             <w:r>
-              <w:t>718.75</w:t>
+              <w:t>720.00</w:t>
             </w:r>
           </w:p>
         </w:tc>
@@ -26509,7 +26509,7 @@
             </w:pPr>
             <w:r/>
             <w:r>
-              <w:t>702.00</w:t>
+              <w:t>703.25</w:t>
             </w:r>
           </w:p>
         </w:tc>
@@ -26540,7 +26540,7 @@
               <w:rPr>
                 <w:b/>
               </w:rPr>
-              <w:t>709.00</w:t>
+              <w:t>710.25</w:t>
             </w:r>
           </w:p>
         </w:tc>
@@ -26688,7 +26688,7 @@
             </w:pPr>
             <w:r/>
             <w:r>
-              <w:t>709.00</w:t>
+              <w:t>710.25</w:t>
             </w:r>
           </w:p>
         </w:tc>
@@ -26716,7 +26716,7 @@
             </w:pPr>
             <w:r/>
             <w:r>
-              <w:t>723.25</w:t>
+              <w:t>724.50</w:t>
             </w:r>
           </w:p>
         </w:tc>
@@ -26744,7 +26744,7 @@
             </w:pPr>
             <w:r/>
             <w:r>
-              <w:t>694.25</w:t>
+              <w:t>695.50</w:t>
             </w:r>
           </w:p>
         </w:tc>
@@ -26775,7 +26775,7 @@
               <w:rPr>
                 <w:b/>
               </w:rPr>
-              <w:t>711.00</w:t>
+              <w:t>712.25</w:t>
             </w:r>
           </w:p>
         </w:tc>
@@ -26923,7 +26923,7 @@
             </w:pPr>
             <w:r/>
             <w:r>
-              <w:t>711.00</w:t>
+              <w:t>712.25</w:t>
             </w:r>
           </w:p>
         </w:tc>
@@ -26951,7 +26951,7 @@
             </w:pPr>
             <w:r/>
             <w:r>
-              <w:t>717.50</w:t>
+              <w:t>718.75</w:t>
             </w:r>
           </w:p>
         </w:tc>
@@ -26979,7 +26979,7 @@
             </w:pPr>
             <w:r/>
             <w:r>
-              <w:t>704.25</w:t>
+              <w:t>705.50</w:t>
             </w:r>
           </w:p>
         </w:tc>
@@ -27010,7 +27010,7 @@
               <w:rPr>
                 <w:b/>
               </w:rPr>
-              <w:t>711.25</w:t>
+              <w:t>712.50</w:t>
             </w:r>
           </w:p>
         </w:tc>
@@ -27158,7 +27158,7 @@
             </w:pPr>
             <w:r/>
             <w:r>
-              <w:t>711.25</w:t>
+              <w:t>712.50</w:t>
             </w:r>
           </w:p>
         </w:tc>
@@ -27186,7 +27186,7 @@
             </w:pPr>
             <w:r/>
             <w:r>
-              <w:t>721.50</w:t>
+              <w:t>722.75</w:t>
             </w:r>
           </w:p>
         </w:tc>
@@ -27214,7 +27214,7 @@
             </w:pPr>
             <w:r/>
             <w:r>
-              <w:t>703.25</w:t>
+              <w:t>704.50</w:t>
             </w:r>
           </w:p>
         </w:tc>
@@ -27245,7 +27245,7 @@
               <w:rPr>
                 <w:b/>
               </w:rPr>
-              <w:t>711.75</w:t>
+              <w:t>713.00</w:t>
             </w:r>
           </w:p>
         </w:tc>
@@ -27393,7 +27393,7 @@
             </w:pPr>
             <w:r/>
             <w:r>
-              <w:t>711.75</w:t>
+              <w:t>713.00</w:t>
             </w:r>
           </w:p>
         </w:tc>
@@ -27421,7 +27421,7 @@
             </w:pPr>
             <w:r/>
             <w:r>
-              <w:t>718.75</w:t>
+              <w:t>720.00</w:t>
             </w:r>
           </w:p>
         </w:tc>
@@ -27449,7 +27449,7 @@
             </w:pPr>
             <w:r/>
             <w:r>
-              <w:t>705.75</w:t>
+              <w:t>707.00</w:t>
             </w:r>
           </w:p>
         </w:tc>
@@ -27480,7 +27480,7 @@
               <w:rPr>
                 <w:b/>
               </w:rPr>
-              <w:t>711.00</w:t>
+              <w:t>712.25</w:t>
             </w:r>
           </w:p>
         </w:tc>
@@ -27628,7 +27628,7 @@
             </w:pPr>
             <w:r/>
             <w:r>
-              <w:t>711.00</w:t>
+              <w:t>712.25</w:t>
             </w:r>
           </w:p>
         </w:tc>
@@ -27656,7 +27656,7 @@
             </w:pPr>
             <w:r/>
             <w:r>
-              <w:t>724.50</w:t>
+              <w:t>725.75</w:t>
             </w:r>
           </w:p>
         </w:tc>
@@ -27684,7 +27684,7 @@
             </w:pPr>
             <w:r/>
             <w:r>
-              <w:t>698.00</w:t>
+              <w:t>699.25</w:t>
             </w:r>
           </w:p>
         </w:tc>
@@ -27715,7 +27715,7 @@
               <w:rPr>
                 <w:b/>
               </w:rPr>
-              <w:t>712.75</w:t>
+              <w:t>714.00</w:t>
             </w:r>
           </w:p>
         </w:tc>
@@ -27863,7 +27863,7 @@
             </w:pPr>
             <w:r/>
             <w:r>
-              <w:t>712.75</w:t>
+              <w:t>714.00</w:t>
             </w:r>
           </w:p>
         </w:tc>
@@ -27891,7 +27891,7 @@
             </w:pPr>
             <w:r/>
             <w:r>
-              <w:t>722.00</w:t>
+              <w:t>723.25</w:t>
             </w:r>
           </w:p>
         </w:tc>
@@ -27919,7 +27919,7 @@
             </w:pPr>
             <w:r/>
             <w:r>
-              <w:t>702.00</w:t>
+              <w:t>703.25</w:t>
             </w:r>
           </w:p>
         </w:tc>
@@ -27927,6 +27927,711 @@
           <w:tcPr>
             <w:tcW w:type="dxa" w:w="1728"/>
             <w:shd w:fill="FFFFFF"/>
+            <w:tcMar>
+              <w:top w:w="100" w:type="dxa"/>
+              <w:bottom w:w="100" w:type="dxa"/>
+              <w:left w:w="120" w:type="dxa"/>
+              <w:right w:w="120" w:type="dxa"/>
+            </w:tcMar>
+            <w:tcBorders>
+              <w:top w:val="single" w:sz="4" w:space="0" w:color="CCCCCC"/>
+              <w:bottom w:val="single" w:sz="4" w:space="0" w:color="CCCCCC"/>
+              <w:left w:val="single" w:sz="4" w:space="0" w:color="CCCCCC"/>
+              <w:right w:val="single" w:sz="4" w:space="0" w:color="CCCCCC"/>
+            </w:tcBorders>
+          </w:tcPr>
+          <w:p>
+            <w:pPr>
+              <w:spacing w:before="60" w:after="60" w:line="252" w:lineRule="auto"/>
+              <w:jc w:val="left"/>
+            </w:pPr>
+            <w:r/>
+            <w:r>
+              <w:rPr>
+                <w:b/>
+              </w:rPr>
+              <w:t>714.50</w:t>
+            </w:r>
+          </w:p>
+        </w:tc>
+        <w:tc>
+          <w:tcPr>
+            <w:tcW w:type="dxa" w:w="3456"/>
+            <w:shd w:fill="FFFFFF"/>
+            <w:tcMar>
+              <w:top w:w="100" w:type="dxa"/>
+              <w:bottom w:w="100" w:type="dxa"/>
+              <w:left w:w="120" w:type="dxa"/>
+              <w:right w:w="120" w:type="dxa"/>
+            </w:tcMar>
+            <w:tcBorders>
+              <w:top w:val="single" w:sz="4" w:space="0" w:color="CCCCCC"/>
+              <w:bottom w:val="single" w:sz="4" w:space="0" w:color="CCCCCC"/>
+              <w:left w:val="single" w:sz="4" w:space="0" w:color="CCCCCC"/>
+              <w:right w:val="single" w:sz="4" w:space="0" w:color="CCCCCC"/>
+            </w:tcBorders>
+          </w:tcPr>
+          <w:p>
+            <w:pPr>
+              <w:spacing w:before="60" w:after="60" w:line="252" w:lineRule="auto"/>
+              <w:jc w:val="left"/>
+            </w:pPr>
+            <w:r/>
+            <w:r>
+              <w:rPr>
+                <w:b/>
+              </w:rPr>
+              <w:t>+0.50</w:t>
+            </w:r>
+          </w:p>
+        </w:tc>
+        <w:tc>
+          <w:tcPr>
+            <w:tcW w:type="dxa" w:w="1440"/>
+            <w:shd w:fill="FFFFFF"/>
+            <w:tcMar>
+              <w:top w:w="100" w:type="dxa"/>
+              <w:bottom w:w="100" w:type="dxa"/>
+              <w:left w:w="120" w:type="dxa"/>
+              <w:right w:w="120" w:type="dxa"/>
+            </w:tcMar>
+            <w:tcBorders>
+              <w:top w:val="single" w:sz="4" w:space="0" w:color="CCCCCC"/>
+              <w:bottom w:val="single" w:sz="4" w:space="0" w:color="CCCCCC"/>
+              <w:left w:val="single" w:sz="4" w:space="0" w:color="CCCCCC"/>
+              <w:right w:val="single" w:sz="4" w:space="0" w:color="CCCCCC"/>
+            </w:tcBorders>
+          </w:tcPr>
+          <w:p>
+            <w:pPr>
+              <w:spacing w:before="60" w:after="60" w:line="252" w:lineRule="auto"/>
+              <w:jc w:val="left"/>
+            </w:pPr>
+            <w:r/>
+            <w:r>
+              <w:t>BULL</w:t>
+            </w:r>
+          </w:p>
+        </w:tc>
+      </w:tr>
+      <w:tr>
+        <w:tc>
+          <w:tcPr>
+            <w:tcW w:type="dxa" w:w="1584"/>
+            <w:shd w:fill="F8FAFC"/>
+            <w:tcMar>
+              <w:top w:w="100" w:type="dxa"/>
+              <w:bottom w:w="100" w:type="dxa"/>
+              <w:left w:w="120" w:type="dxa"/>
+              <w:right w:w="120" w:type="dxa"/>
+            </w:tcMar>
+            <w:tcBorders>
+              <w:top w:val="single" w:sz="4" w:space="0" w:color="CCCCCC"/>
+              <w:bottom w:val="single" w:sz="4" w:space="0" w:color="CCCCCC"/>
+              <w:left w:val="single" w:sz="4" w:space="0" w:color="CCCCCC"/>
+              <w:right w:val="single" w:sz="4" w:space="0" w:color="CCCCCC"/>
+            </w:tcBorders>
+          </w:tcPr>
+          <w:p>
+            <w:pPr>
+              <w:spacing w:before="60" w:after="60" w:line="252" w:lineRule="auto"/>
+              <w:jc w:val="left"/>
+            </w:pPr>
+            <w:r/>
+            <w:r>
+              <w:rPr>
+                <w:b/>
+              </w:rPr>
+              <w:t>Wed 30/09</w:t>
+            </w:r>
+          </w:p>
+        </w:tc>
+        <w:tc>
+          <w:tcPr>
+            <w:tcW w:type="dxa" w:w="864"/>
+            <w:shd w:fill="F8FAFC"/>
+            <w:tcMar>
+              <w:top w:w="100" w:type="dxa"/>
+              <w:bottom w:w="100" w:type="dxa"/>
+              <w:left w:w="120" w:type="dxa"/>
+              <w:right w:w="120" w:type="dxa"/>
+            </w:tcMar>
+            <w:tcBorders>
+              <w:top w:val="single" w:sz="4" w:space="0" w:color="CCCCCC"/>
+              <w:bottom w:val="single" w:sz="4" w:space="0" w:color="CCCCCC"/>
+              <w:left w:val="single" w:sz="4" w:space="0" w:color="CCCCCC"/>
+              <w:right w:val="single" w:sz="4" w:space="0" w:color="CCCCCC"/>
+            </w:tcBorders>
+          </w:tcPr>
+          <w:p>
+            <w:pPr>
+              <w:spacing w:before="60" w:after="60" w:line="252" w:lineRule="auto"/>
+              <w:jc w:val="left"/>
+            </w:pPr>
+            <w:r/>
+            <w:r>
+              <w:t>NY Open 21-23</w:t>
+            </w:r>
+          </w:p>
+        </w:tc>
+        <w:tc>
+          <w:tcPr>
+            <w:tcW w:type="dxa" w:w="1440"/>
+            <w:shd w:fill="F8FAFC"/>
+            <w:tcMar>
+              <w:top w:w="100" w:type="dxa"/>
+              <w:bottom w:w="100" w:type="dxa"/>
+              <w:left w:w="120" w:type="dxa"/>
+              <w:right w:w="120" w:type="dxa"/>
+            </w:tcMar>
+            <w:tcBorders>
+              <w:top w:val="single" w:sz="4" w:space="0" w:color="CCCCCC"/>
+              <w:bottom w:val="single" w:sz="4" w:space="0" w:color="CCCCCC"/>
+              <w:left w:val="single" w:sz="4" w:space="0" w:color="CCCCCC"/>
+              <w:right w:val="single" w:sz="4" w:space="0" w:color="CCCCCC"/>
+            </w:tcBorders>
+          </w:tcPr>
+          <w:p>
+            <w:pPr>
+              <w:spacing w:before="60" w:after="60" w:line="252" w:lineRule="auto"/>
+              <w:jc w:val="left"/>
+            </w:pPr>
+            <w:r/>
+            <w:r>
+              <w:t>714.50</w:t>
+            </w:r>
+          </w:p>
+        </w:tc>
+        <w:tc>
+          <w:tcPr>
+            <w:tcW w:type="dxa" w:w="2016"/>
+            <w:shd w:fill="F8FAFC"/>
+            <w:tcMar>
+              <w:top w:w="100" w:type="dxa"/>
+              <w:bottom w:w="100" w:type="dxa"/>
+              <w:left w:w="120" w:type="dxa"/>
+              <w:right w:w="120" w:type="dxa"/>
+            </w:tcMar>
+            <w:tcBorders>
+              <w:top w:val="single" w:sz="4" w:space="0" w:color="CCCCCC"/>
+              <w:bottom w:val="single" w:sz="4" w:space="0" w:color="CCCCCC"/>
+              <w:left w:val="single" w:sz="4" w:space="0" w:color="CCCCCC"/>
+              <w:right w:val="single" w:sz="4" w:space="0" w:color="CCCCCC"/>
+            </w:tcBorders>
+          </w:tcPr>
+          <w:p>
+            <w:pPr>
+              <w:spacing w:before="60" w:after="60" w:line="252" w:lineRule="auto"/>
+              <w:jc w:val="left"/>
+            </w:pPr>
+            <w:r/>
+            <w:r>
+              <w:t>726.75</w:t>
+            </w:r>
+          </w:p>
+        </w:tc>
+        <w:tc>
+          <w:tcPr>
+            <w:tcW w:type="dxa" w:w="1152"/>
+            <w:shd w:fill="F8FAFC"/>
+            <w:tcMar>
+              <w:top w:w="100" w:type="dxa"/>
+              <w:bottom w:w="100" w:type="dxa"/>
+              <w:left w:w="120" w:type="dxa"/>
+              <w:right w:w="120" w:type="dxa"/>
+            </w:tcMar>
+            <w:tcBorders>
+              <w:top w:val="single" w:sz="4" w:space="0" w:color="CCCCCC"/>
+              <w:bottom w:val="single" w:sz="4" w:space="0" w:color="CCCCCC"/>
+              <w:left w:val="single" w:sz="4" w:space="0" w:color="CCCCCC"/>
+              <w:right w:val="single" w:sz="4" w:space="0" w:color="CCCCCC"/>
+            </w:tcBorders>
+          </w:tcPr>
+          <w:p>
+            <w:pPr>
+              <w:spacing w:before="60" w:after="60" w:line="252" w:lineRule="auto"/>
+              <w:jc w:val="left"/>
+            </w:pPr>
+            <w:r/>
+            <w:r>
+              <w:t>700.25</w:t>
+            </w:r>
+          </w:p>
+        </w:tc>
+        <w:tc>
+          <w:tcPr>
+            <w:tcW w:type="dxa" w:w="1728"/>
+            <w:shd w:fill="F8FAFC"/>
+            <w:tcMar>
+              <w:top w:w="100" w:type="dxa"/>
+              <w:bottom w:w="100" w:type="dxa"/>
+              <w:left w:w="120" w:type="dxa"/>
+              <w:right w:w="120" w:type="dxa"/>
+            </w:tcMar>
+            <w:tcBorders>
+              <w:top w:val="single" w:sz="4" w:space="0" w:color="CCCCCC"/>
+              <w:bottom w:val="single" w:sz="4" w:space="0" w:color="CCCCCC"/>
+              <w:left w:val="single" w:sz="4" w:space="0" w:color="CCCCCC"/>
+              <w:right w:val="single" w:sz="4" w:space="0" w:color="CCCCCC"/>
+            </w:tcBorders>
+          </w:tcPr>
+          <w:p>
+            <w:pPr>
+              <w:spacing w:before="60" w:after="60" w:line="252" w:lineRule="auto"/>
+              <w:jc w:val="left"/>
+            </w:pPr>
+            <w:r/>
+            <w:r>
+              <w:rPr>
+                <w:b/>
+              </w:rPr>
+              <w:t>713.00</w:t>
+            </w:r>
+          </w:p>
+        </w:tc>
+        <w:tc>
+          <w:tcPr>
+            <w:tcW w:type="dxa" w:w="3456"/>
+            <w:shd w:fill="F8FAFC"/>
+            <w:tcMar>
+              <w:top w:w="100" w:type="dxa"/>
+              <w:bottom w:w="100" w:type="dxa"/>
+              <w:left w:w="120" w:type="dxa"/>
+              <w:right w:w="120" w:type="dxa"/>
+            </w:tcMar>
+            <w:tcBorders>
+              <w:top w:val="single" w:sz="4" w:space="0" w:color="CCCCCC"/>
+              <w:bottom w:val="single" w:sz="4" w:space="0" w:color="CCCCCC"/>
+              <w:left w:val="single" w:sz="4" w:space="0" w:color="CCCCCC"/>
+              <w:right w:val="single" w:sz="4" w:space="0" w:color="CCCCCC"/>
+            </w:tcBorders>
+          </w:tcPr>
+          <w:p>
+            <w:pPr>
+              <w:spacing w:before="60" w:after="60" w:line="252" w:lineRule="auto"/>
+              <w:jc w:val="left"/>
+            </w:pPr>
+            <w:r/>
+            <w:r>
+              <w:rPr>
+                <w:b/>
+              </w:rPr>
+              <w:t>-1.50</w:t>
+            </w:r>
+          </w:p>
+        </w:tc>
+        <w:tc>
+          <w:tcPr>
+            <w:tcW w:type="dxa" w:w="1440"/>
+            <w:shd w:fill="F8FAFC"/>
+            <w:tcMar>
+              <w:top w:w="100" w:type="dxa"/>
+              <w:bottom w:w="100" w:type="dxa"/>
+              <w:left w:w="120" w:type="dxa"/>
+              <w:right w:w="120" w:type="dxa"/>
+            </w:tcMar>
+            <w:tcBorders>
+              <w:top w:val="single" w:sz="4" w:space="0" w:color="CCCCCC"/>
+              <w:bottom w:val="single" w:sz="4" w:space="0" w:color="CCCCCC"/>
+              <w:left w:val="single" w:sz="4" w:space="0" w:color="CCCCCC"/>
+              <w:right w:val="single" w:sz="4" w:space="0" w:color="CCCCCC"/>
+            </w:tcBorders>
+          </w:tcPr>
+          <w:p>
+            <w:pPr>
+              <w:spacing w:before="60" w:after="60" w:line="252" w:lineRule="auto"/>
+              <w:jc w:val="left"/>
+            </w:pPr>
+            <w:r/>
+            <w:r>
+              <w:t>BEAR</w:t>
+            </w:r>
+          </w:p>
+        </w:tc>
+      </w:tr>
+      <w:tr>
+        <w:tc>
+          <w:tcPr>
+            <w:tcW w:type="dxa" w:w="1584"/>
+            <w:shd w:fill="FFFFFF"/>
+            <w:tcMar>
+              <w:top w:w="100" w:type="dxa"/>
+              <w:bottom w:w="100" w:type="dxa"/>
+              <w:left w:w="120" w:type="dxa"/>
+              <w:right w:w="120" w:type="dxa"/>
+            </w:tcMar>
+            <w:tcBorders>
+              <w:top w:val="single" w:sz="4" w:space="0" w:color="CCCCCC"/>
+              <w:bottom w:val="single" w:sz="4" w:space="0" w:color="CCCCCC"/>
+              <w:left w:val="single" w:sz="4" w:space="0" w:color="CCCCCC"/>
+              <w:right w:val="single" w:sz="4" w:space="0" w:color="CCCCCC"/>
+            </w:tcBorders>
+          </w:tcPr>
+          <w:p>
+            <w:pPr>
+              <w:spacing w:before="60" w:after="60" w:line="252" w:lineRule="auto"/>
+              <w:jc w:val="left"/>
+            </w:pPr>
+            <w:r/>
+            <w:r>
+              <w:rPr>
+                <w:b/>
+              </w:rPr>
+              <w:t>Wed 30/09</w:t>
+            </w:r>
+          </w:p>
+        </w:tc>
+        <w:tc>
+          <w:tcPr>
+            <w:tcW w:type="dxa" w:w="864"/>
+            <w:shd w:fill="FFFFFF"/>
+            <w:tcMar>
+              <w:top w:w="100" w:type="dxa"/>
+              <w:bottom w:w="100" w:type="dxa"/>
+              <w:left w:w="120" w:type="dxa"/>
+              <w:right w:w="120" w:type="dxa"/>
+            </w:tcMar>
+            <w:tcBorders>
+              <w:top w:val="single" w:sz="4" w:space="0" w:color="CCCCCC"/>
+              <w:bottom w:val="single" w:sz="4" w:space="0" w:color="CCCCCC"/>
+              <w:left w:val="single" w:sz="4" w:space="0" w:color="CCCCCC"/>
+              <w:right w:val="single" w:sz="4" w:space="0" w:color="CCCCCC"/>
+            </w:tcBorders>
+          </w:tcPr>
+          <w:p>
+            <w:pPr>
+              <w:spacing w:before="60" w:after="60" w:line="252" w:lineRule="auto"/>
+              <w:jc w:val="left"/>
+            </w:pPr>
+            <w:r/>
+            <w:r>
+              <w:t>NY Close 23-01</w:t>
+            </w:r>
+          </w:p>
+        </w:tc>
+        <w:tc>
+          <w:tcPr>
+            <w:tcW w:type="dxa" w:w="1440"/>
+            <w:shd w:fill="FFFFFF"/>
+            <w:tcMar>
+              <w:top w:w="100" w:type="dxa"/>
+              <w:bottom w:w="100" w:type="dxa"/>
+              <w:left w:w="120" w:type="dxa"/>
+              <w:right w:w="120" w:type="dxa"/>
+            </w:tcMar>
+            <w:tcBorders>
+              <w:top w:val="single" w:sz="4" w:space="0" w:color="CCCCCC"/>
+              <w:bottom w:val="single" w:sz="4" w:space="0" w:color="CCCCCC"/>
+              <w:left w:val="single" w:sz="4" w:space="0" w:color="CCCCCC"/>
+              <w:right w:val="single" w:sz="4" w:space="0" w:color="CCCCCC"/>
+            </w:tcBorders>
+          </w:tcPr>
+          <w:p>
+            <w:pPr>
+              <w:spacing w:before="60" w:after="60" w:line="252" w:lineRule="auto"/>
+              <w:jc w:val="left"/>
+            </w:pPr>
+            <w:r/>
+            <w:r>
+              <w:t>713.00</w:t>
+            </w:r>
+          </w:p>
+        </w:tc>
+        <w:tc>
+          <w:tcPr>
+            <w:tcW w:type="dxa" w:w="2016"/>
+            <w:shd w:fill="FFFFFF"/>
+            <w:tcMar>
+              <w:top w:w="100" w:type="dxa"/>
+              <w:bottom w:w="100" w:type="dxa"/>
+              <w:left w:w="120" w:type="dxa"/>
+              <w:right w:w="120" w:type="dxa"/>
+            </w:tcMar>
+            <w:tcBorders>
+              <w:top w:val="single" w:sz="4" w:space="0" w:color="CCCCCC"/>
+              <w:bottom w:val="single" w:sz="4" w:space="0" w:color="CCCCCC"/>
+              <w:left w:val="single" w:sz="4" w:space="0" w:color="CCCCCC"/>
+              <w:right w:val="single" w:sz="4" w:space="0" w:color="CCCCCC"/>
+            </w:tcBorders>
+          </w:tcPr>
+          <w:p>
+            <w:pPr>
+              <w:spacing w:before="60" w:after="60" w:line="252" w:lineRule="auto"/>
+              <w:jc w:val="left"/>
+            </w:pPr>
+            <w:r/>
+            <w:r>
+              <w:t>720.00</w:t>
+            </w:r>
+          </w:p>
+        </w:tc>
+        <w:tc>
+          <w:tcPr>
+            <w:tcW w:type="dxa" w:w="1152"/>
+            <w:shd w:fill="FFFFFF"/>
+            <w:tcMar>
+              <w:top w:w="100" w:type="dxa"/>
+              <w:bottom w:w="100" w:type="dxa"/>
+              <w:left w:w="120" w:type="dxa"/>
+              <w:right w:w="120" w:type="dxa"/>
+            </w:tcMar>
+            <w:tcBorders>
+              <w:top w:val="single" w:sz="4" w:space="0" w:color="CCCCCC"/>
+              <w:bottom w:val="single" w:sz="4" w:space="0" w:color="CCCCCC"/>
+              <w:left w:val="single" w:sz="4" w:space="0" w:color="CCCCCC"/>
+              <w:right w:val="single" w:sz="4" w:space="0" w:color="CCCCCC"/>
+            </w:tcBorders>
+          </w:tcPr>
+          <w:p>
+            <w:pPr>
+              <w:spacing w:before="60" w:after="60" w:line="252" w:lineRule="auto"/>
+              <w:jc w:val="left"/>
+            </w:pPr>
+            <w:r/>
+            <w:r>
+              <w:t>703.50</w:t>
+            </w:r>
+          </w:p>
+        </w:tc>
+        <w:tc>
+          <w:tcPr>
+            <w:tcW w:type="dxa" w:w="1728"/>
+            <w:shd w:fill="FFFFFF"/>
+            <w:tcMar>
+              <w:top w:w="100" w:type="dxa"/>
+              <w:bottom w:w="100" w:type="dxa"/>
+              <w:left w:w="120" w:type="dxa"/>
+              <w:right w:w="120" w:type="dxa"/>
+            </w:tcMar>
+            <w:tcBorders>
+              <w:top w:val="single" w:sz="4" w:space="0" w:color="CCCCCC"/>
+              <w:bottom w:val="single" w:sz="4" w:space="0" w:color="CCCCCC"/>
+              <w:left w:val="single" w:sz="4" w:space="0" w:color="CCCCCC"/>
+              <w:right w:val="single" w:sz="4" w:space="0" w:color="CCCCCC"/>
+            </w:tcBorders>
+          </w:tcPr>
+          <w:p>
+            <w:pPr>
+              <w:spacing w:before="60" w:after="60" w:line="252" w:lineRule="auto"/>
+              <w:jc w:val="left"/>
+            </w:pPr>
+            <w:r/>
+            <w:r>
+              <w:rPr>
+                <w:b/>
+              </w:rPr>
+              <w:t>713.50</w:t>
+            </w:r>
+          </w:p>
+        </w:tc>
+        <w:tc>
+          <w:tcPr>
+            <w:tcW w:type="dxa" w:w="3456"/>
+            <w:shd w:fill="FFFFFF"/>
+            <w:tcMar>
+              <w:top w:w="100" w:type="dxa"/>
+              <w:bottom w:w="100" w:type="dxa"/>
+              <w:left w:w="120" w:type="dxa"/>
+              <w:right w:w="120" w:type="dxa"/>
+            </w:tcMar>
+            <w:tcBorders>
+              <w:top w:val="single" w:sz="4" w:space="0" w:color="CCCCCC"/>
+              <w:bottom w:val="single" w:sz="4" w:space="0" w:color="CCCCCC"/>
+              <w:left w:val="single" w:sz="4" w:space="0" w:color="CCCCCC"/>
+              <w:right w:val="single" w:sz="4" w:space="0" w:color="CCCCCC"/>
+            </w:tcBorders>
+          </w:tcPr>
+          <w:p>
+            <w:pPr>
+              <w:spacing w:before="60" w:after="60" w:line="252" w:lineRule="auto"/>
+              <w:jc w:val="left"/>
+            </w:pPr>
+            <w:r/>
+            <w:r>
+              <w:rPr>
+                <w:b/>
+              </w:rPr>
+              <w:t>+0.50</w:t>
+            </w:r>
+          </w:p>
+        </w:tc>
+        <w:tc>
+          <w:tcPr>
+            <w:tcW w:type="dxa" w:w="1440"/>
+            <w:shd w:fill="FFFFFF"/>
+            <w:tcMar>
+              <w:top w:w="100" w:type="dxa"/>
+              <w:bottom w:w="100" w:type="dxa"/>
+              <w:left w:w="120" w:type="dxa"/>
+              <w:right w:w="120" w:type="dxa"/>
+            </w:tcMar>
+            <w:tcBorders>
+              <w:top w:val="single" w:sz="4" w:space="0" w:color="CCCCCC"/>
+              <w:bottom w:val="single" w:sz="4" w:space="0" w:color="CCCCCC"/>
+              <w:left w:val="single" w:sz="4" w:space="0" w:color="CCCCCC"/>
+              <w:right w:val="single" w:sz="4" w:space="0" w:color="CCCCCC"/>
+            </w:tcBorders>
+          </w:tcPr>
+          <w:p>
+            <w:pPr>
+              <w:spacing w:before="60" w:after="60" w:line="252" w:lineRule="auto"/>
+              <w:jc w:val="left"/>
+            </w:pPr>
+            <w:r/>
+            <w:r>
+              <w:t>BULL</w:t>
+            </w:r>
+          </w:p>
+        </w:tc>
+      </w:tr>
+      <w:tr>
+        <w:tc>
+          <w:tcPr>
+            <w:tcW w:type="dxa" w:w="1584"/>
+            <w:shd w:fill="F8FAFC"/>
+            <w:tcMar>
+              <w:top w:w="100" w:type="dxa"/>
+              <w:bottom w:w="100" w:type="dxa"/>
+              <w:left w:w="120" w:type="dxa"/>
+              <w:right w:w="120" w:type="dxa"/>
+            </w:tcMar>
+            <w:tcBorders>
+              <w:top w:val="single" w:sz="4" w:space="0" w:color="CCCCCC"/>
+              <w:bottom w:val="single" w:sz="4" w:space="0" w:color="CCCCCC"/>
+              <w:left w:val="single" w:sz="4" w:space="0" w:color="CCCCCC"/>
+              <w:right w:val="single" w:sz="4" w:space="0" w:color="CCCCCC"/>
+            </w:tcBorders>
+          </w:tcPr>
+          <w:p>
+            <w:pPr>
+              <w:spacing w:before="60" w:after="60" w:line="252" w:lineRule="auto"/>
+              <w:jc w:val="left"/>
+            </w:pPr>
+            <w:r/>
+            <w:r>
+              <w:rPr>
+                <w:b/>
+              </w:rPr>
+              <w:t>Thu 01/10</w:t>
+            </w:r>
+          </w:p>
+        </w:tc>
+        <w:tc>
+          <w:tcPr>
+            <w:tcW w:type="dxa" w:w="864"/>
+            <w:shd w:fill="F8FAFC"/>
+            <w:tcMar>
+              <w:top w:w="100" w:type="dxa"/>
+              <w:bottom w:w="100" w:type="dxa"/>
+              <w:left w:w="120" w:type="dxa"/>
+              <w:right w:w="120" w:type="dxa"/>
+            </w:tcMar>
+            <w:tcBorders>
+              <w:top w:val="single" w:sz="4" w:space="0" w:color="CCCCCC"/>
+              <w:bottom w:val="single" w:sz="4" w:space="0" w:color="CCCCCC"/>
+              <w:left w:val="single" w:sz="4" w:space="0" w:color="CCCCCC"/>
+              <w:right w:val="single" w:sz="4" w:space="0" w:color="CCCCCC"/>
+            </w:tcBorders>
+          </w:tcPr>
+          <w:p>
+            <w:pPr>
+              <w:spacing w:before="60" w:after="60" w:line="252" w:lineRule="auto"/>
+              <w:jc w:val="left"/>
+            </w:pPr>
+            <w:r/>
+            <w:r>
+              <w:t>Asia 07-11</w:t>
+            </w:r>
+          </w:p>
+        </w:tc>
+        <w:tc>
+          <w:tcPr>
+            <w:tcW w:type="dxa" w:w="1440"/>
+            <w:shd w:fill="F8FAFC"/>
+            <w:tcMar>
+              <w:top w:w="100" w:type="dxa"/>
+              <w:bottom w:w="100" w:type="dxa"/>
+              <w:left w:w="120" w:type="dxa"/>
+              <w:right w:w="120" w:type="dxa"/>
+            </w:tcMar>
+            <w:tcBorders>
+              <w:top w:val="single" w:sz="4" w:space="0" w:color="CCCCCC"/>
+              <w:bottom w:val="single" w:sz="4" w:space="0" w:color="CCCCCC"/>
+              <w:left w:val="single" w:sz="4" w:space="0" w:color="CCCCCC"/>
+              <w:right w:val="single" w:sz="4" w:space="0" w:color="CCCCCC"/>
+            </w:tcBorders>
+          </w:tcPr>
+          <w:p>
+            <w:pPr>
+              <w:spacing w:before="60" w:after="60" w:line="252" w:lineRule="auto"/>
+              <w:jc w:val="left"/>
+            </w:pPr>
+            <w:r/>
+            <w:r>
+              <w:t>713.50</w:t>
+            </w:r>
+          </w:p>
+        </w:tc>
+        <w:tc>
+          <w:tcPr>
+            <w:tcW w:type="dxa" w:w="2016"/>
+            <w:shd w:fill="F8FAFC"/>
+            <w:tcMar>
+              <w:top w:w="100" w:type="dxa"/>
+              <w:bottom w:w="100" w:type="dxa"/>
+              <w:left w:w="120" w:type="dxa"/>
+              <w:right w:w="120" w:type="dxa"/>
+            </w:tcMar>
+            <w:tcBorders>
+              <w:top w:val="single" w:sz="4" w:space="0" w:color="CCCCCC"/>
+              <w:bottom w:val="single" w:sz="4" w:space="0" w:color="CCCCCC"/>
+              <w:left w:val="single" w:sz="4" w:space="0" w:color="CCCCCC"/>
+              <w:right w:val="single" w:sz="4" w:space="0" w:color="CCCCCC"/>
+            </w:tcBorders>
+          </w:tcPr>
+          <w:p>
+            <w:pPr>
+              <w:spacing w:before="60" w:after="60" w:line="252" w:lineRule="auto"/>
+              <w:jc w:val="left"/>
+            </w:pPr>
+            <w:r/>
+            <w:r>
+              <w:t>724.00</w:t>
+            </w:r>
+          </w:p>
+        </w:tc>
+        <w:tc>
+          <w:tcPr>
+            <w:tcW w:type="dxa" w:w="1152"/>
+            <w:shd w:fill="F8FAFC"/>
+            <w:tcMar>
+              <w:top w:w="100" w:type="dxa"/>
+              <w:bottom w:w="100" w:type="dxa"/>
+              <w:left w:w="120" w:type="dxa"/>
+              <w:right w:w="120" w:type="dxa"/>
+            </w:tcMar>
+            <w:tcBorders>
+              <w:top w:val="single" w:sz="4" w:space="0" w:color="CCCCCC"/>
+              <w:bottom w:val="single" w:sz="4" w:space="0" w:color="CCCCCC"/>
+              <w:left w:val="single" w:sz="4" w:space="0" w:color="CCCCCC"/>
+              <w:right w:val="single" w:sz="4" w:space="0" w:color="CCCCCC"/>
+            </w:tcBorders>
+          </w:tcPr>
+          <w:p>
+            <w:pPr>
+              <w:spacing w:before="60" w:after="60" w:line="252" w:lineRule="auto"/>
+              <w:jc w:val="left"/>
+            </w:pPr>
+            <w:r/>
+            <w:r>
+              <w:t>706.25</w:t>
+            </w:r>
+          </w:p>
+        </w:tc>
+        <w:tc>
+          <w:tcPr>
+            <w:tcW w:type="dxa" w:w="1728"/>
+            <w:shd w:fill="F8FAFC"/>
             <w:tcMar>
               <w:top w:w="100" w:type="dxa"/>
               <w:bottom w:w="100" w:type="dxa"/>
@@ -27957,6 +28662,241 @@
         <w:tc>
           <w:tcPr>
             <w:tcW w:type="dxa" w:w="3456"/>
+            <w:shd w:fill="F8FAFC"/>
+            <w:tcMar>
+              <w:top w:w="100" w:type="dxa"/>
+              <w:bottom w:w="100" w:type="dxa"/>
+              <w:left w:w="120" w:type="dxa"/>
+              <w:right w:w="120" w:type="dxa"/>
+            </w:tcMar>
+            <w:tcBorders>
+              <w:top w:val="single" w:sz="4" w:space="0" w:color="CCCCCC"/>
+              <w:bottom w:val="single" w:sz="4" w:space="0" w:color="CCCCCC"/>
+              <w:left w:val="single" w:sz="4" w:space="0" w:color="CCCCCC"/>
+              <w:right w:val="single" w:sz="4" w:space="0" w:color="CCCCCC"/>
+            </w:tcBorders>
+          </w:tcPr>
+          <w:p>
+            <w:pPr>
+              <w:spacing w:before="60" w:after="60" w:line="252" w:lineRule="auto"/>
+              <w:jc w:val="left"/>
+            </w:pPr>
+            <w:r/>
+            <w:r>
+              <w:rPr>
+                <w:b/>
+              </w:rPr>
+              <w:t>-0.25</w:t>
+            </w:r>
+          </w:p>
+        </w:tc>
+        <w:tc>
+          <w:tcPr>
+            <w:tcW w:type="dxa" w:w="1440"/>
+            <w:shd w:fill="F8FAFC"/>
+            <w:tcMar>
+              <w:top w:w="100" w:type="dxa"/>
+              <w:bottom w:w="100" w:type="dxa"/>
+              <w:left w:w="120" w:type="dxa"/>
+              <w:right w:w="120" w:type="dxa"/>
+            </w:tcMar>
+            <w:tcBorders>
+              <w:top w:val="single" w:sz="4" w:space="0" w:color="CCCCCC"/>
+              <w:bottom w:val="single" w:sz="4" w:space="0" w:color="CCCCCC"/>
+              <w:left w:val="single" w:sz="4" w:space="0" w:color="CCCCCC"/>
+              <w:right w:val="single" w:sz="4" w:space="0" w:color="CCCCCC"/>
+            </w:tcBorders>
+          </w:tcPr>
+          <w:p>
+            <w:pPr>
+              <w:spacing w:before="60" w:after="60" w:line="252" w:lineRule="auto"/>
+              <w:jc w:val="left"/>
+            </w:pPr>
+            <w:r/>
+            <w:r>
+              <w:t>BEAR</w:t>
+            </w:r>
+          </w:p>
+        </w:tc>
+      </w:tr>
+      <w:tr>
+        <w:tc>
+          <w:tcPr>
+            <w:tcW w:type="dxa" w:w="1584"/>
+            <w:shd w:fill="FFFFFF"/>
+            <w:tcMar>
+              <w:top w:w="100" w:type="dxa"/>
+              <w:bottom w:w="100" w:type="dxa"/>
+              <w:left w:w="120" w:type="dxa"/>
+              <w:right w:w="120" w:type="dxa"/>
+            </w:tcMar>
+            <w:tcBorders>
+              <w:top w:val="single" w:sz="4" w:space="0" w:color="CCCCCC"/>
+              <w:bottom w:val="single" w:sz="4" w:space="0" w:color="CCCCCC"/>
+              <w:left w:val="single" w:sz="4" w:space="0" w:color="CCCCCC"/>
+              <w:right w:val="single" w:sz="4" w:space="0" w:color="CCCCCC"/>
+            </w:tcBorders>
+          </w:tcPr>
+          <w:p>
+            <w:pPr>
+              <w:spacing w:before="60" w:after="60" w:line="252" w:lineRule="auto"/>
+              <w:jc w:val="left"/>
+            </w:pPr>
+            <w:r/>
+            <w:r>
+              <w:rPr>
+                <w:b/>
+              </w:rPr>
+              <w:t>Thu 01/10</w:t>
+            </w:r>
+          </w:p>
+        </w:tc>
+        <w:tc>
+          <w:tcPr>
+            <w:tcW w:type="dxa" w:w="864"/>
+            <w:shd w:fill="FFFFFF"/>
+            <w:tcMar>
+              <w:top w:w="100" w:type="dxa"/>
+              <w:bottom w:w="100" w:type="dxa"/>
+              <w:left w:w="120" w:type="dxa"/>
+              <w:right w:w="120" w:type="dxa"/>
+            </w:tcMar>
+            <w:tcBorders>
+              <w:top w:val="single" w:sz="4" w:space="0" w:color="CCCCCC"/>
+              <w:bottom w:val="single" w:sz="4" w:space="0" w:color="CCCCCC"/>
+              <w:left w:val="single" w:sz="4" w:space="0" w:color="CCCCCC"/>
+              <w:right w:val="single" w:sz="4" w:space="0" w:color="CCCCCC"/>
+            </w:tcBorders>
+          </w:tcPr>
+          <w:p>
+            <w:pPr>
+              <w:spacing w:before="60" w:after="60" w:line="252" w:lineRule="auto"/>
+              <w:jc w:val="left"/>
+            </w:pPr>
+            <w:r/>
+            <w:r>
+              <w:t>Asia 11-15</w:t>
+            </w:r>
+          </w:p>
+        </w:tc>
+        <w:tc>
+          <w:tcPr>
+            <w:tcW w:type="dxa" w:w="1440"/>
+            <w:shd w:fill="FFFFFF"/>
+            <w:tcMar>
+              <w:top w:w="100" w:type="dxa"/>
+              <w:bottom w:w="100" w:type="dxa"/>
+              <w:left w:w="120" w:type="dxa"/>
+              <w:right w:w="120" w:type="dxa"/>
+            </w:tcMar>
+            <w:tcBorders>
+              <w:top w:val="single" w:sz="4" w:space="0" w:color="CCCCCC"/>
+              <w:bottom w:val="single" w:sz="4" w:space="0" w:color="CCCCCC"/>
+              <w:left w:val="single" w:sz="4" w:space="0" w:color="CCCCCC"/>
+              <w:right w:val="single" w:sz="4" w:space="0" w:color="CCCCCC"/>
+            </w:tcBorders>
+          </w:tcPr>
+          <w:p>
+            <w:pPr>
+              <w:spacing w:before="60" w:after="60" w:line="252" w:lineRule="auto"/>
+              <w:jc w:val="left"/>
+            </w:pPr>
+            <w:r/>
+            <w:r>
+              <w:t>713.25</w:t>
+            </w:r>
+          </w:p>
+        </w:tc>
+        <w:tc>
+          <w:tcPr>
+            <w:tcW w:type="dxa" w:w="2016"/>
+            <w:shd w:fill="FFFFFF"/>
+            <w:tcMar>
+              <w:top w:w="100" w:type="dxa"/>
+              <w:bottom w:w="100" w:type="dxa"/>
+              <w:left w:w="120" w:type="dxa"/>
+              <w:right w:w="120" w:type="dxa"/>
+            </w:tcMar>
+            <w:tcBorders>
+              <w:top w:val="single" w:sz="4" w:space="0" w:color="CCCCCC"/>
+              <w:bottom w:val="single" w:sz="4" w:space="0" w:color="CCCCCC"/>
+              <w:left w:val="single" w:sz="4" w:space="0" w:color="CCCCCC"/>
+              <w:right w:val="single" w:sz="4" w:space="0" w:color="CCCCCC"/>
+            </w:tcBorders>
+          </w:tcPr>
+          <w:p>
+            <w:pPr>
+              <w:spacing w:before="60" w:after="60" w:line="252" w:lineRule="auto"/>
+              <w:jc w:val="left"/>
+            </w:pPr>
+            <w:r/>
+            <w:r>
+              <w:t>723.00</w:t>
+            </w:r>
+          </w:p>
+        </w:tc>
+        <w:tc>
+          <w:tcPr>
+            <w:tcW w:type="dxa" w:w="1152"/>
+            <w:shd w:fill="FFFFFF"/>
+            <w:tcMar>
+              <w:top w:w="100" w:type="dxa"/>
+              <w:bottom w:w="100" w:type="dxa"/>
+              <w:left w:w="120" w:type="dxa"/>
+              <w:right w:w="120" w:type="dxa"/>
+            </w:tcMar>
+            <w:tcBorders>
+              <w:top w:val="single" w:sz="4" w:space="0" w:color="CCCCCC"/>
+              <w:bottom w:val="single" w:sz="4" w:space="0" w:color="CCCCCC"/>
+              <w:left w:val="single" w:sz="4" w:space="0" w:color="CCCCCC"/>
+              <w:right w:val="single" w:sz="4" w:space="0" w:color="CCCCCC"/>
+            </w:tcBorders>
+          </w:tcPr>
+          <w:p>
+            <w:pPr>
+              <w:spacing w:before="60" w:after="60" w:line="252" w:lineRule="auto"/>
+              <w:jc w:val="left"/>
+            </w:pPr>
+            <w:r/>
+            <w:r>
+              <w:t>703.50</w:t>
+            </w:r>
+          </w:p>
+        </w:tc>
+        <w:tc>
+          <w:tcPr>
+            <w:tcW w:type="dxa" w:w="1728"/>
+            <w:shd w:fill="FFFFFF"/>
+            <w:tcMar>
+              <w:top w:w="100" w:type="dxa"/>
+              <w:bottom w:w="100" w:type="dxa"/>
+              <w:left w:w="120" w:type="dxa"/>
+              <w:right w:w="120" w:type="dxa"/>
+            </w:tcMar>
+            <w:tcBorders>
+              <w:top w:val="single" w:sz="4" w:space="0" w:color="CCCCCC"/>
+              <w:bottom w:val="single" w:sz="4" w:space="0" w:color="CCCCCC"/>
+              <w:left w:val="single" w:sz="4" w:space="0" w:color="CCCCCC"/>
+              <w:right w:val="single" w:sz="4" w:space="0" w:color="CCCCCC"/>
+            </w:tcBorders>
+          </w:tcPr>
+          <w:p>
+            <w:pPr>
+              <w:spacing w:before="60" w:after="60" w:line="252" w:lineRule="auto"/>
+              <w:jc w:val="left"/>
+            </w:pPr>
+            <w:r/>
+            <w:r>
+              <w:rPr>
+                <w:b/>
+              </w:rPr>
+              <w:t>713.75</w:t>
+            </w:r>
+          </w:p>
+        </w:tc>
+        <w:tc>
+          <w:tcPr>
+            <w:tcW w:type="dxa" w:w="3456"/>
             <w:shd w:fill="FFFFFF"/>
             <w:tcMar>
               <w:top w:w="100" w:type="dxa"/>
@@ -28042,7 +28982,7 @@
               <w:rPr>
                 <w:b/>
               </w:rPr>
-              <w:t>Wed 30/09</w:t>
+              <w:t>Thu 01/10</w:t>
             </w:r>
           </w:p>
         </w:tc>
@@ -28070,7 +29010,7 @@
             </w:pPr>
             <w:r/>
             <w:r>
-              <w:t>NY Open 21-23</w:t>
+              <w:t>London 15-19</w:t>
             </w:r>
           </w:p>
         </w:tc>
@@ -28098,7 +29038,7 @@
             </w:pPr>
             <w:r/>
             <w:r>
-              <w:t>713.25</w:t>
+              <w:t>713.75</w:t>
             </w:r>
           </w:p>
         </w:tc>
@@ -28126,7 +29066,7 @@
             </w:pPr>
             <w:r/>
             <w:r>
-              <w:t>725.50</w:t>
+              <w:t>724.50</w:t>
             </w:r>
           </w:p>
         </w:tc>
@@ -28154,7 +29094,7 @@
             </w:pPr>
             <w:r/>
             <w:r>
-              <w:t>699.00</w:t>
+              <w:t>706.50</w:t>
             </w:r>
           </w:p>
         </w:tc>
@@ -28185,7 +29125,7 @@
               <w:rPr>
                 <w:b/>
               </w:rPr>
-              <w:t>711.75</w:t>
+              <w:t>714.50</w:t>
             </w:r>
           </w:p>
         </w:tc>
@@ -28216,7 +29156,7 @@
               <w:rPr>
                 <w:b/>
               </w:rPr>
-              <w:t>-1.50</w:t>
+              <w:t>+0.75</w:t>
             </w:r>
           </w:p>
         </w:tc>
@@ -28244,7 +29184,7 @@
             </w:pPr>
             <w:r/>
             <w:r>
-              <w:t>BEAR</w:t>
+              <w:t>BULL</w:t>
             </w:r>
           </w:p>
         </w:tc>
@@ -28277,7 +29217,7 @@
               <w:rPr>
                 <w:b/>
               </w:rPr>
-              <w:t>Wed 30/09</w:t>
+              <w:t>Thu 01/10</w:t>
             </w:r>
           </w:p>
         </w:tc>
@@ -28305,7 +29245,7 @@
             </w:pPr>
             <w:r/>
             <w:r>
-              <w:t>NY Close 23-01</w:t>
+              <w:t>Pre-NY 19-21</w:t>
             </w:r>
           </w:p>
         </w:tc>
@@ -28333,7 +29273,7 @@
             </w:pPr>
             <w:r/>
             <w:r>
-              <w:t>711.75</w:t>
+              <w:t>714.50</w:t>
             </w:r>
           </w:p>
         </w:tc>
@@ -28361,7 +29301,7 @@
             </w:pPr>
             <w:r/>
             <w:r>
-              <w:t>718.75</w:t>
+              <w:t>721.00</w:t>
             </w:r>
           </w:p>
         </w:tc>
@@ -28389,7 +29329,7 @@
             </w:pPr>
             <w:r/>
             <w:r>
-              <w:t>702.25</w:t>
+              <w:t>706.00</w:t>
             </w:r>
           </w:p>
         </w:tc>
@@ -28420,7 +29360,7 @@
               <w:rPr>
                 <w:b/>
               </w:rPr>
-              <w:t>712.25</w:t>
+              <w:t>715.00</w:t>
             </w:r>
           </w:p>
         </w:tc>
@@ -28540,7 +29480,7 @@
             </w:pPr>
             <w:r/>
             <w:r>
-              <w:t>Asia 07-11</w:t>
+              <w:t>NY Open 21-23</w:t>
             </w:r>
           </w:p>
         </w:tc>
@@ -28568,7 +29508,7 @@
             </w:pPr>
             <w:r/>
             <w:r>
-              <w:t>712.25</w:t>
+              <w:t>715.00</w:t>
             </w:r>
           </w:p>
         </w:tc>
@@ -28596,7 +29536,7 @@
             </w:pPr>
             <w:r/>
             <w:r>
-              <w:t>722.75</w:t>
+              <w:t>726.00</w:t>
             </w:r>
           </w:p>
         </w:tc>
@@ -28624,7 +29564,7 @@
             </w:pPr>
             <w:r/>
             <w:r>
-              <w:t>705.00</w:t>
+              <w:t>703.25</w:t>
             </w:r>
           </w:p>
         </w:tc>
@@ -28655,7 +29595,7 @@
               <w:rPr>
                 <w:b/>
               </w:rPr>
-              <w:t>712.00</w:t>
+              <w:t>718.50</w:t>
             </w:r>
           </w:p>
         </w:tc>
@@ -28663,6 +29603,1181 @@
           <w:tcPr>
             <w:tcW w:type="dxa" w:w="3456"/>
             <w:shd w:fill="F8FAFC"/>
+            <w:tcMar>
+              <w:top w:w="100" w:type="dxa"/>
+              <w:bottom w:w="100" w:type="dxa"/>
+              <w:left w:w="120" w:type="dxa"/>
+              <w:right w:w="120" w:type="dxa"/>
+            </w:tcMar>
+            <w:tcBorders>
+              <w:top w:val="single" w:sz="4" w:space="0" w:color="CCCCCC"/>
+              <w:bottom w:val="single" w:sz="4" w:space="0" w:color="CCCCCC"/>
+              <w:left w:val="single" w:sz="4" w:space="0" w:color="CCCCCC"/>
+              <w:right w:val="single" w:sz="4" w:space="0" w:color="CCCCCC"/>
+            </w:tcBorders>
+          </w:tcPr>
+          <w:p>
+            <w:pPr>
+              <w:spacing w:before="60" w:after="60" w:line="252" w:lineRule="auto"/>
+              <w:jc w:val="left"/>
+            </w:pPr>
+            <w:r/>
+            <w:r>
+              <w:rPr>
+                <w:b/>
+              </w:rPr>
+              <w:t>+3.50</w:t>
+            </w:r>
+          </w:p>
+        </w:tc>
+        <w:tc>
+          <w:tcPr>
+            <w:tcW w:type="dxa" w:w="1440"/>
+            <w:shd w:fill="F8FAFC"/>
+            <w:tcMar>
+              <w:top w:w="100" w:type="dxa"/>
+              <w:bottom w:w="100" w:type="dxa"/>
+              <w:left w:w="120" w:type="dxa"/>
+              <w:right w:w="120" w:type="dxa"/>
+            </w:tcMar>
+            <w:tcBorders>
+              <w:top w:val="single" w:sz="4" w:space="0" w:color="CCCCCC"/>
+              <w:bottom w:val="single" w:sz="4" w:space="0" w:color="CCCCCC"/>
+              <w:left w:val="single" w:sz="4" w:space="0" w:color="CCCCCC"/>
+              <w:right w:val="single" w:sz="4" w:space="0" w:color="CCCCCC"/>
+            </w:tcBorders>
+          </w:tcPr>
+          <w:p>
+            <w:pPr>
+              <w:spacing w:before="60" w:after="60" w:line="252" w:lineRule="auto"/>
+              <w:jc w:val="left"/>
+            </w:pPr>
+            <w:r/>
+            <w:r>
+              <w:t>BULL</w:t>
+            </w:r>
+          </w:p>
+        </w:tc>
+      </w:tr>
+      <w:tr>
+        <w:tc>
+          <w:tcPr>
+            <w:tcW w:type="dxa" w:w="1584"/>
+            <w:shd w:fill="FFFFFF"/>
+            <w:tcMar>
+              <w:top w:w="100" w:type="dxa"/>
+              <w:bottom w:w="100" w:type="dxa"/>
+              <w:left w:w="120" w:type="dxa"/>
+              <w:right w:w="120" w:type="dxa"/>
+            </w:tcMar>
+            <w:tcBorders>
+              <w:top w:val="single" w:sz="4" w:space="0" w:color="CCCCCC"/>
+              <w:bottom w:val="single" w:sz="4" w:space="0" w:color="CCCCCC"/>
+              <w:left w:val="single" w:sz="4" w:space="0" w:color="CCCCCC"/>
+              <w:right w:val="single" w:sz="4" w:space="0" w:color="CCCCCC"/>
+            </w:tcBorders>
+          </w:tcPr>
+          <w:p>
+            <w:pPr>
+              <w:spacing w:before="60" w:after="60" w:line="252" w:lineRule="auto"/>
+              <w:jc w:val="left"/>
+            </w:pPr>
+            <w:r/>
+            <w:r>
+              <w:rPr>
+                <w:b/>
+              </w:rPr>
+              <w:t>Thu 01/10</w:t>
+            </w:r>
+          </w:p>
+        </w:tc>
+        <w:tc>
+          <w:tcPr>
+            <w:tcW w:type="dxa" w:w="864"/>
+            <w:shd w:fill="FFFFFF"/>
+            <w:tcMar>
+              <w:top w:w="100" w:type="dxa"/>
+              <w:bottom w:w="100" w:type="dxa"/>
+              <w:left w:w="120" w:type="dxa"/>
+              <w:right w:w="120" w:type="dxa"/>
+            </w:tcMar>
+            <w:tcBorders>
+              <w:top w:val="single" w:sz="4" w:space="0" w:color="CCCCCC"/>
+              <w:bottom w:val="single" w:sz="4" w:space="0" w:color="CCCCCC"/>
+              <w:left w:val="single" w:sz="4" w:space="0" w:color="CCCCCC"/>
+              <w:right w:val="single" w:sz="4" w:space="0" w:color="CCCCCC"/>
+            </w:tcBorders>
+          </w:tcPr>
+          <w:p>
+            <w:pPr>
+              <w:spacing w:before="60" w:after="60" w:line="252" w:lineRule="auto"/>
+              <w:jc w:val="left"/>
+            </w:pPr>
+            <w:r/>
+            <w:r>
+              <w:t>NY Close 23-01</w:t>
+            </w:r>
+          </w:p>
+        </w:tc>
+        <w:tc>
+          <w:tcPr>
+            <w:tcW w:type="dxa" w:w="1440"/>
+            <w:shd w:fill="FFFFFF"/>
+            <w:tcMar>
+              <w:top w:w="100" w:type="dxa"/>
+              <w:bottom w:w="100" w:type="dxa"/>
+              <w:left w:w="120" w:type="dxa"/>
+              <w:right w:w="120" w:type="dxa"/>
+            </w:tcMar>
+            <w:tcBorders>
+              <w:top w:val="single" w:sz="4" w:space="0" w:color="CCCCCC"/>
+              <w:bottom w:val="single" w:sz="4" w:space="0" w:color="CCCCCC"/>
+              <w:left w:val="single" w:sz="4" w:space="0" w:color="CCCCCC"/>
+              <w:right w:val="single" w:sz="4" w:space="0" w:color="CCCCCC"/>
+            </w:tcBorders>
+          </w:tcPr>
+          <w:p>
+            <w:pPr>
+              <w:spacing w:before="60" w:after="60" w:line="252" w:lineRule="auto"/>
+              <w:jc w:val="left"/>
+            </w:pPr>
+            <w:r/>
+            <w:r>
+              <w:t>718.50</w:t>
+            </w:r>
+          </w:p>
+        </w:tc>
+        <w:tc>
+          <w:tcPr>
+            <w:tcW w:type="dxa" w:w="2016"/>
+            <w:shd w:fill="FFFFFF"/>
+            <w:tcMar>
+              <w:top w:w="100" w:type="dxa"/>
+              <w:bottom w:w="100" w:type="dxa"/>
+              <w:left w:w="120" w:type="dxa"/>
+              <w:right w:w="120" w:type="dxa"/>
+            </w:tcMar>
+            <w:tcBorders>
+              <w:top w:val="single" w:sz="4" w:space="0" w:color="CCCCCC"/>
+              <w:bottom w:val="single" w:sz="4" w:space="0" w:color="CCCCCC"/>
+              <w:left w:val="single" w:sz="4" w:space="0" w:color="CCCCCC"/>
+              <w:right w:val="single" w:sz="4" w:space="0" w:color="CCCCCC"/>
+            </w:tcBorders>
+          </w:tcPr>
+          <w:p>
+            <w:pPr>
+              <w:spacing w:before="60" w:after="60" w:line="252" w:lineRule="auto"/>
+              <w:jc w:val="left"/>
+            </w:pPr>
+            <w:r/>
+            <w:r>
+              <w:t>724.00</w:t>
+            </w:r>
+          </w:p>
+        </w:tc>
+        <w:tc>
+          <w:tcPr>
+            <w:tcW w:type="dxa" w:w="1152"/>
+            <w:shd w:fill="FFFFFF"/>
+            <w:tcMar>
+              <w:top w:w="100" w:type="dxa"/>
+              <w:bottom w:w="100" w:type="dxa"/>
+              <w:left w:w="120" w:type="dxa"/>
+              <w:right w:w="120" w:type="dxa"/>
+            </w:tcMar>
+            <w:tcBorders>
+              <w:top w:val="single" w:sz="4" w:space="0" w:color="CCCCCC"/>
+              <w:bottom w:val="single" w:sz="4" w:space="0" w:color="CCCCCC"/>
+              <w:left w:val="single" w:sz="4" w:space="0" w:color="CCCCCC"/>
+              <w:right w:val="single" w:sz="4" w:space="0" w:color="CCCCCC"/>
+            </w:tcBorders>
+          </w:tcPr>
+          <w:p>
+            <w:pPr>
+              <w:spacing w:before="60" w:after="60" w:line="252" w:lineRule="auto"/>
+              <w:jc w:val="left"/>
+            </w:pPr>
+            <w:r/>
+            <w:r>
+              <w:t>710.75</w:t>
+            </w:r>
+          </w:p>
+        </w:tc>
+        <w:tc>
+          <w:tcPr>
+            <w:tcW w:type="dxa" w:w="1728"/>
+            <w:shd w:fill="FFFFFF"/>
+            <w:tcMar>
+              <w:top w:w="100" w:type="dxa"/>
+              <w:bottom w:w="100" w:type="dxa"/>
+              <w:left w:w="120" w:type="dxa"/>
+              <w:right w:w="120" w:type="dxa"/>
+            </w:tcMar>
+            <w:tcBorders>
+              <w:top w:val="single" w:sz="4" w:space="0" w:color="CCCCCC"/>
+              <w:bottom w:val="single" w:sz="4" w:space="0" w:color="CCCCCC"/>
+              <w:left w:val="single" w:sz="4" w:space="0" w:color="CCCCCC"/>
+              <w:right w:val="single" w:sz="4" w:space="0" w:color="CCCCCC"/>
+            </w:tcBorders>
+          </w:tcPr>
+          <w:p>
+            <w:pPr>
+              <w:spacing w:before="60" w:after="60" w:line="252" w:lineRule="auto"/>
+              <w:jc w:val="left"/>
+            </w:pPr>
+            <w:r/>
+            <w:r>
+              <w:rPr>
+                <w:b/>
+              </w:rPr>
+              <w:t>719.25</w:t>
+            </w:r>
+          </w:p>
+        </w:tc>
+        <w:tc>
+          <w:tcPr>
+            <w:tcW w:type="dxa" w:w="3456"/>
+            <w:shd w:fill="FFFFFF"/>
+            <w:tcMar>
+              <w:top w:w="100" w:type="dxa"/>
+              <w:bottom w:w="100" w:type="dxa"/>
+              <w:left w:w="120" w:type="dxa"/>
+              <w:right w:w="120" w:type="dxa"/>
+            </w:tcMar>
+            <w:tcBorders>
+              <w:top w:val="single" w:sz="4" w:space="0" w:color="CCCCCC"/>
+              <w:bottom w:val="single" w:sz="4" w:space="0" w:color="CCCCCC"/>
+              <w:left w:val="single" w:sz="4" w:space="0" w:color="CCCCCC"/>
+              <w:right w:val="single" w:sz="4" w:space="0" w:color="CCCCCC"/>
+            </w:tcBorders>
+          </w:tcPr>
+          <w:p>
+            <w:pPr>
+              <w:spacing w:before="60" w:after="60" w:line="252" w:lineRule="auto"/>
+              <w:jc w:val="left"/>
+            </w:pPr>
+            <w:r/>
+            <w:r>
+              <w:rPr>
+                <w:b/>
+              </w:rPr>
+              <w:t>+0.75</w:t>
+            </w:r>
+          </w:p>
+        </w:tc>
+        <w:tc>
+          <w:tcPr>
+            <w:tcW w:type="dxa" w:w="1440"/>
+            <w:shd w:fill="FFFFFF"/>
+            <w:tcMar>
+              <w:top w:w="100" w:type="dxa"/>
+              <w:bottom w:w="100" w:type="dxa"/>
+              <w:left w:w="120" w:type="dxa"/>
+              <w:right w:w="120" w:type="dxa"/>
+            </w:tcMar>
+            <w:tcBorders>
+              <w:top w:val="single" w:sz="4" w:space="0" w:color="CCCCCC"/>
+              <w:bottom w:val="single" w:sz="4" w:space="0" w:color="CCCCCC"/>
+              <w:left w:val="single" w:sz="4" w:space="0" w:color="CCCCCC"/>
+              <w:right w:val="single" w:sz="4" w:space="0" w:color="CCCCCC"/>
+            </w:tcBorders>
+          </w:tcPr>
+          <w:p>
+            <w:pPr>
+              <w:spacing w:before="60" w:after="60" w:line="252" w:lineRule="auto"/>
+              <w:jc w:val="left"/>
+            </w:pPr>
+            <w:r/>
+            <w:r>
+              <w:t>BULL</w:t>
+            </w:r>
+          </w:p>
+        </w:tc>
+      </w:tr>
+      <w:tr>
+        <w:tc>
+          <w:tcPr>
+            <w:tcW w:type="dxa" w:w="1584"/>
+            <w:shd w:fill="F8FAFC"/>
+            <w:tcMar>
+              <w:top w:w="100" w:type="dxa"/>
+              <w:bottom w:w="100" w:type="dxa"/>
+              <w:left w:w="120" w:type="dxa"/>
+              <w:right w:w="120" w:type="dxa"/>
+            </w:tcMar>
+            <w:tcBorders>
+              <w:top w:val="single" w:sz="4" w:space="0" w:color="CCCCCC"/>
+              <w:bottom w:val="single" w:sz="4" w:space="0" w:color="CCCCCC"/>
+              <w:left w:val="single" w:sz="4" w:space="0" w:color="CCCCCC"/>
+              <w:right w:val="single" w:sz="4" w:space="0" w:color="CCCCCC"/>
+            </w:tcBorders>
+          </w:tcPr>
+          <w:p>
+            <w:pPr>
+              <w:spacing w:before="60" w:after="60" w:line="252" w:lineRule="auto"/>
+              <w:jc w:val="left"/>
+            </w:pPr>
+            <w:r/>
+            <w:r>
+              <w:rPr>
+                <w:b/>
+              </w:rPr>
+              <w:t>Fri 02/10</w:t>
+            </w:r>
+          </w:p>
+        </w:tc>
+        <w:tc>
+          <w:tcPr>
+            <w:tcW w:type="dxa" w:w="864"/>
+            <w:shd w:fill="F8FAFC"/>
+            <w:tcMar>
+              <w:top w:w="100" w:type="dxa"/>
+              <w:bottom w:w="100" w:type="dxa"/>
+              <w:left w:w="120" w:type="dxa"/>
+              <w:right w:w="120" w:type="dxa"/>
+            </w:tcMar>
+            <w:tcBorders>
+              <w:top w:val="single" w:sz="4" w:space="0" w:color="CCCCCC"/>
+              <w:bottom w:val="single" w:sz="4" w:space="0" w:color="CCCCCC"/>
+              <w:left w:val="single" w:sz="4" w:space="0" w:color="CCCCCC"/>
+              <w:right w:val="single" w:sz="4" w:space="0" w:color="CCCCCC"/>
+            </w:tcBorders>
+          </w:tcPr>
+          <w:p>
+            <w:pPr>
+              <w:spacing w:before="60" w:after="60" w:line="252" w:lineRule="auto"/>
+              <w:jc w:val="left"/>
+            </w:pPr>
+            <w:r/>
+            <w:r>
+              <w:t>Asia 07-11</w:t>
+            </w:r>
+          </w:p>
+        </w:tc>
+        <w:tc>
+          <w:tcPr>
+            <w:tcW w:type="dxa" w:w="1440"/>
+            <w:shd w:fill="F8FAFC"/>
+            <w:tcMar>
+              <w:top w:w="100" w:type="dxa"/>
+              <w:bottom w:w="100" w:type="dxa"/>
+              <w:left w:w="120" w:type="dxa"/>
+              <w:right w:w="120" w:type="dxa"/>
+            </w:tcMar>
+            <w:tcBorders>
+              <w:top w:val="single" w:sz="4" w:space="0" w:color="CCCCCC"/>
+              <w:bottom w:val="single" w:sz="4" w:space="0" w:color="CCCCCC"/>
+              <w:left w:val="single" w:sz="4" w:space="0" w:color="CCCCCC"/>
+              <w:right w:val="single" w:sz="4" w:space="0" w:color="CCCCCC"/>
+            </w:tcBorders>
+          </w:tcPr>
+          <w:p>
+            <w:pPr>
+              <w:spacing w:before="60" w:after="60" w:line="252" w:lineRule="auto"/>
+              <w:jc w:val="left"/>
+            </w:pPr>
+            <w:r/>
+            <w:r>
+              <w:t>719.25</w:t>
+            </w:r>
+          </w:p>
+        </w:tc>
+        <w:tc>
+          <w:tcPr>
+            <w:tcW w:type="dxa" w:w="2016"/>
+            <w:shd w:fill="F8FAFC"/>
+            <w:tcMar>
+              <w:top w:w="100" w:type="dxa"/>
+              <w:bottom w:w="100" w:type="dxa"/>
+              <w:left w:w="120" w:type="dxa"/>
+              <w:right w:w="120" w:type="dxa"/>
+            </w:tcMar>
+            <w:tcBorders>
+              <w:top w:val="single" w:sz="4" w:space="0" w:color="CCCCCC"/>
+              <w:bottom w:val="single" w:sz="4" w:space="0" w:color="CCCCCC"/>
+              <w:left w:val="single" w:sz="4" w:space="0" w:color="CCCCCC"/>
+              <w:right w:val="single" w:sz="4" w:space="0" w:color="CCCCCC"/>
+            </w:tcBorders>
+          </w:tcPr>
+          <w:p>
+            <w:pPr>
+              <w:spacing w:before="60" w:after="60" w:line="252" w:lineRule="auto"/>
+              <w:jc w:val="left"/>
+            </w:pPr>
+            <w:r/>
+            <w:r>
+              <w:t>728.50</w:t>
+            </w:r>
+          </w:p>
+        </w:tc>
+        <w:tc>
+          <w:tcPr>
+            <w:tcW w:type="dxa" w:w="1152"/>
+            <w:shd w:fill="F8FAFC"/>
+            <w:tcMar>
+              <w:top w:w="100" w:type="dxa"/>
+              <w:bottom w:w="100" w:type="dxa"/>
+              <w:left w:w="120" w:type="dxa"/>
+              <w:right w:w="120" w:type="dxa"/>
+            </w:tcMar>
+            <w:tcBorders>
+              <w:top w:val="single" w:sz="4" w:space="0" w:color="CCCCCC"/>
+              <w:bottom w:val="single" w:sz="4" w:space="0" w:color="CCCCCC"/>
+              <w:left w:val="single" w:sz="4" w:space="0" w:color="CCCCCC"/>
+              <w:right w:val="single" w:sz="4" w:space="0" w:color="CCCCCC"/>
+            </w:tcBorders>
+          </w:tcPr>
+          <w:p>
+            <w:pPr>
+              <w:spacing w:before="60" w:after="60" w:line="252" w:lineRule="auto"/>
+              <w:jc w:val="left"/>
+            </w:pPr>
+            <w:r/>
+            <w:r>
+              <w:t>712.75</w:t>
+            </w:r>
+          </w:p>
+        </w:tc>
+        <w:tc>
+          <w:tcPr>
+            <w:tcW w:type="dxa" w:w="1728"/>
+            <w:shd w:fill="F8FAFC"/>
+            <w:tcMar>
+              <w:top w:w="100" w:type="dxa"/>
+              <w:bottom w:w="100" w:type="dxa"/>
+              <w:left w:w="120" w:type="dxa"/>
+              <w:right w:w="120" w:type="dxa"/>
+            </w:tcMar>
+            <w:tcBorders>
+              <w:top w:val="single" w:sz="4" w:space="0" w:color="CCCCCC"/>
+              <w:bottom w:val="single" w:sz="4" w:space="0" w:color="CCCCCC"/>
+              <w:left w:val="single" w:sz="4" w:space="0" w:color="CCCCCC"/>
+              <w:right w:val="single" w:sz="4" w:space="0" w:color="CCCCCC"/>
+            </w:tcBorders>
+          </w:tcPr>
+          <w:p>
+            <w:pPr>
+              <w:spacing w:before="60" w:after="60" w:line="252" w:lineRule="auto"/>
+              <w:jc w:val="left"/>
+            </w:pPr>
+            <w:r/>
+            <w:r>
+              <w:rPr>
+                <w:b/>
+              </w:rPr>
+              <w:t>718.50</w:t>
+            </w:r>
+          </w:p>
+        </w:tc>
+        <w:tc>
+          <w:tcPr>
+            <w:tcW w:type="dxa" w:w="3456"/>
+            <w:shd w:fill="F8FAFC"/>
+            <w:tcMar>
+              <w:top w:w="100" w:type="dxa"/>
+              <w:bottom w:w="100" w:type="dxa"/>
+              <w:left w:w="120" w:type="dxa"/>
+              <w:right w:w="120" w:type="dxa"/>
+            </w:tcMar>
+            <w:tcBorders>
+              <w:top w:val="single" w:sz="4" w:space="0" w:color="CCCCCC"/>
+              <w:bottom w:val="single" w:sz="4" w:space="0" w:color="CCCCCC"/>
+              <w:left w:val="single" w:sz="4" w:space="0" w:color="CCCCCC"/>
+              <w:right w:val="single" w:sz="4" w:space="0" w:color="CCCCCC"/>
+            </w:tcBorders>
+          </w:tcPr>
+          <w:p>
+            <w:pPr>
+              <w:spacing w:before="60" w:after="60" w:line="252" w:lineRule="auto"/>
+              <w:jc w:val="left"/>
+            </w:pPr>
+            <w:r/>
+            <w:r>
+              <w:rPr>
+                <w:b/>
+              </w:rPr>
+              <w:t>-0.75</w:t>
+            </w:r>
+          </w:p>
+        </w:tc>
+        <w:tc>
+          <w:tcPr>
+            <w:tcW w:type="dxa" w:w="1440"/>
+            <w:shd w:fill="F8FAFC"/>
+            <w:tcMar>
+              <w:top w:w="100" w:type="dxa"/>
+              <w:bottom w:w="100" w:type="dxa"/>
+              <w:left w:w="120" w:type="dxa"/>
+              <w:right w:w="120" w:type="dxa"/>
+            </w:tcMar>
+            <w:tcBorders>
+              <w:top w:val="single" w:sz="4" w:space="0" w:color="CCCCCC"/>
+              <w:bottom w:val="single" w:sz="4" w:space="0" w:color="CCCCCC"/>
+              <w:left w:val="single" w:sz="4" w:space="0" w:color="CCCCCC"/>
+              <w:right w:val="single" w:sz="4" w:space="0" w:color="CCCCCC"/>
+            </w:tcBorders>
+          </w:tcPr>
+          <w:p>
+            <w:pPr>
+              <w:spacing w:before="60" w:after="60" w:line="252" w:lineRule="auto"/>
+              <w:jc w:val="left"/>
+            </w:pPr>
+            <w:r/>
+            <w:r>
+              <w:t>BEAR</w:t>
+            </w:r>
+          </w:p>
+        </w:tc>
+      </w:tr>
+      <w:tr>
+        <w:tc>
+          <w:tcPr>
+            <w:tcW w:type="dxa" w:w="1584"/>
+            <w:shd w:fill="FFFFFF"/>
+            <w:tcMar>
+              <w:top w:w="100" w:type="dxa"/>
+              <w:bottom w:w="100" w:type="dxa"/>
+              <w:left w:w="120" w:type="dxa"/>
+              <w:right w:w="120" w:type="dxa"/>
+            </w:tcMar>
+            <w:tcBorders>
+              <w:top w:val="single" w:sz="4" w:space="0" w:color="CCCCCC"/>
+              <w:bottom w:val="single" w:sz="4" w:space="0" w:color="CCCCCC"/>
+              <w:left w:val="single" w:sz="4" w:space="0" w:color="CCCCCC"/>
+              <w:right w:val="single" w:sz="4" w:space="0" w:color="CCCCCC"/>
+            </w:tcBorders>
+          </w:tcPr>
+          <w:p>
+            <w:pPr>
+              <w:spacing w:before="60" w:after="60" w:line="252" w:lineRule="auto"/>
+              <w:jc w:val="left"/>
+            </w:pPr>
+            <w:r/>
+            <w:r>
+              <w:rPr>
+                <w:b/>
+              </w:rPr>
+              <w:t>Fri 02/10</w:t>
+            </w:r>
+          </w:p>
+        </w:tc>
+        <w:tc>
+          <w:tcPr>
+            <w:tcW w:type="dxa" w:w="864"/>
+            <w:shd w:fill="FFFFFF"/>
+            <w:tcMar>
+              <w:top w:w="100" w:type="dxa"/>
+              <w:bottom w:w="100" w:type="dxa"/>
+              <w:left w:w="120" w:type="dxa"/>
+              <w:right w:w="120" w:type="dxa"/>
+            </w:tcMar>
+            <w:tcBorders>
+              <w:top w:val="single" w:sz="4" w:space="0" w:color="CCCCCC"/>
+              <w:bottom w:val="single" w:sz="4" w:space="0" w:color="CCCCCC"/>
+              <w:left w:val="single" w:sz="4" w:space="0" w:color="CCCCCC"/>
+              <w:right w:val="single" w:sz="4" w:space="0" w:color="CCCCCC"/>
+            </w:tcBorders>
+          </w:tcPr>
+          <w:p>
+            <w:pPr>
+              <w:spacing w:before="60" w:after="60" w:line="252" w:lineRule="auto"/>
+              <w:jc w:val="left"/>
+            </w:pPr>
+            <w:r/>
+            <w:r>
+              <w:t>Asia 11-15</w:t>
+            </w:r>
+          </w:p>
+        </w:tc>
+        <w:tc>
+          <w:tcPr>
+            <w:tcW w:type="dxa" w:w="1440"/>
+            <w:shd w:fill="FFFFFF"/>
+            <w:tcMar>
+              <w:top w:w="100" w:type="dxa"/>
+              <w:bottom w:w="100" w:type="dxa"/>
+              <w:left w:w="120" w:type="dxa"/>
+              <w:right w:w="120" w:type="dxa"/>
+            </w:tcMar>
+            <w:tcBorders>
+              <w:top w:val="single" w:sz="4" w:space="0" w:color="CCCCCC"/>
+              <w:bottom w:val="single" w:sz="4" w:space="0" w:color="CCCCCC"/>
+              <w:left w:val="single" w:sz="4" w:space="0" w:color="CCCCCC"/>
+              <w:right w:val="single" w:sz="4" w:space="0" w:color="CCCCCC"/>
+            </w:tcBorders>
+          </w:tcPr>
+          <w:p>
+            <w:pPr>
+              <w:spacing w:before="60" w:after="60" w:line="252" w:lineRule="auto"/>
+              <w:jc w:val="left"/>
+            </w:pPr>
+            <w:r/>
+            <w:r>
+              <w:t>718.50</w:t>
+            </w:r>
+          </w:p>
+        </w:tc>
+        <w:tc>
+          <w:tcPr>
+            <w:tcW w:type="dxa" w:w="2016"/>
+            <w:shd w:fill="FFFFFF"/>
+            <w:tcMar>
+              <w:top w:w="100" w:type="dxa"/>
+              <w:bottom w:w="100" w:type="dxa"/>
+              <w:left w:w="120" w:type="dxa"/>
+              <w:right w:w="120" w:type="dxa"/>
+            </w:tcMar>
+            <w:tcBorders>
+              <w:top w:val="single" w:sz="4" w:space="0" w:color="CCCCCC"/>
+              <w:bottom w:val="single" w:sz="4" w:space="0" w:color="CCCCCC"/>
+              <w:left w:val="single" w:sz="4" w:space="0" w:color="CCCCCC"/>
+              <w:right w:val="single" w:sz="4" w:space="0" w:color="CCCCCC"/>
+            </w:tcBorders>
+          </w:tcPr>
+          <w:p>
+            <w:pPr>
+              <w:spacing w:before="60" w:after="60" w:line="252" w:lineRule="auto"/>
+              <w:jc w:val="left"/>
+            </w:pPr>
+            <w:r/>
+            <w:r>
+              <w:t>726.00</w:t>
+            </w:r>
+          </w:p>
+        </w:tc>
+        <w:tc>
+          <w:tcPr>
+            <w:tcW w:type="dxa" w:w="1152"/>
+            <w:shd w:fill="FFFFFF"/>
+            <w:tcMar>
+              <w:top w:w="100" w:type="dxa"/>
+              <w:bottom w:w="100" w:type="dxa"/>
+              <w:left w:w="120" w:type="dxa"/>
+              <w:right w:w="120" w:type="dxa"/>
+            </w:tcMar>
+            <w:tcBorders>
+              <w:top w:val="single" w:sz="4" w:space="0" w:color="CCCCCC"/>
+              <w:bottom w:val="single" w:sz="4" w:space="0" w:color="CCCCCC"/>
+              <w:left w:val="single" w:sz="4" w:space="0" w:color="CCCCCC"/>
+              <w:right w:val="single" w:sz="4" w:space="0" w:color="CCCCCC"/>
+            </w:tcBorders>
+          </w:tcPr>
+          <w:p>
+            <w:pPr>
+              <w:spacing w:before="60" w:after="60" w:line="252" w:lineRule="auto"/>
+              <w:jc w:val="left"/>
+            </w:pPr>
+            <w:r/>
+            <w:r>
+              <w:t>712.50</w:t>
+            </w:r>
+          </w:p>
+        </w:tc>
+        <w:tc>
+          <w:tcPr>
+            <w:tcW w:type="dxa" w:w="1728"/>
+            <w:shd w:fill="FFFFFF"/>
+            <w:tcMar>
+              <w:top w:w="100" w:type="dxa"/>
+              <w:bottom w:w="100" w:type="dxa"/>
+              <w:left w:w="120" w:type="dxa"/>
+              <w:right w:w="120" w:type="dxa"/>
+            </w:tcMar>
+            <w:tcBorders>
+              <w:top w:val="single" w:sz="4" w:space="0" w:color="CCCCCC"/>
+              <w:bottom w:val="single" w:sz="4" w:space="0" w:color="CCCCCC"/>
+              <w:left w:val="single" w:sz="4" w:space="0" w:color="CCCCCC"/>
+              <w:right w:val="single" w:sz="4" w:space="0" w:color="CCCCCC"/>
+            </w:tcBorders>
+          </w:tcPr>
+          <w:p>
+            <w:pPr>
+              <w:spacing w:before="60" w:after="60" w:line="252" w:lineRule="auto"/>
+              <w:jc w:val="left"/>
+            </w:pPr>
+            <w:r/>
+            <w:r>
+              <w:rPr>
+                <w:b/>
+              </w:rPr>
+              <w:t>717.50</w:t>
+            </w:r>
+          </w:p>
+        </w:tc>
+        <w:tc>
+          <w:tcPr>
+            <w:tcW w:type="dxa" w:w="3456"/>
+            <w:shd w:fill="FFFFFF"/>
+            <w:tcMar>
+              <w:top w:w="100" w:type="dxa"/>
+              <w:bottom w:w="100" w:type="dxa"/>
+              <w:left w:w="120" w:type="dxa"/>
+              <w:right w:w="120" w:type="dxa"/>
+            </w:tcMar>
+            <w:tcBorders>
+              <w:top w:val="single" w:sz="4" w:space="0" w:color="CCCCCC"/>
+              <w:bottom w:val="single" w:sz="4" w:space="0" w:color="CCCCCC"/>
+              <w:left w:val="single" w:sz="4" w:space="0" w:color="CCCCCC"/>
+              <w:right w:val="single" w:sz="4" w:space="0" w:color="CCCCCC"/>
+            </w:tcBorders>
+          </w:tcPr>
+          <w:p>
+            <w:pPr>
+              <w:spacing w:before="60" w:after="60" w:line="252" w:lineRule="auto"/>
+              <w:jc w:val="left"/>
+            </w:pPr>
+            <w:r/>
+            <w:r>
+              <w:rPr>
+                <w:b/>
+              </w:rPr>
+              <w:t>-1.00</w:t>
+            </w:r>
+          </w:p>
+        </w:tc>
+        <w:tc>
+          <w:tcPr>
+            <w:tcW w:type="dxa" w:w="1440"/>
+            <w:shd w:fill="FFFFFF"/>
+            <w:tcMar>
+              <w:top w:w="100" w:type="dxa"/>
+              <w:bottom w:w="100" w:type="dxa"/>
+              <w:left w:w="120" w:type="dxa"/>
+              <w:right w:w="120" w:type="dxa"/>
+            </w:tcMar>
+            <w:tcBorders>
+              <w:top w:val="single" w:sz="4" w:space="0" w:color="CCCCCC"/>
+              <w:bottom w:val="single" w:sz="4" w:space="0" w:color="CCCCCC"/>
+              <w:left w:val="single" w:sz="4" w:space="0" w:color="CCCCCC"/>
+              <w:right w:val="single" w:sz="4" w:space="0" w:color="CCCCCC"/>
+            </w:tcBorders>
+          </w:tcPr>
+          <w:p>
+            <w:pPr>
+              <w:spacing w:before="60" w:after="60" w:line="252" w:lineRule="auto"/>
+              <w:jc w:val="left"/>
+            </w:pPr>
+            <w:r/>
+            <w:r>
+              <w:t>BEAR</w:t>
+            </w:r>
+          </w:p>
+        </w:tc>
+      </w:tr>
+      <w:tr>
+        <w:tc>
+          <w:tcPr>
+            <w:tcW w:type="dxa" w:w="1584"/>
+            <w:shd w:fill="F8FAFC"/>
+            <w:tcMar>
+              <w:top w:w="100" w:type="dxa"/>
+              <w:bottom w:w="100" w:type="dxa"/>
+              <w:left w:w="120" w:type="dxa"/>
+              <w:right w:w="120" w:type="dxa"/>
+            </w:tcMar>
+            <w:tcBorders>
+              <w:top w:val="single" w:sz="4" w:space="0" w:color="CCCCCC"/>
+              <w:bottom w:val="single" w:sz="4" w:space="0" w:color="CCCCCC"/>
+              <w:left w:val="single" w:sz="4" w:space="0" w:color="CCCCCC"/>
+              <w:right w:val="single" w:sz="4" w:space="0" w:color="CCCCCC"/>
+            </w:tcBorders>
+          </w:tcPr>
+          <w:p>
+            <w:pPr>
+              <w:spacing w:before="60" w:after="60" w:line="252" w:lineRule="auto"/>
+              <w:jc w:val="left"/>
+            </w:pPr>
+            <w:r/>
+            <w:r>
+              <w:rPr>
+                <w:b/>
+              </w:rPr>
+              <w:t>Fri 02/10</w:t>
+            </w:r>
+          </w:p>
+        </w:tc>
+        <w:tc>
+          <w:tcPr>
+            <w:tcW w:type="dxa" w:w="864"/>
+            <w:shd w:fill="F8FAFC"/>
+            <w:tcMar>
+              <w:top w:w="100" w:type="dxa"/>
+              <w:bottom w:w="100" w:type="dxa"/>
+              <w:left w:w="120" w:type="dxa"/>
+              <w:right w:w="120" w:type="dxa"/>
+            </w:tcMar>
+            <w:tcBorders>
+              <w:top w:val="single" w:sz="4" w:space="0" w:color="CCCCCC"/>
+              <w:bottom w:val="single" w:sz="4" w:space="0" w:color="CCCCCC"/>
+              <w:left w:val="single" w:sz="4" w:space="0" w:color="CCCCCC"/>
+              <w:right w:val="single" w:sz="4" w:space="0" w:color="CCCCCC"/>
+            </w:tcBorders>
+          </w:tcPr>
+          <w:p>
+            <w:pPr>
+              <w:spacing w:before="60" w:after="60" w:line="252" w:lineRule="auto"/>
+              <w:jc w:val="left"/>
+            </w:pPr>
+            <w:r/>
+            <w:r>
+              <w:t>London 15-19</w:t>
+            </w:r>
+          </w:p>
+        </w:tc>
+        <w:tc>
+          <w:tcPr>
+            <w:tcW w:type="dxa" w:w="1440"/>
+            <w:shd w:fill="F8FAFC"/>
+            <w:tcMar>
+              <w:top w:w="100" w:type="dxa"/>
+              <w:bottom w:w="100" w:type="dxa"/>
+              <w:left w:w="120" w:type="dxa"/>
+              <w:right w:w="120" w:type="dxa"/>
+            </w:tcMar>
+            <w:tcBorders>
+              <w:top w:val="single" w:sz="4" w:space="0" w:color="CCCCCC"/>
+              <w:bottom w:val="single" w:sz="4" w:space="0" w:color="CCCCCC"/>
+              <w:left w:val="single" w:sz="4" w:space="0" w:color="CCCCCC"/>
+              <w:right w:val="single" w:sz="4" w:space="0" w:color="CCCCCC"/>
+            </w:tcBorders>
+          </w:tcPr>
+          <w:p>
+            <w:pPr>
+              <w:spacing w:before="60" w:after="60" w:line="252" w:lineRule="auto"/>
+              <w:jc w:val="left"/>
+            </w:pPr>
+            <w:r/>
+            <w:r>
+              <w:t>717.50</w:t>
+            </w:r>
+          </w:p>
+        </w:tc>
+        <w:tc>
+          <w:tcPr>
+            <w:tcW w:type="dxa" w:w="2016"/>
+            <w:shd w:fill="F8FAFC"/>
+            <w:tcMar>
+              <w:top w:w="100" w:type="dxa"/>
+              <w:bottom w:w="100" w:type="dxa"/>
+              <w:left w:w="120" w:type="dxa"/>
+              <w:right w:w="120" w:type="dxa"/>
+            </w:tcMar>
+            <w:tcBorders>
+              <w:top w:val="single" w:sz="4" w:space="0" w:color="CCCCCC"/>
+              <w:bottom w:val="single" w:sz="4" w:space="0" w:color="CCCCCC"/>
+              <w:left w:val="single" w:sz="4" w:space="0" w:color="CCCCCC"/>
+              <w:right w:val="single" w:sz="4" w:space="0" w:color="CCCCCC"/>
+            </w:tcBorders>
+          </w:tcPr>
+          <w:p>
+            <w:pPr>
+              <w:spacing w:before="60" w:after="60" w:line="252" w:lineRule="auto"/>
+              <w:jc w:val="left"/>
+            </w:pPr>
+            <w:r/>
+            <w:r>
+              <w:t>724.50</w:t>
+            </w:r>
+          </w:p>
+        </w:tc>
+        <w:tc>
+          <w:tcPr>
+            <w:tcW w:type="dxa" w:w="1152"/>
+            <w:shd w:fill="F8FAFC"/>
+            <w:tcMar>
+              <w:top w:w="100" w:type="dxa"/>
+              <w:bottom w:w="100" w:type="dxa"/>
+              <w:left w:w="120" w:type="dxa"/>
+              <w:right w:w="120" w:type="dxa"/>
+            </w:tcMar>
+            <w:tcBorders>
+              <w:top w:val="single" w:sz="4" w:space="0" w:color="CCCCCC"/>
+              <w:bottom w:val="single" w:sz="4" w:space="0" w:color="CCCCCC"/>
+              <w:left w:val="single" w:sz="4" w:space="0" w:color="CCCCCC"/>
+              <w:right w:val="single" w:sz="4" w:space="0" w:color="CCCCCC"/>
+            </w:tcBorders>
+          </w:tcPr>
+          <w:p>
+            <w:pPr>
+              <w:spacing w:before="60" w:after="60" w:line="252" w:lineRule="auto"/>
+              <w:jc w:val="left"/>
+            </w:pPr>
+            <w:r/>
+            <w:r>
+              <w:t>704.00</w:t>
+            </w:r>
+          </w:p>
+        </w:tc>
+        <w:tc>
+          <w:tcPr>
+            <w:tcW w:type="dxa" w:w="1728"/>
+            <w:shd w:fill="F8FAFC"/>
+            <w:tcMar>
+              <w:top w:w="100" w:type="dxa"/>
+              <w:bottom w:w="100" w:type="dxa"/>
+              <w:left w:w="120" w:type="dxa"/>
+              <w:right w:w="120" w:type="dxa"/>
+            </w:tcMar>
+            <w:tcBorders>
+              <w:top w:val="single" w:sz="4" w:space="0" w:color="CCCCCC"/>
+              <w:bottom w:val="single" w:sz="4" w:space="0" w:color="CCCCCC"/>
+              <w:left w:val="single" w:sz="4" w:space="0" w:color="CCCCCC"/>
+              <w:right w:val="single" w:sz="4" w:space="0" w:color="CCCCCC"/>
+            </w:tcBorders>
+          </w:tcPr>
+          <w:p>
+            <w:pPr>
+              <w:spacing w:before="60" w:after="60" w:line="252" w:lineRule="auto"/>
+              <w:jc w:val="left"/>
+            </w:pPr>
+            <w:r/>
+            <w:r>
+              <w:rPr>
+                <w:b/>
+              </w:rPr>
+              <w:t>718.25</w:t>
+            </w:r>
+          </w:p>
+        </w:tc>
+        <w:tc>
+          <w:tcPr>
+            <w:tcW w:type="dxa" w:w="3456"/>
+            <w:shd w:fill="F8FAFC"/>
+            <w:tcMar>
+              <w:top w:w="100" w:type="dxa"/>
+              <w:bottom w:w="100" w:type="dxa"/>
+              <w:left w:w="120" w:type="dxa"/>
+              <w:right w:w="120" w:type="dxa"/>
+            </w:tcMar>
+            <w:tcBorders>
+              <w:top w:val="single" w:sz="4" w:space="0" w:color="CCCCCC"/>
+              <w:bottom w:val="single" w:sz="4" w:space="0" w:color="CCCCCC"/>
+              <w:left w:val="single" w:sz="4" w:space="0" w:color="CCCCCC"/>
+              <w:right w:val="single" w:sz="4" w:space="0" w:color="CCCCCC"/>
+            </w:tcBorders>
+          </w:tcPr>
+          <w:p>
+            <w:pPr>
+              <w:spacing w:before="60" w:after="60" w:line="252" w:lineRule="auto"/>
+              <w:jc w:val="left"/>
+            </w:pPr>
+            <w:r/>
+            <w:r>
+              <w:rPr>
+                <w:b/>
+              </w:rPr>
+              <w:t>+0.75</w:t>
+            </w:r>
+          </w:p>
+        </w:tc>
+        <w:tc>
+          <w:tcPr>
+            <w:tcW w:type="dxa" w:w="1440"/>
+            <w:shd w:fill="F8FAFC"/>
+            <w:tcMar>
+              <w:top w:w="100" w:type="dxa"/>
+              <w:bottom w:w="100" w:type="dxa"/>
+              <w:left w:w="120" w:type="dxa"/>
+              <w:right w:w="120" w:type="dxa"/>
+            </w:tcMar>
+            <w:tcBorders>
+              <w:top w:val="single" w:sz="4" w:space="0" w:color="CCCCCC"/>
+              <w:bottom w:val="single" w:sz="4" w:space="0" w:color="CCCCCC"/>
+              <w:left w:val="single" w:sz="4" w:space="0" w:color="CCCCCC"/>
+              <w:right w:val="single" w:sz="4" w:space="0" w:color="CCCCCC"/>
+            </w:tcBorders>
+          </w:tcPr>
+          <w:p>
+            <w:pPr>
+              <w:spacing w:before="60" w:after="60" w:line="252" w:lineRule="auto"/>
+              <w:jc w:val="left"/>
+            </w:pPr>
+            <w:r/>
+            <w:r>
+              <w:t>BULL</w:t>
+            </w:r>
+          </w:p>
+        </w:tc>
+      </w:tr>
+      <w:tr>
+        <w:tc>
+          <w:tcPr>
+            <w:tcW w:type="dxa" w:w="1584"/>
+            <w:shd w:fill="FFFFFF"/>
+            <w:tcMar>
+              <w:top w:w="100" w:type="dxa"/>
+              <w:bottom w:w="100" w:type="dxa"/>
+              <w:left w:w="120" w:type="dxa"/>
+              <w:right w:w="120" w:type="dxa"/>
+            </w:tcMar>
+            <w:tcBorders>
+              <w:top w:val="single" w:sz="4" w:space="0" w:color="CCCCCC"/>
+              <w:bottom w:val="single" w:sz="4" w:space="0" w:color="CCCCCC"/>
+              <w:left w:val="single" w:sz="4" w:space="0" w:color="CCCCCC"/>
+              <w:right w:val="single" w:sz="4" w:space="0" w:color="CCCCCC"/>
+            </w:tcBorders>
+          </w:tcPr>
+          <w:p>
+            <w:pPr>
+              <w:spacing w:before="60" w:after="60" w:line="252" w:lineRule="auto"/>
+              <w:jc w:val="left"/>
+            </w:pPr>
+            <w:r/>
+            <w:r>
+              <w:rPr>
+                <w:b/>
+              </w:rPr>
+              <w:t>Fri 02/10</w:t>
+            </w:r>
+          </w:p>
+        </w:tc>
+        <w:tc>
+          <w:tcPr>
+            <w:tcW w:type="dxa" w:w="864"/>
+            <w:shd w:fill="FFFFFF"/>
+            <w:tcMar>
+              <w:top w:w="100" w:type="dxa"/>
+              <w:bottom w:w="100" w:type="dxa"/>
+              <w:left w:w="120" w:type="dxa"/>
+              <w:right w:w="120" w:type="dxa"/>
+            </w:tcMar>
+            <w:tcBorders>
+              <w:top w:val="single" w:sz="4" w:space="0" w:color="CCCCCC"/>
+              <w:bottom w:val="single" w:sz="4" w:space="0" w:color="CCCCCC"/>
+              <w:left w:val="single" w:sz="4" w:space="0" w:color="CCCCCC"/>
+              <w:right w:val="single" w:sz="4" w:space="0" w:color="CCCCCC"/>
+            </w:tcBorders>
+          </w:tcPr>
+          <w:p>
+            <w:pPr>
+              <w:spacing w:before="60" w:after="60" w:line="252" w:lineRule="auto"/>
+              <w:jc w:val="left"/>
+            </w:pPr>
+            <w:r/>
+            <w:r>
+              <w:t>Pre-NY 19-21</w:t>
+            </w:r>
+          </w:p>
+        </w:tc>
+        <w:tc>
+          <w:tcPr>
+            <w:tcW w:type="dxa" w:w="1440"/>
+            <w:shd w:fill="FFFFFF"/>
+            <w:tcMar>
+              <w:top w:w="100" w:type="dxa"/>
+              <w:bottom w:w="100" w:type="dxa"/>
+              <w:left w:w="120" w:type="dxa"/>
+              <w:right w:w="120" w:type="dxa"/>
+            </w:tcMar>
+            <w:tcBorders>
+              <w:top w:val="single" w:sz="4" w:space="0" w:color="CCCCCC"/>
+              <w:bottom w:val="single" w:sz="4" w:space="0" w:color="CCCCCC"/>
+              <w:left w:val="single" w:sz="4" w:space="0" w:color="CCCCCC"/>
+              <w:right w:val="single" w:sz="4" w:space="0" w:color="CCCCCC"/>
+            </w:tcBorders>
+          </w:tcPr>
+          <w:p>
+            <w:pPr>
+              <w:spacing w:before="60" w:after="60" w:line="252" w:lineRule="auto"/>
+              <w:jc w:val="left"/>
+            </w:pPr>
+            <w:r/>
+            <w:r>
+              <w:t>718.25</w:t>
+            </w:r>
+          </w:p>
+        </w:tc>
+        <w:tc>
+          <w:tcPr>
+            <w:tcW w:type="dxa" w:w="2016"/>
+            <w:shd w:fill="FFFFFF"/>
+            <w:tcMar>
+              <w:top w:w="100" w:type="dxa"/>
+              <w:bottom w:w="100" w:type="dxa"/>
+              <w:left w:w="120" w:type="dxa"/>
+              <w:right w:w="120" w:type="dxa"/>
+            </w:tcMar>
+            <w:tcBorders>
+              <w:top w:val="single" w:sz="4" w:space="0" w:color="CCCCCC"/>
+              <w:bottom w:val="single" w:sz="4" w:space="0" w:color="CCCCCC"/>
+              <w:left w:val="single" w:sz="4" w:space="0" w:color="CCCCCC"/>
+              <w:right w:val="single" w:sz="4" w:space="0" w:color="CCCCCC"/>
+            </w:tcBorders>
+          </w:tcPr>
+          <w:p>
+            <w:pPr>
+              <w:spacing w:before="60" w:after="60" w:line="252" w:lineRule="auto"/>
+              <w:jc w:val="left"/>
+            </w:pPr>
+            <w:r/>
+            <w:r>
+              <w:t>727.50</w:t>
+            </w:r>
+          </w:p>
+        </w:tc>
+        <w:tc>
+          <w:tcPr>
+            <w:tcW w:type="dxa" w:w="1152"/>
+            <w:shd w:fill="FFFFFF"/>
+            <w:tcMar>
+              <w:top w:w="100" w:type="dxa"/>
+              <w:bottom w:w="100" w:type="dxa"/>
+              <w:left w:w="120" w:type="dxa"/>
+              <w:right w:w="120" w:type="dxa"/>
+            </w:tcMar>
+            <w:tcBorders>
+              <w:top w:val="single" w:sz="4" w:space="0" w:color="CCCCCC"/>
+              <w:bottom w:val="single" w:sz="4" w:space="0" w:color="CCCCCC"/>
+              <w:left w:val="single" w:sz="4" w:space="0" w:color="CCCCCC"/>
+              <w:right w:val="single" w:sz="4" w:space="0" w:color="CCCCCC"/>
+            </w:tcBorders>
+          </w:tcPr>
+          <w:p>
+            <w:pPr>
+              <w:spacing w:before="60" w:after="60" w:line="252" w:lineRule="auto"/>
+              <w:jc w:val="left"/>
+            </w:pPr>
+            <w:r/>
+            <w:r>
+              <w:t>711.00</w:t>
+            </w:r>
+          </w:p>
+        </w:tc>
+        <w:tc>
+          <w:tcPr>
+            <w:tcW w:type="dxa" w:w="1728"/>
+            <w:shd w:fill="FFFFFF"/>
+            <w:tcMar>
+              <w:top w:w="100" w:type="dxa"/>
+              <w:bottom w:w="100" w:type="dxa"/>
+              <w:left w:w="120" w:type="dxa"/>
+              <w:right w:w="120" w:type="dxa"/>
+            </w:tcMar>
+            <w:tcBorders>
+              <w:top w:val="single" w:sz="4" w:space="0" w:color="CCCCCC"/>
+              <w:bottom w:val="single" w:sz="4" w:space="0" w:color="CCCCCC"/>
+              <w:left w:val="single" w:sz="4" w:space="0" w:color="CCCCCC"/>
+              <w:right w:val="single" w:sz="4" w:space="0" w:color="CCCCCC"/>
+            </w:tcBorders>
+          </w:tcPr>
+          <w:p>
+            <w:pPr>
+              <w:spacing w:before="60" w:after="60" w:line="252" w:lineRule="auto"/>
+              <w:jc w:val="left"/>
+            </w:pPr>
+            <w:r/>
+            <w:r>
+              <w:rPr>
+                <w:b/>
+              </w:rPr>
+              <w:t>718.00</w:t>
+            </w:r>
+          </w:p>
+        </w:tc>
+        <w:tc>
+          <w:tcPr>
+            <w:tcW w:type="dxa" w:w="3456"/>
+            <w:shd w:fill="FFFFFF"/>
             <w:tcMar>
               <w:top w:w="100" w:type="dxa"/>
               <w:bottom w:w="100" w:type="dxa"/>
@@ -28693,7 +30808,7 @@
         <w:tc>
           <w:tcPr>
             <w:tcW w:type="dxa" w:w="1440"/>
-            <w:shd w:fill="F8FAFC"/>
+            <w:shd w:fill="FFFFFF"/>
             <w:tcMar>
               <w:top w:w="100" w:type="dxa"/>
               <w:bottom w:w="100" w:type="dxa"/>
@@ -28715,1181 +30830,6 @@
             <w:r/>
             <w:r>
               <w:t>BEAR</w:t>
-            </w:r>
-          </w:p>
-        </w:tc>
-      </w:tr>
-      <w:tr>
-        <w:tc>
-          <w:tcPr>
-            <w:tcW w:type="dxa" w:w="1584"/>
-            <w:shd w:fill="FFFFFF"/>
-            <w:tcMar>
-              <w:top w:w="100" w:type="dxa"/>
-              <w:bottom w:w="100" w:type="dxa"/>
-              <w:left w:w="120" w:type="dxa"/>
-              <w:right w:w="120" w:type="dxa"/>
-            </w:tcMar>
-            <w:tcBorders>
-              <w:top w:val="single" w:sz="4" w:space="0" w:color="CCCCCC"/>
-              <w:bottom w:val="single" w:sz="4" w:space="0" w:color="CCCCCC"/>
-              <w:left w:val="single" w:sz="4" w:space="0" w:color="CCCCCC"/>
-              <w:right w:val="single" w:sz="4" w:space="0" w:color="CCCCCC"/>
-            </w:tcBorders>
-          </w:tcPr>
-          <w:p>
-            <w:pPr>
-              <w:spacing w:before="60" w:after="60" w:line="252" w:lineRule="auto"/>
-              <w:jc w:val="left"/>
-            </w:pPr>
-            <w:r/>
-            <w:r>
-              <w:rPr>
-                <w:b/>
-              </w:rPr>
-              <w:t>Thu 01/10</w:t>
-            </w:r>
-          </w:p>
-        </w:tc>
-        <w:tc>
-          <w:tcPr>
-            <w:tcW w:type="dxa" w:w="864"/>
-            <w:shd w:fill="FFFFFF"/>
-            <w:tcMar>
-              <w:top w:w="100" w:type="dxa"/>
-              <w:bottom w:w="100" w:type="dxa"/>
-              <w:left w:w="120" w:type="dxa"/>
-              <w:right w:w="120" w:type="dxa"/>
-            </w:tcMar>
-            <w:tcBorders>
-              <w:top w:val="single" w:sz="4" w:space="0" w:color="CCCCCC"/>
-              <w:bottom w:val="single" w:sz="4" w:space="0" w:color="CCCCCC"/>
-              <w:left w:val="single" w:sz="4" w:space="0" w:color="CCCCCC"/>
-              <w:right w:val="single" w:sz="4" w:space="0" w:color="CCCCCC"/>
-            </w:tcBorders>
-          </w:tcPr>
-          <w:p>
-            <w:pPr>
-              <w:spacing w:before="60" w:after="60" w:line="252" w:lineRule="auto"/>
-              <w:jc w:val="left"/>
-            </w:pPr>
-            <w:r/>
-            <w:r>
-              <w:t>Asia 11-15</w:t>
-            </w:r>
-          </w:p>
-        </w:tc>
-        <w:tc>
-          <w:tcPr>
-            <w:tcW w:type="dxa" w:w="1440"/>
-            <w:shd w:fill="FFFFFF"/>
-            <w:tcMar>
-              <w:top w:w="100" w:type="dxa"/>
-              <w:bottom w:w="100" w:type="dxa"/>
-              <w:left w:w="120" w:type="dxa"/>
-              <w:right w:w="120" w:type="dxa"/>
-            </w:tcMar>
-            <w:tcBorders>
-              <w:top w:val="single" w:sz="4" w:space="0" w:color="CCCCCC"/>
-              <w:bottom w:val="single" w:sz="4" w:space="0" w:color="CCCCCC"/>
-              <w:left w:val="single" w:sz="4" w:space="0" w:color="CCCCCC"/>
-              <w:right w:val="single" w:sz="4" w:space="0" w:color="CCCCCC"/>
-            </w:tcBorders>
-          </w:tcPr>
-          <w:p>
-            <w:pPr>
-              <w:spacing w:before="60" w:after="60" w:line="252" w:lineRule="auto"/>
-              <w:jc w:val="left"/>
-            </w:pPr>
-            <w:r/>
-            <w:r>
-              <w:t>712.00</w:t>
-            </w:r>
-          </w:p>
-        </w:tc>
-        <w:tc>
-          <w:tcPr>
-            <w:tcW w:type="dxa" w:w="2016"/>
-            <w:shd w:fill="FFFFFF"/>
-            <w:tcMar>
-              <w:top w:w="100" w:type="dxa"/>
-              <w:bottom w:w="100" w:type="dxa"/>
-              <w:left w:w="120" w:type="dxa"/>
-              <w:right w:w="120" w:type="dxa"/>
-            </w:tcMar>
-            <w:tcBorders>
-              <w:top w:val="single" w:sz="4" w:space="0" w:color="CCCCCC"/>
-              <w:bottom w:val="single" w:sz="4" w:space="0" w:color="CCCCCC"/>
-              <w:left w:val="single" w:sz="4" w:space="0" w:color="CCCCCC"/>
-              <w:right w:val="single" w:sz="4" w:space="0" w:color="CCCCCC"/>
-            </w:tcBorders>
-          </w:tcPr>
-          <w:p>
-            <w:pPr>
-              <w:spacing w:before="60" w:after="60" w:line="252" w:lineRule="auto"/>
-              <w:jc w:val="left"/>
-            </w:pPr>
-            <w:r/>
-            <w:r>
-              <w:t>721.75</w:t>
-            </w:r>
-          </w:p>
-        </w:tc>
-        <w:tc>
-          <w:tcPr>
-            <w:tcW w:type="dxa" w:w="1152"/>
-            <w:shd w:fill="FFFFFF"/>
-            <w:tcMar>
-              <w:top w:w="100" w:type="dxa"/>
-              <w:bottom w:w="100" w:type="dxa"/>
-              <w:left w:w="120" w:type="dxa"/>
-              <w:right w:w="120" w:type="dxa"/>
-            </w:tcMar>
-            <w:tcBorders>
-              <w:top w:val="single" w:sz="4" w:space="0" w:color="CCCCCC"/>
-              <w:bottom w:val="single" w:sz="4" w:space="0" w:color="CCCCCC"/>
-              <w:left w:val="single" w:sz="4" w:space="0" w:color="CCCCCC"/>
-              <w:right w:val="single" w:sz="4" w:space="0" w:color="CCCCCC"/>
-            </w:tcBorders>
-          </w:tcPr>
-          <w:p>
-            <w:pPr>
-              <w:spacing w:before="60" w:after="60" w:line="252" w:lineRule="auto"/>
-              <w:jc w:val="left"/>
-            </w:pPr>
-            <w:r/>
-            <w:r>
-              <w:t>702.25</w:t>
-            </w:r>
-          </w:p>
-        </w:tc>
-        <w:tc>
-          <w:tcPr>
-            <w:tcW w:type="dxa" w:w="1728"/>
-            <w:shd w:fill="FFFFFF"/>
-            <w:tcMar>
-              <w:top w:w="100" w:type="dxa"/>
-              <w:bottom w:w="100" w:type="dxa"/>
-              <w:left w:w="120" w:type="dxa"/>
-              <w:right w:w="120" w:type="dxa"/>
-            </w:tcMar>
-            <w:tcBorders>
-              <w:top w:val="single" w:sz="4" w:space="0" w:color="CCCCCC"/>
-              <w:bottom w:val="single" w:sz="4" w:space="0" w:color="CCCCCC"/>
-              <w:left w:val="single" w:sz="4" w:space="0" w:color="CCCCCC"/>
-              <w:right w:val="single" w:sz="4" w:space="0" w:color="CCCCCC"/>
-            </w:tcBorders>
-          </w:tcPr>
-          <w:p>
-            <w:pPr>
-              <w:spacing w:before="60" w:after="60" w:line="252" w:lineRule="auto"/>
-              <w:jc w:val="left"/>
-            </w:pPr>
-            <w:r/>
-            <w:r>
-              <w:rPr>
-                <w:b/>
-              </w:rPr>
-              <w:t>712.50</w:t>
-            </w:r>
-          </w:p>
-        </w:tc>
-        <w:tc>
-          <w:tcPr>
-            <w:tcW w:type="dxa" w:w="3456"/>
-            <w:shd w:fill="FFFFFF"/>
-            <w:tcMar>
-              <w:top w:w="100" w:type="dxa"/>
-              <w:bottom w:w="100" w:type="dxa"/>
-              <w:left w:w="120" w:type="dxa"/>
-              <w:right w:w="120" w:type="dxa"/>
-            </w:tcMar>
-            <w:tcBorders>
-              <w:top w:val="single" w:sz="4" w:space="0" w:color="CCCCCC"/>
-              <w:bottom w:val="single" w:sz="4" w:space="0" w:color="CCCCCC"/>
-              <w:left w:val="single" w:sz="4" w:space="0" w:color="CCCCCC"/>
-              <w:right w:val="single" w:sz="4" w:space="0" w:color="CCCCCC"/>
-            </w:tcBorders>
-          </w:tcPr>
-          <w:p>
-            <w:pPr>
-              <w:spacing w:before="60" w:after="60" w:line="252" w:lineRule="auto"/>
-              <w:jc w:val="left"/>
-            </w:pPr>
-            <w:r/>
-            <w:r>
-              <w:rPr>
-                <w:b/>
-              </w:rPr>
-              <w:t>+0.50</w:t>
-            </w:r>
-          </w:p>
-        </w:tc>
-        <w:tc>
-          <w:tcPr>
-            <w:tcW w:type="dxa" w:w="1440"/>
-            <w:shd w:fill="FFFFFF"/>
-            <w:tcMar>
-              <w:top w:w="100" w:type="dxa"/>
-              <w:bottom w:w="100" w:type="dxa"/>
-              <w:left w:w="120" w:type="dxa"/>
-              <w:right w:w="120" w:type="dxa"/>
-            </w:tcMar>
-            <w:tcBorders>
-              <w:top w:val="single" w:sz="4" w:space="0" w:color="CCCCCC"/>
-              <w:bottom w:val="single" w:sz="4" w:space="0" w:color="CCCCCC"/>
-              <w:left w:val="single" w:sz="4" w:space="0" w:color="CCCCCC"/>
-              <w:right w:val="single" w:sz="4" w:space="0" w:color="CCCCCC"/>
-            </w:tcBorders>
-          </w:tcPr>
-          <w:p>
-            <w:pPr>
-              <w:spacing w:before="60" w:after="60" w:line="252" w:lineRule="auto"/>
-              <w:jc w:val="left"/>
-            </w:pPr>
-            <w:r/>
-            <w:r>
-              <w:t>BULL</w:t>
-            </w:r>
-          </w:p>
-        </w:tc>
-      </w:tr>
-      <w:tr>
-        <w:tc>
-          <w:tcPr>
-            <w:tcW w:type="dxa" w:w="1584"/>
-            <w:shd w:fill="F8FAFC"/>
-            <w:tcMar>
-              <w:top w:w="100" w:type="dxa"/>
-              <w:bottom w:w="100" w:type="dxa"/>
-              <w:left w:w="120" w:type="dxa"/>
-              <w:right w:w="120" w:type="dxa"/>
-            </w:tcMar>
-            <w:tcBorders>
-              <w:top w:val="single" w:sz="4" w:space="0" w:color="CCCCCC"/>
-              <w:bottom w:val="single" w:sz="4" w:space="0" w:color="CCCCCC"/>
-              <w:left w:val="single" w:sz="4" w:space="0" w:color="CCCCCC"/>
-              <w:right w:val="single" w:sz="4" w:space="0" w:color="CCCCCC"/>
-            </w:tcBorders>
-          </w:tcPr>
-          <w:p>
-            <w:pPr>
-              <w:spacing w:before="60" w:after="60" w:line="252" w:lineRule="auto"/>
-              <w:jc w:val="left"/>
-            </w:pPr>
-            <w:r/>
-            <w:r>
-              <w:rPr>
-                <w:b/>
-              </w:rPr>
-              <w:t>Thu 01/10</w:t>
-            </w:r>
-          </w:p>
-        </w:tc>
-        <w:tc>
-          <w:tcPr>
-            <w:tcW w:type="dxa" w:w="864"/>
-            <w:shd w:fill="F8FAFC"/>
-            <w:tcMar>
-              <w:top w:w="100" w:type="dxa"/>
-              <w:bottom w:w="100" w:type="dxa"/>
-              <w:left w:w="120" w:type="dxa"/>
-              <w:right w:w="120" w:type="dxa"/>
-            </w:tcMar>
-            <w:tcBorders>
-              <w:top w:val="single" w:sz="4" w:space="0" w:color="CCCCCC"/>
-              <w:bottom w:val="single" w:sz="4" w:space="0" w:color="CCCCCC"/>
-              <w:left w:val="single" w:sz="4" w:space="0" w:color="CCCCCC"/>
-              <w:right w:val="single" w:sz="4" w:space="0" w:color="CCCCCC"/>
-            </w:tcBorders>
-          </w:tcPr>
-          <w:p>
-            <w:pPr>
-              <w:spacing w:before="60" w:after="60" w:line="252" w:lineRule="auto"/>
-              <w:jc w:val="left"/>
-            </w:pPr>
-            <w:r/>
-            <w:r>
-              <w:t>London 15-19</w:t>
-            </w:r>
-          </w:p>
-        </w:tc>
-        <w:tc>
-          <w:tcPr>
-            <w:tcW w:type="dxa" w:w="1440"/>
-            <w:shd w:fill="F8FAFC"/>
-            <w:tcMar>
-              <w:top w:w="100" w:type="dxa"/>
-              <w:bottom w:w="100" w:type="dxa"/>
-              <w:left w:w="120" w:type="dxa"/>
-              <w:right w:w="120" w:type="dxa"/>
-            </w:tcMar>
-            <w:tcBorders>
-              <w:top w:val="single" w:sz="4" w:space="0" w:color="CCCCCC"/>
-              <w:bottom w:val="single" w:sz="4" w:space="0" w:color="CCCCCC"/>
-              <w:left w:val="single" w:sz="4" w:space="0" w:color="CCCCCC"/>
-              <w:right w:val="single" w:sz="4" w:space="0" w:color="CCCCCC"/>
-            </w:tcBorders>
-          </w:tcPr>
-          <w:p>
-            <w:pPr>
-              <w:spacing w:before="60" w:after="60" w:line="252" w:lineRule="auto"/>
-              <w:jc w:val="left"/>
-            </w:pPr>
-            <w:r/>
-            <w:r>
-              <w:t>712.50</w:t>
-            </w:r>
-          </w:p>
-        </w:tc>
-        <w:tc>
-          <w:tcPr>
-            <w:tcW w:type="dxa" w:w="2016"/>
-            <w:shd w:fill="F8FAFC"/>
-            <w:tcMar>
-              <w:top w:w="100" w:type="dxa"/>
-              <w:bottom w:w="100" w:type="dxa"/>
-              <w:left w:w="120" w:type="dxa"/>
-              <w:right w:w="120" w:type="dxa"/>
-            </w:tcMar>
-            <w:tcBorders>
-              <w:top w:val="single" w:sz="4" w:space="0" w:color="CCCCCC"/>
-              <w:bottom w:val="single" w:sz="4" w:space="0" w:color="CCCCCC"/>
-              <w:left w:val="single" w:sz="4" w:space="0" w:color="CCCCCC"/>
-              <w:right w:val="single" w:sz="4" w:space="0" w:color="CCCCCC"/>
-            </w:tcBorders>
-          </w:tcPr>
-          <w:p>
-            <w:pPr>
-              <w:spacing w:before="60" w:after="60" w:line="252" w:lineRule="auto"/>
-              <w:jc w:val="left"/>
-            </w:pPr>
-            <w:r/>
-            <w:r>
-              <w:t>723.25</w:t>
-            </w:r>
-          </w:p>
-        </w:tc>
-        <w:tc>
-          <w:tcPr>
-            <w:tcW w:type="dxa" w:w="1152"/>
-            <w:shd w:fill="F8FAFC"/>
-            <w:tcMar>
-              <w:top w:w="100" w:type="dxa"/>
-              <w:bottom w:w="100" w:type="dxa"/>
-              <w:left w:w="120" w:type="dxa"/>
-              <w:right w:w="120" w:type="dxa"/>
-            </w:tcMar>
-            <w:tcBorders>
-              <w:top w:val="single" w:sz="4" w:space="0" w:color="CCCCCC"/>
-              <w:bottom w:val="single" w:sz="4" w:space="0" w:color="CCCCCC"/>
-              <w:left w:val="single" w:sz="4" w:space="0" w:color="CCCCCC"/>
-              <w:right w:val="single" w:sz="4" w:space="0" w:color="CCCCCC"/>
-            </w:tcBorders>
-          </w:tcPr>
-          <w:p>
-            <w:pPr>
-              <w:spacing w:before="60" w:after="60" w:line="252" w:lineRule="auto"/>
-              <w:jc w:val="left"/>
-            </w:pPr>
-            <w:r/>
-            <w:r>
-              <w:t>705.25</w:t>
-            </w:r>
-          </w:p>
-        </w:tc>
-        <w:tc>
-          <w:tcPr>
-            <w:tcW w:type="dxa" w:w="1728"/>
-            <w:shd w:fill="F8FAFC"/>
-            <w:tcMar>
-              <w:top w:w="100" w:type="dxa"/>
-              <w:bottom w:w="100" w:type="dxa"/>
-              <w:left w:w="120" w:type="dxa"/>
-              <w:right w:w="120" w:type="dxa"/>
-            </w:tcMar>
-            <w:tcBorders>
-              <w:top w:val="single" w:sz="4" w:space="0" w:color="CCCCCC"/>
-              <w:bottom w:val="single" w:sz="4" w:space="0" w:color="CCCCCC"/>
-              <w:left w:val="single" w:sz="4" w:space="0" w:color="CCCCCC"/>
-              <w:right w:val="single" w:sz="4" w:space="0" w:color="CCCCCC"/>
-            </w:tcBorders>
-          </w:tcPr>
-          <w:p>
-            <w:pPr>
-              <w:spacing w:before="60" w:after="60" w:line="252" w:lineRule="auto"/>
-              <w:jc w:val="left"/>
-            </w:pPr>
-            <w:r/>
-            <w:r>
-              <w:rPr>
-                <w:b/>
-              </w:rPr>
-              <w:t>713.25</w:t>
-            </w:r>
-          </w:p>
-        </w:tc>
-        <w:tc>
-          <w:tcPr>
-            <w:tcW w:type="dxa" w:w="3456"/>
-            <w:shd w:fill="F8FAFC"/>
-            <w:tcMar>
-              <w:top w:w="100" w:type="dxa"/>
-              <w:bottom w:w="100" w:type="dxa"/>
-              <w:left w:w="120" w:type="dxa"/>
-              <w:right w:w="120" w:type="dxa"/>
-            </w:tcMar>
-            <w:tcBorders>
-              <w:top w:val="single" w:sz="4" w:space="0" w:color="CCCCCC"/>
-              <w:bottom w:val="single" w:sz="4" w:space="0" w:color="CCCCCC"/>
-              <w:left w:val="single" w:sz="4" w:space="0" w:color="CCCCCC"/>
-              <w:right w:val="single" w:sz="4" w:space="0" w:color="CCCCCC"/>
-            </w:tcBorders>
-          </w:tcPr>
-          <w:p>
-            <w:pPr>
-              <w:spacing w:before="60" w:after="60" w:line="252" w:lineRule="auto"/>
-              <w:jc w:val="left"/>
-            </w:pPr>
-            <w:r/>
-            <w:r>
-              <w:rPr>
-                <w:b/>
-              </w:rPr>
-              <w:t>+0.75</w:t>
-            </w:r>
-          </w:p>
-        </w:tc>
-        <w:tc>
-          <w:tcPr>
-            <w:tcW w:type="dxa" w:w="1440"/>
-            <w:shd w:fill="F8FAFC"/>
-            <w:tcMar>
-              <w:top w:w="100" w:type="dxa"/>
-              <w:bottom w:w="100" w:type="dxa"/>
-              <w:left w:w="120" w:type="dxa"/>
-              <w:right w:w="120" w:type="dxa"/>
-            </w:tcMar>
-            <w:tcBorders>
-              <w:top w:val="single" w:sz="4" w:space="0" w:color="CCCCCC"/>
-              <w:bottom w:val="single" w:sz="4" w:space="0" w:color="CCCCCC"/>
-              <w:left w:val="single" w:sz="4" w:space="0" w:color="CCCCCC"/>
-              <w:right w:val="single" w:sz="4" w:space="0" w:color="CCCCCC"/>
-            </w:tcBorders>
-          </w:tcPr>
-          <w:p>
-            <w:pPr>
-              <w:spacing w:before="60" w:after="60" w:line="252" w:lineRule="auto"/>
-              <w:jc w:val="left"/>
-            </w:pPr>
-            <w:r/>
-            <w:r>
-              <w:t>BULL</w:t>
-            </w:r>
-          </w:p>
-        </w:tc>
-      </w:tr>
-      <w:tr>
-        <w:tc>
-          <w:tcPr>
-            <w:tcW w:type="dxa" w:w="1584"/>
-            <w:shd w:fill="FFFFFF"/>
-            <w:tcMar>
-              <w:top w:w="100" w:type="dxa"/>
-              <w:bottom w:w="100" w:type="dxa"/>
-              <w:left w:w="120" w:type="dxa"/>
-              <w:right w:w="120" w:type="dxa"/>
-            </w:tcMar>
-            <w:tcBorders>
-              <w:top w:val="single" w:sz="4" w:space="0" w:color="CCCCCC"/>
-              <w:bottom w:val="single" w:sz="4" w:space="0" w:color="CCCCCC"/>
-              <w:left w:val="single" w:sz="4" w:space="0" w:color="CCCCCC"/>
-              <w:right w:val="single" w:sz="4" w:space="0" w:color="CCCCCC"/>
-            </w:tcBorders>
-          </w:tcPr>
-          <w:p>
-            <w:pPr>
-              <w:spacing w:before="60" w:after="60" w:line="252" w:lineRule="auto"/>
-              <w:jc w:val="left"/>
-            </w:pPr>
-            <w:r/>
-            <w:r>
-              <w:rPr>
-                <w:b/>
-              </w:rPr>
-              <w:t>Thu 01/10</w:t>
-            </w:r>
-          </w:p>
-        </w:tc>
-        <w:tc>
-          <w:tcPr>
-            <w:tcW w:type="dxa" w:w="864"/>
-            <w:shd w:fill="FFFFFF"/>
-            <w:tcMar>
-              <w:top w:w="100" w:type="dxa"/>
-              <w:bottom w:w="100" w:type="dxa"/>
-              <w:left w:w="120" w:type="dxa"/>
-              <w:right w:w="120" w:type="dxa"/>
-            </w:tcMar>
-            <w:tcBorders>
-              <w:top w:val="single" w:sz="4" w:space="0" w:color="CCCCCC"/>
-              <w:bottom w:val="single" w:sz="4" w:space="0" w:color="CCCCCC"/>
-              <w:left w:val="single" w:sz="4" w:space="0" w:color="CCCCCC"/>
-              <w:right w:val="single" w:sz="4" w:space="0" w:color="CCCCCC"/>
-            </w:tcBorders>
-          </w:tcPr>
-          <w:p>
-            <w:pPr>
-              <w:spacing w:before="60" w:after="60" w:line="252" w:lineRule="auto"/>
-              <w:jc w:val="left"/>
-            </w:pPr>
-            <w:r/>
-            <w:r>
-              <w:t>Pre-NY 19-21</w:t>
-            </w:r>
-          </w:p>
-        </w:tc>
-        <w:tc>
-          <w:tcPr>
-            <w:tcW w:type="dxa" w:w="1440"/>
-            <w:shd w:fill="FFFFFF"/>
-            <w:tcMar>
-              <w:top w:w="100" w:type="dxa"/>
-              <w:bottom w:w="100" w:type="dxa"/>
-              <w:left w:w="120" w:type="dxa"/>
-              <w:right w:w="120" w:type="dxa"/>
-            </w:tcMar>
-            <w:tcBorders>
-              <w:top w:val="single" w:sz="4" w:space="0" w:color="CCCCCC"/>
-              <w:bottom w:val="single" w:sz="4" w:space="0" w:color="CCCCCC"/>
-              <w:left w:val="single" w:sz="4" w:space="0" w:color="CCCCCC"/>
-              <w:right w:val="single" w:sz="4" w:space="0" w:color="CCCCCC"/>
-            </w:tcBorders>
-          </w:tcPr>
-          <w:p>
-            <w:pPr>
-              <w:spacing w:before="60" w:after="60" w:line="252" w:lineRule="auto"/>
-              <w:jc w:val="left"/>
-            </w:pPr>
-            <w:r/>
-            <w:r>
-              <w:t>713.25</w:t>
-            </w:r>
-          </w:p>
-        </w:tc>
-        <w:tc>
-          <w:tcPr>
-            <w:tcW w:type="dxa" w:w="2016"/>
-            <w:shd w:fill="FFFFFF"/>
-            <w:tcMar>
-              <w:top w:w="100" w:type="dxa"/>
-              <w:bottom w:w="100" w:type="dxa"/>
-              <w:left w:w="120" w:type="dxa"/>
-              <w:right w:w="120" w:type="dxa"/>
-            </w:tcMar>
-            <w:tcBorders>
-              <w:top w:val="single" w:sz="4" w:space="0" w:color="CCCCCC"/>
-              <w:bottom w:val="single" w:sz="4" w:space="0" w:color="CCCCCC"/>
-              <w:left w:val="single" w:sz="4" w:space="0" w:color="CCCCCC"/>
-              <w:right w:val="single" w:sz="4" w:space="0" w:color="CCCCCC"/>
-            </w:tcBorders>
-          </w:tcPr>
-          <w:p>
-            <w:pPr>
-              <w:spacing w:before="60" w:after="60" w:line="252" w:lineRule="auto"/>
-              <w:jc w:val="left"/>
-            </w:pPr>
-            <w:r/>
-            <w:r>
-              <w:t>719.75</w:t>
-            </w:r>
-          </w:p>
-        </w:tc>
-        <w:tc>
-          <w:tcPr>
-            <w:tcW w:type="dxa" w:w="1152"/>
-            <w:shd w:fill="FFFFFF"/>
-            <w:tcMar>
-              <w:top w:w="100" w:type="dxa"/>
-              <w:bottom w:w="100" w:type="dxa"/>
-              <w:left w:w="120" w:type="dxa"/>
-              <w:right w:w="120" w:type="dxa"/>
-            </w:tcMar>
-            <w:tcBorders>
-              <w:top w:val="single" w:sz="4" w:space="0" w:color="CCCCCC"/>
-              <w:bottom w:val="single" w:sz="4" w:space="0" w:color="CCCCCC"/>
-              <w:left w:val="single" w:sz="4" w:space="0" w:color="CCCCCC"/>
-              <w:right w:val="single" w:sz="4" w:space="0" w:color="CCCCCC"/>
-            </w:tcBorders>
-          </w:tcPr>
-          <w:p>
-            <w:pPr>
-              <w:spacing w:before="60" w:after="60" w:line="252" w:lineRule="auto"/>
-              <w:jc w:val="left"/>
-            </w:pPr>
-            <w:r/>
-            <w:r>
-              <w:t>704.75</w:t>
-            </w:r>
-          </w:p>
-        </w:tc>
-        <w:tc>
-          <w:tcPr>
-            <w:tcW w:type="dxa" w:w="1728"/>
-            <w:shd w:fill="FFFFFF"/>
-            <w:tcMar>
-              <w:top w:w="100" w:type="dxa"/>
-              <w:bottom w:w="100" w:type="dxa"/>
-              <w:left w:w="120" w:type="dxa"/>
-              <w:right w:w="120" w:type="dxa"/>
-            </w:tcMar>
-            <w:tcBorders>
-              <w:top w:val="single" w:sz="4" w:space="0" w:color="CCCCCC"/>
-              <w:bottom w:val="single" w:sz="4" w:space="0" w:color="CCCCCC"/>
-              <w:left w:val="single" w:sz="4" w:space="0" w:color="CCCCCC"/>
-              <w:right w:val="single" w:sz="4" w:space="0" w:color="CCCCCC"/>
-            </w:tcBorders>
-          </w:tcPr>
-          <w:p>
-            <w:pPr>
-              <w:spacing w:before="60" w:after="60" w:line="252" w:lineRule="auto"/>
-              <w:jc w:val="left"/>
-            </w:pPr>
-            <w:r/>
-            <w:r>
-              <w:rPr>
-                <w:b/>
-              </w:rPr>
-              <w:t>713.75</w:t>
-            </w:r>
-          </w:p>
-        </w:tc>
-        <w:tc>
-          <w:tcPr>
-            <w:tcW w:type="dxa" w:w="3456"/>
-            <w:shd w:fill="FFFFFF"/>
-            <w:tcMar>
-              <w:top w:w="100" w:type="dxa"/>
-              <w:bottom w:w="100" w:type="dxa"/>
-              <w:left w:w="120" w:type="dxa"/>
-              <w:right w:w="120" w:type="dxa"/>
-            </w:tcMar>
-            <w:tcBorders>
-              <w:top w:val="single" w:sz="4" w:space="0" w:color="CCCCCC"/>
-              <w:bottom w:val="single" w:sz="4" w:space="0" w:color="CCCCCC"/>
-              <w:left w:val="single" w:sz="4" w:space="0" w:color="CCCCCC"/>
-              <w:right w:val="single" w:sz="4" w:space="0" w:color="CCCCCC"/>
-            </w:tcBorders>
-          </w:tcPr>
-          <w:p>
-            <w:pPr>
-              <w:spacing w:before="60" w:after="60" w:line="252" w:lineRule="auto"/>
-              <w:jc w:val="left"/>
-            </w:pPr>
-            <w:r/>
-            <w:r>
-              <w:rPr>
-                <w:b/>
-              </w:rPr>
-              <w:t>+0.50</w:t>
-            </w:r>
-          </w:p>
-        </w:tc>
-        <w:tc>
-          <w:tcPr>
-            <w:tcW w:type="dxa" w:w="1440"/>
-            <w:shd w:fill="FFFFFF"/>
-            <w:tcMar>
-              <w:top w:w="100" w:type="dxa"/>
-              <w:bottom w:w="100" w:type="dxa"/>
-              <w:left w:w="120" w:type="dxa"/>
-              <w:right w:w="120" w:type="dxa"/>
-            </w:tcMar>
-            <w:tcBorders>
-              <w:top w:val="single" w:sz="4" w:space="0" w:color="CCCCCC"/>
-              <w:bottom w:val="single" w:sz="4" w:space="0" w:color="CCCCCC"/>
-              <w:left w:val="single" w:sz="4" w:space="0" w:color="CCCCCC"/>
-              <w:right w:val="single" w:sz="4" w:space="0" w:color="CCCCCC"/>
-            </w:tcBorders>
-          </w:tcPr>
-          <w:p>
-            <w:pPr>
-              <w:spacing w:before="60" w:after="60" w:line="252" w:lineRule="auto"/>
-              <w:jc w:val="left"/>
-            </w:pPr>
-            <w:r/>
-            <w:r>
-              <w:t>BULL</w:t>
-            </w:r>
-          </w:p>
-        </w:tc>
-      </w:tr>
-      <w:tr>
-        <w:tc>
-          <w:tcPr>
-            <w:tcW w:type="dxa" w:w="1584"/>
-            <w:shd w:fill="F8FAFC"/>
-            <w:tcMar>
-              <w:top w:w="100" w:type="dxa"/>
-              <w:bottom w:w="100" w:type="dxa"/>
-              <w:left w:w="120" w:type="dxa"/>
-              <w:right w:w="120" w:type="dxa"/>
-            </w:tcMar>
-            <w:tcBorders>
-              <w:top w:val="single" w:sz="4" w:space="0" w:color="CCCCCC"/>
-              <w:bottom w:val="single" w:sz="4" w:space="0" w:color="CCCCCC"/>
-              <w:left w:val="single" w:sz="4" w:space="0" w:color="CCCCCC"/>
-              <w:right w:val="single" w:sz="4" w:space="0" w:color="CCCCCC"/>
-            </w:tcBorders>
-          </w:tcPr>
-          <w:p>
-            <w:pPr>
-              <w:spacing w:before="60" w:after="60" w:line="252" w:lineRule="auto"/>
-              <w:jc w:val="left"/>
-            </w:pPr>
-            <w:r/>
-            <w:r>
-              <w:rPr>
-                <w:b/>
-              </w:rPr>
-              <w:t>Thu 01/10</w:t>
-            </w:r>
-          </w:p>
-        </w:tc>
-        <w:tc>
-          <w:tcPr>
-            <w:tcW w:type="dxa" w:w="864"/>
-            <w:shd w:fill="F8FAFC"/>
-            <w:tcMar>
-              <w:top w:w="100" w:type="dxa"/>
-              <w:bottom w:w="100" w:type="dxa"/>
-              <w:left w:w="120" w:type="dxa"/>
-              <w:right w:w="120" w:type="dxa"/>
-            </w:tcMar>
-            <w:tcBorders>
-              <w:top w:val="single" w:sz="4" w:space="0" w:color="CCCCCC"/>
-              <w:bottom w:val="single" w:sz="4" w:space="0" w:color="CCCCCC"/>
-              <w:left w:val="single" w:sz="4" w:space="0" w:color="CCCCCC"/>
-              <w:right w:val="single" w:sz="4" w:space="0" w:color="CCCCCC"/>
-            </w:tcBorders>
-          </w:tcPr>
-          <w:p>
-            <w:pPr>
-              <w:spacing w:before="60" w:after="60" w:line="252" w:lineRule="auto"/>
-              <w:jc w:val="left"/>
-            </w:pPr>
-            <w:r/>
-            <w:r>
-              <w:t>NY Open 21-23</w:t>
-            </w:r>
-          </w:p>
-        </w:tc>
-        <w:tc>
-          <w:tcPr>
-            <w:tcW w:type="dxa" w:w="1440"/>
-            <w:shd w:fill="F8FAFC"/>
-            <w:tcMar>
-              <w:top w:w="100" w:type="dxa"/>
-              <w:bottom w:w="100" w:type="dxa"/>
-              <w:left w:w="120" w:type="dxa"/>
-              <w:right w:w="120" w:type="dxa"/>
-            </w:tcMar>
-            <w:tcBorders>
-              <w:top w:val="single" w:sz="4" w:space="0" w:color="CCCCCC"/>
-              <w:bottom w:val="single" w:sz="4" w:space="0" w:color="CCCCCC"/>
-              <w:left w:val="single" w:sz="4" w:space="0" w:color="CCCCCC"/>
-              <w:right w:val="single" w:sz="4" w:space="0" w:color="CCCCCC"/>
-            </w:tcBorders>
-          </w:tcPr>
-          <w:p>
-            <w:pPr>
-              <w:spacing w:before="60" w:after="60" w:line="252" w:lineRule="auto"/>
-              <w:jc w:val="left"/>
-            </w:pPr>
-            <w:r/>
-            <w:r>
-              <w:t>713.75</w:t>
-            </w:r>
-          </w:p>
-        </w:tc>
-        <w:tc>
-          <w:tcPr>
-            <w:tcW w:type="dxa" w:w="2016"/>
-            <w:shd w:fill="F8FAFC"/>
-            <w:tcMar>
-              <w:top w:w="100" w:type="dxa"/>
-              <w:bottom w:w="100" w:type="dxa"/>
-              <w:left w:w="120" w:type="dxa"/>
-              <w:right w:w="120" w:type="dxa"/>
-            </w:tcMar>
-            <w:tcBorders>
-              <w:top w:val="single" w:sz="4" w:space="0" w:color="CCCCCC"/>
-              <w:bottom w:val="single" w:sz="4" w:space="0" w:color="CCCCCC"/>
-              <w:left w:val="single" w:sz="4" w:space="0" w:color="CCCCCC"/>
-              <w:right w:val="single" w:sz="4" w:space="0" w:color="CCCCCC"/>
-            </w:tcBorders>
-          </w:tcPr>
-          <w:p>
-            <w:pPr>
-              <w:spacing w:before="60" w:after="60" w:line="252" w:lineRule="auto"/>
-              <w:jc w:val="left"/>
-            </w:pPr>
-            <w:r/>
-            <w:r>
-              <w:t>724.75</w:t>
-            </w:r>
-          </w:p>
-        </w:tc>
-        <w:tc>
-          <w:tcPr>
-            <w:tcW w:type="dxa" w:w="1152"/>
-            <w:shd w:fill="F8FAFC"/>
-            <w:tcMar>
-              <w:top w:w="100" w:type="dxa"/>
-              <w:bottom w:w="100" w:type="dxa"/>
-              <w:left w:w="120" w:type="dxa"/>
-              <w:right w:w="120" w:type="dxa"/>
-            </w:tcMar>
-            <w:tcBorders>
-              <w:top w:val="single" w:sz="4" w:space="0" w:color="CCCCCC"/>
-              <w:bottom w:val="single" w:sz="4" w:space="0" w:color="CCCCCC"/>
-              <w:left w:val="single" w:sz="4" w:space="0" w:color="CCCCCC"/>
-              <w:right w:val="single" w:sz="4" w:space="0" w:color="CCCCCC"/>
-            </w:tcBorders>
-          </w:tcPr>
-          <w:p>
-            <w:pPr>
-              <w:spacing w:before="60" w:after="60" w:line="252" w:lineRule="auto"/>
-              <w:jc w:val="left"/>
-            </w:pPr>
-            <w:r/>
-            <w:r>
-              <w:t>702.00</w:t>
-            </w:r>
-          </w:p>
-        </w:tc>
-        <w:tc>
-          <w:tcPr>
-            <w:tcW w:type="dxa" w:w="1728"/>
-            <w:shd w:fill="F8FAFC"/>
-            <w:tcMar>
-              <w:top w:w="100" w:type="dxa"/>
-              <w:bottom w:w="100" w:type="dxa"/>
-              <w:left w:w="120" w:type="dxa"/>
-              <w:right w:w="120" w:type="dxa"/>
-            </w:tcMar>
-            <w:tcBorders>
-              <w:top w:val="single" w:sz="4" w:space="0" w:color="CCCCCC"/>
-              <w:bottom w:val="single" w:sz="4" w:space="0" w:color="CCCCCC"/>
-              <w:left w:val="single" w:sz="4" w:space="0" w:color="CCCCCC"/>
-              <w:right w:val="single" w:sz="4" w:space="0" w:color="CCCCCC"/>
-            </w:tcBorders>
-          </w:tcPr>
-          <w:p>
-            <w:pPr>
-              <w:spacing w:before="60" w:after="60" w:line="252" w:lineRule="auto"/>
-              <w:jc w:val="left"/>
-            </w:pPr>
-            <w:r/>
-            <w:r>
-              <w:rPr>
-                <w:b/>
-              </w:rPr>
-              <w:t>717.25</w:t>
-            </w:r>
-          </w:p>
-        </w:tc>
-        <w:tc>
-          <w:tcPr>
-            <w:tcW w:type="dxa" w:w="3456"/>
-            <w:shd w:fill="F8FAFC"/>
-            <w:tcMar>
-              <w:top w:w="100" w:type="dxa"/>
-              <w:bottom w:w="100" w:type="dxa"/>
-              <w:left w:w="120" w:type="dxa"/>
-              <w:right w:w="120" w:type="dxa"/>
-            </w:tcMar>
-            <w:tcBorders>
-              <w:top w:val="single" w:sz="4" w:space="0" w:color="CCCCCC"/>
-              <w:bottom w:val="single" w:sz="4" w:space="0" w:color="CCCCCC"/>
-              <w:left w:val="single" w:sz="4" w:space="0" w:color="CCCCCC"/>
-              <w:right w:val="single" w:sz="4" w:space="0" w:color="CCCCCC"/>
-            </w:tcBorders>
-          </w:tcPr>
-          <w:p>
-            <w:pPr>
-              <w:spacing w:before="60" w:after="60" w:line="252" w:lineRule="auto"/>
-              <w:jc w:val="left"/>
-            </w:pPr>
-            <w:r/>
-            <w:r>
-              <w:rPr>
-                <w:b/>
-              </w:rPr>
-              <w:t>+3.50</w:t>
-            </w:r>
-          </w:p>
-        </w:tc>
-        <w:tc>
-          <w:tcPr>
-            <w:tcW w:type="dxa" w:w="1440"/>
-            <w:shd w:fill="F8FAFC"/>
-            <w:tcMar>
-              <w:top w:w="100" w:type="dxa"/>
-              <w:bottom w:w="100" w:type="dxa"/>
-              <w:left w:w="120" w:type="dxa"/>
-              <w:right w:w="120" w:type="dxa"/>
-            </w:tcMar>
-            <w:tcBorders>
-              <w:top w:val="single" w:sz="4" w:space="0" w:color="CCCCCC"/>
-              <w:bottom w:val="single" w:sz="4" w:space="0" w:color="CCCCCC"/>
-              <w:left w:val="single" w:sz="4" w:space="0" w:color="CCCCCC"/>
-              <w:right w:val="single" w:sz="4" w:space="0" w:color="CCCCCC"/>
-            </w:tcBorders>
-          </w:tcPr>
-          <w:p>
-            <w:pPr>
-              <w:spacing w:before="60" w:after="60" w:line="252" w:lineRule="auto"/>
-              <w:jc w:val="left"/>
-            </w:pPr>
-            <w:r/>
-            <w:r>
-              <w:t>BULL</w:t>
-            </w:r>
-          </w:p>
-        </w:tc>
-      </w:tr>
-      <w:tr>
-        <w:tc>
-          <w:tcPr>
-            <w:tcW w:type="dxa" w:w="1584"/>
-            <w:shd w:fill="FFFFFF"/>
-            <w:tcMar>
-              <w:top w:w="100" w:type="dxa"/>
-              <w:bottom w:w="100" w:type="dxa"/>
-              <w:left w:w="120" w:type="dxa"/>
-              <w:right w:w="120" w:type="dxa"/>
-            </w:tcMar>
-            <w:tcBorders>
-              <w:top w:val="single" w:sz="4" w:space="0" w:color="CCCCCC"/>
-              <w:bottom w:val="single" w:sz="4" w:space="0" w:color="CCCCCC"/>
-              <w:left w:val="single" w:sz="4" w:space="0" w:color="CCCCCC"/>
-              <w:right w:val="single" w:sz="4" w:space="0" w:color="CCCCCC"/>
-            </w:tcBorders>
-          </w:tcPr>
-          <w:p>
-            <w:pPr>
-              <w:spacing w:before="60" w:after="60" w:line="252" w:lineRule="auto"/>
-              <w:jc w:val="left"/>
-            </w:pPr>
-            <w:r/>
-            <w:r>
-              <w:rPr>
-                <w:b/>
-              </w:rPr>
-              <w:t>Thu 01/10</w:t>
-            </w:r>
-          </w:p>
-        </w:tc>
-        <w:tc>
-          <w:tcPr>
-            <w:tcW w:type="dxa" w:w="864"/>
-            <w:shd w:fill="FFFFFF"/>
-            <w:tcMar>
-              <w:top w:w="100" w:type="dxa"/>
-              <w:bottom w:w="100" w:type="dxa"/>
-              <w:left w:w="120" w:type="dxa"/>
-              <w:right w:w="120" w:type="dxa"/>
-            </w:tcMar>
-            <w:tcBorders>
-              <w:top w:val="single" w:sz="4" w:space="0" w:color="CCCCCC"/>
-              <w:bottom w:val="single" w:sz="4" w:space="0" w:color="CCCCCC"/>
-              <w:left w:val="single" w:sz="4" w:space="0" w:color="CCCCCC"/>
-              <w:right w:val="single" w:sz="4" w:space="0" w:color="CCCCCC"/>
-            </w:tcBorders>
-          </w:tcPr>
-          <w:p>
-            <w:pPr>
-              <w:spacing w:before="60" w:after="60" w:line="252" w:lineRule="auto"/>
-              <w:jc w:val="left"/>
-            </w:pPr>
-            <w:r/>
-            <w:r>
-              <w:t>NY Close 23-01</w:t>
-            </w:r>
-          </w:p>
-        </w:tc>
-        <w:tc>
-          <w:tcPr>
-            <w:tcW w:type="dxa" w:w="1440"/>
-            <w:shd w:fill="FFFFFF"/>
-            <w:tcMar>
-              <w:top w:w="100" w:type="dxa"/>
-              <w:bottom w:w="100" w:type="dxa"/>
-              <w:left w:w="120" w:type="dxa"/>
-              <w:right w:w="120" w:type="dxa"/>
-            </w:tcMar>
-            <w:tcBorders>
-              <w:top w:val="single" w:sz="4" w:space="0" w:color="CCCCCC"/>
-              <w:bottom w:val="single" w:sz="4" w:space="0" w:color="CCCCCC"/>
-              <w:left w:val="single" w:sz="4" w:space="0" w:color="CCCCCC"/>
-              <w:right w:val="single" w:sz="4" w:space="0" w:color="CCCCCC"/>
-            </w:tcBorders>
-          </w:tcPr>
-          <w:p>
-            <w:pPr>
-              <w:spacing w:before="60" w:after="60" w:line="252" w:lineRule="auto"/>
-              <w:jc w:val="left"/>
-            </w:pPr>
-            <w:r/>
-            <w:r>
-              <w:t>717.25</w:t>
-            </w:r>
-          </w:p>
-        </w:tc>
-        <w:tc>
-          <w:tcPr>
-            <w:tcW w:type="dxa" w:w="2016"/>
-            <w:shd w:fill="FFFFFF"/>
-            <w:tcMar>
-              <w:top w:w="100" w:type="dxa"/>
-              <w:bottom w:w="100" w:type="dxa"/>
-              <w:left w:w="120" w:type="dxa"/>
-              <w:right w:w="120" w:type="dxa"/>
-            </w:tcMar>
-            <w:tcBorders>
-              <w:top w:val="single" w:sz="4" w:space="0" w:color="CCCCCC"/>
-              <w:bottom w:val="single" w:sz="4" w:space="0" w:color="CCCCCC"/>
-              <w:left w:val="single" w:sz="4" w:space="0" w:color="CCCCCC"/>
-              <w:right w:val="single" w:sz="4" w:space="0" w:color="CCCCCC"/>
-            </w:tcBorders>
-          </w:tcPr>
-          <w:p>
-            <w:pPr>
-              <w:spacing w:before="60" w:after="60" w:line="252" w:lineRule="auto"/>
-              <w:jc w:val="left"/>
-            </w:pPr>
-            <w:r/>
-            <w:r>
-              <w:t>722.75</w:t>
-            </w:r>
-          </w:p>
-        </w:tc>
-        <w:tc>
-          <w:tcPr>
-            <w:tcW w:type="dxa" w:w="1152"/>
-            <w:shd w:fill="FFFFFF"/>
-            <w:tcMar>
-              <w:top w:w="100" w:type="dxa"/>
-              <w:bottom w:w="100" w:type="dxa"/>
-              <w:left w:w="120" w:type="dxa"/>
-              <w:right w:w="120" w:type="dxa"/>
-            </w:tcMar>
-            <w:tcBorders>
-              <w:top w:val="single" w:sz="4" w:space="0" w:color="CCCCCC"/>
-              <w:bottom w:val="single" w:sz="4" w:space="0" w:color="CCCCCC"/>
-              <w:left w:val="single" w:sz="4" w:space="0" w:color="CCCCCC"/>
-              <w:right w:val="single" w:sz="4" w:space="0" w:color="CCCCCC"/>
-            </w:tcBorders>
-          </w:tcPr>
-          <w:p>
-            <w:pPr>
-              <w:spacing w:before="60" w:after="60" w:line="252" w:lineRule="auto"/>
-              <w:jc w:val="left"/>
-            </w:pPr>
-            <w:r/>
-            <w:r>
-              <w:t>709.50</w:t>
-            </w:r>
-          </w:p>
-        </w:tc>
-        <w:tc>
-          <w:tcPr>
-            <w:tcW w:type="dxa" w:w="1728"/>
-            <w:shd w:fill="FFFFFF"/>
-            <w:tcMar>
-              <w:top w:w="100" w:type="dxa"/>
-              <w:bottom w:w="100" w:type="dxa"/>
-              <w:left w:w="120" w:type="dxa"/>
-              <w:right w:w="120" w:type="dxa"/>
-            </w:tcMar>
-            <w:tcBorders>
-              <w:top w:val="single" w:sz="4" w:space="0" w:color="CCCCCC"/>
-              <w:bottom w:val="single" w:sz="4" w:space="0" w:color="CCCCCC"/>
-              <w:left w:val="single" w:sz="4" w:space="0" w:color="CCCCCC"/>
-              <w:right w:val="single" w:sz="4" w:space="0" w:color="CCCCCC"/>
-            </w:tcBorders>
-          </w:tcPr>
-          <w:p>
-            <w:pPr>
-              <w:spacing w:before="60" w:after="60" w:line="252" w:lineRule="auto"/>
-              <w:jc w:val="left"/>
-            </w:pPr>
-            <w:r/>
-            <w:r>
-              <w:rPr>
-                <w:b/>
-              </w:rPr>
-              <w:t>718.00</w:t>
-            </w:r>
-          </w:p>
-        </w:tc>
-        <w:tc>
-          <w:tcPr>
-            <w:tcW w:type="dxa" w:w="3456"/>
-            <w:shd w:fill="FFFFFF"/>
-            <w:tcMar>
-              <w:top w:w="100" w:type="dxa"/>
-              <w:bottom w:w="100" w:type="dxa"/>
-              <w:left w:w="120" w:type="dxa"/>
-              <w:right w:w="120" w:type="dxa"/>
-            </w:tcMar>
-            <w:tcBorders>
-              <w:top w:val="single" w:sz="4" w:space="0" w:color="CCCCCC"/>
-              <w:bottom w:val="single" w:sz="4" w:space="0" w:color="CCCCCC"/>
-              <w:left w:val="single" w:sz="4" w:space="0" w:color="CCCCCC"/>
-              <w:right w:val="single" w:sz="4" w:space="0" w:color="CCCCCC"/>
-            </w:tcBorders>
-          </w:tcPr>
-          <w:p>
-            <w:pPr>
-              <w:spacing w:before="60" w:after="60" w:line="252" w:lineRule="auto"/>
-              <w:jc w:val="left"/>
-            </w:pPr>
-            <w:r/>
-            <w:r>
-              <w:rPr>
-                <w:b/>
-              </w:rPr>
-              <w:t>+0.75</w:t>
-            </w:r>
-          </w:p>
-        </w:tc>
-        <w:tc>
-          <w:tcPr>
-            <w:tcW w:type="dxa" w:w="1440"/>
-            <w:shd w:fill="FFFFFF"/>
-            <w:tcMar>
-              <w:top w:w="100" w:type="dxa"/>
-              <w:bottom w:w="100" w:type="dxa"/>
-              <w:left w:w="120" w:type="dxa"/>
-              <w:right w:w="120" w:type="dxa"/>
-            </w:tcMar>
-            <w:tcBorders>
-              <w:top w:val="single" w:sz="4" w:space="0" w:color="CCCCCC"/>
-              <w:bottom w:val="single" w:sz="4" w:space="0" w:color="CCCCCC"/>
-              <w:left w:val="single" w:sz="4" w:space="0" w:color="CCCCCC"/>
-              <w:right w:val="single" w:sz="4" w:space="0" w:color="CCCCCC"/>
-            </w:tcBorders>
-          </w:tcPr>
-          <w:p>
-            <w:pPr>
-              <w:spacing w:before="60" w:after="60" w:line="252" w:lineRule="auto"/>
-              <w:jc w:val="left"/>
-            </w:pPr>
-            <w:r/>
-            <w:r>
-              <w:t>BULL</w:t>
             </w:r>
           </w:p>
         </w:tc>
@@ -29950,7 +30890,7 @@
             </w:pPr>
             <w:r/>
             <w:r>
-              <w:t>Asia 07-11</w:t>
+              <w:t>NY Open 21-23</w:t>
             </w:r>
           </w:p>
         </w:tc>
@@ -30006,7 +30946,7 @@
             </w:pPr>
             <w:r/>
             <w:r>
-              <w:t>727.25</w:t>
+              <w:t>726.50</w:t>
             </w:r>
           </w:p>
         </w:tc>
@@ -30034,7 +30974,7 @@
             </w:pPr>
             <w:r/>
             <w:r>
-              <w:t>711.50</w:t>
+              <w:t>704.00</w:t>
             </w:r>
           </w:p>
         </w:tc>
@@ -30065,7 +31005,7 @@
               <w:rPr>
                 <w:b/>
               </w:rPr>
-              <w:t>717.25</w:t>
+              <w:t>719.75</w:t>
             </w:r>
           </w:p>
         </w:tc>
@@ -30096,7 +31036,7 @@
               <w:rPr>
                 <w:b/>
               </w:rPr>
-              <w:t>-0.75</w:t>
+              <w:t>+1.75</w:t>
             </w:r>
           </w:p>
         </w:tc>
@@ -30124,7 +31064,7 @@
             </w:pPr>
             <w:r/>
             <w:r>
-              <w:t>BEAR</w:t>
+              <w:t>BULL</w:t>
             </w:r>
           </w:p>
         </w:tc>
@@ -30185,7 +31125,7 @@
             </w:pPr>
             <w:r/>
             <w:r>
-              <w:t>Asia 11-15</w:t>
+              <w:t>NY Close 23-01</w:t>
             </w:r>
           </w:p>
         </w:tc>
@@ -30213,7 +31153,7 @@
             </w:pPr>
             <w:r/>
             <w:r>
-              <w:t>717.25</w:t>
+              <w:t>719.75</w:t>
             </w:r>
           </w:p>
         </w:tc>
@@ -30241,7 +31181,7 @@
             </w:pPr>
             <w:r/>
             <w:r>
-              <w:t>724.75</w:t>
+              <w:t>726.00</w:t>
             </w:r>
           </w:p>
         </w:tc>
@@ -30269,7 +31209,7 @@
             </w:pPr>
             <w:r/>
             <w:r>
-              <w:t>711.25</w:t>
+              <w:t>713.25</w:t>
             </w:r>
           </w:p>
         </w:tc>
@@ -30300,947 +31240,7 @@
               <w:rPr>
                 <w:b/>
               </w:rPr>
-              <w:t>716.25</w:t>
-            </w:r>
-          </w:p>
-        </w:tc>
-        <w:tc>
-          <w:tcPr>
-            <w:tcW w:type="dxa" w:w="3456"/>
-            <w:shd w:fill="FFFFFF"/>
-            <w:tcMar>
-              <w:top w:w="100" w:type="dxa"/>
-              <w:bottom w:w="100" w:type="dxa"/>
-              <w:left w:w="120" w:type="dxa"/>
-              <w:right w:w="120" w:type="dxa"/>
-            </w:tcMar>
-            <w:tcBorders>
-              <w:top w:val="single" w:sz="4" w:space="0" w:color="CCCCCC"/>
-              <w:bottom w:val="single" w:sz="4" w:space="0" w:color="CCCCCC"/>
-              <w:left w:val="single" w:sz="4" w:space="0" w:color="CCCCCC"/>
-              <w:right w:val="single" w:sz="4" w:space="0" w:color="CCCCCC"/>
-            </w:tcBorders>
-          </w:tcPr>
-          <w:p>
-            <w:pPr>
-              <w:spacing w:before="60" w:after="60" w:line="252" w:lineRule="auto"/>
-              <w:jc w:val="left"/>
-            </w:pPr>
-            <w:r/>
-            <w:r>
-              <w:rPr>
-                <w:b/>
-              </w:rPr>
-              <w:t>-1.00</w:t>
-            </w:r>
-          </w:p>
-        </w:tc>
-        <w:tc>
-          <w:tcPr>
-            <w:tcW w:type="dxa" w:w="1440"/>
-            <w:shd w:fill="FFFFFF"/>
-            <w:tcMar>
-              <w:top w:w="100" w:type="dxa"/>
-              <w:bottom w:w="100" w:type="dxa"/>
-              <w:left w:w="120" w:type="dxa"/>
-              <w:right w:w="120" w:type="dxa"/>
-            </w:tcMar>
-            <w:tcBorders>
-              <w:top w:val="single" w:sz="4" w:space="0" w:color="CCCCCC"/>
-              <w:bottom w:val="single" w:sz="4" w:space="0" w:color="CCCCCC"/>
-              <w:left w:val="single" w:sz="4" w:space="0" w:color="CCCCCC"/>
-              <w:right w:val="single" w:sz="4" w:space="0" w:color="CCCCCC"/>
-            </w:tcBorders>
-          </w:tcPr>
-          <w:p>
-            <w:pPr>
-              <w:spacing w:before="60" w:after="60" w:line="252" w:lineRule="auto"/>
-              <w:jc w:val="left"/>
-            </w:pPr>
-            <w:r/>
-            <w:r>
-              <w:t>BEAR</w:t>
-            </w:r>
-          </w:p>
-        </w:tc>
-      </w:tr>
-      <w:tr>
-        <w:tc>
-          <w:tcPr>
-            <w:tcW w:type="dxa" w:w="1584"/>
-            <w:shd w:fill="F8FAFC"/>
-            <w:tcMar>
-              <w:top w:w="100" w:type="dxa"/>
-              <w:bottom w:w="100" w:type="dxa"/>
-              <w:left w:w="120" w:type="dxa"/>
-              <w:right w:w="120" w:type="dxa"/>
-            </w:tcMar>
-            <w:tcBorders>
-              <w:top w:val="single" w:sz="4" w:space="0" w:color="CCCCCC"/>
-              <w:bottom w:val="single" w:sz="4" w:space="0" w:color="CCCCCC"/>
-              <w:left w:val="single" w:sz="4" w:space="0" w:color="CCCCCC"/>
-              <w:right w:val="single" w:sz="4" w:space="0" w:color="CCCCCC"/>
-            </w:tcBorders>
-          </w:tcPr>
-          <w:p>
-            <w:pPr>
-              <w:spacing w:before="60" w:after="60" w:line="252" w:lineRule="auto"/>
-              <w:jc w:val="left"/>
-            </w:pPr>
-            <w:r/>
-            <w:r>
-              <w:rPr>
-                <w:b/>
-              </w:rPr>
-              <w:t>Fri 02/10</w:t>
-            </w:r>
-          </w:p>
-        </w:tc>
-        <w:tc>
-          <w:tcPr>
-            <w:tcW w:type="dxa" w:w="864"/>
-            <w:shd w:fill="F8FAFC"/>
-            <w:tcMar>
-              <w:top w:w="100" w:type="dxa"/>
-              <w:bottom w:w="100" w:type="dxa"/>
-              <w:left w:w="120" w:type="dxa"/>
-              <w:right w:w="120" w:type="dxa"/>
-            </w:tcMar>
-            <w:tcBorders>
-              <w:top w:val="single" w:sz="4" w:space="0" w:color="CCCCCC"/>
-              <w:bottom w:val="single" w:sz="4" w:space="0" w:color="CCCCCC"/>
-              <w:left w:val="single" w:sz="4" w:space="0" w:color="CCCCCC"/>
-              <w:right w:val="single" w:sz="4" w:space="0" w:color="CCCCCC"/>
-            </w:tcBorders>
-          </w:tcPr>
-          <w:p>
-            <w:pPr>
-              <w:spacing w:before="60" w:after="60" w:line="252" w:lineRule="auto"/>
-              <w:jc w:val="left"/>
-            </w:pPr>
-            <w:r/>
-            <w:r>
-              <w:t>London 15-19</w:t>
-            </w:r>
-          </w:p>
-        </w:tc>
-        <w:tc>
-          <w:tcPr>
-            <w:tcW w:type="dxa" w:w="1440"/>
-            <w:shd w:fill="F8FAFC"/>
-            <w:tcMar>
-              <w:top w:w="100" w:type="dxa"/>
-              <w:bottom w:w="100" w:type="dxa"/>
-              <w:left w:w="120" w:type="dxa"/>
-              <w:right w:w="120" w:type="dxa"/>
-            </w:tcMar>
-            <w:tcBorders>
-              <w:top w:val="single" w:sz="4" w:space="0" w:color="CCCCCC"/>
-              <w:bottom w:val="single" w:sz="4" w:space="0" w:color="CCCCCC"/>
-              <w:left w:val="single" w:sz="4" w:space="0" w:color="CCCCCC"/>
-              <w:right w:val="single" w:sz="4" w:space="0" w:color="CCCCCC"/>
-            </w:tcBorders>
-          </w:tcPr>
-          <w:p>
-            <w:pPr>
-              <w:spacing w:before="60" w:after="60" w:line="252" w:lineRule="auto"/>
-              <w:jc w:val="left"/>
-            </w:pPr>
-            <w:r/>
-            <w:r>
-              <w:t>716.25</w:t>
-            </w:r>
-          </w:p>
-        </w:tc>
-        <w:tc>
-          <w:tcPr>
-            <w:tcW w:type="dxa" w:w="2016"/>
-            <w:shd w:fill="F8FAFC"/>
-            <w:tcMar>
-              <w:top w:w="100" w:type="dxa"/>
-              <w:bottom w:w="100" w:type="dxa"/>
-              <w:left w:w="120" w:type="dxa"/>
-              <w:right w:w="120" w:type="dxa"/>
-            </w:tcMar>
-            <w:tcBorders>
-              <w:top w:val="single" w:sz="4" w:space="0" w:color="CCCCCC"/>
-              <w:bottom w:val="single" w:sz="4" w:space="0" w:color="CCCCCC"/>
-              <w:left w:val="single" w:sz="4" w:space="0" w:color="CCCCCC"/>
-              <w:right w:val="single" w:sz="4" w:space="0" w:color="CCCCCC"/>
-            </w:tcBorders>
-          </w:tcPr>
-          <w:p>
-            <w:pPr>
-              <w:spacing w:before="60" w:after="60" w:line="252" w:lineRule="auto"/>
-              <w:jc w:val="left"/>
-            </w:pPr>
-            <w:r/>
-            <w:r>
-              <w:t>723.25</w:t>
-            </w:r>
-          </w:p>
-        </w:tc>
-        <w:tc>
-          <w:tcPr>
-            <w:tcW w:type="dxa" w:w="1152"/>
-            <w:shd w:fill="F8FAFC"/>
-            <w:tcMar>
-              <w:top w:w="100" w:type="dxa"/>
-              <w:bottom w:w="100" w:type="dxa"/>
-              <w:left w:w="120" w:type="dxa"/>
-              <w:right w:w="120" w:type="dxa"/>
-            </w:tcMar>
-            <w:tcBorders>
-              <w:top w:val="single" w:sz="4" w:space="0" w:color="CCCCCC"/>
-              <w:bottom w:val="single" w:sz="4" w:space="0" w:color="CCCCCC"/>
-              <w:left w:val="single" w:sz="4" w:space="0" w:color="CCCCCC"/>
-              <w:right w:val="single" w:sz="4" w:space="0" w:color="CCCCCC"/>
-            </w:tcBorders>
-          </w:tcPr>
-          <w:p>
-            <w:pPr>
-              <w:spacing w:before="60" w:after="60" w:line="252" w:lineRule="auto"/>
-              <w:jc w:val="left"/>
-            </w:pPr>
-            <w:r/>
-            <w:r>
-              <w:t>702.75</w:t>
-            </w:r>
-          </w:p>
-        </w:tc>
-        <w:tc>
-          <w:tcPr>
-            <w:tcW w:type="dxa" w:w="1728"/>
-            <w:shd w:fill="F8FAFC"/>
-            <w:tcMar>
-              <w:top w:w="100" w:type="dxa"/>
-              <w:bottom w:w="100" w:type="dxa"/>
-              <w:left w:w="120" w:type="dxa"/>
-              <w:right w:w="120" w:type="dxa"/>
-            </w:tcMar>
-            <w:tcBorders>
-              <w:top w:val="single" w:sz="4" w:space="0" w:color="CCCCCC"/>
-              <w:bottom w:val="single" w:sz="4" w:space="0" w:color="CCCCCC"/>
-              <w:left w:val="single" w:sz="4" w:space="0" w:color="CCCCCC"/>
-              <w:right w:val="single" w:sz="4" w:space="0" w:color="CCCCCC"/>
-            </w:tcBorders>
-          </w:tcPr>
-          <w:p>
-            <w:pPr>
-              <w:spacing w:before="60" w:after="60" w:line="252" w:lineRule="auto"/>
-              <w:jc w:val="left"/>
-            </w:pPr>
-            <w:r/>
-            <w:r>
-              <w:rPr>
-                <w:b/>
-              </w:rPr>
-              <w:t>717.00</w:t>
-            </w:r>
-          </w:p>
-        </w:tc>
-        <w:tc>
-          <w:tcPr>
-            <w:tcW w:type="dxa" w:w="3456"/>
-            <w:shd w:fill="F8FAFC"/>
-            <w:tcMar>
-              <w:top w:w="100" w:type="dxa"/>
-              <w:bottom w:w="100" w:type="dxa"/>
-              <w:left w:w="120" w:type="dxa"/>
-              <w:right w:w="120" w:type="dxa"/>
-            </w:tcMar>
-            <w:tcBorders>
-              <w:top w:val="single" w:sz="4" w:space="0" w:color="CCCCCC"/>
-              <w:bottom w:val="single" w:sz="4" w:space="0" w:color="CCCCCC"/>
-              <w:left w:val="single" w:sz="4" w:space="0" w:color="CCCCCC"/>
-              <w:right w:val="single" w:sz="4" w:space="0" w:color="CCCCCC"/>
-            </w:tcBorders>
-          </w:tcPr>
-          <w:p>
-            <w:pPr>
-              <w:spacing w:before="60" w:after="60" w:line="252" w:lineRule="auto"/>
-              <w:jc w:val="left"/>
-            </w:pPr>
-            <w:r/>
-            <w:r>
-              <w:rPr>
-                <w:b/>
-              </w:rPr>
-              <w:t>+0.75</w:t>
-            </w:r>
-          </w:p>
-        </w:tc>
-        <w:tc>
-          <w:tcPr>
-            <w:tcW w:type="dxa" w:w="1440"/>
-            <w:shd w:fill="F8FAFC"/>
-            <w:tcMar>
-              <w:top w:w="100" w:type="dxa"/>
-              <w:bottom w:w="100" w:type="dxa"/>
-              <w:left w:w="120" w:type="dxa"/>
-              <w:right w:w="120" w:type="dxa"/>
-            </w:tcMar>
-            <w:tcBorders>
-              <w:top w:val="single" w:sz="4" w:space="0" w:color="CCCCCC"/>
-              <w:bottom w:val="single" w:sz="4" w:space="0" w:color="CCCCCC"/>
-              <w:left w:val="single" w:sz="4" w:space="0" w:color="CCCCCC"/>
-              <w:right w:val="single" w:sz="4" w:space="0" w:color="CCCCCC"/>
-            </w:tcBorders>
-          </w:tcPr>
-          <w:p>
-            <w:pPr>
-              <w:spacing w:before="60" w:after="60" w:line="252" w:lineRule="auto"/>
-              <w:jc w:val="left"/>
-            </w:pPr>
-            <w:r/>
-            <w:r>
-              <w:t>BULL</w:t>
-            </w:r>
-          </w:p>
-        </w:tc>
-      </w:tr>
-      <w:tr>
-        <w:tc>
-          <w:tcPr>
-            <w:tcW w:type="dxa" w:w="1584"/>
-            <w:shd w:fill="FFFFFF"/>
-            <w:tcMar>
-              <w:top w:w="100" w:type="dxa"/>
-              <w:bottom w:w="100" w:type="dxa"/>
-              <w:left w:w="120" w:type="dxa"/>
-              <w:right w:w="120" w:type="dxa"/>
-            </w:tcMar>
-            <w:tcBorders>
-              <w:top w:val="single" w:sz="4" w:space="0" w:color="CCCCCC"/>
-              <w:bottom w:val="single" w:sz="4" w:space="0" w:color="CCCCCC"/>
-              <w:left w:val="single" w:sz="4" w:space="0" w:color="CCCCCC"/>
-              <w:right w:val="single" w:sz="4" w:space="0" w:color="CCCCCC"/>
-            </w:tcBorders>
-          </w:tcPr>
-          <w:p>
-            <w:pPr>
-              <w:spacing w:before="60" w:after="60" w:line="252" w:lineRule="auto"/>
-              <w:jc w:val="left"/>
-            </w:pPr>
-            <w:r/>
-            <w:r>
-              <w:rPr>
-                <w:b/>
-              </w:rPr>
-              <w:t>Fri 02/10</w:t>
-            </w:r>
-          </w:p>
-        </w:tc>
-        <w:tc>
-          <w:tcPr>
-            <w:tcW w:type="dxa" w:w="864"/>
-            <w:shd w:fill="FFFFFF"/>
-            <w:tcMar>
-              <w:top w:w="100" w:type="dxa"/>
-              <w:bottom w:w="100" w:type="dxa"/>
-              <w:left w:w="120" w:type="dxa"/>
-              <w:right w:w="120" w:type="dxa"/>
-            </w:tcMar>
-            <w:tcBorders>
-              <w:top w:val="single" w:sz="4" w:space="0" w:color="CCCCCC"/>
-              <w:bottom w:val="single" w:sz="4" w:space="0" w:color="CCCCCC"/>
-              <w:left w:val="single" w:sz="4" w:space="0" w:color="CCCCCC"/>
-              <w:right w:val="single" w:sz="4" w:space="0" w:color="CCCCCC"/>
-            </w:tcBorders>
-          </w:tcPr>
-          <w:p>
-            <w:pPr>
-              <w:spacing w:before="60" w:after="60" w:line="252" w:lineRule="auto"/>
-              <w:jc w:val="left"/>
-            </w:pPr>
-            <w:r/>
-            <w:r>
-              <w:t>Pre-NY 19-21</w:t>
-            </w:r>
-          </w:p>
-        </w:tc>
-        <w:tc>
-          <w:tcPr>
-            <w:tcW w:type="dxa" w:w="1440"/>
-            <w:shd w:fill="FFFFFF"/>
-            <w:tcMar>
-              <w:top w:w="100" w:type="dxa"/>
-              <w:bottom w:w="100" w:type="dxa"/>
-              <w:left w:w="120" w:type="dxa"/>
-              <w:right w:w="120" w:type="dxa"/>
-            </w:tcMar>
-            <w:tcBorders>
-              <w:top w:val="single" w:sz="4" w:space="0" w:color="CCCCCC"/>
-              <w:bottom w:val="single" w:sz="4" w:space="0" w:color="CCCCCC"/>
-              <w:left w:val="single" w:sz="4" w:space="0" w:color="CCCCCC"/>
-              <w:right w:val="single" w:sz="4" w:space="0" w:color="CCCCCC"/>
-            </w:tcBorders>
-          </w:tcPr>
-          <w:p>
-            <w:pPr>
-              <w:spacing w:before="60" w:after="60" w:line="252" w:lineRule="auto"/>
-              <w:jc w:val="left"/>
-            </w:pPr>
-            <w:r/>
-            <w:r>
-              <w:t>717.00</w:t>
-            </w:r>
-          </w:p>
-        </w:tc>
-        <w:tc>
-          <w:tcPr>
-            <w:tcW w:type="dxa" w:w="2016"/>
-            <w:shd w:fill="FFFFFF"/>
-            <w:tcMar>
-              <w:top w:w="100" w:type="dxa"/>
-              <w:bottom w:w="100" w:type="dxa"/>
-              <w:left w:w="120" w:type="dxa"/>
-              <w:right w:w="120" w:type="dxa"/>
-            </w:tcMar>
-            <w:tcBorders>
-              <w:top w:val="single" w:sz="4" w:space="0" w:color="CCCCCC"/>
-              <w:bottom w:val="single" w:sz="4" w:space="0" w:color="CCCCCC"/>
-              <w:left w:val="single" w:sz="4" w:space="0" w:color="CCCCCC"/>
-              <w:right w:val="single" w:sz="4" w:space="0" w:color="CCCCCC"/>
-            </w:tcBorders>
-          </w:tcPr>
-          <w:p>
-            <w:pPr>
-              <w:spacing w:before="60" w:after="60" w:line="252" w:lineRule="auto"/>
-              <w:jc w:val="left"/>
-            </w:pPr>
-            <w:r/>
-            <w:r>
-              <w:t>726.25</w:t>
-            </w:r>
-          </w:p>
-        </w:tc>
-        <w:tc>
-          <w:tcPr>
-            <w:tcW w:type="dxa" w:w="1152"/>
-            <w:shd w:fill="FFFFFF"/>
-            <w:tcMar>
-              <w:top w:w="100" w:type="dxa"/>
-              <w:bottom w:w="100" w:type="dxa"/>
-              <w:left w:w="120" w:type="dxa"/>
-              <w:right w:w="120" w:type="dxa"/>
-            </w:tcMar>
-            <w:tcBorders>
-              <w:top w:val="single" w:sz="4" w:space="0" w:color="CCCCCC"/>
-              <w:bottom w:val="single" w:sz="4" w:space="0" w:color="CCCCCC"/>
-              <w:left w:val="single" w:sz="4" w:space="0" w:color="CCCCCC"/>
-              <w:right w:val="single" w:sz="4" w:space="0" w:color="CCCCCC"/>
-            </w:tcBorders>
-          </w:tcPr>
-          <w:p>
-            <w:pPr>
-              <w:spacing w:before="60" w:after="60" w:line="252" w:lineRule="auto"/>
-              <w:jc w:val="left"/>
-            </w:pPr>
-            <w:r/>
-            <w:r>
-              <w:t>709.75</w:t>
-            </w:r>
-          </w:p>
-        </w:tc>
-        <w:tc>
-          <w:tcPr>
-            <w:tcW w:type="dxa" w:w="1728"/>
-            <w:shd w:fill="FFFFFF"/>
-            <w:tcMar>
-              <w:top w:w="100" w:type="dxa"/>
-              <w:bottom w:w="100" w:type="dxa"/>
-              <w:left w:w="120" w:type="dxa"/>
-              <w:right w:w="120" w:type="dxa"/>
-            </w:tcMar>
-            <w:tcBorders>
-              <w:top w:val="single" w:sz="4" w:space="0" w:color="CCCCCC"/>
-              <w:bottom w:val="single" w:sz="4" w:space="0" w:color="CCCCCC"/>
-              <w:left w:val="single" w:sz="4" w:space="0" w:color="CCCCCC"/>
-              <w:right w:val="single" w:sz="4" w:space="0" w:color="CCCCCC"/>
-            </w:tcBorders>
-          </w:tcPr>
-          <w:p>
-            <w:pPr>
-              <w:spacing w:before="60" w:after="60" w:line="252" w:lineRule="auto"/>
-              <w:jc w:val="left"/>
-            </w:pPr>
-            <w:r/>
-            <w:r>
-              <w:rPr>
-                <w:b/>
-              </w:rPr>
-              <w:t>716.75</w:t>
-            </w:r>
-          </w:p>
-        </w:tc>
-        <w:tc>
-          <w:tcPr>
-            <w:tcW w:type="dxa" w:w="3456"/>
-            <w:shd w:fill="FFFFFF"/>
-            <w:tcMar>
-              <w:top w:w="100" w:type="dxa"/>
-              <w:bottom w:w="100" w:type="dxa"/>
-              <w:left w:w="120" w:type="dxa"/>
-              <w:right w:w="120" w:type="dxa"/>
-            </w:tcMar>
-            <w:tcBorders>
-              <w:top w:val="single" w:sz="4" w:space="0" w:color="CCCCCC"/>
-              <w:bottom w:val="single" w:sz="4" w:space="0" w:color="CCCCCC"/>
-              <w:left w:val="single" w:sz="4" w:space="0" w:color="CCCCCC"/>
-              <w:right w:val="single" w:sz="4" w:space="0" w:color="CCCCCC"/>
-            </w:tcBorders>
-          </w:tcPr>
-          <w:p>
-            <w:pPr>
-              <w:spacing w:before="60" w:after="60" w:line="252" w:lineRule="auto"/>
-              <w:jc w:val="left"/>
-            </w:pPr>
-            <w:r/>
-            <w:r>
-              <w:rPr>
-                <w:b/>
-              </w:rPr>
-              <w:t>-0.25</w:t>
-            </w:r>
-          </w:p>
-        </w:tc>
-        <w:tc>
-          <w:tcPr>
-            <w:tcW w:type="dxa" w:w="1440"/>
-            <w:shd w:fill="FFFFFF"/>
-            <w:tcMar>
-              <w:top w:w="100" w:type="dxa"/>
-              <w:bottom w:w="100" w:type="dxa"/>
-              <w:left w:w="120" w:type="dxa"/>
-              <w:right w:w="120" w:type="dxa"/>
-            </w:tcMar>
-            <w:tcBorders>
-              <w:top w:val="single" w:sz="4" w:space="0" w:color="CCCCCC"/>
-              <w:bottom w:val="single" w:sz="4" w:space="0" w:color="CCCCCC"/>
-              <w:left w:val="single" w:sz="4" w:space="0" w:color="CCCCCC"/>
-              <w:right w:val="single" w:sz="4" w:space="0" w:color="CCCCCC"/>
-            </w:tcBorders>
-          </w:tcPr>
-          <w:p>
-            <w:pPr>
-              <w:spacing w:before="60" w:after="60" w:line="252" w:lineRule="auto"/>
-              <w:jc w:val="left"/>
-            </w:pPr>
-            <w:r/>
-            <w:r>
-              <w:t>BEAR</w:t>
-            </w:r>
-          </w:p>
-        </w:tc>
-      </w:tr>
-      <w:tr>
-        <w:tc>
-          <w:tcPr>
-            <w:tcW w:type="dxa" w:w="1584"/>
-            <w:shd w:fill="F8FAFC"/>
-            <w:tcMar>
-              <w:top w:w="100" w:type="dxa"/>
-              <w:bottom w:w="100" w:type="dxa"/>
-              <w:left w:w="120" w:type="dxa"/>
-              <w:right w:w="120" w:type="dxa"/>
-            </w:tcMar>
-            <w:tcBorders>
-              <w:top w:val="single" w:sz="4" w:space="0" w:color="CCCCCC"/>
-              <w:bottom w:val="single" w:sz="4" w:space="0" w:color="CCCCCC"/>
-              <w:left w:val="single" w:sz="4" w:space="0" w:color="CCCCCC"/>
-              <w:right w:val="single" w:sz="4" w:space="0" w:color="CCCCCC"/>
-            </w:tcBorders>
-          </w:tcPr>
-          <w:p>
-            <w:pPr>
-              <w:spacing w:before="60" w:after="60" w:line="252" w:lineRule="auto"/>
-              <w:jc w:val="left"/>
-            </w:pPr>
-            <w:r/>
-            <w:r>
-              <w:rPr>
-                <w:b/>
-              </w:rPr>
-              <w:t>Fri 02/10</w:t>
-            </w:r>
-          </w:p>
-        </w:tc>
-        <w:tc>
-          <w:tcPr>
-            <w:tcW w:type="dxa" w:w="864"/>
-            <w:shd w:fill="F8FAFC"/>
-            <w:tcMar>
-              <w:top w:w="100" w:type="dxa"/>
-              <w:bottom w:w="100" w:type="dxa"/>
-              <w:left w:w="120" w:type="dxa"/>
-              <w:right w:w="120" w:type="dxa"/>
-            </w:tcMar>
-            <w:tcBorders>
-              <w:top w:val="single" w:sz="4" w:space="0" w:color="CCCCCC"/>
-              <w:bottom w:val="single" w:sz="4" w:space="0" w:color="CCCCCC"/>
-              <w:left w:val="single" w:sz="4" w:space="0" w:color="CCCCCC"/>
-              <w:right w:val="single" w:sz="4" w:space="0" w:color="CCCCCC"/>
-            </w:tcBorders>
-          </w:tcPr>
-          <w:p>
-            <w:pPr>
-              <w:spacing w:before="60" w:after="60" w:line="252" w:lineRule="auto"/>
-              <w:jc w:val="left"/>
-            </w:pPr>
-            <w:r/>
-            <w:r>
-              <w:t>NY Open 21-23</w:t>
-            </w:r>
-          </w:p>
-        </w:tc>
-        <w:tc>
-          <w:tcPr>
-            <w:tcW w:type="dxa" w:w="1440"/>
-            <w:shd w:fill="F8FAFC"/>
-            <w:tcMar>
-              <w:top w:w="100" w:type="dxa"/>
-              <w:bottom w:w="100" w:type="dxa"/>
-              <w:left w:w="120" w:type="dxa"/>
-              <w:right w:w="120" w:type="dxa"/>
-            </w:tcMar>
-            <w:tcBorders>
-              <w:top w:val="single" w:sz="4" w:space="0" w:color="CCCCCC"/>
-              <w:bottom w:val="single" w:sz="4" w:space="0" w:color="CCCCCC"/>
-              <w:left w:val="single" w:sz="4" w:space="0" w:color="CCCCCC"/>
-              <w:right w:val="single" w:sz="4" w:space="0" w:color="CCCCCC"/>
-            </w:tcBorders>
-          </w:tcPr>
-          <w:p>
-            <w:pPr>
-              <w:spacing w:before="60" w:after="60" w:line="252" w:lineRule="auto"/>
-              <w:jc w:val="left"/>
-            </w:pPr>
-            <w:r/>
-            <w:r>
-              <w:t>716.75</w:t>
-            </w:r>
-          </w:p>
-        </w:tc>
-        <w:tc>
-          <w:tcPr>
-            <w:tcW w:type="dxa" w:w="2016"/>
-            <w:shd w:fill="F8FAFC"/>
-            <w:tcMar>
-              <w:top w:w="100" w:type="dxa"/>
-              <w:bottom w:w="100" w:type="dxa"/>
-              <w:left w:w="120" w:type="dxa"/>
-              <w:right w:w="120" w:type="dxa"/>
-            </w:tcMar>
-            <w:tcBorders>
-              <w:top w:val="single" w:sz="4" w:space="0" w:color="CCCCCC"/>
-              <w:bottom w:val="single" w:sz="4" w:space="0" w:color="CCCCCC"/>
-              <w:left w:val="single" w:sz="4" w:space="0" w:color="CCCCCC"/>
-              <w:right w:val="single" w:sz="4" w:space="0" w:color="CCCCCC"/>
-            </w:tcBorders>
-          </w:tcPr>
-          <w:p>
-            <w:pPr>
-              <w:spacing w:before="60" w:after="60" w:line="252" w:lineRule="auto"/>
-              <w:jc w:val="left"/>
-            </w:pPr>
-            <w:r/>
-            <w:r>
-              <w:t>725.25</w:t>
-            </w:r>
-          </w:p>
-        </w:tc>
-        <w:tc>
-          <w:tcPr>
-            <w:tcW w:type="dxa" w:w="1152"/>
-            <w:shd w:fill="F8FAFC"/>
-            <w:tcMar>
-              <w:top w:w="100" w:type="dxa"/>
-              <w:bottom w:w="100" w:type="dxa"/>
-              <w:left w:w="120" w:type="dxa"/>
-              <w:right w:w="120" w:type="dxa"/>
-            </w:tcMar>
-            <w:tcBorders>
-              <w:top w:val="single" w:sz="4" w:space="0" w:color="CCCCCC"/>
-              <w:bottom w:val="single" w:sz="4" w:space="0" w:color="CCCCCC"/>
-              <w:left w:val="single" w:sz="4" w:space="0" w:color="CCCCCC"/>
-              <w:right w:val="single" w:sz="4" w:space="0" w:color="CCCCCC"/>
-            </w:tcBorders>
-          </w:tcPr>
-          <w:p>
-            <w:pPr>
-              <w:spacing w:before="60" w:after="60" w:line="252" w:lineRule="auto"/>
-              <w:jc w:val="left"/>
-            </w:pPr>
-            <w:r/>
-            <w:r>
-              <w:t>702.75</w:t>
-            </w:r>
-          </w:p>
-        </w:tc>
-        <w:tc>
-          <w:tcPr>
-            <w:tcW w:type="dxa" w:w="1728"/>
-            <w:shd w:fill="F8FAFC"/>
-            <w:tcMar>
-              <w:top w:w="100" w:type="dxa"/>
-              <w:bottom w:w="100" w:type="dxa"/>
-              <w:left w:w="120" w:type="dxa"/>
-              <w:right w:w="120" w:type="dxa"/>
-            </w:tcMar>
-            <w:tcBorders>
-              <w:top w:val="single" w:sz="4" w:space="0" w:color="CCCCCC"/>
-              <w:bottom w:val="single" w:sz="4" w:space="0" w:color="CCCCCC"/>
-              <w:left w:val="single" w:sz="4" w:space="0" w:color="CCCCCC"/>
-              <w:right w:val="single" w:sz="4" w:space="0" w:color="CCCCCC"/>
-            </w:tcBorders>
-          </w:tcPr>
-          <w:p>
-            <w:pPr>
-              <w:spacing w:before="60" w:after="60" w:line="252" w:lineRule="auto"/>
-              <w:jc w:val="left"/>
-            </w:pPr>
-            <w:r/>
-            <w:r>
-              <w:rPr>
-                <w:b/>
-              </w:rPr>
-              <w:t>718.50</w:t>
-            </w:r>
-          </w:p>
-        </w:tc>
-        <w:tc>
-          <w:tcPr>
-            <w:tcW w:type="dxa" w:w="3456"/>
-            <w:shd w:fill="F8FAFC"/>
-            <w:tcMar>
-              <w:top w:w="100" w:type="dxa"/>
-              <w:bottom w:w="100" w:type="dxa"/>
-              <w:left w:w="120" w:type="dxa"/>
-              <w:right w:w="120" w:type="dxa"/>
-            </w:tcMar>
-            <w:tcBorders>
-              <w:top w:val="single" w:sz="4" w:space="0" w:color="CCCCCC"/>
-              <w:bottom w:val="single" w:sz="4" w:space="0" w:color="CCCCCC"/>
-              <w:left w:val="single" w:sz="4" w:space="0" w:color="CCCCCC"/>
-              <w:right w:val="single" w:sz="4" w:space="0" w:color="CCCCCC"/>
-            </w:tcBorders>
-          </w:tcPr>
-          <w:p>
-            <w:pPr>
-              <w:spacing w:before="60" w:after="60" w:line="252" w:lineRule="auto"/>
-              <w:jc w:val="left"/>
-            </w:pPr>
-            <w:r/>
-            <w:r>
-              <w:rPr>
-                <w:b/>
-              </w:rPr>
-              <w:t>+1.75</w:t>
-            </w:r>
-          </w:p>
-        </w:tc>
-        <w:tc>
-          <w:tcPr>
-            <w:tcW w:type="dxa" w:w="1440"/>
-            <w:shd w:fill="F8FAFC"/>
-            <w:tcMar>
-              <w:top w:w="100" w:type="dxa"/>
-              <w:bottom w:w="100" w:type="dxa"/>
-              <w:left w:w="120" w:type="dxa"/>
-              <w:right w:w="120" w:type="dxa"/>
-            </w:tcMar>
-            <w:tcBorders>
-              <w:top w:val="single" w:sz="4" w:space="0" w:color="CCCCCC"/>
-              <w:bottom w:val="single" w:sz="4" w:space="0" w:color="CCCCCC"/>
-              <w:left w:val="single" w:sz="4" w:space="0" w:color="CCCCCC"/>
-              <w:right w:val="single" w:sz="4" w:space="0" w:color="CCCCCC"/>
-            </w:tcBorders>
-          </w:tcPr>
-          <w:p>
-            <w:pPr>
-              <w:spacing w:before="60" w:after="60" w:line="252" w:lineRule="auto"/>
-              <w:jc w:val="left"/>
-            </w:pPr>
-            <w:r/>
-            <w:r>
-              <w:t>BULL</w:t>
-            </w:r>
-          </w:p>
-        </w:tc>
-      </w:tr>
-      <w:tr>
-        <w:tc>
-          <w:tcPr>
-            <w:tcW w:type="dxa" w:w="1584"/>
-            <w:shd w:fill="FFFFFF"/>
-            <w:tcMar>
-              <w:top w:w="100" w:type="dxa"/>
-              <w:bottom w:w="100" w:type="dxa"/>
-              <w:left w:w="120" w:type="dxa"/>
-              <w:right w:w="120" w:type="dxa"/>
-            </w:tcMar>
-            <w:tcBorders>
-              <w:top w:val="single" w:sz="4" w:space="0" w:color="CCCCCC"/>
-              <w:bottom w:val="single" w:sz="4" w:space="0" w:color="CCCCCC"/>
-              <w:left w:val="single" w:sz="4" w:space="0" w:color="CCCCCC"/>
-              <w:right w:val="single" w:sz="4" w:space="0" w:color="CCCCCC"/>
-            </w:tcBorders>
-          </w:tcPr>
-          <w:p>
-            <w:pPr>
-              <w:spacing w:before="60" w:after="60" w:line="252" w:lineRule="auto"/>
-              <w:jc w:val="left"/>
-            </w:pPr>
-            <w:r/>
-            <w:r>
-              <w:rPr>
-                <w:b/>
-              </w:rPr>
-              <w:t>Fri 02/10</w:t>
-            </w:r>
-          </w:p>
-        </w:tc>
-        <w:tc>
-          <w:tcPr>
-            <w:tcW w:type="dxa" w:w="864"/>
-            <w:shd w:fill="FFFFFF"/>
-            <w:tcMar>
-              <w:top w:w="100" w:type="dxa"/>
-              <w:bottom w:w="100" w:type="dxa"/>
-              <w:left w:w="120" w:type="dxa"/>
-              <w:right w:w="120" w:type="dxa"/>
-            </w:tcMar>
-            <w:tcBorders>
-              <w:top w:val="single" w:sz="4" w:space="0" w:color="CCCCCC"/>
-              <w:bottom w:val="single" w:sz="4" w:space="0" w:color="CCCCCC"/>
-              <w:left w:val="single" w:sz="4" w:space="0" w:color="CCCCCC"/>
-              <w:right w:val="single" w:sz="4" w:space="0" w:color="CCCCCC"/>
-            </w:tcBorders>
-          </w:tcPr>
-          <w:p>
-            <w:pPr>
-              <w:spacing w:before="60" w:after="60" w:line="252" w:lineRule="auto"/>
-              <w:jc w:val="left"/>
-            </w:pPr>
-            <w:r/>
-            <w:r>
-              <w:t>NY Close 23-01</w:t>
-            </w:r>
-          </w:p>
-        </w:tc>
-        <w:tc>
-          <w:tcPr>
-            <w:tcW w:type="dxa" w:w="1440"/>
-            <w:shd w:fill="FFFFFF"/>
-            <w:tcMar>
-              <w:top w:w="100" w:type="dxa"/>
-              <w:bottom w:w="100" w:type="dxa"/>
-              <w:left w:w="120" w:type="dxa"/>
-              <w:right w:w="120" w:type="dxa"/>
-            </w:tcMar>
-            <w:tcBorders>
-              <w:top w:val="single" w:sz="4" w:space="0" w:color="CCCCCC"/>
-              <w:bottom w:val="single" w:sz="4" w:space="0" w:color="CCCCCC"/>
-              <w:left w:val="single" w:sz="4" w:space="0" w:color="CCCCCC"/>
-              <w:right w:val="single" w:sz="4" w:space="0" w:color="CCCCCC"/>
-            </w:tcBorders>
-          </w:tcPr>
-          <w:p>
-            <w:pPr>
-              <w:spacing w:before="60" w:after="60" w:line="252" w:lineRule="auto"/>
-              <w:jc w:val="left"/>
-            </w:pPr>
-            <w:r/>
-            <w:r>
-              <w:t>718.50</w:t>
-            </w:r>
-          </w:p>
-        </w:tc>
-        <w:tc>
-          <w:tcPr>
-            <w:tcW w:type="dxa" w:w="2016"/>
-            <w:shd w:fill="FFFFFF"/>
-            <w:tcMar>
-              <w:top w:w="100" w:type="dxa"/>
-              <w:bottom w:w="100" w:type="dxa"/>
-              <w:left w:w="120" w:type="dxa"/>
-              <w:right w:w="120" w:type="dxa"/>
-            </w:tcMar>
-            <w:tcBorders>
-              <w:top w:val="single" w:sz="4" w:space="0" w:color="CCCCCC"/>
-              <w:bottom w:val="single" w:sz="4" w:space="0" w:color="CCCCCC"/>
-              <w:left w:val="single" w:sz="4" w:space="0" w:color="CCCCCC"/>
-              <w:right w:val="single" w:sz="4" w:space="0" w:color="CCCCCC"/>
-            </w:tcBorders>
-          </w:tcPr>
-          <w:p>
-            <w:pPr>
-              <w:spacing w:before="60" w:after="60" w:line="252" w:lineRule="auto"/>
-              <w:jc w:val="left"/>
-            </w:pPr>
-            <w:r/>
-            <w:r>
-              <w:t>724.75</w:t>
-            </w:r>
-          </w:p>
-        </w:tc>
-        <w:tc>
-          <w:tcPr>
-            <w:tcW w:type="dxa" w:w="1152"/>
-            <w:shd w:fill="FFFFFF"/>
-            <w:tcMar>
-              <w:top w:w="100" w:type="dxa"/>
-              <w:bottom w:w="100" w:type="dxa"/>
-              <w:left w:w="120" w:type="dxa"/>
-              <w:right w:w="120" w:type="dxa"/>
-            </w:tcMar>
-            <w:tcBorders>
-              <w:top w:val="single" w:sz="4" w:space="0" w:color="CCCCCC"/>
-              <w:bottom w:val="single" w:sz="4" w:space="0" w:color="CCCCCC"/>
-              <w:left w:val="single" w:sz="4" w:space="0" w:color="CCCCCC"/>
-              <w:right w:val="single" w:sz="4" w:space="0" w:color="CCCCCC"/>
-            </w:tcBorders>
-          </w:tcPr>
-          <w:p>
-            <w:pPr>
-              <w:spacing w:before="60" w:after="60" w:line="252" w:lineRule="auto"/>
-              <w:jc w:val="left"/>
-            </w:pPr>
-            <w:r/>
-            <w:r>
-              <w:t>712.00</w:t>
-            </w:r>
-          </w:p>
-        </w:tc>
-        <w:tc>
-          <w:tcPr>
-            <w:tcW w:type="dxa" w:w="1728"/>
-            <w:shd w:fill="FFFFFF"/>
-            <w:tcMar>
-              <w:top w:w="100" w:type="dxa"/>
-              <w:bottom w:w="100" w:type="dxa"/>
-              <w:left w:w="120" w:type="dxa"/>
-              <w:right w:w="120" w:type="dxa"/>
-            </w:tcMar>
-            <w:tcBorders>
-              <w:top w:val="single" w:sz="4" w:space="0" w:color="CCCCCC"/>
-              <w:bottom w:val="single" w:sz="4" w:space="0" w:color="CCCCCC"/>
-              <w:left w:val="single" w:sz="4" w:space="0" w:color="CCCCCC"/>
-              <w:right w:val="single" w:sz="4" w:space="0" w:color="CCCCCC"/>
-            </w:tcBorders>
-          </w:tcPr>
-          <w:p>
-            <w:pPr>
-              <w:spacing w:before="60" w:after="60" w:line="252" w:lineRule="auto"/>
-              <w:jc w:val="left"/>
-            </w:pPr>
-            <w:r/>
-            <w:r>
-              <w:rPr>
-                <w:b/>
-              </w:rPr>
-              <w:t>717.75</w:t>
+              <w:t>719.00</w:t>
             </w:r>
           </w:p>
         </w:tc>

--- a/Daily Reports/30_09_2026-CBOT Reports.docx
+++ b/Daily Reports/30_09_2026-CBOT Reports.docx
@@ -104,7 +104,7 @@
           <w:color w:val="5C768D"/>
           <w:sz w:val="19"/>
         </w:rPr>
-        <w:t>Cập nhật tự động qua `macro_tracker.py` vào lúc 19:01 ICT ngày 30/09/2026</w:t>
+        <w:t>Cập nhật tự động qua `macro_tracker.py` vào lúc 20:33 ICT ngày 30/09/2026</w:t>
       </w:r>
     </w:p>
     <w:tbl>
@@ -313,7 +313,7 @@
               <w:rPr>
                 <w:b/>
               </w:rPr>
-              <w:t>97.85 / thùng</w:t>
+              <w:t>98.48 / thùng</w:t>
             </w:r>
           </w:p>
         </w:tc>
@@ -344,7 +344,7 @@
               <w:rPr>
                 <w:b/>
               </w:rPr>
-              <w:t>-4.62%</w:t>
+              <w:t>-4.01%</w:t>
             </w:r>
           </w:p>
         </w:tc>
@@ -442,7 +442,7 @@
               <w:rPr>
                 <w:b/>
               </w:rPr>
-              <w:t>101.25</w:t>
+              <w:t>101.19</w:t>
             </w:r>
           </w:p>
         </w:tc>
@@ -473,7 +473,7 @@
               <w:rPr>
                 <w:b/>
               </w:rPr>
-              <w:t>-0.12%</w:t>
+              <w:t>-0.17%</w:t>
             </w:r>
           </w:p>
         </w:tc>
@@ -1218,7 +1218,7 @@
         <w:rPr>
           <w:b/>
         </w:rPr>
-        <w:t>`97.85` (-4.62%)</w:t>
+        <w:t>`98.48` (-4.01%)</w:t>
       </w:r>
       <w:r>
         <w:t xml:space="preserve"> | DXY: </w:t>
@@ -1227,7 +1227,7 @@
         <w:rPr>
           <w:b/>
         </w:rPr>
-        <w:t>`101.25` (-0.12%)</w:t>
+        <w:t>`101.19` (-0.17%)</w:t>
       </w:r>
       <w:r>
         <w:t xml:space="preserve"> | Lúa mì CBOT: </w:t>
@@ -1236,7 +1236,7 @@
         <w:rPr>
           <w:b/>
         </w:rPr>
-        <w:t>`698.25` (+0.76%)</w:t>
+        <w:t>`698.50` (+0.83%)</w:t>
       </w:r>
       <w:r>
         <w:t>.</w:t>
@@ -1306,7 +1306,7 @@
           <w:color w:val="5C768D"/>
           <w:sz w:val="19"/>
         </w:rPr>
-        <w:t>Cập nhật tự động lúc 19:01 ICT ngày 30/09/2026 — Nguồn: NOAA, USDA, BOM Australia</w:t>
+        <w:t>Cập nhật tự động lúc 20:33 ICT ngày 30/09/2026 — Nguồn: NOAA, USDA, BOM Australia</w:t>
       </w:r>
     </w:p>
     <w:p>
@@ -3605,7 +3605,7 @@
               <w:rPr>
                 <w:b/>
               </w:rPr>
-              <w:t>524.89 (+0.14)</w:t>
+              <w:t>524.96 (+0.21)</w:t>
             </w:r>
           </w:p>
         </w:tc>
@@ -3633,7 +3633,7 @@
             </w:pPr>
             <w:r/>
             <w:r>
-              <w:t>Bearish (523.44 &lt; 523.52)</w:t>
+              <w:t>Bearish (523.49 &lt; 523.54)</w:t>
             </w:r>
           </w:p>
         </w:tc>
@@ -3661,7 +3661,7 @@
             </w:pPr>
             <w:r/>
             <w:r>
-              <w:t>1.25 cents</w:t>
+              <w:t>1.50 cents</w:t>
             </w:r>
           </w:p>
         </w:tc>
@@ -3822,7 +3822,7 @@
               <w:rPr>
                 <w:b/>
               </w:rPr>
-              <w:t>698.25</w:t>
+              <w:t>698.50</w:t>
             </w:r>
           </w:p>
         </w:tc>
@@ -3853,7 +3853,7 @@
               <w:rPr>
                 <w:b/>
               </w:rPr>
-              <w:t>699.54 (+1.29)</w:t>
+              <w:t>699.89 (+1.39)</w:t>
             </w:r>
           </w:p>
         </w:tc>
@@ -3881,7 +3881,7 @@
             </w:pPr>
             <w:r/>
             <w:r>
-              <w:t>Bullish (693.86 &gt; 693.69)</w:t>
+              <w:t>Bullish (694.26 &gt; 693.87)</w:t>
             </w:r>
           </w:p>
         </w:tc>
@@ -3909,7 +3909,7 @@
             </w:pPr>
             <w:r/>
             <w:r>
-              <w:t>2.00 cents</w:t>
+              <w:t>3.00 cents</w:t>
             </w:r>
           </w:p>
         </w:tc>
@@ -4347,7 +4347,7 @@
                 <w:b/>
                 <w:color w:val="15803D"/>
               </w:rPr>
-              <w:t>523.75 - 523.44 cents (Canh mua vùng hỗ trợ)</w:t>
+              <w:t>523.75 - 523.49 cents (Canh mua vùng hỗ trợ)</w:t>
             </w:r>
           </w:p>
         </w:tc>
@@ -4378,7 +4378,7 @@
               <w:rPr>
                 <w:b/>
               </w:rPr>
-              <w:t>512.58 cents (Dưới cản S2 + 1.5x ATR)</w:t>
+              <w:t>512.48 cents (Dưới cản S2 + 1.5x ATR)</w:t>
             </w:r>
           </w:p>
         </w:tc>
@@ -4590,7 +4590,7 @@
               <w:rPr>
                 <w:b/>
               </w:rPr>
-              <w:t>513.30 cents (Chống quét SL tuyệt đối)</w:t>
+              <w:t>513.24 cents (Chống quét SL tuyệt đối)</w:t>
             </w:r>
           </w:p>
         </w:tc>
@@ -4783,7 +4783,7 @@
               <w:rPr>
                 <w:b/>
               </w:rPr>
-              <w:t>527.20 cents</w:t>
+              <w:t>527.26 cents</w:t>
             </w:r>
           </w:p>
         </w:tc>
@@ -4945,7 +4945,7 @@
               <w:rPr>
                 <w:b/>
               </w:rPr>
-              <w:t>508.95 - 514.75 cents</w:t>
+              <w:t>508.70 - 514.75 cents</w:t>
             </w:r>
           </w:p>
         </w:tc>
@@ -5126,7 +5126,7 @@
                 <w:b/>
                 <w:color w:val="B91C1C"/>
               </w:rPr>
-              <w:t>693.86 - 693.69 cents (Canh bán hồi kỹ thuật H1)</w:t>
+              <w:t>694.26 - 693.87 cents (Canh bán hồi kỹ thuật H1)</w:t>
             </w:r>
           </w:p>
         </w:tc>
@@ -5157,7 +5157,7 @@
               <w:rPr>
                 <w:b/>
               </w:rPr>
-              <w:t>799.52 cents (Trên kháng cự R2 + 1.5x ATR)</w:t>
+              <w:t>799.60 cents (Trên kháng cự R2 + 1.5x ATR)</w:t>
             </w:r>
           </w:p>
         </w:tc>
@@ -5366,7 +5366,7 @@
               <w:rPr>
                 <w:b/>
               </w:rPr>
-              <w:t>693.47 cents</w:t>
+              <w:t>693.39 cents</w:t>
             </w:r>
           </w:p>
         </w:tc>
@@ -5559,7 +5559,7 @@
               <w:rPr>
                 <w:b/>
               </w:rPr>
-              <w:t>720.03 cents</w:t>
+              <w:t>720.11 cents</w:t>
             </w:r>
           </w:p>
         </w:tc>
@@ -5721,7 +5721,7 @@
               <w:rPr>
                 <w:b/>
               </w:rPr>
-              <w:t>669.45 - 681.50 cents</w:t>
+              <w:t>669.23 - 681.50 cents</w:t>
             </w:r>
           </w:p>
         </w:tc>
@@ -11624,10 +11624,10 @@
         <w:rPr>
           <w:b/>
         </w:rPr>
-        <w:t>`524.89 cents`</w:t>
+        <w:t>`524.96 cents`</w:t>
       </w:r>
       <w:r>
-        <w:t xml:space="preserve"> (+0.14).</w:t>
+        <w:t xml:space="preserve"> (+0.21).</w:t>
       </w:r>
     </w:p>
     <w:p>
@@ -11648,7 +11648,7 @@
         <w:rPr>
           <w:b/>
         </w:rPr>
-        <w:t>`16,890`</w:t>
+        <w:t>`19,881`</w:t>
       </w:r>
       <w:r>
         <w:t xml:space="preserve"> (Chênh lệch: </w:t>
@@ -11657,7 +11657,7 @@
         <w:rPr>
           <w:b/>
         </w:rPr>
-        <w:t>`-228,885`</w:t>
+        <w:t>`-225,894`</w:t>
       </w:r>
       <w:r>
         <w:t xml:space="preserve">) | OI: </w:t>
@@ -11699,7 +11699,7 @@
         <w:rPr>
           <w:b/>
         </w:rPr>
-        <w:t>`Bearish Engulfing (Nhấn chìm giảm thiểu)`</w:t>
+        <w:t>`Không phát hiện mô hình nến đặc biệt`</w:t>
       </w:r>
     </w:p>
     <w:p>
@@ -11742,10 +11742,10 @@
         <w:rPr>
           <w:b/>
         </w:rPr>
-        <w:t>TĂNG MẠNH MẼ (Strong Bullish Confirmation):</w:t>
+        <w:t>TÍCH LŨY TÍCH CỰC (Accumulation):</w:t>
       </w:r>
       <w:r>
-        <w:t xml:space="preserve"> Mô hình nến tăng được củng cố bởi dòng tiền gia tăng tích cực, hỗ trợ lực mua lên bền vững.</w:t>
+        <w:t xml:space="preserve"> Nến đi ngang nhưng dòng tiền âm thầm gia tăng (OI tăng), báo hiệu chuẩn bị có nhịp bứt phá tăng.</w:t>
       </w:r>
     </w:p>
     <w:p>
@@ -11991,7 +11991,7 @@
               <w:rPr>
                 <w:b/>
               </w:rPr>
-              <w:t>97.85</w:t>
+              <w:t>98.48</w:t>
             </w:r>
           </w:p>
         </w:tc>
@@ -12022,7 +12022,7 @@
               <w:rPr>
                 <w:b/>
               </w:rPr>
-              <w:t>-4.62%</w:t>
+              <w:t>-4.01%</w:t>
             </w:r>
           </w:p>
         </w:tc>
@@ -12114,7 +12114,7 @@
               <w:rPr>
                 <w:b/>
               </w:rPr>
-              <w:t>101.25</w:t>
+              <w:t>101.19</w:t>
             </w:r>
           </w:p>
         </w:tc>
@@ -12145,7 +12145,7 @@
               <w:rPr>
                 <w:b/>
               </w:rPr>
-              <w:t>-0.12%</w:t>
+              <w:t>-0.17%</w:t>
             </w:r>
           </w:p>
         </w:tc>
@@ -12749,7 +12749,7 @@
         <w:t xml:space="preserve"> EMA_21 </w:t>
       </w:r>
       <w:r>
-        <w:t xml:space="preserve"> (523.44) &lt; </w:t>
+        <w:t xml:space="preserve"> (523.49) &lt; </w:t>
       </w:r>
       <w:r>
         <w:rPr>
@@ -12760,7 +12760,7 @@
         <w:t xml:space="preserve"> EMA_50 </w:t>
       </w:r>
       <w:r>
-        <w:t xml:space="preserve"> (523.52).</w:t>
+        <w:t xml:space="preserve"> (523.54).</w:t>
       </w:r>
     </w:p>
     <w:p>
@@ -12781,7 +12781,7 @@
         <w:rPr>
           <w:b/>
         </w:rPr>
-        <w:t>`57.60`</w:t>
+        <w:t>`56.82`</w:t>
       </w:r>
       <w:r>
         <w:t xml:space="preserve"> | ATR (14) = </w:t>
@@ -12790,7 +12790,7 @@
         <w:rPr>
           <w:b/>
         </w:rPr>
-        <w:t>`1.45`</w:t>
+        <w:t>`1.51`</w:t>
       </w:r>
       <w:r>
         <w:t xml:space="preserve"> cents | Volatility = </w:t>
@@ -12799,7 +12799,7 @@
         <w:rPr>
           <w:b/>
         </w:rPr>
-        <w:t>`1.25 cents`</w:t>
+        <w:t>`1.50 cents`</w:t>
       </w:r>
       <w:r>
         <w:t>.</w:t>
@@ -13584,7 +13584,7 @@
           <w:b/>
           <w:color w:val="15803D"/>
         </w:rPr>
-        <w:t>`523.75 - 523.44 cents (Canh mua vùng hỗ trợ)`</w:t>
+        <w:t>`523.75 - 523.49 cents (Canh mua vùng hỗ trợ)`</w:t>
       </w:r>
       <w:r>
         <w:t xml:space="preserve"> | SL: </w:t>
@@ -13593,7 +13593,7 @@
         <w:rPr>
           <w:b/>
         </w:rPr>
-        <w:t>`512.58 cents (Dưới cản S2 + 1.5x ATR)`</w:t>
+        <w:t>`512.48 cents (Dưới cản S2 + 1.5x ATR)`</w:t>
       </w:r>
       <w:r>
         <w:t xml:space="preserve"> | TP: </w:t>
@@ -13664,7 +13664,7 @@
         <w:rPr>
           <w:b/>
         </w:rPr>
-        <w:t>`513.30 cents (Chống quét SL tuyệt đối)`</w:t>
+        <w:t>`513.24 cents (Chống quét SL tuyệt đối)`</w:t>
       </w:r>
       <w:r>
         <w:t xml:space="preserve"> | TP: </w:t>
@@ -13710,7 +13710,7 @@
         <w:rPr>
           <w:b/>
         </w:rPr>
-        <w:t>`527.20 cents`</w:t>
+        <w:t>`527.26 cents`</w:t>
       </w:r>
       <w:r>
         <w:t xml:space="preserve"> | TP: </w:t>
@@ -13759,7 +13759,7 @@
         <w:rPr>
           <w:b/>
         </w:rPr>
-        <w:t>`508.95 - 514.75 cents`</w:t>
+        <w:t>`508.70 - 514.75 cents`</w:t>
       </w:r>
     </w:p>
     <w:p>
@@ -21791,7 +21791,7 @@
         <w:t>Giá Chốt Phiên (Close):</w:t>
       </w:r>
       <w:r>
-        <w:t xml:space="preserve"> 698.25 cents | </w:t>
+        <w:t xml:space="preserve"> 698.50 cents | </w:t>
       </w:r>
       <w:r>
         <w:rPr>
@@ -21806,10 +21806,10 @@
         <w:rPr>
           <w:b/>
         </w:rPr>
-        <w:t>`699.54 cents`</w:t>
+        <w:t>`699.89 cents`</w:t>
       </w:r>
       <w:r>
-        <w:t xml:space="preserve"> (+1.29).</w:t>
+        <w:t xml:space="preserve"> (+1.39).</w:t>
       </w:r>
     </w:p>
     <w:p>
@@ -21830,7 +21830,7 @@
         <w:rPr>
           <w:b/>
         </w:rPr>
-        <w:t>`12,469`</w:t>
+        <w:t>`15,988`</w:t>
       </w:r>
       <w:r>
         <w:t xml:space="preserve"> (Chênh lệch: </w:t>
@@ -21839,7 +21839,7 @@
         <w:rPr>
           <w:b/>
         </w:rPr>
-        <w:t>`-51,351`</w:t>
+        <w:t>`-47,832`</w:t>
       </w:r>
       <w:r>
         <w:t xml:space="preserve">) | OI: </w:t>
@@ -22173,7 +22173,7 @@
               <w:rPr>
                 <w:b/>
               </w:rPr>
-              <w:t>97.85</w:t>
+              <w:t>98.48</w:t>
             </w:r>
           </w:p>
         </w:tc>
@@ -22204,7 +22204,7 @@
               <w:rPr>
                 <w:b/>
               </w:rPr>
-              <w:t>-4.62%</w:t>
+              <w:t>-4.01%</w:t>
             </w:r>
           </w:p>
         </w:tc>
@@ -22296,7 +22296,7 @@
               <w:rPr>
                 <w:b/>
               </w:rPr>
-              <w:t>101.25</w:t>
+              <w:t>101.19</w:t>
             </w:r>
           </w:p>
         </w:tc>
@@ -22327,7 +22327,7 @@
               <w:rPr>
                 <w:b/>
               </w:rPr>
-              <w:t>-0.12%</w:t>
+              <w:t>-0.17%</w:t>
             </w:r>
           </w:p>
         </w:tc>
@@ -22931,7 +22931,7 @@
         <w:t xml:space="preserve"> EMA_21 </w:t>
       </w:r>
       <w:r>
-        <w:t xml:space="preserve"> (693.86) &gt; </w:t>
+        <w:t xml:space="preserve"> (694.26) &gt; </w:t>
       </w:r>
       <w:r>
         <w:rPr>
@@ -22942,7 +22942,7 @@
         <w:t xml:space="preserve"> EMA_50 </w:t>
       </w:r>
       <w:r>
-        <w:t xml:space="preserve"> (693.69).</w:t>
+        <w:t xml:space="preserve"> (693.87).</w:t>
       </w:r>
     </w:p>
     <w:p>
@@ -22963,7 +22963,7 @@
         <w:rPr>
           <w:b/>
         </w:rPr>
-        <w:t>`62.55`</w:t>
+        <w:t>`62.76`</w:t>
       </w:r>
       <w:r>
         <w:t xml:space="preserve"> | ATR (14) = </w:t>
@@ -22972,7 +22972,7 @@
         <w:rPr>
           <w:b/>
         </w:rPr>
-        <w:t>`3.01`</w:t>
+        <w:t>`3.07`</w:t>
       </w:r>
       <w:r>
         <w:t xml:space="preserve"> cents | Volatility = </w:t>
@@ -22981,7 +22981,7 @@
         <w:rPr>
           <w:b/>
         </w:rPr>
-        <w:t>`2.00 cents`</w:t>
+        <w:t>`3.00 cents`</w:t>
       </w:r>
       <w:r>
         <w:t>.</w:t>
@@ -23756,7 +23756,7 @@
           <w:b/>
           <w:color w:val="B91C1C"/>
         </w:rPr>
-        <w:t>`693.86 - 693.69 cents (Canh bán hồi kỹ thuật H1)`</w:t>
+        <w:t>`694.26 - 693.87 cents (Canh bán hồi kỹ thuật H1)`</w:t>
       </w:r>
       <w:r>
         <w:t xml:space="preserve"> | SL: </w:t>
@@ -23765,7 +23765,7 @@
         <w:rPr>
           <w:b/>
         </w:rPr>
-        <w:t>`799.52 cents (Trên kháng cự R2 + 1.5x ATR)`</w:t>
+        <w:t>`799.60 cents (Trên kháng cự R2 + 1.5x ATR)`</w:t>
       </w:r>
       <w:r>
         <w:t xml:space="preserve"> | TP: </w:t>
@@ -23836,7 +23836,7 @@
         <w:rPr>
           <w:b/>
         </w:rPr>
-        <w:t>`693.47 cents`</w:t>
+        <w:t>`693.39 cents`</w:t>
       </w:r>
       <w:r>
         <w:t xml:space="preserve"> | TP: </w:t>
@@ -23882,7 +23882,7 @@
         <w:rPr>
           <w:b/>
         </w:rPr>
-        <w:t>`720.03 cents`</w:t>
+        <w:t>`720.11 cents`</w:t>
       </w:r>
       <w:r>
         <w:t xml:space="preserve"> | TP: </w:t>
@@ -23931,7 +23931,7 @@
         <w:rPr>
           <w:b/>
         </w:rPr>
-        <w:t>`669.45 - 681.50 cents`</w:t>
+        <w:t>`669.23 - 681.50 cents`</w:t>
       </w:r>
     </w:p>
     <w:p>
@@ -24338,7 +24338,7 @@
             </w:pPr>
             <w:r/>
             <w:r>
-              <w:t>698.25</w:t>
+              <w:t>698.50</w:t>
             </w:r>
           </w:p>
         </w:tc>
@@ -24366,7 +24366,7 @@
             </w:pPr>
             <w:r/>
             <w:r>
-              <w:t>709.50</w:t>
+              <w:t>709.75</w:t>
             </w:r>
           </w:p>
         </w:tc>
@@ -24394,7 +24394,7 @@
             </w:pPr>
             <w:r/>
             <w:r>
-              <w:t>692.75</w:t>
+              <w:t>693.00</w:t>
             </w:r>
           </w:p>
         </w:tc>
@@ -24425,7 +24425,7 @@
               <w:rPr>
                 <w:b/>
               </w:rPr>
-              <w:t>697.50</w:t>
+              <w:t>697.75</w:t>
             </w:r>
           </w:p>
         </w:tc>
@@ -24573,7 +24573,7 @@
             </w:pPr>
             <w:r/>
             <w:r>
-              <w:t>697.50</w:t>
+              <w:t>697.75</w:t>
             </w:r>
           </w:p>
         </w:tc>
@@ -24601,7 +24601,7 @@
             </w:pPr>
             <w:r/>
             <w:r>
-              <w:t>705.00</w:t>
+              <w:t>705.25</w:t>
             </w:r>
           </w:p>
         </w:tc>
@@ -24629,7 +24629,7 @@
             </w:pPr>
             <w:r/>
             <w:r>
-              <w:t>691.50</w:t>
+              <w:t>691.75</w:t>
             </w:r>
           </w:p>
         </w:tc>
@@ -24660,7 +24660,7 @@
               <w:rPr>
                 <w:b/>
               </w:rPr>
-              <w:t>697.00</w:t>
+              <w:t>697.25</w:t>
             </w:r>
           </w:p>
         </w:tc>
@@ -24808,7 +24808,7 @@
             </w:pPr>
             <w:r/>
             <w:r>
-              <w:t>697.00</w:t>
+              <w:t>697.25</w:t>
             </w:r>
           </w:p>
         </w:tc>
@@ -24836,7 +24836,7 @@
             </w:pPr>
             <w:r/>
             <w:r>
-              <w:t>710.75</w:t>
+              <w:t>711.00</w:t>
             </w:r>
           </w:p>
         </w:tc>
@@ -24864,7 +24864,7 @@
             </w:pPr>
             <w:r/>
             <w:r>
-              <w:t>682.25</w:t>
+              <w:t>682.50</w:t>
             </w:r>
           </w:p>
         </w:tc>
@@ -24895,7 +24895,7 @@
               <w:rPr>
                 <w:b/>
               </w:rPr>
-              <w:t>699.00</w:t>
+              <w:t>699.25</w:t>
             </w:r>
           </w:p>
         </w:tc>
@@ -25043,7 +25043,7 @@
             </w:pPr>
             <w:r/>
             <w:r>
-              <w:t>699.00</w:t>
+              <w:t>699.25</w:t>
             </w:r>
           </w:p>
         </w:tc>
@@ -25071,7 +25071,7 @@
             </w:pPr>
             <w:r/>
             <w:r>
-              <w:t>712.25</w:t>
+              <w:t>712.50</w:t>
             </w:r>
           </w:p>
         </w:tc>
@@ -25099,7 +25099,7 @@
             </w:pPr>
             <w:r/>
             <w:r>
-              <w:t>690.75</w:t>
+              <w:t>691.00</w:t>
             </w:r>
           </w:p>
         </w:tc>
@@ -25130,7 +25130,7 @@
               <w:rPr>
                 <w:b/>
               </w:rPr>
-              <w:t>700.25</w:t>
+              <w:t>700.50</w:t>
             </w:r>
           </w:p>
         </w:tc>
@@ -25278,7 +25278,7 @@
             </w:pPr>
             <w:r/>
             <w:r>
-              <w:t>700.25</w:t>
+              <w:t>700.50</w:t>
             </w:r>
           </w:p>
         </w:tc>
@@ -25306,7 +25306,7 @@
             </w:pPr>
             <w:r/>
             <w:r>
-              <w:t>716.75</w:t>
+              <w:t>717.00</w:t>
             </w:r>
           </w:p>
         </w:tc>
@@ -25334,7 +25334,7 @@
             </w:pPr>
             <w:r/>
             <w:r>
-              <w:t>689.75</w:t>
+              <w:t>690.00</w:t>
             </w:r>
           </w:p>
         </w:tc>
@@ -25365,7 +25365,7 @@
               <w:rPr>
                 <w:b/>
               </w:rPr>
-              <w:t>704.75</w:t>
+              <w:t>705.00</w:t>
             </w:r>
           </w:p>
         </w:tc>
@@ -25513,7 +25513,7 @@
             </w:pPr>
             <w:r/>
             <w:r>
-              <w:t>704.75</w:t>
+              <w:t>705.00</w:t>
             </w:r>
           </w:p>
         </w:tc>
@@ -25541,7 +25541,7 @@
             </w:pPr>
             <w:r/>
             <w:r>
-              <w:t>712.50</w:t>
+              <w:t>712.75</w:t>
             </w:r>
           </w:p>
         </w:tc>
@@ -25569,7 +25569,7 @@
             </w:pPr>
             <w:r/>
             <w:r>
-              <w:t>693.75</w:t>
+              <w:t>694.00</w:t>
             </w:r>
           </w:p>
         </w:tc>
@@ -25600,7 +25600,7 @@
               <w:rPr>
                 <w:b/>
               </w:rPr>
-              <w:t>706.00</w:t>
+              <w:t>706.25</w:t>
             </w:r>
           </w:p>
         </w:tc>
@@ -25748,7 +25748,7 @@
             </w:pPr>
             <w:r/>
             <w:r>
-              <w:t>706.00</w:t>
+              <w:t>706.25</w:t>
             </w:r>
           </w:p>
         </w:tc>
@@ -25776,7 +25776,7 @@
             </w:pPr>
             <w:r/>
             <w:r>
-              <w:t>714.25</w:t>
+              <w:t>714.50</w:t>
             </w:r>
           </w:p>
         </w:tc>
@@ -25804,7 +25804,7 @@
             </w:pPr>
             <w:r/>
             <w:r>
-              <w:t>695.50</w:t>
+              <w:t>695.75</w:t>
             </w:r>
           </w:p>
         </w:tc>
@@ -25835,7 +25835,7 @@
               <w:rPr>
                 <w:b/>
               </w:rPr>
-              <w:t>707.75</w:t>
+              <w:t>708.00</w:t>
             </w:r>
           </w:p>
         </w:tc>
@@ -25983,7 +25983,7 @@
             </w:pPr>
             <w:r/>
             <w:r>
-              <w:t>707.75</w:t>
+              <w:t>708.00</w:t>
             </w:r>
           </w:p>
         </w:tc>
@@ -26011,7 +26011,7 @@
             </w:pPr>
             <w:r/>
             <w:r>
-              <w:t>720.00</w:t>
+              <w:t>720.25</w:t>
             </w:r>
           </w:p>
         </w:tc>
@@ -26039,7 +26039,7 @@
             </w:pPr>
             <w:r/>
             <w:r>
-              <w:t>698.00</w:t>
+              <w:t>698.25</w:t>
             </w:r>
           </w:p>
         </w:tc>
@@ -26070,7 +26070,7 @@
               <w:rPr>
                 <w:b/>
               </w:rPr>
-              <w:t>706.75</w:t>
+              <w:t>707.00</w:t>
             </w:r>
           </w:p>
         </w:tc>
@@ -26218,7 +26218,7 @@
             </w:pPr>
             <w:r/>
             <w:r>
-              <w:t>706.75</w:t>
+              <w:t>707.00</w:t>
             </w:r>
           </w:p>
         </w:tc>
@@ -26246,7 +26246,7 @@
             </w:pPr>
             <w:r/>
             <w:r>
-              <w:t>717.25</w:t>
+              <w:t>717.50</w:t>
             </w:r>
           </w:p>
         </w:tc>
@@ -26274,7 +26274,7 @@
             </w:pPr>
             <w:r/>
             <w:r>
-              <w:t>692.00</w:t>
+              <w:t>692.25</w:t>
             </w:r>
           </w:p>
         </w:tc>
@@ -26305,7 +26305,7 @@
               <w:rPr>
                 <w:b/>
               </w:rPr>
-              <w:t>709.00</w:t>
+              <w:t>709.25</w:t>
             </w:r>
           </w:p>
         </w:tc>
@@ -26453,7 +26453,7 @@
             </w:pPr>
             <w:r/>
             <w:r>
-              <w:t>709.00</w:t>
+              <w:t>709.25</w:t>
             </w:r>
           </w:p>
         </w:tc>
@@ -26481,7 +26481,7 @@
             </w:pPr>
             <w:r/>
             <w:r>
-              <w:t>719.50</w:t>
+              <w:t>719.75</w:t>
             </w:r>
           </w:p>
         </w:tc>
@@ -26509,7 +26509,7 @@
             </w:pPr>
             <w:r/>
             <w:r>
-              <w:t>702.75</w:t>
+              <w:t>703.00</w:t>
             </w:r>
           </w:p>
         </w:tc>
@@ -26540,7 +26540,7 @@
               <w:rPr>
                 <w:b/>
               </w:rPr>
-              <w:t>709.75</w:t>
+              <w:t>710.00</w:t>
             </w:r>
           </w:p>
         </w:tc>
@@ -26688,7 +26688,7 @@
             </w:pPr>
             <w:r/>
             <w:r>
-              <w:t>709.75</w:t>
+              <w:t>710.00</w:t>
             </w:r>
           </w:p>
         </w:tc>
@@ -26716,7 +26716,7 @@
             </w:pPr>
             <w:r/>
             <w:r>
-              <w:t>724.00</w:t>
+              <w:t>724.25</w:t>
             </w:r>
           </w:p>
         </w:tc>
@@ -26744,7 +26744,7 @@
             </w:pPr>
             <w:r/>
             <w:r>
-              <w:t>695.00</w:t>
+              <w:t>695.25</w:t>
             </w:r>
           </w:p>
         </w:tc>
@@ -26775,7 +26775,7 @@
               <w:rPr>
                 <w:b/>
               </w:rPr>
-              <w:t>711.75</w:t>
+              <w:t>712.00</w:t>
             </w:r>
           </w:p>
         </w:tc>
@@ -26923,7 +26923,7 @@
             </w:pPr>
             <w:r/>
             <w:r>
-              <w:t>711.75</w:t>
+              <w:t>712.00</w:t>
             </w:r>
           </w:p>
         </w:tc>
@@ -26951,7 +26951,7 @@
             </w:pPr>
             <w:r/>
             <w:r>
-              <w:t>718.25</w:t>
+              <w:t>718.50</w:t>
             </w:r>
           </w:p>
         </w:tc>
@@ -26979,7 +26979,477 @@
             </w:pPr>
             <w:r/>
             <w:r>
-              <w:t>705.00</w:t>
+              <w:t>705.25</w:t>
+            </w:r>
+          </w:p>
+        </w:tc>
+        <w:tc>
+          <w:tcPr>
+            <w:tcW w:type="dxa" w:w="1728"/>
+            <w:shd w:fill="FFFFFF"/>
+            <w:tcMar>
+              <w:top w:w="100" w:type="dxa"/>
+              <w:bottom w:w="100" w:type="dxa"/>
+              <w:left w:w="120" w:type="dxa"/>
+              <w:right w:w="120" w:type="dxa"/>
+            </w:tcMar>
+            <w:tcBorders>
+              <w:top w:val="single" w:sz="4" w:space="0" w:color="CCCCCC"/>
+              <w:bottom w:val="single" w:sz="4" w:space="0" w:color="CCCCCC"/>
+              <w:left w:val="single" w:sz="4" w:space="0" w:color="CCCCCC"/>
+              <w:right w:val="single" w:sz="4" w:space="0" w:color="CCCCCC"/>
+            </w:tcBorders>
+          </w:tcPr>
+          <w:p>
+            <w:pPr>
+              <w:spacing w:before="60" w:after="60" w:line="252" w:lineRule="auto"/>
+              <w:jc w:val="left"/>
+            </w:pPr>
+            <w:r/>
+            <w:r>
+              <w:rPr>
+                <w:b/>
+              </w:rPr>
+              <w:t>712.25</w:t>
+            </w:r>
+          </w:p>
+        </w:tc>
+        <w:tc>
+          <w:tcPr>
+            <w:tcW w:type="dxa" w:w="3456"/>
+            <w:shd w:fill="FFFFFF"/>
+            <w:tcMar>
+              <w:top w:w="100" w:type="dxa"/>
+              <w:bottom w:w="100" w:type="dxa"/>
+              <w:left w:w="120" w:type="dxa"/>
+              <w:right w:w="120" w:type="dxa"/>
+            </w:tcMar>
+            <w:tcBorders>
+              <w:top w:val="single" w:sz="4" w:space="0" w:color="CCCCCC"/>
+              <w:bottom w:val="single" w:sz="4" w:space="0" w:color="CCCCCC"/>
+              <w:left w:val="single" w:sz="4" w:space="0" w:color="CCCCCC"/>
+              <w:right w:val="single" w:sz="4" w:space="0" w:color="CCCCCC"/>
+            </w:tcBorders>
+          </w:tcPr>
+          <w:p>
+            <w:pPr>
+              <w:spacing w:before="60" w:after="60" w:line="252" w:lineRule="auto"/>
+              <w:jc w:val="left"/>
+            </w:pPr>
+            <w:r/>
+            <w:r>
+              <w:rPr>
+                <w:b/>
+              </w:rPr>
+              <w:t>+0.25</w:t>
+            </w:r>
+          </w:p>
+        </w:tc>
+        <w:tc>
+          <w:tcPr>
+            <w:tcW w:type="dxa" w:w="1440"/>
+            <w:shd w:fill="FFFFFF"/>
+            <w:tcMar>
+              <w:top w:w="100" w:type="dxa"/>
+              <w:bottom w:w="100" w:type="dxa"/>
+              <w:left w:w="120" w:type="dxa"/>
+              <w:right w:w="120" w:type="dxa"/>
+            </w:tcMar>
+            <w:tcBorders>
+              <w:top w:val="single" w:sz="4" w:space="0" w:color="CCCCCC"/>
+              <w:bottom w:val="single" w:sz="4" w:space="0" w:color="CCCCCC"/>
+              <w:left w:val="single" w:sz="4" w:space="0" w:color="CCCCCC"/>
+              <w:right w:val="single" w:sz="4" w:space="0" w:color="CCCCCC"/>
+            </w:tcBorders>
+          </w:tcPr>
+          <w:p>
+            <w:pPr>
+              <w:spacing w:before="60" w:after="60" w:line="252" w:lineRule="auto"/>
+              <w:jc w:val="left"/>
+            </w:pPr>
+            <w:r/>
+            <w:r>
+              <w:t>BULL</w:t>
+            </w:r>
+          </w:p>
+        </w:tc>
+      </w:tr>
+      <w:tr>
+        <w:tc>
+          <w:tcPr>
+            <w:tcW w:type="dxa" w:w="1584"/>
+            <w:shd w:fill="F8FAFC"/>
+            <w:tcMar>
+              <w:top w:w="100" w:type="dxa"/>
+              <w:bottom w:w="100" w:type="dxa"/>
+              <w:left w:w="120" w:type="dxa"/>
+              <w:right w:w="120" w:type="dxa"/>
+            </w:tcMar>
+            <w:tcBorders>
+              <w:top w:val="single" w:sz="4" w:space="0" w:color="CCCCCC"/>
+              <w:bottom w:val="single" w:sz="4" w:space="0" w:color="CCCCCC"/>
+              <w:left w:val="single" w:sz="4" w:space="0" w:color="CCCCCC"/>
+              <w:right w:val="single" w:sz="4" w:space="0" w:color="CCCCCC"/>
+            </w:tcBorders>
+          </w:tcPr>
+          <w:p>
+            <w:pPr>
+              <w:spacing w:before="60" w:after="60" w:line="252" w:lineRule="auto"/>
+              <w:jc w:val="left"/>
+            </w:pPr>
+            <w:r/>
+            <w:r>
+              <w:rPr>
+                <w:b/>
+              </w:rPr>
+              <w:t>Wed 30/09</w:t>
+            </w:r>
+          </w:p>
+        </w:tc>
+        <w:tc>
+          <w:tcPr>
+            <w:tcW w:type="dxa" w:w="864"/>
+            <w:shd w:fill="F8FAFC"/>
+            <w:tcMar>
+              <w:top w:w="100" w:type="dxa"/>
+              <w:bottom w:w="100" w:type="dxa"/>
+              <w:left w:w="120" w:type="dxa"/>
+              <w:right w:w="120" w:type="dxa"/>
+            </w:tcMar>
+            <w:tcBorders>
+              <w:top w:val="single" w:sz="4" w:space="0" w:color="CCCCCC"/>
+              <w:bottom w:val="single" w:sz="4" w:space="0" w:color="CCCCCC"/>
+              <w:left w:val="single" w:sz="4" w:space="0" w:color="CCCCCC"/>
+              <w:right w:val="single" w:sz="4" w:space="0" w:color="CCCCCC"/>
+            </w:tcBorders>
+          </w:tcPr>
+          <w:p>
+            <w:pPr>
+              <w:spacing w:before="60" w:after="60" w:line="252" w:lineRule="auto"/>
+              <w:jc w:val="left"/>
+            </w:pPr>
+            <w:r/>
+            <w:r>
+              <w:t>Asia 07-11</w:t>
+            </w:r>
+          </w:p>
+        </w:tc>
+        <w:tc>
+          <w:tcPr>
+            <w:tcW w:type="dxa" w:w="1440"/>
+            <w:shd w:fill="F8FAFC"/>
+            <w:tcMar>
+              <w:top w:w="100" w:type="dxa"/>
+              <w:bottom w:w="100" w:type="dxa"/>
+              <w:left w:w="120" w:type="dxa"/>
+              <w:right w:w="120" w:type="dxa"/>
+            </w:tcMar>
+            <w:tcBorders>
+              <w:top w:val="single" w:sz="4" w:space="0" w:color="CCCCCC"/>
+              <w:bottom w:val="single" w:sz="4" w:space="0" w:color="CCCCCC"/>
+              <w:left w:val="single" w:sz="4" w:space="0" w:color="CCCCCC"/>
+              <w:right w:val="single" w:sz="4" w:space="0" w:color="CCCCCC"/>
+            </w:tcBorders>
+          </w:tcPr>
+          <w:p>
+            <w:pPr>
+              <w:spacing w:before="60" w:after="60" w:line="252" w:lineRule="auto"/>
+              <w:jc w:val="left"/>
+            </w:pPr>
+            <w:r/>
+            <w:r>
+              <w:t>712.25</w:t>
+            </w:r>
+          </w:p>
+        </w:tc>
+        <w:tc>
+          <w:tcPr>
+            <w:tcW w:type="dxa" w:w="2016"/>
+            <w:shd w:fill="F8FAFC"/>
+            <w:tcMar>
+              <w:top w:w="100" w:type="dxa"/>
+              <w:bottom w:w="100" w:type="dxa"/>
+              <w:left w:w="120" w:type="dxa"/>
+              <w:right w:w="120" w:type="dxa"/>
+            </w:tcMar>
+            <w:tcBorders>
+              <w:top w:val="single" w:sz="4" w:space="0" w:color="CCCCCC"/>
+              <w:bottom w:val="single" w:sz="4" w:space="0" w:color="CCCCCC"/>
+              <w:left w:val="single" w:sz="4" w:space="0" w:color="CCCCCC"/>
+              <w:right w:val="single" w:sz="4" w:space="0" w:color="CCCCCC"/>
+            </w:tcBorders>
+          </w:tcPr>
+          <w:p>
+            <w:pPr>
+              <w:spacing w:before="60" w:after="60" w:line="252" w:lineRule="auto"/>
+              <w:jc w:val="left"/>
+            </w:pPr>
+            <w:r/>
+            <w:r>
+              <w:t>722.50</w:t>
+            </w:r>
+          </w:p>
+        </w:tc>
+        <w:tc>
+          <w:tcPr>
+            <w:tcW w:type="dxa" w:w="1152"/>
+            <w:shd w:fill="F8FAFC"/>
+            <w:tcMar>
+              <w:top w:w="100" w:type="dxa"/>
+              <w:bottom w:w="100" w:type="dxa"/>
+              <w:left w:w="120" w:type="dxa"/>
+              <w:right w:w="120" w:type="dxa"/>
+            </w:tcMar>
+            <w:tcBorders>
+              <w:top w:val="single" w:sz="4" w:space="0" w:color="CCCCCC"/>
+              <w:bottom w:val="single" w:sz="4" w:space="0" w:color="CCCCCC"/>
+              <w:left w:val="single" w:sz="4" w:space="0" w:color="CCCCCC"/>
+              <w:right w:val="single" w:sz="4" w:space="0" w:color="CCCCCC"/>
+            </w:tcBorders>
+          </w:tcPr>
+          <w:p>
+            <w:pPr>
+              <w:spacing w:before="60" w:after="60" w:line="252" w:lineRule="auto"/>
+              <w:jc w:val="left"/>
+            </w:pPr>
+            <w:r/>
+            <w:r>
+              <w:t>704.25</w:t>
+            </w:r>
+          </w:p>
+        </w:tc>
+        <w:tc>
+          <w:tcPr>
+            <w:tcW w:type="dxa" w:w="1728"/>
+            <w:shd w:fill="F8FAFC"/>
+            <w:tcMar>
+              <w:top w:w="100" w:type="dxa"/>
+              <w:bottom w:w="100" w:type="dxa"/>
+              <w:left w:w="120" w:type="dxa"/>
+              <w:right w:w="120" w:type="dxa"/>
+            </w:tcMar>
+            <w:tcBorders>
+              <w:top w:val="single" w:sz="4" w:space="0" w:color="CCCCCC"/>
+              <w:bottom w:val="single" w:sz="4" w:space="0" w:color="CCCCCC"/>
+              <w:left w:val="single" w:sz="4" w:space="0" w:color="CCCCCC"/>
+              <w:right w:val="single" w:sz="4" w:space="0" w:color="CCCCCC"/>
+            </w:tcBorders>
+          </w:tcPr>
+          <w:p>
+            <w:pPr>
+              <w:spacing w:before="60" w:after="60" w:line="252" w:lineRule="auto"/>
+              <w:jc w:val="left"/>
+            </w:pPr>
+            <w:r/>
+            <w:r>
+              <w:rPr>
+                <w:b/>
+              </w:rPr>
+              <w:t>712.75</w:t>
+            </w:r>
+          </w:p>
+        </w:tc>
+        <w:tc>
+          <w:tcPr>
+            <w:tcW w:type="dxa" w:w="3456"/>
+            <w:shd w:fill="F8FAFC"/>
+            <w:tcMar>
+              <w:top w:w="100" w:type="dxa"/>
+              <w:bottom w:w="100" w:type="dxa"/>
+              <w:left w:w="120" w:type="dxa"/>
+              <w:right w:w="120" w:type="dxa"/>
+            </w:tcMar>
+            <w:tcBorders>
+              <w:top w:val="single" w:sz="4" w:space="0" w:color="CCCCCC"/>
+              <w:bottom w:val="single" w:sz="4" w:space="0" w:color="CCCCCC"/>
+              <w:left w:val="single" w:sz="4" w:space="0" w:color="CCCCCC"/>
+              <w:right w:val="single" w:sz="4" w:space="0" w:color="CCCCCC"/>
+            </w:tcBorders>
+          </w:tcPr>
+          <w:p>
+            <w:pPr>
+              <w:spacing w:before="60" w:after="60" w:line="252" w:lineRule="auto"/>
+              <w:jc w:val="left"/>
+            </w:pPr>
+            <w:r/>
+            <w:r>
+              <w:rPr>
+                <w:b/>
+              </w:rPr>
+              <w:t>+0.50</w:t>
+            </w:r>
+          </w:p>
+        </w:tc>
+        <w:tc>
+          <w:tcPr>
+            <w:tcW w:type="dxa" w:w="1440"/>
+            <w:shd w:fill="F8FAFC"/>
+            <w:tcMar>
+              <w:top w:w="100" w:type="dxa"/>
+              <w:bottom w:w="100" w:type="dxa"/>
+              <w:left w:w="120" w:type="dxa"/>
+              <w:right w:w="120" w:type="dxa"/>
+            </w:tcMar>
+            <w:tcBorders>
+              <w:top w:val="single" w:sz="4" w:space="0" w:color="CCCCCC"/>
+              <w:bottom w:val="single" w:sz="4" w:space="0" w:color="CCCCCC"/>
+              <w:left w:val="single" w:sz="4" w:space="0" w:color="CCCCCC"/>
+              <w:right w:val="single" w:sz="4" w:space="0" w:color="CCCCCC"/>
+            </w:tcBorders>
+          </w:tcPr>
+          <w:p>
+            <w:pPr>
+              <w:spacing w:before="60" w:after="60" w:line="252" w:lineRule="auto"/>
+              <w:jc w:val="left"/>
+            </w:pPr>
+            <w:r/>
+            <w:r>
+              <w:t>BULL</w:t>
+            </w:r>
+          </w:p>
+        </w:tc>
+      </w:tr>
+      <w:tr>
+        <w:tc>
+          <w:tcPr>
+            <w:tcW w:type="dxa" w:w="1584"/>
+            <w:shd w:fill="FFFFFF"/>
+            <w:tcMar>
+              <w:top w:w="100" w:type="dxa"/>
+              <w:bottom w:w="100" w:type="dxa"/>
+              <w:left w:w="120" w:type="dxa"/>
+              <w:right w:w="120" w:type="dxa"/>
+            </w:tcMar>
+            <w:tcBorders>
+              <w:top w:val="single" w:sz="4" w:space="0" w:color="CCCCCC"/>
+              <w:bottom w:val="single" w:sz="4" w:space="0" w:color="CCCCCC"/>
+              <w:left w:val="single" w:sz="4" w:space="0" w:color="CCCCCC"/>
+              <w:right w:val="single" w:sz="4" w:space="0" w:color="CCCCCC"/>
+            </w:tcBorders>
+          </w:tcPr>
+          <w:p>
+            <w:pPr>
+              <w:spacing w:before="60" w:after="60" w:line="252" w:lineRule="auto"/>
+              <w:jc w:val="left"/>
+            </w:pPr>
+            <w:r/>
+            <w:r>
+              <w:rPr>
+                <w:b/>
+              </w:rPr>
+              <w:t>Wed 30/09</w:t>
+            </w:r>
+          </w:p>
+        </w:tc>
+        <w:tc>
+          <w:tcPr>
+            <w:tcW w:type="dxa" w:w="864"/>
+            <w:shd w:fill="FFFFFF"/>
+            <w:tcMar>
+              <w:top w:w="100" w:type="dxa"/>
+              <w:bottom w:w="100" w:type="dxa"/>
+              <w:left w:w="120" w:type="dxa"/>
+              <w:right w:w="120" w:type="dxa"/>
+            </w:tcMar>
+            <w:tcBorders>
+              <w:top w:val="single" w:sz="4" w:space="0" w:color="CCCCCC"/>
+              <w:bottom w:val="single" w:sz="4" w:space="0" w:color="CCCCCC"/>
+              <w:left w:val="single" w:sz="4" w:space="0" w:color="CCCCCC"/>
+              <w:right w:val="single" w:sz="4" w:space="0" w:color="CCCCCC"/>
+            </w:tcBorders>
+          </w:tcPr>
+          <w:p>
+            <w:pPr>
+              <w:spacing w:before="60" w:after="60" w:line="252" w:lineRule="auto"/>
+              <w:jc w:val="left"/>
+            </w:pPr>
+            <w:r/>
+            <w:r>
+              <w:t>Asia 11-15</w:t>
+            </w:r>
+          </w:p>
+        </w:tc>
+        <w:tc>
+          <w:tcPr>
+            <w:tcW w:type="dxa" w:w="1440"/>
+            <w:shd w:fill="FFFFFF"/>
+            <w:tcMar>
+              <w:top w:w="100" w:type="dxa"/>
+              <w:bottom w:w="100" w:type="dxa"/>
+              <w:left w:w="120" w:type="dxa"/>
+              <w:right w:w="120" w:type="dxa"/>
+            </w:tcMar>
+            <w:tcBorders>
+              <w:top w:val="single" w:sz="4" w:space="0" w:color="CCCCCC"/>
+              <w:bottom w:val="single" w:sz="4" w:space="0" w:color="CCCCCC"/>
+              <w:left w:val="single" w:sz="4" w:space="0" w:color="CCCCCC"/>
+              <w:right w:val="single" w:sz="4" w:space="0" w:color="CCCCCC"/>
+            </w:tcBorders>
+          </w:tcPr>
+          <w:p>
+            <w:pPr>
+              <w:spacing w:before="60" w:after="60" w:line="252" w:lineRule="auto"/>
+              <w:jc w:val="left"/>
+            </w:pPr>
+            <w:r/>
+            <w:r>
+              <w:t>712.75</w:t>
+            </w:r>
+          </w:p>
+        </w:tc>
+        <w:tc>
+          <w:tcPr>
+            <w:tcW w:type="dxa" w:w="2016"/>
+            <w:shd w:fill="FFFFFF"/>
+            <w:tcMar>
+              <w:top w:w="100" w:type="dxa"/>
+              <w:bottom w:w="100" w:type="dxa"/>
+              <w:left w:w="120" w:type="dxa"/>
+              <w:right w:w="120" w:type="dxa"/>
+            </w:tcMar>
+            <w:tcBorders>
+              <w:top w:val="single" w:sz="4" w:space="0" w:color="CCCCCC"/>
+              <w:bottom w:val="single" w:sz="4" w:space="0" w:color="CCCCCC"/>
+              <w:left w:val="single" w:sz="4" w:space="0" w:color="CCCCCC"/>
+              <w:right w:val="single" w:sz="4" w:space="0" w:color="CCCCCC"/>
+            </w:tcBorders>
+          </w:tcPr>
+          <w:p>
+            <w:pPr>
+              <w:spacing w:before="60" w:after="60" w:line="252" w:lineRule="auto"/>
+              <w:jc w:val="left"/>
+            </w:pPr>
+            <w:r/>
+            <w:r>
+              <w:t>719.75</w:t>
+            </w:r>
+          </w:p>
+        </w:tc>
+        <w:tc>
+          <w:tcPr>
+            <w:tcW w:type="dxa" w:w="1152"/>
+            <w:shd w:fill="FFFFFF"/>
+            <w:tcMar>
+              <w:top w:w="100" w:type="dxa"/>
+              <w:bottom w:w="100" w:type="dxa"/>
+              <w:left w:w="120" w:type="dxa"/>
+              <w:right w:w="120" w:type="dxa"/>
+            </w:tcMar>
+            <w:tcBorders>
+              <w:top w:val="single" w:sz="4" w:space="0" w:color="CCCCCC"/>
+              <w:bottom w:val="single" w:sz="4" w:space="0" w:color="CCCCCC"/>
+              <w:left w:val="single" w:sz="4" w:space="0" w:color="CCCCCC"/>
+              <w:right w:val="single" w:sz="4" w:space="0" w:color="CCCCCC"/>
+            </w:tcBorders>
+          </w:tcPr>
+          <w:p>
+            <w:pPr>
+              <w:spacing w:before="60" w:after="60" w:line="252" w:lineRule="auto"/>
+              <w:jc w:val="left"/>
+            </w:pPr>
+            <w:r/>
+            <w:r>
+              <w:t>706.75</w:t>
             </w:r>
           </w:p>
         </w:tc>
@@ -27041,7 +27511,7 @@
               <w:rPr>
                 <w:b/>
               </w:rPr>
-              <w:t>+0.25</w:t>
+              <w:t>-0.75</w:t>
             </w:r>
           </w:p>
         </w:tc>
@@ -27069,7 +27539,7 @@
             </w:pPr>
             <w:r/>
             <w:r>
-              <w:t>BULL</w:t>
+              <w:t>BEAR</w:t>
             </w:r>
           </w:p>
         </w:tc>
@@ -27130,7 +27600,7 @@
             </w:pPr>
             <w:r/>
             <w:r>
-              <w:t>Asia 07-11</w:t>
+              <w:t>London 15-19</w:t>
             </w:r>
           </w:p>
         </w:tc>
@@ -27186,7 +27656,7 @@
             </w:pPr>
             <w:r/>
             <w:r>
-              <w:t>722.25</w:t>
+              <w:t>725.50</w:t>
             </w:r>
           </w:p>
         </w:tc>
@@ -27214,7 +27684,7 @@
             </w:pPr>
             <w:r/>
             <w:r>
-              <w:t>704.00</w:t>
+              <w:t>699.00</w:t>
             </w:r>
           </w:p>
         </w:tc>
@@ -27245,7 +27715,7 @@
               <w:rPr>
                 <w:b/>
               </w:rPr>
-              <w:t>712.50</w:t>
+              <w:t>713.75</w:t>
             </w:r>
           </w:p>
         </w:tc>
@@ -27253,6 +27723,241 @@
           <w:tcPr>
             <w:tcW w:type="dxa" w:w="3456"/>
             <w:shd w:fill="F8FAFC"/>
+            <w:tcMar>
+              <w:top w:w="100" w:type="dxa"/>
+              <w:bottom w:w="100" w:type="dxa"/>
+              <w:left w:w="120" w:type="dxa"/>
+              <w:right w:w="120" w:type="dxa"/>
+            </w:tcMar>
+            <w:tcBorders>
+              <w:top w:val="single" w:sz="4" w:space="0" w:color="CCCCCC"/>
+              <w:bottom w:val="single" w:sz="4" w:space="0" w:color="CCCCCC"/>
+              <w:left w:val="single" w:sz="4" w:space="0" w:color="CCCCCC"/>
+              <w:right w:val="single" w:sz="4" w:space="0" w:color="CCCCCC"/>
+            </w:tcBorders>
+          </w:tcPr>
+          <w:p>
+            <w:pPr>
+              <w:spacing w:before="60" w:after="60" w:line="252" w:lineRule="auto"/>
+              <w:jc w:val="left"/>
+            </w:pPr>
+            <w:r/>
+            <w:r>
+              <w:rPr>
+                <w:b/>
+              </w:rPr>
+              <w:t>+1.75</w:t>
+            </w:r>
+          </w:p>
+        </w:tc>
+        <w:tc>
+          <w:tcPr>
+            <w:tcW w:type="dxa" w:w="1440"/>
+            <w:shd w:fill="F8FAFC"/>
+            <w:tcMar>
+              <w:top w:w="100" w:type="dxa"/>
+              <w:bottom w:w="100" w:type="dxa"/>
+              <w:left w:w="120" w:type="dxa"/>
+              <w:right w:w="120" w:type="dxa"/>
+            </w:tcMar>
+            <w:tcBorders>
+              <w:top w:val="single" w:sz="4" w:space="0" w:color="CCCCCC"/>
+              <w:bottom w:val="single" w:sz="4" w:space="0" w:color="CCCCCC"/>
+              <w:left w:val="single" w:sz="4" w:space="0" w:color="CCCCCC"/>
+              <w:right w:val="single" w:sz="4" w:space="0" w:color="CCCCCC"/>
+            </w:tcBorders>
+          </w:tcPr>
+          <w:p>
+            <w:pPr>
+              <w:spacing w:before="60" w:after="60" w:line="252" w:lineRule="auto"/>
+              <w:jc w:val="left"/>
+            </w:pPr>
+            <w:r/>
+            <w:r>
+              <w:t>BULL</w:t>
+            </w:r>
+          </w:p>
+        </w:tc>
+      </w:tr>
+      <w:tr>
+        <w:tc>
+          <w:tcPr>
+            <w:tcW w:type="dxa" w:w="1584"/>
+            <w:shd w:fill="FFFFFF"/>
+            <w:tcMar>
+              <w:top w:w="100" w:type="dxa"/>
+              <w:bottom w:w="100" w:type="dxa"/>
+              <w:left w:w="120" w:type="dxa"/>
+              <w:right w:w="120" w:type="dxa"/>
+            </w:tcMar>
+            <w:tcBorders>
+              <w:top w:val="single" w:sz="4" w:space="0" w:color="CCCCCC"/>
+              <w:bottom w:val="single" w:sz="4" w:space="0" w:color="CCCCCC"/>
+              <w:left w:val="single" w:sz="4" w:space="0" w:color="CCCCCC"/>
+              <w:right w:val="single" w:sz="4" w:space="0" w:color="CCCCCC"/>
+            </w:tcBorders>
+          </w:tcPr>
+          <w:p>
+            <w:pPr>
+              <w:spacing w:before="60" w:after="60" w:line="252" w:lineRule="auto"/>
+              <w:jc w:val="left"/>
+            </w:pPr>
+            <w:r/>
+            <w:r>
+              <w:rPr>
+                <w:b/>
+              </w:rPr>
+              <w:t>Wed 30/09</w:t>
+            </w:r>
+          </w:p>
+        </w:tc>
+        <w:tc>
+          <w:tcPr>
+            <w:tcW w:type="dxa" w:w="864"/>
+            <w:shd w:fill="FFFFFF"/>
+            <w:tcMar>
+              <w:top w:w="100" w:type="dxa"/>
+              <w:bottom w:w="100" w:type="dxa"/>
+              <w:left w:w="120" w:type="dxa"/>
+              <w:right w:w="120" w:type="dxa"/>
+            </w:tcMar>
+            <w:tcBorders>
+              <w:top w:val="single" w:sz="4" w:space="0" w:color="CCCCCC"/>
+              <w:bottom w:val="single" w:sz="4" w:space="0" w:color="CCCCCC"/>
+              <w:left w:val="single" w:sz="4" w:space="0" w:color="CCCCCC"/>
+              <w:right w:val="single" w:sz="4" w:space="0" w:color="CCCCCC"/>
+            </w:tcBorders>
+          </w:tcPr>
+          <w:p>
+            <w:pPr>
+              <w:spacing w:before="60" w:after="60" w:line="252" w:lineRule="auto"/>
+              <w:jc w:val="left"/>
+            </w:pPr>
+            <w:r/>
+            <w:r>
+              <w:t>Pre-NY 19-21</w:t>
+            </w:r>
+          </w:p>
+        </w:tc>
+        <w:tc>
+          <w:tcPr>
+            <w:tcW w:type="dxa" w:w="1440"/>
+            <w:shd w:fill="FFFFFF"/>
+            <w:tcMar>
+              <w:top w:w="100" w:type="dxa"/>
+              <w:bottom w:w="100" w:type="dxa"/>
+              <w:left w:w="120" w:type="dxa"/>
+              <w:right w:w="120" w:type="dxa"/>
+            </w:tcMar>
+            <w:tcBorders>
+              <w:top w:val="single" w:sz="4" w:space="0" w:color="CCCCCC"/>
+              <w:bottom w:val="single" w:sz="4" w:space="0" w:color="CCCCCC"/>
+              <w:left w:val="single" w:sz="4" w:space="0" w:color="CCCCCC"/>
+              <w:right w:val="single" w:sz="4" w:space="0" w:color="CCCCCC"/>
+            </w:tcBorders>
+          </w:tcPr>
+          <w:p>
+            <w:pPr>
+              <w:spacing w:before="60" w:after="60" w:line="252" w:lineRule="auto"/>
+              <w:jc w:val="left"/>
+            </w:pPr>
+            <w:r/>
+            <w:r>
+              <w:t>713.75</w:t>
+            </w:r>
+          </w:p>
+        </w:tc>
+        <w:tc>
+          <w:tcPr>
+            <w:tcW w:type="dxa" w:w="2016"/>
+            <w:shd w:fill="FFFFFF"/>
+            <w:tcMar>
+              <w:top w:w="100" w:type="dxa"/>
+              <w:bottom w:w="100" w:type="dxa"/>
+              <w:left w:w="120" w:type="dxa"/>
+              <w:right w:w="120" w:type="dxa"/>
+            </w:tcMar>
+            <w:tcBorders>
+              <w:top w:val="single" w:sz="4" w:space="0" w:color="CCCCCC"/>
+              <w:bottom w:val="single" w:sz="4" w:space="0" w:color="CCCCCC"/>
+              <w:left w:val="single" w:sz="4" w:space="0" w:color="CCCCCC"/>
+              <w:right w:val="single" w:sz="4" w:space="0" w:color="CCCCCC"/>
+            </w:tcBorders>
+          </w:tcPr>
+          <w:p>
+            <w:pPr>
+              <w:spacing w:before="60" w:after="60" w:line="252" w:lineRule="auto"/>
+              <w:jc w:val="left"/>
+            </w:pPr>
+            <w:r/>
+            <w:r>
+              <w:t>723.00</w:t>
+            </w:r>
+          </w:p>
+        </w:tc>
+        <w:tc>
+          <w:tcPr>
+            <w:tcW w:type="dxa" w:w="1152"/>
+            <w:shd w:fill="FFFFFF"/>
+            <w:tcMar>
+              <w:top w:w="100" w:type="dxa"/>
+              <w:bottom w:w="100" w:type="dxa"/>
+              <w:left w:w="120" w:type="dxa"/>
+              <w:right w:w="120" w:type="dxa"/>
+            </w:tcMar>
+            <w:tcBorders>
+              <w:top w:val="single" w:sz="4" w:space="0" w:color="CCCCCC"/>
+              <w:bottom w:val="single" w:sz="4" w:space="0" w:color="CCCCCC"/>
+              <w:left w:val="single" w:sz="4" w:space="0" w:color="CCCCCC"/>
+              <w:right w:val="single" w:sz="4" w:space="0" w:color="CCCCCC"/>
+            </w:tcBorders>
+          </w:tcPr>
+          <w:p>
+            <w:pPr>
+              <w:spacing w:before="60" w:after="60" w:line="252" w:lineRule="auto"/>
+              <w:jc w:val="left"/>
+            </w:pPr>
+            <w:r/>
+            <w:r>
+              <w:t>703.00</w:t>
+            </w:r>
+          </w:p>
+        </w:tc>
+        <w:tc>
+          <w:tcPr>
+            <w:tcW w:type="dxa" w:w="1728"/>
+            <w:shd w:fill="FFFFFF"/>
+            <w:tcMar>
+              <w:top w:w="100" w:type="dxa"/>
+              <w:bottom w:w="100" w:type="dxa"/>
+              <w:left w:w="120" w:type="dxa"/>
+              <w:right w:w="120" w:type="dxa"/>
+            </w:tcMar>
+            <w:tcBorders>
+              <w:top w:val="single" w:sz="4" w:space="0" w:color="CCCCCC"/>
+              <w:bottom w:val="single" w:sz="4" w:space="0" w:color="CCCCCC"/>
+              <w:left w:val="single" w:sz="4" w:space="0" w:color="CCCCCC"/>
+              <w:right w:val="single" w:sz="4" w:space="0" w:color="CCCCCC"/>
+            </w:tcBorders>
+          </w:tcPr>
+          <w:p>
+            <w:pPr>
+              <w:spacing w:before="60" w:after="60" w:line="252" w:lineRule="auto"/>
+              <w:jc w:val="left"/>
+            </w:pPr>
+            <w:r/>
+            <w:r>
+              <w:rPr>
+                <w:b/>
+              </w:rPr>
+              <w:t>714.25</w:t>
+            </w:r>
+          </w:p>
+        </w:tc>
+        <w:tc>
+          <w:tcPr>
+            <w:tcW w:type="dxa" w:w="3456"/>
+            <w:shd w:fill="FFFFFF"/>
             <w:tcMar>
               <w:top w:w="100" w:type="dxa"/>
               <w:bottom w:w="100" w:type="dxa"/>
@@ -27283,7 +27988,7 @@
         <w:tc>
           <w:tcPr>
             <w:tcW w:type="dxa" w:w="1440"/>
-            <w:shd w:fill="F8FAFC"/>
+            <w:shd w:fill="FFFFFF"/>
             <w:tcMar>
               <w:top w:w="100" w:type="dxa"/>
               <w:bottom w:w="100" w:type="dxa"/>
@@ -27313,7 +28018,7 @@
         <w:tc>
           <w:tcPr>
             <w:tcW w:type="dxa" w:w="1584"/>
-            <w:shd w:fill="FFFFFF"/>
+            <w:shd w:fill="F8FAFC"/>
             <w:tcMar>
               <w:top w:w="100" w:type="dxa"/>
               <w:bottom w:w="100" w:type="dxa"/>
@@ -27344,119 +28049,119 @@
         <w:tc>
           <w:tcPr>
             <w:tcW w:type="dxa" w:w="864"/>
-            <w:shd w:fill="FFFFFF"/>
-            <w:tcMar>
-              <w:top w:w="100" w:type="dxa"/>
-              <w:bottom w:w="100" w:type="dxa"/>
-              <w:left w:w="120" w:type="dxa"/>
-              <w:right w:w="120" w:type="dxa"/>
-            </w:tcMar>
-            <w:tcBorders>
-              <w:top w:val="single" w:sz="4" w:space="0" w:color="CCCCCC"/>
-              <w:bottom w:val="single" w:sz="4" w:space="0" w:color="CCCCCC"/>
-              <w:left w:val="single" w:sz="4" w:space="0" w:color="CCCCCC"/>
-              <w:right w:val="single" w:sz="4" w:space="0" w:color="CCCCCC"/>
-            </w:tcBorders>
-          </w:tcPr>
-          <w:p>
-            <w:pPr>
-              <w:spacing w:before="60" w:after="60" w:line="252" w:lineRule="auto"/>
-              <w:jc w:val="left"/>
-            </w:pPr>
-            <w:r/>
-            <w:r>
-              <w:t>Asia 11-15</w:t>
+            <w:shd w:fill="F8FAFC"/>
+            <w:tcMar>
+              <w:top w:w="100" w:type="dxa"/>
+              <w:bottom w:w="100" w:type="dxa"/>
+              <w:left w:w="120" w:type="dxa"/>
+              <w:right w:w="120" w:type="dxa"/>
+            </w:tcMar>
+            <w:tcBorders>
+              <w:top w:val="single" w:sz="4" w:space="0" w:color="CCCCCC"/>
+              <w:bottom w:val="single" w:sz="4" w:space="0" w:color="CCCCCC"/>
+              <w:left w:val="single" w:sz="4" w:space="0" w:color="CCCCCC"/>
+              <w:right w:val="single" w:sz="4" w:space="0" w:color="CCCCCC"/>
+            </w:tcBorders>
+          </w:tcPr>
+          <w:p>
+            <w:pPr>
+              <w:spacing w:before="60" w:after="60" w:line="252" w:lineRule="auto"/>
+              <w:jc w:val="left"/>
+            </w:pPr>
+            <w:r/>
+            <w:r>
+              <w:t>NY Open 21-23</w:t>
             </w:r>
           </w:p>
         </w:tc>
         <w:tc>
           <w:tcPr>
             <w:tcW w:type="dxa" w:w="1440"/>
-            <w:shd w:fill="FFFFFF"/>
-            <w:tcMar>
-              <w:top w:w="100" w:type="dxa"/>
-              <w:bottom w:w="100" w:type="dxa"/>
-              <w:left w:w="120" w:type="dxa"/>
-              <w:right w:w="120" w:type="dxa"/>
-            </w:tcMar>
-            <w:tcBorders>
-              <w:top w:val="single" w:sz="4" w:space="0" w:color="CCCCCC"/>
-              <w:bottom w:val="single" w:sz="4" w:space="0" w:color="CCCCCC"/>
-              <w:left w:val="single" w:sz="4" w:space="0" w:color="CCCCCC"/>
-              <w:right w:val="single" w:sz="4" w:space="0" w:color="CCCCCC"/>
-            </w:tcBorders>
-          </w:tcPr>
-          <w:p>
-            <w:pPr>
-              <w:spacing w:before="60" w:after="60" w:line="252" w:lineRule="auto"/>
-              <w:jc w:val="left"/>
-            </w:pPr>
-            <w:r/>
-            <w:r>
-              <w:t>712.50</w:t>
+            <w:shd w:fill="F8FAFC"/>
+            <w:tcMar>
+              <w:top w:w="100" w:type="dxa"/>
+              <w:bottom w:w="100" w:type="dxa"/>
+              <w:left w:w="120" w:type="dxa"/>
+              <w:right w:w="120" w:type="dxa"/>
+            </w:tcMar>
+            <w:tcBorders>
+              <w:top w:val="single" w:sz="4" w:space="0" w:color="CCCCCC"/>
+              <w:bottom w:val="single" w:sz="4" w:space="0" w:color="CCCCCC"/>
+              <w:left w:val="single" w:sz="4" w:space="0" w:color="CCCCCC"/>
+              <w:right w:val="single" w:sz="4" w:space="0" w:color="CCCCCC"/>
+            </w:tcBorders>
+          </w:tcPr>
+          <w:p>
+            <w:pPr>
+              <w:spacing w:before="60" w:after="60" w:line="252" w:lineRule="auto"/>
+              <w:jc w:val="left"/>
+            </w:pPr>
+            <w:r/>
+            <w:r>
+              <w:t>714.25</w:t>
             </w:r>
           </w:p>
         </w:tc>
         <w:tc>
           <w:tcPr>
             <w:tcW w:type="dxa" w:w="2016"/>
-            <w:shd w:fill="FFFFFF"/>
-            <w:tcMar>
-              <w:top w:w="100" w:type="dxa"/>
-              <w:bottom w:w="100" w:type="dxa"/>
-              <w:left w:w="120" w:type="dxa"/>
-              <w:right w:w="120" w:type="dxa"/>
-            </w:tcMar>
-            <w:tcBorders>
-              <w:top w:val="single" w:sz="4" w:space="0" w:color="CCCCCC"/>
-              <w:bottom w:val="single" w:sz="4" w:space="0" w:color="CCCCCC"/>
-              <w:left w:val="single" w:sz="4" w:space="0" w:color="CCCCCC"/>
-              <w:right w:val="single" w:sz="4" w:space="0" w:color="CCCCCC"/>
-            </w:tcBorders>
-          </w:tcPr>
-          <w:p>
-            <w:pPr>
-              <w:spacing w:before="60" w:after="60" w:line="252" w:lineRule="auto"/>
-              <w:jc w:val="left"/>
-            </w:pPr>
-            <w:r/>
-            <w:r>
-              <w:t>719.50</w:t>
+            <w:shd w:fill="F8FAFC"/>
+            <w:tcMar>
+              <w:top w:w="100" w:type="dxa"/>
+              <w:bottom w:w="100" w:type="dxa"/>
+              <w:left w:w="120" w:type="dxa"/>
+              <w:right w:w="120" w:type="dxa"/>
+            </w:tcMar>
+            <w:tcBorders>
+              <w:top w:val="single" w:sz="4" w:space="0" w:color="CCCCCC"/>
+              <w:bottom w:val="single" w:sz="4" w:space="0" w:color="CCCCCC"/>
+              <w:left w:val="single" w:sz="4" w:space="0" w:color="CCCCCC"/>
+              <w:right w:val="single" w:sz="4" w:space="0" w:color="CCCCCC"/>
+            </w:tcBorders>
+          </w:tcPr>
+          <w:p>
+            <w:pPr>
+              <w:spacing w:before="60" w:after="60" w:line="252" w:lineRule="auto"/>
+              <w:jc w:val="left"/>
+            </w:pPr>
+            <w:r/>
+            <w:r>
+              <w:t>726.50</w:t>
             </w:r>
           </w:p>
         </w:tc>
         <w:tc>
           <w:tcPr>
             <w:tcW w:type="dxa" w:w="1152"/>
-            <w:shd w:fill="FFFFFF"/>
-            <w:tcMar>
-              <w:top w:w="100" w:type="dxa"/>
-              <w:bottom w:w="100" w:type="dxa"/>
-              <w:left w:w="120" w:type="dxa"/>
-              <w:right w:w="120" w:type="dxa"/>
-            </w:tcMar>
-            <w:tcBorders>
-              <w:top w:val="single" w:sz="4" w:space="0" w:color="CCCCCC"/>
-              <w:bottom w:val="single" w:sz="4" w:space="0" w:color="CCCCCC"/>
-              <w:left w:val="single" w:sz="4" w:space="0" w:color="CCCCCC"/>
-              <w:right w:val="single" w:sz="4" w:space="0" w:color="CCCCCC"/>
-            </w:tcBorders>
-          </w:tcPr>
-          <w:p>
-            <w:pPr>
-              <w:spacing w:before="60" w:after="60" w:line="252" w:lineRule="auto"/>
-              <w:jc w:val="left"/>
-            </w:pPr>
-            <w:r/>
-            <w:r>
-              <w:t>706.50</w:t>
+            <w:shd w:fill="F8FAFC"/>
+            <w:tcMar>
+              <w:top w:w="100" w:type="dxa"/>
+              <w:bottom w:w="100" w:type="dxa"/>
+              <w:left w:w="120" w:type="dxa"/>
+              <w:right w:w="120" w:type="dxa"/>
+            </w:tcMar>
+            <w:tcBorders>
+              <w:top w:val="single" w:sz="4" w:space="0" w:color="CCCCCC"/>
+              <w:bottom w:val="single" w:sz="4" w:space="0" w:color="CCCCCC"/>
+              <w:left w:val="single" w:sz="4" w:space="0" w:color="CCCCCC"/>
+              <w:right w:val="single" w:sz="4" w:space="0" w:color="CCCCCC"/>
+            </w:tcBorders>
+          </w:tcPr>
+          <w:p>
+            <w:pPr>
+              <w:spacing w:before="60" w:after="60" w:line="252" w:lineRule="auto"/>
+              <w:jc w:val="left"/>
+            </w:pPr>
+            <w:r/>
+            <w:r>
+              <w:t>700.00</w:t>
             </w:r>
           </w:p>
         </w:tc>
         <w:tc>
           <w:tcPr>
             <w:tcW w:type="dxa" w:w="1728"/>
-            <w:shd w:fill="FFFFFF"/>
+            <w:shd w:fill="F8FAFC"/>
             <w:tcMar>
               <w:top w:w="100" w:type="dxa"/>
               <w:bottom w:w="100" w:type="dxa"/>
@@ -27480,7 +28185,242 @@
               <w:rPr>
                 <w:b/>
               </w:rPr>
-              <w:t>711.75</w:t>
+              <w:t>712.75</w:t>
+            </w:r>
+          </w:p>
+        </w:tc>
+        <w:tc>
+          <w:tcPr>
+            <w:tcW w:type="dxa" w:w="3456"/>
+            <w:shd w:fill="F8FAFC"/>
+            <w:tcMar>
+              <w:top w:w="100" w:type="dxa"/>
+              <w:bottom w:w="100" w:type="dxa"/>
+              <w:left w:w="120" w:type="dxa"/>
+              <w:right w:w="120" w:type="dxa"/>
+            </w:tcMar>
+            <w:tcBorders>
+              <w:top w:val="single" w:sz="4" w:space="0" w:color="CCCCCC"/>
+              <w:bottom w:val="single" w:sz="4" w:space="0" w:color="CCCCCC"/>
+              <w:left w:val="single" w:sz="4" w:space="0" w:color="CCCCCC"/>
+              <w:right w:val="single" w:sz="4" w:space="0" w:color="CCCCCC"/>
+            </w:tcBorders>
+          </w:tcPr>
+          <w:p>
+            <w:pPr>
+              <w:spacing w:before="60" w:after="60" w:line="252" w:lineRule="auto"/>
+              <w:jc w:val="left"/>
+            </w:pPr>
+            <w:r/>
+            <w:r>
+              <w:rPr>
+                <w:b/>
+              </w:rPr>
+              <w:t>-1.50</w:t>
+            </w:r>
+          </w:p>
+        </w:tc>
+        <w:tc>
+          <w:tcPr>
+            <w:tcW w:type="dxa" w:w="1440"/>
+            <w:shd w:fill="F8FAFC"/>
+            <w:tcMar>
+              <w:top w:w="100" w:type="dxa"/>
+              <w:bottom w:w="100" w:type="dxa"/>
+              <w:left w:w="120" w:type="dxa"/>
+              <w:right w:w="120" w:type="dxa"/>
+            </w:tcMar>
+            <w:tcBorders>
+              <w:top w:val="single" w:sz="4" w:space="0" w:color="CCCCCC"/>
+              <w:bottom w:val="single" w:sz="4" w:space="0" w:color="CCCCCC"/>
+              <w:left w:val="single" w:sz="4" w:space="0" w:color="CCCCCC"/>
+              <w:right w:val="single" w:sz="4" w:space="0" w:color="CCCCCC"/>
+            </w:tcBorders>
+          </w:tcPr>
+          <w:p>
+            <w:pPr>
+              <w:spacing w:before="60" w:after="60" w:line="252" w:lineRule="auto"/>
+              <w:jc w:val="left"/>
+            </w:pPr>
+            <w:r/>
+            <w:r>
+              <w:t>BEAR</w:t>
+            </w:r>
+          </w:p>
+        </w:tc>
+      </w:tr>
+      <w:tr>
+        <w:tc>
+          <w:tcPr>
+            <w:tcW w:type="dxa" w:w="1584"/>
+            <w:shd w:fill="FFFFFF"/>
+            <w:tcMar>
+              <w:top w:w="100" w:type="dxa"/>
+              <w:bottom w:w="100" w:type="dxa"/>
+              <w:left w:w="120" w:type="dxa"/>
+              <w:right w:w="120" w:type="dxa"/>
+            </w:tcMar>
+            <w:tcBorders>
+              <w:top w:val="single" w:sz="4" w:space="0" w:color="CCCCCC"/>
+              <w:bottom w:val="single" w:sz="4" w:space="0" w:color="CCCCCC"/>
+              <w:left w:val="single" w:sz="4" w:space="0" w:color="CCCCCC"/>
+              <w:right w:val="single" w:sz="4" w:space="0" w:color="CCCCCC"/>
+            </w:tcBorders>
+          </w:tcPr>
+          <w:p>
+            <w:pPr>
+              <w:spacing w:before="60" w:after="60" w:line="252" w:lineRule="auto"/>
+              <w:jc w:val="left"/>
+            </w:pPr>
+            <w:r/>
+            <w:r>
+              <w:rPr>
+                <w:b/>
+              </w:rPr>
+              <w:t>Wed 30/09</w:t>
+            </w:r>
+          </w:p>
+        </w:tc>
+        <w:tc>
+          <w:tcPr>
+            <w:tcW w:type="dxa" w:w="864"/>
+            <w:shd w:fill="FFFFFF"/>
+            <w:tcMar>
+              <w:top w:w="100" w:type="dxa"/>
+              <w:bottom w:w="100" w:type="dxa"/>
+              <w:left w:w="120" w:type="dxa"/>
+              <w:right w:w="120" w:type="dxa"/>
+            </w:tcMar>
+            <w:tcBorders>
+              <w:top w:val="single" w:sz="4" w:space="0" w:color="CCCCCC"/>
+              <w:bottom w:val="single" w:sz="4" w:space="0" w:color="CCCCCC"/>
+              <w:left w:val="single" w:sz="4" w:space="0" w:color="CCCCCC"/>
+              <w:right w:val="single" w:sz="4" w:space="0" w:color="CCCCCC"/>
+            </w:tcBorders>
+          </w:tcPr>
+          <w:p>
+            <w:pPr>
+              <w:spacing w:before="60" w:after="60" w:line="252" w:lineRule="auto"/>
+              <w:jc w:val="left"/>
+            </w:pPr>
+            <w:r/>
+            <w:r>
+              <w:t>NY Close 23-01</w:t>
+            </w:r>
+          </w:p>
+        </w:tc>
+        <w:tc>
+          <w:tcPr>
+            <w:tcW w:type="dxa" w:w="1440"/>
+            <w:shd w:fill="FFFFFF"/>
+            <w:tcMar>
+              <w:top w:w="100" w:type="dxa"/>
+              <w:bottom w:w="100" w:type="dxa"/>
+              <w:left w:w="120" w:type="dxa"/>
+              <w:right w:w="120" w:type="dxa"/>
+            </w:tcMar>
+            <w:tcBorders>
+              <w:top w:val="single" w:sz="4" w:space="0" w:color="CCCCCC"/>
+              <w:bottom w:val="single" w:sz="4" w:space="0" w:color="CCCCCC"/>
+              <w:left w:val="single" w:sz="4" w:space="0" w:color="CCCCCC"/>
+              <w:right w:val="single" w:sz="4" w:space="0" w:color="CCCCCC"/>
+            </w:tcBorders>
+          </w:tcPr>
+          <w:p>
+            <w:pPr>
+              <w:spacing w:before="60" w:after="60" w:line="252" w:lineRule="auto"/>
+              <w:jc w:val="left"/>
+            </w:pPr>
+            <w:r/>
+            <w:r>
+              <w:t>712.75</w:t>
+            </w:r>
+          </w:p>
+        </w:tc>
+        <w:tc>
+          <w:tcPr>
+            <w:tcW w:type="dxa" w:w="2016"/>
+            <w:shd w:fill="FFFFFF"/>
+            <w:tcMar>
+              <w:top w:w="100" w:type="dxa"/>
+              <w:bottom w:w="100" w:type="dxa"/>
+              <w:left w:w="120" w:type="dxa"/>
+              <w:right w:w="120" w:type="dxa"/>
+            </w:tcMar>
+            <w:tcBorders>
+              <w:top w:val="single" w:sz="4" w:space="0" w:color="CCCCCC"/>
+              <w:bottom w:val="single" w:sz="4" w:space="0" w:color="CCCCCC"/>
+              <w:left w:val="single" w:sz="4" w:space="0" w:color="CCCCCC"/>
+              <w:right w:val="single" w:sz="4" w:space="0" w:color="CCCCCC"/>
+            </w:tcBorders>
+          </w:tcPr>
+          <w:p>
+            <w:pPr>
+              <w:spacing w:before="60" w:after="60" w:line="252" w:lineRule="auto"/>
+              <w:jc w:val="left"/>
+            </w:pPr>
+            <w:r/>
+            <w:r>
+              <w:t>719.75</w:t>
+            </w:r>
+          </w:p>
+        </w:tc>
+        <w:tc>
+          <w:tcPr>
+            <w:tcW w:type="dxa" w:w="1152"/>
+            <w:shd w:fill="FFFFFF"/>
+            <w:tcMar>
+              <w:top w:w="100" w:type="dxa"/>
+              <w:bottom w:w="100" w:type="dxa"/>
+              <w:left w:w="120" w:type="dxa"/>
+              <w:right w:w="120" w:type="dxa"/>
+            </w:tcMar>
+            <w:tcBorders>
+              <w:top w:val="single" w:sz="4" w:space="0" w:color="CCCCCC"/>
+              <w:bottom w:val="single" w:sz="4" w:space="0" w:color="CCCCCC"/>
+              <w:left w:val="single" w:sz="4" w:space="0" w:color="CCCCCC"/>
+              <w:right w:val="single" w:sz="4" w:space="0" w:color="CCCCCC"/>
+            </w:tcBorders>
+          </w:tcPr>
+          <w:p>
+            <w:pPr>
+              <w:spacing w:before="60" w:after="60" w:line="252" w:lineRule="auto"/>
+              <w:jc w:val="left"/>
+            </w:pPr>
+            <w:r/>
+            <w:r>
+              <w:t>703.25</w:t>
+            </w:r>
+          </w:p>
+        </w:tc>
+        <w:tc>
+          <w:tcPr>
+            <w:tcW w:type="dxa" w:w="1728"/>
+            <w:shd w:fill="FFFFFF"/>
+            <w:tcMar>
+              <w:top w:w="100" w:type="dxa"/>
+              <w:bottom w:w="100" w:type="dxa"/>
+              <w:left w:w="120" w:type="dxa"/>
+              <w:right w:w="120" w:type="dxa"/>
+            </w:tcMar>
+            <w:tcBorders>
+              <w:top w:val="single" w:sz="4" w:space="0" w:color="CCCCCC"/>
+              <w:bottom w:val="single" w:sz="4" w:space="0" w:color="CCCCCC"/>
+              <w:left w:val="single" w:sz="4" w:space="0" w:color="CCCCCC"/>
+              <w:right w:val="single" w:sz="4" w:space="0" w:color="CCCCCC"/>
+            </w:tcBorders>
+          </w:tcPr>
+          <w:p>
+            <w:pPr>
+              <w:spacing w:before="60" w:after="60" w:line="252" w:lineRule="auto"/>
+              <w:jc w:val="left"/>
+            </w:pPr>
+            <w:r/>
+            <w:r>
+              <w:rPr>
+                <w:b/>
+              </w:rPr>
+              <w:t>713.25</w:t>
             </w:r>
           </w:p>
         </w:tc>
@@ -27488,6 +28428,1651 @@
           <w:tcPr>
             <w:tcW w:type="dxa" w:w="3456"/>
             <w:shd w:fill="FFFFFF"/>
+            <w:tcMar>
+              <w:top w:w="100" w:type="dxa"/>
+              <w:bottom w:w="100" w:type="dxa"/>
+              <w:left w:w="120" w:type="dxa"/>
+              <w:right w:w="120" w:type="dxa"/>
+            </w:tcMar>
+            <w:tcBorders>
+              <w:top w:val="single" w:sz="4" w:space="0" w:color="CCCCCC"/>
+              <w:bottom w:val="single" w:sz="4" w:space="0" w:color="CCCCCC"/>
+              <w:left w:val="single" w:sz="4" w:space="0" w:color="CCCCCC"/>
+              <w:right w:val="single" w:sz="4" w:space="0" w:color="CCCCCC"/>
+            </w:tcBorders>
+          </w:tcPr>
+          <w:p>
+            <w:pPr>
+              <w:spacing w:before="60" w:after="60" w:line="252" w:lineRule="auto"/>
+              <w:jc w:val="left"/>
+            </w:pPr>
+            <w:r/>
+            <w:r>
+              <w:rPr>
+                <w:b/>
+              </w:rPr>
+              <w:t>+0.50</w:t>
+            </w:r>
+          </w:p>
+        </w:tc>
+        <w:tc>
+          <w:tcPr>
+            <w:tcW w:type="dxa" w:w="1440"/>
+            <w:shd w:fill="FFFFFF"/>
+            <w:tcMar>
+              <w:top w:w="100" w:type="dxa"/>
+              <w:bottom w:w="100" w:type="dxa"/>
+              <w:left w:w="120" w:type="dxa"/>
+              <w:right w:w="120" w:type="dxa"/>
+            </w:tcMar>
+            <w:tcBorders>
+              <w:top w:val="single" w:sz="4" w:space="0" w:color="CCCCCC"/>
+              <w:bottom w:val="single" w:sz="4" w:space="0" w:color="CCCCCC"/>
+              <w:left w:val="single" w:sz="4" w:space="0" w:color="CCCCCC"/>
+              <w:right w:val="single" w:sz="4" w:space="0" w:color="CCCCCC"/>
+            </w:tcBorders>
+          </w:tcPr>
+          <w:p>
+            <w:pPr>
+              <w:spacing w:before="60" w:after="60" w:line="252" w:lineRule="auto"/>
+              <w:jc w:val="left"/>
+            </w:pPr>
+            <w:r/>
+            <w:r>
+              <w:t>BULL</w:t>
+            </w:r>
+          </w:p>
+        </w:tc>
+      </w:tr>
+      <w:tr>
+        <w:tc>
+          <w:tcPr>
+            <w:tcW w:type="dxa" w:w="1584"/>
+            <w:shd w:fill="F8FAFC"/>
+            <w:tcMar>
+              <w:top w:w="100" w:type="dxa"/>
+              <w:bottom w:w="100" w:type="dxa"/>
+              <w:left w:w="120" w:type="dxa"/>
+              <w:right w:w="120" w:type="dxa"/>
+            </w:tcMar>
+            <w:tcBorders>
+              <w:top w:val="single" w:sz="4" w:space="0" w:color="CCCCCC"/>
+              <w:bottom w:val="single" w:sz="4" w:space="0" w:color="CCCCCC"/>
+              <w:left w:val="single" w:sz="4" w:space="0" w:color="CCCCCC"/>
+              <w:right w:val="single" w:sz="4" w:space="0" w:color="CCCCCC"/>
+            </w:tcBorders>
+          </w:tcPr>
+          <w:p>
+            <w:pPr>
+              <w:spacing w:before="60" w:after="60" w:line="252" w:lineRule="auto"/>
+              <w:jc w:val="left"/>
+            </w:pPr>
+            <w:r/>
+            <w:r>
+              <w:rPr>
+                <w:b/>
+              </w:rPr>
+              <w:t>Thu 01/10</w:t>
+            </w:r>
+          </w:p>
+        </w:tc>
+        <w:tc>
+          <w:tcPr>
+            <w:tcW w:type="dxa" w:w="864"/>
+            <w:shd w:fill="F8FAFC"/>
+            <w:tcMar>
+              <w:top w:w="100" w:type="dxa"/>
+              <w:bottom w:w="100" w:type="dxa"/>
+              <w:left w:w="120" w:type="dxa"/>
+              <w:right w:w="120" w:type="dxa"/>
+            </w:tcMar>
+            <w:tcBorders>
+              <w:top w:val="single" w:sz="4" w:space="0" w:color="CCCCCC"/>
+              <w:bottom w:val="single" w:sz="4" w:space="0" w:color="CCCCCC"/>
+              <w:left w:val="single" w:sz="4" w:space="0" w:color="CCCCCC"/>
+              <w:right w:val="single" w:sz="4" w:space="0" w:color="CCCCCC"/>
+            </w:tcBorders>
+          </w:tcPr>
+          <w:p>
+            <w:pPr>
+              <w:spacing w:before="60" w:after="60" w:line="252" w:lineRule="auto"/>
+              <w:jc w:val="left"/>
+            </w:pPr>
+            <w:r/>
+            <w:r>
+              <w:t>Asia 07-11</w:t>
+            </w:r>
+          </w:p>
+        </w:tc>
+        <w:tc>
+          <w:tcPr>
+            <w:tcW w:type="dxa" w:w="1440"/>
+            <w:shd w:fill="F8FAFC"/>
+            <w:tcMar>
+              <w:top w:w="100" w:type="dxa"/>
+              <w:bottom w:w="100" w:type="dxa"/>
+              <w:left w:w="120" w:type="dxa"/>
+              <w:right w:w="120" w:type="dxa"/>
+            </w:tcMar>
+            <w:tcBorders>
+              <w:top w:val="single" w:sz="4" w:space="0" w:color="CCCCCC"/>
+              <w:bottom w:val="single" w:sz="4" w:space="0" w:color="CCCCCC"/>
+              <w:left w:val="single" w:sz="4" w:space="0" w:color="CCCCCC"/>
+              <w:right w:val="single" w:sz="4" w:space="0" w:color="CCCCCC"/>
+            </w:tcBorders>
+          </w:tcPr>
+          <w:p>
+            <w:pPr>
+              <w:spacing w:before="60" w:after="60" w:line="252" w:lineRule="auto"/>
+              <w:jc w:val="left"/>
+            </w:pPr>
+            <w:r/>
+            <w:r>
+              <w:t>713.25</w:t>
+            </w:r>
+          </w:p>
+        </w:tc>
+        <w:tc>
+          <w:tcPr>
+            <w:tcW w:type="dxa" w:w="2016"/>
+            <w:shd w:fill="F8FAFC"/>
+            <w:tcMar>
+              <w:top w:w="100" w:type="dxa"/>
+              <w:bottom w:w="100" w:type="dxa"/>
+              <w:left w:w="120" w:type="dxa"/>
+              <w:right w:w="120" w:type="dxa"/>
+            </w:tcMar>
+            <w:tcBorders>
+              <w:top w:val="single" w:sz="4" w:space="0" w:color="CCCCCC"/>
+              <w:bottom w:val="single" w:sz="4" w:space="0" w:color="CCCCCC"/>
+              <w:left w:val="single" w:sz="4" w:space="0" w:color="CCCCCC"/>
+              <w:right w:val="single" w:sz="4" w:space="0" w:color="CCCCCC"/>
+            </w:tcBorders>
+          </w:tcPr>
+          <w:p>
+            <w:pPr>
+              <w:spacing w:before="60" w:after="60" w:line="252" w:lineRule="auto"/>
+              <w:jc w:val="left"/>
+            </w:pPr>
+            <w:r/>
+            <w:r>
+              <w:t>723.75</w:t>
+            </w:r>
+          </w:p>
+        </w:tc>
+        <w:tc>
+          <w:tcPr>
+            <w:tcW w:type="dxa" w:w="1152"/>
+            <w:shd w:fill="F8FAFC"/>
+            <w:tcMar>
+              <w:top w:w="100" w:type="dxa"/>
+              <w:bottom w:w="100" w:type="dxa"/>
+              <w:left w:w="120" w:type="dxa"/>
+              <w:right w:w="120" w:type="dxa"/>
+            </w:tcMar>
+            <w:tcBorders>
+              <w:top w:val="single" w:sz="4" w:space="0" w:color="CCCCCC"/>
+              <w:bottom w:val="single" w:sz="4" w:space="0" w:color="CCCCCC"/>
+              <w:left w:val="single" w:sz="4" w:space="0" w:color="CCCCCC"/>
+              <w:right w:val="single" w:sz="4" w:space="0" w:color="CCCCCC"/>
+            </w:tcBorders>
+          </w:tcPr>
+          <w:p>
+            <w:pPr>
+              <w:spacing w:before="60" w:after="60" w:line="252" w:lineRule="auto"/>
+              <w:jc w:val="left"/>
+            </w:pPr>
+            <w:r/>
+            <w:r>
+              <w:t>706.00</w:t>
+            </w:r>
+          </w:p>
+        </w:tc>
+        <w:tc>
+          <w:tcPr>
+            <w:tcW w:type="dxa" w:w="1728"/>
+            <w:shd w:fill="F8FAFC"/>
+            <w:tcMar>
+              <w:top w:w="100" w:type="dxa"/>
+              <w:bottom w:w="100" w:type="dxa"/>
+              <w:left w:w="120" w:type="dxa"/>
+              <w:right w:w="120" w:type="dxa"/>
+            </w:tcMar>
+            <w:tcBorders>
+              <w:top w:val="single" w:sz="4" w:space="0" w:color="CCCCCC"/>
+              <w:bottom w:val="single" w:sz="4" w:space="0" w:color="CCCCCC"/>
+              <w:left w:val="single" w:sz="4" w:space="0" w:color="CCCCCC"/>
+              <w:right w:val="single" w:sz="4" w:space="0" w:color="CCCCCC"/>
+            </w:tcBorders>
+          </w:tcPr>
+          <w:p>
+            <w:pPr>
+              <w:spacing w:before="60" w:after="60" w:line="252" w:lineRule="auto"/>
+              <w:jc w:val="left"/>
+            </w:pPr>
+            <w:r/>
+            <w:r>
+              <w:rPr>
+                <w:b/>
+              </w:rPr>
+              <w:t>713.00</w:t>
+            </w:r>
+          </w:p>
+        </w:tc>
+        <w:tc>
+          <w:tcPr>
+            <w:tcW w:type="dxa" w:w="3456"/>
+            <w:shd w:fill="F8FAFC"/>
+            <w:tcMar>
+              <w:top w:w="100" w:type="dxa"/>
+              <w:bottom w:w="100" w:type="dxa"/>
+              <w:left w:w="120" w:type="dxa"/>
+              <w:right w:w="120" w:type="dxa"/>
+            </w:tcMar>
+            <w:tcBorders>
+              <w:top w:val="single" w:sz="4" w:space="0" w:color="CCCCCC"/>
+              <w:bottom w:val="single" w:sz="4" w:space="0" w:color="CCCCCC"/>
+              <w:left w:val="single" w:sz="4" w:space="0" w:color="CCCCCC"/>
+              <w:right w:val="single" w:sz="4" w:space="0" w:color="CCCCCC"/>
+            </w:tcBorders>
+          </w:tcPr>
+          <w:p>
+            <w:pPr>
+              <w:spacing w:before="60" w:after="60" w:line="252" w:lineRule="auto"/>
+              <w:jc w:val="left"/>
+            </w:pPr>
+            <w:r/>
+            <w:r>
+              <w:rPr>
+                <w:b/>
+              </w:rPr>
+              <w:t>-0.25</w:t>
+            </w:r>
+          </w:p>
+        </w:tc>
+        <w:tc>
+          <w:tcPr>
+            <w:tcW w:type="dxa" w:w="1440"/>
+            <w:shd w:fill="F8FAFC"/>
+            <w:tcMar>
+              <w:top w:w="100" w:type="dxa"/>
+              <w:bottom w:w="100" w:type="dxa"/>
+              <w:left w:w="120" w:type="dxa"/>
+              <w:right w:w="120" w:type="dxa"/>
+            </w:tcMar>
+            <w:tcBorders>
+              <w:top w:val="single" w:sz="4" w:space="0" w:color="CCCCCC"/>
+              <w:bottom w:val="single" w:sz="4" w:space="0" w:color="CCCCCC"/>
+              <w:left w:val="single" w:sz="4" w:space="0" w:color="CCCCCC"/>
+              <w:right w:val="single" w:sz="4" w:space="0" w:color="CCCCCC"/>
+            </w:tcBorders>
+          </w:tcPr>
+          <w:p>
+            <w:pPr>
+              <w:spacing w:before="60" w:after="60" w:line="252" w:lineRule="auto"/>
+              <w:jc w:val="left"/>
+            </w:pPr>
+            <w:r/>
+            <w:r>
+              <w:t>BEAR</w:t>
+            </w:r>
+          </w:p>
+        </w:tc>
+      </w:tr>
+      <w:tr>
+        <w:tc>
+          <w:tcPr>
+            <w:tcW w:type="dxa" w:w="1584"/>
+            <w:shd w:fill="FFFFFF"/>
+            <w:tcMar>
+              <w:top w:w="100" w:type="dxa"/>
+              <w:bottom w:w="100" w:type="dxa"/>
+              <w:left w:w="120" w:type="dxa"/>
+              <w:right w:w="120" w:type="dxa"/>
+            </w:tcMar>
+            <w:tcBorders>
+              <w:top w:val="single" w:sz="4" w:space="0" w:color="CCCCCC"/>
+              <w:bottom w:val="single" w:sz="4" w:space="0" w:color="CCCCCC"/>
+              <w:left w:val="single" w:sz="4" w:space="0" w:color="CCCCCC"/>
+              <w:right w:val="single" w:sz="4" w:space="0" w:color="CCCCCC"/>
+            </w:tcBorders>
+          </w:tcPr>
+          <w:p>
+            <w:pPr>
+              <w:spacing w:before="60" w:after="60" w:line="252" w:lineRule="auto"/>
+              <w:jc w:val="left"/>
+            </w:pPr>
+            <w:r/>
+            <w:r>
+              <w:rPr>
+                <w:b/>
+              </w:rPr>
+              <w:t>Thu 01/10</w:t>
+            </w:r>
+          </w:p>
+        </w:tc>
+        <w:tc>
+          <w:tcPr>
+            <w:tcW w:type="dxa" w:w="864"/>
+            <w:shd w:fill="FFFFFF"/>
+            <w:tcMar>
+              <w:top w:w="100" w:type="dxa"/>
+              <w:bottom w:w="100" w:type="dxa"/>
+              <w:left w:w="120" w:type="dxa"/>
+              <w:right w:w="120" w:type="dxa"/>
+            </w:tcMar>
+            <w:tcBorders>
+              <w:top w:val="single" w:sz="4" w:space="0" w:color="CCCCCC"/>
+              <w:bottom w:val="single" w:sz="4" w:space="0" w:color="CCCCCC"/>
+              <w:left w:val="single" w:sz="4" w:space="0" w:color="CCCCCC"/>
+              <w:right w:val="single" w:sz="4" w:space="0" w:color="CCCCCC"/>
+            </w:tcBorders>
+          </w:tcPr>
+          <w:p>
+            <w:pPr>
+              <w:spacing w:before="60" w:after="60" w:line="252" w:lineRule="auto"/>
+              <w:jc w:val="left"/>
+            </w:pPr>
+            <w:r/>
+            <w:r>
+              <w:t>Asia 11-15</w:t>
+            </w:r>
+          </w:p>
+        </w:tc>
+        <w:tc>
+          <w:tcPr>
+            <w:tcW w:type="dxa" w:w="1440"/>
+            <w:shd w:fill="FFFFFF"/>
+            <w:tcMar>
+              <w:top w:w="100" w:type="dxa"/>
+              <w:bottom w:w="100" w:type="dxa"/>
+              <w:left w:w="120" w:type="dxa"/>
+              <w:right w:w="120" w:type="dxa"/>
+            </w:tcMar>
+            <w:tcBorders>
+              <w:top w:val="single" w:sz="4" w:space="0" w:color="CCCCCC"/>
+              <w:bottom w:val="single" w:sz="4" w:space="0" w:color="CCCCCC"/>
+              <w:left w:val="single" w:sz="4" w:space="0" w:color="CCCCCC"/>
+              <w:right w:val="single" w:sz="4" w:space="0" w:color="CCCCCC"/>
+            </w:tcBorders>
+          </w:tcPr>
+          <w:p>
+            <w:pPr>
+              <w:spacing w:before="60" w:after="60" w:line="252" w:lineRule="auto"/>
+              <w:jc w:val="left"/>
+            </w:pPr>
+            <w:r/>
+            <w:r>
+              <w:t>713.00</w:t>
+            </w:r>
+          </w:p>
+        </w:tc>
+        <w:tc>
+          <w:tcPr>
+            <w:tcW w:type="dxa" w:w="2016"/>
+            <w:shd w:fill="FFFFFF"/>
+            <w:tcMar>
+              <w:top w:w="100" w:type="dxa"/>
+              <w:bottom w:w="100" w:type="dxa"/>
+              <w:left w:w="120" w:type="dxa"/>
+              <w:right w:w="120" w:type="dxa"/>
+            </w:tcMar>
+            <w:tcBorders>
+              <w:top w:val="single" w:sz="4" w:space="0" w:color="CCCCCC"/>
+              <w:bottom w:val="single" w:sz="4" w:space="0" w:color="CCCCCC"/>
+              <w:left w:val="single" w:sz="4" w:space="0" w:color="CCCCCC"/>
+              <w:right w:val="single" w:sz="4" w:space="0" w:color="CCCCCC"/>
+            </w:tcBorders>
+          </w:tcPr>
+          <w:p>
+            <w:pPr>
+              <w:spacing w:before="60" w:after="60" w:line="252" w:lineRule="auto"/>
+              <w:jc w:val="left"/>
+            </w:pPr>
+            <w:r/>
+            <w:r>
+              <w:t>722.75</w:t>
+            </w:r>
+          </w:p>
+        </w:tc>
+        <w:tc>
+          <w:tcPr>
+            <w:tcW w:type="dxa" w:w="1152"/>
+            <w:shd w:fill="FFFFFF"/>
+            <w:tcMar>
+              <w:top w:w="100" w:type="dxa"/>
+              <w:bottom w:w="100" w:type="dxa"/>
+              <w:left w:w="120" w:type="dxa"/>
+              <w:right w:w="120" w:type="dxa"/>
+            </w:tcMar>
+            <w:tcBorders>
+              <w:top w:val="single" w:sz="4" w:space="0" w:color="CCCCCC"/>
+              <w:bottom w:val="single" w:sz="4" w:space="0" w:color="CCCCCC"/>
+              <w:left w:val="single" w:sz="4" w:space="0" w:color="CCCCCC"/>
+              <w:right w:val="single" w:sz="4" w:space="0" w:color="CCCCCC"/>
+            </w:tcBorders>
+          </w:tcPr>
+          <w:p>
+            <w:pPr>
+              <w:spacing w:before="60" w:after="60" w:line="252" w:lineRule="auto"/>
+              <w:jc w:val="left"/>
+            </w:pPr>
+            <w:r/>
+            <w:r>
+              <w:t>703.25</w:t>
+            </w:r>
+          </w:p>
+        </w:tc>
+        <w:tc>
+          <w:tcPr>
+            <w:tcW w:type="dxa" w:w="1728"/>
+            <w:shd w:fill="FFFFFF"/>
+            <w:tcMar>
+              <w:top w:w="100" w:type="dxa"/>
+              <w:bottom w:w="100" w:type="dxa"/>
+              <w:left w:w="120" w:type="dxa"/>
+              <w:right w:w="120" w:type="dxa"/>
+            </w:tcMar>
+            <w:tcBorders>
+              <w:top w:val="single" w:sz="4" w:space="0" w:color="CCCCCC"/>
+              <w:bottom w:val="single" w:sz="4" w:space="0" w:color="CCCCCC"/>
+              <w:left w:val="single" w:sz="4" w:space="0" w:color="CCCCCC"/>
+              <w:right w:val="single" w:sz="4" w:space="0" w:color="CCCCCC"/>
+            </w:tcBorders>
+          </w:tcPr>
+          <w:p>
+            <w:pPr>
+              <w:spacing w:before="60" w:after="60" w:line="252" w:lineRule="auto"/>
+              <w:jc w:val="left"/>
+            </w:pPr>
+            <w:r/>
+            <w:r>
+              <w:rPr>
+                <w:b/>
+              </w:rPr>
+              <w:t>713.50</w:t>
+            </w:r>
+          </w:p>
+        </w:tc>
+        <w:tc>
+          <w:tcPr>
+            <w:tcW w:type="dxa" w:w="3456"/>
+            <w:shd w:fill="FFFFFF"/>
+            <w:tcMar>
+              <w:top w:w="100" w:type="dxa"/>
+              <w:bottom w:w="100" w:type="dxa"/>
+              <w:left w:w="120" w:type="dxa"/>
+              <w:right w:w="120" w:type="dxa"/>
+            </w:tcMar>
+            <w:tcBorders>
+              <w:top w:val="single" w:sz="4" w:space="0" w:color="CCCCCC"/>
+              <w:bottom w:val="single" w:sz="4" w:space="0" w:color="CCCCCC"/>
+              <w:left w:val="single" w:sz="4" w:space="0" w:color="CCCCCC"/>
+              <w:right w:val="single" w:sz="4" w:space="0" w:color="CCCCCC"/>
+            </w:tcBorders>
+          </w:tcPr>
+          <w:p>
+            <w:pPr>
+              <w:spacing w:before="60" w:after="60" w:line="252" w:lineRule="auto"/>
+              <w:jc w:val="left"/>
+            </w:pPr>
+            <w:r/>
+            <w:r>
+              <w:rPr>
+                <w:b/>
+              </w:rPr>
+              <w:t>+0.50</w:t>
+            </w:r>
+          </w:p>
+        </w:tc>
+        <w:tc>
+          <w:tcPr>
+            <w:tcW w:type="dxa" w:w="1440"/>
+            <w:shd w:fill="FFFFFF"/>
+            <w:tcMar>
+              <w:top w:w="100" w:type="dxa"/>
+              <w:bottom w:w="100" w:type="dxa"/>
+              <w:left w:w="120" w:type="dxa"/>
+              <w:right w:w="120" w:type="dxa"/>
+            </w:tcMar>
+            <w:tcBorders>
+              <w:top w:val="single" w:sz="4" w:space="0" w:color="CCCCCC"/>
+              <w:bottom w:val="single" w:sz="4" w:space="0" w:color="CCCCCC"/>
+              <w:left w:val="single" w:sz="4" w:space="0" w:color="CCCCCC"/>
+              <w:right w:val="single" w:sz="4" w:space="0" w:color="CCCCCC"/>
+            </w:tcBorders>
+          </w:tcPr>
+          <w:p>
+            <w:pPr>
+              <w:spacing w:before="60" w:after="60" w:line="252" w:lineRule="auto"/>
+              <w:jc w:val="left"/>
+            </w:pPr>
+            <w:r/>
+            <w:r>
+              <w:t>BULL</w:t>
+            </w:r>
+          </w:p>
+        </w:tc>
+      </w:tr>
+      <w:tr>
+        <w:tc>
+          <w:tcPr>
+            <w:tcW w:type="dxa" w:w="1584"/>
+            <w:shd w:fill="F8FAFC"/>
+            <w:tcMar>
+              <w:top w:w="100" w:type="dxa"/>
+              <w:bottom w:w="100" w:type="dxa"/>
+              <w:left w:w="120" w:type="dxa"/>
+              <w:right w:w="120" w:type="dxa"/>
+            </w:tcMar>
+            <w:tcBorders>
+              <w:top w:val="single" w:sz="4" w:space="0" w:color="CCCCCC"/>
+              <w:bottom w:val="single" w:sz="4" w:space="0" w:color="CCCCCC"/>
+              <w:left w:val="single" w:sz="4" w:space="0" w:color="CCCCCC"/>
+              <w:right w:val="single" w:sz="4" w:space="0" w:color="CCCCCC"/>
+            </w:tcBorders>
+          </w:tcPr>
+          <w:p>
+            <w:pPr>
+              <w:spacing w:before="60" w:after="60" w:line="252" w:lineRule="auto"/>
+              <w:jc w:val="left"/>
+            </w:pPr>
+            <w:r/>
+            <w:r>
+              <w:rPr>
+                <w:b/>
+              </w:rPr>
+              <w:t>Thu 01/10</w:t>
+            </w:r>
+          </w:p>
+        </w:tc>
+        <w:tc>
+          <w:tcPr>
+            <w:tcW w:type="dxa" w:w="864"/>
+            <w:shd w:fill="F8FAFC"/>
+            <w:tcMar>
+              <w:top w:w="100" w:type="dxa"/>
+              <w:bottom w:w="100" w:type="dxa"/>
+              <w:left w:w="120" w:type="dxa"/>
+              <w:right w:w="120" w:type="dxa"/>
+            </w:tcMar>
+            <w:tcBorders>
+              <w:top w:val="single" w:sz="4" w:space="0" w:color="CCCCCC"/>
+              <w:bottom w:val="single" w:sz="4" w:space="0" w:color="CCCCCC"/>
+              <w:left w:val="single" w:sz="4" w:space="0" w:color="CCCCCC"/>
+              <w:right w:val="single" w:sz="4" w:space="0" w:color="CCCCCC"/>
+            </w:tcBorders>
+          </w:tcPr>
+          <w:p>
+            <w:pPr>
+              <w:spacing w:before="60" w:after="60" w:line="252" w:lineRule="auto"/>
+              <w:jc w:val="left"/>
+            </w:pPr>
+            <w:r/>
+            <w:r>
+              <w:t>London 15-19</w:t>
+            </w:r>
+          </w:p>
+        </w:tc>
+        <w:tc>
+          <w:tcPr>
+            <w:tcW w:type="dxa" w:w="1440"/>
+            <w:shd w:fill="F8FAFC"/>
+            <w:tcMar>
+              <w:top w:w="100" w:type="dxa"/>
+              <w:bottom w:w="100" w:type="dxa"/>
+              <w:left w:w="120" w:type="dxa"/>
+              <w:right w:w="120" w:type="dxa"/>
+            </w:tcMar>
+            <w:tcBorders>
+              <w:top w:val="single" w:sz="4" w:space="0" w:color="CCCCCC"/>
+              <w:bottom w:val="single" w:sz="4" w:space="0" w:color="CCCCCC"/>
+              <w:left w:val="single" w:sz="4" w:space="0" w:color="CCCCCC"/>
+              <w:right w:val="single" w:sz="4" w:space="0" w:color="CCCCCC"/>
+            </w:tcBorders>
+          </w:tcPr>
+          <w:p>
+            <w:pPr>
+              <w:spacing w:before="60" w:after="60" w:line="252" w:lineRule="auto"/>
+              <w:jc w:val="left"/>
+            </w:pPr>
+            <w:r/>
+            <w:r>
+              <w:t>713.50</w:t>
+            </w:r>
+          </w:p>
+        </w:tc>
+        <w:tc>
+          <w:tcPr>
+            <w:tcW w:type="dxa" w:w="2016"/>
+            <w:shd w:fill="F8FAFC"/>
+            <w:tcMar>
+              <w:top w:w="100" w:type="dxa"/>
+              <w:bottom w:w="100" w:type="dxa"/>
+              <w:left w:w="120" w:type="dxa"/>
+              <w:right w:w="120" w:type="dxa"/>
+            </w:tcMar>
+            <w:tcBorders>
+              <w:top w:val="single" w:sz="4" w:space="0" w:color="CCCCCC"/>
+              <w:bottom w:val="single" w:sz="4" w:space="0" w:color="CCCCCC"/>
+              <w:left w:val="single" w:sz="4" w:space="0" w:color="CCCCCC"/>
+              <w:right w:val="single" w:sz="4" w:space="0" w:color="CCCCCC"/>
+            </w:tcBorders>
+          </w:tcPr>
+          <w:p>
+            <w:pPr>
+              <w:spacing w:before="60" w:after="60" w:line="252" w:lineRule="auto"/>
+              <w:jc w:val="left"/>
+            </w:pPr>
+            <w:r/>
+            <w:r>
+              <w:t>724.25</w:t>
+            </w:r>
+          </w:p>
+        </w:tc>
+        <w:tc>
+          <w:tcPr>
+            <w:tcW w:type="dxa" w:w="1152"/>
+            <w:shd w:fill="F8FAFC"/>
+            <w:tcMar>
+              <w:top w:w="100" w:type="dxa"/>
+              <w:bottom w:w="100" w:type="dxa"/>
+              <w:left w:w="120" w:type="dxa"/>
+              <w:right w:w="120" w:type="dxa"/>
+            </w:tcMar>
+            <w:tcBorders>
+              <w:top w:val="single" w:sz="4" w:space="0" w:color="CCCCCC"/>
+              <w:bottom w:val="single" w:sz="4" w:space="0" w:color="CCCCCC"/>
+              <w:left w:val="single" w:sz="4" w:space="0" w:color="CCCCCC"/>
+              <w:right w:val="single" w:sz="4" w:space="0" w:color="CCCCCC"/>
+            </w:tcBorders>
+          </w:tcPr>
+          <w:p>
+            <w:pPr>
+              <w:spacing w:before="60" w:after="60" w:line="252" w:lineRule="auto"/>
+              <w:jc w:val="left"/>
+            </w:pPr>
+            <w:r/>
+            <w:r>
+              <w:t>706.25</w:t>
+            </w:r>
+          </w:p>
+        </w:tc>
+        <w:tc>
+          <w:tcPr>
+            <w:tcW w:type="dxa" w:w="1728"/>
+            <w:shd w:fill="F8FAFC"/>
+            <w:tcMar>
+              <w:top w:w="100" w:type="dxa"/>
+              <w:bottom w:w="100" w:type="dxa"/>
+              <w:left w:w="120" w:type="dxa"/>
+              <w:right w:w="120" w:type="dxa"/>
+            </w:tcMar>
+            <w:tcBorders>
+              <w:top w:val="single" w:sz="4" w:space="0" w:color="CCCCCC"/>
+              <w:bottom w:val="single" w:sz="4" w:space="0" w:color="CCCCCC"/>
+              <w:left w:val="single" w:sz="4" w:space="0" w:color="CCCCCC"/>
+              <w:right w:val="single" w:sz="4" w:space="0" w:color="CCCCCC"/>
+            </w:tcBorders>
+          </w:tcPr>
+          <w:p>
+            <w:pPr>
+              <w:spacing w:before="60" w:after="60" w:line="252" w:lineRule="auto"/>
+              <w:jc w:val="left"/>
+            </w:pPr>
+            <w:r/>
+            <w:r>
+              <w:rPr>
+                <w:b/>
+              </w:rPr>
+              <w:t>714.25</w:t>
+            </w:r>
+          </w:p>
+        </w:tc>
+        <w:tc>
+          <w:tcPr>
+            <w:tcW w:type="dxa" w:w="3456"/>
+            <w:shd w:fill="F8FAFC"/>
+            <w:tcMar>
+              <w:top w:w="100" w:type="dxa"/>
+              <w:bottom w:w="100" w:type="dxa"/>
+              <w:left w:w="120" w:type="dxa"/>
+              <w:right w:w="120" w:type="dxa"/>
+            </w:tcMar>
+            <w:tcBorders>
+              <w:top w:val="single" w:sz="4" w:space="0" w:color="CCCCCC"/>
+              <w:bottom w:val="single" w:sz="4" w:space="0" w:color="CCCCCC"/>
+              <w:left w:val="single" w:sz="4" w:space="0" w:color="CCCCCC"/>
+              <w:right w:val="single" w:sz="4" w:space="0" w:color="CCCCCC"/>
+            </w:tcBorders>
+          </w:tcPr>
+          <w:p>
+            <w:pPr>
+              <w:spacing w:before="60" w:after="60" w:line="252" w:lineRule="auto"/>
+              <w:jc w:val="left"/>
+            </w:pPr>
+            <w:r/>
+            <w:r>
+              <w:rPr>
+                <w:b/>
+              </w:rPr>
+              <w:t>+0.75</w:t>
+            </w:r>
+          </w:p>
+        </w:tc>
+        <w:tc>
+          <w:tcPr>
+            <w:tcW w:type="dxa" w:w="1440"/>
+            <w:shd w:fill="F8FAFC"/>
+            <w:tcMar>
+              <w:top w:w="100" w:type="dxa"/>
+              <w:bottom w:w="100" w:type="dxa"/>
+              <w:left w:w="120" w:type="dxa"/>
+              <w:right w:w="120" w:type="dxa"/>
+            </w:tcMar>
+            <w:tcBorders>
+              <w:top w:val="single" w:sz="4" w:space="0" w:color="CCCCCC"/>
+              <w:bottom w:val="single" w:sz="4" w:space="0" w:color="CCCCCC"/>
+              <w:left w:val="single" w:sz="4" w:space="0" w:color="CCCCCC"/>
+              <w:right w:val="single" w:sz="4" w:space="0" w:color="CCCCCC"/>
+            </w:tcBorders>
+          </w:tcPr>
+          <w:p>
+            <w:pPr>
+              <w:spacing w:before="60" w:after="60" w:line="252" w:lineRule="auto"/>
+              <w:jc w:val="left"/>
+            </w:pPr>
+            <w:r/>
+            <w:r>
+              <w:t>BULL</w:t>
+            </w:r>
+          </w:p>
+        </w:tc>
+      </w:tr>
+      <w:tr>
+        <w:tc>
+          <w:tcPr>
+            <w:tcW w:type="dxa" w:w="1584"/>
+            <w:shd w:fill="FFFFFF"/>
+            <w:tcMar>
+              <w:top w:w="100" w:type="dxa"/>
+              <w:bottom w:w="100" w:type="dxa"/>
+              <w:left w:w="120" w:type="dxa"/>
+              <w:right w:w="120" w:type="dxa"/>
+            </w:tcMar>
+            <w:tcBorders>
+              <w:top w:val="single" w:sz="4" w:space="0" w:color="CCCCCC"/>
+              <w:bottom w:val="single" w:sz="4" w:space="0" w:color="CCCCCC"/>
+              <w:left w:val="single" w:sz="4" w:space="0" w:color="CCCCCC"/>
+              <w:right w:val="single" w:sz="4" w:space="0" w:color="CCCCCC"/>
+            </w:tcBorders>
+          </w:tcPr>
+          <w:p>
+            <w:pPr>
+              <w:spacing w:before="60" w:after="60" w:line="252" w:lineRule="auto"/>
+              <w:jc w:val="left"/>
+            </w:pPr>
+            <w:r/>
+            <w:r>
+              <w:rPr>
+                <w:b/>
+              </w:rPr>
+              <w:t>Thu 01/10</w:t>
+            </w:r>
+          </w:p>
+        </w:tc>
+        <w:tc>
+          <w:tcPr>
+            <w:tcW w:type="dxa" w:w="864"/>
+            <w:shd w:fill="FFFFFF"/>
+            <w:tcMar>
+              <w:top w:w="100" w:type="dxa"/>
+              <w:bottom w:w="100" w:type="dxa"/>
+              <w:left w:w="120" w:type="dxa"/>
+              <w:right w:w="120" w:type="dxa"/>
+            </w:tcMar>
+            <w:tcBorders>
+              <w:top w:val="single" w:sz="4" w:space="0" w:color="CCCCCC"/>
+              <w:bottom w:val="single" w:sz="4" w:space="0" w:color="CCCCCC"/>
+              <w:left w:val="single" w:sz="4" w:space="0" w:color="CCCCCC"/>
+              <w:right w:val="single" w:sz="4" w:space="0" w:color="CCCCCC"/>
+            </w:tcBorders>
+          </w:tcPr>
+          <w:p>
+            <w:pPr>
+              <w:spacing w:before="60" w:after="60" w:line="252" w:lineRule="auto"/>
+              <w:jc w:val="left"/>
+            </w:pPr>
+            <w:r/>
+            <w:r>
+              <w:t>Pre-NY 19-21</w:t>
+            </w:r>
+          </w:p>
+        </w:tc>
+        <w:tc>
+          <w:tcPr>
+            <w:tcW w:type="dxa" w:w="1440"/>
+            <w:shd w:fill="FFFFFF"/>
+            <w:tcMar>
+              <w:top w:w="100" w:type="dxa"/>
+              <w:bottom w:w="100" w:type="dxa"/>
+              <w:left w:w="120" w:type="dxa"/>
+              <w:right w:w="120" w:type="dxa"/>
+            </w:tcMar>
+            <w:tcBorders>
+              <w:top w:val="single" w:sz="4" w:space="0" w:color="CCCCCC"/>
+              <w:bottom w:val="single" w:sz="4" w:space="0" w:color="CCCCCC"/>
+              <w:left w:val="single" w:sz="4" w:space="0" w:color="CCCCCC"/>
+              <w:right w:val="single" w:sz="4" w:space="0" w:color="CCCCCC"/>
+            </w:tcBorders>
+          </w:tcPr>
+          <w:p>
+            <w:pPr>
+              <w:spacing w:before="60" w:after="60" w:line="252" w:lineRule="auto"/>
+              <w:jc w:val="left"/>
+            </w:pPr>
+            <w:r/>
+            <w:r>
+              <w:t>714.25</w:t>
+            </w:r>
+          </w:p>
+        </w:tc>
+        <w:tc>
+          <w:tcPr>
+            <w:tcW w:type="dxa" w:w="2016"/>
+            <w:shd w:fill="FFFFFF"/>
+            <w:tcMar>
+              <w:top w:w="100" w:type="dxa"/>
+              <w:bottom w:w="100" w:type="dxa"/>
+              <w:left w:w="120" w:type="dxa"/>
+              <w:right w:w="120" w:type="dxa"/>
+            </w:tcMar>
+            <w:tcBorders>
+              <w:top w:val="single" w:sz="4" w:space="0" w:color="CCCCCC"/>
+              <w:bottom w:val="single" w:sz="4" w:space="0" w:color="CCCCCC"/>
+              <w:left w:val="single" w:sz="4" w:space="0" w:color="CCCCCC"/>
+              <w:right w:val="single" w:sz="4" w:space="0" w:color="CCCCCC"/>
+            </w:tcBorders>
+          </w:tcPr>
+          <w:p>
+            <w:pPr>
+              <w:spacing w:before="60" w:after="60" w:line="252" w:lineRule="auto"/>
+              <w:jc w:val="left"/>
+            </w:pPr>
+            <w:r/>
+            <w:r>
+              <w:t>720.75</w:t>
+            </w:r>
+          </w:p>
+        </w:tc>
+        <w:tc>
+          <w:tcPr>
+            <w:tcW w:type="dxa" w:w="1152"/>
+            <w:shd w:fill="FFFFFF"/>
+            <w:tcMar>
+              <w:top w:w="100" w:type="dxa"/>
+              <w:bottom w:w="100" w:type="dxa"/>
+              <w:left w:w="120" w:type="dxa"/>
+              <w:right w:w="120" w:type="dxa"/>
+            </w:tcMar>
+            <w:tcBorders>
+              <w:top w:val="single" w:sz="4" w:space="0" w:color="CCCCCC"/>
+              <w:bottom w:val="single" w:sz="4" w:space="0" w:color="CCCCCC"/>
+              <w:left w:val="single" w:sz="4" w:space="0" w:color="CCCCCC"/>
+              <w:right w:val="single" w:sz="4" w:space="0" w:color="CCCCCC"/>
+            </w:tcBorders>
+          </w:tcPr>
+          <w:p>
+            <w:pPr>
+              <w:spacing w:before="60" w:after="60" w:line="252" w:lineRule="auto"/>
+              <w:jc w:val="left"/>
+            </w:pPr>
+            <w:r/>
+            <w:r>
+              <w:t>705.75</w:t>
+            </w:r>
+          </w:p>
+        </w:tc>
+        <w:tc>
+          <w:tcPr>
+            <w:tcW w:type="dxa" w:w="1728"/>
+            <w:shd w:fill="FFFFFF"/>
+            <w:tcMar>
+              <w:top w:w="100" w:type="dxa"/>
+              <w:bottom w:w="100" w:type="dxa"/>
+              <w:left w:w="120" w:type="dxa"/>
+              <w:right w:w="120" w:type="dxa"/>
+            </w:tcMar>
+            <w:tcBorders>
+              <w:top w:val="single" w:sz="4" w:space="0" w:color="CCCCCC"/>
+              <w:bottom w:val="single" w:sz="4" w:space="0" w:color="CCCCCC"/>
+              <w:left w:val="single" w:sz="4" w:space="0" w:color="CCCCCC"/>
+              <w:right w:val="single" w:sz="4" w:space="0" w:color="CCCCCC"/>
+            </w:tcBorders>
+          </w:tcPr>
+          <w:p>
+            <w:pPr>
+              <w:spacing w:before="60" w:after="60" w:line="252" w:lineRule="auto"/>
+              <w:jc w:val="left"/>
+            </w:pPr>
+            <w:r/>
+            <w:r>
+              <w:rPr>
+                <w:b/>
+              </w:rPr>
+              <w:t>714.75</w:t>
+            </w:r>
+          </w:p>
+        </w:tc>
+        <w:tc>
+          <w:tcPr>
+            <w:tcW w:type="dxa" w:w="3456"/>
+            <w:shd w:fill="FFFFFF"/>
+            <w:tcMar>
+              <w:top w:w="100" w:type="dxa"/>
+              <w:bottom w:w="100" w:type="dxa"/>
+              <w:left w:w="120" w:type="dxa"/>
+              <w:right w:w="120" w:type="dxa"/>
+            </w:tcMar>
+            <w:tcBorders>
+              <w:top w:val="single" w:sz="4" w:space="0" w:color="CCCCCC"/>
+              <w:bottom w:val="single" w:sz="4" w:space="0" w:color="CCCCCC"/>
+              <w:left w:val="single" w:sz="4" w:space="0" w:color="CCCCCC"/>
+              <w:right w:val="single" w:sz="4" w:space="0" w:color="CCCCCC"/>
+            </w:tcBorders>
+          </w:tcPr>
+          <w:p>
+            <w:pPr>
+              <w:spacing w:before="60" w:after="60" w:line="252" w:lineRule="auto"/>
+              <w:jc w:val="left"/>
+            </w:pPr>
+            <w:r/>
+            <w:r>
+              <w:rPr>
+                <w:b/>
+              </w:rPr>
+              <w:t>+0.50</w:t>
+            </w:r>
+          </w:p>
+        </w:tc>
+        <w:tc>
+          <w:tcPr>
+            <w:tcW w:type="dxa" w:w="1440"/>
+            <w:shd w:fill="FFFFFF"/>
+            <w:tcMar>
+              <w:top w:w="100" w:type="dxa"/>
+              <w:bottom w:w="100" w:type="dxa"/>
+              <w:left w:w="120" w:type="dxa"/>
+              <w:right w:w="120" w:type="dxa"/>
+            </w:tcMar>
+            <w:tcBorders>
+              <w:top w:val="single" w:sz="4" w:space="0" w:color="CCCCCC"/>
+              <w:bottom w:val="single" w:sz="4" w:space="0" w:color="CCCCCC"/>
+              <w:left w:val="single" w:sz="4" w:space="0" w:color="CCCCCC"/>
+              <w:right w:val="single" w:sz="4" w:space="0" w:color="CCCCCC"/>
+            </w:tcBorders>
+          </w:tcPr>
+          <w:p>
+            <w:pPr>
+              <w:spacing w:before="60" w:after="60" w:line="252" w:lineRule="auto"/>
+              <w:jc w:val="left"/>
+            </w:pPr>
+            <w:r/>
+            <w:r>
+              <w:t>BULL</w:t>
+            </w:r>
+          </w:p>
+        </w:tc>
+      </w:tr>
+      <w:tr>
+        <w:tc>
+          <w:tcPr>
+            <w:tcW w:type="dxa" w:w="1584"/>
+            <w:shd w:fill="F8FAFC"/>
+            <w:tcMar>
+              <w:top w:w="100" w:type="dxa"/>
+              <w:bottom w:w="100" w:type="dxa"/>
+              <w:left w:w="120" w:type="dxa"/>
+              <w:right w:w="120" w:type="dxa"/>
+            </w:tcMar>
+            <w:tcBorders>
+              <w:top w:val="single" w:sz="4" w:space="0" w:color="CCCCCC"/>
+              <w:bottom w:val="single" w:sz="4" w:space="0" w:color="CCCCCC"/>
+              <w:left w:val="single" w:sz="4" w:space="0" w:color="CCCCCC"/>
+              <w:right w:val="single" w:sz="4" w:space="0" w:color="CCCCCC"/>
+            </w:tcBorders>
+          </w:tcPr>
+          <w:p>
+            <w:pPr>
+              <w:spacing w:before="60" w:after="60" w:line="252" w:lineRule="auto"/>
+              <w:jc w:val="left"/>
+            </w:pPr>
+            <w:r/>
+            <w:r>
+              <w:rPr>
+                <w:b/>
+              </w:rPr>
+              <w:t>Thu 01/10</w:t>
+            </w:r>
+          </w:p>
+        </w:tc>
+        <w:tc>
+          <w:tcPr>
+            <w:tcW w:type="dxa" w:w="864"/>
+            <w:shd w:fill="F8FAFC"/>
+            <w:tcMar>
+              <w:top w:w="100" w:type="dxa"/>
+              <w:bottom w:w="100" w:type="dxa"/>
+              <w:left w:w="120" w:type="dxa"/>
+              <w:right w:w="120" w:type="dxa"/>
+            </w:tcMar>
+            <w:tcBorders>
+              <w:top w:val="single" w:sz="4" w:space="0" w:color="CCCCCC"/>
+              <w:bottom w:val="single" w:sz="4" w:space="0" w:color="CCCCCC"/>
+              <w:left w:val="single" w:sz="4" w:space="0" w:color="CCCCCC"/>
+              <w:right w:val="single" w:sz="4" w:space="0" w:color="CCCCCC"/>
+            </w:tcBorders>
+          </w:tcPr>
+          <w:p>
+            <w:pPr>
+              <w:spacing w:before="60" w:after="60" w:line="252" w:lineRule="auto"/>
+              <w:jc w:val="left"/>
+            </w:pPr>
+            <w:r/>
+            <w:r>
+              <w:t>NY Open 21-23</w:t>
+            </w:r>
+          </w:p>
+        </w:tc>
+        <w:tc>
+          <w:tcPr>
+            <w:tcW w:type="dxa" w:w="1440"/>
+            <w:shd w:fill="F8FAFC"/>
+            <w:tcMar>
+              <w:top w:w="100" w:type="dxa"/>
+              <w:bottom w:w="100" w:type="dxa"/>
+              <w:left w:w="120" w:type="dxa"/>
+              <w:right w:w="120" w:type="dxa"/>
+            </w:tcMar>
+            <w:tcBorders>
+              <w:top w:val="single" w:sz="4" w:space="0" w:color="CCCCCC"/>
+              <w:bottom w:val="single" w:sz="4" w:space="0" w:color="CCCCCC"/>
+              <w:left w:val="single" w:sz="4" w:space="0" w:color="CCCCCC"/>
+              <w:right w:val="single" w:sz="4" w:space="0" w:color="CCCCCC"/>
+            </w:tcBorders>
+          </w:tcPr>
+          <w:p>
+            <w:pPr>
+              <w:spacing w:before="60" w:after="60" w:line="252" w:lineRule="auto"/>
+              <w:jc w:val="left"/>
+            </w:pPr>
+            <w:r/>
+            <w:r>
+              <w:t>714.75</w:t>
+            </w:r>
+          </w:p>
+        </w:tc>
+        <w:tc>
+          <w:tcPr>
+            <w:tcW w:type="dxa" w:w="2016"/>
+            <w:shd w:fill="F8FAFC"/>
+            <w:tcMar>
+              <w:top w:w="100" w:type="dxa"/>
+              <w:bottom w:w="100" w:type="dxa"/>
+              <w:left w:w="120" w:type="dxa"/>
+              <w:right w:w="120" w:type="dxa"/>
+            </w:tcMar>
+            <w:tcBorders>
+              <w:top w:val="single" w:sz="4" w:space="0" w:color="CCCCCC"/>
+              <w:bottom w:val="single" w:sz="4" w:space="0" w:color="CCCCCC"/>
+              <w:left w:val="single" w:sz="4" w:space="0" w:color="CCCCCC"/>
+              <w:right w:val="single" w:sz="4" w:space="0" w:color="CCCCCC"/>
+            </w:tcBorders>
+          </w:tcPr>
+          <w:p>
+            <w:pPr>
+              <w:spacing w:before="60" w:after="60" w:line="252" w:lineRule="auto"/>
+              <w:jc w:val="left"/>
+            </w:pPr>
+            <w:r/>
+            <w:r>
+              <w:t>725.75</w:t>
+            </w:r>
+          </w:p>
+        </w:tc>
+        <w:tc>
+          <w:tcPr>
+            <w:tcW w:type="dxa" w:w="1152"/>
+            <w:shd w:fill="F8FAFC"/>
+            <w:tcMar>
+              <w:top w:w="100" w:type="dxa"/>
+              <w:bottom w:w="100" w:type="dxa"/>
+              <w:left w:w="120" w:type="dxa"/>
+              <w:right w:w="120" w:type="dxa"/>
+            </w:tcMar>
+            <w:tcBorders>
+              <w:top w:val="single" w:sz="4" w:space="0" w:color="CCCCCC"/>
+              <w:bottom w:val="single" w:sz="4" w:space="0" w:color="CCCCCC"/>
+              <w:left w:val="single" w:sz="4" w:space="0" w:color="CCCCCC"/>
+              <w:right w:val="single" w:sz="4" w:space="0" w:color="CCCCCC"/>
+            </w:tcBorders>
+          </w:tcPr>
+          <w:p>
+            <w:pPr>
+              <w:spacing w:before="60" w:after="60" w:line="252" w:lineRule="auto"/>
+              <w:jc w:val="left"/>
+            </w:pPr>
+            <w:r/>
+            <w:r>
+              <w:t>703.00</w:t>
+            </w:r>
+          </w:p>
+        </w:tc>
+        <w:tc>
+          <w:tcPr>
+            <w:tcW w:type="dxa" w:w="1728"/>
+            <w:shd w:fill="F8FAFC"/>
+            <w:tcMar>
+              <w:top w:w="100" w:type="dxa"/>
+              <w:bottom w:w="100" w:type="dxa"/>
+              <w:left w:w="120" w:type="dxa"/>
+              <w:right w:w="120" w:type="dxa"/>
+            </w:tcMar>
+            <w:tcBorders>
+              <w:top w:val="single" w:sz="4" w:space="0" w:color="CCCCCC"/>
+              <w:bottom w:val="single" w:sz="4" w:space="0" w:color="CCCCCC"/>
+              <w:left w:val="single" w:sz="4" w:space="0" w:color="CCCCCC"/>
+              <w:right w:val="single" w:sz="4" w:space="0" w:color="CCCCCC"/>
+            </w:tcBorders>
+          </w:tcPr>
+          <w:p>
+            <w:pPr>
+              <w:spacing w:before="60" w:after="60" w:line="252" w:lineRule="auto"/>
+              <w:jc w:val="left"/>
+            </w:pPr>
+            <w:r/>
+            <w:r>
+              <w:rPr>
+                <w:b/>
+              </w:rPr>
+              <w:t>718.25</w:t>
+            </w:r>
+          </w:p>
+        </w:tc>
+        <w:tc>
+          <w:tcPr>
+            <w:tcW w:type="dxa" w:w="3456"/>
+            <w:shd w:fill="F8FAFC"/>
+            <w:tcMar>
+              <w:top w:w="100" w:type="dxa"/>
+              <w:bottom w:w="100" w:type="dxa"/>
+              <w:left w:w="120" w:type="dxa"/>
+              <w:right w:w="120" w:type="dxa"/>
+            </w:tcMar>
+            <w:tcBorders>
+              <w:top w:val="single" w:sz="4" w:space="0" w:color="CCCCCC"/>
+              <w:bottom w:val="single" w:sz="4" w:space="0" w:color="CCCCCC"/>
+              <w:left w:val="single" w:sz="4" w:space="0" w:color="CCCCCC"/>
+              <w:right w:val="single" w:sz="4" w:space="0" w:color="CCCCCC"/>
+            </w:tcBorders>
+          </w:tcPr>
+          <w:p>
+            <w:pPr>
+              <w:spacing w:before="60" w:after="60" w:line="252" w:lineRule="auto"/>
+              <w:jc w:val="left"/>
+            </w:pPr>
+            <w:r/>
+            <w:r>
+              <w:rPr>
+                <w:b/>
+              </w:rPr>
+              <w:t>+3.50</w:t>
+            </w:r>
+          </w:p>
+        </w:tc>
+        <w:tc>
+          <w:tcPr>
+            <w:tcW w:type="dxa" w:w="1440"/>
+            <w:shd w:fill="F8FAFC"/>
+            <w:tcMar>
+              <w:top w:w="100" w:type="dxa"/>
+              <w:bottom w:w="100" w:type="dxa"/>
+              <w:left w:w="120" w:type="dxa"/>
+              <w:right w:w="120" w:type="dxa"/>
+            </w:tcMar>
+            <w:tcBorders>
+              <w:top w:val="single" w:sz="4" w:space="0" w:color="CCCCCC"/>
+              <w:bottom w:val="single" w:sz="4" w:space="0" w:color="CCCCCC"/>
+              <w:left w:val="single" w:sz="4" w:space="0" w:color="CCCCCC"/>
+              <w:right w:val="single" w:sz="4" w:space="0" w:color="CCCCCC"/>
+            </w:tcBorders>
+          </w:tcPr>
+          <w:p>
+            <w:pPr>
+              <w:spacing w:before="60" w:after="60" w:line="252" w:lineRule="auto"/>
+              <w:jc w:val="left"/>
+            </w:pPr>
+            <w:r/>
+            <w:r>
+              <w:t>BULL</w:t>
+            </w:r>
+          </w:p>
+        </w:tc>
+      </w:tr>
+      <w:tr>
+        <w:tc>
+          <w:tcPr>
+            <w:tcW w:type="dxa" w:w="1584"/>
+            <w:shd w:fill="FFFFFF"/>
+            <w:tcMar>
+              <w:top w:w="100" w:type="dxa"/>
+              <w:bottom w:w="100" w:type="dxa"/>
+              <w:left w:w="120" w:type="dxa"/>
+              <w:right w:w="120" w:type="dxa"/>
+            </w:tcMar>
+            <w:tcBorders>
+              <w:top w:val="single" w:sz="4" w:space="0" w:color="CCCCCC"/>
+              <w:bottom w:val="single" w:sz="4" w:space="0" w:color="CCCCCC"/>
+              <w:left w:val="single" w:sz="4" w:space="0" w:color="CCCCCC"/>
+              <w:right w:val="single" w:sz="4" w:space="0" w:color="CCCCCC"/>
+            </w:tcBorders>
+          </w:tcPr>
+          <w:p>
+            <w:pPr>
+              <w:spacing w:before="60" w:after="60" w:line="252" w:lineRule="auto"/>
+              <w:jc w:val="left"/>
+            </w:pPr>
+            <w:r/>
+            <w:r>
+              <w:rPr>
+                <w:b/>
+              </w:rPr>
+              <w:t>Thu 01/10</w:t>
+            </w:r>
+          </w:p>
+        </w:tc>
+        <w:tc>
+          <w:tcPr>
+            <w:tcW w:type="dxa" w:w="864"/>
+            <w:shd w:fill="FFFFFF"/>
+            <w:tcMar>
+              <w:top w:w="100" w:type="dxa"/>
+              <w:bottom w:w="100" w:type="dxa"/>
+              <w:left w:w="120" w:type="dxa"/>
+              <w:right w:w="120" w:type="dxa"/>
+            </w:tcMar>
+            <w:tcBorders>
+              <w:top w:val="single" w:sz="4" w:space="0" w:color="CCCCCC"/>
+              <w:bottom w:val="single" w:sz="4" w:space="0" w:color="CCCCCC"/>
+              <w:left w:val="single" w:sz="4" w:space="0" w:color="CCCCCC"/>
+              <w:right w:val="single" w:sz="4" w:space="0" w:color="CCCCCC"/>
+            </w:tcBorders>
+          </w:tcPr>
+          <w:p>
+            <w:pPr>
+              <w:spacing w:before="60" w:after="60" w:line="252" w:lineRule="auto"/>
+              <w:jc w:val="left"/>
+            </w:pPr>
+            <w:r/>
+            <w:r>
+              <w:t>NY Close 23-01</w:t>
+            </w:r>
+          </w:p>
+        </w:tc>
+        <w:tc>
+          <w:tcPr>
+            <w:tcW w:type="dxa" w:w="1440"/>
+            <w:shd w:fill="FFFFFF"/>
+            <w:tcMar>
+              <w:top w:w="100" w:type="dxa"/>
+              <w:bottom w:w="100" w:type="dxa"/>
+              <w:left w:w="120" w:type="dxa"/>
+              <w:right w:w="120" w:type="dxa"/>
+            </w:tcMar>
+            <w:tcBorders>
+              <w:top w:val="single" w:sz="4" w:space="0" w:color="CCCCCC"/>
+              <w:bottom w:val="single" w:sz="4" w:space="0" w:color="CCCCCC"/>
+              <w:left w:val="single" w:sz="4" w:space="0" w:color="CCCCCC"/>
+              <w:right w:val="single" w:sz="4" w:space="0" w:color="CCCCCC"/>
+            </w:tcBorders>
+          </w:tcPr>
+          <w:p>
+            <w:pPr>
+              <w:spacing w:before="60" w:after="60" w:line="252" w:lineRule="auto"/>
+              <w:jc w:val="left"/>
+            </w:pPr>
+            <w:r/>
+            <w:r>
+              <w:t>718.25</w:t>
+            </w:r>
+          </w:p>
+        </w:tc>
+        <w:tc>
+          <w:tcPr>
+            <w:tcW w:type="dxa" w:w="2016"/>
+            <w:shd w:fill="FFFFFF"/>
+            <w:tcMar>
+              <w:top w:w="100" w:type="dxa"/>
+              <w:bottom w:w="100" w:type="dxa"/>
+              <w:left w:w="120" w:type="dxa"/>
+              <w:right w:w="120" w:type="dxa"/>
+            </w:tcMar>
+            <w:tcBorders>
+              <w:top w:val="single" w:sz="4" w:space="0" w:color="CCCCCC"/>
+              <w:bottom w:val="single" w:sz="4" w:space="0" w:color="CCCCCC"/>
+              <w:left w:val="single" w:sz="4" w:space="0" w:color="CCCCCC"/>
+              <w:right w:val="single" w:sz="4" w:space="0" w:color="CCCCCC"/>
+            </w:tcBorders>
+          </w:tcPr>
+          <w:p>
+            <w:pPr>
+              <w:spacing w:before="60" w:after="60" w:line="252" w:lineRule="auto"/>
+              <w:jc w:val="left"/>
+            </w:pPr>
+            <w:r/>
+            <w:r>
+              <w:t>723.75</w:t>
+            </w:r>
+          </w:p>
+        </w:tc>
+        <w:tc>
+          <w:tcPr>
+            <w:tcW w:type="dxa" w:w="1152"/>
+            <w:shd w:fill="FFFFFF"/>
+            <w:tcMar>
+              <w:top w:w="100" w:type="dxa"/>
+              <w:bottom w:w="100" w:type="dxa"/>
+              <w:left w:w="120" w:type="dxa"/>
+              <w:right w:w="120" w:type="dxa"/>
+            </w:tcMar>
+            <w:tcBorders>
+              <w:top w:val="single" w:sz="4" w:space="0" w:color="CCCCCC"/>
+              <w:bottom w:val="single" w:sz="4" w:space="0" w:color="CCCCCC"/>
+              <w:left w:val="single" w:sz="4" w:space="0" w:color="CCCCCC"/>
+              <w:right w:val="single" w:sz="4" w:space="0" w:color="CCCCCC"/>
+            </w:tcBorders>
+          </w:tcPr>
+          <w:p>
+            <w:pPr>
+              <w:spacing w:before="60" w:after="60" w:line="252" w:lineRule="auto"/>
+              <w:jc w:val="left"/>
+            </w:pPr>
+            <w:r/>
+            <w:r>
+              <w:t>710.50</w:t>
+            </w:r>
+          </w:p>
+        </w:tc>
+        <w:tc>
+          <w:tcPr>
+            <w:tcW w:type="dxa" w:w="1728"/>
+            <w:shd w:fill="FFFFFF"/>
+            <w:tcMar>
+              <w:top w:w="100" w:type="dxa"/>
+              <w:bottom w:w="100" w:type="dxa"/>
+              <w:left w:w="120" w:type="dxa"/>
+              <w:right w:w="120" w:type="dxa"/>
+            </w:tcMar>
+            <w:tcBorders>
+              <w:top w:val="single" w:sz="4" w:space="0" w:color="CCCCCC"/>
+              <w:bottom w:val="single" w:sz="4" w:space="0" w:color="CCCCCC"/>
+              <w:left w:val="single" w:sz="4" w:space="0" w:color="CCCCCC"/>
+              <w:right w:val="single" w:sz="4" w:space="0" w:color="CCCCCC"/>
+            </w:tcBorders>
+          </w:tcPr>
+          <w:p>
+            <w:pPr>
+              <w:spacing w:before="60" w:after="60" w:line="252" w:lineRule="auto"/>
+              <w:jc w:val="left"/>
+            </w:pPr>
+            <w:r/>
+            <w:r>
+              <w:rPr>
+                <w:b/>
+              </w:rPr>
+              <w:t>719.00</w:t>
+            </w:r>
+          </w:p>
+        </w:tc>
+        <w:tc>
+          <w:tcPr>
+            <w:tcW w:type="dxa" w:w="3456"/>
+            <w:shd w:fill="FFFFFF"/>
+            <w:tcMar>
+              <w:top w:w="100" w:type="dxa"/>
+              <w:bottom w:w="100" w:type="dxa"/>
+              <w:left w:w="120" w:type="dxa"/>
+              <w:right w:w="120" w:type="dxa"/>
+            </w:tcMar>
+            <w:tcBorders>
+              <w:top w:val="single" w:sz="4" w:space="0" w:color="CCCCCC"/>
+              <w:bottom w:val="single" w:sz="4" w:space="0" w:color="CCCCCC"/>
+              <w:left w:val="single" w:sz="4" w:space="0" w:color="CCCCCC"/>
+              <w:right w:val="single" w:sz="4" w:space="0" w:color="CCCCCC"/>
+            </w:tcBorders>
+          </w:tcPr>
+          <w:p>
+            <w:pPr>
+              <w:spacing w:before="60" w:after="60" w:line="252" w:lineRule="auto"/>
+              <w:jc w:val="left"/>
+            </w:pPr>
+            <w:r/>
+            <w:r>
+              <w:rPr>
+                <w:b/>
+              </w:rPr>
+              <w:t>+0.75</w:t>
+            </w:r>
+          </w:p>
+        </w:tc>
+        <w:tc>
+          <w:tcPr>
+            <w:tcW w:type="dxa" w:w="1440"/>
+            <w:shd w:fill="FFFFFF"/>
+            <w:tcMar>
+              <w:top w:w="100" w:type="dxa"/>
+              <w:bottom w:w="100" w:type="dxa"/>
+              <w:left w:w="120" w:type="dxa"/>
+              <w:right w:w="120" w:type="dxa"/>
+            </w:tcMar>
+            <w:tcBorders>
+              <w:top w:val="single" w:sz="4" w:space="0" w:color="CCCCCC"/>
+              <w:bottom w:val="single" w:sz="4" w:space="0" w:color="CCCCCC"/>
+              <w:left w:val="single" w:sz="4" w:space="0" w:color="CCCCCC"/>
+              <w:right w:val="single" w:sz="4" w:space="0" w:color="CCCCCC"/>
+            </w:tcBorders>
+          </w:tcPr>
+          <w:p>
+            <w:pPr>
+              <w:spacing w:before="60" w:after="60" w:line="252" w:lineRule="auto"/>
+              <w:jc w:val="left"/>
+            </w:pPr>
+            <w:r/>
+            <w:r>
+              <w:t>BULL</w:t>
+            </w:r>
+          </w:p>
+        </w:tc>
+      </w:tr>
+      <w:tr>
+        <w:tc>
+          <w:tcPr>
+            <w:tcW w:type="dxa" w:w="1584"/>
+            <w:shd w:fill="F8FAFC"/>
+            <w:tcMar>
+              <w:top w:w="100" w:type="dxa"/>
+              <w:bottom w:w="100" w:type="dxa"/>
+              <w:left w:w="120" w:type="dxa"/>
+              <w:right w:w="120" w:type="dxa"/>
+            </w:tcMar>
+            <w:tcBorders>
+              <w:top w:val="single" w:sz="4" w:space="0" w:color="CCCCCC"/>
+              <w:bottom w:val="single" w:sz="4" w:space="0" w:color="CCCCCC"/>
+              <w:left w:val="single" w:sz="4" w:space="0" w:color="CCCCCC"/>
+              <w:right w:val="single" w:sz="4" w:space="0" w:color="CCCCCC"/>
+            </w:tcBorders>
+          </w:tcPr>
+          <w:p>
+            <w:pPr>
+              <w:spacing w:before="60" w:after="60" w:line="252" w:lineRule="auto"/>
+              <w:jc w:val="left"/>
+            </w:pPr>
+            <w:r/>
+            <w:r>
+              <w:rPr>
+                <w:b/>
+              </w:rPr>
+              <w:t>Fri 02/10</w:t>
+            </w:r>
+          </w:p>
+        </w:tc>
+        <w:tc>
+          <w:tcPr>
+            <w:tcW w:type="dxa" w:w="864"/>
+            <w:shd w:fill="F8FAFC"/>
+            <w:tcMar>
+              <w:top w:w="100" w:type="dxa"/>
+              <w:bottom w:w="100" w:type="dxa"/>
+              <w:left w:w="120" w:type="dxa"/>
+              <w:right w:w="120" w:type="dxa"/>
+            </w:tcMar>
+            <w:tcBorders>
+              <w:top w:val="single" w:sz="4" w:space="0" w:color="CCCCCC"/>
+              <w:bottom w:val="single" w:sz="4" w:space="0" w:color="CCCCCC"/>
+              <w:left w:val="single" w:sz="4" w:space="0" w:color="CCCCCC"/>
+              <w:right w:val="single" w:sz="4" w:space="0" w:color="CCCCCC"/>
+            </w:tcBorders>
+          </w:tcPr>
+          <w:p>
+            <w:pPr>
+              <w:spacing w:before="60" w:after="60" w:line="252" w:lineRule="auto"/>
+              <w:jc w:val="left"/>
+            </w:pPr>
+            <w:r/>
+            <w:r>
+              <w:t>Asia 07-11</w:t>
+            </w:r>
+          </w:p>
+        </w:tc>
+        <w:tc>
+          <w:tcPr>
+            <w:tcW w:type="dxa" w:w="1440"/>
+            <w:shd w:fill="F8FAFC"/>
+            <w:tcMar>
+              <w:top w:w="100" w:type="dxa"/>
+              <w:bottom w:w="100" w:type="dxa"/>
+              <w:left w:w="120" w:type="dxa"/>
+              <w:right w:w="120" w:type="dxa"/>
+            </w:tcMar>
+            <w:tcBorders>
+              <w:top w:val="single" w:sz="4" w:space="0" w:color="CCCCCC"/>
+              <w:bottom w:val="single" w:sz="4" w:space="0" w:color="CCCCCC"/>
+              <w:left w:val="single" w:sz="4" w:space="0" w:color="CCCCCC"/>
+              <w:right w:val="single" w:sz="4" w:space="0" w:color="CCCCCC"/>
+            </w:tcBorders>
+          </w:tcPr>
+          <w:p>
+            <w:pPr>
+              <w:spacing w:before="60" w:after="60" w:line="252" w:lineRule="auto"/>
+              <w:jc w:val="left"/>
+            </w:pPr>
+            <w:r/>
+            <w:r>
+              <w:t>719.00</w:t>
+            </w:r>
+          </w:p>
+        </w:tc>
+        <w:tc>
+          <w:tcPr>
+            <w:tcW w:type="dxa" w:w="2016"/>
+            <w:shd w:fill="F8FAFC"/>
+            <w:tcMar>
+              <w:top w:w="100" w:type="dxa"/>
+              <w:bottom w:w="100" w:type="dxa"/>
+              <w:left w:w="120" w:type="dxa"/>
+              <w:right w:w="120" w:type="dxa"/>
+            </w:tcMar>
+            <w:tcBorders>
+              <w:top w:val="single" w:sz="4" w:space="0" w:color="CCCCCC"/>
+              <w:bottom w:val="single" w:sz="4" w:space="0" w:color="CCCCCC"/>
+              <w:left w:val="single" w:sz="4" w:space="0" w:color="CCCCCC"/>
+              <w:right w:val="single" w:sz="4" w:space="0" w:color="CCCCCC"/>
+            </w:tcBorders>
+          </w:tcPr>
+          <w:p>
+            <w:pPr>
+              <w:spacing w:before="60" w:after="60" w:line="252" w:lineRule="auto"/>
+              <w:jc w:val="left"/>
+            </w:pPr>
+            <w:r/>
+            <w:r>
+              <w:t>728.25</w:t>
+            </w:r>
+          </w:p>
+        </w:tc>
+        <w:tc>
+          <w:tcPr>
+            <w:tcW w:type="dxa" w:w="1152"/>
+            <w:shd w:fill="F8FAFC"/>
+            <w:tcMar>
+              <w:top w:w="100" w:type="dxa"/>
+              <w:bottom w:w="100" w:type="dxa"/>
+              <w:left w:w="120" w:type="dxa"/>
+              <w:right w:w="120" w:type="dxa"/>
+            </w:tcMar>
+            <w:tcBorders>
+              <w:top w:val="single" w:sz="4" w:space="0" w:color="CCCCCC"/>
+              <w:bottom w:val="single" w:sz="4" w:space="0" w:color="CCCCCC"/>
+              <w:left w:val="single" w:sz="4" w:space="0" w:color="CCCCCC"/>
+              <w:right w:val="single" w:sz="4" w:space="0" w:color="CCCCCC"/>
+            </w:tcBorders>
+          </w:tcPr>
+          <w:p>
+            <w:pPr>
+              <w:spacing w:before="60" w:after="60" w:line="252" w:lineRule="auto"/>
+              <w:jc w:val="left"/>
+            </w:pPr>
+            <w:r/>
+            <w:r>
+              <w:t>712.50</w:t>
+            </w:r>
+          </w:p>
+        </w:tc>
+        <w:tc>
+          <w:tcPr>
+            <w:tcW w:type="dxa" w:w="1728"/>
+            <w:shd w:fill="F8FAFC"/>
+            <w:tcMar>
+              <w:top w:w="100" w:type="dxa"/>
+              <w:bottom w:w="100" w:type="dxa"/>
+              <w:left w:w="120" w:type="dxa"/>
+              <w:right w:w="120" w:type="dxa"/>
+            </w:tcMar>
+            <w:tcBorders>
+              <w:top w:val="single" w:sz="4" w:space="0" w:color="CCCCCC"/>
+              <w:bottom w:val="single" w:sz="4" w:space="0" w:color="CCCCCC"/>
+              <w:left w:val="single" w:sz="4" w:space="0" w:color="CCCCCC"/>
+              <w:right w:val="single" w:sz="4" w:space="0" w:color="CCCCCC"/>
+            </w:tcBorders>
+          </w:tcPr>
+          <w:p>
+            <w:pPr>
+              <w:spacing w:before="60" w:after="60" w:line="252" w:lineRule="auto"/>
+              <w:jc w:val="left"/>
+            </w:pPr>
+            <w:r/>
+            <w:r>
+              <w:rPr>
+                <w:b/>
+              </w:rPr>
+              <w:t>718.25</w:t>
+            </w:r>
+          </w:p>
+        </w:tc>
+        <w:tc>
+          <w:tcPr>
+            <w:tcW w:type="dxa" w:w="3456"/>
+            <w:shd w:fill="F8FAFC"/>
             <w:tcMar>
               <w:top w:w="100" w:type="dxa"/>
               <w:bottom w:w="100" w:type="dxa"/>
@@ -27518,7 +30103,7 @@
         <w:tc>
           <w:tcPr>
             <w:tcW w:type="dxa" w:w="1440"/>
-            <w:shd w:fill="FFFFFF"/>
+            <w:shd w:fill="F8FAFC"/>
             <w:tcMar>
               <w:top w:w="100" w:type="dxa"/>
               <w:bottom w:w="100" w:type="dxa"/>
@@ -27548,7 +30133,7 @@
         <w:tc>
           <w:tcPr>
             <w:tcW w:type="dxa" w:w="1584"/>
-            <w:shd w:fill="F8FAFC"/>
+            <w:shd w:fill="FFFFFF"/>
             <w:tcMar>
               <w:top w:w="100" w:type="dxa"/>
               <w:bottom w:w="100" w:type="dxa"/>
@@ -27572,126 +30157,126 @@
               <w:rPr>
                 <w:b/>
               </w:rPr>
-              <w:t>Wed 30/09</w:t>
+              <w:t>Fri 02/10</w:t>
             </w:r>
           </w:p>
         </w:tc>
         <w:tc>
           <w:tcPr>
             <w:tcW w:type="dxa" w:w="864"/>
-            <w:shd w:fill="F8FAFC"/>
-            <w:tcMar>
-              <w:top w:w="100" w:type="dxa"/>
-              <w:bottom w:w="100" w:type="dxa"/>
-              <w:left w:w="120" w:type="dxa"/>
-              <w:right w:w="120" w:type="dxa"/>
-            </w:tcMar>
-            <w:tcBorders>
-              <w:top w:val="single" w:sz="4" w:space="0" w:color="CCCCCC"/>
-              <w:bottom w:val="single" w:sz="4" w:space="0" w:color="CCCCCC"/>
-              <w:left w:val="single" w:sz="4" w:space="0" w:color="CCCCCC"/>
-              <w:right w:val="single" w:sz="4" w:space="0" w:color="CCCCCC"/>
-            </w:tcBorders>
-          </w:tcPr>
-          <w:p>
-            <w:pPr>
-              <w:spacing w:before="60" w:after="60" w:line="252" w:lineRule="auto"/>
-              <w:jc w:val="left"/>
-            </w:pPr>
-            <w:r/>
-            <w:r>
-              <w:t>London 15-19</w:t>
+            <w:shd w:fill="FFFFFF"/>
+            <w:tcMar>
+              <w:top w:w="100" w:type="dxa"/>
+              <w:bottom w:w="100" w:type="dxa"/>
+              <w:left w:w="120" w:type="dxa"/>
+              <w:right w:w="120" w:type="dxa"/>
+            </w:tcMar>
+            <w:tcBorders>
+              <w:top w:val="single" w:sz="4" w:space="0" w:color="CCCCCC"/>
+              <w:bottom w:val="single" w:sz="4" w:space="0" w:color="CCCCCC"/>
+              <w:left w:val="single" w:sz="4" w:space="0" w:color="CCCCCC"/>
+              <w:right w:val="single" w:sz="4" w:space="0" w:color="CCCCCC"/>
+            </w:tcBorders>
+          </w:tcPr>
+          <w:p>
+            <w:pPr>
+              <w:spacing w:before="60" w:after="60" w:line="252" w:lineRule="auto"/>
+              <w:jc w:val="left"/>
+            </w:pPr>
+            <w:r/>
+            <w:r>
+              <w:t>Asia 11-15</w:t>
             </w:r>
           </w:p>
         </w:tc>
         <w:tc>
           <w:tcPr>
             <w:tcW w:type="dxa" w:w="1440"/>
-            <w:shd w:fill="F8FAFC"/>
-            <w:tcMar>
-              <w:top w:w="100" w:type="dxa"/>
-              <w:bottom w:w="100" w:type="dxa"/>
-              <w:left w:w="120" w:type="dxa"/>
-              <w:right w:w="120" w:type="dxa"/>
-            </w:tcMar>
-            <w:tcBorders>
-              <w:top w:val="single" w:sz="4" w:space="0" w:color="CCCCCC"/>
-              <w:bottom w:val="single" w:sz="4" w:space="0" w:color="CCCCCC"/>
-              <w:left w:val="single" w:sz="4" w:space="0" w:color="CCCCCC"/>
-              <w:right w:val="single" w:sz="4" w:space="0" w:color="CCCCCC"/>
-            </w:tcBorders>
-          </w:tcPr>
-          <w:p>
-            <w:pPr>
-              <w:spacing w:before="60" w:after="60" w:line="252" w:lineRule="auto"/>
-              <w:jc w:val="left"/>
-            </w:pPr>
-            <w:r/>
-            <w:r>
-              <w:t>711.75</w:t>
+            <w:shd w:fill="FFFFFF"/>
+            <w:tcMar>
+              <w:top w:w="100" w:type="dxa"/>
+              <w:bottom w:w="100" w:type="dxa"/>
+              <w:left w:w="120" w:type="dxa"/>
+              <w:right w:w="120" w:type="dxa"/>
+            </w:tcMar>
+            <w:tcBorders>
+              <w:top w:val="single" w:sz="4" w:space="0" w:color="CCCCCC"/>
+              <w:bottom w:val="single" w:sz="4" w:space="0" w:color="CCCCCC"/>
+              <w:left w:val="single" w:sz="4" w:space="0" w:color="CCCCCC"/>
+              <w:right w:val="single" w:sz="4" w:space="0" w:color="CCCCCC"/>
+            </w:tcBorders>
+          </w:tcPr>
+          <w:p>
+            <w:pPr>
+              <w:spacing w:before="60" w:after="60" w:line="252" w:lineRule="auto"/>
+              <w:jc w:val="left"/>
+            </w:pPr>
+            <w:r/>
+            <w:r>
+              <w:t>718.25</w:t>
             </w:r>
           </w:p>
         </w:tc>
         <w:tc>
           <w:tcPr>
             <w:tcW w:type="dxa" w:w="2016"/>
-            <w:shd w:fill="F8FAFC"/>
-            <w:tcMar>
-              <w:top w:w="100" w:type="dxa"/>
-              <w:bottom w:w="100" w:type="dxa"/>
-              <w:left w:w="120" w:type="dxa"/>
-              <w:right w:w="120" w:type="dxa"/>
-            </w:tcMar>
-            <w:tcBorders>
-              <w:top w:val="single" w:sz="4" w:space="0" w:color="CCCCCC"/>
-              <w:bottom w:val="single" w:sz="4" w:space="0" w:color="CCCCCC"/>
-              <w:left w:val="single" w:sz="4" w:space="0" w:color="CCCCCC"/>
-              <w:right w:val="single" w:sz="4" w:space="0" w:color="CCCCCC"/>
-            </w:tcBorders>
-          </w:tcPr>
-          <w:p>
-            <w:pPr>
-              <w:spacing w:before="60" w:after="60" w:line="252" w:lineRule="auto"/>
-              <w:jc w:val="left"/>
-            </w:pPr>
-            <w:r/>
-            <w:r>
-              <w:t>725.25</w:t>
+            <w:shd w:fill="FFFFFF"/>
+            <w:tcMar>
+              <w:top w:w="100" w:type="dxa"/>
+              <w:bottom w:w="100" w:type="dxa"/>
+              <w:left w:w="120" w:type="dxa"/>
+              <w:right w:w="120" w:type="dxa"/>
+            </w:tcMar>
+            <w:tcBorders>
+              <w:top w:val="single" w:sz="4" w:space="0" w:color="CCCCCC"/>
+              <w:bottom w:val="single" w:sz="4" w:space="0" w:color="CCCCCC"/>
+              <w:left w:val="single" w:sz="4" w:space="0" w:color="CCCCCC"/>
+              <w:right w:val="single" w:sz="4" w:space="0" w:color="CCCCCC"/>
+            </w:tcBorders>
+          </w:tcPr>
+          <w:p>
+            <w:pPr>
+              <w:spacing w:before="60" w:after="60" w:line="252" w:lineRule="auto"/>
+              <w:jc w:val="left"/>
+            </w:pPr>
+            <w:r/>
+            <w:r>
+              <w:t>725.75</w:t>
             </w:r>
           </w:p>
         </w:tc>
         <w:tc>
           <w:tcPr>
             <w:tcW w:type="dxa" w:w="1152"/>
-            <w:shd w:fill="F8FAFC"/>
-            <w:tcMar>
-              <w:top w:w="100" w:type="dxa"/>
-              <w:bottom w:w="100" w:type="dxa"/>
-              <w:left w:w="120" w:type="dxa"/>
-              <w:right w:w="120" w:type="dxa"/>
-            </w:tcMar>
-            <w:tcBorders>
-              <w:top w:val="single" w:sz="4" w:space="0" w:color="CCCCCC"/>
-              <w:bottom w:val="single" w:sz="4" w:space="0" w:color="CCCCCC"/>
-              <w:left w:val="single" w:sz="4" w:space="0" w:color="CCCCCC"/>
-              <w:right w:val="single" w:sz="4" w:space="0" w:color="CCCCCC"/>
-            </w:tcBorders>
-          </w:tcPr>
-          <w:p>
-            <w:pPr>
-              <w:spacing w:before="60" w:after="60" w:line="252" w:lineRule="auto"/>
-              <w:jc w:val="left"/>
-            </w:pPr>
-            <w:r/>
-            <w:r>
-              <w:t>698.75</w:t>
+            <w:shd w:fill="FFFFFF"/>
+            <w:tcMar>
+              <w:top w:w="100" w:type="dxa"/>
+              <w:bottom w:w="100" w:type="dxa"/>
+              <w:left w:w="120" w:type="dxa"/>
+              <w:right w:w="120" w:type="dxa"/>
+            </w:tcMar>
+            <w:tcBorders>
+              <w:top w:val="single" w:sz="4" w:space="0" w:color="CCCCCC"/>
+              <w:bottom w:val="single" w:sz="4" w:space="0" w:color="CCCCCC"/>
+              <w:left w:val="single" w:sz="4" w:space="0" w:color="CCCCCC"/>
+              <w:right w:val="single" w:sz="4" w:space="0" w:color="CCCCCC"/>
+            </w:tcBorders>
+          </w:tcPr>
+          <w:p>
+            <w:pPr>
+              <w:spacing w:before="60" w:after="60" w:line="252" w:lineRule="auto"/>
+              <w:jc w:val="left"/>
+            </w:pPr>
+            <w:r/>
+            <w:r>
+              <w:t>712.25</w:t>
             </w:r>
           </w:p>
         </w:tc>
         <w:tc>
           <w:tcPr>
             <w:tcW w:type="dxa" w:w="1728"/>
-            <w:shd w:fill="F8FAFC"/>
+            <w:shd w:fill="FFFFFF"/>
             <w:tcMar>
               <w:top w:w="100" w:type="dxa"/>
               <w:bottom w:w="100" w:type="dxa"/>
@@ -27715,7 +30300,712 @@
               <w:rPr>
                 <w:b/>
               </w:rPr>
-              <w:t>713.50</w:t>
+              <w:t>717.25</w:t>
+            </w:r>
+          </w:p>
+        </w:tc>
+        <w:tc>
+          <w:tcPr>
+            <w:tcW w:type="dxa" w:w="3456"/>
+            <w:shd w:fill="FFFFFF"/>
+            <w:tcMar>
+              <w:top w:w="100" w:type="dxa"/>
+              <w:bottom w:w="100" w:type="dxa"/>
+              <w:left w:w="120" w:type="dxa"/>
+              <w:right w:w="120" w:type="dxa"/>
+            </w:tcMar>
+            <w:tcBorders>
+              <w:top w:val="single" w:sz="4" w:space="0" w:color="CCCCCC"/>
+              <w:bottom w:val="single" w:sz="4" w:space="0" w:color="CCCCCC"/>
+              <w:left w:val="single" w:sz="4" w:space="0" w:color="CCCCCC"/>
+              <w:right w:val="single" w:sz="4" w:space="0" w:color="CCCCCC"/>
+            </w:tcBorders>
+          </w:tcPr>
+          <w:p>
+            <w:pPr>
+              <w:spacing w:before="60" w:after="60" w:line="252" w:lineRule="auto"/>
+              <w:jc w:val="left"/>
+            </w:pPr>
+            <w:r/>
+            <w:r>
+              <w:rPr>
+                <w:b/>
+              </w:rPr>
+              <w:t>-1.00</w:t>
+            </w:r>
+          </w:p>
+        </w:tc>
+        <w:tc>
+          <w:tcPr>
+            <w:tcW w:type="dxa" w:w="1440"/>
+            <w:shd w:fill="FFFFFF"/>
+            <w:tcMar>
+              <w:top w:w="100" w:type="dxa"/>
+              <w:bottom w:w="100" w:type="dxa"/>
+              <w:left w:w="120" w:type="dxa"/>
+              <w:right w:w="120" w:type="dxa"/>
+            </w:tcMar>
+            <w:tcBorders>
+              <w:top w:val="single" w:sz="4" w:space="0" w:color="CCCCCC"/>
+              <w:bottom w:val="single" w:sz="4" w:space="0" w:color="CCCCCC"/>
+              <w:left w:val="single" w:sz="4" w:space="0" w:color="CCCCCC"/>
+              <w:right w:val="single" w:sz="4" w:space="0" w:color="CCCCCC"/>
+            </w:tcBorders>
+          </w:tcPr>
+          <w:p>
+            <w:pPr>
+              <w:spacing w:before="60" w:after="60" w:line="252" w:lineRule="auto"/>
+              <w:jc w:val="left"/>
+            </w:pPr>
+            <w:r/>
+            <w:r>
+              <w:t>BEAR</w:t>
+            </w:r>
+          </w:p>
+        </w:tc>
+      </w:tr>
+      <w:tr>
+        <w:tc>
+          <w:tcPr>
+            <w:tcW w:type="dxa" w:w="1584"/>
+            <w:shd w:fill="F8FAFC"/>
+            <w:tcMar>
+              <w:top w:w="100" w:type="dxa"/>
+              <w:bottom w:w="100" w:type="dxa"/>
+              <w:left w:w="120" w:type="dxa"/>
+              <w:right w:w="120" w:type="dxa"/>
+            </w:tcMar>
+            <w:tcBorders>
+              <w:top w:val="single" w:sz="4" w:space="0" w:color="CCCCCC"/>
+              <w:bottom w:val="single" w:sz="4" w:space="0" w:color="CCCCCC"/>
+              <w:left w:val="single" w:sz="4" w:space="0" w:color="CCCCCC"/>
+              <w:right w:val="single" w:sz="4" w:space="0" w:color="CCCCCC"/>
+            </w:tcBorders>
+          </w:tcPr>
+          <w:p>
+            <w:pPr>
+              <w:spacing w:before="60" w:after="60" w:line="252" w:lineRule="auto"/>
+              <w:jc w:val="left"/>
+            </w:pPr>
+            <w:r/>
+            <w:r>
+              <w:rPr>
+                <w:b/>
+              </w:rPr>
+              <w:t>Fri 02/10</w:t>
+            </w:r>
+          </w:p>
+        </w:tc>
+        <w:tc>
+          <w:tcPr>
+            <w:tcW w:type="dxa" w:w="864"/>
+            <w:shd w:fill="F8FAFC"/>
+            <w:tcMar>
+              <w:top w:w="100" w:type="dxa"/>
+              <w:bottom w:w="100" w:type="dxa"/>
+              <w:left w:w="120" w:type="dxa"/>
+              <w:right w:w="120" w:type="dxa"/>
+            </w:tcMar>
+            <w:tcBorders>
+              <w:top w:val="single" w:sz="4" w:space="0" w:color="CCCCCC"/>
+              <w:bottom w:val="single" w:sz="4" w:space="0" w:color="CCCCCC"/>
+              <w:left w:val="single" w:sz="4" w:space="0" w:color="CCCCCC"/>
+              <w:right w:val="single" w:sz="4" w:space="0" w:color="CCCCCC"/>
+            </w:tcBorders>
+          </w:tcPr>
+          <w:p>
+            <w:pPr>
+              <w:spacing w:before="60" w:after="60" w:line="252" w:lineRule="auto"/>
+              <w:jc w:val="left"/>
+            </w:pPr>
+            <w:r/>
+            <w:r>
+              <w:t>London 15-19</w:t>
+            </w:r>
+          </w:p>
+        </w:tc>
+        <w:tc>
+          <w:tcPr>
+            <w:tcW w:type="dxa" w:w="1440"/>
+            <w:shd w:fill="F8FAFC"/>
+            <w:tcMar>
+              <w:top w:w="100" w:type="dxa"/>
+              <w:bottom w:w="100" w:type="dxa"/>
+              <w:left w:w="120" w:type="dxa"/>
+              <w:right w:w="120" w:type="dxa"/>
+            </w:tcMar>
+            <w:tcBorders>
+              <w:top w:val="single" w:sz="4" w:space="0" w:color="CCCCCC"/>
+              <w:bottom w:val="single" w:sz="4" w:space="0" w:color="CCCCCC"/>
+              <w:left w:val="single" w:sz="4" w:space="0" w:color="CCCCCC"/>
+              <w:right w:val="single" w:sz="4" w:space="0" w:color="CCCCCC"/>
+            </w:tcBorders>
+          </w:tcPr>
+          <w:p>
+            <w:pPr>
+              <w:spacing w:before="60" w:after="60" w:line="252" w:lineRule="auto"/>
+              <w:jc w:val="left"/>
+            </w:pPr>
+            <w:r/>
+            <w:r>
+              <w:t>717.25</w:t>
+            </w:r>
+          </w:p>
+        </w:tc>
+        <w:tc>
+          <w:tcPr>
+            <w:tcW w:type="dxa" w:w="2016"/>
+            <w:shd w:fill="F8FAFC"/>
+            <w:tcMar>
+              <w:top w:w="100" w:type="dxa"/>
+              <w:bottom w:w="100" w:type="dxa"/>
+              <w:left w:w="120" w:type="dxa"/>
+              <w:right w:w="120" w:type="dxa"/>
+            </w:tcMar>
+            <w:tcBorders>
+              <w:top w:val="single" w:sz="4" w:space="0" w:color="CCCCCC"/>
+              <w:bottom w:val="single" w:sz="4" w:space="0" w:color="CCCCCC"/>
+              <w:left w:val="single" w:sz="4" w:space="0" w:color="CCCCCC"/>
+              <w:right w:val="single" w:sz="4" w:space="0" w:color="CCCCCC"/>
+            </w:tcBorders>
+          </w:tcPr>
+          <w:p>
+            <w:pPr>
+              <w:spacing w:before="60" w:after="60" w:line="252" w:lineRule="auto"/>
+              <w:jc w:val="left"/>
+            </w:pPr>
+            <w:r/>
+            <w:r>
+              <w:t>724.25</w:t>
+            </w:r>
+          </w:p>
+        </w:tc>
+        <w:tc>
+          <w:tcPr>
+            <w:tcW w:type="dxa" w:w="1152"/>
+            <w:shd w:fill="F8FAFC"/>
+            <w:tcMar>
+              <w:top w:w="100" w:type="dxa"/>
+              <w:bottom w:w="100" w:type="dxa"/>
+              <w:left w:w="120" w:type="dxa"/>
+              <w:right w:w="120" w:type="dxa"/>
+            </w:tcMar>
+            <w:tcBorders>
+              <w:top w:val="single" w:sz="4" w:space="0" w:color="CCCCCC"/>
+              <w:bottom w:val="single" w:sz="4" w:space="0" w:color="CCCCCC"/>
+              <w:left w:val="single" w:sz="4" w:space="0" w:color="CCCCCC"/>
+              <w:right w:val="single" w:sz="4" w:space="0" w:color="CCCCCC"/>
+            </w:tcBorders>
+          </w:tcPr>
+          <w:p>
+            <w:pPr>
+              <w:spacing w:before="60" w:after="60" w:line="252" w:lineRule="auto"/>
+              <w:jc w:val="left"/>
+            </w:pPr>
+            <w:r/>
+            <w:r>
+              <w:t>703.75</w:t>
+            </w:r>
+          </w:p>
+        </w:tc>
+        <w:tc>
+          <w:tcPr>
+            <w:tcW w:type="dxa" w:w="1728"/>
+            <w:shd w:fill="F8FAFC"/>
+            <w:tcMar>
+              <w:top w:w="100" w:type="dxa"/>
+              <w:bottom w:w="100" w:type="dxa"/>
+              <w:left w:w="120" w:type="dxa"/>
+              <w:right w:w="120" w:type="dxa"/>
+            </w:tcMar>
+            <w:tcBorders>
+              <w:top w:val="single" w:sz="4" w:space="0" w:color="CCCCCC"/>
+              <w:bottom w:val="single" w:sz="4" w:space="0" w:color="CCCCCC"/>
+              <w:left w:val="single" w:sz="4" w:space="0" w:color="CCCCCC"/>
+              <w:right w:val="single" w:sz="4" w:space="0" w:color="CCCCCC"/>
+            </w:tcBorders>
+          </w:tcPr>
+          <w:p>
+            <w:pPr>
+              <w:spacing w:before="60" w:after="60" w:line="252" w:lineRule="auto"/>
+              <w:jc w:val="left"/>
+            </w:pPr>
+            <w:r/>
+            <w:r>
+              <w:rPr>
+                <w:b/>
+              </w:rPr>
+              <w:t>718.00</w:t>
+            </w:r>
+          </w:p>
+        </w:tc>
+        <w:tc>
+          <w:tcPr>
+            <w:tcW w:type="dxa" w:w="3456"/>
+            <w:shd w:fill="F8FAFC"/>
+            <w:tcMar>
+              <w:top w:w="100" w:type="dxa"/>
+              <w:bottom w:w="100" w:type="dxa"/>
+              <w:left w:w="120" w:type="dxa"/>
+              <w:right w:w="120" w:type="dxa"/>
+            </w:tcMar>
+            <w:tcBorders>
+              <w:top w:val="single" w:sz="4" w:space="0" w:color="CCCCCC"/>
+              <w:bottom w:val="single" w:sz="4" w:space="0" w:color="CCCCCC"/>
+              <w:left w:val="single" w:sz="4" w:space="0" w:color="CCCCCC"/>
+              <w:right w:val="single" w:sz="4" w:space="0" w:color="CCCCCC"/>
+            </w:tcBorders>
+          </w:tcPr>
+          <w:p>
+            <w:pPr>
+              <w:spacing w:before="60" w:after="60" w:line="252" w:lineRule="auto"/>
+              <w:jc w:val="left"/>
+            </w:pPr>
+            <w:r/>
+            <w:r>
+              <w:rPr>
+                <w:b/>
+              </w:rPr>
+              <w:t>+0.75</w:t>
+            </w:r>
+          </w:p>
+        </w:tc>
+        <w:tc>
+          <w:tcPr>
+            <w:tcW w:type="dxa" w:w="1440"/>
+            <w:shd w:fill="F8FAFC"/>
+            <w:tcMar>
+              <w:top w:w="100" w:type="dxa"/>
+              <w:bottom w:w="100" w:type="dxa"/>
+              <w:left w:w="120" w:type="dxa"/>
+              <w:right w:w="120" w:type="dxa"/>
+            </w:tcMar>
+            <w:tcBorders>
+              <w:top w:val="single" w:sz="4" w:space="0" w:color="CCCCCC"/>
+              <w:bottom w:val="single" w:sz="4" w:space="0" w:color="CCCCCC"/>
+              <w:left w:val="single" w:sz="4" w:space="0" w:color="CCCCCC"/>
+              <w:right w:val="single" w:sz="4" w:space="0" w:color="CCCCCC"/>
+            </w:tcBorders>
+          </w:tcPr>
+          <w:p>
+            <w:pPr>
+              <w:spacing w:before="60" w:after="60" w:line="252" w:lineRule="auto"/>
+              <w:jc w:val="left"/>
+            </w:pPr>
+            <w:r/>
+            <w:r>
+              <w:t>BULL</w:t>
+            </w:r>
+          </w:p>
+        </w:tc>
+      </w:tr>
+      <w:tr>
+        <w:tc>
+          <w:tcPr>
+            <w:tcW w:type="dxa" w:w="1584"/>
+            <w:shd w:fill="FFFFFF"/>
+            <w:tcMar>
+              <w:top w:w="100" w:type="dxa"/>
+              <w:bottom w:w="100" w:type="dxa"/>
+              <w:left w:w="120" w:type="dxa"/>
+              <w:right w:w="120" w:type="dxa"/>
+            </w:tcMar>
+            <w:tcBorders>
+              <w:top w:val="single" w:sz="4" w:space="0" w:color="CCCCCC"/>
+              <w:bottom w:val="single" w:sz="4" w:space="0" w:color="CCCCCC"/>
+              <w:left w:val="single" w:sz="4" w:space="0" w:color="CCCCCC"/>
+              <w:right w:val="single" w:sz="4" w:space="0" w:color="CCCCCC"/>
+            </w:tcBorders>
+          </w:tcPr>
+          <w:p>
+            <w:pPr>
+              <w:spacing w:before="60" w:after="60" w:line="252" w:lineRule="auto"/>
+              <w:jc w:val="left"/>
+            </w:pPr>
+            <w:r/>
+            <w:r>
+              <w:rPr>
+                <w:b/>
+              </w:rPr>
+              <w:t>Fri 02/10</w:t>
+            </w:r>
+          </w:p>
+        </w:tc>
+        <w:tc>
+          <w:tcPr>
+            <w:tcW w:type="dxa" w:w="864"/>
+            <w:shd w:fill="FFFFFF"/>
+            <w:tcMar>
+              <w:top w:w="100" w:type="dxa"/>
+              <w:bottom w:w="100" w:type="dxa"/>
+              <w:left w:w="120" w:type="dxa"/>
+              <w:right w:w="120" w:type="dxa"/>
+            </w:tcMar>
+            <w:tcBorders>
+              <w:top w:val="single" w:sz="4" w:space="0" w:color="CCCCCC"/>
+              <w:bottom w:val="single" w:sz="4" w:space="0" w:color="CCCCCC"/>
+              <w:left w:val="single" w:sz="4" w:space="0" w:color="CCCCCC"/>
+              <w:right w:val="single" w:sz="4" w:space="0" w:color="CCCCCC"/>
+            </w:tcBorders>
+          </w:tcPr>
+          <w:p>
+            <w:pPr>
+              <w:spacing w:before="60" w:after="60" w:line="252" w:lineRule="auto"/>
+              <w:jc w:val="left"/>
+            </w:pPr>
+            <w:r/>
+            <w:r>
+              <w:t>Pre-NY 19-21</w:t>
+            </w:r>
+          </w:p>
+        </w:tc>
+        <w:tc>
+          <w:tcPr>
+            <w:tcW w:type="dxa" w:w="1440"/>
+            <w:shd w:fill="FFFFFF"/>
+            <w:tcMar>
+              <w:top w:w="100" w:type="dxa"/>
+              <w:bottom w:w="100" w:type="dxa"/>
+              <w:left w:w="120" w:type="dxa"/>
+              <w:right w:w="120" w:type="dxa"/>
+            </w:tcMar>
+            <w:tcBorders>
+              <w:top w:val="single" w:sz="4" w:space="0" w:color="CCCCCC"/>
+              <w:bottom w:val="single" w:sz="4" w:space="0" w:color="CCCCCC"/>
+              <w:left w:val="single" w:sz="4" w:space="0" w:color="CCCCCC"/>
+              <w:right w:val="single" w:sz="4" w:space="0" w:color="CCCCCC"/>
+            </w:tcBorders>
+          </w:tcPr>
+          <w:p>
+            <w:pPr>
+              <w:spacing w:before="60" w:after="60" w:line="252" w:lineRule="auto"/>
+              <w:jc w:val="left"/>
+            </w:pPr>
+            <w:r/>
+            <w:r>
+              <w:t>718.00</w:t>
+            </w:r>
+          </w:p>
+        </w:tc>
+        <w:tc>
+          <w:tcPr>
+            <w:tcW w:type="dxa" w:w="2016"/>
+            <w:shd w:fill="FFFFFF"/>
+            <w:tcMar>
+              <w:top w:w="100" w:type="dxa"/>
+              <w:bottom w:w="100" w:type="dxa"/>
+              <w:left w:w="120" w:type="dxa"/>
+              <w:right w:w="120" w:type="dxa"/>
+            </w:tcMar>
+            <w:tcBorders>
+              <w:top w:val="single" w:sz="4" w:space="0" w:color="CCCCCC"/>
+              <w:bottom w:val="single" w:sz="4" w:space="0" w:color="CCCCCC"/>
+              <w:left w:val="single" w:sz="4" w:space="0" w:color="CCCCCC"/>
+              <w:right w:val="single" w:sz="4" w:space="0" w:color="CCCCCC"/>
+            </w:tcBorders>
+          </w:tcPr>
+          <w:p>
+            <w:pPr>
+              <w:spacing w:before="60" w:after="60" w:line="252" w:lineRule="auto"/>
+              <w:jc w:val="left"/>
+            </w:pPr>
+            <w:r/>
+            <w:r>
+              <w:t>727.25</w:t>
+            </w:r>
+          </w:p>
+        </w:tc>
+        <w:tc>
+          <w:tcPr>
+            <w:tcW w:type="dxa" w:w="1152"/>
+            <w:shd w:fill="FFFFFF"/>
+            <w:tcMar>
+              <w:top w:w="100" w:type="dxa"/>
+              <w:bottom w:w="100" w:type="dxa"/>
+              <w:left w:w="120" w:type="dxa"/>
+              <w:right w:w="120" w:type="dxa"/>
+            </w:tcMar>
+            <w:tcBorders>
+              <w:top w:val="single" w:sz="4" w:space="0" w:color="CCCCCC"/>
+              <w:bottom w:val="single" w:sz="4" w:space="0" w:color="CCCCCC"/>
+              <w:left w:val="single" w:sz="4" w:space="0" w:color="CCCCCC"/>
+              <w:right w:val="single" w:sz="4" w:space="0" w:color="CCCCCC"/>
+            </w:tcBorders>
+          </w:tcPr>
+          <w:p>
+            <w:pPr>
+              <w:spacing w:before="60" w:after="60" w:line="252" w:lineRule="auto"/>
+              <w:jc w:val="left"/>
+            </w:pPr>
+            <w:r/>
+            <w:r>
+              <w:t>710.75</w:t>
+            </w:r>
+          </w:p>
+        </w:tc>
+        <w:tc>
+          <w:tcPr>
+            <w:tcW w:type="dxa" w:w="1728"/>
+            <w:shd w:fill="FFFFFF"/>
+            <w:tcMar>
+              <w:top w:w="100" w:type="dxa"/>
+              <w:bottom w:w="100" w:type="dxa"/>
+              <w:left w:w="120" w:type="dxa"/>
+              <w:right w:w="120" w:type="dxa"/>
+            </w:tcMar>
+            <w:tcBorders>
+              <w:top w:val="single" w:sz="4" w:space="0" w:color="CCCCCC"/>
+              <w:bottom w:val="single" w:sz="4" w:space="0" w:color="CCCCCC"/>
+              <w:left w:val="single" w:sz="4" w:space="0" w:color="CCCCCC"/>
+              <w:right w:val="single" w:sz="4" w:space="0" w:color="CCCCCC"/>
+            </w:tcBorders>
+          </w:tcPr>
+          <w:p>
+            <w:pPr>
+              <w:spacing w:before="60" w:after="60" w:line="252" w:lineRule="auto"/>
+              <w:jc w:val="left"/>
+            </w:pPr>
+            <w:r/>
+            <w:r>
+              <w:rPr>
+                <w:b/>
+              </w:rPr>
+              <w:t>717.75</w:t>
+            </w:r>
+          </w:p>
+        </w:tc>
+        <w:tc>
+          <w:tcPr>
+            <w:tcW w:type="dxa" w:w="3456"/>
+            <w:shd w:fill="FFFFFF"/>
+            <w:tcMar>
+              <w:top w:w="100" w:type="dxa"/>
+              <w:bottom w:w="100" w:type="dxa"/>
+              <w:left w:w="120" w:type="dxa"/>
+              <w:right w:w="120" w:type="dxa"/>
+            </w:tcMar>
+            <w:tcBorders>
+              <w:top w:val="single" w:sz="4" w:space="0" w:color="CCCCCC"/>
+              <w:bottom w:val="single" w:sz="4" w:space="0" w:color="CCCCCC"/>
+              <w:left w:val="single" w:sz="4" w:space="0" w:color="CCCCCC"/>
+              <w:right w:val="single" w:sz="4" w:space="0" w:color="CCCCCC"/>
+            </w:tcBorders>
+          </w:tcPr>
+          <w:p>
+            <w:pPr>
+              <w:spacing w:before="60" w:after="60" w:line="252" w:lineRule="auto"/>
+              <w:jc w:val="left"/>
+            </w:pPr>
+            <w:r/>
+            <w:r>
+              <w:rPr>
+                <w:b/>
+              </w:rPr>
+              <w:t>-0.25</w:t>
+            </w:r>
+          </w:p>
+        </w:tc>
+        <w:tc>
+          <w:tcPr>
+            <w:tcW w:type="dxa" w:w="1440"/>
+            <w:shd w:fill="FFFFFF"/>
+            <w:tcMar>
+              <w:top w:w="100" w:type="dxa"/>
+              <w:bottom w:w="100" w:type="dxa"/>
+              <w:left w:w="120" w:type="dxa"/>
+              <w:right w:w="120" w:type="dxa"/>
+            </w:tcMar>
+            <w:tcBorders>
+              <w:top w:val="single" w:sz="4" w:space="0" w:color="CCCCCC"/>
+              <w:bottom w:val="single" w:sz="4" w:space="0" w:color="CCCCCC"/>
+              <w:left w:val="single" w:sz="4" w:space="0" w:color="CCCCCC"/>
+              <w:right w:val="single" w:sz="4" w:space="0" w:color="CCCCCC"/>
+            </w:tcBorders>
+          </w:tcPr>
+          <w:p>
+            <w:pPr>
+              <w:spacing w:before="60" w:after="60" w:line="252" w:lineRule="auto"/>
+              <w:jc w:val="left"/>
+            </w:pPr>
+            <w:r/>
+            <w:r>
+              <w:t>BEAR</w:t>
+            </w:r>
+          </w:p>
+        </w:tc>
+      </w:tr>
+      <w:tr>
+        <w:tc>
+          <w:tcPr>
+            <w:tcW w:type="dxa" w:w="1584"/>
+            <w:shd w:fill="F8FAFC"/>
+            <w:tcMar>
+              <w:top w:w="100" w:type="dxa"/>
+              <w:bottom w:w="100" w:type="dxa"/>
+              <w:left w:w="120" w:type="dxa"/>
+              <w:right w:w="120" w:type="dxa"/>
+            </w:tcMar>
+            <w:tcBorders>
+              <w:top w:val="single" w:sz="4" w:space="0" w:color="CCCCCC"/>
+              <w:bottom w:val="single" w:sz="4" w:space="0" w:color="CCCCCC"/>
+              <w:left w:val="single" w:sz="4" w:space="0" w:color="CCCCCC"/>
+              <w:right w:val="single" w:sz="4" w:space="0" w:color="CCCCCC"/>
+            </w:tcBorders>
+          </w:tcPr>
+          <w:p>
+            <w:pPr>
+              <w:spacing w:before="60" w:after="60" w:line="252" w:lineRule="auto"/>
+              <w:jc w:val="left"/>
+            </w:pPr>
+            <w:r/>
+            <w:r>
+              <w:rPr>
+                <w:b/>
+              </w:rPr>
+              <w:t>Fri 02/10</w:t>
+            </w:r>
+          </w:p>
+        </w:tc>
+        <w:tc>
+          <w:tcPr>
+            <w:tcW w:type="dxa" w:w="864"/>
+            <w:shd w:fill="F8FAFC"/>
+            <w:tcMar>
+              <w:top w:w="100" w:type="dxa"/>
+              <w:bottom w:w="100" w:type="dxa"/>
+              <w:left w:w="120" w:type="dxa"/>
+              <w:right w:w="120" w:type="dxa"/>
+            </w:tcMar>
+            <w:tcBorders>
+              <w:top w:val="single" w:sz="4" w:space="0" w:color="CCCCCC"/>
+              <w:bottom w:val="single" w:sz="4" w:space="0" w:color="CCCCCC"/>
+              <w:left w:val="single" w:sz="4" w:space="0" w:color="CCCCCC"/>
+              <w:right w:val="single" w:sz="4" w:space="0" w:color="CCCCCC"/>
+            </w:tcBorders>
+          </w:tcPr>
+          <w:p>
+            <w:pPr>
+              <w:spacing w:before="60" w:after="60" w:line="252" w:lineRule="auto"/>
+              <w:jc w:val="left"/>
+            </w:pPr>
+            <w:r/>
+            <w:r>
+              <w:t>NY Open 21-23</w:t>
+            </w:r>
+          </w:p>
+        </w:tc>
+        <w:tc>
+          <w:tcPr>
+            <w:tcW w:type="dxa" w:w="1440"/>
+            <w:shd w:fill="F8FAFC"/>
+            <w:tcMar>
+              <w:top w:w="100" w:type="dxa"/>
+              <w:bottom w:w="100" w:type="dxa"/>
+              <w:left w:w="120" w:type="dxa"/>
+              <w:right w:w="120" w:type="dxa"/>
+            </w:tcMar>
+            <w:tcBorders>
+              <w:top w:val="single" w:sz="4" w:space="0" w:color="CCCCCC"/>
+              <w:bottom w:val="single" w:sz="4" w:space="0" w:color="CCCCCC"/>
+              <w:left w:val="single" w:sz="4" w:space="0" w:color="CCCCCC"/>
+              <w:right w:val="single" w:sz="4" w:space="0" w:color="CCCCCC"/>
+            </w:tcBorders>
+          </w:tcPr>
+          <w:p>
+            <w:pPr>
+              <w:spacing w:before="60" w:after="60" w:line="252" w:lineRule="auto"/>
+              <w:jc w:val="left"/>
+            </w:pPr>
+            <w:r/>
+            <w:r>
+              <w:t>717.75</w:t>
+            </w:r>
+          </w:p>
+        </w:tc>
+        <w:tc>
+          <w:tcPr>
+            <w:tcW w:type="dxa" w:w="2016"/>
+            <w:shd w:fill="F8FAFC"/>
+            <w:tcMar>
+              <w:top w:w="100" w:type="dxa"/>
+              <w:bottom w:w="100" w:type="dxa"/>
+              <w:left w:w="120" w:type="dxa"/>
+              <w:right w:w="120" w:type="dxa"/>
+            </w:tcMar>
+            <w:tcBorders>
+              <w:top w:val="single" w:sz="4" w:space="0" w:color="CCCCCC"/>
+              <w:bottom w:val="single" w:sz="4" w:space="0" w:color="CCCCCC"/>
+              <w:left w:val="single" w:sz="4" w:space="0" w:color="CCCCCC"/>
+              <w:right w:val="single" w:sz="4" w:space="0" w:color="CCCCCC"/>
+            </w:tcBorders>
+          </w:tcPr>
+          <w:p>
+            <w:pPr>
+              <w:spacing w:before="60" w:after="60" w:line="252" w:lineRule="auto"/>
+              <w:jc w:val="left"/>
+            </w:pPr>
+            <w:r/>
+            <w:r>
+              <w:t>726.25</w:t>
+            </w:r>
+          </w:p>
+        </w:tc>
+        <w:tc>
+          <w:tcPr>
+            <w:tcW w:type="dxa" w:w="1152"/>
+            <w:shd w:fill="F8FAFC"/>
+            <w:tcMar>
+              <w:top w:w="100" w:type="dxa"/>
+              <w:bottom w:w="100" w:type="dxa"/>
+              <w:left w:w="120" w:type="dxa"/>
+              <w:right w:w="120" w:type="dxa"/>
+            </w:tcMar>
+            <w:tcBorders>
+              <w:top w:val="single" w:sz="4" w:space="0" w:color="CCCCCC"/>
+              <w:bottom w:val="single" w:sz="4" w:space="0" w:color="CCCCCC"/>
+              <w:left w:val="single" w:sz="4" w:space="0" w:color="CCCCCC"/>
+              <w:right w:val="single" w:sz="4" w:space="0" w:color="CCCCCC"/>
+            </w:tcBorders>
+          </w:tcPr>
+          <w:p>
+            <w:pPr>
+              <w:spacing w:before="60" w:after="60" w:line="252" w:lineRule="auto"/>
+              <w:jc w:val="left"/>
+            </w:pPr>
+            <w:r/>
+            <w:r>
+              <w:t>703.75</w:t>
+            </w:r>
+          </w:p>
+        </w:tc>
+        <w:tc>
+          <w:tcPr>
+            <w:tcW w:type="dxa" w:w="1728"/>
+            <w:shd w:fill="F8FAFC"/>
+            <w:tcMar>
+              <w:top w:w="100" w:type="dxa"/>
+              <w:bottom w:w="100" w:type="dxa"/>
+              <w:left w:w="120" w:type="dxa"/>
+              <w:right w:w="120" w:type="dxa"/>
+            </w:tcMar>
+            <w:tcBorders>
+              <w:top w:val="single" w:sz="4" w:space="0" w:color="CCCCCC"/>
+              <w:bottom w:val="single" w:sz="4" w:space="0" w:color="CCCCCC"/>
+              <w:left w:val="single" w:sz="4" w:space="0" w:color="CCCCCC"/>
+              <w:right w:val="single" w:sz="4" w:space="0" w:color="CCCCCC"/>
+            </w:tcBorders>
+          </w:tcPr>
+          <w:p>
+            <w:pPr>
+              <w:spacing w:before="60" w:after="60" w:line="252" w:lineRule="auto"/>
+              <w:jc w:val="left"/>
+            </w:pPr>
+            <w:r/>
+            <w:r>
+              <w:rPr>
+                <w:b/>
+              </w:rPr>
+              <w:t>719.50</w:t>
             </w:r>
           </w:p>
         </w:tc>
@@ -27807,7 +31097,7 @@
               <w:rPr>
                 <w:b/>
               </w:rPr>
-              <w:t>Wed 30/09</w:t>
+              <w:t>Fri 02/10</w:t>
             </w:r>
           </w:p>
         </w:tc>
@@ -27835,7 +31125,7 @@
             </w:pPr>
             <w:r/>
             <w:r>
-              <w:t>Pre-NY 19-21</w:t>
+              <w:t>NY Close 23-01</w:t>
             </w:r>
           </w:p>
         </w:tc>
@@ -27863,7 +31153,7 @@
             </w:pPr>
             <w:r/>
             <w:r>
-              <w:t>713.50</w:t>
+              <w:t>719.50</w:t>
             </w:r>
           </w:p>
         </w:tc>
@@ -27891,7 +31181,7 @@
             </w:pPr>
             <w:r/>
             <w:r>
-              <w:t>722.75</w:t>
+              <w:t>725.75</w:t>
             </w:r>
           </w:p>
         </w:tc>
@@ -27919,1887 +31209,7 @@
             </w:pPr>
             <w:r/>
             <w:r>
-              <w:t>702.75</w:t>
-            </w:r>
-          </w:p>
-        </w:tc>
-        <w:tc>
-          <w:tcPr>
-            <w:tcW w:type="dxa" w:w="1728"/>
-            <w:shd w:fill="FFFFFF"/>
-            <w:tcMar>
-              <w:top w:w="100" w:type="dxa"/>
-              <w:bottom w:w="100" w:type="dxa"/>
-              <w:left w:w="120" w:type="dxa"/>
-              <w:right w:w="120" w:type="dxa"/>
-            </w:tcMar>
-            <w:tcBorders>
-              <w:top w:val="single" w:sz="4" w:space="0" w:color="CCCCCC"/>
-              <w:bottom w:val="single" w:sz="4" w:space="0" w:color="CCCCCC"/>
-              <w:left w:val="single" w:sz="4" w:space="0" w:color="CCCCCC"/>
-              <w:right w:val="single" w:sz="4" w:space="0" w:color="CCCCCC"/>
-            </w:tcBorders>
-          </w:tcPr>
-          <w:p>
-            <w:pPr>
-              <w:spacing w:before="60" w:after="60" w:line="252" w:lineRule="auto"/>
-              <w:jc w:val="left"/>
-            </w:pPr>
-            <w:r/>
-            <w:r>
-              <w:rPr>
-                <w:b/>
-              </w:rPr>
-              <w:t>714.00</w:t>
-            </w:r>
-          </w:p>
-        </w:tc>
-        <w:tc>
-          <w:tcPr>
-            <w:tcW w:type="dxa" w:w="3456"/>
-            <w:shd w:fill="FFFFFF"/>
-            <w:tcMar>
-              <w:top w:w="100" w:type="dxa"/>
-              <w:bottom w:w="100" w:type="dxa"/>
-              <w:left w:w="120" w:type="dxa"/>
-              <w:right w:w="120" w:type="dxa"/>
-            </w:tcMar>
-            <w:tcBorders>
-              <w:top w:val="single" w:sz="4" w:space="0" w:color="CCCCCC"/>
-              <w:bottom w:val="single" w:sz="4" w:space="0" w:color="CCCCCC"/>
-              <w:left w:val="single" w:sz="4" w:space="0" w:color="CCCCCC"/>
-              <w:right w:val="single" w:sz="4" w:space="0" w:color="CCCCCC"/>
-            </w:tcBorders>
-          </w:tcPr>
-          <w:p>
-            <w:pPr>
-              <w:spacing w:before="60" w:after="60" w:line="252" w:lineRule="auto"/>
-              <w:jc w:val="left"/>
-            </w:pPr>
-            <w:r/>
-            <w:r>
-              <w:rPr>
-                <w:b/>
-              </w:rPr>
-              <w:t>+0.50</w:t>
-            </w:r>
-          </w:p>
-        </w:tc>
-        <w:tc>
-          <w:tcPr>
-            <w:tcW w:type="dxa" w:w="1440"/>
-            <w:shd w:fill="FFFFFF"/>
-            <w:tcMar>
-              <w:top w:w="100" w:type="dxa"/>
-              <w:bottom w:w="100" w:type="dxa"/>
-              <w:left w:w="120" w:type="dxa"/>
-              <w:right w:w="120" w:type="dxa"/>
-            </w:tcMar>
-            <w:tcBorders>
-              <w:top w:val="single" w:sz="4" w:space="0" w:color="CCCCCC"/>
-              <w:bottom w:val="single" w:sz="4" w:space="0" w:color="CCCCCC"/>
-              <w:left w:val="single" w:sz="4" w:space="0" w:color="CCCCCC"/>
-              <w:right w:val="single" w:sz="4" w:space="0" w:color="CCCCCC"/>
-            </w:tcBorders>
-          </w:tcPr>
-          <w:p>
-            <w:pPr>
-              <w:spacing w:before="60" w:after="60" w:line="252" w:lineRule="auto"/>
-              <w:jc w:val="left"/>
-            </w:pPr>
-            <w:r/>
-            <w:r>
-              <w:t>BULL</w:t>
-            </w:r>
-          </w:p>
-        </w:tc>
-      </w:tr>
-      <w:tr>
-        <w:tc>
-          <w:tcPr>
-            <w:tcW w:type="dxa" w:w="1584"/>
-            <w:shd w:fill="F8FAFC"/>
-            <w:tcMar>
-              <w:top w:w="100" w:type="dxa"/>
-              <w:bottom w:w="100" w:type="dxa"/>
-              <w:left w:w="120" w:type="dxa"/>
-              <w:right w:w="120" w:type="dxa"/>
-            </w:tcMar>
-            <w:tcBorders>
-              <w:top w:val="single" w:sz="4" w:space="0" w:color="CCCCCC"/>
-              <w:bottom w:val="single" w:sz="4" w:space="0" w:color="CCCCCC"/>
-              <w:left w:val="single" w:sz="4" w:space="0" w:color="CCCCCC"/>
-              <w:right w:val="single" w:sz="4" w:space="0" w:color="CCCCCC"/>
-            </w:tcBorders>
-          </w:tcPr>
-          <w:p>
-            <w:pPr>
-              <w:spacing w:before="60" w:after="60" w:line="252" w:lineRule="auto"/>
-              <w:jc w:val="left"/>
-            </w:pPr>
-            <w:r/>
-            <w:r>
-              <w:rPr>
-                <w:b/>
-              </w:rPr>
-              <w:t>Wed 30/09</w:t>
-            </w:r>
-          </w:p>
-        </w:tc>
-        <w:tc>
-          <w:tcPr>
-            <w:tcW w:type="dxa" w:w="864"/>
-            <w:shd w:fill="F8FAFC"/>
-            <w:tcMar>
-              <w:top w:w="100" w:type="dxa"/>
-              <w:bottom w:w="100" w:type="dxa"/>
-              <w:left w:w="120" w:type="dxa"/>
-              <w:right w:w="120" w:type="dxa"/>
-            </w:tcMar>
-            <w:tcBorders>
-              <w:top w:val="single" w:sz="4" w:space="0" w:color="CCCCCC"/>
-              <w:bottom w:val="single" w:sz="4" w:space="0" w:color="CCCCCC"/>
-              <w:left w:val="single" w:sz="4" w:space="0" w:color="CCCCCC"/>
-              <w:right w:val="single" w:sz="4" w:space="0" w:color="CCCCCC"/>
-            </w:tcBorders>
-          </w:tcPr>
-          <w:p>
-            <w:pPr>
-              <w:spacing w:before="60" w:after="60" w:line="252" w:lineRule="auto"/>
-              <w:jc w:val="left"/>
-            </w:pPr>
-            <w:r/>
-            <w:r>
-              <w:t>NY Open 21-23</w:t>
-            </w:r>
-          </w:p>
-        </w:tc>
-        <w:tc>
-          <w:tcPr>
-            <w:tcW w:type="dxa" w:w="1440"/>
-            <w:shd w:fill="F8FAFC"/>
-            <w:tcMar>
-              <w:top w:w="100" w:type="dxa"/>
-              <w:bottom w:w="100" w:type="dxa"/>
-              <w:left w:w="120" w:type="dxa"/>
-              <w:right w:w="120" w:type="dxa"/>
-            </w:tcMar>
-            <w:tcBorders>
-              <w:top w:val="single" w:sz="4" w:space="0" w:color="CCCCCC"/>
-              <w:bottom w:val="single" w:sz="4" w:space="0" w:color="CCCCCC"/>
-              <w:left w:val="single" w:sz="4" w:space="0" w:color="CCCCCC"/>
-              <w:right w:val="single" w:sz="4" w:space="0" w:color="CCCCCC"/>
-            </w:tcBorders>
-          </w:tcPr>
-          <w:p>
-            <w:pPr>
-              <w:spacing w:before="60" w:after="60" w:line="252" w:lineRule="auto"/>
-              <w:jc w:val="left"/>
-            </w:pPr>
-            <w:r/>
-            <w:r>
-              <w:t>714.00</w:t>
-            </w:r>
-          </w:p>
-        </w:tc>
-        <w:tc>
-          <w:tcPr>
-            <w:tcW w:type="dxa" w:w="2016"/>
-            <w:shd w:fill="F8FAFC"/>
-            <w:tcMar>
-              <w:top w:w="100" w:type="dxa"/>
-              <w:bottom w:w="100" w:type="dxa"/>
-              <w:left w:w="120" w:type="dxa"/>
-              <w:right w:w="120" w:type="dxa"/>
-            </w:tcMar>
-            <w:tcBorders>
-              <w:top w:val="single" w:sz="4" w:space="0" w:color="CCCCCC"/>
-              <w:bottom w:val="single" w:sz="4" w:space="0" w:color="CCCCCC"/>
-              <w:left w:val="single" w:sz="4" w:space="0" w:color="CCCCCC"/>
-              <w:right w:val="single" w:sz="4" w:space="0" w:color="CCCCCC"/>
-            </w:tcBorders>
-          </w:tcPr>
-          <w:p>
-            <w:pPr>
-              <w:spacing w:before="60" w:after="60" w:line="252" w:lineRule="auto"/>
-              <w:jc w:val="left"/>
-            </w:pPr>
-            <w:r/>
-            <w:r>
-              <w:t>726.25</w:t>
-            </w:r>
-          </w:p>
-        </w:tc>
-        <w:tc>
-          <w:tcPr>
-            <w:tcW w:type="dxa" w:w="1152"/>
-            <w:shd w:fill="F8FAFC"/>
-            <w:tcMar>
-              <w:top w:w="100" w:type="dxa"/>
-              <w:bottom w:w="100" w:type="dxa"/>
-              <w:left w:w="120" w:type="dxa"/>
-              <w:right w:w="120" w:type="dxa"/>
-            </w:tcMar>
-            <w:tcBorders>
-              <w:top w:val="single" w:sz="4" w:space="0" w:color="CCCCCC"/>
-              <w:bottom w:val="single" w:sz="4" w:space="0" w:color="CCCCCC"/>
-              <w:left w:val="single" w:sz="4" w:space="0" w:color="CCCCCC"/>
-              <w:right w:val="single" w:sz="4" w:space="0" w:color="CCCCCC"/>
-            </w:tcBorders>
-          </w:tcPr>
-          <w:p>
-            <w:pPr>
-              <w:spacing w:before="60" w:after="60" w:line="252" w:lineRule="auto"/>
-              <w:jc w:val="left"/>
-            </w:pPr>
-            <w:r/>
-            <w:r>
-              <w:t>699.75</w:t>
-            </w:r>
-          </w:p>
-        </w:tc>
-        <w:tc>
-          <w:tcPr>
-            <w:tcW w:type="dxa" w:w="1728"/>
-            <w:shd w:fill="F8FAFC"/>
-            <w:tcMar>
-              <w:top w:w="100" w:type="dxa"/>
-              <w:bottom w:w="100" w:type="dxa"/>
-              <w:left w:w="120" w:type="dxa"/>
-              <w:right w:w="120" w:type="dxa"/>
-            </w:tcMar>
-            <w:tcBorders>
-              <w:top w:val="single" w:sz="4" w:space="0" w:color="CCCCCC"/>
-              <w:bottom w:val="single" w:sz="4" w:space="0" w:color="CCCCCC"/>
-              <w:left w:val="single" w:sz="4" w:space="0" w:color="CCCCCC"/>
-              <w:right w:val="single" w:sz="4" w:space="0" w:color="CCCCCC"/>
-            </w:tcBorders>
-          </w:tcPr>
-          <w:p>
-            <w:pPr>
-              <w:spacing w:before="60" w:after="60" w:line="252" w:lineRule="auto"/>
-              <w:jc w:val="left"/>
-            </w:pPr>
-            <w:r/>
-            <w:r>
-              <w:rPr>
-                <w:b/>
-              </w:rPr>
-              <w:t>712.50</w:t>
-            </w:r>
-          </w:p>
-        </w:tc>
-        <w:tc>
-          <w:tcPr>
-            <w:tcW w:type="dxa" w:w="3456"/>
-            <w:shd w:fill="F8FAFC"/>
-            <w:tcMar>
-              <w:top w:w="100" w:type="dxa"/>
-              <w:bottom w:w="100" w:type="dxa"/>
-              <w:left w:w="120" w:type="dxa"/>
-              <w:right w:w="120" w:type="dxa"/>
-            </w:tcMar>
-            <w:tcBorders>
-              <w:top w:val="single" w:sz="4" w:space="0" w:color="CCCCCC"/>
-              <w:bottom w:val="single" w:sz="4" w:space="0" w:color="CCCCCC"/>
-              <w:left w:val="single" w:sz="4" w:space="0" w:color="CCCCCC"/>
-              <w:right w:val="single" w:sz="4" w:space="0" w:color="CCCCCC"/>
-            </w:tcBorders>
-          </w:tcPr>
-          <w:p>
-            <w:pPr>
-              <w:spacing w:before="60" w:after="60" w:line="252" w:lineRule="auto"/>
-              <w:jc w:val="left"/>
-            </w:pPr>
-            <w:r/>
-            <w:r>
-              <w:rPr>
-                <w:b/>
-              </w:rPr>
-              <w:t>-1.50</w:t>
-            </w:r>
-          </w:p>
-        </w:tc>
-        <w:tc>
-          <w:tcPr>
-            <w:tcW w:type="dxa" w:w="1440"/>
-            <w:shd w:fill="F8FAFC"/>
-            <w:tcMar>
-              <w:top w:w="100" w:type="dxa"/>
-              <w:bottom w:w="100" w:type="dxa"/>
-              <w:left w:w="120" w:type="dxa"/>
-              <w:right w:w="120" w:type="dxa"/>
-            </w:tcMar>
-            <w:tcBorders>
-              <w:top w:val="single" w:sz="4" w:space="0" w:color="CCCCCC"/>
-              <w:bottom w:val="single" w:sz="4" w:space="0" w:color="CCCCCC"/>
-              <w:left w:val="single" w:sz="4" w:space="0" w:color="CCCCCC"/>
-              <w:right w:val="single" w:sz="4" w:space="0" w:color="CCCCCC"/>
-            </w:tcBorders>
-          </w:tcPr>
-          <w:p>
-            <w:pPr>
-              <w:spacing w:before="60" w:after="60" w:line="252" w:lineRule="auto"/>
-              <w:jc w:val="left"/>
-            </w:pPr>
-            <w:r/>
-            <w:r>
-              <w:t>BEAR</w:t>
-            </w:r>
-          </w:p>
-        </w:tc>
-      </w:tr>
-      <w:tr>
-        <w:tc>
-          <w:tcPr>
-            <w:tcW w:type="dxa" w:w="1584"/>
-            <w:shd w:fill="FFFFFF"/>
-            <w:tcMar>
-              <w:top w:w="100" w:type="dxa"/>
-              <w:bottom w:w="100" w:type="dxa"/>
-              <w:left w:w="120" w:type="dxa"/>
-              <w:right w:w="120" w:type="dxa"/>
-            </w:tcMar>
-            <w:tcBorders>
-              <w:top w:val="single" w:sz="4" w:space="0" w:color="CCCCCC"/>
-              <w:bottom w:val="single" w:sz="4" w:space="0" w:color="CCCCCC"/>
-              <w:left w:val="single" w:sz="4" w:space="0" w:color="CCCCCC"/>
-              <w:right w:val="single" w:sz="4" w:space="0" w:color="CCCCCC"/>
-            </w:tcBorders>
-          </w:tcPr>
-          <w:p>
-            <w:pPr>
-              <w:spacing w:before="60" w:after="60" w:line="252" w:lineRule="auto"/>
-              <w:jc w:val="left"/>
-            </w:pPr>
-            <w:r/>
-            <w:r>
-              <w:rPr>
-                <w:b/>
-              </w:rPr>
-              <w:t>Wed 30/09</w:t>
-            </w:r>
-          </w:p>
-        </w:tc>
-        <w:tc>
-          <w:tcPr>
-            <w:tcW w:type="dxa" w:w="864"/>
-            <w:shd w:fill="FFFFFF"/>
-            <w:tcMar>
-              <w:top w:w="100" w:type="dxa"/>
-              <w:bottom w:w="100" w:type="dxa"/>
-              <w:left w:w="120" w:type="dxa"/>
-              <w:right w:w="120" w:type="dxa"/>
-            </w:tcMar>
-            <w:tcBorders>
-              <w:top w:val="single" w:sz="4" w:space="0" w:color="CCCCCC"/>
-              <w:bottom w:val="single" w:sz="4" w:space="0" w:color="CCCCCC"/>
-              <w:left w:val="single" w:sz="4" w:space="0" w:color="CCCCCC"/>
-              <w:right w:val="single" w:sz="4" w:space="0" w:color="CCCCCC"/>
-            </w:tcBorders>
-          </w:tcPr>
-          <w:p>
-            <w:pPr>
-              <w:spacing w:before="60" w:after="60" w:line="252" w:lineRule="auto"/>
-              <w:jc w:val="left"/>
-            </w:pPr>
-            <w:r/>
-            <w:r>
-              <w:t>NY Close 23-01</w:t>
-            </w:r>
-          </w:p>
-        </w:tc>
-        <w:tc>
-          <w:tcPr>
-            <w:tcW w:type="dxa" w:w="1440"/>
-            <w:shd w:fill="FFFFFF"/>
-            <w:tcMar>
-              <w:top w:w="100" w:type="dxa"/>
-              <w:bottom w:w="100" w:type="dxa"/>
-              <w:left w:w="120" w:type="dxa"/>
-              <w:right w:w="120" w:type="dxa"/>
-            </w:tcMar>
-            <w:tcBorders>
-              <w:top w:val="single" w:sz="4" w:space="0" w:color="CCCCCC"/>
-              <w:bottom w:val="single" w:sz="4" w:space="0" w:color="CCCCCC"/>
-              <w:left w:val="single" w:sz="4" w:space="0" w:color="CCCCCC"/>
-              <w:right w:val="single" w:sz="4" w:space="0" w:color="CCCCCC"/>
-            </w:tcBorders>
-          </w:tcPr>
-          <w:p>
-            <w:pPr>
-              <w:spacing w:before="60" w:after="60" w:line="252" w:lineRule="auto"/>
-              <w:jc w:val="left"/>
-            </w:pPr>
-            <w:r/>
-            <w:r>
-              <w:t>712.50</w:t>
-            </w:r>
-          </w:p>
-        </w:tc>
-        <w:tc>
-          <w:tcPr>
-            <w:tcW w:type="dxa" w:w="2016"/>
-            <w:shd w:fill="FFFFFF"/>
-            <w:tcMar>
-              <w:top w:w="100" w:type="dxa"/>
-              <w:bottom w:w="100" w:type="dxa"/>
-              <w:left w:w="120" w:type="dxa"/>
-              <w:right w:w="120" w:type="dxa"/>
-            </w:tcMar>
-            <w:tcBorders>
-              <w:top w:val="single" w:sz="4" w:space="0" w:color="CCCCCC"/>
-              <w:bottom w:val="single" w:sz="4" w:space="0" w:color="CCCCCC"/>
-              <w:left w:val="single" w:sz="4" w:space="0" w:color="CCCCCC"/>
-              <w:right w:val="single" w:sz="4" w:space="0" w:color="CCCCCC"/>
-            </w:tcBorders>
-          </w:tcPr>
-          <w:p>
-            <w:pPr>
-              <w:spacing w:before="60" w:after="60" w:line="252" w:lineRule="auto"/>
-              <w:jc w:val="left"/>
-            </w:pPr>
-            <w:r/>
-            <w:r>
-              <w:t>719.50</w:t>
-            </w:r>
-          </w:p>
-        </w:tc>
-        <w:tc>
-          <w:tcPr>
-            <w:tcW w:type="dxa" w:w="1152"/>
-            <w:shd w:fill="FFFFFF"/>
-            <w:tcMar>
-              <w:top w:w="100" w:type="dxa"/>
-              <w:bottom w:w="100" w:type="dxa"/>
-              <w:left w:w="120" w:type="dxa"/>
-              <w:right w:w="120" w:type="dxa"/>
-            </w:tcMar>
-            <w:tcBorders>
-              <w:top w:val="single" w:sz="4" w:space="0" w:color="CCCCCC"/>
-              <w:bottom w:val="single" w:sz="4" w:space="0" w:color="CCCCCC"/>
-              <w:left w:val="single" w:sz="4" w:space="0" w:color="CCCCCC"/>
-              <w:right w:val="single" w:sz="4" w:space="0" w:color="CCCCCC"/>
-            </w:tcBorders>
-          </w:tcPr>
-          <w:p>
-            <w:pPr>
-              <w:spacing w:before="60" w:after="60" w:line="252" w:lineRule="auto"/>
-              <w:jc w:val="left"/>
-            </w:pPr>
-            <w:r/>
-            <w:r>
-              <w:t>703.00</w:t>
-            </w:r>
-          </w:p>
-        </w:tc>
-        <w:tc>
-          <w:tcPr>
-            <w:tcW w:type="dxa" w:w="1728"/>
-            <w:shd w:fill="FFFFFF"/>
-            <w:tcMar>
-              <w:top w:w="100" w:type="dxa"/>
-              <w:bottom w:w="100" w:type="dxa"/>
-              <w:left w:w="120" w:type="dxa"/>
-              <w:right w:w="120" w:type="dxa"/>
-            </w:tcMar>
-            <w:tcBorders>
-              <w:top w:val="single" w:sz="4" w:space="0" w:color="CCCCCC"/>
-              <w:bottom w:val="single" w:sz="4" w:space="0" w:color="CCCCCC"/>
-              <w:left w:val="single" w:sz="4" w:space="0" w:color="CCCCCC"/>
-              <w:right w:val="single" w:sz="4" w:space="0" w:color="CCCCCC"/>
-            </w:tcBorders>
-          </w:tcPr>
-          <w:p>
-            <w:pPr>
-              <w:spacing w:before="60" w:after="60" w:line="252" w:lineRule="auto"/>
-              <w:jc w:val="left"/>
-            </w:pPr>
-            <w:r/>
-            <w:r>
-              <w:rPr>
-                <w:b/>
-              </w:rPr>
               <w:t>713.00</w:t>
-            </w:r>
-          </w:p>
-        </w:tc>
-        <w:tc>
-          <w:tcPr>
-            <w:tcW w:type="dxa" w:w="3456"/>
-            <w:shd w:fill="FFFFFF"/>
-            <w:tcMar>
-              <w:top w:w="100" w:type="dxa"/>
-              <w:bottom w:w="100" w:type="dxa"/>
-              <w:left w:w="120" w:type="dxa"/>
-              <w:right w:w="120" w:type="dxa"/>
-            </w:tcMar>
-            <w:tcBorders>
-              <w:top w:val="single" w:sz="4" w:space="0" w:color="CCCCCC"/>
-              <w:bottom w:val="single" w:sz="4" w:space="0" w:color="CCCCCC"/>
-              <w:left w:val="single" w:sz="4" w:space="0" w:color="CCCCCC"/>
-              <w:right w:val="single" w:sz="4" w:space="0" w:color="CCCCCC"/>
-            </w:tcBorders>
-          </w:tcPr>
-          <w:p>
-            <w:pPr>
-              <w:spacing w:before="60" w:after="60" w:line="252" w:lineRule="auto"/>
-              <w:jc w:val="left"/>
-            </w:pPr>
-            <w:r/>
-            <w:r>
-              <w:rPr>
-                <w:b/>
-              </w:rPr>
-              <w:t>+0.50</w:t>
-            </w:r>
-          </w:p>
-        </w:tc>
-        <w:tc>
-          <w:tcPr>
-            <w:tcW w:type="dxa" w:w="1440"/>
-            <w:shd w:fill="FFFFFF"/>
-            <w:tcMar>
-              <w:top w:w="100" w:type="dxa"/>
-              <w:bottom w:w="100" w:type="dxa"/>
-              <w:left w:w="120" w:type="dxa"/>
-              <w:right w:w="120" w:type="dxa"/>
-            </w:tcMar>
-            <w:tcBorders>
-              <w:top w:val="single" w:sz="4" w:space="0" w:color="CCCCCC"/>
-              <w:bottom w:val="single" w:sz="4" w:space="0" w:color="CCCCCC"/>
-              <w:left w:val="single" w:sz="4" w:space="0" w:color="CCCCCC"/>
-              <w:right w:val="single" w:sz="4" w:space="0" w:color="CCCCCC"/>
-            </w:tcBorders>
-          </w:tcPr>
-          <w:p>
-            <w:pPr>
-              <w:spacing w:before="60" w:after="60" w:line="252" w:lineRule="auto"/>
-              <w:jc w:val="left"/>
-            </w:pPr>
-            <w:r/>
-            <w:r>
-              <w:t>BULL</w:t>
-            </w:r>
-          </w:p>
-        </w:tc>
-      </w:tr>
-      <w:tr>
-        <w:tc>
-          <w:tcPr>
-            <w:tcW w:type="dxa" w:w="1584"/>
-            <w:shd w:fill="F8FAFC"/>
-            <w:tcMar>
-              <w:top w:w="100" w:type="dxa"/>
-              <w:bottom w:w="100" w:type="dxa"/>
-              <w:left w:w="120" w:type="dxa"/>
-              <w:right w:w="120" w:type="dxa"/>
-            </w:tcMar>
-            <w:tcBorders>
-              <w:top w:val="single" w:sz="4" w:space="0" w:color="CCCCCC"/>
-              <w:bottom w:val="single" w:sz="4" w:space="0" w:color="CCCCCC"/>
-              <w:left w:val="single" w:sz="4" w:space="0" w:color="CCCCCC"/>
-              <w:right w:val="single" w:sz="4" w:space="0" w:color="CCCCCC"/>
-            </w:tcBorders>
-          </w:tcPr>
-          <w:p>
-            <w:pPr>
-              <w:spacing w:before="60" w:after="60" w:line="252" w:lineRule="auto"/>
-              <w:jc w:val="left"/>
-            </w:pPr>
-            <w:r/>
-            <w:r>
-              <w:rPr>
-                <w:b/>
-              </w:rPr>
-              <w:t>Thu 01/10</w:t>
-            </w:r>
-          </w:p>
-        </w:tc>
-        <w:tc>
-          <w:tcPr>
-            <w:tcW w:type="dxa" w:w="864"/>
-            <w:shd w:fill="F8FAFC"/>
-            <w:tcMar>
-              <w:top w:w="100" w:type="dxa"/>
-              <w:bottom w:w="100" w:type="dxa"/>
-              <w:left w:w="120" w:type="dxa"/>
-              <w:right w:w="120" w:type="dxa"/>
-            </w:tcMar>
-            <w:tcBorders>
-              <w:top w:val="single" w:sz="4" w:space="0" w:color="CCCCCC"/>
-              <w:bottom w:val="single" w:sz="4" w:space="0" w:color="CCCCCC"/>
-              <w:left w:val="single" w:sz="4" w:space="0" w:color="CCCCCC"/>
-              <w:right w:val="single" w:sz="4" w:space="0" w:color="CCCCCC"/>
-            </w:tcBorders>
-          </w:tcPr>
-          <w:p>
-            <w:pPr>
-              <w:spacing w:before="60" w:after="60" w:line="252" w:lineRule="auto"/>
-              <w:jc w:val="left"/>
-            </w:pPr>
-            <w:r/>
-            <w:r>
-              <w:t>Asia 07-11</w:t>
-            </w:r>
-          </w:p>
-        </w:tc>
-        <w:tc>
-          <w:tcPr>
-            <w:tcW w:type="dxa" w:w="1440"/>
-            <w:shd w:fill="F8FAFC"/>
-            <w:tcMar>
-              <w:top w:w="100" w:type="dxa"/>
-              <w:bottom w:w="100" w:type="dxa"/>
-              <w:left w:w="120" w:type="dxa"/>
-              <w:right w:w="120" w:type="dxa"/>
-            </w:tcMar>
-            <w:tcBorders>
-              <w:top w:val="single" w:sz="4" w:space="0" w:color="CCCCCC"/>
-              <w:bottom w:val="single" w:sz="4" w:space="0" w:color="CCCCCC"/>
-              <w:left w:val="single" w:sz="4" w:space="0" w:color="CCCCCC"/>
-              <w:right w:val="single" w:sz="4" w:space="0" w:color="CCCCCC"/>
-            </w:tcBorders>
-          </w:tcPr>
-          <w:p>
-            <w:pPr>
-              <w:spacing w:before="60" w:after="60" w:line="252" w:lineRule="auto"/>
-              <w:jc w:val="left"/>
-            </w:pPr>
-            <w:r/>
-            <w:r>
-              <w:t>713.00</w:t>
-            </w:r>
-          </w:p>
-        </w:tc>
-        <w:tc>
-          <w:tcPr>
-            <w:tcW w:type="dxa" w:w="2016"/>
-            <w:shd w:fill="F8FAFC"/>
-            <w:tcMar>
-              <w:top w:w="100" w:type="dxa"/>
-              <w:bottom w:w="100" w:type="dxa"/>
-              <w:left w:w="120" w:type="dxa"/>
-              <w:right w:w="120" w:type="dxa"/>
-            </w:tcMar>
-            <w:tcBorders>
-              <w:top w:val="single" w:sz="4" w:space="0" w:color="CCCCCC"/>
-              <w:bottom w:val="single" w:sz="4" w:space="0" w:color="CCCCCC"/>
-              <w:left w:val="single" w:sz="4" w:space="0" w:color="CCCCCC"/>
-              <w:right w:val="single" w:sz="4" w:space="0" w:color="CCCCCC"/>
-            </w:tcBorders>
-          </w:tcPr>
-          <w:p>
-            <w:pPr>
-              <w:spacing w:before="60" w:after="60" w:line="252" w:lineRule="auto"/>
-              <w:jc w:val="left"/>
-            </w:pPr>
-            <w:r/>
-            <w:r>
-              <w:t>723.50</w:t>
-            </w:r>
-          </w:p>
-        </w:tc>
-        <w:tc>
-          <w:tcPr>
-            <w:tcW w:type="dxa" w:w="1152"/>
-            <w:shd w:fill="F8FAFC"/>
-            <w:tcMar>
-              <w:top w:w="100" w:type="dxa"/>
-              <w:bottom w:w="100" w:type="dxa"/>
-              <w:left w:w="120" w:type="dxa"/>
-              <w:right w:w="120" w:type="dxa"/>
-            </w:tcMar>
-            <w:tcBorders>
-              <w:top w:val="single" w:sz="4" w:space="0" w:color="CCCCCC"/>
-              <w:bottom w:val="single" w:sz="4" w:space="0" w:color="CCCCCC"/>
-              <w:left w:val="single" w:sz="4" w:space="0" w:color="CCCCCC"/>
-              <w:right w:val="single" w:sz="4" w:space="0" w:color="CCCCCC"/>
-            </w:tcBorders>
-          </w:tcPr>
-          <w:p>
-            <w:pPr>
-              <w:spacing w:before="60" w:after="60" w:line="252" w:lineRule="auto"/>
-              <w:jc w:val="left"/>
-            </w:pPr>
-            <w:r/>
-            <w:r>
-              <w:t>705.75</w:t>
-            </w:r>
-          </w:p>
-        </w:tc>
-        <w:tc>
-          <w:tcPr>
-            <w:tcW w:type="dxa" w:w="1728"/>
-            <w:shd w:fill="F8FAFC"/>
-            <w:tcMar>
-              <w:top w:w="100" w:type="dxa"/>
-              <w:bottom w:w="100" w:type="dxa"/>
-              <w:left w:w="120" w:type="dxa"/>
-              <w:right w:w="120" w:type="dxa"/>
-            </w:tcMar>
-            <w:tcBorders>
-              <w:top w:val="single" w:sz="4" w:space="0" w:color="CCCCCC"/>
-              <w:bottom w:val="single" w:sz="4" w:space="0" w:color="CCCCCC"/>
-              <w:left w:val="single" w:sz="4" w:space="0" w:color="CCCCCC"/>
-              <w:right w:val="single" w:sz="4" w:space="0" w:color="CCCCCC"/>
-            </w:tcBorders>
-          </w:tcPr>
-          <w:p>
-            <w:pPr>
-              <w:spacing w:before="60" w:after="60" w:line="252" w:lineRule="auto"/>
-              <w:jc w:val="left"/>
-            </w:pPr>
-            <w:r/>
-            <w:r>
-              <w:rPr>
-                <w:b/>
-              </w:rPr>
-              <w:t>712.75</w:t>
-            </w:r>
-          </w:p>
-        </w:tc>
-        <w:tc>
-          <w:tcPr>
-            <w:tcW w:type="dxa" w:w="3456"/>
-            <w:shd w:fill="F8FAFC"/>
-            <w:tcMar>
-              <w:top w:w="100" w:type="dxa"/>
-              <w:bottom w:w="100" w:type="dxa"/>
-              <w:left w:w="120" w:type="dxa"/>
-              <w:right w:w="120" w:type="dxa"/>
-            </w:tcMar>
-            <w:tcBorders>
-              <w:top w:val="single" w:sz="4" w:space="0" w:color="CCCCCC"/>
-              <w:bottom w:val="single" w:sz="4" w:space="0" w:color="CCCCCC"/>
-              <w:left w:val="single" w:sz="4" w:space="0" w:color="CCCCCC"/>
-              <w:right w:val="single" w:sz="4" w:space="0" w:color="CCCCCC"/>
-            </w:tcBorders>
-          </w:tcPr>
-          <w:p>
-            <w:pPr>
-              <w:spacing w:before="60" w:after="60" w:line="252" w:lineRule="auto"/>
-              <w:jc w:val="left"/>
-            </w:pPr>
-            <w:r/>
-            <w:r>
-              <w:rPr>
-                <w:b/>
-              </w:rPr>
-              <w:t>-0.25</w:t>
-            </w:r>
-          </w:p>
-        </w:tc>
-        <w:tc>
-          <w:tcPr>
-            <w:tcW w:type="dxa" w:w="1440"/>
-            <w:shd w:fill="F8FAFC"/>
-            <w:tcMar>
-              <w:top w:w="100" w:type="dxa"/>
-              <w:bottom w:w="100" w:type="dxa"/>
-              <w:left w:w="120" w:type="dxa"/>
-              <w:right w:w="120" w:type="dxa"/>
-            </w:tcMar>
-            <w:tcBorders>
-              <w:top w:val="single" w:sz="4" w:space="0" w:color="CCCCCC"/>
-              <w:bottom w:val="single" w:sz="4" w:space="0" w:color="CCCCCC"/>
-              <w:left w:val="single" w:sz="4" w:space="0" w:color="CCCCCC"/>
-              <w:right w:val="single" w:sz="4" w:space="0" w:color="CCCCCC"/>
-            </w:tcBorders>
-          </w:tcPr>
-          <w:p>
-            <w:pPr>
-              <w:spacing w:before="60" w:after="60" w:line="252" w:lineRule="auto"/>
-              <w:jc w:val="left"/>
-            </w:pPr>
-            <w:r/>
-            <w:r>
-              <w:t>BEAR</w:t>
-            </w:r>
-          </w:p>
-        </w:tc>
-      </w:tr>
-      <w:tr>
-        <w:tc>
-          <w:tcPr>
-            <w:tcW w:type="dxa" w:w="1584"/>
-            <w:shd w:fill="FFFFFF"/>
-            <w:tcMar>
-              <w:top w:w="100" w:type="dxa"/>
-              <w:bottom w:w="100" w:type="dxa"/>
-              <w:left w:w="120" w:type="dxa"/>
-              <w:right w:w="120" w:type="dxa"/>
-            </w:tcMar>
-            <w:tcBorders>
-              <w:top w:val="single" w:sz="4" w:space="0" w:color="CCCCCC"/>
-              <w:bottom w:val="single" w:sz="4" w:space="0" w:color="CCCCCC"/>
-              <w:left w:val="single" w:sz="4" w:space="0" w:color="CCCCCC"/>
-              <w:right w:val="single" w:sz="4" w:space="0" w:color="CCCCCC"/>
-            </w:tcBorders>
-          </w:tcPr>
-          <w:p>
-            <w:pPr>
-              <w:spacing w:before="60" w:after="60" w:line="252" w:lineRule="auto"/>
-              <w:jc w:val="left"/>
-            </w:pPr>
-            <w:r/>
-            <w:r>
-              <w:rPr>
-                <w:b/>
-              </w:rPr>
-              <w:t>Thu 01/10</w:t>
-            </w:r>
-          </w:p>
-        </w:tc>
-        <w:tc>
-          <w:tcPr>
-            <w:tcW w:type="dxa" w:w="864"/>
-            <w:shd w:fill="FFFFFF"/>
-            <w:tcMar>
-              <w:top w:w="100" w:type="dxa"/>
-              <w:bottom w:w="100" w:type="dxa"/>
-              <w:left w:w="120" w:type="dxa"/>
-              <w:right w:w="120" w:type="dxa"/>
-            </w:tcMar>
-            <w:tcBorders>
-              <w:top w:val="single" w:sz="4" w:space="0" w:color="CCCCCC"/>
-              <w:bottom w:val="single" w:sz="4" w:space="0" w:color="CCCCCC"/>
-              <w:left w:val="single" w:sz="4" w:space="0" w:color="CCCCCC"/>
-              <w:right w:val="single" w:sz="4" w:space="0" w:color="CCCCCC"/>
-            </w:tcBorders>
-          </w:tcPr>
-          <w:p>
-            <w:pPr>
-              <w:spacing w:before="60" w:after="60" w:line="252" w:lineRule="auto"/>
-              <w:jc w:val="left"/>
-            </w:pPr>
-            <w:r/>
-            <w:r>
-              <w:t>Asia 11-15</w:t>
-            </w:r>
-          </w:p>
-        </w:tc>
-        <w:tc>
-          <w:tcPr>
-            <w:tcW w:type="dxa" w:w="1440"/>
-            <w:shd w:fill="FFFFFF"/>
-            <w:tcMar>
-              <w:top w:w="100" w:type="dxa"/>
-              <w:bottom w:w="100" w:type="dxa"/>
-              <w:left w:w="120" w:type="dxa"/>
-              <w:right w:w="120" w:type="dxa"/>
-            </w:tcMar>
-            <w:tcBorders>
-              <w:top w:val="single" w:sz="4" w:space="0" w:color="CCCCCC"/>
-              <w:bottom w:val="single" w:sz="4" w:space="0" w:color="CCCCCC"/>
-              <w:left w:val="single" w:sz="4" w:space="0" w:color="CCCCCC"/>
-              <w:right w:val="single" w:sz="4" w:space="0" w:color="CCCCCC"/>
-            </w:tcBorders>
-          </w:tcPr>
-          <w:p>
-            <w:pPr>
-              <w:spacing w:before="60" w:after="60" w:line="252" w:lineRule="auto"/>
-              <w:jc w:val="left"/>
-            </w:pPr>
-            <w:r/>
-            <w:r>
-              <w:t>712.75</w:t>
-            </w:r>
-          </w:p>
-        </w:tc>
-        <w:tc>
-          <w:tcPr>
-            <w:tcW w:type="dxa" w:w="2016"/>
-            <w:shd w:fill="FFFFFF"/>
-            <w:tcMar>
-              <w:top w:w="100" w:type="dxa"/>
-              <w:bottom w:w="100" w:type="dxa"/>
-              <w:left w:w="120" w:type="dxa"/>
-              <w:right w:w="120" w:type="dxa"/>
-            </w:tcMar>
-            <w:tcBorders>
-              <w:top w:val="single" w:sz="4" w:space="0" w:color="CCCCCC"/>
-              <w:bottom w:val="single" w:sz="4" w:space="0" w:color="CCCCCC"/>
-              <w:left w:val="single" w:sz="4" w:space="0" w:color="CCCCCC"/>
-              <w:right w:val="single" w:sz="4" w:space="0" w:color="CCCCCC"/>
-            </w:tcBorders>
-          </w:tcPr>
-          <w:p>
-            <w:pPr>
-              <w:spacing w:before="60" w:after="60" w:line="252" w:lineRule="auto"/>
-              <w:jc w:val="left"/>
-            </w:pPr>
-            <w:r/>
-            <w:r>
-              <w:t>722.50</w:t>
-            </w:r>
-          </w:p>
-        </w:tc>
-        <w:tc>
-          <w:tcPr>
-            <w:tcW w:type="dxa" w:w="1152"/>
-            <w:shd w:fill="FFFFFF"/>
-            <w:tcMar>
-              <w:top w:w="100" w:type="dxa"/>
-              <w:bottom w:w="100" w:type="dxa"/>
-              <w:left w:w="120" w:type="dxa"/>
-              <w:right w:w="120" w:type="dxa"/>
-            </w:tcMar>
-            <w:tcBorders>
-              <w:top w:val="single" w:sz="4" w:space="0" w:color="CCCCCC"/>
-              <w:bottom w:val="single" w:sz="4" w:space="0" w:color="CCCCCC"/>
-              <w:left w:val="single" w:sz="4" w:space="0" w:color="CCCCCC"/>
-              <w:right w:val="single" w:sz="4" w:space="0" w:color="CCCCCC"/>
-            </w:tcBorders>
-          </w:tcPr>
-          <w:p>
-            <w:pPr>
-              <w:spacing w:before="60" w:after="60" w:line="252" w:lineRule="auto"/>
-              <w:jc w:val="left"/>
-            </w:pPr>
-            <w:r/>
-            <w:r>
-              <w:t>703.00</w:t>
-            </w:r>
-          </w:p>
-        </w:tc>
-        <w:tc>
-          <w:tcPr>
-            <w:tcW w:type="dxa" w:w="1728"/>
-            <w:shd w:fill="FFFFFF"/>
-            <w:tcMar>
-              <w:top w:w="100" w:type="dxa"/>
-              <w:bottom w:w="100" w:type="dxa"/>
-              <w:left w:w="120" w:type="dxa"/>
-              <w:right w:w="120" w:type="dxa"/>
-            </w:tcMar>
-            <w:tcBorders>
-              <w:top w:val="single" w:sz="4" w:space="0" w:color="CCCCCC"/>
-              <w:bottom w:val="single" w:sz="4" w:space="0" w:color="CCCCCC"/>
-              <w:left w:val="single" w:sz="4" w:space="0" w:color="CCCCCC"/>
-              <w:right w:val="single" w:sz="4" w:space="0" w:color="CCCCCC"/>
-            </w:tcBorders>
-          </w:tcPr>
-          <w:p>
-            <w:pPr>
-              <w:spacing w:before="60" w:after="60" w:line="252" w:lineRule="auto"/>
-              <w:jc w:val="left"/>
-            </w:pPr>
-            <w:r/>
-            <w:r>
-              <w:rPr>
-                <w:b/>
-              </w:rPr>
-              <w:t>713.25</w:t>
-            </w:r>
-          </w:p>
-        </w:tc>
-        <w:tc>
-          <w:tcPr>
-            <w:tcW w:type="dxa" w:w="3456"/>
-            <w:shd w:fill="FFFFFF"/>
-            <w:tcMar>
-              <w:top w:w="100" w:type="dxa"/>
-              <w:bottom w:w="100" w:type="dxa"/>
-              <w:left w:w="120" w:type="dxa"/>
-              <w:right w:w="120" w:type="dxa"/>
-            </w:tcMar>
-            <w:tcBorders>
-              <w:top w:val="single" w:sz="4" w:space="0" w:color="CCCCCC"/>
-              <w:bottom w:val="single" w:sz="4" w:space="0" w:color="CCCCCC"/>
-              <w:left w:val="single" w:sz="4" w:space="0" w:color="CCCCCC"/>
-              <w:right w:val="single" w:sz="4" w:space="0" w:color="CCCCCC"/>
-            </w:tcBorders>
-          </w:tcPr>
-          <w:p>
-            <w:pPr>
-              <w:spacing w:before="60" w:after="60" w:line="252" w:lineRule="auto"/>
-              <w:jc w:val="left"/>
-            </w:pPr>
-            <w:r/>
-            <w:r>
-              <w:rPr>
-                <w:b/>
-              </w:rPr>
-              <w:t>+0.50</w:t>
-            </w:r>
-          </w:p>
-        </w:tc>
-        <w:tc>
-          <w:tcPr>
-            <w:tcW w:type="dxa" w:w="1440"/>
-            <w:shd w:fill="FFFFFF"/>
-            <w:tcMar>
-              <w:top w:w="100" w:type="dxa"/>
-              <w:bottom w:w="100" w:type="dxa"/>
-              <w:left w:w="120" w:type="dxa"/>
-              <w:right w:w="120" w:type="dxa"/>
-            </w:tcMar>
-            <w:tcBorders>
-              <w:top w:val="single" w:sz="4" w:space="0" w:color="CCCCCC"/>
-              <w:bottom w:val="single" w:sz="4" w:space="0" w:color="CCCCCC"/>
-              <w:left w:val="single" w:sz="4" w:space="0" w:color="CCCCCC"/>
-              <w:right w:val="single" w:sz="4" w:space="0" w:color="CCCCCC"/>
-            </w:tcBorders>
-          </w:tcPr>
-          <w:p>
-            <w:pPr>
-              <w:spacing w:before="60" w:after="60" w:line="252" w:lineRule="auto"/>
-              <w:jc w:val="left"/>
-            </w:pPr>
-            <w:r/>
-            <w:r>
-              <w:t>BULL</w:t>
-            </w:r>
-          </w:p>
-        </w:tc>
-      </w:tr>
-      <w:tr>
-        <w:tc>
-          <w:tcPr>
-            <w:tcW w:type="dxa" w:w="1584"/>
-            <w:shd w:fill="F8FAFC"/>
-            <w:tcMar>
-              <w:top w:w="100" w:type="dxa"/>
-              <w:bottom w:w="100" w:type="dxa"/>
-              <w:left w:w="120" w:type="dxa"/>
-              <w:right w:w="120" w:type="dxa"/>
-            </w:tcMar>
-            <w:tcBorders>
-              <w:top w:val="single" w:sz="4" w:space="0" w:color="CCCCCC"/>
-              <w:bottom w:val="single" w:sz="4" w:space="0" w:color="CCCCCC"/>
-              <w:left w:val="single" w:sz="4" w:space="0" w:color="CCCCCC"/>
-              <w:right w:val="single" w:sz="4" w:space="0" w:color="CCCCCC"/>
-            </w:tcBorders>
-          </w:tcPr>
-          <w:p>
-            <w:pPr>
-              <w:spacing w:before="60" w:after="60" w:line="252" w:lineRule="auto"/>
-              <w:jc w:val="left"/>
-            </w:pPr>
-            <w:r/>
-            <w:r>
-              <w:rPr>
-                <w:b/>
-              </w:rPr>
-              <w:t>Thu 01/10</w:t>
-            </w:r>
-          </w:p>
-        </w:tc>
-        <w:tc>
-          <w:tcPr>
-            <w:tcW w:type="dxa" w:w="864"/>
-            <w:shd w:fill="F8FAFC"/>
-            <w:tcMar>
-              <w:top w:w="100" w:type="dxa"/>
-              <w:bottom w:w="100" w:type="dxa"/>
-              <w:left w:w="120" w:type="dxa"/>
-              <w:right w:w="120" w:type="dxa"/>
-            </w:tcMar>
-            <w:tcBorders>
-              <w:top w:val="single" w:sz="4" w:space="0" w:color="CCCCCC"/>
-              <w:bottom w:val="single" w:sz="4" w:space="0" w:color="CCCCCC"/>
-              <w:left w:val="single" w:sz="4" w:space="0" w:color="CCCCCC"/>
-              <w:right w:val="single" w:sz="4" w:space="0" w:color="CCCCCC"/>
-            </w:tcBorders>
-          </w:tcPr>
-          <w:p>
-            <w:pPr>
-              <w:spacing w:before="60" w:after="60" w:line="252" w:lineRule="auto"/>
-              <w:jc w:val="left"/>
-            </w:pPr>
-            <w:r/>
-            <w:r>
-              <w:t>London 15-19</w:t>
-            </w:r>
-          </w:p>
-        </w:tc>
-        <w:tc>
-          <w:tcPr>
-            <w:tcW w:type="dxa" w:w="1440"/>
-            <w:shd w:fill="F8FAFC"/>
-            <w:tcMar>
-              <w:top w:w="100" w:type="dxa"/>
-              <w:bottom w:w="100" w:type="dxa"/>
-              <w:left w:w="120" w:type="dxa"/>
-              <w:right w:w="120" w:type="dxa"/>
-            </w:tcMar>
-            <w:tcBorders>
-              <w:top w:val="single" w:sz="4" w:space="0" w:color="CCCCCC"/>
-              <w:bottom w:val="single" w:sz="4" w:space="0" w:color="CCCCCC"/>
-              <w:left w:val="single" w:sz="4" w:space="0" w:color="CCCCCC"/>
-              <w:right w:val="single" w:sz="4" w:space="0" w:color="CCCCCC"/>
-            </w:tcBorders>
-          </w:tcPr>
-          <w:p>
-            <w:pPr>
-              <w:spacing w:before="60" w:after="60" w:line="252" w:lineRule="auto"/>
-              <w:jc w:val="left"/>
-            </w:pPr>
-            <w:r/>
-            <w:r>
-              <w:t>713.25</w:t>
-            </w:r>
-          </w:p>
-        </w:tc>
-        <w:tc>
-          <w:tcPr>
-            <w:tcW w:type="dxa" w:w="2016"/>
-            <w:shd w:fill="F8FAFC"/>
-            <w:tcMar>
-              <w:top w:w="100" w:type="dxa"/>
-              <w:bottom w:w="100" w:type="dxa"/>
-              <w:left w:w="120" w:type="dxa"/>
-              <w:right w:w="120" w:type="dxa"/>
-            </w:tcMar>
-            <w:tcBorders>
-              <w:top w:val="single" w:sz="4" w:space="0" w:color="CCCCCC"/>
-              <w:bottom w:val="single" w:sz="4" w:space="0" w:color="CCCCCC"/>
-              <w:left w:val="single" w:sz="4" w:space="0" w:color="CCCCCC"/>
-              <w:right w:val="single" w:sz="4" w:space="0" w:color="CCCCCC"/>
-            </w:tcBorders>
-          </w:tcPr>
-          <w:p>
-            <w:pPr>
-              <w:spacing w:before="60" w:after="60" w:line="252" w:lineRule="auto"/>
-              <w:jc w:val="left"/>
-            </w:pPr>
-            <w:r/>
-            <w:r>
-              <w:t>724.00</w:t>
-            </w:r>
-          </w:p>
-        </w:tc>
-        <w:tc>
-          <w:tcPr>
-            <w:tcW w:type="dxa" w:w="1152"/>
-            <w:shd w:fill="F8FAFC"/>
-            <w:tcMar>
-              <w:top w:w="100" w:type="dxa"/>
-              <w:bottom w:w="100" w:type="dxa"/>
-              <w:left w:w="120" w:type="dxa"/>
-              <w:right w:w="120" w:type="dxa"/>
-            </w:tcMar>
-            <w:tcBorders>
-              <w:top w:val="single" w:sz="4" w:space="0" w:color="CCCCCC"/>
-              <w:bottom w:val="single" w:sz="4" w:space="0" w:color="CCCCCC"/>
-              <w:left w:val="single" w:sz="4" w:space="0" w:color="CCCCCC"/>
-              <w:right w:val="single" w:sz="4" w:space="0" w:color="CCCCCC"/>
-            </w:tcBorders>
-          </w:tcPr>
-          <w:p>
-            <w:pPr>
-              <w:spacing w:before="60" w:after="60" w:line="252" w:lineRule="auto"/>
-              <w:jc w:val="left"/>
-            </w:pPr>
-            <w:r/>
-            <w:r>
-              <w:t>706.00</w:t>
-            </w:r>
-          </w:p>
-        </w:tc>
-        <w:tc>
-          <w:tcPr>
-            <w:tcW w:type="dxa" w:w="1728"/>
-            <w:shd w:fill="F8FAFC"/>
-            <w:tcMar>
-              <w:top w:w="100" w:type="dxa"/>
-              <w:bottom w:w="100" w:type="dxa"/>
-              <w:left w:w="120" w:type="dxa"/>
-              <w:right w:w="120" w:type="dxa"/>
-            </w:tcMar>
-            <w:tcBorders>
-              <w:top w:val="single" w:sz="4" w:space="0" w:color="CCCCCC"/>
-              <w:bottom w:val="single" w:sz="4" w:space="0" w:color="CCCCCC"/>
-              <w:left w:val="single" w:sz="4" w:space="0" w:color="CCCCCC"/>
-              <w:right w:val="single" w:sz="4" w:space="0" w:color="CCCCCC"/>
-            </w:tcBorders>
-          </w:tcPr>
-          <w:p>
-            <w:pPr>
-              <w:spacing w:before="60" w:after="60" w:line="252" w:lineRule="auto"/>
-              <w:jc w:val="left"/>
-            </w:pPr>
-            <w:r/>
-            <w:r>
-              <w:rPr>
-                <w:b/>
-              </w:rPr>
-              <w:t>714.00</w:t>
-            </w:r>
-          </w:p>
-        </w:tc>
-        <w:tc>
-          <w:tcPr>
-            <w:tcW w:type="dxa" w:w="3456"/>
-            <w:shd w:fill="F8FAFC"/>
-            <w:tcMar>
-              <w:top w:w="100" w:type="dxa"/>
-              <w:bottom w:w="100" w:type="dxa"/>
-              <w:left w:w="120" w:type="dxa"/>
-              <w:right w:w="120" w:type="dxa"/>
-            </w:tcMar>
-            <w:tcBorders>
-              <w:top w:val="single" w:sz="4" w:space="0" w:color="CCCCCC"/>
-              <w:bottom w:val="single" w:sz="4" w:space="0" w:color="CCCCCC"/>
-              <w:left w:val="single" w:sz="4" w:space="0" w:color="CCCCCC"/>
-              <w:right w:val="single" w:sz="4" w:space="0" w:color="CCCCCC"/>
-            </w:tcBorders>
-          </w:tcPr>
-          <w:p>
-            <w:pPr>
-              <w:spacing w:before="60" w:after="60" w:line="252" w:lineRule="auto"/>
-              <w:jc w:val="left"/>
-            </w:pPr>
-            <w:r/>
-            <w:r>
-              <w:rPr>
-                <w:b/>
-              </w:rPr>
-              <w:t>+0.75</w:t>
-            </w:r>
-          </w:p>
-        </w:tc>
-        <w:tc>
-          <w:tcPr>
-            <w:tcW w:type="dxa" w:w="1440"/>
-            <w:shd w:fill="F8FAFC"/>
-            <w:tcMar>
-              <w:top w:w="100" w:type="dxa"/>
-              <w:bottom w:w="100" w:type="dxa"/>
-              <w:left w:w="120" w:type="dxa"/>
-              <w:right w:w="120" w:type="dxa"/>
-            </w:tcMar>
-            <w:tcBorders>
-              <w:top w:val="single" w:sz="4" w:space="0" w:color="CCCCCC"/>
-              <w:bottom w:val="single" w:sz="4" w:space="0" w:color="CCCCCC"/>
-              <w:left w:val="single" w:sz="4" w:space="0" w:color="CCCCCC"/>
-              <w:right w:val="single" w:sz="4" w:space="0" w:color="CCCCCC"/>
-            </w:tcBorders>
-          </w:tcPr>
-          <w:p>
-            <w:pPr>
-              <w:spacing w:before="60" w:after="60" w:line="252" w:lineRule="auto"/>
-              <w:jc w:val="left"/>
-            </w:pPr>
-            <w:r/>
-            <w:r>
-              <w:t>BULL</w:t>
-            </w:r>
-          </w:p>
-        </w:tc>
-      </w:tr>
-      <w:tr>
-        <w:tc>
-          <w:tcPr>
-            <w:tcW w:type="dxa" w:w="1584"/>
-            <w:shd w:fill="FFFFFF"/>
-            <w:tcMar>
-              <w:top w:w="100" w:type="dxa"/>
-              <w:bottom w:w="100" w:type="dxa"/>
-              <w:left w:w="120" w:type="dxa"/>
-              <w:right w:w="120" w:type="dxa"/>
-            </w:tcMar>
-            <w:tcBorders>
-              <w:top w:val="single" w:sz="4" w:space="0" w:color="CCCCCC"/>
-              <w:bottom w:val="single" w:sz="4" w:space="0" w:color="CCCCCC"/>
-              <w:left w:val="single" w:sz="4" w:space="0" w:color="CCCCCC"/>
-              <w:right w:val="single" w:sz="4" w:space="0" w:color="CCCCCC"/>
-            </w:tcBorders>
-          </w:tcPr>
-          <w:p>
-            <w:pPr>
-              <w:spacing w:before="60" w:after="60" w:line="252" w:lineRule="auto"/>
-              <w:jc w:val="left"/>
-            </w:pPr>
-            <w:r/>
-            <w:r>
-              <w:rPr>
-                <w:b/>
-              </w:rPr>
-              <w:t>Thu 01/10</w:t>
-            </w:r>
-          </w:p>
-        </w:tc>
-        <w:tc>
-          <w:tcPr>
-            <w:tcW w:type="dxa" w:w="864"/>
-            <w:shd w:fill="FFFFFF"/>
-            <w:tcMar>
-              <w:top w:w="100" w:type="dxa"/>
-              <w:bottom w:w="100" w:type="dxa"/>
-              <w:left w:w="120" w:type="dxa"/>
-              <w:right w:w="120" w:type="dxa"/>
-            </w:tcMar>
-            <w:tcBorders>
-              <w:top w:val="single" w:sz="4" w:space="0" w:color="CCCCCC"/>
-              <w:bottom w:val="single" w:sz="4" w:space="0" w:color="CCCCCC"/>
-              <w:left w:val="single" w:sz="4" w:space="0" w:color="CCCCCC"/>
-              <w:right w:val="single" w:sz="4" w:space="0" w:color="CCCCCC"/>
-            </w:tcBorders>
-          </w:tcPr>
-          <w:p>
-            <w:pPr>
-              <w:spacing w:before="60" w:after="60" w:line="252" w:lineRule="auto"/>
-              <w:jc w:val="left"/>
-            </w:pPr>
-            <w:r/>
-            <w:r>
-              <w:t>Pre-NY 19-21</w:t>
-            </w:r>
-          </w:p>
-        </w:tc>
-        <w:tc>
-          <w:tcPr>
-            <w:tcW w:type="dxa" w:w="1440"/>
-            <w:shd w:fill="FFFFFF"/>
-            <w:tcMar>
-              <w:top w:w="100" w:type="dxa"/>
-              <w:bottom w:w="100" w:type="dxa"/>
-              <w:left w:w="120" w:type="dxa"/>
-              <w:right w:w="120" w:type="dxa"/>
-            </w:tcMar>
-            <w:tcBorders>
-              <w:top w:val="single" w:sz="4" w:space="0" w:color="CCCCCC"/>
-              <w:bottom w:val="single" w:sz="4" w:space="0" w:color="CCCCCC"/>
-              <w:left w:val="single" w:sz="4" w:space="0" w:color="CCCCCC"/>
-              <w:right w:val="single" w:sz="4" w:space="0" w:color="CCCCCC"/>
-            </w:tcBorders>
-          </w:tcPr>
-          <w:p>
-            <w:pPr>
-              <w:spacing w:before="60" w:after="60" w:line="252" w:lineRule="auto"/>
-              <w:jc w:val="left"/>
-            </w:pPr>
-            <w:r/>
-            <w:r>
-              <w:t>714.00</w:t>
-            </w:r>
-          </w:p>
-        </w:tc>
-        <w:tc>
-          <w:tcPr>
-            <w:tcW w:type="dxa" w:w="2016"/>
-            <w:shd w:fill="FFFFFF"/>
-            <w:tcMar>
-              <w:top w:w="100" w:type="dxa"/>
-              <w:bottom w:w="100" w:type="dxa"/>
-              <w:left w:w="120" w:type="dxa"/>
-              <w:right w:w="120" w:type="dxa"/>
-            </w:tcMar>
-            <w:tcBorders>
-              <w:top w:val="single" w:sz="4" w:space="0" w:color="CCCCCC"/>
-              <w:bottom w:val="single" w:sz="4" w:space="0" w:color="CCCCCC"/>
-              <w:left w:val="single" w:sz="4" w:space="0" w:color="CCCCCC"/>
-              <w:right w:val="single" w:sz="4" w:space="0" w:color="CCCCCC"/>
-            </w:tcBorders>
-          </w:tcPr>
-          <w:p>
-            <w:pPr>
-              <w:spacing w:before="60" w:after="60" w:line="252" w:lineRule="auto"/>
-              <w:jc w:val="left"/>
-            </w:pPr>
-            <w:r/>
-            <w:r>
-              <w:t>720.50</w:t>
-            </w:r>
-          </w:p>
-        </w:tc>
-        <w:tc>
-          <w:tcPr>
-            <w:tcW w:type="dxa" w:w="1152"/>
-            <w:shd w:fill="FFFFFF"/>
-            <w:tcMar>
-              <w:top w:w="100" w:type="dxa"/>
-              <w:bottom w:w="100" w:type="dxa"/>
-              <w:left w:w="120" w:type="dxa"/>
-              <w:right w:w="120" w:type="dxa"/>
-            </w:tcMar>
-            <w:tcBorders>
-              <w:top w:val="single" w:sz="4" w:space="0" w:color="CCCCCC"/>
-              <w:bottom w:val="single" w:sz="4" w:space="0" w:color="CCCCCC"/>
-              <w:left w:val="single" w:sz="4" w:space="0" w:color="CCCCCC"/>
-              <w:right w:val="single" w:sz="4" w:space="0" w:color="CCCCCC"/>
-            </w:tcBorders>
-          </w:tcPr>
-          <w:p>
-            <w:pPr>
-              <w:spacing w:before="60" w:after="60" w:line="252" w:lineRule="auto"/>
-              <w:jc w:val="left"/>
-            </w:pPr>
-            <w:r/>
-            <w:r>
-              <w:t>705.50</w:t>
-            </w:r>
-          </w:p>
-        </w:tc>
-        <w:tc>
-          <w:tcPr>
-            <w:tcW w:type="dxa" w:w="1728"/>
-            <w:shd w:fill="FFFFFF"/>
-            <w:tcMar>
-              <w:top w:w="100" w:type="dxa"/>
-              <w:bottom w:w="100" w:type="dxa"/>
-              <w:left w:w="120" w:type="dxa"/>
-              <w:right w:w="120" w:type="dxa"/>
-            </w:tcMar>
-            <w:tcBorders>
-              <w:top w:val="single" w:sz="4" w:space="0" w:color="CCCCCC"/>
-              <w:bottom w:val="single" w:sz="4" w:space="0" w:color="CCCCCC"/>
-              <w:left w:val="single" w:sz="4" w:space="0" w:color="CCCCCC"/>
-              <w:right w:val="single" w:sz="4" w:space="0" w:color="CCCCCC"/>
-            </w:tcBorders>
-          </w:tcPr>
-          <w:p>
-            <w:pPr>
-              <w:spacing w:before="60" w:after="60" w:line="252" w:lineRule="auto"/>
-              <w:jc w:val="left"/>
-            </w:pPr>
-            <w:r/>
-            <w:r>
-              <w:rPr>
-                <w:b/>
-              </w:rPr>
-              <w:t>714.50</w:t>
-            </w:r>
-          </w:p>
-        </w:tc>
-        <w:tc>
-          <w:tcPr>
-            <w:tcW w:type="dxa" w:w="3456"/>
-            <w:shd w:fill="FFFFFF"/>
-            <w:tcMar>
-              <w:top w:w="100" w:type="dxa"/>
-              <w:bottom w:w="100" w:type="dxa"/>
-              <w:left w:w="120" w:type="dxa"/>
-              <w:right w:w="120" w:type="dxa"/>
-            </w:tcMar>
-            <w:tcBorders>
-              <w:top w:val="single" w:sz="4" w:space="0" w:color="CCCCCC"/>
-              <w:bottom w:val="single" w:sz="4" w:space="0" w:color="CCCCCC"/>
-              <w:left w:val="single" w:sz="4" w:space="0" w:color="CCCCCC"/>
-              <w:right w:val="single" w:sz="4" w:space="0" w:color="CCCCCC"/>
-            </w:tcBorders>
-          </w:tcPr>
-          <w:p>
-            <w:pPr>
-              <w:spacing w:before="60" w:after="60" w:line="252" w:lineRule="auto"/>
-              <w:jc w:val="left"/>
-            </w:pPr>
-            <w:r/>
-            <w:r>
-              <w:rPr>
-                <w:b/>
-              </w:rPr>
-              <w:t>+0.50</w:t>
-            </w:r>
-          </w:p>
-        </w:tc>
-        <w:tc>
-          <w:tcPr>
-            <w:tcW w:type="dxa" w:w="1440"/>
-            <w:shd w:fill="FFFFFF"/>
-            <w:tcMar>
-              <w:top w:w="100" w:type="dxa"/>
-              <w:bottom w:w="100" w:type="dxa"/>
-              <w:left w:w="120" w:type="dxa"/>
-              <w:right w:w="120" w:type="dxa"/>
-            </w:tcMar>
-            <w:tcBorders>
-              <w:top w:val="single" w:sz="4" w:space="0" w:color="CCCCCC"/>
-              <w:bottom w:val="single" w:sz="4" w:space="0" w:color="CCCCCC"/>
-              <w:left w:val="single" w:sz="4" w:space="0" w:color="CCCCCC"/>
-              <w:right w:val="single" w:sz="4" w:space="0" w:color="CCCCCC"/>
-            </w:tcBorders>
-          </w:tcPr>
-          <w:p>
-            <w:pPr>
-              <w:spacing w:before="60" w:after="60" w:line="252" w:lineRule="auto"/>
-              <w:jc w:val="left"/>
-            </w:pPr>
-            <w:r/>
-            <w:r>
-              <w:t>BULL</w:t>
-            </w:r>
-          </w:p>
-        </w:tc>
-      </w:tr>
-      <w:tr>
-        <w:tc>
-          <w:tcPr>
-            <w:tcW w:type="dxa" w:w="1584"/>
-            <w:shd w:fill="F8FAFC"/>
-            <w:tcMar>
-              <w:top w:w="100" w:type="dxa"/>
-              <w:bottom w:w="100" w:type="dxa"/>
-              <w:left w:w="120" w:type="dxa"/>
-              <w:right w:w="120" w:type="dxa"/>
-            </w:tcMar>
-            <w:tcBorders>
-              <w:top w:val="single" w:sz="4" w:space="0" w:color="CCCCCC"/>
-              <w:bottom w:val="single" w:sz="4" w:space="0" w:color="CCCCCC"/>
-              <w:left w:val="single" w:sz="4" w:space="0" w:color="CCCCCC"/>
-              <w:right w:val="single" w:sz="4" w:space="0" w:color="CCCCCC"/>
-            </w:tcBorders>
-          </w:tcPr>
-          <w:p>
-            <w:pPr>
-              <w:spacing w:before="60" w:after="60" w:line="252" w:lineRule="auto"/>
-              <w:jc w:val="left"/>
-            </w:pPr>
-            <w:r/>
-            <w:r>
-              <w:rPr>
-                <w:b/>
-              </w:rPr>
-              <w:t>Thu 01/10</w:t>
-            </w:r>
-          </w:p>
-        </w:tc>
-        <w:tc>
-          <w:tcPr>
-            <w:tcW w:type="dxa" w:w="864"/>
-            <w:shd w:fill="F8FAFC"/>
-            <w:tcMar>
-              <w:top w:w="100" w:type="dxa"/>
-              <w:bottom w:w="100" w:type="dxa"/>
-              <w:left w:w="120" w:type="dxa"/>
-              <w:right w:w="120" w:type="dxa"/>
-            </w:tcMar>
-            <w:tcBorders>
-              <w:top w:val="single" w:sz="4" w:space="0" w:color="CCCCCC"/>
-              <w:bottom w:val="single" w:sz="4" w:space="0" w:color="CCCCCC"/>
-              <w:left w:val="single" w:sz="4" w:space="0" w:color="CCCCCC"/>
-              <w:right w:val="single" w:sz="4" w:space="0" w:color="CCCCCC"/>
-            </w:tcBorders>
-          </w:tcPr>
-          <w:p>
-            <w:pPr>
-              <w:spacing w:before="60" w:after="60" w:line="252" w:lineRule="auto"/>
-              <w:jc w:val="left"/>
-            </w:pPr>
-            <w:r/>
-            <w:r>
-              <w:t>NY Open 21-23</w:t>
-            </w:r>
-          </w:p>
-        </w:tc>
-        <w:tc>
-          <w:tcPr>
-            <w:tcW w:type="dxa" w:w="1440"/>
-            <w:shd w:fill="F8FAFC"/>
-            <w:tcMar>
-              <w:top w:w="100" w:type="dxa"/>
-              <w:bottom w:w="100" w:type="dxa"/>
-              <w:left w:w="120" w:type="dxa"/>
-              <w:right w:w="120" w:type="dxa"/>
-            </w:tcMar>
-            <w:tcBorders>
-              <w:top w:val="single" w:sz="4" w:space="0" w:color="CCCCCC"/>
-              <w:bottom w:val="single" w:sz="4" w:space="0" w:color="CCCCCC"/>
-              <w:left w:val="single" w:sz="4" w:space="0" w:color="CCCCCC"/>
-              <w:right w:val="single" w:sz="4" w:space="0" w:color="CCCCCC"/>
-            </w:tcBorders>
-          </w:tcPr>
-          <w:p>
-            <w:pPr>
-              <w:spacing w:before="60" w:after="60" w:line="252" w:lineRule="auto"/>
-              <w:jc w:val="left"/>
-            </w:pPr>
-            <w:r/>
-            <w:r>
-              <w:t>714.50</w:t>
-            </w:r>
-          </w:p>
-        </w:tc>
-        <w:tc>
-          <w:tcPr>
-            <w:tcW w:type="dxa" w:w="2016"/>
-            <w:shd w:fill="F8FAFC"/>
-            <w:tcMar>
-              <w:top w:w="100" w:type="dxa"/>
-              <w:bottom w:w="100" w:type="dxa"/>
-              <w:left w:w="120" w:type="dxa"/>
-              <w:right w:w="120" w:type="dxa"/>
-            </w:tcMar>
-            <w:tcBorders>
-              <w:top w:val="single" w:sz="4" w:space="0" w:color="CCCCCC"/>
-              <w:bottom w:val="single" w:sz="4" w:space="0" w:color="CCCCCC"/>
-              <w:left w:val="single" w:sz="4" w:space="0" w:color="CCCCCC"/>
-              <w:right w:val="single" w:sz="4" w:space="0" w:color="CCCCCC"/>
-            </w:tcBorders>
-          </w:tcPr>
-          <w:p>
-            <w:pPr>
-              <w:spacing w:before="60" w:after="60" w:line="252" w:lineRule="auto"/>
-              <w:jc w:val="left"/>
-            </w:pPr>
-            <w:r/>
-            <w:r>
-              <w:t>725.50</w:t>
-            </w:r>
-          </w:p>
-        </w:tc>
-        <w:tc>
-          <w:tcPr>
-            <w:tcW w:type="dxa" w:w="1152"/>
-            <w:shd w:fill="F8FAFC"/>
-            <w:tcMar>
-              <w:top w:w="100" w:type="dxa"/>
-              <w:bottom w:w="100" w:type="dxa"/>
-              <w:left w:w="120" w:type="dxa"/>
-              <w:right w:w="120" w:type="dxa"/>
-            </w:tcMar>
-            <w:tcBorders>
-              <w:top w:val="single" w:sz="4" w:space="0" w:color="CCCCCC"/>
-              <w:bottom w:val="single" w:sz="4" w:space="0" w:color="CCCCCC"/>
-              <w:left w:val="single" w:sz="4" w:space="0" w:color="CCCCCC"/>
-              <w:right w:val="single" w:sz="4" w:space="0" w:color="CCCCCC"/>
-            </w:tcBorders>
-          </w:tcPr>
-          <w:p>
-            <w:pPr>
-              <w:spacing w:before="60" w:after="60" w:line="252" w:lineRule="auto"/>
-              <w:jc w:val="left"/>
-            </w:pPr>
-            <w:r/>
-            <w:r>
-              <w:t>702.75</w:t>
-            </w:r>
-          </w:p>
-        </w:tc>
-        <w:tc>
-          <w:tcPr>
-            <w:tcW w:type="dxa" w:w="1728"/>
-            <w:shd w:fill="F8FAFC"/>
-            <w:tcMar>
-              <w:top w:w="100" w:type="dxa"/>
-              <w:bottom w:w="100" w:type="dxa"/>
-              <w:left w:w="120" w:type="dxa"/>
-              <w:right w:w="120" w:type="dxa"/>
-            </w:tcMar>
-            <w:tcBorders>
-              <w:top w:val="single" w:sz="4" w:space="0" w:color="CCCCCC"/>
-              <w:bottom w:val="single" w:sz="4" w:space="0" w:color="CCCCCC"/>
-              <w:left w:val="single" w:sz="4" w:space="0" w:color="CCCCCC"/>
-              <w:right w:val="single" w:sz="4" w:space="0" w:color="CCCCCC"/>
-            </w:tcBorders>
-          </w:tcPr>
-          <w:p>
-            <w:pPr>
-              <w:spacing w:before="60" w:after="60" w:line="252" w:lineRule="auto"/>
-              <w:jc w:val="left"/>
-            </w:pPr>
-            <w:r/>
-            <w:r>
-              <w:rPr>
-                <w:b/>
-              </w:rPr>
-              <w:t>718.00</w:t>
-            </w:r>
-          </w:p>
-        </w:tc>
-        <w:tc>
-          <w:tcPr>
-            <w:tcW w:type="dxa" w:w="3456"/>
-            <w:shd w:fill="F8FAFC"/>
-            <w:tcMar>
-              <w:top w:w="100" w:type="dxa"/>
-              <w:bottom w:w="100" w:type="dxa"/>
-              <w:left w:w="120" w:type="dxa"/>
-              <w:right w:w="120" w:type="dxa"/>
-            </w:tcMar>
-            <w:tcBorders>
-              <w:top w:val="single" w:sz="4" w:space="0" w:color="CCCCCC"/>
-              <w:bottom w:val="single" w:sz="4" w:space="0" w:color="CCCCCC"/>
-              <w:left w:val="single" w:sz="4" w:space="0" w:color="CCCCCC"/>
-              <w:right w:val="single" w:sz="4" w:space="0" w:color="CCCCCC"/>
-            </w:tcBorders>
-          </w:tcPr>
-          <w:p>
-            <w:pPr>
-              <w:spacing w:before="60" w:after="60" w:line="252" w:lineRule="auto"/>
-              <w:jc w:val="left"/>
-            </w:pPr>
-            <w:r/>
-            <w:r>
-              <w:rPr>
-                <w:b/>
-              </w:rPr>
-              <w:t>+3.50</w:t>
-            </w:r>
-          </w:p>
-        </w:tc>
-        <w:tc>
-          <w:tcPr>
-            <w:tcW w:type="dxa" w:w="1440"/>
-            <w:shd w:fill="F8FAFC"/>
-            <w:tcMar>
-              <w:top w:w="100" w:type="dxa"/>
-              <w:bottom w:w="100" w:type="dxa"/>
-              <w:left w:w="120" w:type="dxa"/>
-              <w:right w:w="120" w:type="dxa"/>
-            </w:tcMar>
-            <w:tcBorders>
-              <w:top w:val="single" w:sz="4" w:space="0" w:color="CCCCCC"/>
-              <w:bottom w:val="single" w:sz="4" w:space="0" w:color="CCCCCC"/>
-              <w:left w:val="single" w:sz="4" w:space="0" w:color="CCCCCC"/>
-              <w:right w:val="single" w:sz="4" w:space="0" w:color="CCCCCC"/>
-            </w:tcBorders>
-          </w:tcPr>
-          <w:p>
-            <w:pPr>
-              <w:spacing w:before="60" w:after="60" w:line="252" w:lineRule="auto"/>
-              <w:jc w:val="left"/>
-            </w:pPr>
-            <w:r/>
-            <w:r>
-              <w:t>BULL</w:t>
-            </w:r>
-          </w:p>
-        </w:tc>
-      </w:tr>
-      <w:tr>
-        <w:tc>
-          <w:tcPr>
-            <w:tcW w:type="dxa" w:w="1584"/>
-            <w:shd w:fill="FFFFFF"/>
-            <w:tcMar>
-              <w:top w:w="100" w:type="dxa"/>
-              <w:bottom w:w="100" w:type="dxa"/>
-              <w:left w:w="120" w:type="dxa"/>
-              <w:right w:w="120" w:type="dxa"/>
-            </w:tcMar>
-            <w:tcBorders>
-              <w:top w:val="single" w:sz="4" w:space="0" w:color="CCCCCC"/>
-              <w:bottom w:val="single" w:sz="4" w:space="0" w:color="CCCCCC"/>
-              <w:left w:val="single" w:sz="4" w:space="0" w:color="CCCCCC"/>
-              <w:right w:val="single" w:sz="4" w:space="0" w:color="CCCCCC"/>
-            </w:tcBorders>
-          </w:tcPr>
-          <w:p>
-            <w:pPr>
-              <w:spacing w:before="60" w:after="60" w:line="252" w:lineRule="auto"/>
-              <w:jc w:val="left"/>
-            </w:pPr>
-            <w:r/>
-            <w:r>
-              <w:rPr>
-                <w:b/>
-              </w:rPr>
-              <w:t>Thu 01/10</w:t>
-            </w:r>
-          </w:p>
-        </w:tc>
-        <w:tc>
-          <w:tcPr>
-            <w:tcW w:type="dxa" w:w="864"/>
-            <w:shd w:fill="FFFFFF"/>
-            <w:tcMar>
-              <w:top w:w="100" w:type="dxa"/>
-              <w:bottom w:w="100" w:type="dxa"/>
-              <w:left w:w="120" w:type="dxa"/>
-              <w:right w:w="120" w:type="dxa"/>
-            </w:tcMar>
-            <w:tcBorders>
-              <w:top w:val="single" w:sz="4" w:space="0" w:color="CCCCCC"/>
-              <w:bottom w:val="single" w:sz="4" w:space="0" w:color="CCCCCC"/>
-              <w:left w:val="single" w:sz="4" w:space="0" w:color="CCCCCC"/>
-              <w:right w:val="single" w:sz="4" w:space="0" w:color="CCCCCC"/>
-            </w:tcBorders>
-          </w:tcPr>
-          <w:p>
-            <w:pPr>
-              <w:spacing w:before="60" w:after="60" w:line="252" w:lineRule="auto"/>
-              <w:jc w:val="left"/>
-            </w:pPr>
-            <w:r/>
-            <w:r>
-              <w:t>NY Close 23-01</w:t>
-            </w:r>
-          </w:p>
-        </w:tc>
-        <w:tc>
-          <w:tcPr>
-            <w:tcW w:type="dxa" w:w="1440"/>
-            <w:shd w:fill="FFFFFF"/>
-            <w:tcMar>
-              <w:top w:w="100" w:type="dxa"/>
-              <w:bottom w:w="100" w:type="dxa"/>
-              <w:left w:w="120" w:type="dxa"/>
-              <w:right w:w="120" w:type="dxa"/>
-            </w:tcMar>
-            <w:tcBorders>
-              <w:top w:val="single" w:sz="4" w:space="0" w:color="CCCCCC"/>
-              <w:bottom w:val="single" w:sz="4" w:space="0" w:color="CCCCCC"/>
-              <w:left w:val="single" w:sz="4" w:space="0" w:color="CCCCCC"/>
-              <w:right w:val="single" w:sz="4" w:space="0" w:color="CCCCCC"/>
-            </w:tcBorders>
-          </w:tcPr>
-          <w:p>
-            <w:pPr>
-              <w:spacing w:before="60" w:after="60" w:line="252" w:lineRule="auto"/>
-              <w:jc w:val="left"/>
-            </w:pPr>
-            <w:r/>
-            <w:r>
-              <w:t>718.00</w:t>
-            </w:r>
-          </w:p>
-        </w:tc>
-        <w:tc>
-          <w:tcPr>
-            <w:tcW w:type="dxa" w:w="2016"/>
-            <w:shd w:fill="FFFFFF"/>
-            <w:tcMar>
-              <w:top w:w="100" w:type="dxa"/>
-              <w:bottom w:w="100" w:type="dxa"/>
-              <w:left w:w="120" w:type="dxa"/>
-              <w:right w:w="120" w:type="dxa"/>
-            </w:tcMar>
-            <w:tcBorders>
-              <w:top w:val="single" w:sz="4" w:space="0" w:color="CCCCCC"/>
-              <w:bottom w:val="single" w:sz="4" w:space="0" w:color="CCCCCC"/>
-              <w:left w:val="single" w:sz="4" w:space="0" w:color="CCCCCC"/>
-              <w:right w:val="single" w:sz="4" w:space="0" w:color="CCCCCC"/>
-            </w:tcBorders>
-          </w:tcPr>
-          <w:p>
-            <w:pPr>
-              <w:spacing w:before="60" w:after="60" w:line="252" w:lineRule="auto"/>
-              <w:jc w:val="left"/>
-            </w:pPr>
-            <w:r/>
-            <w:r>
-              <w:t>723.50</w:t>
-            </w:r>
-          </w:p>
-        </w:tc>
-        <w:tc>
-          <w:tcPr>
-            <w:tcW w:type="dxa" w:w="1152"/>
-            <w:shd w:fill="FFFFFF"/>
-            <w:tcMar>
-              <w:top w:w="100" w:type="dxa"/>
-              <w:bottom w:w="100" w:type="dxa"/>
-              <w:left w:w="120" w:type="dxa"/>
-              <w:right w:w="120" w:type="dxa"/>
-            </w:tcMar>
-            <w:tcBorders>
-              <w:top w:val="single" w:sz="4" w:space="0" w:color="CCCCCC"/>
-              <w:bottom w:val="single" w:sz="4" w:space="0" w:color="CCCCCC"/>
-              <w:left w:val="single" w:sz="4" w:space="0" w:color="CCCCCC"/>
-              <w:right w:val="single" w:sz="4" w:space="0" w:color="CCCCCC"/>
-            </w:tcBorders>
-          </w:tcPr>
-          <w:p>
-            <w:pPr>
-              <w:spacing w:before="60" w:after="60" w:line="252" w:lineRule="auto"/>
-              <w:jc w:val="left"/>
-            </w:pPr>
-            <w:r/>
-            <w:r>
-              <w:t>710.25</w:t>
             </w:r>
           </w:p>
         </w:tc>
@@ -29831,1416 +31241,6 @@
                 <w:b/>
               </w:rPr>
               <w:t>718.75</w:t>
-            </w:r>
-          </w:p>
-        </w:tc>
-        <w:tc>
-          <w:tcPr>
-            <w:tcW w:type="dxa" w:w="3456"/>
-            <w:shd w:fill="FFFFFF"/>
-            <w:tcMar>
-              <w:top w:w="100" w:type="dxa"/>
-              <w:bottom w:w="100" w:type="dxa"/>
-              <w:left w:w="120" w:type="dxa"/>
-              <w:right w:w="120" w:type="dxa"/>
-            </w:tcMar>
-            <w:tcBorders>
-              <w:top w:val="single" w:sz="4" w:space="0" w:color="CCCCCC"/>
-              <w:bottom w:val="single" w:sz="4" w:space="0" w:color="CCCCCC"/>
-              <w:left w:val="single" w:sz="4" w:space="0" w:color="CCCCCC"/>
-              <w:right w:val="single" w:sz="4" w:space="0" w:color="CCCCCC"/>
-            </w:tcBorders>
-          </w:tcPr>
-          <w:p>
-            <w:pPr>
-              <w:spacing w:before="60" w:after="60" w:line="252" w:lineRule="auto"/>
-              <w:jc w:val="left"/>
-            </w:pPr>
-            <w:r/>
-            <w:r>
-              <w:rPr>
-                <w:b/>
-              </w:rPr>
-              <w:t>+0.75</w:t>
-            </w:r>
-          </w:p>
-        </w:tc>
-        <w:tc>
-          <w:tcPr>
-            <w:tcW w:type="dxa" w:w="1440"/>
-            <w:shd w:fill="FFFFFF"/>
-            <w:tcMar>
-              <w:top w:w="100" w:type="dxa"/>
-              <w:bottom w:w="100" w:type="dxa"/>
-              <w:left w:w="120" w:type="dxa"/>
-              <w:right w:w="120" w:type="dxa"/>
-            </w:tcMar>
-            <w:tcBorders>
-              <w:top w:val="single" w:sz="4" w:space="0" w:color="CCCCCC"/>
-              <w:bottom w:val="single" w:sz="4" w:space="0" w:color="CCCCCC"/>
-              <w:left w:val="single" w:sz="4" w:space="0" w:color="CCCCCC"/>
-              <w:right w:val="single" w:sz="4" w:space="0" w:color="CCCCCC"/>
-            </w:tcBorders>
-          </w:tcPr>
-          <w:p>
-            <w:pPr>
-              <w:spacing w:before="60" w:after="60" w:line="252" w:lineRule="auto"/>
-              <w:jc w:val="left"/>
-            </w:pPr>
-            <w:r/>
-            <w:r>
-              <w:t>BULL</w:t>
-            </w:r>
-          </w:p>
-        </w:tc>
-      </w:tr>
-      <w:tr>
-        <w:tc>
-          <w:tcPr>
-            <w:tcW w:type="dxa" w:w="1584"/>
-            <w:shd w:fill="F8FAFC"/>
-            <w:tcMar>
-              <w:top w:w="100" w:type="dxa"/>
-              <w:bottom w:w="100" w:type="dxa"/>
-              <w:left w:w="120" w:type="dxa"/>
-              <w:right w:w="120" w:type="dxa"/>
-            </w:tcMar>
-            <w:tcBorders>
-              <w:top w:val="single" w:sz="4" w:space="0" w:color="CCCCCC"/>
-              <w:bottom w:val="single" w:sz="4" w:space="0" w:color="CCCCCC"/>
-              <w:left w:val="single" w:sz="4" w:space="0" w:color="CCCCCC"/>
-              <w:right w:val="single" w:sz="4" w:space="0" w:color="CCCCCC"/>
-            </w:tcBorders>
-          </w:tcPr>
-          <w:p>
-            <w:pPr>
-              <w:spacing w:before="60" w:after="60" w:line="252" w:lineRule="auto"/>
-              <w:jc w:val="left"/>
-            </w:pPr>
-            <w:r/>
-            <w:r>
-              <w:rPr>
-                <w:b/>
-              </w:rPr>
-              <w:t>Fri 02/10</w:t>
-            </w:r>
-          </w:p>
-        </w:tc>
-        <w:tc>
-          <w:tcPr>
-            <w:tcW w:type="dxa" w:w="864"/>
-            <w:shd w:fill="F8FAFC"/>
-            <w:tcMar>
-              <w:top w:w="100" w:type="dxa"/>
-              <w:bottom w:w="100" w:type="dxa"/>
-              <w:left w:w="120" w:type="dxa"/>
-              <w:right w:w="120" w:type="dxa"/>
-            </w:tcMar>
-            <w:tcBorders>
-              <w:top w:val="single" w:sz="4" w:space="0" w:color="CCCCCC"/>
-              <w:bottom w:val="single" w:sz="4" w:space="0" w:color="CCCCCC"/>
-              <w:left w:val="single" w:sz="4" w:space="0" w:color="CCCCCC"/>
-              <w:right w:val="single" w:sz="4" w:space="0" w:color="CCCCCC"/>
-            </w:tcBorders>
-          </w:tcPr>
-          <w:p>
-            <w:pPr>
-              <w:spacing w:before="60" w:after="60" w:line="252" w:lineRule="auto"/>
-              <w:jc w:val="left"/>
-            </w:pPr>
-            <w:r/>
-            <w:r>
-              <w:t>Asia 07-11</w:t>
-            </w:r>
-          </w:p>
-        </w:tc>
-        <w:tc>
-          <w:tcPr>
-            <w:tcW w:type="dxa" w:w="1440"/>
-            <w:shd w:fill="F8FAFC"/>
-            <w:tcMar>
-              <w:top w:w="100" w:type="dxa"/>
-              <w:bottom w:w="100" w:type="dxa"/>
-              <w:left w:w="120" w:type="dxa"/>
-              <w:right w:w="120" w:type="dxa"/>
-            </w:tcMar>
-            <w:tcBorders>
-              <w:top w:val="single" w:sz="4" w:space="0" w:color="CCCCCC"/>
-              <w:bottom w:val="single" w:sz="4" w:space="0" w:color="CCCCCC"/>
-              <w:left w:val="single" w:sz="4" w:space="0" w:color="CCCCCC"/>
-              <w:right w:val="single" w:sz="4" w:space="0" w:color="CCCCCC"/>
-            </w:tcBorders>
-          </w:tcPr>
-          <w:p>
-            <w:pPr>
-              <w:spacing w:before="60" w:after="60" w:line="252" w:lineRule="auto"/>
-              <w:jc w:val="left"/>
-            </w:pPr>
-            <w:r/>
-            <w:r>
-              <w:t>718.75</w:t>
-            </w:r>
-          </w:p>
-        </w:tc>
-        <w:tc>
-          <w:tcPr>
-            <w:tcW w:type="dxa" w:w="2016"/>
-            <w:shd w:fill="F8FAFC"/>
-            <w:tcMar>
-              <w:top w:w="100" w:type="dxa"/>
-              <w:bottom w:w="100" w:type="dxa"/>
-              <w:left w:w="120" w:type="dxa"/>
-              <w:right w:w="120" w:type="dxa"/>
-            </w:tcMar>
-            <w:tcBorders>
-              <w:top w:val="single" w:sz="4" w:space="0" w:color="CCCCCC"/>
-              <w:bottom w:val="single" w:sz="4" w:space="0" w:color="CCCCCC"/>
-              <w:left w:val="single" w:sz="4" w:space="0" w:color="CCCCCC"/>
-              <w:right w:val="single" w:sz="4" w:space="0" w:color="CCCCCC"/>
-            </w:tcBorders>
-          </w:tcPr>
-          <w:p>
-            <w:pPr>
-              <w:spacing w:before="60" w:after="60" w:line="252" w:lineRule="auto"/>
-              <w:jc w:val="left"/>
-            </w:pPr>
-            <w:r/>
-            <w:r>
-              <w:t>728.00</w:t>
-            </w:r>
-          </w:p>
-        </w:tc>
-        <w:tc>
-          <w:tcPr>
-            <w:tcW w:type="dxa" w:w="1152"/>
-            <w:shd w:fill="F8FAFC"/>
-            <w:tcMar>
-              <w:top w:w="100" w:type="dxa"/>
-              <w:bottom w:w="100" w:type="dxa"/>
-              <w:left w:w="120" w:type="dxa"/>
-              <w:right w:w="120" w:type="dxa"/>
-            </w:tcMar>
-            <w:tcBorders>
-              <w:top w:val="single" w:sz="4" w:space="0" w:color="CCCCCC"/>
-              <w:bottom w:val="single" w:sz="4" w:space="0" w:color="CCCCCC"/>
-              <w:left w:val="single" w:sz="4" w:space="0" w:color="CCCCCC"/>
-              <w:right w:val="single" w:sz="4" w:space="0" w:color="CCCCCC"/>
-            </w:tcBorders>
-          </w:tcPr>
-          <w:p>
-            <w:pPr>
-              <w:spacing w:before="60" w:after="60" w:line="252" w:lineRule="auto"/>
-              <w:jc w:val="left"/>
-            </w:pPr>
-            <w:r/>
-            <w:r>
-              <w:t>712.25</w:t>
-            </w:r>
-          </w:p>
-        </w:tc>
-        <w:tc>
-          <w:tcPr>
-            <w:tcW w:type="dxa" w:w="1728"/>
-            <w:shd w:fill="F8FAFC"/>
-            <w:tcMar>
-              <w:top w:w="100" w:type="dxa"/>
-              <w:bottom w:w="100" w:type="dxa"/>
-              <w:left w:w="120" w:type="dxa"/>
-              <w:right w:w="120" w:type="dxa"/>
-            </w:tcMar>
-            <w:tcBorders>
-              <w:top w:val="single" w:sz="4" w:space="0" w:color="CCCCCC"/>
-              <w:bottom w:val="single" w:sz="4" w:space="0" w:color="CCCCCC"/>
-              <w:left w:val="single" w:sz="4" w:space="0" w:color="CCCCCC"/>
-              <w:right w:val="single" w:sz="4" w:space="0" w:color="CCCCCC"/>
-            </w:tcBorders>
-          </w:tcPr>
-          <w:p>
-            <w:pPr>
-              <w:spacing w:before="60" w:after="60" w:line="252" w:lineRule="auto"/>
-              <w:jc w:val="left"/>
-            </w:pPr>
-            <w:r/>
-            <w:r>
-              <w:rPr>
-                <w:b/>
-              </w:rPr>
-              <w:t>718.00</w:t>
-            </w:r>
-          </w:p>
-        </w:tc>
-        <w:tc>
-          <w:tcPr>
-            <w:tcW w:type="dxa" w:w="3456"/>
-            <w:shd w:fill="F8FAFC"/>
-            <w:tcMar>
-              <w:top w:w="100" w:type="dxa"/>
-              <w:bottom w:w="100" w:type="dxa"/>
-              <w:left w:w="120" w:type="dxa"/>
-              <w:right w:w="120" w:type="dxa"/>
-            </w:tcMar>
-            <w:tcBorders>
-              <w:top w:val="single" w:sz="4" w:space="0" w:color="CCCCCC"/>
-              <w:bottom w:val="single" w:sz="4" w:space="0" w:color="CCCCCC"/>
-              <w:left w:val="single" w:sz="4" w:space="0" w:color="CCCCCC"/>
-              <w:right w:val="single" w:sz="4" w:space="0" w:color="CCCCCC"/>
-            </w:tcBorders>
-          </w:tcPr>
-          <w:p>
-            <w:pPr>
-              <w:spacing w:before="60" w:after="60" w:line="252" w:lineRule="auto"/>
-              <w:jc w:val="left"/>
-            </w:pPr>
-            <w:r/>
-            <w:r>
-              <w:rPr>
-                <w:b/>
-              </w:rPr>
-              <w:t>-0.75</w:t>
-            </w:r>
-          </w:p>
-        </w:tc>
-        <w:tc>
-          <w:tcPr>
-            <w:tcW w:type="dxa" w:w="1440"/>
-            <w:shd w:fill="F8FAFC"/>
-            <w:tcMar>
-              <w:top w:w="100" w:type="dxa"/>
-              <w:bottom w:w="100" w:type="dxa"/>
-              <w:left w:w="120" w:type="dxa"/>
-              <w:right w:w="120" w:type="dxa"/>
-            </w:tcMar>
-            <w:tcBorders>
-              <w:top w:val="single" w:sz="4" w:space="0" w:color="CCCCCC"/>
-              <w:bottom w:val="single" w:sz="4" w:space="0" w:color="CCCCCC"/>
-              <w:left w:val="single" w:sz="4" w:space="0" w:color="CCCCCC"/>
-              <w:right w:val="single" w:sz="4" w:space="0" w:color="CCCCCC"/>
-            </w:tcBorders>
-          </w:tcPr>
-          <w:p>
-            <w:pPr>
-              <w:spacing w:before="60" w:after="60" w:line="252" w:lineRule="auto"/>
-              <w:jc w:val="left"/>
-            </w:pPr>
-            <w:r/>
-            <w:r>
-              <w:t>BEAR</w:t>
-            </w:r>
-          </w:p>
-        </w:tc>
-      </w:tr>
-      <w:tr>
-        <w:tc>
-          <w:tcPr>
-            <w:tcW w:type="dxa" w:w="1584"/>
-            <w:shd w:fill="FFFFFF"/>
-            <w:tcMar>
-              <w:top w:w="100" w:type="dxa"/>
-              <w:bottom w:w="100" w:type="dxa"/>
-              <w:left w:w="120" w:type="dxa"/>
-              <w:right w:w="120" w:type="dxa"/>
-            </w:tcMar>
-            <w:tcBorders>
-              <w:top w:val="single" w:sz="4" w:space="0" w:color="CCCCCC"/>
-              <w:bottom w:val="single" w:sz="4" w:space="0" w:color="CCCCCC"/>
-              <w:left w:val="single" w:sz="4" w:space="0" w:color="CCCCCC"/>
-              <w:right w:val="single" w:sz="4" w:space="0" w:color="CCCCCC"/>
-            </w:tcBorders>
-          </w:tcPr>
-          <w:p>
-            <w:pPr>
-              <w:spacing w:before="60" w:after="60" w:line="252" w:lineRule="auto"/>
-              <w:jc w:val="left"/>
-            </w:pPr>
-            <w:r/>
-            <w:r>
-              <w:rPr>
-                <w:b/>
-              </w:rPr>
-              <w:t>Fri 02/10</w:t>
-            </w:r>
-          </w:p>
-        </w:tc>
-        <w:tc>
-          <w:tcPr>
-            <w:tcW w:type="dxa" w:w="864"/>
-            <w:shd w:fill="FFFFFF"/>
-            <w:tcMar>
-              <w:top w:w="100" w:type="dxa"/>
-              <w:bottom w:w="100" w:type="dxa"/>
-              <w:left w:w="120" w:type="dxa"/>
-              <w:right w:w="120" w:type="dxa"/>
-            </w:tcMar>
-            <w:tcBorders>
-              <w:top w:val="single" w:sz="4" w:space="0" w:color="CCCCCC"/>
-              <w:bottom w:val="single" w:sz="4" w:space="0" w:color="CCCCCC"/>
-              <w:left w:val="single" w:sz="4" w:space="0" w:color="CCCCCC"/>
-              <w:right w:val="single" w:sz="4" w:space="0" w:color="CCCCCC"/>
-            </w:tcBorders>
-          </w:tcPr>
-          <w:p>
-            <w:pPr>
-              <w:spacing w:before="60" w:after="60" w:line="252" w:lineRule="auto"/>
-              <w:jc w:val="left"/>
-            </w:pPr>
-            <w:r/>
-            <w:r>
-              <w:t>Asia 11-15</w:t>
-            </w:r>
-          </w:p>
-        </w:tc>
-        <w:tc>
-          <w:tcPr>
-            <w:tcW w:type="dxa" w:w="1440"/>
-            <w:shd w:fill="FFFFFF"/>
-            <w:tcMar>
-              <w:top w:w="100" w:type="dxa"/>
-              <w:bottom w:w="100" w:type="dxa"/>
-              <w:left w:w="120" w:type="dxa"/>
-              <w:right w:w="120" w:type="dxa"/>
-            </w:tcMar>
-            <w:tcBorders>
-              <w:top w:val="single" w:sz="4" w:space="0" w:color="CCCCCC"/>
-              <w:bottom w:val="single" w:sz="4" w:space="0" w:color="CCCCCC"/>
-              <w:left w:val="single" w:sz="4" w:space="0" w:color="CCCCCC"/>
-              <w:right w:val="single" w:sz="4" w:space="0" w:color="CCCCCC"/>
-            </w:tcBorders>
-          </w:tcPr>
-          <w:p>
-            <w:pPr>
-              <w:spacing w:before="60" w:after="60" w:line="252" w:lineRule="auto"/>
-              <w:jc w:val="left"/>
-            </w:pPr>
-            <w:r/>
-            <w:r>
-              <w:t>718.00</w:t>
-            </w:r>
-          </w:p>
-        </w:tc>
-        <w:tc>
-          <w:tcPr>
-            <w:tcW w:type="dxa" w:w="2016"/>
-            <w:shd w:fill="FFFFFF"/>
-            <w:tcMar>
-              <w:top w:w="100" w:type="dxa"/>
-              <w:bottom w:w="100" w:type="dxa"/>
-              <w:left w:w="120" w:type="dxa"/>
-              <w:right w:w="120" w:type="dxa"/>
-            </w:tcMar>
-            <w:tcBorders>
-              <w:top w:val="single" w:sz="4" w:space="0" w:color="CCCCCC"/>
-              <w:bottom w:val="single" w:sz="4" w:space="0" w:color="CCCCCC"/>
-              <w:left w:val="single" w:sz="4" w:space="0" w:color="CCCCCC"/>
-              <w:right w:val="single" w:sz="4" w:space="0" w:color="CCCCCC"/>
-            </w:tcBorders>
-          </w:tcPr>
-          <w:p>
-            <w:pPr>
-              <w:spacing w:before="60" w:after="60" w:line="252" w:lineRule="auto"/>
-              <w:jc w:val="left"/>
-            </w:pPr>
-            <w:r/>
-            <w:r>
-              <w:t>725.50</w:t>
-            </w:r>
-          </w:p>
-        </w:tc>
-        <w:tc>
-          <w:tcPr>
-            <w:tcW w:type="dxa" w:w="1152"/>
-            <w:shd w:fill="FFFFFF"/>
-            <w:tcMar>
-              <w:top w:w="100" w:type="dxa"/>
-              <w:bottom w:w="100" w:type="dxa"/>
-              <w:left w:w="120" w:type="dxa"/>
-              <w:right w:w="120" w:type="dxa"/>
-            </w:tcMar>
-            <w:tcBorders>
-              <w:top w:val="single" w:sz="4" w:space="0" w:color="CCCCCC"/>
-              <w:bottom w:val="single" w:sz="4" w:space="0" w:color="CCCCCC"/>
-              <w:left w:val="single" w:sz="4" w:space="0" w:color="CCCCCC"/>
-              <w:right w:val="single" w:sz="4" w:space="0" w:color="CCCCCC"/>
-            </w:tcBorders>
-          </w:tcPr>
-          <w:p>
-            <w:pPr>
-              <w:spacing w:before="60" w:after="60" w:line="252" w:lineRule="auto"/>
-              <w:jc w:val="left"/>
-            </w:pPr>
-            <w:r/>
-            <w:r>
-              <w:t>712.00</w:t>
-            </w:r>
-          </w:p>
-        </w:tc>
-        <w:tc>
-          <w:tcPr>
-            <w:tcW w:type="dxa" w:w="1728"/>
-            <w:shd w:fill="FFFFFF"/>
-            <w:tcMar>
-              <w:top w:w="100" w:type="dxa"/>
-              <w:bottom w:w="100" w:type="dxa"/>
-              <w:left w:w="120" w:type="dxa"/>
-              <w:right w:w="120" w:type="dxa"/>
-            </w:tcMar>
-            <w:tcBorders>
-              <w:top w:val="single" w:sz="4" w:space="0" w:color="CCCCCC"/>
-              <w:bottom w:val="single" w:sz="4" w:space="0" w:color="CCCCCC"/>
-              <w:left w:val="single" w:sz="4" w:space="0" w:color="CCCCCC"/>
-              <w:right w:val="single" w:sz="4" w:space="0" w:color="CCCCCC"/>
-            </w:tcBorders>
-          </w:tcPr>
-          <w:p>
-            <w:pPr>
-              <w:spacing w:before="60" w:after="60" w:line="252" w:lineRule="auto"/>
-              <w:jc w:val="left"/>
-            </w:pPr>
-            <w:r/>
-            <w:r>
-              <w:rPr>
-                <w:b/>
-              </w:rPr>
-              <w:t>717.00</w:t>
-            </w:r>
-          </w:p>
-        </w:tc>
-        <w:tc>
-          <w:tcPr>
-            <w:tcW w:type="dxa" w:w="3456"/>
-            <w:shd w:fill="FFFFFF"/>
-            <w:tcMar>
-              <w:top w:w="100" w:type="dxa"/>
-              <w:bottom w:w="100" w:type="dxa"/>
-              <w:left w:w="120" w:type="dxa"/>
-              <w:right w:w="120" w:type="dxa"/>
-            </w:tcMar>
-            <w:tcBorders>
-              <w:top w:val="single" w:sz="4" w:space="0" w:color="CCCCCC"/>
-              <w:bottom w:val="single" w:sz="4" w:space="0" w:color="CCCCCC"/>
-              <w:left w:val="single" w:sz="4" w:space="0" w:color="CCCCCC"/>
-              <w:right w:val="single" w:sz="4" w:space="0" w:color="CCCCCC"/>
-            </w:tcBorders>
-          </w:tcPr>
-          <w:p>
-            <w:pPr>
-              <w:spacing w:before="60" w:after="60" w:line="252" w:lineRule="auto"/>
-              <w:jc w:val="left"/>
-            </w:pPr>
-            <w:r/>
-            <w:r>
-              <w:rPr>
-                <w:b/>
-              </w:rPr>
-              <w:t>-1.00</w:t>
-            </w:r>
-          </w:p>
-        </w:tc>
-        <w:tc>
-          <w:tcPr>
-            <w:tcW w:type="dxa" w:w="1440"/>
-            <w:shd w:fill="FFFFFF"/>
-            <w:tcMar>
-              <w:top w:w="100" w:type="dxa"/>
-              <w:bottom w:w="100" w:type="dxa"/>
-              <w:left w:w="120" w:type="dxa"/>
-              <w:right w:w="120" w:type="dxa"/>
-            </w:tcMar>
-            <w:tcBorders>
-              <w:top w:val="single" w:sz="4" w:space="0" w:color="CCCCCC"/>
-              <w:bottom w:val="single" w:sz="4" w:space="0" w:color="CCCCCC"/>
-              <w:left w:val="single" w:sz="4" w:space="0" w:color="CCCCCC"/>
-              <w:right w:val="single" w:sz="4" w:space="0" w:color="CCCCCC"/>
-            </w:tcBorders>
-          </w:tcPr>
-          <w:p>
-            <w:pPr>
-              <w:spacing w:before="60" w:after="60" w:line="252" w:lineRule="auto"/>
-              <w:jc w:val="left"/>
-            </w:pPr>
-            <w:r/>
-            <w:r>
-              <w:t>BEAR</w:t>
-            </w:r>
-          </w:p>
-        </w:tc>
-      </w:tr>
-      <w:tr>
-        <w:tc>
-          <w:tcPr>
-            <w:tcW w:type="dxa" w:w="1584"/>
-            <w:shd w:fill="F8FAFC"/>
-            <w:tcMar>
-              <w:top w:w="100" w:type="dxa"/>
-              <w:bottom w:w="100" w:type="dxa"/>
-              <w:left w:w="120" w:type="dxa"/>
-              <w:right w:w="120" w:type="dxa"/>
-            </w:tcMar>
-            <w:tcBorders>
-              <w:top w:val="single" w:sz="4" w:space="0" w:color="CCCCCC"/>
-              <w:bottom w:val="single" w:sz="4" w:space="0" w:color="CCCCCC"/>
-              <w:left w:val="single" w:sz="4" w:space="0" w:color="CCCCCC"/>
-              <w:right w:val="single" w:sz="4" w:space="0" w:color="CCCCCC"/>
-            </w:tcBorders>
-          </w:tcPr>
-          <w:p>
-            <w:pPr>
-              <w:spacing w:before="60" w:after="60" w:line="252" w:lineRule="auto"/>
-              <w:jc w:val="left"/>
-            </w:pPr>
-            <w:r/>
-            <w:r>
-              <w:rPr>
-                <w:b/>
-              </w:rPr>
-              <w:t>Fri 02/10</w:t>
-            </w:r>
-          </w:p>
-        </w:tc>
-        <w:tc>
-          <w:tcPr>
-            <w:tcW w:type="dxa" w:w="864"/>
-            <w:shd w:fill="F8FAFC"/>
-            <w:tcMar>
-              <w:top w:w="100" w:type="dxa"/>
-              <w:bottom w:w="100" w:type="dxa"/>
-              <w:left w:w="120" w:type="dxa"/>
-              <w:right w:w="120" w:type="dxa"/>
-            </w:tcMar>
-            <w:tcBorders>
-              <w:top w:val="single" w:sz="4" w:space="0" w:color="CCCCCC"/>
-              <w:bottom w:val="single" w:sz="4" w:space="0" w:color="CCCCCC"/>
-              <w:left w:val="single" w:sz="4" w:space="0" w:color="CCCCCC"/>
-              <w:right w:val="single" w:sz="4" w:space="0" w:color="CCCCCC"/>
-            </w:tcBorders>
-          </w:tcPr>
-          <w:p>
-            <w:pPr>
-              <w:spacing w:before="60" w:after="60" w:line="252" w:lineRule="auto"/>
-              <w:jc w:val="left"/>
-            </w:pPr>
-            <w:r/>
-            <w:r>
-              <w:t>London 15-19</w:t>
-            </w:r>
-          </w:p>
-        </w:tc>
-        <w:tc>
-          <w:tcPr>
-            <w:tcW w:type="dxa" w:w="1440"/>
-            <w:shd w:fill="F8FAFC"/>
-            <w:tcMar>
-              <w:top w:w="100" w:type="dxa"/>
-              <w:bottom w:w="100" w:type="dxa"/>
-              <w:left w:w="120" w:type="dxa"/>
-              <w:right w:w="120" w:type="dxa"/>
-            </w:tcMar>
-            <w:tcBorders>
-              <w:top w:val="single" w:sz="4" w:space="0" w:color="CCCCCC"/>
-              <w:bottom w:val="single" w:sz="4" w:space="0" w:color="CCCCCC"/>
-              <w:left w:val="single" w:sz="4" w:space="0" w:color="CCCCCC"/>
-              <w:right w:val="single" w:sz="4" w:space="0" w:color="CCCCCC"/>
-            </w:tcBorders>
-          </w:tcPr>
-          <w:p>
-            <w:pPr>
-              <w:spacing w:before="60" w:after="60" w:line="252" w:lineRule="auto"/>
-              <w:jc w:val="left"/>
-            </w:pPr>
-            <w:r/>
-            <w:r>
-              <w:t>717.00</w:t>
-            </w:r>
-          </w:p>
-        </w:tc>
-        <w:tc>
-          <w:tcPr>
-            <w:tcW w:type="dxa" w:w="2016"/>
-            <w:shd w:fill="F8FAFC"/>
-            <w:tcMar>
-              <w:top w:w="100" w:type="dxa"/>
-              <w:bottom w:w="100" w:type="dxa"/>
-              <w:left w:w="120" w:type="dxa"/>
-              <w:right w:w="120" w:type="dxa"/>
-            </w:tcMar>
-            <w:tcBorders>
-              <w:top w:val="single" w:sz="4" w:space="0" w:color="CCCCCC"/>
-              <w:bottom w:val="single" w:sz="4" w:space="0" w:color="CCCCCC"/>
-              <w:left w:val="single" w:sz="4" w:space="0" w:color="CCCCCC"/>
-              <w:right w:val="single" w:sz="4" w:space="0" w:color="CCCCCC"/>
-            </w:tcBorders>
-          </w:tcPr>
-          <w:p>
-            <w:pPr>
-              <w:spacing w:before="60" w:after="60" w:line="252" w:lineRule="auto"/>
-              <w:jc w:val="left"/>
-            </w:pPr>
-            <w:r/>
-            <w:r>
-              <w:t>724.00</w:t>
-            </w:r>
-          </w:p>
-        </w:tc>
-        <w:tc>
-          <w:tcPr>
-            <w:tcW w:type="dxa" w:w="1152"/>
-            <w:shd w:fill="F8FAFC"/>
-            <w:tcMar>
-              <w:top w:w="100" w:type="dxa"/>
-              <w:bottom w:w="100" w:type="dxa"/>
-              <w:left w:w="120" w:type="dxa"/>
-              <w:right w:w="120" w:type="dxa"/>
-            </w:tcMar>
-            <w:tcBorders>
-              <w:top w:val="single" w:sz="4" w:space="0" w:color="CCCCCC"/>
-              <w:bottom w:val="single" w:sz="4" w:space="0" w:color="CCCCCC"/>
-              <w:left w:val="single" w:sz="4" w:space="0" w:color="CCCCCC"/>
-              <w:right w:val="single" w:sz="4" w:space="0" w:color="CCCCCC"/>
-            </w:tcBorders>
-          </w:tcPr>
-          <w:p>
-            <w:pPr>
-              <w:spacing w:before="60" w:after="60" w:line="252" w:lineRule="auto"/>
-              <w:jc w:val="left"/>
-            </w:pPr>
-            <w:r/>
-            <w:r>
-              <w:t>703.50</w:t>
-            </w:r>
-          </w:p>
-        </w:tc>
-        <w:tc>
-          <w:tcPr>
-            <w:tcW w:type="dxa" w:w="1728"/>
-            <w:shd w:fill="F8FAFC"/>
-            <w:tcMar>
-              <w:top w:w="100" w:type="dxa"/>
-              <w:bottom w:w="100" w:type="dxa"/>
-              <w:left w:w="120" w:type="dxa"/>
-              <w:right w:w="120" w:type="dxa"/>
-            </w:tcMar>
-            <w:tcBorders>
-              <w:top w:val="single" w:sz="4" w:space="0" w:color="CCCCCC"/>
-              <w:bottom w:val="single" w:sz="4" w:space="0" w:color="CCCCCC"/>
-              <w:left w:val="single" w:sz="4" w:space="0" w:color="CCCCCC"/>
-              <w:right w:val="single" w:sz="4" w:space="0" w:color="CCCCCC"/>
-            </w:tcBorders>
-          </w:tcPr>
-          <w:p>
-            <w:pPr>
-              <w:spacing w:before="60" w:after="60" w:line="252" w:lineRule="auto"/>
-              <w:jc w:val="left"/>
-            </w:pPr>
-            <w:r/>
-            <w:r>
-              <w:rPr>
-                <w:b/>
-              </w:rPr>
-              <w:t>717.75</w:t>
-            </w:r>
-          </w:p>
-        </w:tc>
-        <w:tc>
-          <w:tcPr>
-            <w:tcW w:type="dxa" w:w="3456"/>
-            <w:shd w:fill="F8FAFC"/>
-            <w:tcMar>
-              <w:top w:w="100" w:type="dxa"/>
-              <w:bottom w:w="100" w:type="dxa"/>
-              <w:left w:w="120" w:type="dxa"/>
-              <w:right w:w="120" w:type="dxa"/>
-            </w:tcMar>
-            <w:tcBorders>
-              <w:top w:val="single" w:sz="4" w:space="0" w:color="CCCCCC"/>
-              <w:bottom w:val="single" w:sz="4" w:space="0" w:color="CCCCCC"/>
-              <w:left w:val="single" w:sz="4" w:space="0" w:color="CCCCCC"/>
-              <w:right w:val="single" w:sz="4" w:space="0" w:color="CCCCCC"/>
-            </w:tcBorders>
-          </w:tcPr>
-          <w:p>
-            <w:pPr>
-              <w:spacing w:before="60" w:after="60" w:line="252" w:lineRule="auto"/>
-              <w:jc w:val="left"/>
-            </w:pPr>
-            <w:r/>
-            <w:r>
-              <w:rPr>
-                <w:b/>
-              </w:rPr>
-              <w:t>+0.75</w:t>
-            </w:r>
-          </w:p>
-        </w:tc>
-        <w:tc>
-          <w:tcPr>
-            <w:tcW w:type="dxa" w:w="1440"/>
-            <w:shd w:fill="F8FAFC"/>
-            <w:tcMar>
-              <w:top w:w="100" w:type="dxa"/>
-              <w:bottom w:w="100" w:type="dxa"/>
-              <w:left w:w="120" w:type="dxa"/>
-              <w:right w:w="120" w:type="dxa"/>
-            </w:tcMar>
-            <w:tcBorders>
-              <w:top w:val="single" w:sz="4" w:space="0" w:color="CCCCCC"/>
-              <w:bottom w:val="single" w:sz="4" w:space="0" w:color="CCCCCC"/>
-              <w:left w:val="single" w:sz="4" w:space="0" w:color="CCCCCC"/>
-              <w:right w:val="single" w:sz="4" w:space="0" w:color="CCCCCC"/>
-            </w:tcBorders>
-          </w:tcPr>
-          <w:p>
-            <w:pPr>
-              <w:spacing w:before="60" w:after="60" w:line="252" w:lineRule="auto"/>
-              <w:jc w:val="left"/>
-            </w:pPr>
-            <w:r/>
-            <w:r>
-              <w:t>BULL</w:t>
-            </w:r>
-          </w:p>
-        </w:tc>
-      </w:tr>
-      <w:tr>
-        <w:tc>
-          <w:tcPr>
-            <w:tcW w:type="dxa" w:w="1584"/>
-            <w:shd w:fill="FFFFFF"/>
-            <w:tcMar>
-              <w:top w:w="100" w:type="dxa"/>
-              <w:bottom w:w="100" w:type="dxa"/>
-              <w:left w:w="120" w:type="dxa"/>
-              <w:right w:w="120" w:type="dxa"/>
-            </w:tcMar>
-            <w:tcBorders>
-              <w:top w:val="single" w:sz="4" w:space="0" w:color="CCCCCC"/>
-              <w:bottom w:val="single" w:sz="4" w:space="0" w:color="CCCCCC"/>
-              <w:left w:val="single" w:sz="4" w:space="0" w:color="CCCCCC"/>
-              <w:right w:val="single" w:sz="4" w:space="0" w:color="CCCCCC"/>
-            </w:tcBorders>
-          </w:tcPr>
-          <w:p>
-            <w:pPr>
-              <w:spacing w:before="60" w:after="60" w:line="252" w:lineRule="auto"/>
-              <w:jc w:val="left"/>
-            </w:pPr>
-            <w:r/>
-            <w:r>
-              <w:rPr>
-                <w:b/>
-              </w:rPr>
-              <w:t>Fri 02/10</w:t>
-            </w:r>
-          </w:p>
-        </w:tc>
-        <w:tc>
-          <w:tcPr>
-            <w:tcW w:type="dxa" w:w="864"/>
-            <w:shd w:fill="FFFFFF"/>
-            <w:tcMar>
-              <w:top w:w="100" w:type="dxa"/>
-              <w:bottom w:w="100" w:type="dxa"/>
-              <w:left w:w="120" w:type="dxa"/>
-              <w:right w:w="120" w:type="dxa"/>
-            </w:tcMar>
-            <w:tcBorders>
-              <w:top w:val="single" w:sz="4" w:space="0" w:color="CCCCCC"/>
-              <w:bottom w:val="single" w:sz="4" w:space="0" w:color="CCCCCC"/>
-              <w:left w:val="single" w:sz="4" w:space="0" w:color="CCCCCC"/>
-              <w:right w:val="single" w:sz="4" w:space="0" w:color="CCCCCC"/>
-            </w:tcBorders>
-          </w:tcPr>
-          <w:p>
-            <w:pPr>
-              <w:spacing w:before="60" w:after="60" w:line="252" w:lineRule="auto"/>
-              <w:jc w:val="left"/>
-            </w:pPr>
-            <w:r/>
-            <w:r>
-              <w:t>Pre-NY 19-21</w:t>
-            </w:r>
-          </w:p>
-        </w:tc>
-        <w:tc>
-          <w:tcPr>
-            <w:tcW w:type="dxa" w:w="1440"/>
-            <w:shd w:fill="FFFFFF"/>
-            <w:tcMar>
-              <w:top w:w="100" w:type="dxa"/>
-              <w:bottom w:w="100" w:type="dxa"/>
-              <w:left w:w="120" w:type="dxa"/>
-              <w:right w:w="120" w:type="dxa"/>
-            </w:tcMar>
-            <w:tcBorders>
-              <w:top w:val="single" w:sz="4" w:space="0" w:color="CCCCCC"/>
-              <w:bottom w:val="single" w:sz="4" w:space="0" w:color="CCCCCC"/>
-              <w:left w:val="single" w:sz="4" w:space="0" w:color="CCCCCC"/>
-              <w:right w:val="single" w:sz="4" w:space="0" w:color="CCCCCC"/>
-            </w:tcBorders>
-          </w:tcPr>
-          <w:p>
-            <w:pPr>
-              <w:spacing w:before="60" w:after="60" w:line="252" w:lineRule="auto"/>
-              <w:jc w:val="left"/>
-            </w:pPr>
-            <w:r/>
-            <w:r>
-              <w:t>717.75</w:t>
-            </w:r>
-          </w:p>
-        </w:tc>
-        <w:tc>
-          <w:tcPr>
-            <w:tcW w:type="dxa" w:w="2016"/>
-            <w:shd w:fill="FFFFFF"/>
-            <w:tcMar>
-              <w:top w:w="100" w:type="dxa"/>
-              <w:bottom w:w="100" w:type="dxa"/>
-              <w:left w:w="120" w:type="dxa"/>
-              <w:right w:w="120" w:type="dxa"/>
-            </w:tcMar>
-            <w:tcBorders>
-              <w:top w:val="single" w:sz="4" w:space="0" w:color="CCCCCC"/>
-              <w:bottom w:val="single" w:sz="4" w:space="0" w:color="CCCCCC"/>
-              <w:left w:val="single" w:sz="4" w:space="0" w:color="CCCCCC"/>
-              <w:right w:val="single" w:sz="4" w:space="0" w:color="CCCCCC"/>
-            </w:tcBorders>
-          </w:tcPr>
-          <w:p>
-            <w:pPr>
-              <w:spacing w:before="60" w:after="60" w:line="252" w:lineRule="auto"/>
-              <w:jc w:val="left"/>
-            </w:pPr>
-            <w:r/>
-            <w:r>
-              <w:t>727.00</w:t>
-            </w:r>
-          </w:p>
-        </w:tc>
-        <w:tc>
-          <w:tcPr>
-            <w:tcW w:type="dxa" w:w="1152"/>
-            <w:shd w:fill="FFFFFF"/>
-            <w:tcMar>
-              <w:top w:w="100" w:type="dxa"/>
-              <w:bottom w:w="100" w:type="dxa"/>
-              <w:left w:w="120" w:type="dxa"/>
-              <w:right w:w="120" w:type="dxa"/>
-            </w:tcMar>
-            <w:tcBorders>
-              <w:top w:val="single" w:sz="4" w:space="0" w:color="CCCCCC"/>
-              <w:bottom w:val="single" w:sz="4" w:space="0" w:color="CCCCCC"/>
-              <w:left w:val="single" w:sz="4" w:space="0" w:color="CCCCCC"/>
-              <w:right w:val="single" w:sz="4" w:space="0" w:color="CCCCCC"/>
-            </w:tcBorders>
-          </w:tcPr>
-          <w:p>
-            <w:pPr>
-              <w:spacing w:before="60" w:after="60" w:line="252" w:lineRule="auto"/>
-              <w:jc w:val="left"/>
-            </w:pPr>
-            <w:r/>
-            <w:r>
-              <w:t>710.50</w:t>
-            </w:r>
-          </w:p>
-        </w:tc>
-        <w:tc>
-          <w:tcPr>
-            <w:tcW w:type="dxa" w:w="1728"/>
-            <w:shd w:fill="FFFFFF"/>
-            <w:tcMar>
-              <w:top w:w="100" w:type="dxa"/>
-              <w:bottom w:w="100" w:type="dxa"/>
-              <w:left w:w="120" w:type="dxa"/>
-              <w:right w:w="120" w:type="dxa"/>
-            </w:tcMar>
-            <w:tcBorders>
-              <w:top w:val="single" w:sz="4" w:space="0" w:color="CCCCCC"/>
-              <w:bottom w:val="single" w:sz="4" w:space="0" w:color="CCCCCC"/>
-              <w:left w:val="single" w:sz="4" w:space="0" w:color="CCCCCC"/>
-              <w:right w:val="single" w:sz="4" w:space="0" w:color="CCCCCC"/>
-            </w:tcBorders>
-          </w:tcPr>
-          <w:p>
-            <w:pPr>
-              <w:spacing w:before="60" w:after="60" w:line="252" w:lineRule="auto"/>
-              <w:jc w:val="left"/>
-            </w:pPr>
-            <w:r/>
-            <w:r>
-              <w:rPr>
-                <w:b/>
-              </w:rPr>
-              <w:t>717.50</w:t>
-            </w:r>
-          </w:p>
-        </w:tc>
-        <w:tc>
-          <w:tcPr>
-            <w:tcW w:type="dxa" w:w="3456"/>
-            <w:shd w:fill="FFFFFF"/>
-            <w:tcMar>
-              <w:top w:w="100" w:type="dxa"/>
-              <w:bottom w:w="100" w:type="dxa"/>
-              <w:left w:w="120" w:type="dxa"/>
-              <w:right w:w="120" w:type="dxa"/>
-            </w:tcMar>
-            <w:tcBorders>
-              <w:top w:val="single" w:sz="4" w:space="0" w:color="CCCCCC"/>
-              <w:bottom w:val="single" w:sz="4" w:space="0" w:color="CCCCCC"/>
-              <w:left w:val="single" w:sz="4" w:space="0" w:color="CCCCCC"/>
-              <w:right w:val="single" w:sz="4" w:space="0" w:color="CCCCCC"/>
-            </w:tcBorders>
-          </w:tcPr>
-          <w:p>
-            <w:pPr>
-              <w:spacing w:before="60" w:after="60" w:line="252" w:lineRule="auto"/>
-              <w:jc w:val="left"/>
-            </w:pPr>
-            <w:r/>
-            <w:r>
-              <w:rPr>
-                <w:b/>
-              </w:rPr>
-              <w:t>-0.25</w:t>
-            </w:r>
-          </w:p>
-        </w:tc>
-        <w:tc>
-          <w:tcPr>
-            <w:tcW w:type="dxa" w:w="1440"/>
-            <w:shd w:fill="FFFFFF"/>
-            <w:tcMar>
-              <w:top w:w="100" w:type="dxa"/>
-              <w:bottom w:w="100" w:type="dxa"/>
-              <w:left w:w="120" w:type="dxa"/>
-              <w:right w:w="120" w:type="dxa"/>
-            </w:tcMar>
-            <w:tcBorders>
-              <w:top w:val="single" w:sz="4" w:space="0" w:color="CCCCCC"/>
-              <w:bottom w:val="single" w:sz="4" w:space="0" w:color="CCCCCC"/>
-              <w:left w:val="single" w:sz="4" w:space="0" w:color="CCCCCC"/>
-              <w:right w:val="single" w:sz="4" w:space="0" w:color="CCCCCC"/>
-            </w:tcBorders>
-          </w:tcPr>
-          <w:p>
-            <w:pPr>
-              <w:spacing w:before="60" w:after="60" w:line="252" w:lineRule="auto"/>
-              <w:jc w:val="left"/>
-            </w:pPr>
-            <w:r/>
-            <w:r>
-              <w:t>BEAR</w:t>
-            </w:r>
-          </w:p>
-        </w:tc>
-      </w:tr>
-      <w:tr>
-        <w:tc>
-          <w:tcPr>
-            <w:tcW w:type="dxa" w:w="1584"/>
-            <w:shd w:fill="F8FAFC"/>
-            <w:tcMar>
-              <w:top w:w="100" w:type="dxa"/>
-              <w:bottom w:w="100" w:type="dxa"/>
-              <w:left w:w="120" w:type="dxa"/>
-              <w:right w:w="120" w:type="dxa"/>
-            </w:tcMar>
-            <w:tcBorders>
-              <w:top w:val="single" w:sz="4" w:space="0" w:color="CCCCCC"/>
-              <w:bottom w:val="single" w:sz="4" w:space="0" w:color="CCCCCC"/>
-              <w:left w:val="single" w:sz="4" w:space="0" w:color="CCCCCC"/>
-              <w:right w:val="single" w:sz="4" w:space="0" w:color="CCCCCC"/>
-            </w:tcBorders>
-          </w:tcPr>
-          <w:p>
-            <w:pPr>
-              <w:spacing w:before="60" w:after="60" w:line="252" w:lineRule="auto"/>
-              <w:jc w:val="left"/>
-            </w:pPr>
-            <w:r/>
-            <w:r>
-              <w:rPr>
-                <w:b/>
-              </w:rPr>
-              <w:t>Fri 02/10</w:t>
-            </w:r>
-          </w:p>
-        </w:tc>
-        <w:tc>
-          <w:tcPr>
-            <w:tcW w:type="dxa" w:w="864"/>
-            <w:shd w:fill="F8FAFC"/>
-            <w:tcMar>
-              <w:top w:w="100" w:type="dxa"/>
-              <w:bottom w:w="100" w:type="dxa"/>
-              <w:left w:w="120" w:type="dxa"/>
-              <w:right w:w="120" w:type="dxa"/>
-            </w:tcMar>
-            <w:tcBorders>
-              <w:top w:val="single" w:sz="4" w:space="0" w:color="CCCCCC"/>
-              <w:bottom w:val="single" w:sz="4" w:space="0" w:color="CCCCCC"/>
-              <w:left w:val="single" w:sz="4" w:space="0" w:color="CCCCCC"/>
-              <w:right w:val="single" w:sz="4" w:space="0" w:color="CCCCCC"/>
-            </w:tcBorders>
-          </w:tcPr>
-          <w:p>
-            <w:pPr>
-              <w:spacing w:before="60" w:after="60" w:line="252" w:lineRule="auto"/>
-              <w:jc w:val="left"/>
-            </w:pPr>
-            <w:r/>
-            <w:r>
-              <w:t>NY Open 21-23</w:t>
-            </w:r>
-          </w:p>
-        </w:tc>
-        <w:tc>
-          <w:tcPr>
-            <w:tcW w:type="dxa" w:w="1440"/>
-            <w:shd w:fill="F8FAFC"/>
-            <w:tcMar>
-              <w:top w:w="100" w:type="dxa"/>
-              <w:bottom w:w="100" w:type="dxa"/>
-              <w:left w:w="120" w:type="dxa"/>
-              <w:right w:w="120" w:type="dxa"/>
-            </w:tcMar>
-            <w:tcBorders>
-              <w:top w:val="single" w:sz="4" w:space="0" w:color="CCCCCC"/>
-              <w:bottom w:val="single" w:sz="4" w:space="0" w:color="CCCCCC"/>
-              <w:left w:val="single" w:sz="4" w:space="0" w:color="CCCCCC"/>
-              <w:right w:val="single" w:sz="4" w:space="0" w:color="CCCCCC"/>
-            </w:tcBorders>
-          </w:tcPr>
-          <w:p>
-            <w:pPr>
-              <w:spacing w:before="60" w:after="60" w:line="252" w:lineRule="auto"/>
-              <w:jc w:val="left"/>
-            </w:pPr>
-            <w:r/>
-            <w:r>
-              <w:t>717.50</w:t>
-            </w:r>
-          </w:p>
-        </w:tc>
-        <w:tc>
-          <w:tcPr>
-            <w:tcW w:type="dxa" w:w="2016"/>
-            <w:shd w:fill="F8FAFC"/>
-            <w:tcMar>
-              <w:top w:w="100" w:type="dxa"/>
-              <w:bottom w:w="100" w:type="dxa"/>
-              <w:left w:w="120" w:type="dxa"/>
-              <w:right w:w="120" w:type="dxa"/>
-            </w:tcMar>
-            <w:tcBorders>
-              <w:top w:val="single" w:sz="4" w:space="0" w:color="CCCCCC"/>
-              <w:bottom w:val="single" w:sz="4" w:space="0" w:color="CCCCCC"/>
-              <w:left w:val="single" w:sz="4" w:space="0" w:color="CCCCCC"/>
-              <w:right w:val="single" w:sz="4" w:space="0" w:color="CCCCCC"/>
-            </w:tcBorders>
-          </w:tcPr>
-          <w:p>
-            <w:pPr>
-              <w:spacing w:before="60" w:after="60" w:line="252" w:lineRule="auto"/>
-              <w:jc w:val="left"/>
-            </w:pPr>
-            <w:r/>
-            <w:r>
-              <w:t>726.00</w:t>
-            </w:r>
-          </w:p>
-        </w:tc>
-        <w:tc>
-          <w:tcPr>
-            <w:tcW w:type="dxa" w:w="1152"/>
-            <w:shd w:fill="F8FAFC"/>
-            <w:tcMar>
-              <w:top w:w="100" w:type="dxa"/>
-              <w:bottom w:w="100" w:type="dxa"/>
-              <w:left w:w="120" w:type="dxa"/>
-              <w:right w:w="120" w:type="dxa"/>
-            </w:tcMar>
-            <w:tcBorders>
-              <w:top w:val="single" w:sz="4" w:space="0" w:color="CCCCCC"/>
-              <w:bottom w:val="single" w:sz="4" w:space="0" w:color="CCCCCC"/>
-              <w:left w:val="single" w:sz="4" w:space="0" w:color="CCCCCC"/>
-              <w:right w:val="single" w:sz="4" w:space="0" w:color="CCCCCC"/>
-            </w:tcBorders>
-          </w:tcPr>
-          <w:p>
-            <w:pPr>
-              <w:spacing w:before="60" w:after="60" w:line="252" w:lineRule="auto"/>
-              <w:jc w:val="left"/>
-            </w:pPr>
-            <w:r/>
-            <w:r>
-              <w:t>703.50</w:t>
-            </w:r>
-          </w:p>
-        </w:tc>
-        <w:tc>
-          <w:tcPr>
-            <w:tcW w:type="dxa" w:w="1728"/>
-            <w:shd w:fill="F8FAFC"/>
-            <w:tcMar>
-              <w:top w:w="100" w:type="dxa"/>
-              <w:bottom w:w="100" w:type="dxa"/>
-              <w:left w:w="120" w:type="dxa"/>
-              <w:right w:w="120" w:type="dxa"/>
-            </w:tcMar>
-            <w:tcBorders>
-              <w:top w:val="single" w:sz="4" w:space="0" w:color="CCCCCC"/>
-              <w:bottom w:val="single" w:sz="4" w:space="0" w:color="CCCCCC"/>
-              <w:left w:val="single" w:sz="4" w:space="0" w:color="CCCCCC"/>
-              <w:right w:val="single" w:sz="4" w:space="0" w:color="CCCCCC"/>
-            </w:tcBorders>
-          </w:tcPr>
-          <w:p>
-            <w:pPr>
-              <w:spacing w:before="60" w:after="60" w:line="252" w:lineRule="auto"/>
-              <w:jc w:val="left"/>
-            </w:pPr>
-            <w:r/>
-            <w:r>
-              <w:rPr>
-                <w:b/>
-              </w:rPr>
-              <w:t>719.25</w:t>
-            </w:r>
-          </w:p>
-        </w:tc>
-        <w:tc>
-          <w:tcPr>
-            <w:tcW w:type="dxa" w:w="3456"/>
-            <w:shd w:fill="F8FAFC"/>
-            <w:tcMar>
-              <w:top w:w="100" w:type="dxa"/>
-              <w:bottom w:w="100" w:type="dxa"/>
-              <w:left w:w="120" w:type="dxa"/>
-              <w:right w:w="120" w:type="dxa"/>
-            </w:tcMar>
-            <w:tcBorders>
-              <w:top w:val="single" w:sz="4" w:space="0" w:color="CCCCCC"/>
-              <w:bottom w:val="single" w:sz="4" w:space="0" w:color="CCCCCC"/>
-              <w:left w:val="single" w:sz="4" w:space="0" w:color="CCCCCC"/>
-              <w:right w:val="single" w:sz="4" w:space="0" w:color="CCCCCC"/>
-            </w:tcBorders>
-          </w:tcPr>
-          <w:p>
-            <w:pPr>
-              <w:spacing w:before="60" w:after="60" w:line="252" w:lineRule="auto"/>
-              <w:jc w:val="left"/>
-            </w:pPr>
-            <w:r/>
-            <w:r>
-              <w:rPr>
-                <w:b/>
-              </w:rPr>
-              <w:t>+1.75</w:t>
-            </w:r>
-          </w:p>
-        </w:tc>
-        <w:tc>
-          <w:tcPr>
-            <w:tcW w:type="dxa" w:w="1440"/>
-            <w:shd w:fill="F8FAFC"/>
-            <w:tcMar>
-              <w:top w:w="100" w:type="dxa"/>
-              <w:bottom w:w="100" w:type="dxa"/>
-              <w:left w:w="120" w:type="dxa"/>
-              <w:right w:w="120" w:type="dxa"/>
-            </w:tcMar>
-            <w:tcBorders>
-              <w:top w:val="single" w:sz="4" w:space="0" w:color="CCCCCC"/>
-              <w:bottom w:val="single" w:sz="4" w:space="0" w:color="CCCCCC"/>
-              <w:left w:val="single" w:sz="4" w:space="0" w:color="CCCCCC"/>
-              <w:right w:val="single" w:sz="4" w:space="0" w:color="CCCCCC"/>
-            </w:tcBorders>
-          </w:tcPr>
-          <w:p>
-            <w:pPr>
-              <w:spacing w:before="60" w:after="60" w:line="252" w:lineRule="auto"/>
-              <w:jc w:val="left"/>
-            </w:pPr>
-            <w:r/>
-            <w:r>
-              <w:t>BULL</w:t>
-            </w:r>
-          </w:p>
-        </w:tc>
-      </w:tr>
-      <w:tr>
-        <w:tc>
-          <w:tcPr>
-            <w:tcW w:type="dxa" w:w="1584"/>
-            <w:shd w:fill="FFFFFF"/>
-            <w:tcMar>
-              <w:top w:w="100" w:type="dxa"/>
-              <w:bottom w:w="100" w:type="dxa"/>
-              <w:left w:w="120" w:type="dxa"/>
-              <w:right w:w="120" w:type="dxa"/>
-            </w:tcMar>
-            <w:tcBorders>
-              <w:top w:val="single" w:sz="4" w:space="0" w:color="CCCCCC"/>
-              <w:bottom w:val="single" w:sz="4" w:space="0" w:color="CCCCCC"/>
-              <w:left w:val="single" w:sz="4" w:space="0" w:color="CCCCCC"/>
-              <w:right w:val="single" w:sz="4" w:space="0" w:color="CCCCCC"/>
-            </w:tcBorders>
-          </w:tcPr>
-          <w:p>
-            <w:pPr>
-              <w:spacing w:before="60" w:after="60" w:line="252" w:lineRule="auto"/>
-              <w:jc w:val="left"/>
-            </w:pPr>
-            <w:r/>
-            <w:r>
-              <w:rPr>
-                <w:b/>
-              </w:rPr>
-              <w:t>Fri 02/10</w:t>
-            </w:r>
-          </w:p>
-        </w:tc>
-        <w:tc>
-          <w:tcPr>
-            <w:tcW w:type="dxa" w:w="864"/>
-            <w:shd w:fill="FFFFFF"/>
-            <w:tcMar>
-              <w:top w:w="100" w:type="dxa"/>
-              <w:bottom w:w="100" w:type="dxa"/>
-              <w:left w:w="120" w:type="dxa"/>
-              <w:right w:w="120" w:type="dxa"/>
-            </w:tcMar>
-            <w:tcBorders>
-              <w:top w:val="single" w:sz="4" w:space="0" w:color="CCCCCC"/>
-              <w:bottom w:val="single" w:sz="4" w:space="0" w:color="CCCCCC"/>
-              <w:left w:val="single" w:sz="4" w:space="0" w:color="CCCCCC"/>
-              <w:right w:val="single" w:sz="4" w:space="0" w:color="CCCCCC"/>
-            </w:tcBorders>
-          </w:tcPr>
-          <w:p>
-            <w:pPr>
-              <w:spacing w:before="60" w:after="60" w:line="252" w:lineRule="auto"/>
-              <w:jc w:val="left"/>
-            </w:pPr>
-            <w:r/>
-            <w:r>
-              <w:t>NY Close 23-01</w:t>
-            </w:r>
-          </w:p>
-        </w:tc>
-        <w:tc>
-          <w:tcPr>
-            <w:tcW w:type="dxa" w:w="1440"/>
-            <w:shd w:fill="FFFFFF"/>
-            <w:tcMar>
-              <w:top w:w="100" w:type="dxa"/>
-              <w:bottom w:w="100" w:type="dxa"/>
-              <w:left w:w="120" w:type="dxa"/>
-              <w:right w:w="120" w:type="dxa"/>
-            </w:tcMar>
-            <w:tcBorders>
-              <w:top w:val="single" w:sz="4" w:space="0" w:color="CCCCCC"/>
-              <w:bottom w:val="single" w:sz="4" w:space="0" w:color="CCCCCC"/>
-              <w:left w:val="single" w:sz="4" w:space="0" w:color="CCCCCC"/>
-              <w:right w:val="single" w:sz="4" w:space="0" w:color="CCCCCC"/>
-            </w:tcBorders>
-          </w:tcPr>
-          <w:p>
-            <w:pPr>
-              <w:spacing w:before="60" w:after="60" w:line="252" w:lineRule="auto"/>
-              <w:jc w:val="left"/>
-            </w:pPr>
-            <w:r/>
-            <w:r>
-              <w:t>719.25</w:t>
-            </w:r>
-          </w:p>
-        </w:tc>
-        <w:tc>
-          <w:tcPr>
-            <w:tcW w:type="dxa" w:w="2016"/>
-            <w:shd w:fill="FFFFFF"/>
-            <w:tcMar>
-              <w:top w:w="100" w:type="dxa"/>
-              <w:bottom w:w="100" w:type="dxa"/>
-              <w:left w:w="120" w:type="dxa"/>
-              <w:right w:w="120" w:type="dxa"/>
-            </w:tcMar>
-            <w:tcBorders>
-              <w:top w:val="single" w:sz="4" w:space="0" w:color="CCCCCC"/>
-              <w:bottom w:val="single" w:sz="4" w:space="0" w:color="CCCCCC"/>
-              <w:left w:val="single" w:sz="4" w:space="0" w:color="CCCCCC"/>
-              <w:right w:val="single" w:sz="4" w:space="0" w:color="CCCCCC"/>
-            </w:tcBorders>
-          </w:tcPr>
-          <w:p>
-            <w:pPr>
-              <w:spacing w:before="60" w:after="60" w:line="252" w:lineRule="auto"/>
-              <w:jc w:val="left"/>
-            </w:pPr>
-            <w:r/>
-            <w:r>
-              <w:t>725.50</w:t>
-            </w:r>
-          </w:p>
-        </w:tc>
-        <w:tc>
-          <w:tcPr>
-            <w:tcW w:type="dxa" w:w="1152"/>
-            <w:shd w:fill="FFFFFF"/>
-            <w:tcMar>
-              <w:top w:w="100" w:type="dxa"/>
-              <w:bottom w:w="100" w:type="dxa"/>
-              <w:left w:w="120" w:type="dxa"/>
-              <w:right w:w="120" w:type="dxa"/>
-            </w:tcMar>
-            <w:tcBorders>
-              <w:top w:val="single" w:sz="4" w:space="0" w:color="CCCCCC"/>
-              <w:bottom w:val="single" w:sz="4" w:space="0" w:color="CCCCCC"/>
-              <w:left w:val="single" w:sz="4" w:space="0" w:color="CCCCCC"/>
-              <w:right w:val="single" w:sz="4" w:space="0" w:color="CCCCCC"/>
-            </w:tcBorders>
-          </w:tcPr>
-          <w:p>
-            <w:pPr>
-              <w:spacing w:before="60" w:after="60" w:line="252" w:lineRule="auto"/>
-              <w:jc w:val="left"/>
-            </w:pPr>
-            <w:r/>
-            <w:r>
-              <w:t>712.75</w:t>
-            </w:r>
-          </w:p>
-        </w:tc>
-        <w:tc>
-          <w:tcPr>
-            <w:tcW w:type="dxa" w:w="1728"/>
-            <w:shd w:fill="FFFFFF"/>
-            <w:tcMar>
-              <w:top w:w="100" w:type="dxa"/>
-              <w:bottom w:w="100" w:type="dxa"/>
-              <w:left w:w="120" w:type="dxa"/>
-              <w:right w:w="120" w:type="dxa"/>
-            </w:tcMar>
-            <w:tcBorders>
-              <w:top w:val="single" w:sz="4" w:space="0" w:color="CCCCCC"/>
-              <w:bottom w:val="single" w:sz="4" w:space="0" w:color="CCCCCC"/>
-              <w:left w:val="single" w:sz="4" w:space="0" w:color="CCCCCC"/>
-              <w:right w:val="single" w:sz="4" w:space="0" w:color="CCCCCC"/>
-            </w:tcBorders>
-          </w:tcPr>
-          <w:p>
-            <w:pPr>
-              <w:spacing w:before="60" w:after="60" w:line="252" w:lineRule="auto"/>
-              <w:jc w:val="left"/>
-            </w:pPr>
-            <w:r/>
-            <w:r>
-              <w:rPr>
-                <w:b/>
-              </w:rPr>
-              <w:t>718.50</w:t>
             </w:r>
           </w:p>
         </w:tc>

--- a/Daily Reports/30_09_2026-CBOT Reports.docx
+++ b/Daily Reports/30_09_2026-CBOT Reports.docx
@@ -104,7 +104,7 @@
           <w:color w:val="5C768D"/>
           <w:sz w:val="19"/>
         </w:rPr>
-        <w:t>Cập nhật tự động qua `macro_tracker.py` vào lúc 22:01 ICT ngày 30/09/2026</w:t>
+        <w:t>Cập nhật tự động qua `macro_tracker.py` vào lúc 23:01 ICT ngày 30/09/2026</w:t>
       </w:r>
     </w:p>
     <w:tbl>
@@ -313,7 +313,7 @@
               <w:rPr>
                 <w:b/>
               </w:rPr>
-              <w:t>98.85 / thùng</w:t>
+              <w:t>98.90 / thùng</w:t>
             </w:r>
           </w:p>
         </w:tc>
@@ -344,7 +344,7 @@
               <w:rPr>
                 <w:b/>
               </w:rPr>
-              <w:t>-3.65%</w:t>
+              <w:t>-3.60%</w:t>
             </w:r>
           </w:p>
         </w:tc>
@@ -442,7 +442,7 @@
               <w:rPr>
                 <w:b/>
               </w:rPr>
-              <w:t>101.23</w:t>
+              <w:t>101.30</w:t>
             </w:r>
           </w:p>
         </w:tc>
@@ -473,7 +473,7 @@
               <w:rPr>
                 <w:b/>
               </w:rPr>
-              <w:t>-0.14%</w:t>
+              <w:t>-0.07%</w:t>
             </w:r>
           </w:p>
         </w:tc>
@@ -1218,7 +1218,7 @@
         <w:rPr>
           <w:b/>
         </w:rPr>
-        <w:t>`98.85` (-3.65%)</w:t>
+        <w:t>`98.90` (-3.60%)</w:t>
       </w:r>
       <w:r>
         <w:t xml:space="preserve"> | DXY: </w:t>
@@ -1227,7 +1227,7 @@
         <w:rPr>
           <w:b/>
         </w:rPr>
-        <w:t>`101.23` (-0.14%)</w:t>
+        <w:t>`101.30` (-0.07%)</w:t>
       </w:r>
       <w:r>
         <w:t xml:space="preserve"> | Lúa mì CBOT: </w:t>
@@ -1236,7 +1236,7 @@
         <w:rPr>
           <w:b/>
         </w:rPr>
-        <w:t>`688.75` (-0.54%)</w:t>
+        <w:t>`691.25` (-0.22%)</w:t>
       </w:r>
       <w:r>
         <w:t>.</w:t>
@@ -1306,7 +1306,7 @@
           <w:color w:val="5C768D"/>
           <w:sz w:val="19"/>
         </w:rPr>
-        <w:t>Cập nhật tự động lúc 22:01 ICT ngày 30/09/2026 — Nguồn: NOAA, USDA, BOM Australia</w:t>
+        <w:t>Cập nhật tự động lúc 23:01 ICT ngày 30/09/2026 — Nguồn: NOAA, USDA, BOM Australia</w:t>
       </w:r>
     </w:p>
     <w:p>
@@ -3574,7 +3574,7 @@
               <w:rPr>
                 <w:b/>
               </w:rPr>
-              <w:t>523.25</w:t>
+              <w:t>524.50</w:t>
             </w:r>
           </w:p>
         </w:tc>
@@ -3605,7 +3605,7 @@
               <w:rPr>
                 <w:b/>
               </w:rPr>
-              <w:t>523.55 (+0.30)</w:t>
+              <w:t>524.82 (+0.32)</w:t>
             </w:r>
           </w:p>
         </w:tc>
@@ -3633,7 +3633,7 @@
             </w:pPr>
             <w:r/>
             <w:r>
-              <w:t>Bullish (523.64 &gt; 523.60)</w:t>
+              <w:t>Bullish (523.70 &gt; 523.63)</w:t>
             </w:r>
           </w:p>
         </w:tc>
@@ -3661,7 +3661,7 @@
             </w:pPr>
             <w:r/>
             <w:r>
-              <w:t>3.50 cents</w:t>
+              <w:t>3.25 cents</w:t>
             </w:r>
           </w:p>
         </w:tc>
@@ -3822,7 +3822,7 @@
               <w:rPr>
                 <w:b/>
               </w:rPr>
-              <w:t>688.75</w:t>
+              <w:t>691.25</w:t>
             </w:r>
           </w:p>
         </w:tc>
@@ -3853,7 +3853,7 @@
               <w:rPr>
                 <w:b/>
               </w:rPr>
-              <w:t>690.40 (+1.65)</w:t>
+              <w:t>692.85 (+1.60)</w:t>
             </w:r>
           </w:p>
         </w:tc>
@@ -3881,7 +3881,7 @@
             </w:pPr>
             <w:r/>
             <w:r>
-              <w:t>Bullish (693.72 &gt; 693.66)</w:t>
+              <w:t>Bearish (693.51 &lt; 693.58)</w:t>
             </w:r>
           </w:p>
         </w:tc>
@@ -3909,7 +3909,7 @@
             </w:pPr>
             <w:r/>
             <w:r>
-              <w:t>6.50 cents</w:t>
+              <w:t>4.25 cents</w:t>
             </w:r>
           </w:p>
         </w:tc>
@@ -4347,7 +4347,7 @@
                 <w:b/>
                 <w:color w:val="15803D"/>
               </w:rPr>
-              <w:t>521.00 - 523.64 cents (Canh mua vùng hỗ trợ)</w:t>
+              <w:t>523.25 - 523.70 cents (Canh mua vùng hỗ trợ)</w:t>
             </w:r>
           </w:p>
         </w:tc>
@@ -4378,7 +4378,7 @@
               <w:rPr>
                 <w:b/>
               </w:rPr>
-              <w:t>511.95 cents (Dưới cản S2 + 1.5x ATR)</w:t>
+              <w:t>511.68 cents (Dưới cản S2 + 1.5x ATR)</w:t>
             </w:r>
           </w:p>
         </w:tc>
@@ -4414,7 +4414,7 @@
                 <w:color w:val="D97706"/>
                 <w:sz w:val="19"/>
               </w:rPr>
-              <w:t xml:space="preserve"> 524.75 cents </w:t>
+              <w:t xml:space="preserve"> 525.75 cents </w:t>
             </w:r>
             <w:r>
               <w:t xml:space="preserve"> / TP2: </w:t>
@@ -4559,7 +4559,7 @@
               <w:rPr>
                 <w:b/>
               </w:rPr>
-              <w:t>519.50 - 521.00 cents</w:t>
+              <w:t>521.75 - 523.25 cents</w:t>
             </w:r>
           </w:p>
         </w:tc>
@@ -4590,7 +4590,7 @@
               <w:rPr>
                 <w:b/>
               </w:rPr>
-              <w:t>512.89 cents (Chống quét SL tuyệt đối)</w:t>
+              <w:t>512.70 cents (Chống quét SL tuyệt đối)</w:t>
             </w:r>
           </w:p>
         </w:tc>
@@ -4752,7 +4752,7 @@
               <w:rPr>
                 <w:b/>
               </w:rPr>
-              <w:t>524.75 - 526.25 cents</w:t>
+              <w:t>525.75 - 527.25 cents</w:t>
             </w:r>
           </w:p>
         </w:tc>
@@ -4783,7 +4783,7 @@
               <w:rPr>
                 <w:b/>
               </w:rPr>
-              <w:t>526.61 cents</w:t>
+              <w:t>527.80 cents</w:t>
             </w:r>
           </w:p>
         </w:tc>
@@ -4945,7 +4945,7 @@
               <w:rPr>
                 <w:b/>
               </w:rPr>
-              <w:t>507.30 - 514.75 cents</w:t>
+              <w:t>506.56 - 514.75 cents</w:t>
             </w:r>
           </w:p>
         </w:tc>
@@ -5126,7 +5126,7 @@
                 <w:b/>
                 <w:color w:val="B91C1C"/>
               </w:rPr>
-              <w:t>693.72 - 693.66 cents (Canh bán hồi kỹ thuật H1)</w:t>
+              <w:t>693.51 - 693.58 cents (Canh bán hồi kỹ thuật H1)</w:t>
             </w:r>
           </w:p>
         </w:tc>
@@ -5157,7 +5157,7 @@
               <w:rPr>
                 <w:b/>
               </w:rPr>
-              <w:t>800.84 cents (Trên kháng cự R2 + 1.5x ATR)</w:t>
+              <w:t>800.91 cents (Trên kháng cự R2 + 1.5x ATR)</w:t>
             </w:r>
           </w:p>
         </w:tc>
@@ -5193,7 +5193,7 @@
                 <w:color w:val="D97706"/>
                 <w:sz w:val="19"/>
               </w:rPr>
-              <w:t xml:space="preserve"> 686.50 cents </w:t>
+              <w:t xml:space="preserve"> 689.25 cents </w:t>
             </w:r>
             <w:r>
               <w:t xml:space="preserve"> / TP2: </w:t>
@@ -5335,7 +5335,7 @@
               <w:rPr>
                 <w:b/>
               </w:rPr>
-              <w:t>684.50 - 686.50 cents</w:t>
+              <w:t>687.25 - 689.25 cents</w:t>
             </w:r>
           </w:p>
         </w:tc>
@@ -5366,7 +5366,7 @@
               <w:rPr>
                 <w:b/>
               </w:rPr>
-              <w:t>677.61 cents</w:t>
+              <w:t>677.56 cents</w:t>
             </w:r>
           </w:p>
         </w:tc>
@@ -5559,7 +5559,7 @@
               <w:rPr>
                 <w:b/>
               </w:rPr>
-              <w:t>697.39 cents</w:t>
+              <w:t>697.44 cents</w:t>
             </w:r>
           </w:p>
         </w:tc>
@@ -5721,7 +5721,7 @@
               <w:rPr>
                 <w:b/>
               </w:rPr>
-              <w:t>665.93 - 681.50 cents</w:t>
+              <w:t>665.74 - 681.50 cents</w:t>
             </w:r>
           </w:p>
         </w:tc>
@@ -11609,7 +11609,7 @@
         <w:t>Giá Chốt Phiên (Close):</w:t>
       </w:r>
       <w:r>
-        <w:t xml:space="preserve"> 523.25 cents | </w:t>
+        <w:t xml:space="preserve"> 524.50 cents | </w:t>
       </w:r>
       <w:r>
         <w:rPr>
@@ -11624,10 +11624,10 @@
         <w:rPr>
           <w:b/>
         </w:rPr>
-        <w:t>`523.55 cents`</w:t>
+        <w:t>`524.82 cents`</w:t>
       </w:r>
       <w:r>
-        <w:t xml:space="preserve"> (+0.30).</w:t>
+        <w:t xml:space="preserve"> (+0.32).</w:t>
       </w:r>
     </w:p>
     <w:p>
@@ -11648,7 +11648,7 @@
         <w:rPr>
           <w:b/>
         </w:rPr>
-        <w:t>`66,541`</w:t>
+        <w:t>`95,417`</w:t>
       </w:r>
       <w:r>
         <w:t xml:space="preserve"> (Chênh lệch: </w:t>
@@ -11657,7 +11657,7 @@
         <w:rPr>
           <w:b/>
         </w:rPr>
-        <w:t>`-179,234`</w:t>
+        <w:t>`-150,358`</w:t>
       </w:r>
       <w:r>
         <w:t xml:space="preserve">) | OI: </w:t>
@@ -11699,7 +11699,7 @@
         <w:rPr>
           <w:b/>
         </w:rPr>
-        <w:t>`Bearish Engulfing (Nhấn chìm giảm thiểu)`</w:t>
+        <w:t>`Không phát hiện mô hình nến đặc biệt`</w:t>
       </w:r>
     </w:p>
     <w:p>
@@ -11741,10 +11741,10 @@
         <w:rPr>
           <w:b/>
         </w:rPr>
-        <w:t>TĂNG MẠNH MẼ (Strong Bullish Confirmation):</w:t>
+        <w:t>TÍCH LŨY TÍCH CỰC (Accumulation):</w:t>
       </w:r>
       <w:r>
-        <w:t xml:space="preserve"> Mô hình nến tăng được củng cố bởi dòng tiền gia tăng tích cực, hỗ trợ lực mua lên bền vững.</w:t>
+        <w:t xml:space="preserve"> Nến đi ngang nhưng dòng tiền âm thầm gia tăng (OI tăng), báo hiệu chuẩn bị có nhịp bứt phá tăng.</w:t>
       </w:r>
     </w:p>
     <w:p>
@@ -11990,7 +11990,7 @@
               <w:rPr>
                 <w:b/>
               </w:rPr>
-              <w:t>98.85</w:t>
+              <w:t>98.90</w:t>
             </w:r>
           </w:p>
         </w:tc>
@@ -12021,7 +12021,7 @@
               <w:rPr>
                 <w:b/>
               </w:rPr>
-              <w:t>-3.65%</w:t>
+              <w:t>-3.60%</w:t>
             </w:r>
           </w:p>
         </w:tc>
@@ -12113,7 +12113,7 @@
               <w:rPr>
                 <w:b/>
               </w:rPr>
-              <w:t>101.23</w:t>
+              <w:t>101.30</w:t>
             </w:r>
           </w:p>
         </w:tc>
@@ -12144,7 +12144,7 @@
               <w:rPr>
                 <w:b/>
               </w:rPr>
-              <w:t>-0.14%</w:t>
+              <w:t>-0.07%</w:t>
             </w:r>
           </w:p>
         </w:tc>
@@ -12748,7 +12748,7 @@
         <w:t xml:space="preserve"> EMA_21 </w:t>
       </w:r>
       <w:r>
-        <w:t xml:space="preserve"> (523.64) &gt; </w:t>
+        <w:t xml:space="preserve"> (523.70) &gt; </w:t>
       </w:r>
       <w:r>
         <w:rPr>
@@ -12759,7 +12759,7 @@
         <w:t xml:space="preserve"> EMA_50 </w:t>
       </w:r>
       <w:r>
-        <w:t xml:space="preserve"> (523.60).</w:t>
+        <w:t xml:space="preserve"> (523.63).</w:t>
       </w:r>
     </w:p>
     <w:p>
@@ -12780,7 +12780,7 @@
         <w:rPr>
           <w:b/>
         </w:rPr>
-        <w:t>`48.82`</w:t>
+        <w:t>`53.82`</w:t>
       </w:r>
       <w:r>
         <w:t xml:space="preserve"> | ATR (14) = </w:t>
@@ -12789,7 +12789,7 @@
         <w:rPr>
           <w:b/>
         </w:rPr>
-        <w:t>`1.86`</w:t>
+        <w:t>`2.05`</w:t>
       </w:r>
       <w:r>
         <w:t xml:space="preserve"> cents | Volatility = </w:t>
@@ -12798,7 +12798,7 @@
         <w:rPr>
           <w:b/>
         </w:rPr>
-        <w:t>`3.50 cents`</w:t>
+        <w:t>`3.25 cents`</w:t>
       </w:r>
       <w:r>
         <w:t>.</w:t>
@@ -12822,7 +12822,7 @@
         <w:rPr>
           <w:b/>
         </w:rPr>
-        <w:t>`521.00`</w:t>
+        <w:t>`523.25`</w:t>
       </w:r>
       <w:r>
         <w:t xml:space="preserve"> | S2: </w:t>
@@ -12840,7 +12840,7 @@
         <w:rPr>
           <w:b/>
         </w:rPr>
-        <w:t>`524.75`</w:t>
+        <w:t>`525.75`</w:t>
       </w:r>
       <w:r>
         <w:t xml:space="preserve"> | R2: </w:t>
@@ -13583,7 +13583,7 @@
           <w:b/>
           <w:color w:val="15803D"/>
         </w:rPr>
-        <w:t>`521.00 - 523.64 cents (Canh mua vùng hỗ trợ)`</w:t>
+        <w:t>`523.25 - 523.70 cents (Canh mua vùng hỗ trợ)`</w:t>
       </w:r>
       <w:r>
         <w:t xml:space="preserve"> | SL: </w:t>
@@ -13592,7 +13592,7 @@
         <w:rPr>
           <w:b/>
         </w:rPr>
-        <w:t>`511.95 cents (Dưới cản S2 + 1.5x ATR)`</w:t>
+        <w:t>`511.68 cents (Dưới cản S2 + 1.5x ATR)`</w:t>
       </w:r>
       <w:r>
         <w:t xml:space="preserve"> | TP: </w:t>
@@ -13603,7 +13603,7 @@
           <w:color w:val="D97706"/>
           <w:sz w:val="19"/>
         </w:rPr>
-        <w:t xml:space="preserve"> 524.75 cents </w:t>
+        <w:t xml:space="preserve"> 525.75 cents </w:t>
       </w:r>
       <w:r>
         <w:t xml:space="preserve"> / </w:t>
@@ -13654,7 +13654,7 @@
         <w:rPr>
           <w:b/>
         </w:rPr>
-        <w:t>`519.50 - 521.00 cents`</w:t>
+        <w:t>`521.75 - 523.25 cents`</w:t>
       </w:r>
       <w:r>
         <w:t xml:space="preserve"> | SL: </w:t>
@@ -13663,7 +13663,7 @@
         <w:rPr>
           <w:b/>
         </w:rPr>
-        <w:t>`512.89 cents (Chống quét SL tuyệt đối)`</w:t>
+        <w:t>`512.70 cents (Chống quét SL tuyệt đối)`</w:t>
       </w:r>
       <w:r>
         <w:t xml:space="preserve"> | TP: </w:t>
@@ -13700,7 +13700,7 @@
         <w:rPr>
           <w:b/>
         </w:rPr>
-        <w:t>`524.75 - 526.25 cents`</w:t>
+        <w:t>`525.75 - 527.25 cents`</w:t>
       </w:r>
       <w:r>
         <w:t xml:space="preserve"> | SL: </w:t>
@@ -13709,7 +13709,7 @@
         <w:rPr>
           <w:b/>
         </w:rPr>
-        <w:t>`526.61 cents`</w:t>
+        <w:t>`527.80 cents`</w:t>
       </w:r>
       <w:r>
         <w:t xml:space="preserve"> | TP: </w:t>
@@ -13758,7 +13758,7 @@
         <w:rPr>
           <w:b/>
         </w:rPr>
-        <w:t>`507.30 - 514.75 cents`</w:t>
+        <w:t>`506.56 - 514.75 cents`</w:t>
       </w:r>
     </w:p>
     <w:p>
@@ -14165,7 +14165,7 @@
             </w:pPr>
             <w:r/>
             <w:r>
-              <w:t>523.25</w:t>
+              <w:t>524.50</w:t>
             </w:r>
           </w:p>
         </w:tc>
@@ -14193,7 +14193,7 @@
             </w:pPr>
             <w:r/>
             <w:r>
-              <w:t>527.00</w:t>
+              <w:t>528.25</w:t>
             </w:r>
           </w:p>
         </w:tc>
@@ -14221,7 +14221,7 @@
             </w:pPr>
             <w:r/>
             <w:r>
-              <w:t>520.00</w:t>
+              <w:t>521.25</w:t>
             </w:r>
           </w:p>
         </w:tc>
@@ -14252,7 +14252,7 @@
               <w:rPr>
                 <w:b/>
               </w:rPr>
-              <w:t>523.50</w:t>
+              <w:t>524.75</w:t>
             </w:r>
           </w:p>
         </w:tc>
@@ -14400,7 +14400,7 @@
             </w:pPr>
             <w:r/>
             <w:r>
-              <w:t>523.50</w:t>
+              <w:t>524.75</w:t>
             </w:r>
           </w:p>
         </w:tc>
@@ -14428,7 +14428,7 @@
             </w:pPr>
             <w:r/>
             <w:r>
-              <w:t>526.25</w:t>
+              <w:t>527.50</w:t>
             </w:r>
           </w:p>
         </w:tc>
@@ -14456,7 +14456,7 @@
             </w:pPr>
             <w:r/>
             <w:r>
-              <w:t>519.75</w:t>
+              <w:t>521.00</w:t>
             </w:r>
           </w:p>
         </w:tc>
@@ -14487,7 +14487,7 @@
               <w:rPr>
                 <w:b/>
               </w:rPr>
-              <w:t>523.00</w:t>
+              <w:t>524.25</w:t>
             </w:r>
           </w:p>
         </w:tc>
@@ -14635,7 +14635,7 @@
             </w:pPr>
             <w:r/>
             <w:r>
-              <w:t>523.00</w:t>
+              <w:t>524.25</w:t>
             </w:r>
           </w:p>
         </w:tc>
@@ -14663,7 +14663,7 @@
             </w:pPr>
             <w:r/>
             <w:r>
-              <w:t>526.00</w:t>
+              <w:t>527.25</w:t>
             </w:r>
           </w:p>
         </w:tc>
@@ -14691,7 +14691,7 @@
             </w:pPr>
             <w:r/>
             <w:r>
-              <w:t>519.00</w:t>
+              <w:t>520.25</w:t>
             </w:r>
           </w:p>
         </w:tc>
@@ -14722,7 +14722,7 @@
               <w:rPr>
                 <w:b/>
               </w:rPr>
-              <w:t>523.75</w:t>
+              <w:t>525.00</w:t>
             </w:r>
           </w:p>
         </w:tc>
@@ -14870,7 +14870,7 @@
             </w:pPr>
             <w:r/>
             <w:r>
-              <w:t>523.75</w:t>
+              <w:t>525.00</w:t>
             </w:r>
           </w:p>
         </w:tc>
@@ -14898,7 +14898,7 @@
             </w:pPr>
             <w:r/>
             <w:r>
-              <w:t>528.25</w:t>
+              <w:t>529.50</w:t>
             </w:r>
           </w:p>
         </w:tc>
@@ -14926,7 +14926,7 @@
             </w:pPr>
             <w:r/>
             <w:r>
-              <w:t>518.75</w:t>
+              <w:t>520.00</w:t>
             </w:r>
           </w:p>
         </w:tc>
@@ -14957,7 +14957,7 @@
               <w:rPr>
                 <w:b/>
               </w:rPr>
-              <w:t>524.50</w:t>
+              <w:t>525.75</w:t>
             </w:r>
           </w:p>
         </w:tc>
@@ -15105,7 +15105,7 @@
             </w:pPr>
             <w:r/>
             <w:r>
-              <w:t>524.50</w:t>
+              <w:t>525.75</w:t>
             </w:r>
           </w:p>
         </w:tc>
@@ -15133,7 +15133,7 @@
             </w:pPr>
             <w:r/>
             <w:r>
-              <w:t>530.00</w:t>
+              <w:t>531.25</w:t>
             </w:r>
           </w:p>
         </w:tc>
@@ -15161,7 +15161,7 @@
             </w:pPr>
             <w:r/>
             <w:r>
-              <w:t>518.25</w:t>
+              <w:t>519.50</w:t>
             </w:r>
           </w:p>
         </w:tc>
@@ -15192,7 +15192,7 @@
               <w:rPr>
                 <w:b/>
               </w:rPr>
-              <w:t>526.75</w:t>
+              <w:t>528.00</w:t>
             </w:r>
           </w:p>
         </w:tc>
@@ -15340,7 +15340,7 @@
             </w:pPr>
             <w:r/>
             <w:r>
-              <w:t>526.75</w:t>
+              <w:t>528.00</w:t>
             </w:r>
           </w:p>
         </w:tc>
@@ -15368,7 +15368,7 @@
             </w:pPr>
             <w:r/>
             <w:r>
-              <w:t>529.75</w:t>
+              <w:t>531.00</w:t>
             </w:r>
           </w:p>
         </w:tc>
@@ -15396,7 +15396,7 @@
             </w:pPr>
             <w:r/>
             <w:r>
-              <w:t>522.50</w:t>
+              <w:t>523.75</w:t>
             </w:r>
           </w:p>
         </w:tc>
@@ -15427,7 +15427,7 @@
               <w:rPr>
                 <w:b/>
               </w:rPr>
-              <w:t>527.00</w:t>
+              <w:t>528.25</w:t>
             </w:r>
           </w:p>
         </w:tc>
@@ -15575,7 +15575,7 @@
             </w:pPr>
             <w:r/>
             <w:r>
-              <w:t>527.00</w:t>
+              <w:t>528.25</w:t>
             </w:r>
           </w:p>
         </w:tc>
@@ -15603,7 +15603,7 @@
             </w:pPr>
             <w:r/>
             <w:r>
-              <w:t>530.25</w:t>
+              <w:t>531.50</w:t>
             </w:r>
           </w:p>
         </w:tc>
@@ -15631,7 +15631,7 @@
             </w:pPr>
             <w:r/>
             <w:r>
-              <w:t>520.50</w:t>
+              <w:t>521.75</w:t>
             </w:r>
           </w:p>
         </w:tc>
@@ -15662,7 +15662,7 @@
               <w:rPr>
                 <w:b/>
               </w:rPr>
-              <w:t>527.75</w:t>
+              <w:t>529.00</w:t>
             </w:r>
           </w:p>
         </w:tc>
@@ -15810,7 +15810,7 @@
             </w:pPr>
             <w:r/>
             <w:r>
-              <w:t>527.75</w:t>
+              <w:t>529.00</w:t>
             </w:r>
           </w:p>
         </w:tc>
@@ -15838,7 +15838,7 @@
             </w:pPr>
             <w:r/>
             <w:r>
-              <w:t>530.75</w:t>
+              <w:t>532.00</w:t>
             </w:r>
           </w:p>
         </w:tc>
@@ -15866,7 +15866,7 @@
             </w:pPr>
             <w:r/>
             <w:r>
-              <w:t>523.25</w:t>
+              <w:t>524.50</w:t>
             </w:r>
           </w:p>
         </w:tc>
@@ -15897,7 +15897,7 @@
               <w:rPr>
                 <w:b/>
               </w:rPr>
-              <w:t>527.25</w:t>
+              <w:t>528.50</w:t>
             </w:r>
           </w:p>
         </w:tc>
@@ -16045,7 +16045,7 @@
             </w:pPr>
             <w:r/>
             <w:r>
-              <w:t>527.25</w:t>
+              <w:t>528.50</w:t>
             </w:r>
           </w:p>
         </w:tc>
@@ -16073,7 +16073,7 @@
             </w:pPr>
             <w:r/>
             <w:r>
-              <w:t>531.25</w:t>
+              <w:t>532.50</w:t>
             </w:r>
           </w:p>
         </w:tc>
@@ -16101,7 +16101,7 @@
             </w:pPr>
             <w:r/>
             <w:r>
-              <w:t>521.50</w:t>
+              <w:t>522.75</w:t>
             </w:r>
           </w:p>
         </w:tc>
@@ -16132,7 +16132,7 @@
               <w:rPr>
                 <w:b/>
               </w:rPr>
-              <w:t>527.75</w:t>
+              <w:t>529.00</w:t>
             </w:r>
           </w:p>
         </w:tc>
@@ -16280,7 +16280,7 @@
             </w:pPr>
             <w:r/>
             <w:r>
-              <w:t>527.75</w:t>
+              <w:t>529.00</w:t>
             </w:r>
           </w:p>
         </w:tc>
@@ -16308,7 +16308,7 @@
             </w:pPr>
             <w:r/>
             <w:r>
-              <w:t>530.25</w:t>
+              <w:t>531.50</w:t>
             </w:r>
           </w:p>
         </w:tc>
@@ -16336,7 +16336,7 @@
             </w:pPr>
             <w:r/>
             <w:r>
-              <w:t>524.50</w:t>
+              <w:t>525.75</w:t>
             </w:r>
           </w:p>
         </w:tc>
@@ -16367,7 +16367,7 @@
               <w:rPr>
                 <w:b/>
               </w:rPr>
-              <w:t>528.25</w:t>
+              <w:t>529.50</w:t>
             </w:r>
           </w:p>
         </w:tc>
@@ -16515,7 +16515,7 @@
             </w:pPr>
             <w:r/>
             <w:r>
-              <w:t>528.25</w:t>
+              <w:t>529.50</w:t>
             </w:r>
           </w:p>
         </w:tc>
@@ -16543,7 +16543,7 @@
             </w:pPr>
             <w:r/>
             <w:r>
-              <w:t>531.75</w:t>
+              <w:t>533.00</w:t>
             </w:r>
           </w:p>
         </w:tc>
@@ -16571,7 +16571,7 @@
             </w:pPr>
             <w:r/>
             <w:r>
-              <w:t>522.25</w:t>
+              <w:t>523.50</w:t>
             </w:r>
           </w:p>
         </w:tc>
@@ -16602,7 +16602,7 @@
               <w:rPr>
                 <w:b/>
               </w:rPr>
-              <w:t>529.25</w:t>
+              <w:t>530.50</w:t>
             </w:r>
           </w:p>
         </w:tc>
@@ -16750,7 +16750,7 @@
             </w:pPr>
             <w:r/>
             <w:r>
-              <w:t>529.25</w:t>
+              <w:t>530.50</w:t>
             </w:r>
           </w:p>
         </w:tc>
@@ -16778,7 +16778,7 @@
             </w:pPr>
             <w:r/>
             <w:r>
-              <w:t>532.00</w:t>
+              <w:t>533.25</w:t>
             </w:r>
           </w:p>
         </w:tc>
@@ -16806,7 +16806,7 @@
             </w:pPr>
             <w:r/>
             <w:r>
-              <w:t>526.75</w:t>
+              <w:t>528.00</w:t>
             </w:r>
           </w:p>
         </w:tc>
@@ -16837,7 +16837,7 @@
               <w:rPr>
                 <w:b/>
               </w:rPr>
-              <w:t>529.25</w:t>
+              <w:t>530.50</w:t>
             </w:r>
           </w:p>
         </w:tc>
@@ -16985,7 +16985,7 @@
             </w:pPr>
             <w:r/>
             <w:r>
-              <w:t>529.25</w:t>
+              <w:t>530.50</w:t>
             </w:r>
           </w:p>
         </w:tc>
@@ -17013,7 +17013,7 @@
             </w:pPr>
             <w:r/>
             <w:r>
-              <w:t>532.00</w:t>
+              <w:t>533.25</w:t>
             </w:r>
           </w:p>
         </w:tc>
@@ -17041,7 +17041,7 @@
             </w:pPr>
             <w:r/>
             <w:r>
-              <w:t>526.75</w:t>
+              <w:t>528.00</w:t>
             </w:r>
           </w:p>
         </w:tc>
@@ -17072,7 +17072,7 @@
               <w:rPr>
                 <w:b/>
               </w:rPr>
-              <w:t>528.75</w:t>
+              <w:t>530.00</w:t>
             </w:r>
           </w:p>
         </w:tc>
@@ -17220,7 +17220,7 @@
             </w:pPr>
             <w:r/>
             <w:r>
-              <w:t>528.75</w:t>
+              <w:t>530.00</w:t>
             </w:r>
           </w:p>
         </w:tc>
@@ -17248,7 +17248,7 @@
             </w:pPr>
             <w:r/>
             <w:r>
-              <w:t>531.75</w:t>
+              <w:t>533.00</w:t>
             </w:r>
           </w:p>
         </w:tc>
@@ -17276,7 +17276,7 @@
             </w:pPr>
             <w:r/>
             <w:r>
-              <w:t>525.50</w:t>
+              <w:t>526.75</w:t>
             </w:r>
           </w:p>
         </w:tc>
@@ -17307,7 +17307,7 @@
               <w:rPr>
                 <w:b/>
               </w:rPr>
-              <w:t>528.50</w:t>
+              <w:t>529.75</w:t>
             </w:r>
           </w:p>
         </w:tc>
@@ -17455,7 +17455,7 @@
             </w:pPr>
             <w:r/>
             <w:r>
-              <w:t>528.50</w:t>
+              <w:t>529.75</w:t>
             </w:r>
           </w:p>
         </w:tc>
@@ -17483,7 +17483,7 @@
             </w:pPr>
             <w:r/>
             <w:r>
-              <w:t>532.50</w:t>
+              <w:t>533.75</w:t>
             </w:r>
           </w:p>
         </w:tc>
@@ -17511,7 +17511,7 @@
             </w:pPr>
             <w:r/>
             <w:r>
-              <w:t>523.25</w:t>
+              <w:t>524.50</w:t>
             </w:r>
           </w:p>
         </w:tc>
@@ -17542,7 +17542,7 @@
               <w:rPr>
                 <w:b/>
               </w:rPr>
-              <w:t>529.00</w:t>
+              <w:t>530.25</w:t>
             </w:r>
           </w:p>
         </w:tc>
@@ -17690,7 +17690,7 @@
             </w:pPr>
             <w:r/>
             <w:r>
-              <w:t>529.00</w:t>
+              <w:t>530.25</w:t>
             </w:r>
           </w:p>
         </w:tc>
@@ -17718,7 +17718,7 @@
             </w:pPr>
             <w:r/>
             <w:r>
-              <w:t>533.75</w:t>
+              <w:t>535.00</w:t>
             </w:r>
           </w:p>
         </w:tc>
@@ -17746,7 +17746,7 @@
             </w:pPr>
             <w:r/>
             <w:r>
-              <w:t>522.00</w:t>
+              <w:t>523.25</w:t>
             </w:r>
           </w:p>
         </w:tc>
@@ -17777,7 +17777,7 @@
               <w:rPr>
                 <w:b/>
               </w:rPr>
-              <w:t>531.00</w:t>
+              <w:t>532.25</w:t>
             </w:r>
           </w:p>
         </w:tc>
@@ -17925,7 +17925,7 @@
             </w:pPr>
             <w:r/>
             <w:r>
-              <w:t>531.00</w:t>
+              <w:t>532.25</w:t>
             </w:r>
           </w:p>
         </w:tc>
@@ -17953,7 +17953,7 @@
             </w:pPr>
             <w:r/>
             <w:r>
-              <w:t>539.00</w:t>
+              <w:t>540.25</w:t>
             </w:r>
           </w:p>
         </w:tc>
@@ -17981,7 +17981,7 @@
             </w:pPr>
             <w:r/>
             <w:r>
-              <w:t>524.00</w:t>
+              <w:t>525.25</w:t>
             </w:r>
           </w:p>
         </w:tc>
@@ -18012,7 +18012,7 @@
               <w:rPr>
                 <w:b/>
               </w:rPr>
-              <w:t>532.50</w:t>
+              <w:t>533.75</w:t>
             </w:r>
           </w:p>
         </w:tc>
@@ -18160,7 +18160,7 @@
             </w:pPr>
             <w:r/>
             <w:r>
-              <w:t>532.50</w:t>
+              <w:t>533.75</w:t>
             </w:r>
           </w:p>
         </w:tc>
@@ -18188,7 +18188,7 @@
             </w:pPr>
             <w:r/>
             <w:r>
-              <w:t>537.00</w:t>
+              <w:t>538.25</w:t>
             </w:r>
           </w:p>
         </w:tc>
@@ -18216,7 +18216,7 @@
             </w:pPr>
             <w:r/>
             <w:r>
-              <w:t>528.25</w:t>
+              <w:t>529.50</w:t>
             </w:r>
           </w:p>
         </w:tc>
@@ -18247,7 +18247,7 @@
               <w:rPr>
                 <w:b/>
               </w:rPr>
-              <w:t>532.00</w:t>
+              <w:t>533.25</w:t>
             </w:r>
           </w:p>
         </w:tc>
@@ -18395,7 +18395,7 @@
             </w:pPr>
             <w:r/>
             <w:r>
-              <w:t>532.00</w:t>
+              <w:t>533.25</w:t>
             </w:r>
           </w:p>
         </w:tc>
@@ -18423,7 +18423,7 @@
             </w:pPr>
             <w:r/>
             <w:r>
-              <w:t>534.25</w:t>
+              <w:t>535.50</w:t>
             </w:r>
           </w:p>
         </w:tc>
@@ -18451,7 +18451,7 @@
             </w:pPr>
             <w:r/>
             <w:r>
-              <w:t>529.25</w:t>
+              <w:t>530.50</w:t>
             </w:r>
           </w:p>
         </w:tc>
@@ -18482,7 +18482,7 @@
               <w:rPr>
                 <w:b/>
               </w:rPr>
-              <w:t>531.75</w:t>
+              <w:t>533.00</w:t>
             </w:r>
           </w:p>
         </w:tc>
@@ -18630,7 +18630,7 @@
             </w:pPr>
             <w:r/>
             <w:r>
-              <w:t>531.75</w:t>
+              <w:t>533.00</w:t>
             </w:r>
           </w:p>
         </w:tc>
@@ -18658,7 +18658,7 @@
             </w:pPr>
             <w:r/>
             <w:r>
-              <w:t>533.75</w:t>
+              <w:t>535.00</w:t>
             </w:r>
           </w:p>
         </w:tc>
@@ -18686,7 +18686,7 @@
             </w:pPr>
             <w:r/>
             <w:r>
-              <w:t>527.25</w:t>
+              <w:t>528.50</w:t>
             </w:r>
           </w:p>
         </w:tc>
@@ -18717,7 +18717,7 @@
               <w:rPr>
                 <w:b/>
               </w:rPr>
-              <w:t>532.00</w:t>
+              <w:t>533.25</w:t>
             </w:r>
           </w:p>
         </w:tc>
@@ -18865,7 +18865,7 @@
             </w:pPr>
             <w:r/>
             <w:r>
-              <w:t>532.00</w:t>
+              <w:t>533.25</w:t>
             </w:r>
           </w:p>
         </w:tc>
@@ -18893,7 +18893,7 @@
             </w:pPr>
             <w:r/>
             <w:r>
-              <w:t>535.75</w:t>
+              <w:t>537.00</w:t>
             </w:r>
           </w:p>
         </w:tc>
@@ -18921,7 +18921,7 @@
             </w:pPr>
             <w:r/>
             <w:r>
-              <w:t>529.25</w:t>
+              <w:t>530.50</w:t>
             </w:r>
           </w:p>
         </w:tc>
@@ -18952,7 +18952,7 @@
               <w:rPr>
                 <w:b/>
               </w:rPr>
-              <w:t>532.50</w:t>
+              <w:t>533.75</w:t>
             </w:r>
           </w:p>
         </w:tc>
@@ -19100,7 +19100,7 @@
             </w:pPr>
             <w:r/>
             <w:r>
-              <w:t>532.50</w:t>
+              <w:t>533.75</w:t>
             </w:r>
           </w:p>
         </w:tc>
@@ -19128,7 +19128,7 @@
             </w:pPr>
             <w:r/>
             <w:r>
-              <w:t>535.50</w:t>
+              <w:t>536.75</w:t>
             </w:r>
           </w:p>
         </w:tc>
@@ -19156,7 +19156,7 @@
             </w:pPr>
             <w:r/>
             <w:r>
-              <w:t>528.00</w:t>
+              <w:t>529.25</w:t>
             </w:r>
           </w:p>
         </w:tc>
@@ -19187,7 +19187,7 @@
               <w:rPr>
                 <w:b/>
               </w:rPr>
-              <w:t>532.75</w:t>
+              <w:t>534.00</w:t>
             </w:r>
           </w:p>
         </w:tc>
@@ -19335,7 +19335,7 @@
             </w:pPr>
             <w:r/>
             <w:r>
-              <w:t>532.75</w:t>
+              <w:t>534.00</w:t>
             </w:r>
           </w:p>
         </w:tc>
@@ -19363,7 +19363,7 @@
             </w:pPr>
             <w:r/>
             <w:r>
-              <w:t>537.00</w:t>
+              <w:t>538.25</w:t>
             </w:r>
           </w:p>
         </w:tc>
@@ -19391,7 +19391,7 @@
             </w:pPr>
             <w:r/>
             <w:r>
-              <w:t>529.50</w:t>
+              <w:t>530.75</w:t>
             </w:r>
           </w:p>
         </w:tc>
@@ -19422,7 +19422,7 @@
               <w:rPr>
                 <w:b/>
               </w:rPr>
-              <w:t>533.50</w:t>
+              <w:t>534.75</w:t>
             </w:r>
           </w:p>
         </w:tc>
@@ -19570,7 +19570,7 @@
             </w:pPr>
             <w:r/>
             <w:r>
-              <w:t>533.50</w:t>
+              <w:t>534.75</w:t>
             </w:r>
           </w:p>
         </w:tc>
@@ -19598,7 +19598,7 @@
             </w:pPr>
             <w:r/>
             <w:r>
-              <w:t>537.00</w:t>
+              <w:t>538.25</w:t>
             </w:r>
           </w:p>
         </w:tc>
@@ -19626,7 +19626,7 @@
             </w:pPr>
             <w:r/>
             <w:r>
-              <w:t>531.25</w:t>
+              <w:t>532.50</w:t>
             </w:r>
           </w:p>
         </w:tc>
@@ -19657,7 +19657,7 @@
               <w:rPr>
                 <w:b/>
               </w:rPr>
-              <w:t>533.50</w:t>
+              <w:t>534.75</w:t>
             </w:r>
           </w:p>
         </w:tc>
@@ -19805,7 +19805,7 @@
             </w:pPr>
             <w:r/>
             <w:r>
-              <w:t>533.50</w:t>
+              <w:t>534.75</w:t>
             </w:r>
           </w:p>
         </w:tc>
@@ -19833,7 +19833,7 @@
             </w:pPr>
             <w:r/>
             <w:r>
-              <w:t>537.25</w:t>
+              <w:t>538.50</w:t>
             </w:r>
           </w:p>
         </w:tc>
@@ -19861,7 +19861,7 @@
             </w:pPr>
             <w:r/>
             <w:r>
-              <w:t>530.00</w:t>
+              <w:t>531.25</w:t>
             </w:r>
           </w:p>
         </w:tc>
@@ -19892,7 +19892,7 @@
               <w:rPr>
                 <w:b/>
               </w:rPr>
-              <w:t>533.25</w:t>
+              <w:t>534.50</w:t>
             </w:r>
           </w:p>
         </w:tc>
@@ -20040,7 +20040,7 @@
             </w:pPr>
             <w:r/>
             <w:r>
-              <w:t>533.25</w:t>
+              <w:t>534.50</w:t>
             </w:r>
           </w:p>
         </w:tc>
@@ -20068,7 +20068,7 @@
             </w:pPr>
             <w:r/>
             <w:r>
-              <w:t>536.75</w:t>
+              <w:t>538.00</w:t>
             </w:r>
           </w:p>
         </w:tc>
@@ -20096,7 +20096,7 @@
             </w:pPr>
             <w:r/>
             <w:r>
-              <w:t>530.00</w:t>
+              <w:t>531.25</w:t>
             </w:r>
           </w:p>
         </w:tc>
@@ -20127,7 +20127,7 @@
               <w:rPr>
                 <w:b/>
               </w:rPr>
-              <w:t>533.00</w:t>
+              <w:t>534.25</w:t>
             </w:r>
           </w:p>
         </w:tc>
@@ -20275,7 +20275,7 @@
             </w:pPr>
             <w:r/>
             <w:r>
-              <w:t>533.00</w:t>
+              <w:t>534.25</w:t>
             </w:r>
           </w:p>
         </w:tc>
@@ -20303,7 +20303,7 @@
             </w:pPr>
             <w:r/>
             <w:r>
-              <w:t>536.00</w:t>
+              <w:t>537.25</w:t>
             </w:r>
           </w:p>
         </w:tc>
@@ -20331,7 +20331,7 @@
             </w:pPr>
             <w:r/>
             <w:r>
-              <w:t>530.25</w:t>
+              <w:t>531.50</w:t>
             </w:r>
           </w:p>
         </w:tc>
@@ -20362,7 +20362,7 @@
               <w:rPr>
                 <w:b/>
               </w:rPr>
-              <w:t>533.25</w:t>
+              <w:t>534.50</w:t>
             </w:r>
           </w:p>
         </w:tc>
@@ -20510,7 +20510,7 @@
             </w:pPr>
             <w:r/>
             <w:r>
-              <w:t>533.25</w:t>
+              <w:t>534.50</w:t>
             </w:r>
           </w:p>
         </w:tc>
@@ -20538,7 +20538,7 @@
             </w:pPr>
             <w:r/>
             <w:r>
-              <w:t>536.25</w:t>
+              <w:t>537.50</w:t>
             </w:r>
           </w:p>
         </w:tc>
@@ -20566,7 +20566,7 @@
             </w:pPr>
             <w:r/>
             <w:r>
-              <w:t>530.50</w:t>
+              <w:t>531.75</w:t>
             </w:r>
           </w:p>
         </w:tc>
@@ -20597,7 +20597,7 @@
               <w:rPr>
                 <w:b/>
               </w:rPr>
-              <w:t>533.25</w:t>
+              <w:t>534.50</w:t>
             </w:r>
           </w:p>
         </w:tc>
@@ -20745,7 +20745,7 @@
             </w:pPr>
             <w:r/>
             <w:r>
-              <w:t>533.25</w:t>
+              <w:t>534.50</w:t>
             </w:r>
           </w:p>
         </w:tc>
@@ -20773,7 +20773,7 @@
             </w:pPr>
             <w:r/>
             <w:r>
-              <w:t>537.25</w:t>
+              <w:t>538.50</w:t>
             </w:r>
           </w:p>
         </w:tc>
@@ -20801,7 +20801,7 @@
             </w:pPr>
             <w:r/>
             <w:r>
-              <w:t>529.75</w:t>
+              <w:t>531.00</w:t>
             </w:r>
           </w:p>
         </w:tc>
@@ -20832,7 +20832,7 @@
               <w:rPr>
                 <w:b/>
               </w:rPr>
-              <w:t>533.75</w:t>
+              <w:t>535.00</w:t>
             </w:r>
           </w:p>
         </w:tc>
@@ -20980,7 +20980,7 @@
             </w:pPr>
             <w:r/>
             <w:r>
-              <w:t>533.75</w:t>
+              <w:t>535.00</w:t>
             </w:r>
           </w:p>
         </w:tc>
@@ -21008,7 +21008,7 @@
             </w:pPr>
             <w:r/>
             <w:r>
-              <w:t>537.75</w:t>
+              <w:t>539.00</w:t>
             </w:r>
           </w:p>
         </w:tc>
@@ -21036,7 +21036,7 @@
             </w:pPr>
             <w:r/>
             <w:r>
-              <w:t>532.00</w:t>
+              <w:t>533.25</w:t>
             </w:r>
           </w:p>
         </w:tc>
@@ -21067,7 +21067,7 @@
               <w:rPr>
                 <w:b/>
               </w:rPr>
-              <w:t>533.50</w:t>
+              <w:t>534.75</w:t>
             </w:r>
           </w:p>
         </w:tc>
@@ -21711,7 +21711,7 @@
               <w:rPr>
                 <w:b/>
               </w:rPr>
-              <w:t>Tăng (Bullish)</w:t>
+              <w:t>Giảm (Bearish)</w:t>
             </w:r>
           </w:p>
         </w:tc>
@@ -21739,7 +21739,7 @@
             </w:pPr>
             <w:r/>
             <w:r>
-              <w:t>EMA_21 H1 &gt; EMA_50 H1 (Hội tụ động lượng tăng)</w:t>
+              <w:t>EMA_21 H1 &lt; EMA_50 H1 (Áp lực bán duy trì)</w:t>
             </w:r>
           </w:p>
         </w:tc>
@@ -21790,7 +21790,7 @@
         <w:t>Giá Chốt Phiên (Close):</w:t>
       </w:r>
       <w:r>
-        <w:t xml:space="preserve"> 688.75 cents | </w:t>
+        <w:t xml:space="preserve"> 691.25 cents | </w:t>
       </w:r>
       <w:r>
         <w:rPr>
@@ -21805,10 +21805,10 @@
         <w:rPr>
           <w:b/>
         </w:rPr>
-        <w:t>`690.40 cents`</w:t>
+        <w:t>`692.85 cents`</w:t>
       </w:r>
       <w:r>
-        <w:t xml:space="preserve"> (+1.65).</w:t>
+        <w:t xml:space="preserve"> (+1.60).</w:t>
       </w:r>
     </w:p>
     <w:p>
@@ -21829,7 +21829,7 @@
         <w:rPr>
           <w:b/>
         </w:rPr>
-        <w:t>`38,087`</w:t>
+        <w:t>`45,759`</w:t>
       </w:r>
       <w:r>
         <w:t xml:space="preserve"> (Chênh lệch: </w:t>
@@ -21838,7 +21838,7 @@
         <w:rPr>
           <w:b/>
         </w:rPr>
-        <w:t>`-25,733`</w:t>
+        <w:t>`-18,061`</w:t>
       </w:r>
       <w:r>
         <w:t xml:space="preserve">) | OI: </w:t>
@@ -22172,7 +22172,7 @@
               <w:rPr>
                 <w:b/>
               </w:rPr>
-              <w:t>98.85</w:t>
+              <w:t>98.90</w:t>
             </w:r>
           </w:p>
         </w:tc>
@@ -22203,7 +22203,7 @@
               <w:rPr>
                 <w:b/>
               </w:rPr>
-              <w:t>-3.65%</w:t>
+              <w:t>-3.60%</w:t>
             </w:r>
           </w:p>
         </w:tc>
@@ -22295,7 +22295,7 @@
               <w:rPr>
                 <w:b/>
               </w:rPr>
-              <w:t>101.23</w:t>
+              <w:t>101.30</w:t>
             </w:r>
           </w:p>
         </w:tc>
@@ -22326,7 +22326,7 @@
               <w:rPr>
                 <w:b/>
               </w:rPr>
-              <w:t>-0.14%</w:t>
+              <w:t>-0.07%</w:t>
             </w:r>
           </w:p>
         </w:tc>
@@ -22930,7 +22930,7 @@
         <w:t xml:space="preserve"> EMA_21 </w:t>
       </w:r>
       <w:r>
-        <w:t xml:space="preserve"> (693.72) &gt; </w:t>
+        <w:t xml:space="preserve"> (693.51) &lt; </w:t>
       </w:r>
       <w:r>
         <w:rPr>
@@ -22941,7 +22941,7 @@
         <w:t xml:space="preserve"> EMA_50 </w:t>
       </w:r>
       <w:r>
-        <w:t xml:space="preserve"> (693.66).</w:t>
+        <w:t xml:space="preserve"> (693.58).</w:t>
       </w:r>
     </w:p>
     <w:p>
@@ -22962,7 +22962,7 @@
         <w:rPr>
           <w:b/>
         </w:rPr>
-        <w:t>`40.72`</w:t>
+        <w:t>`46.03`</w:t>
       </w:r>
       <w:r>
         <w:t xml:space="preserve"> | ATR (14) = </w:t>
@@ -22971,7 +22971,7 @@
         <w:rPr>
           <w:b/>
         </w:rPr>
-        <w:t>`3.89`</w:t>
+        <w:t>`3.94`</w:t>
       </w:r>
       <w:r>
         <w:t xml:space="preserve"> cents | Volatility = </w:t>
@@ -22980,7 +22980,7 @@
         <w:rPr>
           <w:b/>
         </w:rPr>
-        <w:t>`6.50 cents`</w:t>
+        <w:t>`4.25 cents`</w:t>
       </w:r>
       <w:r>
         <w:t>.</w:t>
@@ -23004,7 +23004,7 @@
         <w:rPr>
           <w:b/>
         </w:rPr>
-        <w:t>`686.50`</w:t>
+        <w:t>`689.25`</w:t>
       </w:r>
       <w:r>
         <w:t xml:space="preserve"> | S2: </w:t>
@@ -23755,7 +23755,7 @@
           <w:b/>
           <w:color w:val="B91C1C"/>
         </w:rPr>
-        <w:t>`693.72 - 693.66 cents (Canh bán hồi kỹ thuật H1)`</w:t>
+        <w:t>`693.51 - 693.58 cents (Canh bán hồi kỹ thuật H1)`</w:t>
       </w:r>
       <w:r>
         <w:t xml:space="preserve"> | SL: </w:t>
@@ -23764,7 +23764,7 @@
         <w:rPr>
           <w:b/>
         </w:rPr>
-        <w:t>`800.84 cents (Trên kháng cự R2 + 1.5x ATR)`</w:t>
+        <w:t>`800.91 cents (Trên kháng cự R2 + 1.5x ATR)`</w:t>
       </w:r>
       <w:r>
         <w:t xml:space="preserve"> | TP: </w:t>
@@ -23775,7 +23775,7 @@
           <w:color w:val="D97706"/>
           <w:sz w:val="19"/>
         </w:rPr>
-        <w:t xml:space="preserve"> 686.50 cents </w:t>
+        <w:t xml:space="preserve"> 689.25 cents </w:t>
       </w:r>
       <w:r>
         <w:t xml:space="preserve"> / </w:t>
@@ -23826,7 +23826,7 @@
         <w:rPr>
           <w:b/>
         </w:rPr>
-        <w:t>`684.50 - 686.50 cents`</w:t>
+        <w:t>`687.25 - 689.25 cents`</w:t>
       </w:r>
       <w:r>
         <w:t xml:space="preserve"> | SL: </w:t>
@@ -23835,7 +23835,7 @@
         <w:rPr>
           <w:b/>
         </w:rPr>
-        <w:t>`677.61 cents`</w:t>
+        <w:t>`677.56 cents`</w:t>
       </w:r>
       <w:r>
         <w:t xml:space="preserve"> | TP: </w:t>
@@ -23881,7 +23881,7 @@
         <w:rPr>
           <w:b/>
         </w:rPr>
-        <w:t>`697.39 cents`</w:t>
+        <w:t>`697.44 cents`</w:t>
       </w:r>
       <w:r>
         <w:t xml:space="preserve"> | TP: </w:t>
@@ -23930,7 +23930,7 @@
         <w:rPr>
           <w:b/>
         </w:rPr>
-        <w:t>`665.93 - 681.50 cents`</w:t>
+        <w:t>`665.74 - 681.50 cents`</w:t>
       </w:r>
     </w:p>
     <w:p>
@@ -24337,7 +24337,7 @@
             </w:pPr>
             <w:r/>
             <w:r>
-              <w:t>688.75</w:t>
+              <w:t>691.25</w:t>
             </w:r>
           </w:p>
         </w:tc>
@@ -24365,7 +24365,7 @@
             </w:pPr>
             <w:r/>
             <w:r>
-              <w:t>700.00</w:t>
+              <w:t>702.50</w:t>
             </w:r>
           </w:p>
         </w:tc>
@@ -24393,7 +24393,7 @@
             </w:pPr>
             <w:r/>
             <w:r>
-              <w:t>683.25</w:t>
+              <w:t>685.75</w:t>
             </w:r>
           </w:p>
         </w:tc>
@@ -24424,7 +24424,7 @@
               <w:rPr>
                 <w:b/>
               </w:rPr>
-              <w:t>688.00</w:t>
+              <w:t>690.50</w:t>
             </w:r>
           </w:p>
         </w:tc>
@@ -24572,7 +24572,7 @@
             </w:pPr>
             <w:r/>
             <w:r>
-              <w:t>688.00</w:t>
+              <w:t>690.50</w:t>
             </w:r>
           </w:p>
         </w:tc>
@@ -24600,7 +24600,7 @@
             </w:pPr>
             <w:r/>
             <w:r>
-              <w:t>695.50</w:t>
+              <w:t>698.00</w:t>
             </w:r>
           </w:p>
         </w:tc>
@@ -24628,7 +24628,7 @@
             </w:pPr>
             <w:r/>
             <w:r>
-              <w:t>682.00</w:t>
+              <w:t>684.50</w:t>
             </w:r>
           </w:p>
         </w:tc>
@@ -24659,7 +24659,7 @@
               <w:rPr>
                 <w:b/>
               </w:rPr>
-              <w:t>687.50</w:t>
+              <w:t>690.00</w:t>
             </w:r>
           </w:p>
         </w:tc>
@@ -24807,7 +24807,7 @@
             </w:pPr>
             <w:r/>
             <w:r>
-              <w:t>687.50</w:t>
+              <w:t>690.00</w:t>
             </w:r>
           </w:p>
         </w:tc>
@@ -24835,7 +24835,7 @@
             </w:pPr>
             <w:r/>
             <w:r>
-              <w:t>701.25</w:t>
+              <w:t>703.75</w:t>
             </w:r>
           </w:p>
         </w:tc>
@@ -24863,7 +24863,7 @@
             </w:pPr>
             <w:r/>
             <w:r>
-              <w:t>672.75</w:t>
+              <w:t>675.25</w:t>
             </w:r>
           </w:p>
         </w:tc>
@@ -24894,7 +24894,7 @@
               <w:rPr>
                 <w:b/>
               </w:rPr>
-              <w:t>689.50</w:t>
+              <w:t>692.00</w:t>
             </w:r>
           </w:p>
         </w:tc>
@@ -25042,7 +25042,7 @@
             </w:pPr>
             <w:r/>
             <w:r>
-              <w:t>689.50</w:t>
+              <w:t>692.00</w:t>
             </w:r>
           </w:p>
         </w:tc>
@@ -25070,7 +25070,7 @@
             </w:pPr>
             <w:r/>
             <w:r>
-              <w:t>702.75</w:t>
+              <w:t>705.25</w:t>
             </w:r>
           </w:p>
         </w:tc>
@@ -25098,7 +25098,7 @@
             </w:pPr>
             <w:r/>
             <w:r>
-              <w:t>681.25</w:t>
+              <w:t>683.75</w:t>
             </w:r>
           </w:p>
         </w:tc>
@@ -25129,7 +25129,7 @@
               <w:rPr>
                 <w:b/>
               </w:rPr>
-              <w:t>690.75</w:t>
+              <w:t>693.25</w:t>
             </w:r>
           </w:p>
         </w:tc>
@@ -25277,7 +25277,7 @@
             </w:pPr>
             <w:r/>
             <w:r>
-              <w:t>690.75</w:t>
+              <w:t>693.25</w:t>
             </w:r>
           </w:p>
         </w:tc>
@@ -25305,7 +25305,7 @@
             </w:pPr>
             <w:r/>
             <w:r>
-              <w:t>707.25</w:t>
+              <w:t>709.75</w:t>
             </w:r>
           </w:p>
         </w:tc>
@@ -25333,7 +25333,7 @@
             </w:pPr>
             <w:r/>
             <w:r>
-              <w:t>680.25</w:t>
+              <w:t>682.75</w:t>
             </w:r>
           </w:p>
         </w:tc>
@@ -25364,7 +25364,7 @@
               <w:rPr>
                 <w:b/>
               </w:rPr>
-              <w:t>695.25</w:t>
+              <w:t>697.75</w:t>
             </w:r>
           </w:p>
         </w:tc>
@@ -25512,7 +25512,7 @@
             </w:pPr>
             <w:r/>
             <w:r>
-              <w:t>695.25</w:t>
+              <w:t>697.75</w:t>
             </w:r>
           </w:p>
         </w:tc>
@@ -25540,7 +25540,7 @@
             </w:pPr>
             <w:r/>
             <w:r>
-              <w:t>703.00</w:t>
+              <w:t>705.50</w:t>
             </w:r>
           </w:p>
         </w:tc>
@@ -25568,7 +25568,7 @@
             </w:pPr>
             <w:r/>
             <w:r>
-              <w:t>684.25</w:t>
+              <w:t>686.75</w:t>
             </w:r>
           </w:p>
         </w:tc>
@@ -25599,7 +25599,7 @@
               <w:rPr>
                 <w:b/>
               </w:rPr>
-              <w:t>696.50</w:t>
+              <w:t>699.00</w:t>
             </w:r>
           </w:p>
         </w:tc>
@@ -25747,7 +25747,7 @@
             </w:pPr>
             <w:r/>
             <w:r>
-              <w:t>696.50</w:t>
+              <w:t>699.00</w:t>
             </w:r>
           </w:p>
         </w:tc>
@@ -25775,7 +25775,7 @@
             </w:pPr>
             <w:r/>
             <w:r>
-              <w:t>704.75</w:t>
+              <w:t>707.25</w:t>
             </w:r>
           </w:p>
         </w:tc>
@@ -25803,7 +25803,7 @@
             </w:pPr>
             <w:r/>
             <w:r>
-              <w:t>686.00</w:t>
+              <w:t>688.50</w:t>
             </w:r>
           </w:p>
         </w:tc>
@@ -25834,7 +25834,7 @@
               <w:rPr>
                 <w:b/>
               </w:rPr>
-              <w:t>698.25</w:t>
+              <w:t>700.75</w:t>
             </w:r>
           </w:p>
         </w:tc>
@@ -25982,7 +25982,7 @@
             </w:pPr>
             <w:r/>
             <w:r>
-              <w:t>698.25</w:t>
+              <w:t>700.75</w:t>
             </w:r>
           </w:p>
         </w:tc>
@@ -26010,7 +26010,7 @@
             </w:pPr>
             <w:r/>
             <w:r>
-              <w:t>710.50</w:t>
+              <w:t>713.00</w:t>
             </w:r>
           </w:p>
         </w:tc>
@@ -26038,7 +26038,7 @@
             </w:pPr>
             <w:r/>
             <w:r>
-              <w:t>688.50</w:t>
+              <w:t>691.00</w:t>
             </w:r>
           </w:p>
         </w:tc>
@@ -26069,7 +26069,7 @@
               <w:rPr>
                 <w:b/>
               </w:rPr>
-              <w:t>697.25</w:t>
+              <w:t>699.75</w:t>
             </w:r>
           </w:p>
         </w:tc>
@@ -26217,7 +26217,7 @@
             </w:pPr>
             <w:r/>
             <w:r>
-              <w:t>697.25</w:t>
+              <w:t>699.75</w:t>
             </w:r>
           </w:p>
         </w:tc>
@@ -26245,7 +26245,7 @@
             </w:pPr>
             <w:r/>
             <w:r>
-              <w:t>707.75</w:t>
+              <w:t>710.25</w:t>
             </w:r>
           </w:p>
         </w:tc>
@@ -26273,7 +26273,7 @@
             </w:pPr>
             <w:r/>
             <w:r>
-              <w:t>682.50</w:t>
+              <w:t>685.00</w:t>
             </w:r>
           </w:p>
         </w:tc>
@@ -26304,7 +26304,7 @@
               <w:rPr>
                 <w:b/>
               </w:rPr>
-              <w:t>699.50</w:t>
+              <w:t>702.00</w:t>
             </w:r>
           </w:p>
         </w:tc>
@@ -26452,7 +26452,7 @@
             </w:pPr>
             <w:r/>
             <w:r>
-              <w:t>699.50</w:t>
+              <w:t>702.00</w:t>
             </w:r>
           </w:p>
         </w:tc>
@@ -26480,7 +26480,7 @@
             </w:pPr>
             <w:r/>
             <w:r>
-              <w:t>710.00</w:t>
+              <w:t>712.50</w:t>
             </w:r>
           </w:p>
         </w:tc>
@@ -26508,7 +26508,7 @@
             </w:pPr>
             <w:r/>
             <w:r>
-              <w:t>693.25</w:t>
+              <w:t>695.75</w:t>
             </w:r>
           </w:p>
         </w:tc>
@@ -26539,7 +26539,7 @@
               <w:rPr>
                 <w:b/>
               </w:rPr>
-              <w:t>700.25</w:t>
+              <w:t>702.75</w:t>
             </w:r>
           </w:p>
         </w:tc>
@@ -26687,7 +26687,7 @@
             </w:pPr>
             <w:r/>
             <w:r>
-              <w:t>700.25</w:t>
+              <w:t>702.75</w:t>
             </w:r>
           </w:p>
         </w:tc>
@@ -26715,7 +26715,7 @@
             </w:pPr>
             <w:r/>
             <w:r>
-              <w:t>714.50</w:t>
+              <w:t>717.00</w:t>
             </w:r>
           </w:p>
         </w:tc>
@@ -26743,7 +26743,7 @@
             </w:pPr>
             <w:r/>
             <w:r>
-              <w:t>685.50</w:t>
+              <w:t>688.00</w:t>
             </w:r>
           </w:p>
         </w:tc>
@@ -26774,7 +26774,7 @@
               <w:rPr>
                 <w:b/>
               </w:rPr>
-              <w:t>702.25</w:t>
+              <w:t>704.75</w:t>
             </w:r>
           </w:p>
         </w:tc>
@@ -26922,7 +26922,7 @@
             </w:pPr>
             <w:r/>
             <w:r>
-              <w:t>702.25</w:t>
+              <w:t>704.75</w:t>
             </w:r>
           </w:p>
         </w:tc>
@@ -26950,7 +26950,7 @@
             </w:pPr>
             <w:r/>
             <w:r>
-              <w:t>708.75</w:t>
+              <w:t>711.25</w:t>
             </w:r>
           </w:p>
         </w:tc>
@@ -26978,7 +26978,7 @@
             </w:pPr>
             <w:r/>
             <w:r>
-              <w:t>695.50</w:t>
+              <w:t>698.00</w:t>
             </w:r>
           </w:p>
         </w:tc>
@@ -27009,7 +27009,7 @@
               <w:rPr>
                 <w:b/>
               </w:rPr>
-              <w:t>702.50</w:t>
+              <w:t>705.00</w:t>
             </w:r>
           </w:p>
         </w:tc>
@@ -27157,7 +27157,7 @@
             </w:pPr>
             <w:r/>
             <w:r>
-              <w:t>702.50</w:t>
+              <w:t>705.00</w:t>
             </w:r>
           </w:p>
         </w:tc>
@@ -27185,7 +27185,7 @@
             </w:pPr>
             <w:r/>
             <w:r>
-              <w:t>712.75</w:t>
+              <w:t>715.25</w:t>
             </w:r>
           </w:p>
         </w:tc>
@@ -27213,7 +27213,7 @@
             </w:pPr>
             <w:r/>
             <w:r>
-              <w:t>694.50</w:t>
+              <w:t>697.00</w:t>
             </w:r>
           </w:p>
         </w:tc>
@@ -27244,7 +27244,7 @@
               <w:rPr>
                 <w:b/>
               </w:rPr>
-              <w:t>703.00</w:t>
+              <w:t>705.50</w:t>
             </w:r>
           </w:p>
         </w:tc>
@@ -27392,7 +27392,7 @@
             </w:pPr>
             <w:r/>
             <w:r>
-              <w:t>703.00</w:t>
+              <w:t>705.50</w:t>
             </w:r>
           </w:p>
         </w:tc>
@@ -27420,7 +27420,7 @@
             </w:pPr>
             <w:r/>
             <w:r>
-              <w:t>710.00</w:t>
+              <w:t>712.50</w:t>
             </w:r>
           </w:p>
         </w:tc>
@@ -27448,7 +27448,7 @@
             </w:pPr>
             <w:r/>
             <w:r>
-              <w:t>697.00</w:t>
+              <w:t>699.50</w:t>
             </w:r>
           </w:p>
         </w:tc>
@@ -27479,7 +27479,7 @@
               <w:rPr>
                 <w:b/>
               </w:rPr>
-              <w:t>702.25</w:t>
+              <w:t>704.75</w:t>
             </w:r>
           </w:p>
         </w:tc>
@@ -27627,7 +27627,7 @@
             </w:pPr>
             <w:r/>
             <w:r>
-              <w:t>702.25</w:t>
+              <w:t>704.75</w:t>
             </w:r>
           </w:p>
         </w:tc>
@@ -27655,7 +27655,7 @@
             </w:pPr>
             <w:r/>
             <w:r>
-              <w:t>715.75</w:t>
+              <w:t>718.25</w:t>
             </w:r>
           </w:p>
         </w:tc>
@@ -27683,7 +27683,7 @@
             </w:pPr>
             <w:r/>
             <w:r>
-              <w:t>689.25</w:t>
+              <w:t>691.75</w:t>
             </w:r>
           </w:p>
         </w:tc>
@@ -27714,7 +27714,7 @@
               <w:rPr>
                 <w:b/>
               </w:rPr>
-              <w:t>704.00</w:t>
+              <w:t>706.50</w:t>
             </w:r>
           </w:p>
         </w:tc>
@@ -27862,7 +27862,7 @@
             </w:pPr>
             <w:r/>
             <w:r>
-              <w:t>704.00</w:t>
+              <w:t>706.50</w:t>
             </w:r>
           </w:p>
         </w:tc>
@@ -27890,7 +27890,7 @@
             </w:pPr>
             <w:r/>
             <w:r>
-              <w:t>713.25</w:t>
+              <w:t>715.75</w:t>
             </w:r>
           </w:p>
         </w:tc>
@@ -27918,7 +27918,7 @@
             </w:pPr>
             <w:r/>
             <w:r>
-              <w:t>693.25</w:t>
+              <w:t>695.75</w:t>
             </w:r>
           </w:p>
         </w:tc>
@@ -27949,7 +27949,7 @@
               <w:rPr>
                 <w:b/>
               </w:rPr>
-              <w:t>704.50</w:t>
+              <w:t>707.00</w:t>
             </w:r>
           </w:p>
         </w:tc>
@@ -28097,7 +28097,7 @@
             </w:pPr>
             <w:r/>
             <w:r>
-              <w:t>704.50</w:t>
+              <w:t>707.00</w:t>
             </w:r>
           </w:p>
         </w:tc>
@@ -28125,7 +28125,7 @@
             </w:pPr>
             <w:r/>
             <w:r>
-              <w:t>716.75</w:t>
+              <w:t>719.25</w:t>
             </w:r>
           </w:p>
         </w:tc>
@@ -28153,7 +28153,7 @@
             </w:pPr>
             <w:r/>
             <w:r>
-              <w:t>690.25</w:t>
+              <w:t>692.75</w:t>
             </w:r>
           </w:p>
         </w:tc>
@@ -28184,7 +28184,7 @@
               <w:rPr>
                 <w:b/>
               </w:rPr>
-              <w:t>703.00</w:t>
+              <w:t>705.50</w:t>
             </w:r>
           </w:p>
         </w:tc>
@@ -28332,7 +28332,7 @@
             </w:pPr>
             <w:r/>
             <w:r>
-              <w:t>703.00</w:t>
+              <w:t>705.50</w:t>
             </w:r>
           </w:p>
         </w:tc>
@@ -28360,7 +28360,7 @@
             </w:pPr>
             <w:r/>
             <w:r>
-              <w:t>710.00</w:t>
+              <w:t>712.50</w:t>
             </w:r>
           </w:p>
         </w:tc>
@@ -28388,7 +28388,7 @@
             </w:pPr>
             <w:r/>
             <w:r>
-              <w:t>693.50</w:t>
+              <w:t>696.00</w:t>
             </w:r>
           </w:p>
         </w:tc>
@@ -28419,7 +28419,7 @@
               <w:rPr>
                 <w:b/>
               </w:rPr>
-              <w:t>703.50</w:t>
+              <w:t>706.00</w:t>
             </w:r>
           </w:p>
         </w:tc>
@@ -28567,7 +28567,7 @@
             </w:pPr>
             <w:r/>
             <w:r>
-              <w:t>703.50</w:t>
+              <w:t>706.00</w:t>
             </w:r>
           </w:p>
         </w:tc>
@@ -28595,7 +28595,7 @@
             </w:pPr>
             <w:r/>
             <w:r>
-              <w:t>714.00</w:t>
+              <w:t>716.50</w:t>
             </w:r>
           </w:p>
         </w:tc>
@@ -28623,7 +28623,7 @@
             </w:pPr>
             <w:r/>
             <w:r>
-              <w:t>696.25</w:t>
+              <w:t>698.75</w:t>
             </w:r>
           </w:p>
         </w:tc>
@@ -28654,7 +28654,7 @@
               <w:rPr>
                 <w:b/>
               </w:rPr>
-              <w:t>703.25</w:t>
+              <w:t>705.75</w:t>
             </w:r>
           </w:p>
         </w:tc>
@@ -28802,7 +28802,7 @@
             </w:pPr>
             <w:r/>
             <w:r>
-              <w:t>703.25</w:t>
+              <w:t>705.75</w:t>
             </w:r>
           </w:p>
         </w:tc>
@@ -28830,7 +28830,7 @@
             </w:pPr>
             <w:r/>
             <w:r>
-              <w:t>713.00</w:t>
+              <w:t>715.50</w:t>
             </w:r>
           </w:p>
         </w:tc>
@@ -28858,7 +28858,7 @@
             </w:pPr>
             <w:r/>
             <w:r>
-              <w:t>693.50</w:t>
+              <w:t>696.00</w:t>
             </w:r>
           </w:p>
         </w:tc>
@@ -28889,7 +28889,7 @@
               <w:rPr>
                 <w:b/>
               </w:rPr>
-              <w:t>703.75</w:t>
+              <w:t>706.25</w:t>
             </w:r>
           </w:p>
         </w:tc>
@@ -29037,7 +29037,7 @@
             </w:pPr>
             <w:r/>
             <w:r>
-              <w:t>703.75</w:t>
+              <w:t>706.25</w:t>
             </w:r>
           </w:p>
         </w:tc>
@@ -29065,7 +29065,7 @@
             </w:pPr>
             <w:r/>
             <w:r>
-              <w:t>714.50</w:t>
+              <w:t>717.00</w:t>
             </w:r>
           </w:p>
         </w:tc>
@@ -29093,7 +29093,7 @@
             </w:pPr>
             <w:r/>
             <w:r>
-              <w:t>696.50</w:t>
+              <w:t>699.00</w:t>
             </w:r>
           </w:p>
         </w:tc>
@@ -29124,7 +29124,7 @@
               <w:rPr>
                 <w:b/>
               </w:rPr>
-              <w:t>704.50</w:t>
+              <w:t>707.00</w:t>
             </w:r>
           </w:p>
         </w:tc>
@@ -29272,7 +29272,7 @@
             </w:pPr>
             <w:r/>
             <w:r>
-              <w:t>704.50</w:t>
+              <w:t>707.00</w:t>
             </w:r>
           </w:p>
         </w:tc>
@@ -29300,7 +29300,7 @@
             </w:pPr>
             <w:r/>
             <w:r>
-              <w:t>711.00</w:t>
+              <w:t>713.50</w:t>
             </w:r>
           </w:p>
         </w:tc>
@@ -29328,7 +29328,7 @@
             </w:pPr>
             <w:r/>
             <w:r>
-              <w:t>696.00</w:t>
+              <w:t>698.50</w:t>
             </w:r>
           </w:p>
         </w:tc>
@@ -29359,7 +29359,7 @@
               <w:rPr>
                 <w:b/>
               </w:rPr>
-              <w:t>705.00</w:t>
+              <w:t>707.50</w:t>
             </w:r>
           </w:p>
         </w:tc>
@@ -29507,7 +29507,7 @@
             </w:pPr>
             <w:r/>
             <w:r>
-              <w:t>705.00</w:t>
+              <w:t>707.50</w:t>
             </w:r>
           </w:p>
         </w:tc>
@@ -29535,7 +29535,7 @@
             </w:pPr>
             <w:r/>
             <w:r>
-              <w:t>716.00</w:t>
+              <w:t>718.50</w:t>
             </w:r>
           </w:p>
         </w:tc>
@@ -29563,7 +29563,7 @@
             </w:pPr>
             <w:r/>
             <w:r>
-              <w:t>693.25</w:t>
+              <w:t>695.75</w:t>
             </w:r>
           </w:p>
         </w:tc>
@@ -29594,7 +29594,7 @@
               <w:rPr>
                 <w:b/>
               </w:rPr>
-              <w:t>708.50</w:t>
+              <w:t>711.00</w:t>
             </w:r>
           </w:p>
         </w:tc>
@@ -29742,7 +29742,7 @@
             </w:pPr>
             <w:r/>
             <w:r>
-              <w:t>708.50</w:t>
+              <w:t>711.00</w:t>
             </w:r>
           </w:p>
         </w:tc>
@@ -29770,7 +29770,7 @@
             </w:pPr>
             <w:r/>
             <w:r>
-              <w:t>714.00</w:t>
+              <w:t>716.50</w:t>
             </w:r>
           </w:p>
         </w:tc>
@@ -29798,7 +29798,7 @@
             </w:pPr>
             <w:r/>
             <w:r>
-              <w:t>700.75</w:t>
+              <w:t>703.25</w:t>
             </w:r>
           </w:p>
         </w:tc>
@@ -29829,7 +29829,7 @@
               <w:rPr>
                 <w:b/>
               </w:rPr>
-              <w:t>709.25</w:t>
+              <w:t>711.75</w:t>
             </w:r>
           </w:p>
         </w:tc>
@@ -29977,7 +29977,7 @@
             </w:pPr>
             <w:r/>
             <w:r>
-              <w:t>709.25</w:t>
+              <w:t>711.75</w:t>
             </w:r>
           </w:p>
         </w:tc>
@@ -30005,7 +30005,7 @@
             </w:pPr>
             <w:r/>
             <w:r>
-              <w:t>718.50</w:t>
+              <w:t>721.00</w:t>
             </w:r>
           </w:p>
         </w:tc>
@@ -30033,7 +30033,7 @@
             </w:pPr>
             <w:r/>
             <w:r>
-              <w:t>702.75</w:t>
+              <w:t>705.25</w:t>
             </w:r>
           </w:p>
         </w:tc>
@@ -30064,7 +30064,7 @@
               <w:rPr>
                 <w:b/>
               </w:rPr>
-              <w:t>708.50</w:t>
+              <w:t>711.00</w:t>
             </w:r>
           </w:p>
         </w:tc>
@@ -30212,7 +30212,7 @@
             </w:pPr>
             <w:r/>
             <w:r>
-              <w:t>708.50</w:t>
+              <w:t>711.00</w:t>
             </w:r>
           </w:p>
         </w:tc>
@@ -30240,7 +30240,7 @@
             </w:pPr>
             <w:r/>
             <w:r>
-              <w:t>716.00</w:t>
+              <w:t>718.50</w:t>
             </w:r>
           </w:p>
         </w:tc>
@@ -30268,7 +30268,7 @@
             </w:pPr>
             <w:r/>
             <w:r>
-              <w:t>702.50</w:t>
+              <w:t>705.00</w:t>
             </w:r>
           </w:p>
         </w:tc>
@@ -30299,7 +30299,7 @@
               <w:rPr>
                 <w:b/>
               </w:rPr>
-              <w:t>707.50</w:t>
+              <w:t>710.00</w:t>
             </w:r>
           </w:p>
         </w:tc>
@@ -30447,7 +30447,7 @@
             </w:pPr>
             <w:r/>
             <w:r>
-              <w:t>707.50</w:t>
+              <w:t>710.00</w:t>
             </w:r>
           </w:p>
         </w:tc>
@@ -30475,7 +30475,7 @@
             </w:pPr>
             <w:r/>
             <w:r>
-              <w:t>714.50</w:t>
+              <w:t>717.00</w:t>
             </w:r>
           </w:p>
         </w:tc>
@@ -30503,7 +30503,7 @@
             </w:pPr>
             <w:r/>
             <w:r>
-              <w:t>694.00</w:t>
+              <w:t>696.50</w:t>
             </w:r>
           </w:p>
         </w:tc>
@@ -30534,7 +30534,7 @@
               <w:rPr>
                 <w:b/>
               </w:rPr>
-              <w:t>708.25</w:t>
+              <w:t>710.75</w:t>
             </w:r>
           </w:p>
         </w:tc>
@@ -30682,7 +30682,7 @@
             </w:pPr>
             <w:r/>
             <w:r>
-              <w:t>708.25</w:t>
+              <w:t>710.75</w:t>
             </w:r>
           </w:p>
         </w:tc>
@@ -30710,7 +30710,7 @@
             </w:pPr>
             <w:r/>
             <w:r>
-              <w:t>717.50</w:t>
+              <w:t>720.00</w:t>
             </w:r>
           </w:p>
         </w:tc>
@@ -30738,7 +30738,7 @@
             </w:pPr>
             <w:r/>
             <w:r>
-              <w:t>701.00</w:t>
+              <w:t>703.50</w:t>
             </w:r>
           </w:p>
         </w:tc>
@@ -30769,7 +30769,7 @@
               <w:rPr>
                 <w:b/>
               </w:rPr>
-              <w:t>708.00</w:t>
+              <w:t>710.50</w:t>
             </w:r>
           </w:p>
         </w:tc>
@@ -30917,7 +30917,7 @@
             </w:pPr>
             <w:r/>
             <w:r>
-              <w:t>708.00</w:t>
+              <w:t>710.50</w:t>
             </w:r>
           </w:p>
         </w:tc>
@@ -30945,7 +30945,7 @@
             </w:pPr>
             <w:r/>
             <w:r>
-              <w:t>716.50</w:t>
+              <w:t>719.00</w:t>
             </w:r>
           </w:p>
         </w:tc>
@@ -30973,7 +30973,7 @@
             </w:pPr>
             <w:r/>
             <w:r>
-              <w:t>694.00</w:t>
+              <w:t>696.50</w:t>
             </w:r>
           </w:p>
         </w:tc>
@@ -31004,7 +31004,7 @@
               <w:rPr>
                 <w:b/>
               </w:rPr>
-              <w:t>709.75</w:t>
+              <w:t>712.25</w:t>
             </w:r>
           </w:p>
         </w:tc>
@@ -31152,7 +31152,7 @@
             </w:pPr>
             <w:r/>
             <w:r>
-              <w:t>709.75</w:t>
+              <w:t>712.25</w:t>
             </w:r>
           </w:p>
         </w:tc>
@@ -31180,7 +31180,7 @@
             </w:pPr>
             <w:r/>
             <w:r>
-              <w:t>716.00</w:t>
+              <w:t>718.50</w:t>
             </w:r>
           </w:p>
         </w:tc>
@@ -31208,7 +31208,7 @@
             </w:pPr>
             <w:r/>
             <w:r>
-              <w:t>703.25</w:t>
+              <w:t>705.75</w:t>
             </w:r>
           </w:p>
         </w:tc>
@@ -31239,7 +31239,7 @@
               <w:rPr>
                 <w:b/>
               </w:rPr>
-              <w:t>709.00</w:t>
+              <w:t>711.50</w:t>
             </w:r>
           </w:p>
         </w:tc>
